--- a/Quarto_report/Audit_Report.docx
+++ b/Quarto_report/Audit_Report.docx
@@ -47,7 +47,7 @@
         <w:pStyle w:val="BodyText"/>
       </w:pPr>
       <w:r>
-        <w:t xml:space="preserve">Date: May 5 2025</w:t>
+        <w:t xml:space="preserve">Date: May 12 2025</w:t>
       </w:r>
     </w:p>
     <w:p>
@@ -4543,6 +4543,190 @@
       </w:r>
     </w:p>
     <w:bookmarkEnd w:id="57"/>
+    <w:bookmarkStart w:id="72" w:name="section-four-tests"/>
+    <w:p>
+      <w:pPr>
+        <w:pStyle w:val="Heading2"/>
+      </w:pPr>
+      <w:r>
+        <w:t xml:space="preserve">6 Section Four Tests</w:t>
+      </w:r>
+    </w:p>
+    <w:bookmarkStart w:id="58" w:name="furnaceboiler-tune-up-1"/>
+    <w:p>
+      <w:pPr>
+        <w:pStyle w:val="Heading3"/>
+      </w:pPr>
+      <w:r>
+        <w:t xml:space="preserve">6.1 Furnace/Boiler Tune-up</w:t>
+      </w:r>
+    </w:p>
+    <w:bookmarkEnd w:id="58"/>
+    <w:bookmarkStart w:id="59" w:name="windowdressers"/>
+    <w:p>
+      <w:pPr>
+        <w:pStyle w:val="Heading3"/>
+      </w:pPr>
+      <w:r>
+        <w:t xml:space="preserve">6.2 WindowDressers</w:t>
+      </w:r>
+    </w:p>
+    <w:bookmarkEnd w:id="59"/>
+    <w:bookmarkStart w:id="60" w:name="gutters-1"/>
+    <w:p>
+      <w:pPr>
+        <w:pStyle w:val="Heading3"/>
+      </w:pPr>
+      <w:r>
+        <w:t xml:space="preserve">6.3 Gutters</w:t>
+      </w:r>
+    </w:p>
+    <w:bookmarkEnd w:id="60"/>
+    <w:bookmarkStart w:id="61" w:name="pipe-insulation-1"/>
+    <w:p>
+      <w:pPr>
+        <w:pStyle w:val="Heading3"/>
+      </w:pPr>
+      <w:r>
+        <w:t xml:space="preserve">6.4 Pipe Insulation</w:t>
+      </w:r>
+    </w:p>
+    <w:bookmarkEnd w:id="61"/>
+    <w:bookmarkStart w:id="62" w:name="heat-pump-water-heater-1"/>
+    <w:p>
+      <w:pPr>
+        <w:pStyle w:val="Heading3"/>
+      </w:pPr>
+      <w:r>
+        <w:t xml:space="preserve">6.5 Heat Pump Water Heater</w:t>
+      </w:r>
+    </w:p>
+    <w:bookmarkEnd w:id="62"/>
+    <w:bookmarkStart w:id="63" w:name="attic-air-sealing-and-insulation"/>
+    <w:p>
+      <w:pPr>
+        <w:pStyle w:val="Heading3"/>
+      </w:pPr>
+      <w:r>
+        <w:t xml:space="preserve">6.6 Attic Air Sealing and Insulation</w:t>
+      </w:r>
+    </w:p>
+    <w:bookmarkEnd w:id="63"/>
+    <w:bookmarkStart w:id="64" w:name="air-source-heat-pump-1"/>
+    <w:p>
+      <w:pPr>
+        <w:pStyle w:val="Heading3"/>
+      </w:pPr>
+      <w:r>
+        <w:t xml:space="preserve">6.7 Air Source Heat Pump</w:t>
+      </w:r>
+    </w:p>
+    <w:bookmarkEnd w:id="64"/>
+    <w:bookmarkStart w:id="65" w:name="electrical-panel-upgrade-1"/>
+    <w:p>
+      <w:pPr>
+        <w:pStyle w:val="Heading3"/>
+      </w:pPr>
+      <w:r>
+        <w:t xml:space="preserve">6.8 Electrical Panel Upgrade</w:t>
+      </w:r>
+    </w:p>
+    <w:bookmarkEnd w:id="65"/>
+    <w:bookmarkStart w:id="66" w:name="whole-house-surge-protection-1"/>
+    <w:p>
+      <w:pPr>
+        <w:pStyle w:val="Heading3"/>
+      </w:pPr>
+      <w:r>
+        <w:t xml:space="preserve">6.9 Whole-House Surge Protection</w:t>
+      </w:r>
+    </w:p>
+    <w:bookmarkEnd w:id="66"/>
+    <w:bookmarkStart w:id="67" w:name="replace-windows-1"/>
+    <w:p>
+      <w:pPr>
+        <w:pStyle w:val="Heading3"/>
+      </w:pPr>
+      <w:r>
+        <w:t xml:space="preserve">6.10 Replace Windows</w:t>
+      </w:r>
+    </w:p>
+    <w:bookmarkEnd w:id="67"/>
+    <w:bookmarkStart w:id="68" w:name="replace-doors-1"/>
+    <w:p>
+      <w:pPr>
+        <w:pStyle w:val="Heading3"/>
+      </w:pPr>
+      <w:r>
+        <w:t xml:space="preserve">6.11 Replace Doors</w:t>
+      </w:r>
+    </w:p>
+    <w:bookmarkEnd w:id="68"/>
+    <w:bookmarkStart w:id="69" w:name="vapor-barrier-1"/>
+    <w:p>
+      <w:pPr>
+        <w:pStyle w:val="Heading3"/>
+      </w:pPr>
+      <w:r>
+        <w:t xml:space="preserve">6.12 Vapor Barrier</w:t>
+      </w:r>
+    </w:p>
+    <w:bookmarkEnd w:id="69"/>
+    <w:bookmarkStart w:id="70" w:name="spray-foam-basementcrawlspace-walls"/>
+    <w:p>
+      <w:pPr>
+        <w:pStyle w:val="Heading3"/>
+      </w:pPr>
+      <w:r>
+        <w:t xml:space="preserve">6.13 Spray Foam Basement/Crawlspace Walls</w:t>
+      </w:r>
+    </w:p>
+    <w:bookmarkEnd w:id="70"/>
+    <w:bookmarkStart w:id="71" w:name="continuous-exterior-wall-insulation-1"/>
+    <w:p>
+      <w:pPr>
+        <w:pStyle w:val="Heading3"/>
+      </w:pPr>
+      <w:r>
+        <w:t xml:space="preserve">6.14 Continuous Exterior Wall Insulation</w:t>
+      </w:r>
+    </w:p>
+    <w:p>
+      <w:pPr>
+        <w:pStyle w:val="FirstParagraph"/>
+      </w:pPr>
+      <w:r>
+        <w:t xml:space="preserve">Row 2 : Name = Bob , Score = 85</w:t>
+      </w:r>
+    </w:p>
+    <w:p>
+      <w:pPr>
+        <w:pStyle w:val="SourceCode"/>
+      </w:pPr>
+      <w:r>
+        <w:rPr>
+          <w:rStyle w:val="VerbatimChar"/>
+        </w:rPr>
+        <w:t xml:space="preserve">  Row 4 : Name = Dave , Score = 92 </w:t>
+      </w:r>
+      <w:r>
+        <w:br/>
+      </w:r>
+      <w:r>
+        <w:br/>
+      </w:r>
+      <w:r>
+        <w:br/>
+      </w:r>
+      <w:r>
+        <w:rPr>
+          <w:rStyle w:val="VerbatimChar"/>
+        </w:rPr>
+        <w:t xml:space="preserve">  Row 6 : Name = Frank , Score = 87 </w:t>
+      </w:r>
+    </w:p>
+    <w:bookmarkEnd w:id="71"/>
+    <w:bookmarkEnd w:id="72"/>
     <w:sectPr>
       <w:pgSz w:h="15840" w:w="12240"/>
       <w:pgMar w:bottom="1440" w:footer="720" w:gutter="0" w:header="720" w:left="1440" w:right="1440" w:top="1440"/>

--- a/Quarto_report/Audit_Report.docx
+++ b/Quarto_report/Audit_Report.docx
@@ -15,39 +15,47 @@
         <w:pStyle w:val="FirstParagraph"/>
       </w:pPr>
       <w:r>
-        <w:t xml:space="preserve">Homeowner(s): Lance</w:t>
-      </w:r>
-    </w:p>
-    <w:p>
-      <w:pPr>
-        <w:pStyle w:val="BodyText"/>
-      </w:pPr>
-      <w:r>
-        <w:t xml:space="preserve">Address: 62 Passamaquoddy Road, 04667</w:t>
-      </w:r>
-    </w:p>
-    <w:p>
-      <w:pPr>
-        <w:pStyle w:val="BodyText"/>
-      </w:pPr>
-      <w:r>
-        <w:t xml:space="preserve">Auditors: NA</w:t>
-      </w:r>
-    </w:p>
-    <w:p>
-      <w:pPr>
-        <w:pStyle w:val="BodyText"/>
-      </w:pPr>
-      <w:r>
-        <w:t xml:space="preserve">Contact: mdicommunityenergy@coa.edu, (802) 266-0301</w:t>
-      </w:r>
-    </w:p>
-    <w:p>
-      <w:pPr>
-        <w:pStyle w:val="BodyText"/>
-      </w:pPr>
-      <w:r>
-        <w:t xml:space="preserve">Date: May 12 2025</w:t>
+        <w:t xml:space="preserve">Homeowner(s): Test</w:t>
+      </w:r>
+    </w:p>
+    <w:p>
+      <w:pPr>
+        <w:pStyle w:val="BodyText"/>
+      </w:pPr>
+      <w:r>
+        <w:t xml:space="preserve">Address: 199 Test Rd, Cranberry Isles Maine, 04631</w:t>
+      </w:r>
+    </w:p>
+    <w:p>
+      <w:pPr>
+        <w:pStyle w:val="BodyText"/>
+      </w:pPr>
+      <w:r>
+        <w:t xml:space="preserve">Owner Contact: iownahome@gmail.com, (207) 345-1235</w:t>
+      </w:r>
+    </w:p>
+    <w:p>
+      <w:pPr>
+        <w:pStyle w:val="BodyText"/>
+      </w:pPr>
+      <w:r>
+        <w:t xml:space="preserve">Auditors: Rudy Lukasevics</w:t>
+      </w:r>
+    </w:p>
+    <w:p>
+      <w:pPr>
+        <w:pStyle w:val="BodyText"/>
+      </w:pPr>
+      <w:r>
+        <w:t xml:space="preserve">Contact: David Gibson, dgibson@coa.edu, (802) 266-0301</w:t>
+      </w:r>
+    </w:p>
+    <w:p>
+      <w:pPr>
+        <w:pStyle w:val="BodyText"/>
+      </w:pPr>
+      <w:r>
+        <w:t xml:space="preserve">Report Date: May 24, 2025</w:t>
       </w:r>
     </w:p>
     <w:p>
@@ -62,7 +70,7 @@
         <w:pStyle w:val="FirstParagraph"/>
       </w:pPr>
       <w:r>
-        <w:t xml:space="preserve">We conducted an energy assessment of your home on NA. This report will tell you what we did, what we found, and what we suggest for your home. These suggestions include information on incentives and financing to make improvements more affordable.</w:t>
+        <w:t xml:space="preserve">We conducted an energy assessment of your home on 5/26/2024. This report will tell you what we did, what we found, and what we suggest for your home. These suggestions include information on incentives and financing to make improvements more affordable.</w:t>
       </w:r>
     </w:p>
     <w:p>
@@ -336,31 +344,31 @@
                 <w:rFonts w:ascii="Calibri" w:hAnsi="Calibri"/>
                 <w:sz w:val="20"/>
               </w:rPr>
-              <w:t xml:space="default">Furnace/Boiler Tune-up</w:t>
-            </w:r>
-          </w:p>
-        </w:tc>
-        <w:tc>
-          <w:tcPr>
-            <w:tcBorders>
-              <w:top w:val="single" w:space="0" w:color="D3D3D3"/>
-              <w:bottom w:val="single" w:space="0" w:color="D3D3D3"/>
-              <w:start w:val="single" w:space="0" w:color="D3D3D3"/>
-              <w:end w:val="single" w:space="0" w:color="D3D3D3"/>
-            </w:tcBorders>
-          </w:tcPr>
-          <w:p>
-            <w:pPr>
-              <w:spacing w:before="0" w:after="60"/>
-              <w:keepNext/>
-              <w:jc w:val="start"/>
-            </w:pPr>
-            <w:r>
-              <w:rPr>
-                <w:rFonts w:ascii="Calibri" w:hAnsi="Calibri"/>
-                <w:sz w:val="20"/>
-              </w:rPr>
-              <w:t xml:space="default">Have the furnace/boiler and flue inspected and adjusted by a licensed professional. This should be available from your fuel delivery company.</w:t>
+              <w:t xml:space="default">WindowDressers</w:t>
+            </w:r>
+          </w:p>
+        </w:tc>
+        <w:tc>
+          <w:tcPr>
+            <w:tcBorders>
+              <w:top w:val="single" w:space="0" w:color="D3D3D3"/>
+              <w:bottom w:val="single" w:space="0" w:color="D3D3D3"/>
+              <w:start w:val="single" w:space="0" w:color="D3D3D3"/>
+              <w:end w:val="single" w:space="0" w:color="D3D3D3"/>
+            </w:tcBorders>
+          </w:tcPr>
+          <w:p>
+            <w:pPr>
+              <w:spacing w:before="0" w:after="60"/>
+              <w:keepNext/>
+              <w:jc w:val="start"/>
+            </w:pPr>
+            <w:r>
+              <w:rPr>
+                <w:rFonts w:ascii="Calibri" w:hAnsi="Calibri"/>
+                <w:sz w:val="20"/>
+              </w:rPr>
+              <w:t xml:space="default">WindowDressers insulating window inserts help air-seal windows and reduce heat loss and gain.</w:t>
             </w:r>
           </w:p>
         </w:tc>
@@ -389,31 +397,31 @@
                 <w:rFonts w:ascii="Calibri" w:hAnsi="Calibri"/>
                 <w:sz w:val="20"/>
               </w:rPr>
-              <w:t xml:space="default">WindowDressers</w:t>
-            </w:r>
-          </w:p>
-        </w:tc>
-        <w:tc>
-          <w:tcPr>
-            <w:tcBorders>
-              <w:top w:val="single" w:space="0" w:color="D3D3D3"/>
-              <w:bottom w:val="single" w:space="0" w:color="D3D3D3"/>
-              <w:start w:val="single" w:space="0" w:color="D3D3D3"/>
-              <w:end w:val="single" w:space="0" w:color="D3D3D3"/>
-            </w:tcBorders>
-          </w:tcPr>
-          <w:p>
-            <w:pPr>
-              <w:spacing w:before="0" w:after="60"/>
-              <w:keepNext/>
-              <w:jc w:val="start"/>
-            </w:pPr>
-            <w:r>
-              <w:rPr>
-                <w:rFonts w:ascii="Calibri" w:hAnsi="Calibri"/>
-                <w:sz w:val="20"/>
-              </w:rPr>
-              <w:t xml:space="default">WindowDressers insulating window inserts help air-seal windows and reduce heat loss and gain.</w:t>
+              <w:t xml:space="default">Gutters</w:t>
+            </w:r>
+          </w:p>
+        </w:tc>
+        <w:tc>
+          <w:tcPr>
+            <w:tcBorders>
+              <w:top w:val="single" w:space="0" w:color="D3D3D3"/>
+              <w:bottom w:val="single" w:space="0" w:color="D3D3D3"/>
+              <w:start w:val="single" w:space="0" w:color="D3D3D3"/>
+              <w:end w:val="single" w:space="0" w:color="D3D3D3"/>
+            </w:tcBorders>
+          </w:tcPr>
+          <w:p>
+            <w:pPr>
+              <w:spacing w:before="0" w:after="60"/>
+              <w:keepNext/>
+              <w:jc w:val="start"/>
+            </w:pPr>
+            <w:r>
+              <w:rPr>
+                <w:rFonts w:ascii="Calibri" w:hAnsi="Calibri"/>
+                <w:sz w:val="20"/>
+              </w:rPr>
+              <w:t xml:space="default">Install gutters and downspouts that divert water at least six feet away from the foundation and to where the ground slopes away from the house.</w:t>
             </w:r>
           </w:p>
         </w:tc>
@@ -442,31 +450,31 @@
                 <w:rFonts w:ascii="Calibri" w:hAnsi="Calibri"/>
                 <w:sz w:val="20"/>
               </w:rPr>
-              <w:t xml:space="default">Gutters</w:t>
-            </w:r>
-          </w:p>
-        </w:tc>
-        <w:tc>
-          <w:tcPr>
-            <w:tcBorders>
-              <w:top w:val="single" w:space="0" w:color="D3D3D3"/>
-              <w:bottom w:val="single" w:space="0" w:color="D3D3D3"/>
-              <w:start w:val="single" w:space="0" w:color="D3D3D3"/>
-              <w:end w:val="single" w:space="0" w:color="D3D3D3"/>
-            </w:tcBorders>
-          </w:tcPr>
-          <w:p>
-            <w:pPr>
-              <w:spacing w:before="0" w:after="60"/>
-              <w:keepNext/>
-              <w:jc w:val="start"/>
-            </w:pPr>
-            <w:r>
-              <w:rPr>
-                <w:rFonts w:ascii="Calibri" w:hAnsi="Calibri"/>
-                <w:sz w:val="20"/>
-              </w:rPr>
-              <w:t xml:space="default">Install gutters and downspouts that divert water at least six feet away from the foundation and to where the ground slopes away from the house.</w:t>
+              <w:t xml:space="default">Furnace/Boiler Tune-up</w:t>
+            </w:r>
+          </w:p>
+        </w:tc>
+        <w:tc>
+          <w:tcPr>
+            <w:tcBorders>
+              <w:top w:val="single" w:space="0" w:color="D3D3D3"/>
+              <w:bottom w:val="single" w:space="0" w:color="D3D3D3"/>
+              <w:start w:val="single" w:space="0" w:color="D3D3D3"/>
+              <w:end w:val="single" w:space="0" w:color="D3D3D3"/>
+            </w:tcBorders>
+          </w:tcPr>
+          <w:p>
+            <w:pPr>
+              <w:spacing w:before="0" w:after="60"/>
+              <w:keepNext/>
+              <w:jc w:val="start"/>
+            </w:pPr>
+            <w:r>
+              <w:rPr>
+                <w:rFonts w:ascii="Calibri" w:hAnsi="Calibri"/>
+                <w:sz w:val="20"/>
+              </w:rPr>
+              <w:t xml:space="default">Have the furnace/boiler and flue inspected and adjusted by a licensed professional. This should be available from your fuel delivery company.</w:t>
             </w:r>
           </w:p>
         </w:tc>
@@ -495,31 +503,31 @@
                 <w:rFonts w:ascii="Calibri" w:hAnsi="Calibri"/>
                 <w:sz w:val="20"/>
               </w:rPr>
-              <w:t xml:space="default">Pipe Insulation</w:t>
-            </w:r>
-          </w:p>
-        </w:tc>
-        <w:tc>
-          <w:tcPr>
-            <w:tcBorders>
-              <w:top w:val="single" w:space="0" w:color="D3D3D3"/>
-              <w:bottom w:val="single" w:space="0" w:color="D3D3D3"/>
-              <w:start w:val="single" w:space="0" w:color="D3D3D3"/>
-              <w:end w:val="single" w:space="0" w:color="D3D3D3"/>
-            </w:tcBorders>
-          </w:tcPr>
-          <w:p>
-            <w:pPr>
-              <w:spacing w:before="0" w:after="60"/>
-              <w:keepNext/>
-              <w:jc w:val="start"/>
-            </w:pPr>
-            <w:r>
-              <w:rPr>
-                <w:rFonts w:ascii="Calibri" w:hAnsi="Calibri"/>
-                <w:sz w:val="20"/>
-              </w:rPr>
-              <w:t xml:space="default">Insulate both hot and cold water pipes that are uninsulated in the basement/crawlspace. This will save energy and prevent condensation.</w:t>
+              <w:t xml:space="default">Induction Stove/Oven</w:t>
+            </w:r>
+          </w:p>
+        </w:tc>
+        <w:tc>
+          <w:tcPr>
+            <w:tcBorders>
+              <w:top w:val="single" w:space="0" w:color="D3D3D3"/>
+              <w:bottom w:val="single" w:space="0" w:color="D3D3D3"/>
+              <w:start w:val="single" w:space="0" w:color="D3D3D3"/>
+              <w:end w:val="single" w:space="0" w:color="D3D3D3"/>
+            </w:tcBorders>
+          </w:tcPr>
+          <w:p>
+            <w:pPr>
+              <w:spacing w:before="0" w:after="60"/>
+              <w:keepNext/>
+              <w:jc w:val="start"/>
+            </w:pPr>
+            <w:r>
+              <w:rPr>
+                <w:rFonts w:ascii="Calibri" w:hAnsi="Calibri"/>
+                <w:sz w:val="20"/>
+              </w:rPr>
+              <w:t xml:space="default">Induction cooking appliances are more efficient and safer than electric or gas ones. There is no risk of carbon monoxide or other harmful combustion gases, and the surface doesn’t heat up without a pot or pan on it.</w:t>
             </w:r>
           </w:p>
         </w:tc>
@@ -548,31 +556,31 @@
                 <w:rFonts w:ascii="Calibri" w:hAnsi="Calibri"/>
                 <w:sz w:val="20"/>
               </w:rPr>
-              <w:t xml:space="default">Heat Pump Water Heater</w:t>
-            </w:r>
-          </w:p>
-        </w:tc>
-        <w:tc>
-          <w:tcPr>
-            <w:tcBorders>
-              <w:top w:val="single" w:space="0" w:color="D3D3D3"/>
-              <w:bottom w:val="single" w:space="0" w:color="D3D3D3"/>
-              <w:start w:val="single" w:space="0" w:color="D3D3D3"/>
-              <w:end w:val="single" w:space="0" w:color="D3D3D3"/>
-            </w:tcBorders>
-          </w:tcPr>
-          <w:p>
-            <w:pPr>
-              <w:spacing w:before="0" w:after="60"/>
-              <w:keepNext/>
-              <w:jc w:val="start"/>
-            </w:pPr>
-            <w:r>
-              <w:rPr>
-                <w:rFonts w:ascii="Calibri" w:hAnsi="Calibri"/>
-                <w:sz w:val="20"/>
-              </w:rPr>
-              <w:t xml:space="default">Install a heat pump water heater to provide your hot water for cooking and bathing. This is the most efficient way to heat water and will save hundreds of dollars a year compared to electric resistance, heating oil, or propane hot water. It will also help to dehumidify while it's running. If your current water heater burns oil or propane, this will also remove a source of combustion gases from your home.</w:t>
+              <w:t xml:space="default">High-efficiency Shower Head(s)</w:t>
+            </w:r>
+          </w:p>
+        </w:tc>
+        <w:tc>
+          <w:tcPr>
+            <w:tcBorders>
+              <w:top w:val="single" w:space="0" w:color="D3D3D3"/>
+              <w:bottom w:val="single" w:space="0" w:color="D3D3D3"/>
+              <w:start w:val="single" w:space="0" w:color="D3D3D3"/>
+              <w:end w:val="single" w:space="0" w:color="D3D3D3"/>
+            </w:tcBorders>
+          </w:tcPr>
+          <w:p>
+            <w:pPr>
+              <w:spacing w:before="0" w:after="60"/>
+              <w:keepNext/>
+              <w:jc w:val="start"/>
+            </w:pPr>
+            <w:r>
+              <w:rPr>
+                <w:rFonts w:ascii="Calibri" w:hAnsi="Calibri"/>
+                <w:sz w:val="20"/>
+              </w:rPr>
+              <w:t xml:space="default">Install high-efficiency shower heads to reduce the amount of water and energy to heat the water used when showering.</w:t>
             </w:r>
           </w:p>
         </w:tc>
@@ -601,31 +609,31 @@
                 <w:rFonts w:ascii="Calibri" w:hAnsi="Calibri"/>
                 <w:sz w:val="20"/>
               </w:rPr>
-              <w:t xml:space="default">Attic Air Sealing and Insulation</w:t>
-            </w:r>
-          </w:p>
-        </w:tc>
-        <w:tc>
-          <w:tcPr>
-            <w:tcBorders>
-              <w:top w:val="single" w:space="0" w:color="D3D3D3"/>
-              <w:bottom w:val="single" w:space="0" w:color="D3D3D3"/>
-              <w:start w:val="single" w:space="0" w:color="D3D3D3"/>
-              <w:end w:val="single" w:space="0" w:color="D3D3D3"/>
-            </w:tcBorders>
-          </w:tcPr>
-          <w:p>
-            <w:pPr>
-              <w:spacing w:before="0" w:after="60"/>
-              <w:keepNext/>
-              <w:jc w:val="start"/>
-            </w:pPr>
-            <w:r>
-              <w:rPr>
-                <w:rFonts w:ascii="Calibri" w:hAnsi="Calibri"/>
-                <w:sz w:val="20"/>
-              </w:rPr>
-              <w:t xml:space="default">Air seal the attic and insulate it to at least R-60 (18” of loose-fill cellulose insulation).</w:t>
+              <w:t xml:space="default">Freezer</w:t>
+            </w:r>
+          </w:p>
+        </w:tc>
+        <w:tc>
+          <w:tcPr>
+            <w:tcBorders>
+              <w:top w:val="single" w:space="0" w:color="D3D3D3"/>
+              <w:bottom w:val="single" w:space="0" w:color="D3D3D3"/>
+              <w:start w:val="single" w:space="0" w:color="D3D3D3"/>
+              <w:end w:val="single" w:space="0" w:color="D3D3D3"/>
+            </w:tcBorders>
+          </w:tcPr>
+          <w:p>
+            <w:pPr>
+              <w:spacing w:before="0" w:after="60"/>
+              <w:keepNext/>
+              <w:jc w:val="start"/>
+            </w:pPr>
+            <w:r>
+              <w:rPr>
+                <w:rFonts w:ascii="Calibri" w:hAnsi="Calibri"/>
+                <w:sz w:val="20"/>
+              </w:rPr>
+              <w:t xml:space="default">Replace your freezer with a new, EnergyStar certified freezer. Look at the Energy Guide label to compare the energy use of new freezers.</w:t>
             </w:r>
           </w:p>
         </w:tc>
@@ -654,31 +662,31 @@
                 <w:rFonts w:ascii="Calibri" w:hAnsi="Calibri"/>
                 <w:sz w:val="20"/>
               </w:rPr>
-              <w:t xml:space="default">Air Source Heat Pump</w:t>
-            </w:r>
-          </w:p>
-        </w:tc>
-        <w:tc>
-          <w:tcPr>
-            <w:tcBorders>
-              <w:top w:val="single" w:space="0" w:color="D3D3D3"/>
-              <w:bottom w:val="single" w:space="0" w:color="D3D3D3"/>
-              <w:start w:val="single" w:space="0" w:color="D3D3D3"/>
-              <w:end w:val="single" w:space="0" w:color="D3D3D3"/>
-            </w:tcBorders>
-          </w:tcPr>
-          <w:p>
-            <w:pPr>
-              <w:spacing w:before="0" w:after="60"/>
-              <w:keepNext/>
-              <w:jc w:val="start"/>
-            </w:pPr>
-            <w:r>
-              <w:rPr>
-                <w:rFonts w:ascii="Calibri" w:hAnsi="Calibri"/>
-                <w:sz w:val="20"/>
-              </w:rPr>
-              <w:t xml:space="default">Install air source heat pumps and whole-house surge protection.</w:t>
+              <w:t xml:space="default">LEDs</w:t>
+            </w:r>
+          </w:p>
+        </w:tc>
+        <w:tc>
+          <w:tcPr>
+            <w:tcBorders>
+              <w:top w:val="single" w:space="0" w:color="D3D3D3"/>
+              <w:bottom w:val="single" w:space="0" w:color="D3D3D3"/>
+              <w:start w:val="single" w:space="0" w:color="D3D3D3"/>
+              <w:end w:val="single" w:space="0" w:color="D3D3D3"/>
+            </w:tcBorders>
+          </w:tcPr>
+          <w:p>
+            <w:pPr>
+              <w:spacing w:before="0" w:after="60"/>
+              <w:keepNext/>
+              <w:jc w:val="start"/>
+            </w:pPr>
+            <w:r>
+              <w:rPr>
+                <w:rFonts w:ascii="Calibri" w:hAnsi="Calibri"/>
+                <w:sz w:val="20"/>
+              </w:rPr>
+              <w:t xml:space="default">Switch your light bulbs to LED light bulbs. LEDs use 80% less energy than incandescent light bulbs which can significantly reduce your electricity bill.</w:t>
             </w:r>
           </w:p>
         </w:tc>
@@ -707,31 +715,31 @@
                 <w:rFonts w:ascii="Calibri" w:hAnsi="Calibri"/>
                 <w:sz w:val="20"/>
               </w:rPr>
-              <w:t xml:space="default">Electrical Panel Upgrade</w:t>
-            </w:r>
-          </w:p>
-        </w:tc>
-        <w:tc>
-          <w:tcPr>
-            <w:tcBorders>
-              <w:top w:val="single" w:space="0" w:color="D3D3D3"/>
-              <w:bottom w:val="single" w:space="0" w:color="D3D3D3"/>
-              <w:start w:val="single" w:space="0" w:color="D3D3D3"/>
-              <w:end w:val="single" w:space="0" w:color="D3D3D3"/>
-            </w:tcBorders>
-          </w:tcPr>
-          <w:p>
-            <w:pPr>
-              <w:spacing w:before="0" w:after="60"/>
-              <w:keepNext/>
-              <w:jc w:val="start"/>
-            </w:pPr>
-            <w:r>
-              <w:rPr>
-                <w:rFonts w:ascii="Calibri" w:hAnsi="Calibri"/>
-                <w:sz w:val="20"/>
-              </w:rPr>
-              <w:t xml:space="default">Consult with an electrician about replacing your existing electrical panel with a 200 amp panel as you add electrical appliances to your home.</w:t>
+              <w:t xml:space="default">Heat Pump Water Heater</w:t>
+            </w:r>
+          </w:p>
+        </w:tc>
+        <w:tc>
+          <w:tcPr>
+            <w:tcBorders>
+              <w:top w:val="single" w:space="0" w:color="D3D3D3"/>
+              <w:bottom w:val="single" w:space="0" w:color="D3D3D3"/>
+              <w:start w:val="single" w:space="0" w:color="D3D3D3"/>
+              <w:end w:val="single" w:space="0" w:color="D3D3D3"/>
+            </w:tcBorders>
+          </w:tcPr>
+          <w:p>
+            <w:pPr>
+              <w:spacing w:before="0" w:after="60"/>
+              <w:keepNext/>
+              <w:jc w:val="start"/>
+            </w:pPr>
+            <w:r>
+              <w:rPr>
+                <w:rFonts w:ascii="Calibri" w:hAnsi="Calibri"/>
+                <w:sz w:val="20"/>
+              </w:rPr>
+              <w:t xml:space="default">Install a heat pump water heater to provide your hot water for cooking and bathing. This is the most efficient way to heat water and will save hundreds of dollars a year compared to electric resistance, heating oil, or propane hot water. It will also help to dehumidify while it's running. If your current water heater burns oil or propane, this will also remove a source of combustion gases from your home.</w:t>
             </w:r>
           </w:p>
         </w:tc>
@@ -760,31 +768,31 @@
                 <w:rFonts w:ascii="Calibri" w:hAnsi="Calibri"/>
                 <w:sz w:val="20"/>
               </w:rPr>
-              <w:t xml:space="default">Whole-House Surge Protection</w:t>
-            </w:r>
-          </w:p>
-        </w:tc>
-        <w:tc>
-          <w:tcPr>
-            <w:tcBorders>
-              <w:top w:val="single" w:space="0" w:color="D3D3D3"/>
-              <w:bottom w:val="single" w:space="0" w:color="D3D3D3"/>
-              <w:start w:val="single" w:space="0" w:color="D3D3D3"/>
-              <w:end w:val="single" w:space="0" w:color="D3D3D3"/>
-            </w:tcBorders>
-          </w:tcPr>
-          <w:p>
-            <w:pPr>
-              <w:spacing w:before="0" w:after="60"/>
-              <w:keepNext/>
-              <w:jc w:val="start"/>
-            </w:pPr>
-            <w:r>
-              <w:rPr>
-                <w:rFonts w:ascii="Calibri" w:hAnsi="Calibri"/>
-                <w:sz w:val="20"/>
-              </w:rPr>
-              <w:t xml:space="default">Upgrade your electrical panel to add whole-house surge protection.</w:t>
+              <w:t xml:space="default">Refrigerator</w:t>
+            </w:r>
+          </w:p>
+        </w:tc>
+        <w:tc>
+          <w:tcPr>
+            <w:tcBorders>
+              <w:top w:val="single" w:space="0" w:color="D3D3D3"/>
+              <w:bottom w:val="single" w:space="0" w:color="D3D3D3"/>
+              <w:start w:val="single" w:space="0" w:color="D3D3D3"/>
+              <w:end w:val="single" w:space="0" w:color="D3D3D3"/>
+            </w:tcBorders>
+          </w:tcPr>
+          <w:p>
+            <w:pPr>
+              <w:spacing w:before="0" w:after="60"/>
+              <w:keepNext/>
+              <w:jc w:val="start"/>
+            </w:pPr>
+            <w:r>
+              <w:rPr>
+                <w:rFonts w:ascii="Calibri" w:hAnsi="Calibri"/>
+                <w:sz w:val="20"/>
+              </w:rPr>
+              <w:t xml:space="default">Replace your refrigerator with a new, EnergyStar certified fridge. Look at the Energy Guide label to compare the energy use of new refrigerators.</w:t>
             </w:r>
           </w:p>
         </w:tc>
@@ -813,31 +821,31 @@
                 <w:rFonts w:ascii="Calibri" w:hAnsi="Calibri"/>
                 <w:sz w:val="20"/>
               </w:rPr>
-              <w:t xml:space="default">Replace Windows</w:t>
-            </w:r>
-          </w:p>
-        </w:tc>
-        <w:tc>
-          <w:tcPr>
-            <w:tcBorders>
-              <w:top w:val="single" w:space="0" w:color="D3D3D3"/>
-              <w:bottom w:val="single" w:space="0" w:color="D3D3D3"/>
-              <w:start w:val="single" w:space="0" w:color="D3D3D3"/>
-              <w:end w:val="single" w:space="0" w:color="D3D3D3"/>
-            </w:tcBorders>
-          </w:tcPr>
-          <w:p>
-            <w:pPr>
-              <w:spacing w:before="0" w:after="60"/>
-              <w:keepNext/>
-              <w:jc w:val="start"/>
-            </w:pPr>
-            <w:r>
-              <w:rPr>
-                <w:rFonts w:ascii="Calibri" w:hAnsi="Calibri"/>
-                <w:sz w:val="20"/>
-              </w:rPr>
-              <w:t xml:space="default">Replace single-paned windows with double- or triple-paned windows and ensure the frames are airsealed. We recommend installing windows that are Energy Star certified for 'Northern' climate.</w:t>
+              <w:t xml:space="default">Bathroom Exhaust Fan(s)</w:t>
+            </w:r>
+          </w:p>
+        </w:tc>
+        <w:tc>
+          <w:tcPr>
+            <w:tcBorders>
+              <w:top w:val="single" w:space="0" w:color="D3D3D3"/>
+              <w:bottom w:val="single" w:space="0" w:color="D3D3D3"/>
+              <w:start w:val="single" w:space="0" w:color="D3D3D3"/>
+              <w:end w:val="single" w:space="0" w:color="D3D3D3"/>
+            </w:tcBorders>
+          </w:tcPr>
+          <w:p>
+            <w:pPr>
+              <w:spacing w:before="0" w:after="60"/>
+              <w:keepNext/>
+              <w:jc w:val="start"/>
+            </w:pPr>
+            <w:r>
+              <w:rPr>
+                <w:rFonts w:ascii="Calibri" w:hAnsi="Calibri"/>
+                <w:sz w:val="20"/>
+              </w:rPr>
+              <w:t xml:space="default">Bathroom exhaust fans should be rated for at least 80 cubic feet per minute (CFM) if there is a shower. We recommend Panasonic WhisperQuiet or similar fans that don’t create excess noise.</w:t>
             </w:r>
           </w:p>
         </w:tc>
@@ -866,31 +874,31 @@
                 <w:rFonts w:ascii="Calibri" w:hAnsi="Calibri"/>
                 <w:sz w:val="20"/>
               </w:rPr>
-              <w:t xml:space="default">Replace Doors</w:t>
-            </w:r>
-          </w:p>
-        </w:tc>
-        <w:tc>
-          <w:tcPr>
-            <w:tcBorders>
-              <w:top w:val="single" w:space="0" w:color="D3D3D3"/>
-              <w:bottom w:val="single" w:space="0" w:color="D3D3D3"/>
-              <w:start w:val="single" w:space="0" w:color="D3D3D3"/>
-              <w:end w:val="single" w:space="0" w:color="D3D3D3"/>
-            </w:tcBorders>
-          </w:tcPr>
-          <w:p>
-            <w:pPr>
-              <w:spacing w:before="0" w:after="60"/>
-              <w:keepNext/>
-              <w:jc w:val="start"/>
-            </w:pPr>
-            <w:r>
-              <w:rPr>
-                <w:rFonts w:ascii="Calibri" w:hAnsi="Calibri"/>
-                <w:sz w:val="20"/>
-              </w:rPr>
-              <w:t xml:space="default">Replace uninsulated exterior doors and ensure new doors are insulated and properly weatherstripped. We recommend installing doors that are Energy Star certified for 'Northern' climate.</w:t>
+              <w:t xml:space="default">Kitchen Exhaust Fan</w:t>
+            </w:r>
+          </w:p>
+        </w:tc>
+        <w:tc>
+          <w:tcPr>
+            <w:tcBorders>
+              <w:top w:val="single" w:space="0" w:color="D3D3D3"/>
+              <w:bottom w:val="single" w:space="0" w:color="D3D3D3"/>
+              <w:start w:val="single" w:space="0" w:color="D3D3D3"/>
+              <w:end w:val="single" w:space="0" w:color="D3D3D3"/>
+            </w:tcBorders>
+          </w:tcPr>
+          <w:p>
+            <w:pPr>
+              <w:spacing w:before="0" w:after="60"/>
+              <w:keepNext/>
+              <w:jc w:val="start"/>
+            </w:pPr>
+            <w:r>
+              <w:rPr>
+                <w:rFonts w:ascii="Calibri" w:hAnsi="Calibri"/>
+                <w:sz w:val="20"/>
+              </w:rPr>
+              <w:t xml:space="default">A kitchen exhaust fan will remove harmful combustion gases from your home and should be rated for at least 100 cubic feet per minute (CFM). A fan can also help with moisture concerns.</w:t>
             </w:r>
           </w:p>
         </w:tc>
@@ -1025,6 +1033,112 @@
                 <w:rFonts w:ascii="Calibri" w:hAnsi="Calibri"/>
                 <w:sz w:val="20"/>
               </w:rPr>
+              <w:t xml:space="default">Attic Air Sealing and Insulation</w:t>
+            </w:r>
+          </w:p>
+        </w:tc>
+        <w:tc>
+          <w:tcPr>
+            <w:tcBorders>
+              <w:top w:val="single" w:space="0" w:color="D3D3D3"/>
+              <w:bottom w:val="single" w:space="0" w:color="D3D3D3"/>
+              <w:start w:val="single" w:space="0" w:color="D3D3D3"/>
+              <w:end w:val="single" w:space="0" w:color="D3D3D3"/>
+            </w:tcBorders>
+          </w:tcPr>
+          <w:p>
+            <w:pPr>
+              <w:spacing w:before="0" w:after="60"/>
+              <w:keepNext/>
+              <w:jc w:val="start"/>
+            </w:pPr>
+            <w:r>
+              <w:rPr>
+                <w:rFonts w:ascii="Calibri" w:hAnsi="Calibri"/>
+                <w:sz w:val="20"/>
+              </w:rPr>
+              <w:t xml:space="default">Air seal the attic and insulate it to at least R-60 (18” of loose-fill cellulose insulation).</w:t>
+            </w:r>
+          </w:p>
+        </w:tc>
+      </w:tr>
+      <w:tr>
+        <w:trPr>
+          <w:cantSplit/>
+        </w:trPr>
+        <w:tc>
+          <w:tcPr>
+            <w:tcBorders>
+              <w:top w:val="single" w:space="0" w:color="D3D3D3"/>
+              <w:bottom w:val="single" w:space="0" w:color="D3D3D3"/>
+              <w:start w:val="single" w:space="0" w:color="D3D3D3"/>
+              <w:end w:val="single" w:space="0" w:color="D3D3D3"/>
+            </w:tcBorders>
+          </w:tcPr>
+          <w:p>
+            <w:pPr>
+              <w:spacing w:before="0" w:after="60"/>
+              <w:keepNext/>
+              <w:jc w:val="start"/>
+            </w:pPr>
+            <w:r>
+              <w:rPr>
+                <w:rFonts w:ascii="Calibri" w:hAnsi="Calibri"/>
+                <w:sz w:val="20"/>
+              </w:rPr>
+              <w:t xml:space="default">Blown-in Cellulose Wall Insulation</w:t>
+            </w:r>
+          </w:p>
+        </w:tc>
+        <w:tc>
+          <w:tcPr>
+            <w:tcBorders>
+              <w:top w:val="single" w:space="0" w:color="D3D3D3"/>
+              <w:bottom w:val="single" w:space="0" w:color="D3D3D3"/>
+              <w:start w:val="single" w:space="0" w:color="D3D3D3"/>
+              <w:end w:val="single" w:space="0" w:color="D3D3D3"/>
+            </w:tcBorders>
+          </w:tcPr>
+          <w:p>
+            <w:pPr>
+              <w:spacing w:before="0" w:after="60"/>
+              <w:keepNext/>
+              <w:jc w:val="start"/>
+            </w:pPr>
+            <w:r>
+              <w:rPr>
+                <w:rFonts w:ascii="Calibri" w:hAnsi="Calibri"/>
+                <w:sz w:val="20"/>
+              </w:rPr>
+              <w:t xml:space="default">Insulate the wall stud cavities with dense packed, blown-in cellulose insulation.</w:t>
+            </w:r>
+          </w:p>
+        </w:tc>
+      </w:tr>
+      <w:tr>
+        <w:trPr>
+          <w:cantSplit/>
+        </w:trPr>
+        <w:tc>
+          <w:tcPr>
+            <w:tcBorders>
+              <w:top w:val="single" w:space="0" w:color="D3D3D3"/>
+              <w:bottom w:val="single" w:space="0" w:color="D3D3D3"/>
+              <w:start w:val="single" w:space="0" w:color="D3D3D3"/>
+              <w:end w:val="single" w:space="0" w:color="D3D3D3"/>
+            </w:tcBorders>
+          </w:tcPr>
+          <w:p>
+            <w:pPr>
+              <w:spacing w:before="0" w:after="60"/>
+              <w:keepNext/>
+              <w:jc w:val="start"/>
+            </w:pPr>
+            <w:r>
+              <w:rPr>
+                <w:rFonts w:ascii="Calibri" w:hAnsi="Calibri"/>
+                <w:sz w:val="20"/>
+              </w:rPr>
               <w:t xml:space="default">Continuous Exterior Wall Insulation</w:t>
             </w:r>
           </w:p>
@@ -1050,6 +1164,695 @@
                 <w:sz w:val="20"/>
               </w:rPr>
               <w:t xml:space="default">Add a continuous layer of insulation and potentially replace the air and moisture barrier once it becomes time to replace the siding.</w:t>
+            </w:r>
+          </w:p>
+        </w:tc>
+      </w:tr>
+      <w:tr>
+        <w:trPr>
+          <w:cantSplit/>
+        </w:trPr>
+        <w:tc>
+          <w:tcPr>
+            <w:tcBorders>
+              <w:top w:val="single" w:space="0" w:color="D3D3D3"/>
+              <w:bottom w:val="single" w:space="0" w:color="D3D3D3"/>
+              <w:start w:val="single" w:space="0" w:color="D3D3D3"/>
+              <w:end w:val="single" w:space="0" w:color="D3D3D3"/>
+            </w:tcBorders>
+          </w:tcPr>
+          <w:p>
+            <w:pPr>
+              <w:spacing w:before="0" w:after="60"/>
+              <w:keepNext/>
+              <w:jc w:val="start"/>
+            </w:pPr>
+            <w:r>
+              <w:rPr>
+                <w:rFonts w:ascii="Calibri" w:hAnsi="Calibri"/>
+                <w:sz w:val="20"/>
+              </w:rPr>
+              <w:t xml:space="default">Electrical Panel Upgrade</w:t>
+            </w:r>
+          </w:p>
+        </w:tc>
+        <w:tc>
+          <w:tcPr>
+            <w:tcBorders>
+              <w:top w:val="single" w:space="0" w:color="D3D3D3"/>
+              <w:bottom w:val="single" w:space="0" w:color="D3D3D3"/>
+              <w:start w:val="single" w:space="0" w:color="D3D3D3"/>
+              <w:end w:val="single" w:space="0" w:color="D3D3D3"/>
+            </w:tcBorders>
+          </w:tcPr>
+          <w:p>
+            <w:pPr>
+              <w:spacing w:before="0" w:after="60"/>
+              <w:keepNext/>
+              <w:jc w:val="start"/>
+            </w:pPr>
+            <w:r>
+              <w:rPr>
+                <w:rFonts w:ascii="Calibri" w:hAnsi="Calibri"/>
+                <w:sz w:val="20"/>
+              </w:rPr>
+              <w:t xml:space="default">Consult with an electrician about replacing your existing electrical panel with a 200 amp panel as you add electrical appliances to your home.</w:t>
+            </w:r>
+          </w:p>
+        </w:tc>
+      </w:tr>
+      <w:tr>
+        <w:trPr>
+          <w:cantSplit/>
+        </w:trPr>
+        <w:tc>
+          <w:tcPr>
+            <w:tcBorders>
+              <w:top w:val="single" w:space="0" w:color="D3D3D3"/>
+              <w:bottom w:val="single" w:space="0" w:color="D3D3D3"/>
+              <w:start w:val="single" w:space="0" w:color="D3D3D3"/>
+              <w:end w:val="single" w:space="0" w:color="D3D3D3"/>
+            </w:tcBorders>
+          </w:tcPr>
+          <w:p>
+            <w:pPr>
+              <w:spacing w:before="0" w:after="60"/>
+              <w:keepNext/>
+              <w:jc w:val="start"/>
+            </w:pPr>
+            <w:r>
+              <w:rPr>
+                <w:rFonts w:ascii="Calibri" w:hAnsi="Calibri"/>
+                <w:sz w:val="20"/>
+              </w:rPr>
+              <w:t xml:space="default">Air Source Heat Pump</w:t>
+            </w:r>
+          </w:p>
+        </w:tc>
+        <w:tc>
+          <w:tcPr>
+            <w:tcBorders>
+              <w:top w:val="single" w:space="0" w:color="D3D3D3"/>
+              <w:bottom w:val="single" w:space="0" w:color="D3D3D3"/>
+              <w:start w:val="single" w:space="0" w:color="D3D3D3"/>
+              <w:end w:val="single" w:space="0" w:color="D3D3D3"/>
+            </w:tcBorders>
+          </w:tcPr>
+          <w:p>
+            <w:pPr>
+              <w:spacing w:before="0" w:after="60"/>
+              <w:keepNext/>
+              <w:jc w:val="start"/>
+            </w:pPr>
+            <w:r>
+              <w:rPr>
+                <w:rFonts w:ascii="Calibri" w:hAnsi="Calibri"/>
+                <w:sz w:val="20"/>
+              </w:rPr>
+              <w:t xml:space="default">Install air source heat pumps and whole-house surge protection.</w:t>
+            </w:r>
+          </w:p>
+        </w:tc>
+      </w:tr>
+      <w:tr>
+        <w:trPr>
+          <w:cantSplit/>
+        </w:trPr>
+        <w:tc>
+          <w:tcPr>
+            <w:tcBorders>
+              <w:top w:val="single" w:space="0" w:color="D3D3D3"/>
+              <w:bottom w:val="single" w:space="0" w:color="D3D3D3"/>
+              <w:start w:val="single" w:space="0" w:color="D3D3D3"/>
+              <w:end w:val="single" w:space="0" w:color="D3D3D3"/>
+            </w:tcBorders>
+          </w:tcPr>
+          <w:p>
+            <w:pPr>
+              <w:spacing w:before="0" w:after="60"/>
+              <w:keepNext/>
+              <w:jc w:val="start"/>
+            </w:pPr>
+            <w:r>
+              <w:rPr>
+                <w:rFonts w:ascii="Calibri" w:hAnsi="Calibri"/>
+                <w:sz w:val="20"/>
+              </w:rPr>
+              <w:t xml:space="default">EV+Charger</w:t>
+            </w:r>
+          </w:p>
+        </w:tc>
+        <w:tc>
+          <w:tcPr>
+            <w:tcBorders>
+              <w:top w:val="single" w:space="0" w:color="D3D3D3"/>
+              <w:bottom w:val="single" w:space="0" w:color="D3D3D3"/>
+              <w:start w:val="single" w:space="0" w:color="D3D3D3"/>
+              <w:end w:val="single" w:space="0" w:color="D3D3D3"/>
+            </w:tcBorders>
+          </w:tcPr>
+          <w:p>
+            <w:pPr>
+              <w:spacing w:before="0" w:after="60"/>
+              <w:keepNext/>
+              <w:jc w:val="start"/>
+            </w:pPr>
+            <w:r>
+              <w:rPr>
+                <w:rFonts w:ascii="Calibri" w:hAnsi="Calibri"/>
+                <w:sz w:val="20"/>
+              </w:rPr>
+              <w:t xml:space="default">An electric vehicle will eliminate your gas costs and reduce fossil fuel dependence. A 2020 study by Consumer Reports found that lifetime ownership costs were significantly lower for EVs, saving between $6,000 - $10,000 over their lifetimes.</w:t>
+            </w:r>
+          </w:p>
+        </w:tc>
+      </w:tr>
+      <w:tr>
+        <w:trPr>
+          <w:cantSplit/>
+        </w:trPr>
+        <w:tc>
+          <w:tcPr>
+            <w:tcBorders>
+              <w:top w:val="single" w:space="0" w:color="D3D3D3"/>
+              <w:bottom w:val="single" w:space="0" w:color="D3D3D3"/>
+              <w:start w:val="single" w:space="0" w:color="D3D3D3"/>
+              <w:end w:val="single" w:space="0" w:color="D3D3D3"/>
+            </w:tcBorders>
+          </w:tcPr>
+          <w:p>
+            <w:pPr>
+              <w:spacing w:before="0" w:after="60"/>
+              <w:keepNext/>
+              <w:jc w:val="start"/>
+            </w:pPr>
+            <w:r>
+              <w:rPr>
+                <w:rFonts w:ascii="Calibri" w:hAnsi="Calibri"/>
+                <w:sz w:val="20"/>
+              </w:rPr>
+              <w:t xml:space="default">Solar</w:t>
+            </w:r>
+          </w:p>
+        </w:tc>
+        <w:tc>
+          <w:tcPr>
+            <w:tcBorders>
+              <w:top w:val="single" w:space="0" w:color="D3D3D3"/>
+              <w:bottom w:val="single" w:space="0" w:color="D3D3D3"/>
+              <w:start w:val="single" w:space="0" w:color="D3D3D3"/>
+              <w:end w:val="single" w:space="0" w:color="D3D3D3"/>
+            </w:tcBorders>
+          </w:tcPr>
+          <w:p>
+            <w:pPr>
+              <w:spacing w:before="0" w:after="60"/>
+              <w:keepNext/>
+              <w:jc w:val="start"/>
+            </w:pPr>
+            <w:r>
+              <w:rPr>
+                <w:rFonts w:ascii="Calibri" w:hAnsi="Calibri"/>
+                <w:sz w:val="20"/>
+              </w:rPr>
+              <w:t xml:space="default">Rooftop solar can supply most or all of your home electrical demands. Contact a solar company for pricing and details specific to your home.</w:t>
+            </w:r>
+          </w:p>
+        </w:tc>
+      </w:tr>
+      <w:tr>
+        <w:trPr>
+          <w:cantSplit/>
+        </w:trPr>
+        <w:tc>
+          <w:tcPr>
+            <w:tcBorders>
+              <w:top w:val="single" w:space="0" w:color="D3D3D3"/>
+              <w:bottom w:val="single" w:space="0" w:color="D3D3D3"/>
+              <w:start w:val="single" w:space="0" w:color="D3D3D3"/>
+              <w:end w:val="single" w:space="0" w:color="D3D3D3"/>
+            </w:tcBorders>
+          </w:tcPr>
+          <w:p>
+            <w:pPr>
+              <w:spacing w:before="0" w:after="60"/>
+              <w:keepNext/>
+              <w:jc w:val="start"/>
+            </w:pPr>
+            <w:r>
+              <w:rPr>
+                <w:rFonts w:ascii="Calibri" w:hAnsi="Calibri"/>
+                <w:sz w:val="20"/>
+              </w:rPr>
+              <w:t xml:space="default">Whole-House Surge Protection</w:t>
+            </w:r>
+          </w:p>
+        </w:tc>
+        <w:tc>
+          <w:tcPr>
+            <w:tcBorders>
+              <w:top w:val="single" w:space="0" w:color="D3D3D3"/>
+              <w:bottom w:val="single" w:space="0" w:color="D3D3D3"/>
+              <w:start w:val="single" w:space="0" w:color="D3D3D3"/>
+              <w:end w:val="single" w:space="0" w:color="D3D3D3"/>
+            </w:tcBorders>
+          </w:tcPr>
+          <w:p>
+            <w:pPr>
+              <w:spacing w:before="0" w:after="60"/>
+              <w:keepNext/>
+              <w:jc w:val="start"/>
+            </w:pPr>
+            <w:r>
+              <w:rPr>
+                <w:rFonts w:ascii="Calibri" w:hAnsi="Calibri"/>
+                <w:sz w:val="20"/>
+              </w:rPr>
+              <w:t xml:space="default">Upgrade your electrical panel to add whole-house surge protection.</w:t>
+            </w:r>
+          </w:p>
+        </w:tc>
+      </w:tr>
+      <w:tr>
+        <w:trPr>
+          <w:cantSplit/>
+        </w:trPr>
+        <w:tc>
+          <w:tcPr>
+            <w:tcBorders>
+              <w:top w:val="single" w:space="0" w:color="D3D3D3"/>
+              <w:bottom w:val="single" w:space="0" w:color="D3D3D3"/>
+              <w:start w:val="single" w:space="0" w:color="D3D3D3"/>
+              <w:end w:val="single" w:space="0" w:color="D3D3D3"/>
+            </w:tcBorders>
+          </w:tcPr>
+          <w:p>
+            <w:pPr>
+              <w:spacing w:before="0" w:after="60"/>
+              <w:keepNext/>
+              <w:jc w:val="start"/>
+            </w:pPr>
+            <w:r>
+              <w:rPr>
+                <w:rFonts w:ascii="Calibri" w:hAnsi="Calibri"/>
+                <w:sz w:val="20"/>
+              </w:rPr>
+              <w:t xml:space="default">Pipe Insulation</w:t>
+            </w:r>
+          </w:p>
+        </w:tc>
+        <w:tc>
+          <w:tcPr>
+            <w:tcBorders>
+              <w:top w:val="single" w:space="0" w:color="D3D3D3"/>
+              <w:bottom w:val="single" w:space="0" w:color="D3D3D3"/>
+              <w:start w:val="single" w:space="0" w:color="D3D3D3"/>
+              <w:end w:val="single" w:space="0" w:color="D3D3D3"/>
+            </w:tcBorders>
+          </w:tcPr>
+          <w:p>
+            <w:pPr>
+              <w:spacing w:before="0" w:after="60"/>
+              <w:keepNext/>
+              <w:jc w:val="start"/>
+            </w:pPr>
+            <w:r>
+              <w:rPr>
+                <w:rFonts w:ascii="Calibri" w:hAnsi="Calibri"/>
+                <w:sz w:val="20"/>
+              </w:rPr>
+              <w:t xml:space="default">Insulate both hot and cold water pipes that are uninsulated in the basement/crawlspace. This will save energy and prevent condensation.</w:t>
+            </w:r>
+          </w:p>
+        </w:tc>
+      </w:tr>
+      <w:tr>
+        <w:trPr>
+          <w:cantSplit/>
+        </w:trPr>
+        <w:tc>
+          <w:tcPr>
+            <w:tcBorders>
+              <w:top w:val="single" w:space="0" w:color="D3D3D3"/>
+              <w:bottom w:val="single" w:space="0" w:color="D3D3D3"/>
+              <w:start w:val="single" w:space="0" w:color="D3D3D3"/>
+              <w:end w:val="single" w:space="0" w:color="D3D3D3"/>
+            </w:tcBorders>
+          </w:tcPr>
+          <w:p>
+            <w:pPr>
+              <w:spacing w:before="0" w:after="60"/>
+              <w:keepNext/>
+              <w:jc w:val="start"/>
+            </w:pPr>
+            <w:r>
+              <w:rPr>
+                <w:rFonts w:ascii="Calibri" w:hAnsi="Calibri"/>
+                <w:sz w:val="20"/>
+              </w:rPr>
+              <w:t xml:space="default">DIY Air Sealing</w:t>
+            </w:r>
+          </w:p>
+        </w:tc>
+        <w:tc>
+          <w:tcPr>
+            <w:tcBorders>
+              <w:top w:val="single" w:space="0" w:color="D3D3D3"/>
+              <w:bottom w:val="single" w:space="0" w:color="D3D3D3"/>
+              <w:start w:val="single" w:space="0" w:color="D3D3D3"/>
+              <w:end w:val="single" w:space="0" w:color="D3D3D3"/>
+            </w:tcBorders>
+          </w:tcPr>
+          <w:p>
+            <w:pPr>
+              <w:spacing w:before="0" w:after="60"/>
+              <w:keepNext/>
+              <w:jc w:val="start"/>
+            </w:pPr>
+            <w:r>
+              <w:rPr>
+                <w:rFonts w:ascii="Calibri" w:hAnsi="Calibri"/>
+                <w:sz w:val="20"/>
+              </w:rPr>
+              <w:t xml:space="default">Seal easy-to-access air leaks and weatherstrip exterior doors.</w:t>
+            </w:r>
+          </w:p>
+        </w:tc>
+      </w:tr>
+      <w:tr>
+        <w:trPr>
+          <w:cantSplit/>
+        </w:trPr>
+        <w:tc>
+          <w:tcPr>
+            <w:tcBorders>
+              <w:top w:val="single" w:space="0" w:color="D3D3D3"/>
+              <w:bottom w:val="single" w:space="0" w:color="D3D3D3"/>
+              <w:start w:val="single" w:space="0" w:color="D3D3D3"/>
+              <w:end w:val="single" w:space="0" w:color="D3D3D3"/>
+            </w:tcBorders>
+          </w:tcPr>
+          <w:p>
+            <w:pPr>
+              <w:spacing w:before="0" w:after="60"/>
+              <w:keepNext/>
+              <w:jc w:val="start"/>
+            </w:pPr>
+            <w:r>
+              <w:rPr>
+                <w:rFonts w:ascii="Calibri" w:hAnsi="Calibri"/>
+                <w:sz w:val="20"/>
+              </w:rPr>
+              <w:t xml:space="default">Ductwork Air Sealing and Insulation</w:t>
+            </w:r>
+          </w:p>
+        </w:tc>
+        <w:tc>
+          <w:tcPr>
+            <w:tcBorders>
+              <w:top w:val="single" w:space="0" w:color="D3D3D3"/>
+              <w:bottom w:val="single" w:space="0" w:color="D3D3D3"/>
+              <w:start w:val="single" w:space="0" w:color="D3D3D3"/>
+              <w:end w:val="single" w:space="0" w:color="D3D3D3"/>
+            </w:tcBorders>
+          </w:tcPr>
+          <w:p>
+            <w:pPr>
+              <w:spacing w:before="0" w:after="60"/>
+              <w:keepNext/>
+              <w:jc w:val="start"/>
+            </w:pPr>
+            <w:r>
+              <w:rPr>
+                <w:rFonts w:ascii="Calibri" w:hAnsi="Calibri"/>
+                <w:sz w:val="20"/>
+              </w:rPr>
+              <w:t xml:space="default">Air seal and insulate all of the supply and return ductwork running through the basement/crawlspace.</w:t>
+            </w:r>
+          </w:p>
+        </w:tc>
+      </w:tr>
+      <w:tr>
+        <w:trPr>
+          <w:cantSplit/>
+        </w:trPr>
+        <w:tc>
+          <w:tcPr>
+            <w:tcBorders>
+              <w:top w:val="single" w:space="0" w:color="D3D3D3"/>
+              <w:bottom w:val="single" w:space="0" w:color="D3D3D3"/>
+              <w:start w:val="single" w:space="0" w:color="D3D3D3"/>
+              <w:end w:val="single" w:space="0" w:color="D3D3D3"/>
+            </w:tcBorders>
+          </w:tcPr>
+          <w:p>
+            <w:pPr>
+              <w:spacing w:before="0" w:after="60"/>
+              <w:keepNext/>
+              <w:jc w:val="start"/>
+            </w:pPr>
+            <w:r>
+              <w:rPr>
+                <w:rFonts w:ascii="Calibri" w:hAnsi="Calibri"/>
+                <w:sz w:val="20"/>
+              </w:rPr>
+              <w:t xml:space="default">Other 1</w:t>
+            </w:r>
+          </w:p>
+        </w:tc>
+        <w:tc>
+          <w:tcPr>
+            <w:tcBorders>
+              <w:top w:val="single" w:space="0" w:color="D3D3D3"/>
+              <w:bottom w:val="single" w:space="0" w:color="D3D3D3"/>
+              <w:start w:val="single" w:space="0" w:color="D3D3D3"/>
+              <w:end w:val="single" w:space="0" w:color="D3D3D3"/>
+            </w:tcBorders>
+          </w:tcPr>
+          <w:p>
+            <w:pPr>
+              <w:spacing w:before="0" w:after="60"/>
+              <w:keepNext/>
+              <w:jc w:val="start"/>
+            </w:pPr>
+            <w:r>
+              <w:rPr>
+                <w:rFonts w:ascii="Calibri" w:hAnsi="Calibri"/>
+                <w:sz w:val="20"/>
+              </w:rPr>
+              <w:t xml:space="default">TYPE HERE 1</w:t>
+            </w:r>
+          </w:p>
+        </w:tc>
+      </w:tr>
+      <w:tr>
+        <w:trPr>
+          <w:cantSplit/>
+        </w:trPr>
+        <w:tc>
+          <w:tcPr>
+            <w:tcBorders>
+              <w:top w:val="single" w:space="0" w:color="D3D3D3"/>
+              <w:bottom w:val="single" w:space="0" w:color="D3D3D3"/>
+              <w:start w:val="single" w:space="0" w:color="D3D3D3"/>
+              <w:end w:val="single" w:space="0" w:color="D3D3D3"/>
+            </w:tcBorders>
+          </w:tcPr>
+          <w:p>
+            <w:pPr>
+              <w:spacing w:before="0" w:after="60"/>
+              <w:keepNext/>
+              <w:jc w:val="start"/>
+            </w:pPr>
+            <w:r>
+              <w:rPr>
+                <w:rFonts w:ascii="Calibri" w:hAnsi="Calibri"/>
+                <w:sz w:val="20"/>
+              </w:rPr>
+              <w:t xml:space="default">Other 2</w:t>
+            </w:r>
+          </w:p>
+        </w:tc>
+        <w:tc>
+          <w:tcPr>
+            <w:tcBorders>
+              <w:top w:val="single" w:space="0" w:color="D3D3D3"/>
+              <w:bottom w:val="single" w:space="0" w:color="D3D3D3"/>
+              <w:start w:val="single" w:space="0" w:color="D3D3D3"/>
+              <w:end w:val="single" w:space="0" w:color="D3D3D3"/>
+            </w:tcBorders>
+          </w:tcPr>
+          <w:p>
+            <w:pPr>
+              <w:spacing w:before="0" w:after="60"/>
+              <w:keepNext/>
+              <w:jc w:val="start"/>
+            </w:pPr>
+            <w:r>
+              <w:rPr>
+                <w:rFonts w:ascii="Calibri" w:hAnsi="Calibri"/>
+                <w:sz w:val="20"/>
+              </w:rPr>
+              <w:t xml:space="default">TYPE HERE 2</w:t>
+            </w:r>
+          </w:p>
+        </w:tc>
+      </w:tr>
+      <w:tr>
+        <w:trPr>
+          <w:cantSplit/>
+        </w:trPr>
+        <w:tc>
+          <w:tcPr>
+            <w:tcBorders>
+              <w:top w:val="single" w:space="0" w:color="D3D3D3"/>
+              <w:bottom w:val="single" w:space="0" w:color="D3D3D3"/>
+              <w:start w:val="single" w:space="0" w:color="D3D3D3"/>
+              <w:end w:val="single" w:space="0" w:color="D3D3D3"/>
+            </w:tcBorders>
+          </w:tcPr>
+          <w:p>
+            <w:pPr>
+              <w:spacing w:before="0" w:after="60"/>
+              <w:keepNext/>
+              <w:jc w:val="start"/>
+            </w:pPr>
+            <w:r>
+              <w:rPr>
+                <w:rFonts w:ascii="Calibri" w:hAnsi="Calibri"/>
+                <w:sz w:val="20"/>
+              </w:rPr>
+              <w:t xml:space="default">Misc. Air Sealing and Insulation</w:t>
+            </w:r>
+          </w:p>
+        </w:tc>
+        <w:tc>
+          <w:tcPr>
+            <w:tcBorders>
+              <w:top w:val="single" w:space="0" w:color="D3D3D3"/>
+              <w:bottom w:val="single" w:space="0" w:color="D3D3D3"/>
+              <w:start w:val="single" w:space="0" w:color="D3D3D3"/>
+              <w:end w:val="single" w:space="0" w:color="D3D3D3"/>
+            </w:tcBorders>
+          </w:tcPr>
+          <w:p>
+            <w:pPr>
+              <w:spacing w:before="0" w:after="60"/>
+              <w:keepNext/>
+              <w:jc w:val="start"/>
+            </w:pPr>
+            <w:r>
+              <w:rPr>
+                <w:rFonts w:ascii="Calibri" w:hAnsi="Calibri"/>
+                <w:sz w:val="20"/>
+              </w:rPr>
+              <w:t xml:space="default">Air seal and insulate [** insert auditor description - bay window, bulkhead door, chase, kneewall, anything else that is unique to the home and not otherwise covered in another recommendation]</w:t>
+            </w:r>
+          </w:p>
+        </w:tc>
+      </w:tr>
+      <w:tr>
+        <w:trPr>
+          <w:cantSplit/>
+        </w:trPr>
+        <w:tc>
+          <w:tcPr>
+            <w:tcBorders>
+              <w:top w:val="single" w:space="0" w:color="D3D3D3"/>
+              <w:bottom w:val="single" w:space="0" w:color="D3D3D3"/>
+              <w:start w:val="single" w:space="0" w:color="D3D3D3"/>
+              <w:end w:val="single" w:space="0" w:color="D3D3D3"/>
+            </w:tcBorders>
+          </w:tcPr>
+          <w:p>
+            <w:pPr>
+              <w:spacing w:before="0" w:after="60"/>
+              <w:keepNext/>
+              <w:jc w:val="start"/>
+            </w:pPr>
+            <w:r>
+              <w:rPr>
+                <w:rFonts w:ascii="Calibri" w:hAnsi="Calibri"/>
+                <w:sz w:val="20"/>
+              </w:rPr>
+              <w:t xml:space="default">Replace Doors</w:t>
+            </w:r>
+          </w:p>
+        </w:tc>
+        <w:tc>
+          <w:tcPr>
+            <w:tcBorders>
+              <w:top w:val="single" w:space="0" w:color="D3D3D3"/>
+              <w:bottom w:val="single" w:space="0" w:color="D3D3D3"/>
+              <w:start w:val="single" w:space="0" w:color="D3D3D3"/>
+              <w:end w:val="single" w:space="0" w:color="D3D3D3"/>
+            </w:tcBorders>
+          </w:tcPr>
+          <w:p>
+            <w:pPr>
+              <w:spacing w:before="0" w:after="60"/>
+              <w:keepNext/>
+              <w:jc w:val="start"/>
+            </w:pPr>
+            <w:r>
+              <w:rPr>
+                <w:rFonts w:ascii="Calibri" w:hAnsi="Calibri"/>
+                <w:sz w:val="20"/>
+              </w:rPr>
+              <w:t xml:space="default">Replace uninsulated exterior doors and ensure new doors are insulated and properly weatherstripped. We recommend installing doors that are Energy Star certified for 'Northern' climate.</w:t>
+            </w:r>
+          </w:p>
+        </w:tc>
+      </w:tr>
+      <w:tr>
+        <w:trPr>
+          <w:cantSplit/>
+        </w:trPr>
+        <w:tc>
+          <w:tcPr>
+            <w:tcBorders>
+              <w:top w:val="single" w:space="0" w:color="D3D3D3"/>
+              <w:bottom w:val="single" w:space="0" w:color="D3D3D3"/>
+              <w:start w:val="single" w:space="0" w:color="D3D3D3"/>
+              <w:end w:val="single" w:space="0" w:color="D3D3D3"/>
+            </w:tcBorders>
+          </w:tcPr>
+          <w:p>
+            <w:pPr>
+              <w:spacing w:before="0" w:after="60"/>
+              <w:keepNext/>
+              <w:jc w:val="start"/>
+            </w:pPr>
+            <w:r>
+              <w:rPr>
+                <w:rFonts w:ascii="Calibri" w:hAnsi="Calibri"/>
+                <w:sz w:val="20"/>
+              </w:rPr>
+              <w:t xml:space="default">Replace Windows</w:t>
+            </w:r>
+          </w:p>
+        </w:tc>
+        <w:tc>
+          <w:tcPr>
+            <w:tcBorders>
+              <w:top w:val="single" w:space="0" w:color="D3D3D3"/>
+              <w:bottom w:val="single" w:space="0" w:color="D3D3D3"/>
+              <w:start w:val="single" w:space="0" w:color="D3D3D3"/>
+              <w:end w:val="single" w:space="0" w:color="D3D3D3"/>
+            </w:tcBorders>
+          </w:tcPr>
+          <w:p>
+            <w:pPr>
+              <w:spacing w:before="0" w:after="60"/>
+              <w:keepNext/>
+              <w:jc w:val="start"/>
+            </w:pPr>
+            <w:r>
+              <w:rPr>
+                <w:rFonts w:ascii="Calibri" w:hAnsi="Calibri"/>
+                <w:sz w:val="20"/>
+              </w:rPr>
+              <w:t xml:space="default">Replace single-paned windows with double- or triple-paned windows and ensure the frames are airsealed. We recommend installing windows that are Energy Star certified for 'Northern' climate.</w:t>
             </w:r>
           </w:p>
         </w:tc>
@@ -1110,31 +1913,31 @@
                 <w:rFonts w:ascii="Calibri" w:hAnsi="Calibri"/>
                 <w:sz w:val="20"/>
               </w:rPr>
-              <w:t xml:space="default">Date Built</w:t>
-            </w:r>
-          </w:p>
-        </w:tc>
-        <w:tc>
-          <w:tcPr>
-            <w:tcBorders>
-              <w:top w:val="single" w:space="0" w:color="D3D3D3"/>
-              <w:bottom w:val="single" w:space="0" w:color="D3D3D3"/>
-              <w:start w:val="single" w:space="0" w:color="D3D3D3"/>
-              <w:end w:val="single" w:space="0" w:color="D3D3D3"/>
-            </w:tcBorders>
-          </w:tcPr>
-          <w:p>
-            <w:pPr>
-              <w:spacing w:before="0" w:after="60"/>
-              <w:keepNext/>
-              <w:jc w:val="start"/>
-            </w:pPr>
-            <w:r>
-              <w:rPr>
-                <w:rFonts w:ascii="Calibri" w:hAnsi="Calibri"/>
-                <w:sz w:val="20"/>
-              </w:rPr>
-              <w:t xml:space="default">NA</w:t>
+              <w:t xml:space="default">Date Built:</w:t>
+            </w:r>
+          </w:p>
+        </w:tc>
+        <w:tc>
+          <w:tcPr>
+            <w:tcBorders>
+              <w:top w:val="single" w:space="0" w:color="D3D3D3"/>
+              <w:bottom w:val="single" w:space="0" w:color="D3D3D3"/>
+              <w:start w:val="single" w:space="0" w:color="D3D3D3"/>
+              <w:end w:val="single" w:space="0" w:color="D3D3D3"/>
+            </w:tcBorders>
+          </w:tcPr>
+          <w:p>
+            <w:pPr>
+              <w:spacing w:before="0" w:after="60"/>
+              <w:keepNext/>
+              <w:jc w:val="start"/>
+            </w:pPr>
+            <w:r>
+              <w:rPr>
+                <w:rFonts w:ascii="Calibri" w:hAnsi="Calibri"/>
+                <w:sz w:val="20"/>
+              </w:rPr>
+              <w:t xml:space="default">1800</w:t>
             </w:r>
           </w:p>
         </w:tc>
@@ -1163,31 +1966,31 @@
                 <w:rFonts w:ascii="Calibri" w:hAnsi="Calibri"/>
                 <w:sz w:val="20"/>
               </w:rPr>
-              <w:t xml:space="default">Attic</w:t>
-            </w:r>
-          </w:p>
-        </w:tc>
-        <w:tc>
-          <w:tcPr>
-            <w:tcBorders>
-              <w:top w:val="single" w:space="0" w:color="D3D3D3"/>
-              <w:bottom w:val="single" w:space="0" w:color="D3D3D3"/>
-              <w:start w:val="single" w:space="0" w:color="D3D3D3"/>
-              <w:end w:val="single" w:space="0" w:color="D3D3D3"/>
-            </w:tcBorders>
-          </w:tcPr>
-          <w:p>
-            <w:pPr>
-              <w:spacing w:before="0" w:after="60"/>
-              <w:keepNext/>
-              <w:jc w:val="start"/>
-            </w:pPr>
-            <w:r>
-              <w:rPr>
-                <w:rFonts w:ascii="Calibri" w:hAnsi="Calibri"/>
-                <w:sz w:val="20"/>
-              </w:rPr>
-              <w:t xml:space="default">NA , NA inches</w:t>
+              <w:t xml:space="default">Foundation Type:</w:t>
+            </w:r>
+          </w:p>
+        </w:tc>
+        <w:tc>
+          <w:tcPr>
+            <w:tcBorders>
+              <w:top w:val="single" w:space="0" w:color="D3D3D3"/>
+              <w:bottom w:val="single" w:space="0" w:color="D3D3D3"/>
+              <w:start w:val="single" w:space="0" w:color="D3D3D3"/>
+              <w:end w:val="single" w:space="0" w:color="D3D3D3"/>
+            </w:tcBorders>
+          </w:tcPr>
+          <w:p>
+            <w:pPr>
+              <w:spacing w:before="0" w:after="60"/>
+              <w:keepNext/>
+              <w:jc w:val="start"/>
+            </w:pPr>
+            <w:r>
+              <w:rPr>
+                <w:rFonts w:ascii="Calibri" w:hAnsi="Calibri"/>
+                <w:sz w:val="20"/>
+              </w:rPr>
+              <w:t xml:space="default">Crawl space</w:t>
             </w:r>
           </w:p>
         </w:tc>
@@ -1216,31 +2019,31 @@
                 <w:rFonts w:ascii="Calibri" w:hAnsi="Calibri"/>
                 <w:sz w:val="20"/>
               </w:rPr>
-              <w:t xml:space="default">Number of floors</w:t>
-            </w:r>
-          </w:p>
-        </w:tc>
-        <w:tc>
-          <w:tcPr>
-            <w:tcBorders>
-              <w:top w:val="single" w:space="0" w:color="D3D3D3"/>
-              <w:bottom w:val="single" w:space="0" w:color="D3D3D3"/>
-              <w:start w:val="single" w:space="0" w:color="D3D3D3"/>
-              <w:end w:val="single" w:space="0" w:color="D3D3D3"/>
-            </w:tcBorders>
-          </w:tcPr>
-          <w:p>
-            <w:pPr>
-              <w:spacing w:before="0" w:after="60"/>
-              <w:keepNext/>
-              <w:jc w:val="start"/>
-            </w:pPr>
-            <w:r>
-              <w:rPr>
-                <w:rFonts w:ascii="Calibri" w:hAnsi="Calibri"/>
-                <w:sz w:val="20"/>
-              </w:rPr>
-              <w:t xml:space="default">NA</w:t>
+              <w:t xml:space="default">Attic:</w:t>
+            </w:r>
+          </w:p>
+        </w:tc>
+        <w:tc>
+          <w:tcPr>
+            <w:tcBorders>
+              <w:top w:val="single" w:space="0" w:color="D3D3D3"/>
+              <w:bottom w:val="single" w:space="0" w:color="D3D3D3"/>
+              <w:start w:val="single" w:space="0" w:color="D3D3D3"/>
+              <w:end w:val="single" w:space="0" w:color="D3D3D3"/>
+            </w:tcBorders>
+          </w:tcPr>
+          <w:p>
+            <w:pPr>
+              <w:spacing w:before="0" w:after="60"/>
+              <w:keepNext/>
+              <w:jc w:val="start"/>
+            </w:pPr>
+            <w:r>
+              <w:rPr>
+                <w:rFonts w:ascii="Calibri" w:hAnsi="Calibri"/>
+                <w:sz w:val="20"/>
+              </w:rPr>
+              <w:t xml:space="default">Batts of Fiberglass , 5 inches</w:t>
             </w:r>
           </w:p>
         </w:tc>
@@ -1269,31 +2072,31 @@
                 <w:rFonts w:ascii="Calibri" w:hAnsi="Calibri"/>
                 <w:sz w:val="20"/>
               </w:rPr>
-              <w:t xml:space="default">Square footage of conditioned space</w:t>
-            </w:r>
-          </w:p>
-        </w:tc>
-        <w:tc>
-          <w:tcPr>
-            <w:tcBorders>
-              <w:top w:val="single" w:space="0" w:color="D3D3D3"/>
-              <w:bottom w:val="single" w:space="0" w:color="D3D3D3"/>
-              <w:start w:val="single" w:space="0" w:color="D3D3D3"/>
-              <w:end w:val="single" w:space="0" w:color="D3D3D3"/>
-            </w:tcBorders>
-          </w:tcPr>
-          <w:p>
-            <w:pPr>
-              <w:spacing w:before="0" w:after="60"/>
-              <w:keepNext/>
-              <w:jc w:val="start"/>
-            </w:pPr>
-            <w:r>
-              <w:rPr>
-                <w:rFonts w:ascii="Calibri" w:hAnsi="Calibri"/>
-                <w:sz w:val="20"/>
-              </w:rPr>
-              <w:t xml:space="default">NA</w:t>
+              <w:t xml:space="default">Number of floors</w:t>
+            </w:r>
+          </w:p>
+        </w:tc>
+        <w:tc>
+          <w:tcPr>
+            <w:tcBorders>
+              <w:top w:val="single" w:space="0" w:color="D3D3D3"/>
+              <w:bottom w:val="single" w:space="0" w:color="D3D3D3"/>
+              <w:start w:val="single" w:space="0" w:color="D3D3D3"/>
+              <w:end w:val="single" w:space="0" w:color="D3D3D3"/>
+            </w:tcBorders>
+          </w:tcPr>
+          <w:p>
+            <w:pPr>
+              <w:spacing w:before="0" w:after="60"/>
+              <w:keepNext/>
+              <w:jc w:val="start"/>
+            </w:pPr>
+            <w:r>
+              <w:rPr>
+                <w:rFonts w:ascii="Calibri" w:hAnsi="Calibri"/>
+                <w:sz w:val="20"/>
+              </w:rPr>
+              <w:t xml:space="default">1</w:t>
             </w:r>
           </w:p>
         </w:tc>
@@ -1322,31 +2125,31 @@
                 <w:rFonts w:ascii="Calibri" w:hAnsi="Calibri"/>
                 <w:sz w:val="20"/>
               </w:rPr>
-              <w:t xml:space="default">Volume of conditioned space (cubic feet)</w:t>
-            </w:r>
-          </w:p>
-        </w:tc>
-        <w:tc>
-          <w:tcPr>
-            <w:tcBorders>
-              <w:top w:val="single" w:space="0" w:color="D3D3D3"/>
-              <w:bottom w:val="single" w:space="0" w:color="D3D3D3"/>
-              <w:start w:val="single" w:space="0" w:color="D3D3D3"/>
-              <w:end w:val="single" w:space="0" w:color="D3D3D3"/>
-            </w:tcBorders>
-          </w:tcPr>
-          <w:p>
-            <w:pPr>
-              <w:spacing w:before="0" w:after="60"/>
-              <w:keepNext/>
-              <w:jc w:val="start"/>
-            </w:pPr>
-            <w:r>
-              <w:rPr>
-                <w:rFonts w:ascii="Calibri" w:hAnsi="Calibri"/>
-                <w:sz w:val="20"/>
-              </w:rPr>
-              <w:t xml:space="default">NA</w:t>
+              <w:t xml:space="default">Square footage of conditioned space:</w:t>
+            </w:r>
+          </w:p>
+        </w:tc>
+        <w:tc>
+          <w:tcPr>
+            <w:tcBorders>
+              <w:top w:val="single" w:space="0" w:color="D3D3D3"/>
+              <w:bottom w:val="single" w:space="0" w:color="D3D3D3"/>
+              <w:start w:val="single" w:space="0" w:color="D3D3D3"/>
+              <w:end w:val="single" w:space="0" w:color="D3D3D3"/>
+            </w:tcBorders>
+          </w:tcPr>
+          <w:p>
+            <w:pPr>
+              <w:spacing w:before="0" w:after="60"/>
+              <w:keepNext/>
+              <w:jc w:val="start"/>
+            </w:pPr>
+            <w:r>
+              <w:rPr>
+                <w:rFonts w:ascii="Calibri" w:hAnsi="Calibri"/>
+                <w:sz w:val="20"/>
+              </w:rPr>
+              <w:t xml:space="default">2086</w:t>
             </w:r>
           </w:p>
         </w:tc>
@@ -1375,31 +2178,84 @@
                 <w:rFonts w:ascii="Calibri" w:hAnsi="Calibri"/>
                 <w:sz w:val="20"/>
               </w:rPr>
-              <w:t xml:space="default">Ambient Carbon Monoxide reading (ppm)</w:t>
-            </w:r>
-          </w:p>
-        </w:tc>
-        <w:tc>
-          <w:tcPr>
-            <w:tcBorders>
-              <w:top w:val="single" w:space="0" w:color="D3D3D3"/>
-              <w:bottom w:val="single" w:space="0" w:color="D3D3D3"/>
-              <w:start w:val="single" w:space="0" w:color="D3D3D3"/>
-              <w:end w:val="single" w:space="0" w:color="D3D3D3"/>
-            </w:tcBorders>
-          </w:tcPr>
-          <w:p>
-            <w:pPr>
-              <w:spacing w:before="0" w:after="60"/>
-              <w:keepNext/>
-              <w:jc w:val="start"/>
-            </w:pPr>
-            <w:r>
-              <w:rPr>
-                <w:rFonts w:ascii="Calibri" w:hAnsi="Calibri"/>
-                <w:sz w:val="20"/>
-              </w:rPr>
-              <w:t xml:space="default">NA</w:t>
+              <w:t xml:space="default">Volume of conditioned space:</w:t>
+            </w:r>
+          </w:p>
+        </w:tc>
+        <w:tc>
+          <w:tcPr>
+            <w:tcBorders>
+              <w:top w:val="single" w:space="0" w:color="D3D3D3"/>
+              <w:bottom w:val="single" w:space="0" w:color="D3D3D3"/>
+              <w:start w:val="single" w:space="0" w:color="D3D3D3"/>
+              <w:end w:val="single" w:space="0" w:color="D3D3D3"/>
+            </w:tcBorders>
+          </w:tcPr>
+          <w:p>
+            <w:pPr>
+              <w:spacing w:before="0" w:after="60"/>
+              <w:keepNext/>
+              <w:jc w:val="start"/>
+            </w:pPr>
+            <w:r>
+              <w:rPr>
+                <w:rFonts w:ascii="Calibri" w:hAnsi="Calibri"/>
+                <w:sz w:val="20"/>
+              </w:rPr>
+              <w:t xml:space="default">17176</w:t>
+            </w:r>
+          </w:p>
+        </w:tc>
+      </w:tr>
+      <w:tr>
+        <w:trPr>
+          <w:cantSplit/>
+        </w:trPr>
+        <w:tc>
+          <w:tcPr>
+            <w:tcBorders>
+              <w:top w:val="single" w:space="0" w:color="D3D3D3"/>
+              <w:bottom w:val="single" w:space="0" w:color="D3D3D3"/>
+              <w:start w:val="single" w:space="0" w:color="D3D3D3"/>
+              <w:end w:val="single" w:space="0" w:color="D3D3D3"/>
+            </w:tcBorders>
+          </w:tcPr>
+          <w:p>
+            <w:pPr>
+              <w:spacing w:before="0" w:after="60"/>
+              <w:keepNext/>
+              <w:jc w:val="start"/>
+            </w:pPr>
+            <w:r>
+              <w:rPr>
+                <w:rFonts w:ascii="Calibri" w:hAnsi="Calibri"/>
+                <w:sz w:val="20"/>
+              </w:rPr>
+              <w:t xml:space="default">Ambient Carbon Monoxide reading:</w:t>
+            </w:r>
+          </w:p>
+        </w:tc>
+        <w:tc>
+          <w:tcPr>
+            <w:tcBorders>
+              <w:top w:val="single" w:space="0" w:color="D3D3D3"/>
+              <w:bottom w:val="single" w:space="0" w:color="D3D3D3"/>
+              <w:start w:val="single" w:space="0" w:color="D3D3D3"/>
+              <w:end w:val="single" w:space="0" w:color="D3D3D3"/>
+            </w:tcBorders>
+          </w:tcPr>
+          <w:p>
+            <w:pPr>
+              <w:spacing w:before="0" w:after="60"/>
+              <w:keepNext/>
+              <w:jc w:val="start"/>
+            </w:pPr>
+            <w:r>
+              <w:rPr>
+                <w:rFonts w:ascii="Calibri" w:hAnsi="Calibri"/>
+                <w:sz w:val="20"/>
+              </w:rPr>
+              <w:t xml:space="default">0</w:t>
             </w:r>
           </w:p>
         </w:tc>
@@ -1475,7 +2331,7 @@
                 <w:rFonts w:ascii="Calibri" w:hAnsi="Calibri"/>
                 <w:sz w:val="20"/>
               </w:rPr>
-              <w:t xml:space="default">NA</w:t>
+              <w:t xml:space="default">10</w:t>
             </w:r>
           </w:p>
         </w:tc>
@@ -1528,7 +2384,7 @@
                 <w:rFonts w:ascii="Calibri" w:hAnsi="Calibri"/>
                 <w:sz w:val="20"/>
               </w:rPr>
-              <w:t xml:space="default">NA</w:t>
+              <w:t xml:space="default">Northeast/Southwest</w:t>
             </w:r>
           </w:p>
         </w:tc>
@@ -1581,7 +2437,7 @@
                 <w:rFonts w:ascii="Calibri" w:hAnsi="Calibri"/>
                 <w:sz w:val="20"/>
               </w:rPr>
-              <w:t xml:space="default">NAin NAcondition. NA</w:t>
+              <w:t xml:space="default">Asphalt Shinglesin faircondition. Some of the shingles are flipped up but overall fine.</w:t>
             </w:r>
           </w:p>
         </w:tc>
@@ -1634,7 +2490,7 @@
                 <w:rFonts w:ascii="Calibri" w:hAnsi="Calibri"/>
                 <w:sz w:val="20"/>
               </w:rPr>
-              <w:t xml:space="default">Current moisture control strategies: NA. These were in NA condition .NA</w:t>
+              <w:t xml:space="default">Current moisture control strategies: gutters. These were in poor condition .Only on some sides of the building partially.</w:t>
             </w:r>
           </w:p>
         </w:tc>
@@ -1687,7 +2543,7 @@
                 <w:rFonts w:ascii="Calibri" w:hAnsi="Calibri"/>
                 <w:sz w:val="20"/>
               </w:rPr>
-              <w:t xml:space="default">NA in NA condition. NA</w:t>
+              <w:t xml:space="default">wood shingles in fair condition. Some of the siding has recently been replaced and some is old with water damage or moss growing on it.</w:t>
             </w:r>
           </w:p>
         </w:tc>
@@ -1740,7 +2596,7 @@
                 <w:rFonts w:ascii="Calibri" w:hAnsi="Calibri"/>
                 <w:sz w:val="20"/>
               </w:rPr>
-              <w:t xml:space="default">There are no exterior doors</w:t>
+              <w:t xml:space="default">There are 3 insulated wood exterior doors. In fair condition, totaling 53 square feet.</w:t>
             </w:r>
           </w:p>
         </w:tc>
@@ -1793,7 +2649,7 @@
                 <w:rFonts w:ascii="Calibri" w:hAnsi="Calibri"/>
                 <w:sz w:val="20"/>
               </w:rPr>
-              <w:t xml:space="default">There are no exterior windows</w:t>
+              <w:t xml:space="default">There are 8 single paned wood windows. In fair condition, totaling 54 square feet. Moreover there are 7 double paned wood windows. In fair condition, totaling 81 square feet.</w:t>
             </w:r>
           </w:p>
         </w:tc>
@@ -1869,7 +2725,7 @@
                 <w:rFonts w:ascii="Calibri" w:hAnsi="Calibri"/>
                 <w:sz w:val="20"/>
               </w:rPr>
-              <w:t xml:space="default">NAThere is NA insulation NA inches thick in NA condition. NA</w:t>
+              <w:t xml:space="default">The framing type of the home is balloon framing, which means the wall cavities extend the full height of the building (from the foundation to the roof). Often the wall cavities are interconnected with the floor and ceiling cavities. This framing type can create connected passageways for air to leave the house and rodents to enter the house. There is UNKNOWN insulation NA inches thick in NA condition. NA</w:t>
             </w:r>
           </w:p>
         </w:tc>
@@ -1922,7 +2778,7 @@
                 <w:rFonts w:ascii="Calibri" w:hAnsi="Calibri"/>
                 <w:sz w:val="20"/>
               </w:rPr>
-              <w:t xml:space="default">NA</w:t>
+              <w:t xml:space="default">Two large sliding doors on either side of the main hall that have cavities that go straight to the attic.</w:t>
             </w:r>
           </w:p>
         </w:tc>
@@ -1975,7 +2831,7 @@
                 <w:rFonts w:ascii="Calibri" w:hAnsi="Calibri"/>
                 <w:sz w:val="20"/>
               </w:rPr>
-              <w:t xml:space="default">NA</w:t>
+              <w:t xml:space="default">Small electric heater in the wall.</w:t>
             </w:r>
           </w:p>
         </w:tc>
@@ -2028,7 +2884,7 @@
                 <w:rFonts w:ascii="Calibri" w:hAnsi="Calibri"/>
                 <w:sz w:val="20"/>
               </w:rPr>
-              <w:t xml:space="default">NA used NA kWh in NA minutes. NA used NA kWh in NA minutes. NA</w:t>
+              <w:t xml:space="default">Fridge used 8.9 kWh in 60 minutes. Deep Fridge used 1.8 kWh in 60 minutes. Industrial vent hood and gas range. Also, a wood cook stove.</w:t>
             </w:r>
           </w:p>
         </w:tc>
@@ -2136,7 +2992,7 @@
                 <w:rFonts w:ascii="Calibri" w:hAnsi="Calibri"/>
                 <w:sz w:val="20"/>
               </w:rPr>
-              <w:t xml:space="default">NA</w:t>
+              <w:t xml:space="default">2126</w:t>
             </w:r>
           </w:p>
         </w:tc>
@@ -2213,7 +3069,7 @@
                 <w:rFonts w:ascii="Calibri" w:hAnsi="Calibri"/>
                 <w:sz w:val="20"/>
               </w:rPr>
-              <w:t xml:space="default">NA</w:t>
+              <w:t xml:space="default">7.4</w:t>
             </w:r>
           </w:p>
         </w:tc>
@@ -2290,7 +3146,7 @@
                 <w:rFonts w:ascii="Calibri" w:hAnsi="Calibri"/>
                 <w:sz w:val="20"/>
               </w:rPr>
-              <w:t xml:space="default">NA under natural conditions. TEST</w:t>
+              <w:t xml:space="default">212.6 under natural conditions. TEST</w:t>
             </w:r>
           </w:p>
         </w:tc>
@@ -2367,7 +3223,7 @@
                 <w:rFonts w:ascii="Calibri" w:hAnsi="Calibri"/>
                 <w:sz w:val="20"/>
               </w:rPr>
-              <w:t xml:space="default">NA</w:t>
+              <w:t xml:space="default">0.4</w:t>
             </w:r>
           </w:p>
         </w:tc>
@@ -2522,7 +3378,7 @@
                 <w:rFonts w:ascii="Calibri" w:hAnsi="Calibri"/>
                 <w:sz w:val="20"/>
               </w:rPr>
-              <w:t xml:space="default">NA</w:t>
+              <w:t xml:space="default">2086</w:t>
             </w:r>
           </w:p>
         </w:tc>
@@ -2575,7 +3431,7 @@
                 <w:rFonts w:ascii="Calibri" w:hAnsi="Calibri"/>
                 <w:sz w:val="20"/>
               </w:rPr>
-              <w:t xml:space="default">NA</w:t>
+              <w:t xml:space="default">Batts of Fiberglass</w:t>
             </w:r>
           </w:p>
         </w:tc>
@@ -2628,7 +3484,7 @@
                 <w:rFonts w:ascii="Calibri" w:hAnsi="Calibri"/>
                 <w:sz w:val="20"/>
               </w:rPr>
-              <w:t xml:space="default">NA</w:t>
+              <w:t xml:space="default">Partially</w:t>
             </w:r>
           </w:p>
         </w:tc>
@@ -2681,7 +3537,7 @@
                 <w:rFonts w:ascii="Calibri" w:hAnsi="Calibri"/>
                 <w:sz w:val="20"/>
               </w:rPr>
-              <w:t xml:space="default">There is NAair sealing. NA</w:t>
+              <w:t xml:space="default">There is Noair sealing. NA</w:t>
             </w:r>
           </w:p>
         </w:tc>
@@ -2734,7 +3590,7 @@
                 <w:rFonts w:ascii="Calibri" w:hAnsi="Calibri"/>
                 <w:sz w:val="20"/>
               </w:rPr>
-              <w:t xml:space="default">NA NA NA</w:t>
+              <w:t xml:space="default">The attic is only partially insulated. Yes NA</w:t>
             </w:r>
           </w:p>
         </w:tc>
@@ -2787,7 +3643,7 @@
                 <w:rFonts w:ascii="Calibri" w:hAnsi="Calibri"/>
                 <w:sz w:val="20"/>
               </w:rPr>
-              <w:t xml:space="default">NA</w:t>
+              <w:t xml:space="default">Yes</w:t>
             </w:r>
           </w:p>
         </w:tc>
@@ -2840,7 +3696,7 @@
                 <w:rFonts w:ascii="Calibri" w:hAnsi="Calibri"/>
                 <w:sz w:val="20"/>
               </w:rPr>
-              <w:t xml:space="default">NA</w:t>
+              <w:t xml:space="default">No</w:t>
             </w:r>
           </w:p>
         </w:tc>
@@ -2969,7 +3825,7 @@
                 <w:rFonts w:ascii="Calibri" w:hAnsi="Calibri"/>
                 <w:sz w:val="20"/>
               </w:rPr>
-              <w:t xml:space="default">NA</w:t>
+              <w:t xml:space="default">Batts of Fiberglass</w:t>
             </w:r>
           </w:p>
         </w:tc>
@@ -3022,7 +3878,7 @@
                 <w:rFonts w:ascii="Calibri" w:hAnsi="Calibri"/>
                 <w:sz w:val="20"/>
               </w:rPr>
-              <w:t xml:space="default">NANA</w:t>
+              <w:t xml:space="default">PoorThe insulation is along the floor joists however it is only in some parts and is falling out. It is effectively uninsulated.</w:t>
             </w:r>
           </w:p>
         </w:tc>
@@ -3075,7 +3931,7 @@
                 <w:rFonts w:ascii="Calibri" w:hAnsi="Calibri"/>
                 <w:sz w:val="20"/>
               </w:rPr>
-              <w:t xml:space="default">NA</w:t>
+              <w:t xml:space="default">Appliances not insulated, Ducts/pipes not insulated</w:t>
             </w:r>
           </w:p>
         </w:tc>
@@ -3128,7 +3984,7 @@
                 <w:rFonts w:ascii="Calibri" w:hAnsi="Calibri"/>
                 <w:sz w:val="20"/>
               </w:rPr>
-              <w:t xml:space="default">NAin NAcondition. NA</w:t>
+              <w:t xml:space="default">NAin NAcondition. Only on some sides of the building partially.</w:t>
             </w:r>
           </w:p>
         </w:tc>
@@ -3181,7 +4037,7 @@
                 <w:rFonts w:ascii="Calibri" w:hAnsi="Calibri"/>
                 <w:sz w:val="20"/>
               </w:rPr>
-              <w:t xml:space="default">NANA</w:t>
+              <w:t xml:space="default">NoNA</w:t>
             </w:r>
           </w:p>
         </w:tc>
@@ -3310,7 +4166,7 @@
                 <w:rFonts w:ascii="Calibri" w:hAnsi="Calibri"/>
                 <w:sz w:val="20"/>
               </w:rPr>
-              <w:t xml:space="default">The electrical panel has and amperage of NA. There are NA unused breaker spaces. NA</w:t>
+              <w:t xml:space="default">The electrical panel has and amperage of 200. There are 0 unused breaker spaces. NA</w:t>
             </w:r>
           </w:p>
         </w:tc>
@@ -3437,7 +4293,7 @@
     </w:tbl>
     <w:bookmarkEnd w:id="40"/>
     <w:bookmarkEnd w:id="41"/>
-    <w:bookmarkStart w:id="56" w:name="recommendations"/>
+    <w:bookmarkStart w:id="71" w:name="recommendations"/>
     <w:p>
       <w:pPr>
         <w:pStyle w:val="Heading2"/>
@@ -3524,17 +4380,17 @@
         <w:pStyle w:val="BodyText"/>
       </w:pPr>
       <w:r>
-        <w:t xml:space="preserve">Test 1 A tune-up can improve the efficiency of your furnace/boiler, confirm that it is exhausting properly, and identify areas of concern before they become urgent. If you have a service contract with your fuel delivery company, an annual tune-up is usually included.</w:t>
+        <w:t xml:space="preserve">Test 2 A tune-up can improve the efficiency of your furnace/boiler, confirm that it is exhausting properly, and identify areas of concern before they become urgent. If you have a service contract with your fuel delivery company, an annual tune-up is usually included.</w:t>
       </w:r>
     </w:p>
     <w:bookmarkEnd w:id="42"/>
-    <w:bookmarkStart w:id="43" w:name="window-dressers"/>
+    <w:bookmarkStart w:id="43" w:name="high-efficiency-shower-heads"/>
     <w:p>
       <w:pPr>
         <w:pStyle w:val="Heading3"/>
       </w:pPr>
       <w:r>
-        <w:t xml:space="preserve">4.2 Window Dressers</w:t>
+        <w:t xml:space="preserve">4.2 High efficiency shower head(s)</w:t>
       </w:r>
     </w:p>
     <w:p>
@@ -3554,7 +4410,7 @@
         <w:pStyle w:val="BodyText"/>
       </w:pPr>
       <w:r>
-        <w:t xml:space="preserve">Your windows are a source of heat loss, reduce your comfort due to cold surface temperatures, and may also cause moisture condensation or frost in the winter.</w:t>
+        <w:t xml:space="preserve">Your shower heads use more water and energy than high-efficiency shower heads, thus costing you more money than necessary. Older shower heads use 2.5 gallons or more every minute, which wastes thousands of gallons of water each year and costs you money for every extra gallon of water heated.</w:t>
       </w:r>
     </w:p>
     <w:p>
@@ -3574,7 +4430,7 @@
         <w:pStyle w:val="BodyText"/>
       </w:pPr>
       <w:r>
-        <w:t xml:space="preserve">WindowDressers insulating window inserts help air-seal windows and reduce heat loss and gain.</w:t>
+        <w:t xml:space="preserve">Install high-efficiency shower heads to reduce the amount of water and energy to heat the water used when showering.</w:t>
       </w:r>
       <w:r>
         <w:t xml:space="preserve"> </w:t>
@@ -3592,45 +4448,17 @@
         <w:pStyle w:val="BodyText"/>
       </w:pPr>
       <w:r>
-        <w:t xml:space="preserve">Insulating window inserts save 5-10% of your heating costs at less than 1/10th the cost of replacement windows. The overall project cost will depend on the number and size of window inserts. Example prices for the 2024 season were: small (20 x 36”) - $36 for natural pine frame, $46 for white; medium (30 x 52”) - $50 for natural pine frame, $64 for white; large (44 x 68”) - $67 for natural pine frame, $88 for white. Adjusted pricing for lower-income households is available from WindowDressers upon request. If plastic is damaged, it can be replaced for $15.</w:t>
-      </w:r>
-    </w:p>
-    <w:p>
-      <w:pPr>
-        <w:pStyle w:val="BodyText"/>
-      </w:pPr>
-      <w:r>
-        <w:t xml:space="preserve">Households that order inserts are expected to participate in the Community Build where the inserts are made. You can sign up for a 4-hour shift and learn the simple steps in the insert-building process (no previous experience required, no power tools). Each job has</w:t>
-      </w:r>
-      <w:r>
-        <w:t xml:space="preserve"> </w:t>
-      </w:r>
-      <w:r>
-        <w:t xml:space="preserve">“jigs”</w:t>
-      </w:r>
-      <w:r>
-        <w:t xml:space="preserve"> </w:t>
-      </w:r>
-      <w:r>
-        <w:t xml:space="preserve">that make the job easier to do and ensure uniform quality. You will be trained at the beginning of your shift on how to do your task. Volunteering for multiple shifts is encouraged! Mid-shift snacks and a meal are provided to all participants.</w:t>
-      </w:r>
-    </w:p>
-    <w:p>
-      <w:pPr>
-        <w:pStyle w:val="BodyText"/>
-      </w:pPr>
-      <w:r>
-        <w:t xml:space="preserve">If you would like to participate, please contact us so we can discuss how the program works and which windows you’d like inserts for.</w:t>
+        <w:t xml:space="preserve">A typical family will save ~10,000 gallons of water per year and over $100 per year in water heating costs. We provide these for free and have several styles for you to choose from; contact us for some if we did not give you any during the audit.</w:t>
       </w:r>
     </w:p>
     <w:bookmarkEnd w:id="43"/>
-    <w:bookmarkStart w:id="44" w:name="heat-pump-water-heater"/>
+    <w:bookmarkStart w:id="44" w:name="leds"/>
     <w:p>
       <w:pPr>
         <w:pStyle w:val="Heading3"/>
       </w:pPr>
       <w:r>
-        <w:t xml:space="preserve">4.3 Heat Pump Water Heater</w:t>
+        <w:t xml:space="preserve">4.3 LEDs</w:t>
       </w:r>
     </w:p>
     <w:p>
@@ -3650,11 +4478,185 @@
         <w:pStyle w:val="BodyText"/>
       </w:pPr>
       <w:r>
+        <w:t xml:space="preserve">Your lighting uses more energy than LED bulbs would. Halogen and incandescent light bulbs use 5-8x more energy than LEDs. This requires significantly more electricity and costs a lot.</w:t>
+      </w:r>
+    </w:p>
+    <w:p>
+      <w:pPr>
+        <w:pStyle w:val="BodyText"/>
+      </w:pPr>
+      <w:r>
+        <w:rPr>
+          <w:i/>
+          <w:iCs/>
+        </w:rPr>
+        <w:t xml:space="preserve">Recommendation</w:t>
+      </w:r>
+    </w:p>
+    <w:p>
+      <w:pPr>
+        <w:pStyle w:val="BodyText"/>
+      </w:pPr>
+      <w:r>
+        <w:t xml:space="preserve">Switch your light bulbs to LED light bulbs. LEDs use 80% less energy than incandescent light bulbs which can significantly reduce your electricity bill.</w:t>
+      </w:r>
+    </w:p>
+    <w:p>
+      <w:pPr>
+        <w:pStyle w:val="BodyText"/>
+      </w:pPr>
+      <w:r>
+        <w:rPr>
+          <w:i/>
+          <w:iCs/>
+        </w:rPr>
+        <w:t xml:space="preserve">Estimated Cost/Benefits/Incentives</w:t>
+      </w:r>
+    </w:p>
+    <w:p>
+      <w:pPr>
+        <w:pStyle w:val="BodyText"/>
+      </w:pPr>
+      <w:r>
+        <w:t xml:space="preserve">We provide free LED light bulbs; contact us for some if we did not give you any during the audit. Depending on usage, LEDs can save more than $50 a year.</w:t>
+      </w:r>
+    </w:p>
+    <w:bookmarkEnd w:id="44"/>
+    <w:bookmarkStart w:id="45" w:name="window-dressers"/>
+    <w:p>
+      <w:pPr>
+        <w:pStyle w:val="Heading3"/>
+      </w:pPr>
+      <w:r>
+        <w:t xml:space="preserve">4.4 Window Dressers</w:t>
+      </w:r>
+    </w:p>
+    <w:p>
+      <w:pPr>
+        <w:pStyle w:val="FirstParagraph"/>
+      </w:pPr>
+      <w:r>
+        <w:rPr>
+          <w:i/>
+          <w:iCs/>
+        </w:rPr>
+        <w:t xml:space="preserve">Problem</w:t>
+      </w:r>
+    </w:p>
+    <w:p>
+      <w:pPr>
+        <w:pStyle w:val="BodyText"/>
+      </w:pPr>
+      <w:r>
+        <w:t xml:space="preserve">Your windows are a source of heat loss, reduce your comfort due to cold surface temperatures, and may also cause moisture condensation or frost in the winter.</w:t>
+      </w:r>
+    </w:p>
+    <w:p>
+      <w:pPr>
+        <w:pStyle w:val="BodyText"/>
+      </w:pPr>
+      <w:r>
+        <w:rPr>
+          <w:i/>
+          <w:iCs/>
+        </w:rPr>
+        <w:t xml:space="preserve">Recommendation</w:t>
+      </w:r>
+    </w:p>
+    <w:p>
+      <w:pPr>
+        <w:pStyle w:val="BodyText"/>
+      </w:pPr>
+      <w:r>
+        <w:t xml:space="preserve">WindowDressers insulating window inserts help air-seal windows and reduce heat loss and gain.</w:t>
+      </w:r>
+      <w:r>
+        <w:t xml:space="preserve"> </w:t>
+      </w:r>
+      <w:r>
+        <w:rPr>
+          <w:i/>
+          <w:iCs/>
+        </w:rPr>
+        <w:t xml:space="preserve">Estimated Cost/Benefits/Incentives</w:t>
+      </w:r>
+    </w:p>
+    <w:p>
+      <w:pPr>
+        <w:pStyle w:val="BodyText"/>
+      </w:pPr>
+      <w:r>
+        <w:t xml:space="preserve">Insulating window inserts save 5-10% of your heating costs at less than 1/10th the cost of replacement windows. The overall project cost will depend on the number and size of window inserts. Example prices for the 2024 season were: small (20 x 36”) - $36 for natural pine frame, $46 for white; medium (30 x 52”) - $50 for natural pine frame, $64 for white; large (44 x 68”) - $67 for natural pine frame, $88 for white. Adjusted pricing for lower-income households is available from WindowDressers upon request. If plastic is damaged, it can be replaced for $15.</w:t>
+      </w:r>
+    </w:p>
+    <w:p>
+      <w:pPr>
+        <w:pStyle w:val="BodyText"/>
+      </w:pPr>
+      <w:r>
+        <w:t xml:space="preserve">Households that order inserts are expected to participate in the Community Build where the inserts are made. You can sign up for a 4-hour shift and learn the simple steps in the insert-building process (no previous experience required, no power tools). Each job has</w:t>
+      </w:r>
+      <w:r>
+        <w:t xml:space="preserve"> </w:t>
+      </w:r>
+      <w:r>
+        <w:t xml:space="preserve">“jigs”</w:t>
+      </w:r>
+      <w:r>
+        <w:t xml:space="preserve"> </w:t>
+      </w:r>
+      <w:r>
+        <w:t xml:space="preserve">that make the job easier to do and ensure uniform quality. You will be trained at the beginning of your shift on how to do your task. Volunteering for multiple shifts is encouraged! Mid-shift snacks and a meal are provided to all participants.</w:t>
+      </w:r>
+    </w:p>
+    <w:p>
+      <w:pPr>
+        <w:pStyle w:val="BodyText"/>
+      </w:pPr>
+      <w:r>
+        <w:t xml:space="preserve">If you would like to participate, please contact us so we can discuss how the program works and which windows you’d like inserts for.</w:t>
+      </w:r>
+    </w:p>
+    <w:bookmarkEnd w:id="45"/>
+    <w:bookmarkStart w:id="46" w:name="refrigerator"/>
+    <w:p>
+      <w:pPr>
+        <w:pStyle w:val="Heading3"/>
+      </w:pPr>
+      <w:r>
+        <w:t xml:space="preserve">4.5 Refrigerator</w:t>
+      </w:r>
+    </w:p>
+    <w:p>
+      <w:pPr>
+        <w:pStyle w:val="FirstParagraph"/>
+      </w:pPr>
+      <w:r>
+        <w:rPr>
+          <w:i/>
+          <w:iCs/>
+        </w:rPr>
+        <w:t xml:space="preserve">Problem</w:t>
+      </w:r>
+    </w:p>
+    <w:p>
+      <w:pPr>
+        <w:pStyle w:val="BodyText"/>
+      </w:pPr>
+      <w:r>
+        <w:t xml:space="preserve">Your refrigerator uses more energy than newer models.</w:t>
+      </w:r>
+    </w:p>
+    <w:p>
+      <w:pPr>
+        <w:pStyle w:val="BodyText"/>
+      </w:pPr>
+      <w:r>
         <w:rPr>
           <w:b/>
           <w:bCs/>
         </w:rPr>
-        <w:t xml:space="preserve">Auditor to describe depending on what their current system is</w:t>
+        <w:t xml:space="preserve">Ideally, the auditor notes the annual energy consumption (kWh) of the existing fridge compared to a new model of similar size</w:t>
       </w:r>
     </w:p>
     <w:p>
@@ -3674,7 +4676,7 @@
         <w:pStyle w:val="BodyText"/>
       </w:pPr>
       <w:r>
-        <w:t xml:space="preserve">Install a heat pump water heater to provide your hot water for cooking and bathing. This is the most efficient way to heat water and will save hundreds of dollars a year compared to electric resistance, heating oil, or propane hot water. It will also help to dehumidify while it’s running. If your current water heater burns oil or propane, this will also remove a source of combustion gases from your home.</w:t>
+        <w:t xml:space="preserve">Replace your refrigerator with a new, EnergyStar certified fridge. Look at the Energy Guide label to compare the energy use of new refrigerators.</w:t>
       </w:r>
     </w:p>
     <w:p>
@@ -3694,17 +4696,29 @@
         <w:pStyle w:val="BodyText"/>
       </w:pPr>
       <w:r>
-        <w:t xml:space="preserve">A heat pump water heater uses 70% less electricity than a standard electric water heater. Efficiency Maine offers a rebate of up to $950, making the equipment cost as little as $400 plus installation. The rebate can be combined with a nonrefundable federal tax credit of 30% of the remaining cost of the unit and labor, subject to an annual maximum benefit of $2,000 (shared with other energy property, like heat pumps). For more information, you can call Efficiency Maine at 866-376-2463 (Monday to Friday, 8:00 am to 5:00 pm) or visit their website: https://www.efficiencymaine.com/at-home/heat-pump-water-heater-program/</w:t>
-      </w:r>
-    </w:p>
-    <w:bookmarkEnd w:id="44"/>
-    <w:bookmarkStart w:id="45" w:name="gutters"/>
+        <w:t xml:space="preserve">If you are able to afford the upfront cost of purchasing a new refrigerator, you will recoup significant savings in the long run. Whenever you need to buy a new appliance, consider EnergyStar certified models, which use less energy and are cheaper to run. Remember, it doesn’t save energy if you relocate your existing refrigerator to the basement or garage and continue using it.</w:t>
+      </w:r>
+    </w:p>
+    <w:p>
+      <w:pPr>
+        <w:pStyle w:val="BodyText"/>
+      </w:pPr>
+      <w:r>
+        <w:rPr>
+          <w:b/>
+          <w:bCs/>
+        </w:rPr>
+        <w:t xml:space="preserve">Ideally, auditor locates similar volume fridge online to calculate monthly savings and payback period compared to kill-a-watt meter reading for current refrigerator. “This example refrigerator would save $XX in electricity each month and pay for itself within XX months</w:t>
+      </w:r>
+    </w:p>
+    <w:bookmarkEnd w:id="46"/>
+    <w:bookmarkStart w:id="47" w:name="freezer"/>
     <w:p>
       <w:pPr>
         <w:pStyle w:val="Heading3"/>
       </w:pPr>
       <w:r>
-        <w:t xml:space="preserve">4.4 Gutters</w:t>
+        <w:t xml:space="preserve">4.6 Freezer</w:t>
       </w:r>
     </w:p>
     <w:p>
@@ -3724,7 +4738,19 @@
         <w:pStyle w:val="BodyText"/>
       </w:pPr>
       <w:r>
-        <w:t xml:space="preserve">The house has no gutters, so water runs off your roof and directly onto the ground next to your house. Water that splashes off the ground can damage the exterior of your house. Runoff that is absorbed into the ground can seep into the basement/crawlspace, causing moisture issues there and throughout your house.</w:t>
+        <w:t xml:space="preserve">Your freezer uses more energy than newer models. Consider how the cost of running the freezer compares to the benefits of keeping it on.</w:t>
+      </w:r>
+    </w:p>
+    <w:p>
+      <w:pPr>
+        <w:pStyle w:val="BodyText"/>
+      </w:pPr>
+      <w:r>
+        <w:rPr>
+          <w:b/>
+          <w:bCs/>
+        </w:rPr>
+        <w:t xml:space="preserve">Ideally, the auditor notes the annual energy consumption (kWh) of the existing freezer compared to a new model of similar size</w:t>
       </w:r>
     </w:p>
     <w:p>
@@ -3744,7 +4770,7 @@
         <w:pStyle w:val="BodyText"/>
       </w:pPr>
       <w:r>
-        <w:t xml:space="preserve">Install gutters and downspouts that divert water at least six feet away from the foundation and to where the ground slopes away from the house.</w:t>
+        <w:t xml:space="preserve">Replace your freezer with a new, EnergyStar certified freezer. Look at the Energy Guide label to compare the energy use of new freezers.</w:t>
       </w:r>
     </w:p>
     <w:p>
@@ -3764,17 +4790,43 @@
         <w:pStyle w:val="BodyText"/>
       </w:pPr>
       <w:r>
-        <w:t xml:space="preserve">Adding gutters would mitigate moisture damage and save you from having to replace/fix other parts of the house.</w:t>
-      </w:r>
-    </w:p>
-    <w:bookmarkEnd w:id="45"/>
-    <w:bookmarkStart w:id="46" w:name="vapor-barrier"/>
+        <w:t xml:space="preserve">If you are able to afford the upfront cost of purchasing a new freezer, you will recoup significant savings in the long run. Whenever you need to buy a new appliance, consider EnergyStar certified models, which use electricity and are cheaper to run.</w:t>
+      </w:r>
+    </w:p>
+    <w:p>
+      <w:pPr>
+        <w:pStyle w:val="BodyText"/>
+      </w:pPr>
+      <w:r>
+        <w:rPr>
+          <w:b/>
+          <w:bCs/>
+        </w:rPr>
+        <w:t xml:space="preserve">Ideally, auditor locates similar volume freezer online to calculate monthly savings and payback period compared to kill-a-watt meter reading for current freezer.</w:t>
+      </w:r>
+      <w:r>
+        <w:rPr>
+          <w:b/>
+          <w:bCs/>
+        </w:rPr>
+        <w:t xml:space="preserve"> </w:t>
+      </w:r>
+      <w:r>
+        <w:rPr>
+          <w:b/>
+          <w:bCs/>
+        </w:rPr>
+        <w:t xml:space="preserve">“This example freezer would save $XX in electricity each month and pay for itself within XX months.”</w:t>
+      </w:r>
+    </w:p>
+    <w:bookmarkEnd w:id="47"/>
+    <w:bookmarkStart w:id="48" w:name="induction-stoveoven"/>
     <w:p>
       <w:pPr>
         <w:pStyle w:val="Heading3"/>
       </w:pPr>
       <w:r>
-        <w:t xml:space="preserve">4.5 Vapor Barrier</w:t>
+        <w:t xml:space="preserve">4.7 Induction Stove/Oven</w:t>
       </w:r>
     </w:p>
     <w:p>
@@ -3794,7 +4846,7 @@
         <w:pStyle w:val="BodyText"/>
       </w:pPr>
       <w:r>
-        <w:t xml:space="preserve">There is excess moisture in the basement/crawlspace, which is evaporating out of the ground. This moisture can enter the house and cause mold, mildew, rot, and air quality issues.</w:t>
+        <w:t xml:space="preserve">Your gas range has the potential to release propane, carbon monoxide, and combustion gases into your house. Gas ranges are also inefficient at transferring heat to your food at 32% efficiency, compared to 85% efficiency for induction cooktops.</w:t>
       </w:r>
     </w:p>
     <w:p>
@@ -3814,7 +4866,7 @@
         <w:pStyle w:val="BodyText"/>
       </w:pPr>
       <w:r>
-        <w:t xml:space="preserve">Install a vapor barrier on the basement floor to stop moisture from entering the basement and house.</w:t>
+        <w:t xml:space="preserve">Induction cooking appliances are more efficient and safer than electric or gas ones. There is no risk of carbon monoxide or other harmful combustion gases, and the surface doesn’t heat up without a pot or pan on it.</w:t>
       </w:r>
     </w:p>
     <w:p>
@@ -3834,17 +4886,17 @@
         <w:pStyle w:val="BodyText"/>
       </w:pPr>
       <w:r>
-        <w:t xml:space="preserve">Efficiency Maine rebates will cover vapor barriers up to 25% of a weatherization project cost, if done as part of a larger insulation project. Most insulation companies can install spray foam and vapor barriers together. Efficiency Maine rebates and other incentives for insulation work can fund up to 80% of the overall cost to weatherize your home (subject to a lifetime limit per building), up to $9,200 when combined with nonrefundable federal tax credits. You can call them at 866-376-2463 (Monday to Friday, 8:00 am to 5:00 pm) or visit their webpage about insulation rebates: https://www.efficiencymaine.com/at-home/insulation-rebates/</w:t>
-      </w:r>
-    </w:p>
-    <w:bookmarkEnd w:id="46"/>
-    <w:bookmarkStart w:id="47" w:name="spray-foam-basement-walls"/>
+        <w:t xml:space="preserve">Currently, Efficiency Maine does not offer a rebate for induction stoves. If you’re interested in trying out induction cooking but don’t want to replace your kitchen stove, consider buying a portable induction cooktop, which costs less than $100.</w:t>
+      </w:r>
+    </w:p>
+    <w:bookmarkEnd w:id="48"/>
+    <w:bookmarkStart w:id="49" w:name="heat-pump-water-heater"/>
     <w:p>
       <w:pPr>
         <w:pStyle w:val="Heading3"/>
       </w:pPr>
       <w:r>
-        <w:t xml:space="preserve">4.6 Spray foam Basement Walls</w:t>
+        <w:t xml:space="preserve">4.8 Heat Pump Water Heater</w:t>
       </w:r>
     </w:p>
     <w:p>
@@ -3864,7 +4916,11 @@
         <w:pStyle w:val="BodyText"/>
       </w:pPr>
       <w:r>
-        <w:t xml:space="preserve">The basement/crawlspace is uninsulated and used for mechanical equipment and plumbing. The walls are porous and allow moisture into the house and rapidly conduct heat out of the space.</w:t>
+        <w:rPr>
+          <w:b/>
+          <w:bCs/>
+        </w:rPr>
+        <w:t xml:space="preserve">Auditor to describe depending on what their current system is</w:t>
       </w:r>
     </w:p>
     <w:p>
@@ -3884,7 +4940,7 @@
         <w:pStyle w:val="BodyText"/>
       </w:pPr>
       <w:r>
-        <w:t xml:space="preserve">Install spray foam on the basement/crawlspace walls to prevent moisture infiltration and reduce heat loss.</w:t>
+        <w:t xml:space="preserve">Install a heat pump water heater to provide your hot water for cooking and bathing. This is the most efficient way to heat water and will save hundreds of dollars a year compared to electric resistance, heating oil, or propane hot water. It will also help to dehumidify while it’s running. If your current water heater burns oil or propane, this will also remove a source of combustion gases from your home.</w:t>
       </w:r>
     </w:p>
     <w:p>
@@ -3904,17 +4960,17 @@
         <w:pStyle w:val="BodyText"/>
       </w:pPr>
       <w:r>
-        <w:t xml:space="preserve">Installation of spray foam insulation will cost around $5-7 per square foot. Efficiency Maine rebates and other incentives for insulation work can fund up to 80% of the project cost (subject to a lifetime limit per building), up to $9,200 when combined with nonrefundable federal tax credits. You can call them at 866-376-2463 (Monday to Friday, 8:00 am to 5:00 pm) or visit their webpage about insulation rebates: https://www.efficiencymaine.com/at-home/insulation-rebates/</w:t>
-      </w:r>
-    </w:p>
-    <w:bookmarkEnd w:id="47"/>
-    <w:bookmarkStart w:id="48" w:name="attic-insulation-and-air-sealing"/>
+        <w:t xml:space="preserve">A heat pump water heater uses 70% less electricity than a standard electric water heater. Efficiency Maine offers a rebate of up to $950, making the equipment cost as little as $400 plus installation. The rebate can be combined with a nonrefundable federal tax credit of 30% of the remaining cost of the unit and labor, subject to an annual maximum benefit of $2,000 (shared with other energy property, like heat pumps). For more information, you can call Efficiency Maine at 866-376-2463 (Monday to Friday, 8:00 am to 5:00 pm) or visit their website: https://www.efficiencymaine.com/at-home/heat-pump-water-heater-program/</w:t>
+      </w:r>
+    </w:p>
+    <w:bookmarkEnd w:id="49"/>
+    <w:bookmarkStart w:id="50" w:name="gutters"/>
     <w:p>
       <w:pPr>
         <w:pStyle w:val="Heading3"/>
       </w:pPr>
       <w:r>
-        <w:t xml:space="preserve">4.7 Attic Insulation and Air Sealing</w:t>
+        <w:t xml:space="preserve">4.9 Gutters</w:t>
       </w:r>
     </w:p>
     <w:p>
@@ -3934,7 +4990,7 @@
         <w:pStyle w:val="BodyText"/>
       </w:pPr>
       <w:r>
-        <w:t xml:space="preserve">The attic is uninsulated or is missing insulation and the attic could also benefit from air-sealing. These upgrades will reduce draftiness and heat loss in the winter and heat gain in the summer.</w:t>
+        <w:t xml:space="preserve">The house has no gutters, so water runs off your roof and directly onto the ground next to your house. Water that splashes off the ground can damage the exterior of your house. Runoff that is absorbed into the ground can seep into the basement/crawlspace, causing moisture issues there and throughout your house.</w:t>
       </w:r>
     </w:p>
     <w:p>
@@ -3954,7 +5010,7 @@
         <w:pStyle w:val="BodyText"/>
       </w:pPr>
       <w:r>
-        <w:t xml:space="preserve">Air seal the attic and insulate it to at least R-60 (18” of loose-fill cellulose insulation).</w:t>
+        <w:t xml:space="preserve">Install gutters and downspouts that divert water at least six feet away from the foundation and to where the ground slopes away from the house.</w:t>
       </w:r>
     </w:p>
     <w:p>
@@ -3974,17 +5030,17 @@
         <w:pStyle w:val="BodyText"/>
       </w:pPr>
       <w:r>
-        <w:t xml:space="preserve">Efficiency Maine rebates and other incentives for insulation work can fund up to 80% of the overall cost to weatherize your home (subject to a lifetime limit per building), up to $9,200 when combined with nonrefundable federal tax credits. You can call them at 866-376-2463 (Monday to Friday, 8:00 am to 5:00 pm) or visit their webpage about insulation rebates: https://www.efficiencymaine.com/at-home/insulation-rebates/</w:t>
-      </w:r>
-    </w:p>
-    <w:bookmarkEnd w:id="48"/>
-    <w:bookmarkStart w:id="49" w:name="continuous-exterior-wall-insulation"/>
+        <w:t xml:space="preserve">Adding gutters would mitigate moisture damage and save you from having to replace/fix other parts of the house.</w:t>
+      </w:r>
+    </w:p>
+    <w:bookmarkEnd w:id="50"/>
+    <w:bookmarkStart w:id="51" w:name="bathroom-exhaust-fans"/>
     <w:p>
       <w:pPr>
         <w:pStyle w:val="Heading3"/>
       </w:pPr>
       <w:r>
-        <w:t xml:space="preserve">4.8 Continuous exterior wall insulation</w:t>
+        <w:t xml:space="preserve">4.10 Bathroom exhaust fan(s)</w:t>
       </w:r>
     </w:p>
     <w:p>
@@ -4004,7 +5060,7 @@
         <w:pStyle w:val="BodyText"/>
       </w:pPr>
       <w:r>
-        <w:t xml:space="preserve">There isn’t continuous insulation between the siding and the exterior walls of the house. Continuous insulation helps create a complete thermal boundary for your house, and it is now an energy code requirement for new houses.</w:t>
+        <w:t xml:space="preserve">Currently, there is no bathroom exhaust fan, so moisture from the shower, toilet, and sink remains in the house, which can cause moisture issues such as mold.</w:t>
       </w:r>
     </w:p>
     <w:p>
@@ -4024,7 +5080,7 @@
         <w:pStyle w:val="BodyText"/>
       </w:pPr>
       <w:r>
-        <w:t xml:space="preserve">Add a continuous layer of insulation and potentially replace the air and moisture barrier once it becomes time to replace the siding.</w:t>
+        <w:t xml:space="preserve">Bathroom exhaust fans should be rated for at least 80 cubic feet per minute (CFM) if there is a shower. We recommend Panasonic WhisperQuiet or similar fans that don’t create excess noise.</w:t>
       </w:r>
     </w:p>
     <w:p>
@@ -4044,17 +5100,17 @@
         <w:pStyle w:val="BodyText"/>
       </w:pPr>
       <w:r>
-        <w:t xml:space="preserve">Efficiency Maine rebates and other incentives for insulation work can fund up to 80% of the overall cost to weatherize your home (subject to a lifetime limit per building), up to $9,200 when combined with nonrefundable federal tax credits. You can call them at 866-376-2463 (Monday to Friday, 8:00 am to 5:00 pm) or visit their webpage about insulation rebates: https://www.efficiencymaine.com/at-home/insulation-rebates/</w:t>
-      </w:r>
-    </w:p>
-    <w:bookmarkEnd w:id="49"/>
-    <w:bookmarkStart w:id="50" w:name="electrical-panel-upgrade"/>
+        <w:t xml:space="preserve">The typical fan is around $130 plus the cost of installation.</w:t>
+      </w:r>
+    </w:p>
+    <w:bookmarkEnd w:id="51"/>
+    <w:bookmarkStart w:id="52" w:name="kitchen-exhaust-fans"/>
     <w:p>
       <w:pPr>
         <w:pStyle w:val="Heading3"/>
       </w:pPr>
       <w:r>
-        <w:t xml:space="preserve">4.9 Electrical Panel Upgrade</w:t>
+        <w:t xml:space="preserve">4.11 Kitchen exhaust fan(s)</w:t>
       </w:r>
     </w:p>
     <w:p>
@@ -4074,6 +5130,424 @@
         <w:pStyle w:val="BodyText"/>
       </w:pPr>
       <w:r>
+        <w:t xml:space="preserve">Currently, there is no kitchen exhaust fan, so fumes, smoke, and moisture from cooking stay in the house which can cause health concerns.</w:t>
+      </w:r>
+    </w:p>
+    <w:p>
+      <w:pPr>
+        <w:pStyle w:val="BodyText"/>
+      </w:pPr>
+      <w:r>
+        <w:rPr>
+          <w:i/>
+          <w:iCs/>
+        </w:rPr>
+        <w:t xml:space="preserve">Recommendation</w:t>
+      </w:r>
+    </w:p>
+    <w:p>
+      <w:pPr>
+        <w:pStyle w:val="BodyText"/>
+      </w:pPr>
+      <w:r>
+        <w:t xml:space="preserve">A kitchen exhaust fan will remove harmful combustion gases from your home and should be rated for at least 100 cubic feet per minute (CFM). A fan can also help with moisture concerns.</w:t>
+      </w:r>
+    </w:p>
+    <w:p>
+      <w:pPr>
+        <w:pStyle w:val="BodyText"/>
+      </w:pPr>
+      <w:r>
+        <w:rPr>
+          <w:i/>
+          <w:iCs/>
+        </w:rPr>
+        <w:t xml:space="preserve">Estimated Cost/Benefits/Incentives</w:t>
+      </w:r>
+    </w:p>
+    <w:p>
+      <w:pPr>
+        <w:pStyle w:val="BodyText"/>
+      </w:pPr>
+      <w:r>
+        <w:t xml:space="preserve">Kitchen range hoods typically cost $150 or more; installation costs depend on the complexity of the exhaust ducting.</w:t>
+      </w:r>
+    </w:p>
+    <w:bookmarkEnd w:id="52"/>
+    <w:bookmarkStart w:id="53" w:name="vapor-barrier"/>
+    <w:p>
+      <w:pPr>
+        <w:pStyle w:val="Heading3"/>
+      </w:pPr>
+      <w:r>
+        <w:t xml:space="preserve">4.12 Vapor Barrier</w:t>
+      </w:r>
+    </w:p>
+    <w:p>
+      <w:pPr>
+        <w:pStyle w:val="FirstParagraph"/>
+      </w:pPr>
+      <w:r>
+        <w:rPr>
+          <w:i/>
+          <w:iCs/>
+        </w:rPr>
+        <w:t xml:space="preserve">Problem</w:t>
+      </w:r>
+    </w:p>
+    <w:p>
+      <w:pPr>
+        <w:pStyle w:val="BodyText"/>
+      </w:pPr>
+      <w:r>
+        <w:t xml:space="preserve">There is excess moisture in the basement/crawlspace, which is evaporating out of the ground. This moisture can enter the house and cause mold, mildew, rot, and air quality issues.</w:t>
+      </w:r>
+    </w:p>
+    <w:p>
+      <w:pPr>
+        <w:pStyle w:val="BodyText"/>
+      </w:pPr>
+      <w:r>
+        <w:rPr>
+          <w:i/>
+          <w:iCs/>
+        </w:rPr>
+        <w:t xml:space="preserve">Recommendation</w:t>
+      </w:r>
+    </w:p>
+    <w:p>
+      <w:pPr>
+        <w:pStyle w:val="BodyText"/>
+      </w:pPr>
+      <w:r>
+        <w:t xml:space="preserve">Install a vapor barrier on the basement floor to stop moisture from entering the basement and house.</w:t>
+      </w:r>
+    </w:p>
+    <w:p>
+      <w:pPr>
+        <w:pStyle w:val="BodyText"/>
+      </w:pPr>
+      <w:r>
+        <w:rPr>
+          <w:i/>
+          <w:iCs/>
+        </w:rPr>
+        <w:t xml:space="preserve">Estimated Cost/Benefits/Incentives</w:t>
+      </w:r>
+    </w:p>
+    <w:p>
+      <w:pPr>
+        <w:pStyle w:val="BodyText"/>
+      </w:pPr>
+      <w:r>
+        <w:t xml:space="preserve">Efficiency Maine rebates will cover vapor barriers up to 25% of a weatherization project cost, if done as part of a larger insulation project. Most insulation companies can install spray foam and vapor barriers together. Insulation projects in second homes that are heated year round are eligible for an Efficiency Maine rebate of 40% of project cost up to the $4,000 lifetime limit per building. You can call them at 866-376-2463 (Monday to Friday, 8:00 am to 5:00 pm) or visit their webpage about insulation rebates: https://www.efficiencymaine.com/at-home/insulation-rebates/</w:t>
+      </w:r>
+    </w:p>
+    <w:bookmarkEnd w:id="53"/>
+    <w:bookmarkStart w:id="54" w:name="spray-foam-basement-walls"/>
+    <w:p>
+      <w:pPr>
+        <w:pStyle w:val="Heading3"/>
+      </w:pPr>
+      <w:r>
+        <w:t xml:space="preserve">4.13 Spray foam Basement Walls</w:t>
+      </w:r>
+    </w:p>
+    <w:p>
+      <w:pPr>
+        <w:pStyle w:val="FirstParagraph"/>
+      </w:pPr>
+      <w:r>
+        <w:rPr>
+          <w:i/>
+          <w:iCs/>
+        </w:rPr>
+        <w:t xml:space="preserve">Problem</w:t>
+      </w:r>
+    </w:p>
+    <w:p>
+      <w:pPr>
+        <w:pStyle w:val="BodyText"/>
+      </w:pPr>
+      <w:r>
+        <w:t xml:space="preserve">The basement/crawlspace is uninsulated and used for mechanical equipment and plumbing. The walls are porous and allow moisture into the house and rapidly conduct heat out of the space.</w:t>
+      </w:r>
+    </w:p>
+    <w:p>
+      <w:pPr>
+        <w:pStyle w:val="BodyText"/>
+      </w:pPr>
+      <w:r>
+        <w:rPr>
+          <w:i/>
+          <w:iCs/>
+        </w:rPr>
+        <w:t xml:space="preserve">Recommendation</w:t>
+      </w:r>
+    </w:p>
+    <w:p>
+      <w:pPr>
+        <w:pStyle w:val="BodyText"/>
+      </w:pPr>
+      <w:r>
+        <w:t xml:space="preserve">Install spray foam on the basement/crawlspace walls to prevent moisture infiltration and reduce heat loss.</w:t>
+      </w:r>
+    </w:p>
+    <w:p>
+      <w:pPr>
+        <w:pStyle w:val="BodyText"/>
+      </w:pPr>
+      <w:r>
+        <w:rPr>
+          <w:i/>
+          <w:iCs/>
+        </w:rPr>
+        <w:t xml:space="preserve">Estimated Cost/Benefits/Incentives</w:t>
+      </w:r>
+    </w:p>
+    <w:p>
+      <w:pPr>
+        <w:pStyle w:val="BodyText"/>
+      </w:pPr>
+      <w:r>
+        <w:t xml:space="preserve">Insulation projects in second homes that are heated year round are eligible for an Efficiency Maine rebate of 40% of project cost up to the $4,000 lifetime limit per building. You can call them at 866-376-2463 (Monday to Friday, 8:00 am to 5:00 pm) or visit their webpage about insulation rebates: https://www.efficiencymaine.com/at-home/insulation-rebates/</w:t>
+      </w:r>
+    </w:p>
+    <w:bookmarkEnd w:id="54"/>
+    <w:bookmarkStart w:id="55" w:name="attic-insulation-and-air-sealing"/>
+    <w:p>
+      <w:pPr>
+        <w:pStyle w:val="Heading3"/>
+      </w:pPr>
+      <w:r>
+        <w:t xml:space="preserve">4.14 Attic Insulation and Air Sealing</w:t>
+      </w:r>
+    </w:p>
+    <w:p>
+      <w:pPr>
+        <w:pStyle w:val="FirstParagraph"/>
+      </w:pPr>
+      <w:r>
+        <w:rPr>
+          <w:i/>
+          <w:iCs/>
+        </w:rPr>
+        <w:t xml:space="preserve">Problem</w:t>
+      </w:r>
+    </w:p>
+    <w:p>
+      <w:pPr>
+        <w:pStyle w:val="BodyText"/>
+      </w:pPr>
+      <w:r>
+        <w:t xml:space="preserve">The attic is uninsulated or is missing insulation and the attic could also benefit from air-sealing. These upgrades will reduce draftiness and heat loss in the winter and heat gain in the summer.</w:t>
+      </w:r>
+    </w:p>
+    <w:p>
+      <w:pPr>
+        <w:pStyle w:val="BodyText"/>
+      </w:pPr>
+      <w:r>
+        <w:rPr>
+          <w:i/>
+          <w:iCs/>
+        </w:rPr>
+        <w:t xml:space="preserve">Recommendation</w:t>
+      </w:r>
+    </w:p>
+    <w:p>
+      <w:pPr>
+        <w:pStyle w:val="BodyText"/>
+      </w:pPr>
+      <w:r>
+        <w:t xml:space="preserve">Air seal the attic and insulate it to at least R-60 (18” of loose-fill cellulose insulation).</w:t>
+      </w:r>
+    </w:p>
+    <w:p>
+      <w:pPr>
+        <w:pStyle w:val="BodyText"/>
+      </w:pPr>
+      <w:r>
+        <w:rPr>
+          <w:i/>
+          <w:iCs/>
+        </w:rPr>
+        <w:t xml:space="preserve">Estimated Cost/Benefits/Incentives</w:t>
+      </w:r>
+    </w:p>
+    <w:p>
+      <w:pPr>
+        <w:pStyle w:val="BodyText"/>
+      </w:pPr>
+      <w:r>
+        <w:t xml:space="preserve">Insulation projects in second homes that are heated year round are eligible for an Efficiency Maine rebate of 40% of project cost up to the $4,000 lifetime limit per building. You can call them at 866-376-2463 (Monday to Friday, 8:00 am to 5:00 pm) or visit their webpage about insulation rebates: https://www.efficiencymaine.com/at-home/insulation-rebates/</w:t>
+      </w:r>
+    </w:p>
+    <w:bookmarkEnd w:id="55"/>
+    <w:bookmarkStart w:id="56" w:name="blow-in-cellulose-wall-insulation"/>
+    <w:p>
+      <w:pPr>
+        <w:pStyle w:val="Heading3"/>
+      </w:pPr>
+      <w:r>
+        <w:t xml:space="preserve">4.15 Blow-in cellulose wall insulation</w:t>
+      </w:r>
+    </w:p>
+    <w:p>
+      <w:pPr>
+        <w:pStyle w:val="FirstParagraph"/>
+      </w:pPr>
+      <w:r>
+        <w:rPr>
+          <w:i/>
+          <w:iCs/>
+        </w:rPr>
+        <w:t xml:space="preserve">Problem</w:t>
+      </w:r>
+    </w:p>
+    <w:p>
+      <w:pPr>
+        <w:pStyle w:val="BodyText"/>
+      </w:pPr>
+      <w:r>
+        <w:t xml:space="preserve">The walls of the house are uninsulated, which is a significant source of heat loss.</w:t>
+      </w:r>
+    </w:p>
+    <w:p>
+      <w:pPr>
+        <w:pStyle w:val="BodyText"/>
+      </w:pPr>
+      <w:r>
+        <w:rPr>
+          <w:i/>
+          <w:iCs/>
+        </w:rPr>
+        <w:t xml:space="preserve">Recommendation</w:t>
+      </w:r>
+    </w:p>
+    <w:p>
+      <w:pPr>
+        <w:pStyle w:val="BodyText"/>
+      </w:pPr>
+      <w:r>
+        <w:t xml:space="preserve">Insulate the wall stud cavities with dense packed, blown-in cellulose insulation.</w:t>
+      </w:r>
+      <w:r>
+        <w:t xml:space="preserve"> </w:t>
+      </w:r>
+      <w:r>
+        <w:rPr>
+          <w:i/>
+          <w:iCs/>
+        </w:rPr>
+        <w:t xml:space="preserve">Estimated Cost/Benefits/Incentives</w:t>
+      </w:r>
+    </w:p>
+    <w:p>
+      <w:pPr>
+        <w:pStyle w:val="BodyText"/>
+      </w:pPr>
+      <w:r>
+        <w:t xml:space="preserve">Insulation projects in second homes that are heated year round are eligible for an Efficiency Maine rebate of 40% of project cost up to the $4,000 lifetime limit per building. You can call them at 866-376-2463 (Monday to Friday, 8:00 am to 5:00 pm) or visit their webpage about insulation rebates: https://www.efficiencymaine.com/at-home/insulation-rebates/</w:t>
+      </w:r>
+    </w:p>
+    <w:bookmarkEnd w:id="56"/>
+    <w:bookmarkStart w:id="57" w:name="continuous-exterior-wall-insulation"/>
+    <w:p>
+      <w:pPr>
+        <w:pStyle w:val="Heading3"/>
+      </w:pPr>
+      <w:r>
+        <w:t xml:space="preserve">4.16 Continuous exterior wall insulation</w:t>
+      </w:r>
+    </w:p>
+    <w:p>
+      <w:pPr>
+        <w:pStyle w:val="FirstParagraph"/>
+      </w:pPr>
+      <w:r>
+        <w:rPr>
+          <w:i/>
+          <w:iCs/>
+        </w:rPr>
+        <w:t xml:space="preserve">Problem</w:t>
+      </w:r>
+    </w:p>
+    <w:p>
+      <w:pPr>
+        <w:pStyle w:val="BodyText"/>
+      </w:pPr>
+      <w:r>
+        <w:t xml:space="preserve">There isn’t continuous insulation between the siding and the exterior walls of the house. Continuous insulation helps create a complete thermal boundary for your house, and it is now an energy code requirement for new houses.</w:t>
+      </w:r>
+    </w:p>
+    <w:p>
+      <w:pPr>
+        <w:pStyle w:val="BodyText"/>
+      </w:pPr>
+      <w:r>
+        <w:rPr>
+          <w:i/>
+          <w:iCs/>
+        </w:rPr>
+        <w:t xml:space="preserve">Recommendation</w:t>
+      </w:r>
+    </w:p>
+    <w:p>
+      <w:pPr>
+        <w:pStyle w:val="BodyText"/>
+      </w:pPr>
+      <w:r>
+        <w:t xml:space="preserve">Add a continuous layer of insulation and potentially replace the air and moisture barrier once it becomes time to replace the siding.</w:t>
+      </w:r>
+    </w:p>
+    <w:p>
+      <w:pPr>
+        <w:pStyle w:val="BodyText"/>
+      </w:pPr>
+      <w:r>
+        <w:rPr>
+          <w:i/>
+          <w:iCs/>
+        </w:rPr>
+        <w:t xml:space="preserve">Estimated Cost/Benefits/Incentives</w:t>
+      </w:r>
+    </w:p>
+    <w:p>
+      <w:pPr>
+        <w:pStyle w:val="BodyText"/>
+      </w:pPr>
+      <w:r>
+        <w:t xml:space="preserve">Insulation projects in second homes that are heated year round are eligible for an Efficiency Maine rebate of 40% of project cost up to the $4,000 lifetime limit per building. You can call them at 866-376-2463 (Monday to Friday, 8:00 am to 5:00 pm) or visit their webpage about insulation rebates: https://www.efficiencymaine.com/at-home/insulation-rebates/</w:t>
+      </w:r>
+    </w:p>
+    <w:bookmarkEnd w:id="57"/>
+    <w:bookmarkStart w:id="58" w:name="electrical-panel-upgrade"/>
+    <w:p>
+      <w:pPr>
+        <w:pStyle w:val="Heading3"/>
+      </w:pPr>
+      <w:r>
+        <w:t xml:space="preserve">4.17 Electrical Panel Upgrade</w:t>
+      </w:r>
+    </w:p>
+    <w:p>
+      <w:pPr>
+        <w:pStyle w:val="FirstParagraph"/>
+      </w:pPr>
+      <w:r>
+        <w:rPr>
+          <w:i/>
+          <w:iCs/>
+        </w:rPr>
+        <w:t xml:space="preserve">Problem</w:t>
+      </w:r>
+    </w:p>
+    <w:p>
+      <w:pPr>
+        <w:pStyle w:val="BodyText"/>
+      </w:pPr>
+      <w:r>
         <w:rPr>
           <w:b/>
           <w:bCs/>
@@ -4121,14 +5595,14 @@
         <w:t xml:space="preserve">Costs of electrical components needed to support residential energy upgrades – including panels, sub-panels, branch circuits, and feeders – qualify for a 30% nonrefundable tax credit (up to $600 per item) if they have a capacity of 200 amps or more. An electrical panel upgrades also provides a good opportunity for an electrician to install whole-house surge protection, which costs $100-$400. Here are some options: https://www.popularmechanics.com/home/interior-projects/g43140886/best-whole-house-surge-protectors/</w:t>
       </w:r>
     </w:p>
-    <w:bookmarkEnd w:id="50"/>
-    <w:bookmarkStart w:id="51" w:name="air-source-heat-pump"/>
+    <w:bookmarkEnd w:id="58"/>
+    <w:bookmarkStart w:id="59" w:name="air-source-heat-pump"/>
     <w:p>
       <w:pPr>
         <w:pStyle w:val="Heading3"/>
       </w:pPr>
       <w:r>
-        <w:t xml:space="preserve">4.10 Air Source Heat Pump</w:t>
+        <w:t xml:space="preserve">4.18 Air Source Heat Pump</w:t>
       </w:r>
     </w:p>
     <w:p>
@@ -4188,17 +5662,17 @@
         <w:pStyle w:val="BodyText"/>
       </w:pPr>
       <w:r>
-        <w:t xml:space="preserve">Efficiency Maine rebates can fund $1,000 to $3,000 per unit up to a lifetime limit per housing unit for $3,000 to $9,000 (depending on income level) to install heat pumps. The rebate can be combined with a nonrefundable federal tax credit of 30% of the remaining cost of the unit and labor, subject to an annual maximum benefit of $2,000 (shared with other energy property, like a heat pump water heater). You can call Efficiency Maine at 866-376-2463 (Monday to Friday, 8:00 am to 5:00 pm) or visit their website: https://www.efficiencymaine.com/at-home/residential-heat-pump-incentives/</w:t>
-      </w:r>
-    </w:p>
-    <w:bookmarkEnd w:id="51"/>
-    <w:bookmarkStart w:id="52" w:name="pipe-insulation"/>
+        <w:t xml:space="preserve">Efficiency Maine rebates can fund $1,000 per unit up to a lifetime limit per housing unit for $3,000 (depending on income level) to install heat pumps in second homes. The rebate can be combined with a nonrefundable federal tax credit of 30% of the remaining cost of the unit and labor, subject to an annual maximum benefit of $2,000 (shared with other energy property, like a heat pump water heater). You can call Efficiency Maine at 866-376-2463 (Monday to Friday, 8:00 am to 5:00 pm) or visit their website: https://www.efficiencymaine.com/at-home/residential-heat-pump-incentives/</w:t>
+      </w:r>
+    </w:p>
+    <w:bookmarkEnd w:id="59"/>
+    <w:bookmarkStart w:id="60" w:name="electric-vehicle-and-charger"/>
     <w:p>
       <w:pPr>
         <w:pStyle w:val="Heading3"/>
       </w:pPr>
       <w:r>
-        <w:t xml:space="preserve">4.11 Pipe Insulation</w:t>
+        <w:t xml:space="preserve">4.19 Electric Vehicle and charger</w:t>
       </w:r>
     </w:p>
     <w:p>
@@ -4218,7 +5692,7 @@
         <w:pStyle w:val="BodyText"/>
       </w:pPr>
       <w:r>
-        <w:t xml:space="preserve">Uninsulated water pipes are responsible for heat loss and excess moisture (from condensation) in your basement/crawlspace.</w:t>
+        <w:t xml:space="preserve">Transportation, and particularly personal vehicles, are the leading cause of emissions in Maine. When you are planning to purchase a new vehicle, please consider a plug-in hybrid or all-electric vehicle.</w:t>
       </w:r>
     </w:p>
     <w:p>
@@ -4238,7 +5712,7 @@
         <w:pStyle w:val="BodyText"/>
       </w:pPr>
       <w:r>
-        <w:t xml:space="preserve">Insulate both hot and cold water pipes that are uninsulated in the basement/crawlspace. This will save energy and prevent condensation.</w:t>
+        <w:t xml:space="preserve">An electric vehicle will eliminate your gas costs and reduce fossil fuel dependence. A 2020 study by Consumer Reports found that lifetime ownership costs were significantly lower for EVs, saving between $6,000 - $10,000 over their lifetimes.</w:t>
       </w:r>
     </w:p>
     <w:p>
@@ -4258,17 +5732,17 @@
         <w:pStyle w:val="BodyText"/>
       </w:pPr>
       <w:r>
-        <w:t xml:space="preserve">Insulating water pipes can save 2%-4% on hot water bills and increase the temperature of the water while reducing the time it takes for hot water to reach your tap. Materials cost around $100-200, depending on the length of pipe to insulate. Many people find this to be an easy project to do themselves.</w:t>
-      </w:r>
-    </w:p>
-    <w:bookmarkEnd w:id="52"/>
-    <w:bookmarkStart w:id="53" w:name="whole-house-surge-protection"/>
+        <w:t xml:space="preserve">You can review current state and federal financial incentives for electric vehicles here: https://www.electricforall.org/rebates-incentives/</w:t>
+      </w:r>
+    </w:p>
+    <w:bookmarkEnd w:id="60"/>
+    <w:bookmarkStart w:id="61" w:name="solar"/>
     <w:p>
       <w:pPr>
         <w:pStyle w:val="Heading3"/>
       </w:pPr>
       <w:r>
-        <w:t xml:space="preserve">4.12 Whole House Surge Protection</w:t>
+        <w:t xml:space="preserve">4.20 Solar</w:t>
       </w:r>
     </w:p>
     <w:p>
@@ -4288,7 +5762,11 @@
         <w:pStyle w:val="BodyText"/>
       </w:pPr>
       <w:r>
-        <w:t xml:space="preserve">Your house does not have whole-house surge protection. This will protect your large electrical appliances from damage in the case of an electrical surge. Heat pumps, heat pump water heaters, and other electronics are particularly sensitive to electrical surges.</w:t>
+        <w:rPr>
+          <w:b/>
+          <w:bCs/>
+        </w:rPr>
+        <w:t xml:space="preserve">Auditor to describe (or remove this section)</w:t>
       </w:r>
     </w:p>
     <w:p>
@@ -4308,11 +5786,13 @@
         <w:pStyle w:val="BodyText"/>
       </w:pPr>
       <w:r>
-        <w:t xml:space="preserve">Seal easy-to-access air leaks and weatherstrip exterior doors.</w:t>
-      </w:r>
-      <w:r>
-        <w:t xml:space="preserve"> </w:t>
-      </w:r>
+        <w:t xml:space="preserve">Rooftop solar can supply most or all of your home electrical demands. Contact a solar company for pricing and details specific to your home.</w:t>
+      </w:r>
+    </w:p>
+    <w:p>
+      <w:pPr>
+        <w:pStyle w:val="BodyText"/>
+      </w:pPr>
       <w:r>
         <w:rPr>
           <w:i/>
@@ -4326,17 +5806,17 @@
         <w:pStyle w:val="BodyText"/>
       </w:pPr>
       <w:r>
-        <w:t xml:space="preserve">The device costs $100-$400 and needs to be installed by an electrician. Here are some options: https://www.popularmechanics.com/home/interior-projects/g43140886/best-whole-house-surge-protectors/</w:t>
-      </w:r>
-    </w:p>
-    <w:bookmarkEnd w:id="53"/>
-    <w:bookmarkStart w:id="54" w:name="replace-windows"/>
+        <w:t xml:space="preserve">There is a 30% nonrefundable federal tax credit if you don’t rent your second home to others. Financing options are available. Battery backup is needed for solar to work during a power outage. Information on the federal tax credit: https://www.energy.gov/sites/default/files/2023-03/Homeowners_Guide_to_the_Federal_Tax_Credit_for_Solar_PV.pdf</w:t>
+      </w:r>
+    </w:p>
+    <w:bookmarkEnd w:id="61"/>
+    <w:bookmarkStart w:id="62" w:name="pipe-insulation"/>
     <w:p>
       <w:pPr>
         <w:pStyle w:val="Heading3"/>
       </w:pPr>
       <w:r>
-        <w:t xml:space="preserve">4.13 Replace Windows</w:t>
+        <w:t xml:space="preserve">4.21 Pipe Insulation</w:t>
       </w:r>
     </w:p>
     <w:p>
@@ -4356,11 +5836,164 @@
         <w:pStyle w:val="BodyText"/>
       </w:pPr>
       <w:r>
+        <w:t xml:space="preserve">Uninsulated water pipes are responsible for heat loss and excess moisture (from condensation) in your basement/crawlspace.</w:t>
+      </w:r>
+    </w:p>
+    <w:p>
+      <w:pPr>
+        <w:pStyle w:val="BodyText"/>
+      </w:pPr>
+      <w:r>
+        <w:rPr>
+          <w:i/>
+          <w:iCs/>
+        </w:rPr>
+        <w:t xml:space="preserve">Recommendation</w:t>
+      </w:r>
+    </w:p>
+    <w:p>
+      <w:pPr>
+        <w:pStyle w:val="BodyText"/>
+      </w:pPr>
+      <w:r>
+        <w:t xml:space="preserve">Insulate both hot and cold water pipes that are uninsulated in the basement/crawlspace. This will save energy and prevent condensation.</w:t>
+      </w:r>
+    </w:p>
+    <w:p>
+      <w:pPr>
+        <w:pStyle w:val="BodyText"/>
+      </w:pPr>
+      <w:r>
+        <w:rPr>
+          <w:i/>
+          <w:iCs/>
+        </w:rPr>
+        <w:t xml:space="preserve">Estimated Cost/Benefits/Incentives</w:t>
+      </w:r>
+    </w:p>
+    <w:p>
+      <w:pPr>
+        <w:pStyle w:val="BodyText"/>
+      </w:pPr>
+      <w:r>
+        <w:t xml:space="preserve">Insulating water pipes can save 2%-4% on hot water bills and increase the temperature of the water while reducing the time it takes for hot water to reach your tap. Materials cost around $100-200, depending on the length of pipe to insulate. Many people find this to be an easy project to do themselves.</w:t>
+      </w:r>
+    </w:p>
+    <w:bookmarkEnd w:id="62"/>
+    <w:bookmarkStart w:id="63" w:name="whole-house-surge-protection"/>
+    <w:p>
+      <w:pPr>
+        <w:pStyle w:val="Heading3"/>
+      </w:pPr>
+      <w:r>
+        <w:t xml:space="preserve">4.22 Whole House Surge Protection</w:t>
+      </w:r>
+    </w:p>
+    <w:p>
+      <w:pPr>
+        <w:pStyle w:val="FirstParagraph"/>
+      </w:pPr>
+      <w:r>
+        <w:rPr>
+          <w:i/>
+          <w:iCs/>
+        </w:rPr>
+        <w:t xml:space="preserve">Problem</w:t>
+      </w:r>
+    </w:p>
+    <w:p>
+      <w:pPr>
+        <w:pStyle w:val="BodyText"/>
+      </w:pPr>
+      <w:r>
+        <w:t xml:space="preserve">Your house does not have whole-house surge protection. This will protect your large electrical appliances from damage in the case of an electrical surge. Heat pumps, heat pump water heaters, and other electronics are particularly sensitive to electrical surges.</w:t>
+      </w:r>
+    </w:p>
+    <w:p>
+      <w:pPr>
+        <w:pStyle w:val="BodyText"/>
+      </w:pPr>
+      <w:r>
+        <w:rPr>
+          <w:i/>
+          <w:iCs/>
+        </w:rPr>
+        <w:t xml:space="preserve">Recommendation</w:t>
+      </w:r>
+    </w:p>
+    <w:p>
+      <w:pPr>
+        <w:pStyle w:val="BodyText"/>
+      </w:pPr>
+      <w:r>
+        <w:t xml:space="preserve">Seal easy-to-access air leaks and weatherstrip exterior doors.</w:t>
+      </w:r>
+      <w:r>
+        <w:t xml:space="preserve"> </w:t>
+      </w:r>
+      <w:r>
+        <w:rPr>
+          <w:i/>
+          <w:iCs/>
+        </w:rPr>
+        <w:t xml:space="preserve">Estimated Cost/Benefits/Incentives</w:t>
+      </w:r>
+    </w:p>
+    <w:p>
+      <w:pPr>
+        <w:pStyle w:val="BodyText"/>
+      </w:pPr>
+      <w:r>
+        <w:t xml:space="preserve">The device costs $100-$400 and needs to be installed by an electrician. Here are some options: https://www.popularmechanics.com/home/interior-projects/g43140886/best-whole-house-surge-protectors/</w:t>
+      </w:r>
+    </w:p>
+    <w:bookmarkEnd w:id="63"/>
+    <w:bookmarkStart w:id="64" w:name="diy-air-sealing"/>
+    <w:p>
+      <w:pPr>
+        <w:pStyle w:val="Heading3"/>
+      </w:pPr>
+      <w:r>
+        <w:t xml:space="preserve">4.23 DIY Air Sealing</w:t>
+      </w:r>
+    </w:p>
+    <w:p>
+      <w:pPr>
+        <w:pStyle w:val="FirstParagraph"/>
+      </w:pPr>
+      <w:r>
+        <w:rPr>
+          <w:i/>
+          <w:iCs/>
+        </w:rPr>
+        <w:t xml:space="preserve">Problem</w:t>
+      </w:r>
+    </w:p>
+    <w:p>
+      <w:pPr>
+        <w:pStyle w:val="BodyText"/>
+      </w:pPr>
+      <w:r>
+        <w:t xml:space="preserve">During the blower door test, we noted sources of air leakage in the living areas of your house.</w:t>
+      </w:r>
+    </w:p>
+    <w:p>
+      <w:pPr>
+        <w:pStyle w:val="BodyText"/>
+      </w:pPr>
+      <w:r>
         <w:rPr>
           <w:b/>
           <w:bCs/>
         </w:rPr>
-        <w:t xml:space="preserve">Need to get the description of the problem</w:t>
+        <w:t xml:space="preserve">Auditor to detail customized findings.</w:t>
+      </w:r>
+      <w:r>
+        <w:rPr>
+          <w:b/>
+          <w:bCs/>
+        </w:rPr>
+        <w:t xml:space="preserve"> </w:t>
       </w:r>
     </w:p>
     <w:p>
@@ -4380,44 +6013,37 @@
         <w:pStyle w:val="BodyText"/>
       </w:pPr>
       <w:r>
-        <w:t xml:space="preserve">Replace single-paned windows with double- or triple-paned windows and ensure the frames are airsealed. We recommend installing windows that are Energy Star certified for</w:t>
-      </w:r>
-      <w:r>
-        <w:t xml:space="preserve"> </w:t>
-      </w:r>
-      <w:r>
-        <w:t xml:space="preserve">‘Northern’</w:t>
-      </w:r>
-      <w:r>
-        <w:t xml:space="preserve"> </w:t>
-      </w:r>
-      <w:r>
-        <w:t xml:space="preserve">climate.</w:t>
-      </w:r>
+        <w:t xml:space="preserve">Air sealing the air leaks we identified around the living areas of your house can be a DIY solution to lower energy use, or an insulation contractor can seal the leaks when they come to your house for a larger project. Please address any moisture concerns before undertaking significant air sealing efforts.</w:t>
+      </w:r>
+    </w:p>
+    <w:p>
+      <w:pPr>
+        <w:pStyle w:val="BodyText"/>
+      </w:pPr>
       <w:r>
         <w:rPr>
           <w:i/>
           <w:iCs/>
         </w:rPr>
-        <w:t xml:space="preserve">Estimated Costs/Benefits/Incentives</w:t>
-      </w:r>
-    </w:p>
-    <w:p>
-      <w:pPr>
-        <w:pStyle w:val="BodyText"/>
-      </w:pPr>
-      <w:r>
-        <w:t xml:space="preserve">New windows are eligible for a nonrefundable federal tax credit of 30% of the cost of the window units up to $600, subject to an annual maximum benefit of $1,200 (shared with other home envelope improvements, like attic and basement insulation).</w:t>
-      </w:r>
-    </w:p>
-    <w:bookmarkEnd w:id="54"/>
-    <w:bookmarkStart w:id="55" w:name="replace-doors"/>
+        <w:t xml:space="preserve">Estimated Cost/Benefits/Incentives</w:t>
+      </w:r>
+    </w:p>
+    <w:p>
+      <w:pPr>
+        <w:pStyle w:val="BodyText"/>
+      </w:pPr>
+      <w:r>
+        <w:t xml:space="preserve">Ductwork insulation projects are not eligible for federal or state funding in second homes.</w:t>
+      </w:r>
+    </w:p>
+    <w:bookmarkEnd w:id="64"/>
+    <w:bookmarkStart w:id="65" w:name="other-1"/>
     <w:p>
       <w:pPr>
         <w:pStyle w:val="Heading3"/>
       </w:pPr>
       <w:r>
-        <w:t xml:space="preserve">4.14 Replace Doors</w:t>
+        <w:t xml:space="preserve">4.24 Other 1</w:t>
       </w:r>
     </w:p>
     <w:p>
@@ -4438,48 +6064,164 @@
       </w:pPr>
       <w:r>
         <w:rPr>
+          <w:i/>
+          <w:iCs/>
+        </w:rPr>
+        <w:t xml:space="preserve">Recommendation</w:t>
+      </w:r>
+    </w:p>
+    <w:p>
+      <w:pPr>
+        <w:pStyle w:val="BodyText"/>
+      </w:pPr>
+      <w:r>
+        <w:t xml:space="preserve">Upgrade your electrical panel to add whole-house surge protection.</w:t>
+      </w:r>
+    </w:p>
+    <w:p>
+      <w:pPr>
+        <w:pStyle w:val="BodyText"/>
+      </w:pPr>
+      <w:r>
+        <w:rPr>
+          <w:i/>
+          <w:iCs/>
+        </w:rPr>
+        <w:t xml:space="preserve">Estimated Cost/Benefits/Incentives</w:t>
+      </w:r>
+    </w:p>
+    <w:p>
+      <w:pPr>
+        <w:pStyle w:val="BodyText"/>
+      </w:pPr>
+      <w:r>
+        <w:rPr>
           <w:b/>
           <w:bCs/>
         </w:rPr>
-        <w:t xml:space="preserve">Need to get the description of the problem</w:t>
-      </w:r>
-    </w:p>
-    <w:p>
-      <w:pPr>
-        <w:pStyle w:val="BodyText"/>
+        <w:t xml:space="preserve">Auditor to describe. Secondary residence, heated year-round</w:t>
+      </w:r>
+    </w:p>
+    <w:bookmarkEnd w:id="65"/>
+    <w:bookmarkStart w:id="66" w:name="other-2"/>
+    <w:p>
+      <w:pPr>
+        <w:pStyle w:val="Heading3"/>
+      </w:pPr>
+      <w:r>
+        <w:t xml:space="preserve">4.25 Other 2</w:t>
+      </w:r>
+    </w:p>
+    <w:p>
+      <w:pPr>
+        <w:pStyle w:val="FirstParagraph"/>
       </w:pPr>
       <w:r>
         <w:rPr>
           <w:i/>
           <w:iCs/>
         </w:rPr>
-        <w:t xml:space="preserve">Recommendation</w:t>
-      </w:r>
-    </w:p>
-    <w:p>
-      <w:pPr>
-        <w:pStyle w:val="BodyText"/>
-      </w:pPr>
-      <w:r>
-        <w:t xml:space="preserve">Replace uninsulated exterior doors and ensure new doors are insulated and properly weatherstripped. We recommend installing doors that are Energy Star certified for</w:t>
-      </w:r>
-      <w:r>
-        <w:t xml:space="preserve"> </w:t>
-      </w:r>
-      <w:r>
-        <w:t xml:space="preserve">‘Northern’</w:t>
-      </w:r>
-      <w:r>
-        <w:t xml:space="preserve"> </w:t>
-      </w:r>
-      <w:r>
-        <w:t xml:space="preserve">climate.</w:t>
-      </w:r>
+        <w:t xml:space="preserve">Problem</w:t>
+      </w:r>
+    </w:p>
+    <w:p>
+      <w:pPr>
+        <w:pStyle w:val="BodyText"/>
+      </w:pPr>
       <w:r>
         <w:rPr>
           <w:i/>
           <w:iCs/>
         </w:rPr>
+        <w:t xml:space="preserve">Recommendation</w:t>
+      </w:r>
+    </w:p>
+    <w:p>
+      <w:pPr>
+        <w:pStyle w:val="BodyText"/>
+      </w:pPr>
+      <w:r>
+        <w:t xml:space="preserve">TYPE HERE 2</w:t>
+      </w:r>
+    </w:p>
+    <w:p>
+      <w:pPr>
+        <w:pStyle w:val="BodyText"/>
+      </w:pPr>
+      <w:r>
+        <w:rPr>
+          <w:i/>
+          <w:iCs/>
+        </w:rPr>
+        <w:t xml:space="preserve">Estimated Cost/Benefits/Incentives</w:t>
+      </w:r>
+    </w:p>
+    <w:p>
+      <w:pPr>
+        <w:pStyle w:val="BodyText"/>
+      </w:pPr>
+      <w:r>
+        <w:rPr>
+          <w:b/>
+          <w:bCs/>
+        </w:rPr>
+        <w:t xml:space="preserve">Auditor to describe. Secondary residence, heated year-round</w:t>
+      </w:r>
+    </w:p>
+    <w:bookmarkEnd w:id="66"/>
+    <w:bookmarkStart w:id="67" w:name="ductwork-air-sealing-and-insulation"/>
+    <w:p>
+      <w:pPr>
+        <w:pStyle w:val="Heading3"/>
+      </w:pPr>
+      <w:r>
+        <w:t xml:space="preserve">4.26 Ductwork Air Sealing and Insulation</w:t>
+      </w:r>
+    </w:p>
+    <w:p>
+      <w:pPr>
+        <w:pStyle w:val="FirstParagraph"/>
+      </w:pPr>
+      <w:r>
+        <w:rPr>
+          <w:i/>
+          <w:iCs/>
+        </w:rPr>
+        <w:t xml:space="preserve">Problem</w:t>
+      </w:r>
+    </w:p>
+    <w:p>
+      <w:pPr>
+        <w:pStyle w:val="BodyText"/>
+      </w:pPr>
+      <w:r>
+        <w:t xml:space="preserve">The furnace supply ductwork running through the basement would be more efficient if it were air sealed and insulated. The heated air from the furnace loses a lot of heat to the surroundings on its way to the living space.</w:t>
+      </w:r>
+    </w:p>
+    <w:p>
+      <w:pPr>
+        <w:pStyle w:val="BodyText"/>
+      </w:pPr>
+      <w:r>
+        <w:rPr>
+          <w:i/>
+          <w:iCs/>
+        </w:rPr>
+        <w:t xml:space="preserve">Recommendation</w:t>
+      </w:r>
+    </w:p>
+    <w:p>
+      <w:pPr>
+        <w:pStyle w:val="BodyText"/>
+      </w:pPr>
+      <w:r>
+        <w:t xml:space="preserve">Air seal and insulate all of the supply and return ductwork running through the basement/crawlspace.</w:t>
+      </w:r>
+      <w:r>
+        <w:rPr>
+          <w:i/>
+          <w:iCs/>
+        </w:rPr>
         <w:t xml:space="preserve">Estimated Costs/Benefits/Incentives</w:t>
       </w:r>
     </w:p>
@@ -4488,12 +6230,243 @@
         <w:pStyle w:val="BodyText"/>
       </w:pPr>
       <w:r>
-        <w:t xml:space="preserve">New doors are eligible for a nonrefundable federal tax credit of 30% of the cost of the door units up to $250 per door and $500 total, subject to an annual maximum benefit of $1,200 (shared with other home envelope improvements, like attic and basement insulation).</w:t>
-      </w:r>
-    </w:p>
-    <w:bookmarkEnd w:id="55"/>
-    <w:bookmarkEnd w:id="56"/>
-    <w:bookmarkStart w:id="57" w:name="additional-resources"/>
+        <w:t xml:space="preserve">Ductwork insulation projects are not eligible for federal or state funding in second homes.</w:t>
+      </w:r>
+    </w:p>
+    <w:bookmarkEnd w:id="67"/>
+    <w:bookmarkStart w:id="68" w:name="misc.-air-sealing-and-insulation"/>
+    <w:p>
+      <w:pPr>
+        <w:pStyle w:val="Heading3"/>
+      </w:pPr>
+      <w:r>
+        <w:t xml:space="preserve">4.27 Misc. Air Sealing and Insulation</w:t>
+      </w:r>
+    </w:p>
+    <w:p>
+      <w:pPr>
+        <w:pStyle w:val="FirstParagraph"/>
+      </w:pPr>
+      <w:r>
+        <w:rPr>
+          <w:i/>
+          <w:iCs/>
+        </w:rPr>
+        <w:t xml:space="preserve">Problem</w:t>
+      </w:r>
+    </w:p>
+    <w:p>
+      <w:pPr>
+        <w:pStyle w:val="BodyText"/>
+      </w:pPr>
+      <w:r>
+        <w:rPr>
+          <w:b/>
+          <w:bCs/>
+        </w:rPr>
+        <w:t xml:space="preserve">Need a description for the problem</w:t>
+      </w:r>
+    </w:p>
+    <w:p>
+      <w:pPr>
+        <w:pStyle w:val="BodyText"/>
+      </w:pPr>
+      <w:r>
+        <w:rPr>
+          <w:i/>
+          <w:iCs/>
+        </w:rPr>
+        <w:t xml:space="preserve">Recommendation</w:t>
+      </w:r>
+    </w:p>
+    <w:p>
+      <w:pPr>
+        <w:pStyle w:val="BodyText"/>
+      </w:pPr>
+      <w:r>
+        <w:t xml:space="preserve">Air seal and insulate [** insert auditor description - bay window, bulkhead door, chase, kneewall, anything else that is unique to the home and not otherwise covered in another recommendation]</w:t>
+      </w:r>
+      <w:r>
+        <w:rPr>
+          <w:i/>
+          <w:iCs/>
+        </w:rPr>
+        <w:t xml:space="preserve">Estimated Costs/Benefits/Incentives</w:t>
+      </w:r>
+    </w:p>
+    <w:p>
+      <w:pPr>
+        <w:pStyle w:val="BodyText"/>
+      </w:pPr>
+      <w:r>
+        <w:t xml:space="preserve">As part of a larger insulation project in a second home that is heated year round, this work may be eligible for Efficiency Maine rebates and other incentives for insulation work, up to 40% of the overall cost to weatherize your home (subject to a lifetime limit per building).</w:t>
+      </w:r>
+    </w:p>
+    <w:bookmarkEnd w:id="68"/>
+    <w:bookmarkStart w:id="69" w:name="replace-windows"/>
+    <w:p>
+      <w:pPr>
+        <w:pStyle w:val="Heading3"/>
+      </w:pPr>
+      <w:r>
+        <w:t xml:space="preserve">4.28 Replace Windows</w:t>
+      </w:r>
+    </w:p>
+    <w:p>
+      <w:pPr>
+        <w:pStyle w:val="FirstParagraph"/>
+      </w:pPr>
+      <w:r>
+        <w:rPr>
+          <w:i/>
+          <w:iCs/>
+        </w:rPr>
+        <w:t xml:space="preserve">Problem</w:t>
+      </w:r>
+    </w:p>
+    <w:p>
+      <w:pPr>
+        <w:pStyle w:val="BodyText"/>
+      </w:pPr>
+      <w:r>
+        <w:rPr>
+          <w:b/>
+          <w:bCs/>
+        </w:rPr>
+        <w:t xml:space="preserve">Need to get the description of the problem</w:t>
+      </w:r>
+    </w:p>
+    <w:p>
+      <w:pPr>
+        <w:pStyle w:val="BodyText"/>
+      </w:pPr>
+      <w:r>
+        <w:rPr>
+          <w:i/>
+          <w:iCs/>
+        </w:rPr>
+        <w:t xml:space="preserve">Recommendation</w:t>
+      </w:r>
+    </w:p>
+    <w:p>
+      <w:pPr>
+        <w:pStyle w:val="BodyText"/>
+      </w:pPr>
+      <w:r>
+        <w:t xml:space="preserve">Replace single-paned windows with double- or triple-paned windows and ensure the frames are airsealed. We recommend installing windows that are Energy Star certified for</w:t>
+      </w:r>
+      <w:r>
+        <w:t xml:space="preserve"> </w:t>
+      </w:r>
+      <w:r>
+        <w:t xml:space="preserve">‘Northern’</w:t>
+      </w:r>
+      <w:r>
+        <w:t xml:space="preserve"> </w:t>
+      </w:r>
+      <w:r>
+        <w:t xml:space="preserve">climate.</w:t>
+      </w:r>
+      <w:r>
+        <w:rPr>
+          <w:i/>
+          <w:iCs/>
+        </w:rPr>
+        <w:t xml:space="preserve">Estimated Costs/Benefits/Incentives</w:t>
+      </w:r>
+    </w:p>
+    <w:p>
+      <w:pPr>
+        <w:pStyle w:val="BodyText"/>
+      </w:pPr>
+      <w:r>
+        <w:t xml:space="preserve">New windows are not eligible for federal or state funding in second homes.</w:t>
+      </w:r>
+    </w:p>
+    <w:bookmarkEnd w:id="69"/>
+    <w:bookmarkStart w:id="70" w:name="replace-doors"/>
+    <w:p>
+      <w:pPr>
+        <w:pStyle w:val="Heading3"/>
+      </w:pPr>
+      <w:r>
+        <w:t xml:space="preserve">4.29 Replace Doors</w:t>
+      </w:r>
+    </w:p>
+    <w:p>
+      <w:pPr>
+        <w:pStyle w:val="FirstParagraph"/>
+      </w:pPr>
+      <w:r>
+        <w:rPr>
+          <w:i/>
+          <w:iCs/>
+        </w:rPr>
+        <w:t xml:space="preserve">Problem</w:t>
+      </w:r>
+    </w:p>
+    <w:p>
+      <w:pPr>
+        <w:pStyle w:val="BodyText"/>
+      </w:pPr>
+      <w:r>
+        <w:rPr>
+          <w:b/>
+          <w:bCs/>
+        </w:rPr>
+        <w:t xml:space="preserve">Need to get the description of the problem</w:t>
+      </w:r>
+    </w:p>
+    <w:p>
+      <w:pPr>
+        <w:pStyle w:val="BodyText"/>
+      </w:pPr>
+      <w:r>
+        <w:rPr>
+          <w:i/>
+          <w:iCs/>
+        </w:rPr>
+        <w:t xml:space="preserve">Recommendation</w:t>
+      </w:r>
+    </w:p>
+    <w:p>
+      <w:pPr>
+        <w:pStyle w:val="BodyText"/>
+      </w:pPr>
+      <w:r>
+        <w:t xml:space="preserve">Replace uninsulated exterior doors and ensure new doors are insulated and properly weatherstripped. We recommend installing doors that are Energy Star certified for</w:t>
+      </w:r>
+      <w:r>
+        <w:t xml:space="preserve"> </w:t>
+      </w:r>
+      <w:r>
+        <w:t xml:space="preserve">‘Northern’</w:t>
+      </w:r>
+      <w:r>
+        <w:t xml:space="preserve"> </w:t>
+      </w:r>
+      <w:r>
+        <w:t xml:space="preserve">climate.</w:t>
+      </w:r>
+      <w:r>
+        <w:rPr>
+          <w:i/>
+          <w:iCs/>
+        </w:rPr>
+        <w:t xml:space="preserve">Estimated Costs/Benefits/Incentives</w:t>
+      </w:r>
+    </w:p>
+    <w:p>
+      <w:pPr>
+        <w:pStyle w:val="BodyText"/>
+      </w:pPr>
+      <w:r>
+        <w:t xml:space="preserve">New doors are not eligible for federal or state funding in second homes.</w:t>
+      </w:r>
+    </w:p>
+    <w:bookmarkEnd w:id="70"/>
+    <w:bookmarkEnd w:id="71"/>
+    <w:bookmarkStart w:id="72" w:name="additional-resources"/>
     <w:p>
       <w:pPr>
         <w:pStyle w:val="Heading2"/>
@@ -4542,8 +6515,8 @@
         <w:t xml:space="preserve">Our Maine Energy Upgrade Program team is willing and able to help you sort out the details of incentives and recommend contractors who have done quality work. As part of our program, we are coordinating with homeowners and contractors to bundle multiple projects to reduce costs. To qualify for our program, homes must install either a heat pump or heat pump water heater in addition to any other improvements.</w:t>
       </w:r>
     </w:p>
-    <w:bookmarkEnd w:id="57"/>
-    <w:bookmarkStart w:id="72" w:name="section-four-tests"/>
+    <w:bookmarkEnd w:id="72"/>
+    <w:bookmarkStart w:id="102" w:name="section-four-tests"/>
     <w:p>
       <w:pPr>
         <w:pStyle w:val="Heading2"/>
@@ -4552,117 +6525,455 @@
         <w:t xml:space="preserve">6 Section Four Tests</w:t>
       </w:r>
     </w:p>
-    <w:bookmarkStart w:id="58" w:name="furnaceboiler-tune-up-1"/>
+    <w:p>
+      <w:pPr>
+        <w:pStyle w:val="SourceCode"/>
+      </w:pPr>
+      <w:r>
+        <w:rPr>
+          <w:rStyle w:val="CommentTok"/>
+        </w:rPr>
+        <w:t xml:space="preserve"># for (i in 1:length(ranked_sect_4_problem_text)) {</w:t>
+      </w:r>
+      <w:r>
+        <w:br/>
+      </w:r>
+      <w:r>
+        <w:rPr>
+          <w:rStyle w:val="CommentTok"/>
+        </w:rPr>
+        <w:t xml:space="preserve">#   cat(ranked_sect_4_problem_text$Problem)</w:t>
+      </w:r>
+      <w:r>
+        <w:br/>
+      </w:r>
+      <w:r>
+        <w:rPr>
+          <w:rStyle w:val="CommentTok"/>
+        </w:rPr>
+        <w:t xml:space="preserve"># }</w:t>
+      </w:r>
+      <w:r>
+        <w:br/>
+      </w:r>
+      <w:r>
+        <w:br/>
+      </w:r>
+      <w:r>
+        <w:rPr>
+          <w:rStyle w:val="CommentTok"/>
+        </w:rPr>
+        <w:t xml:space="preserve"># Create a vector filled with random normal values</w:t>
+      </w:r>
+      <w:r>
+        <w:br/>
+      </w:r>
+      <w:r>
+        <w:br/>
+      </w:r>
+      <w:r>
+        <w:rPr>
+          <w:rStyle w:val="NormalTok"/>
+        </w:rPr>
+        <w:t xml:space="preserve">name.vec </w:t>
+      </w:r>
+      <w:r>
+        <w:rPr>
+          <w:rStyle w:val="OtherTok"/>
+        </w:rPr>
+        <w:t xml:space="preserve">&lt;-</w:t>
+      </w:r>
+      <w:r>
+        <w:rPr>
+          <w:rStyle w:val="NormalTok"/>
+        </w:rPr>
+        <w:t xml:space="preserve"> </w:t>
+      </w:r>
+      <w:r>
+        <w:rPr>
+          <w:rStyle w:val="FunctionTok"/>
+        </w:rPr>
+        <w:t xml:space="preserve">as.vector</w:t>
+      </w:r>
+      <w:r>
+        <w:rPr>
+          <w:rStyle w:val="NormalTok"/>
+        </w:rPr>
+        <w:t xml:space="preserve">(ranked_sect_4_problem_text</w:t>
+      </w:r>
+      <w:r>
+        <w:rPr>
+          <w:rStyle w:val="SpecialCharTok"/>
+        </w:rPr>
+        <w:t xml:space="preserve">$</w:t>
+      </w:r>
+      <w:r>
+        <w:rPr>
+          <w:rStyle w:val="NormalTok"/>
+        </w:rPr>
+        <w:t xml:space="preserve">Problem) </w:t>
+      </w:r>
+      <w:r>
+        <w:br/>
+      </w:r>
+      <w:r>
+        <w:br/>
+      </w:r>
+      <w:r>
+        <w:rPr>
+          <w:rStyle w:val="NormalTok"/>
+        </w:rPr>
+        <w:t xml:space="preserve">name.vec2 </w:t>
+      </w:r>
+      <w:r>
+        <w:rPr>
+          <w:rStyle w:val="OtherTok"/>
+        </w:rPr>
+        <w:t xml:space="preserve">&lt;-</w:t>
+      </w:r>
+      <w:r>
+        <w:rPr>
+          <w:rStyle w:val="NormalTok"/>
+        </w:rPr>
+        <w:t xml:space="preserve"> </w:t>
+      </w:r>
+      <w:r>
+        <w:rPr>
+          <w:rStyle w:val="FunctionTok"/>
+        </w:rPr>
+        <w:t xml:space="preserve">as.vector</w:t>
+      </w:r>
+      <w:r>
+        <w:rPr>
+          <w:rStyle w:val="NormalTok"/>
+        </w:rPr>
+        <w:t xml:space="preserve">(ranked_sect_4_problem_text</w:t>
+      </w:r>
+      <w:r>
+        <w:rPr>
+          <w:rStyle w:val="SpecialCharTok"/>
+        </w:rPr>
+        <w:t xml:space="preserve">$</w:t>
+      </w:r>
+      <w:r>
+        <w:rPr>
+          <w:rStyle w:val="NormalTok"/>
+        </w:rPr>
+        <w:t xml:space="preserve">Problem)</w:t>
+      </w:r>
+      <w:r>
+        <w:br/>
+      </w:r>
+      <w:r>
+        <w:rPr>
+          <w:rStyle w:val="CommentTok"/>
+        </w:rPr>
+        <w:t xml:space="preserve">#u1 &lt;- rnorm(30)</w:t>
+      </w:r>
+      <w:r>
+        <w:br/>
+      </w:r>
+      <w:r>
+        <w:rPr>
+          <w:rStyle w:val="CommentTok"/>
+        </w:rPr>
+        <w:t xml:space="preserve">#print("This loop calculates the square of the first 10 elements of vector u1")</w:t>
+      </w:r>
+      <w:r>
+        <w:br/>
+      </w:r>
+      <w:r>
+        <w:br/>
+      </w:r>
+      <w:r>
+        <w:rPr>
+          <w:rStyle w:val="CommentTok"/>
+        </w:rPr>
+        <w:t xml:space="preserve"># # Initialize `usq`</w:t>
+      </w:r>
+      <w:r>
+        <w:br/>
+      </w:r>
+      <w:r>
+        <w:rPr>
+          <w:rStyle w:val="CommentTok"/>
+        </w:rPr>
+        <w:t xml:space="preserve"># usq &lt;- ""</w:t>
+      </w:r>
+      <w:r>
+        <w:br/>
+      </w:r>
+      <w:r>
+        <w:br/>
+      </w:r>
+      <w:r>
+        <w:rPr>
+          <w:rStyle w:val="ControlFlowTok"/>
+        </w:rPr>
+        <w:t xml:space="preserve">for</w:t>
+      </w:r>
+      <w:r>
+        <w:rPr>
+          <w:rStyle w:val="NormalTok"/>
+        </w:rPr>
+        <w:t xml:space="preserve"> (i </w:t>
+      </w:r>
+      <w:r>
+        <w:rPr>
+          <w:rStyle w:val="ControlFlowTok"/>
+        </w:rPr>
+        <w:t xml:space="preserve">in</w:t>
+      </w:r>
+      <w:r>
+        <w:rPr>
+          <w:rStyle w:val="NormalTok"/>
+        </w:rPr>
+        <w:t xml:space="preserve"> </w:t>
+      </w:r>
+      <w:r>
+        <w:rPr>
+          <w:rStyle w:val="DecValTok"/>
+        </w:rPr>
+        <w:t xml:space="preserve">1</w:t>
+      </w:r>
+      <w:r>
+        <w:rPr>
+          <w:rStyle w:val="SpecialCharTok"/>
+        </w:rPr>
+        <w:t xml:space="preserve">:</w:t>
+      </w:r>
+      <w:r>
+        <w:rPr>
+          <w:rStyle w:val="NormalTok"/>
+        </w:rPr>
+        <w:t xml:space="preserve"> </w:t>
+      </w:r>
+      <w:r>
+        <w:rPr>
+          <w:rStyle w:val="FunctionTok"/>
+        </w:rPr>
+        <w:t xml:space="preserve">nrow</w:t>
+      </w:r>
+      <w:r>
+        <w:rPr>
+          <w:rStyle w:val="NormalTok"/>
+        </w:rPr>
+        <w:t xml:space="preserve">(ranked_sect_4_problem_text)) {</w:t>
+      </w:r>
+      <w:r>
+        <w:br/>
+      </w:r>
+      <w:r>
+        <w:rPr>
+          <w:rStyle w:val="NormalTok"/>
+        </w:rPr>
+        <w:t xml:space="preserve">    </w:t>
+      </w:r>
+      <w:r>
+        <w:rPr>
+          <w:rStyle w:val="CommentTok"/>
+        </w:rPr>
+        <w:t xml:space="preserve"># i-th element of `u1` squared into `i`-th position of `usq`</w:t>
+      </w:r>
+      <w:r>
+        <w:br/>
+      </w:r>
+      <w:r>
+        <w:rPr>
+          <w:rStyle w:val="NormalTok"/>
+        </w:rPr>
+        <w:t xml:space="preserve">   </w:t>
+      </w:r>
+      <w:r>
+        <w:br/>
+      </w:r>
+      <w:r>
+        <w:rPr>
+          <w:rStyle w:val="NormalTok"/>
+        </w:rPr>
+        <w:t xml:space="preserve">    </w:t>
+      </w:r>
+      <w:r>
+        <w:rPr>
+          <w:rStyle w:val="FunctionTok"/>
+        </w:rPr>
+        <w:t xml:space="preserve">cat</w:t>
+      </w:r>
+      <w:r>
+        <w:rPr>
+          <w:rStyle w:val="NormalTok"/>
+        </w:rPr>
+        <w:t xml:space="preserve">(</w:t>
+      </w:r>
+      <w:r>
+        <w:rPr>
+          <w:rStyle w:val="StringTok"/>
+        </w:rPr>
+        <w:t xml:space="preserve">"###"</w:t>
+      </w:r>
+      <w:r>
+        <w:rPr>
+          <w:rStyle w:val="NormalTok"/>
+        </w:rPr>
+        <w:t xml:space="preserve">, ranked_sect_4_problem_text</w:t>
+      </w:r>
+      <w:r>
+        <w:rPr>
+          <w:rStyle w:val="SpecialCharTok"/>
+        </w:rPr>
+        <w:t xml:space="preserve">$</w:t>
+      </w:r>
+      <w:r>
+        <w:rPr>
+          <w:rStyle w:val="NormalTok"/>
+        </w:rPr>
+        <w:t xml:space="preserve">Recommendations[i] , </w:t>
+      </w:r>
+      <w:r>
+        <w:rPr>
+          <w:rStyle w:val="StringTok"/>
+        </w:rPr>
+        <w:t xml:space="preserve">"</w:t>
+      </w:r>
+      <w:r>
+        <w:rPr>
+          <w:rStyle w:val="SpecialCharTok"/>
+        </w:rPr>
+        <w:t xml:space="preserve">\n</w:t>
+      </w:r>
+      <w:r>
+        <w:rPr>
+          <w:rStyle w:val="StringTok"/>
+        </w:rPr>
+        <w:t xml:space="preserve">"</w:t>
+      </w:r>
+      <w:r>
+        <w:rPr>
+          <w:rStyle w:val="NormalTok"/>
+        </w:rPr>
+        <w:t xml:space="preserve">)</w:t>
+      </w:r>
+      <w:r>
+        <w:br/>
+      </w:r>
+      <w:r>
+        <w:rPr>
+          <w:rStyle w:val="NormalTok"/>
+        </w:rPr>
+        <w:t xml:space="preserve">}</w:t>
+      </w:r>
+    </w:p>
+    <w:bookmarkStart w:id="73" w:name="windowdressers"/>
     <w:p>
       <w:pPr>
         <w:pStyle w:val="Heading3"/>
       </w:pPr>
       <w:r>
-        <w:t xml:space="preserve">6.1 Furnace/Boiler Tune-up</w:t>
-      </w:r>
-    </w:p>
-    <w:bookmarkEnd w:id="58"/>
-    <w:bookmarkStart w:id="59" w:name="windowdressers"/>
+        <w:t xml:space="preserve">6.1 WindowDressers</w:t>
+      </w:r>
+    </w:p>
+    <w:bookmarkEnd w:id="73"/>
+    <w:bookmarkStart w:id="74" w:name="gutters-1"/>
     <w:p>
       <w:pPr>
         <w:pStyle w:val="Heading3"/>
       </w:pPr>
       <w:r>
-        <w:t xml:space="preserve">6.2 WindowDressers</w:t>
-      </w:r>
-    </w:p>
-    <w:bookmarkEnd w:id="59"/>
-    <w:bookmarkStart w:id="60" w:name="gutters-1"/>
+        <w:t xml:space="preserve">6.2 Gutters</w:t>
+      </w:r>
+    </w:p>
+    <w:bookmarkEnd w:id="74"/>
+    <w:bookmarkStart w:id="75" w:name="furnaceboiler-tune-up-1"/>
     <w:p>
       <w:pPr>
         <w:pStyle w:val="Heading3"/>
       </w:pPr>
       <w:r>
-        <w:t xml:space="preserve">6.3 Gutters</w:t>
-      </w:r>
-    </w:p>
-    <w:bookmarkEnd w:id="60"/>
-    <w:bookmarkStart w:id="61" w:name="pipe-insulation-1"/>
+        <w:t xml:space="preserve">6.3 Furnace/Boiler Tune-up</w:t>
+      </w:r>
+    </w:p>
+    <w:bookmarkEnd w:id="75"/>
+    <w:bookmarkStart w:id="76" w:name="induction-stoveoven-1"/>
     <w:p>
       <w:pPr>
         <w:pStyle w:val="Heading3"/>
       </w:pPr>
       <w:r>
-        <w:t xml:space="preserve">6.4 Pipe Insulation</w:t>
-      </w:r>
-    </w:p>
-    <w:bookmarkEnd w:id="61"/>
-    <w:bookmarkStart w:id="62" w:name="heat-pump-water-heater-1"/>
+        <w:t xml:space="preserve">6.4 Induction Stove/Oven</w:t>
+      </w:r>
+    </w:p>
+    <w:bookmarkEnd w:id="76"/>
+    <w:bookmarkStart w:id="77" w:name="high-efficiency-shower-heads-1"/>
     <w:p>
       <w:pPr>
         <w:pStyle w:val="Heading3"/>
       </w:pPr>
       <w:r>
-        <w:t xml:space="preserve">6.5 Heat Pump Water Heater</w:t>
-      </w:r>
-    </w:p>
-    <w:bookmarkEnd w:id="62"/>
-    <w:bookmarkStart w:id="63" w:name="attic-air-sealing-and-insulation"/>
+        <w:t xml:space="preserve">6.5 High-efficiency Shower Head(s)</w:t>
+      </w:r>
+    </w:p>
+    <w:bookmarkEnd w:id="77"/>
+    <w:bookmarkStart w:id="78" w:name="freezer-1"/>
     <w:p>
       <w:pPr>
         <w:pStyle w:val="Heading3"/>
       </w:pPr>
       <w:r>
-        <w:t xml:space="preserve">6.6 Attic Air Sealing and Insulation</w:t>
-      </w:r>
-    </w:p>
-    <w:bookmarkEnd w:id="63"/>
-    <w:bookmarkStart w:id="64" w:name="air-source-heat-pump-1"/>
+        <w:t xml:space="preserve">6.6 Freezer</w:t>
+      </w:r>
+    </w:p>
+    <w:bookmarkEnd w:id="78"/>
+    <w:bookmarkStart w:id="79" w:name="leds-1"/>
     <w:p>
       <w:pPr>
         <w:pStyle w:val="Heading3"/>
       </w:pPr>
       <w:r>
-        <w:t xml:space="preserve">6.7 Air Source Heat Pump</w:t>
-      </w:r>
-    </w:p>
-    <w:bookmarkEnd w:id="64"/>
-    <w:bookmarkStart w:id="65" w:name="electrical-panel-upgrade-1"/>
+        <w:t xml:space="preserve">6.7 LEDs</w:t>
+      </w:r>
+    </w:p>
+    <w:bookmarkEnd w:id="79"/>
+    <w:bookmarkStart w:id="80" w:name="heat-pump-water-heater-1"/>
     <w:p>
       <w:pPr>
         <w:pStyle w:val="Heading3"/>
       </w:pPr>
       <w:r>
-        <w:t xml:space="preserve">6.8 Electrical Panel Upgrade</w:t>
-      </w:r>
-    </w:p>
-    <w:bookmarkEnd w:id="65"/>
-    <w:bookmarkStart w:id="66" w:name="whole-house-surge-protection-1"/>
+        <w:t xml:space="preserve">6.8 Heat Pump Water Heater</w:t>
+      </w:r>
+    </w:p>
+    <w:bookmarkEnd w:id="80"/>
+    <w:bookmarkStart w:id="81" w:name="refrigerator-1"/>
     <w:p>
       <w:pPr>
         <w:pStyle w:val="Heading3"/>
       </w:pPr>
       <w:r>
-        <w:t xml:space="preserve">6.9 Whole-House Surge Protection</w:t>
-      </w:r>
-    </w:p>
-    <w:bookmarkEnd w:id="66"/>
-    <w:bookmarkStart w:id="67" w:name="replace-windows-1"/>
+        <w:t xml:space="preserve">6.9 Refrigerator</w:t>
+      </w:r>
+    </w:p>
+    <w:bookmarkEnd w:id="81"/>
+    <w:bookmarkStart w:id="82" w:name="bathroom-exhaust-fans-1"/>
     <w:p>
       <w:pPr>
         <w:pStyle w:val="Heading3"/>
       </w:pPr>
       <w:r>
-        <w:t xml:space="preserve">6.10 Replace Windows</w:t>
-      </w:r>
-    </w:p>
-    <w:bookmarkEnd w:id="67"/>
-    <w:bookmarkStart w:id="68" w:name="replace-doors-1"/>
+        <w:t xml:space="preserve">6.10 Bathroom Exhaust Fan(s)</w:t>
+      </w:r>
+    </w:p>
+    <w:bookmarkEnd w:id="82"/>
+    <w:bookmarkStart w:id="83" w:name="kitchen-exhaust-fan"/>
     <w:p>
       <w:pPr>
         <w:pStyle w:val="Heading3"/>
       </w:pPr>
       <w:r>
-        <w:t xml:space="preserve">6.11 Replace Doors</w:t>
-      </w:r>
-    </w:p>
-    <w:bookmarkEnd w:id="68"/>
-    <w:bookmarkStart w:id="69" w:name="vapor-barrier-1"/>
+        <w:t xml:space="preserve">6.11 Kitchen Exhaust Fan</w:t>
+      </w:r>
+    </w:p>
+    <w:bookmarkEnd w:id="83"/>
+    <w:bookmarkStart w:id="84" w:name="vapor-barrier-1"/>
     <w:p>
       <w:pPr>
         <w:pStyle w:val="Heading3"/>
@@ -4671,8 +6982,8 @@
         <w:t xml:space="preserve">6.12 Vapor Barrier</w:t>
       </w:r>
     </w:p>
-    <w:bookmarkEnd w:id="69"/>
-    <w:bookmarkStart w:id="70" w:name="spray-foam-basementcrawlspace-walls"/>
+    <w:bookmarkEnd w:id="84"/>
+    <w:bookmarkStart w:id="85" w:name="spray-foam-basementcrawlspace-walls"/>
     <w:p>
       <w:pPr>
         <w:pStyle w:val="Heading3"/>
@@ -4681,14 +6992,856 @@
         <w:t xml:space="preserve">6.13 Spray Foam Basement/Crawlspace Walls</w:t>
       </w:r>
     </w:p>
-    <w:bookmarkEnd w:id="70"/>
-    <w:bookmarkStart w:id="71" w:name="continuous-exterior-wall-insulation-1"/>
+    <w:bookmarkEnd w:id="85"/>
+    <w:bookmarkStart w:id="86" w:name="attic-air-sealing-and-insulation"/>
     <w:p>
       <w:pPr>
         <w:pStyle w:val="Heading3"/>
       </w:pPr>
       <w:r>
-        <w:t xml:space="preserve">6.14 Continuous Exterior Wall Insulation</w:t>
+        <w:t xml:space="preserve">6.14 Attic Air Sealing and Insulation</w:t>
+      </w:r>
+    </w:p>
+    <w:bookmarkEnd w:id="86"/>
+    <w:bookmarkStart w:id="87" w:name="blown-in-cellulose-wall-insulation"/>
+    <w:p>
+      <w:pPr>
+        <w:pStyle w:val="Heading3"/>
+      </w:pPr>
+      <w:r>
+        <w:t xml:space="preserve">6.15 Blown-in Cellulose Wall Insulation</w:t>
+      </w:r>
+    </w:p>
+    <w:bookmarkEnd w:id="87"/>
+    <w:bookmarkStart w:id="88" w:name="continuous-exterior-wall-insulation-1"/>
+    <w:p>
+      <w:pPr>
+        <w:pStyle w:val="Heading3"/>
+      </w:pPr>
+      <w:r>
+        <w:t xml:space="preserve">6.16 Continuous Exterior Wall Insulation</w:t>
+      </w:r>
+    </w:p>
+    <w:bookmarkEnd w:id="88"/>
+    <w:bookmarkStart w:id="89" w:name="electrical-panel-upgrade-1"/>
+    <w:p>
+      <w:pPr>
+        <w:pStyle w:val="Heading3"/>
+      </w:pPr>
+      <w:r>
+        <w:t xml:space="preserve">6.17 Electrical Panel Upgrade</w:t>
+      </w:r>
+    </w:p>
+    <w:bookmarkEnd w:id="89"/>
+    <w:bookmarkStart w:id="90" w:name="air-source-heat-pump-1"/>
+    <w:p>
+      <w:pPr>
+        <w:pStyle w:val="Heading3"/>
+      </w:pPr>
+      <w:r>
+        <w:t xml:space="preserve">6.18 Air Source Heat Pump</w:t>
+      </w:r>
+    </w:p>
+    <w:bookmarkEnd w:id="90"/>
+    <w:bookmarkStart w:id="91" w:name="evcharger"/>
+    <w:p>
+      <w:pPr>
+        <w:pStyle w:val="Heading3"/>
+      </w:pPr>
+      <w:r>
+        <w:t xml:space="preserve">6.19 EV+Charger</w:t>
+      </w:r>
+    </w:p>
+    <w:bookmarkEnd w:id="91"/>
+    <w:bookmarkStart w:id="92" w:name="solar-1"/>
+    <w:p>
+      <w:pPr>
+        <w:pStyle w:val="Heading3"/>
+      </w:pPr>
+      <w:r>
+        <w:t xml:space="preserve">6.20 Solar</w:t>
+      </w:r>
+    </w:p>
+    <w:bookmarkEnd w:id="92"/>
+    <w:bookmarkStart w:id="93" w:name="whole-house-surge-protection-1"/>
+    <w:p>
+      <w:pPr>
+        <w:pStyle w:val="Heading3"/>
+      </w:pPr>
+      <w:r>
+        <w:t xml:space="preserve">6.21 Whole-House Surge Protection</w:t>
+      </w:r>
+    </w:p>
+    <w:bookmarkEnd w:id="93"/>
+    <w:bookmarkStart w:id="94" w:name="pipe-insulation-1"/>
+    <w:p>
+      <w:pPr>
+        <w:pStyle w:val="Heading3"/>
+      </w:pPr>
+      <w:r>
+        <w:t xml:space="preserve">6.22 Pipe Insulation</w:t>
+      </w:r>
+    </w:p>
+    <w:bookmarkEnd w:id="94"/>
+    <w:bookmarkStart w:id="95" w:name="diy-air-sealing-1"/>
+    <w:p>
+      <w:pPr>
+        <w:pStyle w:val="Heading3"/>
+      </w:pPr>
+      <w:r>
+        <w:t xml:space="preserve">6.23 DIY Air Sealing</w:t>
+      </w:r>
+    </w:p>
+    <w:bookmarkEnd w:id="95"/>
+    <w:bookmarkStart w:id="96" w:name="ductwork-air-sealing-and-insulation-1"/>
+    <w:p>
+      <w:pPr>
+        <w:pStyle w:val="Heading3"/>
+      </w:pPr>
+      <w:r>
+        <w:t xml:space="preserve">6.24 Ductwork Air Sealing and Insulation</w:t>
+      </w:r>
+    </w:p>
+    <w:bookmarkEnd w:id="96"/>
+    <w:bookmarkStart w:id="97" w:name="other-1-1"/>
+    <w:p>
+      <w:pPr>
+        <w:pStyle w:val="Heading3"/>
+      </w:pPr>
+      <w:r>
+        <w:t xml:space="preserve">6.25 Other 1</w:t>
+      </w:r>
+    </w:p>
+    <w:bookmarkEnd w:id="97"/>
+    <w:bookmarkStart w:id="98" w:name="other-2-1"/>
+    <w:p>
+      <w:pPr>
+        <w:pStyle w:val="Heading3"/>
+      </w:pPr>
+      <w:r>
+        <w:t xml:space="preserve">6.26 Other 2</w:t>
+      </w:r>
+    </w:p>
+    <w:bookmarkEnd w:id="98"/>
+    <w:bookmarkStart w:id="99" w:name="misc.-air-sealing-and-insulation-1"/>
+    <w:p>
+      <w:pPr>
+        <w:pStyle w:val="Heading3"/>
+      </w:pPr>
+      <w:r>
+        <w:t xml:space="preserve">6.27 Misc. Air Sealing and Insulation</w:t>
+      </w:r>
+    </w:p>
+    <w:bookmarkEnd w:id="99"/>
+    <w:bookmarkStart w:id="100" w:name="replace-doors-1"/>
+    <w:p>
+      <w:pPr>
+        <w:pStyle w:val="Heading3"/>
+      </w:pPr>
+      <w:r>
+        <w:t xml:space="preserve">6.28 Replace Doors</w:t>
+      </w:r>
+    </w:p>
+    <w:bookmarkEnd w:id="100"/>
+    <w:bookmarkStart w:id="101" w:name="replace-windows-1"/>
+    <w:p>
+      <w:pPr>
+        <w:pStyle w:val="Heading3"/>
+      </w:pPr>
+      <w:r>
+        <w:t xml:space="preserve">6.29 Replace Windows</w:t>
+      </w:r>
+    </w:p>
+    <w:p>
+      <w:pPr>
+        <w:pStyle w:val="SourceCode"/>
+      </w:pPr>
+      <w:r>
+        <w:rPr>
+          <w:rStyle w:val="CommentTok"/>
+        </w:rPr>
+        <w:t xml:space="preserve"># if( window_dressers == TRUE){</w:t>
+      </w:r>
+      <w:r>
+        <w:br/>
+      </w:r>
+      <w:r>
+        <w:rPr>
+          <w:rStyle w:val="CommentTok"/>
+        </w:rPr>
+        <w:t xml:space="preserve">#   cat(ranked_sect_4_problem_text)</w:t>
+      </w:r>
+      <w:r>
+        <w:br/>
+      </w:r>
+      <w:r>
+        <w:rPr>
+          <w:rStyle w:val="CommentTok"/>
+        </w:rPr>
+        <w:t xml:space="preserve"># }else{</w:t>
+      </w:r>
+      <w:r>
+        <w:br/>
+      </w:r>
+      <w:r>
+        <w:rPr>
+          <w:rStyle w:val="CommentTok"/>
+        </w:rPr>
+        <w:t xml:space="preserve">#   cat("")</w:t>
+      </w:r>
+      <w:r>
+        <w:br/>
+      </w:r>
+      <w:r>
+        <w:rPr>
+          <w:rStyle w:val="CommentTok"/>
+        </w:rPr>
+        <w:t xml:space="preserve"># }</w:t>
+      </w:r>
+      <w:r>
+        <w:br/>
+      </w:r>
+      <w:r>
+        <w:rPr>
+          <w:rStyle w:val="CommentTok"/>
+        </w:rPr>
+        <w:t xml:space="preserve"># </w:t>
+      </w:r>
+      <w:r>
+        <w:br/>
+      </w:r>
+      <w:r>
+        <w:rPr>
+          <w:rStyle w:val="CommentTok"/>
+        </w:rPr>
+        <w:t xml:space="preserve"># if(window_dressers == TRUE){</w:t>
+      </w:r>
+      <w:r>
+        <w:br/>
+      </w:r>
+      <w:r>
+        <w:rPr>
+          <w:rStyle w:val="CommentTok"/>
+        </w:rPr>
+        <w:t xml:space="preserve">#   cat(auto_window_dressers$Description</w:t>
+      </w:r>
+      <w:r>
+        <w:br/>
+      </w:r>
+      <w:r>
+        <w:rPr>
+          <w:rStyle w:val="CommentTok"/>
+        </w:rPr>
+        <w:t xml:space="preserve">#     </w:t>
+      </w:r>
+      <w:r>
+        <w:br/>
+      </w:r>
+      <w:r>
+        <w:rPr>
+          <w:rStyle w:val="CommentTok"/>
+        </w:rPr>
+        <w:t xml:space="preserve">#   )</w:t>
+      </w:r>
+      <w:r>
+        <w:br/>
+      </w:r>
+      <w:r>
+        <w:rPr>
+          <w:rStyle w:val="CommentTok"/>
+        </w:rPr>
+        <w:t xml:space="preserve"># }else{</w:t>
+      </w:r>
+      <w:r>
+        <w:br/>
+      </w:r>
+      <w:r>
+        <w:rPr>
+          <w:rStyle w:val="CommentTok"/>
+        </w:rPr>
+        <w:t xml:space="preserve">#   cat("")</w:t>
+      </w:r>
+      <w:r>
+        <w:br/>
+      </w:r>
+      <w:r>
+        <w:rPr>
+          <w:rStyle w:val="CommentTok"/>
+        </w:rPr>
+        <w:t xml:space="preserve">#   }</w:t>
+      </w:r>
+      <w:r>
+        <w:br/>
+      </w:r>
+      <w:r>
+        <w:rPr>
+          <w:rStyle w:val="CommentTok"/>
+        </w:rPr>
+        <w:t xml:space="preserve"># </w:t>
+      </w:r>
+      <w:r>
+        <w:br/>
+      </w:r>
+      <w:r>
+        <w:rPr>
+          <w:rStyle w:val="CommentTok"/>
+        </w:rPr>
+        <w:t xml:space="preserve"># if(window_dressers == TRUE){</w:t>
+      </w:r>
+      <w:r>
+        <w:br/>
+      </w:r>
+      <w:r>
+        <w:rPr>
+          <w:rStyle w:val="CommentTok"/>
+        </w:rPr>
+        <w:t xml:space="preserve">#   cat("</w:t>
+      </w:r>
+      <w:r>
+        <w:br/>
+      </w:r>
+      <w:r>
+        <w:rPr>
+          <w:rStyle w:val="CommentTok"/>
+        </w:rPr>
+        <w:t xml:space="preserve"># *Estimated Cost/Benefits/Incentives*</w:t>
+      </w:r>
+      <w:r>
+        <w:br/>
+      </w:r>
+      <w:r>
+        <w:rPr>
+          <w:rStyle w:val="CommentTok"/>
+        </w:rPr>
+        <w:t xml:space="preserve"># </w:t>
+      </w:r>
+      <w:r>
+        <w:br/>
+      </w:r>
+      <w:r>
+        <w:rPr>
+          <w:rStyle w:val="CommentTok"/>
+        </w:rPr>
+        <w:t xml:space="preserve"># ",auto_window_dresserds_estimates$Description)</w:t>
+      </w:r>
+      <w:r>
+        <w:br/>
+      </w:r>
+      <w:r>
+        <w:rPr>
+          <w:rStyle w:val="CommentTok"/>
+        </w:rPr>
+        <w:t xml:space="preserve"># }else{</w:t>
+      </w:r>
+      <w:r>
+        <w:br/>
+      </w:r>
+      <w:r>
+        <w:rPr>
+          <w:rStyle w:val="CommentTok"/>
+        </w:rPr>
+        <w:t xml:space="preserve">#   cat("")</w:t>
+      </w:r>
+      <w:r>
+        <w:br/>
+      </w:r>
+      <w:r>
+        <w:rPr>
+          <w:rStyle w:val="CommentTok"/>
+        </w:rPr>
+        <w:t xml:space="preserve">#   }</w:t>
+      </w:r>
+      <w:r>
+        <w:br/>
+      </w:r>
+      <w:r>
+        <w:br/>
+      </w:r>
+      <w:r>
+        <w:rPr>
+          <w:rStyle w:val="NormalTok"/>
+        </w:rPr>
+        <w:t xml:space="preserve">df </w:t>
+      </w:r>
+      <w:r>
+        <w:rPr>
+          <w:rStyle w:val="OtherTok"/>
+        </w:rPr>
+        <w:t xml:space="preserve">&lt;-</w:t>
+      </w:r>
+      <w:r>
+        <w:rPr>
+          <w:rStyle w:val="NormalTok"/>
+        </w:rPr>
+        <w:t xml:space="preserve"> </w:t>
+      </w:r>
+      <w:r>
+        <w:rPr>
+          <w:rStyle w:val="FunctionTok"/>
+        </w:rPr>
+        <w:t xml:space="preserve">data.frame</w:t>
+      </w:r>
+      <w:r>
+        <w:rPr>
+          <w:rStyle w:val="NormalTok"/>
+        </w:rPr>
+        <w:t xml:space="preserve">(</w:t>
+      </w:r>
+      <w:r>
+        <w:br/>
+      </w:r>
+      <w:r>
+        <w:rPr>
+          <w:rStyle w:val="NormalTok"/>
+        </w:rPr>
+        <w:t xml:space="preserve">  </w:t>
+      </w:r>
+      <w:r>
+        <w:rPr>
+          <w:rStyle w:val="AttributeTok"/>
+        </w:rPr>
+        <w:t xml:space="preserve">Name =</w:t>
+      </w:r>
+      <w:r>
+        <w:rPr>
+          <w:rStyle w:val="NormalTok"/>
+        </w:rPr>
+        <w:t xml:space="preserve"> </w:t>
+      </w:r>
+      <w:r>
+        <w:rPr>
+          <w:rStyle w:val="FunctionTok"/>
+        </w:rPr>
+        <w:t xml:space="preserve">c</w:t>
+      </w:r>
+      <w:r>
+        <w:rPr>
+          <w:rStyle w:val="NormalTok"/>
+        </w:rPr>
+        <w:t xml:space="preserve">(</w:t>
+      </w:r>
+      <w:r>
+        <w:rPr>
+          <w:rStyle w:val="StringTok"/>
+        </w:rPr>
+        <w:t xml:space="preserve">"Alice"</w:t>
+      </w:r>
+      <w:r>
+        <w:rPr>
+          <w:rStyle w:val="NormalTok"/>
+        </w:rPr>
+        <w:t xml:space="preserve">, </w:t>
+      </w:r>
+      <w:r>
+        <w:rPr>
+          <w:rStyle w:val="StringTok"/>
+        </w:rPr>
+        <w:t xml:space="preserve">"Bob"</w:t>
+      </w:r>
+      <w:r>
+        <w:rPr>
+          <w:rStyle w:val="NormalTok"/>
+        </w:rPr>
+        <w:t xml:space="preserve">, </w:t>
+      </w:r>
+      <w:r>
+        <w:rPr>
+          <w:rStyle w:val="StringTok"/>
+        </w:rPr>
+        <w:t xml:space="preserve">"Carol"</w:t>
+      </w:r>
+      <w:r>
+        <w:rPr>
+          <w:rStyle w:val="NormalTok"/>
+        </w:rPr>
+        <w:t xml:space="preserve">, </w:t>
+      </w:r>
+      <w:r>
+        <w:rPr>
+          <w:rStyle w:val="StringTok"/>
+        </w:rPr>
+        <w:t xml:space="preserve">"Dave"</w:t>
+      </w:r>
+      <w:r>
+        <w:rPr>
+          <w:rStyle w:val="NormalTok"/>
+        </w:rPr>
+        <w:t xml:space="preserve">, </w:t>
+      </w:r>
+      <w:r>
+        <w:rPr>
+          <w:rStyle w:val="StringTok"/>
+        </w:rPr>
+        <w:t xml:space="preserve">"Eve"</w:t>
+      </w:r>
+      <w:r>
+        <w:rPr>
+          <w:rStyle w:val="NormalTok"/>
+        </w:rPr>
+        <w:t xml:space="preserve">, </w:t>
+      </w:r>
+      <w:r>
+        <w:rPr>
+          <w:rStyle w:val="StringTok"/>
+        </w:rPr>
+        <w:t xml:space="preserve">"Frank"</w:t>
+      </w:r>
+      <w:r>
+        <w:rPr>
+          <w:rStyle w:val="NormalTok"/>
+        </w:rPr>
+        <w:t xml:space="preserve">),</w:t>
+      </w:r>
+      <w:r>
+        <w:br/>
+      </w:r>
+      <w:r>
+        <w:rPr>
+          <w:rStyle w:val="NormalTok"/>
+        </w:rPr>
+        <w:t xml:space="preserve">  </w:t>
+      </w:r>
+      <w:r>
+        <w:rPr>
+          <w:rStyle w:val="AttributeTok"/>
+        </w:rPr>
+        <w:t xml:space="preserve">Score =</w:t>
+      </w:r>
+      <w:r>
+        <w:rPr>
+          <w:rStyle w:val="NormalTok"/>
+        </w:rPr>
+        <w:t xml:space="preserve"> </w:t>
+      </w:r>
+      <w:r>
+        <w:rPr>
+          <w:rStyle w:val="FunctionTok"/>
+        </w:rPr>
+        <w:t xml:space="preserve">c</w:t>
+      </w:r>
+      <w:r>
+        <w:rPr>
+          <w:rStyle w:val="NormalTok"/>
+        </w:rPr>
+        <w:t xml:space="preserve">(</w:t>
+      </w:r>
+      <w:r>
+        <w:rPr>
+          <w:rStyle w:val="DecValTok"/>
+        </w:rPr>
+        <w:t xml:space="preserve">90</w:t>
+      </w:r>
+      <w:r>
+        <w:rPr>
+          <w:rStyle w:val="NormalTok"/>
+        </w:rPr>
+        <w:t xml:space="preserve">, </w:t>
+      </w:r>
+      <w:r>
+        <w:rPr>
+          <w:rStyle w:val="DecValTok"/>
+        </w:rPr>
+        <w:t xml:space="preserve">85</w:t>
+      </w:r>
+      <w:r>
+        <w:rPr>
+          <w:rStyle w:val="NormalTok"/>
+        </w:rPr>
+        <w:t xml:space="preserve">, </w:t>
+      </w:r>
+      <w:r>
+        <w:rPr>
+          <w:rStyle w:val="DecValTok"/>
+        </w:rPr>
+        <w:t xml:space="preserve">88</w:t>
+      </w:r>
+      <w:r>
+        <w:rPr>
+          <w:rStyle w:val="NormalTok"/>
+        </w:rPr>
+        <w:t xml:space="preserve">, </w:t>
+      </w:r>
+      <w:r>
+        <w:rPr>
+          <w:rStyle w:val="DecValTok"/>
+        </w:rPr>
+        <w:t xml:space="preserve">92</w:t>
+      </w:r>
+      <w:r>
+        <w:rPr>
+          <w:rStyle w:val="NormalTok"/>
+        </w:rPr>
+        <w:t xml:space="preserve">, </w:t>
+      </w:r>
+      <w:r>
+        <w:rPr>
+          <w:rStyle w:val="DecValTok"/>
+        </w:rPr>
+        <w:t xml:space="preserve">95</w:t>
+      </w:r>
+      <w:r>
+        <w:rPr>
+          <w:rStyle w:val="NormalTok"/>
+        </w:rPr>
+        <w:t xml:space="preserve">, </w:t>
+      </w:r>
+      <w:r>
+        <w:rPr>
+          <w:rStyle w:val="DecValTok"/>
+        </w:rPr>
+        <w:t xml:space="preserve">87</w:t>
+      </w:r>
+      <w:r>
+        <w:rPr>
+          <w:rStyle w:val="NormalTok"/>
+        </w:rPr>
+        <w:t xml:space="preserve">)</w:t>
+      </w:r>
+      <w:r>
+        <w:br/>
+      </w:r>
+      <w:r>
+        <w:rPr>
+          <w:rStyle w:val="NormalTok"/>
+        </w:rPr>
+        <w:t xml:space="preserve">)</w:t>
+      </w:r>
+      <w:r>
+        <w:br/>
+      </w:r>
+      <w:r>
+        <w:br/>
+      </w:r>
+      <w:r>
+        <w:rPr>
+          <w:rStyle w:val="CommentTok"/>
+        </w:rPr>
+        <w:t xml:space="preserve"># Specific rows to print</w:t>
+      </w:r>
+      <w:r>
+        <w:br/>
+      </w:r>
+      <w:r>
+        <w:rPr>
+          <w:rStyle w:val="NormalTok"/>
+        </w:rPr>
+        <w:t xml:space="preserve">rows_to_print </w:t>
+      </w:r>
+      <w:r>
+        <w:rPr>
+          <w:rStyle w:val="OtherTok"/>
+        </w:rPr>
+        <w:t xml:space="preserve">&lt;-</w:t>
+      </w:r>
+      <w:r>
+        <w:rPr>
+          <w:rStyle w:val="NormalTok"/>
+        </w:rPr>
+        <w:t xml:space="preserve"> </w:t>
+      </w:r>
+      <w:r>
+        <w:rPr>
+          <w:rStyle w:val="FunctionTok"/>
+        </w:rPr>
+        <w:t xml:space="preserve">c</w:t>
+      </w:r>
+      <w:r>
+        <w:rPr>
+          <w:rStyle w:val="NormalTok"/>
+        </w:rPr>
+        <w:t xml:space="preserve">(</w:t>
+      </w:r>
+      <w:r>
+        <w:rPr>
+          <w:rStyle w:val="DecValTok"/>
+        </w:rPr>
+        <w:t xml:space="preserve">2</w:t>
+      </w:r>
+      <w:r>
+        <w:rPr>
+          <w:rStyle w:val="NormalTok"/>
+        </w:rPr>
+        <w:t xml:space="preserve">, </w:t>
+      </w:r>
+      <w:r>
+        <w:rPr>
+          <w:rStyle w:val="DecValTok"/>
+        </w:rPr>
+        <w:t xml:space="preserve">4</w:t>
+      </w:r>
+      <w:r>
+        <w:rPr>
+          <w:rStyle w:val="NormalTok"/>
+        </w:rPr>
+        <w:t xml:space="preserve">, </w:t>
+      </w:r>
+      <w:r>
+        <w:rPr>
+          <w:rStyle w:val="DecValTok"/>
+        </w:rPr>
+        <w:t xml:space="preserve">6</w:t>
+      </w:r>
+      <w:r>
+        <w:rPr>
+          <w:rStyle w:val="NormalTok"/>
+        </w:rPr>
+        <w:t xml:space="preserve">)</w:t>
+      </w:r>
+      <w:r>
+        <w:br/>
+      </w:r>
+      <w:r>
+        <w:br/>
+      </w:r>
+      <w:r>
+        <w:rPr>
+          <w:rStyle w:val="ControlFlowTok"/>
+        </w:rPr>
+        <w:t xml:space="preserve">for</w:t>
+      </w:r>
+      <w:r>
+        <w:rPr>
+          <w:rStyle w:val="NormalTok"/>
+        </w:rPr>
+        <w:t xml:space="preserve"> (i </w:t>
+      </w:r>
+      <w:r>
+        <w:rPr>
+          <w:rStyle w:val="ControlFlowTok"/>
+        </w:rPr>
+        <w:t xml:space="preserve">in</w:t>
+      </w:r>
+      <w:r>
+        <w:rPr>
+          <w:rStyle w:val="NormalTok"/>
+        </w:rPr>
+        <w:t xml:space="preserve"> rows_to_print) {</w:t>
+      </w:r>
+      <w:r>
+        <w:br/>
+      </w:r>
+      <w:r>
+        <w:rPr>
+          <w:rStyle w:val="NormalTok"/>
+        </w:rPr>
+        <w:t xml:space="preserve">  </w:t>
+      </w:r>
+      <w:r>
+        <w:rPr>
+          <w:rStyle w:val="FunctionTok"/>
+        </w:rPr>
+        <w:t xml:space="preserve">cat</w:t>
+      </w:r>
+      <w:r>
+        <w:rPr>
+          <w:rStyle w:val="NormalTok"/>
+        </w:rPr>
+        <w:t xml:space="preserve">(</w:t>
+      </w:r>
+      <w:r>
+        <w:rPr>
+          <w:rStyle w:val="StringTok"/>
+        </w:rPr>
+        <w:t xml:space="preserve">"Row"</w:t>
+      </w:r>
+      <w:r>
+        <w:rPr>
+          <w:rStyle w:val="NormalTok"/>
+        </w:rPr>
+        <w:t xml:space="preserve">, i, </w:t>
+      </w:r>
+      <w:r>
+        <w:rPr>
+          <w:rStyle w:val="StringTok"/>
+        </w:rPr>
+        <w:t xml:space="preserve">": Name ="</w:t>
+      </w:r>
+      <w:r>
+        <w:rPr>
+          <w:rStyle w:val="NormalTok"/>
+        </w:rPr>
+        <w:t xml:space="preserve">, df</w:t>
+      </w:r>
+      <w:r>
+        <w:rPr>
+          <w:rStyle w:val="SpecialCharTok"/>
+        </w:rPr>
+        <w:t xml:space="preserve">$</w:t>
+      </w:r>
+      <w:r>
+        <w:rPr>
+          <w:rStyle w:val="NormalTok"/>
+        </w:rPr>
+        <w:t xml:space="preserve">Name[i], </w:t>
+      </w:r>
+      <w:r>
+        <w:rPr>
+          <w:rStyle w:val="StringTok"/>
+        </w:rPr>
+        <w:t xml:space="preserve">", Score ="</w:t>
+      </w:r>
+      <w:r>
+        <w:rPr>
+          <w:rStyle w:val="NormalTok"/>
+        </w:rPr>
+        <w:t xml:space="preserve">, df</w:t>
+      </w:r>
+      <w:r>
+        <w:rPr>
+          <w:rStyle w:val="SpecialCharTok"/>
+        </w:rPr>
+        <w:t xml:space="preserve">$</w:t>
+      </w:r>
+      <w:r>
+        <w:rPr>
+          <w:rStyle w:val="NormalTok"/>
+        </w:rPr>
+        <w:t xml:space="preserve">Score[i], </w:t>
+      </w:r>
+      <w:r>
+        <w:rPr>
+          <w:rStyle w:val="StringTok"/>
+        </w:rPr>
+        <w:t xml:space="preserve">"</w:t>
+      </w:r>
+      <w:r>
+        <w:rPr>
+          <w:rStyle w:val="SpecialCharTok"/>
+        </w:rPr>
+        <w:t xml:space="preserve">\n</w:t>
+      </w:r>
+      <w:r>
+        <w:br/>
+      </w:r>
+      <w:r>
+        <w:rPr>
+          <w:rStyle w:val="StringTok"/>
+        </w:rPr>
+        <w:t xml:space="preserve">      </w:t>
+      </w:r>
+      <w:r>
+        <w:br/>
+      </w:r>
+      <w:r>
+        <w:rPr>
+          <w:rStyle w:val="StringTok"/>
+        </w:rPr>
+        <w:t xml:space="preserve">      "</w:t>
+      </w:r>
+      <w:r>
+        <w:rPr>
+          <w:rStyle w:val="NormalTok"/>
+        </w:rPr>
+        <w:t xml:space="preserve">)</w:t>
+      </w:r>
+      <w:r>
+        <w:br/>
+      </w:r>
+      <w:r>
+        <w:rPr>
+          <w:rStyle w:val="NormalTok"/>
+        </w:rPr>
+        <w:t xml:space="preserve">}</w:t>
       </w:r>
     </w:p>
     <w:p>
@@ -4725,12 +7878,54 @@
         <w:t xml:space="preserve">  Row 6 : Name = Frank , Score = 87 </w:t>
       </w:r>
     </w:p>
-    <w:bookmarkEnd w:id="71"/>
-    <w:bookmarkEnd w:id="72"/>
+    <w:p>
+      <w:pPr>
+        <w:pStyle w:val="SourceCode"/>
+      </w:pPr>
+      <w:r>
+        <w:rPr>
+          <w:rStyle w:val="CommentTok"/>
+        </w:rPr>
+        <w:t xml:space="preserve"># cat("###", ranked_sect_4_problem_text$Recommendations[i] , "\n"</w:t>
+      </w:r>
+      <w:r>
+        <w:br/>
+      </w:r>
+      <w:r>
+        <w:rPr>
+          <w:rStyle w:val="CommentTok"/>
+        </w:rPr>
+        <w:t xml:space="preserve">#      ,</w:t>
+      </w:r>
+      <w:r>
+        <w:br/>
+      </w:r>
+      <w:r>
+        <w:rPr>
+          <w:rStyle w:val="CommentTok"/>
+        </w:rPr>
+        <w:t xml:space="preserve">#   </w:t>
+      </w:r>
+      <w:r>
+        <w:br/>
+      </w:r>
+      <w:r>
+        <w:rPr>
+          <w:rStyle w:val="CommentTok"/>
+        </w:rPr>
+        <w:t xml:space="preserve"># "*Problem*", i ,"\n")</w:t>
+      </w:r>
+    </w:p>
+    <w:bookmarkEnd w:id="101"/>
+    <w:bookmarkEnd w:id="102"/>
     <w:sectPr>
+      <w:footerReference r:id="rId9" w:type="default"/>
       <w:pgSz w:h="15840" w:w="12240"/>
       <w:pgMar w:bottom="1440" w:footer="720" w:gutter="0" w:header="720" w:left="1440" w:right="1440" w:top="1440"/>
+      <w:pgNumType w:start="1"/>
       <w:cols w:space="720"/>
+      <w:titlePg/>
+      <w:docGrid w:linePitch="326"/>
     </w:sectPr>
   </w:body>
 </w:document>
@@ -4738,6 +7933,59 @@
 
 <file path=word/comments.xml><?xml version="1.0" encoding="utf-8"?>
 <w:comments xmlns:w="http://schemas.openxmlformats.org/wordprocessingml/2006/main" xmlns:m="http://schemas.openxmlformats.org/officeDocument/2006/math" xmlns:r="http://schemas.openxmlformats.org/officeDocument/2006/relationships" xmlns:o="urn:schemas-microsoft-com:office:office" xmlns:v="urn:schemas-microsoft-com:vml" xmlns:w10="urn:schemas-microsoft-com:office:word" xmlns:a="http://schemas.openxmlformats.org/drawingml/2006/main" xmlns:pic="http://schemas.openxmlformats.org/drawingml/2006/picture" xmlns:wp="http://schemas.openxmlformats.org/drawingml/2006/wordprocessingDrawing"/>
+</file>
+
+<file path=word/footer1.xml><?xml version="1.0" encoding="utf-8"?>
+<w:ftr xmlns:wpc="http://schemas.microsoft.com/office/word/2010/wordprocessingCanvas" xmlns:cx="http://schemas.microsoft.com/office/drawing/2014/chartex" xmlns:cx1="http://schemas.microsoft.com/office/drawing/2015/9/8/chartex" xmlns:cx2="http://schemas.microsoft.com/office/drawing/2015/10/21/chartex" xmlns:cx3="http://schemas.microsoft.com/office/drawing/2016/5/9/chartex" xmlns:cx4="http://schemas.microsoft.com/office/drawing/2016/5/10/chartex" xmlns:cx5="http://schemas.microsoft.com/office/drawing/2016/5/11/chartex" xmlns:cx6="http://schemas.microsoft.com/office/drawing/2016/5/12/chartex" xmlns:cx7="http://schemas.microsoft.com/office/drawing/2016/5/13/chartex" xmlns:cx8="http://schemas.microsoft.com/office/drawing/2016/5/14/chartex" xmlns:mc="http://schemas.openxmlformats.org/markup-compatibility/2006" xmlns:aink="http://schemas.microsoft.com/office/drawing/2016/ink" xmlns:am3d="http://schemas.microsoft.com/office/drawing/2017/model3d" xmlns:o="urn:schemas-microsoft-com:office:office" xmlns:oel="http://schemas.microsoft.com/office/2019/extlst" xmlns:r="http://schemas.openxmlformats.org/officeDocument/2006/relationships" xmlns:m="http://schemas.openxmlformats.org/officeDocument/2006/math" xmlns:v="urn:schemas-microsoft-com:vml" xmlns:wp14="http://schemas.microsoft.com/office/word/2010/wordprocessingDrawing" xmlns:wp="http://schemas.openxmlformats.org/drawingml/2006/wordprocessingDrawing" xmlns:w10="urn:schemas-microsoft-com:office:word" xmlns:w="http://schemas.openxmlformats.org/wordprocessingml/2006/main" xmlns:w14="http://schemas.microsoft.com/office/word/2010/wordml" xmlns:w15="http://schemas.microsoft.com/office/word/2012/wordml" xmlns:w16cex="http://schemas.microsoft.com/office/word/2018/wordml/cex" xmlns:w16cid="http://schemas.microsoft.com/office/word/2016/wordml/cid" xmlns:w16="http://schemas.microsoft.com/office/word/2018/wordml" xmlns:w16du="http://schemas.microsoft.com/office/word/2023/wordml/word16du" xmlns:w16sdtdh="http://schemas.microsoft.com/office/word/2020/wordml/sdtdatahash" xmlns:w16sdtfl="http://schemas.microsoft.com/office/word/2024/wordml/sdtformatlock" xmlns:w16se="http://schemas.microsoft.com/office/word/2015/wordml/symex" xmlns:wpg="http://schemas.microsoft.com/office/word/2010/wordprocessingGroup" xmlns:wpi="http://schemas.microsoft.com/office/word/2010/wordprocessingInk" xmlns:wne="http://schemas.microsoft.com/office/word/2006/wordml" xmlns:wps="http://schemas.microsoft.com/office/word/2010/wordprocessingShape" mc:Ignorable="w14 w15 w16se w16cid w16 w16cex w16sdtdh w16sdtfl w16du wp14">
+  <w:sdt>
+    <w:sdtPr>
+      <w:id w:val="-2035721828"/>
+      <w:docPartObj>
+        <w:docPartGallery w:val="Page Numbers (Bottom of Page)"/>
+        <w:docPartUnique/>
+      </w:docPartObj>
+    </w:sdtPr>
+    <w:sdtEndPr>
+      <w:rPr>
+        <w:noProof/>
+      </w:rPr>
+    </w:sdtEndPr>
+    <w:sdtContent>
+      <w:p>
+        <w:pPr>
+          <w:pStyle w:val="Footer"/>
+          <w:jc w:val="right"/>
+        </w:pPr>
+        <w:r>
+          <w:fldChar w:fldCharType="begin"/>
+        </w:r>
+        <w:r>
+          <w:instrText xml:space="preserve"> PAGE   \* MERGEFORMAT </w:instrText>
+        </w:r>
+        <w:r>
+          <w:fldChar w:fldCharType="separate"/>
+        </w:r>
+        <w:r>
+          <w:rPr>
+            <w:noProof/>
+          </w:rPr>
+          <w:t>2</w:t>
+        </w:r>
+        <w:r>
+          <w:rPr>
+            <w:noProof/>
+          </w:rPr>
+          <w:fldChar w:fldCharType="end"/>
+        </w:r>
+      </w:p>
+    </w:sdtContent>
+  </w:sdt>
+  <w:p>
+    <w:pPr>
+      <w:pStyle w:val="Footer"/>
+    </w:pPr>
+  </w:p>
+</w:ftr>
 </file>
 
 <file path=word/footnotes.xml><?xml version="1.0" encoding="utf-8"?>
@@ -4968,6 +8216,7 @@
     </w:pPrDefault>
   </w:docDefaults>
   <w:latentStyles w:count="376" w:defLockedState="0" w:defQFormat="0" w:defSemiHidden="0" w:defUIPriority="0" w:defUnhideWhenUsed="0">
+    <w:lsdException w:name="footer" w:uiPriority="99"/>
     <w:lsdException w:name="Normal Table" w:semiHidden="1" w:unhideWhenUsed="1"/>
     <w:lsdException w:name="Table Simple 1" w:semiHidden="1" w:unhideWhenUsed="1"/>
     <w:lsdException w:name="Table Simple 2" w:semiHidden="1" w:unhideWhenUsed="1"/>
@@ -5867,6 +9116,46 @@
       <w:outlineLvl w:val="9"/>
     </w:pPr>
   </w:style>
+  <w:style w:styleId="Header" w:type="paragraph">
+    <w:name w:val="header"/>
+    <w:basedOn w:val="Normal"/>
+    <w:link w:val="HeaderChar"/>
+    <w:rsid w:val="009F57A2"/>
+    <w:pPr>
+      <w:tabs>
+        <w:tab w:pos="4513" w:val="center"/>
+        <w:tab w:pos="9026" w:val="right"/>
+      </w:tabs>
+      <w:spacing w:after="0"/>
+    </w:pPr>
+  </w:style>
+  <w:style w:customStyle="1" w:styleId="HeaderChar" w:type="character">
+    <w:name w:val="Header Char"/>
+    <w:basedOn w:val="DefaultParagraphFont"/>
+    <w:link w:val="Header"/>
+    <w:rsid w:val="009F57A2"/>
+  </w:style>
+  <w:style w:styleId="Footer" w:type="paragraph">
+    <w:name w:val="footer"/>
+    <w:basedOn w:val="Normal"/>
+    <w:link w:val="FooterChar"/>
+    <w:uiPriority w:val="99"/>
+    <w:rsid w:val="009F57A2"/>
+    <w:pPr>
+      <w:tabs>
+        <w:tab w:pos="4513" w:val="center"/>
+        <w:tab w:pos="9026" w:val="right"/>
+      </w:tabs>
+      <w:spacing w:after="0"/>
+    </w:pPr>
+  </w:style>
+  <w:style w:customStyle="1" w:styleId="FooterChar" w:type="character">
+    <w:name w:val="Footer Char"/>
+    <w:basedOn w:val="DefaultParagraphFont"/>
+    <w:link w:val="Footer"/>
+    <w:uiPriority w:val="99"/>
+    <w:rsid w:val="009F57A2"/>
+  </w:style>
   <w:style w:type="paragraph" w:customStyle="1" w:styleId="SourceCode">
     <w:name w:val="Source Code"/>
     <w:basedOn w:val="Normal"/>

--- a/Quarto_report/Audit_Report.docx
+++ b/Quarto_report/Audit_Report.docx
@@ -15,7 +15,7 @@
         <w:pStyle w:val="FirstParagraph"/>
       </w:pPr>
       <w:r>
-        <w:t xml:space="preserve">Homeowner(s): Test</w:t>
+        <w:t xml:space="preserve">Homeowner(s): David Gibson</w:t>
       </w:r>
     </w:p>
     <w:p>
@@ -23,7 +23,7 @@
         <w:pStyle w:val="BodyText"/>
       </w:pPr>
       <w:r>
-        <w:t xml:space="preserve">Address: 199 Test Rd, Cranberry Isles Maine, 04631</w:t>
+        <w:t xml:space="preserve">Address: 105 Eden Street, Bar Harbor, ME 04609</w:t>
       </w:r>
     </w:p>
     <w:p>
@@ -31,7 +31,7 @@
         <w:pStyle w:val="BodyText"/>
       </w:pPr>
       <w:r>
-        <w:t xml:space="preserve">Owner Contact: iownahome@gmail.com, (207) 345-1235</w:t>
+        <w:t xml:space="preserve">Owner Contact: dgibson@coa.edu</w:t>
       </w:r>
     </w:p>
     <w:p>
@@ -39,7 +39,7 @@
         <w:pStyle w:val="BodyText"/>
       </w:pPr>
       <w:r>
-        <w:t xml:space="preserve">Auditors: Rudy Lukasevics</w:t>
+        <w:t xml:space="preserve">Auditors: David Gibson, Helen Lloyd, Mabon Young</w:t>
       </w:r>
     </w:p>
     <w:p>
@@ -55,7 +55,7 @@
         <w:pStyle w:val="BodyText"/>
       </w:pPr>
       <w:r>
-        <w:t xml:space="preserve">Report Date: May 24, 2025</w:t>
+        <w:t xml:space="preserve">Report Date: June 10, 2025</w:t>
       </w:r>
     </w:p>
     <w:p>
@@ -70,7 +70,7 @@
         <w:pStyle w:val="FirstParagraph"/>
       </w:pPr>
       <w:r>
-        <w:t xml:space="preserve">We conducted an energy assessment of your home on 5/26/2024. This report will tell you what we did, what we found, and what we suggest for your home. These suggestions include information on incentives and financing to make improvements more affordable.</w:t>
+        <w:t xml:space="preserve">We conducted an energy assessment of your home on 6/9/2025. This report will tell you what we did, what we found, and what we suggest for your home. These suggestions include information on incentives and financing to make improvements more affordable.</w:t>
       </w:r>
     </w:p>
     <w:p>
@@ -344,31 +344,31 @@
                 <w:rFonts w:ascii="Calibri" w:hAnsi="Calibri"/>
                 <w:sz w:val="20"/>
               </w:rPr>
-              <w:t xml:space="default">WindowDressers</w:t>
-            </w:r>
-          </w:p>
-        </w:tc>
-        <w:tc>
-          <w:tcPr>
-            <w:tcBorders>
-              <w:top w:val="single" w:space="0" w:color="D3D3D3"/>
-              <w:bottom w:val="single" w:space="0" w:color="D3D3D3"/>
-              <w:start w:val="single" w:space="0" w:color="D3D3D3"/>
-              <w:end w:val="single" w:space="0" w:color="D3D3D3"/>
-            </w:tcBorders>
-          </w:tcPr>
-          <w:p>
-            <w:pPr>
-              <w:spacing w:before="0" w:after="60"/>
-              <w:keepNext/>
-              <w:jc w:val="start"/>
-            </w:pPr>
-            <w:r>
-              <w:rPr>
-                <w:rFonts w:ascii="Calibri" w:hAnsi="Calibri"/>
-                <w:sz w:val="20"/>
-              </w:rPr>
-              <w:t xml:space="default">WindowDressers insulating window inserts help air-seal windows and reduce heat loss and gain.</w:t>
+              <w:t xml:space="default">LEDs</w:t>
+            </w:r>
+          </w:p>
+        </w:tc>
+        <w:tc>
+          <w:tcPr>
+            <w:tcBorders>
+              <w:top w:val="single" w:space="0" w:color="D3D3D3"/>
+              <w:bottom w:val="single" w:space="0" w:color="D3D3D3"/>
+              <w:start w:val="single" w:space="0" w:color="D3D3D3"/>
+              <w:end w:val="single" w:space="0" w:color="D3D3D3"/>
+            </w:tcBorders>
+          </w:tcPr>
+          <w:p>
+            <w:pPr>
+              <w:spacing w:before="0" w:after="60"/>
+              <w:keepNext/>
+              <w:jc w:val="start"/>
+            </w:pPr>
+            <w:r>
+              <w:rPr>
+                <w:rFonts w:ascii="Calibri" w:hAnsi="Calibri"/>
+                <w:sz w:val="20"/>
+              </w:rPr>
+              <w:t xml:space="default">Switch your light bulbs to LED light bulbs. LEDs use 80% less energy than incandescent light bulbs which can significantly reduce your electricity bill.</w:t>
             </w:r>
           </w:p>
         </w:tc>
@@ -397,31 +397,31 @@
                 <w:rFonts w:ascii="Calibri" w:hAnsi="Calibri"/>
                 <w:sz w:val="20"/>
               </w:rPr>
-              <w:t xml:space="default">Gutters</w:t>
-            </w:r>
-          </w:p>
-        </w:tc>
-        <w:tc>
-          <w:tcPr>
-            <w:tcBorders>
-              <w:top w:val="single" w:space="0" w:color="D3D3D3"/>
-              <w:bottom w:val="single" w:space="0" w:color="D3D3D3"/>
-              <w:start w:val="single" w:space="0" w:color="D3D3D3"/>
-              <w:end w:val="single" w:space="0" w:color="D3D3D3"/>
-            </w:tcBorders>
-          </w:tcPr>
-          <w:p>
-            <w:pPr>
-              <w:spacing w:before="0" w:after="60"/>
-              <w:keepNext/>
-              <w:jc w:val="start"/>
-            </w:pPr>
-            <w:r>
-              <w:rPr>
-                <w:rFonts w:ascii="Calibri" w:hAnsi="Calibri"/>
-                <w:sz w:val="20"/>
-              </w:rPr>
-              <w:t xml:space="default">Install gutters and downspouts that divert water at least six feet away from the foundation and to where the ground slopes away from the house.</w:t>
+              <w:t xml:space="default">WindowDressers</w:t>
+            </w:r>
+          </w:p>
+        </w:tc>
+        <w:tc>
+          <w:tcPr>
+            <w:tcBorders>
+              <w:top w:val="single" w:space="0" w:color="D3D3D3"/>
+              <w:bottom w:val="single" w:space="0" w:color="D3D3D3"/>
+              <w:start w:val="single" w:space="0" w:color="D3D3D3"/>
+              <w:end w:val="single" w:space="0" w:color="D3D3D3"/>
+            </w:tcBorders>
+          </w:tcPr>
+          <w:p>
+            <w:pPr>
+              <w:spacing w:before="0" w:after="60"/>
+              <w:keepNext/>
+              <w:jc w:val="start"/>
+            </w:pPr>
+            <w:r>
+              <w:rPr>
+                <w:rFonts w:ascii="Calibri" w:hAnsi="Calibri"/>
+                <w:sz w:val="20"/>
+              </w:rPr>
+              <w:t xml:space="default">WindowDressers insulating window inserts help air-seal windows and reduce heat loss and gain.</w:t>
             </w:r>
           </w:p>
         </w:tc>
@@ -450,31 +450,31 @@
                 <w:rFonts w:ascii="Calibri" w:hAnsi="Calibri"/>
                 <w:sz w:val="20"/>
               </w:rPr>
-              <w:t xml:space="default">Furnace/Boiler Tune-up</w:t>
-            </w:r>
-          </w:p>
-        </w:tc>
-        <w:tc>
-          <w:tcPr>
-            <w:tcBorders>
-              <w:top w:val="single" w:space="0" w:color="D3D3D3"/>
-              <w:bottom w:val="single" w:space="0" w:color="D3D3D3"/>
-              <w:start w:val="single" w:space="0" w:color="D3D3D3"/>
-              <w:end w:val="single" w:space="0" w:color="D3D3D3"/>
-            </w:tcBorders>
-          </w:tcPr>
-          <w:p>
-            <w:pPr>
-              <w:spacing w:before="0" w:after="60"/>
-              <w:keepNext/>
-              <w:jc w:val="start"/>
-            </w:pPr>
-            <w:r>
-              <w:rPr>
-                <w:rFonts w:ascii="Calibri" w:hAnsi="Calibri"/>
-                <w:sz w:val="20"/>
-              </w:rPr>
-              <w:t xml:space="default">Have the furnace/boiler and flue inspected and adjusted by a licensed professional. This should be available from your fuel delivery company.</w:t>
+              <w:t xml:space="default">Gutters</w:t>
+            </w:r>
+          </w:p>
+        </w:tc>
+        <w:tc>
+          <w:tcPr>
+            <w:tcBorders>
+              <w:top w:val="single" w:space="0" w:color="D3D3D3"/>
+              <w:bottom w:val="single" w:space="0" w:color="D3D3D3"/>
+              <w:start w:val="single" w:space="0" w:color="D3D3D3"/>
+              <w:end w:val="single" w:space="0" w:color="D3D3D3"/>
+            </w:tcBorders>
+          </w:tcPr>
+          <w:p>
+            <w:pPr>
+              <w:spacing w:before="0" w:after="60"/>
+              <w:keepNext/>
+              <w:jc w:val="start"/>
+            </w:pPr>
+            <w:r>
+              <w:rPr>
+                <w:rFonts w:ascii="Calibri" w:hAnsi="Calibri"/>
+                <w:sz w:val="20"/>
+              </w:rPr>
+              <w:t xml:space="default">Install gutters and downspouts that divert water at least six feet away from the foundation and to where the ground slopes away from the house.</w:t>
             </w:r>
           </w:p>
         </w:tc>
@@ -503,31 +503,31 @@
                 <w:rFonts w:ascii="Calibri" w:hAnsi="Calibri"/>
                 <w:sz w:val="20"/>
               </w:rPr>
-              <w:t xml:space="default">Induction Stove/Oven</w:t>
-            </w:r>
-          </w:p>
-        </w:tc>
-        <w:tc>
-          <w:tcPr>
-            <w:tcBorders>
-              <w:top w:val="single" w:space="0" w:color="D3D3D3"/>
-              <w:bottom w:val="single" w:space="0" w:color="D3D3D3"/>
-              <w:start w:val="single" w:space="0" w:color="D3D3D3"/>
-              <w:end w:val="single" w:space="0" w:color="D3D3D3"/>
-            </w:tcBorders>
-          </w:tcPr>
-          <w:p>
-            <w:pPr>
-              <w:spacing w:before="0" w:after="60"/>
-              <w:keepNext/>
-              <w:jc w:val="start"/>
-            </w:pPr>
-            <w:r>
-              <w:rPr>
-                <w:rFonts w:ascii="Calibri" w:hAnsi="Calibri"/>
-                <w:sz w:val="20"/>
-              </w:rPr>
-              <w:t xml:space="default">Induction cooking appliances are more efficient and safer than electric or gas ones. There is no risk of carbon monoxide or other harmful combustion gases, and the surface doesn’t heat up without a pot or pan on it.</w:t>
+              <w:t xml:space="default">Attic Air Sealing and Insulation</w:t>
+            </w:r>
+          </w:p>
+        </w:tc>
+        <w:tc>
+          <w:tcPr>
+            <w:tcBorders>
+              <w:top w:val="single" w:space="0" w:color="D3D3D3"/>
+              <w:bottom w:val="single" w:space="0" w:color="D3D3D3"/>
+              <w:start w:val="single" w:space="0" w:color="D3D3D3"/>
+              <w:end w:val="single" w:space="0" w:color="D3D3D3"/>
+            </w:tcBorders>
+          </w:tcPr>
+          <w:p>
+            <w:pPr>
+              <w:spacing w:before="0" w:after="60"/>
+              <w:keepNext/>
+              <w:jc w:val="start"/>
+            </w:pPr>
+            <w:r>
+              <w:rPr>
+                <w:rFonts w:ascii="Calibri" w:hAnsi="Calibri"/>
+                <w:sz w:val="20"/>
+              </w:rPr>
+              <w:t xml:space="default">Air seal the attic and insulate it to at least R-60 (18” of loose-fill cellulose insulation).</w:t>
             </w:r>
           </w:p>
         </w:tc>
@@ -556,31 +556,31 @@
                 <w:rFonts w:ascii="Calibri" w:hAnsi="Calibri"/>
                 <w:sz w:val="20"/>
               </w:rPr>
-              <w:t xml:space="default">High-efficiency Shower Head(s)</w:t>
-            </w:r>
-          </w:p>
-        </w:tc>
-        <w:tc>
-          <w:tcPr>
-            <w:tcBorders>
-              <w:top w:val="single" w:space="0" w:color="D3D3D3"/>
-              <w:bottom w:val="single" w:space="0" w:color="D3D3D3"/>
-              <w:start w:val="single" w:space="0" w:color="D3D3D3"/>
-              <w:end w:val="single" w:space="0" w:color="D3D3D3"/>
-            </w:tcBorders>
-          </w:tcPr>
-          <w:p>
-            <w:pPr>
-              <w:spacing w:before="0" w:after="60"/>
-              <w:keepNext/>
-              <w:jc w:val="start"/>
-            </w:pPr>
-            <w:r>
-              <w:rPr>
-                <w:rFonts w:ascii="Calibri" w:hAnsi="Calibri"/>
-                <w:sz w:val="20"/>
-              </w:rPr>
-              <w:t xml:space="default">Install high-efficiency shower heads to reduce the amount of water and energy to heat the water used when showering.</w:t>
+              <w:t xml:space="default">Blown-in Cellulose Wall Insulation</w:t>
+            </w:r>
+          </w:p>
+        </w:tc>
+        <w:tc>
+          <w:tcPr>
+            <w:tcBorders>
+              <w:top w:val="single" w:space="0" w:color="D3D3D3"/>
+              <w:bottom w:val="single" w:space="0" w:color="D3D3D3"/>
+              <w:start w:val="single" w:space="0" w:color="D3D3D3"/>
+              <w:end w:val="single" w:space="0" w:color="D3D3D3"/>
+            </w:tcBorders>
+          </w:tcPr>
+          <w:p>
+            <w:pPr>
+              <w:spacing w:before="0" w:after="60"/>
+              <w:keepNext/>
+              <w:jc w:val="start"/>
+            </w:pPr>
+            <w:r>
+              <w:rPr>
+                <w:rFonts w:ascii="Calibri" w:hAnsi="Calibri"/>
+                <w:sz w:val="20"/>
+              </w:rPr>
+              <w:t xml:space="default">Insulate the wall stud cavities with dense packed, blown-in cellulose insulation.</w:t>
             </w:r>
           </w:p>
         </w:tc>
@@ -609,31 +609,31 @@
                 <w:rFonts w:ascii="Calibri" w:hAnsi="Calibri"/>
                 <w:sz w:val="20"/>
               </w:rPr>
-              <w:t xml:space="default">Freezer</w:t>
-            </w:r>
-          </w:p>
-        </w:tc>
-        <w:tc>
-          <w:tcPr>
-            <w:tcBorders>
-              <w:top w:val="single" w:space="0" w:color="D3D3D3"/>
-              <w:bottom w:val="single" w:space="0" w:color="D3D3D3"/>
-              <w:start w:val="single" w:space="0" w:color="D3D3D3"/>
-              <w:end w:val="single" w:space="0" w:color="D3D3D3"/>
-            </w:tcBorders>
-          </w:tcPr>
-          <w:p>
-            <w:pPr>
-              <w:spacing w:before="0" w:after="60"/>
-              <w:keepNext/>
-              <w:jc w:val="start"/>
-            </w:pPr>
-            <w:r>
-              <w:rPr>
-                <w:rFonts w:ascii="Calibri" w:hAnsi="Calibri"/>
-                <w:sz w:val="20"/>
-              </w:rPr>
-              <w:t xml:space="default">Replace your freezer with a new, EnergyStar certified freezer. Look at the Energy Guide label to compare the energy use of new freezers.</w:t>
+              <w:t xml:space="default">Continuous Exterior Wall Insulation</w:t>
+            </w:r>
+          </w:p>
+        </w:tc>
+        <w:tc>
+          <w:tcPr>
+            <w:tcBorders>
+              <w:top w:val="single" w:space="0" w:color="D3D3D3"/>
+              <w:bottom w:val="single" w:space="0" w:color="D3D3D3"/>
+              <w:start w:val="single" w:space="0" w:color="D3D3D3"/>
+              <w:end w:val="single" w:space="0" w:color="D3D3D3"/>
+            </w:tcBorders>
+          </w:tcPr>
+          <w:p>
+            <w:pPr>
+              <w:spacing w:before="0" w:after="60"/>
+              <w:keepNext/>
+              <w:jc w:val="start"/>
+            </w:pPr>
+            <w:r>
+              <w:rPr>
+                <w:rFonts w:ascii="Calibri" w:hAnsi="Calibri"/>
+                <w:sz w:val="20"/>
+              </w:rPr>
+              <w:t xml:space="default">Add a continuous layer of insulation and potentially replace the air and moisture barrier once it becomes time to replace the siding.</w:t>
             </w:r>
           </w:p>
         </w:tc>
@@ -662,31 +662,31 @@
                 <w:rFonts w:ascii="Calibri" w:hAnsi="Calibri"/>
                 <w:sz w:val="20"/>
               </w:rPr>
-              <w:t xml:space="default">LEDs</w:t>
-            </w:r>
-          </w:p>
-        </w:tc>
-        <w:tc>
-          <w:tcPr>
-            <w:tcBorders>
-              <w:top w:val="single" w:space="0" w:color="D3D3D3"/>
-              <w:bottom w:val="single" w:space="0" w:color="D3D3D3"/>
-              <w:start w:val="single" w:space="0" w:color="D3D3D3"/>
-              <w:end w:val="single" w:space="0" w:color="D3D3D3"/>
-            </w:tcBorders>
-          </w:tcPr>
-          <w:p>
-            <w:pPr>
-              <w:spacing w:before="0" w:after="60"/>
-              <w:keepNext/>
-              <w:jc w:val="start"/>
-            </w:pPr>
-            <w:r>
-              <w:rPr>
-                <w:rFonts w:ascii="Calibri" w:hAnsi="Calibri"/>
-                <w:sz w:val="20"/>
-              </w:rPr>
-              <w:t xml:space="default">Switch your light bulbs to LED light bulbs. LEDs use 80% less energy than incandescent light bulbs which can significantly reduce your electricity bill.</w:t>
+              <w:t xml:space="default">Electrical Panel Upgrade</w:t>
+            </w:r>
+          </w:p>
+        </w:tc>
+        <w:tc>
+          <w:tcPr>
+            <w:tcBorders>
+              <w:top w:val="single" w:space="0" w:color="D3D3D3"/>
+              <w:bottom w:val="single" w:space="0" w:color="D3D3D3"/>
+              <w:start w:val="single" w:space="0" w:color="D3D3D3"/>
+              <w:end w:val="single" w:space="0" w:color="D3D3D3"/>
+            </w:tcBorders>
+          </w:tcPr>
+          <w:p>
+            <w:pPr>
+              <w:spacing w:before="0" w:after="60"/>
+              <w:keepNext/>
+              <w:jc w:val="start"/>
+            </w:pPr>
+            <w:r>
+              <w:rPr>
+                <w:rFonts w:ascii="Calibri" w:hAnsi="Calibri"/>
+                <w:sz w:val="20"/>
+              </w:rPr>
+              <w:t xml:space="default">Consult with an electrician about replacing your existing electrical panel with a 200 amp panel as you add electrical appliances to your home.</w:t>
             </w:r>
           </w:p>
         </w:tc>
@@ -715,31 +715,31 @@
                 <w:rFonts w:ascii="Calibri" w:hAnsi="Calibri"/>
                 <w:sz w:val="20"/>
               </w:rPr>
-              <w:t xml:space="default">Heat Pump Water Heater</w:t>
-            </w:r>
-          </w:p>
-        </w:tc>
-        <w:tc>
-          <w:tcPr>
-            <w:tcBorders>
-              <w:top w:val="single" w:space="0" w:color="D3D3D3"/>
-              <w:bottom w:val="single" w:space="0" w:color="D3D3D3"/>
-              <w:start w:val="single" w:space="0" w:color="D3D3D3"/>
-              <w:end w:val="single" w:space="0" w:color="D3D3D3"/>
-            </w:tcBorders>
-          </w:tcPr>
-          <w:p>
-            <w:pPr>
-              <w:spacing w:before="0" w:after="60"/>
-              <w:keepNext/>
-              <w:jc w:val="start"/>
-            </w:pPr>
-            <w:r>
-              <w:rPr>
-                <w:rFonts w:ascii="Calibri" w:hAnsi="Calibri"/>
-                <w:sz w:val="20"/>
-              </w:rPr>
-              <w:t xml:space="default">Install a heat pump water heater to provide your hot water for cooking and bathing. This is the most efficient way to heat water and will save hundreds of dollars a year compared to electric resistance, heating oil, or propane hot water. It will also help to dehumidify while it's running. If your current water heater burns oil or propane, this will also remove a source of combustion gases from your home.</w:t>
+              <w:t xml:space="default">Whole-House Surge Protection</w:t>
+            </w:r>
+          </w:p>
+        </w:tc>
+        <w:tc>
+          <w:tcPr>
+            <w:tcBorders>
+              <w:top w:val="single" w:space="0" w:color="D3D3D3"/>
+              <w:bottom w:val="single" w:space="0" w:color="D3D3D3"/>
+              <w:start w:val="single" w:space="0" w:color="D3D3D3"/>
+              <w:end w:val="single" w:space="0" w:color="D3D3D3"/>
+            </w:tcBorders>
+          </w:tcPr>
+          <w:p>
+            <w:pPr>
+              <w:spacing w:before="0" w:after="60"/>
+              <w:keepNext/>
+              <w:jc w:val="start"/>
+            </w:pPr>
+            <w:r>
+              <w:rPr>
+                <w:rFonts w:ascii="Calibri" w:hAnsi="Calibri"/>
+                <w:sz w:val="20"/>
+              </w:rPr>
+              <w:t xml:space="default">Upgrade your electrical panel to add whole-house surge protection.</w:t>
             </w:r>
           </w:p>
         </w:tc>
@@ -768,31 +768,31 @@
                 <w:rFonts w:ascii="Calibri" w:hAnsi="Calibri"/>
                 <w:sz w:val="20"/>
               </w:rPr>
-              <w:t xml:space="default">Refrigerator</w:t>
-            </w:r>
-          </w:p>
-        </w:tc>
-        <w:tc>
-          <w:tcPr>
-            <w:tcBorders>
-              <w:top w:val="single" w:space="0" w:color="D3D3D3"/>
-              <w:bottom w:val="single" w:space="0" w:color="D3D3D3"/>
-              <w:start w:val="single" w:space="0" w:color="D3D3D3"/>
-              <w:end w:val="single" w:space="0" w:color="D3D3D3"/>
-            </w:tcBorders>
-          </w:tcPr>
-          <w:p>
-            <w:pPr>
-              <w:spacing w:before="0" w:after="60"/>
-              <w:keepNext/>
-              <w:jc w:val="start"/>
-            </w:pPr>
-            <w:r>
-              <w:rPr>
-                <w:rFonts w:ascii="Calibri" w:hAnsi="Calibri"/>
-                <w:sz w:val="20"/>
-              </w:rPr>
-              <w:t xml:space="default">Replace your refrigerator with a new, EnergyStar certified fridge. Look at the Energy Guide label to compare the energy use of new refrigerators.</w:t>
+              <w:t xml:space="default">DIY Air Sealing</w:t>
+            </w:r>
+          </w:p>
+        </w:tc>
+        <w:tc>
+          <w:tcPr>
+            <w:tcBorders>
+              <w:top w:val="single" w:space="0" w:color="D3D3D3"/>
+              <w:bottom w:val="single" w:space="0" w:color="D3D3D3"/>
+              <w:start w:val="single" w:space="0" w:color="D3D3D3"/>
+              <w:end w:val="single" w:space="0" w:color="D3D3D3"/>
+            </w:tcBorders>
+          </w:tcPr>
+          <w:p>
+            <w:pPr>
+              <w:spacing w:before="0" w:after="60"/>
+              <w:keepNext/>
+              <w:jc w:val="start"/>
+            </w:pPr>
+            <w:r>
+              <w:rPr>
+                <w:rFonts w:ascii="Calibri" w:hAnsi="Calibri"/>
+                <w:sz w:val="20"/>
+              </w:rPr>
+              <w:t xml:space="default">Seal easy-to-access air leaks and weatherstrip exterior doors.</w:t>
             </w:r>
           </w:p>
         </w:tc>
@@ -821,31 +821,31 @@
                 <w:rFonts w:ascii="Calibri" w:hAnsi="Calibri"/>
                 <w:sz w:val="20"/>
               </w:rPr>
-              <w:t xml:space="default">Bathroom Exhaust Fan(s)</w:t>
-            </w:r>
-          </w:p>
-        </w:tc>
-        <w:tc>
-          <w:tcPr>
-            <w:tcBorders>
-              <w:top w:val="single" w:space="0" w:color="D3D3D3"/>
-              <w:bottom w:val="single" w:space="0" w:color="D3D3D3"/>
-              <w:start w:val="single" w:space="0" w:color="D3D3D3"/>
-              <w:end w:val="single" w:space="0" w:color="D3D3D3"/>
-            </w:tcBorders>
-          </w:tcPr>
-          <w:p>
-            <w:pPr>
-              <w:spacing w:before="0" w:after="60"/>
-              <w:keepNext/>
-              <w:jc w:val="start"/>
-            </w:pPr>
-            <w:r>
-              <w:rPr>
-                <w:rFonts w:ascii="Calibri" w:hAnsi="Calibri"/>
-                <w:sz w:val="20"/>
-              </w:rPr>
-              <w:t xml:space="default">Bathroom exhaust fans should be rated for at least 80 cubic feet per minute (CFM) if there is a shower. We recommend Panasonic WhisperQuiet or similar fans that don’t create excess noise.</w:t>
+              <w:t xml:space="default">Replace Windows</w:t>
+            </w:r>
+          </w:p>
+        </w:tc>
+        <w:tc>
+          <w:tcPr>
+            <w:tcBorders>
+              <w:top w:val="single" w:space="0" w:color="D3D3D3"/>
+              <w:bottom w:val="single" w:space="0" w:color="D3D3D3"/>
+              <w:start w:val="single" w:space="0" w:color="D3D3D3"/>
+              <w:end w:val="single" w:space="0" w:color="D3D3D3"/>
+            </w:tcBorders>
+          </w:tcPr>
+          <w:p>
+            <w:pPr>
+              <w:spacing w:before="0" w:after="60"/>
+              <w:keepNext/>
+              <w:jc w:val="start"/>
+            </w:pPr>
+            <w:r>
+              <w:rPr>
+                <w:rFonts w:ascii="Calibri" w:hAnsi="Calibri"/>
+                <w:sz w:val="20"/>
+              </w:rPr>
+              <w:t xml:space="default">Replace single-paned windows with double- or triple-paned windows and ensure the frames are airsealed. We recommend installing windows that are Energy Star certified for 'Northern' climate.</w:t>
             </w:r>
           </w:p>
         </w:tc>
@@ -874,31 +874,31 @@
                 <w:rFonts w:ascii="Calibri" w:hAnsi="Calibri"/>
                 <w:sz w:val="20"/>
               </w:rPr>
-              <w:t xml:space="default">Kitchen Exhaust Fan</w:t>
-            </w:r>
-          </w:p>
-        </w:tc>
-        <w:tc>
-          <w:tcPr>
-            <w:tcBorders>
-              <w:top w:val="single" w:space="0" w:color="D3D3D3"/>
-              <w:bottom w:val="single" w:space="0" w:color="D3D3D3"/>
-              <w:start w:val="single" w:space="0" w:color="D3D3D3"/>
-              <w:end w:val="single" w:space="0" w:color="D3D3D3"/>
-            </w:tcBorders>
-          </w:tcPr>
-          <w:p>
-            <w:pPr>
-              <w:spacing w:before="0" w:after="60"/>
-              <w:keepNext/>
-              <w:jc w:val="start"/>
-            </w:pPr>
-            <w:r>
-              <w:rPr>
-                <w:rFonts w:ascii="Calibri" w:hAnsi="Calibri"/>
-                <w:sz w:val="20"/>
-              </w:rPr>
-              <w:t xml:space="default">A kitchen exhaust fan will remove harmful combustion gases from your home and should be rated for at least 100 cubic feet per minute (CFM). A fan can also help with moisture concerns.</w:t>
+              <w:t xml:space="default">Replace Doors</w:t>
+            </w:r>
+          </w:p>
+        </w:tc>
+        <w:tc>
+          <w:tcPr>
+            <w:tcBorders>
+              <w:top w:val="single" w:space="0" w:color="D3D3D3"/>
+              <w:bottom w:val="single" w:space="0" w:color="D3D3D3"/>
+              <w:start w:val="single" w:space="0" w:color="D3D3D3"/>
+              <w:end w:val="single" w:space="0" w:color="D3D3D3"/>
+            </w:tcBorders>
+          </w:tcPr>
+          <w:p>
+            <w:pPr>
+              <w:spacing w:before="0" w:after="60"/>
+              <w:keepNext/>
+              <w:jc w:val="start"/>
+            </w:pPr>
+            <w:r>
+              <w:rPr>
+                <w:rFonts w:ascii="Calibri" w:hAnsi="Calibri"/>
+                <w:sz w:val="20"/>
+              </w:rPr>
+              <w:t xml:space="default">Replace uninsulated exterior doors and ensure new doors are insulated and properly weatherstripped. We recommend installing doors that are Energy Star certified for 'Northern' climate.</w:t>
             </w:r>
           </w:p>
         </w:tc>
@@ -927,31 +927,31 @@
                 <w:rFonts w:ascii="Calibri" w:hAnsi="Calibri"/>
                 <w:sz w:val="20"/>
               </w:rPr>
-              <w:t xml:space="default">Vapor Barrier</w:t>
-            </w:r>
-          </w:p>
-        </w:tc>
-        <w:tc>
-          <w:tcPr>
-            <w:tcBorders>
-              <w:top w:val="single" w:space="0" w:color="D3D3D3"/>
-              <w:bottom w:val="single" w:space="0" w:color="D3D3D3"/>
-              <w:start w:val="single" w:space="0" w:color="D3D3D3"/>
-              <w:end w:val="single" w:space="0" w:color="D3D3D3"/>
-            </w:tcBorders>
-          </w:tcPr>
-          <w:p>
-            <w:pPr>
-              <w:spacing w:before="0" w:after="60"/>
-              <w:keepNext/>
-              <w:jc w:val="start"/>
-            </w:pPr>
-            <w:r>
-              <w:rPr>
-                <w:rFonts w:ascii="Calibri" w:hAnsi="Calibri"/>
-                <w:sz w:val="20"/>
-              </w:rPr>
-              <w:t xml:space="default">Install a vapor barrier on the basement floor to stop moisture from entering the basement and house.</w:t>
+              <w:t xml:space="default">Other 1</w:t>
+            </w:r>
+          </w:p>
+        </w:tc>
+        <w:tc>
+          <w:tcPr>
+            <w:tcBorders>
+              <w:top w:val="single" w:space="0" w:color="D3D3D3"/>
+              <w:bottom w:val="single" w:space="0" w:color="D3D3D3"/>
+              <w:start w:val="single" w:space="0" w:color="D3D3D3"/>
+              <w:end w:val="single" w:space="0" w:color="D3D3D3"/>
+            </w:tcBorders>
+          </w:tcPr>
+          <w:p>
+            <w:pPr>
+              <w:spacing w:before="0" w:after="60"/>
+              <w:keepNext/>
+              <w:jc w:val="start"/>
+            </w:pPr>
+            <w:r>
+              <w:rPr>
+                <w:rFonts w:ascii="Calibri" w:hAnsi="Calibri"/>
+                <w:sz w:val="20"/>
+              </w:rPr>
+              <w:t xml:space="default">TYPE HERE 1</w:t>
             </w:r>
           </w:p>
         </w:tc>
@@ -980,695 +980,6 @@
                 <w:rFonts w:ascii="Calibri" w:hAnsi="Calibri"/>
                 <w:sz w:val="20"/>
               </w:rPr>
-              <w:t xml:space="default">Spray Foam Basement/Crawlspace Walls</w:t>
-            </w:r>
-          </w:p>
-        </w:tc>
-        <w:tc>
-          <w:tcPr>
-            <w:tcBorders>
-              <w:top w:val="single" w:space="0" w:color="D3D3D3"/>
-              <w:bottom w:val="single" w:space="0" w:color="D3D3D3"/>
-              <w:start w:val="single" w:space="0" w:color="D3D3D3"/>
-              <w:end w:val="single" w:space="0" w:color="D3D3D3"/>
-            </w:tcBorders>
-          </w:tcPr>
-          <w:p>
-            <w:pPr>
-              <w:spacing w:before="0" w:after="60"/>
-              <w:keepNext/>
-              <w:jc w:val="start"/>
-            </w:pPr>
-            <w:r>
-              <w:rPr>
-                <w:rFonts w:ascii="Calibri" w:hAnsi="Calibri"/>
-                <w:sz w:val="20"/>
-              </w:rPr>
-              <w:t xml:space="default">Install spray foam on the basement/crawlspace walls to prevent moisture infiltration and reduce heat loss.</w:t>
-            </w:r>
-          </w:p>
-        </w:tc>
-      </w:tr>
-      <w:tr>
-        <w:trPr>
-          <w:cantSplit/>
-        </w:trPr>
-        <w:tc>
-          <w:tcPr>
-            <w:tcBorders>
-              <w:top w:val="single" w:space="0" w:color="D3D3D3"/>
-              <w:bottom w:val="single" w:space="0" w:color="D3D3D3"/>
-              <w:start w:val="single" w:space="0" w:color="D3D3D3"/>
-              <w:end w:val="single" w:space="0" w:color="D3D3D3"/>
-            </w:tcBorders>
-          </w:tcPr>
-          <w:p>
-            <w:pPr>
-              <w:spacing w:before="0" w:after="60"/>
-              <w:keepNext/>
-              <w:jc w:val="start"/>
-            </w:pPr>
-            <w:r>
-              <w:rPr>
-                <w:rFonts w:ascii="Calibri" w:hAnsi="Calibri"/>
-                <w:sz w:val="20"/>
-              </w:rPr>
-              <w:t xml:space="default">Attic Air Sealing and Insulation</w:t>
-            </w:r>
-          </w:p>
-        </w:tc>
-        <w:tc>
-          <w:tcPr>
-            <w:tcBorders>
-              <w:top w:val="single" w:space="0" w:color="D3D3D3"/>
-              <w:bottom w:val="single" w:space="0" w:color="D3D3D3"/>
-              <w:start w:val="single" w:space="0" w:color="D3D3D3"/>
-              <w:end w:val="single" w:space="0" w:color="D3D3D3"/>
-            </w:tcBorders>
-          </w:tcPr>
-          <w:p>
-            <w:pPr>
-              <w:spacing w:before="0" w:after="60"/>
-              <w:keepNext/>
-              <w:jc w:val="start"/>
-            </w:pPr>
-            <w:r>
-              <w:rPr>
-                <w:rFonts w:ascii="Calibri" w:hAnsi="Calibri"/>
-                <w:sz w:val="20"/>
-              </w:rPr>
-              <w:t xml:space="default">Air seal the attic and insulate it to at least R-60 (18” of loose-fill cellulose insulation).</w:t>
-            </w:r>
-          </w:p>
-        </w:tc>
-      </w:tr>
-      <w:tr>
-        <w:trPr>
-          <w:cantSplit/>
-        </w:trPr>
-        <w:tc>
-          <w:tcPr>
-            <w:tcBorders>
-              <w:top w:val="single" w:space="0" w:color="D3D3D3"/>
-              <w:bottom w:val="single" w:space="0" w:color="D3D3D3"/>
-              <w:start w:val="single" w:space="0" w:color="D3D3D3"/>
-              <w:end w:val="single" w:space="0" w:color="D3D3D3"/>
-            </w:tcBorders>
-          </w:tcPr>
-          <w:p>
-            <w:pPr>
-              <w:spacing w:before="0" w:after="60"/>
-              <w:keepNext/>
-              <w:jc w:val="start"/>
-            </w:pPr>
-            <w:r>
-              <w:rPr>
-                <w:rFonts w:ascii="Calibri" w:hAnsi="Calibri"/>
-                <w:sz w:val="20"/>
-              </w:rPr>
-              <w:t xml:space="default">Blown-in Cellulose Wall Insulation</w:t>
-            </w:r>
-          </w:p>
-        </w:tc>
-        <w:tc>
-          <w:tcPr>
-            <w:tcBorders>
-              <w:top w:val="single" w:space="0" w:color="D3D3D3"/>
-              <w:bottom w:val="single" w:space="0" w:color="D3D3D3"/>
-              <w:start w:val="single" w:space="0" w:color="D3D3D3"/>
-              <w:end w:val="single" w:space="0" w:color="D3D3D3"/>
-            </w:tcBorders>
-          </w:tcPr>
-          <w:p>
-            <w:pPr>
-              <w:spacing w:before="0" w:after="60"/>
-              <w:keepNext/>
-              <w:jc w:val="start"/>
-            </w:pPr>
-            <w:r>
-              <w:rPr>
-                <w:rFonts w:ascii="Calibri" w:hAnsi="Calibri"/>
-                <w:sz w:val="20"/>
-              </w:rPr>
-              <w:t xml:space="default">Insulate the wall stud cavities with dense packed, blown-in cellulose insulation.</w:t>
-            </w:r>
-          </w:p>
-        </w:tc>
-      </w:tr>
-      <w:tr>
-        <w:trPr>
-          <w:cantSplit/>
-        </w:trPr>
-        <w:tc>
-          <w:tcPr>
-            <w:tcBorders>
-              <w:top w:val="single" w:space="0" w:color="D3D3D3"/>
-              <w:bottom w:val="single" w:space="0" w:color="D3D3D3"/>
-              <w:start w:val="single" w:space="0" w:color="D3D3D3"/>
-              <w:end w:val="single" w:space="0" w:color="D3D3D3"/>
-            </w:tcBorders>
-          </w:tcPr>
-          <w:p>
-            <w:pPr>
-              <w:spacing w:before="0" w:after="60"/>
-              <w:keepNext/>
-              <w:jc w:val="start"/>
-            </w:pPr>
-            <w:r>
-              <w:rPr>
-                <w:rFonts w:ascii="Calibri" w:hAnsi="Calibri"/>
-                <w:sz w:val="20"/>
-              </w:rPr>
-              <w:t xml:space="default">Continuous Exterior Wall Insulation</w:t>
-            </w:r>
-          </w:p>
-        </w:tc>
-        <w:tc>
-          <w:tcPr>
-            <w:tcBorders>
-              <w:top w:val="single" w:space="0" w:color="D3D3D3"/>
-              <w:bottom w:val="single" w:space="0" w:color="D3D3D3"/>
-              <w:start w:val="single" w:space="0" w:color="D3D3D3"/>
-              <w:end w:val="single" w:space="0" w:color="D3D3D3"/>
-            </w:tcBorders>
-          </w:tcPr>
-          <w:p>
-            <w:pPr>
-              <w:spacing w:before="0" w:after="60"/>
-              <w:keepNext/>
-              <w:jc w:val="start"/>
-            </w:pPr>
-            <w:r>
-              <w:rPr>
-                <w:rFonts w:ascii="Calibri" w:hAnsi="Calibri"/>
-                <w:sz w:val="20"/>
-              </w:rPr>
-              <w:t xml:space="default">Add a continuous layer of insulation and potentially replace the air and moisture barrier once it becomes time to replace the siding.</w:t>
-            </w:r>
-          </w:p>
-        </w:tc>
-      </w:tr>
-      <w:tr>
-        <w:trPr>
-          <w:cantSplit/>
-        </w:trPr>
-        <w:tc>
-          <w:tcPr>
-            <w:tcBorders>
-              <w:top w:val="single" w:space="0" w:color="D3D3D3"/>
-              <w:bottom w:val="single" w:space="0" w:color="D3D3D3"/>
-              <w:start w:val="single" w:space="0" w:color="D3D3D3"/>
-              <w:end w:val="single" w:space="0" w:color="D3D3D3"/>
-            </w:tcBorders>
-          </w:tcPr>
-          <w:p>
-            <w:pPr>
-              <w:spacing w:before="0" w:after="60"/>
-              <w:keepNext/>
-              <w:jc w:val="start"/>
-            </w:pPr>
-            <w:r>
-              <w:rPr>
-                <w:rFonts w:ascii="Calibri" w:hAnsi="Calibri"/>
-                <w:sz w:val="20"/>
-              </w:rPr>
-              <w:t xml:space="default">Electrical Panel Upgrade</w:t>
-            </w:r>
-          </w:p>
-        </w:tc>
-        <w:tc>
-          <w:tcPr>
-            <w:tcBorders>
-              <w:top w:val="single" w:space="0" w:color="D3D3D3"/>
-              <w:bottom w:val="single" w:space="0" w:color="D3D3D3"/>
-              <w:start w:val="single" w:space="0" w:color="D3D3D3"/>
-              <w:end w:val="single" w:space="0" w:color="D3D3D3"/>
-            </w:tcBorders>
-          </w:tcPr>
-          <w:p>
-            <w:pPr>
-              <w:spacing w:before="0" w:after="60"/>
-              <w:keepNext/>
-              <w:jc w:val="start"/>
-            </w:pPr>
-            <w:r>
-              <w:rPr>
-                <w:rFonts w:ascii="Calibri" w:hAnsi="Calibri"/>
-                <w:sz w:val="20"/>
-              </w:rPr>
-              <w:t xml:space="default">Consult with an electrician about replacing your existing electrical panel with a 200 amp panel as you add electrical appliances to your home.</w:t>
-            </w:r>
-          </w:p>
-        </w:tc>
-      </w:tr>
-      <w:tr>
-        <w:trPr>
-          <w:cantSplit/>
-        </w:trPr>
-        <w:tc>
-          <w:tcPr>
-            <w:tcBorders>
-              <w:top w:val="single" w:space="0" w:color="D3D3D3"/>
-              <w:bottom w:val="single" w:space="0" w:color="D3D3D3"/>
-              <w:start w:val="single" w:space="0" w:color="D3D3D3"/>
-              <w:end w:val="single" w:space="0" w:color="D3D3D3"/>
-            </w:tcBorders>
-          </w:tcPr>
-          <w:p>
-            <w:pPr>
-              <w:spacing w:before="0" w:after="60"/>
-              <w:keepNext/>
-              <w:jc w:val="start"/>
-            </w:pPr>
-            <w:r>
-              <w:rPr>
-                <w:rFonts w:ascii="Calibri" w:hAnsi="Calibri"/>
-                <w:sz w:val="20"/>
-              </w:rPr>
-              <w:t xml:space="default">Air Source Heat Pump</w:t>
-            </w:r>
-          </w:p>
-        </w:tc>
-        <w:tc>
-          <w:tcPr>
-            <w:tcBorders>
-              <w:top w:val="single" w:space="0" w:color="D3D3D3"/>
-              <w:bottom w:val="single" w:space="0" w:color="D3D3D3"/>
-              <w:start w:val="single" w:space="0" w:color="D3D3D3"/>
-              <w:end w:val="single" w:space="0" w:color="D3D3D3"/>
-            </w:tcBorders>
-          </w:tcPr>
-          <w:p>
-            <w:pPr>
-              <w:spacing w:before="0" w:after="60"/>
-              <w:keepNext/>
-              <w:jc w:val="start"/>
-            </w:pPr>
-            <w:r>
-              <w:rPr>
-                <w:rFonts w:ascii="Calibri" w:hAnsi="Calibri"/>
-                <w:sz w:val="20"/>
-              </w:rPr>
-              <w:t xml:space="default">Install air source heat pumps and whole-house surge protection.</w:t>
-            </w:r>
-          </w:p>
-        </w:tc>
-      </w:tr>
-      <w:tr>
-        <w:trPr>
-          <w:cantSplit/>
-        </w:trPr>
-        <w:tc>
-          <w:tcPr>
-            <w:tcBorders>
-              <w:top w:val="single" w:space="0" w:color="D3D3D3"/>
-              <w:bottom w:val="single" w:space="0" w:color="D3D3D3"/>
-              <w:start w:val="single" w:space="0" w:color="D3D3D3"/>
-              <w:end w:val="single" w:space="0" w:color="D3D3D3"/>
-            </w:tcBorders>
-          </w:tcPr>
-          <w:p>
-            <w:pPr>
-              <w:spacing w:before="0" w:after="60"/>
-              <w:keepNext/>
-              <w:jc w:val="start"/>
-            </w:pPr>
-            <w:r>
-              <w:rPr>
-                <w:rFonts w:ascii="Calibri" w:hAnsi="Calibri"/>
-                <w:sz w:val="20"/>
-              </w:rPr>
-              <w:t xml:space="default">EV+Charger</w:t>
-            </w:r>
-          </w:p>
-        </w:tc>
-        <w:tc>
-          <w:tcPr>
-            <w:tcBorders>
-              <w:top w:val="single" w:space="0" w:color="D3D3D3"/>
-              <w:bottom w:val="single" w:space="0" w:color="D3D3D3"/>
-              <w:start w:val="single" w:space="0" w:color="D3D3D3"/>
-              <w:end w:val="single" w:space="0" w:color="D3D3D3"/>
-            </w:tcBorders>
-          </w:tcPr>
-          <w:p>
-            <w:pPr>
-              <w:spacing w:before="0" w:after="60"/>
-              <w:keepNext/>
-              <w:jc w:val="start"/>
-            </w:pPr>
-            <w:r>
-              <w:rPr>
-                <w:rFonts w:ascii="Calibri" w:hAnsi="Calibri"/>
-                <w:sz w:val="20"/>
-              </w:rPr>
-              <w:t xml:space="default">An electric vehicle will eliminate your gas costs and reduce fossil fuel dependence. A 2020 study by Consumer Reports found that lifetime ownership costs were significantly lower for EVs, saving between $6,000 - $10,000 over their lifetimes.</w:t>
-            </w:r>
-          </w:p>
-        </w:tc>
-      </w:tr>
-      <w:tr>
-        <w:trPr>
-          <w:cantSplit/>
-        </w:trPr>
-        <w:tc>
-          <w:tcPr>
-            <w:tcBorders>
-              <w:top w:val="single" w:space="0" w:color="D3D3D3"/>
-              <w:bottom w:val="single" w:space="0" w:color="D3D3D3"/>
-              <w:start w:val="single" w:space="0" w:color="D3D3D3"/>
-              <w:end w:val="single" w:space="0" w:color="D3D3D3"/>
-            </w:tcBorders>
-          </w:tcPr>
-          <w:p>
-            <w:pPr>
-              <w:spacing w:before="0" w:after="60"/>
-              <w:keepNext/>
-              <w:jc w:val="start"/>
-            </w:pPr>
-            <w:r>
-              <w:rPr>
-                <w:rFonts w:ascii="Calibri" w:hAnsi="Calibri"/>
-                <w:sz w:val="20"/>
-              </w:rPr>
-              <w:t xml:space="default">Solar</w:t>
-            </w:r>
-          </w:p>
-        </w:tc>
-        <w:tc>
-          <w:tcPr>
-            <w:tcBorders>
-              <w:top w:val="single" w:space="0" w:color="D3D3D3"/>
-              <w:bottom w:val="single" w:space="0" w:color="D3D3D3"/>
-              <w:start w:val="single" w:space="0" w:color="D3D3D3"/>
-              <w:end w:val="single" w:space="0" w:color="D3D3D3"/>
-            </w:tcBorders>
-          </w:tcPr>
-          <w:p>
-            <w:pPr>
-              <w:spacing w:before="0" w:after="60"/>
-              <w:keepNext/>
-              <w:jc w:val="start"/>
-            </w:pPr>
-            <w:r>
-              <w:rPr>
-                <w:rFonts w:ascii="Calibri" w:hAnsi="Calibri"/>
-                <w:sz w:val="20"/>
-              </w:rPr>
-              <w:t xml:space="default">Rooftop solar can supply most or all of your home electrical demands. Contact a solar company for pricing and details specific to your home.</w:t>
-            </w:r>
-          </w:p>
-        </w:tc>
-      </w:tr>
-      <w:tr>
-        <w:trPr>
-          <w:cantSplit/>
-        </w:trPr>
-        <w:tc>
-          <w:tcPr>
-            <w:tcBorders>
-              <w:top w:val="single" w:space="0" w:color="D3D3D3"/>
-              <w:bottom w:val="single" w:space="0" w:color="D3D3D3"/>
-              <w:start w:val="single" w:space="0" w:color="D3D3D3"/>
-              <w:end w:val="single" w:space="0" w:color="D3D3D3"/>
-            </w:tcBorders>
-          </w:tcPr>
-          <w:p>
-            <w:pPr>
-              <w:spacing w:before="0" w:after="60"/>
-              <w:keepNext/>
-              <w:jc w:val="start"/>
-            </w:pPr>
-            <w:r>
-              <w:rPr>
-                <w:rFonts w:ascii="Calibri" w:hAnsi="Calibri"/>
-                <w:sz w:val="20"/>
-              </w:rPr>
-              <w:t xml:space="default">Whole-House Surge Protection</w:t>
-            </w:r>
-          </w:p>
-        </w:tc>
-        <w:tc>
-          <w:tcPr>
-            <w:tcBorders>
-              <w:top w:val="single" w:space="0" w:color="D3D3D3"/>
-              <w:bottom w:val="single" w:space="0" w:color="D3D3D3"/>
-              <w:start w:val="single" w:space="0" w:color="D3D3D3"/>
-              <w:end w:val="single" w:space="0" w:color="D3D3D3"/>
-            </w:tcBorders>
-          </w:tcPr>
-          <w:p>
-            <w:pPr>
-              <w:spacing w:before="0" w:after="60"/>
-              <w:keepNext/>
-              <w:jc w:val="start"/>
-            </w:pPr>
-            <w:r>
-              <w:rPr>
-                <w:rFonts w:ascii="Calibri" w:hAnsi="Calibri"/>
-                <w:sz w:val="20"/>
-              </w:rPr>
-              <w:t xml:space="default">Upgrade your electrical panel to add whole-house surge protection.</w:t>
-            </w:r>
-          </w:p>
-        </w:tc>
-      </w:tr>
-      <w:tr>
-        <w:trPr>
-          <w:cantSplit/>
-        </w:trPr>
-        <w:tc>
-          <w:tcPr>
-            <w:tcBorders>
-              <w:top w:val="single" w:space="0" w:color="D3D3D3"/>
-              <w:bottom w:val="single" w:space="0" w:color="D3D3D3"/>
-              <w:start w:val="single" w:space="0" w:color="D3D3D3"/>
-              <w:end w:val="single" w:space="0" w:color="D3D3D3"/>
-            </w:tcBorders>
-          </w:tcPr>
-          <w:p>
-            <w:pPr>
-              <w:spacing w:before="0" w:after="60"/>
-              <w:keepNext/>
-              <w:jc w:val="start"/>
-            </w:pPr>
-            <w:r>
-              <w:rPr>
-                <w:rFonts w:ascii="Calibri" w:hAnsi="Calibri"/>
-                <w:sz w:val="20"/>
-              </w:rPr>
-              <w:t xml:space="default">Pipe Insulation</w:t>
-            </w:r>
-          </w:p>
-        </w:tc>
-        <w:tc>
-          <w:tcPr>
-            <w:tcBorders>
-              <w:top w:val="single" w:space="0" w:color="D3D3D3"/>
-              <w:bottom w:val="single" w:space="0" w:color="D3D3D3"/>
-              <w:start w:val="single" w:space="0" w:color="D3D3D3"/>
-              <w:end w:val="single" w:space="0" w:color="D3D3D3"/>
-            </w:tcBorders>
-          </w:tcPr>
-          <w:p>
-            <w:pPr>
-              <w:spacing w:before="0" w:after="60"/>
-              <w:keepNext/>
-              <w:jc w:val="start"/>
-            </w:pPr>
-            <w:r>
-              <w:rPr>
-                <w:rFonts w:ascii="Calibri" w:hAnsi="Calibri"/>
-                <w:sz w:val="20"/>
-              </w:rPr>
-              <w:t xml:space="default">Insulate both hot and cold water pipes that are uninsulated in the basement/crawlspace. This will save energy and prevent condensation.</w:t>
-            </w:r>
-          </w:p>
-        </w:tc>
-      </w:tr>
-      <w:tr>
-        <w:trPr>
-          <w:cantSplit/>
-        </w:trPr>
-        <w:tc>
-          <w:tcPr>
-            <w:tcBorders>
-              <w:top w:val="single" w:space="0" w:color="D3D3D3"/>
-              <w:bottom w:val="single" w:space="0" w:color="D3D3D3"/>
-              <w:start w:val="single" w:space="0" w:color="D3D3D3"/>
-              <w:end w:val="single" w:space="0" w:color="D3D3D3"/>
-            </w:tcBorders>
-          </w:tcPr>
-          <w:p>
-            <w:pPr>
-              <w:spacing w:before="0" w:after="60"/>
-              <w:keepNext/>
-              <w:jc w:val="start"/>
-            </w:pPr>
-            <w:r>
-              <w:rPr>
-                <w:rFonts w:ascii="Calibri" w:hAnsi="Calibri"/>
-                <w:sz w:val="20"/>
-              </w:rPr>
-              <w:t xml:space="default">DIY Air Sealing</w:t>
-            </w:r>
-          </w:p>
-        </w:tc>
-        <w:tc>
-          <w:tcPr>
-            <w:tcBorders>
-              <w:top w:val="single" w:space="0" w:color="D3D3D3"/>
-              <w:bottom w:val="single" w:space="0" w:color="D3D3D3"/>
-              <w:start w:val="single" w:space="0" w:color="D3D3D3"/>
-              <w:end w:val="single" w:space="0" w:color="D3D3D3"/>
-            </w:tcBorders>
-          </w:tcPr>
-          <w:p>
-            <w:pPr>
-              <w:spacing w:before="0" w:after="60"/>
-              <w:keepNext/>
-              <w:jc w:val="start"/>
-            </w:pPr>
-            <w:r>
-              <w:rPr>
-                <w:rFonts w:ascii="Calibri" w:hAnsi="Calibri"/>
-                <w:sz w:val="20"/>
-              </w:rPr>
-              <w:t xml:space="default">Seal easy-to-access air leaks and weatherstrip exterior doors.</w:t>
-            </w:r>
-          </w:p>
-        </w:tc>
-      </w:tr>
-      <w:tr>
-        <w:trPr>
-          <w:cantSplit/>
-        </w:trPr>
-        <w:tc>
-          <w:tcPr>
-            <w:tcBorders>
-              <w:top w:val="single" w:space="0" w:color="D3D3D3"/>
-              <w:bottom w:val="single" w:space="0" w:color="D3D3D3"/>
-              <w:start w:val="single" w:space="0" w:color="D3D3D3"/>
-              <w:end w:val="single" w:space="0" w:color="D3D3D3"/>
-            </w:tcBorders>
-          </w:tcPr>
-          <w:p>
-            <w:pPr>
-              <w:spacing w:before="0" w:after="60"/>
-              <w:keepNext/>
-              <w:jc w:val="start"/>
-            </w:pPr>
-            <w:r>
-              <w:rPr>
-                <w:rFonts w:ascii="Calibri" w:hAnsi="Calibri"/>
-                <w:sz w:val="20"/>
-              </w:rPr>
-              <w:t xml:space="default">Ductwork Air Sealing and Insulation</w:t>
-            </w:r>
-          </w:p>
-        </w:tc>
-        <w:tc>
-          <w:tcPr>
-            <w:tcBorders>
-              <w:top w:val="single" w:space="0" w:color="D3D3D3"/>
-              <w:bottom w:val="single" w:space="0" w:color="D3D3D3"/>
-              <w:start w:val="single" w:space="0" w:color="D3D3D3"/>
-              <w:end w:val="single" w:space="0" w:color="D3D3D3"/>
-            </w:tcBorders>
-          </w:tcPr>
-          <w:p>
-            <w:pPr>
-              <w:spacing w:before="0" w:after="60"/>
-              <w:keepNext/>
-              <w:jc w:val="start"/>
-            </w:pPr>
-            <w:r>
-              <w:rPr>
-                <w:rFonts w:ascii="Calibri" w:hAnsi="Calibri"/>
-                <w:sz w:val="20"/>
-              </w:rPr>
-              <w:t xml:space="default">Air seal and insulate all of the supply and return ductwork running through the basement/crawlspace.</w:t>
-            </w:r>
-          </w:p>
-        </w:tc>
-      </w:tr>
-      <w:tr>
-        <w:trPr>
-          <w:cantSplit/>
-        </w:trPr>
-        <w:tc>
-          <w:tcPr>
-            <w:tcBorders>
-              <w:top w:val="single" w:space="0" w:color="D3D3D3"/>
-              <w:bottom w:val="single" w:space="0" w:color="D3D3D3"/>
-              <w:start w:val="single" w:space="0" w:color="D3D3D3"/>
-              <w:end w:val="single" w:space="0" w:color="D3D3D3"/>
-            </w:tcBorders>
-          </w:tcPr>
-          <w:p>
-            <w:pPr>
-              <w:spacing w:before="0" w:after="60"/>
-              <w:keepNext/>
-              <w:jc w:val="start"/>
-            </w:pPr>
-            <w:r>
-              <w:rPr>
-                <w:rFonts w:ascii="Calibri" w:hAnsi="Calibri"/>
-                <w:sz w:val="20"/>
-              </w:rPr>
-              <w:t xml:space="default">Other 1</w:t>
-            </w:r>
-          </w:p>
-        </w:tc>
-        <w:tc>
-          <w:tcPr>
-            <w:tcBorders>
-              <w:top w:val="single" w:space="0" w:color="D3D3D3"/>
-              <w:bottom w:val="single" w:space="0" w:color="D3D3D3"/>
-              <w:start w:val="single" w:space="0" w:color="D3D3D3"/>
-              <w:end w:val="single" w:space="0" w:color="D3D3D3"/>
-            </w:tcBorders>
-          </w:tcPr>
-          <w:p>
-            <w:pPr>
-              <w:spacing w:before="0" w:after="60"/>
-              <w:keepNext/>
-              <w:jc w:val="start"/>
-            </w:pPr>
-            <w:r>
-              <w:rPr>
-                <w:rFonts w:ascii="Calibri" w:hAnsi="Calibri"/>
-                <w:sz w:val="20"/>
-              </w:rPr>
-              <w:t xml:space="default">TYPE HERE 1</w:t>
-            </w:r>
-          </w:p>
-        </w:tc>
-      </w:tr>
-      <w:tr>
-        <w:trPr>
-          <w:cantSplit/>
-        </w:trPr>
-        <w:tc>
-          <w:tcPr>
-            <w:tcBorders>
-              <w:top w:val="single" w:space="0" w:color="D3D3D3"/>
-              <w:bottom w:val="single" w:space="0" w:color="D3D3D3"/>
-              <w:start w:val="single" w:space="0" w:color="D3D3D3"/>
-              <w:end w:val="single" w:space="0" w:color="D3D3D3"/>
-            </w:tcBorders>
-          </w:tcPr>
-          <w:p>
-            <w:pPr>
-              <w:spacing w:before="0" w:after="60"/>
-              <w:keepNext/>
-              <w:jc w:val="start"/>
-            </w:pPr>
-            <w:r>
-              <w:rPr>
-                <w:rFonts w:ascii="Calibri" w:hAnsi="Calibri"/>
-                <w:sz w:val="20"/>
-              </w:rPr>
               <w:t xml:space="default">Other 2</w:t>
             </w:r>
           </w:p>
@@ -1694,165 +1005,6 @@
                 <w:sz w:val="20"/>
               </w:rPr>
               <w:t xml:space="default">TYPE HERE 2</w:t>
-            </w:r>
-          </w:p>
-        </w:tc>
-      </w:tr>
-      <w:tr>
-        <w:trPr>
-          <w:cantSplit/>
-        </w:trPr>
-        <w:tc>
-          <w:tcPr>
-            <w:tcBorders>
-              <w:top w:val="single" w:space="0" w:color="D3D3D3"/>
-              <w:bottom w:val="single" w:space="0" w:color="D3D3D3"/>
-              <w:start w:val="single" w:space="0" w:color="D3D3D3"/>
-              <w:end w:val="single" w:space="0" w:color="D3D3D3"/>
-            </w:tcBorders>
-          </w:tcPr>
-          <w:p>
-            <w:pPr>
-              <w:spacing w:before="0" w:after="60"/>
-              <w:keepNext/>
-              <w:jc w:val="start"/>
-            </w:pPr>
-            <w:r>
-              <w:rPr>
-                <w:rFonts w:ascii="Calibri" w:hAnsi="Calibri"/>
-                <w:sz w:val="20"/>
-              </w:rPr>
-              <w:t xml:space="default">Misc. Air Sealing and Insulation</w:t>
-            </w:r>
-          </w:p>
-        </w:tc>
-        <w:tc>
-          <w:tcPr>
-            <w:tcBorders>
-              <w:top w:val="single" w:space="0" w:color="D3D3D3"/>
-              <w:bottom w:val="single" w:space="0" w:color="D3D3D3"/>
-              <w:start w:val="single" w:space="0" w:color="D3D3D3"/>
-              <w:end w:val="single" w:space="0" w:color="D3D3D3"/>
-            </w:tcBorders>
-          </w:tcPr>
-          <w:p>
-            <w:pPr>
-              <w:spacing w:before="0" w:after="60"/>
-              <w:keepNext/>
-              <w:jc w:val="start"/>
-            </w:pPr>
-            <w:r>
-              <w:rPr>
-                <w:rFonts w:ascii="Calibri" w:hAnsi="Calibri"/>
-                <w:sz w:val="20"/>
-              </w:rPr>
-              <w:t xml:space="default">Air seal and insulate [** insert auditor description - bay window, bulkhead door, chase, kneewall, anything else that is unique to the home and not otherwise covered in another recommendation]</w:t>
-            </w:r>
-          </w:p>
-        </w:tc>
-      </w:tr>
-      <w:tr>
-        <w:trPr>
-          <w:cantSplit/>
-        </w:trPr>
-        <w:tc>
-          <w:tcPr>
-            <w:tcBorders>
-              <w:top w:val="single" w:space="0" w:color="D3D3D3"/>
-              <w:bottom w:val="single" w:space="0" w:color="D3D3D3"/>
-              <w:start w:val="single" w:space="0" w:color="D3D3D3"/>
-              <w:end w:val="single" w:space="0" w:color="D3D3D3"/>
-            </w:tcBorders>
-          </w:tcPr>
-          <w:p>
-            <w:pPr>
-              <w:spacing w:before="0" w:after="60"/>
-              <w:keepNext/>
-              <w:jc w:val="start"/>
-            </w:pPr>
-            <w:r>
-              <w:rPr>
-                <w:rFonts w:ascii="Calibri" w:hAnsi="Calibri"/>
-                <w:sz w:val="20"/>
-              </w:rPr>
-              <w:t xml:space="default">Replace Doors</w:t>
-            </w:r>
-          </w:p>
-        </w:tc>
-        <w:tc>
-          <w:tcPr>
-            <w:tcBorders>
-              <w:top w:val="single" w:space="0" w:color="D3D3D3"/>
-              <w:bottom w:val="single" w:space="0" w:color="D3D3D3"/>
-              <w:start w:val="single" w:space="0" w:color="D3D3D3"/>
-              <w:end w:val="single" w:space="0" w:color="D3D3D3"/>
-            </w:tcBorders>
-          </w:tcPr>
-          <w:p>
-            <w:pPr>
-              <w:spacing w:before="0" w:after="60"/>
-              <w:keepNext/>
-              <w:jc w:val="start"/>
-            </w:pPr>
-            <w:r>
-              <w:rPr>
-                <w:rFonts w:ascii="Calibri" w:hAnsi="Calibri"/>
-                <w:sz w:val="20"/>
-              </w:rPr>
-              <w:t xml:space="default">Replace uninsulated exterior doors and ensure new doors are insulated and properly weatherstripped. We recommend installing doors that are Energy Star certified for 'Northern' climate.</w:t>
-            </w:r>
-          </w:p>
-        </w:tc>
-      </w:tr>
-      <w:tr>
-        <w:trPr>
-          <w:cantSplit/>
-        </w:trPr>
-        <w:tc>
-          <w:tcPr>
-            <w:tcBorders>
-              <w:top w:val="single" w:space="0" w:color="D3D3D3"/>
-              <w:bottom w:val="single" w:space="0" w:color="D3D3D3"/>
-              <w:start w:val="single" w:space="0" w:color="D3D3D3"/>
-              <w:end w:val="single" w:space="0" w:color="D3D3D3"/>
-            </w:tcBorders>
-          </w:tcPr>
-          <w:p>
-            <w:pPr>
-              <w:spacing w:before="0" w:after="60"/>
-              <w:keepNext/>
-              <w:jc w:val="start"/>
-            </w:pPr>
-            <w:r>
-              <w:rPr>
-                <w:rFonts w:ascii="Calibri" w:hAnsi="Calibri"/>
-                <w:sz w:val="20"/>
-              </w:rPr>
-              <w:t xml:space="default">Replace Windows</w:t>
-            </w:r>
-          </w:p>
-        </w:tc>
-        <w:tc>
-          <w:tcPr>
-            <w:tcBorders>
-              <w:top w:val="single" w:space="0" w:color="D3D3D3"/>
-              <w:bottom w:val="single" w:space="0" w:color="D3D3D3"/>
-              <w:start w:val="single" w:space="0" w:color="D3D3D3"/>
-              <w:end w:val="single" w:space="0" w:color="D3D3D3"/>
-            </w:tcBorders>
-          </w:tcPr>
-          <w:p>
-            <w:pPr>
-              <w:spacing w:before="0" w:after="60"/>
-              <w:keepNext/>
-              <w:jc w:val="start"/>
-            </w:pPr>
-            <w:r>
-              <w:rPr>
-                <w:rFonts w:ascii="Calibri" w:hAnsi="Calibri"/>
-                <w:sz w:val="20"/>
-              </w:rPr>
-              <w:t xml:space="default">Replace single-paned windows with double- or triple-paned windows and ensure the frames are airsealed. We recommend installing windows that are Energy Star certified for 'Northern' climate.</w:t>
             </w:r>
           </w:p>
         </w:tc>
@@ -1937,7 +1089,7 @@
                 <w:rFonts w:ascii="Calibri" w:hAnsi="Calibri"/>
                 <w:sz w:val="20"/>
               </w:rPr>
-              <w:t xml:space="default">1800</w:t>
+              <w:t xml:space="default">NA</w:t>
             </w:r>
           </w:p>
         </w:tc>
@@ -1990,7 +1142,7 @@
                 <w:rFonts w:ascii="Calibri" w:hAnsi="Calibri"/>
                 <w:sz w:val="20"/>
               </w:rPr>
-              <w:t xml:space="default">Crawl space</w:t>
+              <w:t xml:space="default">Crawlspace</w:t>
             </w:r>
           </w:p>
         </w:tc>
@@ -2043,7 +1195,7 @@
                 <w:rFonts w:ascii="Calibri" w:hAnsi="Calibri"/>
                 <w:sz w:val="20"/>
               </w:rPr>
-              <w:t xml:space="default">Batts of Fiberglass , 5 inches</w:t>
+              <w:t xml:space="default">Loose Cellulose , 2 inches</w:t>
             </w:r>
           </w:p>
         </w:tc>
@@ -2149,7 +1301,7 @@
                 <w:rFonts w:ascii="Calibri" w:hAnsi="Calibri"/>
                 <w:sz w:val="20"/>
               </w:rPr>
-              <w:t xml:space="default">2086</w:t>
+              <w:t xml:space="default">202</w:t>
             </w:r>
           </w:p>
         </w:tc>
@@ -2202,7 +1354,7 @@
                 <w:rFonts w:ascii="Calibri" w:hAnsi="Calibri"/>
                 <w:sz w:val="20"/>
               </w:rPr>
-              <w:t xml:space="default">17176</w:t>
+              <w:t xml:space="default">1870</w:t>
             </w:r>
           </w:p>
         </w:tc>
@@ -2331,7 +1483,7 @@
                 <w:rFonts w:ascii="Calibri" w:hAnsi="Calibri"/>
                 <w:sz w:val="20"/>
               </w:rPr>
-              <w:t xml:space="default">10</w:t>
+              <w:t xml:space="default">NA</w:t>
             </w:r>
           </w:p>
         </w:tc>
@@ -2384,7 +1536,7 @@
                 <w:rFonts w:ascii="Calibri" w:hAnsi="Calibri"/>
                 <w:sz w:val="20"/>
               </w:rPr>
-              <w:t xml:space="default">Northeast/Southwest</w:t>
+              <w:t xml:space="default">East/West</w:t>
             </w:r>
           </w:p>
         </w:tc>
@@ -2437,7 +1589,7 @@
                 <w:rFonts w:ascii="Calibri" w:hAnsi="Calibri"/>
                 <w:sz w:val="20"/>
               </w:rPr>
-              <w:t xml:space="default">Asphalt Shinglesin faircondition. Some of the shingles are flipped up but overall fine.</w:t>
+              <w:t xml:space="default">Asphalt Shinglesin faircondition. NA</w:t>
             </w:r>
           </w:p>
         </w:tc>
@@ -2490,7 +1642,7 @@
                 <w:rFonts w:ascii="Calibri" w:hAnsi="Calibri"/>
                 <w:sz w:val="20"/>
               </w:rPr>
-              <w:t xml:space="default">Current moisture control strategies: gutters. These were in poor condition .Only on some sides of the building partially.</w:t>
+              <w:t xml:space="default">Current moisture control strategies: NA. These were in NA condition .NA</w:t>
             </w:r>
           </w:p>
         </w:tc>
@@ -2543,7 +1695,7 @@
                 <w:rFonts w:ascii="Calibri" w:hAnsi="Calibri"/>
                 <w:sz w:val="20"/>
               </w:rPr>
-              <w:t xml:space="default">wood shingles in fair condition. Some of the siding has recently been replaced and some is old with water damage or moss growing on it.</w:t>
+              <w:t xml:space="default">wood siding in fair condition. paint chipping off</w:t>
             </w:r>
           </w:p>
         </w:tc>
@@ -2596,7 +1748,7 @@
                 <w:rFonts w:ascii="Calibri" w:hAnsi="Calibri"/>
                 <w:sz w:val="20"/>
               </w:rPr>
-              <w:t xml:space="default">There are 3 insulated wood exterior doors. In fair condition, totaling 53 square feet.</w:t>
+              <w:t xml:space="default">There are 1 insulated wood exterior doors. In poor condition, totaling 18.3 square feet.</w:t>
             </w:r>
           </w:p>
         </w:tc>
@@ -2649,7 +1801,7 @@
                 <w:rFonts w:ascii="Calibri" w:hAnsi="Calibri"/>
                 <w:sz w:val="20"/>
               </w:rPr>
-              <w:t xml:space="default">There are 8 single paned wood windows. In fair condition, totaling 54 square feet. Moreover there are 7 double paned wood windows. In fair condition, totaling 81 square feet.</w:t>
+              <w:t xml:space="default">There are 4 single paned wood windows. In poor condition, totaling 58 square feet.</w:t>
             </w:r>
           </w:p>
         </w:tc>
@@ -2725,7 +1877,7 @@
                 <w:rFonts w:ascii="Calibri" w:hAnsi="Calibri"/>
                 <w:sz w:val="20"/>
               </w:rPr>
-              <w:t xml:space="default">The framing type of the home is balloon framing, which means the wall cavities extend the full height of the building (from the foundation to the roof). Often the wall cavities are interconnected with the floor and ceiling cavities. This framing type can create connected passageways for air to leave the house and rodents to enter the house. There is UNKNOWN insulation NA inches thick in NA condition. NA</w:t>
+              <w:t xml:space="default">The framing type of the home is balloon framing, which means the wall cavities extend the full height of the building (from the foundation to the roof). Often the wall cavities are interconnected with the floor and ceiling cavities. This framing type can create connected passageways for air to leave the house and rodents to enter the house. There is Loose Cellulose, Uninsulated insulation 4 inches thick in excellent condition. cellulose not present everywhere</w:t>
             </w:r>
           </w:p>
         </w:tc>
@@ -2778,7 +1930,7 @@
                 <w:rFonts w:ascii="Calibri" w:hAnsi="Calibri"/>
                 <w:sz w:val="20"/>
               </w:rPr>
-              <w:t xml:space="default">Two large sliding doors on either side of the main hall that have cavities that go straight to the attic.</w:t>
+              <w:t xml:space="default">NA</w:t>
             </w:r>
           </w:p>
         </w:tc>
@@ -2831,7 +1983,7 @@
                 <w:rFonts w:ascii="Calibri" w:hAnsi="Calibri"/>
                 <w:sz w:val="20"/>
               </w:rPr>
-              <w:t xml:space="default">Small electric heater in the wall.</w:t>
+              <w:t xml:space="default">NA</w:t>
             </w:r>
           </w:p>
         </w:tc>
@@ -2884,7 +2036,7 @@
                 <w:rFonts w:ascii="Calibri" w:hAnsi="Calibri"/>
                 <w:sz w:val="20"/>
               </w:rPr>
-              <w:t xml:space="default">Fridge used 8.9 kWh in 60 minutes. Deep Fridge used 1.8 kWh in 60 minutes. Industrial vent hood and gas range. Also, a wood cook stove.</w:t>
+              <w:t xml:space="default">NA used NA kWh in NA minutes. NA used NA kWh in NA minutes. NA</w:t>
             </w:r>
           </w:p>
         </w:tc>
@@ -2992,7 +2144,7 @@
                 <w:rFonts w:ascii="Calibri" w:hAnsi="Calibri"/>
                 <w:sz w:val="20"/>
               </w:rPr>
-              <w:t xml:space="default">2126</w:t>
+              <w:t xml:space="default">910</w:t>
             </w:r>
           </w:p>
         </w:tc>
@@ -3069,7 +2221,7 @@
                 <w:rFonts w:ascii="Calibri" w:hAnsi="Calibri"/>
                 <w:sz w:val="20"/>
               </w:rPr>
-              <w:t xml:space="default">7.4</w:t>
+              <w:t xml:space="default">29.2</w:t>
             </w:r>
           </w:p>
         </w:tc>
@@ -3146,7 +2298,7 @@
                 <w:rFonts w:ascii="Calibri" w:hAnsi="Calibri"/>
                 <w:sz w:val="20"/>
               </w:rPr>
-              <w:t xml:space="default">212.6 under natural conditions. TEST</w:t>
+              <w:t xml:space="default">91 under natural conditions. TEST</w:t>
             </w:r>
           </w:p>
         </w:tc>
@@ -3223,7 +2375,7 @@
                 <w:rFonts w:ascii="Calibri" w:hAnsi="Calibri"/>
                 <w:sz w:val="20"/>
               </w:rPr>
-              <w:t xml:space="default">0.4</w:t>
+              <w:t xml:space="default">1.6</w:t>
             </w:r>
           </w:p>
         </w:tc>
@@ -3378,7 +2530,7 @@
                 <w:rFonts w:ascii="Calibri" w:hAnsi="Calibri"/>
                 <w:sz w:val="20"/>
               </w:rPr>
-              <w:t xml:space="default">2086</w:t>
+              <w:t xml:space="default">202</w:t>
             </w:r>
           </w:p>
         </w:tc>
@@ -3431,7 +2583,7 @@
                 <w:rFonts w:ascii="Calibri" w:hAnsi="Calibri"/>
                 <w:sz w:val="20"/>
               </w:rPr>
-              <w:t xml:space="default">Batts of Fiberglass</w:t>
+              <w:t xml:space="default">Loose Cellulose</w:t>
             </w:r>
           </w:p>
         </w:tc>
@@ -3484,7 +2636,7 @@
                 <w:rFonts w:ascii="Calibri" w:hAnsi="Calibri"/>
                 <w:sz w:val="20"/>
               </w:rPr>
-              <w:t xml:space="default">Partially</w:t>
+              <w:t xml:space="default">Fair</w:t>
             </w:r>
           </w:p>
         </w:tc>
@@ -3590,7 +2742,7 @@
                 <w:rFonts w:ascii="Calibri" w:hAnsi="Calibri"/>
                 <w:sz w:val="20"/>
               </w:rPr>
-              <w:t xml:space="default">The attic is only partially insulated. Yes NA</w:t>
+              <w:t xml:space="default">entire attic insulated, depth varies from 4 to 2 inches, area around chimney not insulated or sealed Yes squirrels living in attic</w:t>
             </w:r>
           </w:p>
         </w:tc>
@@ -3643,7 +2795,7 @@
                 <w:rFonts w:ascii="Calibri" w:hAnsi="Calibri"/>
                 <w:sz w:val="20"/>
               </w:rPr>
-              <w:t xml:space="default">Yes</w:t>
+              <w:t xml:space="default">NA</w:t>
             </w:r>
           </w:p>
         </w:tc>
@@ -3772,7 +2924,7 @@
                 <w:rFonts w:ascii="Calibri" w:hAnsi="Calibri"/>
                 <w:sz w:val="20"/>
               </w:rPr>
-              <w:t xml:space="default">NA</w:t>
+              <w:t xml:space="default">202</w:t>
             </w:r>
           </w:p>
         </w:tc>
@@ -3825,7 +2977,7 @@
                 <w:rFonts w:ascii="Calibri" w:hAnsi="Calibri"/>
                 <w:sz w:val="20"/>
               </w:rPr>
-              <w:t xml:space="default">Batts of Fiberglass</w:t>
+              <w:t xml:space="default">Uninsulated</w:t>
             </w:r>
           </w:p>
         </w:tc>
@@ -3878,7 +3030,7 @@
                 <w:rFonts w:ascii="Calibri" w:hAnsi="Calibri"/>
                 <w:sz w:val="20"/>
               </w:rPr>
-              <w:t xml:space="default">PoorThe insulation is along the floor joists however it is only in some parts and is falling out. It is effectively uninsulated.</w:t>
+              <w:t xml:space="default">NANA</w:t>
             </w:r>
           </w:p>
         </w:tc>
@@ -3931,7 +3083,7 @@
                 <w:rFonts w:ascii="Calibri" w:hAnsi="Calibri"/>
                 <w:sz w:val="20"/>
               </w:rPr>
-              <w:t xml:space="default">Appliances not insulated, Ducts/pipes not insulated</w:t>
+              <w:t xml:space="default">No appliances</w:t>
             </w:r>
           </w:p>
         </w:tc>
@@ -3984,7 +3136,7 @@
                 <w:rFonts w:ascii="Calibri" w:hAnsi="Calibri"/>
                 <w:sz w:val="20"/>
               </w:rPr>
-              <w:t xml:space="default">NAin NAcondition. Only on some sides of the building partially.</w:t>
+              <w:t xml:space="default">NAin NAcondition. NA</w:t>
             </w:r>
           </w:p>
         </w:tc>
@@ -4166,7 +3318,7 @@
                 <w:rFonts w:ascii="Calibri" w:hAnsi="Calibri"/>
                 <w:sz w:val="20"/>
               </w:rPr>
-              <w:t xml:space="default">The electrical panel has and amperage of 200. There are 0 unused breaker spaces. NA</w:t>
+              <w:t xml:space="default">The electrical panel has and amperage of 30. There are NA unused breaker spaces. no breaker panel, old fuse box in attic</w:t>
             </w:r>
           </w:p>
         </w:tc>
@@ -4233,7 +3385,7 @@
             <w:pPr>
               <w:spacing w:before="0" w:after="60"/>
               <w:keepNext/>
-              <w:jc w:val="start"/>
+              <w:jc w:val="end"/>
             </w:pPr>
             <w:r>
               <w:rPr>
@@ -4278,7 +3430,7 @@
             <w:pPr>
               <w:spacing w:before="0" w:after="60"/>
               <w:keepNext/>
-              <w:jc w:val="start"/>
+              <w:jc w:val="end"/>
             </w:pPr>
             <w:r>
               <w:rPr>
@@ -4286,6 +3438,107 @@
                 <w:sz w:val="20"/>
               </w:rPr>
               <w:t xml:space="default">Cost (USD)</w:t>
+            </w:r>
+          </w:p>
+        </w:tc>
+      </w:tr>
+      <w:tr>
+        <w:trPr>
+          <w:cantSplit/>
+        </w:trPr>
+        <w:tc>
+          <w:tcPr>
+            <w:tcBorders>
+              <w:top w:val="single" w:space="0" w:color="D3D3D3"/>
+              <w:bottom w:val="single" w:space="0" w:color="D3D3D3"/>
+              <w:start w:val="single" w:space="0" w:color="D3D3D3"/>
+              <w:end w:val="single" w:space="0" w:color="D3D3D3"/>
+            </w:tcBorders>
+          </w:tcPr>
+          <w:p>
+            <w:pPr>
+              <w:spacing w:before="0" w:after="60"/>
+              <w:keepNext/>
+              <w:jc w:val="start"/>
+            </w:pPr>
+            <w:r>
+              <w:rPr>
+                <w:rFonts w:ascii="Calibri" w:hAnsi="Calibri"/>
+                <w:sz w:val="20"/>
+              </w:rPr>
+              <w:t xml:space="default">Propane</w:t>
+            </w:r>
+          </w:p>
+        </w:tc>
+        <w:tc>
+          <w:tcPr>
+            <w:tcBorders>
+              <w:top w:val="single" w:space="0" w:color="D3D3D3"/>
+              <w:bottom w:val="single" w:space="0" w:color="D3D3D3"/>
+              <w:start w:val="single" w:space="0" w:color="D3D3D3"/>
+              <w:end w:val="single" w:space="0" w:color="D3D3D3"/>
+            </w:tcBorders>
+          </w:tcPr>
+          <w:p>
+            <w:pPr>
+              <w:spacing w:before="0" w:after="60"/>
+              <w:keepNext/>
+              <w:jc w:val="end"/>
+            </w:pPr>
+            <w:r>
+              <w:rPr>
+                <w:rFonts w:ascii="Calibri" w:hAnsi="Calibri"/>
+                <w:sz w:val="20"/>
+              </w:rPr>
+              <w:t xml:space="default">90</w:t>
+            </w:r>
+          </w:p>
+        </w:tc>
+        <w:tc>
+          <w:tcPr>
+            <w:tcBorders>
+              <w:top w:val="single" w:space="0" w:color="D3D3D3"/>
+              <w:bottom w:val="single" w:space="0" w:color="D3D3D3"/>
+              <w:start w:val="single" w:space="0" w:color="D3D3D3"/>
+              <w:end w:val="single" w:space="0" w:color="D3D3D3"/>
+            </w:tcBorders>
+          </w:tcPr>
+          <w:p>
+            <w:pPr>
+              <w:spacing w:before="0" w:after="60"/>
+              <w:keepNext/>
+              <w:jc w:val="start"/>
+            </w:pPr>
+            <w:r>
+              <w:rPr>
+                <w:rFonts w:ascii="Calibri" w:hAnsi="Calibri"/>
+                <w:sz w:val="20"/>
+              </w:rPr>
+              <w:t xml:space="default">cost_in_dollars_propane</w:t>
+            </w:r>
+          </w:p>
+        </w:tc>
+        <w:tc>
+          <w:tcPr>
+            <w:tcBorders>
+              <w:top w:val="single" w:space="0" w:color="D3D3D3"/>
+              <w:bottom w:val="single" w:space="0" w:color="D3D3D3"/>
+              <w:start w:val="single" w:space="0" w:color="D3D3D3"/>
+              <w:end w:val="single" w:space="0" w:color="D3D3D3"/>
+            </w:tcBorders>
+          </w:tcPr>
+          <w:p>
+            <w:pPr>
+              <w:spacing w:before="0" w:after="60"/>
+              <w:keepNext/>
+              <w:jc w:val="end"/>
+            </w:pPr>
+            <w:r>
+              <w:rPr>
+                <w:rFonts w:ascii="Calibri" w:hAnsi="Calibri"/>
+                <w:sz w:val="20"/>
+              </w:rPr>
+              <w:t xml:space="default">165</w:t>
             </w:r>
           </w:p>
         </w:tc>
@@ -4293,7 +3546,7 @@
     </w:tbl>
     <w:bookmarkEnd w:id="40"/>
     <w:bookmarkEnd w:id="41"/>
-    <w:bookmarkStart w:id="71" w:name="recommendations"/>
+    <w:bookmarkStart w:id="55" w:name="recommendations"/>
     <w:p>
       <w:pPr>
         <w:pStyle w:val="Heading2"/>
@@ -4310,13 +3563,13 @@
         <w:t xml:space="preserve">These recommendations are organized from the least expensive/most cost-effective and easiest interventions to ones that are more challenging to implement.</w:t>
       </w:r>
     </w:p>
-    <w:bookmarkStart w:id="42" w:name="furnaceboiler-tune-up"/>
+    <w:bookmarkStart w:id="42" w:name="leds"/>
     <w:p>
       <w:pPr>
         <w:pStyle w:val="Heading3"/>
       </w:pPr>
       <w:r>
-        <w:t xml:space="preserve">4.1 Furnace/Boiler Tune up</w:t>
+        <w:t xml:space="preserve">4.1 LEDs</w:t>
       </w:r>
     </w:p>
     <w:p>
@@ -4336,23 +3589,141 @@
         <w:pStyle w:val="BodyText"/>
       </w:pPr>
       <w:r>
+        <w:t xml:space="preserve">Your lighting uses more energy than LED bulbs would. Halogen and incandescent light bulbs use 5-8x more energy than LEDs. This requires significantly more electricity and costs a lot.</w:t>
+      </w:r>
+    </w:p>
+    <w:p>
+      <w:pPr>
+        <w:pStyle w:val="BodyText"/>
+      </w:pPr>
+      <w:r>
+        <w:rPr>
+          <w:i/>
+          <w:iCs/>
+        </w:rPr>
+        <w:t xml:space="preserve">Recommendation</w:t>
+      </w:r>
+    </w:p>
+    <w:p>
+      <w:pPr>
+        <w:pStyle w:val="BodyText"/>
+      </w:pPr>
+      <w:r>
+        <w:t xml:space="preserve">Switch your light bulbs to LED light bulbs. LEDs use 80% less energy than incandescent light bulbs which can significantly reduce your electricity bill.</w:t>
+      </w:r>
+    </w:p>
+    <w:p>
+      <w:pPr>
+        <w:pStyle w:val="BodyText"/>
+      </w:pPr>
+      <w:r>
+        <w:rPr>
+          <w:i/>
+          <w:iCs/>
+        </w:rPr>
+        <w:t xml:space="preserve">Estimated Cost/Benefits/Incentives</w:t>
+      </w:r>
+    </w:p>
+    <w:p>
+      <w:pPr>
+        <w:pStyle w:val="BodyText"/>
+      </w:pPr>
+      <w:r>
+        <w:t xml:space="preserve">We provide free LED light bulbs; contact us for some if we did not give you any during the audit. Depending on usage, LEDs can save more than $50 a year.</w:t>
+      </w:r>
+    </w:p>
+    <w:bookmarkEnd w:id="42"/>
+    <w:bookmarkStart w:id="43" w:name="window-dressers"/>
+    <w:p>
+      <w:pPr>
+        <w:pStyle w:val="Heading3"/>
+      </w:pPr>
+      <w:r>
+        <w:t xml:space="preserve">4.2 Window Dressers</w:t>
+      </w:r>
+    </w:p>
+    <w:p>
+      <w:pPr>
+        <w:pStyle w:val="FirstParagraph"/>
+      </w:pPr>
+      <w:r>
+        <w:rPr>
+          <w:i/>
+          <w:iCs/>
+        </w:rPr>
+        <w:t xml:space="preserve">Problem</w:t>
+      </w:r>
+    </w:p>
+    <w:p>
+      <w:pPr>
+        <w:pStyle w:val="BodyText"/>
+      </w:pPr>
+      <w:r>
+        <w:t xml:space="preserve">Your windows are a source of heat loss, reduce your comfort due to cold surface temperatures, and may also cause moisture condensation or frost in the winter.</w:t>
+      </w:r>
+    </w:p>
+    <w:p>
+      <w:pPr>
+        <w:pStyle w:val="BodyText"/>
+      </w:pPr>
+      <w:r>
+        <w:rPr>
+          <w:i/>
+          <w:iCs/>
+        </w:rPr>
+        <w:t xml:space="preserve">Recommendation</w:t>
+      </w:r>
+    </w:p>
+    <w:p>
+      <w:pPr>
+        <w:pStyle w:val="BodyText"/>
+      </w:pPr>
+      <w:r>
+        <w:t xml:space="preserve">WindowDressers insulating window inserts help air-seal windows and reduce heat loss and gain.</w:t>
+      </w:r>
+      <w:r>
+        <w:t xml:space="preserve"> </w:t>
+      </w:r>
+      <w:r>
+        <w:rPr>
+          <w:i/>
+          <w:iCs/>
+        </w:rPr>
+        <w:t xml:space="preserve">Estimated Cost/Benefits/Incentives</w:t>
+      </w:r>
+    </w:p>
+    <w:p>
+      <w:pPr>
+        <w:pStyle w:val="BodyText"/>
+      </w:pPr>
+      <w:r>
         <w:rPr>
           <w:b/>
           <w:bCs/>
         </w:rPr>
-        <w:t xml:space="preserve">Auditor to describe</w:t>
-      </w:r>
-    </w:p>
-    <w:p>
-      <w:pPr>
-        <w:pStyle w:val="BodyText"/>
+        <w:t xml:space="preserve">Reconsider this recommendation</w:t>
+      </w:r>
+    </w:p>
+    <w:bookmarkEnd w:id="43"/>
+    <w:bookmarkStart w:id="44" w:name="gutters"/>
+    <w:p>
+      <w:pPr>
+        <w:pStyle w:val="Heading3"/>
+      </w:pPr>
+      <w:r>
+        <w:t xml:space="preserve">4.3 Gutters</w:t>
+      </w:r>
+    </w:p>
+    <w:p>
+      <w:pPr>
+        <w:pStyle w:val="FirstParagraph"/>
       </w:pPr>
       <w:r>
         <w:rPr>
           <w:i/>
           <w:iCs/>
         </w:rPr>
-        <w:t xml:space="preserve">Recommendation</w:t>
+        <w:t xml:space="preserve">Problem</w:t>
       </w:r>
     </w:p>
     <w:p>
@@ -4360,7 +3731,7 @@
         <w:pStyle w:val="BodyText"/>
       </w:pPr>
       <w:r>
-        <w:t xml:space="preserve">Have the furnace/boiler and flue inspected and adjusted by a licensed professional. This should be available from your fuel delivery company.</w:t>
+        <w:t xml:space="preserve">The house has no gutters, so water runs off your roof and directly onto the ground next to your house. Water that splashes off the ground can damage the exterior of your house. Runoff that is absorbed into the ground can seep into the basement/crawlspace, causing moisture issues there and throughout your house.</w:t>
       </w:r>
     </w:p>
     <w:p>
@@ -4372,7 +3743,7 @@
           <w:i/>
           <w:iCs/>
         </w:rPr>
-        <w:t xml:space="preserve">Estimated Cost/Benefits/Incentives</w:t>
+        <w:t xml:space="preserve">Recommendation</w:t>
       </w:r>
     </w:p>
     <w:p>
@@ -4380,29 +3751,19 @@
         <w:pStyle w:val="BodyText"/>
       </w:pPr>
       <w:r>
-        <w:t xml:space="preserve">Test 2 A tune-up can improve the efficiency of your furnace/boiler, confirm that it is exhausting properly, and identify areas of concern before they become urgent. If you have a service contract with your fuel delivery company, an annual tune-up is usually included.</w:t>
-      </w:r>
-    </w:p>
-    <w:bookmarkEnd w:id="42"/>
-    <w:bookmarkStart w:id="43" w:name="high-efficiency-shower-heads"/>
-    <w:p>
-      <w:pPr>
-        <w:pStyle w:val="Heading3"/>
-      </w:pPr>
-      <w:r>
-        <w:t xml:space="preserve">4.2 High efficiency shower head(s)</w:t>
-      </w:r>
-    </w:p>
-    <w:p>
-      <w:pPr>
-        <w:pStyle w:val="FirstParagraph"/>
+        <w:t xml:space="preserve">Install gutters and downspouts that divert water at least six feet away from the foundation and to where the ground slopes away from the house.</w:t>
+      </w:r>
+    </w:p>
+    <w:p>
+      <w:pPr>
+        <w:pStyle w:val="BodyText"/>
       </w:pPr>
       <w:r>
         <w:rPr>
           <w:i/>
           <w:iCs/>
         </w:rPr>
-        <w:t xml:space="preserve">Problem</w:t>
+        <w:t xml:space="preserve">Estimated Cost/Benefits/Incentives</w:t>
       </w:r>
     </w:p>
     <w:p>
@@ -4410,19 +3771,29 @@
         <w:pStyle w:val="BodyText"/>
       </w:pPr>
       <w:r>
-        <w:t xml:space="preserve">Your shower heads use more water and energy than high-efficiency shower heads, thus costing you more money than necessary. Older shower heads use 2.5 gallons or more every minute, which wastes thousands of gallons of water each year and costs you money for every extra gallon of water heated.</w:t>
-      </w:r>
-    </w:p>
-    <w:p>
-      <w:pPr>
-        <w:pStyle w:val="BodyText"/>
+        <w:t xml:space="preserve">Adding gutters would mitigate moisture damage and save you from having to replace/fix other parts of the house.</w:t>
+      </w:r>
+    </w:p>
+    <w:bookmarkEnd w:id="44"/>
+    <w:bookmarkStart w:id="45" w:name="attic-insulation-and-air-sealing"/>
+    <w:p>
+      <w:pPr>
+        <w:pStyle w:val="Heading3"/>
+      </w:pPr>
+      <w:r>
+        <w:t xml:space="preserve">4.4 Attic Insulation and Air Sealing</w:t>
+      </w:r>
+    </w:p>
+    <w:p>
+      <w:pPr>
+        <w:pStyle w:val="FirstParagraph"/>
       </w:pPr>
       <w:r>
         <w:rPr>
           <w:i/>
           <w:iCs/>
         </w:rPr>
-        <w:t xml:space="preserve">Recommendation</w:t>
+        <w:t xml:space="preserve">Problem</w:t>
       </w:r>
     </w:p>
     <w:p>
@@ -4430,17 +3801,19 @@
         <w:pStyle w:val="BodyText"/>
       </w:pPr>
       <w:r>
-        <w:t xml:space="preserve">Install high-efficiency shower heads to reduce the amount of water and energy to heat the water used when showering.</w:t>
-      </w:r>
-      <w:r>
-        <w:t xml:space="preserve"> </w:t>
-      </w:r>
+        <w:t xml:space="preserve">The attic is uninsulated or is missing insulation and the attic could also benefit from air-sealing. These upgrades will reduce draftiness and heat loss in the winter and heat gain in the summer.</w:t>
+      </w:r>
+    </w:p>
+    <w:p>
+      <w:pPr>
+        <w:pStyle w:val="BodyText"/>
+      </w:pPr>
       <w:r>
         <w:rPr>
           <w:i/>
           <w:iCs/>
         </w:rPr>
-        <w:t xml:space="preserve">Estimated Cost/Benefits/Incentives</w:t>
+        <w:t xml:space="preserve">Recommendation</w:t>
       </w:r>
     </w:p>
     <w:p>
@@ -4448,29 +3821,19 @@
         <w:pStyle w:val="BodyText"/>
       </w:pPr>
       <w:r>
-        <w:t xml:space="preserve">A typical family will save ~10,000 gallons of water per year and over $100 per year in water heating costs. We provide these for free and have several styles for you to choose from; contact us for some if we did not give you any during the audit.</w:t>
-      </w:r>
-    </w:p>
-    <w:bookmarkEnd w:id="43"/>
-    <w:bookmarkStart w:id="44" w:name="leds"/>
-    <w:p>
-      <w:pPr>
-        <w:pStyle w:val="Heading3"/>
-      </w:pPr>
-      <w:r>
-        <w:t xml:space="preserve">4.3 LEDs</w:t>
-      </w:r>
-    </w:p>
-    <w:p>
-      <w:pPr>
-        <w:pStyle w:val="FirstParagraph"/>
+        <w:t xml:space="preserve">Air seal the attic and insulate it to at least R-60 (18” of loose-fill cellulose insulation).</w:t>
+      </w:r>
+    </w:p>
+    <w:p>
+      <w:pPr>
+        <w:pStyle w:val="BodyText"/>
       </w:pPr>
       <w:r>
         <w:rPr>
           <w:i/>
           <w:iCs/>
         </w:rPr>
-        <w:t xml:space="preserve">Problem</w:t>
+        <w:t xml:space="preserve">Estimated Cost/Benefits/Incentives</w:t>
       </w:r>
     </w:p>
     <w:p>
@@ -4478,19 +3841,29 @@
         <w:pStyle w:val="BodyText"/>
       </w:pPr>
       <w:r>
-        <w:t xml:space="preserve">Your lighting uses more energy than LED bulbs would. Halogen and incandescent light bulbs use 5-8x more energy than LEDs. This requires significantly more electricity and costs a lot.</w:t>
-      </w:r>
-    </w:p>
-    <w:p>
-      <w:pPr>
-        <w:pStyle w:val="BodyText"/>
+        <w:t xml:space="preserve">Insulation projects are not eligible for federal or state funding in second homes that are not heated year round.</w:t>
+      </w:r>
+    </w:p>
+    <w:bookmarkEnd w:id="45"/>
+    <w:bookmarkStart w:id="46" w:name="blow-in-cellulose-wall-insulation"/>
+    <w:p>
+      <w:pPr>
+        <w:pStyle w:val="Heading3"/>
+      </w:pPr>
+      <w:r>
+        <w:t xml:space="preserve">4.5 Blow-in cellulose wall insulation</w:t>
+      </w:r>
+    </w:p>
+    <w:p>
+      <w:pPr>
+        <w:pStyle w:val="FirstParagraph"/>
       </w:pPr>
       <w:r>
         <w:rPr>
           <w:i/>
           <w:iCs/>
         </w:rPr>
-        <w:t xml:space="preserve">Recommendation</w:t>
+        <w:t xml:space="preserve">Problem</w:t>
       </w:r>
     </w:p>
     <w:p>
@@ -4498,7 +3871,7 @@
         <w:pStyle w:val="BodyText"/>
       </w:pPr>
       <w:r>
-        <w:t xml:space="preserve">Switch your light bulbs to LED light bulbs. LEDs use 80% less energy than incandescent light bulbs which can significantly reduce your electricity bill.</w:t>
+        <w:t xml:space="preserve">The walls of the house are uninsulated, which is a significant source of heat loss.</w:t>
       </w:r>
     </w:p>
     <w:p>
@@ -4510,7 +3883,7 @@
           <w:i/>
           <w:iCs/>
         </w:rPr>
-        <w:t xml:space="preserve">Estimated Cost/Benefits/Incentives</w:t>
+        <w:t xml:space="preserve">Recommendation</w:t>
       </w:r>
     </w:p>
     <w:p>
@@ -4518,29 +3891,17 @@
         <w:pStyle w:val="BodyText"/>
       </w:pPr>
       <w:r>
-        <w:t xml:space="preserve">We provide free LED light bulbs; contact us for some if we did not give you any during the audit. Depending on usage, LEDs can save more than $50 a year.</w:t>
-      </w:r>
-    </w:p>
-    <w:bookmarkEnd w:id="44"/>
-    <w:bookmarkStart w:id="45" w:name="window-dressers"/>
-    <w:p>
-      <w:pPr>
-        <w:pStyle w:val="Heading3"/>
-      </w:pPr>
-      <w:r>
-        <w:t xml:space="preserve">4.4 Window Dressers</w:t>
-      </w:r>
-    </w:p>
-    <w:p>
-      <w:pPr>
-        <w:pStyle w:val="FirstParagraph"/>
-      </w:pPr>
+        <w:t xml:space="preserve">Insulate the wall stud cavities with dense packed, blown-in cellulose insulation.</w:t>
+      </w:r>
+      <w:r>
+        <w:t xml:space="preserve"> </w:t>
+      </w:r>
       <w:r>
         <w:rPr>
           <w:i/>
           <w:iCs/>
         </w:rPr>
-        <w:t xml:space="preserve">Problem</w:t>
+        <w:t xml:space="preserve">Estimated Cost/Benefits/Incentives</w:t>
       </w:r>
     </w:p>
     <w:p>
@@ -4548,19 +3909,29 @@
         <w:pStyle w:val="BodyText"/>
       </w:pPr>
       <w:r>
-        <w:t xml:space="preserve">Your windows are a source of heat loss, reduce your comfort due to cold surface temperatures, and may also cause moisture condensation or frost in the winter.</w:t>
-      </w:r>
-    </w:p>
-    <w:p>
-      <w:pPr>
-        <w:pStyle w:val="BodyText"/>
+        <w:t xml:space="preserve">Insulation projects are not eligible for federal or state funding in second homes that are not heated year round.</w:t>
+      </w:r>
+    </w:p>
+    <w:bookmarkEnd w:id="46"/>
+    <w:bookmarkStart w:id="47" w:name="continuous-exterior-wall-insulation"/>
+    <w:p>
+      <w:pPr>
+        <w:pStyle w:val="Heading3"/>
+      </w:pPr>
+      <w:r>
+        <w:t xml:space="preserve">4.6 Continuous exterior wall insulation</w:t>
+      </w:r>
+    </w:p>
+    <w:p>
+      <w:pPr>
+        <w:pStyle w:val="FirstParagraph"/>
       </w:pPr>
       <w:r>
         <w:rPr>
           <w:i/>
           <w:iCs/>
         </w:rPr>
-        <w:t xml:space="preserve">Recommendation</w:t>
+        <w:t xml:space="preserve">Problem</w:t>
       </w:r>
     </w:p>
     <w:p>
@@ -4568,17 +3939,19 @@
         <w:pStyle w:val="BodyText"/>
       </w:pPr>
       <w:r>
-        <w:t xml:space="preserve">WindowDressers insulating window inserts help air-seal windows and reduce heat loss and gain.</w:t>
-      </w:r>
-      <w:r>
-        <w:t xml:space="preserve"> </w:t>
-      </w:r>
+        <w:t xml:space="preserve">There isn’t continuous insulation between the siding and the exterior walls of the house. Continuous insulation helps create a complete thermal boundary for your house, and it is now an energy code requirement for new houses.</w:t>
+      </w:r>
+    </w:p>
+    <w:p>
+      <w:pPr>
+        <w:pStyle w:val="BodyText"/>
+      </w:pPr>
       <w:r>
         <w:rPr>
           <w:i/>
           <w:iCs/>
         </w:rPr>
-        <w:t xml:space="preserve">Estimated Cost/Benefits/Incentives</w:t>
+        <w:t xml:space="preserve">Recommendation</w:t>
       </w:r>
     </w:p>
     <w:p>
@@ -4586,65 +3959,49 @@
         <w:pStyle w:val="BodyText"/>
       </w:pPr>
       <w:r>
-        <w:t xml:space="preserve">Insulating window inserts save 5-10% of your heating costs at less than 1/10th the cost of replacement windows. The overall project cost will depend on the number and size of window inserts. Example prices for the 2024 season were: small (20 x 36”) - $36 for natural pine frame, $46 for white; medium (30 x 52”) - $50 for natural pine frame, $64 for white; large (44 x 68”) - $67 for natural pine frame, $88 for white. Adjusted pricing for lower-income households is available from WindowDressers upon request. If plastic is damaged, it can be replaced for $15.</w:t>
+        <w:t xml:space="preserve">Add a continuous layer of insulation and potentially replace the air and moisture barrier once it becomes time to replace the siding.</w:t>
       </w:r>
     </w:p>
     <w:p>
       <w:pPr>
         <w:pStyle w:val="BodyText"/>
-      </w:pPr>
-      <w:r>
-        <w:t xml:space="preserve">Households that order inserts are expected to participate in the Community Build where the inserts are made. You can sign up for a 4-hour shift and learn the simple steps in the insert-building process (no previous experience required, no power tools). Each job has</w:t>
-      </w:r>
-      <w:r>
-        <w:t xml:space="preserve"> </w:t>
-      </w:r>
-      <w:r>
-        <w:t xml:space="preserve">“jigs”</w:t>
-      </w:r>
-      <w:r>
-        <w:t xml:space="preserve"> </w:t>
-      </w:r>
-      <w:r>
-        <w:t xml:space="preserve">that make the job easier to do and ensure uniform quality. You will be trained at the beginning of your shift on how to do your task. Volunteering for multiple shifts is encouraged! Mid-shift snacks and a meal are provided to all participants.</w:t>
-      </w:r>
-    </w:p>
-    <w:p>
-      <w:pPr>
-        <w:pStyle w:val="BodyText"/>
-      </w:pPr>
-      <w:r>
-        <w:t xml:space="preserve">If you would like to participate, please contact us so we can discuss how the program works and which windows you’d like inserts for.</w:t>
-      </w:r>
-    </w:p>
-    <w:bookmarkEnd w:id="45"/>
-    <w:bookmarkStart w:id="46" w:name="refrigerator"/>
-    <w:p>
-      <w:pPr>
-        <w:pStyle w:val="Heading3"/>
-      </w:pPr>
-      <w:r>
-        <w:t xml:space="preserve">4.5 Refrigerator</w:t>
-      </w:r>
-    </w:p>
-    <w:p>
-      <w:pPr>
-        <w:pStyle w:val="FirstParagraph"/>
       </w:pPr>
       <w:r>
         <w:rPr>
           <w:i/>
           <w:iCs/>
         </w:rPr>
+        <w:t xml:space="preserve">Estimated Cost/Benefits/Incentives</w:t>
+      </w:r>
+    </w:p>
+    <w:p>
+      <w:pPr>
+        <w:pStyle w:val="BodyText"/>
+      </w:pPr>
+      <w:r>
+        <w:t xml:space="preserve">Insulation projects are not eligible for federal or state funding in second homes that are not heated year round.</w:t>
+      </w:r>
+    </w:p>
+    <w:bookmarkEnd w:id="47"/>
+    <w:bookmarkStart w:id="48" w:name="electrical-panel-upgrade"/>
+    <w:p>
+      <w:pPr>
+        <w:pStyle w:val="Heading3"/>
+      </w:pPr>
+      <w:r>
+        <w:t xml:space="preserve">4.7 Electrical Panel Upgrade</w:t>
+      </w:r>
+    </w:p>
+    <w:p>
+      <w:pPr>
+        <w:pStyle w:val="FirstParagraph"/>
+      </w:pPr>
+      <w:r>
+        <w:rPr>
+          <w:i/>
+          <w:iCs/>
+        </w:rPr>
         <w:t xml:space="preserve">Problem</w:t>
-      </w:r>
-    </w:p>
-    <w:p>
-      <w:pPr>
-        <w:pStyle w:val="BodyText"/>
-      </w:pPr>
-      <w:r>
-        <w:t xml:space="preserve">Your refrigerator uses more energy than newer models.</w:t>
       </w:r>
     </w:p>
     <w:p>
@@ -4656,7 +4013,7 @@
           <w:b/>
           <w:bCs/>
         </w:rPr>
-        <w:t xml:space="preserve">Ideally, the auditor notes the annual energy consumption (kWh) of the existing fridge compared to a new model of similar size</w:t>
+        <w:t xml:space="preserve">Auditor to describe</w:t>
       </w:r>
     </w:p>
     <w:p>
@@ -4676,7 +4033,7 @@
         <w:pStyle w:val="BodyText"/>
       </w:pPr>
       <w:r>
-        <w:t xml:space="preserve">Replace your refrigerator with a new, EnergyStar certified fridge. Look at the Energy Guide label to compare the energy use of new refrigerators.</w:t>
+        <w:t xml:space="preserve">Consult with an electrician about replacing your existing electrical panel with a 200 amp panel as you add electrical appliances to your home.</w:t>
       </w:r>
     </w:p>
     <w:p>
@@ -4696,7 +4053,105 @@
         <w:pStyle w:val="BodyText"/>
       </w:pPr>
       <w:r>
-        <w:t xml:space="preserve">If you are able to afford the upfront cost of purchasing a new refrigerator, you will recoup significant savings in the long run. Whenever you need to buy a new appliance, consider EnergyStar certified models, which use less energy and are cheaper to run. Remember, it doesn’t save energy if you relocate your existing refrigerator to the basement or garage and continue using it.</w:t>
+        <w:t xml:space="preserve">Costs of electrical components needed to support residential energy upgrades – including panels, sub-panels, branch circuits, and feeders – qualify for a 30% nonrefundable tax credit (up to $600 per item) if they have a capacity of 200 amps or more. An electrical panel upgrades also provides a good opportunity for an electrician to install whole-house surge protection, which costs $100-$400. Here are some options: https://www.popularmechanics.com/home/interior-projects/g43140886/best-whole-house-surge-protectors/</w:t>
+      </w:r>
+    </w:p>
+    <w:bookmarkEnd w:id="48"/>
+    <w:bookmarkStart w:id="49" w:name="whole-house-surge-protection"/>
+    <w:p>
+      <w:pPr>
+        <w:pStyle w:val="Heading3"/>
+      </w:pPr>
+      <w:r>
+        <w:t xml:space="preserve">4.8 Whole House Surge Protection</w:t>
+      </w:r>
+    </w:p>
+    <w:p>
+      <w:pPr>
+        <w:pStyle w:val="FirstParagraph"/>
+      </w:pPr>
+      <w:r>
+        <w:rPr>
+          <w:i/>
+          <w:iCs/>
+        </w:rPr>
+        <w:t xml:space="preserve">Problem</w:t>
+      </w:r>
+    </w:p>
+    <w:p>
+      <w:pPr>
+        <w:pStyle w:val="BodyText"/>
+      </w:pPr>
+      <w:r>
+        <w:t xml:space="preserve">Your house does not have whole-house surge protection. This will protect your large electrical appliances from damage in the case of an electrical surge. Heat pumps, heat pump water heaters, and other electronics are particularly sensitive to electrical surges.</w:t>
+      </w:r>
+    </w:p>
+    <w:p>
+      <w:pPr>
+        <w:pStyle w:val="BodyText"/>
+      </w:pPr>
+      <w:r>
+        <w:rPr>
+          <w:i/>
+          <w:iCs/>
+        </w:rPr>
+        <w:t xml:space="preserve">Recommendation</w:t>
+      </w:r>
+    </w:p>
+    <w:p>
+      <w:pPr>
+        <w:pStyle w:val="BodyText"/>
+      </w:pPr>
+      <w:r>
+        <w:t xml:space="preserve">Seal easy-to-access air leaks and weatherstrip exterior doors.</w:t>
+      </w:r>
+      <w:r>
+        <w:t xml:space="preserve"> </w:t>
+      </w:r>
+      <w:r>
+        <w:rPr>
+          <w:i/>
+          <w:iCs/>
+        </w:rPr>
+        <w:t xml:space="preserve">Estimated Cost/Benefits/Incentives</w:t>
+      </w:r>
+    </w:p>
+    <w:p>
+      <w:pPr>
+        <w:pStyle w:val="BodyText"/>
+      </w:pPr>
+      <w:r>
+        <w:t xml:space="preserve">The device costs $100-$400 and needs to be installed by an electrician. Here are some options: https://www.popularmechanics.com/home/interior-projects/g43140886/best-whole-house-surge-protectors/</w:t>
+      </w:r>
+    </w:p>
+    <w:bookmarkEnd w:id="49"/>
+    <w:bookmarkStart w:id="50" w:name="diy-air-sealing"/>
+    <w:p>
+      <w:pPr>
+        <w:pStyle w:val="Heading3"/>
+      </w:pPr>
+      <w:r>
+        <w:t xml:space="preserve">4.9 DIY Air Sealing</w:t>
+      </w:r>
+    </w:p>
+    <w:p>
+      <w:pPr>
+        <w:pStyle w:val="FirstParagraph"/>
+      </w:pPr>
+      <w:r>
+        <w:rPr>
+          <w:i/>
+          <w:iCs/>
+        </w:rPr>
+        <w:t xml:space="preserve">Problem</w:t>
+      </w:r>
+    </w:p>
+    <w:p>
+      <w:pPr>
+        <w:pStyle w:val="BodyText"/>
+      </w:pPr>
+      <w:r>
+        <w:t xml:space="preserve">During the blower door test, we noted sources of air leakage in the living areas of your house.</w:t>
       </w:r>
     </w:p>
     <w:p>
@@ -4708,28 +4163,75 @@
           <w:b/>
           <w:bCs/>
         </w:rPr>
-        <w:t xml:space="preserve">Ideally, auditor locates similar volume fridge online to calculate monthly savings and payback period compared to kill-a-watt meter reading for current refrigerator. “This example refrigerator would save $XX in electricity each month and pay for itself within XX months</w:t>
-      </w:r>
-    </w:p>
-    <w:bookmarkEnd w:id="46"/>
-    <w:bookmarkStart w:id="47" w:name="freezer"/>
-    <w:p>
-      <w:pPr>
-        <w:pStyle w:val="Heading3"/>
-      </w:pPr>
-      <w:r>
-        <w:t xml:space="preserve">4.6 Freezer</w:t>
-      </w:r>
-    </w:p>
-    <w:p>
-      <w:pPr>
-        <w:pStyle w:val="FirstParagraph"/>
+        <w:t xml:space="preserve">Auditor to detail customized findings.</w:t>
+      </w:r>
+      <w:r>
+        <w:rPr>
+          <w:b/>
+          <w:bCs/>
+        </w:rPr>
+        <w:t xml:space="preserve"> </w:t>
+      </w:r>
+    </w:p>
+    <w:p>
+      <w:pPr>
+        <w:pStyle w:val="BodyText"/>
       </w:pPr>
       <w:r>
         <w:rPr>
           <w:i/>
           <w:iCs/>
         </w:rPr>
+        <w:t xml:space="preserve">Recommendation</w:t>
+      </w:r>
+    </w:p>
+    <w:p>
+      <w:pPr>
+        <w:pStyle w:val="BodyText"/>
+      </w:pPr>
+      <w:r>
+        <w:t xml:space="preserve">Air sealing the air leaks we identified around the living areas of your house can be a DIY solution to lower energy use, or an insulation contractor can seal the leaks when they come to your house for a larger project. Please address any moisture concerns before undertaking significant air sealing efforts.</w:t>
+      </w:r>
+    </w:p>
+    <w:p>
+      <w:pPr>
+        <w:pStyle w:val="BodyText"/>
+      </w:pPr>
+      <w:r>
+        <w:rPr>
+          <w:i/>
+          <w:iCs/>
+        </w:rPr>
+        <w:t xml:space="preserve">Estimated Cost/Benefits/Incentives</w:t>
+      </w:r>
+    </w:p>
+    <w:p>
+      <w:pPr>
+        <w:pStyle w:val="BodyText"/>
+      </w:pPr>
+      <w:r>
+        <w:t xml:space="preserve">Ductwork insulation projects are not eligible for federal or state funding in second homes.</w:t>
+      </w:r>
+    </w:p>
+    <w:bookmarkEnd w:id="50"/>
+    <w:bookmarkStart w:id="51" w:name="other-1"/>
+    <w:p>
+      <w:pPr>
+        <w:pStyle w:val="Heading3"/>
+      </w:pPr>
+      <w:r>
+        <w:t xml:space="preserve">4.10 Other 1</w:t>
+      </w:r>
+    </w:p>
+    <w:p>
+      <w:pPr>
+        <w:pStyle w:val="FirstParagraph"/>
+      </w:pPr>
+      <w:r>
+        <w:rPr>
+          <w:i/>
+          <w:iCs/>
+        </w:rPr>
         <w:t xml:space="preserve">Problem</w:t>
       </w:r>
     </w:p>
@@ -4738,7 +4240,31 @@
         <w:pStyle w:val="BodyText"/>
       </w:pPr>
       <w:r>
-        <w:t xml:space="preserve">Your freezer uses more energy than newer models. Consider how the cost of running the freezer compares to the benefits of keeping it on.</w:t>
+        <w:rPr>
+          <w:i/>
+          <w:iCs/>
+        </w:rPr>
+        <w:t xml:space="preserve">Recommendation</w:t>
+      </w:r>
+    </w:p>
+    <w:p>
+      <w:pPr>
+        <w:pStyle w:val="BodyText"/>
+      </w:pPr>
+      <w:r>
+        <w:t xml:space="preserve">Upgrade your electrical panel to add whole-house surge protection.</w:t>
+      </w:r>
+    </w:p>
+    <w:p>
+      <w:pPr>
+        <w:pStyle w:val="BodyText"/>
+      </w:pPr>
+      <w:r>
+        <w:rPr>
+          <w:i/>
+          <w:iCs/>
+        </w:rPr>
+        <w:t xml:space="preserve">Estimated Cost/Benefits/Incentives</w:t>
       </w:r>
     </w:p>
     <w:p>
@@ -4750,27 +4276,29 @@
           <w:b/>
           <w:bCs/>
         </w:rPr>
-        <w:t xml:space="preserve">Ideally, the auditor notes the annual energy consumption (kWh) of the existing freezer compared to a new model of similar size</w:t>
-      </w:r>
-    </w:p>
-    <w:p>
-      <w:pPr>
-        <w:pStyle w:val="BodyText"/>
+        <w:t xml:space="preserve">Auditor to describe. Secondary residence, not heated year-round</w:t>
+      </w:r>
+    </w:p>
+    <w:bookmarkEnd w:id="51"/>
+    <w:bookmarkStart w:id="52" w:name="other-2"/>
+    <w:p>
+      <w:pPr>
+        <w:pStyle w:val="Heading3"/>
+      </w:pPr>
+      <w:r>
+        <w:t xml:space="preserve">4.11 Other 2</w:t>
+      </w:r>
+    </w:p>
+    <w:p>
+      <w:pPr>
+        <w:pStyle w:val="FirstParagraph"/>
       </w:pPr>
       <w:r>
         <w:rPr>
           <w:i/>
           <w:iCs/>
         </w:rPr>
-        <w:t xml:space="preserve">Recommendation</w:t>
-      </w:r>
-    </w:p>
-    <w:p>
-      <w:pPr>
-        <w:pStyle w:val="BodyText"/>
-      </w:pPr>
-      <w:r>
-        <w:t xml:space="preserve">Replace your freezer with a new, EnergyStar certified freezer. Look at the Energy Guide label to compare the energy use of new freezers.</w:t>
+        <w:t xml:space="preserve">Problem</w:t>
       </w:r>
     </w:p>
     <w:p>
@@ -4782,15 +4310,27 @@
           <w:i/>
           <w:iCs/>
         </w:rPr>
+        <w:t xml:space="preserve">Recommendation</w:t>
+      </w:r>
+    </w:p>
+    <w:p>
+      <w:pPr>
+        <w:pStyle w:val="BodyText"/>
+      </w:pPr>
+      <w:r>
+        <w:t xml:space="preserve">TYPE HERE 2</w:t>
+      </w:r>
+    </w:p>
+    <w:p>
+      <w:pPr>
+        <w:pStyle w:val="BodyText"/>
+      </w:pPr>
+      <w:r>
+        <w:rPr>
+          <w:i/>
+          <w:iCs/>
+        </w:rPr>
         <w:t xml:space="preserve">Estimated Cost/Benefits/Incentives</w:t>
-      </w:r>
-    </w:p>
-    <w:p>
-      <w:pPr>
-        <w:pStyle w:val="BodyText"/>
-      </w:pPr>
-      <w:r>
-        <w:t xml:space="preserve">If you are able to afford the upfront cost of purchasing a new freezer, you will recoup significant savings in the long run. Whenever you need to buy a new appliance, consider EnergyStar certified models, which use electricity and are cheaper to run.</w:t>
       </w:r>
     </w:p>
     <w:p>
@@ -4802,43 +4342,134 @@
           <w:b/>
           <w:bCs/>
         </w:rPr>
-        <w:t xml:space="preserve">Ideally, auditor locates similar volume freezer online to calculate monthly savings and payback period compared to kill-a-watt meter reading for current freezer.</w:t>
-      </w:r>
+        <w:t xml:space="preserve">Auditor to describe. Secondary residence, not heated year-round</w:t>
+      </w:r>
+    </w:p>
+    <w:bookmarkEnd w:id="52"/>
+    <w:bookmarkStart w:id="53" w:name="replace-windows"/>
+    <w:p>
+      <w:pPr>
+        <w:pStyle w:val="Heading3"/>
+      </w:pPr>
+      <w:r>
+        <w:t xml:space="preserve">4.12 Replace Windows</w:t>
+      </w:r>
+    </w:p>
+    <w:p>
+      <w:pPr>
+        <w:pStyle w:val="FirstParagraph"/>
+      </w:pPr>
+      <w:r>
+        <w:rPr>
+          <w:i/>
+          <w:iCs/>
+        </w:rPr>
+        <w:t xml:space="preserve">Problem</w:t>
+      </w:r>
+    </w:p>
+    <w:p>
+      <w:pPr>
+        <w:pStyle w:val="BodyText"/>
+      </w:pPr>
       <w:r>
         <w:rPr>
           <w:b/>
           <w:bCs/>
         </w:rPr>
+        <w:t xml:space="preserve">Need to get the description of the problem</w:t>
+      </w:r>
+    </w:p>
+    <w:p>
+      <w:pPr>
+        <w:pStyle w:val="BodyText"/>
+      </w:pPr>
+      <w:r>
+        <w:rPr>
+          <w:i/>
+          <w:iCs/>
+        </w:rPr>
+        <w:t xml:space="preserve">Recommendation</w:t>
+      </w:r>
+    </w:p>
+    <w:p>
+      <w:pPr>
+        <w:pStyle w:val="BodyText"/>
+      </w:pPr>
+      <w:r>
+        <w:t xml:space="preserve">Replace single-paned windows with double- or triple-paned windows and ensure the frames are airsealed. We recommend installing windows that are Energy Star certified for</w:t>
+      </w:r>
+      <w:r>
         <w:t xml:space="preserve"> </w:t>
       </w:r>
+      <w:r>
+        <w:t xml:space="preserve">‘Northern’</w:t>
+      </w:r>
+      <w:r>
+        <w:t xml:space="preserve"> </w:t>
+      </w:r>
+      <w:r>
+        <w:t xml:space="preserve">climate.</w:t>
+      </w:r>
+      <w:r>
+        <w:rPr>
+          <w:i/>
+          <w:iCs/>
+        </w:rPr>
+        <w:t xml:space="preserve">Estimated Costs/Benefits/Incentives</w:t>
+      </w:r>
+    </w:p>
+    <w:p>
+      <w:pPr>
+        <w:pStyle w:val="BodyText"/>
+      </w:pPr>
+      <w:r>
+        <w:t xml:space="preserve">New windows are not eligible for federal or state funding in second homes.</w:t>
+      </w:r>
+    </w:p>
+    <w:bookmarkEnd w:id="53"/>
+    <w:bookmarkStart w:id="54" w:name="replace-doors"/>
+    <w:p>
+      <w:pPr>
+        <w:pStyle w:val="Heading3"/>
+      </w:pPr>
+      <w:r>
+        <w:t xml:space="preserve">4.13 Replace Doors</w:t>
+      </w:r>
+    </w:p>
+    <w:p>
+      <w:pPr>
+        <w:pStyle w:val="FirstParagraph"/>
+      </w:pPr>
+      <w:r>
+        <w:rPr>
+          <w:i/>
+          <w:iCs/>
+        </w:rPr>
+        <w:t xml:space="preserve">Problem</w:t>
+      </w:r>
+    </w:p>
+    <w:p>
+      <w:pPr>
+        <w:pStyle w:val="BodyText"/>
+      </w:pPr>
       <w:r>
         <w:rPr>
           <w:b/>
           <w:bCs/>
         </w:rPr>
-        <w:t xml:space="preserve">“This example freezer would save $XX in electricity each month and pay for itself within XX months.”</w:t>
-      </w:r>
-    </w:p>
-    <w:bookmarkEnd w:id="47"/>
-    <w:bookmarkStart w:id="48" w:name="induction-stoveoven"/>
-    <w:p>
-      <w:pPr>
-        <w:pStyle w:val="Heading3"/>
-      </w:pPr>
-      <w:r>
-        <w:t xml:space="preserve">4.7 Induction Stove/Oven</w:t>
-      </w:r>
-    </w:p>
-    <w:p>
-      <w:pPr>
-        <w:pStyle w:val="FirstParagraph"/>
+        <w:t xml:space="preserve">Need to get the description of the problem</w:t>
+      </w:r>
+    </w:p>
+    <w:p>
+      <w:pPr>
+        <w:pStyle w:val="BodyText"/>
       </w:pPr>
       <w:r>
         <w:rPr>
           <w:i/>
           <w:iCs/>
         </w:rPr>
-        <w:t xml:space="preserve">Problem</w:t>
+        <w:t xml:space="preserve">Recommendation</w:t>
       </w:r>
     </w:p>
     <w:p>
@@ -4846,19 +4477,26 @@
         <w:pStyle w:val="BodyText"/>
       </w:pPr>
       <w:r>
-        <w:t xml:space="preserve">Your gas range has the potential to release propane, carbon monoxide, and combustion gases into your house. Gas ranges are also inefficient at transferring heat to your food at 32% efficiency, compared to 85% efficiency for induction cooktops.</w:t>
-      </w:r>
-    </w:p>
-    <w:p>
-      <w:pPr>
-        <w:pStyle w:val="BodyText"/>
-      </w:pPr>
+        <w:t xml:space="preserve">Replace uninsulated exterior doors and ensure new doors are insulated and properly weatherstripped. We recommend installing doors that are Energy Star certified for</w:t>
+      </w:r>
+      <w:r>
+        <w:t xml:space="preserve"> </w:t>
+      </w:r>
+      <w:r>
+        <w:t xml:space="preserve">‘Northern’</w:t>
+      </w:r>
+      <w:r>
+        <w:t xml:space="preserve"> </w:t>
+      </w:r>
+      <w:r>
+        <w:t xml:space="preserve">climate.</w:t>
+      </w:r>
       <w:r>
         <w:rPr>
           <w:i/>
           <w:iCs/>
         </w:rPr>
-        <w:t xml:space="preserve">Recommendation</w:t>
+        <w:t xml:space="preserve">Estimated Costs/Benefits/Incentives</w:t>
       </w:r>
     </w:p>
     <w:p>
@@ -4866,7 +4504,26 @@
         <w:pStyle w:val="BodyText"/>
       </w:pPr>
       <w:r>
-        <w:t xml:space="preserve">Induction cooking appliances are more efficient and safer than electric or gas ones. There is no risk of carbon monoxide or other harmful combustion gases, and the surface doesn’t heat up without a pot or pan on it.</w:t>
+        <w:t xml:space="preserve">New doors are not eligible for federal or state funding in second homes.</w:t>
+      </w:r>
+    </w:p>
+    <w:bookmarkEnd w:id="54"/>
+    <w:bookmarkEnd w:id="55"/>
+    <w:bookmarkStart w:id="56" w:name="additional-resources"/>
+    <w:p>
+      <w:pPr>
+        <w:pStyle w:val="Heading2"/>
+      </w:pPr>
+      <w:r>
+        <w:t xml:space="preserve">5 Additional Resources</w:t>
+      </w:r>
+    </w:p>
+    <w:p>
+      <w:pPr>
+        <w:pStyle w:val="FirstParagraph"/>
+      </w:pPr>
+      <w:r>
+        <w:t xml:space="preserve">Many home efficiency upgrades are eligible for Efficiency Maine rebates and federal tax credits. Financial incentives vary based on income level and type of occupancy. An overview of all state rebates and federal tax credits can be found here: https://www.efficiencymaine.com/at-home/.</w:t>
       </w:r>
     </w:p>
     <w:p>
@@ -4874,11 +4531,7 @@
         <w:pStyle w:val="BodyText"/>
       </w:pPr>
       <w:r>
-        <w:rPr>
-          <w:i/>
-          <w:iCs/>
-        </w:rPr>
-        <w:t xml:space="preserve">Estimated Cost/Benefits/Incentives</w:t>
+        <w:t xml:space="preserve">You can search for Efficiency Maine registered contractors here: https://www.efficiencymaine.com/at-home/vendor-locator/.</w:t>
       </w:r>
     </w:p>
     <w:p>
@@ -4886,17 +4539,1184 @@
         <w:pStyle w:val="BodyText"/>
       </w:pPr>
       <w:r>
-        <w:t xml:space="preserve">Currently, Efficiency Maine does not offer a rebate for induction stoves. If you’re interested in trying out induction cooking but don’t want to replace your kitchen stove, consider buying a portable induction cooktop, which costs less than $100.</w:t>
-      </w:r>
-    </w:p>
-    <w:bookmarkEnd w:id="48"/>
-    <w:bookmarkStart w:id="49" w:name="heat-pump-water-heater"/>
+        <w:t xml:space="preserve">We recommend discussing a whole-home plan for insulation and air sealing work in the basement, walls, and attic with contractors to determine how to best sequence the work to take full advantage of the Efficiency Maine rebates (which are subject to lifetime maximums) and nonrefundable federal tax credits (which are subject to annual maximums).</w:t>
+      </w:r>
+    </w:p>
+    <w:p>
+      <w:pPr>
+        <w:pStyle w:val="BodyText"/>
+      </w:pPr>
+      <w:r>
+        <w:t xml:space="preserve">Efficiency Maine also offers home energy loans to help homeowners who are Maine residents pay for energy and related health and safety upgrades. There are no fees, and interest rates for multi-year loans are between 5.99% (max $7,500) and 7.99% (max $25,000), depending on income level. Low- and moderate-income homeowners who borrow the full $7,500 and pay it back over 10 years will pay a monthly cost of $83. There is also a 1-year, 0% APR option. To learn more or apply, call 866-376-2463 or visit https://www.efficiencymaine.com/home-energy-loans/</w:t>
+      </w:r>
+    </w:p>
+    <w:bookmarkEnd w:id="56"/>
+    <w:bookmarkStart w:id="70" w:name="section-four-tests"/>
+    <w:p>
+      <w:pPr>
+        <w:pStyle w:val="Heading2"/>
+      </w:pPr>
+      <w:r>
+        <w:t xml:space="preserve">6 Section Four Tests</w:t>
+      </w:r>
+    </w:p>
+    <w:p>
+      <w:pPr>
+        <w:pStyle w:val="SourceCode"/>
+      </w:pPr>
+      <w:r>
+        <w:rPr>
+          <w:rStyle w:val="CommentTok"/>
+        </w:rPr>
+        <w:t xml:space="preserve"># for (i in 1:length(ranked_sect_4_problem_text)) {</w:t>
+      </w:r>
+      <w:r>
+        <w:br/>
+      </w:r>
+      <w:r>
+        <w:rPr>
+          <w:rStyle w:val="CommentTok"/>
+        </w:rPr>
+        <w:t xml:space="preserve">#   cat(ranked_sect_4_problem_text$Problem)</w:t>
+      </w:r>
+      <w:r>
+        <w:br/>
+      </w:r>
+      <w:r>
+        <w:rPr>
+          <w:rStyle w:val="CommentTok"/>
+        </w:rPr>
+        <w:t xml:space="preserve"># }</w:t>
+      </w:r>
+      <w:r>
+        <w:br/>
+      </w:r>
+      <w:r>
+        <w:br/>
+      </w:r>
+      <w:r>
+        <w:rPr>
+          <w:rStyle w:val="CommentTok"/>
+        </w:rPr>
+        <w:t xml:space="preserve"># Create a vector filled with random normal values</w:t>
+      </w:r>
+      <w:r>
+        <w:br/>
+      </w:r>
+      <w:r>
+        <w:br/>
+      </w:r>
+      <w:r>
+        <w:rPr>
+          <w:rStyle w:val="NormalTok"/>
+        </w:rPr>
+        <w:t xml:space="preserve">name.vec </w:t>
+      </w:r>
+      <w:r>
+        <w:rPr>
+          <w:rStyle w:val="OtherTok"/>
+        </w:rPr>
+        <w:t xml:space="preserve">&lt;-</w:t>
+      </w:r>
+      <w:r>
+        <w:rPr>
+          <w:rStyle w:val="NormalTok"/>
+        </w:rPr>
+        <w:t xml:space="preserve"> </w:t>
+      </w:r>
+      <w:r>
+        <w:rPr>
+          <w:rStyle w:val="FunctionTok"/>
+        </w:rPr>
+        <w:t xml:space="preserve">as.vector</w:t>
+      </w:r>
+      <w:r>
+        <w:rPr>
+          <w:rStyle w:val="NormalTok"/>
+        </w:rPr>
+        <w:t xml:space="preserve">(ranked_sect_4_problem_text</w:t>
+      </w:r>
+      <w:r>
+        <w:rPr>
+          <w:rStyle w:val="SpecialCharTok"/>
+        </w:rPr>
+        <w:t xml:space="preserve">$</w:t>
+      </w:r>
+      <w:r>
+        <w:rPr>
+          <w:rStyle w:val="NormalTok"/>
+        </w:rPr>
+        <w:t xml:space="preserve">Problem) </w:t>
+      </w:r>
+      <w:r>
+        <w:br/>
+      </w:r>
+      <w:r>
+        <w:br/>
+      </w:r>
+      <w:r>
+        <w:rPr>
+          <w:rStyle w:val="NormalTok"/>
+        </w:rPr>
+        <w:t xml:space="preserve">name.vec2 </w:t>
+      </w:r>
+      <w:r>
+        <w:rPr>
+          <w:rStyle w:val="OtherTok"/>
+        </w:rPr>
+        <w:t xml:space="preserve">&lt;-</w:t>
+      </w:r>
+      <w:r>
+        <w:rPr>
+          <w:rStyle w:val="NormalTok"/>
+        </w:rPr>
+        <w:t xml:space="preserve"> </w:t>
+      </w:r>
+      <w:r>
+        <w:rPr>
+          <w:rStyle w:val="FunctionTok"/>
+        </w:rPr>
+        <w:t xml:space="preserve">as.vector</w:t>
+      </w:r>
+      <w:r>
+        <w:rPr>
+          <w:rStyle w:val="NormalTok"/>
+        </w:rPr>
+        <w:t xml:space="preserve">(ranked_sect_4_problem_text</w:t>
+      </w:r>
+      <w:r>
+        <w:rPr>
+          <w:rStyle w:val="SpecialCharTok"/>
+        </w:rPr>
+        <w:t xml:space="preserve">$</w:t>
+      </w:r>
+      <w:r>
+        <w:rPr>
+          <w:rStyle w:val="NormalTok"/>
+        </w:rPr>
+        <w:t xml:space="preserve">Problem)</w:t>
+      </w:r>
+      <w:r>
+        <w:br/>
+      </w:r>
+      <w:r>
+        <w:rPr>
+          <w:rStyle w:val="CommentTok"/>
+        </w:rPr>
+        <w:t xml:space="preserve">#u1 &lt;- rnorm(30)</w:t>
+      </w:r>
+      <w:r>
+        <w:br/>
+      </w:r>
+      <w:r>
+        <w:rPr>
+          <w:rStyle w:val="CommentTok"/>
+        </w:rPr>
+        <w:t xml:space="preserve">#print("This loop calculates the square of the first 10 elements of vector u1")</w:t>
+      </w:r>
+      <w:r>
+        <w:br/>
+      </w:r>
+      <w:r>
+        <w:br/>
+      </w:r>
+      <w:r>
+        <w:rPr>
+          <w:rStyle w:val="CommentTok"/>
+        </w:rPr>
+        <w:t xml:space="preserve"># # Initialize `usq`</w:t>
+      </w:r>
+      <w:r>
+        <w:br/>
+      </w:r>
+      <w:r>
+        <w:rPr>
+          <w:rStyle w:val="CommentTok"/>
+        </w:rPr>
+        <w:t xml:space="preserve"># usq &lt;- ""</w:t>
+      </w:r>
+      <w:r>
+        <w:br/>
+      </w:r>
+      <w:r>
+        <w:br/>
+      </w:r>
+      <w:r>
+        <w:rPr>
+          <w:rStyle w:val="ControlFlowTok"/>
+        </w:rPr>
+        <w:t xml:space="preserve">for</w:t>
+      </w:r>
+      <w:r>
+        <w:rPr>
+          <w:rStyle w:val="NormalTok"/>
+        </w:rPr>
+        <w:t xml:space="preserve"> (i </w:t>
+      </w:r>
+      <w:r>
+        <w:rPr>
+          <w:rStyle w:val="ControlFlowTok"/>
+        </w:rPr>
+        <w:t xml:space="preserve">in</w:t>
+      </w:r>
+      <w:r>
+        <w:rPr>
+          <w:rStyle w:val="NormalTok"/>
+        </w:rPr>
+        <w:t xml:space="preserve"> </w:t>
+      </w:r>
+      <w:r>
+        <w:rPr>
+          <w:rStyle w:val="DecValTok"/>
+        </w:rPr>
+        <w:t xml:space="preserve">1</w:t>
+      </w:r>
+      <w:r>
+        <w:rPr>
+          <w:rStyle w:val="SpecialCharTok"/>
+        </w:rPr>
+        <w:t xml:space="preserve">:</w:t>
+      </w:r>
+      <w:r>
+        <w:rPr>
+          <w:rStyle w:val="NormalTok"/>
+        </w:rPr>
+        <w:t xml:space="preserve"> </w:t>
+      </w:r>
+      <w:r>
+        <w:rPr>
+          <w:rStyle w:val="FunctionTok"/>
+        </w:rPr>
+        <w:t xml:space="preserve">nrow</w:t>
+      </w:r>
+      <w:r>
+        <w:rPr>
+          <w:rStyle w:val="NormalTok"/>
+        </w:rPr>
+        <w:t xml:space="preserve">(ranked_sect_4_problem_text)) {</w:t>
+      </w:r>
+      <w:r>
+        <w:br/>
+      </w:r>
+      <w:r>
+        <w:rPr>
+          <w:rStyle w:val="NormalTok"/>
+        </w:rPr>
+        <w:t xml:space="preserve">    </w:t>
+      </w:r>
+      <w:r>
+        <w:rPr>
+          <w:rStyle w:val="CommentTok"/>
+        </w:rPr>
+        <w:t xml:space="preserve"># i-th element of `u1` squared into `i`-th position of `usq`</w:t>
+      </w:r>
+      <w:r>
+        <w:br/>
+      </w:r>
+      <w:r>
+        <w:rPr>
+          <w:rStyle w:val="NormalTok"/>
+        </w:rPr>
+        <w:t xml:space="preserve">   </w:t>
+      </w:r>
+      <w:r>
+        <w:br/>
+      </w:r>
+      <w:r>
+        <w:rPr>
+          <w:rStyle w:val="NormalTok"/>
+        </w:rPr>
+        <w:t xml:space="preserve">    </w:t>
+      </w:r>
+      <w:r>
+        <w:rPr>
+          <w:rStyle w:val="FunctionTok"/>
+        </w:rPr>
+        <w:t xml:space="preserve">cat</w:t>
+      </w:r>
+      <w:r>
+        <w:rPr>
+          <w:rStyle w:val="NormalTok"/>
+        </w:rPr>
+        <w:t xml:space="preserve">(</w:t>
+      </w:r>
+      <w:r>
+        <w:rPr>
+          <w:rStyle w:val="StringTok"/>
+        </w:rPr>
+        <w:t xml:space="preserve">"###"</w:t>
+      </w:r>
+      <w:r>
+        <w:rPr>
+          <w:rStyle w:val="NormalTok"/>
+        </w:rPr>
+        <w:t xml:space="preserve">, ranked_sect_4_problem_text</w:t>
+      </w:r>
+      <w:r>
+        <w:rPr>
+          <w:rStyle w:val="SpecialCharTok"/>
+        </w:rPr>
+        <w:t xml:space="preserve">$</w:t>
+      </w:r>
+      <w:r>
+        <w:rPr>
+          <w:rStyle w:val="NormalTok"/>
+        </w:rPr>
+        <w:t xml:space="preserve">Recommendations[i] , </w:t>
+      </w:r>
+      <w:r>
+        <w:rPr>
+          <w:rStyle w:val="StringTok"/>
+        </w:rPr>
+        <w:t xml:space="preserve">"</w:t>
+      </w:r>
+      <w:r>
+        <w:rPr>
+          <w:rStyle w:val="SpecialCharTok"/>
+        </w:rPr>
+        <w:t xml:space="preserve">\n</w:t>
+      </w:r>
+      <w:r>
+        <w:rPr>
+          <w:rStyle w:val="StringTok"/>
+        </w:rPr>
+        <w:t xml:space="preserve">"</w:t>
+      </w:r>
+      <w:r>
+        <w:rPr>
+          <w:rStyle w:val="NormalTok"/>
+        </w:rPr>
+        <w:t xml:space="preserve">)</w:t>
+      </w:r>
+      <w:r>
+        <w:br/>
+      </w:r>
+      <w:r>
+        <w:rPr>
+          <w:rStyle w:val="NormalTok"/>
+        </w:rPr>
+        <w:t xml:space="preserve">}</w:t>
+      </w:r>
+    </w:p>
+    <w:bookmarkStart w:id="57" w:name="leds-1"/>
     <w:p>
       <w:pPr>
         <w:pStyle w:val="Heading3"/>
       </w:pPr>
       <w:r>
-        <w:t xml:space="preserve">4.8 Heat Pump Water Heater</w:t>
+        <w:t xml:space="preserve">6.1 LEDs</w:t>
+      </w:r>
+    </w:p>
+    <w:bookmarkEnd w:id="57"/>
+    <w:bookmarkStart w:id="58" w:name="windowdressers"/>
+    <w:p>
+      <w:pPr>
+        <w:pStyle w:val="Heading3"/>
+      </w:pPr>
+      <w:r>
+        <w:t xml:space="preserve">6.2 WindowDressers</w:t>
+      </w:r>
+    </w:p>
+    <w:bookmarkEnd w:id="58"/>
+    <w:bookmarkStart w:id="59" w:name="gutters-1"/>
+    <w:p>
+      <w:pPr>
+        <w:pStyle w:val="Heading3"/>
+      </w:pPr>
+      <w:r>
+        <w:t xml:space="preserve">6.3 Gutters</w:t>
+      </w:r>
+    </w:p>
+    <w:bookmarkEnd w:id="59"/>
+    <w:bookmarkStart w:id="60" w:name="attic-air-sealing-and-insulation"/>
+    <w:p>
+      <w:pPr>
+        <w:pStyle w:val="Heading3"/>
+      </w:pPr>
+      <w:r>
+        <w:t xml:space="preserve">6.4 Attic Air Sealing and Insulation</w:t>
+      </w:r>
+    </w:p>
+    <w:bookmarkEnd w:id="60"/>
+    <w:bookmarkStart w:id="61" w:name="blown-in-cellulose-wall-insulation"/>
+    <w:p>
+      <w:pPr>
+        <w:pStyle w:val="Heading3"/>
+      </w:pPr>
+      <w:r>
+        <w:t xml:space="preserve">6.5 Blown-in Cellulose Wall Insulation</w:t>
+      </w:r>
+    </w:p>
+    <w:bookmarkEnd w:id="61"/>
+    <w:bookmarkStart w:id="62" w:name="continuous-exterior-wall-insulation-1"/>
+    <w:p>
+      <w:pPr>
+        <w:pStyle w:val="Heading3"/>
+      </w:pPr>
+      <w:r>
+        <w:t xml:space="preserve">6.6 Continuous Exterior Wall Insulation</w:t>
+      </w:r>
+    </w:p>
+    <w:bookmarkEnd w:id="62"/>
+    <w:bookmarkStart w:id="63" w:name="electrical-panel-upgrade-1"/>
+    <w:p>
+      <w:pPr>
+        <w:pStyle w:val="Heading3"/>
+      </w:pPr>
+      <w:r>
+        <w:t xml:space="preserve">6.7 Electrical Panel Upgrade</w:t>
+      </w:r>
+    </w:p>
+    <w:bookmarkEnd w:id="63"/>
+    <w:bookmarkStart w:id="64" w:name="whole-house-surge-protection-1"/>
+    <w:p>
+      <w:pPr>
+        <w:pStyle w:val="Heading3"/>
+      </w:pPr>
+      <w:r>
+        <w:t xml:space="preserve">6.8 Whole-House Surge Protection</w:t>
+      </w:r>
+    </w:p>
+    <w:bookmarkEnd w:id="64"/>
+    <w:bookmarkStart w:id="65" w:name="diy-air-sealing-1"/>
+    <w:p>
+      <w:pPr>
+        <w:pStyle w:val="Heading3"/>
+      </w:pPr>
+      <w:r>
+        <w:t xml:space="preserve">6.9 DIY Air Sealing</w:t>
+      </w:r>
+    </w:p>
+    <w:bookmarkEnd w:id="65"/>
+    <w:bookmarkStart w:id="66" w:name="replace-windows-1"/>
+    <w:p>
+      <w:pPr>
+        <w:pStyle w:val="Heading3"/>
+      </w:pPr>
+      <w:r>
+        <w:t xml:space="preserve">6.10 Replace Windows</w:t>
+      </w:r>
+    </w:p>
+    <w:bookmarkEnd w:id="66"/>
+    <w:bookmarkStart w:id="67" w:name="replace-doors-1"/>
+    <w:p>
+      <w:pPr>
+        <w:pStyle w:val="Heading3"/>
+      </w:pPr>
+      <w:r>
+        <w:t xml:space="preserve">6.11 Replace Doors</w:t>
+      </w:r>
+    </w:p>
+    <w:bookmarkEnd w:id="67"/>
+    <w:bookmarkStart w:id="68" w:name="other-1-1"/>
+    <w:p>
+      <w:pPr>
+        <w:pStyle w:val="Heading3"/>
+      </w:pPr>
+      <w:r>
+        <w:t xml:space="preserve">6.12 Other 1</w:t>
+      </w:r>
+    </w:p>
+    <w:bookmarkEnd w:id="68"/>
+    <w:bookmarkStart w:id="69" w:name="other-2-1"/>
+    <w:p>
+      <w:pPr>
+        <w:pStyle w:val="Heading3"/>
+      </w:pPr>
+      <w:r>
+        <w:t xml:space="preserve">6.13 Other 2</w:t>
+      </w:r>
+    </w:p>
+    <w:p>
+      <w:pPr>
+        <w:pStyle w:val="SourceCode"/>
+      </w:pPr>
+      <w:r>
+        <w:rPr>
+          <w:rStyle w:val="CommentTok"/>
+        </w:rPr>
+        <w:t xml:space="preserve"># if( window_dressers == TRUE){</w:t>
+      </w:r>
+      <w:r>
+        <w:br/>
+      </w:r>
+      <w:r>
+        <w:rPr>
+          <w:rStyle w:val="CommentTok"/>
+        </w:rPr>
+        <w:t xml:space="preserve">#   cat(ranked_sect_4_problem_text)</w:t>
+      </w:r>
+      <w:r>
+        <w:br/>
+      </w:r>
+      <w:r>
+        <w:rPr>
+          <w:rStyle w:val="CommentTok"/>
+        </w:rPr>
+        <w:t xml:space="preserve"># }else{</w:t>
+      </w:r>
+      <w:r>
+        <w:br/>
+      </w:r>
+      <w:r>
+        <w:rPr>
+          <w:rStyle w:val="CommentTok"/>
+        </w:rPr>
+        <w:t xml:space="preserve">#   cat("")</w:t>
+      </w:r>
+      <w:r>
+        <w:br/>
+      </w:r>
+      <w:r>
+        <w:rPr>
+          <w:rStyle w:val="CommentTok"/>
+        </w:rPr>
+        <w:t xml:space="preserve"># }</w:t>
+      </w:r>
+      <w:r>
+        <w:br/>
+      </w:r>
+      <w:r>
+        <w:rPr>
+          <w:rStyle w:val="CommentTok"/>
+        </w:rPr>
+        <w:t xml:space="preserve"># </w:t>
+      </w:r>
+      <w:r>
+        <w:br/>
+      </w:r>
+      <w:r>
+        <w:rPr>
+          <w:rStyle w:val="CommentTok"/>
+        </w:rPr>
+        <w:t xml:space="preserve"># if(window_dressers == TRUE){</w:t>
+      </w:r>
+      <w:r>
+        <w:br/>
+      </w:r>
+      <w:r>
+        <w:rPr>
+          <w:rStyle w:val="CommentTok"/>
+        </w:rPr>
+        <w:t xml:space="preserve">#   cat(auto_window_dressers$Description</w:t>
+      </w:r>
+      <w:r>
+        <w:br/>
+      </w:r>
+      <w:r>
+        <w:rPr>
+          <w:rStyle w:val="CommentTok"/>
+        </w:rPr>
+        <w:t xml:space="preserve">#     </w:t>
+      </w:r>
+      <w:r>
+        <w:br/>
+      </w:r>
+      <w:r>
+        <w:rPr>
+          <w:rStyle w:val="CommentTok"/>
+        </w:rPr>
+        <w:t xml:space="preserve">#   )</w:t>
+      </w:r>
+      <w:r>
+        <w:br/>
+      </w:r>
+      <w:r>
+        <w:rPr>
+          <w:rStyle w:val="CommentTok"/>
+        </w:rPr>
+        <w:t xml:space="preserve"># }else{</w:t>
+      </w:r>
+      <w:r>
+        <w:br/>
+      </w:r>
+      <w:r>
+        <w:rPr>
+          <w:rStyle w:val="CommentTok"/>
+        </w:rPr>
+        <w:t xml:space="preserve">#   cat("")</w:t>
+      </w:r>
+      <w:r>
+        <w:br/>
+      </w:r>
+      <w:r>
+        <w:rPr>
+          <w:rStyle w:val="CommentTok"/>
+        </w:rPr>
+        <w:t xml:space="preserve">#   }</w:t>
+      </w:r>
+      <w:r>
+        <w:br/>
+      </w:r>
+      <w:r>
+        <w:rPr>
+          <w:rStyle w:val="CommentTok"/>
+        </w:rPr>
+        <w:t xml:space="preserve"># </w:t>
+      </w:r>
+      <w:r>
+        <w:br/>
+      </w:r>
+      <w:r>
+        <w:rPr>
+          <w:rStyle w:val="CommentTok"/>
+        </w:rPr>
+        <w:t xml:space="preserve"># if(window_dressers == TRUE){</w:t>
+      </w:r>
+      <w:r>
+        <w:br/>
+      </w:r>
+      <w:r>
+        <w:rPr>
+          <w:rStyle w:val="CommentTok"/>
+        </w:rPr>
+        <w:t xml:space="preserve">#   cat("</w:t>
+      </w:r>
+      <w:r>
+        <w:br/>
+      </w:r>
+      <w:r>
+        <w:rPr>
+          <w:rStyle w:val="CommentTok"/>
+        </w:rPr>
+        <w:t xml:space="preserve"># *Estimated Cost/Benefits/Incentives*</w:t>
+      </w:r>
+      <w:r>
+        <w:br/>
+      </w:r>
+      <w:r>
+        <w:rPr>
+          <w:rStyle w:val="CommentTok"/>
+        </w:rPr>
+        <w:t xml:space="preserve"># </w:t>
+      </w:r>
+      <w:r>
+        <w:br/>
+      </w:r>
+      <w:r>
+        <w:rPr>
+          <w:rStyle w:val="CommentTok"/>
+        </w:rPr>
+        <w:t xml:space="preserve"># ",auto_window_dresserds_estimates$Description)</w:t>
+      </w:r>
+      <w:r>
+        <w:br/>
+      </w:r>
+      <w:r>
+        <w:rPr>
+          <w:rStyle w:val="CommentTok"/>
+        </w:rPr>
+        <w:t xml:space="preserve"># }else{</w:t>
+      </w:r>
+      <w:r>
+        <w:br/>
+      </w:r>
+      <w:r>
+        <w:rPr>
+          <w:rStyle w:val="CommentTok"/>
+        </w:rPr>
+        <w:t xml:space="preserve">#   cat("")</w:t>
+      </w:r>
+      <w:r>
+        <w:br/>
+      </w:r>
+      <w:r>
+        <w:rPr>
+          <w:rStyle w:val="CommentTok"/>
+        </w:rPr>
+        <w:t xml:space="preserve">#   }</w:t>
+      </w:r>
+      <w:r>
+        <w:br/>
+      </w:r>
+      <w:r>
+        <w:br/>
+      </w:r>
+      <w:r>
+        <w:rPr>
+          <w:rStyle w:val="NormalTok"/>
+        </w:rPr>
+        <w:t xml:space="preserve">df </w:t>
+      </w:r>
+      <w:r>
+        <w:rPr>
+          <w:rStyle w:val="OtherTok"/>
+        </w:rPr>
+        <w:t xml:space="preserve">&lt;-</w:t>
+      </w:r>
+      <w:r>
+        <w:rPr>
+          <w:rStyle w:val="NormalTok"/>
+        </w:rPr>
+        <w:t xml:space="preserve"> </w:t>
+      </w:r>
+      <w:r>
+        <w:rPr>
+          <w:rStyle w:val="FunctionTok"/>
+        </w:rPr>
+        <w:t xml:space="preserve">data.frame</w:t>
+      </w:r>
+      <w:r>
+        <w:rPr>
+          <w:rStyle w:val="NormalTok"/>
+        </w:rPr>
+        <w:t xml:space="preserve">(</w:t>
+      </w:r>
+      <w:r>
+        <w:br/>
+      </w:r>
+      <w:r>
+        <w:rPr>
+          <w:rStyle w:val="NormalTok"/>
+        </w:rPr>
+        <w:t xml:space="preserve">  </w:t>
+      </w:r>
+      <w:r>
+        <w:rPr>
+          <w:rStyle w:val="AttributeTok"/>
+        </w:rPr>
+        <w:t xml:space="preserve">Name =</w:t>
+      </w:r>
+      <w:r>
+        <w:rPr>
+          <w:rStyle w:val="NormalTok"/>
+        </w:rPr>
+        <w:t xml:space="preserve"> </w:t>
+      </w:r>
+      <w:r>
+        <w:rPr>
+          <w:rStyle w:val="FunctionTok"/>
+        </w:rPr>
+        <w:t xml:space="preserve">c</w:t>
+      </w:r>
+      <w:r>
+        <w:rPr>
+          <w:rStyle w:val="NormalTok"/>
+        </w:rPr>
+        <w:t xml:space="preserve">(</w:t>
+      </w:r>
+      <w:r>
+        <w:rPr>
+          <w:rStyle w:val="StringTok"/>
+        </w:rPr>
+        <w:t xml:space="preserve">"Alice"</w:t>
+      </w:r>
+      <w:r>
+        <w:rPr>
+          <w:rStyle w:val="NormalTok"/>
+        </w:rPr>
+        <w:t xml:space="preserve">, </w:t>
+      </w:r>
+      <w:r>
+        <w:rPr>
+          <w:rStyle w:val="StringTok"/>
+        </w:rPr>
+        <w:t xml:space="preserve">"Bob"</w:t>
+      </w:r>
+      <w:r>
+        <w:rPr>
+          <w:rStyle w:val="NormalTok"/>
+        </w:rPr>
+        <w:t xml:space="preserve">, </w:t>
+      </w:r>
+      <w:r>
+        <w:rPr>
+          <w:rStyle w:val="StringTok"/>
+        </w:rPr>
+        <w:t xml:space="preserve">"Carol"</w:t>
+      </w:r>
+      <w:r>
+        <w:rPr>
+          <w:rStyle w:val="NormalTok"/>
+        </w:rPr>
+        <w:t xml:space="preserve">, </w:t>
+      </w:r>
+      <w:r>
+        <w:rPr>
+          <w:rStyle w:val="StringTok"/>
+        </w:rPr>
+        <w:t xml:space="preserve">"Dave"</w:t>
+      </w:r>
+      <w:r>
+        <w:rPr>
+          <w:rStyle w:val="NormalTok"/>
+        </w:rPr>
+        <w:t xml:space="preserve">, </w:t>
+      </w:r>
+      <w:r>
+        <w:rPr>
+          <w:rStyle w:val="StringTok"/>
+        </w:rPr>
+        <w:t xml:space="preserve">"Eve"</w:t>
+      </w:r>
+      <w:r>
+        <w:rPr>
+          <w:rStyle w:val="NormalTok"/>
+        </w:rPr>
+        <w:t xml:space="preserve">, </w:t>
+      </w:r>
+      <w:r>
+        <w:rPr>
+          <w:rStyle w:val="StringTok"/>
+        </w:rPr>
+        <w:t xml:space="preserve">"Frank"</w:t>
+      </w:r>
+      <w:r>
+        <w:rPr>
+          <w:rStyle w:val="NormalTok"/>
+        </w:rPr>
+        <w:t xml:space="preserve">),</w:t>
+      </w:r>
+      <w:r>
+        <w:br/>
+      </w:r>
+      <w:r>
+        <w:rPr>
+          <w:rStyle w:val="NormalTok"/>
+        </w:rPr>
+        <w:t xml:space="preserve">  </w:t>
+      </w:r>
+      <w:r>
+        <w:rPr>
+          <w:rStyle w:val="AttributeTok"/>
+        </w:rPr>
+        <w:t xml:space="preserve">Score =</w:t>
+      </w:r>
+      <w:r>
+        <w:rPr>
+          <w:rStyle w:val="NormalTok"/>
+        </w:rPr>
+        <w:t xml:space="preserve"> </w:t>
+      </w:r>
+      <w:r>
+        <w:rPr>
+          <w:rStyle w:val="FunctionTok"/>
+        </w:rPr>
+        <w:t xml:space="preserve">c</w:t>
+      </w:r>
+      <w:r>
+        <w:rPr>
+          <w:rStyle w:val="NormalTok"/>
+        </w:rPr>
+        <w:t xml:space="preserve">(</w:t>
+      </w:r>
+      <w:r>
+        <w:rPr>
+          <w:rStyle w:val="DecValTok"/>
+        </w:rPr>
+        <w:t xml:space="preserve">90</w:t>
+      </w:r>
+      <w:r>
+        <w:rPr>
+          <w:rStyle w:val="NormalTok"/>
+        </w:rPr>
+        <w:t xml:space="preserve">, </w:t>
+      </w:r>
+      <w:r>
+        <w:rPr>
+          <w:rStyle w:val="DecValTok"/>
+        </w:rPr>
+        <w:t xml:space="preserve">85</w:t>
+      </w:r>
+      <w:r>
+        <w:rPr>
+          <w:rStyle w:val="NormalTok"/>
+        </w:rPr>
+        <w:t xml:space="preserve">, </w:t>
+      </w:r>
+      <w:r>
+        <w:rPr>
+          <w:rStyle w:val="DecValTok"/>
+        </w:rPr>
+        <w:t xml:space="preserve">88</w:t>
+      </w:r>
+      <w:r>
+        <w:rPr>
+          <w:rStyle w:val="NormalTok"/>
+        </w:rPr>
+        <w:t xml:space="preserve">, </w:t>
+      </w:r>
+      <w:r>
+        <w:rPr>
+          <w:rStyle w:val="DecValTok"/>
+        </w:rPr>
+        <w:t xml:space="preserve">92</w:t>
+      </w:r>
+      <w:r>
+        <w:rPr>
+          <w:rStyle w:val="NormalTok"/>
+        </w:rPr>
+        <w:t xml:space="preserve">, </w:t>
+      </w:r>
+      <w:r>
+        <w:rPr>
+          <w:rStyle w:val="DecValTok"/>
+        </w:rPr>
+        <w:t xml:space="preserve">95</w:t>
+      </w:r>
+      <w:r>
+        <w:rPr>
+          <w:rStyle w:val="NormalTok"/>
+        </w:rPr>
+        <w:t xml:space="preserve">, </w:t>
+      </w:r>
+      <w:r>
+        <w:rPr>
+          <w:rStyle w:val="DecValTok"/>
+        </w:rPr>
+        <w:t xml:space="preserve">87</w:t>
+      </w:r>
+      <w:r>
+        <w:rPr>
+          <w:rStyle w:val="NormalTok"/>
+        </w:rPr>
+        <w:t xml:space="preserve">)</w:t>
+      </w:r>
+      <w:r>
+        <w:br/>
+      </w:r>
+      <w:r>
+        <w:rPr>
+          <w:rStyle w:val="NormalTok"/>
+        </w:rPr>
+        <w:t xml:space="preserve">)</w:t>
+      </w:r>
+      <w:r>
+        <w:br/>
+      </w:r>
+      <w:r>
+        <w:br/>
+      </w:r>
+      <w:r>
+        <w:rPr>
+          <w:rStyle w:val="CommentTok"/>
+        </w:rPr>
+        <w:t xml:space="preserve"># Specific rows to print</w:t>
+      </w:r>
+      <w:r>
+        <w:br/>
+      </w:r>
+      <w:r>
+        <w:rPr>
+          <w:rStyle w:val="NormalTok"/>
+        </w:rPr>
+        <w:t xml:space="preserve">rows_to_print </w:t>
+      </w:r>
+      <w:r>
+        <w:rPr>
+          <w:rStyle w:val="OtherTok"/>
+        </w:rPr>
+        <w:t xml:space="preserve">&lt;-</w:t>
+      </w:r>
+      <w:r>
+        <w:rPr>
+          <w:rStyle w:val="NormalTok"/>
+        </w:rPr>
+        <w:t xml:space="preserve"> </w:t>
+      </w:r>
+      <w:r>
+        <w:rPr>
+          <w:rStyle w:val="FunctionTok"/>
+        </w:rPr>
+        <w:t xml:space="preserve">c</w:t>
+      </w:r>
+      <w:r>
+        <w:rPr>
+          <w:rStyle w:val="NormalTok"/>
+        </w:rPr>
+        <w:t xml:space="preserve">(</w:t>
+      </w:r>
+      <w:r>
+        <w:rPr>
+          <w:rStyle w:val="DecValTok"/>
+        </w:rPr>
+        <w:t xml:space="preserve">2</w:t>
+      </w:r>
+      <w:r>
+        <w:rPr>
+          <w:rStyle w:val="NormalTok"/>
+        </w:rPr>
+        <w:t xml:space="preserve">, </w:t>
+      </w:r>
+      <w:r>
+        <w:rPr>
+          <w:rStyle w:val="DecValTok"/>
+        </w:rPr>
+        <w:t xml:space="preserve">4</w:t>
+      </w:r>
+      <w:r>
+        <w:rPr>
+          <w:rStyle w:val="NormalTok"/>
+        </w:rPr>
+        <w:t xml:space="preserve">, </w:t>
+      </w:r>
+      <w:r>
+        <w:rPr>
+          <w:rStyle w:val="DecValTok"/>
+        </w:rPr>
+        <w:t xml:space="preserve">6</w:t>
+      </w:r>
+      <w:r>
+        <w:rPr>
+          <w:rStyle w:val="NormalTok"/>
+        </w:rPr>
+        <w:t xml:space="preserve">)</w:t>
+      </w:r>
+      <w:r>
+        <w:br/>
+      </w:r>
+      <w:r>
+        <w:br/>
+      </w:r>
+      <w:r>
+        <w:rPr>
+          <w:rStyle w:val="ControlFlowTok"/>
+        </w:rPr>
+        <w:t xml:space="preserve">for</w:t>
+      </w:r>
+      <w:r>
+        <w:rPr>
+          <w:rStyle w:val="NormalTok"/>
+        </w:rPr>
+        <w:t xml:space="preserve"> (i </w:t>
+      </w:r>
+      <w:r>
+        <w:rPr>
+          <w:rStyle w:val="ControlFlowTok"/>
+        </w:rPr>
+        <w:t xml:space="preserve">in</w:t>
+      </w:r>
+      <w:r>
+        <w:rPr>
+          <w:rStyle w:val="NormalTok"/>
+        </w:rPr>
+        <w:t xml:space="preserve"> rows_to_print) {</w:t>
+      </w:r>
+      <w:r>
+        <w:br/>
+      </w:r>
+      <w:r>
+        <w:rPr>
+          <w:rStyle w:val="NormalTok"/>
+        </w:rPr>
+        <w:t xml:space="preserve">  </w:t>
+      </w:r>
+      <w:r>
+        <w:rPr>
+          <w:rStyle w:val="FunctionTok"/>
+        </w:rPr>
+        <w:t xml:space="preserve">cat</w:t>
+      </w:r>
+      <w:r>
+        <w:rPr>
+          <w:rStyle w:val="NormalTok"/>
+        </w:rPr>
+        <w:t xml:space="preserve">(</w:t>
+      </w:r>
+      <w:r>
+        <w:rPr>
+          <w:rStyle w:val="StringTok"/>
+        </w:rPr>
+        <w:t xml:space="preserve">"Row"</w:t>
+      </w:r>
+      <w:r>
+        <w:rPr>
+          <w:rStyle w:val="NormalTok"/>
+        </w:rPr>
+        <w:t xml:space="preserve">, i, </w:t>
+      </w:r>
+      <w:r>
+        <w:rPr>
+          <w:rStyle w:val="StringTok"/>
+        </w:rPr>
+        <w:t xml:space="preserve">": Name ="</w:t>
+      </w:r>
+      <w:r>
+        <w:rPr>
+          <w:rStyle w:val="NormalTok"/>
+        </w:rPr>
+        <w:t xml:space="preserve">, df</w:t>
+      </w:r>
+      <w:r>
+        <w:rPr>
+          <w:rStyle w:val="SpecialCharTok"/>
+        </w:rPr>
+        <w:t xml:space="preserve">$</w:t>
+      </w:r>
+      <w:r>
+        <w:rPr>
+          <w:rStyle w:val="NormalTok"/>
+        </w:rPr>
+        <w:t xml:space="preserve">Name[i], </w:t>
+      </w:r>
+      <w:r>
+        <w:rPr>
+          <w:rStyle w:val="StringTok"/>
+        </w:rPr>
+        <w:t xml:space="preserve">", Score ="</w:t>
+      </w:r>
+      <w:r>
+        <w:rPr>
+          <w:rStyle w:val="NormalTok"/>
+        </w:rPr>
+        <w:t xml:space="preserve">, df</w:t>
+      </w:r>
+      <w:r>
+        <w:rPr>
+          <w:rStyle w:val="SpecialCharTok"/>
+        </w:rPr>
+        <w:t xml:space="preserve">$</w:t>
+      </w:r>
+      <w:r>
+        <w:rPr>
+          <w:rStyle w:val="NormalTok"/>
+        </w:rPr>
+        <w:t xml:space="preserve">Score[i], </w:t>
+      </w:r>
+      <w:r>
+        <w:rPr>
+          <w:rStyle w:val="StringTok"/>
+        </w:rPr>
+        <w:t xml:space="preserve">"</w:t>
+      </w:r>
+      <w:r>
+        <w:rPr>
+          <w:rStyle w:val="SpecialCharTok"/>
+        </w:rPr>
+        <w:t xml:space="preserve">\n</w:t>
+      </w:r>
+      <w:r>
+        <w:br/>
+      </w:r>
+      <w:r>
+        <w:rPr>
+          <w:rStyle w:val="StringTok"/>
+        </w:rPr>
+        <w:t xml:space="preserve">      </w:t>
+      </w:r>
+      <w:r>
+        <w:br/>
+      </w:r>
+      <w:r>
+        <w:rPr>
+          <w:rStyle w:val="StringTok"/>
+        </w:rPr>
+        <w:t xml:space="preserve">      "</w:t>
+      </w:r>
+      <w:r>
+        <w:rPr>
+          <w:rStyle w:val="NormalTok"/>
+        </w:rPr>
+        <w:t xml:space="preserve">)</w:t>
+      </w:r>
+      <w:r>
+        <w:br/>
+      </w:r>
+      <w:r>
+        <w:rPr>
+          <w:rStyle w:val="NormalTok"/>
+        </w:rPr>
+        <w:t xml:space="preserve">}</w:t>
       </w:r>
     </w:p>
     <w:p>
@@ -4904,3020 +5724,75 @@
         <w:pStyle w:val="FirstParagraph"/>
       </w:pPr>
       <w:r>
-        <w:rPr>
-          <w:i/>
-          <w:iCs/>
-        </w:rPr>
-        <w:t xml:space="preserve">Problem</w:t>
-      </w:r>
-    </w:p>
-    <w:p>
-      <w:pPr>
-        <w:pStyle w:val="BodyText"/>
-      </w:pPr>
-      <w:r>
-        <w:rPr>
-          <w:b/>
-          <w:bCs/>
-        </w:rPr>
-        <w:t xml:space="preserve">Auditor to describe depending on what their current system is</w:t>
-      </w:r>
-    </w:p>
-    <w:p>
-      <w:pPr>
-        <w:pStyle w:val="BodyText"/>
-      </w:pPr>
-      <w:r>
-        <w:rPr>
-          <w:i/>
-          <w:iCs/>
-        </w:rPr>
-        <w:t xml:space="preserve">Recommendation</w:t>
-      </w:r>
-    </w:p>
-    <w:p>
-      <w:pPr>
-        <w:pStyle w:val="BodyText"/>
-      </w:pPr>
-      <w:r>
-        <w:t xml:space="preserve">Install a heat pump water heater to provide your hot water for cooking and bathing. This is the most efficient way to heat water and will save hundreds of dollars a year compared to electric resistance, heating oil, or propane hot water. It will also help to dehumidify while it’s running. If your current water heater burns oil or propane, this will also remove a source of combustion gases from your home.</w:t>
-      </w:r>
-    </w:p>
-    <w:p>
-      <w:pPr>
-        <w:pStyle w:val="BodyText"/>
-      </w:pPr>
-      <w:r>
-        <w:rPr>
-          <w:i/>
-          <w:iCs/>
-        </w:rPr>
-        <w:t xml:space="preserve">Estimated Cost/Benefits/Incentives</w:t>
-      </w:r>
-    </w:p>
-    <w:p>
-      <w:pPr>
-        <w:pStyle w:val="BodyText"/>
-      </w:pPr>
-      <w:r>
-        <w:t xml:space="preserve">A heat pump water heater uses 70% less electricity than a standard electric water heater. Efficiency Maine offers a rebate of up to $950, making the equipment cost as little as $400 plus installation. The rebate can be combined with a nonrefundable federal tax credit of 30% of the remaining cost of the unit and labor, subject to an annual maximum benefit of $2,000 (shared with other energy property, like heat pumps). For more information, you can call Efficiency Maine at 866-376-2463 (Monday to Friday, 8:00 am to 5:00 pm) or visit their website: https://www.efficiencymaine.com/at-home/heat-pump-water-heater-program/</w:t>
-      </w:r>
-    </w:p>
-    <w:bookmarkEnd w:id="49"/>
-    <w:bookmarkStart w:id="50" w:name="gutters"/>
-    <w:p>
-      <w:pPr>
-        <w:pStyle w:val="Heading3"/>
-      </w:pPr>
-      <w:r>
-        <w:t xml:space="preserve">4.9 Gutters</w:t>
-      </w:r>
-    </w:p>
-    <w:p>
-      <w:pPr>
-        <w:pStyle w:val="FirstParagraph"/>
-      </w:pPr>
-      <w:r>
-        <w:rPr>
-          <w:i/>
-          <w:iCs/>
-        </w:rPr>
-        <w:t xml:space="preserve">Problem</w:t>
-      </w:r>
-    </w:p>
-    <w:p>
-      <w:pPr>
-        <w:pStyle w:val="BodyText"/>
-      </w:pPr>
-      <w:r>
-        <w:t xml:space="preserve">The house has no gutters, so water runs off your roof and directly onto the ground next to your house. Water that splashes off the ground can damage the exterior of your house. Runoff that is absorbed into the ground can seep into the basement/crawlspace, causing moisture issues there and throughout your house.</w:t>
-      </w:r>
-    </w:p>
-    <w:p>
-      <w:pPr>
-        <w:pStyle w:val="BodyText"/>
-      </w:pPr>
-      <w:r>
-        <w:rPr>
-          <w:i/>
-          <w:iCs/>
-        </w:rPr>
-        <w:t xml:space="preserve">Recommendation</w:t>
-      </w:r>
-    </w:p>
-    <w:p>
-      <w:pPr>
-        <w:pStyle w:val="BodyText"/>
-      </w:pPr>
-      <w:r>
-        <w:t xml:space="preserve">Install gutters and downspouts that divert water at least six feet away from the foundation and to where the ground slopes away from the house.</w:t>
-      </w:r>
-    </w:p>
-    <w:p>
-      <w:pPr>
-        <w:pStyle w:val="BodyText"/>
-      </w:pPr>
-      <w:r>
-        <w:rPr>
-          <w:i/>
-          <w:iCs/>
-        </w:rPr>
-        <w:t xml:space="preserve">Estimated Cost/Benefits/Incentives</w:t>
-      </w:r>
-    </w:p>
-    <w:p>
-      <w:pPr>
-        <w:pStyle w:val="BodyText"/>
-      </w:pPr>
-      <w:r>
-        <w:t xml:space="preserve">Adding gutters would mitigate moisture damage and save you from having to replace/fix other parts of the house.</w:t>
-      </w:r>
-    </w:p>
-    <w:bookmarkEnd w:id="50"/>
-    <w:bookmarkStart w:id="51" w:name="bathroom-exhaust-fans"/>
-    <w:p>
-      <w:pPr>
-        <w:pStyle w:val="Heading3"/>
-      </w:pPr>
-      <w:r>
-        <w:t xml:space="preserve">4.10 Bathroom exhaust fan(s)</w:t>
-      </w:r>
-    </w:p>
-    <w:p>
-      <w:pPr>
-        <w:pStyle w:val="FirstParagraph"/>
-      </w:pPr>
-      <w:r>
-        <w:rPr>
-          <w:i/>
-          <w:iCs/>
-        </w:rPr>
-        <w:t xml:space="preserve">Problem</w:t>
-      </w:r>
-    </w:p>
-    <w:p>
-      <w:pPr>
-        <w:pStyle w:val="BodyText"/>
-      </w:pPr>
-      <w:r>
-        <w:t xml:space="preserve">Currently, there is no bathroom exhaust fan, so moisture from the shower, toilet, and sink remains in the house, which can cause moisture issues such as mold.</w:t>
-      </w:r>
-    </w:p>
-    <w:p>
-      <w:pPr>
-        <w:pStyle w:val="BodyText"/>
-      </w:pPr>
-      <w:r>
-        <w:rPr>
-          <w:i/>
-          <w:iCs/>
-        </w:rPr>
-        <w:t xml:space="preserve">Recommendation</w:t>
-      </w:r>
-    </w:p>
-    <w:p>
-      <w:pPr>
-        <w:pStyle w:val="BodyText"/>
-      </w:pPr>
-      <w:r>
-        <w:t xml:space="preserve">Bathroom exhaust fans should be rated for at least 80 cubic feet per minute (CFM) if there is a shower. We recommend Panasonic WhisperQuiet or similar fans that don’t create excess noise.</w:t>
-      </w:r>
-    </w:p>
-    <w:p>
-      <w:pPr>
-        <w:pStyle w:val="BodyText"/>
-      </w:pPr>
-      <w:r>
-        <w:rPr>
-          <w:i/>
-          <w:iCs/>
-        </w:rPr>
-        <w:t xml:space="preserve">Estimated Cost/Benefits/Incentives</w:t>
-      </w:r>
-    </w:p>
-    <w:p>
-      <w:pPr>
-        <w:pStyle w:val="BodyText"/>
-      </w:pPr>
-      <w:r>
-        <w:t xml:space="preserve">The typical fan is around $130 plus the cost of installation.</w:t>
-      </w:r>
-    </w:p>
-    <w:bookmarkEnd w:id="51"/>
-    <w:bookmarkStart w:id="52" w:name="kitchen-exhaust-fans"/>
-    <w:p>
-      <w:pPr>
-        <w:pStyle w:val="Heading3"/>
-      </w:pPr>
-      <w:r>
-        <w:t xml:space="preserve">4.11 Kitchen exhaust fan(s)</w:t>
-      </w:r>
-    </w:p>
-    <w:p>
-      <w:pPr>
-        <w:pStyle w:val="FirstParagraph"/>
-      </w:pPr>
-      <w:r>
-        <w:rPr>
-          <w:i/>
-          <w:iCs/>
-        </w:rPr>
-        <w:t xml:space="preserve">Problem</w:t>
-      </w:r>
-    </w:p>
-    <w:p>
-      <w:pPr>
-        <w:pStyle w:val="BodyText"/>
-      </w:pPr>
-      <w:r>
-        <w:t xml:space="preserve">Currently, there is no kitchen exhaust fan, so fumes, smoke, and moisture from cooking stay in the house which can cause health concerns.</w:t>
-      </w:r>
-    </w:p>
-    <w:p>
-      <w:pPr>
-        <w:pStyle w:val="BodyText"/>
-      </w:pPr>
-      <w:r>
-        <w:rPr>
-          <w:i/>
-          <w:iCs/>
-        </w:rPr>
-        <w:t xml:space="preserve">Recommendation</w:t>
-      </w:r>
-    </w:p>
-    <w:p>
-      <w:pPr>
-        <w:pStyle w:val="BodyText"/>
-      </w:pPr>
-      <w:r>
-        <w:t xml:space="preserve">A kitchen exhaust fan will remove harmful combustion gases from your home and should be rated for at least 100 cubic feet per minute (CFM). A fan can also help with moisture concerns.</w:t>
-      </w:r>
-    </w:p>
-    <w:p>
-      <w:pPr>
-        <w:pStyle w:val="BodyText"/>
-      </w:pPr>
-      <w:r>
-        <w:rPr>
-          <w:i/>
-          <w:iCs/>
-        </w:rPr>
-        <w:t xml:space="preserve">Estimated Cost/Benefits/Incentives</w:t>
-      </w:r>
-    </w:p>
-    <w:p>
-      <w:pPr>
-        <w:pStyle w:val="BodyText"/>
-      </w:pPr>
-      <w:r>
-        <w:t xml:space="preserve">Kitchen range hoods typically cost $150 or more; installation costs depend on the complexity of the exhaust ducting.</w:t>
-      </w:r>
-    </w:p>
-    <w:bookmarkEnd w:id="52"/>
-    <w:bookmarkStart w:id="53" w:name="vapor-barrier"/>
-    <w:p>
-      <w:pPr>
-        <w:pStyle w:val="Heading3"/>
-      </w:pPr>
-      <w:r>
-        <w:t xml:space="preserve">4.12 Vapor Barrier</w:t>
-      </w:r>
-    </w:p>
-    <w:p>
-      <w:pPr>
-        <w:pStyle w:val="FirstParagraph"/>
-      </w:pPr>
-      <w:r>
-        <w:rPr>
-          <w:i/>
-          <w:iCs/>
-        </w:rPr>
-        <w:t xml:space="preserve">Problem</w:t>
-      </w:r>
-    </w:p>
-    <w:p>
-      <w:pPr>
-        <w:pStyle w:val="BodyText"/>
-      </w:pPr>
-      <w:r>
-        <w:t xml:space="preserve">There is excess moisture in the basement/crawlspace, which is evaporating out of the ground. This moisture can enter the house and cause mold, mildew, rot, and air quality issues.</w:t>
-      </w:r>
-    </w:p>
-    <w:p>
-      <w:pPr>
-        <w:pStyle w:val="BodyText"/>
-      </w:pPr>
-      <w:r>
-        <w:rPr>
-          <w:i/>
-          <w:iCs/>
-        </w:rPr>
-        <w:t xml:space="preserve">Recommendation</w:t>
-      </w:r>
-    </w:p>
-    <w:p>
-      <w:pPr>
-        <w:pStyle w:val="BodyText"/>
-      </w:pPr>
-      <w:r>
-        <w:t xml:space="preserve">Install a vapor barrier on the basement floor to stop moisture from entering the basement and house.</w:t>
-      </w:r>
-    </w:p>
-    <w:p>
-      <w:pPr>
-        <w:pStyle w:val="BodyText"/>
-      </w:pPr>
-      <w:r>
-        <w:rPr>
-          <w:i/>
-          <w:iCs/>
-        </w:rPr>
-        <w:t xml:space="preserve">Estimated Cost/Benefits/Incentives</w:t>
-      </w:r>
-    </w:p>
-    <w:p>
-      <w:pPr>
-        <w:pStyle w:val="BodyText"/>
-      </w:pPr>
-      <w:r>
-        <w:t xml:space="preserve">Efficiency Maine rebates will cover vapor barriers up to 25% of a weatherization project cost, if done as part of a larger insulation project. Most insulation companies can install spray foam and vapor barriers together. Insulation projects in second homes that are heated year round are eligible for an Efficiency Maine rebate of 40% of project cost up to the $4,000 lifetime limit per building. You can call them at 866-376-2463 (Monday to Friday, 8:00 am to 5:00 pm) or visit their webpage about insulation rebates: https://www.efficiencymaine.com/at-home/insulation-rebates/</w:t>
-      </w:r>
-    </w:p>
-    <w:bookmarkEnd w:id="53"/>
-    <w:bookmarkStart w:id="54" w:name="spray-foam-basement-walls"/>
-    <w:p>
-      <w:pPr>
-        <w:pStyle w:val="Heading3"/>
-      </w:pPr>
-      <w:r>
-        <w:t xml:space="preserve">4.13 Spray foam Basement Walls</w:t>
-      </w:r>
-    </w:p>
-    <w:p>
-      <w:pPr>
-        <w:pStyle w:val="FirstParagraph"/>
-      </w:pPr>
-      <w:r>
-        <w:rPr>
-          <w:i/>
-          <w:iCs/>
-        </w:rPr>
-        <w:t xml:space="preserve">Problem</w:t>
-      </w:r>
-    </w:p>
-    <w:p>
-      <w:pPr>
-        <w:pStyle w:val="BodyText"/>
-      </w:pPr>
-      <w:r>
-        <w:t xml:space="preserve">The basement/crawlspace is uninsulated and used for mechanical equipment and plumbing. The walls are porous and allow moisture into the house and rapidly conduct heat out of the space.</w:t>
-      </w:r>
-    </w:p>
-    <w:p>
-      <w:pPr>
-        <w:pStyle w:val="BodyText"/>
-      </w:pPr>
-      <w:r>
-        <w:rPr>
-          <w:i/>
-          <w:iCs/>
-        </w:rPr>
-        <w:t xml:space="preserve">Recommendation</w:t>
-      </w:r>
-    </w:p>
-    <w:p>
-      <w:pPr>
-        <w:pStyle w:val="BodyText"/>
-      </w:pPr>
-      <w:r>
-        <w:t xml:space="preserve">Install spray foam on the basement/crawlspace walls to prevent moisture infiltration and reduce heat loss.</w:t>
-      </w:r>
-    </w:p>
-    <w:p>
-      <w:pPr>
-        <w:pStyle w:val="BodyText"/>
-      </w:pPr>
-      <w:r>
-        <w:rPr>
-          <w:i/>
-          <w:iCs/>
-        </w:rPr>
-        <w:t xml:space="preserve">Estimated Cost/Benefits/Incentives</w:t>
-      </w:r>
-    </w:p>
-    <w:p>
-      <w:pPr>
-        <w:pStyle w:val="BodyText"/>
-      </w:pPr>
-      <w:r>
-        <w:t xml:space="preserve">Insulation projects in second homes that are heated year round are eligible for an Efficiency Maine rebate of 40% of project cost up to the $4,000 lifetime limit per building. You can call them at 866-376-2463 (Monday to Friday, 8:00 am to 5:00 pm) or visit their webpage about insulation rebates: https://www.efficiencymaine.com/at-home/insulation-rebates/</w:t>
-      </w:r>
-    </w:p>
-    <w:bookmarkEnd w:id="54"/>
-    <w:bookmarkStart w:id="55" w:name="attic-insulation-and-air-sealing"/>
-    <w:p>
-      <w:pPr>
-        <w:pStyle w:val="Heading3"/>
-      </w:pPr>
-      <w:r>
-        <w:t xml:space="preserve">4.14 Attic Insulation and Air Sealing</w:t>
-      </w:r>
-    </w:p>
-    <w:p>
-      <w:pPr>
-        <w:pStyle w:val="FirstParagraph"/>
-      </w:pPr>
-      <w:r>
-        <w:rPr>
-          <w:i/>
-          <w:iCs/>
-        </w:rPr>
-        <w:t xml:space="preserve">Problem</w:t>
-      </w:r>
-    </w:p>
-    <w:p>
-      <w:pPr>
-        <w:pStyle w:val="BodyText"/>
-      </w:pPr>
-      <w:r>
-        <w:t xml:space="preserve">The attic is uninsulated or is missing insulation and the attic could also benefit from air-sealing. These upgrades will reduce draftiness and heat loss in the winter and heat gain in the summer.</w:t>
-      </w:r>
-    </w:p>
-    <w:p>
-      <w:pPr>
-        <w:pStyle w:val="BodyText"/>
-      </w:pPr>
-      <w:r>
-        <w:rPr>
-          <w:i/>
-          <w:iCs/>
-        </w:rPr>
-        <w:t xml:space="preserve">Recommendation</w:t>
-      </w:r>
-    </w:p>
-    <w:p>
-      <w:pPr>
-        <w:pStyle w:val="BodyText"/>
-      </w:pPr>
-      <w:r>
-        <w:t xml:space="preserve">Air seal the attic and insulate it to at least R-60 (18” of loose-fill cellulose insulation).</w:t>
-      </w:r>
-    </w:p>
-    <w:p>
-      <w:pPr>
-        <w:pStyle w:val="BodyText"/>
-      </w:pPr>
-      <w:r>
-        <w:rPr>
-          <w:i/>
-          <w:iCs/>
-        </w:rPr>
-        <w:t xml:space="preserve">Estimated Cost/Benefits/Incentives</w:t>
-      </w:r>
-    </w:p>
-    <w:p>
-      <w:pPr>
-        <w:pStyle w:val="BodyText"/>
-      </w:pPr>
-      <w:r>
-        <w:t xml:space="preserve">Insulation projects in second homes that are heated year round are eligible for an Efficiency Maine rebate of 40% of project cost up to the $4,000 lifetime limit per building. You can call them at 866-376-2463 (Monday to Friday, 8:00 am to 5:00 pm) or visit their webpage about insulation rebates: https://www.efficiencymaine.com/at-home/insulation-rebates/</w:t>
-      </w:r>
-    </w:p>
-    <w:bookmarkEnd w:id="55"/>
-    <w:bookmarkStart w:id="56" w:name="blow-in-cellulose-wall-insulation"/>
-    <w:p>
-      <w:pPr>
-        <w:pStyle w:val="Heading3"/>
-      </w:pPr>
-      <w:r>
-        <w:t xml:space="preserve">4.15 Blow-in cellulose wall insulation</w:t>
-      </w:r>
-    </w:p>
-    <w:p>
-      <w:pPr>
-        <w:pStyle w:val="FirstParagraph"/>
-      </w:pPr>
-      <w:r>
-        <w:rPr>
-          <w:i/>
-          <w:iCs/>
-        </w:rPr>
-        <w:t xml:space="preserve">Problem</w:t>
-      </w:r>
-    </w:p>
-    <w:p>
-      <w:pPr>
-        <w:pStyle w:val="BodyText"/>
-      </w:pPr>
-      <w:r>
-        <w:t xml:space="preserve">The walls of the house are uninsulated, which is a significant source of heat loss.</w:t>
-      </w:r>
-    </w:p>
-    <w:p>
-      <w:pPr>
-        <w:pStyle w:val="BodyText"/>
-      </w:pPr>
-      <w:r>
-        <w:rPr>
-          <w:i/>
-          <w:iCs/>
-        </w:rPr>
-        <w:t xml:space="preserve">Recommendation</w:t>
-      </w:r>
-    </w:p>
-    <w:p>
-      <w:pPr>
-        <w:pStyle w:val="BodyText"/>
-      </w:pPr>
-      <w:r>
-        <w:t xml:space="preserve">Insulate the wall stud cavities with dense packed, blown-in cellulose insulation.</w:t>
-      </w:r>
-      <w:r>
-        <w:t xml:space="preserve"> </w:t>
-      </w:r>
-      <w:r>
-        <w:rPr>
-          <w:i/>
-          <w:iCs/>
-        </w:rPr>
-        <w:t xml:space="preserve">Estimated Cost/Benefits/Incentives</w:t>
-      </w:r>
-    </w:p>
-    <w:p>
-      <w:pPr>
-        <w:pStyle w:val="BodyText"/>
-      </w:pPr>
-      <w:r>
-        <w:t xml:space="preserve">Insulation projects in second homes that are heated year round are eligible for an Efficiency Maine rebate of 40% of project cost up to the $4,000 lifetime limit per building. You can call them at 866-376-2463 (Monday to Friday, 8:00 am to 5:00 pm) or visit their webpage about insulation rebates: https://www.efficiencymaine.com/at-home/insulation-rebates/</w:t>
-      </w:r>
-    </w:p>
-    <w:bookmarkEnd w:id="56"/>
-    <w:bookmarkStart w:id="57" w:name="continuous-exterior-wall-insulation"/>
-    <w:p>
-      <w:pPr>
-        <w:pStyle w:val="Heading3"/>
-      </w:pPr>
-      <w:r>
-        <w:t xml:space="preserve">4.16 Continuous exterior wall insulation</w:t>
-      </w:r>
-    </w:p>
-    <w:p>
-      <w:pPr>
-        <w:pStyle w:val="FirstParagraph"/>
-      </w:pPr>
-      <w:r>
-        <w:rPr>
-          <w:i/>
-          <w:iCs/>
-        </w:rPr>
-        <w:t xml:space="preserve">Problem</w:t>
-      </w:r>
-    </w:p>
-    <w:p>
-      <w:pPr>
-        <w:pStyle w:val="BodyText"/>
-      </w:pPr>
-      <w:r>
-        <w:t xml:space="preserve">There isn’t continuous insulation between the siding and the exterior walls of the house. Continuous insulation helps create a complete thermal boundary for your house, and it is now an energy code requirement for new houses.</w:t>
-      </w:r>
-    </w:p>
-    <w:p>
-      <w:pPr>
-        <w:pStyle w:val="BodyText"/>
-      </w:pPr>
-      <w:r>
-        <w:rPr>
-          <w:i/>
-          <w:iCs/>
-        </w:rPr>
-        <w:t xml:space="preserve">Recommendation</w:t>
-      </w:r>
-    </w:p>
-    <w:p>
-      <w:pPr>
-        <w:pStyle w:val="BodyText"/>
-      </w:pPr>
-      <w:r>
-        <w:t xml:space="preserve">Add a continuous layer of insulation and potentially replace the air and moisture barrier once it becomes time to replace the siding.</w:t>
-      </w:r>
-    </w:p>
-    <w:p>
-      <w:pPr>
-        <w:pStyle w:val="BodyText"/>
-      </w:pPr>
-      <w:r>
-        <w:rPr>
-          <w:i/>
-          <w:iCs/>
-        </w:rPr>
-        <w:t xml:space="preserve">Estimated Cost/Benefits/Incentives</w:t>
-      </w:r>
-    </w:p>
-    <w:p>
-      <w:pPr>
-        <w:pStyle w:val="BodyText"/>
-      </w:pPr>
-      <w:r>
-        <w:t xml:space="preserve">Insulation projects in second homes that are heated year round are eligible for an Efficiency Maine rebate of 40% of project cost up to the $4,000 lifetime limit per building. You can call them at 866-376-2463 (Monday to Friday, 8:00 am to 5:00 pm) or visit their webpage about insulation rebates: https://www.efficiencymaine.com/at-home/insulation-rebates/</w:t>
-      </w:r>
-    </w:p>
-    <w:bookmarkEnd w:id="57"/>
-    <w:bookmarkStart w:id="58" w:name="electrical-panel-upgrade"/>
-    <w:p>
-      <w:pPr>
-        <w:pStyle w:val="Heading3"/>
-      </w:pPr>
-      <w:r>
-        <w:t xml:space="preserve">4.17 Electrical Panel Upgrade</w:t>
-      </w:r>
-    </w:p>
-    <w:p>
-      <w:pPr>
-        <w:pStyle w:val="FirstParagraph"/>
-      </w:pPr>
-      <w:r>
-        <w:rPr>
-          <w:i/>
-          <w:iCs/>
-        </w:rPr>
-        <w:t xml:space="preserve">Problem</w:t>
-      </w:r>
-    </w:p>
-    <w:p>
-      <w:pPr>
-        <w:pStyle w:val="BodyText"/>
-      </w:pPr>
-      <w:r>
-        <w:rPr>
-          <w:b/>
-          <w:bCs/>
-        </w:rPr>
-        <w:t xml:space="preserve">Auditor to describe</w:t>
-      </w:r>
-    </w:p>
-    <w:p>
-      <w:pPr>
-        <w:pStyle w:val="BodyText"/>
-      </w:pPr>
-      <w:r>
-        <w:rPr>
-          <w:i/>
-          <w:iCs/>
-        </w:rPr>
-        <w:t xml:space="preserve">Recommendation</w:t>
-      </w:r>
-    </w:p>
-    <w:p>
-      <w:pPr>
-        <w:pStyle w:val="BodyText"/>
-      </w:pPr>
-      <w:r>
-        <w:t xml:space="preserve">Consult with an electrician about replacing your existing electrical panel with a 200 amp panel as you add electrical appliances to your home.</w:t>
-      </w:r>
-    </w:p>
-    <w:p>
-      <w:pPr>
-        <w:pStyle w:val="BodyText"/>
-      </w:pPr>
-      <w:r>
-        <w:rPr>
-          <w:i/>
-          <w:iCs/>
-        </w:rPr>
-        <w:t xml:space="preserve">Estimated Cost/Benefits/Incentives</w:t>
-      </w:r>
-    </w:p>
-    <w:p>
-      <w:pPr>
-        <w:pStyle w:val="BodyText"/>
-      </w:pPr>
-      <w:r>
-        <w:t xml:space="preserve">Costs of electrical components needed to support residential energy upgrades – including panels, sub-panels, branch circuits, and feeders – qualify for a 30% nonrefundable tax credit (up to $600 per item) if they have a capacity of 200 amps or more. An electrical panel upgrades also provides a good opportunity for an electrician to install whole-house surge protection, which costs $100-$400. Here are some options: https://www.popularmechanics.com/home/interior-projects/g43140886/best-whole-house-surge-protectors/</w:t>
-      </w:r>
-    </w:p>
-    <w:bookmarkEnd w:id="58"/>
-    <w:bookmarkStart w:id="59" w:name="air-source-heat-pump"/>
-    <w:p>
-      <w:pPr>
-        <w:pStyle w:val="Heading3"/>
-      </w:pPr>
-      <w:r>
-        <w:t xml:space="preserve">4.18 Air Source Heat Pump</w:t>
-      </w:r>
-    </w:p>
-    <w:p>
-      <w:pPr>
-        <w:pStyle w:val="FirstParagraph"/>
-      </w:pPr>
-      <w:r>
-        <w:rPr>
-          <w:i/>
-          <w:iCs/>
-        </w:rPr>
-        <w:t xml:space="preserve">Problem</w:t>
-      </w:r>
-    </w:p>
-    <w:p>
-      <w:pPr>
-        <w:pStyle w:val="BodyText"/>
-      </w:pPr>
-      <w:r>
-        <w:t xml:space="preserve">Combustion heating equipment is expensive, inefficient, and has the potential to release harmful combustion gases like carbon monoxide into the home.</w:t>
-      </w:r>
-    </w:p>
-    <w:p>
-      <w:pPr>
-        <w:pStyle w:val="BodyText"/>
-      </w:pPr>
-      <w:r>
-        <w:rPr>
-          <w:i/>
-          <w:iCs/>
-        </w:rPr>
-        <w:t xml:space="preserve">Recommendation</w:t>
-      </w:r>
-    </w:p>
-    <w:p>
-      <w:pPr>
-        <w:pStyle w:val="BodyText"/>
-      </w:pPr>
-      <w:r>
-        <w:t xml:space="preserve">Install air source heat pumps and whole-house surge protection.</w:t>
-      </w:r>
-    </w:p>
-    <w:p>
-      <w:pPr>
-        <w:pStyle w:val="BodyText"/>
-      </w:pPr>
-      <w:r>
-        <w:rPr>
-          <w:i/>
-          <w:iCs/>
-        </w:rPr>
-        <w:t xml:space="preserve">Estimated Cost/Benefits/Incentives</w:t>
-      </w:r>
-    </w:p>
-    <w:p>
-      <w:pPr>
-        <w:pStyle w:val="BodyText"/>
-      </w:pPr>
-      <w:r>
-        <w:t xml:space="preserve">Efficiency Maine rebates can fund $1,000 per unit up to a lifetime limit per housing unit for $3,000 (depending on income level) to install heat pumps in second homes. The rebate can be combined with a nonrefundable federal tax credit of 30% of the remaining cost of the unit and labor, subject to an annual maximum benefit of $2,000 (shared with other energy property, like a heat pump water heater). You can call Efficiency Maine at 866-376-2463 (Monday to Friday, 8:00 am to 5:00 pm) or visit their website: https://www.efficiencymaine.com/at-home/residential-heat-pump-incentives/</w:t>
-      </w:r>
-    </w:p>
-    <w:bookmarkEnd w:id="59"/>
-    <w:bookmarkStart w:id="60" w:name="electric-vehicle-and-charger"/>
-    <w:p>
-      <w:pPr>
-        <w:pStyle w:val="Heading3"/>
-      </w:pPr>
-      <w:r>
-        <w:t xml:space="preserve">4.19 Electric Vehicle and charger</w:t>
-      </w:r>
-    </w:p>
-    <w:p>
-      <w:pPr>
-        <w:pStyle w:val="FirstParagraph"/>
-      </w:pPr>
-      <w:r>
-        <w:rPr>
-          <w:i/>
-          <w:iCs/>
-        </w:rPr>
-        <w:t xml:space="preserve">Problem</w:t>
-      </w:r>
-    </w:p>
-    <w:p>
-      <w:pPr>
-        <w:pStyle w:val="BodyText"/>
-      </w:pPr>
-      <w:r>
-        <w:t xml:space="preserve">Transportation, and particularly personal vehicles, are the leading cause of emissions in Maine. When you are planning to purchase a new vehicle, please consider a plug-in hybrid or all-electric vehicle.</w:t>
-      </w:r>
-    </w:p>
-    <w:p>
-      <w:pPr>
-        <w:pStyle w:val="BodyText"/>
-      </w:pPr>
-      <w:r>
-        <w:rPr>
-          <w:i/>
-          <w:iCs/>
-        </w:rPr>
-        <w:t xml:space="preserve">Recommendation</w:t>
-      </w:r>
-    </w:p>
-    <w:p>
-      <w:pPr>
-        <w:pStyle w:val="BodyText"/>
-      </w:pPr>
-      <w:r>
-        <w:t xml:space="preserve">An electric vehicle will eliminate your gas costs and reduce fossil fuel dependence. A 2020 study by Consumer Reports found that lifetime ownership costs were significantly lower for EVs, saving between $6,000 - $10,000 over their lifetimes.</w:t>
-      </w:r>
-    </w:p>
-    <w:p>
-      <w:pPr>
-        <w:pStyle w:val="BodyText"/>
-      </w:pPr>
-      <w:r>
-        <w:rPr>
-          <w:i/>
-          <w:iCs/>
-        </w:rPr>
-        <w:t xml:space="preserve">Estimated Cost/Benefits/Incentives</w:t>
-      </w:r>
-    </w:p>
-    <w:p>
-      <w:pPr>
-        <w:pStyle w:val="BodyText"/>
-      </w:pPr>
-      <w:r>
-        <w:t xml:space="preserve">You can review current state and federal financial incentives for electric vehicles here: https://www.electricforall.org/rebates-incentives/</w:t>
-      </w:r>
-    </w:p>
-    <w:bookmarkEnd w:id="60"/>
-    <w:bookmarkStart w:id="61" w:name="solar"/>
-    <w:p>
-      <w:pPr>
-        <w:pStyle w:val="Heading3"/>
-      </w:pPr>
-      <w:r>
-        <w:t xml:space="preserve">4.20 Solar</w:t>
-      </w:r>
-    </w:p>
-    <w:p>
-      <w:pPr>
-        <w:pStyle w:val="FirstParagraph"/>
-      </w:pPr>
-      <w:r>
-        <w:rPr>
-          <w:i/>
-          <w:iCs/>
-        </w:rPr>
-        <w:t xml:space="preserve">Problem</w:t>
-      </w:r>
-    </w:p>
-    <w:p>
-      <w:pPr>
-        <w:pStyle w:val="BodyText"/>
-      </w:pPr>
-      <w:r>
-        <w:rPr>
-          <w:b/>
-          <w:bCs/>
-        </w:rPr>
-        <w:t xml:space="preserve">Auditor to describe (or remove this section)</w:t>
-      </w:r>
-    </w:p>
-    <w:p>
-      <w:pPr>
-        <w:pStyle w:val="BodyText"/>
-      </w:pPr>
-      <w:r>
-        <w:rPr>
-          <w:i/>
-          <w:iCs/>
-        </w:rPr>
-        <w:t xml:space="preserve">Recommendation</w:t>
-      </w:r>
-    </w:p>
-    <w:p>
-      <w:pPr>
-        <w:pStyle w:val="BodyText"/>
-      </w:pPr>
-      <w:r>
-        <w:t xml:space="preserve">Rooftop solar can supply most or all of your home electrical demands. Contact a solar company for pricing and details specific to your home.</w:t>
-      </w:r>
-    </w:p>
-    <w:p>
-      <w:pPr>
-        <w:pStyle w:val="BodyText"/>
-      </w:pPr>
-      <w:r>
-        <w:rPr>
-          <w:i/>
-          <w:iCs/>
-        </w:rPr>
-        <w:t xml:space="preserve">Estimated Cost/Benefits/Incentives</w:t>
-      </w:r>
-    </w:p>
-    <w:p>
-      <w:pPr>
-        <w:pStyle w:val="BodyText"/>
-      </w:pPr>
-      <w:r>
-        <w:t xml:space="preserve">There is a 30% nonrefundable federal tax credit if you don’t rent your second home to others. Financing options are available. Battery backup is needed for solar to work during a power outage. Information on the federal tax credit: https://www.energy.gov/sites/default/files/2023-03/Homeowners_Guide_to_the_Federal_Tax_Credit_for_Solar_PV.pdf</w:t>
-      </w:r>
-    </w:p>
-    <w:bookmarkEnd w:id="61"/>
-    <w:bookmarkStart w:id="62" w:name="pipe-insulation"/>
-    <w:p>
-      <w:pPr>
-        <w:pStyle w:val="Heading3"/>
-      </w:pPr>
-      <w:r>
-        <w:t xml:space="preserve">4.21 Pipe Insulation</w:t>
-      </w:r>
-    </w:p>
-    <w:p>
-      <w:pPr>
-        <w:pStyle w:val="FirstParagraph"/>
-      </w:pPr>
-      <w:r>
-        <w:rPr>
-          <w:i/>
-          <w:iCs/>
-        </w:rPr>
-        <w:t xml:space="preserve">Problem</w:t>
-      </w:r>
-    </w:p>
-    <w:p>
-      <w:pPr>
-        <w:pStyle w:val="BodyText"/>
-      </w:pPr>
-      <w:r>
-        <w:t xml:space="preserve">Uninsulated water pipes are responsible for heat loss and excess moisture (from condensation) in your basement/crawlspace.</w:t>
-      </w:r>
-    </w:p>
-    <w:p>
-      <w:pPr>
-        <w:pStyle w:val="BodyText"/>
-      </w:pPr>
-      <w:r>
-        <w:rPr>
-          <w:i/>
-          <w:iCs/>
-        </w:rPr>
-        <w:t xml:space="preserve">Recommendation</w:t>
-      </w:r>
-    </w:p>
-    <w:p>
-      <w:pPr>
-        <w:pStyle w:val="BodyText"/>
-      </w:pPr>
-      <w:r>
-        <w:t xml:space="preserve">Insulate both hot and cold water pipes that are uninsulated in the basement/crawlspace. This will save energy and prevent condensation.</w:t>
-      </w:r>
-    </w:p>
-    <w:p>
-      <w:pPr>
-        <w:pStyle w:val="BodyText"/>
-      </w:pPr>
-      <w:r>
-        <w:rPr>
-          <w:i/>
-          <w:iCs/>
-        </w:rPr>
-        <w:t xml:space="preserve">Estimated Cost/Benefits/Incentives</w:t>
-      </w:r>
-    </w:p>
-    <w:p>
-      <w:pPr>
-        <w:pStyle w:val="BodyText"/>
-      </w:pPr>
-      <w:r>
-        <w:t xml:space="preserve">Insulating water pipes can save 2%-4% on hot water bills and increase the temperature of the water while reducing the time it takes for hot water to reach your tap. Materials cost around $100-200, depending on the length of pipe to insulate. Many people find this to be an easy project to do themselves.</w:t>
-      </w:r>
-    </w:p>
-    <w:bookmarkEnd w:id="62"/>
-    <w:bookmarkStart w:id="63" w:name="whole-house-surge-protection"/>
-    <w:p>
-      <w:pPr>
-        <w:pStyle w:val="Heading3"/>
-      </w:pPr>
-      <w:r>
-        <w:t xml:space="preserve">4.22 Whole House Surge Protection</w:t>
-      </w:r>
-    </w:p>
-    <w:p>
-      <w:pPr>
-        <w:pStyle w:val="FirstParagraph"/>
-      </w:pPr>
-      <w:r>
-        <w:rPr>
-          <w:i/>
-          <w:iCs/>
-        </w:rPr>
-        <w:t xml:space="preserve">Problem</w:t>
-      </w:r>
-    </w:p>
-    <w:p>
-      <w:pPr>
-        <w:pStyle w:val="BodyText"/>
-      </w:pPr>
-      <w:r>
-        <w:t xml:space="preserve">Your house does not have whole-house surge protection. This will protect your large electrical appliances from damage in the case of an electrical surge. Heat pumps, heat pump water heaters, and other electronics are particularly sensitive to electrical surges.</w:t>
-      </w:r>
-    </w:p>
-    <w:p>
-      <w:pPr>
-        <w:pStyle w:val="BodyText"/>
-      </w:pPr>
-      <w:r>
-        <w:rPr>
-          <w:i/>
-          <w:iCs/>
-        </w:rPr>
-        <w:t xml:space="preserve">Recommendation</w:t>
-      </w:r>
-    </w:p>
-    <w:p>
-      <w:pPr>
-        <w:pStyle w:val="BodyText"/>
-      </w:pPr>
-      <w:r>
-        <w:t xml:space="preserve">Seal easy-to-access air leaks and weatherstrip exterior doors.</w:t>
-      </w:r>
-      <w:r>
-        <w:t xml:space="preserve"> </w:t>
-      </w:r>
-      <w:r>
-        <w:rPr>
-          <w:i/>
-          <w:iCs/>
-        </w:rPr>
-        <w:t xml:space="preserve">Estimated Cost/Benefits/Incentives</w:t>
-      </w:r>
-    </w:p>
-    <w:p>
-      <w:pPr>
-        <w:pStyle w:val="BodyText"/>
-      </w:pPr>
-      <w:r>
-        <w:t xml:space="preserve">The device costs $100-$400 and needs to be installed by an electrician. Here are some options: https://www.popularmechanics.com/home/interior-projects/g43140886/best-whole-house-surge-protectors/</w:t>
-      </w:r>
-    </w:p>
-    <w:bookmarkEnd w:id="63"/>
-    <w:bookmarkStart w:id="64" w:name="diy-air-sealing"/>
-    <w:p>
-      <w:pPr>
-        <w:pStyle w:val="Heading3"/>
-      </w:pPr>
-      <w:r>
-        <w:t xml:space="preserve">4.23 DIY Air Sealing</w:t>
-      </w:r>
-    </w:p>
-    <w:p>
-      <w:pPr>
-        <w:pStyle w:val="FirstParagraph"/>
-      </w:pPr>
-      <w:r>
-        <w:rPr>
-          <w:i/>
-          <w:iCs/>
-        </w:rPr>
-        <w:t xml:space="preserve">Problem</w:t>
-      </w:r>
-    </w:p>
-    <w:p>
-      <w:pPr>
-        <w:pStyle w:val="BodyText"/>
-      </w:pPr>
-      <w:r>
-        <w:t xml:space="preserve">During the blower door test, we noted sources of air leakage in the living areas of your house.</w:t>
-      </w:r>
-    </w:p>
-    <w:p>
-      <w:pPr>
-        <w:pStyle w:val="BodyText"/>
-      </w:pPr>
-      <w:r>
-        <w:rPr>
-          <w:b/>
-          <w:bCs/>
-        </w:rPr>
-        <w:t xml:space="preserve">Auditor to detail customized findings.</w:t>
-      </w:r>
-      <w:r>
-        <w:rPr>
-          <w:b/>
-          <w:bCs/>
-        </w:rPr>
-        <w:t xml:space="preserve"> </w:t>
-      </w:r>
-    </w:p>
-    <w:p>
-      <w:pPr>
-        <w:pStyle w:val="BodyText"/>
-      </w:pPr>
-      <w:r>
-        <w:rPr>
-          <w:i/>
-          <w:iCs/>
-        </w:rPr>
-        <w:t xml:space="preserve">Recommendation</w:t>
-      </w:r>
-    </w:p>
-    <w:p>
-      <w:pPr>
-        <w:pStyle w:val="BodyText"/>
-      </w:pPr>
-      <w:r>
-        <w:t xml:space="preserve">Air sealing the air leaks we identified around the living areas of your house can be a DIY solution to lower energy use, or an insulation contractor can seal the leaks when they come to your house for a larger project. Please address any moisture concerns before undertaking significant air sealing efforts.</w:t>
-      </w:r>
-    </w:p>
-    <w:p>
-      <w:pPr>
-        <w:pStyle w:val="BodyText"/>
-      </w:pPr>
-      <w:r>
-        <w:rPr>
-          <w:i/>
-          <w:iCs/>
-        </w:rPr>
-        <w:t xml:space="preserve">Estimated Cost/Benefits/Incentives</w:t>
-      </w:r>
-    </w:p>
-    <w:p>
-      <w:pPr>
-        <w:pStyle w:val="BodyText"/>
-      </w:pPr>
-      <w:r>
-        <w:t xml:space="preserve">Ductwork insulation projects are not eligible for federal or state funding in second homes.</w:t>
-      </w:r>
-    </w:p>
-    <w:bookmarkEnd w:id="64"/>
-    <w:bookmarkStart w:id="65" w:name="other-1"/>
-    <w:p>
-      <w:pPr>
-        <w:pStyle w:val="Heading3"/>
-      </w:pPr>
-      <w:r>
-        <w:t xml:space="preserve">4.24 Other 1</w:t>
-      </w:r>
-    </w:p>
-    <w:p>
-      <w:pPr>
-        <w:pStyle w:val="FirstParagraph"/>
-      </w:pPr>
-      <w:r>
-        <w:rPr>
-          <w:i/>
-          <w:iCs/>
-        </w:rPr>
-        <w:t xml:space="preserve">Problem</w:t>
-      </w:r>
-    </w:p>
-    <w:p>
-      <w:pPr>
-        <w:pStyle w:val="BodyText"/>
-      </w:pPr>
-      <w:r>
-        <w:rPr>
-          <w:i/>
-          <w:iCs/>
-        </w:rPr>
-        <w:t xml:space="preserve">Recommendation</w:t>
-      </w:r>
-    </w:p>
-    <w:p>
-      <w:pPr>
-        <w:pStyle w:val="BodyText"/>
-      </w:pPr>
-      <w:r>
-        <w:t xml:space="preserve">Upgrade your electrical panel to add whole-house surge protection.</w:t>
-      </w:r>
-    </w:p>
-    <w:p>
-      <w:pPr>
-        <w:pStyle w:val="BodyText"/>
-      </w:pPr>
-      <w:r>
-        <w:rPr>
-          <w:i/>
-          <w:iCs/>
-        </w:rPr>
-        <w:t xml:space="preserve">Estimated Cost/Benefits/Incentives</w:t>
-      </w:r>
-    </w:p>
-    <w:p>
-      <w:pPr>
-        <w:pStyle w:val="BodyText"/>
-      </w:pPr>
-      <w:r>
-        <w:rPr>
-          <w:b/>
-          <w:bCs/>
-        </w:rPr>
-        <w:t xml:space="preserve">Auditor to describe. Secondary residence, heated year-round</w:t>
-      </w:r>
-    </w:p>
-    <w:bookmarkEnd w:id="65"/>
-    <w:bookmarkStart w:id="66" w:name="other-2"/>
-    <w:p>
-      <w:pPr>
-        <w:pStyle w:val="Heading3"/>
-      </w:pPr>
-      <w:r>
-        <w:t xml:space="preserve">4.25 Other 2</w:t>
-      </w:r>
-    </w:p>
-    <w:p>
-      <w:pPr>
-        <w:pStyle w:val="FirstParagraph"/>
-      </w:pPr>
-      <w:r>
-        <w:rPr>
-          <w:i/>
-          <w:iCs/>
-        </w:rPr>
-        <w:t xml:space="preserve">Problem</w:t>
-      </w:r>
-    </w:p>
-    <w:p>
-      <w:pPr>
-        <w:pStyle w:val="BodyText"/>
-      </w:pPr>
-      <w:r>
-        <w:rPr>
-          <w:i/>
-          <w:iCs/>
-        </w:rPr>
-        <w:t xml:space="preserve">Recommendation</w:t>
-      </w:r>
-    </w:p>
-    <w:p>
-      <w:pPr>
-        <w:pStyle w:val="BodyText"/>
-      </w:pPr>
-      <w:r>
-        <w:t xml:space="preserve">TYPE HERE 2</w:t>
-      </w:r>
-    </w:p>
-    <w:p>
-      <w:pPr>
-        <w:pStyle w:val="BodyText"/>
-      </w:pPr>
-      <w:r>
-        <w:rPr>
-          <w:i/>
-          <w:iCs/>
-        </w:rPr>
-        <w:t xml:space="preserve">Estimated Cost/Benefits/Incentives</w:t>
-      </w:r>
-    </w:p>
-    <w:p>
-      <w:pPr>
-        <w:pStyle w:val="BodyText"/>
-      </w:pPr>
-      <w:r>
-        <w:rPr>
-          <w:b/>
-          <w:bCs/>
-        </w:rPr>
-        <w:t xml:space="preserve">Auditor to describe. Secondary residence, heated year-round</w:t>
-      </w:r>
-    </w:p>
-    <w:bookmarkEnd w:id="66"/>
-    <w:bookmarkStart w:id="67" w:name="ductwork-air-sealing-and-insulation"/>
-    <w:p>
-      <w:pPr>
-        <w:pStyle w:val="Heading3"/>
-      </w:pPr>
-      <w:r>
-        <w:t xml:space="preserve">4.26 Ductwork Air Sealing and Insulation</w:t>
-      </w:r>
-    </w:p>
-    <w:p>
-      <w:pPr>
-        <w:pStyle w:val="FirstParagraph"/>
-      </w:pPr>
-      <w:r>
-        <w:rPr>
-          <w:i/>
-          <w:iCs/>
-        </w:rPr>
-        <w:t xml:space="preserve">Problem</w:t>
-      </w:r>
-    </w:p>
-    <w:p>
-      <w:pPr>
-        <w:pStyle w:val="BodyText"/>
-      </w:pPr>
-      <w:r>
-        <w:t xml:space="preserve">The furnace supply ductwork running through the basement would be more efficient if it were air sealed and insulated. The heated air from the furnace loses a lot of heat to the surroundings on its way to the living space.</w:t>
-      </w:r>
-    </w:p>
-    <w:p>
-      <w:pPr>
-        <w:pStyle w:val="BodyText"/>
-      </w:pPr>
-      <w:r>
-        <w:rPr>
-          <w:i/>
-          <w:iCs/>
-        </w:rPr>
-        <w:t xml:space="preserve">Recommendation</w:t>
-      </w:r>
-    </w:p>
-    <w:p>
-      <w:pPr>
-        <w:pStyle w:val="BodyText"/>
-      </w:pPr>
-      <w:r>
-        <w:t xml:space="preserve">Air seal and insulate all of the supply and return ductwork running through the basement/crawlspace.</w:t>
-      </w:r>
-      <w:r>
-        <w:rPr>
-          <w:i/>
-          <w:iCs/>
-        </w:rPr>
-        <w:t xml:space="preserve">Estimated Costs/Benefits/Incentives</w:t>
-      </w:r>
-    </w:p>
-    <w:p>
-      <w:pPr>
-        <w:pStyle w:val="BodyText"/>
-      </w:pPr>
-      <w:r>
-        <w:t xml:space="preserve">Ductwork insulation projects are not eligible for federal or state funding in second homes.</w:t>
-      </w:r>
-    </w:p>
-    <w:bookmarkEnd w:id="67"/>
-    <w:bookmarkStart w:id="68" w:name="misc.-air-sealing-and-insulation"/>
-    <w:p>
-      <w:pPr>
-        <w:pStyle w:val="Heading3"/>
-      </w:pPr>
-      <w:r>
-        <w:t xml:space="preserve">4.27 Misc. Air Sealing and Insulation</w:t>
-      </w:r>
-    </w:p>
-    <w:p>
-      <w:pPr>
-        <w:pStyle w:val="FirstParagraph"/>
-      </w:pPr>
-      <w:r>
-        <w:rPr>
-          <w:i/>
-          <w:iCs/>
-        </w:rPr>
-        <w:t xml:space="preserve">Problem</w:t>
-      </w:r>
-    </w:p>
-    <w:p>
-      <w:pPr>
-        <w:pStyle w:val="BodyText"/>
-      </w:pPr>
-      <w:r>
-        <w:rPr>
-          <w:b/>
-          <w:bCs/>
-        </w:rPr>
-        <w:t xml:space="preserve">Need a description for the problem</w:t>
-      </w:r>
-    </w:p>
-    <w:p>
-      <w:pPr>
-        <w:pStyle w:val="BodyText"/>
-      </w:pPr>
-      <w:r>
-        <w:rPr>
-          <w:i/>
-          <w:iCs/>
-        </w:rPr>
-        <w:t xml:space="preserve">Recommendation</w:t>
-      </w:r>
-    </w:p>
-    <w:p>
-      <w:pPr>
-        <w:pStyle w:val="BodyText"/>
-      </w:pPr>
-      <w:r>
-        <w:t xml:space="preserve">Air seal and insulate [** insert auditor description - bay window, bulkhead door, chase, kneewall, anything else that is unique to the home and not otherwise covered in another recommendation]</w:t>
-      </w:r>
-      <w:r>
-        <w:rPr>
-          <w:i/>
-          <w:iCs/>
-        </w:rPr>
-        <w:t xml:space="preserve">Estimated Costs/Benefits/Incentives</w:t>
-      </w:r>
-    </w:p>
-    <w:p>
-      <w:pPr>
-        <w:pStyle w:val="BodyText"/>
-      </w:pPr>
-      <w:r>
-        <w:t xml:space="preserve">As part of a larger insulation project in a second home that is heated year round, this work may be eligible for Efficiency Maine rebates and other incentives for insulation work, up to 40% of the overall cost to weatherize your home (subject to a lifetime limit per building).</w:t>
-      </w:r>
-    </w:p>
-    <w:bookmarkEnd w:id="68"/>
-    <w:bookmarkStart w:id="69" w:name="replace-windows"/>
-    <w:p>
-      <w:pPr>
-        <w:pStyle w:val="Heading3"/>
-      </w:pPr>
-      <w:r>
-        <w:t xml:space="preserve">4.28 Replace Windows</w:t>
-      </w:r>
-    </w:p>
-    <w:p>
-      <w:pPr>
-        <w:pStyle w:val="FirstParagraph"/>
-      </w:pPr>
-      <w:r>
-        <w:rPr>
-          <w:i/>
-          <w:iCs/>
-        </w:rPr>
-        <w:t xml:space="preserve">Problem</w:t>
-      </w:r>
-    </w:p>
-    <w:p>
-      <w:pPr>
-        <w:pStyle w:val="BodyText"/>
-      </w:pPr>
-      <w:r>
-        <w:rPr>
-          <w:b/>
-          <w:bCs/>
-        </w:rPr>
-        <w:t xml:space="preserve">Need to get the description of the problem</w:t>
-      </w:r>
-    </w:p>
-    <w:p>
-      <w:pPr>
-        <w:pStyle w:val="BodyText"/>
-      </w:pPr>
-      <w:r>
-        <w:rPr>
-          <w:i/>
-          <w:iCs/>
-        </w:rPr>
-        <w:t xml:space="preserve">Recommendation</w:t>
-      </w:r>
-    </w:p>
-    <w:p>
-      <w:pPr>
-        <w:pStyle w:val="BodyText"/>
-      </w:pPr>
-      <w:r>
-        <w:t xml:space="preserve">Replace single-paned windows with double- or triple-paned windows and ensure the frames are airsealed. We recommend installing windows that are Energy Star certified for</w:t>
-      </w:r>
-      <w:r>
-        <w:t xml:space="preserve"> </w:t>
-      </w:r>
-      <w:r>
-        <w:t xml:space="preserve">‘Northern’</w:t>
-      </w:r>
-      <w:r>
-        <w:t xml:space="preserve"> </w:t>
-      </w:r>
-      <w:r>
-        <w:t xml:space="preserve">climate.</w:t>
-      </w:r>
-      <w:r>
-        <w:rPr>
-          <w:i/>
-          <w:iCs/>
-        </w:rPr>
-        <w:t xml:space="preserve">Estimated Costs/Benefits/Incentives</w:t>
-      </w:r>
-    </w:p>
-    <w:p>
-      <w:pPr>
-        <w:pStyle w:val="BodyText"/>
-      </w:pPr>
-      <w:r>
-        <w:t xml:space="preserve">New windows are not eligible for federal or state funding in second homes.</w:t>
+        <w:t xml:space="preserve">Row 2 : Name = Bob , Score = 85</w:t>
+      </w:r>
+    </w:p>
+    <w:p>
+      <w:pPr>
+        <w:pStyle w:val="SourceCode"/>
+      </w:pPr>
+      <w:r>
+        <w:rPr>
+          <w:rStyle w:val="VerbatimChar"/>
+        </w:rPr>
+        <w:t xml:space="preserve">  Row 4 : Name = Dave , Score = 92 </w:t>
+      </w:r>
+      <w:r>
+        <w:br/>
+      </w:r>
+      <w:r>
+        <w:br/>
+      </w:r>
+      <w:r>
+        <w:br/>
+      </w:r>
+      <w:r>
+        <w:rPr>
+          <w:rStyle w:val="VerbatimChar"/>
+        </w:rPr>
+        <w:t xml:space="preserve">  Row 6 : Name = Frank , Score = 87 </w:t>
+      </w:r>
+    </w:p>
+    <w:p>
+      <w:pPr>
+        <w:pStyle w:val="SourceCode"/>
+      </w:pPr>
+      <w:r>
+        <w:rPr>
+          <w:rStyle w:val="CommentTok"/>
+        </w:rPr>
+        <w:t xml:space="preserve"># cat("###", ranked_sect_4_problem_text$Recommendations[i] , "\n"</w:t>
+      </w:r>
+      <w:r>
+        <w:br/>
+      </w:r>
+      <w:r>
+        <w:rPr>
+          <w:rStyle w:val="CommentTok"/>
+        </w:rPr>
+        <w:t xml:space="preserve">#      ,</w:t>
+      </w:r>
+      <w:r>
+        <w:br/>
+      </w:r>
+      <w:r>
+        <w:rPr>
+          <w:rStyle w:val="CommentTok"/>
+        </w:rPr>
+        <w:t xml:space="preserve">#   </w:t>
+      </w:r>
+      <w:r>
+        <w:br/>
+      </w:r>
+      <w:r>
+        <w:rPr>
+          <w:rStyle w:val="CommentTok"/>
+        </w:rPr>
+        <w:t xml:space="preserve"># "*Problem*", i ,"\n")</w:t>
       </w:r>
     </w:p>
     <w:bookmarkEnd w:id="69"/>
-    <w:bookmarkStart w:id="70" w:name="replace-doors"/>
-    <w:p>
-      <w:pPr>
-        <w:pStyle w:val="Heading3"/>
-      </w:pPr>
-      <w:r>
-        <w:t xml:space="preserve">4.29 Replace Doors</w:t>
-      </w:r>
-    </w:p>
-    <w:p>
-      <w:pPr>
-        <w:pStyle w:val="FirstParagraph"/>
-      </w:pPr>
-      <w:r>
-        <w:rPr>
-          <w:i/>
-          <w:iCs/>
-        </w:rPr>
-        <w:t xml:space="preserve">Problem</w:t>
-      </w:r>
-    </w:p>
-    <w:p>
-      <w:pPr>
-        <w:pStyle w:val="BodyText"/>
-      </w:pPr>
-      <w:r>
-        <w:rPr>
-          <w:b/>
-          <w:bCs/>
-        </w:rPr>
-        <w:t xml:space="preserve">Need to get the description of the problem</w:t>
-      </w:r>
-    </w:p>
-    <w:p>
-      <w:pPr>
-        <w:pStyle w:val="BodyText"/>
-      </w:pPr>
-      <w:r>
-        <w:rPr>
-          <w:i/>
-          <w:iCs/>
-        </w:rPr>
-        <w:t xml:space="preserve">Recommendation</w:t>
-      </w:r>
-    </w:p>
-    <w:p>
-      <w:pPr>
-        <w:pStyle w:val="BodyText"/>
-      </w:pPr>
-      <w:r>
-        <w:t xml:space="preserve">Replace uninsulated exterior doors and ensure new doors are insulated and properly weatherstripped. We recommend installing doors that are Energy Star certified for</w:t>
-      </w:r>
-      <w:r>
-        <w:t xml:space="preserve"> </w:t>
-      </w:r>
-      <w:r>
-        <w:t xml:space="preserve">‘Northern’</w:t>
-      </w:r>
-      <w:r>
-        <w:t xml:space="preserve"> </w:t>
-      </w:r>
-      <w:r>
-        <w:t xml:space="preserve">climate.</w:t>
-      </w:r>
-      <w:r>
-        <w:rPr>
-          <w:i/>
-          <w:iCs/>
-        </w:rPr>
-        <w:t xml:space="preserve">Estimated Costs/Benefits/Incentives</w:t>
-      </w:r>
-    </w:p>
-    <w:p>
-      <w:pPr>
-        <w:pStyle w:val="BodyText"/>
-      </w:pPr>
-      <w:r>
-        <w:t xml:space="preserve">New doors are not eligible for federal or state funding in second homes.</w:t>
-      </w:r>
-    </w:p>
     <w:bookmarkEnd w:id="70"/>
-    <w:bookmarkEnd w:id="71"/>
-    <w:bookmarkStart w:id="72" w:name="additional-resources"/>
-    <w:p>
-      <w:pPr>
-        <w:pStyle w:val="Heading2"/>
-      </w:pPr>
-      <w:r>
-        <w:t xml:space="preserve">5 Additional Resources</w:t>
-      </w:r>
-    </w:p>
-    <w:p>
-      <w:pPr>
-        <w:pStyle w:val="FirstParagraph"/>
-      </w:pPr>
-      <w:r>
-        <w:t xml:space="preserve">Many home efficiency upgrades are eligible for Efficiency Maine rebates and federal tax credits. Financial incentives vary based on income level and type of occupancy. An overview of all state rebates and federal tax credits can be found here: https://www.efficiencymaine.com/at-home/</w:t>
-      </w:r>
-    </w:p>
-    <w:p>
-      <w:pPr>
-        <w:pStyle w:val="BodyText"/>
-      </w:pPr>
-      <w:r>
-        <w:t xml:space="preserve">You can search for Efficiency Maine registered contractors here: https://www.efficiencymaine.com/at-home/vendor-locator/</w:t>
-      </w:r>
-    </w:p>
-    <w:p>
-      <w:pPr>
-        <w:pStyle w:val="BodyText"/>
-      </w:pPr>
-      <w:r>
-        <w:t xml:space="preserve">We recommend discussing a whole-home plan for insulation and air sealing work in the basement, walls, and attic with contractors to determine how to best sequence the work to take full advantage of the Efficiency Maine rebates (which are subject to lifetime maximums) and nonrefundable federal tax credits (which are subject to annual maximums).</w:t>
-      </w:r>
-    </w:p>
-    <w:p>
-      <w:pPr>
-        <w:pStyle w:val="BodyText"/>
-      </w:pPr>
-      <w:r>
-        <w:t xml:space="preserve">Efficiency Maine also offers home energy loans to help homeowners who are Maine residents pay for energy and related health and safety upgrades. There are no fees and interest rates for multi-year loans are between 5.99% (max $7,500) and 7.99% (max $25,000), depending on income level. Low- and moderate-income homeowners who borrow the full $7,500 and pay it back over 10 years will pay a monthly cost of $83. There is also a 1-year, 0% APR option. To learn more or apply, call 866-376-2463 or visit https://www.efficiencymaine.com/home-energy-loans/</w:t>
-      </w:r>
-    </w:p>
-    <w:p>
-      <w:pPr>
-        <w:pStyle w:val="BodyText"/>
-      </w:pPr>
-      <w:r>
-        <w:t xml:space="preserve">Our Maine Energy Upgrade Program team is willing and able to help you sort out the details of incentives and recommend contractors who have done quality work. As part of our program, we are coordinating with homeowners and contractors to bundle multiple projects to reduce costs. To qualify for our program, homes must install either a heat pump or heat pump water heater in addition to any other improvements.</w:t>
-      </w:r>
-    </w:p>
-    <w:bookmarkEnd w:id="72"/>
-    <w:bookmarkStart w:id="102" w:name="section-four-tests"/>
-    <w:p>
-      <w:pPr>
-        <w:pStyle w:val="Heading2"/>
-      </w:pPr>
-      <w:r>
-        <w:t xml:space="preserve">6 Section Four Tests</w:t>
-      </w:r>
-    </w:p>
-    <w:p>
-      <w:pPr>
-        <w:pStyle w:val="SourceCode"/>
-      </w:pPr>
-      <w:r>
-        <w:rPr>
-          <w:rStyle w:val="CommentTok"/>
-        </w:rPr>
-        <w:t xml:space="preserve"># for (i in 1:length(ranked_sect_4_problem_text)) {</w:t>
-      </w:r>
-      <w:r>
-        <w:br/>
-      </w:r>
-      <w:r>
-        <w:rPr>
-          <w:rStyle w:val="CommentTok"/>
-        </w:rPr>
-        <w:t xml:space="preserve">#   cat(ranked_sect_4_problem_text$Problem)</w:t>
-      </w:r>
-      <w:r>
-        <w:br/>
-      </w:r>
-      <w:r>
-        <w:rPr>
-          <w:rStyle w:val="CommentTok"/>
-        </w:rPr>
-        <w:t xml:space="preserve"># }</w:t>
-      </w:r>
-      <w:r>
-        <w:br/>
-      </w:r>
-      <w:r>
-        <w:br/>
-      </w:r>
-      <w:r>
-        <w:rPr>
-          <w:rStyle w:val="CommentTok"/>
-        </w:rPr>
-        <w:t xml:space="preserve"># Create a vector filled with random normal values</w:t>
-      </w:r>
-      <w:r>
-        <w:br/>
-      </w:r>
-      <w:r>
-        <w:br/>
-      </w:r>
-      <w:r>
-        <w:rPr>
-          <w:rStyle w:val="NormalTok"/>
-        </w:rPr>
-        <w:t xml:space="preserve">name.vec </w:t>
-      </w:r>
-      <w:r>
-        <w:rPr>
-          <w:rStyle w:val="OtherTok"/>
-        </w:rPr>
-        <w:t xml:space="preserve">&lt;-</w:t>
-      </w:r>
-      <w:r>
-        <w:rPr>
-          <w:rStyle w:val="NormalTok"/>
-        </w:rPr>
-        <w:t xml:space="preserve"> </w:t>
-      </w:r>
-      <w:r>
-        <w:rPr>
-          <w:rStyle w:val="FunctionTok"/>
-        </w:rPr>
-        <w:t xml:space="preserve">as.vector</w:t>
-      </w:r>
-      <w:r>
-        <w:rPr>
-          <w:rStyle w:val="NormalTok"/>
-        </w:rPr>
-        <w:t xml:space="preserve">(ranked_sect_4_problem_text</w:t>
-      </w:r>
-      <w:r>
-        <w:rPr>
-          <w:rStyle w:val="SpecialCharTok"/>
-        </w:rPr>
-        <w:t xml:space="preserve">$</w:t>
-      </w:r>
-      <w:r>
-        <w:rPr>
-          <w:rStyle w:val="NormalTok"/>
-        </w:rPr>
-        <w:t xml:space="preserve">Problem) </w:t>
-      </w:r>
-      <w:r>
-        <w:br/>
-      </w:r>
-      <w:r>
-        <w:br/>
-      </w:r>
-      <w:r>
-        <w:rPr>
-          <w:rStyle w:val="NormalTok"/>
-        </w:rPr>
-        <w:t xml:space="preserve">name.vec2 </w:t>
-      </w:r>
-      <w:r>
-        <w:rPr>
-          <w:rStyle w:val="OtherTok"/>
-        </w:rPr>
-        <w:t xml:space="preserve">&lt;-</w:t>
-      </w:r>
-      <w:r>
-        <w:rPr>
-          <w:rStyle w:val="NormalTok"/>
-        </w:rPr>
-        <w:t xml:space="preserve"> </w:t>
-      </w:r>
-      <w:r>
-        <w:rPr>
-          <w:rStyle w:val="FunctionTok"/>
-        </w:rPr>
-        <w:t xml:space="preserve">as.vector</w:t>
-      </w:r>
-      <w:r>
-        <w:rPr>
-          <w:rStyle w:val="NormalTok"/>
-        </w:rPr>
-        <w:t xml:space="preserve">(ranked_sect_4_problem_text</w:t>
-      </w:r>
-      <w:r>
-        <w:rPr>
-          <w:rStyle w:val="SpecialCharTok"/>
-        </w:rPr>
-        <w:t xml:space="preserve">$</w:t>
-      </w:r>
-      <w:r>
-        <w:rPr>
-          <w:rStyle w:val="NormalTok"/>
-        </w:rPr>
-        <w:t xml:space="preserve">Problem)</w:t>
-      </w:r>
-      <w:r>
-        <w:br/>
-      </w:r>
-      <w:r>
-        <w:rPr>
-          <w:rStyle w:val="CommentTok"/>
-        </w:rPr>
-        <w:t xml:space="preserve">#u1 &lt;- rnorm(30)</w:t>
-      </w:r>
-      <w:r>
-        <w:br/>
-      </w:r>
-      <w:r>
-        <w:rPr>
-          <w:rStyle w:val="CommentTok"/>
-        </w:rPr>
-        <w:t xml:space="preserve">#print("This loop calculates the square of the first 10 elements of vector u1")</w:t>
-      </w:r>
-      <w:r>
-        <w:br/>
-      </w:r>
-      <w:r>
-        <w:br/>
-      </w:r>
-      <w:r>
-        <w:rPr>
-          <w:rStyle w:val="CommentTok"/>
-        </w:rPr>
-        <w:t xml:space="preserve"># # Initialize `usq`</w:t>
-      </w:r>
-      <w:r>
-        <w:br/>
-      </w:r>
-      <w:r>
-        <w:rPr>
-          <w:rStyle w:val="CommentTok"/>
-        </w:rPr>
-        <w:t xml:space="preserve"># usq &lt;- ""</w:t>
-      </w:r>
-      <w:r>
-        <w:br/>
-      </w:r>
-      <w:r>
-        <w:br/>
-      </w:r>
-      <w:r>
-        <w:rPr>
-          <w:rStyle w:val="ControlFlowTok"/>
-        </w:rPr>
-        <w:t xml:space="preserve">for</w:t>
-      </w:r>
-      <w:r>
-        <w:rPr>
-          <w:rStyle w:val="NormalTok"/>
-        </w:rPr>
-        <w:t xml:space="preserve"> (i </w:t>
-      </w:r>
-      <w:r>
-        <w:rPr>
-          <w:rStyle w:val="ControlFlowTok"/>
-        </w:rPr>
-        <w:t xml:space="preserve">in</w:t>
-      </w:r>
-      <w:r>
-        <w:rPr>
-          <w:rStyle w:val="NormalTok"/>
-        </w:rPr>
-        <w:t xml:space="preserve"> </w:t>
-      </w:r>
-      <w:r>
-        <w:rPr>
-          <w:rStyle w:val="DecValTok"/>
-        </w:rPr>
-        <w:t xml:space="preserve">1</w:t>
-      </w:r>
-      <w:r>
-        <w:rPr>
-          <w:rStyle w:val="SpecialCharTok"/>
-        </w:rPr>
-        <w:t xml:space="preserve">:</w:t>
-      </w:r>
-      <w:r>
-        <w:rPr>
-          <w:rStyle w:val="NormalTok"/>
-        </w:rPr>
-        <w:t xml:space="preserve"> </w:t>
-      </w:r>
-      <w:r>
-        <w:rPr>
-          <w:rStyle w:val="FunctionTok"/>
-        </w:rPr>
-        <w:t xml:space="preserve">nrow</w:t>
-      </w:r>
-      <w:r>
-        <w:rPr>
-          <w:rStyle w:val="NormalTok"/>
-        </w:rPr>
-        <w:t xml:space="preserve">(ranked_sect_4_problem_text)) {</w:t>
-      </w:r>
-      <w:r>
-        <w:br/>
-      </w:r>
-      <w:r>
-        <w:rPr>
-          <w:rStyle w:val="NormalTok"/>
-        </w:rPr>
-        <w:t xml:space="preserve">    </w:t>
-      </w:r>
-      <w:r>
-        <w:rPr>
-          <w:rStyle w:val="CommentTok"/>
-        </w:rPr>
-        <w:t xml:space="preserve"># i-th element of `u1` squared into `i`-th position of `usq`</w:t>
-      </w:r>
-      <w:r>
-        <w:br/>
-      </w:r>
-      <w:r>
-        <w:rPr>
-          <w:rStyle w:val="NormalTok"/>
-        </w:rPr>
-        <w:t xml:space="preserve">   </w:t>
-      </w:r>
-      <w:r>
-        <w:br/>
-      </w:r>
-      <w:r>
-        <w:rPr>
-          <w:rStyle w:val="NormalTok"/>
-        </w:rPr>
-        <w:t xml:space="preserve">    </w:t>
-      </w:r>
-      <w:r>
-        <w:rPr>
-          <w:rStyle w:val="FunctionTok"/>
-        </w:rPr>
-        <w:t xml:space="preserve">cat</w:t>
-      </w:r>
-      <w:r>
-        <w:rPr>
-          <w:rStyle w:val="NormalTok"/>
-        </w:rPr>
-        <w:t xml:space="preserve">(</w:t>
-      </w:r>
-      <w:r>
-        <w:rPr>
-          <w:rStyle w:val="StringTok"/>
-        </w:rPr>
-        <w:t xml:space="preserve">"###"</w:t>
-      </w:r>
-      <w:r>
-        <w:rPr>
-          <w:rStyle w:val="NormalTok"/>
-        </w:rPr>
-        <w:t xml:space="preserve">, ranked_sect_4_problem_text</w:t>
-      </w:r>
-      <w:r>
-        <w:rPr>
-          <w:rStyle w:val="SpecialCharTok"/>
-        </w:rPr>
-        <w:t xml:space="preserve">$</w:t>
-      </w:r>
-      <w:r>
-        <w:rPr>
-          <w:rStyle w:val="NormalTok"/>
-        </w:rPr>
-        <w:t xml:space="preserve">Recommendations[i] , </w:t>
-      </w:r>
-      <w:r>
-        <w:rPr>
-          <w:rStyle w:val="StringTok"/>
-        </w:rPr>
-        <w:t xml:space="preserve">"</w:t>
-      </w:r>
-      <w:r>
-        <w:rPr>
-          <w:rStyle w:val="SpecialCharTok"/>
-        </w:rPr>
-        <w:t xml:space="preserve">\n</w:t>
-      </w:r>
-      <w:r>
-        <w:rPr>
-          <w:rStyle w:val="StringTok"/>
-        </w:rPr>
-        <w:t xml:space="preserve">"</w:t>
-      </w:r>
-      <w:r>
-        <w:rPr>
-          <w:rStyle w:val="NormalTok"/>
-        </w:rPr>
-        <w:t xml:space="preserve">)</w:t>
-      </w:r>
-      <w:r>
-        <w:br/>
-      </w:r>
-      <w:r>
-        <w:rPr>
-          <w:rStyle w:val="NormalTok"/>
-        </w:rPr>
-        <w:t xml:space="preserve">}</w:t>
-      </w:r>
-    </w:p>
-    <w:bookmarkStart w:id="73" w:name="windowdressers"/>
-    <w:p>
-      <w:pPr>
-        <w:pStyle w:val="Heading3"/>
-      </w:pPr>
-      <w:r>
-        <w:t xml:space="preserve">6.1 WindowDressers</w:t>
-      </w:r>
-    </w:p>
-    <w:bookmarkEnd w:id="73"/>
-    <w:bookmarkStart w:id="74" w:name="gutters-1"/>
-    <w:p>
-      <w:pPr>
-        <w:pStyle w:val="Heading3"/>
-      </w:pPr>
-      <w:r>
-        <w:t xml:space="preserve">6.2 Gutters</w:t>
-      </w:r>
-    </w:p>
-    <w:bookmarkEnd w:id="74"/>
-    <w:bookmarkStart w:id="75" w:name="furnaceboiler-tune-up-1"/>
-    <w:p>
-      <w:pPr>
-        <w:pStyle w:val="Heading3"/>
-      </w:pPr>
-      <w:r>
-        <w:t xml:space="preserve">6.3 Furnace/Boiler Tune-up</w:t>
-      </w:r>
-    </w:p>
-    <w:bookmarkEnd w:id="75"/>
-    <w:bookmarkStart w:id="76" w:name="induction-stoveoven-1"/>
-    <w:p>
-      <w:pPr>
-        <w:pStyle w:val="Heading3"/>
-      </w:pPr>
-      <w:r>
-        <w:t xml:space="preserve">6.4 Induction Stove/Oven</w:t>
-      </w:r>
-    </w:p>
-    <w:bookmarkEnd w:id="76"/>
-    <w:bookmarkStart w:id="77" w:name="high-efficiency-shower-heads-1"/>
-    <w:p>
-      <w:pPr>
-        <w:pStyle w:val="Heading3"/>
-      </w:pPr>
-      <w:r>
-        <w:t xml:space="preserve">6.5 High-efficiency Shower Head(s)</w:t>
-      </w:r>
-    </w:p>
-    <w:bookmarkEnd w:id="77"/>
-    <w:bookmarkStart w:id="78" w:name="freezer-1"/>
-    <w:p>
-      <w:pPr>
-        <w:pStyle w:val="Heading3"/>
-      </w:pPr>
-      <w:r>
-        <w:t xml:space="preserve">6.6 Freezer</w:t>
-      </w:r>
-    </w:p>
-    <w:bookmarkEnd w:id="78"/>
-    <w:bookmarkStart w:id="79" w:name="leds-1"/>
-    <w:p>
-      <w:pPr>
-        <w:pStyle w:val="Heading3"/>
-      </w:pPr>
-      <w:r>
-        <w:t xml:space="preserve">6.7 LEDs</w:t>
-      </w:r>
-    </w:p>
-    <w:bookmarkEnd w:id="79"/>
-    <w:bookmarkStart w:id="80" w:name="heat-pump-water-heater-1"/>
-    <w:p>
-      <w:pPr>
-        <w:pStyle w:val="Heading3"/>
-      </w:pPr>
-      <w:r>
-        <w:t xml:space="preserve">6.8 Heat Pump Water Heater</w:t>
-      </w:r>
-    </w:p>
-    <w:bookmarkEnd w:id="80"/>
-    <w:bookmarkStart w:id="81" w:name="refrigerator-1"/>
-    <w:p>
-      <w:pPr>
-        <w:pStyle w:val="Heading3"/>
-      </w:pPr>
-      <w:r>
-        <w:t xml:space="preserve">6.9 Refrigerator</w:t>
-      </w:r>
-    </w:p>
-    <w:bookmarkEnd w:id="81"/>
-    <w:bookmarkStart w:id="82" w:name="bathroom-exhaust-fans-1"/>
-    <w:p>
-      <w:pPr>
-        <w:pStyle w:val="Heading3"/>
-      </w:pPr>
-      <w:r>
-        <w:t xml:space="preserve">6.10 Bathroom Exhaust Fan(s)</w:t>
-      </w:r>
-    </w:p>
-    <w:bookmarkEnd w:id="82"/>
-    <w:bookmarkStart w:id="83" w:name="kitchen-exhaust-fan"/>
-    <w:p>
-      <w:pPr>
-        <w:pStyle w:val="Heading3"/>
-      </w:pPr>
-      <w:r>
-        <w:t xml:space="preserve">6.11 Kitchen Exhaust Fan</w:t>
-      </w:r>
-    </w:p>
-    <w:bookmarkEnd w:id="83"/>
-    <w:bookmarkStart w:id="84" w:name="vapor-barrier-1"/>
-    <w:p>
-      <w:pPr>
-        <w:pStyle w:val="Heading3"/>
-      </w:pPr>
-      <w:r>
-        <w:t xml:space="preserve">6.12 Vapor Barrier</w:t>
-      </w:r>
-    </w:p>
-    <w:bookmarkEnd w:id="84"/>
-    <w:bookmarkStart w:id="85" w:name="spray-foam-basementcrawlspace-walls"/>
-    <w:p>
-      <w:pPr>
-        <w:pStyle w:val="Heading3"/>
-      </w:pPr>
-      <w:r>
-        <w:t xml:space="preserve">6.13 Spray Foam Basement/Crawlspace Walls</w:t>
-      </w:r>
-    </w:p>
-    <w:bookmarkEnd w:id="85"/>
-    <w:bookmarkStart w:id="86" w:name="attic-air-sealing-and-insulation"/>
-    <w:p>
-      <w:pPr>
-        <w:pStyle w:val="Heading3"/>
-      </w:pPr>
-      <w:r>
-        <w:t xml:space="preserve">6.14 Attic Air Sealing and Insulation</w:t>
-      </w:r>
-    </w:p>
-    <w:bookmarkEnd w:id="86"/>
-    <w:bookmarkStart w:id="87" w:name="blown-in-cellulose-wall-insulation"/>
-    <w:p>
-      <w:pPr>
-        <w:pStyle w:val="Heading3"/>
-      </w:pPr>
-      <w:r>
-        <w:t xml:space="preserve">6.15 Blown-in Cellulose Wall Insulation</w:t>
-      </w:r>
-    </w:p>
-    <w:bookmarkEnd w:id="87"/>
-    <w:bookmarkStart w:id="88" w:name="continuous-exterior-wall-insulation-1"/>
-    <w:p>
-      <w:pPr>
-        <w:pStyle w:val="Heading3"/>
-      </w:pPr>
-      <w:r>
-        <w:t xml:space="preserve">6.16 Continuous Exterior Wall Insulation</w:t>
-      </w:r>
-    </w:p>
-    <w:bookmarkEnd w:id="88"/>
-    <w:bookmarkStart w:id="89" w:name="electrical-panel-upgrade-1"/>
-    <w:p>
-      <w:pPr>
-        <w:pStyle w:val="Heading3"/>
-      </w:pPr>
-      <w:r>
-        <w:t xml:space="preserve">6.17 Electrical Panel Upgrade</w:t>
-      </w:r>
-    </w:p>
-    <w:bookmarkEnd w:id="89"/>
-    <w:bookmarkStart w:id="90" w:name="air-source-heat-pump-1"/>
-    <w:p>
-      <w:pPr>
-        <w:pStyle w:val="Heading3"/>
-      </w:pPr>
-      <w:r>
-        <w:t xml:space="preserve">6.18 Air Source Heat Pump</w:t>
-      </w:r>
-    </w:p>
-    <w:bookmarkEnd w:id="90"/>
-    <w:bookmarkStart w:id="91" w:name="evcharger"/>
-    <w:p>
-      <w:pPr>
-        <w:pStyle w:val="Heading3"/>
-      </w:pPr>
-      <w:r>
-        <w:t xml:space="preserve">6.19 EV+Charger</w:t>
-      </w:r>
-    </w:p>
-    <w:bookmarkEnd w:id="91"/>
-    <w:bookmarkStart w:id="92" w:name="solar-1"/>
-    <w:p>
-      <w:pPr>
-        <w:pStyle w:val="Heading3"/>
-      </w:pPr>
-      <w:r>
-        <w:t xml:space="preserve">6.20 Solar</w:t>
-      </w:r>
-    </w:p>
-    <w:bookmarkEnd w:id="92"/>
-    <w:bookmarkStart w:id="93" w:name="whole-house-surge-protection-1"/>
-    <w:p>
-      <w:pPr>
-        <w:pStyle w:val="Heading3"/>
-      </w:pPr>
-      <w:r>
-        <w:t xml:space="preserve">6.21 Whole-House Surge Protection</w:t>
-      </w:r>
-    </w:p>
-    <w:bookmarkEnd w:id="93"/>
-    <w:bookmarkStart w:id="94" w:name="pipe-insulation-1"/>
-    <w:p>
-      <w:pPr>
-        <w:pStyle w:val="Heading3"/>
-      </w:pPr>
-      <w:r>
-        <w:t xml:space="preserve">6.22 Pipe Insulation</w:t>
-      </w:r>
-    </w:p>
-    <w:bookmarkEnd w:id="94"/>
-    <w:bookmarkStart w:id="95" w:name="diy-air-sealing-1"/>
-    <w:p>
-      <w:pPr>
-        <w:pStyle w:val="Heading3"/>
-      </w:pPr>
-      <w:r>
-        <w:t xml:space="preserve">6.23 DIY Air Sealing</w:t>
-      </w:r>
-    </w:p>
-    <w:bookmarkEnd w:id="95"/>
-    <w:bookmarkStart w:id="96" w:name="ductwork-air-sealing-and-insulation-1"/>
-    <w:p>
-      <w:pPr>
-        <w:pStyle w:val="Heading3"/>
-      </w:pPr>
-      <w:r>
-        <w:t xml:space="preserve">6.24 Ductwork Air Sealing and Insulation</w:t>
-      </w:r>
-    </w:p>
-    <w:bookmarkEnd w:id="96"/>
-    <w:bookmarkStart w:id="97" w:name="other-1-1"/>
-    <w:p>
-      <w:pPr>
-        <w:pStyle w:val="Heading3"/>
-      </w:pPr>
-      <w:r>
-        <w:t xml:space="preserve">6.25 Other 1</w:t>
-      </w:r>
-    </w:p>
-    <w:bookmarkEnd w:id="97"/>
-    <w:bookmarkStart w:id="98" w:name="other-2-1"/>
-    <w:p>
-      <w:pPr>
-        <w:pStyle w:val="Heading3"/>
-      </w:pPr>
-      <w:r>
-        <w:t xml:space="preserve">6.26 Other 2</w:t>
-      </w:r>
-    </w:p>
-    <w:bookmarkEnd w:id="98"/>
-    <w:bookmarkStart w:id="99" w:name="misc.-air-sealing-and-insulation-1"/>
-    <w:p>
-      <w:pPr>
-        <w:pStyle w:val="Heading3"/>
-      </w:pPr>
-      <w:r>
-        <w:t xml:space="preserve">6.27 Misc. Air Sealing and Insulation</w:t>
-      </w:r>
-    </w:p>
-    <w:bookmarkEnd w:id="99"/>
-    <w:bookmarkStart w:id="100" w:name="replace-doors-1"/>
-    <w:p>
-      <w:pPr>
-        <w:pStyle w:val="Heading3"/>
-      </w:pPr>
-      <w:r>
-        <w:t xml:space="preserve">6.28 Replace Doors</w:t>
-      </w:r>
-    </w:p>
-    <w:bookmarkEnd w:id="100"/>
-    <w:bookmarkStart w:id="101" w:name="replace-windows-1"/>
-    <w:p>
-      <w:pPr>
-        <w:pStyle w:val="Heading3"/>
-      </w:pPr>
-      <w:r>
-        <w:t xml:space="preserve">6.29 Replace Windows</w:t>
-      </w:r>
-    </w:p>
-    <w:p>
-      <w:pPr>
-        <w:pStyle w:val="SourceCode"/>
-      </w:pPr>
-      <w:r>
-        <w:rPr>
-          <w:rStyle w:val="CommentTok"/>
-        </w:rPr>
-        <w:t xml:space="preserve"># if( window_dressers == TRUE){</w:t>
-      </w:r>
-      <w:r>
-        <w:br/>
-      </w:r>
-      <w:r>
-        <w:rPr>
-          <w:rStyle w:val="CommentTok"/>
-        </w:rPr>
-        <w:t xml:space="preserve">#   cat(ranked_sect_4_problem_text)</w:t>
-      </w:r>
-      <w:r>
-        <w:br/>
-      </w:r>
-      <w:r>
-        <w:rPr>
-          <w:rStyle w:val="CommentTok"/>
-        </w:rPr>
-        <w:t xml:space="preserve"># }else{</w:t>
-      </w:r>
-      <w:r>
-        <w:br/>
-      </w:r>
-      <w:r>
-        <w:rPr>
-          <w:rStyle w:val="CommentTok"/>
-        </w:rPr>
-        <w:t xml:space="preserve">#   cat("")</w:t>
-      </w:r>
-      <w:r>
-        <w:br/>
-      </w:r>
-      <w:r>
-        <w:rPr>
-          <w:rStyle w:val="CommentTok"/>
-        </w:rPr>
-        <w:t xml:space="preserve"># }</w:t>
-      </w:r>
-      <w:r>
-        <w:br/>
-      </w:r>
-      <w:r>
-        <w:rPr>
-          <w:rStyle w:val="CommentTok"/>
-        </w:rPr>
-        <w:t xml:space="preserve"># </w:t>
-      </w:r>
-      <w:r>
-        <w:br/>
-      </w:r>
-      <w:r>
-        <w:rPr>
-          <w:rStyle w:val="CommentTok"/>
-        </w:rPr>
-        <w:t xml:space="preserve"># if(window_dressers == TRUE){</w:t>
-      </w:r>
-      <w:r>
-        <w:br/>
-      </w:r>
-      <w:r>
-        <w:rPr>
-          <w:rStyle w:val="CommentTok"/>
-        </w:rPr>
-        <w:t xml:space="preserve">#   cat(auto_window_dressers$Description</w:t>
-      </w:r>
-      <w:r>
-        <w:br/>
-      </w:r>
-      <w:r>
-        <w:rPr>
-          <w:rStyle w:val="CommentTok"/>
-        </w:rPr>
-        <w:t xml:space="preserve">#     </w:t>
-      </w:r>
-      <w:r>
-        <w:br/>
-      </w:r>
-      <w:r>
-        <w:rPr>
-          <w:rStyle w:val="CommentTok"/>
-        </w:rPr>
-        <w:t xml:space="preserve">#   )</w:t>
-      </w:r>
-      <w:r>
-        <w:br/>
-      </w:r>
-      <w:r>
-        <w:rPr>
-          <w:rStyle w:val="CommentTok"/>
-        </w:rPr>
-        <w:t xml:space="preserve"># }else{</w:t>
-      </w:r>
-      <w:r>
-        <w:br/>
-      </w:r>
-      <w:r>
-        <w:rPr>
-          <w:rStyle w:val="CommentTok"/>
-        </w:rPr>
-        <w:t xml:space="preserve">#   cat("")</w:t>
-      </w:r>
-      <w:r>
-        <w:br/>
-      </w:r>
-      <w:r>
-        <w:rPr>
-          <w:rStyle w:val="CommentTok"/>
-        </w:rPr>
-        <w:t xml:space="preserve">#   }</w:t>
-      </w:r>
-      <w:r>
-        <w:br/>
-      </w:r>
-      <w:r>
-        <w:rPr>
-          <w:rStyle w:val="CommentTok"/>
-        </w:rPr>
-        <w:t xml:space="preserve"># </w:t>
-      </w:r>
-      <w:r>
-        <w:br/>
-      </w:r>
-      <w:r>
-        <w:rPr>
-          <w:rStyle w:val="CommentTok"/>
-        </w:rPr>
-        <w:t xml:space="preserve"># if(window_dressers == TRUE){</w:t>
-      </w:r>
-      <w:r>
-        <w:br/>
-      </w:r>
-      <w:r>
-        <w:rPr>
-          <w:rStyle w:val="CommentTok"/>
-        </w:rPr>
-        <w:t xml:space="preserve">#   cat("</w:t>
-      </w:r>
-      <w:r>
-        <w:br/>
-      </w:r>
-      <w:r>
-        <w:rPr>
-          <w:rStyle w:val="CommentTok"/>
-        </w:rPr>
-        <w:t xml:space="preserve"># *Estimated Cost/Benefits/Incentives*</w:t>
-      </w:r>
-      <w:r>
-        <w:br/>
-      </w:r>
-      <w:r>
-        <w:rPr>
-          <w:rStyle w:val="CommentTok"/>
-        </w:rPr>
-        <w:t xml:space="preserve"># </w:t>
-      </w:r>
-      <w:r>
-        <w:br/>
-      </w:r>
-      <w:r>
-        <w:rPr>
-          <w:rStyle w:val="CommentTok"/>
-        </w:rPr>
-        <w:t xml:space="preserve"># ",auto_window_dresserds_estimates$Description)</w:t>
-      </w:r>
-      <w:r>
-        <w:br/>
-      </w:r>
-      <w:r>
-        <w:rPr>
-          <w:rStyle w:val="CommentTok"/>
-        </w:rPr>
-        <w:t xml:space="preserve"># }else{</w:t>
-      </w:r>
-      <w:r>
-        <w:br/>
-      </w:r>
-      <w:r>
-        <w:rPr>
-          <w:rStyle w:val="CommentTok"/>
-        </w:rPr>
-        <w:t xml:space="preserve">#   cat("")</w:t>
-      </w:r>
-      <w:r>
-        <w:br/>
-      </w:r>
-      <w:r>
-        <w:rPr>
-          <w:rStyle w:val="CommentTok"/>
-        </w:rPr>
-        <w:t xml:space="preserve">#   }</w:t>
-      </w:r>
-      <w:r>
-        <w:br/>
-      </w:r>
-      <w:r>
-        <w:br/>
-      </w:r>
-      <w:r>
-        <w:rPr>
-          <w:rStyle w:val="NormalTok"/>
-        </w:rPr>
-        <w:t xml:space="preserve">df </w:t>
-      </w:r>
-      <w:r>
-        <w:rPr>
-          <w:rStyle w:val="OtherTok"/>
-        </w:rPr>
-        <w:t xml:space="preserve">&lt;-</w:t>
-      </w:r>
-      <w:r>
-        <w:rPr>
-          <w:rStyle w:val="NormalTok"/>
-        </w:rPr>
-        <w:t xml:space="preserve"> </w:t>
-      </w:r>
-      <w:r>
-        <w:rPr>
-          <w:rStyle w:val="FunctionTok"/>
-        </w:rPr>
-        <w:t xml:space="preserve">data.frame</w:t>
-      </w:r>
-      <w:r>
-        <w:rPr>
-          <w:rStyle w:val="NormalTok"/>
-        </w:rPr>
-        <w:t xml:space="preserve">(</w:t>
-      </w:r>
-      <w:r>
-        <w:br/>
-      </w:r>
-      <w:r>
-        <w:rPr>
-          <w:rStyle w:val="NormalTok"/>
-        </w:rPr>
-        <w:t xml:space="preserve">  </w:t>
-      </w:r>
-      <w:r>
-        <w:rPr>
-          <w:rStyle w:val="AttributeTok"/>
-        </w:rPr>
-        <w:t xml:space="preserve">Name =</w:t>
-      </w:r>
-      <w:r>
-        <w:rPr>
-          <w:rStyle w:val="NormalTok"/>
-        </w:rPr>
-        <w:t xml:space="preserve"> </w:t>
-      </w:r>
-      <w:r>
-        <w:rPr>
-          <w:rStyle w:val="FunctionTok"/>
-        </w:rPr>
-        <w:t xml:space="preserve">c</w:t>
-      </w:r>
-      <w:r>
-        <w:rPr>
-          <w:rStyle w:val="NormalTok"/>
-        </w:rPr>
-        <w:t xml:space="preserve">(</w:t>
-      </w:r>
-      <w:r>
-        <w:rPr>
-          <w:rStyle w:val="StringTok"/>
-        </w:rPr>
-        <w:t xml:space="preserve">"Alice"</w:t>
-      </w:r>
-      <w:r>
-        <w:rPr>
-          <w:rStyle w:val="NormalTok"/>
-        </w:rPr>
-        <w:t xml:space="preserve">, </w:t>
-      </w:r>
-      <w:r>
-        <w:rPr>
-          <w:rStyle w:val="StringTok"/>
-        </w:rPr>
-        <w:t xml:space="preserve">"Bob"</w:t>
-      </w:r>
-      <w:r>
-        <w:rPr>
-          <w:rStyle w:val="NormalTok"/>
-        </w:rPr>
-        <w:t xml:space="preserve">, </w:t>
-      </w:r>
-      <w:r>
-        <w:rPr>
-          <w:rStyle w:val="StringTok"/>
-        </w:rPr>
-        <w:t xml:space="preserve">"Carol"</w:t>
-      </w:r>
-      <w:r>
-        <w:rPr>
-          <w:rStyle w:val="NormalTok"/>
-        </w:rPr>
-        <w:t xml:space="preserve">, </w:t>
-      </w:r>
-      <w:r>
-        <w:rPr>
-          <w:rStyle w:val="StringTok"/>
-        </w:rPr>
-        <w:t xml:space="preserve">"Dave"</w:t>
-      </w:r>
-      <w:r>
-        <w:rPr>
-          <w:rStyle w:val="NormalTok"/>
-        </w:rPr>
-        <w:t xml:space="preserve">, </w:t>
-      </w:r>
-      <w:r>
-        <w:rPr>
-          <w:rStyle w:val="StringTok"/>
-        </w:rPr>
-        <w:t xml:space="preserve">"Eve"</w:t>
-      </w:r>
-      <w:r>
-        <w:rPr>
-          <w:rStyle w:val="NormalTok"/>
-        </w:rPr>
-        <w:t xml:space="preserve">, </w:t>
-      </w:r>
-      <w:r>
-        <w:rPr>
-          <w:rStyle w:val="StringTok"/>
-        </w:rPr>
-        <w:t xml:space="preserve">"Frank"</w:t>
-      </w:r>
-      <w:r>
-        <w:rPr>
-          <w:rStyle w:val="NormalTok"/>
-        </w:rPr>
-        <w:t xml:space="preserve">),</w:t>
-      </w:r>
-      <w:r>
-        <w:br/>
-      </w:r>
-      <w:r>
-        <w:rPr>
-          <w:rStyle w:val="NormalTok"/>
-        </w:rPr>
-        <w:t xml:space="preserve">  </w:t>
-      </w:r>
-      <w:r>
-        <w:rPr>
-          <w:rStyle w:val="AttributeTok"/>
-        </w:rPr>
-        <w:t xml:space="preserve">Score =</w:t>
-      </w:r>
-      <w:r>
-        <w:rPr>
-          <w:rStyle w:val="NormalTok"/>
-        </w:rPr>
-        <w:t xml:space="preserve"> </w:t>
-      </w:r>
-      <w:r>
-        <w:rPr>
-          <w:rStyle w:val="FunctionTok"/>
-        </w:rPr>
-        <w:t xml:space="preserve">c</w:t>
-      </w:r>
-      <w:r>
-        <w:rPr>
-          <w:rStyle w:val="NormalTok"/>
-        </w:rPr>
-        <w:t xml:space="preserve">(</w:t>
-      </w:r>
-      <w:r>
-        <w:rPr>
-          <w:rStyle w:val="DecValTok"/>
-        </w:rPr>
-        <w:t xml:space="preserve">90</w:t>
-      </w:r>
-      <w:r>
-        <w:rPr>
-          <w:rStyle w:val="NormalTok"/>
-        </w:rPr>
-        <w:t xml:space="preserve">, </w:t>
-      </w:r>
-      <w:r>
-        <w:rPr>
-          <w:rStyle w:val="DecValTok"/>
-        </w:rPr>
-        <w:t xml:space="preserve">85</w:t>
-      </w:r>
-      <w:r>
-        <w:rPr>
-          <w:rStyle w:val="NormalTok"/>
-        </w:rPr>
-        <w:t xml:space="preserve">, </w:t>
-      </w:r>
-      <w:r>
-        <w:rPr>
-          <w:rStyle w:val="DecValTok"/>
-        </w:rPr>
-        <w:t xml:space="preserve">88</w:t>
-      </w:r>
-      <w:r>
-        <w:rPr>
-          <w:rStyle w:val="NormalTok"/>
-        </w:rPr>
-        <w:t xml:space="preserve">, </w:t>
-      </w:r>
-      <w:r>
-        <w:rPr>
-          <w:rStyle w:val="DecValTok"/>
-        </w:rPr>
-        <w:t xml:space="preserve">92</w:t>
-      </w:r>
-      <w:r>
-        <w:rPr>
-          <w:rStyle w:val="NormalTok"/>
-        </w:rPr>
-        <w:t xml:space="preserve">, </w:t>
-      </w:r>
-      <w:r>
-        <w:rPr>
-          <w:rStyle w:val="DecValTok"/>
-        </w:rPr>
-        <w:t xml:space="preserve">95</w:t>
-      </w:r>
-      <w:r>
-        <w:rPr>
-          <w:rStyle w:val="NormalTok"/>
-        </w:rPr>
-        <w:t xml:space="preserve">, </w:t>
-      </w:r>
-      <w:r>
-        <w:rPr>
-          <w:rStyle w:val="DecValTok"/>
-        </w:rPr>
-        <w:t xml:space="preserve">87</w:t>
-      </w:r>
-      <w:r>
-        <w:rPr>
-          <w:rStyle w:val="NormalTok"/>
-        </w:rPr>
-        <w:t xml:space="preserve">)</w:t>
-      </w:r>
-      <w:r>
-        <w:br/>
-      </w:r>
-      <w:r>
-        <w:rPr>
-          <w:rStyle w:val="NormalTok"/>
-        </w:rPr>
-        <w:t xml:space="preserve">)</w:t>
-      </w:r>
-      <w:r>
-        <w:br/>
-      </w:r>
-      <w:r>
-        <w:br/>
-      </w:r>
-      <w:r>
-        <w:rPr>
-          <w:rStyle w:val="CommentTok"/>
-        </w:rPr>
-        <w:t xml:space="preserve"># Specific rows to print</w:t>
-      </w:r>
-      <w:r>
-        <w:br/>
-      </w:r>
-      <w:r>
-        <w:rPr>
-          <w:rStyle w:val="NormalTok"/>
-        </w:rPr>
-        <w:t xml:space="preserve">rows_to_print </w:t>
-      </w:r>
-      <w:r>
-        <w:rPr>
-          <w:rStyle w:val="OtherTok"/>
-        </w:rPr>
-        <w:t xml:space="preserve">&lt;-</w:t>
-      </w:r>
-      <w:r>
-        <w:rPr>
-          <w:rStyle w:val="NormalTok"/>
-        </w:rPr>
-        <w:t xml:space="preserve"> </w:t>
-      </w:r>
-      <w:r>
-        <w:rPr>
-          <w:rStyle w:val="FunctionTok"/>
-        </w:rPr>
-        <w:t xml:space="preserve">c</w:t>
-      </w:r>
-      <w:r>
-        <w:rPr>
-          <w:rStyle w:val="NormalTok"/>
-        </w:rPr>
-        <w:t xml:space="preserve">(</w:t>
-      </w:r>
-      <w:r>
-        <w:rPr>
-          <w:rStyle w:val="DecValTok"/>
-        </w:rPr>
-        <w:t xml:space="preserve">2</w:t>
-      </w:r>
-      <w:r>
-        <w:rPr>
-          <w:rStyle w:val="NormalTok"/>
-        </w:rPr>
-        <w:t xml:space="preserve">, </w:t>
-      </w:r>
-      <w:r>
-        <w:rPr>
-          <w:rStyle w:val="DecValTok"/>
-        </w:rPr>
-        <w:t xml:space="preserve">4</w:t>
-      </w:r>
-      <w:r>
-        <w:rPr>
-          <w:rStyle w:val="NormalTok"/>
-        </w:rPr>
-        <w:t xml:space="preserve">, </w:t>
-      </w:r>
-      <w:r>
-        <w:rPr>
-          <w:rStyle w:val="DecValTok"/>
-        </w:rPr>
-        <w:t xml:space="preserve">6</w:t>
-      </w:r>
-      <w:r>
-        <w:rPr>
-          <w:rStyle w:val="NormalTok"/>
-        </w:rPr>
-        <w:t xml:space="preserve">)</w:t>
-      </w:r>
-      <w:r>
-        <w:br/>
-      </w:r>
-      <w:r>
-        <w:br/>
-      </w:r>
-      <w:r>
-        <w:rPr>
-          <w:rStyle w:val="ControlFlowTok"/>
-        </w:rPr>
-        <w:t xml:space="preserve">for</w:t>
-      </w:r>
-      <w:r>
-        <w:rPr>
-          <w:rStyle w:val="NormalTok"/>
-        </w:rPr>
-        <w:t xml:space="preserve"> (i </w:t>
-      </w:r>
-      <w:r>
-        <w:rPr>
-          <w:rStyle w:val="ControlFlowTok"/>
-        </w:rPr>
-        <w:t xml:space="preserve">in</w:t>
-      </w:r>
-      <w:r>
-        <w:rPr>
-          <w:rStyle w:val="NormalTok"/>
-        </w:rPr>
-        <w:t xml:space="preserve"> rows_to_print) {</w:t>
-      </w:r>
-      <w:r>
-        <w:br/>
-      </w:r>
-      <w:r>
-        <w:rPr>
-          <w:rStyle w:val="NormalTok"/>
-        </w:rPr>
-        <w:t xml:space="preserve">  </w:t>
-      </w:r>
-      <w:r>
-        <w:rPr>
-          <w:rStyle w:val="FunctionTok"/>
-        </w:rPr>
-        <w:t xml:space="preserve">cat</w:t>
-      </w:r>
-      <w:r>
-        <w:rPr>
-          <w:rStyle w:val="NormalTok"/>
-        </w:rPr>
-        <w:t xml:space="preserve">(</w:t>
-      </w:r>
-      <w:r>
-        <w:rPr>
-          <w:rStyle w:val="StringTok"/>
-        </w:rPr>
-        <w:t xml:space="preserve">"Row"</w:t>
-      </w:r>
-      <w:r>
-        <w:rPr>
-          <w:rStyle w:val="NormalTok"/>
-        </w:rPr>
-        <w:t xml:space="preserve">, i, </w:t>
-      </w:r>
-      <w:r>
-        <w:rPr>
-          <w:rStyle w:val="StringTok"/>
-        </w:rPr>
-        <w:t xml:space="preserve">": Name ="</w:t>
-      </w:r>
-      <w:r>
-        <w:rPr>
-          <w:rStyle w:val="NormalTok"/>
-        </w:rPr>
-        <w:t xml:space="preserve">, df</w:t>
-      </w:r>
-      <w:r>
-        <w:rPr>
-          <w:rStyle w:val="SpecialCharTok"/>
-        </w:rPr>
-        <w:t xml:space="preserve">$</w:t>
-      </w:r>
-      <w:r>
-        <w:rPr>
-          <w:rStyle w:val="NormalTok"/>
-        </w:rPr>
-        <w:t xml:space="preserve">Name[i], </w:t>
-      </w:r>
-      <w:r>
-        <w:rPr>
-          <w:rStyle w:val="StringTok"/>
-        </w:rPr>
-        <w:t xml:space="preserve">", Score ="</w:t>
-      </w:r>
-      <w:r>
-        <w:rPr>
-          <w:rStyle w:val="NormalTok"/>
-        </w:rPr>
-        <w:t xml:space="preserve">, df</w:t>
-      </w:r>
-      <w:r>
-        <w:rPr>
-          <w:rStyle w:val="SpecialCharTok"/>
-        </w:rPr>
-        <w:t xml:space="preserve">$</w:t>
-      </w:r>
-      <w:r>
-        <w:rPr>
-          <w:rStyle w:val="NormalTok"/>
-        </w:rPr>
-        <w:t xml:space="preserve">Score[i], </w:t>
-      </w:r>
-      <w:r>
-        <w:rPr>
-          <w:rStyle w:val="StringTok"/>
-        </w:rPr>
-        <w:t xml:space="preserve">"</w:t>
-      </w:r>
-      <w:r>
-        <w:rPr>
-          <w:rStyle w:val="SpecialCharTok"/>
-        </w:rPr>
-        <w:t xml:space="preserve">\n</w:t>
-      </w:r>
-      <w:r>
-        <w:br/>
-      </w:r>
-      <w:r>
-        <w:rPr>
-          <w:rStyle w:val="StringTok"/>
-        </w:rPr>
-        <w:t xml:space="preserve">      </w:t>
-      </w:r>
-      <w:r>
-        <w:br/>
-      </w:r>
-      <w:r>
-        <w:rPr>
-          <w:rStyle w:val="StringTok"/>
-        </w:rPr>
-        <w:t xml:space="preserve">      "</w:t>
-      </w:r>
-      <w:r>
-        <w:rPr>
-          <w:rStyle w:val="NormalTok"/>
-        </w:rPr>
-        <w:t xml:space="preserve">)</w:t>
-      </w:r>
-      <w:r>
-        <w:br/>
-      </w:r>
-      <w:r>
-        <w:rPr>
-          <w:rStyle w:val="NormalTok"/>
-        </w:rPr>
-        <w:t xml:space="preserve">}</w:t>
-      </w:r>
-    </w:p>
-    <w:p>
-      <w:pPr>
-        <w:pStyle w:val="FirstParagraph"/>
-      </w:pPr>
-      <w:r>
-        <w:t xml:space="preserve">Row 2 : Name = Bob , Score = 85</w:t>
-      </w:r>
-    </w:p>
-    <w:p>
-      <w:pPr>
-        <w:pStyle w:val="SourceCode"/>
-      </w:pPr>
-      <w:r>
-        <w:rPr>
-          <w:rStyle w:val="VerbatimChar"/>
-        </w:rPr>
-        <w:t xml:space="preserve">  Row 4 : Name = Dave , Score = 92 </w:t>
-      </w:r>
-      <w:r>
-        <w:br/>
-      </w:r>
-      <w:r>
-        <w:br/>
-      </w:r>
-      <w:r>
-        <w:br/>
-      </w:r>
-      <w:r>
-        <w:rPr>
-          <w:rStyle w:val="VerbatimChar"/>
-        </w:rPr>
-        <w:t xml:space="preserve">  Row 6 : Name = Frank , Score = 87 </w:t>
-      </w:r>
-    </w:p>
-    <w:p>
-      <w:pPr>
-        <w:pStyle w:val="SourceCode"/>
-      </w:pPr>
-      <w:r>
-        <w:rPr>
-          <w:rStyle w:val="CommentTok"/>
-        </w:rPr>
-        <w:t xml:space="preserve"># cat("###", ranked_sect_4_problem_text$Recommendations[i] , "\n"</w:t>
-      </w:r>
-      <w:r>
-        <w:br/>
-      </w:r>
-      <w:r>
-        <w:rPr>
-          <w:rStyle w:val="CommentTok"/>
-        </w:rPr>
-        <w:t xml:space="preserve">#      ,</w:t>
-      </w:r>
-      <w:r>
-        <w:br/>
-      </w:r>
-      <w:r>
-        <w:rPr>
-          <w:rStyle w:val="CommentTok"/>
-        </w:rPr>
-        <w:t xml:space="preserve">#   </w:t>
-      </w:r>
-      <w:r>
-        <w:br/>
-      </w:r>
-      <w:r>
-        <w:rPr>
-          <w:rStyle w:val="CommentTok"/>
-        </w:rPr>
-        <w:t xml:space="preserve"># "*Problem*", i ,"\n")</w:t>
-      </w:r>
-    </w:p>
-    <w:bookmarkEnd w:id="101"/>
-    <w:bookmarkEnd w:id="102"/>
     <w:sectPr>
       <w:footerReference r:id="rId9" w:type="default"/>
       <w:pgSz w:h="15840" w:w="12240"/>

--- a/Quarto_report/Audit_Report.docx
+++ b/Quarto_report/Audit_Report.docx
@@ -23,7 +23,7 @@
         <w:pStyle w:val="BodyText"/>
       </w:pPr>
       <w:r>
-        <w:t xml:space="preserve">Address: 105 Eden Street, Bar Harbor, ME 04609</w:t>
+        <w:t xml:space="preserve">Address: 105 Eden St Bar Harbor, ME 04609</w:t>
       </w:r>
     </w:p>
     <w:p>
@@ -39,7 +39,7 @@
         <w:pStyle w:val="BodyText"/>
       </w:pPr>
       <w:r>
-        <w:t xml:space="preserve">Auditors: David Gibson, Helen Lloyd, Mabon Young</w:t>
+        <w:t xml:space="preserve">Auditors: Pema Lhundrup, Mabon Young</w:t>
       </w:r>
     </w:p>
     <w:p>
@@ -55,7 +55,7 @@
         <w:pStyle w:val="BodyText"/>
       </w:pPr>
       <w:r>
-        <w:t xml:space="preserve">Report Date: June 10, 2025</w:t>
+        <w:t xml:space="preserve">Report Date: June 13, 2025</w:t>
       </w:r>
     </w:p>
     <w:p>
@@ -70,7 +70,7 @@
         <w:pStyle w:val="FirstParagraph"/>
       </w:pPr>
       <w:r>
-        <w:t xml:space="preserve">We conducted an energy assessment of your home on 6/9/2025. This report will tell you what we did, what we found, and what we suggest for your home. These suggestions include information on incentives and financing to make improvements more affordable.</w:t>
+        <w:t xml:space="preserve">We conducted an energy assessment of your home on 6/13/2025. This report will tell you what we did, what we found, and what we suggest for your home. These suggestions include information on incentives and financing to make improvements more affordable.</w:t>
       </w:r>
     </w:p>
     <w:p>
@@ -139,7 +139,7 @@
         <w:t xml:space="preserve">Add here the table of content: in Word go to references and add table of content, in Docs go to the insert and on the bottom add the table of context</w:t>
       </w:r>
     </w:p>
-    <w:bookmarkStart w:id="28" w:name="summary-of-your-audit"/>
+    <w:bookmarkStart w:id="27" w:name="summary-of-your-audit"/>
     <w:p>
       <w:pPr>
         <w:pStyle w:val="Heading2"/>
@@ -219,27 +219,17 @@
         <w:t xml:space="preserve">A blower door test measures the air tightness of a building. We used a specialized fan in an exterior door to generate negative pressure inside your house. The resulting pressure difference between the inside and outside of the house allows us to measure air leakage. To locate the leaks, we used an infrared camera to check for unusually hot and cold spots. We also checked the pressure differences of the rooms to help determine major air leak locations.</w:t>
       </w:r>
     </w:p>
+    <w:p>
+      <w:pPr>
+        <w:pStyle w:val="BodyText"/>
+      </w:pPr>
+      <w:r>
+        <w:t xml:space="preserve">We assessed combustion appliances that burn fossil fuels such as propane, heating oil, or kerosene. These include furnaces, boilers, water heaters, and gas ovens. We visually inspected the combustion appliance(s) in your home, but we were unable to perform combustion safety tests.</w:t>
+      </w:r>
+    </w:p>
     <w:bookmarkEnd w:id="26"/>
-    <w:bookmarkStart w:id="27" w:name="combustion-appliance-safety"/>
-    <w:p>
-      <w:pPr>
-        <w:pStyle w:val="Heading3"/>
-      </w:pPr>
-      <w:r>
-        <w:t xml:space="preserve">1.5 Combustion Appliance Safety</w:t>
-      </w:r>
-    </w:p>
-    <w:p>
-      <w:pPr>
-        <w:pStyle w:val="FirstParagraph"/>
-      </w:pPr>
-      <w:r>
-        <w:t xml:space="preserve">We assessed combustion appliances that burn fossil fuels such as propane, heating oil, or kerosene. These include furnaces, boilers, water heaters, and gas ovens. We visually inspected the combustion appliance(s) in your home, but we were unable to perform combustion safety tests. We also performed gas leak detection tests on your propane appliance(s).</w:t>
-      </w:r>
-    </w:p>
     <w:bookmarkEnd w:id="27"/>
-    <w:bookmarkEnd w:id="28"/>
-    <w:bookmarkStart w:id="29" w:name="summary-of-recommendations"/>
+    <w:bookmarkStart w:id="28" w:name="summary-of-recommendations"/>
     <w:p>
       <w:pPr>
         <w:pStyle w:val="Heading2"/>
@@ -344,31 +334,31 @@
                 <w:rFonts w:ascii="Calibri" w:hAnsi="Calibri"/>
                 <w:sz w:val="20"/>
               </w:rPr>
-              <w:t xml:space="default">LEDs</w:t>
-            </w:r>
-          </w:p>
-        </w:tc>
-        <w:tc>
-          <w:tcPr>
-            <w:tcBorders>
-              <w:top w:val="single" w:space="0" w:color="D3D3D3"/>
-              <w:bottom w:val="single" w:space="0" w:color="D3D3D3"/>
-              <w:start w:val="single" w:space="0" w:color="D3D3D3"/>
-              <w:end w:val="single" w:space="0" w:color="D3D3D3"/>
-            </w:tcBorders>
-          </w:tcPr>
-          <w:p>
-            <w:pPr>
-              <w:spacing w:before="0" w:after="60"/>
-              <w:keepNext/>
-              <w:jc w:val="start"/>
-            </w:pPr>
-            <w:r>
-              <w:rPr>
-                <w:rFonts w:ascii="Calibri" w:hAnsi="Calibri"/>
-                <w:sz w:val="20"/>
-              </w:rPr>
-              <w:t xml:space="default">Switch your light bulbs to LED light bulbs. LEDs use 80% less energy than incandescent light bulbs which can significantly reduce your electricity bill.</w:t>
+              <w:t xml:space="default">WindowDressers</w:t>
+            </w:r>
+          </w:p>
+        </w:tc>
+        <w:tc>
+          <w:tcPr>
+            <w:tcBorders>
+              <w:top w:val="single" w:space="0" w:color="D3D3D3"/>
+              <w:bottom w:val="single" w:space="0" w:color="D3D3D3"/>
+              <w:start w:val="single" w:space="0" w:color="D3D3D3"/>
+              <w:end w:val="single" w:space="0" w:color="D3D3D3"/>
+            </w:tcBorders>
+          </w:tcPr>
+          <w:p>
+            <w:pPr>
+              <w:spacing w:before="0" w:after="60"/>
+              <w:keepNext/>
+              <w:jc w:val="start"/>
+            </w:pPr>
+            <w:r>
+              <w:rPr>
+                <w:rFonts w:ascii="Calibri" w:hAnsi="Calibri"/>
+                <w:sz w:val="20"/>
+              </w:rPr>
+              <w:t xml:space="default">WindowDressers insulating window inserts help air-seal windows and reduce heat loss and gain.</w:t>
             </w:r>
           </w:p>
         </w:tc>
@@ -397,31 +387,31 @@
                 <w:rFonts w:ascii="Calibri" w:hAnsi="Calibri"/>
                 <w:sz w:val="20"/>
               </w:rPr>
-              <w:t xml:space="default">WindowDressers</w:t>
-            </w:r>
-          </w:p>
-        </w:tc>
-        <w:tc>
-          <w:tcPr>
-            <w:tcBorders>
-              <w:top w:val="single" w:space="0" w:color="D3D3D3"/>
-              <w:bottom w:val="single" w:space="0" w:color="D3D3D3"/>
-              <w:start w:val="single" w:space="0" w:color="D3D3D3"/>
-              <w:end w:val="single" w:space="0" w:color="D3D3D3"/>
-            </w:tcBorders>
-          </w:tcPr>
-          <w:p>
-            <w:pPr>
-              <w:spacing w:before="0" w:after="60"/>
-              <w:keepNext/>
-              <w:jc w:val="start"/>
-            </w:pPr>
-            <w:r>
-              <w:rPr>
-                <w:rFonts w:ascii="Calibri" w:hAnsi="Calibri"/>
-                <w:sz w:val="20"/>
-              </w:rPr>
-              <w:t xml:space="default">WindowDressers insulating window inserts help air-seal windows and reduce heat loss and gain.</w:t>
+              <w:t xml:space="default">Refrigerator</w:t>
+            </w:r>
+          </w:p>
+        </w:tc>
+        <w:tc>
+          <w:tcPr>
+            <w:tcBorders>
+              <w:top w:val="single" w:space="0" w:color="D3D3D3"/>
+              <w:bottom w:val="single" w:space="0" w:color="D3D3D3"/>
+              <w:start w:val="single" w:space="0" w:color="D3D3D3"/>
+              <w:end w:val="single" w:space="0" w:color="D3D3D3"/>
+            </w:tcBorders>
+          </w:tcPr>
+          <w:p>
+            <w:pPr>
+              <w:spacing w:before="0" w:after="60"/>
+              <w:keepNext/>
+              <w:jc w:val="start"/>
+            </w:pPr>
+            <w:r>
+              <w:rPr>
+                <w:rFonts w:ascii="Calibri" w:hAnsi="Calibri"/>
+                <w:sz w:val="20"/>
+              </w:rPr>
+              <w:t xml:space="default">Replace your refrigerator with a new, EnergyStar certified fridge. Look at the Energy Guide label to compare the energy use of new refrigerators.</w:t>
             </w:r>
           </w:p>
         </w:tc>
@@ -450,31 +440,31 @@
                 <w:rFonts w:ascii="Calibri" w:hAnsi="Calibri"/>
                 <w:sz w:val="20"/>
               </w:rPr>
-              <w:t xml:space="default">Gutters</w:t>
-            </w:r>
-          </w:p>
-        </w:tc>
-        <w:tc>
-          <w:tcPr>
-            <w:tcBorders>
-              <w:top w:val="single" w:space="0" w:color="D3D3D3"/>
-              <w:bottom w:val="single" w:space="0" w:color="D3D3D3"/>
-              <w:start w:val="single" w:space="0" w:color="D3D3D3"/>
-              <w:end w:val="single" w:space="0" w:color="D3D3D3"/>
-            </w:tcBorders>
-          </w:tcPr>
-          <w:p>
-            <w:pPr>
-              <w:spacing w:before="0" w:after="60"/>
-              <w:keepNext/>
-              <w:jc w:val="start"/>
-            </w:pPr>
-            <w:r>
-              <w:rPr>
-                <w:rFonts w:ascii="Calibri" w:hAnsi="Calibri"/>
-                <w:sz w:val="20"/>
-              </w:rPr>
-              <w:t xml:space="default">Install gutters and downspouts that divert water at least six feet away from the foundation and to where the ground slopes away from the house.</w:t>
+              <w:t xml:space="default">Induction Stove/Oven</w:t>
+            </w:r>
+          </w:p>
+        </w:tc>
+        <w:tc>
+          <w:tcPr>
+            <w:tcBorders>
+              <w:top w:val="single" w:space="0" w:color="D3D3D3"/>
+              <w:bottom w:val="single" w:space="0" w:color="D3D3D3"/>
+              <w:start w:val="single" w:space="0" w:color="D3D3D3"/>
+              <w:end w:val="single" w:space="0" w:color="D3D3D3"/>
+            </w:tcBorders>
+          </w:tcPr>
+          <w:p>
+            <w:pPr>
+              <w:spacing w:before="0" w:after="60"/>
+              <w:keepNext/>
+              <w:jc w:val="start"/>
+            </w:pPr>
+            <w:r>
+              <w:rPr>
+                <w:rFonts w:ascii="Calibri" w:hAnsi="Calibri"/>
+                <w:sz w:val="20"/>
+              </w:rPr>
+              <w:t xml:space="default">Induction cooking appliances are more efficient and safer than electric or gas ones. There is no risk of carbon monoxide or other harmful combustion gases, and the surface doesn’t heat up without a pot or pan on it.</w:t>
             </w:r>
           </w:p>
         </w:tc>
@@ -503,31 +493,31 @@
                 <w:rFonts w:ascii="Calibri" w:hAnsi="Calibri"/>
                 <w:sz w:val="20"/>
               </w:rPr>
-              <w:t xml:space="default">Attic Air Sealing and Insulation</w:t>
-            </w:r>
-          </w:p>
-        </w:tc>
-        <w:tc>
-          <w:tcPr>
-            <w:tcBorders>
-              <w:top w:val="single" w:space="0" w:color="D3D3D3"/>
-              <w:bottom w:val="single" w:space="0" w:color="D3D3D3"/>
-              <w:start w:val="single" w:space="0" w:color="D3D3D3"/>
-              <w:end w:val="single" w:space="0" w:color="D3D3D3"/>
-            </w:tcBorders>
-          </w:tcPr>
-          <w:p>
-            <w:pPr>
-              <w:spacing w:before="0" w:after="60"/>
-              <w:keepNext/>
-              <w:jc w:val="start"/>
-            </w:pPr>
-            <w:r>
-              <w:rPr>
-                <w:rFonts w:ascii="Calibri" w:hAnsi="Calibri"/>
-                <w:sz w:val="20"/>
-              </w:rPr>
-              <w:t xml:space="default">Air seal the attic and insulate it to at least R-60 (18” of loose-fill cellulose insulation).</w:t>
+              <w:t xml:space="default">Gutters</w:t>
+            </w:r>
+          </w:p>
+        </w:tc>
+        <w:tc>
+          <w:tcPr>
+            <w:tcBorders>
+              <w:top w:val="single" w:space="0" w:color="D3D3D3"/>
+              <w:bottom w:val="single" w:space="0" w:color="D3D3D3"/>
+              <w:start w:val="single" w:space="0" w:color="D3D3D3"/>
+              <w:end w:val="single" w:space="0" w:color="D3D3D3"/>
+            </w:tcBorders>
+          </w:tcPr>
+          <w:p>
+            <w:pPr>
+              <w:spacing w:before="0" w:after="60"/>
+              <w:keepNext/>
+              <w:jc w:val="start"/>
+            </w:pPr>
+            <w:r>
+              <w:rPr>
+                <w:rFonts w:ascii="Calibri" w:hAnsi="Calibri"/>
+                <w:sz w:val="20"/>
+              </w:rPr>
+              <w:t xml:space="default">Install gutters and downspouts that divert water at least six feet away from the foundation and to where the ground slopes away from the house.</w:t>
             </w:r>
           </w:p>
         </w:tc>
@@ -556,31 +546,31 @@
                 <w:rFonts w:ascii="Calibri" w:hAnsi="Calibri"/>
                 <w:sz w:val="20"/>
               </w:rPr>
-              <w:t xml:space="default">Blown-in Cellulose Wall Insulation</w:t>
-            </w:r>
-          </w:p>
-        </w:tc>
-        <w:tc>
-          <w:tcPr>
-            <w:tcBorders>
-              <w:top w:val="single" w:space="0" w:color="D3D3D3"/>
-              <w:bottom w:val="single" w:space="0" w:color="D3D3D3"/>
-              <w:start w:val="single" w:space="0" w:color="D3D3D3"/>
-              <w:end w:val="single" w:space="0" w:color="D3D3D3"/>
-            </w:tcBorders>
-          </w:tcPr>
-          <w:p>
-            <w:pPr>
-              <w:spacing w:before="0" w:after="60"/>
-              <w:keepNext/>
-              <w:jc w:val="start"/>
-            </w:pPr>
-            <w:r>
-              <w:rPr>
-                <w:rFonts w:ascii="Calibri" w:hAnsi="Calibri"/>
-                <w:sz w:val="20"/>
-              </w:rPr>
-              <w:t xml:space="default">Insulate the wall stud cavities with dense packed, blown-in cellulose insulation.</w:t>
+              <w:t xml:space="default">Bathroom Exhaust Fan(s)</w:t>
+            </w:r>
+          </w:p>
+        </w:tc>
+        <w:tc>
+          <w:tcPr>
+            <w:tcBorders>
+              <w:top w:val="single" w:space="0" w:color="D3D3D3"/>
+              <w:bottom w:val="single" w:space="0" w:color="D3D3D3"/>
+              <w:start w:val="single" w:space="0" w:color="D3D3D3"/>
+              <w:end w:val="single" w:space="0" w:color="D3D3D3"/>
+            </w:tcBorders>
+          </w:tcPr>
+          <w:p>
+            <w:pPr>
+              <w:spacing w:before="0" w:after="60"/>
+              <w:keepNext/>
+              <w:jc w:val="start"/>
+            </w:pPr>
+            <w:r>
+              <w:rPr>
+                <w:rFonts w:ascii="Calibri" w:hAnsi="Calibri"/>
+                <w:sz w:val="20"/>
+              </w:rPr>
+              <w:t xml:space="default">Bathroom exhaust fans should be rated for at least 80 cubic feet per minute (CFM) if there is a shower. We recommend Panasonic WhisperQuiet or similar fans that don’t create excess noise.</w:t>
             </w:r>
           </w:p>
         </w:tc>
@@ -609,31 +599,31 @@
                 <w:rFonts w:ascii="Calibri" w:hAnsi="Calibri"/>
                 <w:sz w:val="20"/>
               </w:rPr>
-              <w:t xml:space="default">Continuous Exterior Wall Insulation</w:t>
-            </w:r>
-          </w:p>
-        </w:tc>
-        <w:tc>
-          <w:tcPr>
-            <w:tcBorders>
-              <w:top w:val="single" w:space="0" w:color="D3D3D3"/>
-              <w:bottom w:val="single" w:space="0" w:color="D3D3D3"/>
-              <w:start w:val="single" w:space="0" w:color="D3D3D3"/>
-              <w:end w:val="single" w:space="0" w:color="D3D3D3"/>
-            </w:tcBorders>
-          </w:tcPr>
-          <w:p>
-            <w:pPr>
-              <w:spacing w:before="0" w:after="60"/>
-              <w:keepNext/>
-              <w:jc w:val="start"/>
-            </w:pPr>
-            <w:r>
-              <w:rPr>
-                <w:rFonts w:ascii="Calibri" w:hAnsi="Calibri"/>
-                <w:sz w:val="20"/>
-              </w:rPr>
-              <w:t xml:space="default">Add a continuous layer of insulation and potentially replace the air and moisture barrier once it becomes time to replace the siding.</w:t>
+              <w:t xml:space="default">Kitchen Exhaust Fan</w:t>
+            </w:r>
+          </w:p>
+        </w:tc>
+        <w:tc>
+          <w:tcPr>
+            <w:tcBorders>
+              <w:top w:val="single" w:space="0" w:color="D3D3D3"/>
+              <w:bottom w:val="single" w:space="0" w:color="D3D3D3"/>
+              <w:start w:val="single" w:space="0" w:color="D3D3D3"/>
+              <w:end w:val="single" w:space="0" w:color="D3D3D3"/>
+            </w:tcBorders>
+          </w:tcPr>
+          <w:p>
+            <w:pPr>
+              <w:spacing w:before="0" w:after="60"/>
+              <w:keepNext/>
+              <w:jc w:val="start"/>
+            </w:pPr>
+            <w:r>
+              <w:rPr>
+                <w:rFonts w:ascii="Calibri" w:hAnsi="Calibri"/>
+                <w:sz w:val="20"/>
+              </w:rPr>
+              <w:t xml:space="default">A kitchen exhaust fan will remove harmful combustion gases from your home and should be rated for at least 100 cubic feet per minute (CFM). A fan can also help with moisture concerns.</w:t>
             </w:r>
           </w:p>
         </w:tc>
@@ -662,31 +652,31 @@
                 <w:rFonts w:ascii="Calibri" w:hAnsi="Calibri"/>
                 <w:sz w:val="20"/>
               </w:rPr>
-              <w:t xml:space="default">Electrical Panel Upgrade</w:t>
-            </w:r>
-          </w:p>
-        </w:tc>
-        <w:tc>
-          <w:tcPr>
-            <w:tcBorders>
-              <w:top w:val="single" w:space="0" w:color="D3D3D3"/>
-              <w:bottom w:val="single" w:space="0" w:color="D3D3D3"/>
-              <w:start w:val="single" w:space="0" w:color="D3D3D3"/>
-              <w:end w:val="single" w:space="0" w:color="D3D3D3"/>
-            </w:tcBorders>
-          </w:tcPr>
-          <w:p>
-            <w:pPr>
-              <w:spacing w:before="0" w:after="60"/>
-              <w:keepNext/>
-              <w:jc w:val="start"/>
-            </w:pPr>
-            <w:r>
-              <w:rPr>
-                <w:rFonts w:ascii="Calibri" w:hAnsi="Calibri"/>
-                <w:sz w:val="20"/>
-              </w:rPr>
-              <w:t xml:space="default">Consult with an electrician about replacing your existing electrical panel with a 200 amp panel as you add electrical appliances to your home.</w:t>
+              <w:t xml:space="default">Vapor Barrier</w:t>
+            </w:r>
+          </w:p>
+        </w:tc>
+        <w:tc>
+          <w:tcPr>
+            <w:tcBorders>
+              <w:top w:val="single" w:space="0" w:color="D3D3D3"/>
+              <w:bottom w:val="single" w:space="0" w:color="D3D3D3"/>
+              <w:start w:val="single" w:space="0" w:color="D3D3D3"/>
+              <w:end w:val="single" w:space="0" w:color="D3D3D3"/>
+            </w:tcBorders>
+          </w:tcPr>
+          <w:p>
+            <w:pPr>
+              <w:spacing w:before="0" w:after="60"/>
+              <w:keepNext/>
+              <w:jc w:val="start"/>
+            </w:pPr>
+            <w:r>
+              <w:rPr>
+                <w:rFonts w:ascii="Calibri" w:hAnsi="Calibri"/>
+                <w:sz w:val="20"/>
+              </w:rPr>
+              <w:t xml:space="default">Install a vapor barrier on the basement floor to stop moisture from entering the basement and house.</w:t>
             </w:r>
           </w:p>
         </w:tc>
@@ -715,31 +705,31 @@
                 <w:rFonts w:ascii="Calibri" w:hAnsi="Calibri"/>
                 <w:sz w:val="20"/>
               </w:rPr>
-              <w:t xml:space="default">Whole-House Surge Protection</w:t>
-            </w:r>
-          </w:p>
-        </w:tc>
-        <w:tc>
-          <w:tcPr>
-            <w:tcBorders>
-              <w:top w:val="single" w:space="0" w:color="D3D3D3"/>
-              <w:bottom w:val="single" w:space="0" w:color="D3D3D3"/>
-              <w:start w:val="single" w:space="0" w:color="D3D3D3"/>
-              <w:end w:val="single" w:space="0" w:color="D3D3D3"/>
-            </w:tcBorders>
-          </w:tcPr>
-          <w:p>
-            <w:pPr>
-              <w:spacing w:before="0" w:after="60"/>
-              <w:keepNext/>
-              <w:jc w:val="start"/>
-            </w:pPr>
-            <w:r>
-              <w:rPr>
-                <w:rFonts w:ascii="Calibri" w:hAnsi="Calibri"/>
-                <w:sz w:val="20"/>
-              </w:rPr>
-              <w:t xml:space="default">Upgrade your electrical panel to add whole-house surge protection.</w:t>
+              <w:t xml:space="default">Spray Foam Basement/Crawlspace Walls</w:t>
+            </w:r>
+          </w:p>
+        </w:tc>
+        <w:tc>
+          <w:tcPr>
+            <w:tcBorders>
+              <w:top w:val="single" w:space="0" w:color="D3D3D3"/>
+              <w:bottom w:val="single" w:space="0" w:color="D3D3D3"/>
+              <w:start w:val="single" w:space="0" w:color="D3D3D3"/>
+              <w:end w:val="single" w:space="0" w:color="D3D3D3"/>
+            </w:tcBorders>
+          </w:tcPr>
+          <w:p>
+            <w:pPr>
+              <w:spacing w:before="0" w:after="60"/>
+              <w:keepNext/>
+              <w:jc w:val="start"/>
+            </w:pPr>
+            <w:r>
+              <w:rPr>
+                <w:rFonts w:ascii="Calibri" w:hAnsi="Calibri"/>
+                <w:sz w:val="20"/>
+              </w:rPr>
+              <w:t xml:space="default">Install spray foam on the basement/crawlspace walls to prevent moisture infiltration and reduce heat loss.</w:t>
             </w:r>
           </w:p>
         </w:tc>
@@ -768,31 +758,31 @@
                 <w:rFonts w:ascii="Calibri" w:hAnsi="Calibri"/>
                 <w:sz w:val="20"/>
               </w:rPr>
-              <w:t xml:space="default">DIY Air Sealing</w:t>
-            </w:r>
-          </w:p>
-        </w:tc>
-        <w:tc>
-          <w:tcPr>
-            <w:tcBorders>
-              <w:top w:val="single" w:space="0" w:color="D3D3D3"/>
-              <w:bottom w:val="single" w:space="0" w:color="D3D3D3"/>
-              <w:start w:val="single" w:space="0" w:color="D3D3D3"/>
-              <w:end w:val="single" w:space="0" w:color="D3D3D3"/>
-            </w:tcBorders>
-          </w:tcPr>
-          <w:p>
-            <w:pPr>
-              <w:spacing w:before="0" w:after="60"/>
-              <w:keepNext/>
-              <w:jc w:val="start"/>
-            </w:pPr>
-            <w:r>
-              <w:rPr>
-                <w:rFonts w:ascii="Calibri" w:hAnsi="Calibri"/>
-                <w:sz w:val="20"/>
-              </w:rPr>
-              <w:t xml:space="default">Seal easy-to-access air leaks and weatherstrip exterior doors.</w:t>
+              <w:t xml:space="default">Attic Air Sealing and Insulation</w:t>
+            </w:r>
+          </w:p>
+        </w:tc>
+        <w:tc>
+          <w:tcPr>
+            <w:tcBorders>
+              <w:top w:val="single" w:space="0" w:color="D3D3D3"/>
+              <w:bottom w:val="single" w:space="0" w:color="D3D3D3"/>
+              <w:start w:val="single" w:space="0" w:color="D3D3D3"/>
+              <w:end w:val="single" w:space="0" w:color="D3D3D3"/>
+            </w:tcBorders>
+          </w:tcPr>
+          <w:p>
+            <w:pPr>
+              <w:spacing w:before="0" w:after="60"/>
+              <w:keepNext/>
+              <w:jc w:val="start"/>
+            </w:pPr>
+            <w:r>
+              <w:rPr>
+                <w:rFonts w:ascii="Calibri" w:hAnsi="Calibri"/>
+                <w:sz w:val="20"/>
+              </w:rPr>
+              <w:t xml:space="default">Air seal the attic and insulate it to at least R-60 (18” of loose-fill cellulose insulation).</w:t>
             </w:r>
           </w:p>
         </w:tc>
@@ -821,31 +811,31 @@
                 <w:rFonts w:ascii="Calibri" w:hAnsi="Calibri"/>
                 <w:sz w:val="20"/>
               </w:rPr>
-              <w:t xml:space="default">Replace Windows</w:t>
-            </w:r>
-          </w:p>
-        </w:tc>
-        <w:tc>
-          <w:tcPr>
-            <w:tcBorders>
-              <w:top w:val="single" w:space="0" w:color="D3D3D3"/>
-              <w:bottom w:val="single" w:space="0" w:color="D3D3D3"/>
-              <w:start w:val="single" w:space="0" w:color="D3D3D3"/>
-              <w:end w:val="single" w:space="0" w:color="D3D3D3"/>
-            </w:tcBorders>
-          </w:tcPr>
-          <w:p>
-            <w:pPr>
-              <w:spacing w:before="0" w:after="60"/>
-              <w:keepNext/>
-              <w:jc w:val="start"/>
-            </w:pPr>
-            <w:r>
-              <w:rPr>
-                <w:rFonts w:ascii="Calibri" w:hAnsi="Calibri"/>
-                <w:sz w:val="20"/>
-              </w:rPr>
-              <w:t xml:space="default">Replace single-paned windows with double- or triple-paned windows and ensure the frames are airsealed. We recommend installing windows that are Energy Star certified for 'Northern' climate.</w:t>
+              <w:t xml:space="default">Blown-in Cellulose Wall Insulation</w:t>
+            </w:r>
+          </w:p>
+        </w:tc>
+        <w:tc>
+          <w:tcPr>
+            <w:tcBorders>
+              <w:top w:val="single" w:space="0" w:color="D3D3D3"/>
+              <w:bottom w:val="single" w:space="0" w:color="D3D3D3"/>
+              <w:start w:val="single" w:space="0" w:color="D3D3D3"/>
+              <w:end w:val="single" w:space="0" w:color="D3D3D3"/>
+            </w:tcBorders>
+          </w:tcPr>
+          <w:p>
+            <w:pPr>
+              <w:spacing w:before="0" w:after="60"/>
+              <w:keepNext/>
+              <w:jc w:val="start"/>
+            </w:pPr>
+            <w:r>
+              <w:rPr>
+                <w:rFonts w:ascii="Calibri" w:hAnsi="Calibri"/>
+                <w:sz w:val="20"/>
+              </w:rPr>
+              <w:t xml:space="default">Insulate the wall stud cavities with dense packed, blown-in cellulose insulation.</w:t>
             </w:r>
           </w:p>
         </w:tc>
@@ -874,31 +864,31 @@
                 <w:rFonts w:ascii="Calibri" w:hAnsi="Calibri"/>
                 <w:sz w:val="20"/>
               </w:rPr>
-              <w:t xml:space="default">Replace Doors</w:t>
-            </w:r>
-          </w:p>
-        </w:tc>
-        <w:tc>
-          <w:tcPr>
-            <w:tcBorders>
-              <w:top w:val="single" w:space="0" w:color="D3D3D3"/>
-              <w:bottom w:val="single" w:space="0" w:color="D3D3D3"/>
-              <w:start w:val="single" w:space="0" w:color="D3D3D3"/>
-              <w:end w:val="single" w:space="0" w:color="D3D3D3"/>
-            </w:tcBorders>
-          </w:tcPr>
-          <w:p>
-            <w:pPr>
-              <w:spacing w:before="0" w:after="60"/>
-              <w:keepNext/>
-              <w:jc w:val="start"/>
-            </w:pPr>
-            <w:r>
-              <w:rPr>
-                <w:rFonts w:ascii="Calibri" w:hAnsi="Calibri"/>
-                <w:sz w:val="20"/>
-              </w:rPr>
-              <w:t xml:space="default">Replace uninsulated exterior doors and ensure new doors are insulated and properly weatherstripped. We recommend installing doors that are Energy Star certified for 'Northern' climate.</w:t>
+              <w:t xml:space="default">Continuous Exterior Wall Insulation</w:t>
+            </w:r>
+          </w:p>
+        </w:tc>
+        <w:tc>
+          <w:tcPr>
+            <w:tcBorders>
+              <w:top w:val="single" w:space="0" w:color="D3D3D3"/>
+              <w:bottom w:val="single" w:space="0" w:color="D3D3D3"/>
+              <w:start w:val="single" w:space="0" w:color="D3D3D3"/>
+              <w:end w:val="single" w:space="0" w:color="D3D3D3"/>
+            </w:tcBorders>
+          </w:tcPr>
+          <w:p>
+            <w:pPr>
+              <w:spacing w:before="0" w:after="60"/>
+              <w:keepNext/>
+              <w:jc w:val="start"/>
+            </w:pPr>
+            <w:r>
+              <w:rPr>
+                <w:rFonts w:ascii="Calibri" w:hAnsi="Calibri"/>
+                <w:sz w:val="20"/>
+              </w:rPr>
+              <w:t xml:space="default">Add a continuous layer of insulation and potentially replace the air and moisture barrier once it becomes time to replace the siding.</w:t>
             </w:r>
           </w:p>
         </w:tc>
@@ -927,31 +917,31 @@
                 <w:rFonts w:ascii="Calibri" w:hAnsi="Calibri"/>
                 <w:sz w:val="20"/>
               </w:rPr>
-              <w:t xml:space="default">Other 1</w:t>
-            </w:r>
-          </w:p>
-        </w:tc>
-        <w:tc>
-          <w:tcPr>
-            <w:tcBorders>
-              <w:top w:val="single" w:space="0" w:color="D3D3D3"/>
-              <w:bottom w:val="single" w:space="0" w:color="D3D3D3"/>
-              <w:start w:val="single" w:space="0" w:color="D3D3D3"/>
-              <w:end w:val="single" w:space="0" w:color="D3D3D3"/>
-            </w:tcBorders>
-          </w:tcPr>
-          <w:p>
-            <w:pPr>
-              <w:spacing w:before="0" w:after="60"/>
-              <w:keepNext/>
-              <w:jc w:val="start"/>
-            </w:pPr>
-            <w:r>
-              <w:rPr>
-                <w:rFonts w:ascii="Calibri" w:hAnsi="Calibri"/>
-                <w:sz w:val="20"/>
-              </w:rPr>
-              <w:t xml:space="default">TYPE HERE 1</w:t>
+              <w:t xml:space="default">Air Source Heat Pump</w:t>
+            </w:r>
+          </w:p>
+        </w:tc>
+        <w:tc>
+          <w:tcPr>
+            <w:tcBorders>
+              <w:top w:val="single" w:space="0" w:color="D3D3D3"/>
+              <w:bottom w:val="single" w:space="0" w:color="D3D3D3"/>
+              <w:start w:val="single" w:space="0" w:color="D3D3D3"/>
+              <w:end w:val="single" w:space="0" w:color="D3D3D3"/>
+            </w:tcBorders>
+          </w:tcPr>
+          <w:p>
+            <w:pPr>
+              <w:spacing w:before="0" w:after="60"/>
+              <w:keepNext/>
+              <w:jc w:val="start"/>
+            </w:pPr>
+            <w:r>
+              <w:rPr>
+                <w:rFonts w:ascii="Calibri" w:hAnsi="Calibri"/>
+                <w:sz w:val="20"/>
+              </w:rPr>
+              <w:t xml:space="default">Install air source heat pumps and whole-house surge protection.</w:t>
             </w:r>
           </w:p>
         </w:tc>
@@ -980,38 +970,303 @@
                 <w:rFonts w:ascii="Calibri" w:hAnsi="Calibri"/>
                 <w:sz w:val="20"/>
               </w:rPr>
-              <w:t xml:space="default">Other 2</w:t>
-            </w:r>
-          </w:p>
-        </w:tc>
-        <w:tc>
-          <w:tcPr>
-            <w:tcBorders>
-              <w:top w:val="single" w:space="0" w:color="D3D3D3"/>
-              <w:bottom w:val="single" w:space="0" w:color="D3D3D3"/>
-              <w:start w:val="single" w:space="0" w:color="D3D3D3"/>
-              <w:end w:val="single" w:space="0" w:color="D3D3D3"/>
-            </w:tcBorders>
-          </w:tcPr>
-          <w:p>
-            <w:pPr>
-              <w:spacing w:before="0" w:after="60"/>
-              <w:keepNext/>
-              <w:jc w:val="start"/>
-            </w:pPr>
-            <w:r>
-              <w:rPr>
-                <w:rFonts w:ascii="Calibri" w:hAnsi="Calibri"/>
-                <w:sz w:val="20"/>
-              </w:rPr>
-              <w:t xml:space="default">TYPE HERE 2</w:t>
+              <w:t xml:space="default">Whole-House Surge Protection</w:t>
+            </w:r>
+          </w:p>
+        </w:tc>
+        <w:tc>
+          <w:tcPr>
+            <w:tcBorders>
+              <w:top w:val="single" w:space="0" w:color="D3D3D3"/>
+              <w:bottom w:val="single" w:space="0" w:color="D3D3D3"/>
+              <w:start w:val="single" w:space="0" w:color="D3D3D3"/>
+              <w:end w:val="single" w:space="0" w:color="D3D3D3"/>
+            </w:tcBorders>
+          </w:tcPr>
+          <w:p>
+            <w:pPr>
+              <w:spacing w:before="0" w:after="60"/>
+              <w:keepNext/>
+              <w:jc w:val="start"/>
+            </w:pPr>
+            <w:r>
+              <w:rPr>
+                <w:rFonts w:ascii="Calibri" w:hAnsi="Calibri"/>
+                <w:sz w:val="20"/>
+              </w:rPr>
+              <w:t xml:space="default">Upgrade your electrical panel to add whole-house surge protection.</w:t>
+            </w:r>
+          </w:p>
+        </w:tc>
+      </w:tr>
+      <w:tr>
+        <w:trPr>
+          <w:cantSplit/>
+        </w:trPr>
+        <w:tc>
+          <w:tcPr>
+            <w:tcBorders>
+              <w:top w:val="single" w:space="0" w:color="D3D3D3"/>
+              <w:bottom w:val="single" w:space="0" w:color="D3D3D3"/>
+              <w:start w:val="single" w:space="0" w:color="D3D3D3"/>
+              <w:end w:val="single" w:space="0" w:color="D3D3D3"/>
+            </w:tcBorders>
+          </w:tcPr>
+          <w:p>
+            <w:pPr>
+              <w:spacing w:before="0" w:after="60"/>
+              <w:keepNext/>
+              <w:jc w:val="start"/>
+            </w:pPr>
+            <w:r>
+              <w:rPr>
+                <w:rFonts w:ascii="Calibri" w:hAnsi="Calibri"/>
+                <w:sz w:val="20"/>
+              </w:rPr>
+              <w:t xml:space="default">Pipe Insulation</w:t>
+            </w:r>
+          </w:p>
+        </w:tc>
+        <w:tc>
+          <w:tcPr>
+            <w:tcBorders>
+              <w:top w:val="single" w:space="0" w:color="D3D3D3"/>
+              <w:bottom w:val="single" w:space="0" w:color="D3D3D3"/>
+              <w:start w:val="single" w:space="0" w:color="D3D3D3"/>
+              <w:end w:val="single" w:space="0" w:color="D3D3D3"/>
+            </w:tcBorders>
+          </w:tcPr>
+          <w:p>
+            <w:pPr>
+              <w:spacing w:before="0" w:after="60"/>
+              <w:keepNext/>
+              <w:jc w:val="start"/>
+            </w:pPr>
+            <w:r>
+              <w:rPr>
+                <w:rFonts w:ascii="Calibri" w:hAnsi="Calibri"/>
+                <w:sz w:val="20"/>
+              </w:rPr>
+              <w:t xml:space="default">Insulate both hot and cold water pipes that are uninsulated in the basement/crawlspace. This will save energy and prevent condensation.</w:t>
+            </w:r>
+          </w:p>
+        </w:tc>
+      </w:tr>
+      <w:tr>
+        <w:trPr>
+          <w:cantSplit/>
+        </w:trPr>
+        <w:tc>
+          <w:tcPr>
+            <w:tcBorders>
+              <w:top w:val="single" w:space="0" w:color="D3D3D3"/>
+              <w:bottom w:val="single" w:space="0" w:color="D3D3D3"/>
+              <w:start w:val="single" w:space="0" w:color="D3D3D3"/>
+              <w:end w:val="single" w:space="0" w:color="D3D3D3"/>
+            </w:tcBorders>
+          </w:tcPr>
+          <w:p>
+            <w:pPr>
+              <w:spacing w:before="0" w:after="60"/>
+              <w:keepNext/>
+              <w:jc w:val="start"/>
+            </w:pPr>
+            <w:r>
+              <w:rPr>
+                <w:rFonts w:ascii="Calibri" w:hAnsi="Calibri"/>
+                <w:sz w:val="20"/>
+              </w:rPr>
+              <w:t xml:space="default">DIY Air Sealing</w:t>
+            </w:r>
+          </w:p>
+        </w:tc>
+        <w:tc>
+          <w:tcPr>
+            <w:tcBorders>
+              <w:top w:val="single" w:space="0" w:color="D3D3D3"/>
+              <w:bottom w:val="single" w:space="0" w:color="D3D3D3"/>
+              <w:start w:val="single" w:space="0" w:color="D3D3D3"/>
+              <w:end w:val="single" w:space="0" w:color="D3D3D3"/>
+            </w:tcBorders>
+          </w:tcPr>
+          <w:p>
+            <w:pPr>
+              <w:spacing w:before="0" w:after="60"/>
+              <w:keepNext/>
+              <w:jc w:val="start"/>
+            </w:pPr>
+            <w:r>
+              <w:rPr>
+                <w:rFonts w:ascii="Calibri" w:hAnsi="Calibri"/>
+                <w:sz w:val="20"/>
+              </w:rPr>
+              <w:t xml:space="default">Seal easy-to-access air leaks and weatherstrip exterior doors.</w:t>
+            </w:r>
+          </w:p>
+        </w:tc>
+      </w:tr>
+      <w:tr>
+        <w:trPr>
+          <w:cantSplit/>
+        </w:trPr>
+        <w:tc>
+          <w:tcPr>
+            <w:tcBorders>
+              <w:top w:val="single" w:space="0" w:color="D3D3D3"/>
+              <w:bottom w:val="single" w:space="0" w:color="D3D3D3"/>
+              <w:start w:val="single" w:space="0" w:color="D3D3D3"/>
+              <w:end w:val="single" w:space="0" w:color="D3D3D3"/>
+            </w:tcBorders>
+          </w:tcPr>
+          <w:p>
+            <w:pPr>
+              <w:spacing w:before="0" w:after="60"/>
+              <w:keepNext/>
+              <w:jc w:val="start"/>
+            </w:pPr>
+            <w:r>
+              <w:rPr>
+                <w:rFonts w:ascii="Calibri" w:hAnsi="Calibri"/>
+                <w:sz w:val="20"/>
+              </w:rPr>
+              <w:t xml:space="default">Misc. Air Sealing and Insulation</w:t>
+            </w:r>
+          </w:p>
+        </w:tc>
+        <w:tc>
+          <w:tcPr>
+            <w:tcBorders>
+              <w:top w:val="single" w:space="0" w:color="D3D3D3"/>
+              <w:bottom w:val="single" w:space="0" w:color="D3D3D3"/>
+              <w:start w:val="single" w:space="0" w:color="D3D3D3"/>
+              <w:end w:val="single" w:space="0" w:color="D3D3D3"/>
+            </w:tcBorders>
+          </w:tcPr>
+          <w:p>
+            <w:pPr>
+              <w:spacing w:before="0" w:after="60"/>
+              <w:keepNext/>
+              <w:jc w:val="start"/>
+            </w:pPr>
+            <w:r>
+              <w:rPr>
+                <w:rFonts w:ascii="Calibri" w:hAnsi="Calibri"/>
+                <w:sz w:val="20"/>
+              </w:rPr>
+              <w:t xml:space="default">Air seal and insulate [** insert auditor description - bay window, bulkhead door, chase, kneewall, anything else that is unique to the home and not otherwise covered in another recommendation]</w:t>
+            </w:r>
+          </w:p>
+        </w:tc>
+      </w:tr>
+      <w:tr>
+        <w:trPr>
+          <w:cantSplit/>
+        </w:trPr>
+        <w:tc>
+          <w:tcPr>
+            <w:tcBorders>
+              <w:top w:val="single" w:space="0" w:color="D3D3D3"/>
+              <w:bottom w:val="single" w:space="0" w:color="D3D3D3"/>
+              <w:start w:val="single" w:space="0" w:color="D3D3D3"/>
+              <w:end w:val="single" w:space="0" w:color="D3D3D3"/>
+            </w:tcBorders>
+          </w:tcPr>
+          <w:p>
+            <w:pPr>
+              <w:spacing w:before="0" w:after="60"/>
+              <w:keepNext/>
+              <w:jc w:val="start"/>
+            </w:pPr>
+            <w:r>
+              <w:rPr>
+                <w:rFonts w:ascii="Calibri" w:hAnsi="Calibri"/>
+                <w:sz w:val="20"/>
+              </w:rPr>
+              <w:t xml:space="default">Replace Windows</w:t>
+            </w:r>
+          </w:p>
+        </w:tc>
+        <w:tc>
+          <w:tcPr>
+            <w:tcBorders>
+              <w:top w:val="single" w:space="0" w:color="D3D3D3"/>
+              <w:bottom w:val="single" w:space="0" w:color="D3D3D3"/>
+              <w:start w:val="single" w:space="0" w:color="D3D3D3"/>
+              <w:end w:val="single" w:space="0" w:color="D3D3D3"/>
+            </w:tcBorders>
+          </w:tcPr>
+          <w:p>
+            <w:pPr>
+              <w:spacing w:before="0" w:after="60"/>
+              <w:keepNext/>
+              <w:jc w:val="start"/>
+            </w:pPr>
+            <w:r>
+              <w:rPr>
+                <w:rFonts w:ascii="Calibri" w:hAnsi="Calibri"/>
+                <w:sz w:val="20"/>
+              </w:rPr>
+              <w:t xml:space="default">Replace single-paned windows with double- or triple-paned windows and ensure the frames are airsealed. We recommend installing windows that are Energy Star certified for 'Northern' climate.</w:t>
+            </w:r>
+          </w:p>
+        </w:tc>
+      </w:tr>
+      <w:tr>
+        <w:trPr>
+          <w:cantSplit/>
+        </w:trPr>
+        <w:tc>
+          <w:tcPr>
+            <w:tcBorders>
+              <w:top w:val="single" w:space="0" w:color="D3D3D3"/>
+              <w:bottom w:val="single" w:space="0" w:color="D3D3D3"/>
+              <w:start w:val="single" w:space="0" w:color="D3D3D3"/>
+              <w:end w:val="single" w:space="0" w:color="D3D3D3"/>
+            </w:tcBorders>
+          </w:tcPr>
+          <w:p>
+            <w:pPr>
+              <w:spacing w:before="0" w:after="60"/>
+              <w:keepNext/>
+              <w:jc w:val="start"/>
+            </w:pPr>
+            <w:r>
+              <w:rPr>
+                <w:rFonts w:ascii="Calibri" w:hAnsi="Calibri"/>
+                <w:sz w:val="20"/>
+              </w:rPr>
+              <w:t xml:space="default">Replace Doors</w:t>
+            </w:r>
+          </w:p>
+        </w:tc>
+        <w:tc>
+          <w:tcPr>
+            <w:tcBorders>
+              <w:top w:val="single" w:space="0" w:color="D3D3D3"/>
+              <w:bottom w:val="single" w:space="0" w:color="D3D3D3"/>
+              <w:start w:val="single" w:space="0" w:color="D3D3D3"/>
+              <w:end w:val="single" w:space="0" w:color="D3D3D3"/>
+            </w:tcBorders>
+          </w:tcPr>
+          <w:p>
+            <w:pPr>
+              <w:spacing w:before="0" w:after="60"/>
+              <w:keepNext/>
+              <w:jc w:val="start"/>
+            </w:pPr>
+            <w:r>
+              <w:rPr>
+                <w:rFonts w:ascii="Calibri" w:hAnsi="Calibri"/>
+                <w:sz w:val="20"/>
+              </w:rPr>
+              <w:t xml:space="default">Replace uninsulated exterior doors and ensure new doors are insulated and properly weatherstripped. We recommend installing doors that are Energy Star certified for 'Northern' climate.</w:t>
             </w:r>
           </w:p>
         </w:tc>
       </w:tr>
     </w:tbl>
-    <w:bookmarkEnd w:id="29"/>
-    <w:bookmarkStart w:id="41" w:name="what-we-found"/>
+    <w:bookmarkEnd w:id="28"/>
+    <w:bookmarkStart w:id="40" w:name="what-we-found"/>
     <w:p>
       <w:pPr>
         <w:pStyle w:val="Heading2"/>
@@ -1020,7 +1275,7 @@
         <w:t xml:space="preserve">3 What We Found</w:t>
       </w:r>
     </w:p>
-    <w:bookmarkStart w:id="30" w:name="basics"/>
+    <w:bookmarkStart w:id="29" w:name="basics"/>
     <w:p>
       <w:pPr>
         <w:pStyle w:val="Heading3"/>
@@ -1089,7 +1344,7 @@
                 <w:rFonts w:ascii="Calibri" w:hAnsi="Calibri"/>
                 <w:sz w:val="20"/>
               </w:rPr>
-              <w:t xml:space="default">NA</w:t>
+              <w:t xml:space="default">~1880-90s</w:t>
             </w:r>
           </w:p>
         </w:tc>
@@ -1195,7 +1450,7 @@
                 <w:rFonts w:ascii="Calibri" w:hAnsi="Calibri"/>
                 <w:sz w:val="20"/>
               </w:rPr>
-              <w:t xml:space="default">Loose Cellulose , 2 inches</w:t>
+              <w:t xml:space="default">Loose Cellulose , 5 inches</w:t>
             </w:r>
           </w:p>
         </w:tc>
@@ -1248,7 +1503,7 @@
                 <w:rFonts w:ascii="Calibri" w:hAnsi="Calibri"/>
                 <w:sz w:val="20"/>
               </w:rPr>
-              <w:t xml:space="default">1</w:t>
+              <w:t xml:space="default">2</w:t>
             </w:r>
           </w:p>
         </w:tc>
@@ -1301,7 +1556,7 @@
                 <w:rFonts w:ascii="Calibri" w:hAnsi="Calibri"/>
                 <w:sz w:val="20"/>
               </w:rPr>
-              <w:t xml:space="default">202</w:t>
+              <w:t xml:space="default">NA</w:t>
             </w:r>
           </w:p>
         </w:tc>
@@ -1354,7 +1609,7 @@
                 <w:rFonts w:ascii="Calibri" w:hAnsi="Calibri"/>
                 <w:sz w:val="20"/>
               </w:rPr>
-              <w:t xml:space="default">1870</w:t>
+              <w:t xml:space="default">25116.75</w:t>
             </w:r>
           </w:p>
         </w:tc>
@@ -1413,8 +1668,8 @@
         </w:tc>
       </w:tr>
     </w:tbl>
-    <w:bookmarkEnd w:id="30"/>
-    <w:bookmarkStart w:id="31" w:name="exterior"/>
+    <w:bookmarkEnd w:id="29"/>
+    <w:bookmarkStart w:id="30" w:name="exterior"/>
     <w:p>
       <w:pPr>
         <w:pStyle w:val="Heading3"/>
@@ -1483,7 +1738,7 @@
                 <w:rFonts w:ascii="Calibri" w:hAnsi="Calibri"/>
                 <w:sz w:val="20"/>
               </w:rPr>
-              <w:t xml:space="default">NA</w:t>
+              <w:t xml:space="default">2</w:t>
             </w:r>
           </w:p>
         </w:tc>
@@ -1536,7 +1791,7 @@
                 <w:rFonts w:ascii="Calibri" w:hAnsi="Calibri"/>
                 <w:sz w:val="20"/>
               </w:rPr>
-              <w:t xml:space="default">East/West</w:t>
+              <w:t xml:space="default">Northeast/Southwest</w:t>
             </w:r>
           </w:p>
         </w:tc>
@@ -1589,7 +1844,7 @@
                 <w:rFonts w:ascii="Calibri" w:hAnsi="Calibri"/>
                 <w:sz w:val="20"/>
               </w:rPr>
-              <w:t xml:space="default">Asphalt Shinglesin faircondition. NA</w:t>
+              <w:t xml:space="default">Standing Seam Metalin excellentcondition. Roof recently replaced with metal</w:t>
             </w:r>
           </w:p>
         </w:tc>
@@ -1695,7 +1950,7 @@
                 <w:rFonts w:ascii="Calibri" w:hAnsi="Calibri"/>
                 <w:sz w:val="20"/>
               </w:rPr>
-              <w:t xml:space="default">wood siding in fair condition. paint chipping off</w:t>
+              <w:t xml:space="default">wood siding in fair condition. Paint chipping and water damage in various places, some holes in wall sections</w:t>
             </w:r>
           </w:p>
         </w:tc>
@@ -1748,7 +2003,7 @@
                 <w:rFonts w:ascii="Calibri" w:hAnsi="Calibri"/>
                 <w:sz w:val="20"/>
               </w:rPr>
-              <w:t xml:space="default">There are 1 insulated wood exterior doors. In poor condition, totaling 18.3 square feet.</w:t>
+              <w:t xml:space="default">There are no exterior doors</w:t>
             </w:r>
           </w:p>
         </w:tc>
@@ -1801,14 +2056,14 @@
                 <w:rFonts w:ascii="Calibri" w:hAnsi="Calibri"/>
                 <w:sz w:val="20"/>
               </w:rPr>
-              <w:t xml:space="default">There are 4 single paned wood windows. In poor condition, totaling 58 square feet.</w:t>
+              <w:t xml:space="default">There are no exterior windows</w:t>
             </w:r>
           </w:p>
         </w:tc>
       </w:tr>
     </w:tbl>
-    <w:bookmarkEnd w:id="31"/>
-    <w:bookmarkStart w:id="32" w:name="interiorliving-space"/>
+    <w:bookmarkEnd w:id="30"/>
+    <w:bookmarkStart w:id="31" w:name="interiorliving-space"/>
     <w:p>
       <w:pPr>
         <w:pStyle w:val="Heading3"/>
@@ -1877,7 +2132,7 @@
                 <w:rFonts w:ascii="Calibri" w:hAnsi="Calibri"/>
                 <w:sz w:val="20"/>
               </w:rPr>
-              <w:t xml:space="default">The framing type of the home is balloon framing, which means the wall cavities extend the full height of the building (from the foundation to the roof). Often the wall cavities are interconnected with the floor and ceiling cavities. This framing type can create connected passageways for air to leave the house and rodents to enter the house. There is Loose Cellulose, Uninsulated insulation 4 inches thick in excellent condition. cellulose not present everywhere</w:t>
+              <w:t xml:space="default">The framing type of the home is balloon framing, which means the wall cavities extend the full height of the building (from the foundation to the roof). Often the wall cavities are interconnected with the floor and ceiling cavities. This framing type can create connected passageways for air to leave the house and rodents to enter the house. There is Batts of Fiberglass insulation 4 inches thick in poor condition. Wall insulation is very inconsistent and mostly missing, only certain sections have fiberglass batts</w:t>
             </w:r>
           </w:p>
         </w:tc>
@@ -2036,14 +2291,14 @@
                 <w:rFonts w:ascii="Calibri" w:hAnsi="Calibri"/>
                 <w:sz w:val="20"/>
               </w:rPr>
-              <w:t xml:space="default">NA used NA kWh in NA minutes. NA used NA kWh in NA minutes. NA</w:t>
+              <w:t xml:space="default">Fridge/freezer used 0.4 kWh in 240 minutes. Minifridge used 0.17 kWh in 236 minutes. NA</w:t>
             </w:r>
           </w:p>
         </w:tc>
       </w:tr>
     </w:tbl>
-    <w:bookmarkEnd w:id="32"/>
-    <w:bookmarkStart w:id="36" w:name="blower-door-air-leakage-test-1"/>
+    <w:bookmarkEnd w:id="31"/>
+    <w:bookmarkStart w:id="35" w:name="blower-door-air-leakage-test-1"/>
     <w:p>
       <w:pPr>
         <w:pStyle w:val="Heading3"/>
@@ -2144,7 +2399,7 @@
                 <w:rFonts w:ascii="Calibri" w:hAnsi="Calibri"/>
                 <w:sz w:val="20"/>
               </w:rPr>
-              <w:t xml:space="default">910</w:t>
+              <w:t xml:space="default">7274</w:t>
             </w:r>
           </w:p>
         </w:tc>
@@ -2221,7 +2476,7 @@
                 <w:rFonts w:ascii="Calibri" w:hAnsi="Calibri"/>
                 <w:sz w:val="20"/>
               </w:rPr>
-              <w:t xml:space="default">29.2</w:t>
+              <w:t xml:space="default">17.4</w:t>
             </w:r>
           </w:p>
         </w:tc>
@@ -2298,7 +2553,7 @@
                 <w:rFonts w:ascii="Calibri" w:hAnsi="Calibri"/>
                 <w:sz w:val="20"/>
               </w:rPr>
-              <w:t xml:space="default">91 under natural conditions. TEST</w:t>
+              <w:t xml:space="default">727.4 under natural conditions. TEST</w:t>
             </w:r>
           </w:p>
         </w:tc>
@@ -2375,7 +2630,7 @@
                 <w:rFonts w:ascii="Calibri" w:hAnsi="Calibri"/>
                 <w:sz w:val="20"/>
               </w:rPr>
-              <w:t xml:space="default">1.6</w:t>
+              <w:t xml:space="default">1.3</w:t>
             </w:r>
           </w:p>
         </w:tc>
@@ -2414,18 +2669,18 @@
           <wp:inline>
             <wp:extent cx="5943600" cy="1981199"/>
             <wp:effectExtent b="0" l="0" r="0" t="0"/>
-            <wp:docPr descr="" title="" id="34" name="Picture"/>
+            <wp:docPr descr="" title="" id="33" name="Picture"/>
             <a:graphic>
               <a:graphicData uri="http://schemas.openxmlformats.org/drawingml/2006/picture">
                 <pic:pic>
                   <pic:nvPicPr>
-                    <pic:cNvPr descr="achnatural_ggplot1.png" id="35" name="Picture"/>
+                    <pic:cNvPr descr="achnatural_ggplot1.png" id="34" name="Picture"/>
                     <pic:cNvPicPr>
                       <a:picLocks noChangeArrowheads="1" noChangeAspect="1"/>
                     </pic:cNvPicPr>
                   </pic:nvPicPr>
                   <pic:blipFill>
-                    <a:blip r:embed="rId33"/>
+                    <a:blip r:embed="rId32"/>
                     <a:stretch>
                       <a:fillRect/>
                     </a:stretch>
@@ -2460,8 +2715,8 @@
         <w:t xml:space="preserve">Using a thermal imaging camera, we looked for major air leakage locations and thermal bridging, where heat is bypassing the insulation. There was evidence of ….</w:t>
       </w:r>
     </w:p>
-    <w:bookmarkEnd w:id="36"/>
-    <w:bookmarkStart w:id="37" w:name="attic-1"/>
+    <w:bookmarkEnd w:id="35"/>
+    <w:bookmarkStart w:id="36" w:name="attic-1"/>
     <w:p>
       <w:pPr>
         <w:pStyle w:val="Heading3"/>
@@ -2530,7 +2785,7 @@
                 <w:rFonts w:ascii="Calibri" w:hAnsi="Calibri"/>
                 <w:sz w:val="20"/>
               </w:rPr>
-              <w:t xml:space="default">202</w:t>
+              <w:t xml:space="default">NA</w:t>
             </w:r>
           </w:p>
         </w:tc>
@@ -2742,7 +2997,7 @@
                 <w:rFonts w:ascii="Calibri" w:hAnsi="Calibri"/>
                 <w:sz w:val="20"/>
               </w:rPr>
-              <w:t xml:space="default">entire attic insulated, depth varies from 4 to 2 inches, area around chimney not insulated or sealed Yes squirrels living in attic</w:t>
+              <w:t xml:space="default">Attic insulation thickness is highly variable, some parts reach 9" No NA</w:t>
             </w:r>
           </w:p>
         </w:tc>
@@ -2854,8 +3109,8 @@
         </w:tc>
       </w:tr>
     </w:tbl>
-    <w:bookmarkEnd w:id="37"/>
-    <w:bookmarkStart w:id="38" w:name="basement-1"/>
+    <w:bookmarkEnd w:id="36"/>
+    <w:bookmarkStart w:id="37" w:name="basement-1"/>
     <w:p>
       <w:pPr>
         <w:pStyle w:val="Heading3"/>
@@ -2924,7 +3179,7 @@
                 <w:rFonts w:ascii="Calibri" w:hAnsi="Calibri"/>
                 <w:sz w:val="20"/>
               </w:rPr>
-              <w:t xml:space="default">202</w:t>
+              <w:t xml:space="default">NA</w:t>
             </w:r>
           </w:p>
         </w:tc>
@@ -3248,8 +3503,8 @@
         </w:tc>
       </w:tr>
     </w:tbl>
-    <w:bookmarkEnd w:id="38"/>
-    <w:bookmarkStart w:id="39" w:name="electrical-and-mechanical-systems"/>
+    <w:bookmarkEnd w:id="37"/>
+    <w:bookmarkStart w:id="38" w:name="electrical-and-mechanical-systems"/>
     <w:p>
       <w:pPr>
         <w:pStyle w:val="Heading3"/>
@@ -3318,14 +3573,14 @@
                 <w:rFonts w:ascii="Calibri" w:hAnsi="Calibri"/>
                 <w:sz w:val="20"/>
               </w:rPr>
-              <w:t xml:space="default">The electrical panel has and amperage of 30. There are NA unused breaker spaces. no breaker panel, old fuse box in attic</w:t>
+              <w:t xml:space="default">The electrical panel has and amperage of NA. There are NA unused breaker spaces. NA</w:t>
             </w:r>
           </w:p>
         </w:tc>
       </w:tr>
     </w:tbl>
-    <w:bookmarkEnd w:id="39"/>
-    <w:bookmarkStart w:id="40" w:name="energy-bills"/>
+    <w:bookmarkEnd w:id="38"/>
+    <w:bookmarkStart w:id="39" w:name="energy-bills"/>
     <w:p>
       <w:pPr>
         <w:pStyle w:val="Heading3"/>
@@ -3466,7 +3721,7 @@
                 <w:rFonts w:ascii="Calibri" w:hAnsi="Calibri"/>
                 <w:sz w:val="20"/>
               </w:rPr>
-              <w:t xml:space="default">Propane</w:t>
+              <w:t xml:space="default">Electricity</w:t>
             </w:r>
           </w:p>
         </w:tc>
@@ -3490,31 +3745,31 @@
                 <w:rFonts w:ascii="Calibri" w:hAnsi="Calibri"/>
                 <w:sz w:val="20"/>
               </w:rPr>
-              <w:t xml:space="default">90</w:t>
-            </w:r>
-          </w:p>
-        </w:tc>
-        <w:tc>
-          <w:tcPr>
-            <w:tcBorders>
-              <w:top w:val="single" w:space="0" w:color="D3D3D3"/>
-              <w:bottom w:val="single" w:space="0" w:color="D3D3D3"/>
-              <w:start w:val="single" w:space="0" w:color="D3D3D3"/>
-              <w:end w:val="single" w:space="0" w:color="D3D3D3"/>
-            </w:tcBorders>
-          </w:tcPr>
-          <w:p>
-            <w:pPr>
-              <w:spacing w:before="0" w:after="60"/>
-              <w:keepNext/>
-              <w:jc w:val="start"/>
-            </w:pPr>
-            <w:r>
-              <w:rPr>
-                <w:rFonts w:ascii="Calibri" w:hAnsi="Calibri"/>
-                <w:sz w:val="20"/>
-              </w:rPr>
-              <w:t xml:space="default">cost_in_dollars_propane</w:t>
+              <w:t xml:space="default">29491</w:t>
+            </w:r>
+          </w:p>
+        </w:tc>
+        <w:tc>
+          <w:tcPr>
+            <w:tcBorders>
+              <w:top w:val="single" w:space="0" w:color="D3D3D3"/>
+              <w:bottom w:val="single" w:space="0" w:color="D3D3D3"/>
+              <w:start w:val="single" w:space="0" w:color="D3D3D3"/>
+              <w:end w:val="single" w:space="0" w:color="D3D3D3"/>
+            </w:tcBorders>
+          </w:tcPr>
+          <w:p>
+            <w:pPr>
+              <w:spacing w:before="0" w:after="60"/>
+              <w:keepNext/>
+              <w:jc w:val="start"/>
+            </w:pPr>
+            <w:r>
+              <w:rPr>
+                <w:rFonts w:ascii="Calibri" w:hAnsi="Calibri"/>
+                <w:sz w:val="20"/>
+              </w:rPr>
+              <w:t xml:space="default">cost_in_dollars_electricity</w:t>
             </w:r>
           </w:p>
         </w:tc>
@@ -3538,15 +3793,15 @@
                 <w:rFonts w:ascii="Calibri" w:hAnsi="Calibri"/>
                 <w:sz w:val="20"/>
               </w:rPr>
-              <w:t xml:space="default">165</w:t>
+              <w:t xml:space="default">9060</w:t>
             </w:r>
           </w:p>
         </w:tc>
       </w:tr>
     </w:tbl>
+    <w:bookmarkEnd w:id="39"/>
     <w:bookmarkEnd w:id="40"/>
-    <w:bookmarkEnd w:id="41"/>
-    <w:bookmarkStart w:id="55" w:name="recommendations"/>
+    <w:bookmarkStart w:id="59" w:name="recommendations"/>
     <w:p>
       <w:pPr>
         <w:pStyle w:val="Heading2"/>
@@ -3563,13 +3818,13 @@
         <w:t xml:space="preserve">These recommendations are organized from the least expensive/most cost-effective and easiest interventions to ones that are more challenging to implement.</w:t>
       </w:r>
     </w:p>
-    <w:bookmarkStart w:id="42" w:name="leds"/>
+    <w:bookmarkStart w:id="41" w:name="window-dressers"/>
     <w:p>
       <w:pPr>
         <w:pStyle w:val="Heading3"/>
       </w:pPr>
       <w:r>
-        <w:t xml:space="preserve">4.1 LEDs</w:t>
+        <w:t xml:space="preserve">4.1 Window Dressers</w:t>
       </w:r>
     </w:p>
     <w:p>
@@ -3589,7 +3844,7 @@
         <w:pStyle w:val="BodyText"/>
       </w:pPr>
       <w:r>
-        <w:t xml:space="preserve">Your lighting uses more energy than LED bulbs would. Halogen and incandescent light bulbs use 5-8x more energy than LEDs. This requires significantly more electricity and costs a lot.</w:t>
+        <w:t xml:space="preserve">Your windows are a source of heat loss, reduce your comfort due to cold surface temperatures, and may also cause moisture condensation or frost in the winter.</w:t>
       </w:r>
     </w:p>
     <w:p>
@@ -3609,13 +3864,11 @@
         <w:pStyle w:val="BodyText"/>
       </w:pPr>
       <w:r>
-        <w:t xml:space="preserve">Switch your light bulbs to LED light bulbs. LEDs use 80% less energy than incandescent light bulbs which can significantly reduce your electricity bill.</w:t>
-      </w:r>
-    </w:p>
-    <w:p>
-      <w:pPr>
-        <w:pStyle w:val="BodyText"/>
-      </w:pPr>
+        <w:t xml:space="preserve">WindowDressers insulating window inserts help air-seal windows and reduce heat loss and gain.</w:t>
+      </w:r>
+      <w:r>
+        <w:t xml:space="preserve"> </w:t>
+      </w:r>
       <w:r>
         <w:rPr>
           <w:i/>
@@ -3629,17 +3882,45 @@
         <w:pStyle w:val="BodyText"/>
       </w:pPr>
       <w:r>
-        <w:t xml:space="preserve">We provide free LED light bulbs; contact us for some if we did not give you any during the audit. Depending on usage, LEDs can save more than $50 a year.</w:t>
-      </w:r>
-    </w:p>
-    <w:bookmarkEnd w:id="42"/>
-    <w:bookmarkStart w:id="43" w:name="window-dressers"/>
+        <w:t xml:space="preserve">Insulating window inserts save 5-10% of your heating costs at less than 1/10th the cost of replacement windows. The overall project cost will depend on the number and size of window inserts. Example prices for the 2024 season were: small (20 x 36”) - $36 for natural pine frame, $46 for white; medium (30 x 52”) - $50 for natural pine frame, $64 for white; large (44 x 68”) - $67 for natural pine frame, $88 for white. Adjusted pricing for lower-income households is available from WindowDressers upon request. If plastic is damaged, it can be replaced for $15.</w:t>
+      </w:r>
+    </w:p>
+    <w:p>
+      <w:pPr>
+        <w:pStyle w:val="BodyText"/>
+      </w:pPr>
+      <w:r>
+        <w:t xml:space="preserve">Households that order inserts are expected to participate in the Community Build where the inserts are made. You can sign up for a 4-hour shift and learn the simple steps in the insert-building process (no previous experience required, no power tools). Each job has</w:t>
+      </w:r>
+      <w:r>
+        <w:t xml:space="preserve"> </w:t>
+      </w:r>
+      <w:r>
+        <w:t xml:space="preserve">“jigs”</w:t>
+      </w:r>
+      <w:r>
+        <w:t xml:space="preserve"> </w:t>
+      </w:r>
+      <w:r>
+        <w:t xml:space="preserve">that make the job easier to do and ensure uniform quality. You will be trained at the beginning of your shift on how to do your task. Volunteering for multiple shifts is encouraged! Mid-shift snacks and a meal are provided to all participants.</w:t>
+      </w:r>
+    </w:p>
+    <w:p>
+      <w:pPr>
+        <w:pStyle w:val="BodyText"/>
+      </w:pPr>
+      <w:r>
+        <w:t xml:space="preserve">If you would like to participate, please contact us so we can discuss how the program works and which windows you’d like inserts for.</w:t>
+      </w:r>
+    </w:p>
+    <w:bookmarkEnd w:id="41"/>
+    <w:bookmarkStart w:id="42" w:name="refrigerator"/>
     <w:p>
       <w:pPr>
         <w:pStyle w:val="Heading3"/>
       </w:pPr>
       <w:r>
-        <w:t xml:space="preserve">4.2 Window Dressers</w:t>
+        <w:t xml:space="preserve">4.2 Refrigerator</w:t>
       </w:r>
     </w:p>
     <w:p>
@@ -3659,7 +3940,19 @@
         <w:pStyle w:val="BodyText"/>
       </w:pPr>
       <w:r>
-        <w:t xml:space="preserve">Your windows are a source of heat loss, reduce your comfort due to cold surface temperatures, and may also cause moisture condensation or frost in the winter.</w:t>
+        <w:t xml:space="preserve">Your refrigerator uses more energy than newer models.</w:t>
+      </w:r>
+    </w:p>
+    <w:p>
+      <w:pPr>
+        <w:pStyle w:val="BodyText"/>
+      </w:pPr>
+      <w:r>
+        <w:rPr>
+          <w:b/>
+          <w:bCs/>
+        </w:rPr>
+        <w:t xml:space="preserve">Ideally, the auditor notes the annual energy consumption (kWh) of the existing fridge compared to a new model of similar size</w:t>
       </w:r>
     </w:p>
     <w:p>
@@ -3679,11 +3972,13 @@
         <w:pStyle w:val="BodyText"/>
       </w:pPr>
       <w:r>
-        <w:t xml:space="preserve">WindowDressers insulating window inserts help air-seal windows and reduce heat loss and gain.</w:t>
-      </w:r>
-      <w:r>
-        <w:t xml:space="preserve"> </w:t>
-      </w:r>
+        <w:t xml:space="preserve">Replace your refrigerator with a new, EnergyStar certified fridge. Look at the Energy Guide label to compare the energy use of new refrigerators.</w:t>
+      </w:r>
+    </w:p>
+    <w:p>
+      <w:pPr>
+        <w:pStyle w:val="BodyText"/>
+      </w:pPr>
       <w:r>
         <w:rPr>
           <w:i/>
@@ -3697,11 +3992,89 @@
         <w:pStyle w:val="BodyText"/>
       </w:pPr>
       <w:r>
+        <w:t xml:space="preserve">If you are able to afford the upfront cost of purchasing a new refrigerator, you will recoup significant savings in the long run. Whenever you need to buy a new appliance, consider EnergyStar certified models, which use less energy and are cheaper to run. Remember, it doesn’t save energy if you relocate your existing refrigerator to the basement or garage and continue using it.</w:t>
+      </w:r>
+    </w:p>
+    <w:p>
+      <w:pPr>
+        <w:pStyle w:val="BodyText"/>
+      </w:pPr>
+      <w:r>
         <w:rPr>
           <w:b/>
           <w:bCs/>
         </w:rPr>
-        <w:t xml:space="preserve">Reconsider this recommendation</w:t>
+        <w:t xml:space="preserve">Ideally, auditor locates similar volume fridge online to calculate monthly savings and payback period compared to kill-a-watt meter reading for current refrigerator. “This example refrigerator would save $XX in electricity each month and pay for itself within XX months</w:t>
+      </w:r>
+    </w:p>
+    <w:bookmarkEnd w:id="42"/>
+    <w:bookmarkStart w:id="43" w:name="induction-stoveoven"/>
+    <w:p>
+      <w:pPr>
+        <w:pStyle w:val="Heading3"/>
+      </w:pPr>
+      <w:r>
+        <w:t xml:space="preserve">4.3 Induction Stove/Oven</w:t>
+      </w:r>
+    </w:p>
+    <w:p>
+      <w:pPr>
+        <w:pStyle w:val="FirstParagraph"/>
+      </w:pPr>
+      <w:r>
+        <w:rPr>
+          <w:i/>
+          <w:iCs/>
+        </w:rPr>
+        <w:t xml:space="preserve">Problem</w:t>
+      </w:r>
+    </w:p>
+    <w:p>
+      <w:pPr>
+        <w:pStyle w:val="BodyText"/>
+      </w:pPr>
+      <w:r>
+        <w:t xml:space="preserve">Your gas range has the potential to release propane, carbon monoxide, and combustion gases into your house. Gas ranges are also inefficient at transferring heat to your food at 32% efficiency, compared to 85% efficiency for induction cooktops.</w:t>
+      </w:r>
+    </w:p>
+    <w:p>
+      <w:pPr>
+        <w:pStyle w:val="BodyText"/>
+      </w:pPr>
+      <w:r>
+        <w:rPr>
+          <w:i/>
+          <w:iCs/>
+        </w:rPr>
+        <w:t xml:space="preserve">Recommendation</w:t>
+      </w:r>
+    </w:p>
+    <w:p>
+      <w:pPr>
+        <w:pStyle w:val="BodyText"/>
+      </w:pPr>
+      <w:r>
+        <w:t xml:space="preserve">Induction cooking appliances are more efficient and safer than electric or gas ones. There is no risk of carbon monoxide or other harmful combustion gases, and the surface doesn’t heat up without a pot or pan on it.</w:t>
+      </w:r>
+    </w:p>
+    <w:p>
+      <w:pPr>
+        <w:pStyle w:val="BodyText"/>
+      </w:pPr>
+      <w:r>
+        <w:rPr>
+          <w:i/>
+          <w:iCs/>
+        </w:rPr>
+        <w:t xml:space="preserve">Estimated Cost/Benefits/Incentives</w:t>
+      </w:r>
+    </w:p>
+    <w:p>
+      <w:pPr>
+        <w:pStyle w:val="BodyText"/>
+      </w:pPr>
+      <w:r>
+        <w:t xml:space="preserve">Currently, Efficiency Maine does not offer a rebate for induction stoves. If you’re interested in trying out induction cooking but don’t want to replace your kitchen stove, consider buying a portable induction cooktop, which costs less than $100.</w:t>
       </w:r>
     </w:p>
     <w:bookmarkEnd w:id="43"/>
@@ -3711,7 +4084,7 @@
         <w:pStyle w:val="Heading3"/>
       </w:pPr>
       <w:r>
-        <w:t xml:space="preserve">4.3 Gutters</w:t>
+        <w:t xml:space="preserve">4.4 Gutters</w:t>
       </w:r>
     </w:p>
     <w:p>
@@ -3775,13 +4148,13 @@
       </w:r>
     </w:p>
     <w:bookmarkEnd w:id="44"/>
-    <w:bookmarkStart w:id="45" w:name="attic-insulation-and-air-sealing"/>
+    <w:bookmarkStart w:id="45" w:name="bathroom-exhaust-fans"/>
     <w:p>
       <w:pPr>
         <w:pStyle w:val="Heading3"/>
       </w:pPr>
       <w:r>
-        <w:t xml:space="preserve">4.4 Attic Insulation and Air Sealing</w:t>
+        <w:t xml:space="preserve">4.5 Bathroom exhaust fan(s)</w:t>
       </w:r>
     </w:p>
     <w:p>
@@ -3801,7 +4174,7 @@
         <w:pStyle w:val="BodyText"/>
       </w:pPr>
       <w:r>
-        <w:t xml:space="preserve">The attic is uninsulated or is missing insulation and the attic could also benefit from air-sealing. These upgrades will reduce draftiness and heat loss in the winter and heat gain in the summer.</w:t>
+        <w:t xml:space="preserve">Currently, there is no bathroom exhaust fan, so moisture from the shower, toilet, and sink remains in the house, which can cause moisture issues such as mold.</w:t>
       </w:r>
     </w:p>
     <w:p>
@@ -3821,7 +4194,7 @@
         <w:pStyle w:val="BodyText"/>
       </w:pPr>
       <w:r>
-        <w:t xml:space="preserve">Air seal the attic and insulate it to at least R-60 (18” of loose-fill cellulose insulation).</w:t>
+        <w:t xml:space="preserve">Bathroom exhaust fans should be rated for at least 80 cubic feet per minute (CFM) if there is a shower. We recommend Panasonic WhisperQuiet or similar fans that don’t create excess noise.</w:t>
       </w:r>
     </w:p>
     <w:p>
@@ -3841,17 +4214,17 @@
         <w:pStyle w:val="BodyText"/>
       </w:pPr>
       <w:r>
-        <w:t xml:space="preserve">Insulation projects are not eligible for federal or state funding in second homes that are not heated year round.</w:t>
+        <w:t xml:space="preserve">The typical fan is around $130 plus the cost of installation.</w:t>
       </w:r>
     </w:p>
     <w:bookmarkEnd w:id="45"/>
-    <w:bookmarkStart w:id="46" w:name="blow-in-cellulose-wall-insulation"/>
+    <w:bookmarkStart w:id="46" w:name="kitchen-exhaust-fans"/>
     <w:p>
       <w:pPr>
         <w:pStyle w:val="Heading3"/>
       </w:pPr>
       <w:r>
-        <w:t xml:space="preserve">4.5 Blow-in cellulose wall insulation</w:t>
+        <w:t xml:space="preserve">4.6 Kitchen exhaust fan(s)</w:t>
       </w:r>
     </w:p>
     <w:p>
@@ -3871,7 +4244,7 @@
         <w:pStyle w:val="BodyText"/>
       </w:pPr>
       <w:r>
-        <w:t xml:space="preserve">The walls of the house are uninsulated, which is a significant source of heat loss.</w:t>
+        <w:t xml:space="preserve">Currently, there is no kitchen exhaust fan, so fumes, smoke, and moisture from cooking stay in the house which can cause health concerns.</w:t>
       </w:r>
     </w:p>
     <w:p>
@@ -3891,11 +4264,13 @@
         <w:pStyle w:val="BodyText"/>
       </w:pPr>
       <w:r>
-        <w:t xml:space="preserve">Insulate the wall stud cavities with dense packed, blown-in cellulose insulation.</w:t>
-      </w:r>
-      <w:r>
-        <w:t xml:space="preserve"> </w:t>
-      </w:r>
+        <w:t xml:space="preserve">A kitchen exhaust fan will remove harmful combustion gases from your home and should be rated for at least 100 cubic feet per minute (CFM). A fan can also help with moisture concerns.</w:t>
+      </w:r>
+    </w:p>
+    <w:p>
+      <w:pPr>
+        <w:pStyle w:val="BodyText"/>
+      </w:pPr>
       <w:r>
         <w:rPr>
           <w:i/>
@@ -3909,17 +4284,17 @@
         <w:pStyle w:val="BodyText"/>
       </w:pPr>
       <w:r>
-        <w:t xml:space="preserve">Insulation projects are not eligible for federal or state funding in second homes that are not heated year round.</w:t>
+        <w:t xml:space="preserve">Kitchen range hoods typically cost $150 or more; installation costs depend on the complexity of the exhaust ducting.</w:t>
       </w:r>
     </w:p>
     <w:bookmarkEnd w:id="46"/>
-    <w:bookmarkStart w:id="47" w:name="continuous-exterior-wall-insulation"/>
+    <w:bookmarkStart w:id="47" w:name="vapor-barrier"/>
     <w:p>
       <w:pPr>
         <w:pStyle w:val="Heading3"/>
       </w:pPr>
       <w:r>
-        <w:t xml:space="preserve">4.6 Continuous exterior wall insulation</w:t>
+        <w:t xml:space="preserve">4.7 Vapor Barrier</w:t>
       </w:r>
     </w:p>
     <w:p>
@@ -3939,7 +4314,7 @@
         <w:pStyle w:val="BodyText"/>
       </w:pPr>
       <w:r>
-        <w:t xml:space="preserve">There isn’t continuous insulation between the siding and the exterior walls of the house. Continuous insulation helps create a complete thermal boundary for your house, and it is now an energy code requirement for new houses.</w:t>
+        <w:t xml:space="preserve">There is excess moisture in the basement/crawlspace, which is evaporating out of the ground. This moisture can enter the house and cause mold, mildew, rot, and air quality issues.</w:t>
       </w:r>
     </w:p>
     <w:p>
@@ -3959,7 +4334,7 @@
         <w:pStyle w:val="BodyText"/>
       </w:pPr>
       <w:r>
-        <w:t xml:space="preserve">Add a continuous layer of insulation and potentially replace the air and moisture barrier once it becomes time to replace the siding.</w:t>
+        <w:t xml:space="preserve">Install a vapor barrier on the basement floor to stop moisture from entering the basement and house.</w:t>
       </w:r>
     </w:p>
     <w:p>
@@ -3979,17 +4354,17 @@
         <w:pStyle w:val="BodyText"/>
       </w:pPr>
       <w:r>
-        <w:t xml:space="preserve">Insulation projects are not eligible for federal or state funding in second homes that are not heated year round.</w:t>
+        <w:t xml:space="preserve">Efficiency Maine rebates will cover vapor barriers up to 25% of a weatherization project cost, if done as part of a larger insulation project. Most insulation companies can install spray foam and vapor barriers together. Efficiency Maine rebates and other incentives for insulation work can fund up to 80% of the overall cost to weatherize your home (subject to a lifetime limit per building), up to $9,200 when combined with nonrefundable federal tax credits. You can call them at 866-376-2463 (Monday to Friday, 8:00 am to 5:00 pm) or visit their webpage about insulation rebates: https://www.efficiencymaine.com/at-home/insulation-rebates/</w:t>
       </w:r>
     </w:p>
     <w:bookmarkEnd w:id="47"/>
-    <w:bookmarkStart w:id="48" w:name="electrical-panel-upgrade"/>
+    <w:bookmarkStart w:id="48" w:name="spray-foam-basement-walls"/>
     <w:p>
       <w:pPr>
         <w:pStyle w:val="Heading3"/>
       </w:pPr>
       <w:r>
-        <w:t xml:space="preserve">4.7 Electrical Panel Upgrade</w:t>
+        <w:t xml:space="preserve">4.8 Spray foam Basement Walls</w:t>
       </w:r>
     </w:p>
     <w:p>
@@ -4009,11 +4384,512 @@
         <w:pStyle w:val="BodyText"/>
       </w:pPr>
       <w:r>
+        <w:t xml:space="preserve">The basement/crawlspace is uninsulated and used for mechanical equipment and plumbing. The walls are porous and allow moisture into the house and rapidly conduct heat out of the space.</w:t>
+      </w:r>
+    </w:p>
+    <w:p>
+      <w:pPr>
+        <w:pStyle w:val="BodyText"/>
+      </w:pPr>
+      <w:r>
+        <w:rPr>
+          <w:i/>
+          <w:iCs/>
+        </w:rPr>
+        <w:t xml:space="preserve">Recommendation</w:t>
+      </w:r>
+    </w:p>
+    <w:p>
+      <w:pPr>
+        <w:pStyle w:val="BodyText"/>
+      </w:pPr>
+      <w:r>
+        <w:t xml:space="preserve">Install spray foam on the basement/crawlspace walls to prevent moisture infiltration and reduce heat loss.</w:t>
+      </w:r>
+    </w:p>
+    <w:p>
+      <w:pPr>
+        <w:pStyle w:val="BodyText"/>
+      </w:pPr>
+      <w:r>
+        <w:rPr>
+          <w:i/>
+          <w:iCs/>
+        </w:rPr>
+        <w:t xml:space="preserve">Estimated Cost/Benefits/Incentives</w:t>
+      </w:r>
+    </w:p>
+    <w:p>
+      <w:pPr>
+        <w:pStyle w:val="BodyText"/>
+      </w:pPr>
+      <w:r>
+        <w:t xml:space="preserve">Installation of spray foam insulation will cost around $5-7 per square foot. Efficiency Maine rebates and other incentives for insulation work can fund up to 80% of the project cost (subject to a lifetime limit per building), up to $9,200 when combined with nonrefundable federal tax credits. You can call them at 866-376-2463 (Monday to Friday, 8:00 am to 5:00 pm) or visit their webpage about insulation rebates: https://www.efficiencymaine.com/at-home/insulation-rebates/</w:t>
+      </w:r>
+    </w:p>
+    <w:bookmarkEnd w:id="48"/>
+    <w:bookmarkStart w:id="49" w:name="attic-insulation-and-air-sealing"/>
+    <w:p>
+      <w:pPr>
+        <w:pStyle w:val="Heading3"/>
+      </w:pPr>
+      <w:r>
+        <w:t xml:space="preserve">4.9 Attic Insulation and Air Sealing</w:t>
+      </w:r>
+    </w:p>
+    <w:p>
+      <w:pPr>
+        <w:pStyle w:val="FirstParagraph"/>
+      </w:pPr>
+      <w:r>
+        <w:rPr>
+          <w:i/>
+          <w:iCs/>
+        </w:rPr>
+        <w:t xml:space="preserve">Problem</w:t>
+      </w:r>
+    </w:p>
+    <w:p>
+      <w:pPr>
+        <w:pStyle w:val="BodyText"/>
+      </w:pPr>
+      <w:r>
+        <w:t xml:space="preserve">The attic is uninsulated or is missing insulation and the attic could also benefit from air-sealing. These upgrades will reduce draftiness and heat loss in the winter and heat gain in the summer.</w:t>
+      </w:r>
+    </w:p>
+    <w:p>
+      <w:pPr>
+        <w:pStyle w:val="BodyText"/>
+      </w:pPr>
+      <w:r>
+        <w:rPr>
+          <w:i/>
+          <w:iCs/>
+        </w:rPr>
+        <w:t xml:space="preserve">Recommendation</w:t>
+      </w:r>
+    </w:p>
+    <w:p>
+      <w:pPr>
+        <w:pStyle w:val="BodyText"/>
+      </w:pPr>
+      <w:r>
+        <w:t xml:space="preserve">Air seal the attic and insulate it to at least R-60 (18” of loose-fill cellulose insulation).</w:t>
+      </w:r>
+    </w:p>
+    <w:p>
+      <w:pPr>
+        <w:pStyle w:val="BodyText"/>
+      </w:pPr>
+      <w:r>
+        <w:rPr>
+          <w:i/>
+          <w:iCs/>
+        </w:rPr>
+        <w:t xml:space="preserve">Estimated Cost/Benefits/Incentives</w:t>
+      </w:r>
+    </w:p>
+    <w:p>
+      <w:pPr>
+        <w:pStyle w:val="BodyText"/>
+      </w:pPr>
+      <w:r>
+        <w:t xml:space="preserve">Efficiency Maine rebates and other incentives for insulation work can fund up to 80% of the overall cost to weatherize your home (subject to a lifetime limit per building), up to $9,200 when combined with nonrefundable federal tax credits. You can call them at 866-376-2463 (Monday to Friday, 8:00 am to 5:00 pm) or visit their webpage about insulation rebates: https://www.efficiencymaine.com/at-home/insulation-rebates/</w:t>
+      </w:r>
+    </w:p>
+    <w:bookmarkEnd w:id="49"/>
+    <w:bookmarkStart w:id="50" w:name="blow-in-cellulose-wall-insulation"/>
+    <w:p>
+      <w:pPr>
+        <w:pStyle w:val="Heading3"/>
+      </w:pPr>
+      <w:r>
+        <w:t xml:space="preserve">4.10 Blow-in cellulose wall insulation</w:t>
+      </w:r>
+    </w:p>
+    <w:p>
+      <w:pPr>
+        <w:pStyle w:val="FirstParagraph"/>
+      </w:pPr>
+      <w:r>
+        <w:rPr>
+          <w:i/>
+          <w:iCs/>
+        </w:rPr>
+        <w:t xml:space="preserve">Problem</w:t>
+      </w:r>
+    </w:p>
+    <w:p>
+      <w:pPr>
+        <w:pStyle w:val="BodyText"/>
+      </w:pPr>
+      <w:r>
+        <w:t xml:space="preserve">The walls of the house are uninsulated, which is a significant source of heat loss.</w:t>
+      </w:r>
+    </w:p>
+    <w:p>
+      <w:pPr>
+        <w:pStyle w:val="BodyText"/>
+      </w:pPr>
+      <w:r>
+        <w:rPr>
+          <w:i/>
+          <w:iCs/>
+        </w:rPr>
+        <w:t xml:space="preserve">Recommendation</w:t>
+      </w:r>
+    </w:p>
+    <w:p>
+      <w:pPr>
+        <w:pStyle w:val="BodyText"/>
+      </w:pPr>
+      <w:r>
+        <w:t xml:space="preserve">Insulate the wall stud cavities with dense packed, blown-in cellulose insulation.</w:t>
+      </w:r>
+      <w:r>
+        <w:t xml:space="preserve"> </w:t>
+      </w:r>
+      <w:r>
+        <w:rPr>
+          <w:i/>
+          <w:iCs/>
+        </w:rPr>
+        <w:t xml:space="preserve">Estimated Cost/Benefits/Incentives</w:t>
+      </w:r>
+    </w:p>
+    <w:p>
+      <w:pPr>
+        <w:pStyle w:val="BodyText"/>
+      </w:pPr>
+      <w:r>
+        <w:t xml:space="preserve">Efficiency Maine rebates and other incentives for insulation work can fund up to 80% of the overall cost to weatherize your home (subject to a lifetime limit per building), up to $9,200 when combined with nonrefundable federal tax credits. You can call them at 866-376-2463 (Monday to Friday, 8:00 am to 5:00 pm) or visit their webpage about insulation rebates: https://www.efficiencymaine.com/at-home/insulation-rebates/</w:t>
+      </w:r>
+    </w:p>
+    <w:bookmarkEnd w:id="50"/>
+    <w:bookmarkStart w:id="51" w:name="continuous-exterior-wall-insulation"/>
+    <w:p>
+      <w:pPr>
+        <w:pStyle w:val="Heading3"/>
+      </w:pPr>
+      <w:r>
+        <w:t xml:space="preserve">4.11 Continuous exterior wall insulation</w:t>
+      </w:r>
+    </w:p>
+    <w:p>
+      <w:pPr>
+        <w:pStyle w:val="FirstParagraph"/>
+      </w:pPr>
+      <w:r>
+        <w:rPr>
+          <w:i/>
+          <w:iCs/>
+        </w:rPr>
+        <w:t xml:space="preserve">Problem</w:t>
+      </w:r>
+    </w:p>
+    <w:p>
+      <w:pPr>
+        <w:pStyle w:val="BodyText"/>
+      </w:pPr>
+      <w:r>
+        <w:t xml:space="preserve">There isn’t continuous insulation between the siding and the exterior walls of the house. Continuous insulation helps create a complete thermal boundary for your house, and it is now an energy code requirement for new houses.</w:t>
+      </w:r>
+    </w:p>
+    <w:p>
+      <w:pPr>
+        <w:pStyle w:val="BodyText"/>
+      </w:pPr>
+      <w:r>
+        <w:rPr>
+          <w:i/>
+          <w:iCs/>
+        </w:rPr>
+        <w:t xml:space="preserve">Recommendation</w:t>
+      </w:r>
+    </w:p>
+    <w:p>
+      <w:pPr>
+        <w:pStyle w:val="BodyText"/>
+      </w:pPr>
+      <w:r>
+        <w:t xml:space="preserve">Add a continuous layer of insulation and potentially replace the air and moisture barrier once it becomes time to replace the siding.</w:t>
+      </w:r>
+    </w:p>
+    <w:p>
+      <w:pPr>
+        <w:pStyle w:val="BodyText"/>
+      </w:pPr>
+      <w:r>
+        <w:rPr>
+          <w:i/>
+          <w:iCs/>
+        </w:rPr>
+        <w:t xml:space="preserve">Estimated Cost/Benefits/Incentives</w:t>
+      </w:r>
+    </w:p>
+    <w:p>
+      <w:pPr>
+        <w:pStyle w:val="BodyText"/>
+      </w:pPr>
+      <w:r>
+        <w:t xml:space="preserve">Efficiency Maine rebates and other incentives for insulation work can fund up to 80% of the overall cost to weatherize your home (subject to a lifetime limit per building), up to $9,200 when combined with nonrefundable federal tax credits. You can call them at 866-376-2463 (Monday to Friday, 8:00 am to 5:00 pm) or visit their webpage about insulation rebates: https://www.efficiencymaine.com/at-home/insulation-rebates/</w:t>
+      </w:r>
+    </w:p>
+    <w:bookmarkEnd w:id="51"/>
+    <w:bookmarkStart w:id="52" w:name="air-source-heat-pump"/>
+    <w:p>
+      <w:pPr>
+        <w:pStyle w:val="Heading3"/>
+      </w:pPr>
+      <w:r>
+        <w:t xml:space="preserve">4.12 Air Source Heat Pump</w:t>
+      </w:r>
+    </w:p>
+    <w:p>
+      <w:pPr>
+        <w:pStyle w:val="FirstParagraph"/>
+      </w:pPr>
+      <w:r>
+        <w:rPr>
+          <w:i/>
+          <w:iCs/>
+        </w:rPr>
+        <w:t xml:space="preserve">Problem</w:t>
+      </w:r>
+    </w:p>
+    <w:p>
+      <w:pPr>
+        <w:pStyle w:val="BodyText"/>
+      </w:pPr>
+      <w:r>
+        <w:t xml:space="preserve">Combustion heating equipment is expensive, inefficient, and has the potential to release harmful combustion gases like carbon monoxide into the home.</w:t>
+      </w:r>
+    </w:p>
+    <w:p>
+      <w:pPr>
+        <w:pStyle w:val="BodyText"/>
+      </w:pPr>
+      <w:r>
+        <w:rPr>
+          <w:i/>
+          <w:iCs/>
+        </w:rPr>
+        <w:t xml:space="preserve">Recommendation</w:t>
+      </w:r>
+    </w:p>
+    <w:p>
+      <w:pPr>
+        <w:pStyle w:val="BodyText"/>
+      </w:pPr>
+      <w:r>
+        <w:t xml:space="preserve">Install air source heat pumps and whole-house surge protection.</w:t>
+      </w:r>
+    </w:p>
+    <w:p>
+      <w:pPr>
+        <w:pStyle w:val="BodyText"/>
+      </w:pPr>
+      <w:r>
+        <w:rPr>
+          <w:i/>
+          <w:iCs/>
+        </w:rPr>
+        <w:t xml:space="preserve">Estimated Cost/Benefits/Incentives</w:t>
+      </w:r>
+    </w:p>
+    <w:p>
+      <w:pPr>
+        <w:pStyle w:val="BodyText"/>
+      </w:pPr>
+      <w:r>
+        <w:t xml:space="preserve">Efficiency Maine rebates can fund $1,000 to $3,000 per unit up to a lifetime limit per housing unit for $3,000 to $9,000 (depending on income level) to install heat pumps. The rebate can be combined with a nonrefundable federal tax credit of 30% of the remaining cost of the unit and labor, subject to an annual maximum benefit of $2,000 (shared with other energy property, like a heat pump water heater). You can call Efficiency Maine at 866-376-2463 (Monday to Friday, 8:00 am to 5:00 pm) or visit their website: https://www.efficiencymaine.com/at-home/residential-heat-pump-incentives/</w:t>
+      </w:r>
+    </w:p>
+    <w:bookmarkEnd w:id="52"/>
+    <w:bookmarkStart w:id="53" w:name="pipe-insulation"/>
+    <w:p>
+      <w:pPr>
+        <w:pStyle w:val="Heading3"/>
+      </w:pPr>
+      <w:r>
+        <w:t xml:space="preserve">4.13 Pipe Insulation</w:t>
+      </w:r>
+    </w:p>
+    <w:p>
+      <w:pPr>
+        <w:pStyle w:val="FirstParagraph"/>
+      </w:pPr>
+      <w:r>
+        <w:rPr>
+          <w:i/>
+          <w:iCs/>
+        </w:rPr>
+        <w:t xml:space="preserve">Problem</w:t>
+      </w:r>
+    </w:p>
+    <w:p>
+      <w:pPr>
+        <w:pStyle w:val="BodyText"/>
+      </w:pPr>
+      <w:r>
+        <w:t xml:space="preserve">Uninsulated water pipes are responsible for heat loss and excess moisture (from condensation) in your basement/crawlspace.</w:t>
+      </w:r>
+    </w:p>
+    <w:p>
+      <w:pPr>
+        <w:pStyle w:val="BodyText"/>
+      </w:pPr>
+      <w:r>
+        <w:rPr>
+          <w:i/>
+          <w:iCs/>
+        </w:rPr>
+        <w:t xml:space="preserve">Recommendation</w:t>
+      </w:r>
+    </w:p>
+    <w:p>
+      <w:pPr>
+        <w:pStyle w:val="BodyText"/>
+      </w:pPr>
+      <w:r>
+        <w:t xml:space="preserve">Insulate both hot and cold water pipes that are uninsulated in the basement/crawlspace. This will save energy and prevent condensation.</w:t>
+      </w:r>
+    </w:p>
+    <w:p>
+      <w:pPr>
+        <w:pStyle w:val="BodyText"/>
+      </w:pPr>
+      <w:r>
+        <w:rPr>
+          <w:i/>
+          <w:iCs/>
+        </w:rPr>
+        <w:t xml:space="preserve">Estimated Cost/Benefits/Incentives</w:t>
+      </w:r>
+    </w:p>
+    <w:p>
+      <w:pPr>
+        <w:pStyle w:val="BodyText"/>
+      </w:pPr>
+      <w:r>
+        <w:t xml:space="preserve">Insulating water pipes can save 2%-4% on hot water bills and increase the temperature of the water while reducing the time it takes for hot water to reach your tap. Materials cost around $100-200, depending on the length of pipe to insulate. Many people find this to be an easy project to do themselves.</w:t>
+      </w:r>
+    </w:p>
+    <w:bookmarkEnd w:id="53"/>
+    <w:bookmarkStart w:id="54" w:name="whole-house-surge-protection"/>
+    <w:p>
+      <w:pPr>
+        <w:pStyle w:val="Heading3"/>
+      </w:pPr>
+      <w:r>
+        <w:t xml:space="preserve">4.14 Whole House Surge Protection</w:t>
+      </w:r>
+    </w:p>
+    <w:p>
+      <w:pPr>
+        <w:pStyle w:val="FirstParagraph"/>
+      </w:pPr>
+      <w:r>
+        <w:rPr>
+          <w:i/>
+          <w:iCs/>
+        </w:rPr>
+        <w:t xml:space="preserve">Problem</w:t>
+      </w:r>
+    </w:p>
+    <w:p>
+      <w:pPr>
+        <w:pStyle w:val="BodyText"/>
+      </w:pPr>
+      <w:r>
+        <w:t xml:space="preserve">Your house does not have whole-house surge protection. This will protect your large electrical appliances from damage in the case of an electrical surge. Heat pumps, heat pump water heaters, and other electronics are particularly sensitive to electrical surges.</w:t>
+      </w:r>
+    </w:p>
+    <w:p>
+      <w:pPr>
+        <w:pStyle w:val="BodyText"/>
+      </w:pPr>
+      <w:r>
+        <w:rPr>
+          <w:i/>
+          <w:iCs/>
+        </w:rPr>
+        <w:t xml:space="preserve">Recommendation</w:t>
+      </w:r>
+    </w:p>
+    <w:p>
+      <w:pPr>
+        <w:pStyle w:val="BodyText"/>
+      </w:pPr>
+      <w:r>
+        <w:t xml:space="preserve">Seal easy-to-access air leaks and weatherstrip exterior doors.</w:t>
+      </w:r>
+      <w:r>
+        <w:t xml:space="preserve"> </w:t>
+      </w:r>
+      <w:r>
+        <w:rPr>
+          <w:i/>
+          <w:iCs/>
+        </w:rPr>
+        <w:t xml:space="preserve">Estimated Cost/Benefits/Incentives</w:t>
+      </w:r>
+    </w:p>
+    <w:p>
+      <w:pPr>
+        <w:pStyle w:val="BodyText"/>
+      </w:pPr>
+      <w:r>
+        <w:t xml:space="preserve">The device costs $100-$400 and needs to be installed by an electrician. Here are some options: https://www.popularmechanics.com/home/interior-projects/g43140886/best-whole-house-surge-protectors/</w:t>
+      </w:r>
+    </w:p>
+    <w:bookmarkEnd w:id="54"/>
+    <w:bookmarkStart w:id="55" w:name="diy-air-sealing"/>
+    <w:p>
+      <w:pPr>
+        <w:pStyle w:val="Heading3"/>
+      </w:pPr>
+      <w:r>
+        <w:t xml:space="preserve">4.15 DIY Air Sealing</w:t>
+      </w:r>
+    </w:p>
+    <w:p>
+      <w:pPr>
+        <w:pStyle w:val="FirstParagraph"/>
+      </w:pPr>
+      <w:r>
+        <w:rPr>
+          <w:i/>
+          <w:iCs/>
+        </w:rPr>
+        <w:t xml:space="preserve">Problem</w:t>
+      </w:r>
+    </w:p>
+    <w:p>
+      <w:pPr>
+        <w:pStyle w:val="BodyText"/>
+      </w:pPr>
+      <w:r>
+        <w:t xml:space="preserve">During the blower door test, we noted sources of air leakage in the living areas of your house.</w:t>
+      </w:r>
+    </w:p>
+    <w:p>
+      <w:pPr>
+        <w:pStyle w:val="BodyText"/>
+      </w:pPr>
+      <w:r>
         <w:rPr>
           <w:b/>
           <w:bCs/>
         </w:rPr>
-        <w:t xml:space="preserve">Auditor to describe</w:t>
+        <w:t xml:space="preserve">Auditor to detail customized findings.</w:t>
+      </w:r>
+      <w:r>
+        <w:rPr>
+          <w:b/>
+          <w:bCs/>
+        </w:rPr>
+        <w:t xml:space="preserve"> </w:t>
       </w:r>
     </w:p>
     <w:p>
@@ -4033,7 +4909,7 @@
         <w:pStyle w:val="BodyText"/>
       </w:pPr>
       <w:r>
-        <w:t xml:space="preserve">Consult with an electrician about replacing your existing electrical panel with a 200 amp panel as you add electrical appliances to your home.</w:t>
+        <w:t xml:space="preserve">Air sealing the air leaks we identified around the living areas of your house can be a DIY solution to lower energy use, or an insulation contractor can seal the leaks when they come to your house for a larger project. Please address any moisture concerns before undertaking significant air sealing efforts.</w:t>
       </w:r>
     </w:p>
     <w:p>
@@ -4053,17 +4929,23 @@
         <w:pStyle w:val="BodyText"/>
       </w:pPr>
       <w:r>
-        <w:t xml:space="preserve">Costs of electrical components needed to support residential energy upgrades – including panels, sub-panels, branch circuits, and feeders – qualify for a 30% nonrefundable tax credit (up to $600 per item) if they have a capacity of 200 amps or more. An electrical panel upgrades also provides a good opportunity for an electrician to install whole-house surge protection, which costs $100-$400. Here are some options: https://www.popularmechanics.com/home/interior-projects/g43140886/best-whole-house-surge-protectors/</w:t>
-      </w:r>
-    </w:p>
-    <w:bookmarkEnd w:id="48"/>
-    <w:bookmarkStart w:id="49" w:name="whole-house-surge-protection"/>
+        <w:t xml:space="preserve">Air sealing and insulating ductwork is eligible for a non-refundable federal tax credit (</w:t>
+      </w:r>
+      <w:r>
+        <w:t xml:space="preserve">“Energy Efficient Home Improvement Credit”</w:t>
+      </w:r>
+      <w:r>
+        <w:t xml:space="preserve">), which can pay for 30% of the project cost, subject to an annual maximum of $1,200 (shared with other home envelope improvements, like attic and basement projects).</w:t>
+      </w:r>
+    </w:p>
+    <w:bookmarkEnd w:id="55"/>
+    <w:bookmarkStart w:id="56" w:name="misc.-air-sealing-and-insulation"/>
     <w:p>
       <w:pPr>
         <w:pStyle w:val="Heading3"/>
       </w:pPr>
       <w:r>
-        <w:t xml:space="preserve">4.8 Whole House Surge Protection</w:t>
+        <w:t xml:space="preserve">4.16 Misc. Air Sealing and Insulation</w:t>
       </w:r>
     </w:p>
     <w:p>
@@ -4083,7 +4965,11 @@
         <w:pStyle w:val="BodyText"/>
       </w:pPr>
       <w:r>
-        <w:t xml:space="preserve">Your house does not have whole-house surge protection. This will protect your large electrical appliances from damage in the case of an electrical surge. Heat pumps, heat pump water heaters, and other electronics are particularly sensitive to electrical surges.</w:t>
+        <w:rPr>
+          <w:b/>
+          <w:bCs/>
+        </w:rPr>
+        <w:t xml:space="preserve">Need a description for the problem</w:t>
       </w:r>
     </w:p>
     <w:p>
@@ -4103,35 +4989,32 @@
         <w:pStyle w:val="BodyText"/>
       </w:pPr>
       <w:r>
-        <w:t xml:space="preserve">Seal easy-to-access air leaks and weatherstrip exterior doors.</w:t>
-      </w:r>
-      <w:r>
-        <w:t xml:space="preserve"> </w:t>
+        <w:t xml:space="preserve">Air seal and insulate [** insert auditor description - bay window, bulkhead door, chase, kneewall, anything else that is unique to the home and not otherwise covered in another recommendation]</w:t>
       </w:r>
       <w:r>
         <w:rPr>
           <w:i/>
           <w:iCs/>
         </w:rPr>
-        <w:t xml:space="preserve">Estimated Cost/Benefits/Incentives</w:t>
-      </w:r>
-    </w:p>
-    <w:p>
-      <w:pPr>
-        <w:pStyle w:val="BodyText"/>
-      </w:pPr>
-      <w:r>
-        <w:t xml:space="preserve">The device costs $100-$400 and needs to be installed by an electrician. Here are some options: https://www.popularmechanics.com/home/interior-projects/g43140886/best-whole-house-surge-protectors/</w:t>
-      </w:r>
-    </w:p>
-    <w:bookmarkEnd w:id="49"/>
-    <w:bookmarkStart w:id="50" w:name="diy-air-sealing"/>
+        <w:t xml:space="preserve">Estimated Costs/Benefits/Incentives</w:t>
+      </w:r>
+    </w:p>
+    <w:p>
+      <w:pPr>
+        <w:pStyle w:val="BodyText"/>
+      </w:pPr>
+      <w:r>
+        <w:t xml:space="preserve">As part of a larger insulation project, this work may be eligible for Efficiency Maine rebates and other incentives for insulation work, up to 80% of the overall cost to weatherize your home (subject to a lifetime limit per building).</w:t>
+      </w:r>
+    </w:p>
+    <w:bookmarkEnd w:id="56"/>
+    <w:bookmarkStart w:id="57" w:name="replace-windows"/>
     <w:p>
       <w:pPr>
         <w:pStyle w:val="Heading3"/>
       </w:pPr>
       <w:r>
-        <w:t xml:space="preserve">4.9 DIY Air Sealing</w:t>
+        <w:t xml:space="preserve">4.17 Replace Windows</w:t>
       </w:r>
     </w:p>
     <w:p>
@@ -4151,26 +5034,92 @@
         <w:pStyle w:val="BodyText"/>
       </w:pPr>
       <w:r>
-        <w:t xml:space="preserve">During the blower door test, we noted sources of air leakage in the living areas of your house.</w:t>
-      </w:r>
-    </w:p>
-    <w:p>
-      <w:pPr>
-        <w:pStyle w:val="BodyText"/>
-      </w:pPr>
-      <w:r>
         <w:rPr>
           <w:b/>
           <w:bCs/>
         </w:rPr>
-        <w:t xml:space="preserve">Auditor to detail customized findings.</w:t>
-      </w:r>
+        <w:t xml:space="preserve">Need to get the description of the problem</w:t>
+      </w:r>
+    </w:p>
+    <w:p>
+      <w:pPr>
+        <w:pStyle w:val="BodyText"/>
+      </w:pPr>
+      <w:r>
+        <w:rPr>
+          <w:i/>
+          <w:iCs/>
+        </w:rPr>
+        <w:t xml:space="preserve">Recommendation</w:t>
+      </w:r>
+    </w:p>
+    <w:p>
+      <w:pPr>
+        <w:pStyle w:val="BodyText"/>
+      </w:pPr>
+      <w:r>
+        <w:t xml:space="preserve">Replace single-paned windows with double- or triple-paned windows and ensure the frames are airsealed. We recommend installing windows that are Energy Star certified for</w:t>
+      </w:r>
+      <w:r>
+        <w:t xml:space="preserve"> </w:t>
+      </w:r>
+      <w:r>
+        <w:t xml:space="preserve">‘Northern’</w:t>
+      </w:r>
+      <w:r>
+        <w:t xml:space="preserve"> </w:t>
+      </w:r>
+      <w:r>
+        <w:t xml:space="preserve">climate.</w:t>
+      </w:r>
+      <w:r>
+        <w:rPr>
+          <w:i/>
+          <w:iCs/>
+        </w:rPr>
+        <w:t xml:space="preserve">Estimated Costs/Benefits/Incentives</w:t>
+      </w:r>
+    </w:p>
+    <w:p>
+      <w:pPr>
+        <w:pStyle w:val="BodyText"/>
+      </w:pPr>
+      <w:r>
+        <w:t xml:space="preserve">New windows are eligible for a nonrefundable federal tax credit of 30% of the cost of the window units up to $600, subject to an annual maximum benefit of $1,200 (shared with other home envelope improvements, like attic and basement insulation).</w:t>
+      </w:r>
+    </w:p>
+    <w:bookmarkEnd w:id="57"/>
+    <w:bookmarkStart w:id="58" w:name="replace-doors"/>
+    <w:p>
+      <w:pPr>
+        <w:pStyle w:val="Heading3"/>
+      </w:pPr>
+      <w:r>
+        <w:t xml:space="preserve">4.18 Replace Doors</w:t>
+      </w:r>
+    </w:p>
+    <w:p>
+      <w:pPr>
+        <w:pStyle w:val="FirstParagraph"/>
+      </w:pPr>
+      <w:r>
+        <w:rPr>
+          <w:i/>
+          <w:iCs/>
+        </w:rPr>
+        <w:t xml:space="preserve">Problem</w:t>
+      </w:r>
+    </w:p>
+    <w:p>
+      <w:pPr>
+        <w:pStyle w:val="BodyText"/>
+      </w:pPr>
       <w:r>
         <w:rPr>
           <w:b/>
           <w:bCs/>
         </w:rPr>
-        <w:t xml:space="preserve"> </w:t>
+        <w:t xml:space="preserve">Need to get the description of the problem</w:t>
       </w:r>
     </w:p>
     <w:p>
@@ -4190,37 +5139,1296 @@
         <w:pStyle w:val="BodyText"/>
       </w:pPr>
       <w:r>
-        <w:t xml:space="preserve">Air sealing the air leaks we identified around the living areas of your house can be a DIY solution to lower energy use, or an insulation contractor can seal the leaks when they come to your house for a larger project. Please address any moisture concerns before undertaking significant air sealing efforts.</w:t>
-      </w:r>
-    </w:p>
-    <w:p>
-      <w:pPr>
-        <w:pStyle w:val="BodyText"/>
-      </w:pPr>
+        <w:t xml:space="preserve">Replace uninsulated exterior doors and ensure new doors are insulated and properly weatherstripped. We recommend installing doors that are Energy Star certified for</w:t>
+      </w:r>
+      <w:r>
+        <w:t xml:space="preserve"> </w:t>
+      </w:r>
+      <w:r>
+        <w:t xml:space="preserve">‘Northern’</w:t>
+      </w:r>
+      <w:r>
+        <w:t xml:space="preserve"> </w:t>
+      </w:r>
+      <w:r>
+        <w:t xml:space="preserve">climate.</w:t>
+      </w:r>
       <w:r>
         <w:rPr>
           <w:i/>
           <w:iCs/>
         </w:rPr>
-        <w:t xml:space="preserve">Estimated Cost/Benefits/Incentives</w:t>
-      </w:r>
-    </w:p>
-    <w:p>
-      <w:pPr>
-        <w:pStyle w:val="BodyText"/>
-      </w:pPr>
-      <w:r>
-        <w:t xml:space="preserve">Ductwork insulation projects are not eligible for federal or state funding in second homes.</w:t>
-      </w:r>
-    </w:p>
-    <w:bookmarkEnd w:id="50"/>
-    <w:bookmarkStart w:id="51" w:name="other-1"/>
+        <w:t xml:space="preserve">Estimated Costs/Benefits/Incentives</w:t>
+      </w:r>
+    </w:p>
+    <w:p>
+      <w:pPr>
+        <w:pStyle w:val="BodyText"/>
+      </w:pPr>
+      <w:r>
+        <w:t xml:space="preserve">New doors are eligible for a nonrefundable federal tax credit of 30% of the cost of the door units up to $250 per door and $500 total, subject to an annual maximum benefit of $1,200 (shared with other home envelope improvements, like attic and basement insulation).</w:t>
+      </w:r>
+    </w:p>
+    <w:bookmarkEnd w:id="58"/>
+    <w:bookmarkEnd w:id="59"/>
+    <w:bookmarkStart w:id="60" w:name="additional-resources"/>
+    <w:p>
+      <w:pPr>
+        <w:pStyle w:val="Heading2"/>
+      </w:pPr>
+      <w:r>
+        <w:t xml:space="preserve">5 Additional Resources</w:t>
+      </w:r>
+    </w:p>
+    <w:p>
+      <w:pPr>
+        <w:pStyle w:val="FirstParagraph"/>
+      </w:pPr>
+      <w:r>
+        <w:t xml:space="preserve">Many home efficiency upgrades are eligible for Efficiency Maine rebates and federal tax credits. Financial incentives vary based on income level and type of occupancy. An overview of all state rebates and federal tax credits can be found here: https://www.efficiencymaine.com/at-home/.</w:t>
+      </w:r>
+    </w:p>
+    <w:p>
+      <w:pPr>
+        <w:pStyle w:val="BodyText"/>
+      </w:pPr>
+      <w:r>
+        <w:t xml:space="preserve">You can search for Efficiency Maine registered contractors here: https://www.efficiencymaine.com/at-home/vendor-locator/.</w:t>
+      </w:r>
+    </w:p>
+    <w:p>
+      <w:pPr>
+        <w:pStyle w:val="BodyText"/>
+      </w:pPr>
+      <w:r>
+        <w:t xml:space="preserve">We recommend discussing a whole-home plan for insulation and air sealing work in the basement, walls, and attic with contractors to determine how to best sequence the work to take full advantage of the Efficiency Maine rebates (which are subject to lifetime maximums) and nonrefundable federal tax credits (which are subject to annual maximums).</w:t>
+      </w:r>
+    </w:p>
+    <w:p>
+      <w:pPr>
+        <w:pStyle w:val="BodyText"/>
+      </w:pPr>
+      <w:r>
+        <w:t xml:space="preserve">Efficiency Maine also offers home energy loans to help homeowners who are Maine residents pay for energy and related health and safety upgrades. There are no fees, and interest rates for multi-year loans are between 5.99% (max $7,500) and 7.99% (max $25,000), depending on income level. Low- and moderate-income homeowners who borrow the full $7,500 and pay it back over 10 years will pay a monthly cost of $83. There is also a 1-year, 0% APR option. To learn more or apply, call 866-376-2463 or visit https://www.efficiencymaine.com/home-energy-loans/</w:t>
+      </w:r>
+    </w:p>
+    <w:bookmarkEnd w:id="60"/>
+    <w:bookmarkStart w:id="79" w:name="section-four-tests"/>
+    <w:p>
+      <w:pPr>
+        <w:pStyle w:val="Heading2"/>
+      </w:pPr>
+      <w:r>
+        <w:t xml:space="preserve">6 Section Four Tests</w:t>
+      </w:r>
+    </w:p>
+    <w:p>
+      <w:pPr>
+        <w:pStyle w:val="SourceCode"/>
+      </w:pPr>
+      <w:r>
+        <w:rPr>
+          <w:rStyle w:val="CommentTok"/>
+        </w:rPr>
+        <w:t xml:space="preserve"># for (i in 1:length(ranked_sect_4_problem_text)) {</w:t>
+      </w:r>
+      <w:r>
+        <w:br/>
+      </w:r>
+      <w:r>
+        <w:rPr>
+          <w:rStyle w:val="CommentTok"/>
+        </w:rPr>
+        <w:t xml:space="preserve">#   cat(ranked_sect_4_problem_text$Problem)</w:t>
+      </w:r>
+      <w:r>
+        <w:br/>
+      </w:r>
+      <w:r>
+        <w:rPr>
+          <w:rStyle w:val="CommentTok"/>
+        </w:rPr>
+        <w:t xml:space="preserve"># }</w:t>
+      </w:r>
+      <w:r>
+        <w:br/>
+      </w:r>
+      <w:r>
+        <w:br/>
+      </w:r>
+      <w:r>
+        <w:rPr>
+          <w:rStyle w:val="CommentTok"/>
+        </w:rPr>
+        <w:t xml:space="preserve"># Create a vector filled with random normal values</w:t>
+      </w:r>
+      <w:r>
+        <w:br/>
+      </w:r>
+      <w:r>
+        <w:br/>
+      </w:r>
+      <w:r>
+        <w:rPr>
+          <w:rStyle w:val="NormalTok"/>
+        </w:rPr>
+        <w:t xml:space="preserve">name.vec </w:t>
+      </w:r>
+      <w:r>
+        <w:rPr>
+          <w:rStyle w:val="OtherTok"/>
+        </w:rPr>
+        <w:t xml:space="preserve">&lt;-</w:t>
+      </w:r>
+      <w:r>
+        <w:rPr>
+          <w:rStyle w:val="NormalTok"/>
+        </w:rPr>
+        <w:t xml:space="preserve"> </w:t>
+      </w:r>
+      <w:r>
+        <w:rPr>
+          <w:rStyle w:val="FunctionTok"/>
+        </w:rPr>
+        <w:t xml:space="preserve">as.vector</w:t>
+      </w:r>
+      <w:r>
+        <w:rPr>
+          <w:rStyle w:val="NormalTok"/>
+        </w:rPr>
+        <w:t xml:space="preserve">(ranked_sect_4_problem_text</w:t>
+      </w:r>
+      <w:r>
+        <w:rPr>
+          <w:rStyle w:val="SpecialCharTok"/>
+        </w:rPr>
+        <w:t xml:space="preserve">$</w:t>
+      </w:r>
+      <w:r>
+        <w:rPr>
+          <w:rStyle w:val="NormalTok"/>
+        </w:rPr>
+        <w:t xml:space="preserve">Problem) </w:t>
+      </w:r>
+      <w:r>
+        <w:br/>
+      </w:r>
+      <w:r>
+        <w:br/>
+      </w:r>
+      <w:r>
+        <w:rPr>
+          <w:rStyle w:val="NormalTok"/>
+        </w:rPr>
+        <w:t xml:space="preserve">name.vec2 </w:t>
+      </w:r>
+      <w:r>
+        <w:rPr>
+          <w:rStyle w:val="OtherTok"/>
+        </w:rPr>
+        <w:t xml:space="preserve">&lt;-</w:t>
+      </w:r>
+      <w:r>
+        <w:rPr>
+          <w:rStyle w:val="NormalTok"/>
+        </w:rPr>
+        <w:t xml:space="preserve"> </w:t>
+      </w:r>
+      <w:r>
+        <w:rPr>
+          <w:rStyle w:val="FunctionTok"/>
+        </w:rPr>
+        <w:t xml:space="preserve">as.vector</w:t>
+      </w:r>
+      <w:r>
+        <w:rPr>
+          <w:rStyle w:val="NormalTok"/>
+        </w:rPr>
+        <w:t xml:space="preserve">(ranked_sect_4_problem_text</w:t>
+      </w:r>
+      <w:r>
+        <w:rPr>
+          <w:rStyle w:val="SpecialCharTok"/>
+        </w:rPr>
+        <w:t xml:space="preserve">$</w:t>
+      </w:r>
+      <w:r>
+        <w:rPr>
+          <w:rStyle w:val="NormalTok"/>
+        </w:rPr>
+        <w:t xml:space="preserve">Problem)</w:t>
+      </w:r>
+      <w:r>
+        <w:br/>
+      </w:r>
+      <w:r>
+        <w:rPr>
+          <w:rStyle w:val="CommentTok"/>
+        </w:rPr>
+        <w:t xml:space="preserve">#u1 &lt;- rnorm(30)</w:t>
+      </w:r>
+      <w:r>
+        <w:br/>
+      </w:r>
+      <w:r>
+        <w:rPr>
+          <w:rStyle w:val="CommentTok"/>
+        </w:rPr>
+        <w:t xml:space="preserve">#print("This loop calculates the square of the first 10 elements of vector u1")</w:t>
+      </w:r>
+      <w:r>
+        <w:br/>
+      </w:r>
+      <w:r>
+        <w:br/>
+      </w:r>
+      <w:r>
+        <w:rPr>
+          <w:rStyle w:val="CommentTok"/>
+        </w:rPr>
+        <w:t xml:space="preserve"># # Initialize `usq`</w:t>
+      </w:r>
+      <w:r>
+        <w:br/>
+      </w:r>
+      <w:r>
+        <w:rPr>
+          <w:rStyle w:val="CommentTok"/>
+        </w:rPr>
+        <w:t xml:space="preserve"># usq &lt;- ""</w:t>
+      </w:r>
+      <w:r>
+        <w:br/>
+      </w:r>
+      <w:r>
+        <w:br/>
+      </w:r>
+      <w:r>
+        <w:rPr>
+          <w:rStyle w:val="ControlFlowTok"/>
+        </w:rPr>
+        <w:t xml:space="preserve">for</w:t>
+      </w:r>
+      <w:r>
+        <w:rPr>
+          <w:rStyle w:val="NormalTok"/>
+        </w:rPr>
+        <w:t xml:space="preserve"> (i </w:t>
+      </w:r>
+      <w:r>
+        <w:rPr>
+          <w:rStyle w:val="ControlFlowTok"/>
+        </w:rPr>
+        <w:t xml:space="preserve">in</w:t>
+      </w:r>
+      <w:r>
+        <w:rPr>
+          <w:rStyle w:val="NormalTok"/>
+        </w:rPr>
+        <w:t xml:space="preserve"> </w:t>
+      </w:r>
+      <w:r>
+        <w:rPr>
+          <w:rStyle w:val="DecValTok"/>
+        </w:rPr>
+        <w:t xml:space="preserve">1</w:t>
+      </w:r>
+      <w:r>
+        <w:rPr>
+          <w:rStyle w:val="SpecialCharTok"/>
+        </w:rPr>
+        <w:t xml:space="preserve">:</w:t>
+      </w:r>
+      <w:r>
+        <w:rPr>
+          <w:rStyle w:val="NormalTok"/>
+        </w:rPr>
+        <w:t xml:space="preserve"> </w:t>
+      </w:r>
+      <w:r>
+        <w:rPr>
+          <w:rStyle w:val="FunctionTok"/>
+        </w:rPr>
+        <w:t xml:space="preserve">nrow</w:t>
+      </w:r>
+      <w:r>
+        <w:rPr>
+          <w:rStyle w:val="NormalTok"/>
+        </w:rPr>
+        <w:t xml:space="preserve">(ranked_sect_4_problem_text)) {</w:t>
+      </w:r>
+      <w:r>
+        <w:br/>
+      </w:r>
+      <w:r>
+        <w:rPr>
+          <w:rStyle w:val="NormalTok"/>
+        </w:rPr>
+        <w:t xml:space="preserve">    </w:t>
+      </w:r>
+      <w:r>
+        <w:rPr>
+          <w:rStyle w:val="CommentTok"/>
+        </w:rPr>
+        <w:t xml:space="preserve"># i-th element of `u1` squared into `i`-th position of `usq`</w:t>
+      </w:r>
+      <w:r>
+        <w:br/>
+      </w:r>
+      <w:r>
+        <w:rPr>
+          <w:rStyle w:val="NormalTok"/>
+        </w:rPr>
+        <w:t xml:space="preserve">   </w:t>
+      </w:r>
+      <w:r>
+        <w:br/>
+      </w:r>
+      <w:r>
+        <w:rPr>
+          <w:rStyle w:val="NormalTok"/>
+        </w:rPr>
+        <w:t xml:space="preserve">    </w:t>
+      </w:r>
+      <w:r>
+        <w:rPr>
+          <w:rStyle w:val="FunctionTok"/>
+        </w:rPr>
+        <w:t xml:space="preserve">cat</w:t>
+      </w:r>
+      <w:r>
+        <w:rPr>
+          <w:rStyle w:val="NormalTok"/>
+        </w:rPr>
+        <w:t xml:space="preserve">(</w:t>
+      </w:r>
+      <w:r>
+        <w:rPr>
+          <w:rStyle w:val="StringTok"/>
+        </w:rPr>
+        <w:t xml:space="preserve">"###"</w:t>
+      </w:r>
+      <w:r>
+        <w:rPr>
+          <w:rStyle w:val="NormalTok"/>
+        </w:rPr>
+        <w:t xml:space="preserve">, ranked_sect_4_problem_text</w:t>
+      </w:r>
+      <w:r>
+        <w:rPr>
+          <w:rStyle w:val="SpecialCharTok"/>
+        </w:rPr>
+        <w:t xml:space="preserve">$</w:t>
+      </w:r>
+      <w:r>
+        <w:rPr>
+          <w:rStyle w:val="NormalTok"/>
+        </w:rPr>
+        <w:t xml:space="preserve">Recommendations[i] , </w:t>
+      </w:r>
+      <w:r>
+        <w:rPr>
+          <w:rStyle w:val="StringTok"/>
+        </w:rPr>
+        <w:t xml:space="preserve">"</w:t>
+      </w:r>
+      <w:r>
+        <w:rPr>
+          <w:rStyle w:val="SpecialCharTok"/>
+        </w:rPr>
+        <w:t xml:space="preserve">\n</w:t>
+      </w:r>
+      <w:r>
+        <w:rPr>
+          <w:rStyle w:val="StringTok"/>
+        </w:rPr>
+        <w:t xml:space="preserve">"</w:t>
+      </w:r>
+      <w:r>
+        <w:rPr>
+          <w:rStyle w:val="NormalTok"/>
+        </w:rPr>
+        <w:t xml:space="preserve">)</w:t>
+      </w:r>
+      <w:r>
+        <w:br/>
+      </w:r>
+      <w:r>
+        <w:rPr>
+          <w:rStyle w:val="NormalTok"/>
+        </w:rPr>
+        <w:t xml:space="preserve">}</w:t>
+      </w:r>
+    </w:p>
+    <w:bookmarkStart w:id="61" w:name="windowdressers"/>
     <w:p>
       <w:pPr>
         <w:pStyle w:val="Heading3"/>
       </w:pPr>
       <w:r>
-        <w:t xml:space="preserve">4.10 Other 1</w:t>
+        <w:t xml:space="preserve">6.1 WindowDressers</w:t>
+      </w:r>
+    </w:p>
+    <w:bookmarkEnd w:id="61"/>
+    <w:bookmarkStart w:id="62" w:name="refrigerator-1"/>
+    <w:p>
+      <w:pPr>
+        <w:pStyle w:val="Heading3"/>
+      </w:pPr>
+      <w:r>
+        <w:t xml:space="preserve">6.2 Refrigerator</w:t>
+      </w:r>
+    </w:p>
+    <w:bookmarkEnd w:id="62"/>
+    <w:bookmarkStart w:id="63" w:name="induction-stoveoven-1"/>
+    <w:p>
+      <w:pPr>
+        <w:pStyle w:val="Heading3"/>
+      </w:pPr>
+      <w:r>
+        <w:t xml:space="preserve">6.3 Induction Stove/Oven</w:t>
+      </w:r>
+    </w:p>
+    <w:bookmarkEnd w:id="63"/>
+    <w:bookmarkStart w:id="64" w:name="gutters-1"/>
+    <w:p>
+      <w:pPr>
+        <w:pStyle w:val="Heading3"/>
+      </w:pPr>
+      <w:r>
+        <w:t xml:space="preserve">6.4 Gutters</w:t>
+      </w:r>
+    </w:p>
+    <w:bookmarkEnd w:id="64"/>
+    <w:bookmarkStart w:id="65" w:name="bathroom-exhaust-fans-1"/>
+    <w:p>
+      <w:pPr>
+        <w:pStyle w:val="Heading3"/>
+      </w:pPr>
+      <w:r>
+        <w:t xml:space="preserve">6.5 Bathroom Exhaust Fan(s)</w:t>
+      </w:r>
+    </w:p>
+    <w:bookmarkEnd w:id="65"/>
+    <w:bookmarkStart w:id="66" w:name="kitchen-exhaust-fan"/>
+    <w:p>
+      <w:pPr>
+        <w:pStyle w:val="Heading3"/>
+      </w:pPr>
+      <w:r>
+        <w:t xml:space="preserve">6.6 Kitchen Exhaust Fan</w:t>
+      </w:r>
+    </w:p>
+    <w:bookmarkEnd w:id="66"/>
+    <w:bookmarkStart w:id="67" w:name="vapor-barrier-1"/>
+    <w:p>
+      <w:pPr>
+        <w:pStyle w:val="Heading3"/>
+      </w:pPr>
+      <w:r>
+        <w:t xml:space="preserve">6.7 Vapor Barrier</w:t>
+      </w:r>
+    </w:p>
+    <w:bookmarkEnd w:id="67"/>
+    <w:bookmarkStart w:id="68" w:name="spray-foam-basementcrawlspace-walls"/>
+    <w:p>
+      <w:pPr>
+        <w:pStyle w:val="Heading3"/>
+      </w:pPr>
+      <w:r>
+        <w:t xml:space="preserve">6.8 Spray Foam Basement/Crawlspace Walls</w:t>
+      </w:r>
+    </w:p>
+    <w:bookmarkEnd w:id="68"/>
+    <w:bookmarkStart w:id="69" w:name="attic-air-sealing-and-insulation"/>
+    <w:p>
+      <w:pPr>
+        <w:pStyle w:val="Heading3"/>
+      </w:pPr>
+      <w:r>
+        <w:t xml:space="preserve">6.9 Attic Air Sealing and Insulation</w:t>
+      </w:r>
+    </w:p>
+    <w:bookmarkEnd w:id="69"/>
+    <w:bookmarkStart w:id="70" w:name="blown-in-cellulose-wall-insulation"/>
+    <w:p>
+      <w:pPr>
+        <w:pStyle w:val="Heading3"/>
+      </w:pPr>
+      <w:r>
+        <w:t xml:space="preserve">6.10 Blown-in Cellulose Wall Insulation</w:t>
+      </w:r>
+    </w:p>
+    <w:bookmarkEnd w:id="70"/>
+    <w:bookmarkStart w:id="71" w:name="continuous-exterior-wall-insulation-1"/>
+    <w:p>
+      <w:pPr>
+        <w:pStyle w:val="Heading3"/>
+      </w:pPr>
+      <w:r>
+        <w:t xml:space="preserve">6.11 Continuous Exterior Wall Insulation</w:t>
+      </w:r>
+    </w:p>
+    <w:bookmarkEnd w:id="71"/>
+    <w:bookmarkStart w:id="72" w:name="air-source-heat-pump-1"/>
+    <w:p>
+      <w:pPr>
+        <w:pStyle w:val="Heading3"/>
+      </w:pPr>
+      <w:r>
+        <w:t xml:space="preserve">6.12 Air Source Heat Pump</w:t>
+      </w:r>
+    </w:p>
+    <w:bookmarkEnd w:id="72"/>
+    <w:bookmarkStart w:id="73" w:name="whole-house-surge-protection-1"/>
+    <w:p>
+      <w:pPr>
+        <w:pStyle w:val="Heading3"/>
+      </w:pPr>
+      <w:r>
+        <w:t xml:space="preserve">6.13 Whole-House Surge Protection</w:t>
+      </w:r>
+    </w:p>
+    <w:bookmarkEnd w:id="73"/>
+    <w:bookmarkStart w:id="74" w:name="pipe-insulation-1"/>
+    <w:p>
+      <w:pPr>
+        <w:pStyle w:val="Heading3"/>
+      </w:pPr>
+      <w:r>
+        <w:t xml:space="preserve">6.14 Pipe Insulation</w:t>
+      </w:r>
+    </w:p>
+    <w:bookmarkEnd w:id="74"/>
+    <w:bookmarkStart w:id="75" w:name="diy-air-sealing-1"/>
+    <w:p>
+      <w:pPr>
+        <w:pStyle w:val="Heading3"/>
+      </w:pPr>
+      <w:r>
+        <w:t xml:space="preserve">6.15 DIY Air Sealing</w:t>
+      </w:r>
+    </w:p>
+    <w:bookmarkEnd w:id="75"/>
+    <w:bookmarkStart w:id="76" w:name="misc.-air-sealing-and-insulation-1"/>
+    <w:p>
+      <w:pPr>
+        <w:pStyle w:val="Heading3"/>
+      </w:pPr>
+      <w:r>
+        <w:t xml:space="preserve">6.16 Misc. Air Sealing and Insulation</w:t>
+      </w:r>
+    </w:p>
+    <w:bookmarkEnd w:id="76"/>
+    <w:bookmarkStart w:id="77" w:name="replace-windows-1"/>
+    <w:p>
+      <w:pPr>
+        <w:pStyle w:val="Heading3"/>
+      </w:pPr>
+      <w:r>
+        <w:t xml:space="preserve">6.17 Replace Windows</w:t>
+      </w:r>
+    </w:p>
+    <w:bookmarkEnd w:id="77"/>
+    <w:bookmarkStart w:id="78" w:name="replace-doors-1"/>
+    <w:p>
+      <w:pPr>
+        <w:pStyle w:val="Heading3"/>
+      </w:pPr>
+      <w:r>
+        <w:t xml:space="preserve">6.18 Replace Doors</w:t>
+      </w:r>
+    </w:p>
+    <w:p>
+      <w:pPr>
+        <w:pStyle w:val="SourceCode"/>
+      </w:pPr>
+      <w:r>
+        <w:rPr>
+          <w:rStyle w:val="CommentTok"/>
+        </w:rPr>
+        <w:t xml:space="preserve"># if( window_dressers == TRUE){</w:t>
+      </w:r>
+      <w:r>
+        <w:br/>
+      </w:r>
+      <w:r>
+        <w:rPr>
+          <w:rStyle w:val="CommentTok"/>
+        </w:rPr>
+        <w:t xml:space="preserve">#   cat(ranked_sect_4_problem_text)</w:t>
+      </w:r>
+      <w:r>
+        <w:br/>
+      </w:r>
+      <w:r>
+        <w:rPr>
+          <w:rStyle w:val="CommentTok"/>
+        </w:rPr>
+        <w:t xml:space="preserve"># }else{</w:t>
+      </w:r>
+      <w:r>
+        <w:br/>
+      </w:r>
+      <w:r>
+        <w:rPr>
+          <w:rStyle w:val="CommentTok"/>
+        </w:rPr>
+        <w:t xml:space="preserve">#   cat("")</w:t>
+      </w:r>
+      <w:r>
+        <w:br/>
+      </w:r>
+      <w:r>
+        <w:rPr>
+          <w:rStyle w:val="CommentTok"/>
+        </w:rPr>
+        <w:t xml:space="preserve"># }</w:t>
+      </w:r>
+      <w:r>
+        <w:br/>
+      </w:r>
+      <w:r>
+        <w:rPr>
+          <w:rStyle w:val="CommentTok"/>
+        </w:rPr>
+        <w:t xml:space="preserve"># </w:t>
+      </w:r>
+      <w:r>
+        <w:br/>
+      </w:r>
+      <w:r>
+        <w:rPr>
+          <w:rStyle w:val="CommentTok"/>
+        </w:rPr>
+        <w:t xml:space="preserve"># if(window_dressers == TRUE){</w:t>
+      </w:r>
+      <w:r>
+        <w:br/>
+      </w:r>
+      <w:r>
+        <w:rPr>
+          <w:rStyle w:val="CommentTok"/>
+        </w:rPr>
+        <w:t xml:space="preserve">#   cat(auto_window_dressers$Description</w:t>
+      </w:r>
+      <w:r>
+        <w:br/>
+      </w:r>
+      <w:r>
+        <w:rPr>
+          <w:rStyle w:val="CommentTok"/>
+        </w:rPr>
+        <w:t xml:space="preserve">#     </w:t>
+      </w:r>
+      <w:r>
+        <w:br/>
+      </w:r>
+      <w:r>
+        <w:rPr>
+          <w:rStyle w:val="CommentTok"/>
+        </w:rPr>
+        <w:t xml:space="preserve">#   )</w:t>
+      </w:r>
+      <w:r>
+        <w:br/>
+      </w:r>
+      <w:r>
+        <w:rPr>
+          <w:rStyle w:val="CommentTok"/>
+        </w:rPr>
+        <w:t xml:space="preserve"># }else{</w:t>
+      </w:r>
+      <w:r>
+        <w:br/>
+      </w:r>
+      <w:r>
+        <w:rPr>
+          <w:rStyle w:val="CommentTok"/>
+        </w:rPr>
+        <w:t xml:space="preserve">#   cat("")</w:t>
+      </w:r>
+      <w:r>
+        <w:br/>
+      </w:r>
+      <w:r>
+        <w:rPr>
+          <w:rStyle w:val="CommentTok"/>
+        </w:rPr>
+        <w:t xml:space="preserve">#   }</w:t>
+      </w:r>
+      <w:r>
+        <w:br/>
+      </w:r>
+      <w:r>
+        <w:rPr>
+          <w:rStyle w:val="CommentTok"/>
+        </w:rPr>
+        <w:t xml:space="preserve"># </w:t>
+      </w:r>
+      <w:r>
+        <w:br/>
+      </w:r>
+      <w:r>
+        <w:rPr>
+          <w:rStyle w:val="CommentTok"/>
+        </w:rPr>
+        <w:t xml:space="preserve"># if(window_dressers == TRUE){</w:t>
+      </w:r>
+      <w:r>
+        <w:br/>
+      </w:r>
+      <w:r>
+        <w:rPr>
+          <w:rStyle w:val="CommentTok"/>
+        </w:rPr>
+        <w:t xml:space="preserve">#   cat("</w:t>
+      </w:r>
+      <w:r>
+        <w:br/>
+      </w:r>
+      <w:r>
+        <w:rPr>
+          <w:rStyle w:val="CommentTok"/>
+        </w:rPr>
+        <w:t xml:space="preserve"># *Estimated Cost/Benefits/Incentives*</w:t>
+      </w:r>
+      <w:r>
+        <w:br/>
+      </w:r>
+      <w:r>
+        <w:rPr>
+          <w:rStyle w:val="CommentTok"/>
+        </w:rPr>
+        <w:t xml:space="preserve"># </w:t>
+      </w:r>
+      <w:r>
+        <w:br/>
+      </w:r>
+      <w:r>
+        <w:rPr>
+          <w:rStyle w:val="CommentTok"/>
+        </w:rPr>
+        <w:t xml:space="preserve"># ",auto_window_dresserds_estimates$Description)</w:t>
+      </w:r>
+      <w:r>
+        <w:br/>
+      </w:r>
+      <w:r>
+        <w:rPr>
+          <w:rStyle w:val="CommentTok"/>
+        </w:rPr>
+        <w:t xml:space="preserve"># }else{</w:t>
+      </w:r>
+      <w:r>
+        <w:br/>
+      </w:r>
+      <w:r>
+        <w:rPr>
+          <w:rStyle w:val="CommentTok"/>
+        </w:rPr>
+        <w:t xml:space="preserve">#   cat("")</w:t>
+      </w:r>
+      <w:r>
+        <w:br/>
+      </w:r>
+      <w:r>
+        <w:rPr>
+          <w:rStyle w:val="CommentTok"/>
+        </w:rPr>
+        <w:t xml:space="preserve">#   }</w:t>
+      </w:r>
+      <w:r>
+        <w:br/>
+      </w:r>
+      <w:r>
+        <w:br/>
+      </w:r>
+      <w:r>
+        <w:rPr>
+          <w:rStyle w:val="NormalTok"/>
+        </w:rPr>
+        <w:t xml:space="preserve">df </w:t>
+      </w:r>
+      <w:r>
+        <w:rPr>
+          <w:rStyle w:val="OtherTok"/>
+        </w:rPr>
+        <w:t xml:space="preserve">&lt;-</w:t>
+      </w:r>
+      <w:r>
+        <w:rPr>
+          <w:rStyle w:val="NormalTok"/>
+        </w:rPr>
+        <w:t xml:space="preserve"> </w:t>
+      </w:r>
+      <w:r>
+        <w:rPr>
+          <w:rStyle w:val="FunctionTok"/>
+        </w:rPr>
+        <w:t xml:space="preserve">data.frame</w:t>
+      </w:r>
+      <w:r>
+        <w:rPr>
+          <w:rStyle w:val="NormalTok"/>
+        </w:rPr>
+        <w:t xml:space="preserve">(</w:t>
+      </w:r>
+      <w:r>
+        <w:br/>
+      </w:r>
+      <w:r>
+        <w:rPr>
+          <w:rStyle w:val="NormalTok"/>
+        </w:rPr>
+        <w:t xml:space="preserve">  </w:t>
+      </w:r>
+      <w:r>
+        <w:rPr>
+          <w:rStyle w:val="AttributeTok"/>
+        </w:rPr>
+        <w:t xml:space="preserve">Name =</w:t>
+      </w:r>
+      <w:r>
+        <w:rPr>
+          <w:rStyle w:val="NormalTok"/>
+        </w:rPr>
+        <w:t xml:space="preserve"> </w:t>
+      </w:r>
+      <w:r>
+        <w:rPr>
+          <w:rStyle w:val="FunctionTok"/>
+        </w:rPr>
+        <w:t xml:space="preserve">c</w:t>
+      </w:r>
+      <w:r>
+        <w:rPr>
+          <w:rStyle w:val="NormalTok"/>
+        </w:rPr>
+        <w:t xml:space="preserve">(</w:t>
+      </w:r>
+      <w:r>
+        <w:rPr>
+          <w:rStyle w:val="StringTok"/>
+        </w:rPr>
+        <w:t xml:space="preserve">"Alice"</w:t>
+      </w:r>
+      <w:r>
+        <w:rPr>
+          <w:rStyle w:val="NormalTok"/>
+        </w:rPr>
+        <w:t xml:space="preserve">, </w:t>
+      </w:r>
+      <w:r>
+        <w:rPr>
+          <w:rStyle w:val="StringTok"/>
+        </w:rPr>
+        <w:t xml:space="preserve">"Bob"</w:t>
+      </w:r>
+      <w:r>
+        <w:rPr>
+          <w:rStyle w:val="NormalTok"/>
+        </w:rPr>
+        <w:t xml:space="preserve">, </w:t>
+      </w:r>
+      <w:r>
+        <w:rPr>
+          <w:rStyle w:val="StringTok"/>
+        </w:rPr>
+        <w:t xml:space="preserve">"Carol"</w:t>
+      </w:r>
+      <w:r>
+        <w:rPr>
+          <w:rStyle w:val="NormalTok"/>
+        </w:rPr>
+        <w:t xml:space="preserve">, </w:t>
+      </w:r>
+      <w:r>
+        <w:rPr>
+          <w:rStyle w:val="StringTok"/>
+        </w:rPr>
+        <w:t xml:space="preserve">"Dave"</w:t>
+      </w:r>
+      <w:r>
+        <w:rPr>
+          <w:rStyle w:val="NormalTok"/>
+        </w:rPr>
+        <w:t xml:space="preserve">, </w:t>
+      </w:r>
+      <w:r>
+        <w:rPr>
+          <w:rStyle w:val="StringTok"/>
+        </w:rPr>
+        <w:t xml:space="preserve">"Eve"</w:t>
+      </w:r>
+      <w:r>
+        <w:rPr>
+          <w:rStyle w:val="NormalTok"/>
+        </w:rPr>
+        <w:t xml:space="preserve">, </w:t>
+      </w:r>
+      <w:r>
+        <w:rPr>
+          <w:rStyle w:val="StringTok"/>
+        </w:rPr>
+        <w:t xml:space="preserve">"Frank"</w:t>
+      </w:r>
+      <w:r>
+        <w:rPr>
+          <w:rStyle w:val="NormalTok"/>
+        </w:rPr>
+        <w:t xml:space="preserve">),</w:t>
+      </w:r>
+      <w:r>
+        <w:br/>
+      </w:r>
+      <w:r>
+        <w:rPr>
+          <w:rStyle w:val="NormalTok"/>
+        </w:rPr>
+        <w:t xml:space="preserve">  </w:t>
+      </w:r>
+      <w:r>
+        <w:rPr>
+          <w:rStyle w:val="AttributeTok"/>
+        </w:rPr>
+        <w:t xml:space="preserve">Score =</w:t>
+      </w:r>
+      <w:r>
+        <w:rPr>
+          <w:rStyle w:val="NormalTok"/>
+        </w:rPr>
+        <w:t xml:space="preserve"> </w:t>
+      </w:r>
+      <w:r>
+        <w:rPr>
+          <w:rStyle w:val="FunctionTok"/>
+        </w:rPr>
+        <w:t xml:space="preserve">c</w:t>
+      </w:r>
+      <w:r>
+        <w:rPr>
+          <w:rStyle w:val="NormalTok"/>
+        </w:rPr>
+        <w:t xml:space="preserve">(</w:t>
+      </w:r>
+      <w:r>
+        <w:rPr>
+          <w:rStyle w:val="DecValTok"/>
+        </w:rPr>
+        <w:t xml:space="preserve">90</w:t>
+      </w:r>
+      <w:r>
+        <w:rPr>
+          <w:rStyle w:val="NormalTok"/>
+        </w:rPr>
+        <w:t xml:space="preserve">, </w:t>
+      </w:r>
+      <w:r>
+        <w:rPr>
+          <w:rStyle w:val="DecValTok"/>
+        </w:rPr>
+        <w:t xml:space="preserve">85</w:t>
+      </w:r>
+      <w:r>
+        <w:rPr>
+          <w:rStyle w:val="NormalTok"/>
+        </w:rPr>
+        <w:t xml:space="preserve">, </w:t>
+      </w:r>
+      <w:r>
+        <w:rPr>
+          <w:rStyle w:val="DecValTok"/>
+        </w:rPr>
+        <w:t xml:space="preserve">88</w:t>
+      </w:r>
+      <w:r>
+        <w:rPr>
+          <w:rStyle w:val="NormalTok"/>
+        </w:rPr>
+        <w:t xml:space="preserve">, </w:t>
+      </w:r>
+      <w:r>
+        <w:rPr>
+          <w:rStyle w:val="DecValTok"/>
+        </w:rPr>
+        <w:t xml:space="preserve">92</w:t>
+      </w:r>
+      <w:r>
+        <w:rPr>
+          <w:rStyle w:val="NormalTok"/>
+        </w:rPr>
+        <w:t xml:space="preserve">, </w:t>
+      </w:r>
+      <w:r>
+        <w:rPr>
+          <w:rStyle w:val="DecValTok"/>
+        </w:rPr>
+        <w:t xml:space="preserve">95</w:t>
+      </w:r>
+      <w:r>
+        <w:rPr>
+          <w:rStyle w:val="NormalTok"/>
+        </w:rPr>
+        <w:t xml:space="preserve">, </w:t>
+      </w:r>
+      <w:r>
+        <w:rPr>
+          <w:rStyle w:val="DecValTok"/>
+        </w:rPr>
+        <w:t xml:space="preserve">87</w:t>
+      </w:r>
+      <w:r>
+        <w:rPr>
+          <w:rStyle w:val="NormalTok"/>
+        </w:rPr>
+        <w:t xml:space="preserve">)</w:t>
+      </w:r>
+      <w:r>
+        <w:br/>
+      </w:r>
+      <w:r>
+        <w:rPr>
+          <w:rStyle w:val="NormalTok"/>
+        </w:rPr>
+        <w:t xml:space="preserve">)</w:t>
+      </w:r>
+      <w:r>
+        <w:br/>
+      </w:r>
+      <w:r>
+        <w:br/>
+      </w:r>
+      <w:r>
+        <w:rPr>
+          <w:rStyle w:val="CommentTok"/>
+        </w:rPr>
+        <w:t xml:space="preserve"># Specific rows to print</w:t>
+      </w:r>
+      <w:r>
+        <w:br/>
+      </w:r>
+      <w:r>
+        <w:rPr>
+          <w:rStyle w:val="NormalTok"/>
+        </w:rPr>
+        <w:t xml:space="preserve">rows_to_print </w:t>
+      </w:r>
+      <w:r>
+        <w:rPr>
+          <w:rStyle w:val="OtherTok"/>
+        </w:rPr>
+        <w:t xml:space="preserve">&lt;-</w:t>
+      </w:r>
+      <w:r>
+        <w:rPr>
+          <w:rStyle w:val="NormalTok"/>
+        </w:rPr>
+        <w:t xml:space="preserve"> </w:t>
+      </w:r>
+      <w:r>
+        <w:rPr>
+          <w:rStyle w:val="FunctionTok"/>
+        </w:rPr>
+        <w:t xml:space="preserve">c</w:t>
+      </w:r>
+      <w:r>
+        <w:rPr>
+          <w:rStyle w:val="NormalTok"/>
+        </w:rPr>
+        <w:t xml:space="preserve">(</w:t>
+      </w:r>
+      <w:r>
+        <w:rPr>
+          <w:rStyle w:val="DecValTok"/>
+        </w:rPr>
+        <w:t xml:space="preserve">2</w:t>
+      </w:r>
+      <w:r>
+        <w:rPr>
+          <w:rStyle w:val="NormalTok"/>
+        </w:rPr>
+        <w:t xml:space="preserve">, </w:t>
+      </w:r>
+      <w:r>
+        <w:rPr>
+          <w:rStyle w:val="DecValTok"/>
+        </w:rPr>
+        <w:t xml:space="preserve">4</w:t>
+      </w:r>
+      <w:r>
+        <w:rPr>
+          <w:rStyle w:val="NormalTok"/>
+        </w:rPr>
+        <w:t xml:space="preserve">, </w:t>
+      </w:r>
+      <w:r>
+        <w:rPr>
+          <w:rStyle w:val="DecValTok"/>
+        </w:rPr>
+        <w:t xml:space="preserve">6</w:t>
+      </w:r>
+      <w:r>
+        <w:rPr>
+          <w:rStyle w:val="NormalTok"/>
+        </w:rPr>
+        <w:t xml:space="preserve">)</w:t>
+      </w:r>
+      <w:r>
+        <w:br/>
+      </w:r>
+      <w:r>
+        <w:br/>
+      </w:r>
+      <w:r>
+        <w:rPr>
+          <w:rStyle w:val="ControlFlowTok"/>
+        </w:rPr>
+        <w:t xml:space="preserve">for</w:t>
+      </w:r>
+      <w:r>
+        <w:rPr>
+          <w:rStyle w:val="NormalTok"/>
+        </w:rPr>
+        <w:t xml:space="preserve"> (i </w:t>
+      </w:r>
+      <w:r>
+        <w:rPr>
+          <w:rStyle w:val="ControlFlowTok"/>
+        </w:rPr>
+        <w:t xml:space="preserve">in</w:t>
+      </w:r>
+      <w:r>
+        <w:rPr>
+          <w:rStyle w:val="NormalTok"/>
+        </w:rPr>
+        <w:t xml:space="preserve"> rows_to_print) {</w:t>
+      </w:r>
+      <w:r>
+        <w:br/>
+      </w:r>
+      <w:r>
+        <w:rPr>
+          <w:rStyle w:val="NormalTok"/>
+        </w:rPr>
+        <w:t xml:space="preserve">  </w:t>
+      </w:r>
+      <w:r>
+        <w:rPr>
+          <w:rStyle w:val="FunctionTok"/>
+        </w:rPr>
+        <w:t xml:space="preserve">cat</w:t>
+      </w:r>
+      <w:r>
+        <w:rPr>
+          <w:rStyle w:val="NormalTok"/>
+        </w:rPr>
+        <w:t xml:space="preserve">(</w:t>
+      </w:r>
+      <w:r>
+        <w:rPr>
+          <w:rStyle w:val="StringTok"/>
+        </w:rPr>
+        <w:t xml:space="preserve">"Row"</w:t>
+      </w:r>
+      <w:r>
+        <w:rPr>
+          <w:rStyle w:val="NormalTok"/>
+        </w:rPr>
+        <w:t xml:space="preserve">, i, </w:t>
+      </w:r>
+      <w:r>
+        <w:rPr>
+          <w:rStyle w:val="StringTok"/>
+        </w:rPr>
+        <w:t xml:space="preserve">": Name ="</w:t>
+      </w:r>
+      <w:r>
+        <w:rPr>
+          <w:rStyle w:val="NormalTok"/>
+        </w:rPr>
+        <w:t xml:space="preserve">, df</w:t>
+      </w:r>
+      <w:r>
+        <w:rPr>
+          <w:rStyle w:val="SpecialCharTok"/>
+        </w:rPr>
+        <w:t xml:space="preserve">$</w:t>
+      </w:r>
+      <w:r>
+        <w:rPr>
+          <w:rStyle w:val="NormalTok"/>
+        </w:rPr>
+        <w:t xml:space="preserve">Name[i], </w:t>
+      </w:r>
+      <w:r>
+        <w:rPr>
+          <w:rStyle w:val="StringTok"/>
+        </w:rPr>
+        <w:t xml:space="preserve">", Score ="</w:t>
+      </w:r>
+      <w:r>
+        <w:rPr>
+          <w:rStyle w:val="NormalTok"/>
+        </w:rPr>
+        <w:t xml:space="preserve">, df</w:t>
+      </w:r>
+      <w:r>
+        <w:rPr>
+          <w:rStyle w:val="SpecialCharTok"/>
+        </w:rPr>
+        <w:t xml:space="preserve">$</w:t>
+      </w:r>
+      <w:r>
+        <w:rPr>
+          <w:rStyle w:val="NormalTok"/>
+        </w:rPr>
+        <w:t xml:space="preserve">Score[i], </w:t>
+      </w:r>
+      <w:r>
+        <w:rPr>
+          <w:rStyle w:val="StringTok"/>
+        </w:rPr>
+        <w:t xml:space="preserve">"</w:t>
+      </w:r>
+      <w:r>
+        <w:rPr>
+          <w:rStyle w:val="SpecialCharTok"/>
+        </w:rPr>
+        <w:t xml:space="preserve">\n</w:t>
+      </w:r>
+      <w:r>
+        <w:br/>
+      </w:r>
+      <w:r>
+        <w:rPr>
+          <w:rStyle w:val="StringTok"/>
+        </w:rPr>
+        <w:t xml:space="preserve">      </w:t>
+      </w:r>
+      <w:r>
+        <w:br/>
+      </w:r>
+      <w:r>
+        <w:rPr>
+          <w:rStyle w:val="StringTok"/>
+        </w:rPr>
+        <w:t xml:space="preserve">      "</w:t>
+      </w:r>
+      <w:r>
+        <w:rPr>
+          <w:rStyle w:val="NormalTok"/>
+        </w:rPr>
+        <w:t xml:space="preserve">)</w:t>
+      </w:r>
+      <w:r>
+        <w:br/>
+      </w:r>
+      <w:r>
+        <w:rPr>
+          <w:rStyle w:val="NormalTok"/>
+        </w:rPr>
+        <w:t xml:space="preserve">}</w:t>
       </w:r>
     </w:p>
     <w:p>
@@ -4228,336 +6436,7 @@
         <w:pStyle w:val="FirstParagraph"/>
       </w:pPr>
       <w:r>
-        <w:rPr>
-          <w:i/>
-          <w:iCs/>
-        </w:rPr>
-        <w:t xml:space="preserve">Problem</w:t>
-      </w:r>
-    </w:p>
-    <w:p>
-      <w:pPr>
-        <w:pStyle w:val="BodyText"/>
-      </w:pPr>
-      <w:r>
-        <w:rPr>
-          <w:i/>
-          <w:iCs/>
-        </w:rPr>
-        <w:t xml:space="preserve">Recommendation</w:t>
-      </w:r>
-    </w:p>
-    <w:p>
-      <w:pPr>
-        <w:pStyle w:val="BodyText"/>
-      </w:pPr>
-      <w:r>
-        <w:t xml:space="preserve">Upgrade your electrical panel to add whole-house surge protection.</w:t>
-      </w:r>
-    </w:p>
-    <w:p>
-      <w:pPr>
-        <w:pStyle w:val="BodyText"/>
-      </w:pPr>
-      <w:r>
-        <w:rPr>
-          <w:i/>
-          <w:iCs/>
-        </w:rPr>
-        <w:t xml:space="preserve">Estimated Cost/Benefits/Incentives</w:t>
-      </w:r>
-    </w:p>
-    <w:p>
-      <w:pPr>
-        <w:pStyle w:val="BodyText"/>
-      </w:pPr>
-      <w:r>
-        <w:rPr>
-          <w:b/>
-          <w:bCs/>
-        </w:rPr>
-        <w:t xml:space="preserve">Auditor to describe. Secondary residence, not heated year-round</w:t>
-      </w:r>
-    </w:p>
-    <w:bookmarkEnd w:id="51"/>
-    <w:bookmarkStart w:id="52" w:name="other-2"/>
-    <w:p>
-      <w:pPr>
-        <w:pStyle w:val="Heading3"/>
-      </w:pPr>
-      <w:r>
-        <w:t xml:space="preserve">4.11 Other 2</w:t>
-      </w:r>
-    </w:p>
-    <w:p>
-      <w:pPr>
-        <w:pStyle w:val="FirstParagraph"/>
-      </w:pPr>
-      <w:r>
-        <w:rPr>
-          <w:i/>
-          <w:iCs/>
-        </w:rPr>
-        <w:t xml:space="preserve">Problem</w:t>
-      </w:r>
-    </w:p>
-    <w:p>
-      <w:pPr>
-        <w:pStyle w:val="BodyText"/>
-      </w:pPr>
-      <w:r>
-        <w:rPr>
-          <w:i/>
-          <w:iCs/>
-        </w:rPr>
-        <w:t xml:space="preserve">Recommendation</w:t>
-      </w:r>
-    </w:p>
-    <w:p>
-      <w:pPr>
-        <w:pStyle w:val="BodyText"/>
-      </w:pPr>
-      <w:r>
-        <w:t xml:space="preserve">TYPE HERE 2</w:t>
-      </w:r>
-    </w:p>
-    <w:p>
-      <w:pPr>
-        <w:pStyle w:val="BodyText"/>
-      </w:pPr>
-      <w:r>
-        <w:rPr>
-          <w:i/>
-          <w:iCs/>
-        </w:rPr>
-        <w:t xml:space="preserve">Estimated Cost/Benefits/Incentives</w:t>
-      </w:r>
-    </w:p>
-    <w:p>
-      <w:pPr>
-        <w:pStyle w:val="BodyText"/>
-      </w:pPr>
-      <w:r>
-        <w:rPr>
-          <w:b/>
-          <w:bCs/>
-        </w:rPr>
-        <w:t xml:space="preserve">Auditor to describe. Secondary residence, not heated year-round</w:t>
-      </w:r>
-    </w:p>
-    <w:bookmarkEnd w:id="52"/>
-    <w:bookmarkStart w:id="53" w:name="replace-windows"/>
-    <w:p>
-      <w:pPr>
-        <w:pStyle w:val="Heading3"/>
-      </w:pPr>
-      <w:r>
-        <w:t xml:space="preserve">4.12 Replace Windows</w:t>
-      </w:r>
-    </w:p>
-    <w:p>
-      <w:pPr>
-        <w:pStyle w:val="FirstParagraph"/>
-      </w:pPr>
-      <w:r>
-        <w:rPr>
-          <w:i/>
-          <w:iCs/>
-        </w:rPr>
-        <w:t xml:space="preserve">Problem</w:t>
-      </w:r>
-    </w:p>
-    <w:p>
-      <w:pPr>
-        <w:pStyle w:val="BodyText"/>
-      </w:pPr>
-      <w:r>
-        <w:rPr>
-          <w:b/>
-          <w:bCs/>
-        </w:rPr>
-        <w:t xml:space="preserve">Need to get the description of the problem</w:t>
-      </w:r>
-    </w:p>
-    <w:p>
-      <w:pPr>
-        <w:pStyle w:val="BodyText"/>
-      </w:pPr>
-      <w:r>
-        <w:rPr>
-          <w:i/>
-          <w:iCs/>
-        </w:rPr>
-        <w:t xml:space="preserve">Recommendation</w:t>
-      </w:r>
-    </w:p>
-    <w:p>
-      <w:pPr>
-        <w:pStyle w:val="BodyText"/>
-      </w:pPr>
-      <w:r>
-        <w:t xml:space="preserve">Replace single-paned windows with double- or triple-paned windows and ensure the frames are airsealed. We recommend installing windows that are Energy Star certified for</w:t>
-      </w:r>
-      <w:r>
-        <w:t xml:space="preserve"> </w:t>
-      </w:r>
-      <w:r>
-        <w:t xml:space="preserve">‘Northern’</w:t>
-      </w:r>
-      <w:r>
-        <w:t xml:space="preserve"> </w:t>
-      </w:r>
-      <w:r>
-        <w:t xml:space="preserve">climate.</w:t>
-      </w:r>
-      <w:r>
-        <w:rPr>
-          <w:i/>
-          <w:iCs/>
-        </w:rPr>
-        <w:t xml:space="preserve">Estimated Costs/Benefits/Incentives</w:t>
-      </w:r>
-    </w:p>
-    <w:p>
-      <w:pPr>
-        <w:pStyle w:val="BodyText"/>
-      </w:pPr>
-      <w:r>
-        <w:t xml:space="preserve">New windows are not eligible for federal or state funding in second homes.</w:t>
-      </w:r>
-    </w:p>
-    <w:bookmarkEnd w:id="53"/>
-    <w:bookmarkStart w:id="54" w:name="replace-doors"/>
-    <w:p>
-      <w:pPr>
-        <w:pStyle w:val="Heading3"/>
-      </w:pPr>
-      <w:r>
-        <w:t xml:space="preserve">4.13 Replace Doors</w:t>
-      </w:r>
-    </w:p>
-    <w:p>
-      <w:pPr>
-        <w:pStyle w:val="FirstParagraph"/>
-      </w:pPr>
-      <w:r>
-        <w:rPr>
-          <w:i/>
-          <w:iCs/>
-        </w:rPr>
-        <w:t xml:space="preserve">Problem</w:t>
-      </w:r>
-    </w:p>
-    <w:p>
-      <w:pPr>
-        <w:pStyle w:val="BodyText"/>
-      </w:pPr>
-      <w:r>
-        <w:rPr>
-          <w:b/>
-          <w:bCs/>
-        </w:rPr>
-        <w:t xml:space="preserve">Need to get the description of the problem</w:t>
-      </w:r>
-    </w:p>
-    <w:p>
-      <w:pPr>
-        <w:pStyle w:val="BodyText"/>
-      </w:pPr>
-      <w:r>
-        <w:rPr>
-          <w:i/>
-          <w:iCs/>
-        </w:rPr>
-        <w:t xml:space="preserve">Recommendation</w:t>
-      </w:r>
-    </w:p>
-    <w:p>
-      <w:pPr>
-        <w:pStyle w:val="BodyText"/>
-      </w:pPr>
-      <w:r>
-        <w:t xml:space="preserve">Replace uninsulated exterior doors and ensure new doors are insulated and properly weatherstripped. We recommend installing doors that are Energy Star certified for</w:t>
-      </w:r>
-      <w:r>
-        <w:t xml:space="preserve"> </w:t>
-      </w:r>
-      <w:r>
-        <w:t xml:space="preserve">‘Northern’</w:t>
-      </w:r>
-      <w:r>
-        <w:t xml:space="preserve"> </w:t>
-      </w:r>
-      <w:r>
-        <w:t xml:space="preserve">climate.</w:t>
-      </w:r>
-      <w:r>
-        <w:rPr>
-          <w:i/>
-          <w:iCs/>
-        </w:rPr>
-        <w:t xml:space="preserve">Estimated Costs/Benefits/Incentives</w:t>
-      </w:r>
-    </w:p>
-    <w:p>
-      <w:pPr>
-        <w:pStyle w:val="BodyText"/>
-      </w:pPr>
-      <w:r>
-        <w:t xml:space="preserve">New doors are not eligible for federal or state funding in second homes.</w:t>
-      </w:r>
-    </w:p>
-    <w:bookmarkEnd w:id="54"/>
-    <w:bookmarkEnd w:id="55"/>
-    <w:bookmarkStart w:id="56" w:name="additional-resources"/>
-    <w:p>
-      <w:pPr>
-        <w:pStyle w:val="Heading2"/>
-      </w:pPr>
-      <w:r>
-        <w:t xml:space="preserve">5 Additional Resources</w:t>
-      </w:r>
-    </w:p>
-    <w:p>
-      <w:pPr>
-        <w:pStyle w:val="FirstParagraph"/>
-      </w:pPr>
-      <w:r>
-        <w:t xml:space="preserve">Many home efficiency upgrades are eligible for Efficiency Maine rebates and federal tax credits. Financial incentives vary based on income level and type of occupancy. An overview of all state rebates and federal tax credits can be found here: https://www.efficiencymaine.com/at-home/.</w:t>
-      </w:r>
-    </w:p>
-    <w:p>
-      <w:pPr>
-        <w:pStyle w:val="BodyText"/>
-      </w:pPr>
-      <w:r>
-        <w:t xml:space="preserve">You can search for Efficiency Maine registered contractors here: https://www.efficiencymaine.com/at-home/vendor-locator/.</w:t>
-      </w:r>
-    </w:p>
-    <w:p>
-      <w:pPr>
-        <w:pStyle w:val="BodyText"/>
-      </w:pPr>
-      <w:r>
-        <w:t xml:space="preserve">We recommend discussing a whole-home plan for insulation and air sealing work in the basement, walls, and attic with contractors to determine how to best sequence the work to take full advantage of the Efficiency Maine rebates (which are subject to lifetime maximums) and nonrefundable federal tax credits (which are subject to annual maximums).</w:t>
-      </w:r>
-    </w:p>
-    <w:p>
-      <w:pPr>
-        <w:pStyle w:val="BodyText"/>
-      </w:pPr>
-      <w:r>
-        <w:t xml:space="preserve">Efficiency Maine also offers home energy loans to help homeowners who are Maine residents pay for energy and related health and safety upgrades. There are no fees, and interest rates for multi-year loans are between 5.99% (max $7,500) and 7.99% (max $25,000), depending on income level. Low- and moderate-income homeowners who borrow the full $7,500 and pay it back over 10 years will pay a monthly cost of $83. There is also a 1-year, 0% APR option. To learn more or apply, call 866-376-2463 or visit https://www.efficiencymaine.com/home-energy-loans/</w:t>
-      </w:r>
-    </w:p>
-    <w:bookmarkEnd w:id="56"/>
-    <w:bookmarkStart w:id="70" w:name="section-four-tests"/>
-    <w:p>
-      <w:pPr>
-        <w:pStyle w:val="Heading2"/>
-      </w:pPr>
-      <w:r>
-        <w:t xml:space="preserve">6 Section Four Tests</w:t>
+        <w:t xml:space="preserve">Row 2 : Name = Bob , Score = 85</w:t>
       </w:r>
     </w:p>
     <w:p>
@@ -4566,9 +6445,35 @@
       </w:pPr>
       <w:r>
         <w:rPr>
+          <w:rStyle w:val="VerbatimChar"/>
+        </w:rPr>
+        <w:t xml:space="preserve">  Row 4 : Name = Dave , Score = 92 </w:t>
+      </w:r>
+      <w:r>
+        <w:br/>
+      </w:r>
+      <w:r>
+        <w:br/>
+      </w:r>
+      <w:r>
+        <w:br/>
+      </w:r>
+      <w:r>
+        <w:rPr>
+          <w:rStyle w:val="VerbatimChar"/>
+        </w:rPr>
+        <w:t xml:space="preserve">  Row 6 : Name = Frank , Score = 87 </w:t>
+      </w:r>
+    </w:p>
+    <w:p>
+      <w:pPr>
+        <w:pStyle w:val="SourceCode"/>
+      </w:pPr>
+      <w:r>
+        <w:rPr>
           <w:rStyle w:val="CommentTok"/>
         </w:rPr>
-        <w:t xml:space="preserve"># for (i in 1:length(ranked_sect_4_problem_text)) {</w:t>
+        <w:t xml:space="preserve"># cat("###", ranked_sect_4_problem_text$Recommendations[i] , "\n"</w:t>
       </w:r>
       <w:r>
         <w:br/>
@@ -4577,7 +6482,7 @@
         <w:rPr>
           <w:rStyle w:val="CommentTok"/>
         </w:rPr>
-        <w:t xml:space="preserve">#   cat(ranked_sect_4_problem_text$Problem)</w:t>
+        <w:t xml:space="preserve">#      ,</w:t>
       </w:r>
       <w:r>
         <w:br/>
@@ -4586,1213 +6491,20 @@
         <w:rPr>
           <w:rStyle w:val="CommentTok"/>
         </w:rPr>
-        <w:t xml:space="preserve"># }</w:t>
+        <w:t xml:space="preserve">#   </w:t>
       </w:r>
       <w:r>
         <w:br/>
       </w:r>
       <w:r>
-        <w:br/>
-      </w:r>
-      <w:r>
         <w:rPr>
           <w:rStyle w:val="CommentTok"/>
         </w:rPr>
-        <w:t xml:space="preserve"># Create a vector filled with random normal values</w:t>
-      </w:r>
-      <w:r>
-        <w:br/>
-      </w:r>
-      <w:r>
-        <w:br/>
-      </w:r>
-      <w:r>
-        <w:rPr>
-          <w:rStyle w:val="NormalTok"/>
-        </w:rPr>
-        <w:t xml:space="preserve">name.vec </w:t>
-      </w:r>
-      <w:r>
-        <w:rPr>
-          <w:rStyle w:val="OtherTok"/>
-        </w:rPr>
-        <w:t xml:space="preserve">&lt;-</w:t>
-      </w:r>
-      <w:r>
-        <w:rPr>
-          <w:rStyle w:val="NormalTok"/>
-        </w:rPr>
-        <w:t xml:space="preserve"> </w:t>
-      </w:r>
-      <w:r>
-        <w:rPr>
-          <w:rStyle w:val="FunctionTok"/>
-        </w:rPr>
-        <w:t xml:space="preserve">as.vector</w:t>
-      </w:r>
-      <w:r>
-        <w:rPr>
-          <w:rStyle w:val="NormalTok"/>
-        </w:rPr>
-        <w:t xml:space="preserve">(ranked_sect_4_problem_text</w:t>
-      </w:r>
-      <w:r>
-        <w:rPr>
-          <w:rStyle w:val="SpecialCharTok"/>
-        </w:rPr>
-        <w:t xml:space="preserve">$</w:t>
-      </w:r>
-      <w:r>
-        <w:rPr>
-          <w:rStyle w:val="NormalTok"/>
-        </w:rPr>
-        <w:t xml:space="preserve">Problem) </w:t>
-      </w:r>
-      <w:r>
-        <w:br/>
-      </w:r>
-      <w:r>
-        <w:br/>
-      </w:r>
-      <w:r>
-        <w:rPr>
-          <w:rStyle w:val="NormalTok"/>
-        </w:rPr>
-        <w:t xml:space="preserve">name.vec2 </w:t>
-      </w:r>
-      <w:r>
-        <w:rPr>
-          <w:rStyle w:val="OtherTok"/>
-        </w:rPr>
-        <w:t xml:space="preserve">&lt;-</w:t>
-      </w:r>
-      <w:r>
-        <w:rPr>
-          <w:rStyle w:val="NormalTok"/>
-        </w:rPr>
-        <w:t xml:space="preserve"> </w:t>
-      </w:r>
-      <w:r>
-        <w:rPr>
-          <w:rStyle w:val="FunctionTok"/>
-        </w:rPr>
-        <w:t xml:space="preserve">as.vector</w:t>
-      </w:r>
-      <w:r>
-        <w:rPr>
-          <w:rStyle w:val="NormalTok"/>
-        </w:rPr>
-        <w:t xml:space="preserve">(ranked_sect_4_problem_text</w:t>
-      </w:r>
-      <w:r>
-        <w:rPr>
-          <w:rStyle w:val="SpecialCharTok"/>
-        </w:rPr>
-        <w:t xml:space="preserve">$</w:t>
-      </w:r>
-      <w:r>
-        <w:rPr>
-          <w:rStyle w:val="NormalTok"/>
-        </w:rPr>
-        <w:t xml:space="preserve">Problem)</w:t>
-      </w:r>
-      <w:r>
-        <w:br/>
-      </w:r>
-      <w:r>
-        <w:rPr>
-          <w:rStyle w:val="CommentTok"/>
-        </w:rPr>
-        <w:t xml:space="preserve">#u1 &lt;- rnorm(30)</w:t>
-      </w:r>
-      <w:r>
-        <w:br/>
-      </w:r>
-      <w:r>
-        <w:rPr>
-          <w:rStyle w:val="CommentTok"/>
-        </w:rPr>
-        <w:t xml:space="preserve">#print("This loop calculates the square of the first 10 elements of vector u1")</w:t>
-      </w:r>
-      <w:r>
-        <w:br/>
-      </w:r>
-      <w:r>
-        <w:br/>
-      </w:r>
-      <w:r>
-        <w:rPr>
-          <w:rStyle w:val="CommentTok"/>
-        </w:rPr>
-        <w:t xml:space="preserve"># # Initialize `usq`</w:t>
-      </w:r>
-      <w:r>
-        <w:br/>
-      </w:r>
-      <w:r>
-        <w:rPr>
-          <w:rStyle w:val="CommentTok"/>
-        </w:rPr>
-        <w:t xml:space="preserve"># usq &lt;- ""</w:t>
-      </w:r>
-      <w:r>
-        <w:br/>
-      </w:r>
-      <w:r>
-        <w:br/>
-      </w:r>
-      <w:r>
-        <w:rPr>
-          <w:rStyle w:val="ControlFlowTok"/>
-        </w:rPr>
-        <w:t xml:space="preserve">for</w:t>
-      </w:r>
-      <w:r>
-        <w:rPr>
-          <w:rStyle w:val="NormalTok"/>
-        </w:rPr>
-        <w:t xml:space="preserve"> (i </w:t>
-      </w:r>
-      <w:r>
-        <w:rPr>
-          <w:rStyle w:val="ControlFlowTok"/>
-        </w:rPr>
-        <w:t xml:space="preserve">in</w:t>
-      </w:r>
-      <w:r>
-        <w:rPr>
-          <w:rStyle w:val="NormalTok"/>
-        </w:rPr>
-        <w:t xml:space="preserve"> </w:t>
-      </w:r>
-      <w:r>
-        <w:rPr>
-          <w:rStyle w:val="DecValTok"/>
-        </w:rPr>
-        <w:t xml:space="preserve">1</w:t>
-      </w:r>
-      <w:r>
-        <w:rPr>
-          <w:rStyle w:val="SpecialCharTok"/>
-        </w:rPr>
-        <w:t xml:space="preserve">:</w:t>
-      </w:r>
-      <w:r>
-        <w:rPr>
-          <w:rStyle w:val="NormalTok"/>
-        </w:rPr>
-        <w:t xml:space="preserve"> </w:t>
-      </w:r>
-      <w:r>
-        <w:rPr>
-          <w:rStyle w:val="FunctionTok"/>
-        </w:rPr>
-        <w:t xml:space="preserve">nrow</w:t>
-      </w:r>
-      <w:r>
-        <w:rPr>
-          <w:rStyle w:val="NormalTok"/>
-        </w:rPr>
-        <w:t xml:space="preserve">(ranked_sect_4_problem_text)) {</w:t>
-      </w:r>
-      <w:r>
-        <w:br/>
-      </w:r>
-      <w:r>
-        <w:rPr>
-          <w:rStyle w:val="NormalTok"/>
-        </w:rPr>
-        <w:t xml:space="preserve">    </w:t>
-      </w:r>
-      <w:r>
-        <w:rPr>
-          <w:rStyle w:val="CommentTok"/>
-        </w:rPr>
-        <w:t xml:space="preserve"># i-th element of `u1` squared into `i`-th position of `usq`</w:t>
-      </w:r>
-      <w:r>
-        <w:br/>
-      </w:r>
-      <w:r>
-        <w:rPr>
-          <w:rStyle w:val="NormalTok"/>
-        </w:rPr>
-        <w:t xml:space="preserve">   </w:t>
-      </w:r>
-      <w:r>
-        <w:br/>
-      </w:r>
-      <w:r>
-        <w:rPr>
-          <w:rStyle w:val="NormalTok"/>
-        </w:rPr>
-        <w:t xml:space="preserve">    </w:t>
-      </w:r>
-      <w:r>
-        <w:rPr>
-          <w:rStyle w:val="FunctionTok"/>
-        </w:rPr>
-        <w:t xml:space="preserve">cat</w:t>
-      </w:r>
-      <w:r>
-        <w:rPr>
-          <w:rStyle w:val="NormalTok"/>
-        </w:rPr>
-        <w:t xml:space="preserve">(</w:t>
-      </w:r>
-      <w:r>
-        <w:rPr>
-          <w:rStyle w:val="StringTok"/>
-        </w:rPr>
-        <w:t xml:space="preserve">"###"</w:t>
-      </w:r>
-      <w:r>
-        <w:rPr>
-          <w:rStyle w:val="NormalTok"/>
-        </w:rPr>
-        <w:t xml:space="preserve">, ranked_sect_4_problem_text</w:t>
-      </w:r>
-      <w:r>
-        <w:rPr>
-          <w:rStyle w:val="SpecialCharTok"/>
-        </w:rPr>
-        <w:t xml:space="preserve">$</w:t>
-      </w:r>
-      <w:r>
-        <w:rPr>
-          <w:rStyle w:val="NormalTok"/>
-        </w:rPr>
-        <w:t xml:space="preserve">Recommendations[i] , </w:t>
-      </w:r>
-      <w:r>
-        <w:rPr>
-          <w:rStyle w:val="StringTok"/>
-        </w:rPr>
-        <w:t xml:space="preserve">"</w:t>
-      </w:r>
-      <w:r>
-        <w:rPr>
-          <w:rStyle w:val="SpecialCharTok"/>
-        </w:rPr>
-        <w:t xml:space="preserve">\n</w:t>
-      </w:r>
-      <w:r>
-        <w:rPr>
-          <w:rStyle w:val="StringTok"/>
-        </w:rPr>
-        <w:t xml:space="preserve">"</w:t>
-      </w:r>
-      <w:r>
-        <w:rPr>
-          <w:rStyle w:val="NormalTok"/>
-        </w:rPr>
-        <w:t xml:space="preserve">)</w:t>
-      </w:r>
-      <w:r>
-        <w:br/>
-      </w:r>
-      <w:r>
-        <w:rPr>
-          <w:rStyle w:val="NormalTok"/>
-        </w:rPr>
-        <w:t xml:space="preserve">}</w:t>
-      </w:r>
-    </w:p>
-    <w:bookmarkStart w:id="57" w:name="leds-1"/>
-    <w:p>
-      <w:pPr>
-        <w:pStyle w:val="Heading3"/>
-      </w:pPr>
-      <w:r>
-        <w:t xml:space="preserve">6.1 LEDs</w:t>
-      </w:r>
-    </w:p>
-    <w:bookmarkEnd w:id="57"/>
-    <w:bookmarkStart w:id="58" w:name="windowdressers"/>
-    <w:p>
-      <w:pPr>
-        <w:pStyle w:val="Heading3"/>
-      </w:pPr>
-      <w:r>
-        <w:t xml:space="preserve">6.2 WindowDressers</w:t>
-      </w:r>
-    </w:p>
-    <w:bookmarkEnd w:id="58"/>
-    <w:bookmarkStart w:id="59" w:name="gutters-1"/>
-    <w:p>
-      <w:pPr>
-        <w:pStyle w:val="Heading3"/>
-      </w:pPr>
-      <w:r>
-        <w:t xml:space="preserve">6.3 Gutters</w:t>
-      </w:r>
-    </w:p>
-    <w:bookmarkEnd w:id="59"/>
-    <w:bookmarkStart w:id="60" w:name="attic-air-sealing-and-insulation"/>
-    <w:p>
-      <w:pPr>
-        <w:pStyle w:val="Heading3"/>
-      </w:pPr>
-      <w:r>
-        <w:t xml:space="preserve">6.4 Attic Air Sealing and Insulation</w:t>
-      </w:r>
-    </w:p>
-    <w:bookmarkEnd w:id="60"/>
-    <w:bookmarkStart w:id="61" w:name="blown-in-cellulose-wall-insulation"/>
-    <w:p>
-      <w:pPr>
-        <w:pStyle w:val="Heading3"/>
-      </w:pPr>
-      <w:r>
-        <w:t xml:space="preserve">6.5 Blown-in Cellulose Wall Insulation</w:t>
-      </w:r>
-    </w:p>
-    <w:bookmarkEnd w:id="61"/>
-    <w:bookmarkStart w:id="62" w:name="continuous-exterior-wall-insulation-1"/>
-    <w:p>
-      <w:pPr>
-        <w:pStyle w:val="Heading3"/>
-      </w:pPr>
-      <w:r>
-        <w:t xml:space="preserve">6.6 Continuous Exterior Wall Insulation</w:t>
-      </w:r>
-    </w:p>
-    <w:bookmarkEnd w:id="62"/>
-    <w:bookmarkStart w:id="63" w:name="electrical-panel-upgrade-1"/>
-    <w:p>
-      <w:pPr>
-        <w:pStyle w:val="Heading3"/>
-      </w:pPr>
-      <w:r>
-        <w:t xml:space="preserve">6.7 Electrical Panel Upgrade</w:t>
-      </w:r>
-    </w:p>
-    <w:bookmarkEnd w:id="63"/>
-    <w:bookmarkStart w:id="64" w:name="whole-house-surge-protection-1"/>
-    <w:p>
-      <w:pPr>
-        <w:pStyle w:val="Heading3"/>
-      </w:pPr>
-      <w:r>
-        <w:t xml:space="preserve">6.8 Whole-House Surge Protection</w:t>
-      </w:r>
-    </w:p>
-    <w:bookmarkEnd w:id="64"/>
-    <w:bookmarkStart w:id="65" w:name="diy-air-sealing-1"/>
-    <w:p>
-      <w:pPr>
-        <w:pStyle w:val="Heading3"/>
-      </w:pPr>
-      <w:r>
-        <w:t xml:space="preserve">6.9 DIY Air Sealing</w:t>
-      </w:r>
-    </w:p>
-    <w:bookmarkEnd w:id="65"/>
-    <w:bookmarkStart w:id="66" w:name="replace-windows-1"/>
-    <w:p>
-      <w:pPr>
-        <w:pStyle w:val="Heading3"/>
-      </w:pPr>
-      <w:r>
-        <w:t xml:space="preserve">6.10 Replace Windows</w:t>
-      </w:r>
-    </w:p>
-    <w:bookmarkEnd w:id="66"/>
-    <w:bookmarkStart w:id="67" w:name="replace-doors-1"/>
-    <w:p>
-      <w:pPr>
-        <w:pStyle w:val="Heading3"/>
-      </w:pPr>
-      <w:r>
-        <w:t xml:space="preserve">6.11 Replace Doors</w:t>
-      </w:r>
-    </w:p>
-    <w:bookmarkEnd w:id="67"/>
-    <w:bookmarkStart w:id="68" w:name="other-1-1"/>
-    <w:p>
-      <w:pPr>
-        <w:pStyle w:val="Heading3"/>
-      </w:pPr>
-      <w:r>
-        <w:t xml:space="preserve">6.12 Other 1</w:t>
-      </w:r>
-    </w:p>
-    <w:bookmarkEnd w:id="68"/>
-    <w:bookmarkStart w:id="69" w:name="other-2-1"/>
-    <w:p>
-      <w:pPr>
-        <w:pStyle w:val="Heading3"/>
-      </w:pPr>
-      <w:r>
-        <w:t xml:space="preserve">6.13 Other 2</w:t>
-      </w:r>
-    </w:p>
-    <w:p>
-      <w:pPr>
-        <w:pStyle w:val="SourceCode"/>
-      </w:pPr>
-      <w:r>
-        <w:rPr>
-          <w:rStyle w:val="CommentTok"/>
-        </w:rPr>
-        <w:t xml:space="preserve"># if( window_dressers == TRUE){</w:t>
-      </w:r>
-      <w:r>
-        <w:br/>
-      </w:r>
-      <w:r>
-        <w:rPr>
-          <w:rStyle w:val="CommentTok"/>
-        </w:rPr>
-        <w:t xml:space="preserve">#   cat(ranked_sect_4_problem_text)</w:t>
-      </w:r>
-      <w:r>
-        <w:br/>
-      </w:r>
-      <w:r>
-        <w:rPr>
-          <w:rStyle w:val="CommentTok"/>
-        </w:rPr>
-        <w:t xml:space="preserve"># }else{</w:t>
-      </w:r>
-      <w:r>
-        <w:br/>
-      </w:r>
-      <w:r>
-        <w:rPr>
-          <w:rStyle w:val="CommentTok"/>
-        </w:rPr>
-        <w:t xml:space="preserve">#   cat("")</w:t>
-      </w:r>
-      <w:r>
-        <w:br/>
-      </w:r>
-      <w:r>
-        <w:rPr>
-          <w:rStyle w:val="CommentTok"/>
-        </w:rPr>
-        <w:t xml:space="preserve"># }</w:t>
-      </w:r>
-      <w:r>
-        <w:br/>
-      </w:r>
-      <w:r>
-        <w:rPr>
-          <w:rStyle w:val="CommentTok"/>
-        </w:rPr>
-        <w:t xml:space="preserve"># </w:t>
-      </w:r>
-      <w:r>
-        <w:br/>
-      </w:r>
-      <w:r>
-        <w:rPr>
-          <w:rStyle w:val="CommentTok"/>
-        </w:rPr>
-        <w:t xml:space="preserve"># if(window_dressers == TRUE){</w:t>
-      </w:r>
-      <w:r>
-        <w:br/>
-      </w:r>
-      <w:r>
-        <w:rPr>
-          <w:rStyle w:val="CommentTok"/>
-        </w:rPr>
-        <w:t xml:space="preserve">#   cat(auto_window_dressers$Description</w:t>
-      </w:r>
-      <w:r>
-        <w:br/>
-      </w:r>
-      <w:r>
-        <w:rPr>
-          <w:rStyle w:val="CommentTok"/>
-        </w:rPr>
-        <w:t xml:space="preserve">#     </w:t>
-      </w:r>
-      <w:r>
-        <w:br/>
-      </w:r>
-      <w:r>
-        <w:rPr>
-          <w:rStyle w:val="CommentTok"/>
-        </w:rPr>
-        <w:t xml:space="preserve">#   )</w:t>
-      </w:r>
-      <w:r>
-        <w:br/>
-      </w:r>
-      <w:r>
-        <w:rPr>
-          <w:rStyle w:val="CommentTok"/>
-        </w:rPr>
-        <w:t xml:space="preserve"># }else{</w:t>
-      </w:r>
-      <w:r>
-        <w:br/>
-      </w:r>
-      <w:r>
-        <w:rPr>
-          <w:rStyle w:val="CommentTok"/>
-        </w:rPr>
-        <w:t xml:space="preserve">#   cat("")</w:t>
-      </w:r>
-      <w:r>
-        <w:br/>
-      </w:r>
-      <w:r>
-        <w:rPr>
-          <w:rStyle w:val="CommentTok"/>
-        </w:rPr>
-        <w:t xml:space="preserve">#   }</w:t>
-      </w:r>
-      <w:r>
-        <w:br/>
-      </w:r>
-      <w:r>
-        <w:rPr>
-          <w:rStyle w:val="CommentTok"/>
-        </w:rPr>
-        <w:t xml:space="preserve"># </w:t>
-      </w:r>
-      <w:r>
-        <w:br/>
-      </w:r>
-      <w:r>
-        <w:rPr>
-          <w:rStyle w:val="CommentTok"/>
-        </w:rPr>
-        <w:t xml:space="preserve"># if(window_dressers == TRUE){</w:t>
-      </w:r>
-      <w:r>
-        <w:br/>
-      </w:r>
-      <w:r>
-        <w:rPr>
-          <w:rStyle w:val="CommentTok"/>
-        </w:rPr>
-        <w:t xml:space="preserve">#   cat("</w:t>
-      </w:r>
-      <w:r>
-        <w:br/>
-      </w:r>
-      <w:r>
-        <w:rPr>
-          <w:rStyle w:val="CommentTok"/>
-        </w:rPr>
-        <w:t xml:space="preserve"># *Estimated Cost/Benefits/Incentives*</w:t>
-      </w:r>
-      <w:r>
-        <w:br/>
-      </w:r>
-      <w:r>
-        <w:rPr>
-          <w:rStyle w:val="CommentTok"/>
-        </w:rPr>
-        <w:t xml:space="preserve"># </w:t>
-      </w:r>
-      <w:r>
-        <w:br/>
-      </w:r>
-      <w:r>
-        <w:rPr>
-          <w:rStyle w:val="CommentTok"/>
-        </w:rPr>
-        <w:t xml:space="preserve"># ",auto_window_dresserds_estimates$Description)</w:t>
-      </w:r>
-      <w:r>
-        <w:br/>
-      </w:r>
-      <w:r>
-        <w:rPr>
-          <w:rStyle w:val="CommentTok"/>
-        </w:rPr>
-        <w:t xml:space="preserve"># }else{</w:t>
-      </w:r>
-      <w:r>
-        <w:br/>
-      </w:r>
-      <w:r>
-        <w:rPr>
-          <w:rStyle w:val="CommentTok"/>
-        </w:rPr>
-        <w:t xml:space="preserve">#   cat("")</w:t>
-      </w:r>
-      <w:r>
-        <w:br/>
-      </w:r>
-      <w:r>
-        <w:rPr>
-          <w:rStyle w:val="CommentTok"/>
-        </w:rPr>
-        <w:t xml:space="preserve">#   }</w:t>
-      </w:r>
-      <w:r>
-        <w:br/>
-      </w:r>
-      <w:r>
-        <w:br/>
-      </w:r>
-      <w:r>
-        <w:rPr>
-          <w:rStyle w:val="NormalTok"/>
-        </w:rPr>
-        <w:t xml:space="preserve">df </w:t>
-      </w:r>
-      <w:r>
-        <w:rPr>
-          <w:rStyle w:val="OtherTok"/>
-        </w:rPr>
-        <w:t xml:space="preserve">&lt;-</w:t>
-      </w:r>
-      <w:r>
-        <w:rPr>
-          <w:rStyle w:val="NormalTok"/>
-        </w:rPr>
-        <w:t xml:space="preserve"> </w:t>
-      </w:r>
-      <w:r>
-        <w:rPr>
-          <w:rStyle w:val="FunctionTok"/>
-        </w:rPr>
-        <w:t xml:space="preserve">data.frame</w:t>
-      </w:r>
-      <w:r>
-        <w:rPr>
-          <w:rStyle w:val="NormalTok"/>
-        </w:rPr>
-        <w:t xml:space="preserve">(</w:t>
-      </w:r>
-      <w:r>
-        <w:br/>
-      </w:r>
-      <w:r>
-        <w:rPr>
-          <w:rStyle w:val="NormalTok"/>
-        </w:rPr>
-        <w:t xml:space="preserve">  </w:t>
-      </w:r>
-      <w:r>
-        <w:rPr>
-          <w:rStyle w:val="AttributeTok"/>
-        </w:rPr>
-        <w:t xml:space="preserve">Name =</w:t>
-      </w:r>
-      <w:r>
-        <w:rPr>
-          <w:rStyle w:val="NormalTok"/>
-        </w:rPr>
-        <w:t xml:space="preserve"> </w:t>
-      </w:r>
-      <w:r>
-        <w:rPr>
-          <w:rStyle w:val="FunctionTok"/>
-        </w:rPr>
-        <w:t xml:space="preserve">c</w:t>
-      </w:r>
-      <w:r>
-        <w:rPr>
-          <w:rStyle w:val="NormalTok"/>
-        </w:rPr>
-        <w:t xml:space="preserve">(</w:t>
-      </w:r>
-      <w:r>
-        <w:rPr>
-          <w:rStyle w:val="StringTok"/>
-        </w:rPr>
-        <w:t xml:space="preserve">"Alice"</w:t>
-      </w:r>
-      <w:r>
-        <w:rPr>
-          <w:rStyle w:val="NormalTok"/>
-        </w:rPr>
-        <w:t xml:space="preserve">, </w:t>
-      </w:r>
-      <w:r>
-        <w:rPr>
-          <w:rStyle w:val="StringTok"/>
-        </w:rPr>
-        <w:t xml:space="preserve">"Bob"</w:t>
-      </w:r>
-      <w:r>
-        <w:rPr>
-          <w:rStyle w:val="NormalTok"/>
-        </w:rPr>
-        <w:t xml:space="preserve">, </w:t>
-      </w:r>
-      <w:r>
-        <w:rPr>
-          <w:rStyle w:val="StringTok"/>
-        </w:rPr>
-        <w:t xml:space="preserve">"Carol"</w:t>
-      </w:r>
-      <w:r>
-        <w:rPr>
-          <w:rStyle w:val="NormalTok"/>
-        </w:rPr>
-        <w:t xml:space="preserve">, </w:t>
-      </w:r>
-      <w:r>
-        <w:rPr>
-          <w:rStyle w:val="StringTok"/>
-        </w:rPr>
-        <w:t xml:space="preserve">"Dave"</w:t>
-      </w:r>
-      <w:r>
-        <w:rPr>
-          <w:rStyle w:val="NormalTok"/>
-        </w:rPr>
-        <w:t xml:space="preserve">, </w:t>
-      </w:r>
-      <w:r>
-        <w:rPr>
-          <w:rStyle w:val="StringTok"/>
-        </w:rPr>
-        <w:t xml:space="preserve">"Eve"</w:t>
-      </w:r>
-      <w:r>
-        <w:rPr>
-          <w:rStyle w:val="NormalTok"/>
-        </w:rPr>
-        <w:t xml:space="preserve">, </w:t>
-      </w:r>
-      <w:r>
-        <w:rPr>
-          <w:rStyle w:val="StringTok"/>
-        </w:rPr>
-        <w:t xml:space="preserve">"Frank"</w:t>
-      </w:r>
-      <w:r>
-        <w:rPr>
-          <w:rStyle w:val="NormalTok"/>
-        </w:rPr>
-        <w:t xml:space="preserve">),</w:t>
-      </w:r>
-      <w:r>
-        <w:br/>
-      </w:r>
-      <w:r>
-        <w:rPr>
-          <w:rStyle w:val="NormalTok"/>
-        </w:rPr>
-        <w:t xml:space="preserve">  </w:t>
-      </w:r>
-      <w:r>
-        <w:rPr>
-          <w:rStyle w:val="AttributeTok"/>
-        </w:rPr>
-        <w:t xml:space="preserve">Score =</w:t>
-      </w:r>
-      <w:r>
-        <w:rPr>
-          <w:rStyle w:val="NormalTok"/>
-        </w:rPr>
-        <w:t xml:space="preserve"> </w:t>
-      </w:r>
-      <w:r>
-        <w:rPr>
-          <w:rStyle w:val="FunctionTok"/>
-        </w:rPr>
-        <w:t xml:space="preserve">c</w:t>
-      </w:r>
-      <w:r>
-        <w:rPr>
-          <w:rStyle w:val="NormalTok"/>
-        </w:rPr>
-        <w:t xml:space="preserve">(</w:t>
-      </w:r>
-      <w:r>
-        <w:rPr>
-          <w:rStyle w:val="DecValTok"/>
-        </w:rPr>
-        <w:t xml:space="preserve">90</w:t>
-      </w:r>
-      <w:r>
-        <w:rPr>
-          <w:rStyle w:val="NormalTok"/>
-        </w:rPr>
-        <w:t xml:space="preserve">, </w:t>
-      </w:r>
-      <w:r>
-        <w:rPr>
-          <w:rStyle w:val="DecValTok"/>
-        </w:rPr>
-        <w:t xml:space="preserve">85</w:t>
-      </w:r>
-      <w:r>
-        <w:rPr>
-          <w:rStyle w:val="NormalTok"/>
-        </w:rPr>
-        <w:t xml:space="preserve">, </w:t>
-      </w:r>
-      <w:r>
-        <w:rPr>
-          <w:rStyle w:val="DecValTok"/>
-        </w:rPr>
-        <w:t xml:space="preserve">88</w:t>
-      </w:r>
-      <w:r>
-        <w:rPr>
-          <w:rStyle w:val="NormalTok"/>
-        </w:rPr>
-        <w:t xml:space="preserve">, </w:t>
-      </w:r>
-      <w:r>
-        <w:rPr>
-          <w:rStyle w:val="DecValTok"/>
-        </w:rPr>
-        <w:t xml:space="preserve">92</w:t>
-      </w:r>
-      <w:r>
-        <w:rPr>
-          <w:rStyle w:val="NormalTok"/>
-        </w:rPr>
-        <w:t xml:space="preserve">, </w:t>
-      </w:r>
-      <w:r>
-        <w:rPr>
-          <w:rStyle w:val="DecValTok"/>
-        </w:rPr>
-        <w:t xml:space="preserve">95</w:t>
-      </w:r>
-      <w:r>
-        <w:rPr>
-          <w:rStyle w:val="NormalTok"/>
-        </w:rPr>
-        <w:t xml:space="preserve">, </w:t>
-      </w:r>
-      <w:r>
-        <w:rPr>
-          <w:rStyle w:val="DecValTok"/>
-        </w:rPr>
-        <w:t xml:space="preserve">87</w:t>
-      </w:r>
-      <w:r>
-        <w:rPr>
-          <w:rStyle w:val="NormalTok"/>
-        </w:rPr>
-        <w:t xml:space="preserve">)</w:t>
-      </w:r>
-      <w:r>
-        <w:br/>
-      </w:r>
-      <w:r>
-        <w:rPr>
-          <w:rStyle w:val="NormalTok"/>
-        </w:rPr>
-        <w:t xml:space="preserve">)</w:t>
-      </w:r>
-      <w:r>
-        <w:br/>
-      </w:r>
-      <w:r>
-        <w:br/>
-      </w:r>
-      <w:r>
-        <w:rPr>
-          <w:rStyle w:val="CommentTok"/>
-        </w:rPr>
-        <w:t xml:space="preserve"># Specific rows to print</w:t>
-      </w:r>
-      <w:r>
-        <w:br/>
-      </w:r>
-      <w:r>
-        <w:rPr>
-          <w:rStyle w:val="NormalTok"/>
-        </w:rPr>
-        <w:t xml:space="preserve">rows_to_print </w:t>
-      </w:r>
-      <w:r>
-        <w:rPr>
-          <w:rStyle w:val="OtherTok"/>
-        </w:rPr>
-        <w:t xml:space="preserve">&lt;-</w:t>
-      </w:r>
-      <w:r>
-        <w:rPr>
-          <w:rStyle w:val="NormalTok"/>
-        </w:rPr>
-        <w:t xml:space="preserve"> </w:t>
-      </w:r>
-      <w:r>
-        <w:rPr>
-          <w:rStyle w:val="FunctionTok"/>
-        </w:rPr>
-        <w:t xml:space="preserve">c</w:t>
-      </w:r>
-      <w:r>
-        <w:rPr>
-          <w:rStyle w:val="NormalTok"/>
-        </w:rPr>
-        <w:t xml:space="preserve">(</w:t>
-      </w:r>
-      <w:r>
-        <w:rPr>
-          <w:rStyle w:val="DecValTok"/>
-        </w:rPr>
-        <w:t xml:space="preserve">2</w:t>
-      </w:r>
-      <w:r>
-        <w:rPr>
-          <w:rStyle w:val="NormalTok"/>
-        </w:rPr>
-        <w:t xml:space="preserve">, </w:t>
-      </w:r>
-      <w:r>
-        <w:rPr>
-          <w:rStyle w:val="DecValTok"/>
-        </w:rPr>
-        <w:t xml:space="preserve">4</w:t>
-      </w:r>
-      <w:r>
-        <w:rPr>
-          <w:rStyle w:val="NormalTok"/>
-        </w:rPr>
-        <w:t xml:space="preserve">, </w:t>
-      </w:r>
-      <w:r>
-        <w:rPr>
-          <w:rStyle w:val="DecValTok"/>
-        </w:rPr>
-        <w:t xml:space="preserve">6</w:t>
-      </w:r>
-      <w:r>
-        <w:rPr>
-          <w:rStyle w:val="NormalTok"/>
-        </w:rPr>
-        <w:t xml:space="preserve">)</w:t>
-      </w:r>
-      <w:r>
-        <w:br/>
-      </w:r>
-      <w:r>
-        <w:br/>
-      </w:r>
-      <w:r>
-        <w:rPr>
-          <w:rStyle w:val="ControlFlowTok"/>
-        </w:rPr>
-        <w:t xml:space="preserve">for</w:t>
-      </w:r>
-      <w:r>
-        <w:rPr>
-          <w:rStyle w:val="NormalTok"/>
-        </w:rPr>
-        <w:t xml:space="preserve"> (i </w:t>
-      </w:r>
-      <w:r>
-        <w:rPr>
-          <w:rStyle w:val="ControlFlowTok"/>
-        </w:rPr>
-        <w:t xml:space="preserve">in</w:t>
-      </w:r>
-      <w:r>
-        <w:rPr>
-          <w:rStyle w:val="NormalTok"/>
-        </w:rPr>
-        <w:t xml:space="preserve"> rows_to_print) {</w:t>
-      </w:r>
-      <w:r>
-        <w:br/>
-      </w:r>
-      <w:r>
-        <w:rPr>
-          <w:rStyle w:val="NormalTok"/>
-        </w:rPr>
-        <w:t xml:space="preserve">  </w:t>
-      </w:r>
-      <w:r>
-        <w:rPr>
-          <w:rStyle w:val="FunctionTok"/>
-        </w:rPr>
-        <w:t xml:space="preserve">cat</w:t>
-      </w:r>
-      <w:r>
-        <w:rPr>
-          <w:rStyle w:val="NormalTok"/>
-        </w:rPr>
-        <w:t xml:space="preserve">(</w:t>
-      </w:r>
-      <w:r>
-        <w:rPr>
-          <w:rStyle w:val="StringTok"/>
-        </w:rPr>
-        <w:t xml:space="preserve">"Row"</w:t>
-      </w:r>
-      <w:r>
-        <w:rPr>
-          <w:rStyle w:val="NormalTok"/>
-        </w:rPr>
-        <w:t xml:space="preserve">, i, </w:t>
-      </w:r>
-      <w:r>
-        <w:rPr>
-          <w:rStyle w:val="StringTok"/>
-        </w:rPr>
-        <w:t xml:space="preserve">": Name ="</w:t>
-      </w:r>
-      <w:r>
-        <w:rPr>
-          <w:rStyle w:val="NormalTok"/>
-        </w:rPr>
-        <w:t xml:space="preserve">, df</w:t>
-      </w:r>
-      <w:r>
-        <w:rPr>
-          <w:rStyle w:val="SpecialCharTok"/>
-        </w:rPr>
-        <w:t xml:space="preserve">$</w:t>
-      </w:r>
-      <w:r>
-        <w:rPr>
-          <w:rStyle w:val="NormalTok"/>
-        </w:rPr>
-        <w:t xml:space="preserve">Name[i], </w:t>
-      </w:r>
-      <w:r>
-        <w:rPr>
-          <w:rStyle w:val="StringTok"/>
-        </w:rPr>
-        <w:t xml:space="preserve">", Score ="</w:t>
-      </w:r>
-      <w:r>
-        <w:rPr>
-          <w:rStyle w:val="NormalTok"/>
-        </w:rPr>
-        <w:t xml:space="preserve">, df</w:t>
-      </w:r>
-      <w:r>
-        <w:rPr>
-          <w:rStyle w:val="SpecialCharTok"/>
-        </w:rPr>
-        <w:t xml:space="preserve">$</w:t>
-      </w:r>
-      <w:r>
-        <w:rPr>
-          <w:rStyle w:val="NormalTok"/>
-        </w:rPr>
-        <w:t xml:space="preserve">Score[i], </w:t>
-      </w:r>
-      <w:r>
-        <w:rPr>
-          <w:rStyle w:val="StringTok"/>
-        </w:rPr>
-        <w:t xml:space="preserve">"</w:t>
-      </w:r>
-      <w:r>
-        <w:rPr>
-          <w:rStyle w:val="SpecialCharTok"/>
-        </w:rPr>
-        <w:t xml:space="preserve">\n</w:t>
-      </w:r>
-      <w:r>
-        <w:br/>
-      </w:r>
-      <w:r>
-        <w:rPr>
-          <w:rStyle w:val="StringTok"/>
-        </w:rPr>
-        <w:t xml:space="preserve">      </w:t>
-      </w:r>
-      <w:r>
-        <w:br/>
-      </w:r>
-      <w:r>
-        <w:rPr>
-          <w:rStyle w:val="StringTok"/>
-        </w:rPr>
-        <w:t xml:space="preserve">      "</w:t>
-      </w:r>
-      <w:r>
-        <w:rPr>
-          <w:rStyle w:val="NormalTok"/>
-        </w:rPr>
-        <w:t xml:space="preserve">)</w:t>
-      </w:r>
-      <w:r>
-        <w:br/>
-      </w:r>
-      <w:r>
-        <w:rPr>
-          <w:rStyle w:val="NormalTok"/>
-        </w:rPr>
-        <w:t xml:space="preserve">}</w:t>
-      </w:r>
-    </w:p>
-    <w:p>
-      <w:pPr>
-        <w:pStyle w:val="FirstParagraph"/>
-      </w:pPr>
-      <w:r>
-        <w:t xml:space="preserve">Row 2 : Name = Bob , Score = 85</w:t>
-      </w:r>
-    </w:p>
-    <w:p>
-      <w:pPr>
-        <w:pStyle w:val="SourceCode"/>
-      </w:pPr>
-      <w:r>
-        <w:rPr>
-          <w:rStyle w:val="VerbatimChar"/>
-        </w:rPr>
-        <w:t xml:space="preserve">  Row 4 : Name = Dave , Score = 92 </w:t>
-      </w:r>
-      <w:r>
-        <w:br/>
-      </w:r>
-      <w:r>
-        <w:br/>
-      </w:r>
-      <w:r>
-        <w:br/>
-      </w:r>
-      <w:r>
-        <w:rPr>
-          <w:rStyle w:val="VerbatimChar"/>
-        </w:rPr>
-        <w:t xml:space="preserve">  Row 6 : Name = Frank , Score = 87 </w:t>
-      </w:r>
-    </w:p>
-    <w:p>
-      <w:pPr>
-        <w:pStyle w:val="SourceCode"/>
-      </w:pPr>
-      <w:r>
-        <w:rPr>
-          <w:rStyle w:val="CommentTok"/>
-        </w:rPr>
-        <w:t xml:space="preserve"># cat("###", ranked_sect_4_problem_text$Recommendations[i] , "\n"</w:t>
-      </w:r>
-      <w:r>
-        <w:br/>
-      </w:r>
-      <w:r>
-        <w:rPr>
-          <w:rStyle w:val="CommentTok"/>
-        </w:rPr>
-        <w:t xml:space="preserve">#      ,</w:t>
-      </w:r>
-      <w:r>
-        <w:br/>
-      </w:r>
-      <w:r>
-        <w:rPr>
-          <w:rStyle w:val="CommentTok"/>
-        </w:rPr>
-        <w:t xml:space="preserve">#   </w:t>
-      </w:r>
-      <w:r>
-        <w:br/>
-      </w:r>
-      <w:r>
-        <w:rPr>
-          <w:rStyle w:val="CommentTok"/>
-        </w:rPr>
         <w:t xml:space="preserve"># "*Problem*", i ,"\n")</w:t>
       </w:r>
     </w:p>
-    <w:bookmarkEnd w:id="69"/>
-    <w:bookmarkEnd w:id="70"/>
+    <w:bookmarkEnd w:id="78"/>
+    <w:bookmarkEnd w:id="79"/>
     <w:sectPr>
       <w:footerReference r:id="rId9" w:type="default"/>
       <w:pgSz w:h="15840" w:w="12240"/>

--- a/Quarto_report/Audit_Report.docx
+++ b/Quarto_report/Audit_Report.docx
@@ -15,7 +15,7 @@
         <w:pStyle w:val="FirstParagraph"/>
       </w:pPr>
       <w:r>
-        <w:t xml:space="preserve">Homeowner(s): David Gibson</w:t>
+        <w:t xml:space="preserve">Homeowner(s): Dane Thompson</w:t>
       </w:r>
     </w:p>
     <w:p>
@@ -23,7 +23,7 @@
         <w:pStyle w:val="BodyText"/>
       </w:pPr>
       <w:r>
-        <w:t xml:space="preserve">Address: 105 Eden St Bar Harbor, ME 04609</w:t>
+        <w:t xml:space="preserve">Address: 25 Komusin Lane, Cranberry Isles, Maine, 04625</w:t>
       </w:r>
     </w:p>
     <w:p>
@@ -31,7 +31,7 @@
         <w:pStyle w:val="BodyText"/>
       </w:pPr>
       <w:r>
-        <w:t xml:space="preserve">Owner Contact: dgibson@coa.edu</w:t>
+        <w:t xml:space="preserve">Owner Contact: NA</w:t>
       </w:r>
     </w:p>
     <w:p>
@@ -39,7 +39,7 @@
         <w:pStyle w:val="BodyText"/>
       </w:pPr>
       <w:r>
-        <w:t xml:space="preserve">Auditors: Pema Lhundrup, Mabon Young</w:t>
+        <w:t xml:space="preserve">Auditors: Nicole Grohoski, Uriel Orozco Brenes, Zoe Duni</w:t>
       </w:r>
     </w:p>
     <w:p>
@@ -55,7 +55,7 @@
         <w:pStyle w:val="BodyText"/>
       </w:pPr>
       <w:r>
-        <w:t xml:space="preserve">Report Date: June 13, 2025</w:t>
+        <w:t xml:space="preserve">Report Date: June 20, 2025</w:t>
       </w:r>
     </w:p>
     <w:p>
@@ -70,7 +70,7 @@
         <w:pStyle w:val="FirstParagraph"/>
       </w:pPr>
       <w:r>
-        <w:t xml:space="preserve">We conducted an energy assessment of your home on 6/13/2025. This report will tell you what we did, what we found, and what we suggest for your home. These suggestions include information on incentives and financing to make improvements more affordable.</w:t>
+        <w:t xml:space="preserve">We conducted an energy assessment of your home on 8/28/2024. This report will tell you what we did, what we found, and what we suggest for your home. These suggestions include information on incentives and financing to make improvements more affordable.</w:t>
       </w:r>
     </w:p>
     <w:p>
@@ -387,31 +387,31 @@
                 <w:rFonts w:ascii="Calibri" w:hAnsi="Calibri"/>
                 <w:sz w:val="20"/>
               </w:rPr>
-              <w:t xml:space="default">Refrigerator</w:t>
-            </w:r>
-          </w:p>
-        </w:tc>
-        <w:tc>
-          <w:tcPr>
-            <w:tcBorders>
-              <w:top w:val="single" w:space="0" w:color="D3D3D3"/>
-              <w:bottom w:val="single" w:space="0" w:color="D3D3D3"/>
-              <w:start w:val="single" w:space="0" w:color="D3D3D3"/>
-              <w:end w:val="single" w:space="0" w:color="D3D3D3"/>
-            </w:tcBorders>
-          </w:tcPr>
-          <w:p>
-            <w:pPr>
-              <w:spacing w:before="0" w:after="60"/>
-              <w:keepNext/>
-              <w:jc w:val="start"/>
-            </w:pPr>
-            <w:r>
-              <w:rPr>
-                <w:rFonts w:ascii="Calibri" w:hAnsi="Calibri"/>
-                <w:sz w:val="20"/>
-              </w:rPr>
-              <w:t xml:space="default">Replace your refrigerator with a new, EnergyStar certified fridge. Look at the Energy Guide label to compare the energy use of new refrigerators.</w:t>
+              <w:t xml:space="default">Gutters</w:t>
+            </w:r>
+          </w:p>
+        </w:tc>
+        <w:tc>
+          <w:tcPr>
+            <w:tcBorders>
+              <w:top w:val="single" w:space="0" w:color="D3D3D3"/>
+              <w:bottom w:val="single" w:space="0" w:color="D3D3D3"/>
+              <w:start w:val="single" w:space="0" w:color="D3D3D3"/>
+              <w:end w:val="single" w:space="0" w:color="D3D3D3"/>
+            </w:tcBorders>
+          </w:tcPr>
+          <w:p>
+            <w:pPr>
+              <w:spacing w:before="0" w:after="60"/>
+              <w:keepNext/>
+              <w:jc w:val="start"/>
+            </w:pPr>
+            <w:r>
+              <w:rPr>
+                <w:rFonts w:ascii="Calibri" w:hAnsi="Calibri"/>
+                <w:sz w:val="20"/>
+              </w:rPr>
+              <w:t xml:space="default">Install gutters and downspouts that divert water at least six feet away from the foundation and to where the ground slopes away from the house.</w:t>
             </w:r>
           </w:p>
         </w:tc>
@@ -440,31 +440,31 @@
                 <w:rFonts w:ascii="Calibri" w:hAnsi="Calibri"/>
                 <w:sz w:val="20"/>
               </w:rPr>
-              <w:t xml:space="default">Induction Stove/Oven</w:t>
-            </w:r>
-          </w:p>
-        </w:tc>
-        <w:tc>
-          <w:tcPr>
-            <w:tcBorders>
-              <w:top w:val="single" w:space="0" w:color="D3D3D3"/>
-              <w:bottom w:val="single" w:space="0" w:color="D3D3D3"/>
-              <w:start w:val="single" w:space="0" w:color="D3D3D3"/>
-              <w:end w:val="single" w:space="0" w:color="D3D3D3"/>
-            </w:tcBorders>
-          </w:tcPr>
-          <w:p>
-            <w:pPr>
-              <w:spacing w:before="0" w:after="60"/>
-              <w:keepNext/>
-              <w:jc w:val="start"/>
-            </w:pPr>
-            <w:r>
-              <w:rPr>
-                <w:rFonts w:ascii="Calibri" w:hAnsi="Calibri"/>
-                <w:sz w:val="20"/>
-              </w:rPr>
-              <w:t xml:space="default">Induction cooking appliances are more efficient and safer than electric or gas ones. There is no risk of carbon monoxide or other harmful combustion gases, and the surface doesn’t heat up without a pot or pan on it.</w:t>
+              <w:t xml:space="default">Other 1</w:t>
+            </w:r>
+          </w:p>
+        </w:tc>
+        <w:tc>
+          <w:tcPr>
+            <w:tcBorders>
+              <w:top w:val="single" w:space="0" w:color="D3D3D3"/>
+              <w:bottom w:val="single" w:space="0" w:color="D3D3D3"/>
+              <w:start w:val="single" w:space="0" w:color="D3D3D3"/>
+              <w:end w:val="single" w:space="0" w:color="D3D3D3"/>
+            </w:tcBorders>
+          </w:tcPr>
+          <w:p>
+            <w:pPr>
+              <w:spacing w:before="0" w:after="60"/>
+              <w:keepNext/>
+              <w:jc w:val="start"/>
+            </w:pPr>
+            <w:r>
+              <w:rPr>
+                <w:rFonts w:ascii="Calibri" w:hAnsi="Calibri"/>
+                <w:sz w:val="20"/>
+              </w:rPr>
+              <w:t xml:space="default">TYPE HERE 1</w:t>
             </w:r>
           </w:p>
         </w:tc>
@@ -493,112 +493,6 @@
                 <w:rFonts w:ascii="Calibri" w:hAnsi="Calibri"/>
                 <w:sz w:val="20"/>
               </w:rPr>
-              <w:t xml:space="default">Gutters</w:t>
-            </w:r>
-          </w:p>
-        </w:tc>
-        <w:tc>
-          <w:tcPr>
-            <w:tcBorders>
-              <w:top w:val="single" w:space="0" w:color="D3D3D3"/>
-              <w:bottom w:val="single" w:space="0" w:color="D3D3D3"/>
-              <w:start w:val="single" w:space="0" w:color="D3D3D3"/>
-              <w:end w:val="single" w:space="0" w:color="D3D3D3"/>
-            </w:tcBorders>
-          </w:tcPr>
-          <w:p>
-            <w:pPr>
-              <w:spacing w:before="0" w:after="60"/>
-              <w:keepNext/>
-              <w:jc w:val="start"/>
-            </w:pPr>
-            <w:r>
-              <w:rPr>
-                <w:rFonts w:ascii="Calibri" w:hAnsi="Calibri"/>
-                <w:sz w:val="20"/>
-              </w:rPr>
-              <w:t xml:space="default">Install gutters and downspouts that divert water at least six feet away from the foundation and to where the ground slopes away from the house.</w:t>
-            </w:r>
-          </w:p>
-        </w:tc>
-      </w:tr>
-      <w:tr>
-        <w:trPr>
-          <w:cantSplit/>
-        </w:trPr>
-        <w:tc>
-          <w:tcPr>
-            <w:tcBorders>
-              <w:top w:val="single" w:space="0" w:color="D3D3D3"/>
-              <w:bottom w:val="single" w:space="0" w:color="D3D3D3"/>
-              <w:start w:val="single" w:space="0" w:color="D3D3D3"/>
-              <w:end w:val="single" w:space="0" w:color="D3D3D3"/>
-            </w:tcBorders>
-          </w:tcPr>
-          <w:p>
-            <w:pPr>
-              <w:spacing w:before="0" w:after="60"/>
-              <w:keepNext/>
-              <w:jc w:val="start"/>
-            </w:pPr>
-            <w:r>
-              <w:rPr>
-                <w:rFonts w:ascii="Calibri" w:hAnsi="Calibri"/>
-                <w:sz w:val="20"/>
-              </w:rPr>
-              <w:t xml:space="default">Bathroom Exhaust Fan(s)</w:t>
-            </w:r>
-          </w:p>
-        </w:tc>
-        <w:tc>
-          <w:tcPr>
-            <w:tcBorders>
-              <w:top w:val="single" w:space="0" w:color="D3D3D3"/>
-              <w:bottom w:val="single" w:space="0" w:color="D3D3D3"/>
-              <w:start w:val="single" w:space="0" w:color="D3D3D3"/>
-              <w:end w:val="single" w:space="0" w:color="D3D3D3"/>
-            </w:tcBorders>
-          </w:tcPr>
-          <w:p>
-            <w:pPr>
-              <w:spacing w:before="0" w:after="60"/>
-              <w:keepNext/>
-              <w:jc w:val="start"/>
-            </w:pPr>
-            <w:r>
-              <w:rPr>
-                <w:rFonts w:ascii="Calibri" w:hAnsi="Calibri"/>
-                <w:sz w:val="20"/>
-              </w:rPr>
-              <w:t xml:space="default">Bathroom exhaust fans should be rated for at least 80 cubic feet per minute (CFM) if there is a shower. We recommend Panasonic WhisperQuiet or similar fans that don’t create excess noise.</w:t>
-            </w:r>
-          </w:p>
-        </w:tc>
-      </w:tr>
-      <w:tr>
-        <w:trPr>
-          <w:cantSplit/>
-        </w:trPr>
-        <w:tc>
-          <w:tcPr>
-            <w:tcBorders>
-              <w:top w:val="single" w:space="0" w:color="D3D3D3"/>
-              <w:bottom w:val="single" w:space="0" w:color="D3D3D3"/>
-              <w:start w:val="single" w:space="0" w:color="D3D3D3"/>
-              <w:end w:val="single" w:space="0" w:color="D3D3D3"/>
-            </w:tcBorders>
-          </w:tcPr>
-          <w:p>
-            <w:pPr>
-              <w:spacing w:before="0" w:after="60"/>
-              <w:keepNext/>
-              <w:jc w:val="start"/>
-            </w:pPr>
-            <w:r>
-              <w:rPr>
-                <w:rFonts w:ascii="Calibri" w:hAnsi="Calibri"/>
-                <w:sz w:val="20"/>
-              </w:rPr>
               <w:t xml:space="default">Kitchen Exhaust Fan</w:t>
             </w:r>
           </w:p>
@@ -624,642 +518,6 @@
                 <w:sz w:val="20"/>
               </w:rPr>
               <w:t xml:space="default">A kitchen exhaust fan will remove harmful combustion gases from your home and should be rated for at least 100 cubic feet per minute (CFM). A fan can also help with moisture concerns.</w:t>
-            </w:r>
-          </w:p>
-        </w:tc>
-      </w:tr>
-      <w:tr>
-        <w:trPr>
-          <w:cantSplit/>
-        </w:trPr>
-        <w:tc>
-          <w:tcPr>
-            <w:tcBorders>
-              <w:top w:val="single" w:space="0" w:color="D3D3D3"/>
-              <w:bottom w:val="single" w:space="0" w:color="D3D3D3"/>
-              <w:start w:val="single" w:space="0" w:color="D3D3D3"/>
-              <w:end w:val="single" w:space="0" w:color="D3D3D3"/>
-            </w:tcBorders>
-          </w:tcPr>
-          <w:p>
-            <w:pPr>
-              <w:spacing w:before="0" w:after="60"/>
-              <w:keepNext/>
-              <w:jc w:val="start"/>
-            </w:pPr>
-            <w:r>
-              <w:rPr>
-                <w:rFonts w:ascii="Calibri" w:hAnsi="Calibri"/>
-                <w:sz w:val="20"/>
-              </w:rPr>
-              <w:t xml:space="default">Vapor Barrier</w:t>
-            </w:r>
-          </w:p>
-        </w:tc>
-        <w:tc>
-          <w:tcPr>
-            <w:tcBorders>
-              <w:top w:val="single" w:space="0" w:color="D3D3D3"/>
-              <w:bottom w:val="single" w:space="0" w:color="D3D3D3"/>
-              <w:start w:val="single" w:space="0" w:color="D3D3D3"/>
-              <w:end w:val="single" w:space="0" w:color="D3D3D3"/>
-            </w:tcBorders>
-          </w:tcPr>
-          <w:p>
-            <w:pPr>
-              <w:spacing w:before="0" w:after="60"/>
-              <w:keepNext/>
-              <w:jc w:val="start"/>
-            </w:pPr>
-            <w:r>
-              <w:rPr>
-                <w:rFonts w:ascii="Calibri" w:hAnsi="Calibri"/>
-                <w:sz w:val="20"/>
-              </w:rPr>
-              <w:t xml:space="default">Install a vapor barrier on the basement floor to stop moisture from entering the basement and house.</w:t>
-            </w:r>
-          </w:p>
-        </w:tc>
-      </w:tr>
-      <w:tr>
-        <w:trPr>
-          <w:cantSplit/>
-        </w:trPr>
-        <w:tc>
-          <w:tcPr>
-            <w:tcBorders>
-              <w:top w:val="single" w:space="0" w:color="D3D3D3"/>
-              <w:bottom w:val="single" w:space="0" w:color="D3D3D3"/>
-              <w:start w:val="single" w:space="0" w:color="D3D3D3"/>
-              <w:end w:val="single" w:space="0" w:color="D3D3D3"/>
-            </w:tcBorders>
-          </w:tcPr>
-          <w:p>
-            <w:pPr>
-              <w:spacing w:before="0" w:after="60"/>
-              <w:keepNext/>
-              <w:jc w:val="start"/>
-            </w:pPr>
-            <w:r>
-              <w:rPr>
-                <w:rFonts w:ascii="Calibri" w:hAnsi="Calibri"/>
-                <w:sz w:val="20"/>
-              </w:rPr>
-              <w:t xml:space="default">Spray Foam Basement/Crawlspace Walls</w:t>
-            </w:r>
-          </w:p>
-        </w:tc>
-        <w:tc>
-          <w:tcPr>
-            <w:tcBorders>
-              <w:top w:val="single" w:space="0" w:color="D3D3D3"/>
-              <w:bottom w:val="single" w:space="0" w:color="D3D3D3"/>
-              <w:start w:val="single" w:space="0" w:color="D3D3D3"/>
-              <w:end w:val="single" w:space="0" w:color="D3D3D3"/>
-            </w:tcBorders>
-          </w:tcPr>
-          <w:p>
-            <w:pPr>
-              <w:spacing w:before="0" w:after="60"/>
-              <w:keepNext/>
-              <w:jc w:val="start"/>
-            </w:pPr>
-            <w:r>
-              <w:rPr>
-                <w:rFonts w:ascii="Calibri" w:hAnsi="Calibri"/>
-                <w:sz w:val="20"/>
-              </w:rPr>
-              <w:t xml:space="default">Install spray foam on the basement/crawlspace walls to prevent moisture infiltration and reduce heat loss.</w:t>
-            </w:r>
-          </w:p>
-        </w:tc>
-      </w:tr>
-      <w:tr>
-        <w:trPr>
-          <w:cantSplit/>
-        </w:trPr>
-        <w:tc>
-          <w:tcPr>
-            <w:tcBorders>
-              <w:top w:val="single" w:space="0" w:color="D3D3D3"/>
-              <w:bottom w:val="single" w:space="0" w:color="D3D3D3"/>
-              <w:start w:val="single" w:space="0" w:color="D3D3D3"/>
-              <w:end w:val="single" w:space="0" w:color="D3D3D3"/>
-            </w:tcBorders>
-          </w:tcPr>
-          <w:p>
-            <w:pPr>
-              <w:spacing w:before="0" w:after="60"/>
-              <w:keepNext/>
-              <w:jc w:val="start"/>
-            </w:pPr>
-            <w:r>
-              <w:rPr>
-                <w:rFonts w:ascii="Calibri" w:hAnsi="Calibri"/>
-                <w:sz w:val="20"/>
-              </w:rPr>
-              <w:t xml:space="default">Attic Air Sealing and Insulation</w:t>
-            </w:r>
-          </w:p>
-        </w:tc>
-        <w:tc>
-          <w:tcPr>
-            <w:tcBorders>
-              <w:top w:val="single" w:space="0" w:color="D3D3D3"/>
-              <w:bottom w:val="single" w:space="0" w:color="D3D3D3"/>
-              <w:start w:val="single" w:space="0" w:color="D3D3D3"/>
-              <w:end w:val="single" w:space="0" w:color="D3D3D3"/>
-            </w:tcBorders>
-          </w:tcPr>
-          <w:p>
-            <w:pPr>
-              <w:spacing w:before="0" w:after="60"/>
-              <w:keepNext/>
-              <w:jc w:val="start"/>
-            </w:pPr>
-            <w:r>
-              <w:rPr>
-                <w:rFonts w:ascii="Calibri" w:hAnsi="Calibri"/>
-                <w:sz w:val="20"/>
-              </w:rPr>
-              <w:t xml:space="default">Air seal the attic and insulate it to at least R-60 (18” of loose-fill cellulose insulation).</w:t>
-            </w:r>
-          </w:p>
-        </w:tc>
-      </w:tr>
-      <w:tr>
-        <w:trPr>
-          <w:cantSplit/>
-        </w:trPr>
-        <w:tc>
-          <w:tcPr>
-            <w:tcBorders>
-              <w:top w:val="single" w:space="0" w:color="D3D3D3"/>
-              <w:bottom w:val="single" w:space="0" w:color="D3D3D3"/>
-              <w:start w:val="single" w:space="0" w:color="D3D3D3"/>
-              <w:end w:val="single" w:space="0" w:color="D3D3D3"/>
-            </w:tcBorders>
-          </w:tcPr>
-          <w:p>
-            <w:pPr>
-              <w:spacing w:before="0" w:after="60"/>
-              <w:keepNext/>
-              <w:jc w:val="start"/>
-            </w:pPr>
-            <w:r>
-              <w:rPr>
-                <w:rFonts w:ascii="Calibri" w:hAnsi="Calibri"/>
-                <w:sz w:val="20"/>
-              </w:rPr>
-              <w:t xml:space="default">Blown-in Cellulose Wall Insulation</w:t>
-            </w:r>
-          </w:p>
-        </w:tc>
-        <w:tc>
-          <w:tcPr>
-            <w:tcBorders>
-              <w:top w:val="single" w:space="0" w:color="D3D3D3"/>
-              <w:bottom w:val="single" w:space="0" w:color="D3D3D3"/>
-              <w:start w:val="single" w:space="0" w:color="D3D3D3"/>
-              <w:end w:val="single" w:space="0" w:color="D3D3D3"/>
-            </w:tcBorders>
-          </w:tcPr>
-          <w:p>
-            <w:pPr>
-              <w:spacing w:before="0" w:after="60"/>
-              <w:keepNext/>
-              <w:jc w:val="start"/>
-            </w:pPr>
-            <w:r>
-              <w:rPr>
-                <w:rFonts w:ascii="Calibri" w:hAnsi="Calibri"/>
-                <w:sz w:val="20"/>
-              </w:rPr>
-              <w:t xml:space="default">Insulate the wall stud cavities with dense packed, blown-in cellulose insulation.</w:t>
-            </w:r>
-          </w:p>
-        </w:tc>
-      </w:tr>
-      <w:tr>
-        <w:trPr>
-          <w:cantSplit/>
-        </w:trPr>
-        <w:tc>
-          <w:tcPr>
-            <w:tcBorders>
-              <w:top w:val="single" w:space="0" w:color="D3D3D3"/>
-              <w:bottom w:val="single" w:space="0" w:color="D3D3D3"/>
-              <w:start w:val="single" w:space="0" w:color="D3D3D3"/>
-              <w:end w:val="single" w:space="0" w:color="D3D3D3"/>
-            </w:tcBorders>
-          </w:tcPr>
-          <w:p>
-            <w:pPr>
-              <w:spacing w:before="0" w:after="60"/>
-              <w:keepNext/>
-              <w:jc w:val="start"/>
-            </w:pPr>
-            <w:r>
-              <w:rPr>
-                <w:rFonts w:ascii="Calibri" w:hAnsi="Calibri"/>
-                <w:sz w:val="20"/>
-              </w:rPr>
-              <w:t xml:space="default">Continuous Exterior Wall Insulation</w:t>
-            </w:r>
-          </w:p>
-        </w:tc>
-        <w:tc>
-          <w:tcPr>
-            <w:tcBorders>
-              <w:top w:val="single" w:space="0" w:color="D3D3D3"/>
-              <w:bottom w:val="single" w:space="0" w:color="D3D3D3"/>
-              <w:start w:val="single" w:space="0" w:color="D3D3D3"/>
-              <w:end w:val="single" w:space="0" w:color="D3D3D3"/>
-            </w:tcBorders>
-          </w:tcPr>
-          <w:p>
-            <w:pPr>
-              <w:spacing w:before="0" w:after="60"/>
-              <w:keepNext/>
-              <w:jc w:val="start"/>
-            </w:pPr>
-            <w:r>
-              <w:rPr>
-                <w:rFonts w:ascii="Calibri" w:hAnsi="Calibri"/>
-                <w:sz w:val="20"/>
-              </w:rPr>
-              <w:t xml:space="default">Add a continuous layer of insulation and potentially replace the air and moisture barrier once it becomes time to replace the siding.</w:t>
-            </w:r>
-          </w:p>
-        </w:tc>
-      </w:tr>
-      <w:tr>
-        <w:trPr>
-          <w:cantSplit/>
-        </w:trPr>
-        <w:tc>
-          <w:tcPr>
-            <w:tcBorders>
-              <w:top w:val="single" w:space="0" w:color="D3D3D3"/>
-              <w:bottom w:val="single" w:space="0" w:color="D3D3D3"/>
-              <w:start w:val="single" w:space="0" w:color="D3D3D3"/>
-              <w:end w:val="single" w:space="0" w:color="D3D3D3"/>
-            </w:tcBorders>
-          </w:tcPr>
-          <w:p>
-            <w:pPr>
-              <w:spacing w:before="0" w:after="60"/>
-              <w:keepNext/>
-              <w:jc w:val="start"/>
-            </w:pPr>
-            <w:r>
-              <w:rPr>
-                <w:rFonts w:ascii="Calibri" w:hAnsi="Calibri"/>
-                <w:sz w:val="20"/>
-              </w:rPr>
-              <w:t xml:space="default">Air Source Heat Pump</w:t>
-            </w:r>
-          </w:p>
-        </w:tc>
-        <w:tc>
-          <w:tcPr>
-            <w:tcBorders>
-              <w:top w:val="single" w:space="0" w:color="D3D3D3"/>
-              <w:bottom w:val="single" w:space="0" w:color="D3D3D3"/>
-              <w:start w:val="single" w:space="0" w:color="D3D3D3"/>
-              <w:end w:val="single" w:space="0" w:color="D3D3D3"/>
-            </w:tcBorders>
-          </w:tcPr>
-          <w:p>
-            <w:pPr>
-              <w:spacing w:before="0" w:after="60"/>
-              <w:keepNext/>
-              <w:jc w:val="start"/>
-            </w:pPr>
-            <w:r>
-              <w:rPr>
-                <w:rFonts w:ascii="Calibri" w:hAnsi="Calibri"/>
-                <w:sz w:val="20"/>
-              </w:rPr>
-              <w:t xml:space="default">Install air source heat pumps and whole-house surge protection.</w:t>
-            </w:r>
-          </w:p>
-        </w:tc>
-      </w:tr>
-      <w:tr>
-        <w:trPr>
-          <w:cantSplit/>
-        </w:trPr>
-        <w:tc>
-          <w:tcPr>
-            <w:tcBorders>
-              <w:top w:val="single" w:space="0" w:color="D3D3D3"/>
-              <w:bottom w:val="single" w:space="0" w:color="D3D3D3"/>
-              <w:start w:val="single" w:space="0" w:color="D3D3D3"/>
-              <w:end w:val="single" w:space="0" w:color="D3D3D3"/>
-            </w:tcBorders>
-          </w:tcPr>
-          <w:p>
-            <w:pPr>
-              <w:spacing w:before="0" w:after="60"/>
-              <w:keepNext/>
-              <w:jc w:val="start"/>
-            </w:pPr>
-            <w:r>
-              <w:rPr>
-                <w:rFonts w:ascii="Calibri" w:hAnsi="Calibri"/>
-                <w:sz w:val="20"/>
-              </w:rPr>
-              <w:t xml:space="default">Whole-House Surge Protection</w:t>
-            </w:r>
-          </w:p>
-        </w:tc>
-        <w:tc>
-          <w:tcPr>
-            <w:tcBorders>
-              <w:top w:val="single" w:space="0" w:color="D3D3D3"/>
-              <w:bottom w:val="single" w:space="0" w:color="D3D3D3"/>
-              <w:start w:val="single" w:space="0" w:color="D3D3D3"/>
-              <w:end w:val="single" w:space="0" w:color="D3D3D3"/>
-            </w:tcBorders>
-          </w:tcPr>
-          <w:p>
-            <w:pPr>
-              <w:spacing w:before="0" w:after="60"/>
-              <w:keepNext/>
-              <w:jc w:val="start"/>
-            </w:pPr>
-            <w:r>
-              <w:rPr>
-                <w:rFonts w:ascii="Calibri" w:hAnsi="Calibri"/>
-                <w:sz w:val="20"/>
-              </w:rPr>
-              <w:t xml:space="default">Upgrade your electrical panel to add whole-house surge protection.</w:t>
-            </w:r>
-          </w:p>
-        </w:tc>
-      </w:tr>
-      <w:tr>
-        <w:trPr>
-          <w:cantSplit/>
-        </w:trPr>
-        <w:tc>
-          <w:tcPr>
-            <w:tcBorders>
-              <w:top w:val="single" w:space="0" w:color="D3D3D3"/>
-              <w:bottom w:val="single" w:space="0" w:color="D3D3D3"/>
-              <w:start w:val="single" w:space="0" w:color="D3D3D3"/>
-              <w:end w:val="single" w:space="0" w:color="D3D3D3"/>
-            </w:tcBorders>
-          </w:tcPr>
-          <w:p>
-            <w:pPr>
-              <w:spacing w:before="0" w:after="60"/>
-              <w:keepNext/>
-              <w:jc w:val="start"/>
-            </w:pPr>
-            <w:r>
-              <w:rPr>
-                <w:rFonts w:ascii="Calibri" w:hAnsi="Calibri"/>
-                <w:sz w:val="20"/>
-              </w:rPr>
-              <w:t xml:space="default">Pipe Insulation</w:t>
-            </w:r>
-          </w:p>
-        </w:tc>
-        <w:tc>
-          <w:tcPr>
-            <w:tcBorders>
-              <w:top w:val="single" w:space="0" w:color="D3D3D3"/>
-              <w:bottom w:val="single" w:space="0" w:color="D3D3D3"/>
-              <w:start w:val="single" w:space="0" w:color="D3D3D3"/>
-              <w:end w:val="single" w:space="0" w:color="D3D3D3"/>
-            </w:tcBorders>
-          </w:tcPr>
-          <w:p>
-            <w:pPr>
-              <w:spacing w:before="0" w:after="60"/>
-              <w:keepNext/>
-              <w:jc w:val="start"/>
-            </w:pPr>
-            <w:r>
-              <w:rPr>
-                <w:rFonts w:ascii="Calibri" w:hAnsi="Calibri"/>
-                <w:sz w:val="20"/>
-              </w:rPr>
-              <w:t xml:space="default">Insulate both hot and cold water pipes that are uninsulated in the basement/crawlspace. This will save energy and prevent condensation.</w:t>
-            </w:r>
-          </w:p>
-        </w:tc>
-      </w:tr>
-      <w:tr>
-        <w:trPr>
-          <w:cantSplit/>
-        </w:trPr>
-        <w:tc>
-          <w:tcPr>
-            <w:tcBorders>
-              <w:top w:val="single" w:space="0" w:color="D3D3D3"/>
-              <w:bottom w:val="single" w:space="0" w:color="D3D3D3"/>
-              <w:start w:val="single" w:space="0" w:color="D3D3D3"/>
-              <w:end w:val="single" w:space="0" w:color="D3D3D3"/>
-            </w:tcBorders>
-          </w:tcPr>
-          <w:p>
-            <w:pPr>
-              <w:spacing w:before="0" w:after="60"/>
-              <w:keepNext/>
-              <w:jc w:val="start"/>
-            </w:pPr>
-            <w:r>
-              <w:rPr>
-                <w:rFonts w:ascii="Calibri" w:hAnsi="Calibri"/>
-                <w:sz w:val="20"/>
-              </w:rPr>
-              <w:t xml:space="default">DIY Air Sealing</w:t>
-            </w:r>
-          </w:p>
-        </w:tc>
-        <w:tc>
-          <w:tcPr>
-            <w:tcBorders>
-              <w:top w:val="single" w:space="0" w:color="D3D3D3"/>
-              <w:bottom w:val="single" w:space="0" w:color="D3D3D3"/>
-              <w:start w:val="single" w:space="0" w:color="D3D3D3"/>
-              <w:end w:val="single" w:space="0" w:color="D3D3D3"/>
-            </w:tcBorders>
-          </w:tcPr>
-          <w:p>
-            <w:pPr>
-              <w:spacing w:before="0" w:after="60"/>
-              <w:keepNext/>
-              <w:jc w:val="start"/>
-            </w:pPr>
-            <w:r>
-              <w:rPr>
-                <w:rFonts w:ascii="Calibri" w:hAnsi="Calibri"/>
-                <w:sz w:val="20"/>
-              </w:rPr>
-              <w:t xml:space="default">Seal easy-to-access air leaks and weatherstrip exterior doors.</w:t>
-            </w:r>
-          </w:p>
-        </w:tc>
-      </w:tr>
-      <w:tr>
-        <w:trPr>
-          <w:cantSplit/>
-        </w:trPr>
-        <w:tc>
-          <w:tcPr>
-            <w:tcBorders>
-              <w:top w:val="single" w:space="0" w:color="D3D3D3"/>
-              <w:bottom w:val="single" w:space="0" w:color="D3D3D3"/>
-              <w:start w:val="single" w:space="0" w:color="D3D3D3"/>
-              <w:end w:val="single" w:space="0" w:color="D3D3D3"/>
-            </w:tcBorders>
-          </w:tcPr>
-          <w:p>
-            <w:pPr>
-              <w:spacing w:before="0" w:after="60"/>
-              <w:keepNext/>
-              <w:jc w:val="start"/>
-            </w:pPr>
-            <w:r>
-              <w:rPr>
-                <w:rFonts w:ascii="Calibri" w:hAnsi="Calibri"/>
-                <w:sz w:val="20"/>
-              </w:rPr>
-              <w:t xml:space="default">Misc. Air Sealing and Insulation</w:t>
-            </w:r>
-          </w:p>
-        </w:tc>
-        <w:tc>
-          <w:tcPr>
-            <w:tcBorders>
-              <w:top w:val="single" w:space="0" w:color="D3D3D3"/>
-              <w:bottom w:val="single" w:space="0" w:color="D3D3D3"/>
-              <w:start w:val="single" w:space="0" w:color="D3D3D3"/>
-              <w:end w:val="single" w:space="0" w:color="D3D3D3"/>
-            </w:tcBorders>
-          </w:tcPr>
-          <w:p>
-            <w:pPr>
-              <w:spacing w:before="0" w:after="60"/>
-              <w:keepNext/>
-              <w:jc w:val="start"/>
-            </w:pPr>
-            <w:r>
-              <w:rPr>
-                <w:rFonts w:ascii="Calibri" w:hAnsi="Calibri"/>
-                <w:sz w:val="20"/>
-              </w:rPr>
-              <w:t xml:space="default">Air seal and insulate [** insert auditor description - bay window, bulkhead door, chase, kneewall, anything else that is unique to the home and not otherwise covered in another recommendation]</w:t>
-            </w:r>
-          </w:p>
-        </w:tc>
-      </w:tr>
-      <w:tr>
-        <w:trPr>
-          <w:cantSplit/>
-        </w:trPr>
-        <w:tc>
-          <w:tcPr>
-            <w:tcBorders>
-              <w:top w:val="single" w:space="0" w:color="D3D3D3"/>
-              <w:bottom w:val="single" w:space="0" w:color="D3D3D3"/>
-              <w:start w:val="single" w:space="0" w:color="D3D3D3"/>
-              <w:end w:val="single" w:space="0" w:color="D3D3D3"/>
-            </w:tcBorders>
-          </w:tcPr>
-          <w:p>
-            <w:pPr>
-              <w:spacing w:before="0" w:after="60"/>
-              <w:keepNext/>
-              <w:jc w:val="start"/>
-            </w:pPr>
-            <w:r>
-              <w:rPr>
-                <w:rFonts w:ascii="Calibri" w:hAnsi="Calibri"/>
-                <w:sz w:val="20"/>
-              </w:rPr>
-              <w:t xml:space="default">Replace Windows</w:t>
-            </w:r>
-          </w:p>
-        </w:tc>
-        <w:tc>
-          <w:tcPr>
-            <w:tcBorders>
-              <w:top w:val="single" w:space="0" w:color="D3D3D3"/>
-              <w:bottom w:val="single" w:space="0" w:color="D3D3D3"/>
-              <w:start w:val="single" w:space="0" w:color="D3D3D3"/>
-              <w:end w:val="single" w:space="0" w:color="D3D3D3"/>
-            </w:tcBorders>
-          </w:tcPr>
-          <w:p>
-            <w:pPr>
-              <w:spacing w:before="0" w:after="60"/>
-              <w:keepNext/>
-              <w:jc w:val="start"/>
-            </w:pPr>
-            <w:r>
-              <w:rPr>
-                <w:rFonts w:ascii="Calibri" w:hAnsi="Calibri"/>
-                <w:sz w:val="20"/>
-              </w:rPr>
-              <w:t xml:space="default">Replace single-paned windows with double- or triple-paned windows and ensure the frames are airsealed. We recommend installing windows that are Energy Star certified for 'Northern' climate.</w:t>
-            </w:r>
-          </w:p>
-        </w:tc>
-      </w:tr>
-      <w:tr>
-        <w:trPr>
-          <w:cantSplit/>
-        </w:trPr>
-        <w:tc>
-          <w:tcPr>
-            <w:tcBorders>
-              <w:top w:val="single" w:space="0" w:color="D3D3D3"/>
-              <w:bottom w:val="single" w:space="0" w:color="D3D3D3"/>
-              <w:start w:val="single" w:space="0" w:color="D3D3D3"/>
-              <w:end w:val="single" w:space="0" w:color="D3D3D3"/>
-            </w:tcBorders>
-          </w:tcPr>
-          <w:p>
-            <w:pPr>
-              <w:spacing w:before="0" w:after="60"/>
-              <w:keepNext/>
-              <w:jc w:val="start"/>
-            </w:pPr>
-            <w:r>
-              <w:rPr>
-                <w:rFonts w:ascii="Calibri" w:hAnsi="Calibri"/>
-                <w:sz w:val="20"/>
-              </w:rPr>
-              <w:t xml:space="default">Replace Doors</w:t>
-            </w:r>
-          </w:p>
-        </w:tc>
-        <w:tc>
-          <w:tcPr>
-            <w:tcBorders>
-              <w:top w:val="single" w:space="0" w:color="D3D3D3"/>
-              <w:bottom w:val="single" w:space="0" w:color="D3D3D3"/>
-              <w:start w:val="single" w:space="0" w:color="D3D3D3"/>
-              <w:end w:val="single" w:space="0" w:color="D3D3D3"/>
-            </w:tcBorders>
-          </w:tcPr>
-          <w:p>
-            <w:pPr>
-              <w:spacing w:before="0" w:after="60"/>
-              <w:keepNext/>
-              <w:jc w:val="start"/>
-            </w:pPr>
-            <w:r>
-              <w:rPr>
-                <w:rFonts w:ascii="Calibri" w:hAnsi="Calibri"/>
-                <w:sz w:val="20"/>
-              </w:rPr>
-              <w:t xml:space="default">Replace uninsulated exterior doors and ensure new doors are insulated and properly weatherstripped. We recommend installing doors that are Energy Star certified for 'Northern' climate.</w:t>
             </w:r>
           </w:p>
         </w:tc>
@@ -1344,7 +602,7 @@
                 <w:rFonts w:ascii="Calibri" w:hAnsi="Calibri"/>
                 <w:sz w:val="20"/>
               </w:rPr>
-              <w:t xml:space="default">~1880-90s</w:t>
+              <w:t xml:space="default">2023</w:t>
             </w:r>
           </w:p>
         </w:tc>
@@ -1397,7 +655,7 @@
                 <w:rFonts w:ascii="Calibri" w:hAnsi="Calibri"/>
                 <w:sz w:val="20"/>
               </w:rPr>
-              <w:t xml:space="default">Crawlspace</w:t>
+              <w:t xml:space="default">Walk in basement</w:t>
             </w:r>
           </w:p>
         </w:tc>
@@ -1450,7 +708,7 @@
                 <w:rFonts w:ascii="Calibri" w:hAnsi="Calibri"/>
                 <w:sz w:val="20"/>
               </w:rPr>
-              <w:t xml:space="default">Loose Cellulose , 5 inches</w:t>
+              <w:t xml:space="default">Batts of Fiberglass, Loose Cellulose , 12 inches</w:t>
             </w:r>
           </w:p>
         </w:tc>
@@ -1503,7 +761,7 @@
                 <w:rFonts w:ascii="Calibri" w:hAnsi="Calibri"/>
                 <w:sz w:val="20"/>
               </w:rPr>
-              <w:t xml:space="default">2</w:t>
+              <w:t xml:space="default">1</w:t>
             </w:r>
           </w:p>
         </w:tc>
@@ -1556,7 +814,7 @@
                 <w:rFonts w:ascii="Calibri" w:hAnsi="Calibri"/>
                 <w:sz w:val="20"/>
               </w:rPr>
-              <w:t xml:space="default">NA</w:t>
+              <w:t xml:space="default">1392</w:t>
             </w:r>
           </w:p>
         </w:tc>
@@ -1609,7 +867,7 @@
                 <w:rFonts w:ascii="Calibri" w:hAnsi="Calibri"/>
                 <w:sz w:val="20"/>
               </w:rPr>
-              <w:t xml:space="default">25116.75</w:t>
+              <w:t xml:space="default">11136</w:t>
             </w:r>
           </w:p>
         </w:tc>
@@ -1738,7 +996,7 @@
                 <w:rFonts w:ascii="Calibri" w:hAnsi="Calibri"/>
                 <w:sz w:val="20"/>
               </w:rPr>
-              <w:t xml:space="default">2</w:t>
+              <w:t xml:space="default">1</w:t>
             </w:r>
           </w:p>
         </w:tc>
@@ -1791,7 +1049,7 @@
                 <w:rFonts w:ascii="Calibri" w:hAnsi="Calibri"/>
                 <w:sz w:val="20"/>
               </w:rPr>
-              <w:t xml:space="default">Northeast/Southwest</w:t>
+              <w:t xml:space="default">North/South</w:t>
             </w:r>
           </w:p>
         </w:tc>
@@ -1844,7 +1102,7 @@
                 <w:rFonts w:ascii="Calibri" w:hAnsi="Calibri"/>
                 <w:sz w:val="20"/>
               </w:rPr>
-              <w:t xml:space="default">Standing Seam Metalin excellentcondition. Roof recently replaced with metal</w:t>
+              <w:t xml:space="default">Asphalt Shinglesin excellentcondition. NA</w:t>
             </w:r>
           </w:p>
         </w:tc>
@@ -1950,7 +1208,7 @@
                 <w:rFonts w:ascii="Calibri" w:hAnsi="Calibri"/>
                 <w:sz w:val="20"/>
               </w:rPr>
-              <w:t xml:space="default">wood siding in fair condition. Paint chipping and water damage in various places, some holes in wall sections</w:t>
+              <w:t xml:space="default">vinyl siding in excellent condition. NA</w:t>
             </w:r>
           </w:p>
         </w:tc>
@@ -2003,7 +1261,7 @@
                 <w:rFonts w:ascii="Calibri" w:hAnsi="Calibri"/>
                 <w:sz w:val="20"/>
               </w:rPr>
-              <w:t xml:space="default">There are no exterior doors</w:t>
+              <w:t xml:space="default">There are 2 insulated vinyl exterior doors. In fair condition, totaling 34 square feet.</w:t>
             </w:r>
           </w:p>
         </w:tc>
@@ -2056,7 +1314,7 @@
                 <w:rFonts w:ascii="Calibri" w:hAnsi="Calibri"/>
                 <w:sz w:val="20"/>
               </w:rPr>
-              <w:t xml:space="default">There are no exterior windows</w:t>
+              <w:t xml:space="default">There are 14 0 paned 0 windows. In excellent condition, totaling 176 square feet.</w:t>
             </w:r>
           </w:p>
         </w:tc>
@@ -2132,7 +1390,7 @@
                 <w:rFonts w:ascii="Calibri" w:hAnsi="Calibri"/>
                 <w:sz w:val="20"/>
               </w:rPr>
-              <w:t xml:space="default">The framing type of the home is balloon framing, which means the wall cavities extend the full height of the building (from the foundation to the roof). Often the wall cavities are interconnected with the floor and ceiling cavities. This framing type can create connected passageways for air to leave the house and rodents to enter the house. There is Batts of Fiberglass insulation 4 inches thick in poor condition. Wall insulation is very inconsistent and mostly missing, only certain sections have fiberglass batts</w:t>
+              <w:t xml:space="default">The framing type of the home is platform framing, which means that wall cavities do not extend the full height of the building and are instead separated by floors. There is NA insulation NA inches thick in NA condition. NA</w:t>
             </w:r>
           </w:p>
         </w:tc>
@@ -2291,7 +1549,7 @@
                 <w:rFonts w:ascii="Calibri" w:hAnsi="Calibri"/>
                 <w:sz w:val="20"/>
               </w:rPr>
-              <w:t xml:space="default">Fridge/freezer used 0.4 kWh in 240 minutes. Minifridge used 0.17 kWh in 236 minutes. NA</w:t>
+              <w:t xml:space="default">Refridgerator used NA kWh in 94 minutes. NA used NA kWh in NA minutes. There is some kind of vent below the kitchen and bathroom cabinets.</w:t>
             </w:r>
           </w:p>
         </w:tc>
@@ -2399,7 +1657,7 @@
                 <w:rFonts w:ascii="Calibri" w:hAnsi="Calibri"/>
                 <w:sz w:val="20"/>
               </w:rPr>
-              <w:t xml:space="default">7274</w:t>
+              <w:t xml:space="default">600</w:t>
             </w:r>
           </w:p>
         </w:tc>
@@ -2476,7 +1734,7 @@
                 <w:rFonts w:ascii="Calibri" w:hAnsi="Calibri"/>
                 <w:sz w:val="20"/>
               </w:rPr>
-              <w:t xml:space="default">17.4</w:t>
+              <w:t xml:space="default">3.2</w:t>
             </w:r>
           </w:p>
         </w:tc>
@@ -2553,7 +1811,7 @@
                 <w:rFonts w:ascii="Calibri" w:hAnsi="Calibri"/>
                 <w:sz w:val="20"/>
               </w:rPr>
-              <w:t xml:space="default">727.4 under natural conditions. TEST</w:t>
+              <w:t xml:space="default">60 under natural conditions. TEST</w:t>
             </w:r>
           </w:p>
         </w:tc>
@@ -2630,7 +1888,7 @@
                 <w:rFonts w:ascii="Calibri" w:hAnsi="Calibri"/>
                 <w:sz w:val="20"/>
               </w:rPr>
-              <w:t xml:space="default">1.3</w:t>
+              <w:t xml:space="default">0.2</w:t>
             </w:r>
           </w:p>
         </w:tc>
@@ -2785,7 +2043,7 @@
                 <w:rFonts w:ascii="Calibri" w:hAnsi="Calibri"/>
                 <w:sz w:val="20"/>
               </w:rPr>
-              <w:t xml:space="default">NA</w:t>
+              <w:t xml:space="default">1392</w:t>
             </w:r>
           </w:p>
         </w:tc>
@@ -2838,7 +2096,7 @@
                 <w:rFonts w:ascii="Calibri" w:hAnsi="Calibri"/>
                 <w:sz w:val="20"/>
               </w:rPr>
-              <w:t xml:space="default">Loose Cellulose</w:t>
+              <w:t xml:space="default">Batts of Fiberglass, Loose Cellulose</w:t>
             </w:r>
           </w:p>
         </w:tc>
@@ -2891,7 +2149,7 @@
                 <w:rFonts w:ascii="Calibri" w:hAnsi="Calibri"/>
                 <w:sz w:val="20"/>
               </w:rPr>
-              <w:t xml:space="default">Fair</w:t>
+              <w:t xml:space="default">Excellent</w:t>
             </w:r>
           </w:p>
         </w:tc>
@@ -2944,7 +2202,7 @@
                 <w:rFonts w:ascii="Calibri" w:hAnsi="Calibri"/>
                 <w:sz w:val="20"/>
               </w:rPr>
-              <w:t xml:space="default">There is Noair sealing. NA</w:t>
+              <w:t xml:space="default">There is NAair sealing. We could not confirm whether the attic is air sealed due to the insulation. This is especially important for the recessed can lights.</w:t>
             </w:r>
           </w:p>
         </w:tc>
@@ -2997,7 +2255,7 @@
                 <w:rFonts w:ascii="Calibri" w:hAnsi="Calibri"/>
                 <w:sz w:val="20"/>
               </w:rPr>
-              <w:t xml:space="default">Attic insulation thickness is highly variable, some parts reach 9" No NA</w:t>
+              <w:t xml:space="default">NA No NA</w:t>
             </w:r>
           </w:p>
         </w:tc>
@@ -3050,7 +2308,7 @@
                 <w:rFonts w:ascii="Calibri" w:hAnsi="Calibri"/>
                 <w:sz w:val="20"/>
               </w:rPr>
-              <w:t xml:space="default">NA</w:t>
+              <w:t xml:space="default">Yes</w:t>
             </w:r>
           </w:p>
         </w:tc>
@@ -3232,7 +2490,7 @@
                 <w:rFonts w:ascii="Calibri" w:hAnsi="Calibri"/>
                 <w:sz w:val="20"/>
               </w:rPr>
-              <w:t xml:space="default">Uninsulated</w:t>
+              <w:t xml:space="default">Spray Foam</w:t>
             </w:r>
           </w:p>
         </w:tc>
@@ -3285,7 +2543,7 @@
                 <w:rFonts w:ascii="Calibri" w:hAnsi="Calibri"/>
                 <w:sz w:val="20"/>
               </w:rPr>
-              <w:t xml:space="default">NANA</w:t>
+              <w:t xml:space="default">FairWe were not able to confirm the quality of the spray foam insulation. However, what we could see was well done.</w:t>
             </w:r>
           </w:p>
         </w:tc>
@@ -3338,7 +2596,7 @@
                 <w:rFonts w:ascii="Calibri" w:hAnsi="Calibri"/>
                 <w:sz w:val="20"/>
               </w:rPr>
-              <w:t xml:space="default">No appliances</w:t>
+              <w:t xml:space="default">Appliances insulated, Ducts/pipes not insulated</w:t>
             </w:r>
           </w:p>
         </w:tc>
@@ -3497,7 +2755,7 @@
                 <w:rFonts w:ascii="Calibri" w:hAnsi="Calibri"/>
                 <w:sz w:val="20"/>
               </w:rPr>
-              <w:t xml:space="default">There is NANA</w:t>
+              <w:t xml:space="default">There is There is a leak coming from the home.NA</w:t>
             </w:r>
           </w:p>
         </w:tc>
@@ -3573,7 +2831,7 @@
                 <w:rFonts w:ascii="Calibri" w:hAnsi="Calibri"/>
                 <w:sz w:val="20"/>
               </w:rPr>
-              <w:t xml:space="default">The electrical panel has and amperage of NA. There are NA unused breaker spaces. NA</w:t>
+              <w:t xml:space="default">The electrical panel has and amperage of 200. There are 5 unused breaker spaces. NA</w:t>
             </w:r>
           </w:p>
         </w:tc>
@@ -3640,7 +2898,7 @@
             <w:pPr>
               <w:spacing w:before="0" w:after="60"/>
               <w:keepNext/>
-              <w:jc w:val="end"/>
+              <w:jc w:val="start"/>
             </w:pPr>
             <w:r>
               <w:rPr>
@@ -3685,7 +2943,7 @@
             <w:pPr>
               <w:spacing w:before="0" w:after="60"/>
               <w:keepNext/>
-              <w:jc w:val="end"/>
+              <w:jc w:val="start"/>
             </w:pPr>
             <w:r>
               <w:rPr>
@@ -3693,107 +2951,6 @@
                 <w:sz w:val="20"/>
               </w:rPr>
               <w:t xml:space="default">Cost (USD)</w:t>
-            </w:r>
-          </w:p>
-        </w:tc>
-      </w:tr>
-      <w:tr>
-        <w:trPr>
-          <w:cantSplit/>
-        </w:trPr>
-        <w:tc>
-          <w:tcPr>
-            <w:tcBorders>
-              <w:top w:val="single" w:space="0" w:color="D3D3D3"/>
-              <w:bottom w:val="single" w:space="0" w:color="D3D3D3"/>
-              <w:start w:val="single" w:space="0" w:color="D3D3D3"/>
-              <w:end w:val="single" w:space="0" w:color="D3D3D3"/>
-            </w:tcBorders>
-          </w:tcPr>
-          <w:p>
-            <w:pPr>
-              <w:spacing w:before="0" w:after="60"/>
-              <w:keepNext/>
-              <w:jc w:val="start"/>
-            </w:pPr>
-            <w:r>
-              <w:rPr>
-                <w:rFonts w:ascii="Calibri" w:hAnsi="Calibri"/>
-                <w:sz w:val="20"/>
-              </w:rPr>
-              <w:t xml:space="default">Electricity</w:t>
-            </w:r>
-          </w:p>
-        </w:tc>
-        <w:tc>
-          <w:tcPr>
-            <w:tcBorders>
-              <w:top w:val="single" w:space="0" w:color="D3D3D3"/>
-              <w:bottom w:val="single" w:space="0" w:color="D3D3D3"/>
-              <w:start w:val="single" w:space="0" w:color="D3D3D3"/>
-              <w:end w:val="single" w:space="0" w:color="D3D3D3"/>
-            </w:tcBorders>
-          </w:tcPr>
-          <w:p>
-            <w:pPr>
-              <w:spacing w:before="0" w:after="60"/>
-              <w:keepNext/>
-              <w:jc w:val="end"/>
-            </w:pPr>
-            <w:r>
-              <w:rPr>
-                <w:rFonts w:ascii="Calibri" w:hAnsi="Calibri"/>
-                <w:sz w:val="20"/>
-              </w:rPr>
-              <w:t xml:space="default">29491</w:t>
-            </w:r>
-          </w:p>
-        </w:tc>
-        <w:tc>
-          <w:tcPr>
-            <w:tcBorders>
-              <w:top w:val="single" w:space="0" w:color="D3D3D3"/>
-              <w:bottom w:val="single" w:space="0" w:color="D3D3D3"/>
-              <w:start w:val="single" w:space="0" w:color="D3D3D3"/>
-              <w:end w:val="single" w:space="0" w:color="D3D3D3"/>
-            </w:tcBorders>
-          </w:tcPr>
-          <w:p>
-            <w:pPr>
-              <w:spacing w:before="0" w:after="60"/>
-              <w:keepNext/>
-              <w:jc w:val="start"/>
-            </w:pPr>
-            <w:r>
-              <w:rPr>
-                <w:rFonts w:ascii="Calibri" w:hAnsi="Calibri"/>
-                <w:sz w:val="20"/>
-              </w:rPr>
-              <w:t xml:space="default">cost_in_dollars_electricity</w:t>
-            </w:r>
-          </w:p>
-        </w:tc>
-        <w:tc>
-          <w:tcPr>
-            <w:tcBorders>
-              <w:top w:val="single" w:space="0" w:color="D3D3D3"/>
-              <w:bottom w:val="single" w:space="0" w:color="D3D3D3"/>
-              <w:start w:val="single" w:space="0" w:color="D3D3D3"/>
-              <w:end w:val="single" w:space="0" w:color="D3D3D3"/>
-            </w:tcBorders>
-          </w:tcPr>
-          <w:p>
-            <w:pPr>
-              <w:spacing w:before="0" w:after="60"/>
-              <w:keepNext/>
-              <w:jc w:val="end"/>
-            </w:pPr>
-            <w:r>
-              <w:rPr>
-                <w:rFonts w:ascii="Calibri" w:hAnsi="Calibri"/>
-                <w:sz w:val="20"/>
-              </w:rPr>
-              <w:t xml:space="default">9060</w:t>
             </w:r>
           </w:p>
         </w:tc>
@@ -3801,7 +2958,7 @@
     </w:tbl>
     <w:bookmarkEnd w:id="39"/>
     <w:bookmarkEnd w:id="40"/>
-    <w:bookmarkStart w:id="59" w:name="recommendations"/>
+    <w:bookmarkStart w:id="45" w:name="recommendations"/>
     <w:p>
       <w:pPr>
         <w:pStyle w:val="Heading2"/>
@@ -3864,7 +3021,7 @@
         <w:pStyle w:val="BodyText"/>
       </w:pPr>
       <w:r>
-        <w:t xml:space="preserve">WindowDressers insulating window inserts help air-seal windows and reduce heat loss and gain.</w:t>
+        <w:t xml:space="preserve">WindowDressers insulating window inserts help air-seal windows and reduce heat loss and gain. WindowDressers are transparent and let in light while stopping drafts. Each insert is made of a custom-made pine frame wrapped on each side with tightly sealed, clear polyolefin film, creating an airspace between the two layers for additional insulation. The insert is finished with a compressible foam weather seal. The foam allows enough give for the inserts to be easily slid into place in the fall and removed in the spring while holding firmly enough to provide a tight, friction-based seal. The inserts are installed inside your existing window frame with no fasteners required and last 5-10 years. They are most effective in the winter, but depending on the window’s exposure, they can sometimes be used in the summer to keep the house cooler.</w:t>
       </w:r>
       <w:r>
         <w:t xml:space="preserve"> </w:t>
@@ -3914,13 +3071,13 @@
       </w:r>
     </w:p>
     <w:bookmarkEnd w:id="41"/>
-    <w:bookmarkStart w:id="42" w:name="refrigerator"/>
+    <w:bookmarkStart w:id="42" w:name="gutters"/>
     <w:p>
       <w:pPr>
         <w:pStyle w:val="Heading3"/>
       </w:pPr>
       <w:r>
-        <w:t xml:space="preserve">4.2 Refrigerator</w:t>
+        <w:t xml:space="preserve">4.2 Gutters</w:t>
       </w:r>
     </w:p>
     <w:p>
@@ -3940,19 +3097,7 @@
         <w:pStyle w:val="BodyText"/>
       </w:pPr>
       <w:r>
-        <w:t xml:space="preserve">Your refrigerator uses more energy than newer models.</w:t>
-      </w:r>
-    </w:p>
-    <w:p>
-      <w:pPr>
-        <w:pStyle w:val="BodyText"/>
-      </w:pPr>
-      <w:r>
-        <w:rPr>
-          <w:b/>
-          <w:bCs/>
-        </w:rPr>
-        <w:t xml:space="preserve">Ideally, the auditor notes the annual energy consumption (kWh) of the existing fridge compared to a new model of similar size</w:t>
+        <w:t xml:space="preserve">The house has no gutters, so water runs off your roof and directly onto the ground next to your house. Water that splashes off the ground can damage the exterior of your house. Runoff that is absorbed into the ground can seep into the basement/crawlspace, causing moisture issues there and throughout your house.</w:t>
       </w:r>
     </w:p>
     <w:p>
@@ -3972,7 +3117,7 @@
         <w:pStyle w:val="BodyText"/>
       </w:pPr>
       <w:r>
-        <w:t xml:space="preserve">Replace your refrigerator with a new, EnergyStar certified fridge. Look at the Energy Guide label to compare the energy use of new refrigerators.</w:t>
+        <w:t xml:space="preserve">Install gutters and downspouts that divert water at least six feet away from the foundation and to where the ground slopes away from the house.</w:t>
       </w:r>
     </w:p>
     <w:p>
@@ -3992,29 +3137,17 @@
         <w:pStyle w:val="BodyText"/>
       </w:pPr>
       <w:r>
-        <w:t xml:space="preserve">If you are able to afford the upfront cost of purchasing a new refrigerator, you will recoup significant savings in the long run. Whenever you need to buy a new appliance, consider EnergyStar certified models, which use less energy and are cheaper to run. Remember, it doesn’t save energy if you relocate your existing refrigerator to the basement or garage and continue using it.</w:t>
-      </w:r>
-    </w:p>
-    <w:p>
-      <w:pPr>
-        <w:pStyle w:val="BodyText"/>
-      </w:pPr>
-      <w:r>
-        <w:rPr>
-          <w:b/>
-          <w:bCs/>
-        </w:rPr>
-        <w:t xml:space="preserve">Ideally, auditor locates similar volume fridge online to calculate monthly savings and payback period compared to kill-a-watt meter reading for current refrigerator. “This example refrigerator would save $XX in electricity each month and pay for itself within XX months</w:t>
+        <w:t xml:space="preserve">Adding gutters would mitigate moisture damage and save you from having to replace/fix other parts of the house.</w:t>
       </w:r>
     </w:p>
     <w:bookmarkEnd w:id="42"/>
-    <w:bookmarkStart w:id="43" w:name="induction-stoveoven"/>
+    <w:bookmarkStart w:id="43" w:name="kitchen-exhaust-fans"/>
     <w:p>
       <w:pPr>
         <w:pStyle w:val="Heading3"/>
       </w:pPr>
       <w:r>
-        <w:t xml:space="preserve">4.3 Induction Stove/Oven</w:t>
+        <w:t xml:space="preserve">4.3 Kitchen exhaust fan(s)</w:t>
       </w:r>
     </w:p>
     <w:p>
@@ -4034,7 +3167,7 @@
         <w:pStyle w:val="BodyText"/>
       </w:pPr>
       <w:r>
-        <w:t xml:space="preserve">Your gas range has the potential to release propane, carbon monoxide, and combustion gases into your house. Gas ranges are also inefficient at transferring heat to your food at 32% efficiency, compared to 85% efficiency for induction cooktops.</w:t>
+        <w:t xml:space="preserve">Currently, there is no kitchen exhaust fan, so fumes, smoke, and moisture from cooking stay in the house which can cause health concerns.</w:t>
       </w:r>
     </w:p>
     <w:p>
@@ -4054,7 +3187,7 @@
         <w:pStyle w:val="BodyText"/>
       </w:pPr>
       <w:r>
-        <w:t xml:space="preserve">Induction cooking appliances are more efficient and safer than electric or gas ones. There is no risk of carbon monoxide or other harmful combustion gases, and the surface doesn’t heat up without a pot or pan on it.</w:t>
+        <w:t xml:space="preserve">A kitchen exhaust fan will remove harmful combustion gases from your home and should be rated for at least 100 cubic feet per minute (CFM). A fan can also help with moisture concerns. A kitchen fan should be ducted to the outdoors. If the ductwork will run through the attic, it should be installed before the attic is air-sealed and insulated.</w:t>
       </w:r>
     </w:p>
     <w:p>
@@ -4074,17 +3207,17 @@
         <w:pStyle w:val="BodyText"/>
       </w:pPr>
       <w:r>
-        <w:t xml:space="preserve">Currently, Efficiency Maine does not offer a rebate for induction stoves. If you’re interested in trying out induction cooking but don’t want to replace your kitchen stove, consider buying a portable induction cooktop, which costs less than $100.</w:t>
+        <w:t xml:space="preserve">Kitchen range hoods typically cost $150 or more; installation costs depend on the complexity of the exhaust ducting.</w:t>
       </w:r>
     </w:p>
     <w:bookmarkEnd w:id="43"/>
-    <w:bookmarkStart w:id="44" w:name="gutters"/>
+    <w:bookmarkStart w:id="44" w:name="other-1"/>
     <w:p>
       <w:pPr>
         <w:pStyle w:val="Heading3"/>
       </w:pPr>
       <w:r>
-        <w:t xml:space="preserve">4.4 Gutters</w:t>
+        <w:t xml:space="preserve">4.4 Other 1</w:t>
       </w:r>
     </w:p>
     <w:p>
@@ -4104,14 +3237,6 @@
         <w:pStyle w:val="BodyText"/>
       </w:pPr>
       <w:r>
-        <w:t xml:space="preserve">The house has no gutters, so water runs off your roof and directly onto the ground next to your house. Water that splashes off the ground can damage the exterior of your house. Runoff that is absorbed into the ground can seep into the basement/crawlspace, causing moisture issues there and throughout your house.</w:t>
-      </w:r>
-    </w:p>
-    <w:p>
-      <w:pPr>
-        <w:pStyle w:val="BodyText"/>
-      </w:pPr>
-      <w:r>
         <w:rPr>
           <w:i/>
           <w:iCs/>
@@ -4124,7 +3249,7 @@
         <w:pStyle w:val="BodyText"/>
       </w:pPr>
       <w:r>
-        <w:t xml:space="preserve">Install gutters and downspouts that divert water at least six feet away from the foundation and to where the ground slopes away from the house.</w:t>
+        <w:t xml:space="preserve">Upgrade your electrical panel to add whole-house surge protection. This will help to protect your heat pumps, heat pump water heater, refrigerator, well pump, and other electronics from damage due to lightning or other electrical surges.</w:t>
       </w:r>
     </w:p>
     <w:p>
@@ -4144,2367 +3269,119 @@
         <w:pStyle w:val="BodyText"/>
       </w:pPr>
       <w:r>
-        <w:t xml:space="preserve">Adding gutters would mitigate moisture damage and save you from having to replace/fix other parts of the house.</w:t>
-      </w:r>
-    </w:p>
-    <w:bookmarkEnd w:id="44"/>
-    <w:bookmarkStart w:id="45" w:name="bathroom-exhaust-fans"/>
-    <w:p>
-      <w:pPr>
-        <w:pStyle w:val="Heading3"/>
-      </w:pPr>
-      <w:r>
-        <w:t xml:space="preserve">4.5 Bathroom exhaust fan(s)</w:t>
-      </w:r>
-    </w:p>
-    <w:p>
-      <w:pPr>
-        <w:pStyle w:val="FirstParagraph"/>
-      </w:pPr>
-      <w:r>
-        <w:rPr>
-          <w:i/>
-          <w:iCs/>
-        </w:rPr>
-        <w:t xml:space="preserve">Problem</w:t>
-      </w:r>
-    </w:p>
-    <w:p>
-      <w:pPr>
-        <w:pStyle w:val="BodyText"/>
-      </w:pPr>
-      <w:r>
-        <w:t xml:space="preserve">Currently, there is no bathroom exhaust fan, so moisture from the shower, toilet, and sink remains in the house, which can cause moisture issues such as mold.</w:t>
-      </w:r>
-    </w:p>
-    <w:p>
-      <w:pPr>
-        <w:pStyle w:val="BodyText"/>
-      </w:pPr>
-      <w:r>
-        <w:rPr>
-          <w:i/>
-          <w:iCs/>
-        </w:rPr>
-        <w:t xml:space="preserve">Recommendation</w:t>
-      </w:r>
-    </w:p>
-    <w:p>
-      <w:pPr>
-        <w:pStyle w:val="BodyText"/>
-      </w:pPr>
-      <w:r>
-        <w:t xml:space="preserve">Bathroom exhaust fans should be rated for at least 80 cubic feet per minute (CFM) if there is a shower. We recommend Panasonic WhisperQuiet or similar fans that don’t create excess noise.</w:t>
-      </w:r>
-    </w:p>
-    <w:p>
-      <w:pPr>
-        <w:pStyle w:val="BodyText"/>
-      </w:pPr>
-      <w:r>
-        <w:rPr>
-          <w:i/>
-          <w:iCs/>
-        </w:rPr>
-        <w:t xml:space="preserve">Estimated Cost/Benefits/Incentives</w:t>
-      </w:r>
-    </w:p>
-    <w:p>
-      <w:pPr>
-        <w:pStyle w:val="BodyText"/>
-      </w:pPr>
-      <w:r>
-        <w:t xml:space="preserve">The typical fan is around $130 plus the cost of installation.</w:t>
-      </w:r>
-    </w:p>
-    <w:bookmarkEnd w:id="45"/>
-    <w:bookmarkStart w:id="46" w:name="kitchen-exhaust-fans"/>
-    <w:p>
-      <w:pPr>
-        <w:pStyle w:val="Heading3"/>
-      </w:pPr>
-      <w:r>
-        <w:t xml:space="preserve">4.6 Kitchen exhaust fan(s)</w:t>
-      </w:r>
-    </w:p>
-    <w:p>
-      <w:pPr>
-        <w:pStyle w:val="FirstParagraph"/>
-      </w:pPr>
-      <w:r>
-        <w:rPr>
-          <w:i/>
-          <w:iCs/>
-        </w:rPr>
-        <w:t xml:space="preserve">Problem</w:t>
-      </w:r>
-    </w:p>
-    <w:p>
-      <w:pPr>
-        <w:pStyle w:val="BodyText"/>
-      </w:pPr>
-      <w:r>
-        <w:t xml:space="preserve">Currently, there is no kitchen exhaust fan, so fumes, smoke, and moisture from cooking stay in the house which can cause health concerns.</w:t>
-      </w:r>
-    </w:p>
-    <w:p>
-      <w:pPr>
-        <w:pStyle w:val="BodyText"/>
-      </w:pPr>
-      <w:r>
-        <w:rPr>
-          <w:i/>
-          <w:iCs/>
-        </w:rPr>
-        <w:t xml:space="preserve">Recommendation</w:t>
-      </w:r>
-    </w:p>
-    <w:p>
-      <w:pPr>
-        <w:pStyle w:val="BodyText"/>
-      </w:pPr>
-      <w:r>
-        <w:t xml:space="preserve">A kitchen exhaust fan will remove harmful combustion gases from your home and should be rated for at least 100 cubic feet per minute (CFM). A fan can also help with moisture concerns.</w:t>
-      </w:r>
-    </w:p>
-    <w:p>
-      <w:pPr>
-        <w:pStyle w:val="BodyText"/>
-      </w:pPr>
-      <w:r>
-        <w:rPr>
-          <w:i/>
-          <w:iCs/>
-        </w:rPr>
-        <w:t xml:space="preserve">Estimated Cost/Benefits/Incentives</w:t>
-      </w:r>
-    </w:p>
-    <w:p>
-      <w:pPr>
-        <w:pStyle w:val="BodyText"/>
-      </w:pPr>
-      <w:r>
-        <w:t xml:space="preserve">Kitchen range hoods typically cost $150 or more; installation costs depend on the complexity of the exhaust ducting.</w:t>
-      </w:r>
-    </w:p>
-    <w:bookmarkEnd w:id="46"/>
-    <w:bookmarkStart w:id="47" w:name="vapor-barrier"/>
-    <w:p>
-      <w:pPr>
-        <w:pStyle w:val="Heading3"/>
-      </w:pPr>
-      <w:r>
-        <w:t xml:space="preserve">4.7 Vapor Barrier</w:t>
-      </w:r>
-    </w:p>
-    <w:p>
-      <w:pPr>
-        <w:pStyle w:val="FirstParagraph"/>
-      </w:pPr>
-      <w:r>
-        <w:rPr>
-          <w:i/>
-          <w:iCs/>
-        </w:rPr>
-        <w:t xml:space="preserve">Problem</w:t>
-      </w:r>
-    </w:p>
-    <w:p>
-      <w:pPr>
-        <w:pStyle w:val="BodyText"/>
-      </w:pPr>
-      <w:r>
-        <w:t xml:space="preserve">There is excess moisture in the basement/crawlspace, which is evaporating out of the ground. This moisture can enter the house and cause mold, mildew, rot, and air quality issues.</w:t>
-      </w:r>
-    </w:p>
-    <w:p>
-      <w:pPr>
-        <w:pStyle w:val="BodyText"/>
-      </w:pPr>
-      <w:r>
-        <w:rPr>
-          <w:i/>
-          <w:iCs/>
-        </w:rPr>
-        <w:t xml:space="preserve">Recommendation</w:t>
-      </w:r>
-    </w:p>
-    <w:p>
-      <w:pPr>
-        <w:pStyle w:val="BodyText"/>
-      </w:pPr>
-      <w:r>
-        <w:t xml:space="preserve">Install a vapor barrier on the basement floor to stop moisture from entering the basement and house.</w:t>
-      </w:r>
-    </w:p>
-    <w:p>
-      <w:pPr>
-        <w:pStyle w:val="BodyText"/>
-      </w:pPr>
-      <w:r>
-        <w:rPr>
-          <w:i/>
-          <w:iCs/>
-        </w:rPr>
-        <w:t xml:space="preserve">Estimated Cost/Benefits/Incentives</w:t>
-      </w:r>
-    </w:p>
-    <w:p>
-      <w:pPr>
-        <w:pStyle w:val="BodyText"/>
-      </w:pPr>
-      <w:r>
-        <w:t xml:space="preserve">Efficiency Maine rebates will cover vapor barriers up to 25% of a weatherization project cost, if done as part of a larger insulation project. Most insulation companies can install spray foam and vapor barriers together. Efficiency Maine rebates and other incentives for insulation work can fund up to 80% of the overall cost to weatherize your home (subject to a lifetime limit per building), up to $9,200 when combined with nonrefundable federal tax credits. You can call them at 866-376-2463 (Monday to Friday, 8:00 am to 5:00 pm) or visit their webpage about insulation rebates: https://www.efficiencymaine.com/at-home/insulation-rebates/</w:t>
-      </w:r>
-    </w:p>
-    <w:bookmarkEnd w:id="47"/>
-    <w:bookmarkStart w:id="48" w:name="spray-foam-basement-walls"/>
-    <w:p>
-      <w:pPr>
-        <w:pStyle w:val="Heading3"/>
-      </w:pPr>
-      <w:r>
-        <w:t xml:space="preserve">4.8 Spray foam Basement Walls</w:t>
-      </w:r>
-    </w:p>
-    <w:p>
-      <w:pPr>
-        <w:pStyle w:val="FirstParagraph"/>
-      </w:pPr>
-      <w:r>
-        <w:rPr>
-          <w:i/>
-          <w:iCs/>
-        </w:rPr>
-        <w:t xml:space="preserve">Problem</w:t>
-      </w:r>
-    </w:p>
-    <w:p>
-      <w:pPr>
-        <w:pStyle w:val="BodyText"/>
-      </w:pPr>
-      <w:r>
-        <w:t xml:space="preserve">The basement/crawlspace is uninsulated and used for mechanical equipment and plumbing. The walls are porous and allow moisture into the house and rapidly conduct heat out of the space.</w:t>
-      </w:r>
-    </w:p>
-    <w:p>
-      <w:pPr>
-        <w:pStyle w:val="BodyText"/>
-      </w:pPr>
-      <w:r>
-        <w:rPr>
-          <w:i/>
-          <w:iCs/>
-        </w:rPr>
-        <w:t xml:space="preserve">Recommendation</w:t>
-      </w:r>
-    </w:p>
-    <w:p>
-      <w:pPr>
-        <w:pStyle w:val="BodyText"/>
-      </w:pPr>
-      <w:r>
-        <w:t xml:space="preserve">Install spray foam on the basement/crawlspace walls to prevent moisture infiltration and reduce heat loss.</w:t>
-      </w:r>
-    </w:p>
-    <w:p>
-      <w:pPr>
-        <w:pStyle w:val="BodyText"/>
-      </w:pPr>
-      <w:r>
-        <w:rPr>
-          <w:i/>
-          <w:iCs/>
-        </w:rPr>
-        <w:t xml:space="preserve">Estimated Cost/Benefits/Incentives</w:t>
-      </w:r>
-    </w:p>
-    <w:p>
-      <w:pPr>
-        <w:pStyle w:val="BodyText"/>
-      </w:pPr>
-      <w:r>
-        <w:t xml:space="preserve">Installation of spray foam insulation will cost around $5-7 per square foot. Efficiency Maine rebates and other incentives for insulation work can fund up to 80% of the project cost (subject to a lifetime limit per building), up to $9,200 when combined with nonrefundable federal tax credits. You can call them at 866-376-2463 (Monday to Friday, 8:00 am to 5:00 pm) or visit their webpage about insulation rebates: https://www.efficiencymaine.com/at-home/insulation-rebates/</w:t>
-      </w:r>
-    </w:p>
-    <w:bookmarkEnd w:id="48"/>
-    <w:bookmarkStart w:id="49" w:name="attic-insulation-and-air-sealing"/>
-    <w:p>
-      <w:pPr>
-        <w:pStyle w:val="Heading3"/>
-      </w:pPr>
-      <w:r>
-        <w:t xml:space="preserve">4.9 Attic Insulation and Air Sealing</w:t>
-      </w:r>
-    </w:p>
-    <w:p>
-      <w:pPr>
-        <w:pStyle w:val="FirstParagraph"/>
-      </w:pPr>
-      <w:r>
-        <w:rPr>
-          <w:i/>
-          <w:iCs/>
-        </w:rPr>
-        <w:t xml:space="preserve">Problem</w:t>
-      </w:r>
-    </w:p>
-    <w:p>
-      <w:pPr>
-        <w:pStyle w:val="BodyText"/>
-      </w:pPr>
-      <w:r>
-        <w:t xml:space="preserve">The attic is uninsulated or is missing insulation and the attic could also benefit from air-sealing. These upgrades will reduce draftiness and heat loss in the winter and heat gain in the summer.</w:t>
-      </w:r>
-    </w:p>
-    <w:p>
-      <w:pPr>
-        <w:pStyle w:val="BodyText"/>
-      </w:pPr>
-      <w:r>
-        <w:rPr>
-          <w:i/>
-          <w:iCs/>
-        </w:rPr>
-        <w:t xml:space="preserve">Recommendation</w:t>
-      </w:r>
-    </w:p>
-    <w:p>
-      <w:pPr>
-        <w:pStyle w:val="BodyText"/>
-      </w:pPr>
-      <w:r>
-        <w:t xml:space="preserve">Air seal the attic and insulate it to at least R-60 (18” of loose-fill cellulose insulation).</w:t>
-      </w:r>
-    </w:p>
-    <w:p>
-      <w:pPr>
-        <w:pStyle w:val="BodyText"/>
-      </w:pPr>
-      <w:r>
-        <w:rPr>
-          <w:i/>
-          <w:iCs/>
-        </w:rPr>
-        <w:t xml:space="preserve">Estimated Cost/Benefits/Incentives</w:t>
-      </w:r>
-    </w:p>
-    <w:p>
-      <w:pPr>
-        <w:pStyle w:val="BodyText"/>
-      </w:pPr>
-      <w:r>
-        <w:t xml:space="preserve">Efficiency Maine rebates and other incentives for insulation work can fund up to 80% of the overall cost to weatherize your home (subject to a lifetime limit per building), up to $9,200 when combined with nonrefundable federal tax credits. You can call them at 866-376-2463 (Monday to Friday, 8:00 am to 5:00 pm) or visit their webpage about insulation rebates: https://www.efficiencymaine.com/at-home/insulation-rebates/</w:t>
-      </w:r>
-    </w:p>
-    <w:bookmarkEnd w:id="49"/>
-    <w:bookmarkStart w:id="50" w:name="blow-in-cellulose-wall-insulation"/>
-    <w:p>
-      <w:pPr>
-        <w:pStyle w:val="Heading3"/>
-      </w:pPr>
-      <w:r>
-        <w:t xml:space="preserve">4.10 Blow-in cellulose wall insulation</w:t>
-      </w:r>
-    </w:p>
-    <w:p>
-      <w:pPr>
-        <w:pStyle w:val="FirstParagraph"/>
-      </w:pPr>
-      <w:r>
-        <w:rPr>
-          <w:i/>
-          <w:iCs/>
-        </w:rPr>
-        <w:t xml:space="preserve">Problem</w:t>
-      </w:r>
-    </w:p>
-    <w:p>
-      <w:pPr>
-        <w:pStyle w:val="BodyText"/>
-      </w:pPr>
-      <w:r>
-        <w:t xml:space="preserve">The walls of the house are uninsulated, which is a significant source of heat loss.</w:t>
-      </w:r>
-    </w:p>
-    <w:p>
-      <w:pPr>
-        <w:pStyle w:val="BodyText"/>
-      </w:pPr>
-      <w:r>
-        <w:rPr>
-          <w:i/>
-          <w:iCs/>
-        </w:rPr>
-        <w:t xml:space="preserve">Recommendation</w:t>
-      </w:r>
-    </w:p>
-    <w:p>
-      <w:pPr>
-        <w:pStyle w:val="BodyText"/>
-      </w:pPr>
-      <w:r>
-        <w:t xml:space="preserve">Insulate the wall stud cavities with dense packed, blown-in cellulose insulation.</w:t>
-      </w:r>
-      <w:r>
-        <w:t xml:space="preserve"> </w:t>
-      </w:r>
-      <w:r>
-        <w:rPr>
-          <w:i/>
-          <w:iCs/>
-        </w:rPr>
-        <w:t xml:space="preserve">Estimated Cost/Benefits/Incentives</w:t>
-      </w:r>
-    </w:p>
-    <w:p>
-      <w:pPr>
-        <w:pStyle w:val="BodyText"/>
-      </w:pPr>
-      <w:r>
-        <w:t xml:space="preserve">Efficiency Maine rebates and other incentives for insulation work can fund up to 80% of the overall cost to weatherize your home (subject to a lifetime limit per building), up to $9,200 when combined with nonrefundable federal tax credits. You can call them at 866-376-2463 (Monday to Friday, 8:00 am to 5:00 pm) or visit their webpage about insulation rebates: https://www.efficiencymaine.com/at-home/insulation-rebates/</w:t>
-      </w:r>
-    </w:p>
-    <w:bookmarkEnd w:id="50"/>
-    <w:bookmarkStart w:id="51" w:name="continuous-exterior-wall-insulation"/>
-    <w:p>
-      <w:pPr>
-        <w:pStyle w:val="Heading3"/>
-      </w:pPr>
-      <w:r>
-        <w:t xml:space="preserve">4.11 Continuous exterior wall insulation</w:t>
-      </w:r>
-    </w:p>
-    <w:p>
-      <w:pPr>
-        <w:pStyle w:val="FirstParagraph"/>
-      </w:pPr>
-      <w:r>
-        <w:rPr>
-          <w:i/>
-          <w:iCs/>
-        </w:rPr>
-        <w:t xml:space="preserve">Problem</w:t>
-      </w:r>
-    </w:p>
-    <w:p>
-      <w:pPr>
-        <w:pStyle w:val="BodyText"/>
-      </w:pPr>
-      <w:r>
-        <w:t xml:space="preserve">There isn’t continuous insulation between the siding and the exterior walls of the house. Continuous insulation helps create a complete thermal boundary for your house, and it is now an energy code requirement for new houses.</w:t>
-      </w:r>
-    </w:p>
-    <w:p>
-      <w:pPr>
-        <w:pStyle w:val="BodyText"/>
-      </w:pPr>
-      <w:r>
-        <w:rPr>
-          <w:i/>
-          <w:iCs/>
-        </w:rPr>
-        <w:t xml:space="preserve">Recommendation</w:t>
-      </w:r>
-    </w:p>
-    <w:p>
-      <w:pPr>
-        <w:pStyle w:val="BodyText"/>
-      </w:pPr>
-      <w:r>
-        <w:t xml:space="preserve">Add a continuous layer of insulation and potentially replace the air and moisture barrier once it becomes time to replace the siding.</w:t>
-      </w:r>
-    </w:p>
-    <w:p>
-      <w:pPr>
-        <w:pStyle w:val="BodyText"/>
-      </w:pPr>
-      <w:r>
-        <w:rPr>
-          <w:i/>
-          <w:iCs/>
-        </w:rPr>
-        <w:t xml:space="preserve">Estimated Cost/Benefits/Incentives</w:t>
-      </w:r>
-    </w:p>
-    <w:p>
-      <w:pPr>
-        <w:pStyle w:val="BodyText"/>
-      </w:pPr>
-      <w:r>
-        <w:t xml:space="preserve">Efficiency Maine rebates and other incentives for insulation work can fund up to 80% of the overall cost to weatherize your home (subject to a lifetime limit per building), up to $9,200 when combined with nonrefundable federal tax credits. You can call them at 866-376-2463 (Monday to Friday, 8:00 am to 5:00 pm) or visit their webpage about insulation rebates: https://www.efficiencymaine.com/at-home/insulation-rebates/</w:t>
-      </w:r>
-    </w:p>
-    <w:bookmarkEnd w:id="51"/>
-    <w:bookmarkStart w:id="52" w:name="air-source-heat-pump"/>
-    <w:p>
-      <w:pPr>
-        <w:pStyle w:val="Heading3"/>
-      </w:pPr>
-      <w:r>
-        <w:t xml:space="preserve">4.12 Air Source Heat Pump</w:t>
-      </w:r>
-    </w:p>
-    <w:p>
-      <w:pPr>
-        <w:pStyle w:val="FirstParagraph"/>
-      </w:pPr>
-      <w:r>
-        <w:rPr>
-          <w:i/>
-          <w:iCs/>
-        </w:rPr>
-        <w:t xml:space="preserve">Problem</w:t>
-      </w:r>
-    </w:p>
-    <w:p>
-      <w:pPr>
-        <w:pStyle w:val="BodyText"/>
-      </w:pPr>
-      <w:r>
-        <w:t xml:space="preserve">Combustion heating equipment is expensive, inefficient, and has the potential to release harmful combustion gases like carbon monoxide into the home.</w:t>
-      </w:r>
-    </w:p>
-    <w:p>
-      <w:pPr>
-        <w:pStyle w:val="BodyText"/>
-      </w:pPr>
-      <w:r>
-        <w:rPr>
-          <w:i/>
-          <w:iCs/>
-        </w:rPr>
-        <w:t xml:space="preserve">Recommendation</w:t>
-      </w:r>
-    </w:p>
-    <w:p>
-      <w:pPr>
-        <w:pStyle w:val="BodyText"/>
-      </w:pPr>
-      <w:r>
-        <w:t xml:space="preserve">Install air source heat pumps and whole-house surge protection.</w:t>
-      </w:r>
-    </w:p>
-    <w:p>
-      <w:pPr>
-        <w:pStyle w:val="BodyText"/>
-      </w:pPr>
-      <w:r>
-        <w:rPr>
-          <w:i/>
-          <w:iCs/>
-        </w:rPr>
-        <w:t xml:space="preserve">Estimated Cost/Benefits/Incentives</w:t>
-      </w:r>
-    </w:p>
-    <w:p>
-      <w:pPr>
-        <w:pStyle w:val="BodyText"/>
-      </w:pPr>
-      <w:r>
-        <w:t xml:space="preserve">Efficiency Maine rebates can fund $1,000 to $3,000 per unit up to a lifetime limit per housing unit for $3,000 to $9,000 (depending on income level) to install heat pumps. The rebate can be combined with a nonrefundable federal tax credit of 30% of the remaining cost of the unit and labor, subject to an annual maximum benefit of $2,000 (shared with other energy property, like a heat pump water heater). You can call Efficiency Maine at 866-376-2463 (Monday to Friday, 8:00 am to 5:00 pm) or visit their website: https://www.efficiencymaine.com/at-home/residential-heat-pump-incentives/</w:t>
-      </w:r>
-    </w:p>
-    <w:bookmarkEnd w:id="52"/>
-    <w:bookmarkStart w:id="53" w:name="pipe-insulation"/>
-    <w:p>
-      <w:pPr>
-        <w:pStyle w:val="Heading3"/>
-      </w:pPr>
-      <w:r>
-        <w:t xml:space="preserve">4.13 Pipe Insulation</w:t>
-      </w:r>
-    </w:p>
-    <w:p>
-      <w:pPr>
-        <w:pStyle w:val="FirstParagraph"/>
-      </w:pPr>
-      <w:r>
-        <w:rPr>
-          <w:i/>
-          <w:iCs/>
-        </w:rPr>
-        <w:t xml:space="preserve">Problem</w:t>
-      </w:r>
-    </w:p>
-    <w:p>
-      <w:pPr>
-        <w:pStyle w:val="BodyText"/>
-      </w:pPr>
-      <w:r>
-        <w:t xml:space="preserve">Uninsulated water pipes are responsible for heat loss and excess moisture (from condensation) in your basement/crawlspace.</w:t>
-      </w:r>
-    </w:p>
-    <w:p>
-      <w:pPr>
-        <w:pStyle w:val="BodyText"/>
-      </w:pPr>
-      <w:r>
-        <w:rPr>
-          <w:i/>
-          <w:iCs/>
-        </w:rPr>
-        <w:t xml:space="preserve">Recommendation</w:t>
-      </w:r>
-    </w:p>
-    <w:p>
-      <w:pPr>
-        <w:pStyle w:val="BodyText"/>
-      </w:pPr>
-      <w:r>
-        <w:t xml:space="preserve">Insulate both hot and cold water pipes that are uninsulated in the basement/crawlspace. This will save energy and prevent condensation.</w:t>
-      </w:r>
-    </w:p>
-    <w:p>
-      <w:pPr>
-        <w:pStyle w:val="BodyText"/>
-      </w:pPr>
-      <w:r>
-        <w:rPr>
-          <w:i/>
-          <w:iCs/>
-        </w:rPr>
-        <w:t xml:space="preserve">Estimated Cost/Benefits/Incentives</w:t>
-      </w:r>
-    </w:p>
-    <w:p>
-      <w:pPr>
-        <w:pStyle w:val="BodyText"/>
-      </w:pPr>
-      <w:r>
-        <w:t xml:space="preserve">Insulating water pipes can save 2%-4% on hot water bills and increase the temperature of the water while reducing the time it takes for hot water to reach your tap. Materials cost around $100-200, depending on the length of pipe to insulate. Many people find this to be an easy project to do themselves.</w:t>
-      </w:r>
-    </w:p>
-    <w:bookmarkEnd w:id="53"/>
-    <w:bookmarkStart w:id="54" w:name="whole-house-surge-protection"/>
-    <w:p>
-      <w:pPr>
-        <w:pStyle w:val="Heading3"/>
-      </w:pPr>
-      <w:r>
-        <w:t xml:space="preserve">4.14 Whole House Surge Protection</w:t>
-      </w:r>
-    </w:p>
-    <w:p>
-      <w:pPr>
-        <w:pStyle w:val="FirstParagraph"/>
-      </w:pPr>
-      <w:r>
-        <w:rPr>
-          <w:i/>
-          <w:iCs/>
-        </w:rPr>
-        <w:t xml:space="preserve">Problem</w:t>
-      </w:r>
-    </w:p>
-    <w:p>
-      <w:pPr>
-        <w:pStyle w:val="BodyText"/>
-      </w:pPr>
-      <w:r>
-        <w:t xml:space="preserve">Your house does not have whole-house surge protection. This will protect your large electrical appliances from damage in the case of an electrical surge. Heat pumps, heat pump water heaters, and other electronics are particularly sensitive to electrical surges.</w:t>
-      </w:r>
-    </w:p>
-    <w:p>
-      <w:pPr>
-        <w:pStyle w:val="BodyText"/>
-      </w:pPr>
-      <w:r>
-        <w:rPr>
-          <w:i/>
-          <w:iCs/>
-        </w:rPr>
-        <w:t xml:space="preserve">Recommendation</w:t>
-      </w:r>
-    </w:p>
-    <w:p>
-      <w:pPr>
-        <w:pStyle w:val="BodyText"/>
-      </w:pPr>
-      <w:r>
-        <w:t xml:space="preserve">Seal easy-to-access air leaks and weatherstrip exterior doors.</w:t>
-      </w:r>
-      <w:r>
-        <w:t xml:space="preserve"> </w:t>
-      </w:r>
-      <w:r>
-        <w:rPr>
-          <w:i/>
-          <w:iCs/>
-        </w:rPr>
-        <w:t xml:space="preserve">Estimated Cost/Benefits/Incentives</w:t>
-      </w:r>
-    </w:p>
-    <w:p>
-      <w:pPr>
-        <w:pStyle w:val="BodyText"/>
-      </w:pPr>
-      <w:r>
-        <w:t xml:space="preserve">The device costs $100-$400 and needs to be installed by an electrician. Here are some options: https://www.popularmechanics.com/home/interior-projects/g43140886/best-whole-house-surge-protectors/</w:t>
-      </w:r>
-    </w:p>
-    <w:bookmarkEnd w:id="54"/>
-    <w:bookmarkStart w:id="55" w:name="diy-air-sealing"/>
-    <w:p>
-      <w:pPr>
-        <w:pStyle w:val="Heading3"/>
-      </w:pPr>
-      <w:r>
-        <w:t xml:space="preserve">4.15 DIY Air Sealing</w:t>
-      </w:r>
-    </w:p>
-    <w:p>
-      <w:pPr>
-        <w:pStyle w:val="FirstParagraph"/>
-      </w:pPr>
-      <w:r>
-        <w:rPr>
-          <w:i/>
-          <w:iCs/>
-        </w:rPr>
-        <w:t xml:space="preserve">Problem</w:t>
-      </w:r>
-    </w:p>
-    <w:p>
-      <w:pPr>
-        <w:pStyle w:val="BodyText"/>
-      </w:pPr>
-      <w:r>
-        <w:t xml:space="preserve">During the blower door test, we noted sources of air leakage in the living areas of your house.</w:t>
-      </w:r>
-    </w:p>
-    <w:p>
-      <w:pPr>
-        <w:pStyle w:val="BodyText"/>
-      </w:pPr>
-      <w:r>
         <w:rPr>
           <w:b/>
           <w:bCs/>
         </w:rPr>
-        <w:t xml:space="preserve">Auditor to detail customized findings.</w:t>
-      </w:r>
-      <w:r>
-        <w:rPr>
-          <w:b/>
-          <w:bCs/>
-        </w:rPr>
+        <w:t xml:space="preserve">Auditor to describe. Primary residence</w:t>
+      </w:r>
+    </w:p>
+    <w:bookmarkEnd w:id="44"/>
+    <w:bookmarkEnd w:id="45"/>
+    <w:bookmarkStart w:id="46" w:name="additional-resources"/>
+    <w:p>
+      <w:pPr>
+        <w:pStyle w:val="Heading2"/>
+      </w:pPr>
+      <w:r>
+        <w:t xml:space="preserve">5 Additional Resources</w:t>
+      </w:r>
+    </w:p>
+    <w:p>
+      <w:pPr>
+        <w:pStyle w:val="FirstParagraph"/>
+      </w:pPr>
+      <w:r>
+        <w:t xml:space="preserve">Many home efficiency upgrades are eligible for Efficiency Maine rebates and federal tax credits. Financial incentives vary based on income level and type of occupancy. An overview of all state rebates and federal tax credits can be found here: https://www.efficiencymaine.com/at-home/.</w:t>
+      </w:r>
+    </w:p>
+    <w:p>
+      <w:pPr>
+        <w:pStyle w:val="BodyText"/>
+      </w:pPr>
+      <w:r>
+        <w:t xml:space="preserve">You can search for Efficiency Maine registered contractors here: https://www.efficiencymaine.com/at-home/vendor-locator/.</w:t>
+      </w:r>
+    </w:p>
+    <w:p>
+      <w:pPr>
+        <w:pStyle w:val="BodyText"/>
+      </w:pPr>
+      <w:r>
+        <w:t xml:space="preserve">We recommend discussing a whole-home plan for insulation and air sealing work in the basement, walls, and attic with contractors to determine how to best sequence the work to take full advantage of the Efficiency Maine rebates (which are subject to lifetime maximums) and nonrefundable federal tax credits (which are subject to annual maximums).</w:t>
+      </w:r>
+    </w:p>
+    <w:bookmarkEnd w:id="46"/>
+    <w:bookmarkStart w:id="51" w:name="section-four-tests"/>
+    <w:p>
+      <w:pPr>
+        <w:pStyle w:val="Heading2"/>
+      </w:pPr>
+      <w:r>
+        <w:t xml:space="preserve">6 Section Four Tests</w:t>
+      </w:r>
+    </w:p>
+    <w:bookmarkStart w:id="47" w:name="windowdressers"/>
+    <w:p>
+      <w:pPr>
+        <w:pStyle w:val="Heading3"/>
+      </w:pPr>
+      <w:r>
+        <w:t xml:space="preserve">6.1 WindowDressers</w:t>
+      </w:r>
+    </w:p>
+    <w:bookmarkEnd w:id="47"/>
+    <w:bookmarkStart w:id="48" w:name="gutters-1"/>
+    <w:p>
+      <w:pPr>
+        <w:pStyle w:val="Heading3"/>
+      </w:pPr>
+      <w:r>
+        <w:t xml:space="preserve">6.2 Gutters</w:t>
+      </w:r>
+    </w:p>
+    <w:bookmarkEnd w:id="48"/>
+    <w:bookmarkStart w:id="49" w:name="other-1-1"/>
+    <w:p>
+      <w:pPr>
+        <w:pStyle w:val="Heading3"/>
+      </w:pPr>
+      <w:r>
+        <w:t xml:space="preserve">6.3 Other 1</w:t>
+      </w:r>
+    </w:p>
+    <w:bookmarkEnd w:id="49"/>
+    <w:bookmarkStart w:id="50" w:name="kitchen-exhaust-fan"/>
+    <w:p>
+      <w:pPr>
+        <w:pStyle w:val="Heading3"/>
+      </w:pPr>
+      <w:r>
+        <w:t xml:space="preserve">6.4 Kitchen Exhaust Fan</w:t>
+      </w:r>
+    </w:p>
+    <w:p>
+      <w:pPr>
+        <w:pStyle w:val="FirstParagraph"/>
+      </w:pPr>
+      <w:r>
+        <w:t xml:space="preserve">[1]</w:t>
+      </w:r>
+      <w:r>
         <w:t xml:space="preserve"> </w:t>
       </w:r>
-    </w:p>
-    <w:p>
-      <w:pPr>
-        <w:pStyle w:val="BodyText"/>
-      </w:pPr>
-      <w:r>
-        <w:rPr>
-          <w:i/>
-          <w:iCs/>
-        </w:rPr>
-        <w:t xml:space="preserve">Recommendation</w:t>
-      </w:r>
-    </w:p>
-    <w:p>
-      <w:pPr>
-        <w:pStyle w:val="BodyText"/>
-      </w:pPr>
-      <w:r>
-        <w:t xml:space="preserve">Air sealing the air leaks we identified around the living areas of your house can be a DIY solution to lower energy use, or an insulation contractor can seal the leaks when they come to your house for a larger project. Please address any moisture concerns before undertaking significant air sealing efforts.</w:t>
-      </w:r>
-    </w:p>
-    <w:p>
-      <w:pPr>
-        <w:pStyle w:val="BodyText"/>
-      </w:pPr>
-      <w:r>
-        <w:rPr>
-          <w:i/>
-          <w:iCs/>
-        </w:rPr>
-        <w:t xml:space="preserve">Estimated Cost/Benefits/Incentives</w:t>
-      </w:r>
-    </w:p>
-    <w:p>
-      <w:pPr>
-        <w:pStyle w:val="BodyText"/>
-      </w:pPr>
-      <w:r>
-        <w:t xml:space="preserve">Air sealing and insulating ductwork is eligible for a non-refundable federal tax credit (</w:t>
-      </w:r>
-      <w:r>
-        <w:t xml:space="preserve">“Energy Efficient Home Improvement Credit”</w:t>
-      </w:r>
-      <w:r>
-        <w:t xml:space="preserve">), which can pay for 30% of the project cost, subject to an annual maximum of $1,200 (shared with other home envelope improvements, like attic and basement projects).</w:t>
-      </w:r>
-    </w:p>
-    <w:bookmarkEnd w:id="55"/>
-    <w:bookmarkStart w:id="56" w:name="misc.-air-sealing-and-insulation"/>
-    <w:p>
-      <w:pPr>
-        <w:pStyle w:val="Heading3"/>
-      </w:pPr>
-      <w:r>
-        <w:t xml:space="preserve">4.16 Misc. Air Sealing and Insulation</w:t>
-      </w:r>
-    </w:p>
-    <w:p>
-      <w:pPr>
-        <w:pStyle w:val="FirstParagraph"/>
-      </w:pPr>
-      <w:r>
-        <w:rPr>
-          <w:i/>
-          <w:iCs/>
-        </w:rPr>
-        <w:t xml:space="preserve">Problem</w:t>
-      </w:r>
-    </w:p>
-    <w:p>
-      <w:pPr>
-        <w:pStyle w:val="BodyText"/>
-      </w:pPr>
-      <w:r>
-        <w:rPr>
-          <w:b/>
-          <w:bCs/>
-        </w:rPr>
-        <w:t xml:space="preserve">Need a description for the problem</w:t>
-      </w:r>
-    </w:p>
-    <w:p>
-      <w:pPr>
-        <w:pStyle w:val="BodyText"/>
-      </w:pPr>
-      <w:r>
-        <w:rPr>
-          <w:i/>
-          <w:iCs/>
-        </w:rPr>
-        <w:t xml:space="preserve">Recommendation</w:t>
-      </w:r>
-    </w:p>
-    <w:p>
-      <w:pPr>
-        <w:pStyle w:val="BodyText"/>
-      </w:pPr>
-      <w:r>
-        <w:t xml:space="preserve">Air seal and insulate [** insert auditor description - bay window, bulkhead door, chase, kneewall, anything else that is unique to the home and not otherwise covered in another recommendation]</w:t>
-      </w:r>
-      <w:r>
-        <w:rPr>
-          <w:i/>
-          <w:iCs/>
-        </w:rPr>
-        <w:t xml:space="preserve">Estimated Costs/Benefits/Incentives</w:t>
-      </w:r>
-    </w:p>
-    <w:p>
-      <w:pPr>
-        <w:pStyle w:val="BodyText"/>
-      </w:pPr>
-      <w:r>
-        <w:t xml:space="preserve">As part of a larger insulation project, this work may be eligible for Efficiency Maine rebates and other incentives for insulation work, up to 80% of the overall cost to weatherize your home (subject to a lifetime limit per building).</w:t>
-      </w:r>
-    </w:p>
-    <w:bookmarkEnd w:id="56"/>
-    <w:bookmarkStart w:id="57" w:name="replace-windows"/>
-    <w:p>
-      <w:pPr>
-        <w:pStyle w:val="Heading3"/>
-      </w:pPr>
-      <w:r>
-        <w:t xml:space="preserve">4.17 Replace Windows</w:t>
-      </w:r>
-    </w:p>
-    <w:p>
-      <w:pPr>
-        <w:pStyle w:val="FirstParagraph"/>
-      </w:pPr>
-      <w:r>
-        <w:rPr>
-          <w:i/>
-          <w:iCs/>
-        </w:rPr>
-        <w:t xml:space="preserve">Problem</w:t>
-      </w:r>
-    </w:p>
-    <w:p>
-      <w:pPr>
-        <w:pStyle w:val="BodyText"/>
-      </w:pPr>
-      <w:r>
-        <w:rPr>
-          <w:b/>
-          <w:bCs/>
-        </w:rPr>
-        <w:t xml:space="preserve">Need to get the description of the problem</w:t>
-      </w:r>
-    </w:p>
-    <w:p>
-      <w:pPr>
-        <w:pStyle w:val="BodyText"/>
-      </w:pPr>
-      <w:r>
-        <w:rPr>
-          <w:i/>
-          <w:iCs/>
-        </w:rPr>
-        <w:t xml:space="preserve">Recommendation</w:t>
-      </w:r>
-    </w:p>
-    <w:p>
-      <w:pPr>
-        <w:pStyle w:val="BodyText"/>
-      </w:pPr>
-      <w:r>
-        <w:t xml:space="preserve">Replace single-paned windows with double- or triple-paned windows and ensure the frames are airsealed. We recommend installing windows that are Energy Star certified for</w:t>
-      </w:r>
-      <w:r>
-        <w:t xml:space="preserve"> </w:t>
-      </w:r>
-      <w:r>
-        <w:t xml:space="preserve">‘Northern’</w:t>
-      </w:r>
-      <w:r>
-        <w:t xml:space="preserve"> </w:t>
-      </w:r>
-      <w:r>
-        <w:t xml:space="preserve">climate.</w:t>
-      </w:r>
-      <w:r>
-        <w:rPr>
-          <w:i/>
-          <w:iCs/>
-        </w:rPr>
-        <w:t xml:space="preserve">Estimated Costs/Benefits/Incentives</w:t>
-      </w:r>
-    </w:p>
-    <w:p>
-      <w:pPr>
-        <w:pStyle w:val="BodyText"/>
-      </w:pPr>
-      <w:r>
-        <w:t xml:space="preserve">New windows are eligible for a nonrefundable federal tax credit of 30% of the cost of the window units up to $600, subject to an annual maximum benefit of $1,200 (shared with other home envelope improvements, like attic and basement insulation).</w:t>
-      </w:r>
-    </w:p>
-    <w:bookmarkEnd w:id="57"/>
-    <w:bookmarkStart w:id="58" w:name="replace-doors"/>
-    <w:p>
-      <w:pPr>
-        <w:pStyle w:val="Heading3"/>
-      </w:pPr>
-      <w:r>
-        <w:t xml:space="preserve">4.18 Replace Doors</w:t>
-      </w:r>
-    </w:p>
-    <w:p>
-      <w:pPr>
-        <w:pStyle w:val="FirstParagraph"/>
-      </w:pPr>
-      <w:r>
-        <w:rPr>
-          <w:i/>
-          <w:iCs/>
-        </w:rPr>
-        <w:t xml:space="preserve">Problem</w:t>
-      </w:r>
-    </w:p>
-    <w:p>
-      <w:pPr>
-        <w:pStyle w:val="BodyText"/>
-      </w:pPr>
-      <w:r>
-        <w:rPr>
-          <w:b/>
-          <w:bCs/>
-        </w:rPr>
-        <w:t xml:space="preserve">Need to get the description of the problem</w:t>
-      </w:r>
-    </w:p>
-    <w:p>
-      <w:pPr>
-        <w:pStyle w:val="BodyText"/>
-      </w:pPr>
-      <w:r>
-        <w:rPr>
-          <w:i/>
-          <w:iCs/>
-        </w:rPr>
-        <w:t xml:space="preserve">Recommendation</w:t>
-      </w:r>
-    </w:p>
-    <w:p>
-      <w:pPr>
-        <w:pStyle w:val="BodyText"/>
-      </w:pPr>
-      <w:r>
-        <w:t xml:space="preserve">Replace uninsulated exterior doors and ensure new doors are insulated and properly weatherstripped. We recommend installing doors that are Energy Star certified for</w:t>
-      </w:r>
-      <w:r>
-        <w:t xml:space="preserve"> </w:t>
-      </w:r>
-      <w:r>
-        <w:t xml:space="preserve">‘Northern’</w:t>
-      </w:r>
-      <w:r>
-        <w:t xml:space="preserve"> </w:t>
-      </w:r>
-      <w:r>
-        <w:t xml:space="preserve">climate.</w:t>
-      </w:r>
-      <w:r>
-        <w:rPr>
-          <w:i/>
-          <w:iCs/>
-        </w:rPr>
-        <w:t xml:space="preserve">Estimated Costs/Benefits/Incentives</w:t>
-      </w:r>
-    </w:p>
-    <w:p>
-      <w:pPr>
-        <w:pStyle w:val="BodyText"/>
-      </w:pPr>
-      <w:r>
-        <w:t xml:space="preserve">New doors are eligible for a nonrefundable federal tax credit of 30% of the cost of the door units up to $250 per door and $500 total, subject to an annual maximum benefit of $1,200 (shared with other home envelope improvements, like attic and basement insulation).</w:t>
-      </w:r>
-    </w:p>
-    <w:bookmarkEnd w:id="58"/>
-    <w:bookmarkEnd w:id="59"/>
-    <w:bookmarkStart w:id="60" w:name="additional-resources"/>
-    <w:p>
-      <w:pPr>
-        <w:pStyle w:val="Heading2"/>
-      </w:pPr>
-      <w:r>
-        <w:t xml:space="preserve">5 Additional Resources</w:t>
-      </w:r>
-    </w:p>
-    <w:p>
-      <w:pPr>
-        <w:pStyle w:val="FirstParagraph"/>
-      </w:pPr>
-      <w:r>
-        <w:t xml:space="preserve">Many home efficiency upgrades are eligible for Efficiency Maine rebates and federal tax credits. Financial incentives vary based on income level and type of occupancy. An overview of all state rebates and federal tax credits can be found here: https://www.efficiencymaine.com/at-home/.</w:t>
-      </w:r>
-    </w:p>
-    <w:p>
-      <w:pPr>
-        <w:pStyle w:val="BodyText"/>
-      </w:pPr>
-      <w:r>
-        <w:t xml:space="preserve">You can search for Efficiency Maine registered contractors here: https://www.efficiencymaine.com/at-home/vendor-locator/.</w:t>
-      </w:r>
-    </w:p>
-    <w:p>
-      <w:pPr>
-        <w:pStyle w:val="BodyText"/>
-      </w:pPr>
-      <w:r>
-        <w:t xml:space="preserve">We recommend discussing a whole-home plan for insulation and air sealing work in the basement, walls, and attic with contractors to determine how to best sequence the work to take full advantage of the Efficiency Maine rebates (which are subject to lifetime maximums) and nonrefundable federal tax credits (which are subject to annual maximums).</w:t>
-      </w:r>
-    </w:p>
-    <w:p>
-      <w:pPr>
-        <w:pStyle w:val="BodyText"/>
-      </w:pPr>
-      <w:r>
-        <w:t xml:space="preserve">Efficiency Maine also offers home energy loans to help homeowners who are Maine residents pay for energy and related health and safety upgrades. There are no fees, and interest rates for multi-year loans are between 5.99% (max $7,500) and 7.99% (max $25,000), depending on income level. Low- and moderate-income homeowners who borrow the full $7,500 and pay it back over 10 years will pay a monthly cost of $83. There is also a 1-year, 0% APR option. To learn more or apply, call 866-376-2463 or visit https://www.efficiencymaine.com/home-energy-loans/</w:t>
-      </w:r>
-    </w:p>
-    <w:bookmarkEnd w:id="60"/>
-    <w:bookmarkStart w:id="79" w:name="section-four-tests"/>
-    <w:p>
-      <w:pPr>
-        <w:pStyle w:val="Heading2"/>
-      </w:pPr>
-      <w:r>
-        <w:t xml:space="preserve">6 Section Four Tests</w:t>
-      </w:r>
-    </w:p>
-    <w:p>
-      <w:pPr>
-        <w:pStyle w:val="SourceCode"/>
-      </w:pPr>
-      <w:r>
-        <w:rPr>
-          <w:rStyle w:val="CommentTok"/>
-        </w:rPr>
-        <w:t xml:space="preserve"># for (i in 1:length(ranked_sect_4_problem_text)) {</w:t>
-      </w:r>
-      <w:r>
-        <w:br/>
-      </w:r>
-      <w:r>
-        <w:rPr>
-          <w:rStyle w:val="CommentTok"/>
-        </w:rPr>
-        <w:t xml:space="preserve">#   cat(ranked_sect_4_problem_text$Problem)</w:t>
-      </w:r>
-      <w:r>
-        <w:br/>
-      </w:r>
-      <w:r>
-        <w:rPr>
-          <w:rStyle w:val="CommentTok"/>
-        </w:rPr>
-        <w:t xml:space="preserve"># }</w:t>
-      </w:r>
-      <w:r>
-        <w:br/>
-      </w:r>
-      <w:r>
-        <w:br/>
-      </w:r>
-      <w:r>
-        <w:rPr>
-          <w:rStyle w:val="CommentTok"/>
-        </w:rPr>
-        <w:t xml:space="preserve"># Create a vector filled with random normal values</w:t>
-      </w:r>
-      <w:r>
-        <w:br/>
-      </w:r>
-      <w:r>
-        <w:br/>
-      </w:r>
-      <w:r>
-        <w:rPr>
-          <w:rStyle w:val="NormalTok"/>
-        </w:rPr>
-        <w:t xml:space="preserve">name.vec </w:t>
-      </w:r>
-      <w:r>
-        <w:rPr>
-          <w:rStyle w:val="OtherTok"/>
-        </w:rPr>
-        <w:t xml:space="preserve">&lt;-</w:t>
-      </w:r>
-      <w:r>
-        <w:rPr>
-          <w:rStyle w:val="NormalTok"/>
-        </w:rPr>
-        <w:t xml:space="preserve"> </w:t>
-      </w:r>
-      <w:r>
-        <w:rPr>
-          <w:rStyle w:val="FunctionTok"/>
-        </w:rPr>
-        <w:t xml:space="preserve">as.vector</w:t>
-      </w:r>
-      <w:r>
-        <w:rPr>
-          <w:rStyle w:val="NormalTok"/>
-        </w:rPr>
-        <w:t xml:space="preserve">(ranked_sect_4_problem_text</w:t>
-      </w:r>
-      <w:r>
-        <w:rPr>
-          <w:rStyle w:val="SpecialCharTok"/>
-        </w:rPr>
-        <w:t xml:space="preserve">$</w:t>
-      </w:r>
-      <w:r>
-        <w:rPr>
-          <w:rStyle w:val="NormalTok"/>
-        </w:rPr>
-        <w:t xml:space="preserve">Problem) </w:t>
-      </w:r>
-      <w:r>
-        <w:br/>
-      </w:r>
-      <w:r>
-        <w:br/>
-      </w:r>
-      <w:r>
-        <w:rPr>
-          <w:rStyle w:val="NormalTok"/>
-        </w:rPr>
-        <w:t xml:space="preserve">name.vec2 </w:t>
-      </w:r>
-      <w:r>
-        <w:rPr>
-          <w:rStyle w:val="OtherTok"/>
-        </w:rPr>
-        <w:t xml:space="preserve">&lt;-</w:t>
-      </w:r>
-      <w:r>
-        <w:rPr>
-          <w:rStyle w:val="NormalTok"/>
-        </w:rPr>
-        <w:t xml:space="preserve"> </w:t>
-      </w:r>
-      <w:r>
-        <w:rPr>
-          <w:rStyle w:val="FunctionTok"/>
-        </w:rPr>
-        <w:t xml:space="preserve">as.vector</w:t>
-      </w:r>
-      <w:r>
-        <w:rPr>
-          <w:rStyle w:val="NormalTok"/>
-        </w:rPr>
-        <w:t xml:space="preserve">(ranked_sect_4_problem_text</w:t>
-      </w:r>
-      <w:r>
-        <w:rPr>
-          <w:rStyle w:val="SpecialCharTok"/>
-        </w:rPr>
-        <w:t xml:space="preserve">$</w:t>
-      </w:r>
-      <w:r>
-        <w:rPr>
-          <w:rStyle w:val="NormalTok"/>
-        </w:rPr>
-        <w:t xml:space="preserve">Problem)</w:t>
-      </w:r>
-      <w:r>
-        <w:br/>
-      </w:r>
-      <w:r>
-        <w:rPr>
-          <w:rStyle w:val="CommentTok"/>
-        </w:rPr>
-        <w:t xml:space="preserve">#u1 &lt;- rnorm(30)</w:t>
-      </w:r>
-      <w:r>
-        <w:br/>
-      </w:r>
-      <w:r>
-        <w:rPr>
-          <w:rStyle w:val="CommentTok"/>
-        </w:rPr>
-        <w:t xml:space="preserve">#print("This loop calculates the square of the first 10 elements of vector u1")</w:t>
-      </w:r>
-      <w:r>
-        <w:br/>
-      </w:r>
-      <w:r>
-        <w:br/>
-      </w:r>
-      <w:r>
-        <w:rPr>
-          <w:rStyle w:val="CommentTok"/>
-        </w:rPr>
-        <w:t xml:space="preserve"># # Initialize `usq`</w:t>
-      </w:r>
-      <w:r>
-        <w:br/>
-      </w:r>
-      <w:r>
-        <w:rPr>
-          <w:rStyle w:val="CommentTok"/>
-        </w:rPr>
-        <w:t xml:space="preserve"># usq &lt;- ""</w:t>
-      </w:r>
-      <w:r>
-        <w:br/>
-      </w:r>
-      <w:r>
-        <w:br/>
-      </w:r>
-      <w:r>
-        <w:rPr>
-          <w:rStyle w:val="ControlFlowTok"/>
-        </w:rPr>
-        <w:t xml:space="preserve">for</w:t>
-      </w:r>
-      <w:r>
-        <w:rPr>
-          <w:rStyle w:val="NormalTok"/>
-        </w:rPr>
-        <w:t xml:space="preserve"> (i </w:t>
-      </w:r>
-      <w:r>
-        <w:rPr>
-          <w:rStyle w:val="ControlFlowTok"/>
-        </w:rPr>
-        <w:t xml:space="preserve">in</w:t>
-      </w:r>
-      <w:r>
-        <w:rPr>
-          <w:rStyle w:val="NormalTok"/>
-        </w:rPr>
-        <w:t xml:space="preserve"> </w:t>
-      </w:r>
-      <w:r>
-        <w:rPr>
-          <w:rStyle w:val="DecValTok"/>
-        </w:rPr>
-        <w:t xml:space="preserve">1</w:t>
-      </w:r>
-      <w:r>
-        <w:rPr>
-          <w:rStyle w:val="SpecialCharTok"/>
-        </w:rPr>
-        <w:t xml:space="preserve">:</w:t>
-      </w:r>
-      <w:r>
-        <w:rPr>
-          <w:rStyle w:val="NormalTok"/>
-        </w:rPr>
-        <w:t xml:space="preserve"> </w:t>
-      </w:r>
-      <w:r>
-        <w:rPr>
-          <w:rStyle w:val="FunctionTok"/>
-        </w:rPr>
-        <w:t xml:space="preserve">nrow</w:t>
-      </w:r>
-      <w:r>
-        <w:rPr>
-          <w:rStyle w:val="NormalTok"/>
-        </w:rPr>
-        <w:t xml:space="preserve">(ranked_sect_4_problem_text)) {</w:t>
-      </w:r>
-      <w:r>
-        <w:br/>
-      </w:r>
-      <w:r>
-        <w:rPr>
-          <w:rStyle w:val="NormalTok"/>
-        </w:rPr>
-        <w:t xml:space="preserve">    </w:t>
-      </w:r>
-      <w:r>
-        <w:rPr>
-          <w:rStyle w:val="CommentTok"/>
-        </w:rPr>
-        <w:t xml:space="preserve"># i-th element of `u1` squared into `i`-th position of `usq`</w:t>
-      </w:r>
-      <w:r>
-        <w:br/>
-      </w:r>
-      <w:r>
-        <w:rPr>
-          <w:rStyle w:val="NormalTok"/>
-        </w:rPr>
-        <w:t xml:space="preserve">   </w:t>
-      </w:r>
-      <w:r>
-        <w:br/>
-      </w:r>
-      <w:r>
-        <w:rPr>
-          <w:rStyle w:val="NormalTok"/>
-        </w:rPr>
-        <w:t xml:space="preserve">    </w:t>
-      </w:r>
-      <w:r>
-        <w:rPr>
-          <w:rStyle w:val="FunctionTok"/>
-        </w:rPr>
-        <w:t xml:space="preserve">cat</w:t>
-      </w:r>
-      <w:r>
-        <w:rPr>
-          <w:rStyle w:val="NormalTok"/>
-        </w:rPr>
-        <w:t xml:space="preserve">(</w:t>
-      </w:r>
-      <w:r>
-        <w:rPr>
-          <w:rStyle w:val="StringTok"/>
-        </w:rPr>
-        <w:t xml:space="preserve">"###"</w:t>
-      </w:r>
-      <w:r>
-        <w:rPr>
-          <w:rStyle w:val="NormalTok"/>
-        </w:rPr>
-        <w:t xml:space="preserve">, ranked_sect_4_problem_text</w:t>
-      </w:r>
-      <w:r>
-        <w:rPr>
-          <w:rStyle w:val="SpecialCharTok"/>
-        </w:rPr>
-        <w:t xml:space="preserve">$</w:t>
-      </w:r>
-      <w:r>
-        <w:rPr>
-          <w:rStyle w:val="NormalTok"/>
-        </w:rPr>
-        <w:t xml:space="preserve">Recommendations[i] , </w:t>
-      </w:r>
-      <w:r>
-        <w:rPr>
-          <w:rStyle w:val="StringTok"/>
-        </w:rPr>
-        <w:t xml:space="preserve">"</w:t>
-      </w:r>
-      <w:r>
-        <w:rPr>
-          <w:rStyle w:val="SpecialCharTok"/>
-        </w:rPr>
-        <w:t xml:space="preserve">\n</w:t>
-      </w:r>
-      <w:r>
-        <w:rPr>
-          <w:rStyle w:val="StringTok"/>
-        </w:rPr>
-        <w:t xml:space="preserve">"</w:t>
-      </w:r>
-      <w:r>
-        <w:rPr>
-          <w:rStyle w:val="NormalTok"/>
-        </w:rPr>
-        <w:t xml:space="preserve">)</w:t>
-      </w:r>
-      <w:r>
-        <w:br/>
-      </w:r>
-      <w:r>
-        <w:rPr>
-          <w:rStyle w:val="NormalTok"/>
-        </w:rPr>
+      <w:r>
+        <w:t xml:space="preserve">“)</w:t>
+      </w:r>
+      <w:r>
         <w:t xml:space="preserve">}</w:t>
       </w:r>
-    </w:p>
-    <w:bookmarkStart w:id="61" w:name="windowdressers"/>
-    <w:p>
-      <w:pPr>
-        <w:pStyle w:val="Heading3"/>
-      </w:pPr>
-      <w:r>
-        <w:t xml:space="preserve">6.1 WindowDressers</w:t>
-      </w:r>
-    </w:p>
-    <w:bookmarkEnd w:id="61"/>
-    <w:bookmarkStart w:id="62" w:name="refrigerator-1"/>
-    <w:p>
-      <w:pPr>
-        <w:pStyle w:val="Heading3"/>
-      </w:pPr>
-      <w:r>
-        <w:t xml:space="preserve">6.2 Refrigerator</w:t>
-      </w:r>
-    </w:p>
-    <w:bookmarkEnd w:id="62"/>
-    <w:bookmarkStart w:id="63" w:name="induction-stoveoven-1"/>
-    <w:p>
-      <w:pPr>
-        <w:pStyle w:val="Heading3"/>
-      </w:pPr>
-      <w:r>
-        <w:t xml:space="preserve">6.3 Induction Stove/Oven</w:t>
-      </w:r>
-    </w:p>
-    <w:bookmarkEnd w:id="63"/>
-    <w:bookmarkStart w:id="64" w:name="gutters-1"/>
-    <w:p>
-      <w:pPr>
-        <w:pStyle w:val="Heading3"/>
-      </w:pPr>
-      <w:r>
-        <w:t xml:space="preserve">6.4 Gutters</w:t>
-      </w:r>
-    </w:p>
-    <w:bookmarkEnd w:id="64"/>
-    <w:bookmarkStart w:id="65" w:name="bathroom-exhaust-fans-1"/>
-    <w:p>
-      <w:pPr>
-        <w:pStyle w:val="Heading3"/>
-      </w:pPr>
-      <w:r>
-        <w:t xml:space="preserve">6.5 Bathroom Exhaust Fan(s)</w:t>
-      </w:r>
-    </w:p>
-    <w:bookmarkEnd w:id="65"/>
-    <w:bookmarkStart w:id="66" w:name="kitchen-exhaust-fan"/>
-    <w:p>
-      <w:pPr>
-        <w:pStyle w:val="Heading3"/>
-      </w:pPr>
-      <w:r>
-        <w:t xml:space="preserve">6.6 Kitchen Exhaust Fan</w:t>
-      </w:r>
-    </w:p>
-    <w:bookmarkEnd w:id="66"/>
-    <w:bookmarkStart w:id="67" w:name="vapor-barrier-1"/>
-    <w:p>
-      <w:pPr>
-        <w:pStyle w:val="Heading3"/>
-      </w:pPr>
-      <w:r>
-        <w:t xml:space="preserve">6.7 Vapor Barrier</w:t>
-      </w:r>
-    </w:p>
-    <w:bookmarkEnd w:id="67"/>
-    <w:bookmarkStart w:id="68" w:name="spray-foam-basementcrawlspace-walls"/>
-    <w:p>
-      <w:pPr>
-        <w:pStyle w:val="Heading3"/>
-      </w:pPr>
-      <w:r>
-        <w:t xml:space="preserve">6.8 Spray Foam Basement/Crawlspace Walls</w:t>
-      </w:r>
-    </w:p>
-    <w:bookmarkEnd w:id="68"/>
-    <w:bookmarkStart w:id="69" w:name="attic-air-sealing-and-insulation"/>
-    <w:p>
-      <w:pPr>
-        <w:pStyle w:val="Heading3"/>
-      </w:pPr>
-      <w:r>
-        <w:t xml:space="preserve">6.9 Attic Air Sealing and Insulation</w:t>
-      </w:r>
-    </w:p>
-    <w:bookmarkEnd w:id="69"/>
-    <w:bookmarkStart w:id="70" w:name="blown-in-cellulose-wall-insulation"/>
-    <w:p>
-      <w:pPr>
-        <w:pStyle w:val="Heading3"/>
-      </w:pPr>
-      <w:r>
-        <w:t xml:space="preserve">6.10 Blown-in Cellulose Wall Insulation</w:t>
-      </w:r>
-    </w:p>
-    <w:bookmarkEnd w:id="70"/>
-    <w:bookmarkStart w:id="71" w:name="continuous-exterior-wall-insulation-1"/>
-    <w:p>
-      <w:pPr>
-        <w:pStyle w:val="Heading3"/>
-      </w:pPr>
-      <w:r>
-        <w:t xml:space="preserve">6.11 Continuous Exterior Wall Insulation</w:t>
-      </w:r>
-    </w:p>
-    <w:bookmarkEnd w:id="71"/>
-    <w:bookmarkStart w:id="72" w:name="air-source-heat-pump-1"/>
-    <w:p>
-      <w:pPr>
-        <w:pStyle w:val="Heading3"/>
-      </w:pPr>
-      <w:r>
-        <w:t xml:space="preserve">6.12 Air Source Heat Pump</w:t>
-      </w:r>
-    </w:p>
-    <w:bookmarkEnd w:id="72"/>
-    <w:bookmarkStart w:id="73" w:name="whole-house-surge-protection-1"/>
-    <w:p>
-      <w:pPr>
-        <w:pStyle w:val="Heading3"/>
-      </w:pPr>
-      <w:r>
-        <w:t xml:space="preserve">6.13 Whole-House Surge Protection</w:t>
-      </w:r>
-    </w:p>
-    <w:bookmarkEnd w:id="73"/>
-    <w:bookmarkStart w:id="74" w:name="pipe-insulation-1"/>
-    <w:p>
-      <w:pPr>
-        <w:pStyle w:val="Heading3"/>
-      </w:pPr>
-      <w:r>
-        <w:t xml:space="preserve">6.14 Pipe Insulation</w:t>
-      </w:r>
-    </w:p>
-    <w:bookmarkEnd w:id="74"/>
-    <w:bookmarkStart w:id="75" w:name="diy-air-sealing-1"/>
-    <w:p>
-      <w:pPr>
-        <w:pStyle w:val="Heading3"/>
-      </w:pPr>
-      <w:r>
-        <w:t xml:space="preserve">6.15 DIY Air Sealing</w:t>
-      </w:r>
-    </w:p>
-    <w:bookmarkEnd w:id="75"/>
-    <w:bookmarkStart w:id="76" w:name="misc.-air-sealing-and-insulation-1"/>
-    <w:p>
-      <w:pPr>
-        <w:pStyle w:val="Heading3"/>
-      </w:pPr>
-      <w:r>
-        <w:t xml:space="preserve">6.16 Misc. Air Sealing and Insulation</w:t>
-      </w:r>
-    </w:p>
-    <w:bookmarkEnd w:id="76"/>
-    <w:bookmarkStart w:id="77" w:name="replace-windows-1"/>
-    <w:p>
-      <w:pPr>
-        <w:pStyle w:val="Heading3"/>
-      </w:pPr>
-      <w:r>
-        <w:t xml:space="preserve">6.17 Replace Windows</w:t>
-      </w:r>
-    </w:p>
-    <w:bookmarkEnd w:id="77"/>
-    <w:bookmarkStart w:id="78" w:name="replace-doors-1"/>
-    <w:p>
-      <w:pPr>
-        <w:pStyle w:val="Heading3"/>
-      </w:pPr>
-      <w:r>
-        <w:t xml:space="preserve">6.18 Replace Doors</w:t>
-      </w:r>
-    </w:p>
-    <w:p>
-      <w:pPr>
-        <w:pStyle w:val="SourceCode"/>
-      </w:pPr>
-      <w:r>
-        <w:rPr>
-          <w:rStyle w:val="CommentTok"/>
-        </w:rPr>
-        <w:t xml:space="preserve"># if( window_dressers == TRUE){</w:t>
-      </w:r>
-      <w:r>
-        <w:br/>
-      </w:r>
-      <w:r>
-        <w:rPr>
-          <w:rStyle w:val="CommentTok"/>
-        </w:rPr>
-        <w:t xml:space="preserve">#   cat(ranked_sect_4_problem_text)</w:t>
-      </w:r>
-      <w:r>
-        <w:br/>
-      </w:r>
-      <w:r>
-        <w:rPr>
-          <w:rStyle w:val="CommentTok"/>
-        </w:rPr>
-        <w:t xml:space="preserve"># }else{</w:t>
-      </w:r>
-      <w:r>
-        <w:br/>
-      </w:r>
-      <w:r>
-        <w:rPr>
-          <w:rStyle w:val="CommentTok"/>
-        </w:rPr>
-        <w:t xml:space="preserve">#   cat("")</w:t>
-      </w:r>
-      <w:r>
-        <w:br/>
-      </w:r>
-      <w:r>
-        <w:rPr>
-          <w:rStyle w:val="CommentTok"/>
-        </w:rPr>
-        <w:t xml:space="preserve"># }</w:t>
-      </w:r>
-      <w:r>
-        <w:br/>
-      </w:r>
-      <w:r>
-        <w:rPr>
-          <w:rStyle w:val="CommentTok"/>
-        </w:rPr>
-        <w:t xml:space="preserve"># </w:t>
-      </w:r>
-      <w:r>
-        <w:br/>
-      </w:r>
-      <w:r>
-        <w:rPr>
-          <w:rStyle w:val="CommentTok"/>
-        </w:rPr>
-        <w:t xml:space="preserve"># if(window_dressers == TRUE){</w:t>
-      </w:r>
-      <w:r>
-        <w:br/>
-      </w:r>
-      <w:r>
-        <w:rPr>
-          <w:rStyle w:val="CommentTok"/>
-        </w:rPr>
-        <w:t xml:space="preserve">#   cat(auto_window_dressers$Description</w:t>
-      </w:r>
-      <w:r>
-        <w:br/>
-      </w:r>
-      <w:r>
-        <w:rPr>
-          <w:rStyle w:val="CommentTok"/>
-        </w:rPr>
-        <w:t xml:space="preserve">#     </w:t>
-      </w:r>
-      <w:r>
-        <w:br/>
-      </w:r>
-      <w:r>
-        <w:rPr>
-          <w:rStyle w:val="CommentTok"/>
-        </w:rPr>
-        <w:t xml:space="preserve">#   )</w:t>
-      </w:r>
-      <w:r>
-        <w:br/>
-      </w:r>
-      <w:r>
-        <w:rPr>
-          <w:rStyle w:val="CommentTok"/>
-        </w:rPr>
-        <w:t xml:space="preserve"># }else{</w:t>
-      </w:r>
-      <w:r>
-        <w:br/>
-      </w:r>
-      <w:r>
-        <w:rPr>
-          <w:rStyle w:val="CommentTok"/>
-        </w:rPr>
-        <w:t xml:space="preserve">#   cat("")</w:t>
-      </w:r>
-      <w:r>
-        <w:br/>
-      </w:r>
-      <w:r>
-        <w:rPr>
-          <w:rStyle w:val="CommentTok"/>
-        </w:rPr>
-        <w:t xml:space="preserve">#   }</w:t>
-      </w:r>
-      <w:r>
-        <w:br/>
-      </w:r>
-      <w:r>
-        <w:rPr>
-          <w:rStyle w:val="CommentTok"/>
-        </w:rPr>
-        <w:t xml:space="preserve"># </w:t>
-      </w:r>
-      <w:r>
-        <w:br/>
-      </w:r>
-      <w:r>
-        <w:rPr>
-          <w:rStyle w:val="CommentTok"/>
-        </w:rPr>
-        <w:t xml:space="preserve"># if(window_dressers == TRUE){</w:t>
-      </w:r>
-      <w:r>
-        <w:br/>
-      </w:r>
-      <w:r>
-        <w:rPr>
-          <w:rStyle w:val="CommentTok"/>
-        </w:rPr>
-        <w:t xml:space="preserve">#   cat("</w:t>
-      </w:r>
-      <w:r>
-        <w:br/>
-      </w:r>
-      <w:r>
-        <w:rPr>
-          <w:rStyle w:val="CommentTok"/>
-        </w:rPr>
-        <w:t xml:space="preserve"># *Estimated Cost/Benefits/Incentives*</w:t>
-      </w:r>
-      <w:r>
-        <w:br/>
-      </w:r>
-      <w:r>
-        <w:rPr>
-          <w:rStyle w:val="CommentTok"/>
-        </w:rPr>
-        <w:t xml:space="preserve"># </w:t>
-      </w:r>
-      <w:r>
-        <w:br/>
-      </w:r>
-      <w:r>
-        <w:rPr>
-          <w:rStyle w:val="CommentTok"/>
-        </w:rPr>
-        <w:t xml:space="preserve"># ",auto_window_dresserds_estimates$Description)</w:t>
-      </w:r>
-      <w:r>
-        <w:br/>
-      </w:r>
-      <w:r>
-        <w:rPr>
-          <w:rStyle w:val="CommentTok"/>
-        </w:rPr>
-        <w:t xml:space="preserve"># }else{</w:t>
-      </w:r>
-      <w:r>
-        <w:br/>
-      </w:r>
-      <w:r>
-        <w:rPr>
-          <w:rStyle w:val="CommentTok"/>
-        </w:rPr>
-        <w:t xml:space="preserve">#   cat("")</w:t>
-      </w:r>
-      <w:r>
-        <w:br/>
-      </w:r>
-      <w:r>
-        <w:rPr>
-          <w:rStyle w:val="CommentTok"/>
-        </w:rPr>
-        <w:t xml:space="preserve">#   }</w:t>
-      </w:r>
-      <w:r>
-        <w:br/>
-      </w:r>
-      <w:r>
-        <w:br/>
-      </w:r>
-      <w:r>
-        <w:rPr>
-          <w:rStyle w:val="NormalTok"/>
-        </w:rPr>
-        <w:t xml:space="preserve">df </w:t>
-      </w:r>
-      <w:r>
-        <w:rPr>
-          <w:rStyle w:val="OtherTok"/>
-        </w:rPr>
-        <w:t xml:space="preserve">&lt;-</w:t>
-      </w:r>
-      <w:r>
-        <w:rPr>
-          <w:rStyle w:val="NormalTok"/>
-        </w:rPr>
-        <w:t xml:space="preserve"> </w:t>
-      </w:r>
-      <w:r>
-        <w:rPr>
-          <w:rStyle w:val="FunctionTok"/>
-        </w:rPr>
-        <w:t xml:space="preserve">data.frame</w:t>
-      </w:r>
-      <w:r>
-        <w:rPr>
-          <w:rStyle w:val="NormalTok"/>
-        </w:rPr>
-        <w:t xml:space="preserve">(</w:t>
-      </w:r>
-      <w:r>
-        <w:br/>
-      </w:r>
-      <w:r>
-        <w:rPr>
-          <w:rStyle w:val="NormalTok"/>
-        </w:rPr>
-        <w:t xml:space="preserve">  </w:t>
-      </w:r>
-      <w:r>
-        <w:rPr>
-          <w:rStyle w:val="AttributeTok"/>
-        </w:rPr>
-        <w:t xml:space="preserve">Name =</w:t>
-      </w:r>
-      <w:r>
-        <w:rPr>
-          <w:rStyle w:val="NormalTok"/>
-        </w:rPr>
-        <w:t xml:space="preserve"> </w:t>
-      </w:r>
-      <w:r>
-        <w:rPr>
-          <w:rStyle w:val="FunctionTok"/>
-        </w:rPr>
-        <w:t xml:space="preserve">c</w:t>
-      </w:r>
-      <w:r>
-        <w:rPr>
-          <w:rStyle w:val="NormalTok"/>
-        </w:rPr>
-        <w:t xml:space="preserve">(</w:t>
-      </w:r>
-      <w:r>
-        <w:rPr>
-          <w:rStyle w:val="StringTok"/>
-        </w:rPr>
-        <w:t xml:space="preserve">"Alice"</w:t>
-      </w:r>
-      <w:r>
-        <w:rPr>
-          <w:rStyle w:val="NormalTok"/>
-        </w:rPr>
-        <w:t xml:space="preserve">, </w:t>
-      </w:r>
-      <w:r>
-        <w:rPr>
-          <w:rStyle w:val="StringTok"/>
-        </w:rPr>
-        <w:t xml:space="preserve">"Bob"</w:t>
-      </w:r>
-      <w:r>
-        <w:rPr>
-          <w:rStyle w:val="NormalTok"/>
-        </w:rPr>
-        <w:t xml:space="preserve">, </w:t>
-      </w:r>
-      <w:r>
-        <w:rPr>
-          <w:rStyle w:val="StringTok"/>
-        </w:rPr>
-        <w:t xml:space="preserve">"Carol"</w:t>
-      </w:r>
-      <w:r>
-        <w:rPr>
-          <w:rStyle w:val="NormalTok"/>
-        </w:rPr>
-        <w:t xml:space="preserve">, </w:t>
-      </w:r>
-      <w:r>
-        <w:rPr>
-          <w:rStyle w:val="StringTok"/>
-        </w:rPr>
-        <w:t xml:space="preserve">"Dave"</w:t>
-      </w:r>
-      <w:r>
-        <w:rPr>
-          <w:rStyle w:val="NormalTok"/>
-        </w:rPr>
-        <w:t xml:space="preserve">, </w:t>
-      </w:r>
-      <w:r>
-        <w:rPr>
-          <w:rStyle w:val="StringTok"/>
-        </w:rPr>
-        <w:t xml:space="preserve">"Eve"</w:t>
-      </w:r>
-      <w:r>
-        <w:rPr>
-          <w:rStyle w:val="NormalTok"/>
-        </w:rPr>
-        <w:t xml:space="preserve">, </w:t>
-      </w:r>
-      <w:r>
-        <w:rPr>
-          <w:rStyle w:val="StringTok"/>
-        </w:rPr>
-        <w:t xml:space="preserve">"Frank"</w:t>
-      </w:r>
-      <w:r>
-        <w:rPr>
-          <w:rStyle w:val="NormalTok"/>
-        </w:rPr>
-        <w:t xml:space="preserve">),</w:t>
-      </w:r>
-      <w:r>
-        <w:br/>
-      </w:r>
-      <w:r>
-        <w:rPr>
-          <w:rStyle w:val="NormalTok"/>
-        </w:rPr>
-        <w:t xml:space="preserve">  </w:t>
-      </w:r>
-      <w:r>
-        <w:rPr>
-          <w:rStyle w:val="AttributeTok"/>
-        </w:rPr>
-        <w:t xml:space="preserve">Score =</w:t>
-      </w:r>
-      <w:r>
-        <w:rPr>
-          <w:rStyle w:val="NormalTok"/>
-        </w:rPr>
-        <w:t xml:space="preserve"> </w:t>
-      </w:r>
-      <w:r>
-        <w:rPr>
-          <w:rStyle w:val="FunctionTok"/>
-        </w:rPr>
-        <w:t xml:space="preserve">c</w:t>
-      </w:r>
-      <w:r>
-        <w:rPr>
-          <w:rStyle w:val="NormalTok"/>
-        </w:rPr>
-        <w:t xml:space="preserve">(</w:t>
-      </w:r>
-      <w:r>
-        <w:rPr>
-          <w:rStyle w:val="DecValTok"/>
-        </w:rPr>
-        <w:t xml:space="preserve">90</w:t>
-      </w:r>
-      <w:r>
-        <w:rPr>
-          <w:rStyle w:val="NormalTok"/>
-        </w:rPr>
-        <w:t xml:space="preserve">, </w:t>
-      </w:r>
-      <w:r>
-        <w:rPr>
-          <w:rStyle w:val="DecValTok"/>
-        </w:rPr>
-        <w:t xml:space="preserve">85</w:t>
-      </w:r>
-      <w:r>
-        <w:rPr>
-          <w:rStyle w:val="NormalTok"/>
-        </w:rPr>
-        <w:t xml:space="preserve">, </w:t>
-      </w:r>
-      <w:r>
-        <w:rPr>
-          <w:rStyle w:val="DecValTok"/>
-        </w:rPr>
-        <w:t xml:space="preserve">88</w:t>
-      </w:r>
-      <w:r>
-        <w:rPr>
-          <w:rStyle w:val="NormalTok"/>
-        </w:rPr>
-        <w:t xml:space="preserve">, </w:t>
-      </w:r>
-      <w:r>
-        <w:rPr>
-          <w:rStyle w:val="DecValTok"/>
-        </w:rPr>
-        <w:t xml:space="preserve">92</w:t>
-      </w:r>
-      <w:r>
-        <w:rPr>
-          <w:rStyle w:val="NormalTok"/>
-        </w:rPr>
-        <w:t xml:space="preserve">, </w:t>
-      </w:r>
-      <w:r>
-        <w:rPr>
-          <w:rStyle w:val="DecValTok"/>
-        </w:rPr>
-        <w:t xml:space="preserve">95</w:t>
-      </w:r>
-      <w:r>
-        <w:rPr>
-          <w:rStyle w:val="NormalTok"/>
-        </w:rPr>
-        <w:t xml:space="preserve">, </w:t>
-      </w:r>
-      <w:r>
-        <w:rPr>
-          <w:rStyle w:val="DecValTok"/>
-        </w:rPr>
-        <w:t xml:space="preserve">87</w:t>
-      </w:r>
-      <w:r>
-        <w:rPr>
-          <w:rStyle w:val="NormalTok"/>
-        </w:rPr>
-        <w:t xml:space="preserve">)</w:t>
-      </w:r>
-      <w:r>
-        <w:br/>
-      </w:r>
-      <w:r>
-        <w:rPr>
-          <w:rStyle w:val="NormalTok"/>
-        </w:rPr>
-        <w:t xml:space="preserve">)</w:t>
-      </w:r>
-      <w:r>
-        <w:br/>
-      </w:r>
-      <w:r>
-        <w:br/>
-      </w:r>
-      <w:r>
-        <w:rPr>
-          <w:rStyle w:val="CommentTok"/>
-        </w:rPr>
-        <w:t xml:space="preserve"># Specific rows to print</w:t>
-      </w:r>
-      <w:r>
-        <w:br/>
-      </w:r>
-      <w:r>
-        <w:rPr>
-          <w:rStyle w:val="NormalTok"/>
-        </w:rPr>
-        <w:t xml:space="preserve">rows_to_print </w:t>
-      </w:r>
-      <w:r>
-        <w:rPr>
-          <w:rStyle w:val="OtherTok"/>
-        </w:rPr>
-        <w:t xml:space="preserve">&lt;-</w:t>
-      </w:r>
-      <w:r>
-        <w:rPr>
-          <w:rStyle w:val="NormalTok"/>
-        </w:rPr>
-        <w:t xml:space="preserve"> </w:t>
-      </w:r>
-      <w:r>
-        <w:rPr>
-          <w:rStyle w:val="FunctionTok"/>
-        </w:rPr>
-        <w:t xml:space="preserve">c</w:t>
-      </w:r>
-      <w:r>
-        <w:rPr>
-          <w:rStyle w:val="NormalTok"/>
-        </w:rPr>
-        <w:t xml:space="preserve">(</w:t>
-      </w:r>
-      <w:r>
-        <w:rPr>
-          <w:rStyle w:val="DecValTok"/>
-        </w:rPr>
-        <w:t xml:space="preserve">2</w:t>
-      </w:r>
-      <w:r>
-        <w:rPr>
-          <w:rStyle w:val="NormalTok"/>
-        </w:rPr>
-        <w:t xml:space="preserve">, </w:t>
-      </w:r>
-      <w:r>
-        <w:rPr>
-          <w:rStyle w:val="DecValTok"/>
-        </w:rPr>
-        <w:t xml:space="preserve">4</w:t>
-      </w:r>
-      <w:r>
-        <w:rPr>
-          <w:rStyle w:val="NormalTok"/>
-        </w:rPr>
-        <w:t xml:space="preserve">, </w:t>
-      </w:r>
-      <w:r>
-        <w:rPr>
-          <w:rStyle w:val="DecValTok"/>
-        </w:rPr>
-        <w:t xml:space="preserve">6</w:t>
-      </w:r>
-      <w:r>
-        <w:rPr>
-          <w:rStyle w:val="NormalTok"/>
-        </w:rPr>
-        <w:t xml:space="preserve">)</w:t>
-      </w:r>
-      <w:r>
-        <w:br/>
-      </w:r>
-      <w:r>
-        <w:br/>
-      </w:r>
-      <w:r>
-        <w:rPr>
-          <w:rStyle w:val="ControlFlowTok"/>
-        </w:rPr>
-        <w:t xml:space="preserve">for</w:t>
-      </w:r>
-      <w:r>
-        <w:rPr>
-          <w:rStyle w:val="NormalTok"/>
-        </w:rPr>
-        <w:t xml:space="preserve"> (i </w:t>
-      </w:r>
-      <w:r>
-        <w:rPr>
-          <w:rStyle w:val="ControlFlowTok"/>
-        </w:rPr>
-        <w:t xml:space="preserve">in</w:t>
-      </w:r>
-      <w:r>
-        <w:rPr>
-          <w:rStyle w:val="NormalTok"/>
-        </w:rPr>
-        <w:t xml:space="preserve"> rows_to_print) {</w:t>
-      </w:r>
-      <w:r>
-        <w:br/>
-      </w:r>
-      <w:r>
-        <w:rPr>
-          <w:rStyle w:val="NormalTok"/>
-        </w:rPr>
-        <w:t xml:space="preserve">  </w:t>
-      </w:r>
-      <w:r>
-        <w:rPr>
-          <w:rStyle w:val="FunctionTok"/>
-        </w:rPr>
-        <w:t xml:space="preserve">cat</w:t>
-      </w:r>
-      <w:r>
-        <w:rPr>
-          <w:rStyle w:val="NormalTok"/>
-        </w:rPr>
-        <w:t xml:space="preserve">(</w:t>
-      </w:r>
-      <w:r>
-        <w:rPr>
-          <w:rStyle w:val="StringTok"/>
-        </w:rPr>
-        <w:t xml:space="preserve">"Row"</w:t>
-      </w:r>
-      <w:r>
-        <w:rPr>
-          <w:rStyle w:val="NormalTok"/>
-        </w:rPr>
-        <w:t xml:space="preserve">, i, </w:t>
-      </w:r>
-      <w:r>
-        <w:rPr>
-          <w:rStyle w:val="StringTok"/>
-        </w:rPr>
-        <w:t xml:space="preserve">": Name ="</w:t>
-      </w:r>
-      <w:r>
-        <w:rPr>
-          <w:rStyle w:val="NormalTok"/>
-        </w:rPr>
-        <w:t xml:space="preserve">, df</w:t>
-      </w:r>
-      <w:r>
-        <w:rPr>
-          <w:rStyle w:val="SpecialCharTok"/>
-        </w:rPr>
-        <w:t xml:space="preserve">$</w:t>
-      </w:r>
-      <w:r>
-        <w:rPr>
-          <w:rStyle w:val="NormalTok"/>
-        </w:rPr>
-        <w:t xml:space="preserve">Name[i], </w:t>
-      </w:r>
-      <w:r>
-        <w:rPr>
-          <w:rStyle w:val="StringTok"/>
-        </w:rPr>
-        <w:t xml:space="preserve">", Score ="</w:t>
-      </w:r>
-      <w:r>
-        <w:rPr>
-          <w:rStyle w:val="NormalTok"/>
-        </w:rPr>
-        <w:t xml:space="preserve">, df</w:t>
-      </w:r>
-      <w:r>
-        <w:rPr>
-          <w:rStyle w:val="SpecialCharTok"/>
-        </w:rPr>
-        <w:t xml:space="preserve">$</w:t>
-      </w:r>
-      <w:r>
-        <w:rPr>
-          <w:rStyle w:val="NormalTok"/>
-        </w:rPr>
-        <w:t xml:space="preserve">Score[i], </w:t>
-      </w:r>
-      <w:r>
-        <w:rPr>
-          <w:rStyle w:val="StringTok"/>
-        </w:rPr>
-        <w:t xml:space="preserve">"</w:t>
-      </w:r>
-      <w:r>
-        <w:rPr>
-          <w:rStyle w:val="SpecialCharTok"/>
-        </w:rPr>
-        <w:t xml:space="preserve">\n</w:t>
-      </w:r>
-      <w:r>
-        <w:br/>
-      </w:r>
-      <w:r>
-        <w:rPr>
-          <w:rStyle w:val="StringTok"/>
-        </w:rPr>
-        <w:t xml:space="preserve">      </w:t>
-      </w:r>
-      <w:r>
-        <w:br/>
-      </w:r>
-      <w:r>
-        <w:rPr>
-          <w:rStyle w:val="StringTok"/>
-        </w:rPr>
-        <w:t xml:space="preserve">      "</w:t>
-      </w:r>
-      <w:r>
-        <w:rPr>
-          <w:rStyle w:val="NormalTok"/>
-        </w:rPr>
-        <w:t xml:space="preserve">)</w:t>
-      </w:r>
-      <w:r>
-        <w:br/>
-      </w:r>
-      <w:r>
-        <w:rPr>
-          <w:rStyle w:val="NormalTok"/>
-        </w:rPr>
-        <w:t xml:space="preserve">}</w:t>
-      </w:r>
-    </w:p>
-    <w:p>
-      <w:pPr>
-        <w:pStyle w:val="FirstParagraph"/>
-      </w:pPr>
-      <w:r>
-        <w:t xml:space="preserve">Row 2 : Name = Bob , Score = 85</w:t>
-      </w:r>
-    </w:p>
-    <w:p>
-      <w:pPr>
-        <w:pStyle w:val="SourceCode"/>
-      </w:pPr>
-      <w:r>
-        <w:rPr>
-          <w:rStyle w:val="VerbatimChar"/>
-        </w:rPr>
-        <w:t xml:space="preserve">  Row 4 : Name = Dave , Score = 92 </w:t>
-      </w:r>
-      <w:r>
-        <w:br/>
-      </w:r>
-      <w:r>
-        <w:br/>
-      </w:r>
-      <w:r>
-        <w:br/>
-      </w:r>
-      <w:r>
-        <w:rPr>
-          <w:rStyle w:val="VerbatimChar"/>
-        </w:rPr>
-        <w:t xml:space="preserve">  Row 6 : Name = Frank , Score = 87 </w:t>
-      </w:r>
-    </w:p>
-    <w:p>
-      <w:pPr>
-        <w:pStyle w:val="SourceCode"/>
-      </w:pPr>
-      <w:r>
-        <w:rPr>
-          <w:rStyle w:val="CommentTok"/>
-        </w:rPr>
-        <w:t xml:space="preserve"># cat("###", ranked_sect_4_problem_text$Recommendations[i] , "\n"</w:t>
-      </w:r>
-      <w:r>
-        <w:br/>
-      </w:r>
-      <w:r>
-        <w:rPr>
-          <w:rStyle w:val="CommentTok"/>
-        </w:rPr>
-        <w:t xml:space="preserve">#      ,</w:t>
-      </w:r>
-      <w:r>
-        <w:br/>
-      </w:r>
-      <w:r>
-        <w:rPr>
-          <w:rStyle w:val="CommentTok"/>
-        </w:rPr>
-        <w:t xml:space="preserve">#   </w:t>
-      </w:r>
-      <w:r>
-        <w:br/>
-      </w:r>
-      <w:r>
-        <w:rPr>
-          <w:rStyle w:val="CommentTok"/>
-        </w:rPr>
-        <w:t xml:space="preserve"># "*Problem*", i ,"\n")</w:t>
-      </w:r>
-    </w:p>
-    <w:bookmarkEnd w:id="78"/>
-    <w:bookmarkEnd w:id="79"/>
+      <w:r>
+        <w:t xml:space="preserve"># cat(”</w:t>
+      </w:r>
+    </w:p>
+    <w:bookmarkEnd w:id="50"/>
+    <w:bookmarkEnd w:id="51"/>
     <w:sectPr>
       <w:footerReference r:id="rId9" w:type="default"/>
       <w:pgSz w:h="15840" w:w="12240"/>

--- a/Quarto_report/Audit_Report.docx
+++ b/Quarto_report/Audit_Report.docx
@@ -15,31 +15,31 @@
         <w:pStyle w:val="FirstParagraph"/>
       </w:pPr>
       <w:r>
-        <w:t xml:space="preserve">Homeowner(s): Dane Thompson</w:t>
-      </w:r>
-    </w:p>
-    <w:p>
-      <w:pPr>
-        <w:pStyle w:val="BodyText"/>
-      </w:pPr>
-      <w:r>
-        <w:t xml:space="preserve">Address: 25 Komusin Lane, Cranberry Isles, Maine, 04625</w:t>
-      </w:r>
-    </w:p>
-    <w:p>
-      <w:pPr>
-        <w:pStyle w:val="BodyText"/>
-      </w:pPr>
-      <w:r>
-        <w:t xml:space="preserve">Owner Contact: NA</w:t>
-      </w:r>
-    </w:p>
-    <w:p>
-      <w:pPr>
-        <w:pStyle w:val="BodyText"/>
-      </w:pPr>
-      <w:r>
-        <w:t xml:space="preserve">Auditors: Nicole Grohoski, Uriel Orozco Brenes, Zoe Duni</w:t>
+        <w:t xml:space="preserve">Homeowner(s): Bonnie Collins</w:t>
+      </w:r>
+    </w:p>
+    <w:p>
+      <w:pPr>
+        <w:pStyle w:val="BodyText"/>
+      </w:pPr>
+      <w:r>
+        <w:t xml:space="preserve">Address: 23 Wekosos Lane, Pleasent Point, Maine, 04667</w:t>
+      </w:r>
+    </w:p>
+    <w:p>
+      <w:pPr>
+        <w:pStyle w:val="BodyText"/>
+      </w:pPr>
+      <w:r>
+        <w:t xml:space="preserve">Owner Contact: n/a, 207-904-9484</w:t>
+      </w:r>
+    </w:p>
+    <w:p>
+      <w:pPr>
+        <w:pStyle w:val="BodyText"/>
+      </w:pPr>
+      <w:r>
+        <w:t xml:space="preserve">Auditors: Helen Lloyd, Tyler Hebert</w:t>
       </w:r>
     </w:p>
     <w:p>
@@ -70,7 +70,7 @@
         <w:pStyle w:val="FirstParagraph"/>
       </w:pPr>
       <w:r>
-        <w:t xml:space="preserve">We conducted an energy assessment of your home on 8/28/2024. This report will tell you what we did, what we found, and what we suggest for your home. These suggestions include information on incentives and financing to make improvements more affordable.</w:t>
+        <w:t xml:space="preserve">We conducted an energy assessment of your home on 6/19/2025. This report will tell you what we did, what we found, and what we suggest for your home. These suggestions include information on incentives and financing to make improvements more affordable.</w:t>
       </w:r>
     </w:p>
     <w:p>
@@ -139,7 +139,7 @@
         <w:t xml:space="preserve">Add here the table of content: in Word go to references and add table of content, in Docs go to the insert and on the bottom add the table of context</w:t>
       </w:r>
     </w:p>
-    <w:bookmarkStart w:id="27" w:name="summary-of-your-audit"/>
+    <w:bookmarkStart w:id="28" w:name="summary-of-your-audit"/>
     <w:p>
       <w:pPr>
         <w:pStyle w:val="Heading2"/>
@@ -219,17 +219,27 @@
         <w:t xml:space="preserve">A blower door test measures the air tightness of a building. We used a specialized fan in an exterior door to generate negative pressure inside your house. The resulting pressure difference between the inside and outside of the house allows us to measure air leakage. To locate the leaks, we used an infrared camera to check for unusually hot and cold spots. We also checked the pressure differences of the rooms to help determine major air leak locations.</w:t>
       </w:r>
     </w:p>
-    <w:p>
-      <w:pPr>
-        <w:pStyle w:val="BodyText"/>
+    <w:bookmarkEnd w:id="26"/>
+    <w:bookmarkStart w:id="27" w:name="combustion-appliance-safety"/>
+    <w:p>
+      <w:pPr>
+        <w:pStyle w:val="Heading3"/>
+      </w:pPr>
+      <w:r>
+        <w:t xml:space="preserve">1.5 Combustion Appliance Safety</w:t>
+      </w:r>
+    </w:p>
+    <w:p>
+      <w:pPr>
+        <w:pStyle w:val="FirstParagraph"/>
       </w:pPr>
       <w:r>
         <w:t xml:space="preserve">We assessed combustion appliances that burn fossil fuels such as propane, heating oil, or kerosene. These include furnaces, boilers, water heaters, and gas ovens. We visually inspected the combustion appliance(s) in your home, but we were unable to perform combustion safety tests.</w:t>
       </w:r>
     </w:p>
-    <w:bookmarkEnd w:id="26"/>
     <w:bookmarkEnd w:id="27"/>
-    <w:bookmarkStart w:id="28" w:name="summary-of-recommendations"/>
+    <w:bookmarkEnd w:id="28"/>
+    <w:bookmarkStart w:id="29" w:name="summary-of-recommendations"/>
     <w:p>
       <w:pPr>
         <w:pStyle w:val="Heading2"/>
@@ -334,31 +344,31 @@
                 <w:rFonts w:ascii="Calibri" w:hAnsi="Calibri"/>
                 <w:sz w:val="20"/>
               </w:rPr>
-              <w:t xml:space="default">WindowDressers</w:t>
-            </w:r>
-          </w:p>
-        </w:tc>
-        <w:tc>
-          <w:tcPr>
-            <w:tcBorders>
-              <w:top w:val="single" w:space="0" w:color="D3D3D3"/>
-              <w:bottom w:val="single" w:space="0" w:color="D3D3D3"/>
-              <w:start w:val="single" w:space="0" w:color="D3D3D3"/>
-              <w:end w:val="single" w:space="0" w:color="D3D3D3"/>
-            </w:tcBorders>
-          </w:tcPr>
-          <w:p>
-            <w:pPr>
-              <w:spacing w:before="0" w:after="60"/>
-              <w:keepNext/>
-              <w:jc w:val="start"/>
-            </w:pPr>
-            <w:r>
-              <w:rPr>
-                <w:rFonts w:ascii="Calibri" w:hAnsi="Calibri"/>
-                <w:sz w:val="20"/>
-              </w:rPr>
-              <w:t xml:space="default">WindowDressers insulating window inserts help air-seal windows and reduce heat loss and gain.</w:t>
+              <w:t xml:space="default">Replace Windows</w:t>
+            </w:r>
+          </w:p>
+        </w:tc>
+        <w:tc>
+          <w:tcPr>
+            <w:tcBorders>
+              <w:top w:val="single" w:space="0" w:color="D3D3D3"/>
+              <w:bottom w:val="single" w:space="0" w:color="D3D3D3"/>
+              <w:start w:val="single" w:space="0" w:color="D3D3D3"/>
+              <w:end w:val="single" w:space="0" w:color="D3D3D3"/>
+            </w:tcBorders>
+          </w:tcPr>
+          <w:p>
+            <w:pPr>
+              <w:spacing w:before="0" w:after="60"/>
+              <w:keepNext/>
+              <w:jc w:val="start"/>
+            </w:pPr>
+            <w:r>
+              <w:rPr>
+                <w:rFonts w:ascii="Calibri" w:hAnsi="Calibri"/>
+                <w:sz w:val="20"/>
+              </w:rPr>
+              <w:t xml:space="default">Replace single-paned windows with double- or triple-paned windows and ensure the frames are airsealed. We recommend installing windows that are Energy Star certified for 'Northern' climate.</w:t>
             </w:r>
           </w:p>
         </w:tc>
@@ -387,31 +397,31 @@
                 <w:rFonts w:ascii="Calibri" w:hAnsi="Calibri"/>
                 <w:sz w:val="20"/>
               </w:rPr>
-              <w:t xml:space="default">Gutters</w:t>
-            </w:r>
-          </w:p>
-        </w:tc>
-        <w:tc>
-          <w:tcPr>
-            <w:tcBorders>
-              <w:top w:val="single" w:space="0" w:color="D3D3D3"/>
-              <w:bottom w:val="single" w:space="0" w:color="D3D3D3"/>
-              <w:start w:val="single" w:space="0" w:color="D3D3D3"/>
-              <w:end w:val="single" w:space="0" w:color="D3D3D3"/>
-            </w:tcBorders>
-          </w:tcPr>
-          <w:p>
-            <w:pPr>
-              <w:spacing w:before="0" w:after="60"/>
-              <w:keepNext/>
-              <w:jc w:val="start"/>
-            </w:pPr>
-            <w:r>
-              <w:rPr>
-                <w:rFonts w:ascii="Calibri" w:hAnsi="Calibri"/>
-                <w:sz w:val="20"/>
-              </w:rPr>
-              <w:t xml:space="default">Install gutters and downspouts that divert water at least six feet away from the foundation and to where the ground slopes away from the house.</w:t>
+              <w:t xml:space="default">Misc. Air Sealing and Insulation</w:t>
+            </w:r>
+          </w:p>
+        </w:tc>
+        <w:tc>
+          <w:tcPr>
+            <w:tcBorders>
+              <w:top w:val="single" w:space="0" w:color="D3D3D3"/>
+              <w:bottom w:val="single" w:space="0" w:color="D3D3D3"/>
+              <w:start w:val="single" w:space="0" w:color="D3D3D3"/>
+              <w:end w:val="single" w:space="0" w:color="D3D3D3"/>
+            </w:tcBorders>
+          </w:tcPr>
+          <w:p>
+            <w:pPr>
+              <w:spacing w:before="0" w:after="60"/>
+              <w:keepNext/>
+              <w:jc w:val="start"/>
+            </w:pPr>
+            <w:r>
+              <w:rPr>
+                <w:rFonts w:ascii="Calibri" w:hAnsi="Calibri"/>
+                <w:sz w:val="20"/>
+              </w:rPr>
+              <w:t xml:space="default">Air seal and insulate [** insert auditor description - bay window, bulkhead door, chase, kneewall, anything else that is unique to the home and not otherwise covered in another recommendation]</w:t>
             </w:r>
           </w:p>
         </w:tc>
@@ -440,31 +450,31 @@
                 <w:rFonts w:ascii="Calibri" w:hAnsi="Calibri"/>
                 <w:sz w:val="20"/>
               </w:rPr>
-              <w:t xml:space="default">Other 1</w:t>
-            </w:r>
-          </w:p>
-        </w:tc>
-        <w:tc>
-          <w:tcPr>
-            <w:tcBorders>
-              <w:top w:val="single" w:space="0" w:color="D3D3D3"/>
-              <w:bottom w:val="single" w:space="0" w:color="D3D3D3"/>
-              <w:start w:val="single" w:space="0" w:color="D3D3D3"/>
-              <w:end w:val="single" w:space="0" w:color="D3D3D3"/>
-            </w:tcBorders>
-          </w:tcPr>
-          <w:p>
-            <w:pPr>
-              <w:spacing w:before="0" w:after="60"/>
-              <w:keepNext/>
-              <w:jc w:val="start"/>
-            </w:pPr>
-            <w:r>
-              <w:rPr>
-                <w:rFonts w:ascii="Calibri" w:hAnsi="Calibri"/>
-                <w:sz w:val="20"/>
-              </w:rPr>
-              <w:t xml:space="default">TYPE HERE 1</w:t>
+              <w:t xml:space="default">DIY Air Sealing</w:t>
+            </w:r>
+          </w:p>
+        </w:tc>
+        <w:tc>
+          <w:tcPr>
+            <w:tcBorders>
+              <w:top w:val="single" w:space="0" w:color="D3D3D3"/>
+              <w:bottom w:val="single" w:space="0" w:color="D3D3D3"/>
+              <w:start w:val="single" w:space="0" w:color="D3D3D3"/>
+              <w:end w:val="single" w:space="0" w:color="D3D3D3"/>
+            </w:tcBorders>
+          </w:tcPr>
+          <w:p>
+            <w:pPr>
+              <w:spacing w:before="0" w:after="60"/>
+              <w:keepNext/>
+              <w:jc w:val="start"/>
+            </w:pPr>
+            <w:r>
+              <w:rPr>
+                <w:rFonts w:ascii="Calibri" w:hAnsi="Calibri"/>
+                <w:sz w:val="20"/>
+              </w:rPr>
+              <w:t xml:space="default">Seal easy-to-access air leaks and weatherstrip exterior doors.</w:t>
             </w:r>
           </w:p>
         </w:tc>
@@ -493,6 +503,377 @@
                 <w:rFonts w:ascii="Calibri" w:hAnsi="Calibri"/>
                 <w:sz w:val="20"/>
               </w:rPr>
+              <w:t xml:space="default">Pipe Insulation</w:t>
+            </w:r>
+          </w:p>
+        </w:tc>
+        <w:tc>
+          <w:tcPr>
+            <w:tcBorders>
+              <w:top w:val="single" w:space="0" w:color="D3D3D3"/>
+              <w:bottom w:val="single" w:space="0" w:color="D3D3D3"/>
+              <w:start w:val="single" w:space="0" w:color="D3D3D3"/>
+              <w:end w:val="single" w:space="0" w:color="D3D3D3"/>
+            </w:tcBorders>
+          </w:tcPr>
+          <w:p>
+            <w:pPr>
+              <w:spacing w:before="0" w:after="60"/>
+              <w:keepNext/>
+              <w:jc w:val="start"/>
+            </w:pPr>
+            <w:r>
+              <w:rPr>
+                <w:rFonts w:ascii="Calibri" w:hAnsi="Calibri"/>
+                <w:sz w:val="20"/>
+              </w:rPr>
+              <w:t xml:space="default">Insulate both hot and cold water pipes that are uninsulated in the basement/crawlspace. This will save energy and prevent condensation.</w:t>
+            </w:r>
+          </w:p>
+        </w:tc>
+      </w:tr>
+      <w:tr>
+        <w:trPr>
+          <w:cantSplit/>
+        </w:trPr>
+        <w:tc>
+          <w:tcPr>
+            <w:tcBorders>
+              <w:top w:val="single" w:space="0" w:color="D3D3D3"/>
+              <w:bottom w:val="single" w:space="0" w:color="D3D3D3"/>
+              <w:start w:val="single" w:space="0" w:color="D3D3D3"/>
+              <w:end w:val="single" w:space="0" w:color="D3D3D3"/>
+            </w:tcBorders>
+          </w:tcPr>
+          <w:p>
+            <w:pPr>
+              <w:spacing w:before="0" w:after="60"/>
+              <w:keepNext/>
+              <w:jc w:val="start"/>
+            </w:pPr>
+            <w:r>
+              <w:rPr>
+                <w:rFonts w:ascii="Calibri" w:hAnsi="Calibri"/>
+                <w:sz w:val="20"/>
+              </w:rPr>
+              <w:t xml:space="default">Whole-House Surge Protection</w:t>
+            </w:r>
+          </w:p>
+        </w:tc>
+        <w:tc>
+          <w:tcPr>
+            <w:tcBorders>
+              <w:top w:val="single" w:space="0" w:color="D3D3D3"/>
+              <w:bottom w:val="single" w:space="0" w:color="D3D3D3"/>
+              <w:start w:val="single" w:space="0" w:color="D3D3D3"/>
+              <w:end w:val="single" w:space="0" w:color="D3D3D3"/>
+            </w:tcBorders>
+          </w:tcPr>
+          <w:p>
+            <w:pPr>
+              <w:spacing w:before="0" w:after="60"/>
+              <w:keepNext/>
+              <w:jc w:val="start"/>
+            </w:pPr>
+            <w:r>
+              <w:rPr>
+                <w:rFonts w:ascii="Calibri" w:hAnsi="Calibri"/>
+                <w:sz w:val="20"/>
+              </w:rPr>
+              <w:t xml:space="default">Upgrade your electrical panel to add whole-house surge protection.</w:t>
+            </w:r>
+          </w:p>
+        </w:tc>
+      </w:tr>
+      <w:tr>
+        <w:trPr>
+          <w:cantSplit/>
+        </w:trPr>
+        <w:tc>
+          <w:tcPr>
+            <w:tcBorders>
+              <w:top w:val="single" w:space="0" w:color="D3D3D3"/>
+              <w:bottom w:val="single" w:space="0" w:color="D3D3D3"/>
+              <w:start w:val="single" w:space="0" w:color="D3D3D3"/>
+              <w:end w:val="single" w:space="0" w:color="D3D3D3"/>
+            </w:tcBorders>
+          </w:tcPr>
+          <w:p>
+            <w:pPr>
+              <w:spacing w:before="0" w:after="60"/>
+              <w:keepNext/>
+              <w:jc w:val="start"/>
+            </w:pPr>
+            <w:r>
+              <w:rPr>
+                <w:rFonts w:ascii="Calibri" w:hAnsi="Calibri"/>
+                <w:sz w:val="20"/>
+              </w:rPr>
+              <w:t xml:space="default">Air Source Heat Pump</w:t>
+            </w:r>
+          </w:p>
+        </w:tc>
+        <w:tc>
+          <w:tcPr>
+            <w:tcBorders>
+              <w:top w:val="single" w:space="0" w:color="D3D3D3"/>
+              <w:bottom w:val="single" w:space="0" w:color="D3D3D3"/>
+              <w:start w:val="single" w:space="0" w:color="D3D3D3"/>
+              <w:end w:val="single" w:space="0" w:color="D3D3D3"/>
+            </w:tcBorders>
+          </w:tcPr>
+          <w:p>
+            <w:pPr>
+              <w:spacing w:before="0" w:after="60"/>
+              <w:keepNext/>
+              <w:jc w:val="start"/>
+            </w:pPr>
+            <w:r>
+              <w:rPr>
+                <w:rFonts w:ascii="Calibri" w:hAnsi="Calibri"/>
+                <w:sz w:val="20"/>
+              </w:rPr>
+              <w:t xml:space="default">Install air source heat pumps and whole-house surge protection.</w:t>
+            </w:r>
+          </w:p>
+        </w:tc>
+      </w:tr>
+      <w:tr>
+        <w:trPr>
+          <w:cantSplit/>
+        </w:trPr>
+        <w:tc>
+          <w:tcPr>
+            <w:tcBorders>
+              <w:top w:val="single" w:space="0" w:color="D3D3D3"/>
+              <w:bottom w:val="single" w:space="0" w:color="D3D3D3"/>
+              <w:start w:val="single" w:space="0" w:color="D3D3D3"/>
+              <w:end w:val="single" w:space="0" w:color="D3D3D3"/>
+            </w:tcBorders>
+          </w:tcPr>
+          <w:p>
+            <w:pPr>
+              <w:spacing w:before="0" w:after="60"/>
+              <w:keepNext/>
+              <w:jc w:val="start"/>
+            </w:pPr>
+            <w:r>
+              <w:rPr>
+                <w:rFonts w:ascii="Calibri" w:hAnsi="Calibri"/>
+                <w:sz w:val="20"/>
+              </w:rPr>
+              <w:t xml:space="default">Electrical Panel Upgrade</w:t>
+            </w:r>
+          </w:p>
+        </w:tc>
+        <w:tc>
+          <w:tcPr>
+            <w:tcBorders>
+              <w:top w:val="single" w:space="0" w:color="D3D3D3"/>
+              <w:bottom w:val="single" w:space="0" w:color="D3D3D3"/>
+              <w:start w:val="single" w:space="0" w:color="D3D3D3"/>
+              <w:end w:val="single" w:space="0" w:color="D3D3D3"/>
+            </w:tcBorders>
+          </w:tcPr>
+          <w:p>
+            <w:pPr>
+              <w:spacing w:before="0" w:after="60"/>
+              <w:keepNext/>
+              <w:jc w:val="start"/>
+            </w:pPr>
+            <w:r>
+              <w:rPr>
+                <w:rFonts w:ascii="Calibri" w:hAnsi="Calibri"/>
+                <w:sz w:val="20"/>
+              </w:rPr>
+              <w:t xml:space="default">Consult with an electrician about replacing your existing electrical panel with a 200 amp panel as you add electrical appliances to your home.</w:t>
+            </w:r>
+          </w:p>
+        </w:tc>
+      </w:tr>
+      <w:tr>
+        <w:trPr>
+          <w:cantSplit/>
+        </w:trPr>
+        <w:tc>
+          <w:tcPr>
+            <w:tcBorders>
+              <w:top w:val="single" w:space="0" w:color="D3D3D3"/>
+              <w:bottom w:val="single" w:space="0" w:color="D3D3D3"/>
+              <w:start w:val="single" w:space="0" w:color="D3D3D3"/>
+              <w:end w:val="single" w:space="0" w:color="D3D3D3"/>
+            </w:tcBorders>
+          </w:tcPr>
+          <w:p>
+            <w:pPr>
+              <w:spacing w:before="0" w:after="60"/>
+              <w:keepNext/>
+              <w:jc w:val="start"/>
+            </w:pPr>
+            <w:r>
+              <w:rPr>
+                <w:rFonts w:ascii="Calibri" w:hAnsi="Calibri"/>
+                <w:sz w:val="20"/>
+              </w:rPr>
+              <w:t xml:space="default">Continuous Exterior Wall Insulation</w:t>
+            </w:r>
+          </w:p>
+        </w:tc>
+        <w:tc>
+          <w:tcPr>
+            <w:tcBorders>
+              <w:top w:val="single" w:space="0" w:color="D3D3D3"/>
+              <w:bottom w:val="single" w:space="0" w:color="D3D3D3"/>
+              <w:start w:val="single" w:space="0" w:color="D3D3D3"/>
+              <w:end w:val="single" w:space="0" w:color="D3D3D3"/>
+            </w:tcBorders>
+          </w:tcPr>
+          <w:p>
+            <w:pPr>
+              <w:spacing w:before="0" w:after="60"/>
+              <w:keepNext/>
+              <w:jc w:val="start"/>
+            </w:pPr>
+            <w:r>
+              <w:rPr>
+                <w:rFonts w:ascii="Calibri" w:hAnsi="Calibri"/>
+                <w:sz w:val="20"/>
+              </w:rPr>
+              <w:t xml:space="default">Add a continuous layer of insulation and potentially replace the air and moisture barrier once it becomes time to replace the siding.</w:t>
+            </w:r>
+          </w:p>
+        </w:tc>
+      </w:tr>
+      <w:tr>
+        <w:trPr>
+          <w:cantSplit/>
+        </w:trPr>
+        <w:tc>
+          <w:tcPr>
+            <w:tcBorders>
+              <w:top w:val="single" w:space="0" w:color="D3D3D3"/>
+              <w:bottom w:val="single" w:space="0" w:color="D3D3D3"/>
+              <w:start w:val="single" w:space="0" w:color="D3D3D3"/>
+              <w:end w:val="single" w:space="0" w:color="D3D3D3"/>
+            </w:tcBorders>
+          </w:tcPr>
+          <w:p>
+            <w:pPr>
+              <w:spacing w:before="0" w:after="60"/>
+              <w:keepNext/>
+              <w:jc w:val="start"/>
+            </w:pPr>
+            <w:r>
+              <w:rPr>
+                <w:rFonts w:ascii="Calibri" w:hAnsi="Calibri"/>
+                <w:sz w:val="20"/>
+              </w:rPr>
+              <w:t xml:space="default">Blown-in Cellulose Wall Insulation</w:t>
+            </w:r>
+          </w:p>
+        </w:tc>
+        <w:tc>
+          <w:tcPr>
+            <w:tcBorders>
+              <w:top w:val="single" w:space="0" w:color="D3D3D3"/>
+              <w:bottom w:val="single" w:space="0" w:color="D3D3D3"/>
+              <w:start w:val="single" w:space="0" w:color="D3D3D3"/>
+              <w:end w:val="single" w:space="0" w:color="D3D3D3"/>
+            </w:tcBorders>
+          </w:tcPr>
+          <w:p>
+            <w:pPr>
+              <w:spacing w:before="0" w:after="60"/>
+              <w:keepNext/>
+              <w:jc w:val="start"/>
+            </w:pPr>
+            <w:r>
+              <w:rPr>
+                <w:rFonts w:ascii="Calibri" w:hAnsi="Calibri"/>
+                <w:sz w:val="20"/>
+              </w:rPr>
+              <w:t xml:space="default">Insulate the wall stud cavities with dense packed, blown-in cellulose insulation.</w:t>
+            </w:r>
+          </w:p>
+        </w:tc>
+      </w:tr>
+      <w:tr>
+        <w:trPr>
+          <w:cantSplit/>
+        </w:trPr>
+        <w:tc>
+          <w:tcPr>
+            <w:tcBorders>
+              <w:top w:val="single" w:space="0" w:color="D3D3D3"/>
+              <w:bottom w:val="single" w:space="0" w:color="D3D3D3"/>
+              <w:start w:val="single" w:space="0" w:color="D3D3D3"/>
+              <w:end w:val="single" w:space="0" w:color="D3D3D3"/>
+            </w:tcBorders>
+          </w:tcPr>
+          <w:p>
+            <w:pPr>
+              <w:spacing w:before="0" w:after="60"/>
+              <w:keepNext/>
+              <w:jc w:val="start"/>
+            </w:pPr>
+            <w:r>
+              <w:rPr>
+                <w:rFonts w:ascii="Calibri" w:hAnsi="Calibri"/>
+                <w:sz w:val="20"/>
+              </w:rPr>
+              <w:t xml:space="default">Attic Air Sealing and Insulation</w:t>
+            </w:r>
+          </w:p>
+        </w:tc>
+        <w:tc>
+          <w:tcPr>
+            <w:tcBorders>
+              <w:top w:val="single" w:space="0" w:color="D3D3D3"/>
+              <w:bottom w:val="single" w:space="0" w:color="D3D3D3"/>
+              <w:start w:val="single" w:space="0" w:color="D3D3D3"/>
+              <w:end w:val="single" w:space="0" w:color="D3D3D3"/>
+            </w:tcBorders>
+          </w:tcPr>
+          <w:p>
+            <w:pPr>
+              <w:spacing w:before="0" w:after="60"/>
+              <w:keepNext/>
+              <w:jc w:val="start"/>
+            </w:pPr>
+            <w:r>
+              <w:rPr>
+                <w:rFonts w:ascii="Calibri" w:hAnsi="Calibri"/>
+                <w:sz w:val="20"/>
+              </w:rPr>
+              <w:t xml:space="default">Air seal the attic and insulate it to at least R-60 (18” of loose-fill cellulose insulation).</w:t>
+            </w:r>
+          </w:p>
+        </w:tc>
+      </w:tr>
+      <w:tr>
+        <w:trPr>
+          <w:cantSplit/>
+        </w:trPr>
+        <w:tc>
+          <w:tcPr>
+            <w:tcBorders>
+              <w:top w:val="single" w:space="0" w:color="D3D3D3"/>
+              <w:bottom w:val="single" w:space="0" w:color="D3D3D3"/>
+              <w:start w:val="single" w:space="0" w:color="D3D3D3"/>
+              <w:end w:val="single" w:space="0" w:color="D3D3D3"/>
+            </w:tcBorders>
+          </w:tcPr>
+          <w:p>
+            <w:pPr>
+              <w:spacing w:before="0" w:after="60"/>
+              <w:keepNext/>
+              <w:jc w:val="start"/>
+            </w:pPr>
+            <w:r>
+              <w:rPr>
+                <w:rFonts w:ascii="Calibri" w:hAnsi="Calibri"/>
+                <w:sz w:val="20"/>
+              </w:rPr>
               <w:t xml:space="default">Kitchen Exhaust Fan</w:t>
             </w:r>
           </w:p>
@@ -518,13 +899,437 @@
                 <w:sz w:val="20"/>
               </w:rPr>
               <w:t xml:space="default">A kitchen exhaust fan will remove harmful combustion gases from your home and should be rated for at least 100 cubic feet per minute (CFM). A fan can also help with moisture concerns.</w:t>
+            </w:r>
+          </w:p>
+        </w:tc>
+      </w:tr>
+      <w:tr>
+        <w:trPr>
+          <w:cantSplit/>
+        </w:trPr>
+        <w:tc>
+          <w:tcPr>
+            <w:tcBorders>
+              <w:top w:val="single" w:space="0" w:color="D3D3D3"/>
+              <w:bottom w:val="single" w:space="0" w:color="D3D3D3"/>
+              <w:start w:val="single" w:space="0" w:color="D3D3D3"/>
+              <w:end w:val="single" w:space="0" w:color="D3D3D3"/>
+            </w:tcBorders>
+          </w:tcPr>
+          <w:p>
+            <w:pPr>
+              <w:spacing w:before="0" w:after="60"/>
+              <w:keepNext/>
+              <w:jc w:val="start"/>
+            </w:pPr>
+            <w:r>
+              <w:rPr>
+                <w:rFonts w:ascii="Calibri" w:hAnsi="Calibri"/>
+                <w:sz w:val="20"/>
+              </w:rPr>
+              <w:t xml:space="default">Bathroom Exhaust Fan(s)</w:t>
+            </w:r>
+          </w:p>
+        </w:tc>
+        <w:tc>
+          <w:tcPr>
+            <w:tcBorders>
+              <w:top w:val="single" w:space="0" w:color="D3D3D3"/>
+              <w:bottom w:val="single" w:space="0" w:color="D3D3D3"/>
+              <w:start w:val="single" w:space="0" w:color="D3D3D3"/>
+              <w:end w:val="single" w:space="0" w:color="D3D3D3"/>
+            </w:tcBorders>
+          </w:tcPr>
+          <w:p>
+            <w:pPr>
+              <w:spacing w:before="0" w:after="60"/>
+              <w:keepNext/>
+              <w:jc w:val="start"/>
+            </w:pPr>
+            <w:r>
+              <w:rPr>
+                <w:rFonts w:ascii="Calibri" w:hAnsi="Calibri"/>
+                <w:sz w:val="20"/>
+              </w:rPr>
+              <w:t xml:space="default">Bathroom exhaust fans should be rated for at least 80 cubic feet per minute (CFM) if there is a shower. We recommend Panasonic WhisperQuiet or similar fans that don’t create excess noise.</w:t>
+            </w:r>
+          </w:p>
+        </w:tc>
+      </w:tr>
+      <w:tr>
+        <w:trPr>
+          <w:cantSplit/>
+        </w:trPr>
+        <w:tc>
+          <w:tcPr>
+            <w:tcBorders>
+              <w:top w:val="single" w:space="0" w:color="D3D3D3"/>
+              <w:bottom w:val="single" w:space="0" w:color="D3D3D3"/>
+              <w:start w:val="single" w:space="0" w:color="D3D3D3"/>
+              <w:end w:val="single" w:space="0" w:color="D3D3D3"/>
+            </w:tcBorders>
+          </w:tcPr>
+          <w:p>
+            <w:pPr>
+              <w:spacing w:before="0" w:after="60"/>
+              <w:keepNext/>
+              <w:jc w:val="start"/>
+            </w:pPr>
+            <w:r>
+              <w:rPr>
+                <w:rFonts w:ascii="Calibri" w:hAnsi="Calibri"/>
+                <w:sz w:val="20"/>
+              </w:rPr>
+              <w:t xml:space="default">Gutters</w:t>
+            </w:r>
+          </w:p>
+        </w:tc>
+        <w:tc>
+          <w:tcPr>
+            <w:tcBorders>
+              <w:top w:val="single" w:space="0" w:color="D3D3D3"/>
+              <w:bottom w:val="single" w:space="0" w:color="D3D3D3"/>
+              <w:start w:val="single" w:space="0" w:color="D3D3D3"/>
+              <w:end w:val="single" w:space="0" w:color="D3D3D3"/>
+            </w:tcBorders>
+          </w:tcPr>
+          <w:p>
+            <w:pPr>
+              <w:spacing w:before="0" w:after="60"/>
+              <w:keepNext/>
+              <w:jc w:val="start"/>
+            </w:pPr>
+            <w:r>
+              <w:rPr>
+                <w:rFonts w:ascii="Calibri" w:hAnsi="Calibri"/>
+                <w:sz w:val="20"/>
+              </w:rPr>
+              <w:t xml:space="default">Install gutters and downspouts that divert water at least six feet away from the foundation and to where the ground slopes away from the house.</w:t>
+            </w:r>
+          </w:p>
+        </w:tc>
+      </w:tr>
+      <w:tr>
+        <w:trPr>
+          <w:cantSplit/>
+        </w:trPr>
+        <w:tc>
+          <w:tcPr>
+            <w:tcBorders>
+              <w:top w:val="single" w:space="0" w:color="D3D3D3"/>
+              <w:bottom w:val="single" w:space="0" w:color="D3D3D3"/>
+              <w:start w:val="single" w:space="0" w:color="D3D3D3"/>
+              <w:end w:val="single" w:space="0" w:color="D3D3D3"/>
+            </w:tcBorders>
+          </w:tcPr>
+          <w:p>
+            <w:pPr>
+              <w:spacing w:before="0" w:after="60"/>
+              <w:keepNext/>
+              <w:jc w:val="start"/>
+            </w:pPr>
+            <w:r>
+              <w:rPr>
+                <w:rFonts w:ascii="Calibri" w:hAnsi="Calibri"/>
+                <w:sz w:val="20"/>
+              </w:rPr>
+              <w:t xml:space="default">Refrigerator</w:t>
+            </w:r>
+          </w:p>
+        </w:tc>
+        <w:tc>
+          <w:tcPr>
+            <w:tcBorders>
+              <w:top w:val="single" w:space="0" w:color="D3D3D3"/>
+              <w:bottom w:val="single" w:space="0" w:color="D3D3D3"/>
+              <w:start w:val="single" w:space="0" w:color="D3D3D3"/>
+              <w:end w:val="single" w:space="0" w:color="D3D3D3"/>
+            </w:tcBorders>
+          </w:tcPr>
+          <w:p>
+            <w:pPr>
+              <w:spacing w:before="0" w:after="60"/>
+              <w:keepNext/>
+              <w:jc w:val="start"/>
+            </w:pPr>
+            <w:r>
+              <w:rPr>
+                <w:rFonts w:ascii="Calibri" w:hAnsi="Calibri"/>
+                <w:sz w:val="20"/>
+              </w:rPr>
+              <w:t xml:space="default">Replace your refrigerator with a new, EnergyStar certified fridge. Look at the Energy Guide label to compare the energy use of new refrigerators.</w:t>
+            </w:r>
+          </w:p>
+        </w:tc>
+      </w:tr>
+      <w:tr>
+        <w:trPr>
+          <w:cantSplit/>
+        </w:trPr>
+        <w:tc>
+          <w:tcPr>
+            <w:tcBorders>
+              <w:top w:val="single" w:space="0" w:color="D3D3D3"/>
+              <w:bottom w:val="single" w:space="0" w:color="D3D3D3"/>
+              <w:start w:val="single" w:space="0" w:color="D3D3D3"/>
+              <w:end w:val="single" w:space="0" w:color="D3D3D3"/>
+            </w:tcBorders>
+          </w:tcPr>
+          <w:p>
+            <w:pPr>
+              <w:spacing w:before="0" w:after="60"/>
+              <w:keepNext/>
+              <w:jc w:val="start"/>
+            </w:pPr>
+            <w:r>
+              <w:rPr>
+                <w:rFonts w:ascii="Calibri" w:hAnsi="Calibri"/>
+                <w:sz w:val="20"/>
+              </w:rPr>
+              <w:t xml:space="default">WindowDressers</w:t>
+            </w:r>
+          </w:p>
+        </w:tc>
+        <w:tc>
+          <w:tcPr>
+            <w:tcBorders>
+              <w:top w:val="single" w:space="0" w:color="D3D3D3"/>
+              <w:bottom w:val="single" w:space="0" w:color="D3D3D3"/>
+              <w:start w:val="single" w:space="0" w:color="D3D3D3"/>
+              <w:end w:val="single" w:space="0" w:color="D3D3D3"/>
+            </w:tcBorders>
+          </w:tcPr>
+          <w:p>
+            <w:pPr>
+              <w:spacing w:before="0" w:after="60"/>
+              <w:keepNext/>
+              <w:jc w:val="start"/>
+            </w:pPr>
+            <w:r>
+              <w:rPr>
+                <w:rFonts w:ascii="Calibri" w:hAnsi="Calibri"/>
+                <w:sz w:val="20"/>
+              </w:rPr>
+              <w:t xml:space="default">WindowDressers insulating window inserts help air-seal windows and reduce heat loss and gain.</w:t>
+            </w:r>
+          </w:p>
+        </w:tc>
+      </w:tr>
+      <w:tr>
+        <w:trPr>
+          <w:cantSplit/>
+        </w:trPr>
+        <w:tc>
+          <w:tcPr>
+            <w:tcBorders>
+              <w:top w:val="single" w:space="0" w:color="D3D3D3"/>
+              <w:bottom w:val="single" w:space="0" w:color="D3D3D3"/>
+              <w:start w:val="single" w:space="0" w:color="D3D3D3"/>
+              <w:end w:val="single" w:space="0" w:color="D3D3D3"/>
+            </w:tcBorders>
+          </w:tcPr>
+          <w:p>
+            <w:pPr>
+              <w:spacing w:before="0" w:after="60"/>
+              <w:keepNext/>
+              <w:jc w:val="start"/>
+            </w:pPr>
+            <w:r>
+              <w:rPr>
+                <w:rFonts w:ascii="Calibri" w:hAnsi="Calibri"/>
+                <w:sz w:val="20"/>
+              </w:rPr>
+              <w:t xml:space="default">High-efficiency Shower Head(s)</w:t>
+            </w:r>
+          </w:p>
+        </w:tc>
+        <w:tc>
+          <w:tcPr>
+            <w:tcBorders>
+              <w:top w:val="single" w:space="0" w:color="D3D3D3"/>
+              <w:bottom w:val="single" w:space="0" w:color="D3D3D3"/>
+              <w:start w:val="single" w:space="0" w:color="D3D3D3"/>
+              <w:end w:val="single" w:space="0" w:color="D3D3D3"/>
+            </w:tcBorders>
+          </w:tcPr>
+          <w:p>
+            <w:pPr>
+              <w:spacing w:before="0" w:after="60"/>
+              <w:keepNext/>
+              <w:jc w:val="start"/>
+            </w:pPr>
+            <w:r>
+              <w:rPr>
+                <w:rFonts w:ascii="Calibri" w:hAnsi="Calibri"/>
+                <w:sz w:val="20"/>
+              </w:rPr>
+              <w:t xml:space="default">Install high-efficiency shower heads to reduce the amount of water and energy to heat the water used when showering.</w:t>
+            </w:r>
+          </w:p>
+        </w:tc>
+      </w:tr>
+      <w:tr>
+        <w:trPr>
+          <w:cantSplit/>
+        </w:trPr>
+        <w:tc>
+          <w:tcPr>
+            <w:tcBorders>
+              <w:top w:val="single" w:space="0" w:color="D3D3D3"/>
+              <w:bottom w:val="single" w:space="0" w:color="D3D3D3"/>
+              <w:start w:val="single" w:space="0" w:color="D3D3D3"/>
+              <w:end w:val="single" w:space="0" w:color="D3D3D3"/>
+            </w:tcBorders>
+          </w:tcPr>
+          <w:p>
+            <w:pPr>
+              <w:spacing w:before="0" w:after="60"/>
+              <w:keepNext/>
+              <w:jc w:val="start"/>
+            </w:pPr>
+            <w:r>
+              <w:rPr>
+                <w:rFonts w:ascii="Calibri" w:hAnsi="Calibri"/>
+                <w:sz w:val="20"/>
+              </w:rPr>
+              <w:t xml:space="default">Furnace/Boiler Tune-up</w:t>
+            </w:r>
+          </w:p>
+        </w:tc>
+        <w:tc>
+          <w:tcPr>
+            <w:tcBorders>
+              <w:top w:val="single" w:space="0" w:color="D3D3D3"/>
+              <w:bottom w:val="single" w:space="0" w:color="D3D3D3"/>
+              <w:start w:val="single" w:space="0" w:color="D3D3D3"/>
+              <w:end w:val="single" w:space="0" w:color="D3D3D3"/>
+            </w:tcBorders>
+          </w:tcPr>
+          <w:p>
+            <w:pPr>
+              <w:spacing w:before="0" w:after="60"/>
+              <w:keepNext/>
+              <w:jc w:val="start"/>
+            </w:pPr>
+            <w:r>
+              <w:rPr>
+                <w:rFonts w:ascii="Calibri" w:hAnsi="Calibri"/>
+                <w:sz w:val="20"/>
+              </w:rPr>
+              <w:t xml:space="default">Have the furnace/boiler and flue inspected and adjusted by a licensed professional. This should be available from your fuel delivery company.</w:t>
+            </w:r>
+          </w:p>
+        </w:tc>
+      </w:tr>
+      <w:tr>
+        <w:trPr>
+          <w:cantSplit/>
+        </w:trPr>
+        <w:tc>
+          <w:tcPr>
+            <w:tcBorders>
+              <w:top w:val="single" w:space="0" w:color="D3D3D3"/>
+              <w:bottom w:val="single" w:space="0" w:color="D3D3D3"/>
+              <w:start w:val="single" w:space="0" w:color="D3D3D3"/>
+              <w:end w:val="single" w:space="0" w:color="D3D3D3"/>
+            </w:tcBorders>
+          </w:tcPr>
+          <w:p>
+            <w:pPr>
+              <w:spacing w:before="0" w:after="60"/>
+              <w:keepNext/>
+              <w:jc w:val="start"/>
+            </w:pPr>
+            <w:r>
+              <w:rPr>
+                <w:rFonts w:ascii="Calibri" w:hAnsi="Calibri"/>
+                <w:sz w:val="20"/>
+              </w:rPr>
+              <w:t xml:space="default">Other 2</w:t>
+            </w:r>
+          </w:p>
+        </w:tc>
+        <w:tc>
+          <w:tcPr>
+            <w:tcBorders>
+              <w:top w:val="single" w:space="0" w:color="D3D3D3"/>
+              <w:bottom w:val="single" w:space="0" w:color="D3D3D3"/>
+              <w:start w:val="single" w:space="0" w:color="D3D3D3"/>
+              <w:end w:val="single" w:space="0" w:color="D3D3D3"/>
+            </w:tcBorders>
+          </w:tcPr>
+          <w:p>
+            <w:pPr>
+              <w:spacing w:before="0" w:after="60"/>
+              <w:keepNext/>
+              <w:jc w:val="start"/>
+            </w:pPr>
+            <w:r>
+              <w:rPr>
+                <w:rFonts w:ascii="Calibri" w:hAnsi="Calibri"/>
+                <w:sz w:val="20"/>
+              </w:rPr>
+              <w:t xml:space="default">TYPE HERE 2</w:t>
+            </w:r>
+          </w:p>
+        </w:tc>
+      </w:tr>
+      <w:tr>
+        <w:trPr>
+          <w:cantSplit/>
+        </w:trPr>
+        <w:tc>
+          <w:tcPr>
+            <w:tcBorders>
+              <w:top w:val="single" w:space="0" w:color="D3D3D3"/>
+              <w:bottom w:val="single" w:space="0" w:color="D3D3D3"/>
+              <w:start w:val="single" w:space="0" w:color="D3D3D3"/>
+              <w:end w:val="single" w:space="0" w:color="D3D3D3"/>
+            </w:tcBorders>
+          </w:tcPr>
+          <w:p>
+            <w:pPr>
+              <w:spacing w:before="0" w:after="60"/>
+              <w:keepNext/>
+              <w:jc w:val="start"/>
+            </w:pPr>
+            <w:r>
+              <w:rPr>
+                <w:rFonts w:ascii="Calibri" w:hAnsi="Calibri"/>
+                <w:sz w:val="20"/>
+              </w:rPr>
+              <w:t xml:space="default">Other 1</w:t>
+            </w:r>
+          </w:p>
+        </w:tc>
+        <w:tc>
+          <w:tcPr>
+            <w:tcBorders>
+              <w:top w:val="single" w:space="0" w:color="D3D3D3"/>
+              <w:bottom w:val="single" w:space="0" w:color="D3D3D3"/>
+              <w:start w:val="single" w:space="0" w:color="D3D3D3"/>
+              <w:end w:val="single" w:space="0" w:color="D3D3D3"/>
+            </w:tcBorders>
+          </w:tcPr>
+          <w:p>
+            <w:pPr>
+              <w:spacing w:before="0" w:after="60"/>
+              <w:keepNext/>
+              <w:jc w:val="start"/>
+            </w:pPr>
+            <w:r>
+              <w:rPr>
+                <w:rFonts w:ascii="Calibri" w:hAnsi="Calibri"/>
+                <w:sz w:val="20"/>
+              </w:rPr>
+              <w:t xml:space="default">TYPE HERE 1</w:t>
             </w:r>
           </w:p>
         </w:tc>
       </w:tr>
     </w:tbl>
-    <w:bookmarkEnd w:id="28"/>
-    <w:bookmarkStart w:id="40" w:name="what-we-found"/>
+    <w:bookmarkEnd w:id="29"/>
+    <w:bookmarkStart w:id="41" w:name="what-we-found"/>
     <w:p>
       <w:pPr>
         <w:pStyle w:val="Heading2"/>
@@ -533,7 +1338,7 @@
         <w:t xml:space="preserve">3 What We Found</w:t>
       </w:r>
     </w:p>
-    <w:bookmarkStart w:id="29" w:name="basics"/>
+    <w:bookmarkStart w:id="30" w:name="basics"/>
     <w:p>
       <w:pPr>
         <w:pStyle w:val="Heading3"/>
@@ -602,7 +1407,7 @@
                 <w:rFonts w:ascii="Calibri" w:hAnsi="Calibri"/>
                 <w:sz w:val="20"/>
               </w:rPr>
-              <w:t xml:space="default">2023</w:t>
+              <w:t xml:space="default">1979</w:t>
             </w:r>
           </w:p>
         </w:tc>
@@ -655,7 +1460,7 @@
                 <w:rFonts w:ascii="Calibri" w:hAnsi="Calibri"/>
                 <w:sz w:val="20"/>
               </w:rPr>
-              <w:t xml:space="default">Walk in basement</w:t>
+              <w:t xml:space="default">Slab</w:t>
             </w:r>
           </w:p>
         </w:tc>
@@ -708,7 +1513,7 @@
                 <w:rFonts w:ascii="Calibri" w:hAnsi="Calibri"/>
                 <w:sz w:val="20"/>
               </w:rPr>
-              <w:t xml:space="default">Batts of Fiberglass, Loose Cellulose , 12 inches</w:t>
+              <w:t xml:space="default">Batts of Fiberglass , 6 inches</w:t>
             </w:r>
           </w:p>
         </w:tc>
@@ -761,7 +1566,7 @@
                 <w:rFonts w:ascii="Calibri" w:hAnsi="Calibri"/>
                 <w:sz w:val="20"/>
               </w:rPr>
-              <w:t xml:space="default">1</w:t>
+              <w:t xml:space="default">2</w:t>
             </w:r>
           </w:p>
         </w:tc>
@@ -814,7 +1619,7 @@
                 <w:rFonts w:ascii="Calibri" w:hAnsi="Calibri"/>
                 <w:sz w:val="20"/>
               </w:rPr>
-              <w:t xml:space="default">1392</w:t>
+              <w:t xml:space="default">1776</w:t>
             </w:r>
           </w:p>
         </w:tc>
@@ -867,7 +1672,7 @@
                 <w:rFonts w:ascii="Calibri" w:hAnsi="Calibri"/>
                 <w:sz w:val="20"/>
               </w:rPr>
-              <w:t xml:space="default">11136</w:t>
+              <w:t xml:space="default">12200</w:t>
             </w:r>
           </w:p>
         </w:tc>
@@ -926,8 +1731,8 @@
         </w:tc>
       </w:tr>
     </w:tbl>
-    <w:bookmarkEnd w:id="29"/>
-    <w:bookmarkStart w:id="30" w:name="exterior"/>
+    <w:bookmarkEnd w:id="30"/>
+    <w:bookmarkStart w:id="31" w:name="exterior"/>
     <w:p>
       <w:pPr>
         <w:pStyle w:val="Heading3"/>
@@ -996,7 +1801,7 @@
                 <w:rFonts w:ascii="Calibri" w:hAnsi="Calibri"/>
                 <w:sz w:val="20"/>
               </w:rPr>
-              <w:t xml:space="default">1</w:t>
+              <w:t xml:space="default">10</w:t>
             </w:r>
           </w:p>
         </w:tc>
@@ -1102,7 +1907,7 @@
                 <w:rFonts w:ascii="Calibri" w:hAnsi="Calibri"/>
                 <w:sz w:val="20"/>
               </w:rPr>
-              <w:t xml:space="default">Asphalt Shinglesin excellentcondition. NA</w:t>
+              <w:t xml:space="default">Asphalt Shinglesin faircondition. Roof trusses are in need of repair. The shingles are in fine condition.</w:t>
             </w:r>
           </w:p>
         </w:tc>
@@ -1208,7 +2013,7 @@
                 <w:rFonts w:ascii="Calibri" w:hAnsi="Calibri"/>
                 <w:sz w:val="20"/>
               </w:rPr>
-              <w:t xml:space="default">vinyl siding in excellent condition. NA</w:t>
+              <w:t xml:space="default">wood siding in fair condition. On the south facing side of the house, the siding is in poor condtion. Two specific locations have siding peeling away from the house. The rest of the siding is in fair condition.</w:t>
             </w:r>
           </w:p>
         </w:tc>
@@ -1261,7 +2066,7 @@
                 <w:rFonts w:ascii="Calibri" w:hAnsi="Calibri"/>
                 <w:sz w:val="20"/>
               </w:rPr>
-              <w:t xml:space="default">There are 2 insulated vinyl exterior doors. In fair condition, totaling 34 square feet.</w:t>
+              <w:t xml:space="default">There are 2 hollow fiberglass exterior doors. In fair condition, totaling 38 square feet.</w:t>
             </w:r>
           </w:p>
         </w:tc>
@@ -1314,14 +2119,14 @@
                 <w:rFonts w:ascii="Calibri" w:hAnsi="Calibri"/>
                 <w:sz w:val="20"/>
               </w:rPr>
-              <w:t xml:space="default">There are 14 0 paned 0 windows. In excellent condition, totaling 176 square feet.</w:t>
+              <w:t xml:space="default">There are 16 double paned fiberglass windows. In fair condition, totaling 171 square feet.</w:t>
             </w:r>
           </w:p>
         </w:tc>
       </w:tr>
     </w:tbl>
-    <w:bookmarkEnd w:id="30"/>
-    <w:bookmarkStart w:id="31" w:name="interiorliving-space"/>
+    <w:bookmarkEnd w:id="31"/>
+    <w:bookmarkStart w:id="32" w:name="interiorliving-space"/>
     <w:p>
       <w:pPr>
         <w:pStyle w:val="Heading3"/>
@@ -1390,7 +2195,7 @@
                 <w:rFonts w:ascii="Calibri" w:hAnsi="Calibri"/>
                 <w:sz w:val="20"/>
               </w:rPr>
-              <w:t xml:space="default">The framing type of the home is platform framing, which means that wall cavities do not extend the full height of the building and are instead separated by floors. There is NA insulation NA inches thick in NA condition. NA</w:t>
+              <w:t xml:space="default">The framing type of the home is platform framing, which means that wall cavities do not extend the full height of the building and are instead separated by floors. There is Batts of Fiberglass insulation 4 inches thick in fair condition. Ceiling to wall connections are lacking insualtion and airsealing</w:t>
             </w:r>
           </w:p>
         </w:tc>
@@ -1496,7 +2301,7 @@
                 <w:rFonts w:ascii="Calibri" w:hAnsi="Calibri"/>
                 <w:sz w:val="20"/>
               </w:rPr>
-              <w:t xml:space="default">NA</w:t>
+              <w:t xml:space="default">The 1st floor bathroom fan is not working, the 2nd floor bathroom does not have an exhaust fan</w:t>
             </w:r>
           </w:p>
         </w:tc>
@@ -1549,14 +2354,14 @@
                 <w:rFonts w:ascii="Calibri" w:hAnsi="Calibri"/>
                 <w:sz w:val="20"/>
               </w:rPr>
-              <w:t xml:space="default">Refridgerator used NA kWh in 94 minutes. NA used NA kWh in NA minutes. There is some kind of vent below the kitchen and bathroom cabinets.</w:t>
+              <w:t xml:space="default">Fridge/Freezer Combo used 0.08 kWh in 1.5 minutes. NA used NA kWh in NA minutes. Kitchen exhaust fan does not vent to the outside</w:t>
             </w:r>
           </w:p>
         </w:tc>
       </w:tr>
     </w:tbl>
-    <w:bookmarkEnd w:id="31"/>
-    <w:bookmarkStart w:id="35" w:name="blower-door-air-leakage-test-1"/>
+    <w:bookmarkEnd w:id="32"/>
+    <w:bookmarkStart w:id="36" w:name="blower-door-air-leakage-test-1"/>
     <w:p>
       <w:pPr>
         <w:pStyle w:val="Heading3"/>
@@ -1657,7 +2462,7 @@
                 <w:rFonts w:ascii="Calibri" w:hAnsi="Calibri"/>
                 <w:sz w:val="20"/>
               </w:rPr>
-              <w:t xml:space="default">600</w:t>
+              <w:t xml:space="default">4100</w:t>
             </w:r>
           </w:p>
         </w:tc>
@@ -1734,7 +2539,7 @@
                 <w:rFonts w:ascii="Calibri" w:hAnsi="Calibri"/>
                 <w:sz w:val="20"/>
               </w:rPr>
-              <w:t xml:space="default">3.2</w:t>
+              <w:t xml:space="default">20.2</w:t>
             </w:r>
           </w:p>
         </w:tc>
@@ -1811,7 +2616,7 @@
                 <w:rFonts w:ascii="Calibri" w:hAnsi="Calibri"/>
                 <w:sz w:val="20"/>
               </w:rPr>
-              <w:t xml:space="default">60 under natural conditions. TEST</w:t>
+              <w:t xml:space="default">410 under natural conditions. TEST</w:t>
             </w:r>
           </w:p>
         </w:tc>
@@ -1888,7 +2693,7 @@
                 <w:rFonts w:ascii="Calibri" w:hAnsi="Calibri"/>
                 <w:sz w:val="20"/>
               </w:rPr>
-              <w:t xml:space="default">0.2</w:t>
+              <w:t xml:space="default">1.4</w:t>
             </w:r>
           </w:p>
         </w:tc>
@@ -1927,18 +2732,18 @@
           <wp:inline>
             <wp:extent cx="5943600" cy="1981199"/>
             <wp:effectExtent b="0" l="0" r="0" t="0"/>
-            <wp:docPr descr="" title="" id="33" name="Picture"/>
+            <wp:docPr descr="" title="" id="34" name="Picture"/>
             <a:graphic>
               <a:graphicData uri="http://schemas.openxmlformats.org/drawingml/2006/picture">
                 <pic:pic>
                   <pic:nvPicPr>
-                    <pic:cNvPr descr="achnatural_ggplot1.png" id="34" name="Picture"/>
+                    <pic:cNvPr descr="achnatural_ggplot1.png" id="35" name="Picture"/>
                     <pic:cNvPicPr>
                       <a:picLocks noChangeArrowheads="1" noChangeAspect="1"/>
                     </pic:cNvPicPr>
                   </pic:nvPicPr>
                   <pic:blipFill>
-                    <a:blip r:embed="rId32"/>
+                    <a:blip r:embed="rId33"/>
                     <a:stretch>
                       <a:fillRect/>
                     </a:stretch>
@@ -1973,8 +2778,8 @@
         <w:t xml:space="preserve">Using a thermal imaging camera, we looked for major air leakage locations and thermal bridging, where heat is bypassing the insulation. There was evidence of ….</w:t>
       </w:r>
     </w:p>
-    <w:bookmarkEnd w:id="35"/>
-    <w:bookmarkStart w:id="36" w:name="attic-1"/>
+    <w:bookmarkEnd w:id="36"/>
+    <w:bookmarkStart w:id="37" w:name="attic-1"/>
     <w:p>
       <w:pPr>
         <w:pStyle w:val="Heading3"/>
@@ -2043,7 +2848,7 @@
                 <w:rFonts w:ascii="Calibri" w:hAnsi="Calibri"/>
                 <w:sz w:val="20"/>
               </w:rPr>
-              <w:t xml:space="default">1392</w:t>
+              <w:t xml:space="default">448</w:t>
             </w:r>
           </w:p>
         </w:tc>
@@ -2096,7 +2901,7 @@
                 <w:rFonts w:ascii="Calibri" w:hAnsi="Calibri"/>
                 <w:sz w:val="20"/>
               </w:rPr>
-              <w:t xml:space="default">Batts of Fiberglass, Loose Cellulose</w:t>
+              <w:t xml:space="default">Batts of Fiberglass</w:t>
             </w:r>
           </w:p>
         </w:tc>
@@ -2149,7 +2954,7 @@
                 <w:rFonts w:ascii="Calibri" w:hAnsi="Calibri"/>
                 <w:sz w:val="20"/>
               </w:rPr>
-              <w:t xml:space="default">Excellent</w:t>
+              <w:t xml:space="default">Fair</w:t>
             </w:r>
           </w:p>
         </w:tc>
@@ -2202,7 +3007,7 @@
                 <w:rFonts w:ascii="Calibri" w:hAnsi="Calibri"/>
                 <w:sz w:val="20"/>
               </w:rPr>
-              <w:t xml:space="default">There is NAair sealing. We could not confirm whether the attic is air sealed due to the insulation. This is especially important for the recessed can lights.</w:t>
+              <w:t xml:space="default">There is Noair sealing. NA</w:t>
             </w:r>
           </w:p>
         </w:tc>
@@ -2255,7 +3060,7 @@
                 <w:rFonts w:ascii="Calibri" w:hAnsi="Calibri"/>
                 <w:sz w:val="20"/>
               </w:rPr>
-              <w:t xml:space="default">NA No NA</w:t>
+              <w:t xml:space="default">The insulation is collecting a large amount of particulate and dirt. This impacts the indoor air quality within the home No NA</w:t>
             </w:r>
           </w:p>
         </w:tc>
@@ -2308,7 +3113,7 @@
                 <w:rFonts w:ascii="Calibri" w:hAnsi="Calibri"/>
                 <w:sz w:val="20"/>
               </w:rPr>
-              <w:t xml:space="default">Yes</w:t>
+              <w:t xml:space="default">No</w:t>
             </w:r>
           </w:p>
         </w:tc>
@@ -2367,8 +3172,8 @@
         </w:tc>
       </w:tr>
     </w:tbl>
-    <w:bookmarkEnd w:id="36"/>
-    <w:bookmarkStart w:id="37" w:name="basement-1"/>
+    <w:bookmarkEnd w:id="37"/>
+    <w:bookmarkStart w:id="38" w:name="basement-1"/>
     <w:p>
       <w:pPr>
         <w:pStyle w:val="Heading3"/>
@@ -2490,7 +3295,7 @@
                 <w:rFonts w:ascii="Calibri" w:hAnsi="Calibri"/>
                 <w:sz w:val="20"/>
               </w:rPr>
-              <w:t xml:space="default">Spray Foam</w:t>
+              <w:t xml:space="default">NA</w:t>
             </w:r>
           </w:p>
         </w:tc>
@@ -2543,7 +3348,7 @@
                 <w:rFonts w:ascii="Calibri" w:hAnsi="Calibri"/>
                 <w:sz w:val="20"/>
               </w:rPr>
-              <w:t xml:space="default">FairWe were not able to confirm the quality of the spray foam insulation. However, what we could see was well done.</w:t>
+              <w:t xml:space="default">NANA</w:t>
             </w:r>
           </w:p>
         </w:tc>
@@ -2596,7 +3401,7 @@
                 <w:rFonts w:ascii="Calibri" w:hAnsi="Calibri"/>
                 <w:sz w:val="20"/>
               </w:rPr>
-              <w:t xml:space="default">Appliances insulated, Ducts/pipes not insulated</w:t>
+              <w:t xml:space="default">NA</w:t>
             </w:r>
           </w:p>
         </w:tc>
@@ -2755,14 +3560,14 @@
                 <w:rFonts w:ascii="Calibri" w:hAnsi="Calibri"/>
                 <w:sz w:val="20"/>
               </w:rPr>
-              <w:t xml:space="default">There is There is a leak coming from the home.NA</w:t>
+              <w:t xml:space="default">There is NANA</w:t>
             </w:r>
           </w:p>
         </w:tc>
       </w:tr>
     </w:tbl>
-    <w:bookmarkEnd w:id="37"/>
-    <w:bookmarkStart w:id="38" w:name="electrical-and-mechanical-systems"/>
+    <w:bookmarkEnd w:id="38"/>
+    <w:bookmarkStart w:id="39" w:name="electrical-and-mechanical-systems"/>
     <w:p>
       <w:pPr>
         <w:pStyle w:val="Heading3"/>
@@ -2831,14 +3636,14 @@
                 <w:rFonts w:ascii="Calibri" w:hAnsi="Calibri"/>
                 <w:sz w:val="20"/>
               </w:rPr>
-              <w:t xml:space="default">The electrical panel has and amperage of 200. There are 5 unused breaker spaces. NA</w:t>
+              <w:t xml:space="default">The electrical panel has and amperage of 100. There are 3 unused breaker spaces. Older panel</w:t>
             </w:r>
           </w:p>
         </w:tc>
       </w:tr>
     </w:tbl>
-    <w:bookmarkEnd w:id="38"/>
-    <w:bookmarkStart w:id="39" w:name="energy-bills"/>
+    <w:bookmarkEnd w:id="39"/>
+    <w:bookmarkStart w:id="40" w:name="energy-bills"/>
     <w:p>
       <w:pPr>
         <w:pStyle w:val="Heading3"/>
@@ -2956,9 +3761,9 @@
         </w:tc>
       </w:tr>
     </w:tbl>
-    <w:bookmarkEnd w:id="39"/>
     <w:bookmarkEnd w:id="40"/>
-    <w:bookmarkStart w:id="45" w:name="recommendations"/>
+    <w:bookmarkEnd w:id="41"/>
+    <w:bookmarkStart w:id="61" w:name="recommendations"/>
     <w:p>
       <w:pPr>
         <w:pStyle w:val="Heading2"/>
@@ -2975,13 +3780,13 @@
         <w:t xml:space="preserve">These recommendations are organized from the least expensive/most cost-effective and easiest interventions to ones that are more challenging to implement.</w:t>
       </w:r>
     </w:p>
-    <w:bookmarkStart w:id="41" w:name="window-dressers"/>
+    <w:bookmarkStart w:id="42" w:name="furnaceboiler-tune-up"/>
     <w:p>
       <w:pPr>
         <w:pStyle w:val="Heading3"/>
       </w:pPr>
       <w:r>
-        <w:t xml:space="preserve">4.1 Window Dressers</w:t>
+        <w:t xml:space="preserve">4.1 Furnace/Boiler Tune up</w:t>
       </w:r>
     </w:p>
     <w:p>
@@ -3001,7 +3806,11 @@
         <w:pStyle w:val="BodyText"/>
       </w:pPr>
       <w:r>
-        <w:t xml:space="preserve">Your windows are a source of heat loss, reduce your comfort due to cold surface temperatures, and may also cause moisture condensation or frost in the winter.</w:t>
+        <w:rPr>
+          <w:b/>
+          <w:bCs/>
+        </w:rPr>
+        <w:t xml:space="preserve">Auditor to describe</w:t>
       </w:r>
     </w:p>
     <w:p>
@@ -3021,11 +3830,13 @@
         <w:pStyle w:val="BodyText"/>
       </w:pPr>
       <w:r>
-        <w:t xml:space="preserve">WindowDressers insulating window inserts help air-seal windows and reduce heat loss and gain. WindowDressers are transparent and let in light while stopping drafts. Each insert is made of a custom-made pine frame wrapped on each side with tightly sealed, clear polyolefin film, creating an airspace between the two layers for additional insulation. The insert is finished with a compressible foam weather seal. The foam allows enough give for the inserts to be easily slid into place in the fall and removed in the spring while holding firmly enough to provide a tight, friction-based seal. The inserts are installed inside your existing window frame with no fasteners required and last 5-10 years. They are most effective in the winter, but depending on the window’s exposure, they can sometimes be used in the summer to keep the house cooler.</w:t>
-      </w:r>
-      <w:r>
-        <w:t xml:space="preserve"> </w:t>
-      </w:r>
+        <w:t xml:space="preserve">Have the furnace/boiler and flue inspected and adjusted by a licensed professional. This should be available from your fuel delivery company.</w:t>
+      </w:r>
+    </w:p>
+    <w:p>
+      <w:pPr>
+        <w:pStyle w:val="BodyText"/>
+      </w:pPr>
       <w:r>
         <w:rPr>
           <w:i/>
@@ -3039,45 +3850,17 @@
         <w:pStyle w:val="BodyText"/>
       </w:pPr>
       <w:r>
-        <w:t xml:space="preserve">Insulating window inserts save 5-10% of your heating costs at less than 1/10th the cost of replacement windows. The overall project cost will depend on the number and size of window inserts. Example prices for the 2024 season were: small (20 x 36”) - $36 for natural pine frame, $46 for white; medium (30 x 52”) - $50 for natural pine frame, $64 for white; large (44 x 68”) - $67 for natural pine frame, $88 for white. Adjusted pricing for lower-income households is available from WindowDressers upon request. If plastic is damaged, it can be replaced for $15.</w:t>
-      </w:r>
-    </w:p>
-    <w:p>
-      <w:pPr>
-        <w:pStyle w:val="BodyText"/>
-      </w:pPr>
-      <w:r>
-        <w:t xml:space="preserve">Households that order inserts are expected to participate in the Community Build where the inserts are made. You can sign up for a 4-hour shift and learn the simple steps in the insert-building process (no previous experience required, no power tools). Each job has</w:t>
-      </w:r>
-      <w:r>
-        <w:t xml:space="preserve"> </w:t>
-      </w:r>
-      <w:r>
-        <w:t xml:space="preserve">“jigs”</w:t>
-      </w:r>
-      <w:r>
-        <w:t xml:space="preserve"> </w:t>
-      </w:r>
-      <w:r>
-        <w:t xml:space="preserve">that make the job easier to do and ensure uniform quality. You will be trained at the beginning of your shift on how to do your task. Volunteering for multiple shifts is encouraged! Mid-shift snacks and a meal are provided to all participants.</w:t>
-      </w:r>
-    </w:p>
-    <w:p>
-      <w:pPr>
-        <w:pStyle w:val="BodyText"/>
-      </w:pPr>
-      <w:r>
-        <w:t xml:space="preserve">If you would like to participate, please contact us so we can discuss how the program works and which windows you’d like inserts for.</w:t>
-      </w:r>
-    </w:p>
-    <w:bookmarkEnd w:id="41"/>
-    <w:bookmarkStart w:id="42" w:name="gutters"/>
+        <w:t xml:space="preserve">Test 1 A tune-up can improve the efficiency of your furnace/boiler, confirm that it is exhausting properly, and identify areas of concern before they become urgent. If you have a service contract with your fuel delivery company, an annual tune-up is usually included.</w:t>
+      </w:r>
+    </w:p>
+    <w:bookmarkEnd w:id="42"/>
+    <w:bookmarkStart w:id="43" w:name="high-efficiency-shower-heads"/>
     <w:p>
       <w:pPr>
         <w:pStyle w:val="Heading3"/>
       </w:pPr>
       <w:r>
-        <w:t xml:space="preserve">4.2 Gutters</w:t>
+        <w:t xml:space="preserve">4.2 High efficiency shower head(s)</w:t>
       </w:r>
     </w:p>
     <w:p>
@@ -3097,7 +3880,7 @@
         <w:pStyle w:val="BodyText"/>
       </w:pPr>
       <w:r>
-        <w:t xml:space="preserve">The house has no gutters, so water runs off your roof and directly onto the ground next to your house. Water that splashes off the ground can damage the exterior of your house. Runoff that is absorbed into the ground can seep into the basement/crawlspace, causing moisture issues there and throughout your house.</w:t>
+        <w:t xml:space="preserve">Your shower heads use more water and energy than high-efficiency shower heads, thus costing you more money than necessary. Older shower heads use 2.5 gallons or more every minute, which wastes thousands of gallons of water each year and costs you money for every extra gallon of water heated.</w:t>
       </w:r>
     </w:p>
     <w:p>
@@ -3117,13 +3900,11 @@
         <w:pStyle w:val="BodyText"/>
       </w:pPr>
       <w:r>
-        <w:t xml:space="preserve">Install gutters and downspouts that divert water at least six feet away from the foundation and to where the ground slopes away from the house.</w:t>
-      </w:r>
-    </w:p>
-    <w:p>
-      <w:pPr>
-        <w:pStyle w:val="BodyText"/>
-      </w:pPr>
+        <w:t xml:space="preserve">Install high-efficiency shower heads to reduce the amount of water and energy to heat the water used when showering. We recommend 1.5 gallon per minute shower heads that will save a gallon or more of water for every minute spent in the shower.</w:t>
+      </w:r>
+      <w:r>
+        <w:t xml:space="preserve"> </w:t>
+      </w:r>
       <w:r>
         <w:rPr>
           <w:i/>
@@ -3137,17 +3918,17 @@
         <w:pStyle w:val="BodyText"/>
       </w:pPr>
       <w:r>
-        <w:t xml:space="preserve">Adding gutters would mitigate moisture damage and save you from having to replace/fix other parts of the house.</w:t>
-      </w:r>
-    </w:p>
-    <w:bookmarkEnd w:id="42"/>
-    <w:bookmarkStart w:id="43" w:name="kitchen-exhaust-fans"/>
+        <w:t xml:space="preserve">A typical family will save ~10,000 gallons of water per year and over $100 per year in water heating costs. We provide these for free and have several styles for you to choose from; contact us for some if we did not give you any during the audit.</w:t>
+      </w:r>
+    </w:p>
+    <w:bookmarkEnd w:id="43"/>
+    <w:bookmarkStart w:id="44" w:name="window-dressers"/>
     <w:p>
       <w:pPr>
         <w:pStyle w:val="Heading3"/>
       </w:pPr>
       <w:r>
-        <w:t xml:space="preserve">4.3 Kitchen exhaust fan(s)</w:t>
+        <w:t xml:space="preserve">4.3 Window Dressers</w:t>
       </w:r>
     </w:p>
     <w:p>
@@ -3167,7 +3948,7 @@
         <w:pStyle w:val="BodyText"/>
       </w:pPr>
       <w:r>
-        <w:t xml:space="preserve">Currently, there is no kitchen exhaust fan, so fumes, smoke, and moisture from cooking stay in the house which can cause health concerns.</w:t>
+        <w:t xml:space="preserve">Your windows are a source of heat loss, reduce your comfort due to cold surface temperatures, and may also cause moisture condensation or frost in the winter.</w:t>
       </w:r>
     </w:p>
     <w:p>
@@ -3187,13 +3968,11 @@
         <w:pStyle w:val="BodyText"/>
       </w:pPr>
       <w:r>
-        <w:t xml:space="preserve">A kitchen exhaust fan will remove harmful combustion gases from your home and should be rated for at least 100 cubic feet per minute (CFM). A fan can also help with moisture concerns. A kitchen fan should be ducted to the outdoors. If the ductwork will run through the attic, it should be installed before the attic is air-sealed and insulated.</w:t>
-      </w:r>
-    </w:p>
-    <w:p>
-      <w:pPr>
-        <w:pStyle w:val="BodyText"/>
-      </w:pPr>
+        <w:t xml:space="preserve">WindowDressers insulating window inserts help air-seal windows and reduce heat loss and gain. WindowDressers are transparent and let in light while stopping drafts. Each insert is made of a custom-made pine frame wrapped on each side with tightly sealed, clear polyolefin film, creating an airspace between the two layers for additional insulation. The insert is finished with a compressible foam weather seal. The foam allows enough give for the inserts to be easily slid into place in the fall and removed in the spring while holding firmly enough to provide a tight, friction-based seal. The inserts are installed inside your existing window frame with no fasteners required and last 5-10 years. They are most effective in the winter, but depending on the window’s exposure, they can sometimes be used in the summer to keep the house cooler.</w:t>
+      </w:r>
+      <w:r>
+        <w:t xml:space="preserve"> </w:t>
+      </w:r>
       <w:r>
         <w:rPr>
           <w:i/>
@@ -3207,17 +3986,45 @@
         <w:pStyle w:val="BodyText"/>
       </w:pPr>
       <w:r>
-        <w:t xml:space="preserve">Kitchen range hoods typically cost $150 or more; installation costs depend on the complexity of the exhaust ducting.</w:t>
-      </w:r>
-    </w:p>
-    <w:bookmarkEnd w:id="43"/>
-    <w:bookmarkStart w:id="44" w:name="other-1"/>
+        <w:t xml:space="preserve">Insulating window inserts save 5-10% of your heating costs at less than 1/10th the cost of replacement windows. The overall project cost will depend on the number and size of window inserts. Example prices for the 2024 season were: small (20 x 36”) - $36 for natural pine frame, $46 for white; medium (30 x 52”) - $50 for natural pine frame, $64 for white; large (44 x 68”) - $67 for natural pine frame, $88 for white. Adjusted pricing for lower-income households is available from WindowDressers upon request. If plastic is damaged, it can be replaced for $15.</w:t>
+      </w:r>
+    </w:p>
+    <w:p>
+      <w:pPr>
+        <w:pStyle w:val="BodyText"/>
+      </w:pPr>
+      <w:r>
+        <w:t xml:space="preserve">Households that order inserts are expected to participate in the Community Build where the inserts are made. You can sign up for a 4-hour shift and learn the simple steps in the insert-building process (no previous experience required, no power tools). Each job has</w:t>
+      </w:r>
+      <w:r>
+        <w:t xml:space="preserve"> </w:t>
+      </w:r>
+      <w:r>
+        <w:t xml:space="preserve">“jigs”</w:t>
+      </w:r>
+      <w:r>
+        <w:t xml:space="preserve"> </w:t>
+      </w:r>
+      <w:r>
+        <w:t xml:space="preserve">that make the job easier to do and ensure uniform quality. You will be trained at the beginning of your shift on how to do your task. Volunteering for multiple shifts is encouraged! Mid-shift snacks and a meal are provided to all participants.</w:t>
+      </w:r>
+    </w:p>
+    <w:p>
+      <w:pPr>
+        <w:pStyle w:val="BodyText"/>
+      </w:pPr>
+      <w:r>
+        <w:t xml:space="preserve">If you would like to participate, please contact us so we can discuss how the program works and which windows you’d like inserts for.</w:t>
+      </w:r>
+    </w:p>
+    <w:bookmarkEnd w:id="44"/>
+    <w:bookmarkStart w:id="45" w:name="refrigerator"/>
     <w:p>
       <w:pPr>
         <w:pStyle w:val="Heading3"/>
       </w:pPr>
       <w:r>
-        <w:t xml:space="preserve">4.4 Other 1</w:t>
+        <w:t xml:space="preserve">4.4 Refrigerator</w:t>
       </w:r>
     </w:p>
     <w:p>
@@ -3237,6 +4044,26 @@
         <w:pStyle w:val="BodyText"/>
       </w:pPr>
       <w:r>
+        <w:t xml:space="preserve">Your refrigerator uses more energy than newer models.</w:t>
+      </w:r>
+    </w:p>
+    <w:p>
+      <w:pPr>
+        <w:pStyle w:val="BodyText"/>
+      </w:pPr>
+      <w:r>
+        <w:rPr>
+          <w:b/>
+          <w:bCs/>
+        </w:rPr>
+        <w:t xml:space="preserve">Ideally, the auditor notes the annual energy consumption (kWh) of the existing fridge compared to a new model of similar size</w:t>
+      </w:r>
+    </w:p>
+    <w:p>
+      <w:pPr>
+        <w:pStyle w:val="BodyText"/>
+      </w:pPr>
+      <w:r>
         <w:rPr>
           <w:i/>
           <w:iCs/>
@@ -3249,7 +4076,7 @@
         <w:pStyle w:val="BodyText"/>
       </w:pPr>
       <w:r>
-        <w:t xml:space="preserve">Upgrade your electrical panel to add whole-house surge protection. This will help to protect your heat pumps, heat pump water heater, refrigerator, well pump, and other electronics from damage due to lightning or other electrical surges.</w:t>
+        <w:t xml:space="preserve">Replace your refrigerator with a new, EnergyStar certified fridge. Look at the Energy Guide label to compare the energy use of new refrigerators.</w:t>
       </w:r>
     </w:p>
     <w:p>
@@ -3269,16 +4096,1678 @@
         <w:pStyle w:val="BodyText"/>
       </w:pPr>
       <w:r>
+        <w:t xml:space="preserve">If you are able to afford the upfront cost of purchasing a new refrigerator, you will recoup significant savings in the long run. Whenever you need to buy a new appliance, consider EnergyStar certified models, which use less energy and are cheaper to run. Remember, it doesn’t save energy if you relocate your existing refrigerator to the basement or garage and continue using it.</w:t>
+      </w:r>
+    </w:p>
+    <w:p>
+      <w:pPr>
+        <w:pStyle w:val="BodyText"/>
+      </w:pPr>
+      <w:r>
         <w:rPr>
           <w:b/>
           <w:bCs/>
         </w:rPr>
+        <w:t xml:space="preserve">Ideally, auditor locates similar volume fridge online to calculate monthly savings and payback period compared to kill-a-watt meter reading for current refrigerator. “This example refrigerator would save $XX in electricity each month and pay for itself within XX months</w:t>
+      </w:r>
+    </w:p>
+    <w:bookmarkEnd w:id="45"/>
+    <w:bookmarkStart w:id="46" w:name="gutters"/>
+    <w:p>
+      <w:pPr>
+        <w:pStyle w:val="Heading3"/>
+      </w:pPr>
+      <w:r>
+        <w:t xml:space="preserve">4.5 Gutters</w:t>
+      </w:r>
+    </w:p>
+    <w:p>
+      <w:pPr>
+        <w:pStyle w:val="FirstParagraph"/>
+      </w:pPr>
+      <w:r>
+        <w:rPr>
+          <w:i/>
+          <w:iCs/>
+        </w:rPr>
+        <w:t xml:space="preserve">Problem</w:t>
+      </w:r>
+    </w:p>
+    <w:p>
+      <w:pPr>
+        <w:pStyle w:val="BodyText"/>
+      </w:pPr>
+      <w:r>
+        <w:t xml:space="preserve">The house has no gutters, so water runs off your roof and directly onto the ground next to your house. Water that splashes off the ground can damage the exterior of your house. Runoff that is absorbed into the ground can seep into the basement/crawlspace, causing moisture issues there and throughout your house.</w:t>
+      </w:r>
+    </w:p>
+    <w:p>
+      <w:pPr>
+        <w:pStyle w:val="BodyText"/>
+      </w:pPr>
+      <w:r>
+        <w:rPr>
+          <w:i/>
+          <w:iCs/>
+        </w:rPr>
+        <w:t xml:space="preserve">Recommendation</w:t>
+      </w:r>
+    </w:p>
+    <w:p>
+      <w:pPr>
+        <w:pStyle w:val="BodyText"/>
+      </w:pPr>
+      <w:r>
+        <w:t xml:space="preserve">Install gutters and downspouts that divert water at least six feet away from the foundation and to where the ground slopes away from the house.</w:t>
+      </w:r>
+    </w:p>
+    <w:p>
+      <w:pPr>
+        <w:pStyle w:val="BodyText"/>
+      </w:pPr>
+      <w:r>
+        <w:rPr>
+          <w:i/>
+          <w:iCs/>
+        </w:rPr>
+        <w:t xml:space="preserve">Estimated Cost/Benefits/Incentives</w:t>
+      </w:r>
+    </w:p>
+    <w:p>
+      <w:pPr>
+        <w:pStyle w:val="BodyText"/>
+      </w:pPr>
+      <w:r>
+        <w:t xml:space="preserve">Adding gutters would mitigate moisture damage and save you from having to replace/fix other parts of the house.</w:t>
+      </w:r>
+    </w:p>
+    <w:bookmarkEnd w:id="46"/>
+    <w:bookmarkStart w:id="47" w:name="bathroom-exhaust-fans"/>
+    <w:p>
+      <w:pPr>
+        <w:pStyle w:val="Heading3"/>
+      </w:pPr>
+      <w:r>
+        <w:t xml:space="preserve">4.6 Bathroom exhaust fan(s)</w:t>
+      </w:r>
+    </w:p>
+    <w:p>
+      <w:pPr>
+        <w:pStyle w:val="FirstParagraph"/>
+      </w:pPr>
+      <w:r>
+        <w:rPr>
+          <w:i/>
+          <w:iCs/>
+        </w:rPr>
+        <w:t xml:space="preserve">Problem</w:t>
+      </w:r>
+    </w:p>
+    <w:p>
+      <w:pPr>
+        <w:pStyle w:val="BodyText"/>
+      </w:pPr>
+      <w:r>
+        <w:t xml:space="preserve">Currently, there is no bathroom exhaust fan, so moisture from the shower, toilet, and sink remains in the house, which can cause moisture issues such as mold.</w:t>
+      </w:r>
+    </w:p>
+    <w:p>
+      <w:pPr>
+        <w:pStyle w:val="BodyText"/>
+      </w:pPr>
+      <w:r>
+        <w:rPr>
+          <w:i/>
+          <w:iCs/>
+        </w:rPr>
+        <w:t xml:space="preserve">Recommendation</w:t>
+      </w:r>
+    </w:p>
+    <w:p>
+      <w:pPr>
+        <w:pStyle w:val="BodyText"/>
+      </w:pPr>
+      <w:r>
+        <w:t xml:space="preserve">Bathroom exhaust fans should be rated for at least 80 cubic feet per minute (CFM) if there is a shower. We recommend Panasonic WhisperQuiet or similar fans that don’t create excess noise. If the ductwork will run through the attic, it should be installed before the attic is air-sealed and insulated. The fan needs to be ducted outside, so it does not add moisture into the attic.</w:t>
+      </w:r>
+    </w:p>
+    <w:p>
+      <w:pPr>
+        <w:pStyle w:val="BodyText"/>
+      </w:pPr>
+      <w:r>
+        <w:rPr>
+          <w:i/>
+          <w:iCs/>
+        </w:rPr>
+        <w:t xml:space="preserve">Estimated Cost/Benefits/Incentives</w:t>
+      </w:r>
+    </w:p>
+    <w:p>
+      <w:pPr>
+        <w:pStyle w:val="BodyText"/>
+      </w:pPr>
+      <w:r>
+        <w:t xml:space="preserve">The typical fan is around $130 plus the cost of installation.</w:t>
+      </w:r>
+    </w:p>
+    <w:bookmarkEnd w:id="47"/>
+    <w:bookmarkStart w:id="48" w:name="kitchen-exhaust-fans"/>
+    <w:p>
+      <w:pPr>
+        <w:pStyle w:val="Heading3"/>
+      </w:pPr>
+      <w:r>
+        <w:t xml:space="preserve">4.7 Kitchen exhaust fan(s)</w:t>
+      </w:r>
+    </w:p>
+    <w:p>
+      <w:pPr>
+        <w:pStyle w:val="FirstParagraph"/>
+      </w:pPr>
+      <w:r>
+        <w:rPr>
+          <w:i/>
+          <w:iCs/>
+        </w:rPr>
+        <w:t xml:space="preserve">Problem</w:t>
+      </w:r>
+    </w:p>
+    <w:p>
+      <w:pPr>
+        <w:pStyle w:val="BodyText"/>
+      </w:pPr>
+      <w:r>
+        <w:t xml:space="preserve">Currently, there is no kitchen exhaust fan, so fumes, smoke, and moisture from cooking stay in the house which can cause health concerns.</w:t>
+      </w:r>
+    </w:p>
+    <w:p>
+      <w:pPr>
+        <w:pStyle w:val="BodyText"/>
+      </w:pPr>
+      <w:r>
+        <w:rPr>
+          <w:i/>
+          <w:iCs/>
+        </w:rPr>
+        <w:t xml:space="preserve">Recommendation</w:t>
+      </w:r>
+    </w:p>
+    <w:p>
+      <w:pPr>
+        <w:pStyle w:val="BodyText"/>
+      </w:pPr>
+      <w:r>
+        <w:t xml:space="preserve">A kitchen exhaust fan will remove harmful combustion gases from your home and should be rated for at least 100 cubic feet per minute (CFM). A fan can also help with moisture concerns. A kitchen fan should be ducted to the outdoors. If the ductwork will run through the attic, it should be installed before the attic is air-sealed and insulated.</w:t>
+      </w:r>
+    </w:p>
+    <w:p>
+      <w:pPr>
+        <w:pStyle w:val="BodyText"/>
+      </w:pPr>
+      <w:r>
+        <w:rPr>
+          <w:i/>
+          <w:iCs/>
+        </w:rPr>
+        <w:t xml:space="preserve">Estimated Cost/Benefits/Incentives</w:t>
+      </w:r>
+    </w:p>
+    <w:p>
+      <w:pPr>
+        <w:pStyle w:val="BodyText"/>
+      </w:pPr>
+      <w:r>
+        <w:t xml:space="preserve">Kitchen range hoods typically cost $150 or more; installation costs depend on the complexity of the exhaust ducting.</w:t>
+      </w:r>
+    </w:p>
+    <w:bookmarkEnd w:id="48"/>
+    <w:bookmarkStart w:id="49" w:name="attic-insulation-and-air-sealing"/>
+    <w:p>
+      <w:pPr>
+        <w:pStyle w:val="Heading3"/>
+      </w:pPr>
+      <w:r>
+        <w:t xml:space="preserve">4.8 Attic Insulation and Air Sealing</w:t>
+      </w:r>
+    </w:p>
+    <w:p>
+      <w:pPr>
+        <w:pStyle w:val="FirstParagraph"/>
+      </w:pPr>
+      <w:r>
+        <w:rPr>
+          <w:i/>
+          <w:iCs/>
+        </w:rPr>
+        <w:t xml:space="preserve">Problem</w:t>
+      </w:r>
+    </w:p>
+    <w:p>
+      <w:pPr>
+        <w:pStyle w:val="BodyText"/>
+      </w:pPr>
+      <w:r>
+        <w:t xml:space="preserve">The attic is uninsulated or is missing insulation and the attic could also benefit from air-sealing. These upgrades will reduce draftiness and heat loss in the winter and heat gain in the summer.</w:t>
+      </w:r>
+    </w:p>
+    <w:p>
+      <w:pPr>
+        <w:pStyle w:val="BodyText"/>
+      </w:pPr>
+      <w:r>
+        <w:rPr>
+          <w:i/>
+          <w:iCs/>
+        </w:rPr>
+        <w:t xml:space="preserve">Recommendation</w:t>
+      </w:r>
+    </w:p>
+    <w:p>
+      <w:pPr>
+        <w:pStyle w:val="BodyText"/>
+      </w:pPr>
+      <w:r>
+        <w:t xml:space="preserve">Air seal the attic and insulate it to at least R-60 (18” of loose-fill cellulose insulation). COA has been installing 24” (R-80) of cellulose insulation in attics on our campus. Before the attic is insulated, ensure that any needed bathroom and kitchen fans are installed and that all fans are properly vented to the outside.</w:t>
+      </w:r>
+    </w:p>
+    <w:p>
+      <w:pPr>
+        <w:pStyle w:val="BodyText"/>
+      </w:pPr>
+      <w:r>
+        <w:t xml:space="preserve">In older homes, most heat loss is due to air leakage. Air sealing is particularly important in the attic (and basement or crawlspace). As warm air rises and leaks out the top of your home, cold air is pulled in at the bottom. This is called the</w:t>
+      </w:r>
+      <w:r>
+        <w:t xml:space="preserve"> </w:t>
+      </w:r>
+      <w:r>
+        <w:t xml:space="preserve">‘stack effect’</w:t>
+      </w:r>
+      <w:r>
+        <w:t xml:space="preserve">, and is more pronounced in taller homes. Thus, air sealing is necessary anywhere gaps allow air to move between your house and the attic. This typically includes gaps around the chimney, electrical penetrations, and wall top plates.</w:t>
+      </w:r>
+    </w:p>
+    <w:p>
+      <w:pPr>
+        <w:pStyle w:val="BodyText"/>
+      </w:pPr>
+      <w:r>
+        <w:rPr>
+          <w:i/>
+          <w:iCs/>
+        </w:rPr>
+        <w:t xml:space="preserve">Estimated Cost/Benefits/Incentives</w:t>
+      </w:r>
+    </w:p>
+    <w:p>
+      <w:pPr>
+        <w:pStyle w:val="BodyText"/>
+      </w:pPr>
+      <w:r>
+        <w:t xml:space="preserve">Efficiency Maine rebates and other incentives for insulation work can fund up to 80% of the overall cost to weatherize your home (subject to a lifetime limit per building), up to $9,200 when combined with nonrefundable federal tax credits. You can call them at 866-376-2463 (Monday to Friday, 8:00 am to 5:00 pm) or visit their webpage about insulation rebates: https://www.efficiencymaine.com/at-home/insulation-rebates/</w:t>
+      </w:r>
+    </w:p>
+    <w:bookmarkEnd w:id="49"/>
+    <w:bookmarkStart w:id="50" w:name="blow-in-cellulose-wall-insulation"/>
+    <w:p>
+      <w:pPr>
+        <w:pStyle w:val="Heading3"/>
+      </w:pPr>
+      <w:r>
+        <w:t xml:space="preserve">4.9 Blow-in cellulose wall insulation</w:t>
+      </w:r>
+    </w:p>
+    <w:p>
+      <w:pPr>
+        <w:pStyle w:val="FirstParagraph"/>
+      </w:pPr>
+      <w:r>
+        <w:rPr>
+          <w:i/>
+          <w:iCs/>
+        </w:rPr>
+        <w:t xml:space="preserve">Problem</w:t>
+      </w:r>
+    </w:p>
+    <w:p>
+      <w:pPr>
+        <w:pStyle w:val="BodyText"/>
+      </w:pPr>
+      <w:r>
+        <w:t xml:space="preserve">The walls of the house are uninsulated, which is a significant source of heat loss.</w:t>
+      </w:r>
+    </w:p>
+    <w:p>
+      <w:pPr>
+        <w:pStyle w:val="BodyText"/>
+      </w:pPr>
+      <w:r>
+        <w:rPr>
+          <w:i/>
+          <w:iCs/>
+        </w:rPr>
+        <w:t xml:space="preserve">Recommendation</w:t>
+      </w:r>
+    </w:p>
+    <w:p>
+      <w:pPr>
+        <w:pStyle w:val="BodyText"/>
+      </w:pPr>
+      <w:r>
+        <w:t xml:space="preserve">Insulate the wall stud cavities with dense packed, blown-in cellulose insulation. In balloon-framed homes, this can often be done from the attic, otherwise it can be done by drilling holes into the wall cavities from either the inside or outside.</w:t>
+      </w:r>
+      <w:r>
+        <w:t xml:space="preserve"> </w:t>
+      </w:r>
+      <w:r>
+        <w:rPr>
+          <w:i/>
+          <w:iCs/>
+        </w:rPr>
+        <w:t xml:space="preserve">Estimated Cost/Benefits/Incentives</w:t>
+      </w:r>
+    </w:p>
+    <w:p>
+      <w:pPr>
+        <w:pStyle w:val="BodyText"/>
+      </w:pPr>
+      <w:r>
+        <w:t xml:space="preserve">Efficiency Maine rebates and other incentives for insulation work can fund up to 80% of the overall cost to weatherize your home (subject to a lifetime limit per building), up to $9,200 when combined with nonrefundable federal tax credits. You can call them at 866-376-2463 (Monday to Friday, 8:00 am to 5:00 pm) or visit their webpage about insulation rebates: https://www.efficiencymaine.com/at-home/insulation-rebates/</w:t>
+      </w:r>
+    </w:p>
+    <w:bookmarkEnd w:id="50"/>
+    <w:bookmarkStart w:id="51" w:name="continuous-exterior-wall-insulation"/>
+    <w:p>
+      <w:pPr>
+        <w:pStyle w:val="Heading3"/>
+      </w:pPr>
+      <w:r>
+        <w:t xml:space="preserve">4.10 Continuous exterior wall insulation</w:t>
+      </w:r>
+    </w:p>
+    <w:p>
+      <w:pPr>
+        <w:pStyle w:val="FirstParagraph"/>
+      </w:pPr>
+      <w:r>
+        <w:rPr>
+          <w:i/>
+          <w:iCs/>
+        </w:rPr>
+        <w:t xml:space="preserve">Problem</w:t>
+      </w:r>
+    </w:p>
+    <w:p>
+      <w:pPr>
+        <w:pStyle w:val="BodyText"/>
+      </w:pPr>
+      <w:r>
+        <w:t xml:space="preserve">There isn’t continuous insulation between the siding and the exterior walls of the house. Continuous insulation helps create a complete thermal boundary for your house, and it is now an energy code requirement for new houses.</w:t>
+      </w:r>
+    </w:p>
+    <w:p>
+      <w:pPr>
+        <w:pStyle w:val="BodyText"/>
+      </w:pPr>
+      <w:r>
+        <w:rPr>
+          <w:i/>
+          <w:iCs/>
+        </w:rPr>
+        <w:t xml:space="preserve">Recommendation</w:t>
+      </w:r>
+    </w:p>
+    <w:p>
+      <w:pPr>
+        <w:pStyle w:val="BodyText"/>
+      </w:pPr>
+      <w:r>
+        <w:t xml:space="preserve">Add a continuous layer of insulation and potentially replace the air and moisture barrier once it becomes time to replace the siding. Add continuous insulation (R-6 or more) under the new siding to keep the house warmer in the winter and cooler in the summer. We recommend TimberHP TimberBoard insulation (produced in Madison, Maine) or Rockwool Comfortboard, but foam board can also be used. Before installing exterior insulation, the contractor can check if insulation is needed between the interior wall studs.</w:t>
+      </w:r>
+    </w:p>
+    <w:p>
+      <w:pPr>
+        <w:pStyle w:val="BodyText"/>
+      </w:pPr>
+      <w:r>
+        <w:rPr>
+          <w:i/>
+          <w:iCs/>
+        </w:rPr>
+        <w:t xml:space="preserve">Estimated Cost/Benefits/Incentives</w:t>
+      </w:r>
+    </w:p>
+    <w:p>
+      <w:pPr>
+        <w:pStyle w:val="BodyText"/>
+      </w:pPr>
+      <w:r>
+        <w:t xml:space="preserve">Efficiency Maine rebates and other incentives for insulation work can fund up to 80% of the overall cost to weatherize your home (subject to a lifetime limit per building), up to $9,200 when combined with nonrefundable federal tax credits. You can call them at 866-376-2463 (Monday to Friday, 8:00 am to 5:00 pm) or visit their webpage about insulation rebates: https://www.efficiencymaine.com/at-home/insulation-rebates/</w:t>
+      </w:r>
+    </w:p>
+    <w:bookmarkEnd w:id="51"/>
+    <w:bookmarkStart w:id="52" w:name="electrical-panel-upgrade"/>
+    <w:p>
+      <w:pPr>
+        <w:pStyle w:val="Heading3"/>
+      </w:pPr>
+      <w:r>
+        <w:t xml:space="preserve">4.11 Electrical Panel Upgrade</w:t>
+      </w:r>
+    </w:p>
+    <w:p>
+      <w:pPr>
+        <w:pStyle w:val="FirstParagraph"/>
+      </w:pPr>
+      <w:r>
+        <w:rPr>
+          <w:i/>
+          <w:iCs/>
+        </w:rPr>
+        <w:t xml:space="preserve">Problem</w:t>
+      </w:r>
+    </w:p>
+    <w:p>
+      <w:pPr>
+        <w:pStyle w:val="BodyText"/>
+      </w:pPr>
+      <w:r>
+        <w:rPr>
+          <w:b/>
+          <w:bCs/>
+        </w:rPr>
+        <w:t xml:space="preserve">Auditor to describe</w:t>
+      </w:r>
+    </w:p>
+    <w:p>
+      <w:pPr>
+        <w:pStyle w:val="BodyText"/>
+      </w:pPr>
+      <w:r>
+        <w:rPr>
+          <w:i/>
+          <w:iCs/>
+        </w:rPr>
+        <w:t xml:space="preserve">Recommendation</w:t>
+      </w:r>
+    </w:p>
+    <w:p>
+      <w:pPr>
+        <w:pStyle w:val="BodyText"/>
+      </w:pPr>
+      <w:r>
+        <w:t xml:space="preserve">Consult with an electrician about replacing your existing electrical panel with a 200 amp panel as you add electrical appliances to your home. It may become necessary to increase the capacity to address potential safety hazards. An electrician can determine whether or not a panel upgrade is necessary based on your current and anticipated usage.</w:t>
+      </w:r>
+    </w:p>
+    <w:p>
+      <w:pPr>
+        <w:pStyle w:val="BodyText"/>
+      </w:pPr>
+      <w:r>
+        <w:rPr>
+          <w:i/>
+          <w:iCs/>
+        </w:rPr>
+        <w:t xml:space="preserve">Estimated Cost/Benefits/Incentives</w:t>
+      </w:r>
+    </w:p>
+    <w:p>
+      <w:pPr>
+        <w:pStyle w:val="BodyText"/>
+      </w:pPr>
+      <w:r>
+        <w:t xml:space="preserve">Costs of electrical components needed to support residential energy upgrades – including panels, sub-panels, branch circuits, and feeders – qualify for a 30% nonrefundable tax credit (up to $600 per item) if they have a capacity of 200 amps or more. An electrical panel upgrades also provides a good opportunity for an electrician to install whole-house surge protection, which costs $100-$400. Here are some options: https://www.popularmechanics.com/home/interior-projects/g43140886/best-whole-house-surge-protectors/</w:t>
+      </w:r>
+    </w:p>
+    <w:bookmarkEnd w:id="52"/>
+    <w:bookmarkStart w:id="53" w:name="air-source-heat-pump"/>
+    <w:p>
+      <w:pPr>
+        <w:pStyle w:val="Heading3"/>
+      </w:pPr>
+      <w:r>
+        <w:t xml:space="preserve">4.12 Air Source Heat Pump</w:t>
+      </w:r>
+    </w:p>
+    <w:p>
+      <w:pPr>
+        <w:pStyle w:val="FirstParagraph"/>
+      </w:pPr>
+      <w:r>
+        <w:rPr>
+          <w:i/>
+          <w:iCs/>
+        </w:rPr>
+        <w:t xml:space="preserve">Problem</w:t>
+      </w:r>
+    </w:p>
+    <w:p>
+      <w:pPr>
+        <w:pStyle w:val="BodyText"/>
+      </w:pPr>
+      <w:r>
+        <w:t xml:space="preserve">Combustion heating equipment is expensive, inefficient, and has the potential to release harmful combustion gases like carbon monoxide into the home.</w:t>
+      </w:r>
+    </w:p>
+    <w:p>
+      <w:pPr>
+        <w:pStyle w:val="BodyText"/>
+      </w:pPr>
+      <w:r>
+        <w:rPr>
+          <w:i/>
+          <w:iCs/>
+        </w:rPr>
+        <w:t xml:space="preserve">Recommendation</w:t>
+      </w:r>
+    </w:p>
+    <w:p>
+      <w:pPr>
+        <w:pStyle w:val="BodyText"/>
+      </w:pPr>
+      <w:r>
+        <w:t xml:space="preserve">Install air source heat pumps and whole-house surge protection. Air source heat pumps can be up to 300% efficient and heat, cool, and dehumidify your house. A qualified installer will help determine what size system to install and where. Whole-house surge protection will protect your appliances and heat pumps from being damaged by an electrical surge.</w:t>
+      </w:r>
+    </w:p>
+    <w:p>
+      <w:pPr>
+        <w:pStyle w:val="BodyText"/>
+      </w:pPr>
+      <w:r>
+        <w:rPr>
+          <w:i/>
+          <w:iCs/>
+        </w:rPr>
+        <w:t xml:space="preserve">Estimated Cost/Benefits/Incentives</w:t>
+      </w:r>
+    </w:p>
+    <w:p>
+      <w:pPr>
+        <w:pStyle w:val="BodyText"/>
+      </w:pPr>
+      <w:r>
+        <w:t xml:space="preserve">Efficiency Maine rebates can fund $1,000 to $3,000 per unit up to a lifetime limit per housing unit for $3,000 to $9,000 (depending on income level) to install heat pumps. The rebate can be combined with a nonrefundable federal tax credit of 30% of the remaining cost of the unit and labor, subject to an annual maximum benefit of $2,000 (shared with other energy property, like a heat pump water heater). You can call Efficiency Maine at 866-376-2463 (Monday to Friday, 8:00 am to 5:00 pm) or visit their website: https://www.efficiencymaine.com/at-home/residential-heat-pump-incentives/</w:t>
+      </w:r>
+    </w:p>
+    <w:bookmarkEnd w:id="53"/>
+    <w:bookmarkStart w:id="54" w:name="pipe-insulation"/>
+    <w:p>
+      <w:pPr>
+        <w:pStyle w:val="Heading3"/>
+      </w:pPr>
+      <w:r>
+        <w:t xml:space="preserve">4.13 Pipe Insulation</w:t>
+      </w:r>
+    </w:p>
+    <w:p>
+      <w:pPr>
+        <w:pStyle w:val="FirstParagraph"/>
+      </w:pPr>
+      <w:r>
+        <w:rPr>
+          <w:i/>
+          <w:iCs/>
+        </w:rPr>
+        <w:t xml:space="preserve">Problem</w:t>
+      </w:r>
+    </w:p>
+    <w:p>
+      <w:pPr>
+        <w:pStyle w:val="BodyText"/>
+      </w:pPr>
+      <w:r>
+        <w:t xml:space="preserve">Uninsulated water pipes are responsible for heat loss and excess moisture (from condensation) in your basement/crawlspace.</w:t>
+      </w:r>
+    </w:p>
+    <w:p>
+      <w:pPr>
+        <w:pStyle w:val="BodyText"/>
+      </w:pPr>
+      <w:r>
+        <w:rPr>
+          <w:i/>
+          <w:iCs/>
+        </w:rPr>
+        <w:t xml:space="preserve">Recommendation</w:t>
+      </w:r>
+    </w:p>
+    <w:p>
+      <w:pPr>
+        <w:pStyle w:val="BodyText"/>
+      </w:pPr>
+      <w:r>
+        <w:t xml:space="preserve">Insulate both hot and cold water pipes that are uninsulated in the basement/crawlspace. This will save energy and prevent condensation. We recommend foam pipe insulation made of polyethylene or neoprene.</w:t>
+      </w:r>
+    </w:p>
+    <w:p>
+      <w:pPr>
+        <w:pStyle w:val="BodyText"/>
+      </w:pPr>
+      <w:r>
+        <w:rPr>
+          <w:i/>
+          <w:iCs/>
+        </w:rPr>
+        <w:t xml:space="preserve">Estimated Cost/Benefits/Incentives</w:t>
+      </w:r>
+    </w:p>
+    <w:p>
+      <w:pPr>
+        <w:pStyle w:val="BodyText"/>
+      </w:pPr>
+      <w:r>
+        <w:t xml:space="preserve">Insulating water pipes can save 2%-4% on hot water bills and increase the temperature of the water while reducing the time it takes for hot water to reach your tap. Materials cost around $100-200, depending on the length of pipe to insulate. Many people find this to be an easy project to do themselves.</w:t>
+      </w:r>
+    </w:p>
+    <w:bookmarkEnd w:id="54"/>
+    <w:bookmarkStart w:id="55" w:name="whole-house-surge-protection"/>
+    <w:p>
+      <w:pPr>
+        <w:pStyle w:val="Heading3"/>
+      </w:pPr>
+      <w:r>
+        <w:t xml:space="preserve">4.14 Whole House Surge Protection</w:t>
+      </w:r>
+    </w:p>
+    <w:p>
+      <w:pPr>
+        <w:pStyle w:val="FirstParagraph"/>
+      </w:pPr>
+      <w:r>
+        <w:rPr>
+          <w:i/>
+          <w:iCs/>
+        </w:rPr>
+        <w:t xml:space="preserve">Problem</w:t>
+      </w:r>
+    </w:p>
+    <w:p>
+      <w:pPr>
+        <w:pStyle w:val="BodyText"/>
+      </w:pPr>
+      <w:r>
+        <w:t xml:space="preserve">Your house does not have whole-house surge protection. This will protect your large electrical appliances from damage in the case of an electrical surge. Heat pumps, heat pump water heaters, and other electronics are particularly sensitive to electrical surges.</w:t>
+      </w:r>
+    </w:p>
+    <w:p>
+      <w:pPr>
+        <w:pStyle w:val="BodyText"/>
+      </w:pPr>
+      <w:r>
+        <w:rPr>
+          <w:i/>
+          <w:iCs/>
+        </w:rPr>
+        <w:t xml:space="preserve">Recommendation</w:t>
+      </w:r>
+    </w:p>
+    <w:p>
+      <w:pPr>
+        <w:pStyle w:val="BodyText"/>
+      </w:pPr>
+      <w:r>
+        <w:t xml:space="preserve">Seal easy-to-access air leaks and weatherstrip exterior doors. In older homes, most heat loss is due to air leakage. WindowDressers insulating window inserts can also help reduce air leakage.</w:t>
+      </w:r>
+      <w:r>
+        <w:t xml:space="preserve"> </w:t>
+      </w:r>
+      <w:r>
+        <w:rPr>
+          <w:i/>
+          <w:iCs/>
+        </w:rPr>
+        <w:t xml:space="preserve">Estimated Cost/Benefits/Incentives</w:t>
+      </w:r>
+    </w:p>
+    <w:p>
+      <w:pPr>
+        <w:pStyle w:val="BodyText"/>
+      </w:pPr>
+      <w:r>
+        <w:t xml:space="preserve">The device costs $100-$400 and needs to be installed by an electrician. Here are some options: https://www.popularmechanics.com/home/interior-projects/g43140886/best-whole-house-surge-protectors/</w:t>
+      </w:r>
+    </w:p>
+    <w:bookmarkEnd w:id="55"/>
+    <w:bookmarkStart w:id="56" w:name="diy-air-sealing"/>
+    <w:p>
+      <w:pPr>
+        <w:pStyle w:val="Heading3"/>
+      </w:pPr>
+      <w:r>
+        <w:t xml:space="preserve">4.15 DIY Air Sealing</w:t>
+      </w:r>
+    </w:p>
+    <w:p>
+      <w:pPr>
+        <w:pStyle w:val="FirstParagraph"/>
+      </w:pPr>
+      <w:r>
+        <w:rPr>
+          <w:i/>
+          <w:iCs/>
+        </w:rPr>
+        <w:t xml:space="preserve">Problem</w:t>
+      </w:r>
+    </w:p>
+    <w:p>
+      <w:pPr>
+        <w:pStyle w:val="BodyText"/>
+      </w:pPr>
+      <w:r>
+        <w:t xml:space="preserve">During the blower door test, we noted sources of air leakage in the living areas of your house.</w:t>
+      </w:r>
+    </w:p>
+    <w:p>
+      <w:pPr>
+        <w:pStyle w:val="BodyText"/>
+      </w:pPr>
+      <w:r>
+        <w:rPr>
+          <w:b/>
+          <w:bCs/>
+        </w:rPr>
+        <w:t xml:space="preserve">Auditor to detail customized findings.</w:t>
+      </w:r>
+      <w:r>
+        <w:rPr>
+          <w:b/>
+          <w:bCs/>
+        </w:rPr>
+        <w:t xml:space="preserve"> </w:t>
+      </w:r>
+    </w:p>
+    <w:p>
+      <w:pPr>
+        <w:pStyle w:val="BodyText"/>
+      </w:pPr>
+      <w:r>
+        <w:rPr>
+          <w:i/>
+          <w:iCs/>
+        </w:rPr>
+        <w:t xml:space="preserve">Recommendation</w:t>
+      </w:r>
+    </w:p>
+    <w:p>
+      <w:pPr>
+        <w:pStyle w:val="BodyText"/>
+      </w:pPr>
+      <w:r>
+        <w:t xml:space="preserve">Air sealing the air leaks we identified around the living areas of your house can be a DIY solution to lower energy use, or an insulation contractor can seal the leaks when they come to your house for a larger project. Please address any moisture concerns before undertaking significant air sealing efforts.</w:t>
+      </w:r>
+    </w:p>
+    <w:p>
+      <w:pPr>
+        <w:pStyle w:val="BodyText"/>
+      </w:pPr>
+      <w:r>
+        <w:rPr>
+          <w:i/>
+          <w:iCs/>
+        </w:rPr>
+        <w:t xml:space="preserve">Estimated Cost/Benefits/Incentives</w:t>
+      </w:r>
+    </w:p>
+    <w:p>
+      <w:pPr>
+        <w:pStyle w:val="BodyText"/>
+      </w:pPr>
+      <w:r>
+        <w:t xml:space="preserve">Air sealing and insulating ductwork is eligible for a non-refundable federal tax credit (</w:t>
+      </w:r>
+      <w:r>
+        <w:t xml:space="preserve">“Energy Efficient Home Improvement Credit”</w:t>
+      </w:r>
+      <w:r>
+        <w:t xml:space="preserve">), which can pay for 30% of the project cost, subject to an annual maximum of $1,200 (shared with other home envelope improvements, like attic and basement projects).</w:t>
+      </w:r>
+    </w:p>
+    <w:bookmarkEnd w:id="56"/>
+    <w:bookmarkStart w:id="57" w:name="other-1"/>
+    <w:p>
+      <w:pPr>
+        <w:pStyle w:val="Heading3"/>
+      </w:pPr>
+      <w:r>
+        <w:t xml:space="preserve">4.16 Other 1</w:t>
+      </w:r>
+    </w:p>
+    <w:p>
+      <w:pPr>
+        <w:pStyle w:val="FirstParagraph"/>
+      </w:pPr>
+      <w:r>
+        <w:rPr>
+          <w:i/>
+          <w:iCs/>
+        </w:rPr>
+        <w:t xml:space="preserve">Problem</w:t>
+      </w:r>
+    </w:p>
+    <w:p>
+      <w:pPr>
+        <w:pStyle w:val="BodyText"/>
+      </w:pPr>
+      <w:r>
+        <w:rPr>
+          <w:i/>
+          <w:iCs/>
+        </w:rPr>
+        <w:t xml:space="preserve">Recommendation</w:t>
+      </w:r>
+    </w:p>
+    <w:p>
+      <w:pPr>
+        <w:pStyle w:val="BodyText"/>
+      </w:pPr>
+      <w:r>
+        <w:t xml:space="preserve">Upgrade your electrical panel to add whole-house surge protection. This will help to protect your heat pumps, heat pump water heater, refrigerator, well pump, and other electronics from damage due to lightning or other electrical surges.</w:t>
+      </w:r>
+    </w:p>
+    <w:p>
+      <w:pPr>
+        <w:pStyle w:val="BodyText"/>
+      </w:pPr>
+      <w:r>
+        <w:rPr>
+          <w:i/>
+          <w:iCs/>
+        </w:rPr>
+        <w:t xml:space="preserve">Estimated Cost/Benefits/Incentives</w:t>
+      </w:r>
+    </w:p>
+    <w:p>
+      <w:pPr>
+        <w:pStyle w:val="BodyText"/>
+      </w:pPr>
+      <w:r>
+        <w:rPr>
+          <w:b/>
+          <w:bCs/>
+        </w:rPr>
         <w:t xml:space="preserve">Auditor to describe. Primary residence</w:t>
       </w:r>
     </w:p>
-    <w:bookmarkEnd w:id="44"/>
-    <w:bookmarkEnd w:id="45"/>
-    <w:bookmarkStart w:id="46" w:name="additional-resources"/>
+    <w:bookmarkEnd w:id="57"/>
+    <w:bookmarkStart w:id="58" w:name="other-2"/>
+    <w:p>
+      <w:pPr>
+        <w:pStyle w:val="Heading3"/>
+      </w:pPr>
+      <w:r>
+        <w:t xml:space="preserve">4.17 Other 2</w:t>
+      </w:r>
+    </w:p>
+    <w:p>
+      <w:pPr>
+        <w:pStyle w:val="FirstParagraph"/>
+      </w:pPr>
+      <w:r>
+        <w:rPr>
+          <w:i/>
+          <w:iCs/>
+        </w:rPr>
+        <w:t xml:space="preserve">Problem</w:t>
+      </w:r>
+    </w:p>
+    <w:p>
+      <w:pPr>
+        <w:pStyle w:val="BodyText"/>
+      </w:pPr>
+      <w:r>
+        <w:rPr>
+          <w:i/>
+          <w:iCs/>
+        </w:rPr>
+        <w:t xml:space="preserve">Recommendation</w:t>
+      </w:r>
+    </w:p>
+    <w:p>
+      <w:pPr>
+        <w:pStyle w:val="BodyText"/>
+      </w:pPr>
+      <w:r>
+        <w:t xml:space="preserve">TYPE HERE 2</w:t>
+      </w:r>
+    </w:p>
+    <w:p>
+      <w:pPr>
+        <w:pStyle w:val="BodyText"/>
+      </w:pPr>
+      <w:r>
+        <w:rPr>
+          <w:i/>
+          <w:iCs/>
+        </w:rPr>
+        <w:t xml:space="preserve">Estimated Cost/Benefits/Incentives</w:t>
+      </w:r>
+    </w:p>
+    <w:p>
+      <w:pPr>
+        <w:pStyle w:val="BodyText"/>
+      </w:pPr>
+      <w:r>
+        <w:rPr>
+          <w:b/>
+          <w:bCs/>
+        </w:rPr>
+        <w:t xml:space="preserve">Auditor to describe. Primary residence</w:t>
+      </w:r>
+    </w:p>
+    <w:p>
+      <w:pPr>
+        <w:pStyle w:val="SourceCode"/>
+      </w:pPr>
+      <w:r>
+        <w:rPr>
+          <w:rStyle w:val="NormalTok"/>
+        </w:rPr>
+        <w:t xml:space="preserve"> </w:t>
+      </w:r>
+      <w:r>
+        <w:rPr>
+          <w:rStyle w:val="CommentTok"/>
+        </w:rPr>
+        <w:t xml:space="preserve">#| label: other 3 recommendation</w:t>
+      </w:r>
+      <w:r>
+        <w:br/>
+      </w:r>
+      <w:r>
+        <w:rPr>
+          <w:rStyle w:val="NormalTok"/>
+        </w:rPr>
+        <w:t xml:space="preserve"> </w:t>
+      </w:r>
+      <w:r>
+        <w:rPr>
+          <w:rStyle w:val="CommentTok"/>
+        </w:rPr>
+        <w:t xml:space="preserve">#| echo: false</w:t>
+      </w:r>
+      <w:r>
+        <w:br/>
+      </w:r>
+      <w:r>
+        <w:rPr>
+          <w:rStyle w:val="NormalTok"/>
+        </w:rPr>
+        <w:t xml:space="preserve"> </w:t>
+      </w:r>
+      <w:r>
+        <w:rPr>
+          <w:rStyle w:val="CommentTok"/>
+        </w:rPr>
+        <w:t xml:space="preserve">#| results: asis</w:t>
+      </w:r>
+      <w:r>
+        <w:br/>
+      </w:r>
+      <w:r>
+        <w:br/>
+      </w:r>
+      <w:r>
+        <w:br/>
+      </w:r>
+      <w:r>
+        <w:rPr>
+          <w:rStyle w:val="ControlFlowTok"/>
+        </w:rPr>
+        <w:t xml:space="preserve">if</w:t>
+      </w:r>
+      <w:r>
+        <w:rPr>
+          <w:rStyle w:val="NormalTok"/>
+        </w:rPr>
+        <w:t xml:space="preserve">( other_3 </w:t>
+      </w:r>
+      <w:r>
+        <w:rPr>
+          <w:rStyle w:val="SpecialCharTok"/>
+        </w:rPr>
+        <w:t xml:space="preserve">==</w:t>
+      </w:r>
+      <w:r>
+        <w:rPr>
+          <w:rStyle w:val="NormalTok"/>
+        </w:rPr>
+        <w:t xml:space="preserve"> </w:t>
+      </w:r>
+      <w:r>
+        <w:rPr>
+          <w:rStyle w:val="ConstantTok"/>
+        </w:rPr>
+        <w:t xml:space="preserve">TRUE</w:t>
+      </w:r>
+      <w:r>
+        <w:rPr>
+          <w:rStyle w:val="NormalTok"/>
+        </w:rPr>
+        <w:t xml:space="preserve">){</w:t>
+      </w:r>
+      <w:r>
+        <w:br/>
+      </w:r>
+      <w:r>
+        <w:rPr>
+          <w:rStyle w:val="NormalTok"/>
+        </w:rPr>
+        <w:t xml:space="preserve">  </w:t>
+      </w:r>
+      <w:r>
+        <w:rPr>
+          <w:rStyle w:val="FunctionTok"/>
+        </w:rPr>
+        <w:t xml:space="preserve">cat</w:t>
+      </w:r>
+      <w:r>
+        <w:rPr>
+          <w:rStyle w:val="NormalTok"/>
+        </w:rPr>
+        <w:t xml:space="preserve">(</w:t>
+      </w:r>
+      <w:r>
+        <w:rPr>
+          <w:rStyle w:val="StringTok"/>
+        </w:rPr>
+        <w:t xml:space="preserve">"### Other 3</w:t>
+      </w:r>
+      <w:r>
+        <w:br/>
+      </w:r>
+      <w:r>
+        <w:rPr>
+          <w:rStyle w:val="StringTok"/>
+        </w:rPr>
+        <w:t xml:space="preserve">  </w:t>
+      </w:r>
+      <w:r>
+        <w:br/>
+      </w:r>
+      <w:r>
+        <w:rPr>
+          <w:rStyle w:val="StringTok"/>
+        </w:rPr>
+        <w:t xml:space="preserve">*Problem*</w:t>
+      </w:r>
+      <w:r>
+        <w:br/>
+      </w:r>
+      <w:r>
+        <w:br/>
+      </w:r>
+      <w:r>
+        <w:rPr>
+          <w:rStyle w:val="StringTok"/>
+        </w:rPr>
+        <w:t xml:space="preserve">*Recommendation*</w:t>
+      </w:r>
+      <w:r>
+        <w:br/>
+      </w:r>
+      <w:r>
+        <w:br/>
+      </w:r>
+      <w:r>
+        <w:rPr>
+          <w:rStyle w:val="StringTok"/>
+        </w:rPr>
+        <w:t xml:space="preserve">"</w:t>
+      </w:r>
+      <w:r>
+        <w:rPr>
+          <w:rStyle w:val="NormalTok"/>
+        </w:rPr>
+        <w:t xml:space="preserve">)</w:t>
+      </w:r>
+      <w:r>
+        <w:br/>
+      </w:r>
+      <w:r>
+        <w:rPr>
+          <w:rStyle w:val="NormalTok"/>
+        </w:rPr>
+        <w:t xml:space="preserve">}</w:t>
+      </w:r>
+      <w:r>
+        <w:rPr>
+          <w:rStyle w:val="ControlFlowTok"/>
+        </w:rPr>
+        <w:t xml:space="preserve">else</w:t>
+      </w:r>
+      <w:r>
+        <w:rPr>
+          <w:rStyle w:val="NormalTok"/>
+        </w:rPr>
+        <w:t xml:space="preserve">{</w:t>
+      </w:r>
+      <w:r>
+        <w:br/>
+      </w:r>
+      <w:r>
+        <w:rPr>
+          <w:rStyle w:val="NormalTok"/>
+        </w:rPr>
+        <w:t xml:space="preserve">  </w:t>
+      </w:r>
+      <w:r>
+        <w:rPr>
+          <w:rStyle w:val="FunctionTok"/>
+        </w:rPr>
+        <w:t xml:space="preserve">cat</w:t>
+      </w:r>
+      <w:r>
+        <w:rPr>
+          <w:rStyle w:val="NormalTok"/>
+        </w:rPr>
+        <w:t xml:space="preserve">(</w:t>
+      </w:r>
+      <w:r>
+        <w:rPr>
+          <w:rStyle w:val="StringTok"/>
+        </w:rPr>
+        <w:t xml:space="preserve">""</w:t>
+      </w:r>
+      <w:r>
+        <w:rPr>
+          <w:rStyle w:val="NormalTok"/>
+        </w:rPr>
+        <w:t xml:space="preserve">)</w:t>
+      </w:r>
+      <w:r>
+        <w:br/>
+      </w:r>
+      <w:r>
+        <w:rPr>
+          <w:rStyle w:val="NormalTok"/>
+        </w:rPr>
+        <w:t xml:space="preserve">}</w:t>
+      </w:r>
+      <w:r>
+        <w:br/>
+      </w:r>
+      <w:r>
+        <w:br/>
+      </w:r>
+      <w:r>
+        <w:rPr>
+          <w:rStyle w:val="ControlFlowTok"/>
+        </w:rPr>
+        <w:t xml:space="preserve">if</w:t>
+      </w:r>
+      <w:r>
+        <w:rPr>
+          <w:rStyle w:val="NormalTok"/>
+        </w:rPr>
+        <w:t xml:space="preserve">(other_3 </w:t>
+      </w:r>
+      <w:r>
+        <w:rPr>
+          <w:rStyle w:val="SpecialCharTok"/>
+        </w:rPr>
+        <w:t xml:space="preserve">==</w:t>
+      </w:r>
+      <w:r>
+        <w:rPr>
+          <w:rStyle w:val="NormalTok"/>
+        </w:rPr>
+        <w:t xml:space="preserve"> </w:t>
+      </w:r>
+      <w:r>
+        <w:rPr>
+          <w:rStyle w:val="ConstantTok"/>
+        </w:rPr>
+        <w:t xml:space="preserve">TRUE</w:t>
+      </w:r>
+      <w:r>
+        <w:rPr>
+          <w:rStyle w:val="NormalTok"/>
+        </w:rPr>
+        <w:t xml:space="preserve">){</w:t>
+      </w:r>
+      <w:r>
+        <w:br/>
+      </w:r>
+      <w:r>
+        <w:rPr>
+          <w:rStyle w:val="NormalTok"/>
+        </w:rPr>
+        <w:t xml:space="preserve">  </w:t>
+      </w:r>
+      <w:r>
+        <w:rPr>
+          <w:rStyle w:val="FunctionTok"/>
+        </w:rPr>
+        <w:t xml:space="preserve">cat</w:t>
+      </w:r>
+      <w:r>
+        <w:rPr>
+          <w:rStyle w:val="NormalTok"/>
+        </w:rPr>
+        <w:t xml:space="preserve">(a_other_3</w:t>
+      </w:r>
+      <w:r>
+        <w:rPr>
+          <w:rStyle w:val="SpecialCharTok"/>
+        </w:rPr>
+        <w:t xml:space="preserve">$</w:t>
+      </w:r>
+      <w:r>
+        <w:rPr>
+          <w:rStyle w:val="NormalTok"/>
+        </w:rPr>
+        <w:t xml:space="preserve">Description</w:t>
+      </w:r>
+      <w:r>
+        <w:br/>
+      </w:r>
+      <w:r>
+        <w:rPr>
+          <w:rStyle w:val="NormalTok"/>
+        </w:rPr>
+        <w:t xml:space="preserve">    </w:t>
+      </w:r>
+      <w:r>
+        <w:br/>
+      </w:r>
+      <w:r>
+        <w:rPr>
+          <w:rStyle w:val="NormalTok"/>
+        </w:rPr>
+        <w:t xml:space="preserve">  )</w:t>
+      </w:r>
+      <w:r>
+        <w:br/>
+      </w:r>
+      <w:r>
+        <w:rPr>
+          <w:rStyle w:val="NormalTok"/>
+        </w:rPr>
+        <w:t xml:space="preserve">}</w:t>
+      </w:r>
+      <w:r>
+        <w:rPr>
+          <w:rStyle w:val="ControlFlowTok"/>
+        </w:rPr>
+        <w:t xml:space="preserve">else</w:t>
+      </w:r>
+      <w:r>
+        <w:rPr>
+          <w:rStyle w:val="NormalTok"/>
+        </w:rPr>
+        <w:t xml:space="preserve">{</w:t>
+      </w:r>
+      <w:r>
+        <w:br/>
+      </w:r>
+      <w:r>
+        <w:rPr>
+          <w:rStyle w:val="NormalTok"/>
+        </w:rPr>
+        <w:t xml:space="preserve">  </w:t>
+      </w:r>
+      <w:r>
+        <w:rPr>
+          <w:rStyle w:val="FunctionTok"/>
+        </w:rPr>
+        <w:t xml:space="preserve">cat</w:t>
+      </w:r>
+      <w:r>
+        <w:rPr>
+          <w:rStyle w:val="NormalTok"/>
+        </w:rPr>
+        <w:t xml:space="preserve">(</w:t>
+      </w:r>
+      <w:r>
+        <w:rPr>
+          <w:rStyle w:val="StringTok"/>
+        </w:rPr>
+        <w:t xml:space="preserve">""</w:t>
+      </w:r>
+      <w:r>
+        <w:rPr>
+          <w:rStyle w:val="NormalTok"/>
+        </w:rPr>
+        <w:t xml:space="preserve">)</w:t>
+      </w:r>
+      <w:r>
+        <w:br/>
+      </w:r>
+      <w:r>
+        <w:rPr>
+          <w:rStyle w:val="NormalTok"/>
+        </w:rPr>
+        <w:t xml:space="preserve">  }</w:t>
+      </w:r>
+      <w:r>
+        <w:br/>
+      </w:r>
+      <w:r>
+        <w:br/>
+      </w:r>
+      <w:r>
+        <w:rPr>
+          <w:rStyle w:val="ControlFlowTok"/>
+        </w:rPr>
+        <w:t xml:space="preserve">if</w:t>
+      </w:r>
+      <w:r>
+        <w:rPr>
+          <w:rStyle w:val="NormalTok"/>
+        </w:rPr>
+        <w:t xml:space="preserve">(other_3 </w:t>
+      </w:r>
+      <w:r>
+        <w:rPr>
+          <w:rStyle w:val="SpecialCharTok"/>
+        </w:rPr>
+        <w:t xml:space="preserve">==</w:t>
+      </w:r>
+      <w:r>
+        <w:rPr>
+          <w:rStyle w:val="NormalTok"/>
+        </w:rPr>
+        <w:t xml:space="preserve"> </w:t>
+      </w:r>
+      <w:r>
+        <w:rPr>
+          <w:rStyle w:val="ConstantTok"/>
+        </w:rPr>
+        <w:t xml:space="preserve">TRUE</w:t>
+      </w:r>
+      <w:r>
+        <w:rPr>
+          <w:rStyle w:val="NormalTok"/>
+        </w:rPr>
+        <w:t xml:space="preserve">){</w:t>
+      </w:r>
+      <w:r>
+        <w:br/>
+      </w:r>
+      <w:r>
+        <w:rPr>
+          <w:rStyle w:val="NormalTok"/>
+        </w:rPr>
+        <w:t xml:space="preserve">  </w:t>
+      </w:r>
+      <w:r>
+        <w:rPr>
+          <w:rStyle w:val="FunctionTok"/>
+        </w:rPr>
+        <w:t xml:space="preserve">cat</w:t>
+      </w:r>
+      <w:r>
+        <w:rPr>
+          <w:rStyle w:val="NormalTok"/>
+        </w:rPr>
+        <w:t xml:space="preserve">(</w:t>
+      </w:r>
+      <w:r>
+        <w:rPr>
+          <w:rStyle w:val="StringTok"/>
+        </w:rPr>
+        <w:t xml:space="preserve">"</w:t>
+      </w:r>
+      <w:r>
+        <w:br/>
+      </w:r>
+      <w:r>
+        <w:br/>
+      </w:r>
+      <w:r>
+        <w:rPr>
+          <w:rStyle w:val="StringTok"/>
+        </w:rPr>
+        <w:t xml:space="preserve">*Estimated Cost/Benefits/Incentives*</w:t>
+      </w:r>
+      <w:r>
+        <w:br/>
+      </w:r>
+      <w:r>
+        <w:br/>
+      </w:r>
+      <w:r>
+        <w:rPr>
+          <w:rStyle w:val="StringTok"/>
+        </w:rPr>
+        <w:t xml:space="preserve">"</w:t>
+      </w:r>
+      <w:r>
+        <w:rPr>
+          <w:rStyle w:val="NormalTok"/>
+        </w:rPr>
+        <w:t xml:space="preserve">, auto_other_3_estimates</w:t>
+      </w:r>
+      <w:r>
+        <w:rPr>
+          <w:rStyle w:val="SpecialCharTok"/>
+        </w:rPr>
+        <w:t xml:space="preserve">$</w:t>
+      </w:r>
+      <w:r>
+        <w:rPr>
+          <w:rStyle w:val="NormalTok"/>
+        </w:rPr>
+        <w:t xml:space="preserve">Description)</w:t>
+      </w:r>
+      <w:r>
+        <w:br/>
+      </w:r>
+      <w:r>
+        <w:rPr>
+          <w:rStyle w:val="NormalTok"/>
+        </w:rPr>
+        <w:t xml:space="preserve">}</w:t>
+      </w:r>
+      <w:r>
+        <w:rPr>
+          <w:rStyle w:val="ControlFlowTok"/>
+        </w:rPr>
+        <w:t xml:space="preserve">else</w:t>
+      </w:r>
+      <w:r>
+        <w:rPr>
+          <w:rStyle w:val="NormalTok"/>
+        </w:rPr>
+        <w:t xml:space="preserve">{</w:t>
+      </w:r>
+      <w:r>
+        <w:br/>
+      </w:r>
+      <w:r>
+        <w:rPr>
+          <w:rStyle w:val="NormalTok"/>
+        </w:rPr>
+        <w:t xml:space="preserve">  </w:t>
+      </w:r>
+      <w:r>
+        <w:rPr>
+          <w:rStyle w:val="FunctionTok"/>
+        </w:rPr>
+        <w:t xml:space="preserve">cat</w:t>
+      </w:r>
+      <w:r>
+        <w:rPr>
+          <w:rStyle w:val="NormalTok"/>
+        </w:rPr>
+        <w:t xml:space="preserve">(</w:t>
+      </w:r>
+      <w:r>
+        <w:rPr>
+          <w:rStyle w:val="StringTok"/>
+        </w:rPr>
+        <w:t xml:space="preserve">""</w:t>
+      </w:r>
+      <w:r>
+        <w:rPr>
+          <w:rStyle w:val="NormalTok"/>
+        </w:rPr>
+        <w:t xml:space="preserve">)</w:t>
+      </w:r>
+      <w:r>
+        <w:br/>
+      </w:r>
+      <w:r>
+        <w:rPr>
+          <w:rStyle w:val="NormalTok"/>
+        </w:rPr>
+        <w:t xml:space="preserve">  } </w:t>
+      </w:r>
+    </w:p>
+    <w:bookmarkEnd w:id="58"/>
+    <w:bookmarkStart w:id="59" w:name="misc.-air-sealing-and-insulation"/>
+    <w:p>
+      <w:pPr>
+        <w:pStyle w:val="Heading3"/>
+      </w:pPr>
+      <w:r>
+        <w:t xml:space="preserve">4.18 Misc. Air Sealing and Insulation</w:t>
+      </w:r>
+    </w:p>
+    <w:p>
+      <w:pPr>
+        <w:pStyle w:val="FirstParagraph"/>
+      </w:pPr>
+      <w:r>
+        <w:rPr>
+          <w:i/>
+          <w:iCs/>
+        </w:rPr>
+        <w:t xml:space="preserve">Problem</w:t>
+      </w:r>
+    </w:p>
+    <w:p>
+      <w:pPr>
+        <w:pStyle w:val="BodyText"/>
+      </w:pPr>
+      <w:r>
+        <w:rPr>
+          <w:b/>
+          <w:bCs/>
+        </w:rPr>
+        <w:t xml:space="preserve">Need a description for the problem</w:t>
+      </w:r>
+    </w:p>
+    <w:p>
+      <w:pPr>
+        <w:pStyle w:val="BodyText"/>
+      </w:pPr>
+      <w:r>
+        <w:rPr>
+          <w:i/>
+          <w:iCs/>
+        </w:rPr>
+        <w:t xml:space="preserve">Recommendation</w:t>
+      </w:r>
+    </w:p>
+    <w:p>
+      <w:pPr>
+        <w:pStyle w:val="BodyText"/>
+      </w:pPr>
+      <w:r>
+        <w:t xml:space="preserve">Air seal and insulate [** insert auditor description - bay window, bulkhead door, chase, kneewall, anything else that is unique to the home and not otherwise covered in another recommendation]</w:t>
+      </w:r>
+      <w:r>
+        <w:rPr>
+          <w:i/>
+          <w:iCs/>
+        </w:rPr>
+        <w:t xml:space="preserve">Estimated Costs/Benefits/Incentives</w:t>
+      </w:r>
+    </w:p>
+    <w:p>
+      <w:pPr>
+        <w:pStyle w:val="BodyText"/>
+      </w:pPr>
+      <w:r>
+        <w:t xml:space="preserve">As part of a larger insulation project, this work may be eligible for Efficiency Maine rebates and other incentives for insulation work, up to 80% of the overall cost to weatherize your home (subject to a lifetime limit per building).</w:t>
+      </w:r>
+    </w:p>
+    <w:bookmarkEnd w:id="59"/>
+    <w:bookmarkStart w:id="60" w:name="replace-windows"/>
+    <w:p>
+      <w:pPr>
+        <w:pStyle w:val="Heading3"/>
+      </w:pPr>
+      <w:r>
+        <w:t xml:space="preserve">4.19 Replace Windows</w:t>
+      </w:r>
+    </w:p>
+    <w:p>
+      <w:pPr>
+        <w:pStyle w:val="FirstParagraph"/>
+      </w:pPr>
+      <w:r>
+        <w:rPr>
+          <w:i/>
+          <w:iCs/>
+        </w:rPr>
+        <w:t xml:space="preserve">Problem</w:t>
+      </w:r>
+    </w:p>
+    <w:p>
+      <w:pPr>
+        <w:pStyle w:val="BodyText"/>
+      </w:pPr>
+      <w:r>
+        <w:rPr>
+          <w:b/>
+          <w:bCs/>
+        </w:rPr>
+        <w:t xml:space="preserve">Need to get the description of the problem</w:t>
+      </w:r>
+    </w:p>
+    <w:p>
+      <w:pPr>
+        <w:pStyle w:val="BodyText"/>
+      </w:pPr>
+      <w:r>
+        <w:rPr>
+          <w:i/>
+          <w:iCs/>
+        </w:rPr>
+        <w:t xml:space="preserve">Recommendation</w:t>
+      </w:r>
+    </w:p>
+    <w:p>
+      <w:pPr>
+        <w:pStyle w:val="BodyText"/>
+      </w:pPr>
+      <w:r>
+        <w:t xml:space="preserve">Replace single-paned windows with double- or triple-paned windows and ensure the frames are airsealed. We recommend installing windows that are Energy Star certified for</w:t>
+      </w:r>
+      <w:r>
+        <w:t xml:space="preserve"> </w:t>
+      </w:r>
+      <w:r>
+        <w:t xml:space="preserve">‘Northern’</w:t>
+      </w:r>
+      <w:r>
+        <w:t xml:space="preserve"> </w:t>
+      </w:r>
+      <w:r>
+        <w:t xml:space="preserve">climate.</w:t>
+      </w:r>
+      <w:r>
+        <w:rPr>
+          <w:i/>
+          <w:iCs/>
+        </w:rPr>
+        <w:t xml:space="preserve">Estimated Costs/Benefits/Incentives</w:t>
+      </w:r>
+    </w:p>
+    <w:p>
+      <w:pPr>
+        <w:pStyle w:val="BodyText"/>
+      </w:pPr>
+      <w:r>
+        <w:t xml:space="preserve">New windows are eligible for a nonrefundable federal tax credit of 30% of the cost of the window units up to $600, subject to an annual maximum benefit of $1,200 (shared with other home envelope improvements, like attic and basement insulation).</w:t>
+      </w:r>
+    </w:p>
+    <w:bookmarkEnd w:id="60"/>
+    <w:bookmarkEnd w:id="61"/>
+    <w:bookmarkStart w:id="62" w:name="additional-resources"/>
     <w:p>
       <w:pPr>
         <w:pStyle w:val="Heading2"/>
@@ -3311,8 +5800,16 @@
         <w:t xml:space="preserve">We recommend discussing a whole-home plan for insulation and air sealing work in the basement, walls, and attic with contractors to determine how to best sequence the work to take full advantage of the Efficiency Maine rebates (which are subject to lifetime maximums) and nonrefundable federal tax credits (which are subject to annual maximums).</w:t>
       </w:r>
     </w:p>
-    <w:bookmarkEnd w:id="46"/>
-    <w:bookmarkStart w:id="51" w:name="section-four-tests"/>
+    <w:p>
+      <w:pPr>
+        <w:pStyle w:val="BodyText"/>
+      </w:pPr>
+      <w:r>
+        <w:t xml:space="preserve">Efficiency Maine also offers home energy loans to help homeowners who are Maine residents pay for energy and related health and safety upgrades. There are no fees, and interest rates for multi-year loans are between 5.99% (max $7,500) and 7.99% (max $25,000), depending on income level. Low- and moderate-income homeowners who borrow the full $7,500 and pay it back over 10 years will pay a monthly cost of $83. There is also a 1-year, 0% APR option. To learn more or apply, call 866-376-2463 or visit https://www.efficiencymaine.com/home-energy-loans/</w:t>
+      </w:r>
+    </w:p>
+    <w:bookmarkEnd w:id="62"/>
+    <w:bookmarkStart w:id="82" w:name="section-four-tests"/>
     <w:p>
       <w:pPr>
         <w:pStyle w:val="Heading2"/>
@@ -3321,43 +5818,193 @@
         <w:t xml:space="preserve">6 Section Four Tests</w:t>
       </w:r>
     </w:p>
-    <w:bookmarkStart w:id="47" w:name="windowdressers"/>
+    <w:bookmarkStart w:id="63" w:name="replace-windows-1"/>
     <w:p>
       <w:pPr>
         <w:pStyle w:val="Heading3"/>
       </w:pPr>
       <w:r>
-        <w:t xml:space="preserve">6.1 WindowDressers</w:t>
-      </w:r>
-    </w:p>
-    <w:bookmarkEnd w:id="47"/>
-    <w:bookmarkStart w:id="48" w:name="gutters-1"/>
+        <w:t xml:space="preserve">6.1 Replace Windows</w:t>
+      </w:r>
+    </w:p>
+    <w:bookmarkEnd w:id="63"/>
+    <w:bookmarkStart w:id="64" w:name="misc.-air-sealing-and-insulation-1"/>
     <w:p>
       <w:pPr>
         <w:pStyle w:val="Heading3"/>
       </w:pPr>
       <w:r>
-        <w:t xml:space="preserve">6.2 Gutters</w:t>
-      </w:r>
-    </w:p>
-    <w:bookmarkEnd w:id="48"/>
-    <w:bookmarkStart w:id="49" w:name="other-1-1"/>
+        <w:t xml:space="preserve">6.2 Misc. Air Sealing and Insulation</w:t>
+      </w:r>
+    </w:p>
+    <w:bookmarkEnd w:id="64"/>
+    <w:bookmarkStart w:id="65" w:name="diy-air-sealing-1"/>
     <w:p>
       <w:pPr>
         <w:pStyle w:val="Heading3"/>
       </w:pPr>
       <w:r>
-        <w:t xml:space="preserve">6.3 Other 1</w:t>
-      </w:r>
-    </w:p>
-    <w:bookmarkEnd w:id="49"/>
-    <w:bookmarkStart w:id="50" w:name="kitchen-exhaust-fan"/>
+        <w:t xml:space="preserve">6.3 DIY Air Sealing</w:t>
+      </w:r>
+    </w:p>
+    <w:bookmarkEnd w:id="65"/>
+    <w:bookmarkStart w:id="66" w:name="pipe-insulation-1"/>
     <w:p>
       <w:pPr>
         <w:pStyle w:val="Heading3"/>
       </w:pPr>
       <w:r>
-        <w:t xml:space="preserve">6.4 Kitchen Exhaust Fan</w:t>
+        <w:t xml:space="preserve">6.4 Pipe Insulation</w:t>
+      </w:r>
+    </w:p>
+    <w:bookmarkEnd w:id="66"/>
+    <w:bookmarkStart w:id="67" w:name="whole-house-surge-protection-1"/>
+    <w:p>
+      <w:pPr>
+        <w:pStyle w:val="Heading3"/>
+      </w:pPr>
+      <w:r>
+        <w:t xml:space="preserve">6.5 Whole-House Surge Protection</w:t>
+      </w:r>
+    </w:p>
+    <w:bookmarkEnd w:id="67"/>
+    <w:bookmarkStart w:id="68" w:name="air-source-heat-pump-1"/>
+    <w:p>
+      <w:pPr>
+        <w:pStyle w:val="Heading3"/>
+      </w:pPr>
+      <w:r>
+        <w:t xml:space="preserve">6.6 Air Source Heat Pump</w:t>
+      </w:r>
+    </w:p>
+    <w:bookmarkEnd w:id="68"/>
+    <w:bookmarkStart w:id="69" w:name="electrical-panel-upgrade-1"/>
+    <w:p>
+      <w:pPr>
+        <w:pStyle w:val="Heading3"/>
+      </w:pPr>
+      <w:r>
+        <w:t xml:space="preserve">6.7 Electrical Panel Upgrade</w:t>
+      </w:r>
+    </w:p>
+    <w:bookmarkEnd w:id="69"/>
+    <w:bookmarkStart w:id="70" w:name="continuous-exterior-wall-insulation-1"/>
+    <w:p>
+      <w:pPr>
+        <w:pStyle w:val="Heading3"/>
+      </w:pPr>
+      <w:r>
+        <w:t xml:space="preserve">6.8 Continuous Exterior Wall Insulation</w:t>
+      </w:r>
+    </w:p>
+    <w:bookmarkEnd w:id="70"/>
+    <w:bookmarkStart w:id="71" w:name="blown-in-cellulose-wall-insulation"/>
+    <w:p>
+      <w:pPr>
+        <w:pStyle w:val="Heading3"/>
+      </w:pPr>
+      <w:r>
+        <w:t xml:space="preserve">6.9 Blown-in Cellulose Wall Insulation</w:t>
+      </w:r>
+    </w:p>
+    <w:bookmarkEnd w:id="71"/>
+    <w:bookmarkStart w:id="72" w:name="attic-air-sealing-and-insulation"/>
+    <w:p>
+      <w:pPr>
+        <w:pStyle w:val="Heading3"/>
+      </w:pPr>
+      <w:r>
+        <w:t xml:space="preserve">6.10 Attic Air Sealing and Insulation</w:t>
+      </w:r>
+    </w:p>
+    <w:bookmarkEnd w:id="72"/>
+    <w:bookmarkStart w:id="73" w:name="kitchen-exhaust-fan"/>
+    <w:p>
+      <w:pPr>
+        <w:pStyle w:val="Heading3"/>
+      </w:pPr>
+      <w:r>
+        <w:t xml:space="preserve">6.11 Kitchen Exhaust Fan</w:t>
+      </w:r>
+    </w:p>
+    <w:bookmarkEnd w:id="73"/>
+    <w:bookmarkStart w:id="74" w:name="bathroom-exhaust-fans-1"/>
+    <w:p>
+      <w:pPr>
+        <w:pStyle w:val="Heading3"/>
+      </w:pPr>
+      <w:r>
+        <w:t xml:space="preserve">6.12 Bathroom Exhaust Fan(s)</w:t>
+      </w:r>
+    </w:p>
+    <w:bookmarkEnd w:id="74"/>
+    <w:bookmarkStart w:id="75" w:name="gutters-1"/>
+    <w:p>
+      <w:pPr>
+        <w:pStyle w:val="Heading3"/>
+      </w:pPr>
+      <w:r>
+        <w:t xml:space="preserve">6.13 Gutters</w:t>
+      </w:r>
+    </w:p>
+    <w:bookmarkEnd w:id="75"/>
+    <w:bookmarkStart w:id="76" w:name="refrigerator-1"/>
+    <w:p>
+      <w:pPr>
+        <w:pStyle w:val="Heading3"/>
+      </w:pPr>
+      <w:r>
+        <w:t xml:space="preserve">6.14 Refrigerator</w:t>
+      </w:r>
+    </w:p>
+    <w:bookmarkEnd w:id="76"/>
+    <w:bookmarkStart w:id="77" w:name="windowdressers"/>
+    <w:p>
+      <w:pPr>
+        <w:pStyle w:val="Heading3"/>
+      </w:pPr>
+      <w:r>
+        <w:t xml:space="preserve">6.15 WindowDressers</w:t>
+      </w:r>
+    </w:p>
+    <w:bookmarkEnd w:id="77"/>
+    <w:bookmarkStart w:id="78" w:name="high-efficiency-shower-heads-1"/>
+    <w:p>
+      <w:pPr>
+        <w:pStyle w:val="Heading3"/>
+      </w:pPr>
+      <w:r>
+        <w:t xml:space="preserve">6.16 High-efficiency Shower Head(s)</w:t>
+      </w:r>
+    </w:p>
+    <w:bookmarkEnd w:id="78"/>
+    <w:bookmarkStart w:id="79" w:name="furnaceboiler-tune-up-1"/>
+    <w:p>
+      <w:pPr>
+        <w:pStyle w:val="Heading3"/>
+      </w:pPr>
+      <w:r>
+        <w:t xml:space="preserve">6.17 Furnace/Boiler Tune-up</w:t>
+      </w:r>
+    </w:p>
+    <w:bookmarkEnd w:id="79"/>
+    <w:bookmarkStart w:id="80" w:name="other-2-1"/>
+    <w:p>
+      <w:pPr>
+        <w:pStyle w:val="Heading3"/>
+      </w:pPr>
+      <w:r>
+        <w:t xml:space="preserve">6.18 Other 2</w:t>
+      </w:r>
+    </w:p>
+    <w:bookmarkEnd w:id="80"/>
+    <w:bookmarkStart w:id="81" w:name="other-1-1"/>
+    <w:p>
+      <w:pPr>
+        <w:pStyle w:val="Heading3"/>
+      </w:pPr>
+      <w:r>
+        <w:t xml:space="preserve">6.19 Other 1</w:t>
       </w:r>
     </w:p>
     <w:p>
@@ -3380,8 +6027,8 @@
         <w:t xml:space="preserve"># cat(”</w:t>
       </w:r>
     </w:p>
-    <w:bookmarkEnd w:id="50"/>
-    <w:bookmarkEnd w:id="51"/>
+    <w:bookmarkEnd w:id="81"/>
+    <w:bookmarkEnd w:id="82"/>
     <w:sectPr>
       <w:footerReference r:id="rId9" w:type="default"/>
       <w:pgSz w:h="15840" w:w="12240"/>

--- a/Quarto_report/Audit_Report.docx
+++ b/Quarto_report/Audit_Report.docx
@@ -15,31 +15,31 @@
         <w:pStyle w:val="FirstParagraph"/>
       </w:pPr>
       <w:r>
-        <w:t xml:space="preserve">Homeowner(s): Bonnie Collins</w:t>
-      </w:r>
-    </w:p>
-    <w:p>
-      <w:pPr>
-        <w:pStyle w:val="BodyText"/>
-      </w:pPr>
-      <w:r>
-        <w:t xml:space="preserve">Address: 23 Wekosos Lane, Pleasent Point, Maine, 04667</w:t>
-      </w:r>
-    </w:p>
-    <w:p>
-      <w:pPr>
-        <w:pStyle w:val="BodyText"/>
-      </w:pPr>
-      <w:r>
-        <w:t xml:space="preserve">Owner Contact: n/a, 207-904-9484</w:t>
-      </w:r>
-    </w:p>
-    <w:p>
-      <w:pPr>
-        <w:pStyle w:val="BodyText"/>
-      </w:pPr>
-      <w:r>
-        <w:t xml:space="preserve">Auditors: Helen Lloyd, Tyler Hebert</w:t>
+        <w:t xml:space="preserve">Homeowner(s): Dan Fernald, Katy Fernald</w:t>
+      </w:r>
+    </w:p>
+    <w:p>
+      <w:pPr>
+        <w:pStyle w:val="BodyText"/>
+      </w:pPr>
+      <w:r>
+        <w:t xml:space="preserve">Address: 16 Mosswood Rd Islesford, ME 04646</w:t>
+      </w:r>
+    </w:p>
+    <w:p>
+      <w:pPr>
+        <w:pStyle w:val="BodyText"/>
+      </w:pPr>
+      <w:r>
+        <w:t xml:space="preserve">Owner Contact: islesfordartists@gmail.com, (207) 244-3145</w:t>
+      </w:r>
+    </w:p>
+    <w:p>
+      <w:pPr>
+        <w:pStyle w:val="BodyText"/>
+      </w:pPr>
+      <w:r>
+        <w:t xml:space="preserve">Auditors: David Gibson, Pema Lhundrup, Mabon Young, Rashmi Mohan</w:t>
       </w:r>
     </w:p>
     <w:p>
@@ -55,7 +55,7 @@
         <w:pStyle w:val="BodyText"/>
       </w:pPr>
       <w:r>
-        <w:t xml:space="preserve">Report Date: June 20, 2025</w:t>
+        <w:t xml:space="preserve">Report Date: June 24, 2025</w:t>
       </w:r>
     </w:p>
     <w:p>
@@ -70,7 +70,7 @@
         <w:pStyle w:val="FirstParagraph"/>
       </w:pPr>
       <w:r>
-        <w:t xml:space="preserve">We conducted an energy assessment of your home on 6/19/2025. This report will tell you what we did, what we found, and what we suggest for your home. These suggestions include information on incentives and financing to make improvements more affordable.</w:t>
+        <w:t xml:space="preserve">We conducted an energy assessment of your home on 6/23/2025. This report will tell you what we did, what we found, and what we suggest for your home. These suggestions include information on incentives and financing to make improvements more affordable.</w:t>
       </w:r>
     </w:p>
     <w:p>
@@ -234,7 +234,7 @@
         <w:pStyle w:val="FirstParagraph"/>
       </w:pPr>
       <w:r>
-        <w:t xml:space="preserve">We assessed combustion appliances that burn fossil fuels such as propane, heating oil, or kerosene. These include furnaces, boilers, water heaters, and gas ovens. We visually inspected the combustion appliance(s) in your home, but we were unable to perform combustion safety tests.</w:t>
+        <w:t xml:space="preserve">We assessed combustion appliances that burn fossil fuels such as propane, heating oil, or kerosene. These include furnaces, boilers, water heaters, and gas ovens. We visually inspected the combustion appliance(s) in your home, as well as conducted combustion safety tests. This included measuring for carbon monoxide and testing that flue gases are properly exhausting from the home. We also performed gas leak detection tests on your propane appliance(s).</w:t>
       </w:r>
     </w:p>
     <w:bookmarkEnd w:id="27"/>
@@ -344,31 +344,31 @@
                 <w:rFonts w:ascii="Calibri" w:hAnsi="Calibri"/>
                 <w:sz w:val="20"/>
               </w:rPr>
-              <w:t xml:space="default">Replace Windows</w:t>
-            </w:r>
-          </w:p>
-        </w:tc>
-        <w:tc>
-          <w:tcPr>
-            <w:tcBorders>
-              <w:top w:val="single" w:space="0" w:color="D3D3D3"/>
-              <w:bottom w:val="single" w:space="0" w:color="D3D3D3"/>
-              <w:start w:val="single" w:space="0" w:color="D3D3D3"/>
-              <w:end w:val="single" w:space="0" w:color="D3D3D3"/>
-            </w:tcBorders>
-          </w:tcPr>
-          <w:p>
-            <w:pPr>
-              <w:spacing w:before="0" w:after="60"/>
-              <w:keepNext/>
-              <w:jc w:val="start"/>
-            </w:pPr>
-            <w:r>
-              <w:rPr>
-                <w:rFonts w:ascii="Calibri" w:hAnsi="Calibri"/>
-                <w:sz w:val="20"/>
-              </w:rPr>
-              <w:t xml:space="default">Replace single-paned windows with double- or triple-paned windows and ensure the frames are airsealed. We recommend installing windows that are Energy Star certified for 'Northern' climate.</w:t>
+              <w:t xml:space="default">Furnace/Boiler Tune-up</w:t>
+            </w:r>
+          </w:p>
+        </w:tc>
+        <w:tc>
+          <w:tcPr>
+            <w:tcBorders>
+              <w:top w:val="single" w:space="0" w:color="D3D3D3"/>
+              <w:bottom w:val="single" w:space="0" w:color="D3D3D3"/>
+              <w:start w:val="single" w:space="0" w:color="D3D3D3"/>
+              <w:end w:val="single" w:space="0" w:color="D3D3D3"/>
+            </w:tcBorders>
+          </w:tcPr>
+          <w:p>
+            <w:pPr>
+              <w:spacing w:before="0" w:after="60"/>
+              <w:keepNext/>
+              <w:jc w:val="start"/>
+            </w:pPr>
+            <w:r>
+              <w:rPr>
+                <w:rFonts w:ascii="Calibri" w:hAnsi="Calibri"/>
+                <w:sz w:val="20"/>
+              </w:rPr>
+              <w:t xml:space="default">Have the furnace/boiler and flue inspected and adjusted by a licensed professional. This should be available from your fuel delivery company.</w:t>
             </w:r>
           </w:p>
         </w:tc>
@@ -397,31 +397,31 @@
                 <w:rFonts w:ascii="Calibri" w:hAnsi="Calibri"/>
                 <w:sz w:val="20"/>
               </w:rPr>
-              <w:t xml:space="default">Misc. Air Sealing and Insulation</w:t>
-            </w:r>
-          </w:p>
-        </w:tc>
-        <w:tc>
-          <w:tcPr>
-            <w:tcBorders>
-              <w:top w:val="single" w:space="0" w:color="D3D3D3"/>
-              <w:bottom w:val="single" w:space="0" w:color="D3D3D3"/>
-              <w:start w:val="single" w:space="0" w:color="D3D3D3"/>
-              <w:end w:val="single" w:space="0" w:color="D3D3D3"/>
-            </w:tcBorders>
-          </w:tcPr>
-          <w:p>
-            <w:pPr>
-              <w:spacing w:before="0" w:after="60"/>
-              <w:keepNext/>
-              <w:jc w:val="start"/>
-            </w:pPr>
-            <w:r>
-              <w:rPr>
-                <w:rFonts w:ascii="Calibri" w:hAnsi="Calibri"/>
-                <w:sz w:val="20"/>
-              </w:rPr>
-              <w:t xml:space="default">Air seal and insulate [** insert auditor description - bay window, bulkhead door, chase, kneewall, anything else that is unique to the home and not otherwise covered in another recommendation]</w:t>
+              <w:t xml:space="default">High-efficiency Shower Head(s)</w:t>
+            </w:r>
+          </w:p>
+        </w:tc>
+        <w:tc>
+          <w:tcPr>
+            <w:tcBorders>
+              <w:top w:val="single" w:space="0" w:color="D3D3D3"/>
+              <w:bottom w:val="single" w:space="0" w:color="D3D3D3"/>
+              <w:start w:val="single" w:space="0" w:color="D3D3D3"/>
+              <w:end w:val="single" w:space="0" w:color="D3D3D3"/>
+            </w:tcBorders>
+          </w:tcPr>
+          <w:p>
+            <w:pPr>
+              <w:spacing w:before="0" w:after="60"/>
+              <w:keepNext/>
+              <w:jc w:val="start"/>
+            </w:pPr>
+            <w:r>
+              <w:rPr>
+                <w:rFonts w:ascii="Calibri" w:hAnsi="Calibri"/>
+                <w:sz w:val="20"/>
+              </w:rPr>
+              <w:t xml:space="default">Install high-efficiency shower heads to reduce the amount of water and energy to heat the water used when showering.</w:t>
             </w:r>
           </w:p>
         </w:tc>
@@ -450,31 +450,31 @@
                 <w:rFonts w:ascii="Calibri" w:hAnsi="Calibri"/>
                 <w:sz w:val="20"/>
               </w:rPr>
-              <w:t xml:space="default">DIY Air Sealing</w:t>
-            </w:r>
-          </w:p>
-        </w:tc>
-        <w:tc>
-          <w:tcPr>
-            <w:tcBorders>
-              <w:top w:val="single" w:space="0" w:color="D3D3D3"/>
-              <w:bottom w:val="single" w:space="0" w:color="D3D3D3"/>
-              <w:start w:val="single" w:space="0" w:color="D3D3D3"/>
-              <w:end w:val="single" w:space="0" w:color="D3D3D3"/>
-            </w:tcBorders>
-          </w:tcPr>
-          <w:p>
-            <w:pPr>
-              <w:spacing w:before="0" w:after="60"/>
-              <w:keepNext/>
-              <w:jc w:val="start"/>
-            </w:pPr>
-            <w:r>
-              <w:rPr>
-                <w:rFonts w:ascii="Calibri" w:hAnsi="Calibri"/>
-                <w:sz w:val="20"/>
-              </w:rPr>
-              <w:t xml:space="default">Seal easy-to-access air leaks and weatherstrip exterior doors.</w:t>
+              <w:t xml:space="default">WindowDressers</w:t>
+            </w:r>
+          </w:p>
+        </w:tc>
+        <w:tc>
+          <w:tcPr>
+            <w:tcBorders>
+              <w:top w:val="single" w:space="0" w:color="D3D3D3"/>
+              <w:bottom w:val="single" w:space="0" w:color="D3D3D3"/>
+              <w:start w:val="single" w:space="0" w:color="D3D3D3"/>
+              <w:end w:val="single" w:space="0" w:color="D3D3D3"/>
+            </w:tcBorders>
+          </w:tcPr>
+          <w:p>
+            <w:pPr>
+              <w:spacing w:before="0" w:after="60"/>
+              <w:keepNext/>
+              <w:jc w:val="start"/>
+            </w:pPr>
+            <w:r>
+              <w:rPr>
+                <w:rFonts w:ascii="Calibri" w:hAnsi="Calibri"/>
+                <w:sz w:val="20"/>
+              </w:rPr>
+              <w:t xml:space="default">WindowDressers are insulating window inserts that help air-seal windows and reduce heat loss and gain.</w:t>
             </w:r>
           </w:p>
         </w:tc>
@@ -503,31 +503,31 @@
                 <w:rFonts w:ascii="Calibri" w:hAnsi="Calibri"/>
                 <w:sz w:val="20"/>
               </w:rPr>
-              <w:t xml:space="default">Pipe Insulation</w:t>
-            </w:r>
-          </w:p>
-        </w:tc>
-        <w:tc>
-          <w:tcPr>
-            <w:tcBorders>
-              <w:top w:val="single" w:space="0" w:color="D3D3D3"/>
-              <w:bottom w:val="single" w:space="0" w:color="D3D3D3"/>
-              <w:start w:val="single" w:space="0" w:color="D3D3D3"/>
-              <w:end w:val="single" w:space="0" w:color="D3D3D3"/>
-            </w:tcBorders>
-          </w:tcPr>
-          <w:p>
-            <w:pPr>
-              <w:spacing w:before="0" w:after="60"/>
-              <w:keepNext/>
-              <w:jc w:val="start"/>
-            </w:pPr>
-            <w:r>
-              <w:rPr>
-                <w:rFonts w:ascii="Calibri" w:hAnsi="Calibri"/>
-                <w:sz w:val="20"/>
-              </w:rPr>
-              <w:t xml:space="default">Insulate both hot and cold water pipes that are uninsulated in the basement/crawlspace. This will save energy and prevent condensation.</w:t>
+              <w:t xml:space="default">Freezer</w:t>
+            </w:r>
+          </w:p>
+        </w:tc>
+        <w:tc>
+          <w:tcPr>
+            <w:tcBorders>
+              <w:top w:val="single" w:space="0" w:color="D3D3D3"/>
+              <w:bottom w:val="single" w:space="0" w:color="D3D3D3"/>
+              <w:start w:val="single" w:space="0" w:color="D3D3D3"/>
+              <w:end w:val="single" w:space="0" w:color="D3D3D3"/>
+            </w:tcBorders>
+          </w:tcPr>
+          <w:p>
+            <w:pPr>
+              <w:spacing w:before="0" w:after="60"/>
+              <w:keepNext/>
+              <w:jc w:val="start"/>
+            </w:pPr>
+            <w:r>
+              <w:rPr>
+                <w:rFonts w:ascii="Calibri" w:hAnsi="Calibri"/>
+                <w:sz w:val="20"/>
+              </w:rPr>
+              <w:t xml:space="default">Replace your freezer with a new, EnergyStar certified freezer. Look at the Energy Guide label to compare the energy use of new freezers.</w:t>
             </w:r>
           </w:p>
         </w:tc>
@@ -556,31 +556,31 @@
                 <w:rFonts w:ascii="Calibri" w:hAnsi="Calibri"/>
                 <w:sz w:val="20"/>
               </w:rPr>
-              <w:t xml:space="default">Whole-House Surge Protection</w:t>
-            </w:r>
-          </w:p>
-        </w:tc>
-        <w:tc>
-          <w:tcPr>
-            <w:tcBorders>
-              <w:top w:val="single" w:space="0" w:color="D3D3D3"/>
-              <w:bottom w:val="single" w:space="0" w:color="D3D3D3"/>
-              <w:start w:val="single" w:space="0" w:color="D3D3D3"/>
-              <w:end w:val="single" w:space="0" w:color="D3D3D3"/>
-            </w:tcBorders>
-          </w:tcPr>
-          <w:p>
-            <w:pPr>
-              <w:spacing w:before="0" w:after="60"/>
-              <w:keepNext/>
-              <w:jc w:val="start"/>
-            </w:pPr>
-            <w:r>
-              <w:rPr>
-                <w:rFonts w:ascii="Calibri" w:hAnsi="Calibri"/>
-                <w:sz w:val="20"/>
-              </w:rPr>
-              <w:t xml:space="default">Upgrade your electrical panel to add whole-house surge protection.</w:t>
+              <w:t xml:space="default">Induction Stove/Oven</w:t>
+            </w:r>
+          </w:p>
+        </w:tc>
+        <w:tc>
+          <w:tcPr>
+            <w:tcBorders>
+              <w:top w:val="single" w:space="0" w:color="D3D3D3"/>
+              <w:bottom w:val="single" w:space="0" w:color="D3D3D3"/>
+              <w:start w:val="single" w:space="0" w:color="D3D3D3"/>
+              <w:end w:val="single" w:space="0" w:color="D3D3D3"/>
+            </w:tcBorders>
+          </w:tcPr>
+          <w:p>
+            <w:pPr>
+              <w:spacing w:before="0" w:after="60"/>
+              <w:keepNext/>
+              <w:jc w:val="start"/>
+            </w:pPr>
+            <w:r>
+              <w:rPr>
+                <w:rFonts w:ascii="Calibri" w:hAnsi="Calibri"/>
+                <w:sz w:val="20"/>
+              </w:rPr>
+              <w:t xml:space="default">Induction cooking appliances are more efficient and safer than electric or gas ones. There is no risk of carbon monoxide or other harmful combustion gases, and the surface doesn’t heat up without a pot or pan on it.</w:t>
             </w:r>
           </w:p>
         </w:tc>
@@ -609,31 +609,31 @@
                 <w:rFonts w:ascii="Calibri" w:hAnsi="Calibri"/>
                 <w:sz w:val="20"/>
               </w:rPr>
-              <w:t xml:space="default">Air Source Heat Pump</w:t>
-            </w:r>
-          </w:p>
-        </w:tc>
-        <w:tc>
-          <w:tcPr>
-            <w:tcBorders>
-              <w:top w:val="single" w:space="0" w:color="D3D3D3"/>
-              <w:bottom w:val="single" w:space="0" w:color="D3D3D3"/>
-              <w:start w:val="single" w:space="0" w:color="D3D3D3"/>
-              <w:end w:val="single" w:space="0" w:color="D3D3D3"/>
-            </w:tcBorders>
-          </w:tcPr>
-          <w:p>
-            <w:pPr>
-              <w:spacing w:before="0" w:after="60"/>
-              <w:keepNext/>
-              <w:jc w:val="start"/>
-            </w:pPr>
-            <w:r>
-              <w:rPr>
-                <w:rFonts w:ascii="Calibri" w:hAnsi="Calibri"/>
-                <w:sz w:val="20"/>
-              </w:rPr>
-              <w:t xml:space="default">Install air source heat pumps and whole-house surge protection.</w:t>
+              <w:t xml:space="default">Bathroom Exhaust Fan(s)</w:t>
+            </w:r>
+          </w:p>
+        </w:tc>
+        <w:tc>
+          <w:tcPr>
+            <w:tcBorders>
+              <w:top w:val="single" w:space="0" w:color="D3D3D3"/>
+              <w:bottom w:val="single" w:space="0" w:color="D3D3D3"/>
+              <w:start w:val="single" w:space="0" w:color="D3D3D3"/>
+              <w:end w:val="single" w:space="0" w:color="D3D3D3"/>
+            </w:tcBorders>
+          </w:tcPr>
+          <w:p>
+            <w:pPr>
+              <w:spacing w:before="0" w:after="60"/>
+              <w:keepNext/>
+              <w:jc w:val="start"/>
+            </w:pPr>
+            <w:r>
+              <w:rPr>
+                <w:rFonts w:ascii="Calibri" w:hAnsi="Calibri"/>
+                <w:sz w:val="20"/>
+              </w:rPr>
+              <w:t xml:space="default">Install bathroom exhaust fans in all bathrooms that do not have them. These should be rated for at least 80 cubic feet per minute (CFM) if there is a shower. We recommend the Panasonic Whisper series or similar fans that don’t create excess noise.</w:t>
             </w:r>
           </w:p>
         </w:tc>
@@ -662,31 +662,31 @@
                 <w:rFonts w:ascii="Calibri" w:hAnsi="Calibri"/>
                 <w:sz w:val="20"/>
               </w:rPr>
-              <w:t xml:space="default">Electrical Panel Upgrade</w:t>
-            </w:r>
-          </w:p>
-        </w:tc>
-        <w:tc>
-          <w:tcPr>
-            <w:tcBorders>
-              <w:top w:val="single" w:space="0" w:color="D3D3D3"/>
-              <w:bottom w:val="single" w:space="0" w:color="D3D3D3"/>
-              <w:start w:val="single" w:space="0" w:color="D3D3D3"/>
-              <w:end w:val="single" w:space="0" w:color="D3D3D3"/>
-            </w:tcBorders>
-          </w:tcPr>
-          <w:p>
-            <w:pPr>
-              <w:spacing w:before="0" w:after="60"/>
-              <w:keepNext/>
-              <w:jc w:val="start"/>
-            </w:pPr>
-            <w:r>
-              <w:rPr>
-                <w:rFonts w:ascii="Calibri" w:hAnsi="Calibri"/>
-                <w:sz w:val="20"/>
-              </w:rPr>
-              <w:t xml:space="default">Consult with an electrician about replacing your existing electrical panel with a 200 amp panel as you add electrical appliances to your home.</w:t>
+              <w:t xml:space="default">Kitchen Exhaust Fan</w:t>
+            </w:r>
+          </w:p>
+        </w:tc>
+        <w:tc>
+          <w:tcPr>
+            <w:tcBorders>
+              <w:top w:val="single" w:space="0" w:color="D3D3D3"/>
+              <w:bottom w:val="single" w:space="0" w:color="D3D3D3"/>
+              <w:start w:val="single" w:space="0" w:color="D3D3D3"/>
+              <w:end w:val="single" w:space="0" w:color="D3D3D3"/>
+            </w:tcBorders>
+          </w:tcPr>
+          <w:p>
+            <w:pPr>
+              <w:spacing w:before="0" w:after="60"/>
+              <w:keepNext/>
+              <w:jc w:val="start"/>
+            </w:pPr>
+            <w:r>
+              <w:rPr>
+                <w:rFonts w:ascii="Calibri" w:hAnsi="Calibri"/>
+                <w:sz w:val="20"/>
+              </w:rPr>
+              <w:t xml:space="default">Install a kitchen exhaust fan to remove cooking fumes and moisture from your home. The fan should be rated for at least 100 cubic feet per minute. A kitchen fan should be ducted to the outdoors. If the ductwork will run through the attic, it should be installed before the attic is air-sealed and insulated.</w:t>
             </w:r>
           </w:p>
         </w:tc>
@@ -715,31 +715,31 @@
                 <w:rFonts w:ascii="Calibri" w:hAnsi="Calibri"/>
                 <w:sz w:val="20"/>
               </w:rPr>
-              <w:t xml:space="default">Continuous Exterior Wall Insulation</w:t>
-            </w:r>
-          </w:p>
-        </w:tc>
-        <w:tc>
-          <w:tcPr>
-            <w:tcBorders>
-              <w:top w:val="single" w:space="0" w:color="D3D3D3"/>
-              <w:bottom w:val="single" w:space="0" w:color="D3D3D3"/>
-              <w:start w:val="single" w:space="0" w:color="D3D3D3"/>
-              <w:end w:val="single" w:space="0" w:color="D3D3D3"/>
-            </w:tcBorders>
-          </w:tcPr>
-          <w:p>
-            <w:pPr>
-              <w:spacing w:before="0" w:after="60"/>
-              <w:keepNext/>
-              <w:jc w:val="start"/>
-            </w:pPr>
-            <w:r>
-              <w:rPr>
-                <w:rFonts w:ascii="Calibri" w:hAnsi="Calibri"/>
-                <w:sz w:val="20"/>
-              </w:rPr>
-              <w:t xml:space="default">Add a continuous layer of insulation and potentially replace the air and moisture barrier once it becomes time to replace the siding.</w:t>
+              <w:t xml:space="default">Vapor Barrier</w:t>
+            </w:r>
+          </w:p>
+        </w:tc>
+        <w:tc>
+          <w:tcPr>
+            <w:tcBorders>
+              <w:top w:val="single" w:space="0" w:color="D3D3D3"/>
+              <w:bottom w:val="single" w:space="0" w:color="D3D3D3"/>
+              <w:start w:val="single" w:space="0" w:color="D3D3D3"/>
+              <w:end w:val="single" w:space="0" w:color="D3D3D3"/>
+            </w:tcBorders>
+          </w:tcPr>
+          <w:p>
+            <w:pPr>
+              <w:spacing w:before="0" w:after="60"/>
+              <w:keepNext/>
+              <w:jc w:val="start"/>
+            </w:pPr>
+            <w:r>
+              <w:rPr>
+                <w:rFonts w:ascii="Calibri" w:hAnsi="Calibri"/>
+                <w:sz w:val="20"/>
+              </w:rPr>
+              <w:t xml:space="default">Install a vapor barrier on the basement floor to stop moisture from entering the basement and house.</w:t>
             </w:r>
           </w:p>
         </w:tc>
@@ -768,31 +768,31 @@
                 <w:rFonts w:ascii="Calibri" w:hAnsi="Calibri"/>
                 <w:sz w:val="20"/>
               </w:rPr>
-              <w:t xml:space="default">Blown-in Cellulose Wall Insulation</w:t>
-            </w:r>
-          </w:p>
-        </w:tc>
-        <w:tc>
-          <w:tcPr>
-            <w:tcBorders>
-              <w:top w:val="single" w:space="0" w:color="D3D3D3"/>
-              <w:bottom w:val="single" w:space="0" w:color="D3D3D3"/>
-              <w:start w:val="single" w:space="0" w:color="D3D3D3"/>
-              <w:end w:val="single" w:space="0" w:color="D3D3D3"/>
-            </w:tcBorders>
-          </w:tcPr>
-          <w:p>
-            <w:pPr>
-              <w:spacing w:before="0" w:after="60"/>
-              <w:keepNext/>
-              <w:jc w:val="start"/>
-            </w:pPr>
-            <w:r>
-              <w:rPr>
-                <w:rFonts w:ascii="Calibri" w:hAnsi="Calibri"/>
-                <w:sz w:val="20"/>
-              </w:rPr>
-              <w:t xml:space="default">Insulate the wall stud cavities with dense packed, blown-in cellulose insulation.</w:t>
+              <w:t xml:space="default">Spray Foam Basement/Crawlspace Walls</w:t>
+            </w:r>
+          </w:p>
+        </w:tc>
+        <w:tc>
+          <w:tcPr>
+            <w:tcBorders>
+              <w:top w:val="single" w:space="0" w:color="D3D3D3"/>
+              <w:bottom w:val="single" w:space="0" w:color="D3D3D3"/>
+              <w:start w:val="single" w:space="0" w:color="D3D3D3"/>
+              <w:end w:val="single" w:space="0" w:color="D3D3D3"/>
+            </w:tcBorders>
+          </w:tcPr>
+          <w:p>
+            <w:pPr>
+              <w:spacing w:before="0" w:after="60"/>
+              <w:keepNext/>
+              <w:jc w:val="start"/>
+            </w:pPr>
+            <w:r>
+              <w:rPr>
+                <w:rFonts w:ascii="Calibri" w:hAnsi="Calibri"/>
+                <w:sz w:val="20"/>
+              </w:rPr>
+              <w:t xml:space="default">Install spray foam on the basement/crawlspace walls to prevent moisture infiltration and reduce heat loss.</w:t>
             </w:r>
           </w:p>
         </w:tc>
@@ -845,7 +845,7 @@
                 <w:rFonts w:ascii="Calibri" w:hAnsi="Calibri"/>
                 <w:sz w:val="20"/>
               </w:rPr>
-              <w:t xml:space="default">Air seal the attic and insulate it to at least R-60 (18” of loose-fill cellulose insulation).</w:t>
+              <w:t xml:space="default">Air seal the attic and insulate it to at least R-60 (18 inches of loose-fill cellulose insulation).</w:t>
             </w:r>
           </w:p>
         </w:tc>
@@ -874,31 +874,31 @@
                 <w:rFonts w:ascii="Calibri" w:hAnsi="Calibri"/>
                 <w:sz w:val="20"/>
               </w:rPr>
-              <w:t xml:space="default">Kitchen Exhaust Fan</w:t>
-            </w:r>
-          </w:p>
-        </w:tc>
-        <w:tc>
-          <w:tcPr>
-            <w:tcBorders>
-              <w:top w:val="single" w:space="0" w:color="D3D3D3"/>
-              <w:bottom w:val="single" w:space="0" w:color="D3D3D3"/>
-              <w:start w:val="single" w:space="0" w:color="D3D3D3"/>
-              <w:end w:val="single" w:space="0" w:color="D3D3D3"/>
-            </w:tcBorders>
-          </w:tcPr>
-          <w:p>
-            <w:pPr>
-              <w:spacing w:before="0" w:after="60"/>
-              <w:keepNext/>
-              <w:jc w:val="start"/>
-            </w:pPr>
-            <w:r>
-              <w:rPr>
-                <w:rFonts w:ascii="Calibri" w:hAnsi="Calibri"/>
-                <w:sz w:val="20"/>
-              </w:rPr>
-              <w:t xml:space="default">A kitchen exhaust fan will remove harmful combustion gases from your home and should be rated for at least 100 cubic feet per minute (CFM). A fan can also help with moisture concerns.</w:t>
+              <w:t xml:space="default">Blown-in Cellulose Wall Insulation</w:t>
+            </w:r>
+          </w:p>
+        </w:tc>
+        <w:tc>
+          <w:tcPr>
+            <w:tcBorders>
+              <w:top w:val="single" w:space="0" w:color="D3D3D3"/>
+              <w:bottom w:val="single" w:space="0" w:color="D3D3D3"/>
+              <w:start w:val="single" w:space="0" w:color="D3D3D3"/>
+              <w:end w:val="single" w:space="0" w:color="D3D3D3"/>
+            </w:tcBorders>
+          </w:tcPr>
+          <w:p>
+            <w:pPr>
+              <w:spacing w:before="0" w:after="60"/>
+              <w:keepNext/>
+              <w:jc w:val="start"/>
+            </w:pPr>
+            <w:r>
+              <w:rPr>
+                <w:rFonts w:ascii="Calibri" w:hAnsi="Calibri"/>
+                <w:sz w:val="20"/>
+              </w:rPr>
+              <w:t xml:space="default">Insulate the wall stud cavities with dense packed, blown-in cellulose insulation.</w:t>
             </w:r>
           </w:p>
         </w:tc>
@@ -927,31 +927,31 @@
                 <w:rFonts w:ascii="Calibri" w:hAnsi="Calibri"/>
                 <w:sz w:val="20"/>
               </w:rPr>
-              <w:t xml:space="default">Bathroom Exhaust Fan(s)</w:t>
-            </w:r>
-          </w:p>
-        </w:tc>
-        <w:tc>
-          <w:tcPr>
-            <w:tcBorders>
-              <w:top w:val="single" w:space="0" w:color="D3D3D3"/>
-              <w:bottom w:val="single" w:space="0" w:color="D3D3D3"/>
-              <w:start w:val="single" w:space="0" w:color="D3D3D3"/>
-              <w:end w:val="single" w:space="0" w:color="D3D3D3"/>
-            </w:tcBorders>
-          </w:tcPr>
-          <w:p>
-            <w:pPr>
-              <w:spacing w:before="0" w:after="60"/>
-              <w:keepNext/>
-              <w:jc w:val="start"/>
-            </w:pPr>
-            <w:r>
-              <w:rPr>
-                <w:rFonts w:ascii="Calibri" w:hAnsi="Calibri"/>
-                <w:sz w:val="20"/>
-              </w:rPr>
-              <w:t xml:space="default">Bathroom exhaust fans should be rated for at least 80 cubic feet per minute (CFM) if there is a shower. We recommend Panasonic WhisperQuiet or similar fans that don’t create excess noise.</w:t>
+              <w:t xml:space="default">Continuous Exterior Wall Insulation</w:t>
+            </w:r>
+          </w:p>
+        </w:tc>
+        <w:tc>
+          <w:tcPr>
+            <w:tcBorders>
+              <w:top w:val="single" w:space="0" w:color="D3D3D3"/>
+              <w:bottom w:val="single" w:space="0" w:color="D3D3D3"/>
+              <w:start w:val="single" w:space="0" w:color="D3D3D3"/>
+              <w:end w:val="single" w:space="0" w:color="D3D3D3"/>
+            </w:tcBorders>
+          </w:tcPr>
+          <w:p>
+            <w:pPr>
+              <w:spacing w:before="0" w:after="60"/>
+              <w:keepNext/>
+              <w:jc w:val="start"/>
+            </w:pPr>
+            <w:r>
+              <w:rPr>
+                <w:rFonts w:ascii="Calibri" w:hAnsi="Calibri"/>
+                <w:sz w:val="20"/>
+              </w:rPr>
+              <w:t xml:space="default">Add a continuous layer of insulation and potentially replace the air and moisture barrier once it becomes time to replace the siding.</w:t>
             </w:r>
           </w:p>
         </w:tc>
@@ -980,31 +980,31 @@
                 <w:rFonts w:ascii="Calibri" w:hAnsi="Calibri"/>
                 <w:sz w:val="20"/>
               </w:rPr>
-              <w:t xml:space="default">Gutters</w:t>
-            </w:r>
-          </w:p>
-        </w:tc>
-        <w:tc>
-          <w:tcPr>
-            <w:tcBorders>
-              <w:top w:val="single" w:space="0" w:color="D3D3D3"/>
-              <w:bottom w:val="single" w:space="0" w:color="D3D3D3"/>
-              <w:start w:val="single" w:space="0" w:color="D3D3D3"/>
-              <w:end w:val="single" w:space="0" w:color="D3D3D3"/>
-            </w:tcBorders>
-          </w:tcPr>
-          <w:p>
-            <w:pPr>
-              <w:spacing w:before="0" w:after="60"/>
-              <w:keepNext/>
-              <w:jc w:val="start"/>
-            </w:pPr>
-            <w:r>
-              <w:rPr>
-                <w:rFonts w:ascii="Calibri" w:hAnsi="Calibri"/>
-                <w:sz w:val="20"/>
-              </w:rPr>
-              <w:t xml:space="default">Install gutters and downspouts that divert water at least six feet away from the foundation and to where the ground slopes away from the house.</w:t>
+              <w:t xml:space="default">Electrical Panel Upgrade</w:t>
+            </w:r>
+          </w:p>
+        </w:tc>
+        <w:tc>
+          <w:tcPr>
+            <w:tcBorders>
+              <w:top w:val="single" w:space="0" w:color="D3D3D3"/>
+              <w:bottom w:val="single" w:space="0" w:color="D3D3D3"/>
+              <w:start w:val="single" w:space="0" w:color="D3D3D3"/>
+              <w:end w:val="single" w:space="0" w:color="D3D3D3"/>
+            </w:tcBorders>
+          </w:tcPr>
+          <w:p>
+            <w:pPr>
+              <w:spacing w:before="0" w:after="60"/>
+              <w:keepNext/>
+              <w:jc w:val="start"/>
+            </w:pPr>
+            <w:r>
+              <w:rPr>
+                <w:rFonts w:ascii="Calibri" w:hAnsi="Calibri"/>
+                <w:sz w:val="20"/>
+              </w:rPr>
+              <w:t xml:space="default">Consult with an electrician about replacing your existing electrical panel with a 200 amp panel as you add electrical appliances to your home.</w:t>
             </w:r>
           </w:p>
         </w:tc>
@@ -1033,31 +1033,31 @@
                 <w:rFonts w:ascii="Calibri" w:hAnsi="Calibri"/>
                 <w:sz w:val="20"/>
               </w:rPr>
-              <w:t xml:space="default">Refrigerator</w:t>
-            </w:r>
-          </w:p>
-        </w:tc>
-        <w:tc>
-          <w:tcPr>
-            <w:tcBorders>
-              <w:top w:val="single" w:space="0" w:color="D3D3D3"/>
-              <w:bottom w:val="single" w:space="0" w:color="D3D3D3"/>
-              <w:start w:val="single" w:space="0" w:color="D3D3D3"/>
-              <w:end w:val="single" w:space="0" w:color="D3D3D3"/>
-            </w:tcBorders>
-          </w:tcPr>
-          <w:p>
-            <w:pPr>
-              <w:spacing w:before="0" w:after="60"/>
-              <w:keepNext/>
-              <w:jc w:val="start"/>
-            </w:pPr>
-            <w:r>
-              <w:rPr>
-                <w:rFonts w:ascii="Calibri" w:hAnsi="Calibri"/>
-                <w:sz w:val="20"/>
-              </w:rPr>
-              <w:t xml:space="default">Replace your refrigerator with a new, EnergyStar certified fridge. Look at the Energy Guide label to compare the energy use of new refrigerators.</w:t>
+              <w:t xml:space="default">Whole-House Surge Protection</w:t>
+            </w:r>
+          </w:p>
+        </w:tc>
+        <w:tc>
+          <w:tcPr>
+            <w:tcBorders>
+              <w:top w:val="single" w:space="0" w:color="D3D3D3"/>
+              <w:bottom w:val="single" w:space="0" w:color="D3D3D3"/>
+              <w:start w:val="single" w:space="0" w:color="D3D3D3"/>
+              <w:end w:val="single" w:space="0" w:color="D3D3D3"/>
+            </w:tcBorders>
+          </w:tcPr>
+          <w:p>
+            <w:pPr>
+              <w:spacing w:before="0" w:after="60"/>
+              <w:keepNext/>
+              <w:jc w:val="start"/>
+            </w:pPr>
+            <w:r>
+              <w:rPr>
+                <w:rFonts w:ascii="Calibri" w:hAnsi="Calibri"/>
+                <w:sz w:val="20"/>
+              </w:rPr>
+              <w:t xml:space="default">Upgrade your electrical panel to add whole-house surge protection.</w:t>
             </w:r>
           </w:p>
         </w:tc>
@@ -1086,31 +1086,31 @@
                 <w:rFonts w:ascii="Calibri" w:hAnsi="Calibri"/>
                 <w:sz w:val="20"/>
               </w:rPr>
-              <w:t xml:space="default">WindowDressers</w:t>
-            </w:r>
-          </w:p>
-        </w:tc>
-        <w:tc>
-          <w:tcPr>
-            <w:tcBorders>
-              <w:top w:val="single" w:space="0" w:color="D3D3D3"/>
-              <w:bottom w:val="single" w:space="0" w:color="D3D3D3"/>
-              <w:start w:val="single" w:space="0" w:color="D3D3D3"/>
-              <w:end w:val="single" w:space="0" w:color="D3D3D3"/>
-            </w:tcBorders>
-          </w:tcPr>
-          <w:p>
-            <w:pPr>
-              <w:spacing w:before="0" w:after="60"/>
-              <w:keepNext/>
-              <w:jc w:val="start"/>
-            </w:pPr>
-            <w:r>
-              <w:rPr>
-                <w:rFonts w:ascii="Calibri" w:hAnsi="Calibri"/>
-                <w:sz w:val="20"/>
-              </w:rPr>
-              <w:t xml:space="default">WindowDressers insulating window inserts help air-seal windows and reduce heat loss and gain.</w:t>
+              <w:t xml:space="default">Pipe Insulation</w:t>
+            </w:r>
+          </w:p>
+        </w:tc>
+        <w:tc>
+          <w:tcPr>
+            <w:tcBorders>
+              <w:top w:val="single" w:space="0" w:color="D3D3D3"/>
+              <w:bottom w:val="single" w:space="0" w:color="D3D3D3"/>
+              <w:start w:val="single" w:space="0" w:color="D3D3D3"/>
+              <w:end w:val="single" w:space="0" w:color="D3D3D3"/>
+            </w:tcBorders>
+          </w:tcPr>
+          <w:p>
+            <w:pPr>
+              <w:spacing w:before="0" w:after="60"/>
+              <w:keepNext/>
+              <w:jc w:val="start"/>
+            </w:pPr>
+            <w:r>
+              <w:rPr>
+                <w:rFonts w:ascii="Calibri" w:hAnsi="Calibri"/>
+                <w:sz w:val="20"/>
+              </w:rPr>
+              <w:t xml:space="default">Insulate both hot and cold water pipes that are uninsulated in the basement/crawlspace. This will save energy and prevent condensation.</w:t>
             </w:r>
           </w:p>
         </w:tc>
@@ -1139,31 +1139,31 @@
                 <w:rFonts w:ascii="Calibri" w:hAnsi="Calibri"/>
                 <w:sz w:val="20"/>
               </w:rPr>
-              <w:t xml:space="default">High-efficiency Shower Head(s)</w:t>
-            </w:r>
-          </w:p>
-        </w:tc>
-        <w:tc>
-          <w:tcPr>
-            <w:tcBorders>
-              <w:top w:val="single" w:space="0" w:color="D3D3D3"/>
-              <w:bottom w:val="single" w:space="0" w:color="D3D3D3"/>
-              <w:start w:val="single" w:space="0" w:color="D3D3D3"/>
-              <w:end w:val="single" w:space="0" w:color="D3D3D3"/>
-            </w:tcBorders>
-          </w:tcPr>
-          <w:p>
-            <w:pPr>
-              <w:spacing w:before="0" w:after="60"/>
-              <w:keepNext/>
-              <w:jc w:val="start"/>
-            </w:pPr>
-            <w:r>
-              <w:rPr>
-                <w:rFonts w:ascii="Calibri" w:hAnsi="Calibri"/>
-                <w:sz w:val="20"/>
-              </w:rPr>
-              <w:t xml:space="default">Install high-efficiency shower heads to reduce the amount of water and energy to heat the water used when showering.</w:t>
+              <w:t xml:space="default">DIY Air Sealing</w:t>
+            </w:r>
+          </w:p>
+        </w:tc>
+        <w:tc>
+          <w:tcPr>
+            <w:tcBorders>
+              <w:top w:val="single" w:space="0" w:color="D3D3D3"/>
+              <w:bottom w:val="single" w:space="0" w:color="D3D3D3"/>
+              <w:start w:val="single" w:space="0" w:color="D3D3D3"/>
+              <w:end w:val="single" w:space="0" w:color="D3D3D3"/>
+            </w:tcBorders>
+          </w:tcPr>
+          <w:p>
+            <w:pPr>
+              <w:spacing w:before="0" w:after="60"/>
+              <w:keepNext/>
+              <w:jc w:val="start"/>
+            </w:pPr>
+            <w:r>
+              <w:rPr>
+                <w:rFonts w:ascii="Calibri" w:hAnsi="Calibri"/>
+                <w:sz w:val="20"/>
+              </w:rPr>
+              <w:t xml:space="default">Seal easy-to-access air leaks and weatherstrip exterior doors.</w:t>
             </w:r>
           </w:p>
         </w:tc>
@@ -1192,31 +1192,31 @@
                 <w:rFonts w:ascii="Calibri" w:hAnsi="Calibri"/>
                 <w:sz w:val="20"/>
               </w:rPr>
-              <w:t xml:space="default">Furnace/Boiler Tune-up</w:t>
-            </w:r>
-          </w:p>
-        </w:tc>
-        <w:tc>
-          <w:tcPr>
-            <w:tcBorders>
-              <w:top w:val="single" w:space="0" w:color="D3D3D3"/>
-              <w:bottom w:val="single" w:space="0" w:color="D3D3D3"/>
-              <w:start w:val="single" w:space="0" w:color="D3D3D3"/>
-              <w:end w:val="single" w:space="0" w:color="D3D3D3"/>
-            </w:tcBorders>
-          </w:tcPr>
-          <w:p>
-            <w:pPr>
-              <w:spacing w:before="0" w:after="60"/>
-              <w:keepNext/>
-              <w:jc w:val="start"/>
-            </w:pPr>
-            <w:r>
-              <w:rPr>
-                <w:rFonts w:ascii="Calibri" w:hAnsi="Calibri"/>
-                <w:sz w:val="20"/>
-              </w:rPr>
-              <w:t xml:space="default">Have the furnace/boiler and flue inspected and adjusted by a licensed professional. This should be available from your fuel delivery company.</w:t>
+              <w:t xml:space="default">Other 1</w:t>
+            </w:r>
+          </w:p>
+        </w:tc>
+        <w:tc>
+          <w:tcPr>
+            <w:tcBorders>
+              <w:top w:val="single" w:space="0" w:color="D3D3D3"/>
+              <w:bottom w:val="single" w:space="0" w:color="D3D3D3"/>
+              <w:start w:val="single" w:space="0" w:color="D3D3D3"/>
+              <w:end w:val="single" w:space="0" w:color="D3D3D3"/>
+            </w:tcBorders>
+          </w:tcPr>
+          <w:p>
+            <w:pPr>
+              <w:spacing w:before="0" w:after="60"/>
+              <w:keepNext/>
+              <w:jc w:val="start"/>
+            </w:pPr>
+            <w:r>
+              <w:rPr>
+                <w:rFonts w:ascii="Calibri" w:hAnsi="Calibri"/>
+                <w:sz w:val="20"/>
+              </w:rPr>
+              <w:t xml:space="default">TYPE HERE 1</w:t>
             </w:r>
           </w:p>
         </w:tc>
@@ -1245,84 +1245,31 @@
                 <w:rFonts w:ascii="Calibri" w:hAnsi="Calibri"/>
                 <w:sz w:val="20"/>
               </w:rPr>
-              <w:t xml:space="default">Other 2</w:t>
-            </w:r>
-          </w:p>
-        </w:tc>
-        <w:tc>
-          <w:tcPr>
-            <w:tcBorders>
-              <w:top w:val="single" w:space="0" w:color="D3D3D3"/>
-              <w:bottom w:val="single" w:space="0" w:color="D3D3D3"/>
-              <w:start w:val="single" w:space="0" w:color="D3D3D3"/>
-              <w:end w:val="single" w:space="0" w:color="D3D3D3"/>
-            </w:tcBorders>
-          </w:tcPr>
-          <w:p>
-            <w:pPr>
-              <w:spacing w:before="0" w:after="60"/>
-              <w:keepNext/>
-              <w:jc w:val="start"/>
-            </w:pPr>
-            <w:r>
-              <w:rPr>
-                <w:rFonts w:ascii="Calibri" w:hAnsi="Calibri"/>
-                <w:sz w:val="20"/>
-              </w:rPr>
-              <w:t xml:space="default">TYPE HERE 2</w:t>
-            </w:r>
-          </w:p>
-        </w:tc>
-      </w:tr>
-      <w:tr>
-        <w:trPr>
-          <w:cantSplit/>
-        </w:trPr>
-        <w:tc>
-          <w:tcPr>
-            <w:tcBorders>
-              <w:top w:val="single" w:space="0" w:color="D3D3D3"/>
-              <w:bottom w:val="single" w:space="0" w:color="D3D3D3"/>
-              <w:start w:val="single" w:space="0" w:color="D3D3D3"/>
-              <w:end w:val="single" w:space="0" w:color="D3D3D3"/>
-            </w:tcBorders>
-          </w:tcPr>
-          <w:p>
-            <w:pPr>
-              <w:spacing w:before="0" w:after="60"/>
-              <w:keepNext/>
-              <w:jc w:val="start"/>
-            </w:pPr>
-            <w:r>
-              <w:rPr>
-                <w:rFonts w:ascii="Calibri" w:hAnsi="Calibri"/>
-                <w:sz w:val="20"/>
-              </w:rPr>
-              <w:t xml:space="default">Other 1</w:t>
-            </w:r>
-          </w:p>
-        </w:tc>
-        <w:tc>
-          <w:tcPr>
-            <w:tcBorders>
-              <w:top w:val="single" w:space="0" w:color="D3D3D3"/>
-              <w:bottom w:val="single" w:space="0" w:color="D3D3D3"/>
-              <w:start w:val="single" w:space="0" w:color="D3D3D3"/>
-              <w:end w:val="single" w:space="0" w:color="D3D3D3"/>
-            </w:tcBorders>
-          </w:tcPr>
-          <w:p>
-            <w:pPr>
-              <w:spacing w:before="0" w:after="60"/>
-              <w:keepNext/>
-              <w:jc w:val="start"/>
-            </w:pPr>
-            <w:r>
-              <w:rPr>
-                <w:rFonts w:ascii="Calibri" w:hAnsi="Calibri"/>
-                <w:sz w:val="20"/>
-              </w:rPr>
-              <w:t xml:space="default">TYPE HERE 1</w:t>
+              <w:t xml:space="default">Misc. Air Sealing and Insulation</w:t>
+            </w:r>
+          </w:p>
+        </w:tc>
+        <w:tc>
+          <w:tcPr>
+            <w:tcBorders>
+              <w:top w:val="single" w:space="0" w:color="D3D3D3"/>
+              <w:bottom w:val="single" w:space="0" w:color="D3D3D3"/>
+              <w:start w:val="single" w:space="0" w:color="D3D3D3"/>
+              <w:end w:val="single" w:space="0" w:color="D3D3D3"/>
+            </w:tcBorders>
+          </w:tcPr>
+          <w:p>
+            <w:pPr>
+              <w:spacing w:before="0" w:after="60"/>
+              <w:keepNext/>
+              <w:jc w:val="start"/>
+            </w:pPr>
+            <w:r>
+              <w:rPr>
+                <w:rFonts w:ascii="Calibri" w:hAnsi="Calibri"/>
+                <w:sz w:val="20"/>
+              </w:rPr>
+              <w:t xml:space="default">Air seal and insulate [** insert auditor description - bay window, bulkhead door, chase, kneewall, anything else that is unique to the home and not otherwise covered in another recommendation]</w:t>
             </w:r>
           </w:p>
         </w:tc>
@@ -1407,7 +1354,7 @@
                 <w:rFonts w:ascii="Calibri" w:hAnsi="Calibri"/>
                 <w:sz w:val="20"/>
               </w:rPr>
-              <w:t xml:space="default">1979</w:t>
+              <w:t xml:space="default">1907</w:t>
             </w:r>
           </w:p>
         </w:tc>
@@ -1460,7 +1407,7 @@
                 <w:rFonts w:ascii="Calibri" w:hAnsi="Calibri"/>
                 <w:sz w:val="20"/>
               </w:rPr>
-              <w:t xml:space="default">Slab</w:t>
+              <w:t xml:space="default">Walk in basement</w:t>
             </w:r>
           </w:p>
         </w:tc>
@@ -1513,7 +1460,7 @@
                 <w:rFonts w:ascii="Calibri" w:hAnsi="Calibri"/>
                 <w:sz w:val="20"/>
               </w:rPr>
-              <w:t xml:space="default">Batts of Fiberglass , 6 inches</w:t>
+              <w:t xml:space="default">Loose Cellulose , 3 inches</w:t>
             </w:r>
           </w:p>
         </w:tc>
@@ -1619,7 +1566,7 @@
                 <w:rFonts w:ascii="Calibri" w:hAnsi="Calibri"/>
                 <w:sz w:val="20"/>
               </w:rPr>
-              <w:t xml:space="default">1776</w:t>
+              <w:t xml:space="default">2458</w:t>
             </w:r>
           </w:p>
         </w:tc>
@@ -1672,7 +1619,7 @@
                 <w:rFonts w:ascii="Calibri" w:hAnsi="Calibri"/>
                 <w:sz w:val="20"/>
               </w:rPr>
-              <w:t xml:space="default">12200</w:t>
+              <w:t xml:space="default">21760</w:t>
             </w:r>
           </w:p>
         </w:tc>
@@ -1801,7 +1748,7 @@
                 <w:rFonts w:ascii="Calibri" w:hAnsi="Calibri"/>
                 <w:sz w:val="20"/>
               </w:rPr>
-              <w:t xml:space="default">10</w:t>
+              <w:t xml:space="default">NA</w:t>
             </w:r>
           </w:p>
         </w:tc>
@@ -1907,7 +1854,7 @@
                 <w:rFonts w:ascii="Calibri" w:hAnsi="Calibri"/>
                 <w:sz w:val="20"/>
               </w:rPr>
-              <w:t xml:space="default">Asphalt Shinglesin faircondition. Roof trusses are in need of repair. The shingles are in fine condition.</w:t>
+              <w:t xml:space="default">Asphalt Shingles, Standing Seam Metal, Synthetic Slate Tilein faircondition. Gallery connection has full standing seam, main house has a combination of shingles and standing seam, all in fairly good condition</w:t>
             </w:r>
           </w:p>
         </w:tc>
@@ -1960,7 +1907,7 @@
                 <w:rFonts w:ascii="Calibri" w:hAnsi="Calibri"/>
                 <w:sz w:val="20"/>
               </w:rPr>
-              <w:t xml:space="default">Current moisture control strategies: NA. These were in NA condition .NA</w:t>
+              <w:t xml:space="default">Current moisture control strategies: gutters, ground slopes away from foundation. These were in fair condition .Some water damage marks around gutters on intersecting sections, ground does not slope away from all parts of the house. Many plants also are planted around the house that assist with moisture control.</w:t>
             </w:r>
           </w:p>
         </w:tc>
@@ -2013,7 +1960,7 @@
                 <w:rFonts w:ascii="Calibri" w:hAnsi="Calibri"/>
                 <w:sz w:val="20"/>
               </w:rPr>
-              <w:t xml:space="default">wood siding in fair condition. On the south facing side of the house, the siding is in poor condtion. Two specific locations have siding peeling away from the house. The rest of the siding is in fair condition.</w:t>
+              <w:t xml:space="default">Combination of wood shingles and siding in fair condition. Siding shows signs of weathering and aging, some sections have water damage marks, otherwise in good condition and intact</w:t>
             </w:r>
           </w:p>
         </w:tc>
@@ -2066,7 +2013,7 @@
                 <w:rFonts w:ascii="Calibri" w:hAnsi="Calibri"/>
                 <w:sz w:val="20"/>
               </w:rPr>
-              <w:t xml:space="default">There are 2 hollow fiberglass exterior doors. In fair condition, totaling 38 square feet.</w:t>
+              <w:t xml:space="default">There are 1 insulated wood exterior doors. In fair condition, totaling 18 square feet.Furthermore there are 1 glass door wood exterior doors. In fair condition, totaling 18.5 square feet. Moreover there are 1 insulated wood exterior doors. In fair condition, totaling 18 square feet.</w:t>
             </w:r>
           </w:p>
         </w:tc>
@@ -2119,7 +2066,7 @@
                 <w:rFonts w:ascii="Calibri" w:hAnsi="Calibri"/>
                 <w:sz w:val="20"/>
               </w:rPr>
-              <w:t xml:space="default">There are 16 double paned fiberglass windows. In fair condition, totaling 171 square feet.</w:t>
+              <w:t xml:space="default">There are 16 double paned wood windows. In fair condition, totaling 169 square feet. Moreover there are 6 double paned wood windows. In excellent condition, totaling 98 square feet.</w:t>
             </w:r>
           </w:p>
         </w:tc>
@@ -2195,7 +2142,7 @@
                 <w:rFonts w:ascii="Calibri" w:hAnsi="Calibri"/>
                 <w:sz w:val="20"/>
               </w:rPr>
-              <w:t xml:space="default">The framing type of the home is platform framing, which means that wall cavities do not extend the full height of the building and are instead separated by floors. There is Batts of Fiberglass insulation 4 inches thick in fair condition. Ceiling to wall connections are lacking insualtion and airsealing</w:t>
+              <w:t xml:space="default">The framing type of the home is balloon framing, which means the wall cavities extend the full height of the building (from the foundation to the roof). Often the wall cavities are interconnected with the floor and ceiling cavities. This framing type can create connected passageways for air to leave the house and rodents to enter the house. There is Batts of Fiberglass, Loose Cellulose insulation 4 inches thick in NA condition. Insulation depth and quality unknown, could not access wall cavity. Some thermal cam images show inconsistent insulation on second floor</w:t>
             </w:r>
           </w:p>
         </w:tc>
@@ -2301,7 +2248,7 @@
                 <w:rFonts w:ascii="Calibri" w:hAnsi="Calibri"/>
                 <w:sz w:val="20"/>
               </w:rPr>
-              <w:t xml:space="default">The 1st floor bathroom fan is not working, the 2nd floor bathroom does not have an exhaust fan</w:t>
+              <w:t xml:space="default">NA</w:t>
             </w:r>
           </w:p>
         </w:tc>
@@ -2354,7 +2301,7 @@
                 <w:rFonts w:ascii="Calibri" w:hAnsi="Calibri"/>
                 <w:sz w:val="20"/>
               </w:rPr>
-              <w:t xml:space="default">Fridge/Freezer Combo used 0.08 kWh in 1.5 minutes. NA used NA kWh in NA minutes. Kitchen exhaust fan does not vent to the outside</w:t>
+              <w:t xml:space="default">Main fridge/freezer used 0.23 kWh in 135 minutes. Basement upright freezer used 0.32 kWh in 182 minutes. Kitchen has gas stove and range, recirculating fan but no exhaust fan</w:t>
             </w:r>
           </w:p>
         </w:tc>
@@ -2462,7 +2409,7 @@
                 <w:rFonts w:ascii="Calibri" w:hAnsi="Calibri"/>
                 <w:sz w:val="20"/>
               </w:rPr>
-              <w:t xml:space="default">4100</w:t>
+              <w:t xml:space="default">3383</w:t>
             </w:r>
           </w:p>
         </w:tc>
@@ -2539,7 +2486,7 @@
                 <w:rFonts w:ascii="Calibri" w:hAnsi="Calibri"/>
                 <w:sz w:val="20"/>
               </w:rPr>
-              <w:t xml:space="default">20.2</w:t>
+              <w:t xml:space="default">9.3</w:t>
             </w:r>
           </w:p>
         </w:tc>
@@ -2616,7 +2563,7 @@
                 <w:rFonts w:ascii="Calibri" w:hAnsi="Calibri"/>
                 <w:sz w:val="20"/>
               </w:rPr>
-              <w:t xml:space="default">410 under natural conditions. TEST</w:t>
+              <w:t xml:space="default">338.3 under natural conditions. TEST</w:t>
             </w:r>
           </w:p>
         </w:tc>
@@ -2693,7 +2640,7 @@
                 <w:rFonts w:ascii="Calibri" w:hAnsi="Calibri"/>
                 <w:sz w:val="20"/>
               </w:rPr>
-              <w:t xml:space="default">1.4</w:t>
+              <w:t xml:space="default">0.5</w:t>
             </w:r>
           </w:p>
         </w:tc>
@@ -2848,7 +2795,7 @@
                 <w:rFonts w:ascii="Calibri" w:hAnsi="Calibri"/>
                 <w:sz w:val="20"/>
               </w:rPr>
-              <w:t xml:space="default">448</w:t>
+              <w:t xml:space="default">NA</w:t>
             </w:r>
           </w:p>
         </w:tc>
@@ -2901,7 +2848,7 @@
                 <w:rFonts w:ascii="Calibri" w:hAnsi="Calibri"/>
                 <w:sz w:val="20"/>
               </w:rPr>
-              <w:t xml:space="default">Batts of Fiberglass</w:t>
+              <w:t xml:space="default">Loose Cellulose</w:t>
             </w:r>
           </w:p>
         </w:tc>
@@ -2954,7 +2901,7 @@
                 <w:rFonts w:ascii="Calibri" w:hAnsi="Calibri"/>
                 <w:sz w:val="20"/>
               </w:rPr>
-              <w:t xml:space="default">Fair</w:t>
+              <w:t xml:space="default">Partially</w:t>
             </w:r>
           </w:p>
         </w:tc>
@@ -3007,7 +2954,7 @@
                 <w:rFonts w:ascii="Calibri" w:hAnsi="Calibri"/>
                 <w:sz w:val="20"/>
               </w:rPr>
-              <w:t xml:space="default">There is Noair sealing. NA</w:t>
+              <w:t xml:space="default">There is Yesair sealing. Air sealing behind rafters, inconsistent but primarily above additions</w:t>
             </w:r>
           </w:p>
         </w:tc>
@@ -3060,7 +3007,7 @@
                 <w:rFonts w:ascii="Calibri" w:hAnsi="Calibri"/>
                 <w:sz w:val="20"/>
               </w:rPr>
-              <w:t xml:space="default">The insulation is collecting a large amount of particulate and dirt. This impacts the indoor air quality within the home No NA</w:t>
+              <w:t xml:space="default">Cellulose has badly settled, depth under floor varies. Wall cavities have been dense packed, but have also settled to varying degrees. No NA</w:t>
             </w:r>
           </w:p>
         </w:tc>
@@ -3113,7 +3060,7 @@
                 <w:rFonts w:ascii="Calibri" w:hAnsi="Calibri"/>
                 <w:sz w:val="20"/>
               </w:rPr>
-              <w:t xml:space="default">No</w:t>
+              <w:t xml:space="default">NA</w:t>
             </w:r>
           </w:p>
         </w:tc>
@@ -3295,7 +3242,7 @@
                 <w:rFonts w:ascii="Calibri" w:hAnsi="Calibri"/>
                 <w:sz w:val="20"/>
               </w:rPr>
-              <w:t xml:space="default">NA</w:t>
+              <w:t xml:space="default">Uninsulated</w:t>
             </w:r>
           </w:p>
         </w:tc>
@@ -3401,7 +3348,7 @@
                 <w:rFonts w:ascii="Calibri" w:hAnsi="Calibri"/>
                 <w:sz w:val="20"/>
               </w:rPr>
-              <w:t xml:space="default">NA</w:t>
+              <w:t xml:space="default">Appliances not insulated, Ducts/pipes partially insulated</w:t>
             </w:r>
           </w:p>
         </w:tc>
@@ -3454,7 +3401,7 @@
                 <w:rFonts w:ascii="Calibri" w:hAnsi="Calibri"/>
                 <w:sz w:val="20"/>
               </w:rPr>
-              <w:t xml:space="default">NAin NAcondition. NA</w:t>
+              <w:t xml:space="default">dehumidifierin faircondition. Some water damage marks around gutters on intersecting sections, ground does not slope away from all parts of the house. Many plants also are planted around the house that assist with moisture control.</w:t>
             </w:r>
           </w:p>
         </w:tc>
@@ -3636,7 +3583,7 @@
                 <w:rFonts w:ascii="Calibri" w:hAnsi="Calibri"/>
                 <w:sz w:val="20"/>
               </w:rPr>
-              <w:t xml:space="default">The electrical panel has and amperage of 100. There are 3 unused breaker spaces. Older panel</w:t>
+              <w:t xml:space="default">The electrical panel has and amperage of 100. There are 0 unused breaker spaces. NA</w:t>
             </w:r>
           </w:p>
         </w:tc>
@@ -3763,7 +3710,7 @@
     </w:tbl>
     <w:bookmarkEnd w:id="40"/>
     <w:bookmarkEnd w:id="41"/>
-    <w:bookmarkStart w:id="61" w:name="recommendations"/>
+    <w:bookmarkStart w:id="60" w:name="recommendations"/>
     <w:p>
       <w:pPr>
         <w:pStyle w:val="Heading2"/>
@@ -3850,7 +3797,7 @@
         <w:pStyle w:val="BodyText"/>
       </w:pPr>
       <w:r>
-        <w:t xml:space="preserve">Test 1 A tune-up can improve the efficiency of your furnace/boiler, confirm that it is exhausting properly, and identify areas of concern before they become urgent. If you have a service contract with your fuel delivery company, an annual tune-up is usually included.</w:t>
+        <w:t xml:space="preserve">A tune-up can improve the efficiency of your furnace/boiler, confirm that it is exhausting properly, and identify areas of concern before they become urgent. If you have a service contract with your fuel delivery company, an annual tune-up is usually included.</w:t>
       </w:r>
     </w:p>
     <w:bookmarkEnd w:id="42"/>
@@ -3968,7 +3915,7 @@
         <w:pStyle w:val="BodyText"/>
       </w:pPr>
       <w:r>
-        <w:t xml:space="preserve">WindowDressers insulating window inserts help air-seal windows and reduce heat loss and gain. WindowDressers are transparent and let in light while stopping drafts. Each insert is made of a custom-made pine frame wrapped on each side with tightly sealed, clear polyolefin film, creating an airspace between the two layers for additional insulation. The insert is finished with a compressible foam weather seal. The foam allows enough give for the inserts to be easily slid into place in the fall and removed in the spring while holding firmly enough to provide a tight, friction-based seal. The inserts are installed inside your existing window frame with no fasteners required and last 5-10 years. They are most effective in the winter, but depending on the window’s exposure, they can sometimes be used in the summer to keep the house cooler.</w:t>
+        <w:t xml:space="preserve">WindowDressers are insulating window inserts that help air-seal windows and reduce heat loss and gain. WindowDressers are transparent and let in light while stopping drafts. Each insert is made of a custom-made pine frame wrapped on each side with tightly sealed, clear polyolefin film, creating an airspace between the two layers for additional insulation. The insert is finished with a compressible foam weather seal. The foam allows enough give for the inserts to be easily slid into place in the fall and removed in the spring while holding firmly enough to provide a tight, friction-based seal. The inserts are installed inside your existing window frame with no fasteners required and last 5-10 years. They are most effective in the winter, but depending on the window’s exposure, they can sometimes be used in the summer to keep the house cooler.</w:t>
       </w:r>
       <w:r>
         <w:t xml:space="preserve"> </w:t>
@@ -4018,13 +3965,13 @@
       </w:r>
     </w:p>
     <w:bookmarkEnd w:id="44"/>
-    <w:bookmarkStart w:id="45" w:name="refrigerator"/>
+    <w:bookmarkStart w:id="45" w:name="freezer"/>
     <w:p>
       <w:pPr>
         <w:pStyle w:val="Heading3"/>
       </w:pPr>
       <w:r>
-        <w:t xml:space="preserve">4.4 Refrigerator</w:t>
+        <w:t xml:space="preserve">4.4 Freezer</w:t>
       </w:r>
     </w:p>
     <w:p>
@@ -4044,7 +3991,7 @@
         <w:pStyle w:val="BodyText"/>
       </w:pPr>
       <w:r>
-        <w:t xml:space="preserve">Your refrigerator uses more energy than newer models.</w:t>
+        <w:t xml:space="preserve">Your freezer uses more energy than newer models. Consider how the cost of running the freezer compares to the benefits of keeping it on.</w:t>
       </w:r>
     </w:p>
     <w:p>
@@ -4056,7 +4003,7 @@
           <w:b/>
           <w:bCs/>
         </w:rPr>
-        <w:t xml:space="preserve">Ideally, the auditor notes the annual energy consumption (kWh) of the existing fridge compared to a new model of similar size</w:t>
+        <w:t xml:space="preserve">Ideally, the auditor notes the annual energy consumption (kWh) of the existing freezer compared to a new model of similar size</w:t>
       </w:r>
     </w:p>
     <w:p>
@@ -4076,7 +4023,7 @@
         <w:pStyle w:val="BodyText"/>
       </w:pPr>
       <w:r>
-        <w:t xml:space="preserve">Replace your refrigerator with a new, EnergyStar certified fridge. Look at the Energy Guide label to compare the energy use of new refrigerators.</w:t>
+        <w:t xml:space="preserve">Replace your freezer with a new, EnergyStar certified freezer. Look at the Energy Guide label to compare the energy use of new freezers.</w:t>
       </w:r>
     </w:p>
     <w:p>
@@ -4096,7 +4043,7 @@
         <w:pStyle w:val="BodyText"/>
       </w:pPr>
       <w:r>
-        <w:t xml:space="preserve">If you are able to afford the upfront cost of purchasing a new refrigerator, you will recoup significant savings in the long run. Whenever you need to buy a new appliance, consider EnergyStar certified models, which use less energy and are cheaper to run. Remember, it doesn’t save energy if you relocate your existing refrigerator to the basement or garage and continue using it.</w:t>
+        <w:t xml:space="preserve">If you are able to afford the upfront cost of purchasing a new freezer, you will recoup significant savings in the long run. Whenever you need to buy a new appliance, consider EnergyStar certified models, which use electricity and are cheaper to run.</w:t>
       </w:r>
     </w:p>
     <w:p>
@@ -4108,17 +4055,31 @@
           <w:b/>
           <w:bCs/>
         </w:rPr>
-        <w:t xml:space="preserve">Ideally, auditor locates similar volume fridge online to calculate monthly savings and payback period compared to kill-a-watt meter reading for current refrigerator. “This example refrigerator would save $XX in electricity each month and pay for itself within XX months</w:t>
+        <w:t xml:space="preserve">Ideally, auditor locates similar volume freezer online to calculate monthly savings and payback period compared to kill-a-watt meter reading for current freezer.</w:t>
+      </w:r>
+      <w:r>
+        <w:rPr>
+          <w:b/>
+          <w:bCs/>
+        </w:rPr>
+        <w:t xml:space="preserve"> </w:t>
+      </w:r>
+      <w:r>
+        <w:rPr>
+          <w:b/>
+          <w:bCs/>
+        </w:rPr>
+        <w:t xml:space="preserve">“This example freezer would save $XX in electricity each month and pay for itself within XX months.”</w:t>
       </w:r>
     </w:p>
     <w:bookmarkEnd w:id="45"/>
-    <w:bookmarkStart w:id="46" w:name="gutters"/>
+    <w:bookmarkStart w:id="46" w:name="induction-stoveoven"/>
     <w:p>
       <w:pPr>
         <w:pStyle w:val="Heading3"/>
       </w:pPr>
       <w:r>
-        <w:t xml:space="preserve">4.5 Gutters</w:t>
+        <w:t xml:space="preserve">4.5 Induction Stove/Oven</w:t>
       </w:r>
     </w:p>
     <w:p>
@@ -4138,7 +4099,7 @@
         <w:pStyle w:val="BodyText"/>
       </w:pPr>
       <w:r>
-        <w:t xml:space="preserve">The house has no gutters, so water runs off your roof and directly onto the ground next to your house. Water that splashes off the ground can damage the exterior of your house. Runoff that is absorbed into the ground can seep into the basement/crawlspace, causing moisture issues there and throughout your house.</w:t>
+        <w:t xml:space="preserve">Your gas range has the potential to release propane, carbon monoxide, and combustion gases into your house. Gas ranges are also inefficient at transferring heat to your food at 32% efficiency, compared to 85% efficiency for induction cooktops.</w:t>
       </w:r>
     </w:p>
     <w:p>
@@ -4158,7 +4119,7 @@
         <w:pStyle w:val="BodyText"/>
       </w:pPr>
       <w:r>
-        <w:t xml:space="preserve">Install gutters and downspouts that divert water at least six feet away from the foundation and to where the ground slopes away from the house.</w:t>
+        <w:t xml:space="preserve">Induction cooking appliances are more efficient and safer than electric or gas ones. There is no risk of carbon monoxide or other harmful combustion gases, and the surface doesn’t heat up without a pot or pan on it.</w:t>
       </w:r>
     </w:p>
     <w:p>
@@ -4178,7 +4139,7 @@
         <w:pStyle w:val="BodyText"/>
       </w:pPr>
       <w:r>
-        <w:t xml:space="preserve">Adding gutters would mitigate moisture damage and save you from having to replace/fix other parts of the house.</w:t>
+        <w:t xml:space="preserve">Currently, Efficiency Maine does not offer a rebate for induction stoves. If you’re interested in trying out induction cooking but don’t want to replace your kitchen stove, consider buying a portable induction cooktop, which costs less than $100.</w:t>
       </w:r>
     </w:p>
     <w:bookmarkEnd w:id="46"/>
@@ -4228,7 +4189,7 @@
         <w:pStyle w:val="BodyText"/>
       </w:pPr>
       <w:r>
-        <w:t xml:space="preserve">Bathroom exhaust fans should be rated for at least 80 cubic feet per minute (CFM) if there is a shower. We recommend Panasonic WhisperQuiet or similar fans that don’t create excess noise. If the ductwork will run through the attic, it should be installed before the attic is air-sealed and insulated. The fan needs to be ducted outside, so it does not add moisture into the attic.</w:t>
+        <w:t xml:space="preserve">Install bathroom exhaust fans in all bathrooms that do not have them. These should be rated for at least 80 cubic feet per minute (CFM) if there is a shower. We recommend the Panasonic Whisper series or similar fans that don’t create excess noise. If the ductwork will run through the attic, it should be installed before the attic is air-sealed and insulated. The fan needs to be ducted outside, so it does not add moisture into the attic.</w:t>
       </w:r>
     </w:p>
     <w:p>
@@ -4298,7 +4259,7 @@
         <w:pStyle w:val="BodyText"/>
       </w:pPr>
       <w:r>
-        <w:t xml:space="preserve">A kitchen exhaust fan will remove harmful combustion gases from your home and should be rated for at least 100 cubic feet per minute (CFM). A fan can also help with moisture concerns. A kitchen fan should be ducted to the outdoors. If the ductwork will run through the attic, it should be installed before the attic is air-sealed and insulated.</w:t>
+        <w:t xml:space="preserve">Install a kitchen exhaust fan to remove cooking fumes and moisture from your home. The fan should be rated for at least 100 cubic feet per minute. A kitchen fan should be ducted to the outdoors. If the ductwork will run through the attic, it should be installed before the attic is air-sealed and insulated. A kitchen fan should be ducted to the outdoors. If the ductwork will run through the attic, it should be installed before the attic is air-sealed and insulated.</w:t>
       </w:r>
     </w:p>
     <w:p>
@@ -4322,13 +4283,13 @@
       </w:r>
     </w:p>
     <w:bookmarkEnd w:id="48"/>
-    <w:bookmarkStart w:id="49" w:name="attic-insulation-and-air-sealing"/>
+    <w:bookmarkStart w:id="49" w:name="vapor-barrier"/>
     <w:p>
       <w:pPr>
         <w:pStyle w:val="Heading3"/>
       </w:pPr>
       <w:r>
-        <w:t xml:space="preserve">4.8 Attic Insulation and Air Sealing</w:t>
+        <w:t xml:space="preserve">4.8 Vapor Barrier</w:t>
       </w:r>
     </w:p>
     <w:p>
@@ -4348,7 +4309,7 @@
         <w:pStyle w:val="BodyText"/>
       </w:pPr>
       <w:r>
-        <w:t xml:space="preserve">The attic is uninsulated or is missing insulation and the attic could also benefit from air-sealing. These upgrades will reduce draftiness and heat loss in the winter and heat gain in the summer.</w:t>
+        <w:t xml:space="preserve">There is excess moisture in the basement/crawlspace, which is evaporating out of the ground. This moisture can enter the house and cause mold, mildew, rot, and air quality issues.</w:t>
       </w:r>
     </w:p>
     <w:p>
@@ -4368,24 +4329,19 @@
         <w:pStyle w:val="BodyText"/>
       </w:pPr>
       <w:r>
-        <w:t xml:space="preserve">Air seal the attic and insulate it to at least R-60 (18” of loose-fill cellulose insulation). COA has been installing 24” (R-80) of cellulose insulation in attics on our campus. Before the attic is insulated, ensure that any needed bathroom and kitchen fans are installed and that all fans are properly vented to the outside.</w:t>
-      </w:r>
-    </w:p>
-    <w:p>
-      <w:pPr>
-        <w:pStyle w:val="BodyText"/>
-      </w:pPr>
-      <w:r>
-        <w:t xml:space="preserve">In older homes, most heat loss is due to air leakage. Air sealing is particularly important in the attic (and basement or crawlspace). As warm air rises and leaks out the top of your home, cold air is pulled in at the bottom. This is called the</w:t>
+        <w:t xml:space="preserve">Install a vapor barrier on the basement floor to stop moisture from entering the basement and house. Vapor barriers typically consist of either reinforced plastic sheeting or EPDM rubber membrane over a</w:t>
       </w:r>
       <w:r>
         <w:t xml:space="preserve"> </w:t>
       </w:r>
       <w:r>
-        <w:t xml:space="preserve">‘stack effect’</w:t>
-      </w:r>
-      <w:r>
-        <w:t xml:space="preserve">, and is more pronounced in taller homes. Thus, air sealing is necessary anywhere gaps allow air to move between your house and the attic. This typically includes gaps around the chimney, electrical penetrations, and wall top plates.</w:t>
+        <w:t xml:space="preserve">‘dimple mat’</w:t>
+      </w:r>
+      <w:r>
+        <w:t xml:space="preserve"> </w:t>
+      </w:r>
+      <w:r>
+        <w:t xml:space="preserve">that allows for drainage below the vapor barrier and prevents rocks from puncturing it. If the basement/crawlspace walls are going to be spray foamed, we recommend the foam go all the way to the floor and overlap the vapor barrier to create a continuous air and moisture barrier.</w:t>
       </w:r>
     </w:p>
     <w:p>
@@ -4405,17 +4361,17 @@
         <w:pStyle w:val="BodyText"/>
       </w:pPr>
       <w:r>
-        <w:t xml:space="preserve">Efficiency Maine rebates and other incentives for insulation work can fund up to 80% of the overall cost to weatherize your home (subject to a lifetime limit per building), up to $9,200 when combined with nonrefundable federal tax credits. You can call them at 866-376-2463 (Monday to Friday, 8:00 am to 5:00 pm) or visit their webpage about insulation rebates: https://www.efficiencymaine.com/at-home/insulation-rebates/</w:t>
+        <w:t xml:space="preserve">Efficiency Maine rebates will cover vapor barriers up to 25% of a weatherization project cost, if done as part of a larger insulation project. Most insulation companies can install spray foam and vapor barriers together. Efficiency Maine rebates and other incentives for insulation work can fund up to 80% of the overall cost to weatherize your home (subject to a lifetime limit per building), up to $9,200 when combined with nonrefundable federal tax credits. You can call them at 866-376-2463 (Monday to Friday, 8:00 am to 5:00 pm) or visit their webpage about insulation rebates: https://www.efficiencymaine.com/at-home/insulation-rebates/</w:t>
       </w:r>
     </w:p>
     <w:bookmarkEnd w:id="49"/>
-    <w:bookmarkStart w:id="50" w:name="blow-in-cellulose-wall-insulation"/>
+    <w:bookmarkStart w:id="50" w:name="spray-foam-basement-walls"/>
     <w:p>
       <w:pPr>
         <w:pStyle w:val="Heading3"/>
       </w:pPr>
       <w:r>
-        <w:t xml:space="preserve">4.9 Blow-in cellulose wall insulation</w:t>
+        <w:t xml:space="preserve">4.9 Spray foam Basement Walls</w:t>
       </w:r>
     </w:p>
     <w:p>
@@ -4435,7 +4391,7 @@
         <w:pStyle w:val="BodyText"/>
       </w:pPr>
       <w:r>
-        <w:t xml:space="preserve">The walls of the house are uninsulated, which is a significant source of heat loss.</w:t>
+        <w:t xml:space="preserve">The basement/crawlspace is uninsulated and used for mechanical equipment and plumbing. The walls are porous and allow moisture into the house and rapidly conduct heat out of the space.</w:t>
       </w:r>
     </w:p>
     <w:p>
@@ -4455,11 +4411,30 @@
         <w:pStyle w:val="BodyText"/>
       </w:pPr>
       <w:r>
-        <w:t xml:space="preserve">Insulate the wall stud cavities with dense packed, blown-in cellulose insulation. In balloon-framed homes, this can often be done from the attic, otherwise it can be done by drilling holes into the wall cavities from either the inside or outside.</w:t>
+        <w:t xml:space="preserve">Install spray foam on the basement/crawlspace walls to prevent moisture infiltration and reduce heat loss. In older homes, most heat loss is due to air leakage. Air sealing is particularly important in the basement or crawlspace (and attic). As warm air rises and leaks out the top of your home, cold air is pulled in at the bottom. This is called the</w:t>
       </w:r>
       <w:r>
         <w:t xml:space="preserve"> </w:t>
       </w:r>
+      <w:r>
+        <w:t xml:space="preserve">‘stack effect’</w:t>
+      </w:r>
+      <w:r>
+        <w:t xml:space="preserve">, and is more pronounced in taller homes. Thus, air sealing is necessary anywhere gaps allow air to move into your house through the basement/crawlspace.</w:t>
+      </w:r>
+    </w:p>
+    <w:p>
+      <w:pPr>
+        <w:pStyle w:val="BodyText"/>
+      </w:pPr>
+      <w:r>
+        <w:t xml:space="preserve">Spray foam should be applied 2-3 inches thick on the walls to seal and insulate them. It is often ideal to install a vapor barrier at the same time as the spray foam insulation. Spray foam generally requires a layer of intumescent (fire-rated) paint over it to meet fire code.</w:t>
+      </w:r>
+    </w:p>
+    <w:p>
+      <w:pPr>
+        <w:pStyle w:val="BodyText"/>
+      </w:pPr>
       <w:r>
         <w:rPr>
           <w:i/>
@@ -4473,17 +4448,17 @@
         <w:pStyle w:val="BodyText"/>
       </w:pPr>
       <w:r>
-        <w:t xml:space="preserve">Efficiency Maine rebates and other incentives for insulation work can fund up to 80% of the overall cost to weatherize your home (subject to a lifetime limit per building), up to $9,200 when combined with nonrefundable federal tax credits. You can call them at 866-376-2463 (Monday to Friday, 8:00 am to 5:00 pm) or visit their webpage about insulation rebates: https://www.efficiencymaine.com/at-home/insulation-rebates/</w:t>
+        <w:t xml:space="preserve">Installation of spray foam insulation will cost around $5-7 per square foot. Efficiency Maine rebates and other incentives for insulation work can fund up to 80% of the project cost (subject to a lifetime limit per building), up to $9,200 when combined with nonrefundable federal tax credits. You can call them at 866-376-2463 (Monday to Friday, 8:00 am to 5:00 pm) or visit their webpage about insulation rebates: https://www.efficiencymaine.com/at-home/insulation-rebates/</w:t>
       </w:r>
     </w:p>
     <w:bookmarkEnd w:id="50"/>
-    <w:bookmarkStart w:id="51" w:name="continuous-exterior-wall-insulation"/>
+    <w:bookmarkStart w:id="51" w:name="attic-insulation-and-air-sealing"/>
     <w:p>
       <w:pPr>
         <w:pStyle w:val="Heading3"/>
       </w:pPr>
       <w:r>
-        <w:t xml:space="preserve">4.10 Continuous exterior wall insulation</w:t>
+        <w:t xml:space="preserve">4.10 Attic Insulation and Air Sealing</w:t>
       </w:r>
     </w:p>
     <w:p>
@@ -4503,7 +4478,7 @@
         <w:pStyle w:val="BodyText"/>
       </w:pPr>
       <w:r>
-        <w:t xml:space="preserve">There isn’t continuous insulation between the siding and the exterior walls of the house. Continuous insulation helps create a complete thermal boundary for your house, and it is now an energy code requirement for new houses.</w:t>
+        <w:t xml:space="preserve">The attic is uninsulated or is missing insulation and the attic could also benefit from air-sealing. These upgrades will reduce draftiness and heat loss in the winter and heat gain in the summer.</w:t>
       </w:r>
     </w:p>
     <w:p>
@@ -4523,7 +4498,24 @@
         <w:pStyle w:val="BodyText"/>
       </w:pPr>
       <w:r>
-        <w:t xml:space="preserve">Add a continuous layer of insulation and potentially replace the air and moisture barrier once it becomes time to replace the siding. Add continuous insulation (R-6 or more) under the new siding to keep the house warmer in the winter and cooler in the summer. We recommend TimberHP TimberBoard insulation (produced in Madison, Maine) or Rockwool Comfortboard, but foam board can also be used. Before installing exterior insulation, the contractor can check if insulation is needed between the interior wall studs.</w:t>
+        <w:t xml:space="preserve">Air seal the attic and insulate it to at least R-60 (18 inches of loose-fill cellulose insulation). COA has been installing 24 inches (R-80) of cellulose insulation in attics on our campus. Before the attic is insulated, ensure that any needed bathroom and kitchen fans are installed and that all fans are properly vented to the outside.</w:t>
+      </w:r>
+    </w:p>
+    <w:p>
+      <w:pPr>
+        <w:pStyle w:val="BodyText"/>
+      </w:pPr>
+      <w:r>
+        <w:t xml:space="preserve">In older homes, most heat loss is due to air leakage. Air sealing is particularly important in the attic (and basement or crawlspace). As warm air rises and leaks out the top of your home, cold air is pulled in at the bottom. This is called the</w:t>
+      </w:r>
+      <w:r>
+        <w:t xml:space="preserve"> </w:t>
+      </w:r>
+      <w:r>
+        <w:t xml:space="preserve">‘stack effect’</w:t>
+      </w:r>
+      <w:r>
+        <w:t xml:space="preserve">, and is more pronounced in taller homes. Thus, air sealing is necessary anywhere gaps allow air to move between your house and the attic. This typically includes gaps around the chimney, electrical penetrations, and wall top plates.</w:t>
       </w:r>
     </w:p>
     <w:p>
@@ -4547,13 +4539,13 @@
       </w:r>
     </w:p>
     <w:bookmarkEnd w:id="51"/>
-    <w:bookmarkStart w:id="52" w:name="electrical-panel-upgrade"/>
+    <w:bookmarkStart w:id="52" w:name="blow-in-cellulose-wall-insulation"/>
     <w:p>
       <w:pPr>
         <w:pStyle w:val="Heading3"/>
       </w:pPr>
       <w:r>
-        <w:t xml:space="preserve">4.11 Electrical Panel Upgrade</w:t>
+        <w:t xml:space="preserve">4.11 Blow-in cellulose wall insulation</w:t>
       </w:r>
     </w:p>
     <w:p>
@@ -4573,6 +4565,144 @@
         <w:pStyle w:val="BodyText"/>
       </w:pPr>
       <w:r>
+        <w:t xml:space="preserve">The walls of the house are uninsulated, which is a significant source of heat loss.</w:t>
+      </w:r>
+    </w:p>
+    <w:p>
+      <w:pPr>
+        <w:pStyle w:val="BodyText"/>
+      </w:pPr>
+      <w:r>
+        <w:rPr>
+          <w:i/>
+          <w:iCs/>
+        </w:rPr>
+        <w:t xml:space="preserve">Recommendation</w:t>
+      </w:r>
+    </w:p>
+    <w:p>
+      <w:pPr>
+        <w:pStyle w:val="BodyText"/>
+      </w:pPr>
+      <w:r>
+        <w:t xml:space="preserve">Insulate the wall stud cavities with dense packed, blown-in cellulose insulation. In balloon-framed homes, this can often be done from the attic, otherwise it can be done by drilling holes into the wall cavities from either the inside or outside.</w:t>
+      </w:r>
+      <w:r>
+        <w:t xml:space="preserve"> </w:t>
+      </w:r>
+      <w:r>
+        <w:rPr>
+          <w:i/>
+          <w:iCs/>
+        </w:rPr>
+        <w:t xml:space="preserve">Estimated Cost/Benefits/Incentives</w:t>
+      </w:r>
+    </w:p>
+    <w:p>
+      <w:pPr>
+        <w:pStyle w:val="BodyText"/>
+      </w:pPr>
+      <w:r>
+        <w:t xml:space="preserve">Efficiency Maine rebates and other incentives for insulation work can fund up to 80% of the overall cost to weatherize your home (subject to a lifetime limit per building), up to $9,200 when combined with nonrefundable federal tax credits. You can call them at 866-376-2463 (Monday to Friday, 8:00 am to 5:00 pm) or visit their webpage about insulation rebates: https://www.efficiencymaine.com/at-home/insulation-rebates/</w:t>
+      </w:r>
+    </w:p>
+    <w:bookmarkEnd w:id="52"/>
+    <w:bookmarkStart w:id="53" w:name="continuous-exterior-wall-insulation"/>
+    <w:p>
+      <w:pPr>
+        <w:pStyle w:val="Heading3"/>
+      </w:pPr>
+      <w:r>
+        <w:t xml:space="preserve">4.12 Continuous exterior wall insulation</w:t>
+      </w:r>
+    </w:p>
+    <w:p>
+      <w:pPr>
+        <w:pStyle w:val="FirstParagraph"/>
+      </w:pPr>
+      <w:r>
+        <w:rPr>
+          <w:i/>
+          <w:iCs/>
+        </w:rPr>
+        <w:t xml:space="preserve">Problem</w:t>
+      </w:r>
+    </w:p>
+    <w:p>
+      <w:pPr>
+        <w:pStyle w:val="BodyText"/>
+      </w:pPr>
+      <w:r>
+        <w:t xml:space="preserve">There isn’t continuous insulation between the siding and the exterior walls of the house. Continuous insulation helps create a complete thermal boundary for your house, and it is now an energy code requirement for new houses.</w:t>
+      </w:r>
+    </w:p>
+    <w:p>
+      <w:pPr>
+        <w:pStyle w:val="BodyText"/>
+      </w:pPr>
+      <w:r>
+        <w:rPr>
+          <w:i/>
+          <w:iCs/>
+        </w:rPr>
+        <w:t xml:space="preserve">Recommendation</w:t>
+      </w:r>
+    </w:p>
+    <w:p>
+      <w:pPr>
+        <w:pStyle w:val="BodyText"/>
+      </w:pPr>
+      <w:r>
+        <w:t xml:space="preserve">Add a continuous layer of insulation and potentially replace the air and moisture barrier once it becomes time to replace the siding. Add continuous insulation (R-6 or more) under the new siding to keep the house warmer in the winter and cooler in the summer. We recommend TimberHP TimberBoard insulation (produced in Madison, Maine) or Rockwool Comfortboard, but foam board can also be used. Before installing exterior insulation, the contractor can check if insulation is needed between the interior wall studs.</w:t>
+      </w:r>
+    </w:p>
+    <w:p>
+      <w:pPr>
+        <w:pStyle w:val="BodyText"/>
+      </w:pPr>
+      <w:r>
+        <w:rPr>
+          <w:i/>
+          <w:iCs/>
+        </w:rPr>
+        <w:t xml:space="preserve">Estimated Cost/Benefits/Incentives</w:t>
+      </w:r>
+    </w:p>
+    <w:p>
+      <w:pPr>
+        <w:pStyle w:val="BodyText"/>
+      </w:pPr>
+      <w:r>
+        <w:t xml:space="preserve">Efficiency Maine rebates and other incentives for insulation work can fund up to 80% of the overall cost to weatherize your home (subject to a lifetime limit per building), up to $9,200 when combined with nonrefundable federal tax credits. You can call them at 866-376-2463 (Monday to Friday, 8:00 am to 5:00 pm) or visit their webpage about insulation rebates: https://www.efficiencymaine.com/at-home/insulation-rebates/</w:t>
+      </w:r>
+    </w:p>
+    <w:bookmarkEnd w:id="53"/>
+    <w:bookmarkStart w:id="54" w:name="electrical-panel-upgrade"/>
+    <w:p>
+      <w:pPr>
+        <w:pStyle w:val="Heading3"/>
+      </w:pPr>
+      <w:r>
+        <w:t xml:space="preserve">4.13 Electrical Panel Upgrade</w:t>
+      </w:r>
+    </w:p>
+    <w:p>
+      <w:pPr>
+        <w:pStyle w:val="FirstParagraph"/>
+      </w:pPr>
+      <w:r>
+        <w:rPr>
+          <w:i/>
+          <w:iCs/>
+        </w:rPr>
+        <w:t xml:space="preserve">Problem</w:t>
+      </w:r>
+    </w:p>
+    <w:p>
+      <w:pPr>
+        <w:pStyle w:val="BodyText"/>
+      </w:pPr>
+      <w:r>
         <w:rPr>
           <w:b/>
           <w:bCs/>
@@ -4620,14 +4750,14 @@
         <w:t xml:space="preserve">Costs of electrical components needed to support residential energy upgrades – including panels, sub-panels, branch circuits, and feeders – qualify for a 30% nonrefundable tax credit (up to $600 per item) if they have a capacity of 200 amps or more. An electrical panel upgrades also provides a good opportunity for an electrician to install whole-house surge protection, which costs $100-$400. Here are some options: https://www.popularmechanics.com/home/interior-projects/g43140886/best-whole-house-surge-protectors/</w:t>
       </w:r>
     </w:p>
-    <w:bookmarkEnd w:id="52"/>
-    <w:bookmarkStart w:id="53" w:name="air-source-heat-pump"/>
+    <w:bookmarkEnd w:id="54"/>
+    <w:bookmarkStart w:id="55" w:name="pipe-insulation"/>
     <w:p>
       <w:pPr>
         <w:pStyle w:val="Heading3"/>
       </w:pPr>
       <w:r>
-        <w:t xml:space="preserve">4.12 Air Source Heat Pump</w:t>
+        <w:t xml:space="preserve">4.14 Pipe Insulation</w:t>
       </w:r>
     </w:p>
     <w:p>
@@ -4647,7 +4777,7 @@
         <w:pStyle w:val="BodyText"/>
       </w:pPr>
       <w:r>
-        <w:t xml:space="preserve">Combustion heating equipment is expensive, inefficient, and has the potential to release harmful combustion gases like carbon monoxide into the home.</w:t>
+        <w:t xml:space="preserve">Uninsulated water pipes are responsible for heat loss and excess moisture (from condensation) in your basement/crawlspace.</w:t>
       </w:r>
     </w:p>
     <w:p>
@@ -4667,7 +4797,7 @@
         <w:pStyle w:val="BodyText"/>
       </w:pPr>
       <w:r>
-        <w:t xml:space="preserve">Install air source heat pumps and whole-house surge protection. Air source heat pumps can be up to 300% efficient and heat, cool, and dehumidify your house. A qualified installer will help determine what size system to install and where. Whole-house surge protection will protect your appliances and heat pumps from being damaged by an electrical surge.</w:t>
+        <w:t xml:space="preserve">Insulate both hot and cold water pipes that are uninsulated in the basement/crawlspace. This will save energy and prevent condensation. We recommend foam pipe insulation made of polyethylene or neoprene.</w:t>
       </w:r>
     </w:p>
     <w:p>
@@ -4687,17 +4817,17 @@
         <w:pStyle w:val="BodyText"/>
       </w:pPr>
       <w:r>
-        <w:t xml:space="preserve">Efficiency Maine rebates can fund $1,000 to $3,000 per unit up to a lifetime limit per housing unit for $3,000 to $9,000 (depending on income level) to install heat pumps. The rebate can be combined with a nonrefundable federal tax credit of 30% of the remaining cost of the unit and labor, subject to an annual maximum benefit of $2,000 (shared with other energy property, like a heat pump water heater). You can call Efficiency Maine at 866-376-2463 (Monday to Friday, 8:00 am to 5:00 pm) or visit their website: https://www.efficiencymaine.com/at-home/residential-heat-pump-incentives/</w:t>
-      </w:r>
-    </w:p>
-    <w:bookmarkEnd w:id="53"/>
-    <w:bookmarkStart w:id="54" w:name="pipe-insulation"/>
+        <w:t xml:space="preserve">Insulating water pipes can save 2%-4% on hot water bills and increase the temperature of the water while reducing the time it takes for hot water to reach your tap. Materials cost around $100-200, depending on the length of pipe to insulate. Many people find this to be an easy project to do themselves.</w:t>
+      </w:r>
+    </w:p>
+    <w:bookmarkEnd w:id="55"/>
+    <w:bookmarkStart w:id="56" w:name="whole-house-surge-protection"/>
     <w:p>
       <w:pPr>
         <w:pStyle w:val="Heading3"/>
       </w:pPr>
       <w:r>
-        <w:t xml:space="preserve">4.13 Pipe Insulation</w:t>
+        <w:t xml:space="preserve">4.15 Whole House Surge Protection</w:t>
       </w:r>
     </w:p>
     <w:p>
@@ -4717,7 +4847,7 @@
         <w:pStyle w:val="BodyText"/>
       </w:pPr>
       <w:r>
-        <w:t xml:space="preserve">Uninsulated water pipes are responsible for heat loss and excess moisture (from condensation) in your basement/crawlspace.</w:t>
+        <w:t xml:space="preserve">Your house does not have whole-house surge protection. This will protect your large electrical appliances from damage in the case of an electrical surge. Heat pumps, heat pump water heaters, and other electronics are particularly sensitive to electrical surges.</w:t>
       </w:r>
     </w:p>
     <w:p>
@@ -4737,13 +4867,11 @@
         <w:pStyle w:val="BodyText"/>
       </w:pPr>
       <w:r>
-        <w:t xml:space="preserve">Insulate both hot and cold water pipes that are uninsulated in the basement/crawlspace. This will save energy and prevent condensation. We recommend foam pipe insulation made of polyethylene or neoprene.</w:t>
-      </w:r>
-    </w:p>
-    <w:p>
-      <w:pPr>
-        <w:pStyle w:val="BodyText"/>
-      </w:pPr>
+        <w:t xml:space="preserve">Seal easy-to-access air leaks and weatherstrip exterior doors. In older homes, most heat loss is due to air leakage. WindowDressers insulating window inserts can also help reduce air leakage.</w:t>
+      </w:r>
+      <w:r>
+        <w:t xml:space="preserve"> </w:t>
+      </w:r>
       <w:r>
         <w:rPr>
           <w:i/>
@@ -4757,17 +4885,17 @@
         <w:pStyle w:val="BodyText"/>
       </w:pPr>
       <w:r>
-        <w:t xml:space="preserve">Insulating water pipes can save 2%-4% on hot water bills and increase the temperature of the water while reducing the time it takes for hot water to reach your tap. Materials cost around $100-200, depending on the length of pipe to insulate. Many people find this to be an easy project to do themselves.</w:t>
-      </w:r>
-    </w:p>
-    <w:bookmarkEnd w:id="54"/>
-    <w:bookmarkStart w:id="55" w:name="whole-house-surge-protection"/>
+        <w:t xml:space="preserve">The device costs $100-$400 and needs to be installed by an electrician. Here are some options: https://www.popularmechanics.com/home/interior-projects/g43140886/best-whole-house-surge-protectors/</w:t>
+      </w:r>
+    </w:p>
+    <w:bookmarkEnd w:id="56"/>
+    <w:bookmarkStart w:id="57" w:name="diy-air-sealing"/>
     <w:p>
       <w:pPr>
         <w:pStyle w:val="Heading3"/>
       </w:pPr>
       <w:r>
-        <w:t xml:space="preserve">4.14 Whole House Surge Protection</w:t>
+        <w:t xml:space="preserve">4.16 DIY Air Sealing</w:t>
       </w:r>
     </w:p>
     <w:p>
@@ -4787,7 +4915,26 @@
         <w:pStyle w:val="BodyText"/>
       </w:pPr>
       <w:r>
-        <w:t xml:space="preserve">Your house does not have whole-house surge protection. This will protect your large electrical appliances from damage in the case of an electrical surge. Heat pumps, heat pump water heaters, and other electronics are particularly sensitive to electrical surges.</w:t>
+        <w:t xml:space="preserve">During the blower door test, we noted sources of air leakage in the living areas of your house.</w:t>
+      </w:r>
+    </w:p>
+    <w:p>
+      <w:pPr>
+        <w:pStyle w:val="BodyText"/>
+      </w:pPr>
+      <w:r>
+        <w:rPr>
+          <w:b/>
+          <w:bCs/>
+        </w:rPr>
+        <w:t xml:space="preserve">Auditor to detail customized findings.</w:t>
+      </w:r>
+      <w:r>
+        <w:rPr>
+          <w:b/>
+          <w:bCs/>
+        </w:rPr>
+        <w:t xml:space="preserve"> </w:t>
       </w:r>
     </w:p>
     <w:p>
@@ -4807,11 +4954,13 @@
         <w:pStyle w:val="BodyText"/>
       </w:pPr>
       <w:r>
-        <w:t xml:space="preserve">Seal easy-to-access air leaks and weatherstrip exterior doors. In older homes, most heat loss is due to air leakage. WindowDressers insulating window inserts can also help reduce air leakage.</w:t>
-      </w:r>
-      <w:r>
-        <w:t xml:space="preserve"> </w:t>
-      </w:r>
+        <w:t xml:space="preserve">Air sealing the air leaks we identified around the living areas of your house can be a DIY solution to lower energy use, or an insulation contractor can seal the leaks when they come to your house for a larger project. Please address any moisture concerns before undertaking significant air sealing efforts.</w:t>
+      </w:r>
+    </w:p>
+    <w:p>
+      <w:pPr>
+        <w:pStyle w:val="BodyText"/>
+      </w:pPr>
       <w:r>
         <w:rPr>
           <w:i/>
@@ -4825,17 +4974,23 @@
         <w:pStyle w:val="BodyText"/>
       </w:pPr>
       <w:r>
-        <w:t xml:space="preserve">The device costs $100-$400 and needs to be installed by an electrician. Here are some options: https://www.popularmechanics.com/home/interior-projects/g43140886/best-whole-house-surge-protectors/</w:t>
-      </w:r>
-    </w:p>
-    <w:bookmarkEnd w:id="55"/>
-    <w:bookmarkStart w:id="56" w:name="diy-air-sealing"/>
+        <w:t xml:space="preserve">Air sealing and insulating ductwork is eligible for a non-refundable federal tax credit (</w:t>
+      </w:r>
+      <w:r>
+        <w:t xml:space="preserve">“Energy Efficient Home Improvement Credit”</w:t>
+      </w:r>
+      <w:r>
+        <w:t xml:space="preserve">), which can pay for 30% of the project cost, subject to an annual maximum of $1,200 (shared with other home envelope improvements, like attic and basement projects).</w:t>
+      </w:r>
+    </w:p>
+    <w:bookmarkEnd w:id="57"/>
+    <w:bookmarkStart w:id="58" w:name="other-1"/>
     <w:p>
       <w:pPr>
         <w:pStyle w:val="Heading3"/>
       </w:pPr>
       <w:r>
-        <w:t xml:space="preserve">4.15 DIY Air Sealing</w:t>
+        <w:t xml:space="preserve">4.17 Other 1</w:t>
       </w:r>
     </w:p>
     <w:p>
@@ -4855,7 +5010,31 @@
         <w:pStyle w:val="BodyText"/>
       </w:pPr>
       <w:r>
-        <w:t xml:space="preserve">During the blower door test, we noted sources of air leakage in the living areas of your house.</w:t>
+        <w:rPr>
+          <w:i/>
+          <w:iCs/>
+        </w:rPr>
+        <w:t xml:space="preserve">Recommendation</w:t>
+      </w:r>
+    </w:p>
+    <w:p>
+      <w:pPr>
+        <w:pStyle w:val="BodyText"/>
+      </w:pPr>
+      <w:r>
+        <w:t xml:space="preserve">Upgrade your electrical panel to add whole-house surge protection. This will help to protect your heat pumps, heat pump water heater, refrigerator, well pump, and other electronics from damage due to lightning or other electrical surges.</w:t>
+      </w:r>
+    </w:p>
+    <w:p>
+      <w:pPr>
+        <w:pStyle w:val="BodyText"/>
+      </w:pPr>
+      <w:r>
+        <w:rPr>
+          <w:i/>
+          <w:iCs/>
+        </w:rPr>
+        <w:t xml:space="preserve">Estimated Cost/Benefits/Incentives</w:t>
       </w:r>
     </w:p>
     <w:p>
@@ -4867,14 +5046,601 @@
           <w:b/>
           <w:bCs/>
         </w:rPr>
-        <w:t xml:space="preserve">Auditor to detail customized findings.</w:t>
-      </w:r>
+        <w:t xml:space="preserve">Auditor to describe. Primary residence</w:t>
+      </w:r>
+    </w:p>
+    <w:p>
+      <w:pPr>
+        <w:pStyle w:val="SourceCode"/>
+      </w:pPr>
+      <w:r>
+        <w:rPr>
+          <w:rStyle w:val="NormalTok"/>
+        </w:rPr>
+        <w:t xml:space="preserve"> </w:t>
+      </w:r>
+      <w:r>
+        <w:rPr>
+          <w:rStyle w:val="CommentTok"/>
+        </w:rPr>
+        <w:t xml:space="preserve">#| label: other 3 recommendation</w:t>
+      </w:r>
+      <w:r>
+        <w:br/>
+      </w:r>
+      <w:r>
+        <w:rPr>
+          <w:rStyle w:val="NormalTok"/>
+        </w:rPr>
+        <w:t xml:space="preserve"> </w:t>
+      </w:r>
+      <w:r>
+        <w:rPr>
+          <w:rStyle w:val="CommentTok"/>
+        </w:rPr>
+        <w:t xml:space="preserve">#| echo: false</w:t>
+      </w:r>
+      <w:r>
+        <w:br/>
+      </w:r>
+      <w:r>
+        <w:rPr>
+          <w:rStyle w:val="NormalTok"/>
+        </w:rPr>
+        <w:t xml:space="preserve"> </w:t>
+      </w:r>
+      <w:r>
+        <w:rPr>
+          <w:rStyle w:val="CommentTok"/>
+        </w:rPr>
+        <w:t xml:space="preserve">#| results: asis</w:t>
+      </w:r>
+      <w:r>
+        <w:br/>
+      </w:r>
+      <w:r>
+        <w:br/>
+      </w:r>
+      <w:r>
+        <w:br/>
+      </w:r>
+      <w:r>
+        <w:rPr>
+          <w:rStyle w:val="ControlFlowTok"/>
+        </w:rPr>
+        <w:t xml:space="preserve">if</w:t>
+      </w:r>
+      <w:r>
+        <w:rPr>
+          <w:rStyle w:val="NormalTok"/>
+        </w:rPr>
+        <w:t xml:space="preserve">( other_3 </w:t>
+      </w:r>
+      <w:r>
+        <w:rPr>
+          <w:rStyle w:val="SpecialCharTok"/>
+        </w:rPr>
+        <w:t xml:space="preserve">==</w:t>
+      </w:r>
+      <w:r>
+        <w:rPr>
+          <w:rStyle w:val="NormalTok"/>
+        </w:rPr>
+        <w:t xml:space="preserve"> </w:t>
+      </w:r>
+      <w:r>
+        <w:rPr>
+          <w:rStyle w:val="ConstantTok"/>
+        </w:rPr>
+        <w:t xml:space="preserve">TRUE</w:t>
+      </w:r>
+      <w:r>
+        <w:rPr>
+          <w:rStyle w:val="NormalTok"/>
+        </w:rPr>
+        <w:t xml:space="preserve">){</w:t>
+      </w:r>
+      <w:r>
+        <w:br/>
+      </w:r>
+      <w:r>
+        <w:rPr>
+          <w:rStyle w:val="NormalTok"/>
+        </w:rPr>
+        <w:t xml:space="preserve">  </w:t>
+      </w:r>
+      <w:r>
+        <w:rPr>
+          <w:rStyle w:val="FunctionTok"/>
+        </w:rPr>
+        <w:t xml:space="preserve">cat</w:t>
+      </w:r>
+      <w:r>
+        <w:rPr>
+          <w:rStyle w:val="NormalTok"/>
+        </w:rPr>
+        <w:t xml:space="preserve">(</w:t>
+      </w:r>
+      <w:r>
+        <w:rPr>
+          <w:rStyle w:val="StringTok"/>
+        </w:rPr>
+        <w:t xml:space="preserve">"### Other 3</w:t>
+      </w:r>
+      <w:r>
+        <w:br/>
+      </w:r>
+      <w:r>
+        <w:rPr>
+          <w:rStyle w:val="StringTok"/>
+        </w:rPr>
+        <w:t xml:space="preserve">  </w:t>
+      </w:r>
+      <w:r>
+        <w:br/>
+      </w:r>
+      <w:r>
+        <w:rPr>
+          <w:rStyle w:val="StringTok"/>
+        </w:rPr>
+        <w:t xml:space="preserve">*Problem*</w:t>
+      </w:r>
+      <w:r>
+        <w:br/>
+      </w:r>
+      <w:r>
+        <w:br/>
+      </w:r>
+      <w:r>
+        <w:rPr>
+          <w:rStyle w:val="StringTok"/>
+        </w:rPr>
+        <w:t xml:space="preserve">*Recommendation*</w:t>
+      </w:r>
+      <w:r>
+        <w:br/>
+      </w:r>
+      <w:r>
+        <w:br/>
+      </w:r>
+      <w:r>
+        <w:rPr>
+          <w:rStyle w:val="StringTok"/>
+        </w:rPr>
+        <w:t xml:space="preserve">"</w:t>
+      </w:r>
+      <w:r>
+        <w:rPr>
+          <w:rStyle w:val="NormalTok"/>
+        </w:rPr>
+        <w:t xml:space="preserve">)</w:t>
+      </w:r>
+      <w:r>
+        <w:br/>
+      </w:r>
+      <w:r>
+        <w:rPr>
+          <w:rStyle w:val="NormalTok"/>
+        </w:rPr>
+        <w:t xml:space="preserve">}</w:t>
+      </w:r>
+      <w:r>
+        <w:rPr>
+          <w:rStyle w:val="ControlFlowTok"/>
+        </w:rPr>
+        <w:t xml:space="preserve">else</w:t>
+      </w:r>
+      <w:r>
+        <w:rPr>
+          <w:rStyle w:val="NormalTok"/>
+        </w:rPr>
+        <w:t xml:space="preserve">{</w:t>
+      </w:r>
+      <w:r>
+        <w:br/>
+      </w:r>
+      <w:r>
+        <w:rPr>
+          <w:rStyle w:val="NormalTok"/>
+        </w:rPr>
+        <w:t xml:space="preserve">  </w:t>
+      </w:r>
+      <w:r>
+        <w:rPr>
+          <w:rStyle w:val="FunctionTok"/>
+        </w:rPr>
+        <w:t xml:space="preserve">cat</w:t>
+      </w:r>
+      <w:r>
+        <w:rPr>
+          <w:rStyle w:val="NormalTok"/>
+        </w:rPr>
+        <w:t xml:space="preserve">(</w:t>
+      </w:r>
+      <w:r>
+        <w:rPr>
+          <w:rStyle w:val="StringTok"/>
+        </w:rPr>
+        <w:t xml:space="preserve">""</w:t>
+      </w:r>
+      <w:r>
+        <w:rPr>
+          <w:rStyle w:val="NormalTok"/>
+        </w:rPr>
+        <w:t xml:space="preserve">)</w:t>
+      </w:r>
+      <w:r>
+        <w:br/>
+      </w:r>
+      <w:r>
+        <w:rPr>
+          <w:rStyle w:val="NormalTok"/>
+        </w:rPr>
+        <w:t xml:space="preserve">}</w:t>
+      </w:r>
+      <w:r>
+        <w:br/>
+      </w:r>
+      <w:r>
+        <w:br/>
+      </w:r>
+      <w:r>
+        <w:rPr>
+          <w:rStyle w:val="ControlFlowTok"/>
+        </w:rPr>
+        <w:t xml:space="preserve">if</w:t>
+      </w:r>
+      <w:r>
+        <w:rPr>
+          <w:rStyle w:val="NormalTok"/>
+        </w:rPr>
+        <w:t xml:space="preserve">(other_3 </w:t>
+      </w:r>
+      <w:r>
+        <w:rPr>
+          <w:rStyle w:val="SpecialCharTok"/>
+        </w:rPr>
+        <w:t xml:space="preserve">==</w:t>
+      </w:r>
+      <w:r>
+        <w:rPr>
+          <w:rStyle w:val="NormalTok"/>
+        </w:rPr>
+        <w:t xml:space="preserve"> </w:t>
+      </w:r>
+      <w:r>
+        <w:rPr>
+          <w:rStyle w:val="ConstantTok"/>
+        </w:rPr>
+        <w:t xml:space="preserve">TRUE</w:t>
+      </w:r>
+      <w:r>
+        <w:rPr>
+          <w:rStyle w:val="NormalTok"/>
+        </w:rPr>
+        <w:t xml:space="preserve">){</w:t>
+      </w:r>
+      <w:r>
+        <w:br/>
+      </w:r>
+      <w:r>
+        <w:rPr>
+          <w:rStyle w:val="NormalTok"/>
+        </w:rPr>
+        <w:t xml:space="preserve">  </w:t>
+      </w:r>
+      <w:r>
+        <w:rPr>
+          <w:rStyle w:val="FunctionTok"/>
+        </w:rPr>
+        <w:t xml:space="preserve">cat</w:t>
+      </w:r>
+      <w:r>
+        <w:rPr>
+          <w:rStyle w:val="NormalTok"/>
+        </w:rPr>
+        <w:t xml:space="preserve">(a_other_3</w:t>
+      </w:r>
+      <w:r>
+        <w:rPr>
+          <w:rStyle w:val="SpecialCharTok"/>
+        </w:rPr>
+        <w:t xml:space="preserve">$</w:t>
+      </w:r>
+      <w:r>
+        <w:rPr>
+          <w:rStyle w:val="NormalTok"/>
+        </w:rPr>
+        <w:t xml:space="preserve">Description</w:t>
+      </w:r>
+      <w:r>
+        <w:br/>
+      </w:r>
+      <w:r>
+        <w:rPr>
+          <w:rStyle w:val="NormalTok"/>
+        </w:rPr>
+        <w:t xml:space="preserve">    </w:t>
+      </w:r>
+      <w:r>
+        <w:br/>
+      </w:r>
+      <w:r>
+        <w:rPr>
+          <w:rStyle w:val="NormalTok"/>
+        </w:rPr>
+        <w:t xml:space="preserve">  )</w:t>
+      </w:r>
+      <w:r>
+        <w:br/>
+      </w:r>
+      <w:r>
+        <w:rPr>
+          <w:rStyle w:val="NormalTok"/>
+        </w:rPr>
+        <w:t xml:space="preserve">}</w:t>
+      </w:r>
+      <w:r>
+        <w:rPr>
+          <w:rStyle w:val="ControlFlowTok"/>
+        </w:rPr>
+        <w:t xml:space="preserve">else</w:t>
+      </w:r>
+      <w:r>
+        <w:rPr>
+          <w:rStyle w:val="NormalTok"/>
+        </w:rPr>
+        <w:t xml:space="preserve">{</w:t>
+      </w:r>
+      <w:r>
+        <w:br/>
+      </w:r>
+      <w:r>
+        <w:rPr>
+          <w:rStyle w:val="NormalTok"/>
+        </w:rPr>
+        <w:t xml:space="preserve">  </w:t>
+      </w:r>
+      <w:r>
+        <w:rPr>
+          <w:rStyle w:val="FunctionTok"/>
+        </w:rPr>
+        <w:t xml:space="preserve">cat</w:t>
+      </w:r>
+      <w:r>
+        <w:rPr>
+          <w:rStyle w:val="NormalTok"/>
+        </w:rPr>
+        <w:t xml:space="preserve">(</w:t>
+      </w:r>
+      <w:r>
+        <w:rPr>
+          <w:rStyle w:val="StringTok"/>
+        </w:rPr>
+        <w:t xml:space="preserve">""</w:t>
+      </w:r>
+      <w:r>
+        <w:rPr>
+          <w:rStyle w:val="NormalTok"/>
+        </w:rPr>
+        <w:t xml:space="preserve">)</w:t>
+      </w:r>
+      <w:r>
+        <w:br/>
+      </w:r>
+      <w:r>
+        <w:rPr>
+          <w:rStyle w:val="NormalTok"/>
+        </w:rPr>
+        <w:t xml:space="preserve">  }</w:t>
+      </w:r>
+      <w:r>
+        <w:br/>
+      </w:r>
+      <w:r>
+        <w:br/>
+      </w:r>
+      <w:r>
+        <w:rPr>
+          <w:rStyle w:val="ControlFlowTok"/>
+        </w:rPr>
+        <w:t xml:space="preserve">if</w:t>
+      </w:r>
+      <w:r>
+        <w:rPr>
+          <w:rStyle w:val="NormalTok"/>
+        </w:rPr>
+        <w:t xml:space="preserve">(other_3 </w:t>
+      </w:r>
+      <w:r>
+        <w:rPr>
+          <w:rStyle w:val="SpecialCharTok"/>
+        </w:rPr>
+        <w:t xml:space="preserve">==</w:t>
+      </w:r>
+      <w:r>
+        <w:rPr>
+          <w:rStyle w:val="NormalTok"/>
+        </w:rPr>
+        <w:t xml:space="preserve"> </w:t>
+      </w:r>
+      <w:r>
+        <w:rPr>
+          <w:rStyle w:val="ConstantTok"/>
+        </w:rPr>
+        <w:t xml:space="preserve">TRUE</w:t>
+      </w:r>
+      <w:r>
+        <w:rPr>
+          <w:rStyle w:val="NormalTok"/>
+        </w:rPr>
+        <w:t xml:space="preserve">){</w:t>
+      </w:r>
+      <w:r>
+        <w:br/>
+      </w:r>
+      <w:r>
+        <w:rPr>
+          <w:rStyle w:val="NormalTok"/>
+        </w:rPr>
+        <w:t xml:space="preserve">  </w:t>
+      </w:r>
+      <w:r>
+        <w:rPr>
+          <w:rStyle w:val="FunctionTok"/>
+        </w:rPr>
+        <w:t xml:space="preserve">cat</w:t>
+      </w:r>
+      <w:r>
+        <w:rPr>
+          <w:rStyle w:val="NormalTok"/>
+        </w:rPr>
+        <w:t xml:space="preserve">(</w:t>
+      </w:r>
+      <w:r>
+        <w:rPr>
+          <w:rStyle w:val="StringTok"/>
+        </w:rPr>
+        <w:t xml:space="preserve">"</w:t>
+      </w:r>
+      <w:r>
+        <w:br/>
+      </w:r>
+      <w:r>
+        <w:br/>
+      </w:r>
+      <w:r>
+        <w:rPr>
+          <w:rStyle w:val="StringTok"/>
+        </w:rPr>
+        <w:t xml:space="preserve">*Estimated Cost/Benefits/Incentives*</w:t>
+      </w:r>
+      <w:r>
+        <w:br/>
+      </w:r>
+      <w:r>
+        <w:br/>
+      </w:r>
+      <w:r>
+        <w:rPr>
+          <w:rStyle w:val="StringTok"/>
+        </w:rPr>
+        <w:t xml:space="preserve">"</w:t>
+      </w:r>
+      <w:r>
+        <w:rPr>
+          <w:rStyle w:val="NormalTok"/>
+        </w:rPr>
+        <w:t xml:space="preserve">, auto_other_3_estimates</w:t>
+      </w:r>
+      <w:r>
+        <w:rPr>
+          <w:rStyle w:val="SpecialCharTok"/>
+        </w:rPr>
+        <w:t xml:space="preserve">$</w:t>
+      </w:r>
+      <w:r>
+        <w:rPr>
+          <w:rStyle w:val="NormalTok"/>
+        </w:rPr>
+        <w:t xml:space="preserve">Description)</w:t>
+      </w:r>
+      <w:r>
+        <w:br/>
+      </w:r>
+      <w:r>
+        <w:rPr>
+          <w:rStyle w:val="NormalTok"/>
+        </w:rPr>
+        <w:t xml:space="preserve">}</w:t>
+      </w:r>
+      <w:r>
+        <w:rPr>
+          <w:rStyle w:val="ControlFlowTok"/>
+        </w:rPr>
+        <w:t xml:space="preserve">else</w:t>
+      </w:r>
+      <w:r>
+        <w:rPr>
+          <w:rStyle w:val="NormalTok"/>
+        </w:rPr>
+        <w:t xml:space="preserve">{</w:t>
+      </w:r>
+      <w:r>
+        <w:br/>
+      </w:r>
+      <w:r>
+        <w:rPr>
+          <w:rStyle w:val="NormalTok"/>
+        </w:rPr>
+        <w:t xml:space="preserve">  </w:t>
+      </w:r>
+      <w:r>
+        <w:rPr>
+          <w:rStyle w:val="FunctionTok"/>
+        </w:rPr>
+        <w:t xml:space="preserve">cat</w:t>
+      </w:r>
+      <w:r>
+        <w:rPr>
+          <w:rStyle w:val="NormalTok"/>
+        </w:rPr>
+        <w:t xml:space="preserve">(</w:t>
+      </w:r>
+      <w:r>
+        <w:rPr>
+          <w:rStyle w:val="StringTok"/>
+        </w:rPr>
+        <w:t xml:space="preserve">""</w:t>
+      </w:r>
+      <w:r>
+        <w:rPr>
+          <w:rStyle w:val="NormalTok"/>
+        </w:rPr>
+        <w:t xml:space="preserve">)</w:t>
+      </w:r>
+      <w:r>
+        <w:br/>
+      </w:r>
+      <w:r>
+        <w:rPr>
+          <w:rStyle w:val="NormalTok"/>
+        </w:rPr>
+        <w:t xml:space="preserve">  } </w:t>
+      </w:r>
+    </w:p>
+    <w:bookmarkEnd w:id="58"/>
+    <w:bookmarkStart w:id="59" w:name="misc.-air-sealing-and-insulation"/>
+    <w:p>
+      <w:pPr>
+        <w:pStyle w:val="Heading3"/>
+      </w:pPr>
+      <w:r>
+        <w:t xml:space="preserve">4.18 Misc. Air Sealing and Insulation</w:t>
+      </w:r>
+    </w:p>
+    <w:p>
+      <w:pPr>
+        <w:pStyle w:val="FirstParagraph"/>
+      </w:pPr>
+      <w:r>
+        <w:rPr>
+          <w:i/>
+          <w:iCs/>
+        </w:rPr>
+        <w:t xml:space="preserve">Problem</w:t>
+      </w:r>
+    </w:p>
+    <w:p>
+      <w:pPr>
+        <w:pStyle w:val="BodyText"/>
+      </w:pPr>
       <w:r>
         <w:rPr>
           <w:b/>
           <w:bCs/>
         </w:rPr>
-        <w:t xml:space="preserve"> </w:t>
+        <w:t xml:space="preserve">Need a description for the problem</w:t>
       </w:r>
     </w:p>
     <w:p>
@@ -4894,43 +5660,254 @@
         <w:pStyle w:val="BodyText"/>
       </w:pPr>
       <w:r>
-        <w:t xml:space="preserve">Air sealing the air leaks we identified around the living areas of your house can be a DIY solution to lower energy use, or an insulation contractor can seal the leaks when they come to your house for a larger project. Please address any moisture concerns before undertaking significant air sealing efforts.</w:t>
-      </w:r>
-    </w:p>
-    <w:p>
-      <w:pPr>
-        <w:pStyle w:val="BodyText"/>
-      </w:pPr>
+        <w:t xml:space="preserve">Air seal and insulate [** insert auditor description - bay window, bulkhead door, chase, kneewall, anything else that is unique to the home and not otherwise covered in another recommendation]</w:t>
+      </w:r>
       <w:r>
         <w:rPr>
           <w:i/>
           <w:iCs/>
         </w:rPr>
-        <w:t xml:space="preserve">Estimated Cost/Benefits/Incentives</w:t>
-      </w:r>
-    </w:p>
-    <w:p>
-      <w:pPr>
-        <w:pStyle w:val="BodyText"/>
-      </w:pPr>
-      <w:r>
-        <w:t xml:space="preserve">Air sealing and insulating ductwork is eligible for a non-refundable federal tax credit (</w:t>
-      </w:r>
-      <w:r>
-        <w:t xml:space="preserve">“Energy Efficient Home Improvement Credit”</w:t>
-      </w:r>
-      <w:r>
-        <w:t xml:space="preserve">), which can pay for 30% of the project cost, subject to an annual maximum of $1,200 (shared with other home envelope improvements, like attic and basement projects).</w:t>
-      </w:r>
-    </w:p>
-    <w:bookmarkEnd w:id="56"/>
-    <w:bookmarkStart w:id="57" w:name="other-1"/>
+        <w:t xml:space="preserve">Estimated Costs/Benefits/Incentives</w:t>
+      </w:r>
+    </w:p>
+    <w:p>
+      <w:pPr>
+        <w:pStyle w:val="BodyText"/>
+      </w:pPr>
+      <w:r>
+        <w:t xml:space="preserve">As part of a larger insulation project, this work may be eligible for Efficiency Maine rebates and other incentives for insulation work, up to 80% of the overall cost to weatherize your home (subject to a lifetime limit per building).</w:t>
+      </w:r>
+    </w:p>
+    <w:bookmarkEnd w:id="59"/>
+    <w:bookmarkEnd w:id="60"/>
+    <w:bookmarkStart w:id="61" w:name="additional-resources"/>
+    <w:p>
+      <w:pPr>
+        <w:pStyle w:val="Heading2"/>
+      </w:pPr>
+      <w:r>
+        <w:t xml:space="preserve">5 Additional Resources</w:t>
+      </w:r>
+    </w:p>
+    <w:p>
+      <w:pPr>
+        <w:pStyle w:val="FirstParagraph"/>
+      </w:pPr>
+      <w:r>
+        <w:t xml:space="preserve">Many home efficiency upgrades are eligible for Efficiency Maine rebates and federal tax credits. Financial incentives vary based on income level and type of occupancy. An overview of all state rebates and federal tax credits can be found here: https://www.efficiencymaine.com/at-home/.</w:t>
+      </w:r>
+    </w:p>
+    <w:p>
+      <w:pPr>
+        <w:pStyle w:val="BodyText"/>
+      </w:pPr>
+      <w:r>
+        <w:t xml:space="preserve">You can search for Efficiency Maine registered contractors here: https://www.efficiencymaine.com/at-home/vendor-locator/.</w:t>
+      </w:r>
+    </w:p>
+    <w:p>
+      <w:pPr>
+        <w:pStyle w:val="BodyText"/>
+      </w:pPr>
+      <w:r>
+        <w:t xml:space="preserve">We recommend discussing a whole-home plan for insulation and air sealing work in the basement, walls, and attic with contractors to determine how to best sequence the work to take full advantage of the Efficiency Maine rebates (which are subject to lifetime maximums) and nonrefundable federal tax credits (which are subject to annual maximums).</w:t>
+      </w:r>
+    </w:p>
+    <w:p>
+      <w:pPr>
+        <w:pStyle w:val="BodyText"/>
+      </w:pPr>
+      <w:r>
+        <w:t xml:space="preserve">Efficiency Maine also offers home energy loans to help homeowners who are Maine residents pay for energy and related health and safety upgrades. There are no fees, and interest rates for multi-year loans are between 5.99% (max $7,500) and 7.99% (max $25,000), depending on income level. Low- and moderate-income homeowners who borrow the full $7,500 and pay it back over 10 years will pay a monthly cost of $83. There is also a 1-year, 0% APR option. To learn more or apply, call 866-376-2463 or visit https://www.efficiencymaine.com/home-energy-loans/</w:t>
+      </w:r>
+    </w:p>
+    <w:bookmarkEnd w:id="61"/>
+    <w:bookmarkStart w:id="80" w:name="section-four-tests"/>
+    <w:p>
+      <w:pPr>
+        <w:pStyle w:val="Heading2"/>
+      </w:pPr>
+      <w:r>
+        <w:t xml:space="preserve">6 Section Four Tests</w:t>
+      </w:r>
+    </w:p>
+    <w:bookmarkStart w:id="62" w:name="furnaceboiler-tune-up-1"/>
     <w:p>
       <w:pPr>
         <w:pStyle w:val="Heading3"/>
       </w:pPr>
       <w:r>
-        <w:t xml:space="preserve">4.16 Other 1</w:t>
+        <w:t xml:space="preserve">6.1 Furnace/Boiler Tune-up</w:t>
+      </w:r>
+    </w:p>
+    <w:bookmarkEnd w:id="62"/>
+    <w:bookmarkStart w:id="63" w:name="high-efficiency-shower-heads-1"/>
+    <w:p>
+      <w:pPr>
+        <w:pStyle w:val="Heading3"/>
+      </w:pPr>
+      <w:r>
+        <w:t xml:space="preserve">6.2 High-efficiency Shower Head(s)</w:t>
+      </w:r>
+    </w:p>
+    <w:bookmarkEnd w:id="63"/>
+    <w:bookmarkStart w:id="64" w:name="windowdressers"/>
+    <w:p>
+      <w:pPr>
+        <w:pStyle w:val="Heading3"/>
+      </w:pPr>
+      <w:r>
+        <w:t xml:space="preserve">6.3 WindowDressers</w:t>
+      </w:r>
+    </w:p>
+    <w:bookmarkEnd w:id="64"/>
+    <w:bookmarkStart w:id="65" w:name="freezer-1"/>
+    <w:p>
+      <w:pPr>
+        <w:pStyle w:val="Heading3"/>
+      </w:pPr>
+      <w:r>
+        <w:t xml:space="preserve">6.4 Freezer</w:t>
+      </w:r>
+    </w:p>
+    <w:bookmarkEnd w:id="65"/>
+    <w:bookmarkStart w:id="66" w:name="induction-stoveoven-1"/>
+    <w:p>
+      <w:pPr>
+        <w:pStyle w:val="Heading3"/>
+      </w:pPr>
+      <w:r>
+        <w:t xml:space="preserve">6.5 Induction Stove/Oven</w:t>
+      </w:r>
+    </w:p>
+    <w:bookmarkEnd w:id="66"/>
+    <w:bookmarkStart w:id="67" w:name="bathroom-exhaust-fans-1"/>
+    <w:p>
+      <w:pPr>
+        <w:pStyle w:val="Heading3"/>
+      </w:pPr>
+      <w:r>
+        <w:t xml:space="preserve">6.6 Bathroom Exhaust Fan(s)</w:t>
+      </w:r>
+    </w:p>
+    <w:bookmarkEnd w:id="67"/>
+    <w:bookmarkStart w:id="68" w:name="kitchen-exhaust-fan"/>
+    <w:p>
+      <w:pPr>
+        <w:pStyle w:val="Heading3"/>
+      </w:pPr>
+      <w:r>
+        <w:t xml:space="preserve">6.7 Kitchen Exhaust Fan</w:t>
+      </w:r>
+    </w:p>
+    <w:bookmarkEnd w:id="68"/>
+    <w:bookmarkStart w:id="69" w:name="vapor-barrier-1"/>
+    <w:p>
+      <w:pPr>
+        <w:pStyle w:val="Heading3"/>
+      </w:pPr>
+      <w:r>
+        <w:t xml:space="preserve">6.8 Vapor Barrier</w:t>
+      </w:r>
+    </w:p>
+    <w:bookmarkEnd w:id="69"/>
+    <w:bookmarkStart w:id="70" w:name="spray-foam-basementcrawlspace-walls"/>
+    <w:p>
+      <w:pPr>
+        <w:pStyle w:val="Heading3"/>
+      </w:pPr>
+      <w:r>
+        <w:t xml:space="preserve">6.9 Spray Foam Basement/Crawlspace Walls</w:t>
+      </w:r>
+    </w:p>
+    <w:bookmarkEnd w:id="70"/>
+    <w:bookmarkStart w:id="71" w:name="attic-air-sealing-and-insulation"/>
+    <w:p>
+      <w:pPr>
+        <w:pStyle w:val="Heading3"/>
+      </w:pPr>
+      <w:r>
+        <w:t xml:space="preserve">6.10 Attic Air Sealing and Insulation</w:t>
+      </w:r>
+    </w:p>
+    <w:bookmarkEnd w:id="71"/>
+    <w:bookmarkStart w:id="72" w:name="blown-in-cellulose-wall-insulation"/>
+    <w:p>
+      <w:pPr>
+        <w:pStyle w:val="Heading3"/>
+      </w:pPr>
+      <w:r>
+        <w:t xml:space="preserve">6.11 Blown-in Cellulose Wall Insulation</w:t>
+      </w:r>
+    </w:p>
+    <w:bookmarkEnd w:id="72"/>
+    <w:bookmarkStart w:id="73" w:name="continuous-exterior-wall-insulation-1"/>
+    <w:p>
+      <w:pPr>
+        <w:pStyle w:val="Heading3"/>
+      </w:pPr>
+      <w:r>
+        <w:t xml:space="preserve">6.12 Continuous Exterior Wall Insulation</w:t>
+      </w:r>
+    </w:p>
+    <w:bookmarkEnd w:id="73"/>
+    <w:bookmarkStart w:id="74" w:name="electrical-panel-upgrade-1"/>
+    <w:p>
+      <w:pPr>
+        <w:pStyle w:val="Heading3"/>
+      </w:pPr>
+      <w:r>
+        <w:t xml:space="preserve">6.13 Electrical Panel Upgrade</w:t>
+      </w:r>
+    </w:p>
+    <w:bookmarkEnd w:id="74"/>
+    <w:bookmarkStart w:id="75" w:name="whole-house-surge-protection-1"/>
+    <w:p>
+      <w:pPr>
+        <w:pStyle w:val="Heading3"/>
+      </w:pPr>
+      <w:r>
+        <w:t xml:space="preserve">6.14 Whole-House Surge Protection</w:t>
+      </w:r>
+    </w:p>
+    <w:bookmarkEnd w:id="75"/>
+    <w:bookmarkStart w:id="76" w:name="pipe-insulation-1"/>
+    <w:p>
+      <w:pPr>
+        <w:pStyle w:val="Heading3"/>
+      </w:pPr>
+      <w:r>
+        <w:t xml:space="preserve">6.15 Pipe Insulation</w:t>
+      </w:r>
+    </w:p>
+    <w:bookmarkEnd w:id="76"/>
+    <w:bookmarkStart w:id="77" w:name="diy-air-sealing-1"/>
+    <w:p>
+      <w:pPr>
+        <w:pStyle w:val="Heading3"/>
+      </w:pPr>
+      <w:r>
+        <w:t xml:space="preserve">6.16 DIY Air Sealing</w:t>
+      </w:r>
+    </w:p>
+    <w:bookmarkEnd w:id="77"/>
+    <w:bookmarkStart w:id="78" w:name="other-1-1"/>
+    <w:p>
+      <w:pPr>
+        <w:pStyle w:val="Heading3"/>
+      </w:pPr>
+      <w:r>
+        <w:t xml:space="preserve">6.17 Other 1</w:t>
+      </w:r>
+    </w:p>
+    <w:bookmarkEnd w:id="78"/>
+    <w:bookmarkStart w:id="79" w:name="misc.-air-sealing-and-insulation-1"/>
+    <w:p>
+      <w:pPr>
+        <w:pStyle w:val="Heading3"/>
+      </w:pPr>
+      <w:r>
+        <w:t xml:space="preserve">6.18 Misc. Air Sealing and Insulation</w:t>
       </w:r>
     </w:p>
     <w:p>
@@ -4938,1097 +5915,23 @@
         <w:pStyle w:val="FirstParagraph"/>
       </w:pPr>
       <w:r>
-        <w:rPr>
-          <w:i/>
-          <w:iCs/>
-        </w:rPr>
-        <w:t xml:space="preserve">Problem</w:t>
-      </w:r>
-    </w:p>
-    <w:p>
-      <w:pPr>
-        <w:pStyle w:val="BodyText"/>
-      </w:pPr>
-      <w:r>
-        <w:rPr>
-          <w:i/>
-          <w:iCs/>
-        </w:rPr>
-        <w:t xml:space="preserve">Recommendation</w:t>
-      </w:r>
-    </w:p>
-    <w:p>
-      <w:pPr>
-        <w:pStyle w:val="BodyText"/>
-      </w:pPr>
-      <w:r>
-        <w:t xml:space="preserve">Upgrade your electrical panel to add whole-house surge protection. This will help to protect your heat pumps, heat pump water heater, refrigerator, well pump, and other electronics from damage due to lightning or other electrical surges.</w:t>
-      </w:r>
-    </w:p>
-    <w:p>
-      <w:pPr>
-        <w:pStyle w:val="BodyText"/>
-      </w:pPr>
-      <w:r>
-        <w:rPr>
-          <w:i/>
-          <w:iCs/>
-        </w:rPr>
-        <w:t xml:space="preserve">Estimated Cost/Benefits/Incentives</w:t>
-      </w:r>
-    </w:p>
-    <w:p>
-      <w:pPr>
-        <w:pStyle w:val="BodyText"/>
-      </w:pPr>
-      <w:r>
-        <w:rPr>
-          <w:b/>
-          <w:bCs/>
-        </w:rPr>
-        <w:t xml:space="preserve">Auditor to describe. Primary residence</w:t>
-      </w:r>
-    </w:p>
-    <w:bookmarkEnd w:id="57"/>
-    <w:bookmarkStart w:id="58" w:name="other-2"/>
-    <w:p>
-      <w:pPr>
-        <w:pStyle w:val="Heading3"/>
-      </w:pPr>
-      <w:r>
-        <w:t xml:space="preserve">4.17 Other 2</w:t>
-      </w:r>
-    </w:p>
-    <w:p>
-      <w:pPr>
-        <w:pStyle w:val="FirstParagraph"/>
-      </w:pPr>
-      <w:r>
-        <w:rPr>
-          <w:i/>
-          <w:iCs/>
-        </w:rPr>
-        <w:t xml:space="preserve">Problem</w:t>
-      </w:r>
-    </w:p>
-    <w:p>
-      <w:pPr>
-        <w:pStyle w:val="BodyText"/>
-      </w:pPr>
-      <w:r>
-        <w:rPr>
-          <w:i/>
-          <w:iCs/>
-        </w:rPr>
-        <w:t xml:space="preserve">Recommendation</w:t>
-      </w:r>
-    </w:p>
-    <w:p>
-      <w:pPr>
-        <w:pStyle w:val="BodyText"/>
-      </w:pPr>
-      <w:r>
-        <w:t xml:space="preserve">TYPE HERE 2</w:t>
-      </w:r>
-    </w:p>
-    <w:p>
-      <w:pPr>
-        <w:pStyle w:val="BodyText"/>
-      </w:pPr>
-      <w:r>
-        <w:rPr>
-          <w:i/>
-          <w:iCs/>
-        </w:rPr>
-        <w:t xml:space="preserve">Estimated Cost/Benefits/Incentives</w:t>
-      </w:r>
-    </w:p>
-    <w:p>
-      <w:pPr>
-        <w:pStyle w:val="BodyText"/>
-      </w:pPr>
-      <w:r>
-        <w:rPr>
-          <w:b/>
-          <w:bCs/>
-        </w:rPr>
-        <w:t xml:space="preserve">Auditor to describe. Primary residence</w:t>
-      </w:r>
-    </w:p>
-    <w:p>
-      <w:pPr>
-        <w:pStyle w:val="SourceCode"/>
-      </w:pPr>
-      <w:r>
-        <w:rPr>
-          <w:rStyle w:val="NormalTok"/>
-        </w:rPr>
+        <w:t xml:space="preserve">[1]</w:t>
+      </w:r>
+      <w:r>
         <w:t xml:space="preserve"> </w:t>
       </w:r>
       <w:r>
-        <w:rPr>
-          <w:rStyle w:val="CommentTok"/>
-        </w:rPr>
-        <w:t xml:space="preserve">#| label: other 3 recommendation</w:t>
-      </w:r>
-      <w:r>
-        <w:br/>
-      </w:r>
-      <w:r>
-        <w:rPr>
-          <w:rStyle w:val="NormalTok"/>
-        </w:rPr>
-        <w:t xml:space="preserve"> </w:t>
-      </w:r>
-      <w:r>
-        <w:rPr>
-          <w:rStyle w:val="CommentTok"/>
-        </w:rPr>
-        <w:t xml:space="preserve">#| echo: false</w:t>
-      </w:r>
-      <w:r>
-        <w:br/>
-      </w:r>
-      <w:r>
-        <w:rPr>
-          <w:rStyle w:val="NormalTok"/>
-        </w:rPr>
-        <w:t xml:space="preserve"> </w:t>
-      </w:r>
-      <w:r>
-        <w:rPr>
-          <w:rStyle w:val="CommentTok"/>
-        </w:rPr>
-        <w:t xml:space="preserve">#| results: asis</w:t>
-      </w:r>
-      <w:r>
-        <w:br/>
-      </w:r>
-      <w:r>
-        <w:br/>
-      </w:r>
-      <w:r>
-        <w:br/>
-      </w:r>
-      <w:r>
-        <w:rPr>
-          <w:rStyle w:val="ControlFlowTok"/>
-        </w:rPr>
-        <w:t xml:space="preserve">if</w:t>
-      </w:r>
-      <w:r>
-        <w:rPr>
-          <w:rStyle w:val="NormalTok"/>
-        </w:rPr>
-        <w:t xml:space="preserve">( other_3 </w:t>
-      </w:r>
-      <w:r>
-        <w:rPr>
-          <w:rStyle w:val="SpecialCharTok"/>
-        </w:rPr>
-        <w:t xml:space="preserve">==</w:t>
-      </w:r>
-      <w:r>
-        <w:rPr>
-          <w:rStyle w:val="NormalTok"/>
-        </w:rPr>
-        <w:t xml:space="preserve"> </w:t>
-      </w:r>
-      <w:r>
-        <w:rPr>
-          <w:rStyle w:val="ConstantTok"/>
-        </w:rPr>
-        <w:t xml:space="preserve">TRUE</w:t>
-      </w:r>
-      <w:r>
-        <w:rPr>
-          <w:rStyle w:val="NormalTok"/>
-        </w:rPr>
-        <w:t xml:space="preserve">){</w:t>
-      </w:r>
-      <w:r>
-        <w:br/>
-      </w:r>
-      <w:r>
-        <w:rPr>
-          <w:rStyle w:val="NormalTok"/>
-        </w:rPr>
-        <w:t xml:space="preserve">  </w:t>
-      </w:r>
-      <w:r>
-        <w:rPr>
-          <w:rStyle w:val="FunctionTok"/>
-        </w:rPr>
-        <w:t xml:space="preserve">cat</w:t>
-      </w:r>
-      <w:r>
-        <w:rPr>
-          <w:rStyle w:val="NormalTok"/>
-        </w:rPr>
-        <w:t xml:space="preserve">(</w:t>
-      </w:r>
-      <w:r>
-        <w:rPr>
-          <w:rStyle w:val="StringTok"/>
-        </w:rPr>
-        <w:t xml:space="preserve">"### Other 3</w:t>
-      </w:r>
-      <w:r>
-        <w:br/>
-      </w:r>
-      <w:r>
-        <w:rPr>
-          <w:rStyle w:val="StringTok"/>
-        </w:rPr>
-        <w:t xml:space="preserve">  </w:t>
-      </w:r>
-      <w:r>
-        <w:br/>
-      </w:r>
-      <w:r>
-        <w:rPr>
-          <w:rStyle w:val="StringTok"/>
-        </w:rPr>
-        <w:t xml:space="preserve">*Problem*</w:t>
-      </w:r>
-      <w:r>
-        <w:br/>
-      </w:r>
-      <w:r>
-        <w:br/>
-      </w:r>
-      <w:r>
-        <w:rPr>
-          <w:rStyle w:val="StringTok"/>
-        </w:rPr>
-        <w:t xml:space="preserve">*Recommendation*</w:t>
-      </w:r>
-      <w:r>
-        <w:br/>
-      </w:r>
-      <w:r>
-        <w:br/>
-      </w:r>
-      <w:r>
-        <w:rPr>
-          <w:rStyle w:val="StringTok"/>
-        </w:rPr>
-        <w:t xml:space="preserve">"</w:t>
-      </w:r>
-      <w:r>
-        <w:rPr>
-          <w:rStyle w:val="NormalTok"/>
-        </w:rPr>
-        <w:t xml:space="preserve">)</w:t>
-      </w:r>
-      <w:r>
-        <w:br/>
-      </w:r>
-      <w:r>
-        <w:rPr>
-          <w:rStyle w:val="NormalTok"/>
-        </w:rPr>
+        <w:t xml:space="preserve">“)</w:t>
+      </w:r>
+      <w:r>
         <w:t xml:space="preserve">}</w:t>
       </w:r>
       <w:r>
-        <w:rPr>
-          <w:rStyle w:val="ControlFlowTok"/>
-        </w:rPr>
-        <w:t xml:space="preserve">else</w:t>
-      </w:r>
-      <w:r>
-        <w:rPr>
-          <w:rStyle w:val="NormalTok"/>
-        </w:rPr>
-        <w:t xml:space="preserve">{</w:t>
-      </w:r>
-      <w:r>
-        <w:br/>
-      </w:r>
-      <w:r>
-        <w:rPr>
-          <w:rStyle w:val="NormalTok"/>
-        </w:rPr>
-        <w:t xml:space="preserve">  </w:t>
-      </w:r>
-      <w:r>
-        <w:rPr>
-          <w:rStyle w:val="FunctionTok"/>
-        </w:rPr>
-        <w:t xml:space="preserve">cat</w:t>
-      </w:r>
-      <w:r>
-        <w:rPr>
-          <w:rStyle w:val="NormalTok"/>
-        </w:rPr>
-        <w:t xml:space="preserve">(</w:t>
-      </w:r>
-      <w:r>
-        <w:rPr>
-          <w:rStyle w:val="StringTok"/>
-        </w:rPr>
-        <w:t xml:space="preserve">""</w:t>
-      </w:r>
-      <w:r>
-        <w:rPr>
-          <w:rStyle w:val="NormalTok"/>
-        </w:rPr>
-        <w:t xml:space="preserve">)</w:t>
-      </w:r>
-      <w:r>
-        <w:br/>
-      </w:r>
-      <w:r>
-        <w:rPr>
-          <w:rStyle w:val="NormalTok"/>
-        </w:rPr>
-        <w:t xml:space="preserve">}</w:t>
-      </w:r>
-      <w:r>
-        <w:br/>
-      </w:r>
-      <w:r>
-        <w:br/>
-      </w:r>
-      <w:r>
-        <w:rPr>
-          <w:rStyle w:val="ControlFlowTok"/>
-        </w:rPr>
-        <w:t xml:space="preserve">if</w:t>
-      </w:r>
-      <w:r>
-        <w:rPr>
-          <w:rStyle w:val="NormalTok"/>
-        </w:rPr>
-        <w:t xml:space="preserve">(other_3 </w:t>
-      </w:r>
-      <w:r>
-        <w:rPr>
-          <w:rStyle w:val="SpecialCharTok"/>
-        </w:rPr>
-        <w:t xml:space="preserve">==</w:t>
-      </w:r>
-      <w:r>
-        <w:rPr>
-          <w:rStyle w:val="NormalTok"/>
-        </w:rPr>
-        <w:t xml:space="preserve"> </w:t>
-      </w:r>
-      <w:r>
-        <w:rPr>
-          <w:rStyle w:val="ConstantTok"/>
-        </w:rPr>
-        <w:t xml:space="preserve">TRUE</w:t>
-      </w:r>
-      <w:r>
-        <w:rPr>
-          <w:rStyle w:val="NormalTok"/>
-        </w:rPr>
-        <w:t xml:space="preserve">){</w:t>
-      </w:r>
-      <w:r>
-        <w:br/>
-      </w:r>
-      <w:r>
-        <w:rPr>
-          <w:rStyle w:val="NormalTok"/>
-        </w:rPr>
-        <w:t xml:space="preserve">  </w:t>
-      </w:r>
-      <w:r>
-        <w:rPr>
-          <w:rStyle w:val="FunctionTok"/>
-        </w:rPr>
-        <w:t xml:space="preserve">cat</w:t>
-      </w:r>
-      <w:r>
-        <w:rPr>
-          <w:rStyle w:val="NormalTok"/>
-        </w:rPr>
-        <w:t xml:space="preserve">(a_other_3</w:t>
-      </w:r>
-      <w:r>
-        <w:rPr>
-          <w:rStyle w:val="SpecialCharTok"/>
-        </w:rPr>
-        <w:t xml:space="preserve">$</w:t>
-      </w:r>
-      <w:r>
-        <w:rPr>
-          <w:rStyle w:val="NormalTok"/>
-        </w:rPr>
-        <w:t xml:space="preserve">Description</w:t>
-      </w:r>
-      <w:r>
-        <w:br/>
-      </w:r>
-      <w:r>
-        <w:rPr>
-          <w:rStyle w:val="NormalTok"/>
-        </w:rPr>
-        <w:t xml:space="preserve">    </w:t>
-      </w:r>
-      <w:r>
-        <w:br/>
-      </w:r>
-      <w:r>
-        <w:rPr>
-          <w:rStyle w:val="NormalTok"/>
-        </w:rPr>
-        <w:t xml:space="preserve">  )</w:t>
-      </w:r>
-      <w:r>
-        <w:br/>
-      </w:r>
-      <w:r>
-        <w:rPr>
-          <w:rStyle w:val="NormalTok"/>
-        </w:rPr>
-        <w:t xml:space="preserve">}</w:t>
-      </w:r>
-      <w:r>
-        <w:rPr>
-          <w:rStyle w:val="ControlFlowTok"/>
-        </w:rPr>
-        <w:t xml:space="preserve">else</w:t>
-      </w:r>
-      <w:r>
-        <w:rPr>
-          <w:rStyle w:val="NormalTok"/>
-        </w:rPr>
-        <w:t xml:space="preserve">{</w:t>
-      </w:r>
-      <w:r>
-        <w:br/>
-      </w:r>
-      <w:r>
-        <w:rPr>
-          <w:rStyle w:val="NormalTok"/>
-        </w:rPr>
-        <w:t xml:space="preserve">  </w:t>
-      </w:r>
-      <w:r>
-        <w:rPr>
-          <w:rStyle w:val="FunctionTok"/>
-        </w:rPr>
-        <w:t xml:space="preserve">cat</w:t>
-      </w:r>
-      <w:r>
-        <w:rPr>
-          <w:rStyle w:val="NormalTok"/>
-        </w:rPr>
-        <w:t xml:space="preserve">(</w:t>
-      </w:r>
-      <w:r>
-        <w:rPr>
-          <w:rStyle w:val="StringTok"/>
-        </w:rPr>
-        <w:t xml:space="preserve">""</w:t>
-      </w:r>
-      <w:r>
-        <w:rPr>
-          <w:rStyle w:val="NormalTok"/>
-        </w:rPr>
-        <w:t xml:space="preserve">)</w:t>
-      </w:r>
-      <w:r>
-        <w:br/>
-      </w:r>
-      <w:r>
-        <w:rPr>
-          <w:rStyle w:val="NormalTok"/>
-        </w:rPr>
-        <w:t xml:space="preserve">  }</w:t>
-      </w:r>
-      <w:r>
-        <w:br/>
-      </w:r>
-      <w:r>
-        <w:br/>
-      </w:r>
-      <w:r>
-        <w:rPr>
-          <w:rStyle w:val="ControlFlowTok"/>
-        </w:rPr>
-        <w:t xml:space="preserve">if</w:t>
-      </w:r>
-      <w:r>
-        <w:rPr>
-          <w:rStyle w:val="NormalTok"/>
-        </w:rPr>
-        <w:t xml:space="preserve">(other_3 </w:t>
-      </w:r>
-      <w:r>
-        <w:rPr>
-          <w:rStyle w:val="SpecialCharTok"/>
-        </w:rPr>
-        <w:t xml:space="preserve">==</w:t>
-      </w:r>
-      <w:r>
-        <w:rPr>
-          <w:rStyle w:val="NormalTok"/>
-        </w:rPr>
-        <w:t xml:space="preserve"> </w:t>
-      </w:r>
-      <w:r>
-        <w:rPr>
-          <w:rStyle w:val="ConstantTok"/>
-        </w:rPr>
-        <w:t xml:space="preserve">TRUE</w:t>
-      </w:r>
-      <w:r>
-        <w:rPr>
-          <w:rStyle w:val="NormalTok"/>
-        </w:rPr>
-        <w:t xml:space="preserve">){</w:t>
-      </w:r>
-      <w:r>
-        <w:br/>
-      </w:r>
-      <w:r>
-        <w:rPr>
-          <w:rStyle w:val="NormalTok"/>
-        </w:rPr>
-        <w:t xml:space="preserve">  </w:t>
-      </w:r>
-      <w:r>
-        <w:rPr>
-          <w:rStyle w:val="FunctionTok"/>
-        </w:rPr>
-        <w:t xml:space="preserve">cat</w:t>
-      </w:r>
-      <w:r>
-        <w:rPr>
-          <w:rStyle w:val="NormalTok"/>
-        </w:rPr>
-        <w:t xml:space="preserve">(</w:t>
-      </w:r>
-      <w:r>
-        <w:rPr>
-          <w:rStyle w:val="StringTok"/>
-        </w:rPr>
-        <w:t xml:space="preserve">"</w:t>
-      </w:r>
-      <w:r>
-        <w:br/>
-      </w:r>
-      <w:r>
-        <w:br/>
-      </w:r>
-      <w:r>
-        <w:rPr>
-          <w:rStyle w:val="StringTok"/>
-        </w:rPr>
-        <w:t xml:space="preserve">*Estimated Cost/Benefits/Incentives*</w:t>
-      </w:r>
-      <w:r>
-        <w:br/>
-      </w:r>
-      <w:r>
-        <w:br/>
-      </w:r>
-      <w:r>
-        <w:rPr>
-          <w:rStyle w:val="StringTok"/>
-        </w:rPr>
-        <w:t xml:space="preserve">"</w:t>
-      </w:r>
-      <w:r>
-        <w:rPr>
-          <w:rStyle w:val="NormalTok"/>
-        </w:rPr>
-        <w:t xml:space="preserve">, auto_other_3_estimates</w:t>
-      </w:r>
-      <w:r>
-        <w:rPr>
-          <w:rStyle w:val="SpecialCharTok"/>
-        </w:rPr>
-        <w:t xml:space="preserve">$</w:t>
-      </w:r>
-      <w:r>
-        <w:rPr>
-          <w:rStyle w:val="NormalTok"/>
-        </w:rPr>
-        <w:t xml:space="preserve">Description)</w:t>
-      </w:r>
-      <w:r>
-        <w:br/>
-      </w:r>
-      <w:r>
-        <w:rPr>
-          <w:rStyle w:val="NormalTok"/>
-        </w:rPr>
-        <w:t xml:space="preserve">}</w:t>
-      </w:r>
-      <w:r>
-        <w:rPr>
-          <w:rStyle w:val="ControlFlowTok"/>
-        </w:rPr>
-        <w:t xml:space="preserve">else</w:t>
-      </w:r>
-      <w:r>
-        <w:rPr>
-          <w:rStyle w:val="NormalTok"/>
-        </w:rPr>
-        <w:t xml:space="preserve">{</w:t>
-      </w:r>
-      <w:r>
-        <w:br/>
-      </w:r>
-      <w:r>
-        <w:rPr>
-          <w:rStyle w:val="NormalTok"/>
-        </w:rPr>
-        <w:t xml:space="preserve">  </w:t>
-      </w:r>
-      <w:r>
-        <w:rPr>
-          <w:rStyle w:val="FunctionTok"/>
-        </w:rPr>
-        <w:t xml:space="preserve">cat</w:t>
-      </w:r>
-      <w:r>
-        <w:rPr>
-          <w:rStyle w:val="NormalTok"/>
-        </w:rPr>
-        <w:t xml:space="preserve">(</w:t>
-      </w:r>
-      <w:r>
-        <w:rPr>
-          <w:rStyle w:val="StringTok"/>
-        </w:rPr>
-        <w:t xml:space="preserve">""</w:t>
-      </w:r>
-      <w:r>
-        <w:rPr>
-          <w:rStyle w:val="NormalTok"/>
-        </w:rPr>
-        <w:t xml:space="preserve">)</w:t>
-      </w:r>
-      <w:r>
-        <w:br/>
-      </w:r>
-      <w:r>
-        <w:rPr>
-          <w:rStyle w:val="NormalTok"/>
-        </w:rPr>
-        <w:t xml:space="preserve">  } </w:t>
-      </w:r>
-    </w:p>
-    <w:bookmarkEnd w:id="58"/>
-    <w:bookmarkStart w:id="59" w:name="misc.-air-sealing-and-insulation"/>
-    <w:p>
-      <w:pPr>
-        <w:pStyle w:val="Heading3"/>
-      </w:pPr>
-      <w:r>
-        <w:t xml:space="preserve">4.18 Misc. Air Sealing and Insulation</w:t>
-      </w:r>
-    </w:p>
-    <w:p>
-      <w:pPr>
-        <w:pStyle w:val="FirstParagraph"/>
-      </w:pPr>
-      <w:r>
-        <w:rPr>
-          <w:i/>
-          <w:iCs/>
-        </w:rPr>
-        <w:t xml:space="preserve">Problem</w:t>
-      </w:r>
-    </w:p>
-    <w:p>
-      <w:pPr>
-        <w:pStyle w:val="BodyText"/>
-      </w:pPr>
-      <w:r>
-        <w:rPr>
-          <w:b/>
-          <w:bCs/>
-        </w:rPr>
-        <w:t xml:space="preserve">Need a description for the problem</w:t>
-      </w:r>
-    </w:p>
-    <w:p>
-      <w:pPr>
-        <w:pStyle w:val="BodyText"/>
-      </w:pPr>
-      <w:r>
-        <w:rPr>
-          <w:i/>
-          <w:iCs/>
-        </w:rPr>
-        <w:t xml:space="preserve">Recommendation</w:t>
-      </w:r>
-    </w:p>
-    <w:p>
-      <w:pPr>
-        <w:pStyle w:val="BodyText"/>
-      </w:pPr>
-      <w:r>
-        <w:t xml:space="preserve">Air seal and insulate [** insert auditor description - bay window, bulkhead door, chase, kneewall, anything else that is unique to the home and not otherwise covered in another recommendation]</w:t>
-      </w:r>
-      <w:r>
-        <w:rPr>
-          <w:i/>
-          <w:iCs/>
-        </w:rPr>
-        <w:t xml:space="preserve">Estimated Costs/Benefits/Incentives</w:t>
-      </w:r>
-    </w:p>
-    <w:p>
-      <w:pPr>
-        <w:pStyle w:val="BodyText"/>
-      </w:pPr>
-      <w:r>
-        <w:t xml:space="preserve">As part of a larger insulation project, this work may be eligible for Efficiency Maine rebates and other incentives for insulation work, up to 80% of the overall cost to weatherize your home (subject to a lifetime limit per building).</w:t>
-      </w:r>
-    </w:p>
-    <w:bookmarkEnd w:id="59"/>
-    <w:bookmarkStart w:id="60" w:name="replace-windows"/>
-    <w:p>
-      <w:pPr>
-        <w:pStyle w:val="Heading3"/>
-      </w:pPr>
-      <w:r>
-        <w:t xml:space="preserve">4.19 Replace Windows</w:t>
-      </w:r>
-    </w:p>
-    <w:p>
-      <w:pPr>
-        <w:pStyle w:val="FirstParagraph"/>
-      </w:pPr>
-      <w:r>
-        <w:rPr>
-          <w:i/>
-          <w:iCs/>
-        </w:rPr>
-        <w:t xml:space="preserve">Problem</w:t>
-      </w:r>
-    </w:p>
-    <w:p>
-      <w:pPr>
-        <w:pStyle w:val="BodyText"/>
-      </w:pPr>
-      <w:r>
-        <w:rPr>
-          <w:b/>
-          <w:bCs/>
-        </w:rPr>
-        <w:t xml:space="preserve">Need to get the description of the problem</w:t>
-      </w:r>
-    </w:p>
-    <w:p>
-      <w:pPr>
-        <w:pStyle w:val="BodyText"/>
-      </w:pPr>
-      <w:r>
-        <w:rPr>
-          <w:i/>
-          <w:iCs/>
-        </w:rPr>
-        <w:t xml:space="preserve">Recommendation</w:t>
-      </w:r>
-    </w:p>
-    <w:p>
-      <w:pPr>
-        <w:pStyle w:val="BodyText"/>
-      </w:pPr>
-      <w:r>
-        <w:t xml:space="preserve">Replace single-paned windows with double- or triple-paned windows and ensure the frames are airsealed. We recommend installing windows that are Energy Star certified for</w:t>
-      </w:r>
-      <w:r>
-        <w:t xml:space="preserve"> </w:t>
-      </w:r>
-      <w:r>
-        <w:t xml:space="preserve">‘Northern’</w:t>
-      </w:r>
-      <w:r>
-        <w:t xml:space="preserve"> </w:t>
-      </w:r>
-      <w:r>
-        <w:t xml:space="preserve">climate.</w:t>
-      </w:r>
-      <w:r>
-        <w:rPr>
-          <w:i/>
-          <w:iCs/>
-        </w:rPr>
-        <w:t xml:space="preserve">Estimated Costs/Benefits/Incentives</w:t>
-      </w:r>
-    </w:p>
-    <w:p>
-      <w:pPr>
-        <w:pStyle w:val="BodyText"/>
-      </w:pPr>
-      <w:r>
-        <w:t xml:space="preserve">New windows are eligible for a nonrefundable federal tax credit of 30% of the cost of the window units up to $600, subject to an annual maximum benefit of $1,200 (shared with other home envelope improvements, like attic and basement insulation).</w:t>
-      </w:r>
-    </w:p>
-    <w:bookmarkEnd w:id="60"/>
-    <w:bookmarkEnd w:id="61"/>
-    <w:bookmarkStart w:id="62" w:name="additional-resources"/>
-    <w:p>
-      <w:pPr>
-        <w:pStyle w:val="Heading2"/>
-      </w:pPr>
-      <w:r>
-        <w:t xml:space="preserve">5 Additional Resources</w:t>
-      </w:r>
-    </w:p>
-    <w:p>
-      <w:pPr>
-        <w:pStyle w:val="FirstParagraph"/>
-      </w:pPr>
-      <w:r>
-        <w:t xml:space="preserve">Many home efficiency upgrades are eligible for Efficiency Maine rebates and federal tax credits. Financial incentives vary based on income level and type of occupancy. An overview of all state rebates and federal tax credits can be found here: https://www.efficiencymaine.com/at-home/.</w:t>
-      </w:r>
-    </w:p>
-    <w:p>
-      <w:pPr>
-        <w:pStyle w:val="BodyText"/>
-      </w:pPr>
-      <w:r>
-        <w:t xml:space="preserve">You can search for Efficiency Maine registered contractors here: https://www.efficiencymaine.com/at-home/vendor-locator/.</w:t>
-      </w:r>
-    </w:p>
-    <w:p>
-      <w:pPr>
-        <w:pStyle w:val="BodyText"/>
-      </w:pPr>
-      <w:r>
-        <w:t xml:space="preserve">We recommend discussing a whole-home plan for insulation and air sealing work in the basement, walls, and attic with contractors to determine how to best sequence the work to take full advantage of the Efficiency Maine rebates (which are subject to lifetime maximums) and nonrefundable federal tax credits (which are subject to annual maximums).</w:t>
-      </w:r>
-    </w:p>
-    <w:p>
-      <w:pPr>
-        <w:pStyle w:val="BodyText"/>
-      </w:pPr>
-      <w:r>
-        <w:t xml:space="preserve">Efficiency Maine also offers home energy loans to help homeowners who are Maine residents pay for energy and related health and safety upgrades. There are no fees, and interest rates for multi-year loans are between 5.99% (max $7,500) and 7.99% (max $25,000), depending on income level. Low- and moderate-income homeowners who borrow the full $7,500 and pay it back over 10 years will pay a monthly cost of $83. There is also a 1-year, 0% APR option. To learn more or apply, call 866-376-2463 or visit https://www.efficiencymaine.com/home-energy-loans/</w:t>
-      </w:r>
-    </w:p>
-    <w:bookmarkEnd w:id="62"/>
-    <w:bookmarkStart w:id="82" w:name="section-four-tests"/>
-    <w:p>
-      <w:pPr>
-        <w:pStyle w:val="Heading2"/>
-      </w:pPr>
-      <w:r>
-        <w:t xml:space="preserve">6 Section Four Tests</w:t>
-      </w:r>
-    </w:p>
-    <w:bookmarkStart w:id="63" w:name="replace-windows-1"/>
-    <w:p>
-      <w:pPr>
-        <w:pStyle w:val="Heading3"/>
-      </w:pPr>
-      <w:r>
-        <w:t xml:space="preserve">6.1 Replace Windows</w:t>
-      </w:r>
-    </w:p>
-    <w:bookmarkEnd w:id="63"/>
-    <w:bookmarkStart w:id="64" w:name="misc.-air-sealing-and-insulation-1"/>
-    <w:p>
-      <w:pPr>
-        <w:pStyle w:val="Heading3"/>
-      </w:pPr>
-      <w:r>
-        <w:t xml:space="preserve">6.2 Misc. Air Sealing and Insulation</w:t>
-      </w:r>
-    </w:p>
-    <w:bookmarkEnd w:id="64"/>
-    <w:bookmarkStart w:id="65" w:name="diy-air-sealing-1"/>
-    <w:p>
-      <w:pPr>
-        <w:pStyle w:val="Heading3"/>
-      </w:pPr>
-      <w:r>
-        <w:t xml:space="preserve">6.3 DIY Air Sealing</w:t>
-      </w:r>
-    </w:p>
-    <w:bookmarkEnd w:id="65"/>
-    <w:bookmarkStart w:id="66" w:name="pipe-insulation-1"/>
-    <w:p>
-      <w:pPr>
-        <w:pStyle w:val="Heading3"/>
-      </w:pPr>
-      <w:r>
-        <w:t xml:space="preserve">6.4 Pipe Insulation</w:t>
-      </w:r>
-    </w:p>
-    <w:bookmarkEnd w:id="66"/>
-    <w:bookmarkStart w:id="67" w:name="whole-house-surge-protection-1"/>
-    <w:p>
-      <w:pPr>
-        <w:pStyle w:val="Heading3"/>
-      </w:pPr>
-      <w:r>
-        <w:t xml:space="preserve">6.5 Whole-House Surge Protection</w:t>
-      </w:r>
-    </w:p>
-    <w:bookmarkEnd w:id="67"/>
-    <w:bookmarkStart w:id="68" w:name="air-source-heat-pump-1"/>
-    <w:p>
-      <w:pPr>
-        <w:pStyle w:val="Heading3"/>
-      </w:pPr>
-      <w:r>
-        <w:t xml:space="preserve">6.6 Air Source Heat Pump</w:t>
-      </w:r>
-    </w:p>
-    <w:bookmarkEnd w:id="68"/>
-    <w:bookmarkStart w:id="69" w:name="electrical-panel-upgrade-1"/>
-    <w:p>
-      <w:pPr>
-        <w:pStyle w:val="Heading3"/>
-      </w:pPr>
-      <w:r>
-        <w:t xml:space="preserve">6.7 Electrical Panel Upgrade</w:t>
-      </w:r>
-    </w:p>
-    <w:bookmarkEnd w:id="69"/>
-    <w:bookmarkStart w:id="70" w:name="continuous-exterior-wall-insulation-1"/>
-    <w:p>
-      <w:pPr>
-        <w:pStyle w:val="Heading3"/>
-      </w:pPr>
-      <w:r>
-        <w:t xml:space="preserve">6.8 Continuous Exterior Wall Insulation</w:t>
-      </w:r>
-    </w:p>
-    <w:bookmarkEnd w:id="70"/>
-    <w:bookmarkStart w:id="71" w:name="blown-in-cellulose-wall-insulation"/>
-    <w:p>
-      <w:pPr>
-        <w:pStyle w:val="Heading3"/>
-      </w:pPr>
-      <w:r>
-        <w:t xml:space="preserve">6.9 Blown-in Cellulose Wall Insulation</w:t>
-      </w:r>
-    </w:p>
-    <w:bookmarkEnd w:id="71"/>
-    <w:bookmarkStart w:id="72" w:name="attic-air-sealing-and-insulation"/>
-    <w:p>
-      <w:pPr>
-        <w:pStyle w:val="Heading3"/>
-      </w:pPr>
-      <w:r>
-        <w:t xml:space="preserve">6.10 Attic Air Sealing and Insulation</w:t>
-      </w:r>
-    </w:p>
-    <w:bookmarkEnd w:id="72"/>
-    <w:bookmarkStart w:id="73" w:name="kitchen-exhaust-fan"/>
-    <w:p>
-      <w:pPr>
-        <w:pStyle w:val="Heading3"/>
-      </w:pPr>
-      <w:r>
-        <w:t xml:space="preserve">6.11 Kitchen Exhaust Fan</w:t>
-      </w:r>
-    </w:p>
-    <w:bookmarkEnd w:id="73"/>
-    <w:bookmarkStart w:id="74" w:name="bathroom-exhaust-fans-1"/>
-    <w:p>
-      <w:pPr>
-        <w:pStyle w:val="Heading3"/>
-      </w:pPr>
-      <w:r>
-        <w:t xml:space="preserve">6.12 Bathroom Exhaust Fan(s)</w:t>
-      </w:r>
-    </w:p>
-    <w:bookmarkEnd w:id="74"/>
-    <w:bookmarkStart w:id="75" w:name="gutters-1"/>
-    <w:p>
-      <w:pPr>
-        <w:pStyle w:val="Heading3"/>
-      </w:pPr>
-      <w:r>
-        <w:t xml:space="preserve">6.13 Gutters</w:t>
-      </w:r>
-    </w:p>
-    <w:bookmarkEnd w:id="75"/>
-    <w:bookmarkStart w:id="76" w:name="refrigerator-1"/>
-    <w:p>
-      <w:pPr>
-        <w:pStyle w:val="Heading3"/>
-      </w:pPr>
-      <w:r>
-        <w:t xml:space="preserve">6.14 Refrigerator</w:t>
-      </w:r>
-    </w:p>
-    <w:bookmarkEnd w:id="76"/>
-    <w:bookmarkStart w:id="77" w:name="windowdressers"/>
-    <w:p>
-      <w:pPr>
-        <w:pStyle w:val="Heading3"/>
-      </w:pPr>
-      <w:r>
-        <w:t xml:space="preserve">6.15 WindowDressers</w:t>
-      </w:r>
-    </w:p>
-    <w:bookmarkEnd w:id="77"/>
-    <w:bookmarkStart w:id="78" w:name="high-efficiency-shower-heads-1"/>
-    <w:p>
-      <w:pPr>
-        <w:pStyle w:val="Heading3"/>
-      </w:pPr>
-      <w:r>
-        <w:t xml:space="preserve">6.16 High-efficiency Shower Head(s)</w:t>
-      </w:r>
-    </w:p>
-    <w:bookmarkEnd w:id="78"/>
-    <w:bookmarkStart w:id="79" w:name="furnaceboiler-tune-up-1"/>
-    <w:p>
-      <w:pPr>
-        <w:pStyle w:val="Heading3"/>
-      </w:pPr>
-      <w:r>
-        <w:t xml:space="preserve">6.17 Furnace/Boiler Tune-up</w:t>
+        <w:t xml:space="preserve"># cat(”</w:t>
       </w:r>
     </w:p>
     <w:bookmarkEnd w:id="79"/>
-    <w:bookmarkStart w:id="80" w:name="other-2-1"/>
-    <w:p>
-      <w:pPr>
-        <w:pStyle w:val="Heading3"/>
-      </w:pPr>
-      <w:r>
-        <w:t xml:space="preserve">6.18 Other 2</w:t>
-      </w:r>
-    </w:p>
     <w:bookmarkEnd w:id="80"/>
-    <w:bookmarkStart w:id="81" w:name="other-1-1"/>
-    <w:p>
-      <w:pPr>
-        <w:pStyle w:val="Heading3"/>
-      </w:pPr>
-      <w:r>
-        <w:t xml:space="preserve">6.19 Other 1</w:t>
-      </w:r>
-    </w:p>
-    <w:p>
-      <w:pPr>
-        <w:pStyle w:val="FirstParagraph"/>
-      </w:pPr>
-      <w:r>
-        <w:t xml:space="preserve">[1]</w:t>
-      </w:r>
-      <w:r>
-        <w:t xml:space="preserve"> </w:t>
-      </w:r>
-      <w:r>
-        <w:t xml:space="preserve">“)</w:t>
-      </w:r>
-      <w:r>
-        <w:t xml:space="preserve">}</w:t>
-      </w:r>
-      <w:r>
-        <w:t xml:space="preserve"># cat(”</w:t>
-      </w:r>
-    </w:p>
-    <w:bookmarkEnd w:id="81"/>
-    <w:bookmarkEnd w:id="82"/>
     <w:sectPr>
       <w:footerReference r:id="rId9" w:type="default"/>
       <w:pgSz w:h="15840" w:w="12240"/>

--- a/Quarto_report/Audit_Report.docx
+++ b/Quarto_report/Audit_Report.docx
@@ -15,31 +15,31 @@
         <w:pStyle w:val="FirstParagraph"/>
       </w:pPr>
       <w:r>
-        <w:t xml:space="preserve">Homeowner(s): Dan Fernald, Katy Fernald</w:t>
-      </w:r>
-    </w:p>
-    <w:p>
-      <w:pPr>
-        <w:pStyle w:val="BodyText"/>
-      </w:pPr>
-      <w:r>
-        <w:t xml:space="preserve">Address: 16 Mosswood Rd Islesford, ME 04646</w:t>
-      </w:r>
-    </w:p>
-    <w:p>
-      <w:pPr>
-        <w:pStyle w:val="BodyText"/>
-      </w:pPr>
-      <w:r>
-        <w:t xml:space="preserve">Owner Contact: islesfordartists@gmail.com, (207) 244-3145</w:t>
-      </w:r>
-    </w:p>
-    <w:p>
-      <w:pPr>
-        <w:pStyle w:val="BodyText"/>
-      </w:pPr>
-      <w:r>
-        <w:t xml:space="preserve">Auditors: David Gibson, Pema Lhundrup, Mabon Young, Rashmi Mohan</w:t>
+        <w:t xml:space="preserve">Homeowner(s): Judi Lim</w:t>
+      </w:r>
+    </w:p>
+    <w:p>
+      <w:pPr>
+        <w:pStyle w:val="BodyText"/>
+      </w:pPr>
+      <w:r>
+        <w:t xml:space="preserve">Address: 443 Cranberry Road, Cranberry Isles, 04625</w:t>
+      </w:r>
+    </w:p>
+    <w:p>
+      <w:pPr>
+        <w:pStyle w:val="BodyText"/>
+      </w:pPr>
+      <w:r>
+        <w:t xml:space="preserve">Owner Contact: NA</w:t>
+      </w:r>
+    </w:p>
+    <w:p>
+      <w:pPr>
+        <w:pStyle w:val="BodyText"/>
+      </w:pPr>
+      <w:r>
+        <w:t xml:space="preserve">Auditors: Uriel Orozco Brenes, Zoe Duni</w:t>
       </w:r>
     </w:p>
     <w:p>
@@ -55,7 +55,7 @@
         <w:pStyle w:val="BodyText"/>
       </w:pPr>
       <w:r>
-        <w:t xml:space="preserve">Report Date: June 24, 2025</w:t>
+        <w:t xml:space="preserve">Report Date: June 25, 2025</w:t>
       </w:r>
     </w:p>
     <w:p>
@@ -70,7 +70,7 @@
         <w:pStyle w:val="FirstParagraph"/>
       </w:pPr>
       <w:r>
-        <w:t xml:space="preserve">We conducted an energy assessment of your home on 6/23/2025. This report will tell you what we did, what we found, and what we suggest for your home. These suggestions include information on incentives and financing to make improvements more affordable.</w:t>
+        <w:t xml:space="preserve">We conducted an energy assessment of your home on 7/30/2024. This report will tell you what we did, what we found, and what we suggest for your home. These suggestions include information on incentives and financing to make improvements more affordable.</w:t>
       </w:r>
     </w:p>
     <w:p>
@@ -234,7 +234,7 @@
         <w:pStyle w:val="FirstParagraph"/>
       </w:pPr>
       <w:r>
-        <w:t xml:space="preserve">We assessed combustion appliances that burn fossil fuels such as propane, heating oil, or kerosene. These include furnaces, boilers, water heaters, and gas ovens. We visually inspected the combustion appliance(s) in your home, as well as conducted combustion safety tests. This included measuring for carbon monoxide and testing that flue gases are properly exhausting from the home. We also performed gas leak detection tests on your propane appliance(s).</w:t>
+        <w:t xml:space="preserve">We assessed combustion appliances that burn fossil fuels such as propane, heating oil, or kerosene. These include furnaces, boilers, water heaters, and gas ovens. We visually inspected the combustion appliance(s) in your home, but we were unable to perform combustion safety tests.</w:t>
       </w:r>
     </w:p>
     <w:bookmarkEnd w:id="27"/>
@@ -344,31 +344,31 @@
                 <w:rFonts w:ascii="Calibri" w:hAnsi="Calibri"/>
                 <w:sz w:val="20"/>
               </w:rPr>
-              <w:t xml:space="default">Furnace/Boiler Tune-up</w:t>
-            </w:r>
-          </w:p>
-        </w:tc>
-        <w:tc>
-          <w:tcPr>
-            <w:tcBorders>
-              <w:top w:val="single" w:space="0" w:color="D3D3D3"/>
-              <w:bottom w:val="single" w:space="0" w:color="D3D3D3"/>
-              <w:start w:val="single" w:space="0" w:color="D3D3D3"/>
-              <w:end w:val="single" w:space="0" w:color="D3D3D3"/>
-            </w:tcBorders>
-          </w:tcPr>
-          <w:p>
-            <w:pPr>
-              <w:spacing w:before="0" w:after="60"/>
-              <w:keepNext/>
-              <w:jc w:val="start"/>
-            </w:pPr>
-            <w:r>
-              <w:rPr>
-                <w:rFonts w:ascii="Calibri" w:hAnsi="Calibri"/>
-                <w:sz w:val="20"/>
-              </w:rPr>
-              <w:t xml:space="default">Have the furnace/boiler and flue inspected and adjusted by a licensed professional. This should be available from your fuel delivery company.</w:t>
+              <w:t xml:space="default">WindowDressers</w:t>
+            </w:r>
+          </w:p>
+        </w:tc>
+        <w:tc>
+          <w:tcPr>
+            <w:tcBorders>
+              <w:top w:val="single" w:space="0" w:color="D3D3D3"/>
+              <w:bottom w:val="single" w:space="0" w:color="D3D3D3"/>
+              <w:start w:val="single" w:space="0" w:color="D3D3D3"/>
+              <w:end w:val="single" w:space="0" w:color="D3D3D3"/>
+            </w:tcBorders>
+          </w:tcPr>
+          <w:p>
+            <w:pPr>
+              <w:spacing w:before="0" w:after="60"/>
+              <w:keepNext/>
+              <w:jc w:val="start"/>
+            </w:pPr>
+            <w:r>
+              <w:rPr>
+                <w:rFonts w:ascii="Calibri" w:hAnsi="Calibri"/>
+                <w:sz w:val="20"/>
+              </w:rPr>
+              <w:t xml:space="default">WindowDressers are insulating window inserts that help air-seal windows and reduce heat loss and gain.</w:t>
             </w:r>
           </w:p>
         </w:tc>
@@ -397,31 +397,31 @@
                 <w:rFonts w:ascii="Calibri" w:hAnsi="Calibri"/>
                 <w:sz w:val="20"/>
               </w:rPr>
-              <w:t xml:space="default">High-efficiency Shower Head(s)</w:t>
-            </w:r>
-          </w:p>
-        </w:tc>
-        <w:tc>
-          <w:tcPr>
-            <w:tcBorders>
-              <w:top w:val="single" w:space="0" w:color="D3D3D3"/>
-              <w:bottom w:val="single" w:space="0" w:color="D3D3D3"/>
-              <w:start w:val="single" w:space="0" w:color="D3D3D3"/>
-              <w:end w:val="single" w:space="0" w:color="D3D3D3"/>
-            </w:tcBorders>
-          </w:tcPr>
-          <w:p>
-            <w:pPr>
-              <w:spacing w:before="0" w:after="60"/>
-              <w:keepNext/>
-              <w:jc w:val="start"/>
-            </w:pPr>
-            <w:r>
-              <w:rPr>
-                <w:rFonts w:ascii="Calibri" w:hAnsi="Calibri"/>
-                <w:sz w:val="20"/>
-              </w:rPr>
-              <w:t xml:space="default">Install high-efficiency shower heads to reduce the amount of water and energy to heat the water used when showering.</w:t>
+              <w:t xml:space="default">LEDs</w:t>
+            </w:r>
+          </w:p>
+        </w:tc>
+        <w:tc>
+          <w:tcPr>
+            <w:tcBorders>
+              <w:top w:val="single" w:space="0" w:color="D3D3D3"/>
+              <w:bottom w:val="single" w:space="0" w:color="D3D3D3"/>
+              <w:start w:val="single" w:space="0" w:color="D3D3D3"/>
+              <w:end w:val="single" w:space="0" w:color="D3D3D3"/>
+            </w:tcBorders>
+          </w:tcPr>
+          <w:p>
+            <w:pPr>
+              <w:spacing w:before="0" w:after="60"/>
+              <w:keepNext/>
+              <w:jc w:val="start"/>
+            </w:pPr>
+            <w:r>
+              <w:rPr>
+                <w:rFonts w:ascii="Calibri" w:hAnsi="Calibri"/>
+                <w:sz w:val="20"/>
+              </w:rPr>
+              <w:t xml:space="default">Switch your light bulbs to LED light bulbs. LEDs use 80% less energy than incandescent light bulbs which can significantly reduce your electricity bill.</w:t>
             </w:r>
           </w:p>
         </w:tc>
@@ -450,31 +450,31 @@
                 <w:rFonts w:ascii="Calibri" w:hAnsi="Calibri"/>
                 <w:sz w:val="20"/>
               </w:rPr>
-              <w:t xml:space="default">WindowDressers</w:t>
-            </w:r>
-          </w:p>
-        </w:tc>
-        <w:tc>
-          <w:tcPr>
-            <w:tcBorders>
-              <w:top w:val="single" w:space="0" w:color="D3D3D3"/>
-              <w:bottom w:val="single" w:space="0" w:color="D3D3D3"/>
-              <w:start w:val="single" w:space="0" w:color="D3D3D3"/>
-              <w:end w:val="single" w:space="0" w:color="D3D3D3"/>
-            </w:tcBorders>
-          </w:tcPr>
-          <w:p>
-            <w:pPr>
-              <w:spacing w:before="0" w:after="60"/>
-              <w:keepNext/>
-              <w:jc w:val="start"/>
-            </w:pPr>
-            <w:r>
-              <w:rPr>
-                <w:rFonts w:ascii="Calibri" w:hAnsi="Calibri"/>
-                <w:sz w:val="20"/>
-              </w:rPr>
-              <w:t xml:space="default">WindowDressers are insulating window inserts that help air-seal windows and reduce heat loss and gain.</w:t>
+              <w:t xml:space="default">High-efficiency Shower Head(s)</w:t>
+            </w:r>
+          </w:p>
+        </w:tc>
+        <w:tc>
+          <w:tcPr>
+            <w:tcBorders>
+              <w:top w:val="single" w:space="0" w:color="D3D3D3"/>
+              <w:bottom w:val="single" w:space="0" w:color="D3D3D3"/>
+              <w:start w:val="single" w:space="0" w:color="D3D3D3"/>
+              <w:end w:val="single" w:space="0" w:color="D3D3D3"/>
+            </w:tcBorders>
+          </w:tcPr>
+          <w:p>
+            <w:pPr>
+              <w:spacing w:before="0" w:after="60"/>
+              <w:keepNext/>
+              <w:jc w:val="start"/>
+            </w:pPr>
+            <w:r>
+              <w:rPr>
+                <w:rFonts w:ascii="Calibri" w:hAnsi="Calibri"/>
+                <w:sz w:val="20"/>
+              </w:rPr>
+              <w:t xml:space="default">Install high-efficiency shower heads to reduce the amount of water and energy to heat the water used when showering.</w:t>
             </w:r>
           </w:p>
         </w:tc>
@@ -503,31 +503,31 @@
                 <w:rFonts w:ascii="Calibri" w:hAnsi="Calibri"/>
                 <w:sz w:val="20"/>
               </w:rPr>
-              <w:t xml:space="default">Freezer</w:t>
-            </w:r>
-          </w:p>
-        </w:tc>
-        <w:tc>
-          <w:tcPr>
-            <w:tcBorders>
-              <w:top w:val="single" w:space="0" w:color="D3D3D3"/>
-              <w:bottom w:val="single" w:space="0" w:color="D3D3D3"/>
-              <w:start w:val="single" w:space="0" w:color="D3D3D3"/>
-              <w:end w:val="single" w:space="0" w:color="D3D3D3"/>
-            </w:tcBorders>
-          </w:tcPr>
-          <w:p>
-            <w:pPr>
-              <w:spacing w:before="0" w:after="60"/>
-              <w:keepNext/>
-              <w:jc w:val="start"/>
-            </w:pPr>
-            <w:r>
-              <w:rPr>
-                <w:rFonts w:ascii="Calibri" w:hAnsi="Calibri"/>
-                <w:sz w:val="20"/>
-              </w:rPr>
-              <w:t xml:space="default">Replace your freezer with a new, EnergyStar certified freezer. Look at the Energy Guide label to compare the energy use of new freezers.</w:t>
+              <w:t xml:space="default">Gutters</w:t>
+            </w:r>
+          </w:p>
+        </w:tc>
+        <w:tc>
+          <w:tcPr>
+            <w:tcBorders>
+              <w:top w:val="single" w:space="0" w:color="D3D3D3"/>
+              <w:bottom w:val="single" w:space="0" w:color="D3D3D3"/>
+              <w:start w:val="single" w:space="0" w:color="D3D3D3"/>
+              <w:end w:val="single" w:space="0" w:color="D3D3D3"/>
+            </w:tcBorders>
+          </w:tcPr>
+          <w:p>
+            <w:pPr>
+              <w:spacing w:before="0" w:after="60"/>
+              <w:keepNext/>
+              <w:jc w:val="start"/>
+            </w:pPr>
+            <w:r>
+              <w:rPr>
+                <w:rFonts w:ascii="Calibri" w:hAnsi="Calibri"/>
+                <w:sz w:val="20"/>
+              </w:rPr>
+              <w:t xml:space="default">Install gutters and downspouts that divert water at least six feet away from the foundation and to where the ground slopes away from the house.</w:t>
             </w:r>
           </w:p>
         </w:tc>
@@ -556,31 +556,31 @@
                 <w:rFonts w:ascii="Calibri" w:hAnsi="Calibri"/>
                 <w:sz w:val="20"/>
               </w:rPr>
-              <w:t xml:space="default">Induction Stove/Oven</w:t>
-            </w:r>
-          </w:p>
-        </w:tc>
-        <w:tc>
-          <w:tcPr>
-            <w:tcBorders>
-              <w:top w:val="single" w:space="0" w:color="D3D3D3"/>
-              <w:bottom w:val="single" w:space="0" w:color="D3D3D3"/>
-              <w:start w:val="single" w:space="0" w:color="D3D3D3"/>
-              <w:end w:val="single" w:space="0" w:color="D3D3D3"/>
-            </w:tcBorders>
-          </w:tcPr>
-          <w:p>
-            <w:pPr>
-              <w:spacing w:before="0" w:after="60"/>
-              <w:keepNext/>
-              <w:jc w:val="start"/>
-            </w:pPr>
-            <w:r>
-              <w:rPr>
-                <w:rFonts w:ascii="Calibri" w:hAnsi="Calibri"/>
-                <w:sz w:val="20"/>
-              </w:rPr>
-              <w:t xml:space="default">Induction cooking appliances are more efficient and safer than electric or gas ones. There is no risk of carbon monoxide or other harmful combustion gases, and the surface doesn’t heat up without a pot or pan on it.</w:t>
+              <w:t xml:space="default">Bathroom Exhaust Fan(s)</w:t>
+            </w:r>
+          </w:p>
+        </w:tc>
+        <w:tc>
+          <w:tcPr>
+            <w:tcBorders>
+              <w:top w:val="single" w:space="0" w:color="D3D3D3"/>
+              <w:bottom w:val="single" w:space="0" w:color="D3D3D3"/>
+              <w:start w:val="single" w:space="0" w:color="D3D3D3"/>
+              <w:end w:val="single" w:space="0" w:color="D3D3D3"/>
+            </w:tcBorders>
+          </w:tcPr>
+          <w:p>
+            <w:pPr>
+              <w:spacing w:before="0" w:after="60"/>
+              <w:keepNext/>
+              <w:jc w:val="start"/>
+            </w:pPr>
+            <w:r>
+              <w:rPr>
+                <w:rFonts w:ascii="Calibri" w:hAnsi="Calibri"/>
+                <w:sz w:val="20"/>
+              </w:rPr>
+              <w:t xml:space="default">Install bathroom exhaust fans in all bathrooms that do not have them. These should be rated for at least 80 cubic feet per minute (CFM) if there is a shower. We recommend the Panasonic Whisper series or similar fans that don’t create excess noise.</w:t>
             </w:r>
           </w:p>
         </w:tc>
@@ -609,31 +609,31 @@
                 <w:rFonts w:ascii="Calibri" w:hAnsi="Calibri"/>
                 <w:sz w:val="20"/>
               </w:rPr>
-              <w:t xml:space="default">Bathroom Exhaust Fan(s)</w:t>
-            </w:r>
-          </w:p>
-        </w:tc>
-        <w:tc>
-          <w:tcPr>
-            <w:tcBorders>
-              <w:top w:val="single" w:space="0" w:color="D3D3D3"/>
-              <w:bottom w:val="single" w:space="0" w:color="D3D3D3"/>
-              <w:start w:val="single" w:space="0" w:color="D3D3D3"/>
-              <w:end w:val="single" w:space="0" w:color="D3D3D3"/>
-            </w:tcBorders>
-          </w:tcPr>
-          <w:p>
-            <w:pPr>
-              <w:spacing w:before="0" w:after="60"/>
-              <w:keepNext/>
-              <w:jc w:val="start"/>
-            </w:pPr>
-            <w:r>
-              <w:rPr>
-                <w:rFonts w:ascii="Calibri" w:hAnsi="Calibri"/>
-                <w:sz w:val="20"/>
-              </w:rPr>
-              <w:t xml:space="default">Install bathroom exhaust fans in all bathrooms that do not have them. These should be rated for at least 80 cubic feet per minute (CFM) if there is a shower. We recommend the Panasonic Whisper series or similar fans that don’t create excess noise.</w:t>
+              <w:t xml:space="default">Kitchen Exhaust Fan</w:t>
+            </w:r>
+          </w:p>
+        </w:tc>
+        <w:tc>
+          <w:tcPr>
+            <w:tcBorders>
+              <w:top w:val="single" w:space="0" w:color="D3D3D3"/>
+              <w:bottom w:val="single" w:space="0" w:color="D3D3D3"/>
+              <w:start w:val="single" w:space="0" w:color="D3D3D3"/>
+              <w:end w:val="single" w:space="0" w:color="D3D3D3"/>
+            </w:tcBorders>
+          </w:tcPr>
+          <w:p>
+            <w:pPr>
+              <w:spacing w:before="0" w:after="60"/>
+              <w:keepNext/>
+              <w:jc w:val="start"/>
+            </w:pPr>
+            <w:r>
+              <w:rPr>
+                <w:rFonts w:ascii="Calibri" w:hAnsi="Calibri"/>
+                <w:sz w:val="20"/>
+              </w:rPr>
+              <w:t xml:space="default">Install a kitchen exhaust fan to remove cooking fumes and moisture from your home. The fan should be rated for at least 100 cubic feet per minute. A kitchen fan should be ducted to the outdoors. If the ductwork will run through the attic, it should be installed before the attic is air-sealed and insulated.</w:t>
             </w:r>
           </w:p>
         </w:tc>
@@ -662,31 +662,31 @@
                 <w:rFonts w:ascii="Calibri" w:hAnsi="Calibri"/>
                 <w:sz w:val="20"/>
               </w:rPr>
-              <w:t xml:space="default">Kitchen Exhaust Fan</w:t>
-            </w:r>
-          </w:p>
-        </w:tc>
-        <w:tc>
-          <w:tcPr>
-            <w:tcBorders>
-              <w:top w:val="single" w:space="0" w:color="D3D3D3"/>
-              <w:bottom w:val="single" w:space="0" w:color="D3D3D3"/>
-              <w:start w:val="single" w:space="0" w:color="D3D3D3"/>
-              <w:end w:val="single" w:space="0" w:color="D3D3D3"/>
-            </w:tcBorders>
-          </w:tcPr>
-          <w:p>
-            <w:pPr>
-              <w:spacing w:before="0" w:after="60"/>
-              <w:keepNext/>
-              <w:jc w:val="start"/>
-            </w:pPr>
-            <w:r>
-              <w:rPr>
-                <w:rFonts w:ascii="Calibri" w:hAnsi="Calibri"/>
-                <w:sz w:val="20"/>
-              </w:rPr>
-              <w:t xml:space="default">Install a kitchen exhaust fan to remove cooking fumes and moisture from your home. The fan should be rated for at least 100 cubic feet per minute. A kitchen fan should be ducted to the outdoors. If the ductwork will run through the attic, it should be installed before the attic is air-sealed and insulated.</w:t>
+              <w:t xml:space="default">Induction Stove/Oven</w:t>
+            </w:r>
+          </w:p>
+        </w:tc>
+        <w:tc>
+          <w:tcPr>
+            <w:tcBorders>
+              <w:top w:val="single" w:space="0" w:color="D3D3D3"/>
+              <w:bottom w:val="single" w:space="0" w:color="D3D3D3"/>
+              <w:start w:val="single" w:space="0" w:color="D3D3D3"/>
+              <w:end w:val="single" w:space="0" w:color="D3D3D3"/>
+            </w:tcBorders>
+          </w:tcPr>
+          <w:p>
+            <w:pPr>
+              <w:spacing w:before="0" w:after="60"/>
+              <w:keepNext/>
+              <w:jc w:val="start"/>
+            </w:pPr>
+            <w:r>
+              <w:rPr>
+                <w:rFonts w:ascii="Calibri" w:hAnsi="Calibri"/>
+                <w:sz w:val="20"/>
+              </w:rPr>
+              <w:t xml:space="default">Induction cooking appliances are more efficient and safer than electric or gas ones. There is no risk of carbon monoxide or other harmful combustion gases, and the surface doesn’t heat up without a pot or pan on it.</w:t>
             </w:r>
           </w:p>
         </w:tc>
@@ -715,31 +715,31 @@
                 <w:rFonts w:ascii="Calibri" w:hAnsi="Calibri"/>
                 <w:sz w:val="20"/>
               </w:rPr>
-              <w:t xml:space="default">Vapor Barrier</w:t>
-            </w:r>
-          </w:p>
-        </w:tc>
-        <w:tc>
-          <w:tcPr>
-            <w:tcBorders>
-              <w:top w:val="single" w:space="0" w:color="D3D3D3"/>
-              <w:bottom w:val="single" w:space="0" w:color="D3D3D3"/>
-              <w:start w:val="single" w:space="0" w:color="D3D3D3"/>
-              <w:end w:val="single" w:space="0" w:color="D3D3D3"/>
-            </w:tcBorders>
-          </w:tcPr>
-          <w:p>
-            <w:pPr>
-              <w:spacing w:before="0" w:after="60"/>
-              <w:keepNext/>
-              <w:jc w:val="start"/>
-            </w:pPr>
-            <w:r>
-              <w:rPr>
-                <w:rFonts w:ascii="Calibri" w:hAnsi="Calibri"/>
-                <w:sz w:val="20"/>
-              </w:rPr>
-              <w:t xml:space="default">Install a vapor barrier on the basement floor to stop moisture from entering the basement and house.</w:t>
+              <w:t xml:space="default">Attic Air Sealing and Insulation</w:t>
+            </w:r>
+          </w:p>
+        </w:tc>
+        <w:tc>
+          <w:tcPr>
+            <w:tcBorders>
+              <w:top w:val="single" w:space="0" w:color="D3D3D3"/>
+              <w:bottom w:val="single" w:space="0" w:color="D3D3D3"/>
+              <w:start w:val="single" w:space="0" w:color="D3D3D3"/>
+              <w:end w:val="single" w:space="0" w:color="D3D3D3"/>
+            </w:tcBorders>
+          </w:tcPr>
+          <w:p>
+            <w:pPr>
+              <w:spacing w:before="0" w:after="60"/>
+              <w:keepNext/>
+              <w:jc w:val="start"/>
+            </w:pPr>
+            <w:r>
+              <w:rPr>
+                <w:rFonts w:ascii="Calibri" w:hAnsi="Calibri"/>
+                <w:sz w:val="20"/>
+              </w:rPr>
+              <w:t xml:space="default">Air seal the attic and insulate it to at least R-60 (18 inches of loose-fill cellulose insulation).</w:t>
             </w:r>
           </w:p>
         </w:tc>
@@ -768,31 +768,31 @@
                 <w:rFonts w:ascii="Calibri" w:hAnsi="Calibri"/>
                 <w:sz w:val="20"/>
               </w:rPr>
-              <w:t xml:space="default">Spray Foam Basement/Crawlspace Walls</w:t>
-            </w:r>
-          </w:p>
-        </w:tc>
-        <w:tc>
-          <w:tcPr>
-            <w:tcBorders>
-              <w:top w:val="single" w:space="0" w:color="D3D3D3"/>
-              <w:bottom w:val="single" w:space="0" w:color="D3D3D3"/>
-              <w:start w:val="single" w:space="0" w:color="D3D3D3"/>
-              <w:end w:val="single" w:space="0" w:color="D3D3D3"/>
-            </w:tcBorders>
-          </w:tcPr>
-          <w:p>
-            <w:pPr>
-              <w:spacing w:before="0" w:after="60"/>
-              <w:keepNext/>
-              <w:jc w:val="start"/>
-            </w:pPr>
-            <w:r>
-              <w:rPr>
-                <w:rFonts w:ascii="Calibri" w:hAnsi="Calibri"/>
-                <w:sz w:val="20"/>
-              </w:rPr>
-              <w:t xml:space="default">Install spray foam on the basement/crawlspace walls to prevent moisture infiltration and reduce heat loss.</w:t>
+              <w:t xml:space="default">Vapor Barrier</w:t>
+            </w:r>
+          </w:p>
+        </w:tc>
+        <w:tc>
+          <w:tcPr>
+            <w:tcBorders>
+              <w:top w:val="single" w:space="0" w:color="D3D3D3"/>
+              <w:bottom w:val="single" w:space="0" w:color="D3D3D3"/>
+              <w:start w:val="single" w:space="0" w:color="D3D3D3"/>
+              <w:end w:val="single" w:space="0" w:color="D3D3D3"/>
+            </w:tcBorders>
+          </w:tcPr>
+          <w:p>
+            <w:pPr>
+              <w:spacing w:before="0" w:after="60"/>
+              <w:keepNext/>
+              <w:jc w:val="start"/>
+            </w:pPr>
+            <w:r>
+              <w:rPr>
+                <w:rFonts w:ascii="Calibri" w:hAnsi="Calibri"/>
+                <w:sz w:val="20"/>
+              </w:rPr>
+              <w:t xml:space="default">Install a vapor barrier on the basement floor to stop moisture from entering the basement and house.</w:t>
             </w:r>
           </w:p>
         </w:tc>
@@ -821,31 +821,31 @@
                 <w:rFonts w:ascii="Calibri" w:hAnsi="Calibri"/>
                 <w:sz w:val="20"/>
               </w:rPr>
-              <w:t xml:space="default">Attic Air Sealing and Insulation</w:t>
-            </w:r>
-          </w:p>
-        </w:tc>
-        <w:tc>
-          <w:tcPr>
-            <w:tcBorders>
-              <w:top w:val="single" w:space="0" w:color="D3D3D3"/>
-              <w:bottom w:val="single" w:space="0" w:color="D3D3D3"/>
-              <w:start w:val="single" w:space="0" w:color="D3D3D3"/>
-              <w:end w:val="single" w:space="0" w:color="D3D3D3"/>
-            </w:tcBorders>
-          </w:tcPr>
-          <w:p>
-            <w:pPr>
-              <w:spacing w:before="0" w:after="60"/>
-              <w:keepNext/>
-              <w:jc w:val="start"/>
-            </w:pPr>
-            <w:r>
-              <w:rPr>
-                <w:rFonts w:ascii="Calibri" w:hAnsi="Calibri"/>
-                <w:sz w:val="20"/>
-              </w:rPr>
-              <w:t xml:space="default">Air seal the attic and insulate it to at least R-60 (18 inches of loose-fill cellulose insulation).</w:t>
+              <w:t xml:space="default">Spray Foam Basement/Crawlspace Walls</w:t>
+            </w:r>
+          </w:p>
+        </w:tc>
+        <w:tc>
+          <w:tcPr>
+            <w:tcBorders>
+              <w:top w:val="single" w:space="0" w:color="D3D3D3"/>
+              <w:bottom w:val="single" w:space="0" w:color="D3D3D3"/>
+              <w:start w:val="single" w:space="0" w:color="D3D3D3"/>
+              <w:end w:val="single" w:space="0" w:color="D3D3D3"/>
+            </w:tcBorders>
+          </w:tcPr>
+          <w:p>
+            <w:pPr>
+              <w:spacing w:before="0" w:after="60"/>
+              <w:keepNext/>
+              <w:jc w:val="start"/>
+            </w:pPr>
+            <w:r>
+              <w:rPr>
+                <w:rFonts w:ascii="Calibri" w:hAnsi="Calibri"/>
+                <w:sz w:val="20"/>
+              </w:rPr>
+              <w:t xml:space="default">Install spray foam on the basement/crawlspace walls to prevent moisture infiltration and reduce heat loss.</w:t>
             </w:r>
           </w:p>
         </w:tc>
@@ -874,31 +874,31 @@
                 <w:rFonts w:ascii="Calibri" w:hAnsi="Calibri"/>
                 <w:sz w:val="20"/>
               </w:rPr>
-              <w:t xml:space="default">Blown-in Cellulose Wall Insulation</w:t>
-            </w:r>
-          </w:p>
-        </w:tc>
-        <w:tc>
-          <w:tcPr>
-            <w:tcBorders>
-              <w:top w:val="single" w:space="0" w:color="D3D3D3"/>
-              <w:bottom w:val="single" w:space="0" w:color="D3D3D3"/>
-              <w:start w:val="single" w:space="0" w:color="D3D3D3"/>
-              <w:end w:val="single" w:space="0" w:color="D3D3D3"/>
-            </w:tcBorders>
-          </w:tcPr>
-          <w:p>
-            <w:pPr>
-              <w:spacing w:before="0" w:after="60"/>
-              <w:keepNext/>
-              <w:jc w:val="start"/>
-            </w:pPr>
-            <w:r>
-              <w:rPr>
-                <w:rFonts w:ascii="Calibri" w:hAnsi="Calibri"/>
-                <w:sz w:val="20"/>
-              </w:rPr>
-              <w:t xml:space="default">Insulate the wall stud cavities with dense packed, blown-in cellulose insulation.</w:t>
+              <w:t xml:space="default">Electrical Panel Upgrade</w:t>
+            </w:r>
+          </w:p>
+        </w:tc>
+        <w:tc>
+          <w:tcPr>
+            <w:tcBorders>
+              <w:top w:val="single" w:space="0" w:color="D3D3D3"/>
+              <w:bottom w:val="single" w:space="0" w:color="D3D3D3"/>
+              <w:start w:val="single" w:space="0" w:color="D3D3D3"/>
+              <w:end w:val="single" w:space="0" w:color="D3D3D3"/>
+            </w:tcBorders>
+          </w:tcPr>
+          <w:p>
+            <w:pPr>
+              <w:spacing w:before="0" w:after="60"/>
+              <w:keepNext/>
+              <w:jc w:val="start"/>
+            </w:pPr>
+            <w:r>
+              <w:rPr>
+                <w:rFonts w:ascii="Calibri" w:hAnsi="Calibri"/>
+                <w:sz w:val="20"/>
+              </w:rPr>
+              <w:t xml:space="default">Consult with an electrician about replacing your existing electrical panel with a 200 amp panel as you add electrical appliances to your home.</w:t>
             </w:r>
           </w:p>
         </w:tc>
@@ -927,349 +927,31 @@
                 <w:rFonts w:ascii="Calibri" w:hAnsi="Calibri"/>
                 <w:sz w:val="20"/>
               </w:rPr>
-              <w:t xml:space="default">Continuous Exterior Wall Insulation</w:t>
-            </w:r>
-          </w:p>
-        </w:tc>
-        <w:tc>
-          <w:tcPr>
-            <w:tcBorders>
-              <w:top w:val="single" w:space="0" w:color="D3D3D3"/>
-              <w:bottom w:val="single" w:space="0" w:color="D3D3D3"/>
-              <w:start w:val="single" w:space="0" w:color="D3D3D3"/>
-              <w:end w:val="single" w:space="0" w:color="D3D3D3"/>
-            </w:tcBorders>
-          </w:tcPr>
-          <w:p>
-            <w:pPr>
-              <w:spacing w:before="0" w:after="60"/>
-              <w:keepNext/>
-              <w:jc w:val="start"/>
-            </w:pPr>
-            <w:r>
-              <w:rPr>
-                <w:rFonts w:ascii="Calibri" w:hAnsi="Calibri"/>
-                <w:sz w:val="20"/>
-              </w:rPr>
-              <w:t xml:space="default">Add a continuous layer of insulation and potentially replace the air and moisture barrier once it becomes time to replace the siding.</w:t>
-            </w:r>
-          </w:p>
-        </w:tc>
-      </w:tr>
-      <w:tr>
-        <w:trPr>
-          <w:cantSplit/>
-        </w:trPr>
-        <w:tc>
-          <w:tcPr>
-            <w:tcBorders>
-              <w:top w:val="single" w:space="0" w:color="D3D3D3"/>
-              <w:bottom w:val="single" w:space="0" w:color="D3D3D3"/>
-              <w:start w:val="single" w:space="0" w:color="D3D3D3"/>
-              <w:end w:val="single" w:space="0" w:color="D3D3D3"/>
-            </w:tcBorders>
-          </w:tcPr>
-          <w:p>
-            <w:pPr>
-              <w:spacing w:before="0" w:after="60"/>
-              <w:keepNext/>
-              <w:jc w:val="start"/>
-            </w:pPr>
-            <w:r>
-              <w:rPr>
-                <w:rFonts w:ascii="Calibri" w:hAnsi="Calibri"/>
-                <w:sz w:val="20"/>
-              </w:rPr>
-              <w:t xml:space="default">Electrical Panel Upgrade</w:t>
-            </w:r>
-          </w:p>
-        </w:tc>
-        <w:tc>
-          <w:tcPr>
-            <w:tcBorders>
-              <w:top w:val="single" w:space="0" w:color="D3D3D3"/>
-              <w:bottom w:val="single" w:space="0" w:color="D3D3D3"/>
-              <w:start w:val="single" w:space="0" w:color="D3D3D3"/>
-              <w:end w:val="single" w:space="0" w:color="D3D3D3"/>
-            </w:tcBorders>
-          </w:tcPr>
-          <w:p>
-            <w:pPr>
-              <w:spacing w:before="0" w:after="60"/>
-              <w:keepNext/>
-              <w:jc w:val="start"/>
-            </w:pPr>
-            <w:r>
-              <w:rPr>
-                <w:rFonts w:ascii="Calibri" w:hAnsi="Calibri"/>
-                <w:sz w:val="20"/>
-              </w:rPr>
-              <w:t xml:space="default">Consult with an electrician about replacing your existing electrical panel with a 200 amp panel as you add electrical appliances to your home.</w:t>
-            </w:r>
-          </w:p>
-        </w:tc>
-      </w:tr>
-      <w:tr>
-        <w:trPr>
-          <w:cantSplit/>
-        </w:trPr>
-        <w:tc>
-          <w:tcPr>
-            <w:tcBorders>
-              <w:top w:val="single" w:space="0" w:color="D3D3D3"/>
-              <w:bottom w:val="single" w:space="0" w:color="D3D3D3"/>
-              <w:start w:val="single" w:space="0" w:color="D3D3D3"/>
-              <w:end w:val="single" w:space="0" w:color="D3D3D3"/>
-            </w:tcBorders>
-          </w:tcPr>
-          <w:p>
-            <w:pPr>
-              <w:spacing w:before="0" w:after="60"/>
-              <w:keepNext/>
-              <w:jc w:val="start"/>
-            </w:pPr>
-            <w:r>
-              <w:rPr>
-                <w:rFonts w:ascii="Calibri" w:hAnsi="Calibri"/>
-                <w:sz w:val="20"/>
-              </w:rPr>
-              <w:t xml:space="default">Whole-House Surge Protection</w:t>
-            </w:r>
-          </w:p>
-        </w:tc>
-        <w:tc>
-          <w:tcPr>
-            <w:tcBorders>
-              <w:top w:val="single" w:space="0" w:color="D3D3D3"/>
-              <w:bottom w:val="single" w:space="0" w:color="D3D3D3"/>
-              <w:start w:val="single" w:space="0" w:color="D3D3D3"/>
-              <w:end w:val="single" w:space="0" w:color="D3D3D3"/>
-            </w:tcBorders>
-          </w:tcPr>
-          <w:p>
-            <w:pPr>
-              <w:spacing w:before="0" w:after="60"/>
-              <w:keepNext/>
-              <w:jc w:val="start"/>
-            </w:pPr>
-            <w:r>
-              <w:rPr>
-                <w:rFonts w:ascii="Calibri" w:hAnsi="Calibri"/>
-                <w:sz w:val="20"/>
-              </w:rPr>
-              <w:t xml:space="default">Upgrade your electrical panel to add whole-house surge protection.</w:t>
-            </w:r>
-          </w:p>
-        </w:tc>
-      </w:tr>
-      <w:tr>
-        <w:trPr>
-          <w:cantSplit/>
-        </w:trPr>
-        <w:tc>
-          <w:tcPr>
-            <w:tcBorders>
-              <w:top w:val="single" w:space="0" w:color="D3D3D3"/>
-              <w:bottom w:val="single" w:space="0" w:color="D3D3D3"/>
-              <w:start w:val="single" w:space="0" w:color="D3D3D3"/>
-              <w:end w:val="single" w:space="0" w:color="D3D3D3"/>
-            </w:tcBorders>
-          </w:tcPr>
-          <w:p>
-            <w:pPr>
-              <w:spacing w:before="0" w:after="60"/>
-              <w:keepNext/>
-              <w:jc w:val="start"/>
-            </w:pPr>
-            <w:r>
-              <w:rPr>
-                <w:rFonts w:ascii="Calibri" w:hAnsi="Calibri"/>
-                <w:sz w:val="20"/>
-              </w:rPr>
-              <w:t xml:space="default">Pipe Insulation</w:t>
-            </w:r>
-          </w:p>
-        </w:tc>
-        <w:tc>
-          <w:tcPr>
-            <w:tcBorders>
-              <w:top w:val="single" w:space="0" w:color="D3D3D3"/>
-              <w:bottom w:val="single" w:space="0" w:color="D3D3D3"/>
-              <w:start w:val="single" w:space="0" w:color="D3D3D3"/>
-              <w:end w:val="single" w:space="0" w:color="D3D3D3"/>
-            </w:tcBorders>
-          </w:tcPr>
-          <w:p>
-            <w:pPr>
-              <w:spacing w:before="0" w:after="60"/>
-              <w:keepNext/>
-              <w:jc w:val="start"/>
-            </w:pPr>
-            <w:r>
-              <w:rPr>
-                <w:rFonts w:ascii="Calibri" w:hAnsi="Calibri"/>
-                <w:sz w:val="20"/>
-              </w:rPr>
-              <w:t xml:space="default">Insulate both hot and cold water pipes that are uninsulated in the basement/crawlspace. This will save energy and prevent condensation.</w:t>
-            </w:r>
-          </w:p>
-        </w:tc>
-      </w:tr>
-      <w:tr>
-        <w:trPr>
-          <w:cantSplit/>
-        </w:trPr>
-        <w:tc>
-          <w:tcPr>
-            <w:tcBorders>
-              <w:top w:val="single" w:space="0" w:color="D3D3D3"/>
-              <w:bottom w:val="single" w:space="0" w:color="D3D3D3"/>
-              <w:start w:val="single" w:space="0" w:color="D3D3D3"/>
-              <w:end w:val="single" w:space="0" w:color="D3D3D3"/>
-            </w:tcBorders>
-          </w:tcPr>
-          <w:p>
-            <w:pPr>
-              <w:spacing w:before="0" w:after="60"/>
-              <w:keepNext/>
-              <w:jc w:val="start"/>
-            </w:pPr>
-            <w:r>
-              <w:rPr>
-                <w:rFonts w:ascii="Calibri" w:hAnsi="Calibri"/>
-                <w:sz w:val="20"/>
-              </w:rPr>
-              <w:t xml:space="default">DIY Air Sealing</w:t>
-            </w:r>
-          </w:p>
-        </w:tc>
-        <w:tc>
-          <w:tcPr>
-            <w:tcBorders>
-              <w:top w:val="single" w:space="0" w:color="D3D3D3"/>
-              <w:bottom w:val="single" w:space="0" w:color="D3D3D3"/>
-              <w:start w:val="single" w:space="0" w:color="D3D3D3"/>
-              <w:end w:val="single" w:space="0" w:color="D3D3D3"/>
-            </w:tcBorders>
-          </w:tcPr>
-          <w:p>
-            <w:pPr>
-              <w:spacing w:before="0" w:after="60"/>
-              <w:keepNext/>
-              <w:jc w:val="start"/>
-            </w:pPr>
-            <w:r>
-              <w:rPr>
-                <w:rFonts w:ascii="Calibri" w:hAnsi="Calibri"/>
-                <w:sz w:val="20"/>
-              </w:rPr>
-              <w:t xml:space="default">Seal easy-to-access air leaks and weatherstrip exterior doors.</w:t>
-            </w:r>
-          </w:p>
-        </w:tc>
-      </w:tr>
-      <w:tr>
-        <w:trPr>
-          <w:cantSplit/>
-        </w:trPr>
-        <w:tc>
-          <w:tcPr>
-            <w:tcBorders>
-              <w:top w:val="single" w:space="0" w:color="D3D3D3"/>
-              <w:bottom w:val="single" w:space="0" w:color="D3D3D3"/>
-              <w:start w:val="single" w:space="0" w:color="D3D3D3"/>
-              <w:end w:val="single" w:space="0" w:color="D3D3D3"/>
-            </w:tcBorders>
-          </w:tcPr>
-          <w:p>
-            <w:pPr>
-              <w:spacing w:before="0" w:after="60"/>
-              <w:keepNext/>
-              <w:jc w:val="start"/>
-            </w:pPr>
-            <w:r>
-              <w:rPr>
-                <w:rFonts w:ascii="Calibri" w:hAnsi="Calibri"/>
-                <w:sz w:val="20"/>
-              </w:rPr>
-              <w:t xml:space="default">Other 1</w:t>
-            </w:r>
-          </w:p>
-        </w:tc>
-        <w:tc>
-          <w:tcPr>
-            <w:tcBorders>
-              <w:top w:val="single" w:space="0" w:color="D3D3D3"/>
-              <w:bottom w:val="single" w:space="0" w:color="D3D3D3"/>
-              <w:start w:val="single" w:space="0" w:color="D3D3D3"/>
-              <w:end w:val="single" w:space="0" w:color="D3D3D3"/>
-            </w:tcBorders>
-          </w:tcPr>
-          <w:p>
-            <w:pPr>
-              <w:spacing w:before="0" w:after="60"/>
-              <w:keepNext/>
-              <w:jc w:val="start"/>
-            </w:pPr>
-            <w:r>
-              <w:rPr>
-                <w:rFonts w:ascii="Calibri" w:hAnsi="Calibri"/>
-                <w:sz w:val="20"/>
-              </w:rPr>
-              <w:t xml:space="default">TYPE HERE 1</w:t>
-            </w:r>
-          </w:p>
-        </w:tc>
-      </w:tr>
-      <w:tr>
-        <w:trPr>
-          <w:cantSplit/>
-        </w:trPr>
-        <w:tc>
-          <w:tcPr>
-            <w:tcBorders>
-              <w:top w:val="single" w:space="0" w:color="D3D3D3"/>
-              <w:bottom w:val="single" w:space="0" w:color="D3D3D3"/>
-              <w:start w:val="single" w:space="0" w:color="D3D3D3"/>
-              <w:end w:val="single" w:space="0" w:color="D3D3D3"/>
-            </w:tcBorders>
-          </w:tcPr>
-          <w:p>
-            <w:pPr>
-              <w:spacing w:before="0" w:after="60"/>
-              <w:keepNext/>
-              <w:jc w:val="start"/>
-            </w:pPr>
-            <w:r>
-              <w:rPr>
-                <w:rFonts w:ascii="Calibri" w:hAnsi="Calibri"/>
-                <w:sz w:val="20"/>
-              </w:rPr>
-              <w:t xml:space="default">Misc. Air Sealing and Insulation</w:t>
-            </w:r>
-          </w:p>
-        </w:tc>
-        <w:tc>
-          <w:tcPr>
-            <w:tcBorders>
-              <w:top w:val="single" w:space="0" w:color="D3D3D3"/>
-              <w:bottom w:val="single" w:space="0" w:color="D3D3D3"/>
-              <w:start w:val="single" w:space="0" w:color="D3D3D3"/>
-              <w:end w:val="single" w:space="0" w:color="D3D3D3"/>
-            </w:tcBorders>
-          </w:tcPr>
-          <w:p>
-            <w:pPr>
-              <w:spacing w:before="0" w:after="60"/>
-              <w:keepNext/>
-              <w:jc w:val="start"/>
-            </w:pPr>
-            <w:r>
-              <w:rPr>
-                <w:rFonts w:ascii="Calibri" w:hAnsi="Calibri"/>
-                <w:sz w:val="20"/>
-              </w:rPr>
-              <w:t xml:space="default">Air seal and insulate [** insert auditor description - bay window, bulkhead door, chase, kneewall, anything else that is unique to the home and not otherwise covered in another recommendation]</w:t>
+              <w:t xml:space="default">Air Source Heat Pump</w:t>
+            </w:r>
+          </w:p>
+        </w:tc>
+        <w:tc>
+          <w:tcPr>
+            <w:tcBorders>
+              <w:top w:val="single" w:space="0" w:color="D3D3D3"/>
+              <w:bottom w:val="single" w:space="0" w:color="D3D3D3"/>
+              <w:start w:val="single" w:space="0" w:color="D3D3D3"/>
+              <w:end w:val="single" w:space="0" w:color="D3D3D3"/>
+            </w:tcBorders>
+          </w:tcPr>
+          <w:p>
+            <w:pPr>
+              <w:spacing w:before="0" w:after="60"/>
+              <w:keepNext/>
+              <w:jc w:val="start"/>
+            </w:pPr>
+            <w:r>
+              <w:rPr>
+                <w:rFonts w:ascii="Calibri" w:hAnsi="Calibri"/>
+                <w:sz w:val="20"/>
+              </w:rPr>
+              <w:t xml:space="default">Install air source heat pumps for heating and cooling and whole-house surge protection.</w:t>
             </w:r>
           </w:p>
         </w:tc>
@@ -1354,7 +1036,7 @@
                 <w:rFonts w:ascii="Calibri" w:hAnsi="Calibri"/>
                 <w:sz w:val="20"/>
               </w:rPr>
-              <w:t xml:space="default">1907</w:t>
+              <w:t xml:space="default">1799-1840</w:t>
             </w:r>
           </w:p>
         </w:tc>
@@ -1407,7 +1089,7 @@
                 <w:rFonts w:ascii="Calibri" w:hAnsi="Calibri"/>
                 <w:sz w:val="20"/>
               </w:rPr>
-              <w:t xml:space="default">Walk in basement</w:t>
+              <w:t xml:space="default">Walk in basement, Slab, Post/Piers, open to the outside</w:t>
             </w:r>
           </w:p>
         </w:tc>
@@ -1460,7 +1142,7 @@
                 <w:rFonts w:ascii="Calibri" w:hAnsi="Calibri"/>
                 <w:sz w:val="20"/>
               </w:rPr>
-              <w:t xml:space="default">Loose Cellulose , 3 inches</w:t>
+              <w:t xml:space="default">Uninsulated , NA inches</w:t>
             </w:r>
           </w:p>
         </w:tc>
@@ -1566,7 +1248,7 @@
                 <w:rFonts w:ascii="Calibri" w:hAnsi="Calibri"/>
                 <w:sz w:val="20"/>
               </w:rPr>
-              <w:t xml:space="default">2458</w:t>
+              <w:t xml:space="default">3229</w:t>
             </w:r>
           </w:p>
         </w:tc>
@@ -1619,7 +1301,7 @@
                 <w:rFonts w:ascii="Calibri" w:hAnsi="Calibri"/>
                 <w:sz w:val="20"/>
               </w:rPr>
-              <w:t xml:space="default">21760</w:t>
+              <w:t xml:space="default">29061</w:t>
             </w:r>
           </w:p>
         </w:tc>
@@ -1748,7 +1430,7 @@
                 <w:rFonts w:ascii="Calibri" w:hAnsi="Calibri"/>
                 <w:sz w:val="20"/>
               </w:rPr>
-              <w:t xml:space="default">NA</w:t>
+              <w:t xml:space="default">10</w:t>
             </w:r>
           </w:p>
         </w:tc>
@@ -1801,7 +1483,7 @@
                 <w:rFonts w:ascii="Calibri" w:hAnsi="Calibri"/>
                 <w:sz w:val="20"/>
               </w:rPr>
-              <w:t xml:space="default">North/South</w:t>
+              <w:t xml:space="default">NA</w:t>
             </w:r>
           </w:p>
         </w:tc>
@@ -1854,7 +1536,7 @@
                 <w:rFonts w:ascii="Calibri" w:hAnsi="Calibri"/>
                 <w:sz w:val="20"/>
               </w:rPr>
-              <w:t xml:space="default">Asphalt Shingles, Standing Seam Metal, Synthetic Slate Tilein faircondition. Gallery connection has full standing seam, main house has a combination of shingles and standing seam, all in fairly good condition</w:t>
+              <w:t xml:space="default">Asphalt Shinglesin faircondition. NA</w:t>
             </w:r>
           </w:p>
         </w:tc>
@@ -1907,7 +1589,7 @@
                 <w:rFonts w:ascii="Calibri" w:hAnsi="Calibri"/>
                 <w:sz w:val="20"/>
               </w:rPr>
-              <w:t xml:space="default">Current moisture control strategies: gutters, ground slopes away from foundation. These were in fair condition .Some water damage marks around gutters on intersecting sections, ground does not slope away from all parts of the house. Many plants also are planted around the house that assist with moisture control.</w:t>
+              <w:t xml:space="default">Current moisture control strategies: NA. These were in NA condition .NA</w:t>
             </w:r>
           </w:p>
         </w:tc>
@@ -1960,7 +1642,7 @@
                 <w:rFonts w:ascii="Calibri" w:hAnsi="Calibri"/>
                 <w:sz w:val="20"/>
               </w:rPr>
-              <w:t xml:space="default">Combination of wood shingles and siding in fair condition. Siding shows signs of weathering and aging, some sections have water damage marks, otherwise in good condition and intact</w:t>
+              <w:t xml:space="default">vinyl siding in excellent condition. NA</w:t>
             </w:r>
           </w:p>
         </w:tc>
@@ -2013,7 +1695,7 @@
                 <w:rFonts w:ascii="Calibri" w:hAnsi="Calibri"/>
                 <w:sz w:val="20"/>
               </w:rPr>
-              <w:t xml:space="default">There are 1 insulated wood exterior doors. In fair condition, totaling 18 square feet.Furthermore there are 1 glass door wood exterior doors. In fair condition, totaling 18.5 square feet. Moreover there are 1 insulated wood exterior doors. In fair condition, totaling 18 square feet.</w:t>
+              <w:t xml:space="default">There are no exterior doors</w:t>
             </w:r>
           </w:p>
         </w:tc>
@@ -2066,7 +1748,7 @@
                 <w:rFonts w:ascii="Calibri" w:hAnsi="Calibri"/>
                 <w:sz w:val="20"/>
               </w:rPr>
-              <w:t xml:space="default">There are 16 double paned wood windows. In fair condition, totaling 169 square feet. Moreover there are 6 double paned wood windows. In excellent condition, totaling 98 square feet.</w:t>
+              <w:t xml:space="default">There are no exterior windows</w:t>
             </w:r>
           </w:p>
         </w:tc>
@@ -2142,7 +1824,7 @@
                 <w:rFonts w:ascii="Calibri" w:hAnsi="Calibri"/>
                 <w:sz w:val="20"/>
               </w:rPr>
-              <w:t xml:space="default">The framing type of the home is balloon framing, which means the wall cavities extend the full height of the building (from the foundation to the roof). Often the wall cavities are interconnected with the floor and ceiling cavities. This framing type can create connected passageways for air to leave the house and rodents to enter the house. There is Batts of Fiberglass, Loose Cellulose insulation 4 inches thick in NA condition. Insulation depth and quality unknown, could not access wall cavity. Some thermal cam images show inconsistent insulation on second floor</w:t>
+              <w:t xml:space="default">NAThere is Batts of Fiberglass insulation 6 inches thick in NA condition. The quality of the insulation was not confirmed, but the homeowner expressed it was difficult to insulate the antique section.</w:t>
             </w:r>
           </w:p>
         </w:tc>
@@ -2301,7 +1983,7 @@
                 <w:rFonts w:ascii="Calibri" w:hAnsi="Calibri"/>
                 <w:sz w:val="20"/>
               </w:rPr>
-              <w:t xml:space="default">Main fridge/freezer used 0.23 kWh in 135 minutes. Basement upright freezer used 0.32 kWh in 182 minutes. Kitchen has gas stove and range, recirculating fan but no exhaust fan</w:t>
+              <w:t xml:space="default">NA used NA kWh in NA minutes. NA used NA kWh in NA minutes. NA</w:t>
             </w:r>
           </w:p>
         </w:tc>
@@ -2409,7 +2091,7 @@
                 <w:rFonts w:ascii="Calibri" w:hAnsi="Calibri"/>
                 <w:sz w:val="20"/>
               </w:rPr>
-              <w:t xml:space="default">3383</w:t>
+              <w:t xml:space="default">NA</w:t>
             </w:r>
           </w:p>
         </w:tc>
@@ -2486,7 +2168,7 @@
                 <w:rFonts w:ascii="Calibri" w:hAnsi="Calibri"/>
                 <w:sz w:val="20"/>
               </w:rPr>
-              <w:t xml:space="default">9.3</w:t>
+              <w:t xml:space="default">NA</w:t>
             </w:r>
           </w:p>
         </w:tc>
@@ -2563,7 +2245,7 @@
                 <w:rFonts w:ascii="Calibri" w:hAnsi="Calibri"/>
                 <w:sz w:val="20"/>
               </w:rPr>
-              <w:t xml:space="default">338.3 under natural conditions. TEST</w:t>
+              <w:t xml:space="default">NA under natural conditions. TEST</w:t>
             </w:r>
           </w:p>
         </w:tc>
@@ -2640,7 +2322,7 @@
                 <w:rFonts w:ascii="Calibri" w:hAnsi="Calibri"/>
                 <w:sz w:val="20"/>
               </w:rPr>
-              <w:t xml:space="default">0.5</w:t>
+              <w:t xml:space="default">NA</w:t>
             </w:r>
           </w:p>
         </w:tc>
@@ -2848,7 +2530,7 @@
                 <w:rFonts w:ascii="Calibri" w:hAnsi="Calibri"/>
                 <w:sz w:val="20"/>
               </w:rPr>
-              <w:t xml:space="default">Loose Cellulose</w:t>
+              <w:t xml:space="default">Uninsulated</w:t>
             </w:r>
           </w:p>
         </w:tc>
@@ -2901,7 +2583,7 @@
                 <w:rFonts w:ascii="Calibri" w:hAnsi="Calibri"/>
                 <w:sz w:val="20"/>
               </w:rPr>
-              <w:t xml:space="default">Partially</w:t>
+              <w:t xml:space="default">NA</w:t>
             </w:r>
           </w:p>
         </w:tc>
@@ -2954,7 +2636,7 @@
                 <w:rFonts w:ascii="Calibri" w:hAnsi="Calibri"/>
                 <w:sz w:val="20"/>
               </w:rPr>
-              <w:t xml:space="default">There is Yesair sealing. Air sealing behind rafters, inconsistent but primarily above additions</w:t>
+              <w:t xml:space="default">There is Noair sealing. NA</w:t>
             </w:r>
           </w:p>
         </w:tc>
@@ -3007,7 +2689,7 @@
                 <w:rFonts w:ascii="Calibri" w:hAnsi="Calibri"/>
                 <w:sz w:val="20"/>
               </w:rPr>
-              <w:t xml:space="default">Cellulose has badly settled, depth under floor varies. Wall cavities have been dense packed, but have also settled to varying degrees. No NA</w:t>
+              <w:t xml:space="default">NA No NA</w:t>
             </w:r>
           </w:p>
         </w:tc>
@@ -3348,7 +3030,7 @@
                 <w:rFonts w:ascii="Calibri" w:hAnsi="Calibri"/>
                 <w:sz w:val="20"/>
               </w:rPr>
-              <w:t xml:space="default">Appliances not insulated, Ducts/pipes partially insulated</w:t>
+              <w:t xml:space="default">NA</w:t>
             </w:r>
           </w:p>
         </w:tc>
@@ -3401,7 +3083,7 @@
                 <w:rFonts w:ascii="Calibri" w:hAnsi="Calibri"/>
                 <w:sz w:val="20"/>
               </w:rPr>
-              <w:t xml:space="default">dehumidifierin faircondition. Some water damage marks around gutters on intersecting sections, ground does not slope away from all parts of the house. Many plants also are planted around the house that assist with moisture control.</w:t>
+              <w:t xml:space="default">NAin poorcondition. NA</w:t>
             </w:r>
           </w:p>
         </w:tc>
@@ -3507,7 +3189,7 @@
                 <w:rFonts w:ascii="Calibri" w:hAnsi="Calibri"/>
                 <w:sz w:val="20"/>
               </w:rPr>
-              <w:t xml:space="default">There is NANA</w:t>
+              <w:t xml:space="default">There is moistureThe basement is damp and the field stone foundation is coming apart in some sections.</w:t>
             </w:r>
           </w:p>
         </w:tc>
@@ -3583,7 +3265,7 @@
                 <w:rFonts w:ascii="Calibri" w:hAnsi="Calibri"/>
                 <w:sz w:val="20"/>
               </w:rPr>
-              <w:t xml:space="default">The electrical panel has and amperage of 100. There are 0 unused breaker spaces. NA</w:t>
+              <w:t xml:space="default">The electrical panel has and amperage of NA. There are NA unused breaker spaces. NA</w:t>
             </w:r>
           </w:p>
         </w:tc>
@@ -3710,7 +3392,7 @@
     </w:tbl>
     <w:bookmarkEnd w:id="40"/>
     <w:bookmarkEnd w:id="41"/>
-    <w:bookmarkStart w:id="60" w:name="recommendations"/>
+    <w:bookmarkStart w:id="54" w:name="recommendations"/>
     <w:p>
       <w:pPr>
         <w:pStyle w:val="Heading2"/>
@@ -3727,13 +3409,13 @@
         <w:t xml:space="preserve">These recommendations are organized from the least expensive/most cost-effective and easiest interventions to ones that are more challenging to implement.</w:t>
       </w:r>
     </w:p>
-    <w:bookmarkStart w:id="42" w:name="furnaceboiler-tune-up"/>
+    <w:bookmarkStart w:id="42" w:name="high-efficiency-shower-heads"/>
     <w:p>
       <w:pPr>
         <w:pStyle w:val="Heading3"/>
       </w:pPr>
       <w:r>
-        <w:t xml:space="preserve">4.1 Furnace/Boiler Tune up</w:t>
+        <w:t xml:space="preserve">4.1 High efficiency shower head(s)</w:t>
       </w:r>
     </w:p>
     <w:p>
@@ -3753,6 +3435,776 @@
         <w:pStyle w:val="BodyText"/>
       </w:pPr>
       <w:r>
+        <w:t xml:space="preserve">Your shower heads use more water and energy than high-efficiency shower heads, thus costing you more money than necessary. Older shower heads use 2.5 gallons or more every minute, which wastes thousands of gallons of water each year and costs you money for every extra gallon of water heated.</w:t>
+      </w:r>
+    </w:p>
+    <w:p>
+      <w:pPr>
+        <w:pStyle w:val="BodyText"/>
+      </w:pPr>
+      <w:r>
+        <w:rPr>
+          <w:i/>
+          <w:iCs/>
+        </w:rPr>
+        <w:t xml:space="preserve">Recommendation</w:t>
+      </w:r>
+    </w:p>
+    <w:p>
+      <w:pPr>
+        <w:pStyle w:val="BodyText"/>
+      </w:pPr>
+      <w:r>
+        <w:t xml:space="preserve">Install high-efficiency shower heads to reduce the amount of water and energy to heat the water used when showering. We recommend 1.5 gallon per minute shower heads that will save a gallon or more of water for every minute spent in the shower.</w:t>
+      </w:r>
+      <w:r>
+        <w:t xml:space="preserve"> </w:t>
+      </w:r>
+      <w:r>
+        <w:rPr>
+          <w:i/>
+          <w:iCs/>
+        </w:rPr>
+        <w:t xml:space="preserve">Estimated Cost/Benefits/Incentives</w:t>
+      </w:r>
+    </w:p>
+    <w:p>
+      <w:pPr>
+        <w:pStyle w:val="BodyText"/>
+      </w:pPr>
+      <w:r>
+        <w:t xml:space="preserve">A typical family will save ~10,000 gallons of water per year and over $100 per year in water heating costs. We provide these for free and have several styles for you to choose from; contact us for some if we did not give you any during the audit.</w:t>
+      </w:r>
+    </w:p>
+    <w:bookmarkEnd w:id="42"/>
+    <w:bookmarkStart w:id="43" w:name="leds"/>
+    <w:p>
+      <w:pPr>
+        <w:pStyle w:val="Heading3"/>
+      </w:pPr>
+      <w:r>
+        <w:t xml:space="preserve">4.2 LEDs</w:t>
+      </w:r>
+    </w:p>
+    <w:p>
+      <w:pPr>
+        <w:pStyle w:val="FirstParagraph"/>
+      </w:pPr>
+      <w:r>
+        <w:rPr>
+          <w:i/>
+          <w:iCs/>
+        </w:rPr>
+        <w:t xml:space="preserve">Problem</w:t>
+      </w:r>
+    </w:p>
+    <w:p>
+      <w:pPr>
+        <w:pStyle w:val="BodyText"/>
+      </w:pPr>
+      <w:r>
+        <w:t xml:space="preserve">Your lighting uses more energy than LED bulbs would. Halogen and incandescent light bulbs use 5-8x more energy than LEDs. This requires significantly more electricity and costs a lot.</w:t>
+      </w:r>
+    </w:p>
+    <w:p>
+      <w:pPr>
+        <w:pStyle w:val="BodyText"/>
+      </w:pPr>
+      <w:r>
+        <w:rPr>
+          <w:i/>
+          <w:iCs/>
+        </w:rPr>
+        <w:t xml:space="preserve">Recommendation</w:t>
+      </w:r>
+    </w:p>
+    <w:p>
+      <w:pPr>
+        <w:pStyle w:val="BodyText"/>
+      </w:pPr>
+      <w:r>
+        <w:t xml:space="preserve">Switch your light bulbs to LED light bulbs. LEDs use 80% less energy than incandescent light bulbs which can significantly reduce your electricity bill.</w:t>
+      </w:r>
+    </w:p>
+    <w:p>
+      <w:pPr>
+        <w:pStyle w:val="BodyText"/>
+      </w:pPr>
+      <w:r>
+        <w:rPr>
+          <w:i/>
+          <w:iCs/>
+        </w:rPr>
+        <w:t xml:space="preserve">Estimated Cost/Benefits/Incentives</w:t>
+      </w:r>
+    </w:p>
+    <w:p>
+      <w:pPr>
+        <w:pStyle w:val="BodyText"/>
+      </w:pPr>
+      <w:r>
+        <w:t xml:space="preserve">We provide free LED light bulbs; contact us for some if we did not give you any during the audit. Depending on usage, LEDs can save more than $50 a year.</w:t>
+      </w:r>
+    </w:p>
+    <w:bookmarkEnd w:id="43"/>
+    <w:bookmarkStart w:id="44" w:name="window-dressers"/>
+    <w:p>
+      <w:pPr>
+        <w:pStyle w:val="Heading3"/>
+      </w:pPr>
+      <w:r>
+        <w:t xml:space="preserve">4.3 Window Dressers</w:t>
+      </w:r>
+    </w:p>
+    <w:p>
+      <w:pPr>
+        <w:pStyle w:val="FirstParagraph"/>
+      </w:pPr>
+      <w:r>
+        <w:rPr>
+          <w:i/>
+          <w:iCs/>
+        </w:rPr>
+        <w:t xml:space="preserve">Problem</w:t>
+      </w:r>
+    </w:p>
+    <w:p>
+      <w:pPr>
+        <w:pStyle w:val="BodyText"/>
+      </w:pPr>
+      <w:r>
+        <w:t xml:space="preserve">Your windows are a source of heat loss, reduce your comfort due to cold surface temperatures, and may also cause moisture condensation or frost in the winter.</w:t>
+      </w:r>
+    </w:p>
+    <w:p>
+      <w:pPr>
+        <w:pStyle w:val="BodyText"/>
+      </w:pPr>
+      <w:r>
+        <w:rPr>
+          <w:i/>
+          <w:iCs/>
+        </w:rPr>
+        <w:t xml:space="preserve">Recommendation</w:t>
+      </w:r>
+    </w:p>
+    <w:p>
+      <w:pPr>
+        <w:pStyle w:val="BodyText"/>
+      </w:pPr>
+      <w:r>
+        <w:t xml:space="preserve">WindowDressers are insulating window inserts that help air-seal windows and reduce heat loss and gain. WindowDressers are transparent and let in light while stopping drafts. Each insert is made of a custom-made pine frame wrapped on each side with tightly sealed, clear polyolefin film, creating an airspace between the two layers for additional insulation. The insert is finished with a compressible foam weather seal. The foam allows enough give for the inserts to be easily slid into place in the fall and removed in the spring while holding firmly enough to provide a tight, friction-based seal. The inserts are installed inside your existing window frame with no fasteners required and last 5-10 years. They are most effective in the winter, but depending on the window’s exposure, they can sometimes be used in the summer to keep the house cooler.</w:t>
+      </w:r>
+      <w:r>
+        <w:t xml:space="preserve"> </w:t>
+      </w:r>
+      <w:r>
+        <w:rPr>
+          <w:i/>
+          <w:iCs/>
+        </w:rPr>
+        <w:t xml:space="preserve">Estimated Cost/Benefits/Incentives</w:t>
+      </w:r>
+    </w:p>
+    <w:p>
+      <w:pPr>
+        <w:pStyle w:val="BodyText"/>
+      </w:pPr>
+      <w:r>
+        <w:t xml:space="preserve">Insulating window inserts save 5-10% of your heating costs at less than 1/10th the cost of replacement windows. The overall project cost will depend on the number and size of window inserts. Example prices for the 2024 season were: small (20 x 36”) - $36 for natural pine frame, $46 for white; medium (30 x 52”) - $50 for natural pine frame, $64 for white; large (44 x 68”) - $67 for natural pine frame, $88 for white. Adjusted pricing for lower-income households is available from WindowDressers upon request. If plastic is damaged, it can be replaced for $15.</w:t>
+      </w:r>
+    </w:p>
+    <w:p>
+      <w:pPr>
+        <w:pStyle w:val="BodyText"/>
+      </w:pPr>
+      <w:r>
+        <w:t xml:space="preserve">Households that order inserts are expected to participate in the Community Build where the inserts are made. You can sign up for a 4-hour shift and learn the simple steps in the insert-building process (no previous experience required, no power tools). Each job has</w:t>
+      </w:r>
+      <w:r>
+        <w:t xml:space="preserve"> </w:t>
+      </w:r>
+      <w:r>
+        <w:t xml:space="preserve">“jigs”</w:t>
+      </w:r>
+      <w:r>
+        <w:t xml:space="preserve"> </w:t>
+      </w:r>
+      <w:r>
+        <w:t xml:space="preserve">that make the job easier to do and ensure uniform quality. You will be trained at the beginning of your shift on how to do your task. Volunteering for multiple shifts is encouraged! Mid-shift snacks and a meal are provided to all participants.</w:t>
+      </w:r>
+    </w:p>
+    <w:p>
+      <w:pPr>
+        <w:pStyle w:val="BodyText"/>
+      </w:pPr>
+      <w:r>
+        <w:t xml:space="preserve">If you would like to participate, please contact us so we can discuss how the program works and which windows you’d like inserts for.</w:t>
+      </w:r>
+    </w:p>
+    <w:bookmarkEnd w:id="44"/>
+    <w:bookmarkStart w:id="45" w:name="induction-stoveoven"/>
+    <w:p>
+      <w:pPr>
+        <w:pStyle w:val="Heading3"/>
+      </w:pPr>
+      <w:r>
+        <w:t xml:space="preserve">4.4 Induction Stove/Oven</w:t>
+      </w:r>
+    </w:p>
+    <w:p>
+      <w:pPr>
+        <w:pStyle w:val="FirstParagraph"/>
+      </w:pPr>
+      <w:r>
+        <w:rPr>
+          <w:i/>
+          <w:iCs/>
+        </w:rPr>
+        <w:t xml:space="preserve">Problem</w:t>
+      </w:r>
+    </w:p>
+    <w:p>
+      <w:pPr>
+        <w:pStyle w:val="BodyText"/>
+      </w:pPr>
+      <w:r>
+        <w:t xml:space="preserve">Your gas range has the potential to release propane, carbon monoxide, and combustion gases into your house. Gas ranges are also inefficient at transferring heat to your food at 32% efficiency, compared to 85% efficiency for induction cooktops.</w:t>
+      </w:r>
+    </w:p>
+    <w:p>
+      <w:pPr>
+        <w:pStyle w:val="BodyText"/>
+      </w:pPr>
+      <w:r>
+        <w:rPr>
+          <w:i/>
+          <w:iCs/>
+        </w:rPr>
+        <w:t xml:space="preserve">Recommendation</w:t>
+      </w:r>
+    </w:p>
+    <w:p>
+      <w:pPr>
+        <w:pStyle w:val="BodyText"/>
+      </w:pPr>
+      <w:r>
+        <w:t xml:space="preserve">Induction cooking appliances are more efficient and safer than electric or gas ones. There is no risk of carbon monoxide or other harmful combustion gases, and the surface doesn’t heat up without a pot or pan on it.</w:t>
+      </w:r>
+    </w:p>
+    <w:p>
+      <w:pPr>
+        <w:pStyle w:val="BodyText"/>
+      </w:pPr>
+      <w:r>
+        <w:rPr>
+          <w:i/>
+          <w:iCs/>
+        </w:rPr>
+        <w:t xml:space="preserve">Estimated Cost/Benefits/Incentives</w:t>
+      </w:r>
+    </w:p>
+    <w:p>
+      <w:pPr>
+        <w:pStyle w:val="BodyText"/>
+      </w:pPr>
+      <w:r>
+        <w:t xml:space="preserve">Currently, Efficiency Maine does not offer a rebate for induction stoves. If you’re interested in trying out induction cooking but don’t want to replace your kitchen stove, consider buying a portable induction cooktop, which costs less than $100.</w:t>
+      </w:r>
+    </w:p>
+    <w:bookmarkEnd w:id="45"/>
+    <w:bookmarkStart w:id="46" w:name="gutters"/>
+    <w:p>
+      <w:pPr>
+        <w:pStyle w:val="Heading3"/>
+      </w:pPr>
+      <w:r>
+        <w:t xml:space="preserve">4.5 Gutters</w:t>
+      </w:r>
+    </w:p>
+    <w:p>
+      <w:pPr>
+        <w:pStyle w:val="FirstParagraph"/>
+      </w:pPr>
+      <w:r>
+        <w:rPr>
+          <w:i/>
+          <w:iCs/>
+        </w:rPr>
+        <w:t xml:space="preserve">Problem</w:t>
+      </w:r>
+    </w:p>
+    <w:p>
+      <w:pPr>
+        <w:pStyle w:val="BodyText"/>
+      </w:pPr>
+      <w:r>
+        <w:t xml:space="preserve">The house has no gutters, so water runs off your roof and directly onto the ground next to your house. Water that splashes off the ground can damage the exterior of your house. Runoff that is absorbed into the ground can seep into the basement/crawlspace, causing moisture issues there and throughout your house.</w:t>
+      </w:r>
+    </w:p>
+    <w:p>
+      <w:pPr>
+        <w:pStyle w:val="BodyText"/>
+      </w:pPr>
+      <w:r>
+        <w:rPr>
+          <w:i/>
+          <w:iCs/>
+        </w:rPr>
+        <w:t xml:space="preserve">Recommendation</w:t>
+      </w:r>
+    </w:p>
+    <w:p>
+      <w:pPr>
+        <w:pStyle w:val="BodyText"/>
+      </w:pPr>
+      <w:r>
+        <w:t xml:space="preserve">Install gutters and downspouts that divert water at least six feet away from the foundation and to where the ground slopes away from the house.</w:t>
+      </w:r>
+    </w:p>
+    <w:p>
+      <w:pPr>
+        <w:pStyle w:val="BodyText"/>
+      </w:pPr>
+      <w:r>
+        <w:rPr>
+          <w:i/>
+          <w:iCs/>
+        </w:rPr>
+        <w:t xml:space="preserve">Estimated Cost/Benefits/Incentives</w:t>
+      </w:r>
+    </w:p>
+    <w:p>
+      <w:pPr>
+        <w:pStyle w:val="BodyText"/>
+      </w:pPr>
+      <w:r>
+        <w:t xml:space="preserve">Adding gutters would mitigate moisture damage and save you from having to replace/fix other parts of the house.</w:t>
+      </w:r>
+    </w:p>
+    <w:bookmarkEnd w:id="46"/>
+    <w:bookmarkStart w:id="47" w:name="bathroom-exhaust-fans"/>
+    <w:p>
+      <w:pPr>
+        <w:pStyle w:val="Heading3"/>
+      </w:pPr>
+      <w:r>
+        <w:t xml:space="preserve">4.6 Bathroom exhaust fan(s)</w:t>
+      </w:r>
+    </w:p>
+    <w:p>
+      <w:pPr>
+        <w:pStyle w:val="FirstParagraph"/>
+      </w:pPr>
+      <w:r>
+        <w:rPr>
+          <w:i/>
+          <w:iCs/>
+        </w:rPr>
+        <w:t xml:space="preserve">Problem</w:t>
+      </w:r>
+    </w:p>
+    <w:p>
+      <w:pPr>
+        <w:pStyle w:val="BodyText"/>
+      </w:pPr>
+      <w:r>
+        <w:t xml:space="preserve">Currently, there is no bathroom exhaust fan, so moisture from the shower, toilet, and sink remains in the house, which can cause moisture issues such as mold.</w:t>
+      </w:r>
+    </w:p>
+    <w:p>
+      <w:pPr>
+        <w:pStyle w:val="BodyText"/>
+      </w:pPr>
+      <w:r>
+        <w:rPr>
+          <w:i/>
+          <w:iCs/>
+        </w:rPr>
+        <w:t xml:space="preserve">Recommendation</w:t>
+      </w:r>
+    </w:p>
+    <w:p>
+      <w:pPr>
+        <w:pStyle w:val="BodyText"/>
+      </w:pPr>
+      <w:r>
+        <w:t xml:space="preserve">Install bathroom exhaust fans in all bathrooms that do not have them. These should be rated for at least 80 cubic feet per minute (CFM) if there is a shower. We recommend the Panasonic Whisper series or similar fans that don’t create excess noise. If the ductwork will run through the attic, it should be installed before the attic is air-sealed and insulated. The fan needs to be ducted outside, so it does not add moisture into the attic.</w:t>
+      </w:r>
+    </w:p>
+    <w:p>
+      <w:pPr>
+        <w:pStyle w:val="BodyText"/>
+      </w:pPr>
+      <w:r>
+        <w:rPr>
+          <w:i/>
+          <w:iCs/>
+        </w:rPr>
+        <w:t xml:space="preserve">Estimated Cost/Benefits/Incentives</w:t>
+      </w:r>
+    </w:p>
+    <w:p>
+      <w:pPr>
+        <w:pStyle w:val="BodyText"/>
+      </w:pPr>
+      <w:r>
+        <w:t xml:space="preserve">The typical fan is around $130 plus the cost of installation.</w:t>
+      </w:r>
+    </w:p>
+    <w:bookmarkEnd w:id="47"/>
+    <w:bookmarkStart w:id="48" w:name="kitchen-exhaust-fans"/>
+    <w:p>
+      <w:pPr>
+        <w:pStyle w:val="Heading3"/>
+      </w:pPr>
+      <w:r>
+        <w:t xml:space="preserve">4.7 Kitchen exhaust fan(s)</w:t>
+      </w:r>
+    </w:p>
+    <w:p>
+      <w:pPr>
+        <w:pStyle w:val="FirstParagraph"/>
+      </w:pPr>
+      <w:r>
+        <w:rPr>
+          <w:i/>
+          <w:iCs/>
+        </w:rPr>
+        <w:t xml:space="preserve">Problem</w:t>
+      </w:r>
+    </w:p>
+    <w:p>
+      <w:pPr>
+        <w:pStyle w:val="BodyText"/>
+      </w:pPr>
+      <w:r>
+        <w:t xml:space="preserve">Currently, there is no kitchen exhaust fan, so fumes, smoke, and moisture from cooking stay in the house which can cause health concerns.</w:t>
+      </w:r>
+    </w:p>
+    <w:p>
+      <w:pPr>
+        <w:pStyle w:val="BodyText"/>
+      </w:pPr>
+      <w:r>
+        <w:rPr>
+          <w:i/>
+          <w:iCs/>
+        </w:rPr>
+        <w:t xml:space="preserve">Recommendation</w:t>
+      </w:r>
+    </w:p>
+    <w:p>
+      <w:pPr>
+        <w:pStyle w:val="BodyText"/>
+      </w:pPr>
+      <w:r>
+        <w:t xml:space="preserve">Install a kitchen exhaust fan to remove cooking fumes and moisture from your home. The fan should be rated for at least 100 cubic feet per minute. A kitchen fan should be ducted to the outdoors. If the ductwork will run through the attic, it should be installed before the attic is air-sealed and insulated.</w:t>
+      </w:r>
+    </w:p>
+    <w:p>
+      <w:pPr>
+        <w:pStyle w:val="BodyText"/>
+      </w:pPr>
+      <w:r>
+        <w:rPr>
+          <w:i/>
+          <w:iCs/>
+        </w:rPr>
+        <w:t xml:space="preserve">Estimated Cost/Benefits/Incentives</w:t>
+      </w:r>
+    </w:p>
+    <w:p>
+      <w:pPr>
+        <w:pStyle w:val="BodyText"/>
+      </w:pPr>
+      <w:r>
+        <w:t xml:space="preserve">Kitchen range hoods typically cost $150 or more; installation costs depend on the complexity of the exhaust ducting.</w:t>
+      </w:r>
+    </w:p>
+    <w:bookmarkEnd w:id="48"/>
+    <w:bookmarkStart w:id="49" w:name="vapor-barrier"/>
+    <w:p>
+      <w:pPr>
+        <w:pStyle w:val="Heading3"/>
+      </w:pPr>
+      <w:r>
+        <w:t xml:space="preserve">4.8 Vapor Barrier</w:t>
+      </w:r>
+    </w:p>
+    <w:p>
+      <w:pPr>
+        <w:pStyle w:val="FirstParagraph"/>
+      </w:pPr>
+      <w:r>
+        <w:rPr>
+          <w:i/>
+          <w:iCs/>
+        </w:rPr>
+        <w:t xml:space="preserve">Problem</w:t>
+      </w:r>
+    </w:p>
+    <w:p>
+      <w:pPr>
+        <w:pStyle w:val="BodyText"/>
+      </w:pPr>
+      <w:r>
+        <w:t xml:space="preserve">There is excess moisture in the basement/crawlspace, which is evaporating out of the ground. This moisture can enter the house and cause mold, mildew, rot, and air quality issues.</w:t>
+      </w:r>
+    </w:p>
+    <w:p>
+      <w:pPr>
+        <w:pStyle w:val="BodyText"/>
+      </w:pPr>
+      <w:r>
+        <w:rPr>
+          <w:i/>
+          <w:iCs/>
+        </w:rPr>
+        <w:t xml:space="preserve">Recommendation</w:t>
+      </w:r>
+    </w:p>
+    <w:p>
+      <w:pPr>
+        <w:pStyle w:val="BodyText"/>
+      </w:pPr>
+      <w:r>
+        <w:t xml:space="preserve">Install a vapor barrier on the basement floor to stop moisture from entering the basement and house. Vapor barriers typically consist of either reinforced plastic sheeting or EPDM rubber membrane over a</w:t>
+      </w:r>
+      <w:r>
+        <w:t xml:space="preserve"> </w:t>
+      </w:r>
+      <w:r>
+        <w:t xml:space="preserve">‘dimple mat’</w:t>
+      </w:r>
+      <w:r>
+        <w:t xml:space="preserve"> </w:t>
+      </w:r>
+      <w:r>
+        <w:t xml:space="preserve">that allows for drainage below the vapor barrier and prevents rocks from puncturing it. If the basement/crawlspace walls are going to be spray foamed, we recommend the foam go all the way to the floor and overlap the vapor barrier to create a continuous air and moisture barrier.</w:t>
+      </w:r>
+    </w:p>
+    <w:p>
+      <w:pPr>
+        <w:pStyle w:val="BodyText"/>
+      </w:pPr>
+      <w:r>
+        <w:rPr>
+          <w:i/>
+          <w:iCs/>
+        </w:rPr>
+        <w:t xml:space="preserve">Estimated Cost/Benefits/Incentives</w:t>
+      </w:r>
+    </w:p>
+    <w:p>
+      <w:pPr>
+        <w:pStyle w:val="BodyText"/>
+      </w:pPr>
+      <w:r>
+        <w:t xml:space="preserve">Efficiency Maine rebates will cover vapor barriers up to 25% of a weatherization project cost, if done as part of a larger insulation project. Most insulation companies can install spray foam and vapor barriers together. Efficiency Maine rebates and other incentives for insulation work can fund up to 80% of the overall cost to weatherize your home (subject to a lifetime limit per building), up to $9,200 when combined with nonrefundable federal tax credits. You can call them at 866-376-2463 (Monday to Friday, 8:00 am to 5:00 pm) or visit their webpage about insulation rebates: https://www.efficiencymaine.com/at-home/insulation-rebates/</w:t>
+      </w:r>
+    </w:p>
+    <w:bookmarkEnd w:id="49"/>
+    <w:bookmarkStart w:id="50" w:name="spray-foam-basement-walls"/>
+    <w:p>
+      <w:pPr>
+        <w:pStyle w:val="Heading3"/>
+      </w:pPr>
+      <w:r>
+        <w:t xml:space="preserve">4.9 Spray foam Basement Walls</w:t>
+      </w:r>
+    </w:p>
+    <w:p>
+      <w:pPr>
+        <w:pStyle w:val="FirstParagraph"/>
+      </w:pPr>
+      <w:r>
+        <w:rPr>
+          <w:i/>
+          <w:iCs/>
+        </w:rPr>
+        <w:t xml:space="preserve">Problem</w:t>
+      </w:r>
+    </w:p>
+    <w:p>
+      <w:pPr>
+        <w:pStyle w:val="BodyText"/>
+      </w:pPr>
+      <w:r>
+        <w:t xml:space="preserve">The basement/crawlspace is uninsulated and used for mechanical equipment and plumbing. The walls are porous and allow moisture into the house and rapidly conduct heat out of the space.</w:t>
+      </w:r>
+    </w:p>
+    <w:p>
+      <w:pPr>
+        <w:pStyle w:val="BodyText"/>
+      </w:pPr>
+      <w:r>
+        <w:rPr>
+          <w:i/>
+          <w:iCs/>
+        </w:rPr>
+        <w:t xml:space="preserve">Recommendation</w:t>
+      </w:r>
+    </w:p>
+    <w:p>
+      <w:pPr>
+        <w:pStyle w:val="BodyText"/>
+      </w:pPr>
+      <w:r>
+        <w:t xml:space="preserve">Install spray foam on the basement/crawlspace walls to prevent moisture infiltration and reduce heat loss. In older homes, most heat loss is due to air leakage. Air sealing is particularly important in the basement or crawlspace (and attic). As warm air rises and leaks out the top of your home, cold air is pulled in at the bottom. This is called the</w:t>
+      </w:r>
+      <w:r>
+        <w:t xml:space="preserve"> </w:t>
+      </w:r>
+      <w:r>
+        <w:t xml:space="preserve">‘stack effect’</w:t>
+      </w:r>
+      <w:r>
+        <w:t xml:space="preserve">, and is more pronounced in taller homes. Thus, air sealing is necessary anywhere gaps allow air to move into your house through the basement/crawlspace.</w:t>
+      </w:r>
+    </w:p>
+    <w:p>
+      <w:pPr>
+        <w:pStyle w:val="BodyText"/>
+      </w:pPr>
+      <w:r>
+        <w:t xml:space="preserve">Spray foam should be applied 2-3 inches thick on the walls to seal and insulate them. It is often ideal to install a vapor barrier at the same time as the spray foam insulation. Spray foam generally requires a layer of intumescent (fire-rated) paint over it to meet fire code.</w:t>
+      </w:r>
+    </w:p>
+    <w:p>
+      <w:pPr>
+        <w:pStyle w:val="BodyText"/>
+      </w:pPr>
+      <w:r>
+        <w:rPr>
+          <w:i/>
+          <w:iCs/>
+        </w:rPr>
+        <w:t xml:space="preserve">Estimated Cost/Benefits/Incentives</w:t>
+      </w:r>
+    </w:p>
+    <w:p>
+      <w:pPr>
+        <w:pStyle w:val="BodyText"/>
+      </w:pPr>
+      <w:r>
+        <w:t xml:space="preserve">Installation of spray foam insulation will cost around $5-7 per square foot. Efficiency Maine rebates and other incentives for insulation work can fund up to 80% of the project cost (subject to a lifetime limit per building), up to $9,200 when combined with nonrefundable federal tax credits. You can call them at 866-376-2463 (Monday to Friday, 8:00 am to 5:00 pm) or visit their webpage about insulation rebates: https://www.efficiencymaine.com/at-home/insulation-rebates/</w:t>
+      </w:r>
+    </w:p>
+    <w:bookmarkEnd w:id="50"/>
+    <w:bookmarkStart w:id="51" w:name="attic-insulation-and-air-sealing"/>
+    <w:p>
+      <w:pPr>
+        <w:pStyle w:val="Heading3"/>
+      </w:pPr>
+      <w:r>
+        <w:t xml:space="preserve">4.10 Attic Insulation and Air Sealing</w:t>
+      </w:r>
+    </w:p>
+    <w:p>
+      <w:pPr>
+        <w:pStyle w:val="FirstParagraph"/>
+      </w:pPr>
+      <w:r>
+        <w:rPr>
+          <w:i/>
+          <w:iCs/>
+        </w:rPr>
+        <w:t xml:space="preserve">Problem</w:t>
+      </w:r>
+    </w:p>
+    <w:p>
+      <w:pPr>
+        <w:pStyle w:val="BodyText"/>
+      </w:pPr>
+      <w:r>
+        <w:t xml:space="preserve">The attic is uninsulated or is missing insulation and the attic could also benefit from air-sealing. These upgrades will reduce draftiness and heat loss in the winter and heat gain in the summer.</w:t>
+      </w:r>
+    </w:p>
+    <w:p>
+      <w:pPr>
+        <w:pStyle w:val="BodyText"/>
+      </w:pPr>
+      <w:r>
+        <w:rPr>
+          <w:i/>
+          <w:iCs/>
+        </w:rPr>
+        <w:t xml:space="preserve">Recommendation</w:t>
+      </w:r>
+    </w:p>
+    <w:p>
+      <w:pPr>
+        <w:pStyle w:val="BodyText"/>
+      </w:pPr>
+      <w:r>
+        <w:t xml:space="preserve">Air seal the attic and insulate it to at least R-60 (18 inches of loose-fill cellulose insulation). COA has been installing 24 inches (R-80) of cellulose insulation in attics on our campus. Before the attic is insulated, ensure that any needed bathroom and kitchen fans are installed and that all fans are properly vented to the outside.</w:t>
+      </w:r>
+    </w:p>
+    <w:p>
+      <w:pPr>
+        <w:pStyle w:val="BodyText"/>
+      </w:pPr>
+      <w:r>
+        <w:t xml:space="preserve">In older homes, most heat loss is due to air leakage. Air sealing is particularly important in the attic (and basement or crawlspace). As warm air rises and leaks out the top of your home, cold air is pulled in at the bottom. This is called the</w:t>
+      </w:r>
+      <w:r>
+        <w:t xml:space="preserve"> </w:t>
+      </w:r>
+      <w:r>
+        <w:t xml:space="preserve">‘stack effect’</w:t>
+      </w:r>
+      <w:r>
+        <w:t xml:space="preserve">, and is more pronounced in taller homes. Thus, air sealing is necessary anywhere gaps allow air to move between your house and the attic. This typically includes gaps around the chimney, electrical penetrations, and wall top plates.</w:t>
+      </w:r>
+    </w:p>
+    <w:p>
+      <w:pPr>
+        <w:pStyle w:val="BodyText"/>
+      </w:pPr>
+      <w:r>
+        <w:rPr>
+          <w:i/>
+          <w:iCs/>
+        </w:rPr>
+        <w:t xml:space="preserve">Estimated Cost/Benefits/Incentives</w:t>
+      </w:r>
+    </w:p>
+    <w:p>
+      <w:pPr>
+        <w:pStyle w:val="BodyText"/>
+      </w:pPr>
+      <w:r>
+        <w:t xml:space="preserve">Efficiency Maine rebates and other incentives for insulation work can fund up to 80% of the overall cost to weatherize your home (subject to a lifetime limit per building), up to $9,200 when combined with nonrefundable federal tax credits. You can call them at 866-376-2463 (Monday to Friday, 8:00 am to 5:00 pm) or visit their webpage about insulation rebates: https://www.efficiencymaine.com/at-home/insulation-rebates/</w:t>
+      </w:r>
+    </w:p>
+    <w:bookmarkEnd w:id="51"/>
+    <w:bookmarkStart w:id="52" w:name="electrical-panel-upgrade"/>
+    <w:p>
+      <w:pPr>
+        <w:pStyle w:val="Heading3"/>
+      </w:pPr>
+      <w:r>
+        <w:t xml:space="preserve">4.11 Electrical Panel Upgrade</w:t>
+      </w:r>
+    </w:p>
+    <w:p>
+      <w:pPr>
+        <w:pStyle w:val="FirstParagraph"/>
+      </w:pPr>
+      <w:r>
+        <w:rPr>
+          <w:i/>
+          <w:iCs/>
+        </w:rPr>
+        <w:t xml:space="preserve">Problem</w:t>
+      </w:r>
+    </w:p>
+    <w:p>
+      <w:pPr>
+        <w:pStyle w:val="BodyText"/>
+      </w:pPr>
+      <w:r>
         <w:rPr>
           <w:b/>
           <w:bCs/>
@@ -3777,7 +4229,7 @@
         <w:pStyle w:val="BodyText"/>
       </w:pPr>
       <w:r>
-        <w:t xml:space="preserve">Have the furnace/boiler and flue inspected and adjusted by a licensed professional. This should be available from your fuel delivery company.</w:t>
+        <w:t xml:space="preserve">Consult with an electrician about replacing your existing electrical panel with a 200 amp panel as you add electrical appliances to your home. It may become necessary to increase the capacity to address potential safety hazards. An electrician can determine whether or not a panel upgrade is necessary based on your current and anticipated usage.</w:t>
       </w:r>
     </w:p>
     <w:p>
@@ -3797,17 +4249,17 @@
         <w:pStyle w:val="BodyText"/>
       </w:pPr>
       <w:r>
-        <w:t xml:space="preserve">A tune-up can improve the efficiency of your furnace/boiler, confirm that it is exhausting properly, and identify areas of concern before they become urgent. If you have a service contract with your fuel delivery company, an annual tune-up is usually included.</w:t>
-      </w:r>
-    </w:p>
-    <w:bookmarkEnd w:id="42"/>
-    <w:bookmarkStart w:id="43" w:name="high-efficiency-shower-heads"/>
+        <w:t xml:space="preserve">Costs of electrical components needed to support residential energy upgrades – including panels, sub-panels, branch circuits, and feeders – qualify for a 30% nonrefundable tax credit (up to $600 per item) if they have a capacity of 200 amps or more. An electrical panel upgrades also provides a good opportunity for an electrician to install whole-house surge protection, which costs $100-$400. Here are some options: https://www.popularmechanics.com/home/interior-projects/g43140886/best-whole-house-surge-protectors/</w:t>
+      </w:r>
+    </w:p>
+    <w:bookmarkEnd w:id="52"/>
+    <w:bookmarkStart w:id="53" w:name="air-source-heat-pump"/>
     <w:p>
       <w:pPr>
         <w:pStyle w:val="Heading3"/>
       </w:pPr>
       <w:r>
-        <w:t xml:space="preserve">4.2 High efficiency shower head(s)</w:t>
+        <w:t xml:space="preserve">4.12 Air Source Heat Pump</w:t>
       </w:r>
     </w:p>
     <w:p>
@@ -3827,7 +4279,7 @@
         <w:pStyle w:val="BodyText"/>
       </w:pPr>
       <w:r>
-        <w:t xml:space="preserve">Your shower heads use more water and energy than high-efficiency shower heads, thus costing you more money than necessary. Older shower heads use 2.5 gallons or more every minute, which wastes thousands of gallons of water each year and costs you money for every extra gallon of water heated.</w:t>
+        <w:t xml:space="preserve">Combustion heating equipment is expensive, inefficient, and has the potential to release harmful combustion gases like carbon monoxide into the home.</w:t>
       </w:r>
     </w:p>
     <w:p>
@@ -3847,11 +4299,13 @@
         <w:pStyle w:val="BodyText"/>
       </w:pPr>
       <w:r>
-        <w:t xml:space="preserve">Install high-efficiency shower heads to reduce the amount of water and energy to heat the water used when showering. We recommend 1.5 gallon per minute shower heads that will save a gallon or more of water for every minute spent in the shower.</w:t>
-      </w:r>
-      <w:r>
-        <w:t xml:space="preserve"> </w:t>
-      </w:r>
+        <w:t xml:space="preserve">Install air source heat pumps for heating and cooling and whole-house surge protection. Air source heat pumps can be up to 300% efficient and heat, cool, and dehumidify your house. A qualified installer will help determine what size system to install and where. Whole-house surge protection will protect your appliances and heat pumps from being damaged by an electrical surge.</w:t>
+      </w:r>
+    </w:p>
+    <w:p>
+      <w:pPr>
+        <w:pStyle w:val="BodyText"/>
+      </w:pPr>
       <w:r>
         <w:rPr>
           <w:i/>
@@ -3865,17 +4319,731 @@
         <w:pStyle w:val="BodyText"/>
       </w:pPr>
       <w:r>
-        <w:t xml:space="preserve">A typical family will save ~10,000 gallons of water per year and over $100 per year in water heating costs. We provide these for free and have several styles for you to choose from; contact us for some if we did not give you any during the audit.</w:t>
-      </w:r>
-    </w:p>
-    <w:bookmarkEnd w:id="43"/>
-    <w:bookmarkStart w:id="44" w:name="window-dressers"/>
+        <w:t xml:space="preserve">Efficiency Maine rebates can fund $1,000 to $3,000 per unit up to a lifetime limit per housing unit for $3,000 to $9,000 (depending on income level) to install heat pumps. The rebate can be combined with a nonrefundable federal tax credit of 30% of the remaining cost of the unit and labor, subject to an annual maximum benefit of $2,000 (shared with other energy property, like a heat pump water heater). You can call Efficiency Maine at 866-376-2463 (Monday to Friday, 8:00 am to 5:00 pm) or visit their website: https://www.efficiencymaine.com/at-home/residential-heat-pump-incentives/</w:t>
+      </w:r>
+    </w:p>
+    <w:p>
+      <w:pPr>
+        <w:pStyle w:val="SourceCode"/>
+      </w:pPr>
+      <w:r>
+        <w:rPr>
+          <w:rStyle w:val="NormalTok"/>
+        </w:rPr>
+        <w:t xml:space="preserve"> </w:t>
+      </w:r>
+      <w:r>
+        <w:rPr>
+          <w:rStyle w:val="CommentTok"/>
+        </w:rPr>
+        <w:t xml:space="preserve">#| label: other 3 recommendation</w:t>
+      </w:r>
+      <w:r>
+        <w:br/>
+      </w:r>
+      <w:r>
+        <w:rPr>
+          <w:rStyle w:val="NormalTok"/>
+        </w:rPr>
+        <w:t xml:space="preserve"> </w:t>
+      </w:r>
+      <w:r>
+        <w:rPr>
+          <w:rStyle w:val="CommentTok"/>
+        </w:rPr>
+        <w:t xml:space="preserve">#| echo: false</w:t>
+      </w:r>
+      <w:r>
+        <w:br/>
+      </w:r>
+      <w:r>
+        <w:rPr>
+          <w:rStyle w:val="NormalTok"/>
+        </w:rPr>
+        <w:t xml:space="preserve"> </w:t>
+      </w:r>
+      <w:r>
+        <w:rPr>
+          <w:rStyle w:val="CommentTok"/>
+        </w:rPr>
+        <w:t xml:space="preserve">#| results: asis</w:t>
+      </w:r>
+      <w:r>
+        <w:br/>
+      </w:r>
+      <w:r>
+        <w:br/>
+      </w:r>
+      <w:r>
+        <w:br/>
+      </w:r>
+      <w:r>
+        <w:rPr>
+          <w:rStyle w:val="ControlFlowTok"/>
+        </w:rPr>
+        <w:t xml:space="preserve">if</w:t>
+      </w:r>
+      <w:r>
+        <w:rPr>
+          <w:rStyle w:val="NormalTok"/>
+        </w:rPr>
+        <w:t xml:space="preserve">( other_3 </w:t>
+      </w:r>
+      <w:r>
+        <w:rPr>
+          <w:rStyle w:val="SpecialCharTok"/>
+        </w:rPr>
+        <w:t xml:space="preserve">==</w:t>
+      </w:r>
+      <w:r>
+        <w:rPr>
+          <w:rStyle w:val="NormalTok"/>
+        </w:rPr>
+        <w:t xml:space="preserve"> </w:t>
+      </w:r>
+      <w:r>
+        <w:rPr>
+          <w:rStyle w:val="ConstantTok"/>
+        </w:rPr>
+        <w:t xml:space="preserve">TRUE</w:t>
+      </w:r>
+      <w:r>
+        <w:rPr>
+          <w:rStyle w:val="NormalTok"/>
+        </w:rPr>
+        <w:t xml:space="preserve">){</w:t>
+      </w:r>
+      <w:r>
+        <w:br/>
+      </w:r>
+      <w:r>
+        <w:rPr>
+          <w:rStyle w:val="NormalTok"/>
+        </w:rPr>
+        <w:t xml:space="preserve">  </w:t>
+      </w:r>
+      <w:r>
+        <w:rPr>
+          <w:rStyle w:val="FunctionTok"/>
+        </w:rPr>
+        <w:t xml:space="preserve">cat</w:t>
+      </w:r>
+      <w:r>
+        <w:rPr>
+          <w:rStyle w:val="NormalTok"/>
+        </w:rPr>
+        <w:t xml:space="preserve">(</w:t>
+      </w:r>
+      <w:r>
+        <w:rPr>
+          <w:rStyle w:val="StringTok"/>
+        </w:rPr>
+        <w:t xml:space="preserve">"### Other 3</w:t>
+      </w:r>
+      <w:r>
+        <w:br/>
+      </w:r>
+      <w:r>
+        <w:rPr>
+          <w:rStyle w:val="StringTok"/>
+        </w:rPr>
+        <w:t xml:space="preserve">  </w:t>
+      </w:r>
+      <w:r>
+        <w:br/>
+      </w:r>
+      <w:r>
+        <w:rPr>
+          <w:rStyle w:val="StringTok"/>
+        </w:rPr>
+        <w:t xml:space="preserve">*Problem*</w:t>
+      </w:r>
+      <w:r>
+        <w:br/>
+      </w:r>
+      <w:r>
+        <w:br/>
+      </w:r>
+      <w:r>
+        <w:rPr>
+          <w:rStyle w:val="StringTok"/>
+        </w:rPr>
+        <w:t xml:space="preserve">*Recommendation*</w:t>
+      </w:r>
+      <w:r>
+        <w:br/>
+      </w:r>
+      <w:r>
+        <w:br/>
+      </w:r>
+      <w:r>
+        <w:rPr>
+          <w:rStyle w:val="StringTok"/>
+        </w:rPr>
+        <w:t xml:space="preserve">"</w:t>
+      </w:r>
+      <w:r>
+        <w:rPr>
+          <w:rStyle w:val="NormalTok"/>
+        </w:rPr>
+        <w:t xml:space="preserve">)</w:t>
+      </w:r>
+      <w:r>
+        <w:br/>
+      </w:r>
+      <w:r>
+        <w:rPr>
+          <w:rStyle w:val="NormalTok"/>
+        </w:rPr>
+        <w:t xml:space="preserve">}</w:t>
+      </w:r>
+      <w:r>
+        <w:rPr>
+          <w:rStyle w:val="ControlFlowTok"/>
+        </w:rPr>
+        <w:t xml:space="preserve">else</w:t>
+      </w:r>
+      <w:r>
+        <w:rPr>
+          <w:rStyle w:val="NormalTok"/>
+        </w:rPr>
+        <w:t xml:space="preserve">{</w:t>
+      </w:r>
+      <w:r>
+        <w:br/>
+      </w:r>
+      <w:r>
+        <w:rPr>
+          <w:rStyle w:val="NormalTok"/>
+        </w:rPr>
+        <w:t xml:space="preserve">  </w:t>
+      </w:r>
+      <w:r>
+        <w:rPr>
+          <w:rStyle w:val="FunctionTok"/>
+        </w:rPr>
+        <w:t xml:space="preserve">cat</w:t>
+      </w:r>
+      <w:r>
+        <w:rPr>
+          <w:rStyle w:val="NormalTok"/>
+        </w:rPr>
+        <w:t xml:space="preserve">(</w:t>
+      </w:r>
+      <w:r>
+        <w:rPr>
+          <w:rStyle w:val="StringTok"/>
+        </w:rPr>
+        <w:t xml:space="preserve">""</w:t>
+      </w:r>
+      <w:r>
+        <w:rPr>
+          <w:rStyle w:val="NormalTok"/>
+        </w:rPr>
+        <w:t xml:space="preserve">)</w:t>
+      </w:r>
+      <w:r>
+        <w:br/>
+      </w:r>
+      <w:r>
+        <w:rPr>
+          <w:rStyle w:val="NormalTok"/>
+        </w:rPr>
+        <w:t xml:space="preserve">}</w:t>
+      </w:r>
+      <w:r>
+        <w:br/>
+      </w:r>
+      <w:r>
+        <w:br/>
+      </w:r>
+      <w:r>
+        <w:rPr>
+          <w:rStyle w:val="ControlFlowTok"/>
+        </w:rPr>
+        <w:t xml:space="preserve">if</w:t>
+      </w:r>
+      <w:r>
+        <w:rPr>
+          <w:rStyle w:val="NormalTok"/>
+        </w:rPr>
+        <w:t xml:space="preserve">(other_3 </w:t>
+      </w:r>
+      <w:r>
+        <w:rPr>
+          <w:rStyle w:val="SpecialCharTok"/>
+        </w:rPr>
+        <w:t xml:space="preserve">==</w:t>
+      </w:r>
+      <w:r>
+        <w:rPr>
+          <w:rStyle w:val="NormalTok"/>
+        </w:rPr>
+        <w:t xml:space="preserve"> </w:t>
+      </w:r>
+      <w:r>
+        <w:rPr>
+          <w:rStyle w:val="ConstantTok"/>
+        </w:rPr>
+        <w:t xml:space="preserve">TRUE</w:t>
+      </w:r>
+      <w:r>
+        <w:rPr>
+          <w:rStyle w:val="NormalTok"/>
+        </w:rPr>
+        <w:t xml:space="preserve">){</w:t>
+      </w:r>
+      <w:r>
+        <w:br/>
+      </w:r>
+      <w:r>
+        <w:rPr>
+          <w:rStyle w:val="NormalTok"/>
+        </w:rPr>
+        <w:t xml:space="preserve">  </w:t>
+      </w:r>
+      <w:r>
+        <w:rPr>
+          <w:rStyle w:val="FunctionTok"/>
+        </w:rPr>
+        <w:t xml:space="preserve">cat</w:t>
+      </w:r>
+      <w:r>
+        <w:rPr>
+          <w:rStyle w:val="NormalTok"/>
+        </w:rPr>
+        <w:t xml:space="preserve">(a_other_3</w:t>
+      </w:r>
+      <w:r>
+        <w:rPr>
+          <w:rStyle w:val="SpecialCharTok"/>
+        </w:rPr>
+        <w:t xml:space="preserve">$</w:t>
+      </w:r>
+      <w:r>
+        <w:rPr>
+          <w:rStyle w:val="NormalTok"/>
+        </w:rPr>
+        <w:t xml:space="preserve">Description</w:t>
+      </w:r>
+      <w:r>
+        <w:br/>
+      </w:r>
+      <w:r>
+        <w:rPr>
+          <w:rStyle w:val="NormalTok"/>
+        </w:rPr>
+        <w:t xml:space="preserve">    </w:t>
+      </w:r>
+      <w:r>
+        <w:br/>
+      </w:r>
+      <w:r>
+        <w:rPr>
+          <w:rStyle w:val="NormalTok"/>
+        </w:rPr>
+        <w:t xml:space="preserve">  )</w:t>
+      </w:r>
+      <w:r>
+        <w:br/>
+      </w:r>
+      <w:r>
+        <w:rPr>
+          <w:rStyle w:val="NormalTok"/>
+        </w:rPr>
+        <w:t xml:space="preserve">}</w:t>
+      </w:r>
+      <w:r>
+        <w:rPr>
+          <w:rStyle w:val="ControlFlowTok"/>
+        </w:rPr>
+        <w:t xml:space="preserve">else</w:t>
+      </w:r>
+      <w:r>
+        <w:rPr>
+          <w:rStyle w:val="NormalTok"/>
+        </w:rPr>
+        <w:t xml:space="preserve">{</w:t>
+      </w:r>
+      <w:r>
+        <w:br/>
+      </w:r>
+      <w:r>
+        <w:rPr>
+          <w:rStyle w:val="NormalTok"/>
+        </w:rPr>
+        <w:t xml:space="preserve">  </w:t>
+      </w:r>
+      <w:r>
+        <w:rPr>
+          <w:rStyle w:val="FunctionTok"/>
+        </w:rPr>
+        <w:t xml:space="preserve">cat</w:t>
+      </w:r>
+      <w:r>
+        <w:rPr>
+          <w:rStyle w:val="NormalTok"/>
+        </w:rPr>
+        <w:t xml:space="preserve">(</w:t>
+      </w:r>
+      <w:r>
+        <w:rPr>
+          <w:rStyle w:val="StringTok"/>
+        </w:rPr>
+        <w:t xml:space="preserve">""</w:t>
+      </w:r>
+      <w:r>
+        <w:rPr>
+          <w:rStyle w:val="NormalTok"/>
+        </w:rPr>
+        <w:t xml:space="preserve">)</w:t>
+      </w:r>
+      <w:r>
+        <w:br/>
+      </w:r>
+      <w:r>
+        <w:rPr>
+          <w:rStyle w:val="NormalTok"/>
+        </w:rPr>
+        <w:t xml:space="preserve">  }</w:t>
+      </w:r>
+      <w:r>
+        <w:br/>
+      </w:r>
+      <w:r>
+        <w:br/>
+      </w:r>
+      <w:r>
+        <w:rPr>
+          <w:rStyle w:val="ControlFlowTok"/>
+        </w:rPr>
+        <w:t xml:space="preserve">if</w:t>
+      </w:r>
+      <w:r>
+        <w:rPr>
+          <w:rStyle w:val="NormalTok"/>
+        </w:rPr>
+        <w:t xml:space="preserve">(other_3 </w:t>
+      </w:r>
+      <w:r>
+        <w:rPr>
+          <w:rStyle w:val="SpecialCharTok"/>
+        </w:rPr>
+        <w:t xml:space="preserve">==</w:t>
+      </w:r>
+      <w:r>
+        <w:rPr>
+          <w:rStyle w:val="NormalTok"/>
+        </w:rPr>
+        <w:t xml:space="preserve"> </w:t>
+      </w:r>
+      <w:r>
+        <w:rPr>
+          <w:rStyle w:val="ConstantTok"/>
+        </w:rPr>
+        <w:t xml:space="preserve">TRUE</w:t>
+      </w:r>
+      <w:r>
+        <w:rPr>
+          <w:rStyle w:val="NormalTok"/>
+        </w:rPr>
+        <w:t xml:space="preserve">){</w:t>
+      </w:r>
+      <w:r>
+        <w:br/>
+      </w:r>
+      <w:r>
+        <w:rPr>
+          <w:rStyle w:val="NormalTok"/>
+        </w:rPr>
+        <w:t xml:space="preserve">  </w:t>
+      </w:r>
+      <w:r>
+        <w:rPr>
+          <w:rStyle w:val="FunctionTok"/>
+        </w:rPr>
+        <w:t xml:space="preserve">cat</w:t>
+      </w:r>
+      <w:r>
+        <w:rPr>
+          <w:rStyle w:val="NormalTok"/>
+        </w:rPr>
+        <w:t xml:space="preserve">(</w:t>
+      </w:r>
+      <w:r>
+        <w:rPr>
+          <w:rStyle w:val="StringTok"/>
+        </w:rPr>
+        <w:t xml:space="preserve">"</w:t>
+      </w:r>
+      <w:r>
+        <w:br/>
+      </w:r>
+      <w:r>
+        <w:br/>
+      </w:r>
+      <w:r>
+        <w:rPr>
+          <w:rStyle w:val="StringTok"/>
+        </w:rPr>
+        <w:t xml:space="preserve">*Estimated Cost/Benefits/Incentives*</w:t>
+      </w:r>
+      <w:r>
+        <w:br/>
+      </w:r>
+      <w:r>
+        <w:br/>
+      </w:r>
+      <w:r>
+        <w:rPr>
+          <w:rStyle w:val="StringTok"/>
+        </w:rPr>
+        <w:t xml:space="preserve">"</w:t>
+      </w:r>
+      <w:r>
+        <w:rPr>
+          <w:rStyle w:val="NormalTok"/>
+        </w:rPr>
+        <w:t xml:space="preserve">, auto_other_3_estimates</w:t>
+      </w:r>
+      <w:r>
+        <w:rPr>
+          <w:rStyle w:val="SpecialCharTok"/>
+        </w:rPr>
+        <w:t xml:space="preserve">$</w:t>
+      </w:r>
+      <w:r>
+        <w:rPr>
+          <w:rStyle w:val="NormalTok"/>
+        </w:rPr>
+        <w:t xml:space="preserve">Description)</w:t>
+      </w:r>
+      <w:r>
+        <w:br/>
+      </w:r>
+      <w:r>
+        <w:rPr>
+          <w:rStyle w:val="NormalTok"/>
+        </w:rPr>
+        <w:t xml:space="preserve">}</w:t>
+      </w:r>
+      <w:r>
+        <w:rPr>
+          <w:rStyle w:val="ControlFlowTok"/>
+        </w:rPr>
+        <w:t xml:space="preserve">else</w:t>
+      </w:r>
+      <w:r>
+        <w:rPr>
+          <w:rStyle w:val="NormalTok"/>
+        </w:rPr>
+        <w:t xml:space="preserve">{</w:t>
+      </w:r>
+      <w:r>
+        <w:br/>
+      </w:r>
+      <w:r>
+        <w:rPr>
+          <w:rStyle w:val="NormalTok"/>
+        </w:rPr>
+        <w:t xml:space="preserve">  </w:t>
+      </w:r>
+      <w:r>
+        <w:rPr>
+          <w:rStyle w:val="FunctionTok"/>
+        </w:rPr>
+        <w:t xml:space="preserve">cat</w:t>
+      </w:r>
+      <w:r>
+        <w:rPr>
+          <w:rStyle w:val="NormalTok"/>
+        </w:rPr>
+        <w:t xml:space="preserve">(</w:t>
+      </w:r>
+      <w:r>
+        <w:rPr>
+          <w:rStyle w:val="StringTok"/>
+        </w:rPr>
+        <w:t xml:space="preserve">""</w:t>
+      </w:r>
+      <w:r>
+        <w:rPr>
+          <w:rStyle w:val="NormalTok"/>
+        </w:rPr>
+        <w:t xml:space="preserve">)</w:t>
+      </w:r>
+      <w:r>
+        <w:br/>
+      </w:r>
+      <w:r>
+        <w:rPr>
+          <w:rStyle w:val="NormalTok"/>
+        </w:rPr>
+        <w:t xml:space="preserve">  } </w:t>
+      </w:r>
+    </w:p>
+    <w:bookmarkEnd w:id="53"/>
+    <w:bookmarkEnd w:id="54"/>
+    <w:bookmarkStart w:id="55" w:name="additional-resources"/>
+    <w:p>
+      <w:pPr>
+        <w:pStyle w:val="Heading2"/>
+      </w:pPr>
+      <w:r>
+        <w:t xml:space="preserve">5 Additional Resources</w:t>
+      </w:r>
+    </w:p>
+    <w:p>
+      <w:pPr>
+        <w:pStyle w:val="FirstParagraph"/>
+      </w:pPr>
+      <w:r>
+        <w:t xml:space="preserve">Many home efficiency upgrades are eligible for Efficiency Maine rebates and federal tax credits. Financial incentives vary based on income level and type of occupancy. An overview of all state rebates and federal tax credits can be found here: https://www.efficiencymaine.com/at-home/.</w:t>
+      </w:r>
+    </w:p>
+    <w:p>
+      <w:pPr>
+        <w:pStyle w:val="BodyText"/>
+      </w:pPr>
+      <w:r>
+        <w:t xml:space="preserve">You can search for Efficiency Maine registered contractors here: https://www.efficiencymaine.com/at-home/vendor-locator/.</w:t>
+      </w:r>
+    </w:p>
+    <w:p>
+      <w:pPr>
+        <w:pStyle w:val="BodyText"/>
+      </w:pPr>
+      <w:r>
+        <w:t xml:space="preserve">We recommend discussing a whole-home plan for insulation and air sealing work in the basement, walls, and attic with contractors to determine how to best sequence the work to take full advantage of the Efficiency Maine rebates (which are subject to lifetime maximums) and nonrefundable federal tax credits (which are subject to annual maximums).</w:t>
+      </w:r>
+    </w:p>
+    <w:bookmarkEnd w:id="55"/>
+    <w:bookmarkStart w:id="68" w:name="section-four-tests"/>
+    <w:p>
+      <w:pPr>
+        <w:pStyle w:val="Heading2"/>
+      </w:pPr>
+      <w:r>
+        <w:t xml:space="preserve">6 Section Four Tests</w:t>
+      </w:r>
+    </w:p>
+    <w:bookmarkStart w:id="56" w:name="windowdressers"/>
     <w:p>
       <w:pPr>
         <w:pStyle w:val="Heading3"/>
       </w:pPr>
       <w:r>
-        <w:t xml:space="preserve">4.3 Window Dressers</w:t>
+        <w:t xml:space="preserve">6.1 WindowDressers</w:t>
+      </w:r>
+    </w:p>
+    <w:bookmarkEnd w:id="56"/>
+    <w:bookmarkStart w:id="57" w:name="leds-1"/>
+    <w:p>
+      <w:pPr>
+        <w:pStyle w:val="Heading3"/>
+      </w:pPr>
+      <w:r>
+        <w:t xml:space="preserve">6.2 LEDs</w:t>
+      </w:r>
+    </w:p>
+    <w:bookmarkEnd w:id="57"/>
+    <w:bookmarkStart w:id="58" w:name="high-efficiency-shower-heads-1"/>
+    <w:p>
+      <w:pPr>
+        <w:pStyle w:val="Heading3"/>
+      </w:pPr>
+      <w:r>
+        <w:t xml:space="preserve">6.3 High-efficiency Shower Head(s)</w:t>
+      </w:r>
+    </w:p>
+    <w:bookmarkEnd w:id="58"/>
+    <w:bookmarkStart w:id="59" w:name="gutters-1"/>
+    <w:p>
+      <w:pPr>
+        <w:pStyle w:val="Heading3"/>
+      </w:pPr>
+      <w:r>
+        <w:t xml:space="preserve">6.4 Gutters</w:t>
+      </w:r>
+    </w:p>
+    <w:bookmarkEnd w:id="59"/>
+    <w:bookmarkStart w:id="60" w:name="bathroom-exhaust-fans-1"/>
+    <w:p>
+      <w:pPr>
+        <w:pStyle w:val="Heading3"/>
+      </w:pPr>
+      <w:r>
+        <w:t xml:space="preserve">6.5 Bathroom Exhaust Fan(s)</w:t>
+      </w:r>
+    </w:p>
+    <w:bookmarkEnd w:id="60"/>
+    <w:bookmarkStart w:id="61" w:name="kitchen-exhaust-fan"/>
+    <w:p>
+      <w:pPr>
+        <w:pStyle w:val="Heading3"/>
+      </w:pPr>
+      <w:r>
+        <w:t xml:space="preserve">6.6 Kitchen Exhaust Fan</w:t>
+      </w:r>
+    </w:p>
+    <w:bookmarkEnd w:id="61"/>
+    <w:bookmarkStart w:id="62" w:name="induction-stoveoven-1"/>
+    <w:p>
+      <w:pPr>
+        <w:pStyle w:val="Heading3"/>
+      </w:pPr>
+      <w:r>
+        <w:t xml:space="preserve">6.7 Induction Stove/Oven</w:t>
+      </w:r>
+    </w:p>
+    <w:bookmarkEnd w:id="62"/>
+    <w:bookmarkStart w:id="63" w:name="attic-air-sealing-and-insulation"/>
+    <w:p>
+      <w:pPr>
+        <w:pStyle w:val="Heading3"/>
+      </w:pPr>
+      <w:r>
+        <w:t xml:space="preserve">6.8 Attic Air Sealing and Insulation</w:t>
+      </w:r>
+    </w:p>
+    <w:bookmarkEnd w:id="63"/>
+    <w:bookmarkStart w:id="64" w:name="vapor-barrier-1"/>
+    <w:p>
+      <w:pPr>
+        <w:pStyle w:val="Heading3"/>
+      </w:pPr>
+      <w:r>
+        <w:t xml:space="preserve">6.9 Vapor Barrier</w:t>
+      </w:r>
+    </w:p>
+    <w:bookmarkEnd w:id="64"/>
+    <w:bookmarkStart w:id="65" w:name="spray-foam-basementcrawlspace-walls"/>
+    <w:p>
+      <w:pPr>
+        <w:pStyle w:val="Heading3"/>
+      </w:pPr>
+      <w:r>
+        <w:t xml:space="preserve">6.10 Spray Foam Basement/Crawlspace Walls</w:t>
+      </w:r>
+    </w:p>
+    <w:bookmarkEnd w:id="65"/>
+    <w:bookmarkStart w:id="66" w:name="electrical-panel-upgrade-1"/>
+    <w:p>
+      <w:pPr>
+        <w:pStyle w:val="Heading3"/>
+      </w:pPr>
+      <w:r>
+        <w:t xml:space="preserve">6.11 Electrical Panel Upgrade</w:t>
+      </w:r>
+    </w:p>
+    <w:bookmarkEnd w:id="66"/>
+    <w:bookmarkStart w:id="67" w:name="air-source-heat-pump-1"/>
+    <w:p>
+      <w:pPr>
+        <w:pStyle w:val="Heading3"/>
+      </w:pPr>
+      <w:r>
+        <w:t xml:space="preserve">6.12 Air Source Heat Pump</w:t>
       </w:r>
     </w:p>
     <w:p>
@@ -3883,2055 +5051,23 @@
         <w:pStyle w:val="FirstParagraph"/>
       </w:pPr>
       <w:r>
-        <w:rPr>
-          <w:i/>
-          <w:iCs/>
-        </w:rPr>
-        <w:t xml:space="preserve">Problem</w:t>
-      </w:r>
-    </w:p>
-    <w:p>
-      <w:pPr>
-        <w:pStyle w:val="BodyText"/>
-      </w:pPr>
-      <w:r>
-        <w:t xml:space="preserve">Your windows are a source of heat loss, reduce your comfort due to cold surface temperatures, and may also cause moisture condensation or frost in the winter.</w:t>
-      </w:r>
-    </w:p>
-    <w:p>
-      <w:pPr>
-        <w:pStyle w:val="BodyText"/>
-      </w:pPr>
-      <w:r>
-        <w:rPr>
-          <w:i/>
-          <w:iCs/>
-        </w:rPr>
-        <w:t xml:space="preserve">Recommendation</w:t>
-      </w:r>
-    </w:p>
-    <w:p>
-      <w:pPr>
-        <w:pStyle w:val="BodyText"/>
-      </w:pPr>
-      <w:r>
-        <w:t xml:space="preserve">WindowDressers are insulating window inserts that help air-seal windows and reduce heat loss and gain. WindowDressers are transparent and let in light while stopping drafts. Each insert is made of a custom-made pine frame wrapped on each side with tightly sealed, clear polyolefin film, creating an airspace between the two layers for additional insulation. The insert is finished with a compressible foam weather seal. The foam allows enough give for the inserts to be easily slid into place in the fall and removed in the spring while holding firmly enough to provide a tight, friction-based seal. The inserts are installed inside your existing window frame with no fasteners required and last 5-10 years. They are most effective in the winter, but depending on the window’s exposure, they can sometimes be used in the summer to keep the house cooler.</w:t>
+        <w:t xml:space="preserve">[1]</w:t>
       </w:r>
       <w:r>
         <w:t xml:space="preserve"> </w:t>
       </w:r>
       <w:r>
-        <w:rPr>
-          <w:i/>
-          <w:iCs/>
-        </w:rPr>
-        <w:t xml:space="preserve">Estimated Cost/Benefits/Incentives</w:t>
-      </w:r>
-    </w:p>
-    <w:p>
-      <w:pPr>
-        <w:pStyle w:val="BodyText"/>
-      </w:pPr>
-      <w:r>
-        <w:t xml:space="preserve">Insulating window inserts save 5-10% of your heating costs at less than 1/10th the cost of replacement windows. The overall project cost will depend on the number and size of window inserts. Example prices for the 2024 season were: small (20 x 36”) - $36 for natural pine frame, $46 for white; medium (30 x 52”) - $50 for natural pine frame, $64 for white; large (44 x 68”) - $67 for natural pine frame, $88 for white. Adjusted pricing for lower-income households is available from WindowDressers upon request. If plastic is damaged, it can be replaced for $15.</w:t>
-      </w:r>
-    </w:p>
-    <w:p>
-      <w:pPr>
-        <w:pStyle w:val="BodyText"/>
-      </w:pPr>
-      <w:r>
-        <w:t xml:space="preserve">Households that order inserts are expected to participate in the Community Build where the inserts are made. You can sign up for a 4-hour shift and learn the simple steps in the insert-building process (no previous experience required, no power tools). Each job has</w:t>
-      </w:r>
-      <w:r>
-        <w:t xml:space="preserve"> </w:t>
-      </w:r>
-      <w:r>
-        <w:t xml:space="preserve">“jigs”</w:t>
-      </w:r>
-      <w:r>
-        <w:t xml:space="preserve"> </w:t>
-      </w:r>
-      <w:r>
-        <w:t xml:space="preserve">that make the job easier to do and ensure uniform quality. You will be trained at the beginning of your shift on how to do your task. Volunteering for multiple shifts is encouraged! Mid-shift snacks and a meal are provided to all participants.</w:t>
-      </w:r>
-    </w:p>
-    <w:p>
-      <w:pPr>
-        <w:pStyle w:val="BodyText"/>
-      </w:pPr>
-      <w:r>
-        <w:t xml:space="preserve">If you would like to participate, please contact us so we can discuss how the program works and which windows you’d like inserts for.</w:t>
-      </w:r>
-    </w:p>
-    <w:bookmarkEnd w:id="44"/>
-    <w:bookmarkStart w:id="45" w:name="freezer"/>
-    <w:p>
-      <w:pPr>
-        <w:pStyle w:val="Heading3"/>
-      </w:pPr>
-      <w:r>
-        <w:t xml:space="preserve">4.4 Freezer</w:t>
-      </w:r>
-    </w:p>
-    <w:p>
-      <w:pPr>
-        <w:pStyle w:val="FirstParagraph"/>
-      </w:pPr>
-      <w:r>
-        <w:rPr>
-          <w:i/>
-          <w:iCs/>
-        </w:rPr>
-        <w:t xml:space="preserve">Problem</w:t>
-      </w:r>
-    </w:p>
-    <w:p>
-      <w:pPr>
-        <w:pStyle w:val="BodyText"/>
-      </w:pPr>
-      <w:r>
-        <w:t xml:space="preserve">Your freezer uses more energy than newer models. Consider how the cost of running the freezer compares to the benefits of keeping it on.</w:t>
-      </w:r>
-    </w:p>
-    <w:p>
-      <w:pPr>
-        <w:pStyle w:val="BodyText"/>
-      </w:pPr>
-      <w:r>
-        <w:rPr>
-          <w:b/>
-          <w:bCs/>
-        </w:rPr>
-        <w:t xml:space="preserve">Ideally, the auditor notes the annual energy consumption (kWh) of the existing freezer compared to a new model of similar size</w:t>
-      </w:r>
-    </w:p>
-    <w:p>
-      <w:pPr>
-        <w:pStyle w:val="BodyText"/>
-      </w:pPr>
-      <w:r>
-        <w:rPr>
-          <w:i/>
-          <w:iCs/>
-        </w:rPr>
-        <w:t xml:space="preserve">Recommendation</w:t>
-      </w:r>
-    </w:p>
-    <w:p>
-      <w:pPr>
-        <w:pStyle w:val="BodyText"/>
-      </w:pPr>
-      <w:r>
-        <w:t xml:space="preserve">Replace your freezer with a new, EnergyStar certified freezer. Look at the Energy Guide label to compare the energy use of new freezers.</w:t>
-      </w:r>
-    </w:p>
-    <w:p>
-      <w:pPr>
-        <w:pStyle w:val="BodyText"/>
-      </w:pPr>
-      <w:r>
-        <w:rPr>
-          <w:i/>
-          <w:iCs/>
-        </w:rPr>
-        <w:t xml:space="preserve">Estimated Cost/Benefits/Incentives</w:t>
-      </w:r>
-    </w:p>
-    <w:p>
-      <w:pPr>
-        <w:pStyle w:val="BodyText"/>
-      </w:pPr>
-      <w:r>
-        <w:t xml:space="preserve">If you are able to afford the upfront cost of purchasing a new freezer, you will recoup significant savings in the long run. Whenever you need to buy a new appliance, consider EnergyStar certified models, which use electricity and are cheaper to run.</w:t>
-      </w:r>
-    </w:p>
-    <w:p>
-      <w:pPr>
-        <w:pStyle w:val="BodyText"/>
-      </w:pPr>
-      <w:r>
-        <w:rPr>
-          <w:b/>
-          <w:bCs/>
-        </w:rPr>
-        <w:t xml:space="preserve">Ideally, auditor locates similar volume freezer online to calculate monthly savings and payback period compared to kill-a-watt meter reading for current freezer.</w:t>
-      </w:r>
-      <w:r>
-        <w:rPr>
-          <w:b/>
-          <w:bCs/>
-        </w:rPr>
-        <w:t xml:space="preserve"> </w:t>
-      </w:r>
-      <w:r>
-        <w:rPr>
-          <w:b/>
-          <w:bCs/>
-        </w:rPr>
-        <w:t xml:space="preserve">“This example freezer would save $XX in electricity each month and pay for itself within XX months.”</w:t>
-      </w:r>
-    </w:p>
-    <w:bookmarkEnd w:id="45"/>
-    <w:bookmarkStart w:id="46" w:name="induction-stoveoven"/>
-    <w:p>
-      <w:pPr>
-        <w:pStyle w:val="Heading3"/>
-      </w:pPr>
-      <w:r>
-        <w:t xml:space="preserve">4.5 Induction Stove/Oven</w:t>
-      </w:r>
-    </w:p>
-    <w:p>
-      <w:pPr>
-        <w:pStyle w:val="FirstParagraph"/>
-      </w:pPr>
-      <w:r>
-        <w:rPr>
-          <w:i/>
-          <w:iCs/>
-        </w:rPr>
-        <w:t xml:space="preserve">Problem</w:t>
-      </w:r>
-    </w:p>
-    <w:p>
-      <w:pPr>
-        <w:pStyle w:val="BodyText"/>
-      </w:pPr>
-      <w:r>
-        <w:t xml:space="preserve">Your gas range has the potential to release propane, carbon monoxide, and combustion gases into your house. Gas ranges are also inefficient at transferring heat to your food at 32% efficiency, compared to 85% efficiency for induction cooktops.</w:t>
-      </w:r>
-    </w:p>
-    <w:p>
-      <w:pPr>
-        <w:pStyle w:val="BodyText"/>
-      </w:pPr>
-      <w:r>
-        <w:rPr>
-          <w:i/>
-          <w:iCs/>
-        </w:rPr>
-        <w:t xml:space="preserve">Recommendation</w:t>
-      </w:r>
-    </w:p>
-    <w:p>
-      <w:pPr>
-        <w:pStyle w:val="BodyText"/>
-      </w:pPr>
-      <w:r>
-        <w:t xml:space="preserve">Induction cooking appliances are more efficient and safer than electric or gas ones. There is no risk of carbon monoxide or other harmful combustion gases, and the surface doesn’t heat up without a pot or pan on it.</w:t>
-      </w:r>
-    </w:p>
-    <w:p>
-      <w:pPr>
-        <w:pStyle w:val="BodyText"/>
-      </w:pPr>
-      <w:r>
-        <w:rPr>
-          <w:i/>
-          <w:iCs/>
-        </w:rPr>
-        <w:t xml:space="preserve">Estimated Cost/Benefits/Incentives</w:t>
-      </w:r>
-    </w:p>
-    <w:p>
-      <w:pPr>
-        <w:pStyle w:val="BodyText"/>
-      </w:pPr>
-      <w:r>
-        <w:t xml:space="preserve">Currently, Efficiency Maine does not offer a rebate for induction stoves. If you’re interested in trying out induction cooking but don’t want to replace your kitchen stove, consider buying a portable induction cooktop, which costs less than $100.</w:t>
-      </w:r>
-    </w:p>
-    <w:bookmarkEnd w:id="46"/>
-    <w:bookmarkStart w:id="47" w:name="bathroom-exhaust-fans"/>
-    <w:p>
-      <w:pPr>
-        <w:pStyle w:val="Heading3"/>
-      </w:pPr>
-      <w:r>
-        <w:t xml:space="preserve">4.6 Bathroom exhaust fan(s)</w:t>
-      </w:r>
-    </w:p>
-    <w:p>
-      <w:pPr>
-        <w:pStyle w:val="FirstParagraph"/>
-      </w:pPr>
-      <w:r>
-        <w:rPr>
-          <w:i/>
-          <w:iCs/>
-        </w:rPr>
-        <w:t xml:space="preserve">Problem</w:t>
-      </w:r>
-    </w:p>
-    <w:p>
-      <w:pPr>
-        <w:pStyle w:val="BodyText"/>
-      </w:pPr>
-      <w:r>
-        <w:t xml:space="preserve">Currently, there is no bathroom exhaust fan, so moisture from the shower, toilet, and sink remains in the house, which can cause moisture issues such as mold.</w:t>
-      </w:r>
-    </w:p>
-    <w:p>
-      <w:pPr>
-        <w:pStyle w:val="BodyText"/>
-      </w:pPr>
-      <w:r>
-        <w:rPr>
-          <w:i/>
-          <w:iCs/>
-        </w:rPr>
-        <w:t xml:space="preserve">Recommendation</w:t>
-      </w:r>
-    </w:p>
-    <w:p>
-      <w:pPr>
-        <w:pStyle w:val="BodyText"/>
-      </w:pPr>
-      <w:r>
-        <w:t xml:space="preserve">Install bathroom exhaust fans in all bathrooms that do not have them. These should be rated for at least 80 cubic feet per minute (CFM) if there is a shower. We recommend the Panasonic Whisper series or similar fans that don’t create excess noise. If the ductwork will run through the attic, it should be installed before the attic is air-sealed and insulated. The fan needs to be ducted outside, so it does not add moisture into the attic.</w:t>
-      </w:r>
-    </w:p>
-    <w:p>
-      <w:pPr>
-        <w:pStyle w:val="BodyText"/>
-      </w:pPr>
-      <w:r>
-        <w:rPr>
-          <w:i/>
-          <w:iCs/>
-        </w:rPr>
-        <w:t xml:space="preserve">Estimated Cost/Benefits/Incentives</w:t>
-      </w:r>
-    </w:p>
-    <w:p>
-      <w:pPr>
-        <w:pStyle w:val="BodyText"/>
-      </w:pPr>
-      <w:r>
-        <w:t xml:space="preserve">The typical fan is around $130 plus the cost of installation.</w:t>
-      </w:r>
-    </w:p>
-    <w:bookmarkEnd w:id="47"/>
-    <w:bookmarkStart w:id="48" w:name="kitchen-exhaust-fans"/>
-    <w:p>
-      <w:pPr>
-        <w:pStyle w:val="Heading3"/>
-      </w:pPr>
-      <w:r>
-        <w:t xml:space="preserve">4.7 Kitchen exhaust fan(s)</w:t>
-      </w:r>
-    </w:p>
-    <w:p>
-      <w:pPr>
-        <w:pStyle w:val="FirstParagraph"/>
-      </w:pPr>
-      <w:r>
-        <w:rPr>
-          <w:i/>
-          <w:iCs/>
-        </w:rPr>
-        <w:t xml:space="preserve">Problem</w:t>
-      </w:r>
-    </w:p>
-    <w:p>
-      <w:pPr>
-        <w:pStyle w:val="BodyText"/>
-      </w:pPr>
-      <w:r>
-        <w:t xml:space="preserve">Currently, there is no kitchen exhaust fan, so fumes, smoke, and moisture from cooking stay in the house which can cause health concerns.</w:t>
-      </w:r>
-    </w:p>
-    <w:p>
-      <w:pPr>
-        <w:pStyle w:val="BodyText"/>
-      </w:pPr>
-      <w:r>
-        <w:rPr>
-          <w:i/>
-          <w:iCs/>
-        </w:rPr>
-        <w:t xml:space="preserve">Recommendation</w:t>
-      </w:r>
-    </w:p>
-    <w:p>
-      <w:pPr>
-        <w:pStyle w:val="BodyText"/>
-      </w:pPr>
-      <w:r>
-        <w:t xml:space="preserve">Install a kitchen exhaust fan to remove cooking fumes and moisture from your home. The fan should be rated for at least 100 cubic feet per minute. A kitchen fan should be ducted to the outdoors. If the ductwork will run through the attic, it should be installed before the attic is air-sealed and insulated. A kitchen fan should be ducted to the outdoors. If the ductwork will run through the attic, it should be installed before the attic is air-sealed and insulated.</w:t>
-      </w:r>
-    </w:p>
-    <w:p>
-      <w:pPr>
-        <w:pStyle w:val="BodyText"/>
-      </w:pPr>
-      <w:r>
-        <w:rPr>
-          <w:i/>
-          <w:iCs/>
-        </w:rPr>
-        <w:t xml:space="preserve">Estimated Cost/Benefits/Incentives</w:t>
-      </w:r>
-    </w:p>
-    <w:p>
-      <w:pPr>
-        <w:pStyle w:val="BodyText"/>
-      </w:pPr>
-      <w:r>
-        <w:t xml:space="preserve">Kitchen range hoods typically cost $150 or more; installation costs depend on the complexity of the exhaust ducting.</w:t>
-      </w:r>
-    </w:p>
-    <w:bookmarkEnd w:id="48"/>
-    <w:bookmarkStart w:id="49" w:name="vapor-barrier"/>
-    <w:p>
-      <w:pPr>
-        <w:pStyle w:val="Heading3"/>
-      </w:pPr>
-      <w:r>
-        <w:t xml:space="preserve">4.8 Vapor Barrier</w:t>
-      </w:r>
-    </w:p>
-    <w:p>
-      <w:pPr>
-        <w:pStyle w:val="FirstParagraph"/>
-      </w:pPr>
-      <w:r>
-        <w:rPr>
-          <w:i/>
-          <w:iCs/>
-        </w:rPr>
-        <w:t xml:space="preserve">Problem</w:t>
-      </w:r>
-    </w:p>
-    <w:p>
-      <w:pPr>
-        <w:pStyle w:val="BodyText"/>
-      </w:pPr>
-      <w:r>
-        <w:t xml:space="preserve">There is excess moisture in the basement/crawlspace, which is evaporating out of the ground. This moisture can enter the house and cause mold, mildew, rot, and air quality issues.</w:t>
-      </w:r>
-    </w:p>
-    <w:p>
-      <w:pPr>
-        <w:pStyle w:val="BodyText"/>
-      </w:pPr>
-      <w:r>
-        <w:rPr>
-          <w:i/>
-          <w:iCs/>
-        </w:rPr>
-        <w:t xml:space="preserve">Recommendation</w:t>
-      </w:r>
-    </w:p>
-    <w:p>
-      <w:pPr>
-        <w:pStyle w:val="BodyText"/>
-      </w:pPr>
-      <w:r>
-        <w:t xml:space="preserve">Install a vapor barrier on the basement floor to stop moisture from entering the basement and house. Vapor barriers typically consist of either reinforced plastic sheeting or EPDM rubber membrane over a</w:t>
-      </w:r>
-      <w:r>
-        <w:t xml:space="preserve"> </w:t>
-      </w:r>
-      <w:r>
-        <w:t xml:space="preserve">‘dimple mat’</w:t>
-      </w:r>
-      <w:r>
-        <w:t xml:space="preserve"> </w:t>
-      </w:r>
-      <w:r>
-        <w:t xml:space="preserve">that allows for drainage below the vapor barrier and prevents rocks from puncturing it. If the basement/crawlspace walls are going to be spray foamed, we recommend the foam go all the way to the floor and overlap the vapor barrier to create a continuous air and moisture barrier.</w:t>
-      </w:r>
-    </w:p>
-    <w:p>
-      <w:pPr>
-        <w:pStyle w:val="BodyText"/>
-      </w:pPr>
-      <w:r>
-        <w:rPr>
-          <w:i/>
-          <w:iCs/>
-        </w:rPr>
-        <w:t xml:space="preserve">Estimated Cost/Benefits/Incentives</w:t>
-      </w:r>
-    </w:p>
-    <w:p>
-      <w:pPr>
-        <w:pStyle w:val="BodyText"/>
-      </w:pPr>
-      <w:r>
-        <w:t xml:space="preserve">Efficiency Maine rebates will cover vapor barriers up to 25% of a weatherization project cost, if done as part of a larger insulation project. Most insulation companies can install spray foam and vapor barriers together. Efficiency Maine rebates and other incentives for insulation work can fund up to 80% of the overall cost to weatherize your home (subject to a lifetime limit per building), up to $9,200 when combined with nonrefundable federal tax credits. You can call them at 866-376-2463 (Monday to Friday, 8:00 am to 5:00 pm) or visit their webpage about insulation rebates: https://www.efficiencymaine.com/at-home/insulation-rebates/</w:t>
-      </w:r>
-    </w:p>
-    <w:bookmarkEnd w:id="49"/>
-    <w:bookmarkStart w:id="50" w:name="spray-foam-basement-walls"/>
-    <w:p>
-      <w:pPr>
-        <w:pStyle w:val="Heading3"/>
-      </w:pPr>
-      <w:r>
-        <w:t xml:space="preserve">4.9 Spray foam Basement Walls</w:t>
-      </w:r>
-    </w:p>
-    <w:p>
-      <w:pPr>
-        <w:pStyle w:val="FirstParagraph"/>
-      </w:pPr>
-      <w:r>
-        <w:rPr>
-          <w:i/>
-          <w:iCs/>
-        </w:rPr>
-        <w:t xml:space="preserve">Problem</w:t>
-      </w:r>
-    </w:p>
-    <w:p>
-      <w:pPr>
-        <w:pStyle w:val="BodyText"/>
-      </w:pPr>
-      <w:r>
-        <w:t xml:space="preserve">The basement/crawlspace is uninsulated and used for mechanical equipment and plumbing. The walls are porous and allow moisture into the house and rapidly conduct heat out of the space.</w:t>
-      </w:r>
-    </w:p>
-    <w:p>
-      <w:pPr>
-        <w:pStyle w:val="BodyText"/>
-      </w:pPr>
-      <w:r>
-        <w:rPr>
-          <w:i/>
-          <w:iCs/>
-        </w:rPr>
-        <w:t xml:space="preserve">Recommendation</w:t>
-      </w:r>
-    </w:p>
-    <w:p>
-      <w:pPr>
-        <w:pStyle w:val="BodyText"/>
-      </w:pPr>
-      <w:r>
-        <w:t xml:space="preserve">Install spray foam on the basement/crawlspace walls to prevent moisture infiltration and reduce heat loss. In older homes, most heat loss is due to air leakage. Air sealing is particularly important in the basement or crawlspace (and attic). As warm air rises and leaks out the top of your home, cold air is pulled in at the bottom. This is called the</w:t>
-      </w:r>
-      <w:r>
-        <w:t xml:space="preserve"> </w:t>
-      </w:r>
-      <w:r>
-        <w:t xml:space="preserve">‘stack effect’</w:t>
-      </w:r>
-      <w:r>
-        <w:t xml:space="preserve">, and is more pronounced in taller homes. Thus, air sealing is necessary anywhere gaps allow air to move into your house through the basement/crawlspace.</w:t>
-      </w:r>
-    </w:p>
-    <w:p>
-      <w:pPr>
-        <w:pStyle w:val="BodyText"/>
-      </w:pPr>
-      <w:r>
-        <w:t xml:space="preserve">Spray foam should be applied 2-3 inches thick on the walls to seal and insulate them. It is often ideal to install a vapor barrier at the same time as the spray foam insulation. Spray foam generally requires a layer of intumescent (fire-rated) paint over it to meet fire code.</w:t>
-      </w:r>
-    </w:p>
-    <w:p>
-      <w:pPr>
-        <w:pStyle w:val="BodyText"/>
-      </w:pPr>
-      <w:r>
-        <w:rPr>
-          <w:i/>
-          <w:iCs/>
-        </w:rPr>
-        <w:t xml:space="preserve">Estimated Cost/Benefits/Incentives</w:t>
-      </w:r>
-    </w:p>
-    <w:p>
-      <w:pPr>
-        <w:pStyle w:val="BodyText"/>
-      </w:pPr>
-      <w:r>
-        <w:t xml:space="preserve">Installation of spray foam insulation will cost around $5-7 per square foot. Efficiency Maine rebates and other incentives for insulation work can fund up to 80% of the project cost (subject to a lifetime limit per building), up to $9,200 when combined with nonrefundable federal tax credits. You can call them at 866-376-2463 (Monday to Friday, 8:00 am to 5:00 pm) or visit their webpage about insulation rebates: https://www.efficiencymaine.com/at-home/insulation-rebates/</w:t>
-      </w:r>
-    </w:p>
-    <w:bookmarkEnd w:id="50"/>
-    <w:bookmarkStart w:id="51" w:name="attic-insulation-and-air-sealing"/>
-    <w:p>
-      <w:pPr>
-        <w:pStyle w:val="Heading3"/>
-      </w:pPr>
-      <w:r>
-        <w:t xml:space="preserve">4.10 Attic Insulation and Air Sealing</w:t>
-      </w:r>
-    </w:p>
-    <w:p>
-      <w:pPr>
-        <w:pStyle w:val="FirstParagraph"/>
-      </w:pPr>
-      <w:r>
-        <w:rPr>
-          <w:i/>
-          <w:iCs/>
-        </w:rPr>
-        <w:t xml:space="preserve">Problem</w:t>
-      </w:r>
-    </w:p>
-    <w:p>
-      <w:pPr>
-        <w:pStyle w:val="BodyText"/>
-      </w:pPr>
-      <w:r>
-        <w:t xml:space="preserve">The attic is uninsulated or is missing insulation and the attic could also benefit from air-sealing. These upgrades will reduce draftiness and heat loss in the winter and heat gain in the summer.</w:t>
-      </w:r>
-    </w:p>
-    <w:p>
-      <w:pPr>
-        <w:pStyle w:val="BodyText"/>
-      </w:pPr>
-      <w:r>
-        <w:rPr>
-          <w:i/>
-          <w:iCs/>
-        </w:rPr>
-        <w:t xml:space="preserve">Recommendation</w:t>
-      </w:r>
-    </w:p>
-    <w:p>
-      <w:pPr>
-        <w:pStyle w:val="BodyText"/>
-      </w:pPr>
-      <w:r>
-        <w:t xml:space="preserve">Air seal the attic and insulate it to at least R-60 (18 inches of loose-fill cellulose insulation). COA has been installing 24 inches (R-80) of cellulose insulation in attics on our campus. Before the attic is insulated, ensure that any needed bathroom and kitchen fans are installed and that all fans are properly vented to the outside.</w:t>
-      </w:r>
-    </w:p>
-    <w:p>
-      <w:pPr>
-        <w:pStyle w:val="BodyText"/>
-      </w:pPr>
-      <w:r>
-        <w:t xml:space="preserve">In older homes, most heat loss is due to air leakage. Air sealing is particularly important in the attic (and basement or crawlspace). As warm air rises and leaks out the top of your home, cold air is pulled in at the bottom. This is called the</w:t>
-      </w:r>
-      <w:r>
-        <w:t xml:space="preserve"> </w:t>
-      </w:r>
-      <w:r>
-        <w:t xml:space="preserve">‘stack effect’</w:t>
-      </w:r>
-      <w:r>
-        <w:t xml:space="preserve">, and is more pronounced in taller homes. Thus, air sealing is necessary anywhere gaps allow air to move between your house and the attic. This typically includes gaps around the chimney, electrical penetrations, and wall top plates.</w:t>
-      </w:r>
-    </w:p>
-    <w:p>
-      <w:pPr>
-        <w:pStyle w:val="BodyText"/>
-      </w:pPr>
-      <w:r>
-        <w:rPr>
-          <w:i/>
-          <w:iCs/>
-        </w:rPr>
-        <w:t xml:space="preserve">Estimated Cost/Benefits/Incentives</w:t>
-      </w:r>
-    </w:p>
-    <w:p>
-      <w:pPr>
-        <w:pStyle w:val="BodyText"/>
-      </w:pPr>
-      <w:r>
-        <w:t xml:space="preserve">Efficiency Maine rebates and other incentives for insulation work can fund up to 80% of the overall cost to weatherize your home (subject to a lifetime limit per building), up to $9,200 when combined with nonrefundable federal tax credits. You can call them at 866-376-2463 (Monday to Friday, 8:00 am to 5:00 pm) or visit their webpage about insulation rebates: https://www.efficiencymaine.com/at-home/insulation-rebates/</w:t>
-      </w:r>
-    </w:p>
-    <w:bookmarkEnd w:id="51"/>
-    <w:bookmarkStart w:id="52" w:name="blow-in-cellulose-wall-insulation"/>
-    <w:p>
-      <w:pPr>
-        <w:pStyle w:val="Heading3"/>
-      </w:pPr>
-      <w:r>
-        <w:t xml:space="preserve">4.11 Blow-in cellulose wall insulation</w:t>
-      </w:r>
-    </w:p>
-    <w:p>
-      <w:pPr>
-        <w:pStyle w:val="FirstParagraph"/>
-      </w:pPr>
-      <w:r>
-        <w:rPr>
-          <w:i/>
-          <w:iCs/>
-        </w:rPr>
-        <w:t xml:space="preserve">Problem</w:t>
-      </w:r>
-    </w:p>
-    <w:p>
-      <w:pPr>
-        <w:pStyle w:val="BodyText"/>
-      </w:pPr>
-      <w:r>
-        <w:t xml:space="preserve">The walls of the house are uninsulated, which is a significant source of heat loss.</w:t>
-      </w:r>
-    </w:p>
-    <w:p>
-      <w:pPr>
-        <w:pStyle w:val="BodyText"/>
-      </w:pPr>
-      <w:r>
-        <w:rPr>
-          <w:i/>
-          <w:iCs/>
-        </w:rPr>
-        <w:t xml:space="preserve">Recommendation</w:t>
-      </w:r>
-    </w:p>
-    <w:p>
-      <w:pPr>
-        <w:pStyle w:val="BodyText"/>
-      </w:pPr>
-      <w:r>
-        <w:t xml:space="preserve">Insulate the wall stud cavities with dense packed, blown-in cellulose insulation. In balloon-framed homes, this can often be done from the attic, otherwise it can be done by drilling holes into the wall cavities from either the inside or outside.</w:t>
-      </w:r>
-      <w:r>
-        <w:t xml:space="preserve"> </w:t>
-      </w:r>
-      <w:r>
-        <w:rPr>
-          <w:i/>
-          <w:iCs/>
-        </w:rPr>
-        <w:t xml:space="preserve">Estimated Cost/Benefits/Incentives</w:t>
-      </w:r>
-    </w:p>
-    <w:p>
-      <w:pPr>
-        <w:pStyle w:val="BodyText"/>
-      </w:pPr>
-      <w:r>
-        <w:t xml:space="preserve">Efficiency Maine rebates and other incentives for insulation work can fund up to 80% of the overall cost to weatherize your home (subject to a lifetime limit per building), up to $9,200 when combined with nonrefundable federal tax credits. You can call them at 866-376-2463 (Monday to Friday, 8:00 am to 5:00 pm) or visit their webpage about insulation rebates: https://www.efficiencymaine.com/at-home/insulation-rebates/</w:t>
-      </w:r>
-    </w:p>
-    <w:bookmarkEnd w:id="52"/>
-    <w:bookmarkStart w:id="53" w:name="continuous-exterior-wall-insulation"/>
-    <w:p>
-      <w:pPr>
-        <w:pStyle w:val="Heading3"/>
-      </w:pPr>
-      <w:r>
-        <w:t xml:space="preserve">4.12 Continuous exterior wall insulation</w:t>
-      </w:r>
-    </w:p>
-    <w:p>
-      <w:pPr>
-        <w:pStyle w:val="FirstParagraph"/>
-      </w:pPr>
-      <w:r>
-        <w:rPr>
-          <w:i/>
-          <w:iCs/>
-        </w:rPr>
-        <w:t xml:space="preserve">Problem</w:t>
-      </w:r>
-    </w:p>
-    <w:p>
-      <w:pPr>
-        <w:pStyle w:val="BodyText"/>
-      </w:pPr>
-      <w:r>
-        <w:t xml:space="preserve">There isn’t continuous insulation between the siding and the exterior walls of the house. Continuous insulation helps create a complete thermal boundary for your house, and it is now an energy code requirement for new houses.</w:t>
-      </w:r>
-    </w:p>
-    <w:p>
-      <w:pPr>
-        <w:pStyle w:val="BodyText"/>
-      </w:pPr>
-      <w:r>
-        <w:rPr>
-          <w:i/>
-          <w:iCs/>
-        </w:rPr>
-        <w:t xml:space="preserve">Recommendation</w:t>
-      </w:r>
-    </w:p>
-    <w:p>
-      <w:pPr>
-        <w:pStyle w:val="BodyText"/>
-      </w:pPr>
-      <w:r>
-        <w:t xml:space="preserve">Add a continuous layer of insulation and potentially replace the air and moisture barrier once it becomes time to replace the siding. Add continuous insulation (R-6 or more) under the new siding to keep the house warmer in the winter and cooler in the summer. We recommend TimberHP TimberBoard insulation (produced in Madison, Maine) or Rockwool Comfortboard, but foam board can also be used. Before installing exterior insulation, the contractor can check if insulation is needed between the interior wall studs.</w:t>
-      </w:r>
-    </w:p>
-    <w:p>
-      <w:pPr>
-        <w:pStyle w:val="BodyText"/>
-      </w:pPr>
-      <w:r>
-        <w:rPr>
-          <w:i/>
-          <w:iCs/>
-        </w:rPr>
-        <w:t xml:space="preserve">Estimated Cost/Benefits/Incentives</w:t>
-      </w:r>
-    </w:p>
-    <w:p>
-      <w:pPr>
-        <w:pStyle w:val="BodyText"/>
-      </w:pPr>
-      <w:r>
-        <w:t xml:space="preserve">Efficiency Maine rebates and other incentives for insulation work can fund up to 80% of the overall cost to weatherize your home (subject to a lifetime limit per building), up to $9,200 when combined with nonrefundable federal tax credits. You can call them at 866-376-2463 (Monday to Friday, 8:00 am to 5:00 pm) or visit their webpage about insulation rebates: https://www.efficiencymaine.com/at-home/insulation-rebates/</w:t>
-      </w:r>
-    </w:p>
-    <w:bookmarkEnd w:id="53"/>
-    <w:bookmarkStart w:id="54" w:name="electrical-panel-upgrade"/>
-    <w:p>
-      <w:pPr>
-        <w:pStyle w:val="Heading3"/>
-      </w:pPr>
-      <w:r>
-        <w:t xml:space="preserve">4.13 Electrical Panel Upgrade</w:t>
-      </w:r>
-    </w:p>
-    <w:p>
-      <w:pPr>
-        <w:pStyle w:val="FirstParagraph"/>
-      </w:pPr>
-      <w:r>
-        <w:rPr>
-          <w:i/>
-          <w:iCs/>
-        </w:rPr>
-        <w:t xml:space="preserve">Problem</w:t>
-      </w:r>
-    </w:p>
-    <w:p>
-      <w:pPr>
-        <w:pStyle w:val="BodyText"/>
-      </w:pPr>
-      <w:r>
-        <w:rPr>
-          <w:b/>
-          <w:bCs/>
-        </w:rPr>
-        <w:t xml:space="preserve">Auditor to describe</w:t>
-      </w:r>
-    </w:p>
-    <w:p>
-      <w:pPr>
-        <w:pStyle w:val="BodyText"/>
-      </w:pPr>
-      <w:r>
-        <w:rPr>
-          <w:i/>
-          <w:iCs/>
-        </w:rPr>
-        <w:t xml:space="preserve">Recommendation</w:t>
-      </w:r>
-    </w:p>
-    <w:p>
-      <w:pPr>
-        <w:pStyle w:val="BodyText"/>
-      </w:pPr>
-      <w:r>
-        <w:t xml:space="preserve">Consult with an electrician about replacing your existing electrical panel with a 200 amp panel as you add electrical appliances to your home. It may become necessary to increase the capacity to address potential safety hazards. An electrician can determine whether or not a panel upgrade is necessary based on your current and anticipated usage.</w:t>
-      </w:r>
-    </w:p>
-    <w:p>
-      <w:pPr>
-        <w:pStyle w:val="BodyText"/>
-      </w:pPr>
-      <w:r>
-        <w:rPr>
-          <w:i/>
-          <w:iCs/>
-        </w:rPr>
-        <w:t xml:space="preserve">Estimated Cost/Benefits/Incentives</w:t>
-      </w:r>
-    </w:p>
-    <w:p>
-      <w:pPr>
-        <w:pStyle w:val="BodyText"/>
-      </w:pPr>
-      <w:r>
-        <w:t xml:space="preserve">Costs of electrical components needed to support residential energy upgrades – including panels, sub-panels, branch circuits, and feeders – qualify for a 30% nonrefundable tax credit (up to $600 per item) if they have a capacity of 200 amps or more. An electrical panel upgrades also provides a good opportunity for an electrician to install whole-house surge protection, which costs $100-$400. Here are some options: https://www.popularmechanics.com/home/interior-projects/g43140886/best-whole-house-surge-protectors/</w:t>
-      </w:r>
-    </w:p>
-    <w:bookmarkEnd w:id="54"/>
-    <w:bookmarkStart w:id="55" w:name="pipe-insulation"/>
-    <w:p>
-      <w:pPr>
-        <w:pStyle w:val="Heading3"/>
-      </w:pPr>
-      <w:r>
-        <w:t xml:space="preserve">4.14 Pipe Insulation</w:t>
-      </w:r>
-    </w:p>
-    <w:p>
-      <w:pPr>
-        <w:pStyle w:val="FirstParagraph"/>
-      </w:pPr>
-      <w:r>
-        <w:rPr>
-          <w:i/>
-          <w:iCs/>
-        </w:rPr>
-        <w:t xml:space="preserve">Problem</w:t>
-      </w:r>
-    </w:p>
-    <w:p>
-      <w:pPr>
-        <w:pStyle w:val="BodyText"/>
-      </w:pPr>
-      <w:r>
-        <w:t xml:space="preserve">Uninsulated water pipes are responsible for heat loss and excess moisture (from condensation) in your basement/crawlspace.</w:t>
-      </w:r>
-    </w:p>
-    <w:p>
-      <w:pPr>
-        <w:pStyle w:val="BodyText"/>
-      </w:pPr>
-      <w:r>
-        <w:rPr>
-          <w:i/>
-          <w:iCs/>
-        </w:rPr>
-        <w:t xml:space="preserve">Recommendation</w:t>
-      </w:r>
-    </w:p>
-    <w:p>
-      <w:pPr>
-        <w:pStyle w:val="BodyText"/>
-      </w:pPr>
-      <w:r>
-        <w:t xml:space="preserve">Insulate both hot and cold water pipes that are uninsulated in the basement/crawlspace. This will save energy and prevent condensation. We recommend foam pipe insulation made of polyethylene or neoprene.</w:t>
-      </w:r>
-    </w:p>
-    <w:p>
-      <w:pPr>
-        <w:pStyle w:val="BodyText"/>
-      </w:pPr>
-      <w:r>
-        <w:rPr>
-          <w:i/>
-          <w:iCs/>
-        </w:rPr>
-        <w:t xml:space="preserve">Estimated Cost/Benefits/Incentives</w:t>
-      </w:r>
-    </w:p>
-    <w:p>
-      <w:pPr>
-        <w:pStyle w:val="BodyText"/>
-      </w:pPr>
-      <w:r>
-        <w:t xml:space="preserve">Insulating water pipes can save 2%-4% on hot water bills and increase the temperature of the water while reducing the time it takes for hot water to reach your tap. Materials cost around $100-200, depending on the length of pipe to insulate. Many people find this to be an easy project to do themselves.</w:t>
-      </w:r>
-    </w:p>
-    <w:bookmarkEnd w:id="55"/>
-    <w:bookmarkStart w:id="56" w:name="whole-house-surge-protection"/>
-    <w:p>
-      <w:pPr>
-        <w:pStyle w:val="Heading3"/>
-      </w:pPr>
-      <w:r>
-        <w:t xml:space="preserve">4.15 Whole House Surge Protection</w:t>
-      </w:r>
-    </w:p>
-    <w:p>
-      <w:pPr>
-        <w:pStyle w:val="FirstParagraph"/>
-      </w:pPr>
-      <w:r>
-        <w:rPr>
-          <w:i/>
-          <w:iCs/>
-        </w:rPr>
-        <w:t xml:space="preserve">Problem</w:t>
-      </w:r>
-    </w:p>
-    <w:p>
-      <w:pPr>
-        <w:pStyle w:val="BodyText"/>
-      </w:pPr>
-      <w:r>
-        <w:t xml:space="preserve">Your house does not have whole-house surge protection. This will protect your large electrical appliances from damage in the case of an electrical surge. Heat pumps, heat pump water heaters, and other electronics are particularly sensitive to electrical surges.</w:t>
-      </w:r>
-    </w:p>
-    <w:p>
-      <w:pPr>
-        <w:pStyle w:val="BodyText"/>
-      </w:pPr>
-      <w:r>
-        <w:rPr>
-          <w:i/>
-          <w:iCs/>
-        </w:rPr>
-        <w:t xml:space="preserve">Recommendation</w:t>
-      </w:r>
-    </w:p>
-    <w:p>
-      <w:pPr>
-        <w:pStyle w:val="BodyText"/>
-      </w:pPr>
-      <w:r>
-        <w:t xml:space="preserve">Seal easy-to-access air leaks and weatherstrip exterior doors. In older homes, most heat loss is due to air leakage. WindowDressers insulating window inserts can also help reduce air leakage.</w:t>
-      </w:r>
-      <w:r>
-        <w:t xml:space="preserve"> </w:t>
-      </w:r>
-      <w:r>
-        <w:rPr>
-          <w:i/>
-          <w:iCs/>
-        </w:rPr>
-        <w:t xml:space="preserve">Estimated Cost/Benefits/Incentives</w:t>
-      </w:r>
-    </w:p>
-    <w:p>
-      <w:pPr>
-        <w:pStyle w:val="BodyText"/>
-      </w:pPr>
-      <w:r>
-        <w:t xml:space="preserve">The device costs $100-$400 and needs to be installed by an electrician. Here are some options: https://www.popularmechanics.com/home/interior-projects/g43140886/best-whole-house-surge-protectors/</w:t>
-      </w:r>
-    </w:p>
-    <w:bookmarkEnd w:id="56"/>
-    <w:bookmarkStart w:id="57" w:name="diy-air-sealing"/>
-    <w:p>
-      <w:pPr>
-        <w:pStyle w:val="Heading3"/>
-      </w:pPr>
-      <w:r>
-        <w:t xml:space="preserve">4.16 DIY Air Sealing</w:t>
-      </w:r>
-    </w:p>
-    <w:p>
-      <w:pPr>
-        <w:pStyle w:val="FirstParagraph"/>
-      </w:pPr>
-      <w:r>
-        <w:rPr>
-          <w:i/>
-          <w:iCs/>
-        </w:rPr>
-        <w:t xml:space="preserve">Problem</w:t>
-      </w:r>
-    </w:p>
-    <w:p>
-      <w:pPr>
-        <w:pStyle w:val="BodyText"/>
-      </w:pPr>
-      <w:r>
-        <w:t xml:space="preserve">During the blower door test, we noted sources of air leakage in the living areas of your house.</w:t>
-      </w:r>
-    </w:p>
-    <w:p>
-      <w:pPr>
-        <w:pStyle w:val="BodyText"/>
-      </w:pPr>
-      <w:r>
-        <w:rPr>
-          <w:b/>
-          <w:bCs/>
-        </w:rPr>
-        <w:t xml:space="preserve">Auditor to detail customized findings.</w:t>
-      </w:r>
-      <w:r>
-        <w:rPr>
-          <w:b/>
-          <w:bCs/>
-        </w:rPr>
-        <w:t xml:space="preserve"> </w:t>
-      </w:r>
-    </w:p>
-    <w:p>
-      <w:pPr>
-        <w:pStyle w:val="BodyText"/>
-      </w:pPr>
-      <w:r>
-        <w:rPr>
-          <w:i/>
-          <w:iCs/>
-        </w:rPr>
-        <w:t xml:space="preserve">Recommendation</w:t>
-      </w:r>
-    </w:p>
-    <w:p>
-      <w:pPr>
-        <w:pStyle w:val="BodyText"/>
-      </w:pPr>
-      <w:r>
-        <w:t xml:space="preserve">Air sealing the air leaks we identified around the living areas of your house can be a DIY solution to lower energy use, or an insulation contractor can seal the leaks when they come to your house for a larger project. Please address any moisture concerns before undertaking significant air sealing efforts.</w:t>
-      </w:r>
-    </w:p>
-    <w:p>
-      <w:pPr>
-        <w:pStyle w:val="BodyText"/>
-      </w:pPr>
-      <w:r>
-        <w:rPr>
-          <w:i/>
-          <w:iCs/>
-        </w:rPr>
-        <w:t xml:space="preserve">Estimated Cost/Benefits/Incentives</w:t>
-      </w:r>
-    </w:p>
-    <w:p>
-      <w:pPr>
-        <w:pStyle w:val="BodyText"/>
-      </w:pPr>
-      <w:r>
-        <w:t xml:space="preserve">Air sealing and insulating ductwork is eligible for a non-refundable federal tax credit (</w:t>
-      </w:r>
-      <w:r>
-        <w:t xml:space="preserve">“Energy Efficient Home Improvement Credit”</w:t>
-      </w:r>
-      <w:r>
-        <w:t xml:space="preserve">), which can pay for 30% of the project cost, subject to an annual maximum of $1,200 (shared with other home envelope improvements, like attic and basement projects).</w:t>
-      </w:r>
-    </w:p>
-    <w:bookmarkEnd w:id="57"/>
-    <w:bookmarkStart w:id="58" w:name="other-1"/>
-    <w:p>
-      <w:pPr>
-        <w:pStyle w:val="Heading3"/>
-      </w:pPr>
-      <w:r>
-        <w:t xml:space="preserve">4.17 Other 1</w:t>
-      </w:r>
-    </w:p>
-    <w:p>
-      <w:pPr>
-        <w:pStyle w:val="FirstParagraph"/>
-      </w:pPr>
-      <w:r>
-        <w:rPr>
-          <w:i/>
-          <w:iCs/>
-        </w:rPr>
-        <w:t xml:space="preserve">Problem</w:t>
-      </w:r>
-    </w:p>
-    <w:p>
-      <w:pPr>
-        <w:pStyle w:val="BodyText"/>
-      </w:pPr>
-      <w:r>
-        <w:rPr>
-          <w:i/>
-          <w:iCs/>
-        </w:rPr>
-        <w:t xml:space="preserve">Recommendation</w:t>
-      </w:r>
-    </w:p>
-    <w:p>
-      <w:pPr>
-        <w:pStyle w:val="BodyText"/>
-      </w:pPr>
-      <w:r>
-        <w:t xml:space="preserve">Upgrade your electrical panel to add whole-house surge protection. This will help to protect your heat pumps, heat pump water heater, refrigerator, well pump, and other electronics from damage due to lightning or other electrical surges.</w:t>
-      </w:r>
-    </w:p>
-    <w:p>
-      <w:pPr>
-        <w:pStyle w:val="BodyText"/>
-      </w:pPr>
-      <w:r>
-        <w:rPr>
-          <w:i/>
-          <w:iCs/>
-        </w:rPr>
-        <w:t xml:space="preserve">Estimated Cost/Benefits/Incentives</w:t>
-      </w:r>
-    </w:p>
-    <w:p>
-      <w:pPr>
-        <w:pStyle w:val="BodyText"/>
-      </w:pPr>
-      <w:r>
-        <w:rPr>
-          <w:b/>
-          <w:bCs/>
-        </w:rPr>
-        <w:t xml:space="preserve">Auditor to describe. Primary residence</w:t>
-      </w:r>
-    </w:p>
-    <w:p>
-      <w:pPr>
-        <w:pStyle w:val="SourceCode"/>
-      </w:pPr>
-      <w:r>
-        <w:rPr>
-          <w:rStyle w:val="NormalTok"/>
-        </w:rPr>
-        <w:t xml:space="preserve"> </w:t>
-      </w:r>
-      <w:r>
-        <w:rPr>
-          <w:rStyle w:val="CommentTok"/>
-        </w:rPr>
-        <w:t xml:space="preserve">#| label: other 3 recommendation</w:t>
-      </w:r>
-      <w:r>
-        <w:br/>
-      </w:r>
-      <w:r>
-        <w:rPr>
-          <w:rStyle w:val="NormalTok"/>
-        </w:rPr>
-        <w:t xml:space="preserve"> </w:t>
-      </w:r>
-      <w:r>
-        <w:rPr>
-          <w:rStyle w:val="CommentTok"/>
-        </w:rPr>
-        <w:t xml:space="preserve">#| echo: false</w:t>
-      </w:r>
-      <w:r>
-        <w:br/>
-      </w:r>
-      <w:r>
-        <w:rPr>
-          <w:rStyle w:val="NormalTok"/>
-        </w:rPr>
-        <w:t xml:space="preserve"> </w:t>
-      </w:r>
-      <w:r>
-        <w:rPr>
-          <w:rStyle w:val="CommentTok"/>
-        </w:rPr>
-        <w:t xml:space="preserve">#| results: asis</w:t>
-      </w:r>
-      <w:r>
-        <w:br/>
-      </w:r>
-      <w:r>
-        <w:br/>
-      </w:r>
-      <w:r>
-        <w:br/>
-      </w:r>
-      <w:r>
-        <w:rPr>
-          <w:rStyle w:val="ControlFlowTok"/>
-        </w:rPr>
-        <w:t xml:space="preserve">if</w:t>
-      </w:r>
-      <w:r>
-        <w:rPr>
-          <w:rStyle w:val="NormalTok"/>
-        </w:rPr>
-        <w:t xml:space="preserve">( other_3 </w:t>
-      </w:r>
-      <w:r>
-        <w:rPr>
-          <w:rStyle w:val="SpecialCharTok"/>
-        </w:rPr>
-        <w:t xml:space="preserve">==</w:t>
-      </w:r>
-      <w:r>
-        <w:rPr>
-          <w:rStyle w:val="NormalTok"/>
-        </w:rPr>
-        <w:t xml:space="preserve"> </w:t>
-      </w:r>
-      <w:r>
-        <w:rPr>
-          <w:rStyle w:val="ConstantTok"/>
-        </w:rPr>
-        <w:t xml:space="preserve">TRUE</w:t>
-      </w:r>
-      <w:r>
-        <w:rPr>
-          <w:rStyle w:val="NormalTok"/>
-        </w:rPr>
-        <w:t xml:space="preserve">){</w:t>
-      </w:r>
-      <w:r>
-        <w:br/>
-      </w:r>
-      <w:r>
-        <w:rPr>
-          <w:rStyle w:val="NormalTok"/>
-        </w:rPr>
-        <w:t xml:space="preserve">  </w:t>
-      </w:r>
-      <w:r>
-        <w:rPr>
-          <w:rStyle w:val="FunctionTok"/>
-        </w:rPr>
-        <w:t xml:space="preserve">cat</w:t>
-      </w:r>
-      <w:r>
-        <w:rPr>
-          <w:rStyle w:val="NormalTok"/>
-        </w:rPr>
-        <w:t xml:space="preserve">(</w:t>
-      </w:r>
-      <w:r>
-        <w:rPr>
-          <w:rStyle w:val="StringTok"/>
-        </w:rPr>
-        <w:t xml:space="preserve">"### Other 3</w:t>
-      </w:r>
-      <w:r>
-        <w:br/>
-      </w:r>
-      <w:r>
-        <w:rPr>
-          <w:rStyle w:val="StringTok"/>
-        </w:rPr>
-        <w:t xml:space="preserve">  </w:t>
-      </w:r>
-      <w:r>
-        <w:br/>
-      </w:r>
-      <w:r>
-        <w:rPr>
-          <w:rStyle w:val="StringTok"/>
-        </w:rPr>
-        <w:t xml:space="preserve">*Problem*</w:t>
-      </w:r>
-      <w:r>
-        <w:br/>
-      </w:r>
-      <w:r>
-        <w:br/>
-      </w:r>
-      <w:r>
-        <w:rPr>
-          <w:rStyle w:val="StringTok"/>
-        </w:rPr>
-        <w:t xml:space="preserve">*Recommendation*</w:t>
-      </w:r>
-      <w:r>
-        <w:br/>
-      </w:r>
-      <w:r>
-        <w:br/>
-      </w:r>
-      <w:r>
-        <w:rPr>
-          <w:rStyle w:val="StringTok"/>
-        </w:rPr>
-        <w:t xml:space="preserve">"</w:t>
-      </w:r>
-      <w:r>
-        <w:rPr>
-          <w:rStyle w:val="NormalTok"/>
-        </w:rPr>
-        <w:t xml:space="preserve">)</w:t>
-      </w:r>
-      <w:r>
-        <w:br/>
-      </w:r>
-      <w:r>
-        <w:rPr>
-          <w:rStyle w:val="NormalTok"/>
-        </w:rPr>
+        <w:t xml:space="preserve">“)</w:t>
+      </w:r>
+      <w:r>
         <w:t xml:space="preserve">}</w:t>
       </w:r>
       <w:r>
-        <w:rPr>
-          <w:rStyle w:val="ControlFlowTok"/>
-        </w:rPr>
-        <w:t xml:space="preserve">else</w:t>
-      </w:r>
-      <w:r>
-        <w:rPr>
-          <w:rStyle w:val="NormalTok"/>
-        </w:rPr>
-        <w:t xml:space="preserve">{</w:t>
-      </w:r>
-      <w:r>
-        <w:br/>
-      </w:r>
-      <w:r>
-        <w:rPr>
-          <w:rStyle w:val="NormalTok"/>
-        </w:rPr>
-        <w:t xml:space="preserve">  </w:t>
-      </w:r>
-      <w:r>
-        <w:rPr>
-          <w:rStyle w:val="FunctionTok"/>
-        </w:rPr>
-        <w:t xml:space="preserve">cat</w:t>
-      </w:r>
-      <w:r>
-        <w:rPr>
-          <w:rStyle w:val="NormalTok"/>
-        </w:rPr>
-        <w:t xml:space="preserve">(</w:t>
-      </w:r>
-      <w:r>
-        <w:rPr>
-          <w:rStyle w:val="StringTok"/>
-        </w:rPr>
-        <w:t xml:space="preserve">""</w:t>
-      </w:r>
-      <w:r>
-        <w:rPr>
-          <w:rStyle w:val="NormalTok"/>
-        </w:rPr>
-        <w:t xml:space="preserve">)</w:t>
-      </w:r>
-      <w:r>
-        <w:br/>
-      </w:r>
-      <w:r>
-        <w:rPr>
-          <w:rStyle w:val="NormalTok"/>
-        </w:rPr>
-        <w:t xml:space="preserve">}</w:t>
-      </w:r>
-      <w:r>
-        <w:br/>
-      </w:r>
-      <w:r>
-        <w:br/>
-      </w:r>
-      <w:r>
-        <w:rPr>
-          <w:rStyle w:val="ControlFlowTok"/>
-        </w:rPr>
-        <w:t xml:space="preserve">if</w:t>
-      </w:r>
-      <w:r>
-        <w:rPr>
-          <w:rStyle w:val="NormalTok"/>
-        </w:rPr>
-        <w:t xml:space="preserve">(other_3 </w:t>
-      </w:r>
-      <w:r>
-        <w:rPr>
-          <w:rStyle w:val="SpecialCharTok"/>
-        </w:rPr>
-        <w:t xml:space="preserve">==</w:t>
-      </w:r>
-      <w:r>
-        <w:rPr>
-          <w:rStyle w:val="NormalTok"/>
-        </w:rPr>
-        <w:t xml:space="preserve"> </w:t>
-      </w:r>
-      <w:r>
-        <w:rPr>
-          <w:rStyle w:val="ConstantTok"/>
-        </w:rPr>
-        <w:t xml:space="preserve">TRUE</w:t>
-      </w:r>
-      <w:r>
-        <w:rPr>
-          <w:rStyle w:val="NormalTok"/>
-        </w:rPr>
-        <w:t xml:space="preserve">){</w:t>
-      </w:r>
-      <w:r>
-        <w:br/>
-      </w:r>
-      <w:r>
-        <w:rPr>
-          <w:rStyle w:val="NormalTok"/>
-        </w:rPr>
-        <w:t xml:space="preserve">  </w:t>
-      </w:r>
-      <w:r>
-        <w:rPr>
-          <w:rStyle w:val="FunctionTok"/>
-        </w:rPr>
-        <w:t xml:space="preserve">cat</w:t>
-      </w:r>
-      <w:r>
-        <w:rPr>
-          <w:rStyle w:val="NormalTok"/>
-        </w:rPr>
-        <w:t xml:space="preserve">(a_other_3</w:t>
-      </w:r>
-      <w:r>
-        <w:rPr>
-          <w:rStyle w:val="SpecialCharTok"/>
-        </w:rPr>
-        <w:t xml:space="preserve">$</w:t>
-      </w:r>
-      <w:r>
-        <w:rPr>
-          <w:rStyle w:val="NormalTok"/>
-        </w:rPr>
-        <w:t xml:space="preserve">Description</w:t>
-      </w:r>
-      <w:r>
-        <w:br/>
-      </w:r>
-      <w:r>
-        <w:rPr>
-          <w:rStyle w:val="NormalTok"/>
-        </w:rPr>
-        <w:t xml:space="preserve">    </w:t>
-      </w:r>
-      <w:r>
-        <w:br/>
-      </w:r>
-      <w:r>
-        <w:rPr>
-          <w:rStyle w:val="NormalTok"/>
-        </w:rPr>
-        <w:t xml:space="preserve">  )</w:t>
-      </w:r>
-      <w:r>
-        <w:br/>
-      </w:r>
-      <w:r>
-        <w:rPr>
-          <w:rStyle w:val="NormalTok"/>
-        </w:rPr>
-        <w:t xml:space="preserve">}</w:t>
-      </w:r>
-      <w:r>
-        <w:rPr>
-          <w:rStyle w:val="ControlFlowTok"/>
-        </w:rPr>
-        <w:t xml:space="preserve">else</w:t>
-      </w:r>
-      <w:r>
-        <w:rPr>
-          <w:rStyle w:val="NormalTok"/>
-        </w:rPr>
-        <w:t xml:space="preserve">{</w:t>
-      </w:r>
-      <w:r>
-        <w:br/>
-      </w:r>
-      <w:r>
-        <w:rPr>
-          <w:rStyle w:val="NormalTok"/>
-        </w:rPr>
-        <w:t xml:space="preserve">  </w:t>
-      </w:r>
-      <w:r>
-        <w:rPr>
-          <w:rStyle w:val="FunctionTok"/>
-        </w:rPr>
-        <w:t xml:space="preserve">cat</w:t>
-      </w:r>
-      <w:r>
-        <w:rPr>
-          <w:rStyle w:val="NormalTok"/>
-        </w:rPr>
-        <w:t xml:space="preserve">(</w:t>
-      </w:r>
-      <w:r>
-        <w:rPr>
-          <w:rStyle w:val="StringTok"/>
-        </w:rPr>
-        <w:t xml:space="preserve">""</w:t>
-      </w:r>
-      <w:r>
-        <w:rPr>
-          <w:rStyle w:val="NormalTok"/>
-        </w:rPr>
-        <w:t xml:space="preserve">)</w:t>
-      </w:r>
-      <w:r>
-        <w:br/>
-      </w:r>
-      <w:r>
-        <w:rPr>
-          <w:rStyle w:val="NormalTok"/>
-        </w:rPr>
-        <w:t xml:space="preserve">  }</w:t>
-      </w:r>
-      <w:r>
-        <w:br/>
-      </w:r>
-      <w:r>
-        <w:br/>
-      </w:r>
-      <w:r>
-        <w:rPr>
-          <w:rStyle w:val="ControlFlowTok"/>
-        </w:rPr>
-        <w:t xml:space="preserve">if</w:t>
-      </w:r>
-      <w:r>
-        <w:rPr>
-          <w:rStyle w:val="NormalTok"/>
-        </w:rPr>
-        <w:t xml:space="preserve">(other_3 </w:t>
-      </w:r>
-      <w:r>
-        <w:rPr>
-          <w:rStyle w:val="SpecialCharTok"/>
-        </w:rPr>
-        <w:t xml:space="preserve">==</w:t>
-      </w:r>
-      <w:r>
-        <w:rPr>
-          <w:rStyle w:val="NormalTok"/>
-        </w:rPr>
-        <w:t xml:space="preserve"> </w:t>
-      </w:r>
-      <w:r>
-        <w:rPr>
-          <w:rStyle w:val="ConstantTok"/>
-        </w:rPr>
-        <w:t xml:space="preserve">TRUE</w:t>
-      </w:r>
-      <w:r>
-        <w:rPr>
-          <w:rStyle w:val="NormalTok"/>
-        </w:rPr>
-        <w:t xml:space="preserve">){</w:t>
-      </w:r>
-      <w:r>
-        <w:br/>
-      </w:r>
-      <w:r>
-        <w:rPr>
-          <w:rStyle w:val="NormalTok"/>
-        </w:rPr>
-        <w:t xml:space="preserve">  </w:t>
-      </w:r>
-      <w:r>
-        <w:rPr>
-          <w:rStyle w:val="FunctionTok"/>
-        </w:rPr>
-        <w:t xml:space="preserve">cat</w:t>
-      </w:r>
-      <w:r>
-        <w:rPr>
-          <w:rStyle w:val="NormalTok"/>
-        </w:rPr>
-        <w:t xml:space="preserve">(</w:t>
-      </w:r>
-      <w:r>
-        <w:rPr>
-          <w:rStyle w:val="StringTok"/>
-        </w:rPr>
-        <w:t xml:space="preserve">"</w:t>
-      </w:r>
-      <w:r>
-        <w:br/>
-      </w:r>
-      <w:r>
-        <w:br/>
-      </w:r>
-      <w:r>
-        <w:rPr>
-          <w:rStyle w:val="StringTok"/>
-        </w:rPr>
-        <w:t xml:space="preserve">*Estimated Cost/Benefits/Incentives*</w:t>
-      </w:r>
-      <w:r>
-        <w:br/>
-      </w:r>
-      <w:r>
-        <w:br/>
-      </w:r>
-      <w:r>
-        <w:rPr>
-          <w:rStyle w:val="StringTok"/>
-        </w:rPr>
-        <w:t xml:space="preserve">"</w:t>
-      </w:r>
-      <w:r>
-        <w:rPr>
-          <w:rStyle w:val="NormalTok"/>
-        </w:rPr>
-        <w:t xml:space="preserve">, auto_other_3_estimates</w:t>
-      </w:r>
-      <w:r>
-        <w:rPr>
-          <w:rStyle w:val="SpecialCharTok"/>
-        </w:rPr>
-        <w:t xml:space="preserve">$</w:t>
-      </w:r>
-      <w:r>
-        <w:rPr>
-          <w:rStyle w:val="NormalTok"/>
-        </w:rPr>
-        <w:t xml:space="preserve">Description)</w:t>
-      </w:r>
-      <w:r>
-        <w:br/>
-      </w:r>
-      <w:r>
-        <w:rPr>
-          <w:rStyle w:val="NormalTok"/>
-        </w:rPr>
-        <w:t xml:space="preserve">}</w:t>
-      </w:r>
-      <w:r>
-        <w:rPr>
-          <w:rStyle w:val="ControlFlowTok"/>
-        </w:rPr>
-        <w:t xml:space="preserve">else</w:t>
-      </w:r>
-      <w:r>
-        <w:rPr>
-          <w:rStyle w:val="NormalTok"/>
-        </w:rPr>
-        <w:t xml:space="preserve">{</w:t>
-      </w:r>
-      <w:r>
-        <w:br/>
-      </w:r>
-      <w:r>
-        <w:rPr>
-          <w:rStyle w:val="NormalTok"/>
-        </w:rPr>
-        <w:t xml:space="preserve">  </w:t>
-      </w:r>
-      <w:r>
-        <w:rPr>
-          <w:rStyle w:val="FunctionTok"/>
-        </w:rPr>
-        <w:t xml:space="preserve">cat</w:t>
-      </w:r>
-      <w:r>
-        <w:rPr>
-          <w:rStyle w:val="NormalTok"/>
-        </w:rPr>
-        <w:t xml:space="preserve">(</w:t>
-      </w:r>
-      <w:r>
-        <w:rPr>
-          <w:rStyle w:val="StringTok"/>
-        </w:rPr>
-        <w:t xml:space="preserve">""</w:t>
-      </w:r>
-      <w:r>
-        <w:rPr>
-          <w:rStyle w:val="NormalTok"/>
-        </w:rPr>
-        <w:t xml:space="preserve">)</w:t>
-      </w:r>
-      <w:r>
-        <w:br/>
-      </w:r>
-      <w:r>
-        <w:rPr>
-          <w:rStyle w:val="NormalTok"/>
-        </w:rPr>
-        <w:t xml:space="preserve">  } </w:t>
-      </w:r>
-    </w:p>
-    <w:bookmarkEnd w:id="58"/>
-    <w:bookmarkStart w:id="59" w:name="misc.-air-sealing-and-insulation"/>
-    <w:p>
-      <w:pPr>
-        <w:pStyle w:val="Heading3"/>
-      </w:pPr>
-      <w:r>
-        <w:t xml:space="preserve">4.18 Misc. Air Sealing and Insulation</w:t>
-      </w:r>
-    </w:p>
-    <w:p>
-      <w:pPr>
-        <w:pStyle w:val="FirstParagraph"/>
-      </w:pPr>
-      <w:r>
-        <w:rPr>
-          <w:i/>
-          <w:iCs/>
-        </w:rPr>
-        <w:t xml:space="preserve">Problem</w:t>
-      </w:r>
-    </w:p>
-    <w:p>
-      <w:pPr>
-        <w:pStyle w:val="BodyText"/>
-      </w:pPr>
-      <w:r>
-        <w:rPr>
-          <w:b/>
-          <w:bCs/>
-        </w:rPr>
-        <w:t xml:space="preserve">Need a description for the problem</w:t>
-      </w:r>
-    </w:p>
-    <w:p>
-      <w:pPr>
-        <w:pStyle w:val="BodyText"/>
-      </w:pPr>
-      <w:r>
-        <w:rPr>
-          <w:i/>
-          <w:iCs/>
-        </w:rPr>
-        <w:t xml:space="preserve">Recommendation</w:t>
-      </w:r>
-    </w:p>
-    <w:p>
-      <w:pPr>
-        <w:pStyle w:val="BodyText"/>
-      </w:pPr>
-      <w:r>
-        <w:t xml:space="preserve">Air seal and insulate [** insert auditor description - bay window, bulkhead door, chase, kneewall, anything else that is unique to the home and not otherwise covered in another recommendation]</w:t>
-      </w:r>
-      <w:r>
-        <w:rPr>
-          <w:i/>
-          <w:iCs/>
-        </w:rPr>
-        <w:t xml:space="preserve">Estimated Costs/Benefits/Incentives</w:t>
-      </w:r>
-    </w:p>
-    <w:p>
-      <w:pPr>
-        <w:pStyle w:val="BodyText"/>
-      </w:pPr>
-      <w:r>
-        <w:t xml:space="preserve">As part of a larger insulation project, this work may be eligible for Efficiency Maine rebates and other incentives for insulation work, up to 80% of the overall cost to weatherize your home (subject to a lifetime limit per building).</w:t>
-      </w:r>
-    </w:p>
-    <w:bookmarkEnd w:id="59"/>
-    <w:bookmarkEnd w:id="60"/>
-    <w:bookmarkStart w:id="61" w:name="additional-resources"/>
-    <w:p>
-      <w:pPr>
-        <w:pStyle w:val="Heading2"/>
-      </w:pPr>
-      <w:r>
-        <w:t xml:space="preserve">5 Additional Resources</w:t>
-      </w:r>
-    </w:p>
-    <w:p>
-      <w:pPr>
-        <w:pStyle w:val="FirstParagraph"/>
-      </w:pPr>
-      <w:r>
-        <w:t xml:space="preserve">Many home efficiency upgrades are eligible for Efficiency Maine rebates and federal tax credits. Financial incentives vary based on income level and type of occupancy. An overview of all state rebates and federal tax credits can be found here: https://www.efficiencymaine.com/at-home/.</w:t>
-      </w:r>
-    </w:p>
-    <w:p>
-      <w:pPr>
-        <w:pStyle w:val="BodyText"/>
-      </w:pPr>
-      <w:r>
-        <w:t xml:space="preserve">You can search for Efficiency Maine registered contractors here: https://www.efficiencymaine.com/at-home/vendor-locator/.</w:t>
-      </w:r>
-    </w:p>
-    <w:p>
-      <w:pPr>
-        <w:pStyle w:val="BodyText"/>
-      </w:pPr>
-      <w:r>
-        <w:t xml:space="preserve">We recommend discussing a whole-home plan for insulation and air sealing work in the basement, walls, and attic with contractors to determine how to best sequence the work to take full advantage of the Efficiency Maine rebates (which are subject to lifetime maximums) and nonrefundable federal tax credits (which are subject to annual maximums).</w:t>
-      </w:r>
-    </w:p>
-    <w:p>
-      <w:pPr>
-        <w:pStyle w:val="BodyText"/>
-      </w:pPr>
-      <w:r>
-        <w:t xml:space="preserve">Efficiency Maine also offers home energy loans to help homeowners who are Maine residents pay for energy and related health and safety upgrades. There are no fees, and interest rates for multi-year loans are between 5.99% (max $7,500) and 7.99% (max $25,000), depending on income level. Low- and moderate-income homeowners who borrow the full $7,500 and pay it back over 10 years will pay a monthly cost of $83. There is also a 1-year, 0% APR option. To learn more or apply, call 866-376-2463 or visit https://www.efficiencymaine.com/home-energy-loans/</w:t>
-      </w:r>
-    </w:p>
-    <w:bookmarkEnd w:id="61"/>
-    <w:bookmarkStart w:id="80" w:name="section-four-tests"/>
-    <w:p>
-      <w:pPr>
-        <w:pStyle w:val="Heading2"/>
-      </w:pPr>
-      <w:r>
-        <w:t xml:space="preserve">6 Section Four Tests</w:t>
-      </w:r>
-    </w:p>
-    <w:bookmarkStart w:id="62" w:name="furnaceboiler-tune-up-1"/>
-    <w:p>
-      <w:pPr>
-        <w:pStyle w:val="Heading3"/>
-      </w:pPr>
-      <w:r>
-        <w:t xml:space="preserve">6.1 Furnace/Boiler Tune-up</w:t>
-      </w:r>
-    </w:p>
-    <w:bookmarkEnd w:id="62"/>
-    <w:bookmarkStart w:id="63" w:name="high-efficiency-shower-heads-1"/>
-    <w:p>
-      <w:pPr>
-        <w:pStyle w:val="Heading3"/>
-      </w:pPr>
-      <w:r>
-        <w:t xml:space="preserve">6.2 High-efficiency Shower Head(s)</w:t>
-      </w:r>
-    </w:p>
-    <w:bookmarkEnd w:id="63"/>
-    <w:bookmarkStart w:id="64" w:name="windowdressers"/>
-    <w:p>
-      <w:pPr>
-        <w:pStyle w:val="Heading3"/>
-      </w:pPr>
-      <w:r>
-        <w:t xml:space="preserve">6.3 WindowDressers</w:t>
-      </w:r>
-    </w:p>
-    <w:bookmarkEnd w:id="64"/>
-    <w:bookmarkStart w:id="65" w:name="freezer-1"/>
-    <w:p>
-      <w:pPr>
-        <w:pStyle w:val="Heading3"/>
-      </w:pPr>
-      <w:r>
-        <w:t xml:space="preserve">6.4 Freezer</w:t>
-      </w:r>
-    </w:p>
-    <w:bookmarkEnd w:id="65"/>
-    <w:bookmarkStart w:id="66" w:name="induction-stoveoven-1"/>
-    <w:p>
-      <w:pPr>
-        <w:pStyle w:val="Heading3"/>
-      </w:pPr>
-      <w:r>
-        <w:t xml:space="preserve">6.5 Induction Stove/Oven</w:t>
-      </w:r>
-    </w:p>
-    <w:bookmarkEnd w:id="66"/>
-    <w:bookmarkStart w:id="67" w:name="bathroom-exhaust-fans-1"/>
-    <w:p>
-      <w:pPr>
-        <w:pStyle w:val="Heading3"/>
-      </w:pPr>
-      <w:r>
-        <w:t xml:space="preserve">6.6 Bathroom Exhaust Fan(s)</w:t>
+        <w:t xml:space="preserve"># cat(”</w:t>
       </w:r>
     </w:p>
     <w:bookmarkEnd w:id="67"/>
-    <w:bookmarkStart w:id="68" w:name="kitchen-exhaust-fan"/>
-    <w:p>
-      <w:pPr>
-        <w:pStyle w:val="Heading3"/>
-      </w:pPr>
-      <w:r>
-        <w:t xml:space="preserve">6.7 Kitchen Exhaust Fan</w:t>
-      </w:r>
-    </w:p>
     <w:bookmarkEnd w:id="68"/>
-    <w:bookmarkStart w:id="69" w:name="vapor-barrier-1"/>
-    <w:p>
-      <w:pPr>
-        <w:pStyle w:val="Heading3"/>
-      </w:pPr>
-      <w:r>
-        <w:t xml:space="preserve">6.8 Vapor Barrier</w:t>
-      </w:r>
-    </w:p>
-    <w:bookmarkEnd w:id="69"/>
-    <w:bookmarkStart w:id="70" w:name="spray-foam-basementcrawlspace-walls"/>
-    <w:p>
-      <w:pPr>
-        <w:pStyle w:val="Heading3"/>
-      </w:pPr>
-      <w:r>
-        <w:t xml:space="preserve">6.9 Spray Foam Basement/Crawlspace Walls</w:t>
-      </w:r>
-    </w:p>
-    <w:bookmarkEnd w:id="70"/>
-    <w:bookmarkStart w:id="71" w:name="attic-air-sealing-and-insulation"/>
-    <w:p>
-      <w:pPr>
-        <w:pStyle w:val="Heading3"/>
-      </w:pPr>
-      <w:r>
-        <w:t xml:space="preserve">6.10 Attic Air Sealing and Insulation</w:t>
-      </w:r>
-    </w:p>
-    <w:bookmarkEnd w:id="71"/>
-    <w:bookmarkStart w:id="72" w:name="blown-in-cellulose-wall-insulation"/>
-    <w:p>
-      <w:pPr>
-        <w:pStyle w:val="Heading3"/>
-      </w:pPr>
-      <w:r>
-        <w:t xml:space="preserve">6.11 Blown-in Cellulose Wall Insulation</w:t>
-      </w:r>
-    </w:p>
-    <w:bookmarkEnd w:id="72"/>
-    <w:bookmarkStart w:id="73" w:name="continuous-exterior-wall-insulation-1"/>
-    <w:p>
-      <w:pPr>
-        <w:pStyle w:val="Heading3"/>
-      </w:pPr>
-      <w:r>
-        <w:t xml:space="preserve">6.12 Continuous Exterior Wall Insulation</w:t>
-      </w:r>
-    </w:p>
-    <w:bookmarkEnd w:id="73"/>
-    <w:bookmarkStart w:id="74" w:name="electrical-panel-upgrade-1"/>
-    <w:p>
-      <w:pPr>
-        <w:pStyle w:val="Heading3"/>
-      </w:pPr>
-      <w:r>
-        <w:t xml:space="preserve">6.13 Electrical Panel Upgrade</w:t>
-      </w:r>
-    </w:p>
-    <w:bookmarkEnd w:id="74"/>
-    <w:bookmarkStart w:id="75" w:name="whole-house-surge-protection-1"/>
-    <w:p>
-      <w:pPr>
-        <w:pStyle w:val="Heading3"/>
-      </w:pPr>
-      <w:r>
-        <w:t xml:space="preserve">6.14 Whole-House Surge Protection</w:t>
-      </w:r>
-    </w:p>
-    <w:bookmarkEnd w:id="75"/>
-    <w:bookmarkStart w:id="76" w:name="pipe-insulation-1"/>
-    <w:p>
-      <w:pPr>
-        <w:pStyle w:val="Heading3"/>
-      </w:pPr>
-      <w:r>
-        <w:t xml:space="preserve">6.15 Pipe Insulation</w:t>
-      </w:r>
-    </w:p>
-    <w:bookmarkEnd w:id="76"/>
-    <w:bookmarkStart w:id="77" w:name="diy-air-sealing-1"/>
-    <w:p>
-      <w:pPr>
-        <w:pStyle w:val="Heading3"/>
-      </w:pPr>
-      <w:r>
-        <w:t xml:space="preserve">6.16 DIY Air Sealing</w:t>
-      </w:r>
-    </w:p>
-    <w:bookmarkEnd w:id="77"/>
-    <w:bookmarkStart w:id="78" w:name="other-1-1"/>
-    <w:p>
-      <w:pPr>
-        <w:pStyle w:val="Heading3"/>
-      </w:pPr>
-      <w:r>
-        <w:t xml:space="preserve">6.17 Other 1</w:t>
-      </w:r>
-    </w:p>
-    <w:bookmarkEnd w:id="78"/>
-    <w:bookmarkStart w:id="79" w:name="misc.-air-sealing-and-insulation-1"/>
-    <w:p>
-      <w:pPr>
-        <w:pStyle w:val="Heading3"/>
-      </w:pPr>
-      <w:r>
-        <w:t xml:space="preserve">6.18 Misc. Air Sealing and Insulation</w:t>
-      </w:r>
-    </w:p>
-    <w:p>
-      <w:pPr>
-        <w:pStyle w:val="FirstParagraph"/>
-      </w:pPr>
-      <w:r>
-        <w:t xml:space="preserve">[1]</w:t>
-      </w:r>
-      <w:r>
-        <w:t xml:space="preserve"> </w:t>
-      </w:r>
-      <w:r>
-        <w:t xml:space="preserve">“)</w:t>
-      </w:r>
-      <w:r>
-        <w:t xml:space="preserve">}</w:t>
-      </w:r>
-      <w:r>
-        <w:t xml:space="preserve"># cat(”</w:t>
-      </w:r>
-    </w:p>
-    <w:bookmarkEnd w:id="79"/>
-    <w:bookmarkEnd w:id="80"/>
     <w:sectPr>
       <w:footerReference r:id="rId9" w:type="default"/>
       <w:pgSz w:h="15840" w:w="12240"/>

--- a/Quarto_report/Audit_Report.docx
+++ b/Quarto_report/Audit_Report.docx
@@ -15,15 +15,15 @@
         <w:pStyle w:val="FirstParagraph"/>
       </w:pPr>
       <w:r>
-        <w:t xml:space="preserve">Homeowner(s): Judi Lim</w:t>
-      </w:r>
-    </w:p>
-    <w:p>
-      <w:pPr>
-        <w:pStyle w:val="BodyText"/>
-      </w:pPr>
-      <w:r>
-        <w:t xml:space="preserve">Address: 443 Cranberry Road, Cranberry Isles, 04625</w:t>
+        <w:t xml:space="preserve">Homeowner(s): Ladies Aid, Barbara Myers</w:t>
+      </w:r>
+    </w:p>
+    <w:p>
+      <w:pPr>
+        <w:pStyle w:val="BodyText"/>
+      </w:pPr>
+      <w:r>
+        <w:t xml:space="preserve">Address: 177 Cranberry Rd, Cranberry Isles Maine, 04625</w:t>
       </w:r>
     </w:p>
     <w:p>
@@ -39,7 +39,7 @@
         <w:pStyle w:val="BodyText"/>
       </w:pPr>
       <w:r>
-        <w:t xml:space="preserve">Auditors: Uriel Orozco Brenes, Zoe Duni</w:t>
+        <w:t xml:space="preserve">Auditors: Adler Garner, Emerson Bedell, Helen Lloyd, Nicole Grohoski, Zoe Duni</w:t>
       </w:r>
     </w:p>
     <w:p>
@@ -55,7 +55,7 @@
         <w:pStyle w:val="BodyText"/>
       </w:pPr>
       <w:r>
-        <w:t xml:space="preserve">Report Date: June 25, 2025</w:t>
+        <w:t xml:space="preserve">Report Date: June 26, 2025</w:t>
       </w:r>
     </w:p>
     <w:p>
@@ -70,7 +70,7 @@
         <w:pStyle w:val="FirstParagraph"/>
       </w:pPr>
       <w:r>
-        <w:t xml:space="preserve">We conducted an energy assessment of your home on 7/30/2024. This report will tell you what we did, what we found, and what we suggest for your home. These suggestions include information on incentives and financing to make improvements more affordable.</w:t>
+        <w:t xml:space="preserve">We conducted an energy assessment of your home on 5/26/2024. This report will tell you what we did, what we found, and what we suggest for your home. These suggestions include information on incentives and financing to make improvements more affordable.</w:t>
       </w:r>
     </w:p>
     <w:p>
@@ -234,7 +234,7 @@
         <w:pStyle w:val="FirstParagraph"/>
       </w:pPr>
       <w:r>
-        <w:t xml:space="preserve">We assessed combustion appliances that burn fossil fuels such as propane, heating oil, or kerosene. These include furnaces, boilers, water heaters, and gas ovens. We visually inspected the combustion appliance(s) in your home, but we were unable to perform combustion safety tests.</w:t>
+        <w:t xml:space="preserve">We assessed combustion appliances that burn fossil fuels such as propane, heating oil, or kerosene. These include furnaces, boilers, water heaters, and gas ovens. We visually inspected the combustion appliance(s) in your home, but we were unable to perform combustion safety tests. We also performed gas leak detection tests on your propane appliance(s).</w:t>
       </w:r>
     </w:p>
     <w:bookmarkEnd w:id="27"/>
@@ -344,31 +344,31 @@
                 <w:rFonts w:ascii="Calibri" w:hAnsi="Calibri"/>
                 <w:sz w:val="20"/>
               </w:rPr>
-              <w:t xml:space="default">WindowDressers</w:t>
-            </w:r>
-          </w:p>
-        </w:tc>
-        <w:tc>
-          <w:tcPr>
-            <w:tcBorders>
-              <w:top w:val="single" w:space="0" w:color="D3D3D3"/>
-              <w:bottom w:val="single" w:space="0" w:color="D3D3D3"/>
-              <w:start w:val="single" w:space="0" w:color="D3D3D3"/>
-              <w:end w:val="single" w:space="0" w:color="D3D3D3"/>
-            </w:tcBorders>
-          </w:tcPr>
-          <w:p>
-            <w:pPr>
-              <w:spacing w:before="0" w:after="60"/>
-              <w:keepNext/>
-              <w:jc w:val="start"/>
-            </w:pPr>
-            <w:r>
-              <w:rPr>
-                <w:rFonts w:ascii="Calibri" w:hAnsi="Calibri"/>
-                <w:sz w:val="20"/>
-              </w:rPr>
-              <w:t xml:space="default">WindowDressers are insulating window inserts that help air-seal windows and reduce heat loss and gain.</w:t>
+              <w:t xml:space="default">Attic Air Sealing and Insulation</w:t>
+            </w:r>
+          </w:p>
+        </w:tc>
+        <w:tc>
+          <w:tcPr>
+            <w:tcBorders>
+              <w:top w:val="single" w:space="0" w:color="D3D3D3"/>
+              <w:bottom w:val="single" w:space="0" w:color="D3D3D3"/>
+              <w:start w:val="single" w:space="0" w:color="D3D3D3"/>
+              <w:end w:val="single" w:space="0" w:color="D3D3D3"/>
+            </w:tcBorders>
+          </w:tcPr>
+          <w:p>
+            <w:pPr>
+              <w:spacing w:before="0" w:after="60"/>
+              <w:keepNext/>
+              <w:jc w:val="start"/>
+            </w:pPr>
+            <w:r>
+              <w:rPr>
+                <w:rFonts w:ascii="Calibri" w:hAnsi="Calibri"/>
+                <w:sz w:val="20"/>
+              </w:rPr>
+              <w:t xml:space="default">Air seal the attic and insulate it to at least R-60 (18 inches of loose-fill cellulose insulation).</w:t>
             </w:r>
           </w:p>
         </w:tc>
@@ -397,31 +397,31 @@
                 <w:rFonts w:ascii="Calibri" w:hAnsi="Calibri"/>
                 <w:sz w:val="20"/>
               </w:rPr>
-              <w:t xml:space="default">LEDs</w:t>
-            </w:r>
-          </w:p>
-        </w:tc>
-        <w:tc>
-          <w:tcPr>
-            <w:tcBorders>
-              <w:top w:val="single" w:space="0" w:color="D3D3D3"/>
-              <w:bottom w:val="single" w:space="0" w:color="D3D3D3"/>
-              <w:start w:val="single" w:space="0" w:color="D3D3D3"/>
-              <w:end w:val="single" w:space="0" w:color="D3D3D3"/>
-            </w:tcBorders>
-          </w:tcPr>
-          <w:p>
-            <w:pPr>
-              <w:spacing w:before="0" w:after="60"/>
-              <w:keepNext/>
-              <w:jc w:val="start"/>
-            </w:pPr>
-            <w:r>
-              <w:rPr>
-                <w:rFonts w:ascii="Calibri" w:hAnsi="Calibri"/>
-                <w:sz w:val="20"/>
-              </w:rPr>
-              <w:t xml:space="default">Switch your light bulbs to LED light bulbs. LEDs use 80% less energy than incandescent light bulbs which can significantly reduce your electricity bill.</w:t>
+              <w:t xml:space="default">Blown-in Cellulose Wall Insulation</w:t>
+            </w:r>
+          </w:p>
+        </w:tc>
+        <w:tc>
+          <w:tcPr>
+            <w:tcBorders>
+              <w:top w:val="single" w:space="0" w:color="D3D3D3"/>
+              <w:bottom w:val="single" w:space="0" w:color="D3D3D3"/>
+              <w:start w:val="single" w:space="0" w:color="D3D3D3"/>
+              <w:end w:val="single" w:space="0" w:color="D3D3D3"/>
+            </w:tcBorders>
+          </w:tcPr>
+          <w:p>
+            <w:pPr>
+              <w:spacing w:before="0" w:after="60"/>
+              <w:keepNext/>
+              <w:jc w:val="start"/>
+            </w:pPr>
+            <w:r>
+              <w:rPr>
+                <w:rFonts w:ascii="Calibri" w:hAnsi="Calibri"/>
+                <w:sz w:val="20"/>
+              </w:rPr>
+              <w:t xml:space="default">Insulate the wall stud cavities with dense packed, blown-in cellulose insulation.</w:t>
             </w:r>
           </w:p>
         </w:tc>
@@ -450,31 +450,31 @@
                 <w:rFonts w:ascii="Calibri" w:hAnsi="Calibri"/>
                 <w:sz w:val="20"/>
               </w:rPr>
-              <w:t xml:space="default">High-efficiency Shower Head(s)</w:t>
-            </w:r>
-          </w:p>
-        </w:tc>
-        <w:tc>
-          <w:tcPr>
-            <w:tcBorders>
-              <w:top w:val="single" w:space="0" w:color="D3D3D3"/>
-              <w:bottom w:val="single" w:space="0" w:color="D3D3D3"/>
-              <w:start w:val="single" w:space="0" w:color="D3D3D3"/>
-              <w:end w:val="single" w:space="0" w:color="D3D3D3"/>
-            </w:tcBorders>
-          </w:tcPr>
-          <w:p>
-            <w:pPr>
-              <w:spacing w:before="0" w:after="60"/>
-              <w:keepNext/>
-              <w:jc w:val="start"/>
-            </w:pPr>
-            <w:r>
-              <w:rPr>
-                <w:rFonts w:ascii="Calibri" w:hAnsi="Calibri"/>
-                <w:sz w:val="20"/>
-              </w:rPr>
-              <w:t xml:space="default">Install high-efficiency shower heads to reduce the amount of water and energy to heat the water used when showering.</w:t>
+              <w:t xml:space="default">Gutters</w:t>
+            </w:r>
+          </w:p>
+        </w:tc>
+        <w:tc>
+          <w:tcPr>
+            <w:tcBorders>
+              <w:top w:val="single" w:space="0" w:color="D3D3D3"/>
+              <w:bottom w:val="single" w:space="0" w:color="D3D3D3"/>
+              <w:start w:val="single" w:space="0" w:color="D3D3D3"/>
+              <w:end w:val="single" w:space="0" w:color="D3D3D3"/>
+            </w:tcBorders>
+          </w:tcPr>
+          <w:p>
+            <w:pPr>
+              <w:spacing w:before="0" w:after="60"/>
+              <w:keepNext/>
+              <w:jc w:val="start"/>
+            </w:pPr>
+            <w:r>
+              <w:rPr>
+                <w:rFonts w:ascii="Calibri" w:hAnsi="Calibri"/>
+                <w:sz w:val="20"/>
+              </w:rPr>
+              <w:t xml:space="default">Install gutters and downspouts that divert water at least six feet away from the foundation and to where the ground slopes away from the house.</w:t>
             </w:r>
           </w:p>
         </w:tc>
@@ -503,31 +503,31 @@
                 <w:rFonts w:ascii="Calibri" w:hAnsi="Calibri"/>
                 <w:sz w:val="20"/>
               </w:rPr>
-              <w:t xml:space="default">Gutters</w:t>
-            </w:r>
-          </w:p>
-        </w:tc>
-        <w:tc>
-          <w:tcPr>
-            <w:tcBorders>
-              <w:top w:val="single" w:space="0" w:color="D3D3D3"/>
-              <w:bottom w:val="single" w:space="0" w:color="D3D3D3"/>
-              <w:start w:val="single" w:space="0" w:color="D3D3D3"/>
-              <w:end w:val="single" w:space="0" w:color="D3D3D3"/>
-            </w:tcBorders>
-          </w:tcPr>
-          <w:p>
-            <w:pPr>
-              <w:spacing w:before="0" w:after="60"/>
-              <w:keepNext/>
-              <w:jc w:val="start"/>
-            </w:pPr>
-            <w:r>
-              <w:rPr>
-                <w:rFonts w:ascii="Calibri" w:hAnsi="Calibri"/>
-                <w:sz w:val="20"/>
-              </w:rPr>
-              <w:t xml:space="default">Install gutters and downspouts that divert water at least six feet away from the foundation and to where the ground slopes away from the house.</w:t>
+              <w:t xml:space="default">WindowDressers</w:t>
+            </w:r>
+          </w:p>
+        </w:tc>
+        <w:tc>
+          <w:tcPr>
+            <w:tcBorders>
+              <w:top w:val="single" w:space="0" w:color="D3D3D3"/>
+              <w:bottom w:val="single" w:space="0" w:color="D3D3D3"/>
+              <w:start w:val="single" w:space="0" w:color="D3D3D3"/>
+              <w:end w:val="single" w:space="0" w:color="D3D3D3"/>
+            </w:tcBorders>
+          </w:tcPr>
+          <w:p>
+            <w:pPr>
+              <w:spacing w:before="0" w:after="60"/>
+              <w:keepNext/>
+              <w:jc w:val="start"/>
+            </w:pPr>
+            <w:r>
+              <w:rPr>
+                <w:rFonts w:ascii="Calibri" w:hAnsi="Calibri"/>
+                <w:sz w:val="20"/>
+              </w:rPr>
+              <w:t xml:space="default">WindowDressers are insulating window inserts that help air-seal windows and reduce heat loss and gain.</w:t>
             </w:r>
           </w:p>
         </w:tc>
@@ -556,31 +556,31 @@
                 <w:rFonts w:ascii="Calibri" w:hAnsi="Calibri"/>
                 <w:sz w:val="20"/>
               </w:rPr>
-              <w:t xml:space="default">Bathroom Exhaust Fan(s)</w:t>
-            </w:r>
-          </w:p>
-        </w:tc>
-        <w:tc>
-          <w:tcPr>
-            <w:tcBorders>
-              <w:top w:val="single" w:space="0" w:color="D3D3D3"/>
-              <w:bottom w:val="single" w:space="0" w:color="D3D3D3"/>
-              <w:start w:val="single" w:space="0" w:color="D3D3D3"/>
-              <w:end w:val="single" w:space="0" w:color="D3D3D3"/>
-            </w:tcBorders>
-          </w:tcPr>
-          <w:p>
-            <w:pPr>
-              <w:spacing w:before="0" w:after="60"/>
-              <w:keepNext/>
-              <w:jc w:val="start"/>
-            </w:pPr>
-            <w:r>
-              <w:rPr>
-                <w:rFonts w:ascii="Calibri" w:hAnsi="Calibri"/>
-                <w:sz w:val="20"/>
-              </w:rPr>
-              <w:t xml:space="default">Install bathroom exhaust fans in all bathrooms that do not have them. These should be rated for at least 80 cubic feet per minute (CFM) if there is a shower. We recommend the Panasonic Whisper series or similar fans that don’t create excess noise.</w:t>
+              <w:t xml:space="default">Electrical Panel Upgrade</w:t>
+            </w:r>
+          </w:p>
+        </w:tc>
+        <w:tc>
+          <w:tcPr>
+            <w:tcBorders>
+              <w:top w:val="single" w:space="0" w:color="D3D3D3"/>
+              <w:bottom w:val="single" w:space="0" w:color="D3D3D3"/>
+              <w:start w:val="single" w:space="0" w:color="D3D3D3"/>
+              <w:end w:val="single" w:space="0" w:color="D3D3D3"/>
+            </w:tcBorders>
+          </w:tcPr>
+          <w:p>
+            <w:pPr>
+              <w:spacing w:before="0" w:after="60"/>
+              <w:keepNext/>
+              <w:jc w:val="start"/>
+            </w:pPr>
+            <w:r>
+              <w:rPr>
+                <w:rFonts w:ascii="Calibri" w:hAnsi="Calibri"/>
+                <w:sz w:val="20"/>
+              </w:rPr>
+              <w:t xml:space="default">Consult with an electrician about replacing your existing electrical panel with a 200 amp panel as you add electrical appliances to your home.</w:t>
             </w:r>
           </w:p>
         </w:tc>
@@ -609,31 +609,31 @@
                 <w:rFonts w:ascii="Calibri" w:hAnsi="Calibri"/>
                 <w:sz w:val="20"/>
               </w:rPr>
-              <w:t xml:space="default">Kitchen Exhaust Fan</w:t>
-            </w:r>
-          </w:p>
-        </w:tc>
-        <w:tc>
-          <w:tcPr>
-            <w:tcBorders>
-              <w:top w:val="single" w:space="0" w:color="D3D3D3"/>
-              <w:bottom w:val="single" w:space="0" w:color="D3D3D3"/>
-              <w:start w:val="single" w:space="0" w:color="D3D3D3"/>
-              <w:end w:val="single" w:space="0" w:color="D3D3D3"/>
-            </w:tcBorders>
-          </w:tcPr>
-          <w:p>
-            <w:pPr>
-              <w:spacing w:before="0" w:after="60"/>
-              <w:keepNext/>
-              <w:jc w:val="start"/>
-            </w:pPr>
-            <w:r>
-              <w:rPr>
-                <w:rFonts w:ascii="Calibri" w:hAnsi="Calibri"/>
-                <w:sz w:val="20"/>
-              </w:rPr>
-              <w:t xml:space="default">Install a kitchen exhaust fan to remove cooking fumes and moisture from your home. The fan should be rated for at least 100 cubic feet per minute. A kitchen fan should be ducted to the outdoors. If the ductwork will run through the attic, it should be installed before the attic is air-sealed and insulated.</w:t>
+              <w:t xml:space="default">Air Source Heat Pump</w:t>
+            </w:r>
+          </w:p>
+        </w:tc>
+        <w:tc>
+          <w:tcPr>
+            <w:tcBorders>
+              <w:top w:val="single" w:space="0" w:color="D3D3D3"/>
+              <w:bottom w:val="single" w:space="0" w:color="D3D3D3"/>
+              <w:start w:val="single" w:space="0" w:color="D3D3D3"/>
+              <w:end w:val="single" w:space="0" w:color="D3D3D3"/>
+            </w:tcBorders>
+          </w:tcPr>
+          <w:p>
+            <w:pPr>
+              <w:spacing w:before="0" w:after="60"/>
+              <w:keepNext/>
+              <w:jc w:val="start"/>
+            </w:pPr>
+            <w:r>
+              <w:rPr>
+                <w:rFonts w:ascii="Calibri" w:hAnsi="Calibri"/>
+                <w:sz w:val="20"/>
+              </w:rPr>
+              <w:t xml:space="default">Install air source heat pumps for heating and cooling and whole-house surge protection.</w:t>
             </w:r>
           </w:p>
         </w:tc>
@@ -662,31 +662,31 @@
                 <w:rFonts w:ascii="Calibri" w:hAnsi="Calibri"/>
                 <w:sz w:val="20"/>
               </w:rPr>
-              <w:t xml:space="default">Induction Stove/Oven</w:t>
-            </w:r>
-          </w:p>
-        </w:tc>
-        <w:tc>
-          <w:tcPr>
-            <w:tcBorders>
-              <w:top w:val="single" w:space="0" w:color="D3D3D3"/>
-              <w:bottom w:val="single" w:space="0" w:color="D3D3D3"/>
-              <w:start w:val="single" w:space="0" w:color="D3D3D3"/>
-              <w:end w:val="single" w:space="0" w:color="D3D3D3"/>
-            </w:tcBorders>
-          </w:tcPr>
-          <w:p>
-            <w:pPr>
-              <w:spacing w:before="0" w:after="60"/>
-              <w:keepNext/>
-              <w:jc w:val="start"/>
-            </w:pPr>
-            <w:r>
-              <w:rPr>
-                <w:rFonts w:ascii="Calibri" w:hAnsi="Calibri"/>
-                <w:sz w:val="20"/>
-              </w:rPr>
-              <w:t xml:space="default">Induction cooking appliances are more efficient and safer than electric or gas ones. There is no risk of carbon monoxide or other harmful combustion gases, and the surface doesn’t heat up without a pot or pan on it.</w:t>
+              <w:t xml:space="default">Continuous Exterior Wall Insulation</w:t>
+            </w:r>
+          </w:p>
+        </w:tc>
+        <w:tc>
+          <w:tcPr>
+            <w:tcBorders>
+              <w:top w:val="single" w:space="0" w:color="D3D3D3"/>
+              <w:bottom w:val="single" w:space="0" w:color="D3D3D3"/>
+              <w:start w:val="single" w:space="0" w:color="D3D3D3"/>
+              <w:end w:val="single" w:space="0" w:color="D3D3D3"/>
+            </w:tcBorders>
+          </w:tcPr>
+          <w:p>
+            <w:pPr>
+              <w:spacing w:before="0" w:after="60"/>
+              <w:keepNext/>
+              <w:jc w:val="start"/>
+            </w:pPr>
+            <w:r>
+              <w:rPr>
+                <w:rFonts w:ascii="Calibri" w:hAnsi="Calibri"/>
+                <w:sz w:val="20"/>
+              </w:rPr>
+              <w:t xml:space="default">Add a continuous layer of insulation and potentially replace the air and moisture barrier once it becomes time to replace the siding.</w:t>
             </w:r>
           </w:p>
         </w:tc>
@@ -715,31 +715,31 @@
                 <w:rFonts w:ascii="Calibri" w:hAnsi="Calibri"/>
                 <w:sz w:val="20"/>
               </w:rPr>
-              <w:t xml:space="default">Attic Air Sealing and Insulation</w:t>
-            </w:r>
-          </w:p>
-        </w:tc>
-        <w:tc>
-          <w:tcPr>
-            <w:tcBorders>
-              <w:top w:val="single" w:space="0" w:color="D3D3D3"/>
-              <w:bottom w:val="single" w:space="0" w:color="D3D3D3"/>
-              <w:start w:val="single" w:space="0" w:color="D3D3D3"/>
-              <w:end w:val="single" w:space="0" w:color="D3D3D3"/>
-            </w:tcBorders>
-          </w:tcPr>
-          <w:p>
-            <w:pPr>
-              <w:spacing w:before="0" w:after="60"/>
-              <w:keepNext/>
-              <w:jc w:val="start"/>
-            </w:pPr>
-            <w:r>
-              <w:rPr>
-                <w:rFonts w:ascii="Calibri" w:hAnsi="Calibri"/>
-                <w:sz w:val="20"/>
-              </w:rPr>
-              <w:t xml:space="default">Air seal the attic and insulate it to at least R-60 (18 inches of loose-fill cellulose insulation).</w:t>
+              <w:t xml:space="default">Spray Foam Basement/Crawlspace Walls</w:t>
+            </w:r>
+          </w:p>
+        </w:tc>
+        <w:tc>
+          <w:tcPr>
+            <w:tcBorders>
+              <w:top w:val="single" w:space="0" w:color="D3D3D3"/>
+              <w:bottom w:val="single" w:space="0" w:color="D3D3D3"/>
+              <w:start w:val="single" w:space="0" w:color="D3D3D3"/>
+              <w:end w:val="single" w:space="0" w:color="D3D3D3"/>
+            </w:tcBorders>
+          </w:tcPr>
+          <w:p>
+            <w:pPr>
+              <w:spacing w:before="0" w:after="60"/>
+              <w:keepNext/>
+              <w:jc w:val="start"/>
+            </w:pPr>
+            <w:r>
+              <w:rPr>
+                <w:rFonts w:ascii="Calibri" w:hAnsi="Calibri"/>
+                <w:sz w:val="20"/>
+              </w:rPr>
+              <w:t xml:space="default">Install spray foam on the basement/crawlspace walls to prevent moisture infiltration and reduce heat loss.</w:t>
             </w:r>
           </w:p>
         </w:tc>
@@ -821,31 +821,31 @@
                 <w:rFonts w:ascii="Calibri" w:hAnsi="Calibri"/>
                 <w:sz w:val="20"/>
               </w:rPr>
-              <w:t xml:space="default">Spray Foam Basement/Crawlspace Walls</w:t>
-            </w:r>
-          </w:p>
-        </w:tc>
-        <w:tc>
-          <w:tcPr>
-            <w:tcBorders>
-              <w:top w:val="single" w:space="0" w:color="D3D3D3"/>
-              <w:bottom w:val="single" w:space="0" w:color="D3D3D3"/>
-              <w:start w:val="single" w:space="0" w:color="D3D3D3"/>
-              <w:end w:val="single" w:space="0" w:color="D3D3D3"/>
-            </w:tcBorders>
-          </w:tcPr>
-          <w:p>
-            <w:pPr>
-              <w:spacing w:before="0" w:after="60"/>
-              <w:keepNext/>
-              <w:jc w:val="start"/>
-            </w:pPr>
-            <w:r>
-              <w:rPr>
-                <w:rFonts w:ascii="Calibri" w:hAnsi="Calibri"/>
-                <w:sz w:val="20"/>
-              </w:rPr>
-              <w:t xml:space="default">Install spray foam on the basement/crawlspace walls to prevent moisture infiltration and reduce heat loss.</w:t>
+              <w:t xml:space="default">Heat Pump Water Heater</w:t>
+            </w:r>
+          </w:p>
+        </w:tc>
+        <w:tc>
+          <w:tcPr>
+            <w:tcBorders>
+              <w:top w:val="single" w:space="0" w:color="D3D3D3"/>
+              <w:bottom w:val="single" w:space="0" w:color="D3D3D3"/>
+              <w:start w:val="single" w:space="0" w:color="D3D3D3"/>
+              <w:end w:val="single" w:space="0" w:color="D3D3D3"/>
+            </w:tcBorders>
+          </w:tcPr>
+          <w:p>
+            <w:pPr>
+              <w:spacing w:before="0" w:after="60"/>
+              <w:keepNext/>
+              <w:jc w:val="start"/>
+            </w:pPr>
+            <w:r>
+              <w:rPr>
+                <w:rFonts w:ascii="Calibri" w:hAnsi="Calibri"/>
+                <w:sz w:val="20"/>
+              </w:rPr>
+              <w:t xml:space="default">Install a heat pump water heater to provide your hot water for cooking and bathing. This is the most efficient way to heat water and will save hundreds of dollars a year compared to electric resistance, heating oil, or propane hot water. It will also help to dehumidify while it's running. If your current water heater burns oil or propane, this will also remove a source of combustion gases from your home.</w:t>
             </w:r>
           </w:p>
         </w:tc>
@@ -874,31 +874,31 @@
                 <w:rFonts w:ascii="Calibri" w:hAnsi="Calibri"/>
                 <w:sz w:val="20"/>
               </w:rPr>
-              <w:t xml:space="default">Electrical Panel Upgrade</w:t>
-            </w:r>
-          </w:p>
-        </w:tc>
-        <w:tc>
-          <w:tcPr>
-            <w:tcBorders>
-              <w:top w:val="single" w:space="0" w:color="D3D3D3"/>
-              <w:bottom w:val="single" w:space="0" w:color="D3D3D3"/>
-              <w:start w:val="single" w:space="0" w:color="D3D3D3"/>
-              <w:end w:val="single" w:space="0" w:color="D3D3D3"/>
-            </w:tcBorders>
-          </w:tcPr>
-          <w:p>
-            <w:pPr>
-              <w:spacing w:before="0" w:after="60"/>
-              <w:keepNext/>
-              <w:jc w:val="start"/>
-            </w:pPr>
-            <w:r>
-              <w:rPr>
-                <w:rFonts w:ascii="Calibri" w:hAnsi="Calibri"/>
-                <w:sz w:val="20"/>
-              </w:rPr>
-              <w:t xml:space="default">Consult with an electrician about replacing your existing electrical panel with a 200 amp panel as you add electrical appliances to your home.</w:t>
+              <w:t xml:space="default">Solar</w:t>
+            </w:r>
+          </w:p>
+        </w:tc>
+        <w:tc>
+          <w:tcPr>
+            <w:tcBorders>
+              <w:top w:val="single" w:space="0" w:color="D3D3D3"/>
+              <w:bottom w:val="single" w:space="0" w:color="D3D3D3"/>
+              <w:start w:val="single" w:space="0" w:color="D3D3D3"/>
+              <w:end w:val="single" w:space="0" w:color="D3D3D3"/>
+            </w:tcBorders>
+          </w:tcPr>
+          <w:p>
+            <w:pPr>
+              <w:spacing w:before="0" w:after="60"/>
+              <w:keepNext/>
+              <w:jc w:val="start"/>
+            </w:pPr>
+            <w:r>
+              <w:rPr>
+                <w:rFonts w:ascii="Calibri" w:hAnsi="Calibri"/>
+                <w:sz w:val="20"/>
+              </w:rPr>
+              <w:t xml:space="default">Rooftop solar can supply most or all of your home electrical demands. Contact a solar company for pricing and details specific to your home.</w:t>
             </w:r>
           </w:p>
         </w:tc>
@@ -927,31 +927,31 @@
                 <w:rFonts w:ascii="Calibri" w:hAnsi="Calibri"/>
                 <w:sz w:val="20"/>
               </w:rPr>
-              <w:t xml:space="default">Air Source Heat Pump</w:t>
-            </w:r>
-          </w:p>
-        </w:tc>
-        <w:tc>
-          <w:tcPr>
-            <w:tcBorders>
-              <w:top w:val="single" w:space="0" w:color="D3D3D3"/>
-              <w:bottom w:val="single" w:space="0" w:color="D3D3D3"/>
-              <w:start w:val="single" w:space="0" w:color="D3D3D3"/>
-              <w:end w:val="single" w:space="0" w:color="D3D3D3"/>
-            </w:tcBorders>
-          </w:tcPr>
-          <w:p>
-            <w:pPr>
-              <w:spacing w:before="0" w:after="60"/>
-              <w:keepNext/>
-              <w:jc w:val="start"/>
-            </w:pPr>
-            <w:r>
-              <w:rPr>
-                <w:rFonts w:ascii="Calibri" w:hAnsi="Calibri"/>
-                <w:sz w:val="20"/>
-              </w:rPr>
-              <w:t xml:space="default">Install air source heat pumps for heating and cooling and whole-house surge protection.</w:t>
+              <w:t xml:space="default">EV+Charger</w:t>
+            </w:r>
+          </w:p>
+        </w:tc>
+        <w:tc>
+          <w:tcPr>
+            <w:tcBorders>
+              <w:top w:val="single" w:space="0" w:color="D3D3D3"/>
+              <w:bottom w:val="single" w:space="0" w:color="D3D3D3"/>
+              <w:start w:val="single" w:space="0" w:color="D3D3D3"/>
+              <w:end w:val="single" w:space="0" w:color="D3D3D3"/>
+            </w:tcBorders>
+          </w:tcPr>
+          <w:p>
+            <w:pPr>
+              <w:spacing w:before="0" w:after="60"/>
+              <w:keepNext/>
+              <w:jc w:val="start"/>
+            </w:pPr>
+            <w:r>
+              <w:rPr>
+                <w:rFonts w:ascii="Calibri" w:hAnsi="Calibri"/>
+                <w:sz w:val="20"/>
+              </w:rPr>
+              <w:t xml:space="default">An electric vehicle will eliminate your gas costs and reduce fossil fuel dependence. A 2020 study by Consumer Reports found that lifetime ownership costs were significantly lower for EVs, saving between $6,000 - $10,000 over their lifetimes.</w:t>
             </w:r>
           </w:p>
         </w:tc>
@@ -1036,7 +1036,7 @@
                 <w:rFonts w:ascii="Calibri" w:hAnsi="Calibri"/>
                 <w:sz w:val="20"/>
               </w:rPr>
-              <w:t xml:space="default">1799-1840</w:t>
+              <w:t xml:space="default">1800</w:t>
             </w:r>
           </w:p>
         </w:tc>
@@ -1089,7 +1089,7 @@
                 <w:rFonts w:ascii="Calibri" w:hAnsi="Calibri"/>
                 <w:sz w:val="20"/>
               </w:rPr>
-              <w:t xml:space="default">Walk in basement, Slab, Post/Piers, open to the outside</w:t>
+              <w:t xml:space="default">Crawl space</w:t>
             </w:r>
           </w:p>
         </w:tc>
@@ -1142,7 +1142,7 @@
                 <w:rFonts w:ascii="Calibri" w:hAnsi="Calibri"/>
                 <w:sz w:val="20"/>
               </w:rPr>
-              <w:t xml:space="default">Uninsulated , NA inches</w:t>
+              <w:t xml:space="default">Batts of Fiberglass , 5 inches</w:t>
             </w:r>
           </w:p>
         </w:tc>
@@ -1195,7 +1195,7 @@
                 <w:rFonts w:ascii="Calibri" w:hAnsi="Calibri"/>
                 <w:sz w:val="20"/>
               </w:rPr>
-              <w:t xml:space="default">2</w:t>
+              <w:t xml:space="default">1</w:t>
             </w:r>
           </w:p>
         </w:tc>
@@ -1248,7 +1248,7 @@
                 <w:rFonts w:ascii="Calibri" w:hAnsi="Calibri"/>
                 <w:sz w:val="20"/>
               </w:rPr>
-              <w:t xml:space="default">3229</w:t>
+              <w:t xml:space="default">2086</w:t>
             </w:r>
           </w:p>
         </w:tc>
@@ -1301,7 +1301,7 @@
                 <w:rFonts w:ascii="Calibri" w:hAnsi="Calibri"/>
                 <w:sz w:val="20"/>
               </w:rPr>
-              <w:t xml:space="default">29061</w:t>
+              <w:t xml:space="default">17176</w:t>
             </w:r>
           </w:p>
         </w:tc>
@@ -1483,7 +1483,7 @@
                 <w:rFonts w:ascii="Calibri" w:hAnsi="Calibri"/>
                 <w:sz w:val="20"/>
               </w:rPr>
-              <w:t xml:space="default">NA</w:t>
+              <w:t xml:space="default">Northeast/Southwest</w:t>
             </w:r>
           </w:p>
         </w:tc>
@@ -1536,7 +1536,7 @@
                 <w:rFonts w:ascii="Calibri" w:hAnsi="Calibri"/>
                 <w:sz w:val="20"/>
               </w:rPr>
-              <w:t xml:space="default">Asphalt Shinglesin faircondition. NA</w:t>
+              <w:t xml:space="default">Asphalt Shinglesin faircondition. Some of the shingles are flipped up but overall fine.</w:t>
             </w:r>
           </w:p>
         </w:tc>
@@ -1589,7 +1589,7 @@
                 <w:rFonts w:ascii="Calibri" w:hAnsi="Calibri"/>
                 <w:sz w:val="20"/>
               </w:rPr>
-              <w:t xml:space="default">Current moisture control strategies: NA. These were in NA condition .NA</w:t>
+              <w:t xml:space="default">Current moisture control strategies: gutters. These were in poor condition .Only on some sides of the building partially.</w:t>
             </w:r>
           </w:p>
         </w:tc>
@@ -1642,7 +1642,7 @@
                 <w:rFonts w:ascii="Calibri" w:hAnsi="Calibri"/>
                 <w:sz w:val="20"/>
               </w:rPr>
-              <w:t xml:space="default">vinyl siding in excellent condition. NA</w:t>
+              <w:t xml:space="default">wood shingles in fair condition. Some of the siding has recently been replaced and some is old with water damage or moss growing on it.</w:t>
             </w:r>
           </w:p>
         </w:tc>
@@ -1695,7 +1695,7 @@
                 <w:rFonts w:ascii="Calibri" w:hAnsi="Calibri"/>
                 <w:sz w:val="20"/>
               </w:rPr>
-              <w:t xml:space="default">There are no exterior doors</w:t>
+              <w:t xml:space="default">There are 3 insulated wood exterior doors. In fair condition, totaling 53 square feet.</w:t>
             </w:r>
           </w:p>
         </w:tc>
@@ -1748,7 +1748,7 @@
                 <w:rFonts w:ascii="Calibri" w:hAnsi="Calibri"/>
                 <w:sz w:val="20"/>
               </w:rPr>
-              <w:t xml:space="default">There are no exterior windows</w:t>
+              <w:t xml:space="default">There are 8 single paned wood windows. In fair condition, totaling 54 square feet. Moreover there are 7 double paned wood windows. In fair condition, totaling 81 square feet.</w:t>
             </w:r>
           </w:p>
         </w:tc>
@@ -1824,7 +1824,7 @@
                 <w:rFonts w:ascii="Calibri" w:hAnsi="Calibri"/>
                 <w:sz w:val="20"/>
               </w:rPr>
-              <w:t xml:space="default">NAThere is Batts of Fiberglass insulation 6 inches thick in NA condition. The quality of the insulation was not confirmed, but the homeowner expressed it was difficult to insulate the antique section.</w:t>
+              <w:t xml:space="default">The framing type of the home is balloon framing, which means the wall cavities extend the full height of the building (from the foundation to the roof). Often the wall cavities are interconnected with the floor and ceiling cavities. This framing type can create connected passageways for air to leave the house and rodents to enter the house. There is UNKNOWN insulation NA inches thick in NA condition. NA</w:t>
             </w:r>
           </w:p>
         </w:tc>
@@ -1877,7 +1877,7 @@
                 <w:rFonts w:ascii="Calibri" w:hAnsi="Calibri"/>
                 <w:sz w:val="20"/>
               </w:rPr>
-              <w:t xml:space="default">NA</w:t>
+              <w:t xml:space="default">Two large sliding doors on either side of the main hall that have cavities that go straight to the attic.</w:t>
             </w:r>
           </w:p>
         </w:tc>
@@ -1930,7 +1930,7 @@
                 <w:rFonts w:ascii="Calibri" w:hAnsi="Calibri"/>
                 <w:sz w:val="20"/>
               </w:rPr>
-              <w:t xml:space="default">NA</w:t>
+              <w:t xml:space="default">Small electric heater in the wall.</w:t>
             </w:r>
           </w:p>
         </w:tc>
@@ -1983,7 +1983,7 @@
                 <w:rFonts w:ascii="Calibri" w:hAnsi="Calibri"/>
                 <w:sz w:val="20"/>
               </w:rPr>
-              <w:t xml:space="default">NA used NA kWh in NA minutes. NA used NA kWh in NA minutes. NA</w:t>
+              <w:t xml:space="default">Fridge used 8.9 kWh in 60 minutes. Deep Fridge used 1.8 kWh in 60 minutes. Industrial vent hood and gas range. Also, a wood cook stove.</w:t>
             </w:r>
           </w:p>
         </w:tc>
@@ -2091,7 +2091,7 @@
                 <w:rFonts w:ascii="Calibri" w:hAnsi="Calibri"/>
                 <w:sz w:val="20"/>
               </w:rPr>
-              <w:t xml:space="default">NA</w:t>
+              <w:t xml:space="default">2126</w:t>
             </w:r>
           </w:p>
         </w:tc>
@@ -2168,7 +2168,7 @@
                 <w:rFonts w:ascii="Calibri" w:hAnsi="Calibri"/>
                 <w:sz w:val="20"/>
               </w:rPr>
-              <w:t xml:space="default">NA</w:t>
+              <w:t xml:space="default">7.4</w:t>
             </w:r>
           </w:p>
         </w:tc>
@@ -2245,7 +2245,7 @@
                 <w:rFonts w:ascii="Calibri" w:hAnsi="Calibri"/>
                 <w:sz w:val="20"/>
               </w:rPr>
-              <w:t xml:space="default">NA under natural conditions. TEST</w:t>
+              <w:t xml:space="default">212.6 under natural conditions. TEST</w:t>
             </w:r>
           </w:p>
         </w:tc>
@@ -2322,7 +2322,7 @@
                 <w:rFonts w:ascii="Calibri" w:hAnsi="Calibri"/>
                 <w:sz w:val="20"/>
               </w:rPr>
-              <w:t xml:space="default">NA</w:t>
+              <w:t xml:space="default">0.4</w:t>
             </w:r>
           </w:p>
         </w:tc>
@@ -2404,7 +2404,13 @@
         <w:pStyle w:val="BodyText"/>
       </w:pPr>
       <w:r>
-        <w:t xml:space="preserve">Using a thermal imaging camera, we looked for major air leakage locations and thermal bridging, where heat is bypassing the insulation. There was evidence of ….</w:t>
+        <w:t xml:space="preserve">Using a thermal imaging camera, we looked for major air leakage locations and thermal bridging. Thermal bridging occurs when heat enters or leaves a house through material that lets heat through more easily than the house’s insulation. This often occurs with wall studs and ceiling joists.</w:t>
+      </w:r>
+      <w:r>
+        <w:t xml:space="preserve"> </w:t>
+      </w:r>
+      <w:r>
+        <w:t xml:space="preserve">We conducted the audit in the summer, when the air outside the house is hotter than inside the house. Therefore, the warmer (red, orange and yellow) areas in the thermal pictures below show where air leakage is taking place as these are the areas where hot air from the outside is being pulled into the cooler house.</w:t>
       </w:r>
     </w:p>
     <w:bookmarkEnd w:id="36"/>
@@ -2477,7 +2483,7 @@
                 <w:rFonts w:ascii="Calibri" w:hAnsi="Calibri"/>
                 <w:sz w:val="20"/>
               </w:rPr>
-              <w:t xml:space="default">NA</w:t>
+              <w:t xml:space="default">2086</w:t>
             </w:r>
           </w:p>
         </w:tc>
@@ -2530,7 +2536,7 @@
                 <w:rFonts w:ascii="Calibri" w:hAnsi="Calibri"/>
                 <w:sz w:val="20"/>
               </w:rPr>
-              <w:t xml:space="default">Uninsulated</w:t>
+              <w:t xml:space="default">Batts of Fiberglass</w:t>
             </w:r>
           </w:p>
         </w:tc>
@@ -2583,7 +2589,7 @@
                 <w:rFonts w:ascii="Calibri" w:hAnsi="Calibri"/>
                 <w:sz w:val="20"/>
               </w:rPr>
-              <w:t xml:space="default">NA</w:t>
+              <w:t xml:space="default">Partially</w:t>
             </w:r>
           </w:p>
         </w:tc>
@@ -2689,7 +2695,7 @@
                 <w:rFonts w:ascii="Calibri" w:hAnsi="Calibri"/>
                 <w:sz w:val="20"/>
               </w:rPr>
-              <w:t xml:space="default">NA No NA</w:t>
+              <w:t xml:space="default">The attic is only partially insulated. Yes NA</w:t>
             </w:r>
           </w:p>
         </w:tc>
@@ -2742,7 +2748,7 @@
                 <w:rFonts w:ascii="Calibri" w:hAnsi="Calibri"/>
                 <w:sz w:val="20"/>
               </w:rPr>
-              <w:t xml:space="default">NA</w:t>
+              <w:t xml:space="default">Yes</w:t>
             </w:r>
           </w:p>
         </w:tc>
@@ -2924,7 +2930,7 @@
                 <w:rFonts w:ascii="Calibri" w:hAnsi="Calibri"/>
                 <w:sz w:val="20"/>
               </w:rPr>
-              <w:t xml:space="default">Uninsulated</w:t>
+              <w:t xml:space="default">Batts of Fiberglass</w:t>
             </w:r>
           </w:p>
         </w:tc>
@@ -2977,7 +2983,7 @@
                 <w:rFonts w:ascii="Calibri" w:hAnsi="Calibri"/>
                 <w:sz w:val="20"/>
               </w:rPr>
-              <w:t xml:space="default">NANA</w:t>
+              <w:t xml:space="default">PoorThe insulation is along the floor joists however it is only in some parts and is falling out. It is effectively uninsulated.</w:t>
             </w:r>
           </w:p>
         </w:tc>
@@ -3030,7 +3036,7 @@
                 <w:rFonts w:ascii="Calibri" w:hAnsi="Calibri"/>
                 <w:sz w:val="20"/>
               </w:rPr>
-              <w:t xml:space="default">NA</w:t>
+              <w:t xml:space="default">Appliances not insulated, Ducts/pipes not insulated</w:t>
             </w:r>
           </w:p>
         </w:tc>
@@ -3083,7 +3089,7 @@
                 <w:rFonts w:ascii="Calibri" w:hAnsi="Calibri"/>
                 <w:sz w:val="20"/>
               </w:rPr>
-              <w:t xml:space="default">NAin poorcondition. NA</w:t>
+              <w:t xml:space="default">NAin NAcondition. Only on some sides of the building partially.</w:t>
             </w:r>
           </w:p>
         </w:tc>
@@ -3189,7 +3195,7 @@
                 <w:rFonts w:ascii="Calibri" w:hAnsi="Calibri"/>
                 <w:sz w:val="20"/>
               </w:rPr>
-              <w:t xml:space="default">There is moistureThe basement is damp and the field stone foundation is coming apart in some sections.</w:t>
+              <w:t xml:space="default">There is NANA</w:t>
             </w:r>
           </w:p>
         </w:tc>
@@ -3265,7 +3271,7 @@
                 <w:rFonts w:ascii="Calibri" w:hAnsi="Calibri"/>
                 <w:sz w:val="20"/>
               </w:rPr>
-              <w:t xml:space="default">The electrical panel has and amperage of NA. There are NA unused breaker spaces. NA</w:t>
+              <w:t xml:space="default">The electrical panel has and amperage of 200. There are 0 unused breaker spaces. NA</w:t>
             </w:r>
           </w:p>
         </w:tc>
@@ -3409,13 +3415,13 @@
         <w:t xml:space="preserve">These recommendations are organized from the least expensive/most cost-effective and easiest interventions to ones that are more challenging to implement.</w:t>
       </w:r>
     </w:p>
-    <w:bookmarkStart w:id="42" w:name="high-efficiency-shower-heads"/>
+    <w:bookmarkStart w:id="42" w:name="window-dressers"/>
     <w:p>
       <w:pPr>
         <w:pStyle w:val="Heading3"/>
       </w:pPr>
       <w:r>
-        <w:t xml:space="preserve">4.1 High efficiency shower head(s)</w:t>
+        <w:t xml:space="preserve">4.1 Window Dressers</w:t>
       </w:r>
     </w:p>
     <w:p>
@@ -3435,7 +3441,7 @@
         <w:pStyle w:val="BodyText"/>
       </w:pPr>
       <w:r>
-        <w:t xml:space="preserve">Your shower heads use more water and energy than high-efficiency shower heads, thus costing you more money than necessary. Older shower heads use 2.5 gallons or more every minute, which wastes thousands of gallons of water each year and costs you money for every extra gallon of water heated.</w:t>
+        <w:t xml:space="preserve">Your windows are a source of heat loss, reduce your comfort due to cold surface temperatures, and may also cause moisture condensation or frost in the winter.</w:t>
       </w:r>
     </w:p>
     <w:p>
@@ -3455,7 +3461,7 @@
         <w:pStyle w:val="BodyText"/>
       </w:pPr>
       <w:r>
-        <w:t xml:space="preserve">Install high-efficiency shower heads to reduce the amount of water and energy to heat the water used when showering. We recommend 1.5 gallon per minute shower heads that will save a gallon or more of water for every minute spent in the shower.</w:t>
+        <w:t xml:space="preserve">WindowDressers are insulating window inserts that help air-seal windows and reduce heat loss and gain. WindowDressers are transparent and let in light while stopping drafts. Each insert is made of a custom-made pine frame wrapped on each side with tightly sealed, clear polyolefin film, creating an airspace between the two layers for additional insulation. The insert is finished with a compressible foam weather seal. The foam allows enough give for the inserts to be easily slid into place in the fall and removed in the spring while holding firmly enough to provide a tight, friction-based seal. The inserts are installed inside your existing window frame with no fasteners required and last 5-10 years. They are most effective in the winter, but depending on the window’s exposure, they can sometimes be used in the summer to keep the house cooler.</w:t>
       </w:r>
       <w:r>
         <w:t xml:space="preserve"> </w:t>
@@ -3473,17 +3479,45 @@
         <w:pStyle w:val="BodyText"/>
       </w:pPr>
       <w:r>
-        <w:t xml:space="preserve">A typical family will save ~10,000 gallons of water per year and over $100 per year in water heating costs. We provide these for free and have several styles for you to choose from; contact us for some if we did not give you any during the audit.</w:t>
+        <w:t xml:space="preserve">Insulating window inserts save 5-10% of your heating costs at less than 1/10th the cost of replacement windows. The overall project cost will depend on the number and size of window inserts. Example prices for the 2024 season were: small (20 x 36”) - $36 for natural pine frame, $46 for white; medium (30 x 52”) - $50 for natural pine frame, $64 for white; large (44 x 68”) - $67 for natural pine frame, $88 for white. Adjusted pricing for lower-income households is available from WindowDressers upon request. If plastic is damaged, it can be replaced for $15.</w:t>
+      </w:r>
+    </w:p>
+    <w:p>
+      <w:pPr>
+        <w:pStyle w:val="BodyText"/>
+      </w:pPr>
+      <w:r>
+        <w:t xml:space="preserve">Households that order inserts are expected to participate in the Community Build where the inserts are made. You can sign up for a 4-hour shift and learn the simple steps in the insert-building process (no previous experience required, no power tools). Each job has</w:t>
+      </w:r>
+      <w:r>
+        <w:t xml:space="preserve"> </w:t>
+      </w:r>
+      <w:r>
+        <w:t xml:space="preserve">“jigs”</w:t>
+      </w:r>
+      <w:r>
+        <w:t xml:space="preserve"> </w:t>
+      </w:r>
+      <w:r>
+        <w:t xml:space="preserve">that make the job easier to do and ensure uniform quality. You will be trained at the beginning of your shift on how to do your task. Volunteering for multiple shifts is encouraged! Mid-shift snacks and a meal are provided to all participants.</w:t>
+      </w:r>
+    </w:p>
+    <w:p>
+      <w:pPr>
+        <w:pStyle w:val="BodyText"/>
+      </w:pPr>
+      <w:r>
+        <w:t xml:space="preserve">If you would like to participate, please contact us so we can discuss how the program works and which windows you’d like inserts for.</w:t>
       </w:r>
     </w:p>
     <w:bookmarkEnd w:id="42"/>
-    <w:bookmarkStart w:id="43" w:name="leds"/>
+    <w:bookmarkStart w:id="43" w:name="heat-pump-water-heater"/>
     <w:p>
       <w:pPr>
         <w:pStyle w:val="Heading3"/>
       </w:pPr>
       <w:r>
-        <w:t xml:space="preserve">4.2 LEDs</w:t>
+        <w:t xml:space="preserve">4.2 Heat Pump Water Heater</w:t>
       </w:r>
     </w:p>
     <w:p>
@@ -3503,7 +3537,11 @@
         <w:pStyle w:val="BodyText"/>
       </w:pPr>
       <w:r>
-        <w:t xml:space="preserve">Your lighting uses more energy than LED bulbs would. Halogen and incandescent light bulbs use 5-8x more energy than LEDs. This requires significantly more electricity and costs a lot.</w:t>
+        <w:rPr>
+          <w:b/>
+          <w:bCs/>
+        </w:rPr>
+        <w:t xml:space="preserve">Auditor to describe depending on what their current system is</w:t>
       </w:r>
     </w:p>
     <w:p>
@@ -3523,7 +3561,7 @@
         <w:pStyle w:val="BodyText"/>
       </w:pPr>
       <w:r>
-        <w:t xml:space="preserve">Switch your light bulbs to LED light bulbs. LEDs use 80% less energy than incandescent light bulbs which can significantly reduce your electricity bill.</w:t>
+        <w:t xml:space="preserve">Install a heat pump water heater to provide your hot water for cooking and bathing. This is the most efficient way to heat water and will save hundreds of dollars a year compared to electric resistance, heating oil, or propane hot water. It will also help to dehumidify while it’s running. If your current water heater burns oil or propane, this will also remove a source of combustion gases from your home. We also recommend setting the temperature on the water heater at 130°F for more efficient operation.</w:t>
       </w:r>
     </w:p>
     <w:p>
@@ -3543,17 +3581,17 @@
         <w:pStyle w:val="BodyText"/>
       </w:pPr>
       <w:r>
-        <w:t xml:space="preserve">We provide free LED light bulbs; contact us for some if we did not give you any during the audit. Depending on usage, LEDs can save more than $50 a year.</w:t>
+        <w:t xml:space="preserve">A heat pump water heater uses 70% less electricity than a standard electric water heater. Efficiency Maine offers a rebate of up to $950, making the equipment cost as little as $400 plus installation. The rebate can be combined with a nonrefundable federal tax credit of 30% of the remaining cost of the unit and labor, subject to an annual maximum benefit of $2,000 (shared with other energy property, like heat pumps). For more information, you can call Efficiency Maine at 866-376-2463 (Monday to Friday, 8:00 am to 5:00 pm) or visit their website: https://www.efficiencymaine.com/at-home/heat-pump-water-heater-program/</w:t>
       </w:r>
     </w:p>
     <w:bookmarkEnd w:id="43"/>
-    <w:bookmarkStart w:id="44" w:name="window-dressers"/>
+    <w:bookmarkStart w:id="44" w:name="gutters"/>
     <w:p>
       <w:pPr>
         <w:pStyle w:val="Heading3"/>
       </w:pPr>
       <w:r>
-        <w:t xml:space="preserve">4.3 Window Dressers</w:t>
+        <w:t xml:space="preserve">4.3 Gutters</w:t>
       </w:r>
     </w:p>
     <w:p>
@@ -3573,7 +3611,7 @@
         <w:pStyle w:val="BodyText"/>
       </w:pPr>
       <w:r>
-        <w:t xml:space="preserve">Your windows are a source of heat loss, reduce your comfort due to cold surface temperatures, and may also cause moisture condensation or frost in the winter.</w:t>
+        <w:t xml:space="preserve">The house has no gutters, so water runs off your roof and directly onto the ground next to your house. Water that splashes off the ground can damage the exterior of your house. Runoff that is absorbed into the ground can seep into the basement/crawlspace, causing moisture issues there and throughout your house.</w:t>
       </w:r>
     </w:p>
     <w:p>
@@ -3593,11 +3631,13 @@
         <w:pStyle w:val="BodyText"/>
       </w:pPr>
       <w:r>
-        <w:t xml:space="preserve">WindowDressers are insulating window inserts that help air-seal windows and reduce heat loss and gain. WindowDressers are transparent and let in light while stopping drafts. Each insert is made of a custom-made pine frame wrapped on each side with tightly sealed, clear polyolefin film, creating an airspace between the two layers for additional insulation. The insert is finished with a compressible foam weather seal. The foam allows enough give for the inserts to be easily slid into place in the fall and removed in the spring while holding firmly enough to provide a tight, friction-based seal. The inserts are installed inside your existing window frame with no fasteners required and last 5-10 years. They are most effective in the winter, but depending on the window’s exposure, they can sometimes be used in the summer to keep the house cooler.</w:t>
-      </w:r>
-      <w:r>
-        <w:t xml:space="preserve"> </w:t>
-      </w:r>
+        <w:t xml:space="preserve">Install gutters and downspouts that divert water at least six feet away from the foundation and to where the ground slopes away from the house.</w:t>
+      </w:r>
+    </w:p>
+    <w:p>
+      <w:pPr>
+        <w:pStyle w:val="BodyText"/>
+      </w:pPr>
       <w:r>
         <w:rPr>
           <w:i/>
@@ -3611,45 +3651,17 @@
         <w:pStyle w:val="BodyText"/>
       </w:pPr>
       <w:r>
-        <w:t xml:space="preserve">Insulating window inserts save 5-10% of your heating costs at less than 1/10th the cost of replacement windows. The overall project cost will depend on the number and size of window inserts. Example prices for the 2024 season were: small (20 x 36”) - $36 for natural pine frame, $46 for white; medium (30 x 52”) - $50 for natural pine frame, $64 for white; large (44 x 68”) - $67 for natural pine frame, $88 for white. Adjusted pricing for lower-income households is available from WindowDressers upon request. If plastic is damaged, it can be replaced for $15.</w:t>
-      </w:r>
-    </w:p>
-    <w:p>
-      <w:pPr>
-        <w:pStyle w:val="BodyText"/>
-      </w:pPr>
-      <w:r>
-        <w:t xml:space="preserve">Households that order inserts are expected to participate in the Community Build where the inserts are made. You can sign up for a 4-hour shift and learn the simple steps in the insert-building process (no previous experience required, no power tools). Each job has</w:t>
-      </w:r>
-      <w:r>
-        <w:t xml:space="preserve"> </w:t>
-      </w:r>
-      <w:r>
-        <w:t xml:space="preserve">“jigs”</w:t>
-      </w:r>
-      <w:r>
-        <w:t xml:space="preserve"> </w:t>
-      </w:r>
-      <w:r>
-        <w:t xml:space="preserve">that make the job easier to do and ensure uniform quality. You will be trained at the beginning of your shift on how to do your task. Volunteering for multiple shifts is encouraged! Mid-shift snacks and a meal are provided to all participants.</w:t>
-      </w:r>
-    </w:p>
-    <w:p>
-      <w:pPr>
-        <w:pStyle w:val="BodyText"/>
-      </w:pPr>
-      <w:r>
-        <w:t xml:space="preserve">If you would like to participate, please contact us so we can discuss how the program works and which windows you’d like inserts for.</w:t>
+        <w:t xml:space="preserve">Adding gutters would mitigate moisture damage and save you from having to replace/fix other parts of the house.</w:t>
       </w:r>
     </w:p>
     <w:bookmarkEnd w:id="44"/>
-    <w:bookmarkStart w:id="45" w:name="induction-stoveoven"/>
+    <w:bookmarkStart w:id="45" w:name="vapor-barrier"/>
     <w:p>
       <w:pPr>
         <w:pStyle w:val="Heading3"/>
       </w:pPr>
       <w:r>
-        <w:t xml:space="preserve">4.4 Induction Stove/Oven</w:t>
+        <w:t xml:space="preserve">4.4 Vapor Barrier</w:t>
       </w:r>
     </w:p>
     <w:p>
@@ -3669,7 +3681,7 @@
         <w:pStyle w:val="BodyText"/>
       </w:pPr>
       <w:r>
-        <w:t xml:space="preserve">Your gas range has the potential to release propane, carbon monoxide, and combustion gases into your house. Gas ranges are also inefficient at transferring heat to your food at 32% efficiency, compared to 85% efficiency for induction cooktops.</w:t>
+        <w:t xml:space="preserve">There is excess moisture in the basement/crawlspace, which is evaporating out of the ground. This moisture can enter the house and cause mold, mildew, rot, and air quality issues.</w:t>
       </w:r>
     </w:p>
     <w:p>
@@ -3689,7 +3701,19 @@
         <w:pStyle w:val="BodyText"/>
       </w:pPr>
       <w:r>
-        <w:t xml:space="preserve">Induction cooking appliances are more efficient and safer than electric or gas ones. There is no risk of carbon monoxide or other harmful combustion gases, and the surface doesn’t heat up without a pot or pan on it.</w:t>
+        <w:t xml:space="preserve">Install a vapor barrier on the basement floor to stop moisture from entering the basement and house. Vapor barriers typically consist of either reinforced plastic sheeting or EPDM rubber membrane over a</w:t>
+      </w:r>
+      <w:r>
+        <w:t xml:space="preserve"> </w:t>
+      </w:r>
+      <w:r>
+        <w:t xml:space="preserve">‘dimple mat’</w:t>
+      </w:r>
+      <w:r>
+        <w:t xml:space="preserve"> </w:t>
+      </w:r>
+      <w:r>
+        <w:t xml:space="preserve">that allows for drainage below the vapor barrier and prevents rocks from puncturing it. If the basement/crawlspace walls are going to be spray foamed, we recommend the foam go all the way to the floor and overlap the vapor barrier to create a continuous air and moisture barrier.</w:t>
       </w:r>
     </w:p>
     <w:p>
@@ -3709,17 +3733,17 @@
         <w:pStyle w:val="BodyText"/>
       </w:pPr>
       <w:r>
-        <w:t xml:space="preserve">Currently, Efficiency Maine does not offer a rebate for induction stoves. If you’re interested in trying out induction cooking but don’t want to replace your kitchen stove, consider buying a portable induction cooktop, which costs less than $100.</w:t>
+        <w:t xml:space="preserve">Efficiency Maine rebates will cover vapor barriers up to 25% of a weatherization project cost, if done as part of a larger insulation project. Most insulation companies can install spray foam and vapor barriers together. Efficiency Maine rebates and other incentives for insulation work can fund up to 80% of the overall cost to weatherize your home (subject to a lifetime limit per building), up to $9,200 when combined with nonrefundable federal tax credits. You can call them at 866-376-2463 (Monday to Friday, 8:00 am to 5:00 pm) or visit their webpage about insulation rebates: https://www.efficiencymaine.com/at-home/insulation-rebates/</w:t>
       </w:r>
     </w:p>
     <w:bookmarkEnd w:id="45"/>
-    <w:bookmarkStart w:id="46" w:name="gutters"/>
+    <w:bookmarkStart w:id="46" w:name="spray-foam-basement-walls"/>
     <w:p>
       <w:pPr>
         <w:pStyle w:val="Heading3"/>
       </w:pPr>
       <w:r>
-        <w:t xml:space="preserve">4.5 Gutters</w:t>
+        <w:t xml:space="preserve">4.5 Spray foam Basement Walls</w:t>
       </w:r>
     </w:p>
     <w:p>
@@ -3739,7 +3763,7 @@
         <w:pStyle w:val="BodyText"/>
       </w:pPr>
       <w:r>
-        <w:t xml:space="preserve">The house has no gutters, so water runs off your roof and directly onto the ground next to your house. Water that splashes off the ground can damage the exterior of your house. Runoff that is absorbed into the ground can seep into the basement/crawlspace, causing moisture issues there and throughout your house.</w:t>
+        <w:t xml:space="preserve">The basement/crawlspace is uninsulated and used for mechanical equipment and plumbing. The walls are porous and allow moisture into the house and rapidly conduct heat out of the space.</w:t>
       </w:r>
     </w:p>
     <w:p>
@@ -3759,7 +3783,24 @@
         <w:pStyle w:val="BodyText"/>
       </w:pPr>
       <w:r>
-        <w:t xml:space="preserve">Install gutters and downspouts that divert water at least six feet away from the foundation and to where the ground slopes away from the house.</w:t>
+        <w:t xml:space="preserve">Install spray foam on the basement/crawlspace walls to prevent moisture infiltration and reduce heat loss. In older homes, most heat loss is due to air leakage. Air sealing is particularly important in the basement or crawlspace (and attic). As warm air rises and leaks out the top of your home, cold air is pulled in at the bottom. This is called the</w:t>
+      </w:r>
+      <w:r>
+        <w:t xml:space="preserve"> </w:t>
+      </w:r>
+      <w:r>
+        <w:t xml:space="preserve">‘stack effect’</w:t>
+      </w:r>
+      <w:r>
+        <w:t xml:space="preserve">, and is more pronounced in taller homes. Thus, air sealing is necessary anywhere gaps allow air to move into your house through the basement/crawlspace.</w:t>
+      </w:r>
+    </w:p>
+    <w:p>
+      <w:pPr>
+        <w:pStyle w:val="BodyText"/>
+      </w:pPr>
+      <w:r>
+        <w:t xml:space="preserve">Spray foam should be applied 2-3 inches thick on the walls to seal and insulate them. It is often ideal to install a vapor barrier at the same time as the spray foam insulation. Spray foam generally requires a layer of intumescent (fire-rated) paint over it to meet fire code.</w:t>
       </w:r>
     </w:p>
     <w:p>
@@ -3779,17 +3820,17 @@
         <w:pStyle w:val="BodyText"/>
       </w:pPr>
       <w:r>
-        <w:t xml:space="preserve">Adding gutters would mitigate moisture damage and save you from having to replace/fix other parts of the house.</w:t>
+        <w:t xml:space="preserve">Installation of spray foam insulation will cost around $5-7 per square foot. Efficiency Maine rebates and other incentives for insulation work can fund up to 80% of the project cost (subject to a lifetime limit per building), up to $9,200 when combined with nonrefundable federal tax credits. You can call them at 866-376-2463 (Monday to Friday, 8:00 am to 5:00 pm) or visit their webpage about insulation rebates: https://www.efficiencymaine.com/at-home/insulation-rebates/</w:t>
       </w:r>
     </w:p>
     <w:bookmarkEnd w:id="46"/>
-    <w:bookmarkStart w:id="47" w:name="bathroom-exhaust-fans"/>
+    <w:bookmarkStart w:id="47" w:name="attic-insulation-and-air-sealing"/>
     <w:p>
       <w:pPr>
         <w:pStyle w:val="Heading3"/>
       </w:pPr>
       <w:r>
-        <w:t xml:space="preserve">4.6 Bathroom exhaust fan(s)</w:t>
+        <w:t xml:space="preserve">4.6 Attic Insulation and Air Sealing</w:t>
       </w:r>
     </w:p>
     <w:p>
@@ -3809,7 +3850,7 @@
         <w:pStyle w:val="BodyText"/>
       </w:pPr>
       <w:r>
-        <w:t xml:space="preserve">Currently, there is no bathroom exhaust fan, so moisture from the shower, toilet, and sink remains in the house, which can cause moisture issues such as mold.</w:t>
+        <w:t xml:space="preserve">The attic is uninsulated or is missing insulation and the attic could also benefit from air-sealing. These upgrades will reduce draftiness and heat loss in the winter and heat gain in the summer.</w:t>
       </w:r>
     </w:p>
     <w:p>
@@ -3829,7 +3870,24 @@
         <w:pStyle w:val="BodyText"/>
       </w:pPr>
       <w:r>
-        <w:t xml:space="preserve">Install bathroom exhaust fans in all bathrooms that do not have them. These should be rated for at least 80 cubic feet per minute (CFM) if there is a shower. We recommend the Panasonic Whisper series or similar fans that don’t create excess noise. If the ductwork will run through the attic, it should be installed before the attic is air-sealed and insulated. The fan needs to be ducted outside, so it does not add moisture into the attic.</w:t>
+        <w:t xml:space="preserve">Air seal the attic and insulate it to at least R-60 (18 inches of loose-fill cellulose insulation). COA has been installing 24 inches (R-80) of cellulose insulation in attics on our campus. Before the attic is insulated, ensure that any needed bathroom and kitchen fans are installed and that all fans are properly vented to the outside.</w:t>
+      </w:r>
+    </w:p>
+    <w:p>
+      <w:pPr>
+        <w:pStyle w:val="BodyText"/>
+      </w:pPr>
+      <w:r>
+        <w:t xml:space="preserve">In older homes, most heat loss is due to air leakage. Air sealing is particularly important in the attic (and basement or crawlspace). As warm air rises and leaks out the top of your home, cold air is pulled in at the bottom. This is called the</w:t>
+      </w:r>
+      <w:r>
+        <w:t xml:space="preserve"> </w:t>
+      </w:r>
+      <w:r>
+        <w:t xml:space="preserve">‘stack effect’</w:t>
+      </w:r>
+      <w:r>
+        <w:t xml:space="preserve">, and is more pronounced in taller homes. Thus, air sealing is necessary anywhere gaps allow air to move between your house and the attic. This typically includes gaps around the chimney, electrical penetrations, and wall top plates.</w:t>
       </w:r>
     </w:p>
     <w:p>
@@ -3849,17 +3907,17 @@
         <w:pStyle w:val="BodyText"/>
       </w:pPr>
       <w:r>
-        <w:t xml:space="preserve">The typical fan is around $130 plus the cost of installation.</w:t>
+        <w:t xml:space="preserve">Efficiency Maine rebates and other incentives for insulation work can fund up to 80% of the overall cost to weatherize your home (subject to a lifetime limit per building), up to $9,200 when combined with nonrefundable federal tax credits. You can call them at 866-376-2463 (Monday to Friday, 8:00 am to 5:00 pm) or visit their webpage about insulation rebates: https://www.efficiencymaine.com/at-home/insulation-rebates/</w:t>
       </w:r>
     </w:p>
     <w:bookmarkEnd w:id="47"/>
-    <w:bookmarkStart w:id="48" w:name="kitchen-exhaust-fans"/>
+    <w:bookmarkStart w:id="48" w:name="blow-in-cellulose-wall-insulation"/>
     <w:p>
       <w:pPr>
         <w:pStyle w:val="Heading3"/>
       </w:pPr>
       <w:r>
-        <w:t xml:space="preserve">4.7 Kitchen exhaust fan(s)</w:t>
+        <w:t xml:space="preserve">4.7 Blow-in cellulose wall insulation</w:t>
       </w:r>
     </w:p>
     <w:p>
@@ -3879,7 +3937,7 @@
         <w:pStyle w:val="BodyText"/>
       </w:pPr>
       <w:r>
-        <w:t xml:space="preserve">Currently, there is no kitchen exhaust fan, so fumes, smoke, and moisture from cooking stay in the house which can cause health concerns.</w:t>
+        <w:t xml:space="preserve">The walls of the house are uninsulated, which is a significant source of heat loss.</w:t>
       </w:r>
     </w:p>
     <w:p>
@@ -3899,13 +3957,11 @@
         <w:pStyle w:val="BodyText"/>
       </w:pPr>
       <w:r>
-        <w:t xml:space="preserve">Install a kitchen exhaust fan to remove cooking fumes and moisture from your home. The fan should be rated for at least 100 cubic feet per minute. A kitchen fan should be ducted to the outdoors. If the ductwork will run through the attic, it should be installed before the attic is air-sealed and insulated.</w:t>
-      </w:r>
-    </w:p>
-    <w:p>
-      <w:pPr>
-        <w:pStyle w:val="BodyText"/>
-      </w:pPr>
+        <w:t xml:space="preserve">Insulate the wall stud cavities with dense packed, blown-in cellulose insulation. In balloon-framed homes, this can often be done from the attic, otherwise it can be done by drilling holes into the wall cavities from either the inside or outside.</w:t>
+      </w:r>
+      <w:r>
+        <w:t xml:space="preserve"> </w:t>
+      </w:r>
       <w:r>
         <w:rPr>
           <w:i/>
@@ -3919,17 +3975,17 @@
         <w:pStyle w:val="BodyText"/>
       </w:pPr>
       <w:r>
-        <w:t xml:space="preserve">Kitchen range hoods typically cost $150 or more; installation costs depend on the complexity of the exhaust ducting.</w:t>
+        <w:t xml:space="preserve">Efficiency Maine rebates and other incentives for insulation work can fund up to 80% of the overall cost to weatherize your home (subject to a lifetime limit per building), up to $9,200 when combined with nonrefundable federal tax credits. You can call them at 866-376-2463 (Monday to Friday, 8:00 am to 5:00 pm) or visit their webpage about insulation rebates: https://www.efficiencymaine.com/at-home/insulation-rebates/</w:t>
       </w:r>
     </w:p>
     <w:bookmarkEnd w:id="48"/>
-    <w:bookmarkStart w:id="49" w:name="vapor-barrier"/>
+    <w:bookmarkStart w:id="49" w:name="continuous-exterior-wall-insulation"/>
     <w:p>
       <w:pPr>
         <w:pStyle w:val="Heading3"/>
       </w:pPr>
       <w:r>
-        <w:t xml:space="preserve">4.8 Vapor Barrier</w:t>
+        <w:t xml:space="preserve">4.8 Continuous exterior wall insulation</w:t>
       </w:r>
     </w:p>
     <w:p>
@@ -3949,7 +4005,7 @@
         <w:pStyle w:val="BodyText"/>
       </w:pPr>
       <w:r>
-        <w:t xml:space="preserve">There is excess moisture in the basement/crawlspace, which is evaporating out of the ground. This moisture can enter the house and cause mold, mildew, rot, and air quality issues.</w:t>
+        <w:t xml:space="preserve">There isn’t continuous insulation between the siding and the exterior walls of the house. Continuous insulation helps create a complete thermal boundary for your house, and it is now an energy code requirement for new houses.</w:t>
       </w:r>
     </w:p>
     <w:p>
@@ -3969,19 +4025,7 @@
         <w:pStyle w:val="BodyText"/>
       </w:pPr>
       <w:r>
-        <w:t xml:space="preserve">Install a vapor barrier on the basement floor to stop moisture from entering the basement and house. Vapor barriers typically consist of either reinforced plastic sheeting or EPDM rubber membrane over a</w:t>
-      </w:r>
-      <w:r>
-        <w:t xml:space="preserve"> </w:t>
-      </w:r>
-      <w:r>
-        <w:t xml:space="preserve">‘dimple mat’</w:t>
-      </w:r>
-      <w:r>
-        <w:t xml:space="preserve"> </w:t>
-      </w:r>
-      <w:r>
-        <w:t xml:space="preserve">that allows for drainage below the vapor barrier and prevents rocks from puncturing it. If the basement/crawlspace walls are going to be spray foamed, we recommend the foam go all the way to the floor and overlap the vapor barrier to create a continuous air and moisture barrier.</w:t>
+        <w:t xml:space="preserve">Add a continuous layer of insulation and potentially replace the air and moisture barrier once it becomes time to replace the siding. Add continuous insulation (R-6 or more) under the new siding to keep the house warmer in the winter and cooler in the summer. We recommend TimberHP TimberBoard insulation (produced in Madison, Maine) or Rockwool Comfortboard, but foam board can also be used. Before installing exterior insulation, the contractor can check if insulation is needed between the interior wall studs.</w:t>
       </w:r>
     </w:p>
     <w:p>
@@ -4001,17 +4045,17 @@
         <w:pStyle w:val="BodyText"/>
       </w:pPr>
       <w:r>
-        <w:t xml:space="preserve">Efficiency Maine rebates will cover vapor barriers up to 25% of a weatherization project cost, if done as part of a larger insulation project. Most insulation companies can install spray foam and vapor barriers together. Efficiency Maine rebates and other incentives for insulation work can fund up to 80% of the overall cost to weatherize your home (subject to a lifetime limit per building), up to $9,200 when combined with nonrefundable federal tax credits. You can call them at 866-376-2463 (Monday to Friday, 8:00 am to 5:00 pm) or visit their webpage about insulation rebates: https://www.efficiencymaine.com/at-home/insulation-rebates/</w:t>
+        <w:t xml:space="preserve">Efficiency Maine rebates and other incentives for insulation work can fund up to 80% of the overall cost to weatherize your home (subject to a lifetime limit per building), up to $9,200 when combined with nonrefundable federal tax credits. You can call them at 866-376-2463 (Monday to Friday, 8:00 am to 5:00 pm) or visit their webpage about insulation rebates: https://www.efficiencymaine.com/at-home/insulation-rebates/</w:t>
       </w:r>
     </w:p>
     <w:bookmarkEnd w:id="49"/>
-    <w:bookmarkStart w:id="50" w:name="spray-foam-basement-walls"/>
+    <w:bookmarkStart w:id="50" w:name="electrical-panel-upgrade"/>
     <w:p>
       <w:pPr>
         <w:pStyle w:val="Heading3"/>
       </w:pPr>
       <w:r>
-        <w:t xml:space="preserve">4.9 Spray foam Basement Walls</w:t>
+        <w:t xml:space="preserve">4.9 Electrical Panel Upgrade</w:t>
       </w:r>
     </w:p>
     <w:p>
@@ -4031,7 +4075,11 @@
         <w:pStyle w:val="BodyText"/>
       </w:pPr>
       <w:r>
-        <w:t xml:space="preserve">The basement/crawlspace is uninsulated and used for mechanical equipment and plumbing. The walls are porous and allow moisture into the house and rapidly conduct heat out of the space.</w:t>
+        <w:rPr>
+          <w:b/>
+          <w:bCs/>
+        </w:rPr>
+        <w:t xml:space="preserve">Auditor to describe</w:t>
       </w:r>
     </w:p>
     <w:p>
@@ -4051,24 +4099,7 @@
         <w:pStyle w:val="BodyText"/>
       </w:pPr>
       <w:r>
-        <w:t xml:space="preserve">Install spray foam on the basement/crawlspace walls to prevent moisture infiltration and reduce heat loss. In older homes, most heat loss is due to air leakage. Air sealing is particularly important in the basement or crawlspace (and attic). As warm air rises and leaks out the top of your home, cold air is pulled in at the bottom. This is called the</w:t>
-      </w:r>
-      <w:r>
-        <w:t xml:space="preserve"> </w:t>
-      </w:r>
-      <w:r>
-        <w:t xml:space="preserve">‘stack effect’</w:t>
-      </w:r>
-      <w:r>
-        <w:t xml:space="preserve">, and is more pronounced in taller homes. Thus, air sealing is necessary anywhere gaps allow air to move into your house through the basement/crawlspace.</w:t>
-      </w:r>
-    </w:p>
-    <w:p>
-      <w:pPr>
-        <w:pStyle w:val="BodyText"/>
-      </w:pPr>
-      <w:r>
-        <w:t xml:space="preserve">Spray foam should be applied 2-3 inches thick on the walls to seal and insulate them. It is often ideal to install a vapor barrier at the same time as the spray foam insulation. Spray foam generally requires a layer of intumescent (fire-rated) paint over it to meet fire code.</w:t>
+        <w:t xml:space="preserve">Consult with an electrician about replacing your existing electrical panel with a 200 amp panel as you add electrical appliances to your home. It may become necessary to increase the capacity to address potential safety hazards. An electrician can determine whether or not a panel upgrade is necessary based on your current and anticipated usage.</w:t>
       </w:r>
     </w:p>
     <w:p>
@@ -4088,17 +4119,17 @@
         <w:pStyle w:val="BodyText"/>
       </w:pPr>
       <w:r>
-        <w:t xml:space="preserve">Installation of spray foam insulation will cost around $5-7 per square foot. Efficiency Maine rebates and other incentives for insulation work can fund up to 80% of the project cost (subject to a lifetime limit per building), up to $9,200 when combined with nonrefundable federal tax credits. You can call them at 866-376-2463 (Monday to Friday, 8:00 am to 5:00 pm) or visit their webpage about insulation rebates: https://www.efficiencymaine.com/at-home/insulation-rebates/</w:t>
+        <w:t xml:space="preserve">Costs of electrical components needed to support residential energy upgrades – including panels, sub-panels, branch circuits, and feeders – qualify for a 30% nonrefundable tax credit (up to $600 per item) if they have a capacity of 200 amps or more. An electrical panel upgrades also provides a good opportunity for an electrician to install whole-house surge protection, which costs $100-$400. Here are some options: https://www.popularmechanics.com/home/interior-projects/g43140886/best-whole-house-surge-protectors/</w:t>
       </w:r>
     </w:p>
     <w:bookmarkEnd w:id="50"/>
-    <w:bookmarkStart w:id="51" w:name="attic-insulation-and-air-sealing"/>
+    <w:bookmarkStart w:id="51" w:name="air-source-heat-pump"/>
     <w:p>
       <w:pPr>
         <w:pStyle w:val="Heading3"/>
       </w:pPr>
       <w:r>
-        <w:t xml:space="preserve">4.10 Attic Insulation and Air Sealing</w:t>
+        <w:t xml:space="preserve">4.10 Air Source Heat Pump</w:t>
       </w:r>
     </w:p>
     <w:p>
@@ -4118,7 +4149,7 @@
         <w:pStyle w:val="BodyText"/>
       </w:pPr>
       <w:r>
-        <w:t xml:space="preserve">The attic is uninsulated or is missing insulation and the attic could also benefit from air-sealing. These upgrades will reduce draftiness and heat loss in the winter and heat gain in the summer.</w:t>
+        <w:t xml:space="preserve">Combustion heating equipment is expensive, inefficient, and has the potential to release harmful combustion gases like carbon monoxide into the home.</w:t>
       </w:r>
     </w:p>
     <w:p>
@@ -4138,24 +4169,7 @@
         <w:pStyle w:val="BodyText"/>
       </w:pPr>
       <w:r>
-        <w:t xml:space="preserve">Air seal the attic and insulate it to at least R-60 (18 inches of loose-fill cellulose insulation). COA has been installing 24 inches (R-80) of cellulose insulation in attics on our campus. Before the attic is insulated, ensure that any needed bathroom and kitchen fans are installed and that all fans are properly vented to the outside.</w:t>
-      </w:r>
-    </w:p>
-    <w:p>
-      <w:pPr>
-        <w:pStyle w:val="BodyText"/>
-      </w:pPr>
-      <w:r>
-        <w:t xml:space="preserve">In older homes, most heat loss is due to air leakage. Air sealing is particularly important in the attic (and basement or crawlspace). As warm air rises and leaks out the top of your home, cold air is pulled in at the bottom. This is called the</w:t>
-      </w:r>
-      <w:r>
-        <w:t xml:space="preserve"> </w:t>
-      </w:r>
-      <w:r>
-        <w:t xml:space="preserve">‘stack effect’</w:t>
-      </w:r>
-      <w:r>
-        <w:t xml:space="preserve">, and is more pronounced in taller homes. Thus, air sealing is necessary anywhere gaps allow air to move between your house and the attic. This typically includes gaps around the chimney, electrical penetrations, and wall top plates.</w:t>
+        <w:t xml:space="preserve">Install air source heat pumps for heating and cooling and whole-house surge protection. Air source heat pumps can be up to 300% efficient and heat, cool, and dehumidify your house. A qualified installer will help determine what size system to install and where. Whole-house surge protection will protect your appliances and heat pumps from being damaged by an electrical surge.</w:t>
       </w:r>
     </w:p>
     <w:p>
@@ -4175,17 +4189,17 @@
         <w:pStyle w:val="BodyText"/>
       </w:pPr>
       <w:r>
-        <w:t xml:space="preserve">Efficiency Maine rebates and other incentives for insulation work can fund up to 80% of the overall cost to weatherize your home (subject to a lifetime limit per building), up to $9,200 when combined with nonrefundable federal tax credits. You can call them at 866-376-2463 (Monday to Friday, 8:00 am to 5:00 pm) or visit their webpage about insulation rebates: https://www.efficiencymaine.com/at-home/insulation-rebates/</w:t>
+        <w:t xml:space="preserve">Efficiency Maine rebates can fund $1,000 to $3,000 per unit up to a lifetime limit per housing unit for $3,000 to $9,000 (depending on income level) to install heat pumps. The rebate can be combined with a nonrefundable federal tax credit of 30% of the remaining cost of the unit and labor, subject to an annual maximum benefit of $2,000 (shared with other energy property, like a heat pump water heater). You can call Efficiency Maine at 866-376-2463 (Monday to Friday, 8:00 am to 5:00 pm) or visit their website: https://www.efficiencymaine.com/at-home/residential-heat-pump-incentives/</w:t>
       </w:r>
     </w:p>
     <w:bookmarkEnd w:id="51"/>
-    <w:bookmarkStart w:id="52" w:name="electrical-panel-upgrade"/>
+    <w:bookmarkStart w:id="52" w:name="electric-vehicle-and-charger"/>
     <w:p>
       <w:pPr>
         <w:pStyle w:val="Heading3"/>
       </w:pPr>
       <w:r>
-        <w:t xml:space="preserve">4.11 Electrical Panel Upgrade</w:t>
+        <w:t xml:space="preserve">4.11 Electric Vehicle and charger</w:t>
       </w:r>
     </w:p>
     <w:p>
@@ -4205,11 +4219,81 @@
         <w:pStyle w:val="BodyText"/>
       </w:pPr>
       <w:r>
+        <w:t xml:space="preserve">Transportation, and particularly personal vehicles, are the leading cause of emissions in Maine. When you are planning to purchase a new vehicle, please consider a plug-in hybrid or all-electric vehicle.</w:t>
+      </w:r>
+    </w:p>
+    <w:p>
+      <w:pPr>
+        <w:pStyle w:val="BodyText"/>
+      </w:pPr>
+      <w:r>
+        <w:rPr>
+          <w:i/>
+          <w:iCs/>
+        </w:rPr>
+        <w:t xml:space="preserve">Recommendation</w:t>
+      </w:r>
+    </w:p>
+    <w:p>
+      <w:pPr>
+        <w:pStyle w:val="BodyText"/>
+      </w:pPr>
+      <w:r>
+        <w:t xml:space="preserve">An electric vehicle will eliminate your gas costs and reduce fossil fuel dependence. A 2020 study by Consumer Reports found that lifetime ownership costs were significantly lower for EVs, saving between $6,000 - $10,000 over their lifetimes.</w:t>
+      </w:r>
+    </w:p>
+    <w:p>
+      <w:pPr>
+        <w:pStyle w:val="BodyText"/>
+      </w:pPr>
+      <w:r>
+        <w:rPr>
+          <w:i/>
+          <w:iCs/>
+        </w:rPr>
+        <w:t xml:space="preserve">Estimated Cost/Benefits/Incentives</w:t>
+      </w:r>
+    </w:p>
+    <w:p>
+      <w:pPr>
+        <w:pStyle w:val="BodyText"/>
+      </w:pPr>
+      <w:r>
+        <w:t xml:space="preserve">You can review current state and federal financial incentives for electric vehicles here: https://www.electricforall.org/rebates-incentives/</w:t>
+      </w:r>
+    </w:p>
+    <w:bookmarkEnd w:id="52"/>
+    <w:bookmarkStart w:id="53" w:name="solar"/>
+    <w:p>
+      <w:pPr>
+        <w:pStyle w:val="Heading3"/>
+      </w:pPr>
+      <w:r>
+        <w:t xml:space="preserve">4.12 Solar</w:t>
+      </w:r>
+    </w:p>
+    <w:p>
+      <w:pPr>
+        <w:pStyle w:val="FirstParagraph"/>
+      </w:pPr>
+      <w:r>
+        <w:rPr>
+          <w:i/>
+          <w:iCs/>
+        </w:rPr>
+        <w:t xml:space="preserve">Problem</w:t>
+      </w:r>
+    </w:p>
+    <w:p>
+      <w:pPr>
+        <w:pStyle w:val="BodyText"/>
+      </w:pPr>
+      <w:r>
         <w:rPr>
           <w:b/>
           <w:bCs/>
         </w:rPr>
-        <w:t xml:space="preserve">Auditor to describe</w:t>
+        <w:t xml:space="preserve">Auditor to describe (or remove this section)</w:t>
       </w:r>
     </w:p>
     <w:p>
@@ -4229,7 +4313,7 @@
         <w:pStyle w:val="BodyText"/>
       </w:pPr>
       <w:r>
-        <w:t xml:space="preserve">Consult with an electrician about replacing your existing electrical panel with a 200 amp panel as you add electrical appliances to your home. It may become necessary to increase the capacity to address potential safety hazards. An electrician can determine whether or not a panel upgrade is necessary based on your current and anticipated usage.</w:t>
+        <w:t xml:space="preserve">Rooftop solar can supply most or all of your home electrical demands. Contact a solar company for pricing and details specific to your home.</w:t>
       </w:r>
     </w:p>
     <w:p>
@@ -4249,77 +4333,15 @@
         <w:pStyle w:val="BodyText"/>
       </w:pPr>
       <w:r>
-        <w:t xml:space="preserve">Costs of electrical components needed to support residential energy upgrades – including panels, sub-panels, branch circuits, and feeders – qualify for a 30% nonrefundable tax credit (up to $600 per item) if they have a capacity of 200 amps or more. An electrical panel upgrades also provides a good opportunity for an electrician to install whole-house surge protection, which costs $100-$400. Here are some options: https://www.popularmechanics.com/home/interior-projects/g43140886/best-whole-house-surge-protectors/</w:t>
-      </w:r>
-    </w:p>
-    <w:bookmarkEnd w:id="52"/>
-    <w:bookmarkStart w:id="53" w:name="air-source-heat-pump"/>
-    <w:p>
-      <w:pPr>
-        <w:pStyle w:val="Heading3"/>
-      </w:pPr>
-      <w:r>
-        <w:t xml:space="preserve">4.12 Air Source Heat Pump</w:t>
-      </w:r>
-    </w:p>
-    <w:p>
-      <w:pPr>
-        <w:pStyle w:val="FirstParagraph"/>
-      </w:pPr>
-      <w:r>
-        <w:rPr>
-          <w:i/>
-          <w:iCs/>
-        </w:rPr>
-        <w:t xml:space="preserve">Problem</w:t>
-      </w:r>
-    </w:p>
-    <w:p>
-      <w:pPr>
-        <w:pStyle w:val="BodyText"/>
-      </w:pPr>
-      <w:r>
-        <w:t xml:space="preserve">Combustion heating equipment is expensive, inefficient, and has the potential to release harmful combustion gases like carbon monoxide into the home.</w:t>
-      </w:r>
-    </w:p>
-    <w:p>
-      <w:pPr>
-        <w:pStyle w:val="BodyText"/>
-      </w:pPr>
-      <w:r>
-        <w:rPr>
-          <w:i/>
-          <w:iCs/>
-        </w:rPr>
-        <w:t xml:space="preserve">Recommendation</w:t>
-      </w:r>
-    </w:p>
-    <w:p>
-      <w:pPr>
-        <w:pStyle w:val="BodyText"/>
-      </w:pPr>
-      <w:r>
-        <w:t xml:space="preserve">Install air source heat pumps for heating and cooling and whole-house surge protection. Air source heat pumps can be up to 300% efficient and heat, cool, and dehumidify your house. A qualified installer will help determine what size system to install and where. Whole-house surge protection will protect your appliances and heat pumps from being damaged by an electrical surge.</w:t>
-      </w:r>
-    </w:p>
-    <w:p>
-      <w:pPr>
-        <w:pStyle w:val="BodyText"/>
-      </w:pPr>
-      <w:r>
-        <w:rPr>
-          <w:i/>
-          <w:iCs/>
-        </w:rPr>
-        <w:t xml:space="preserve">Estimated Cost/Benefits/Incentives</w:t>
-      </w:r>
-    </w:p>
-    <w:p>
-      <w:pPr>
-        <w:pStyle w:val="BodyText"/>
-      </w:pPr>
-      <w:r>
-        <w:t xml:space="preserve">Efficiency Maine rebates can fund $1,000 to $3,000 per unit up to a lifetime limit per housing unit for $3,000 to $9,000 (depending on income level) to install heat pumps. The rebate can be combined with a nonrefundable federal tax credit of 30% of the remaining cost of the unit and labor, subject to an annual maximum benefit of $2,000 (shared with other energy property, like a heat pump water heater). You can call Efficiency Maine at 866-376-2463 (Monday to Friday, 8:00 am to 5:00 pm) or visit their website: https://www.efficiencymaine.com/at-home/residential-heat-pump-incentives/</w:t>
+        <w:t xml:space="preserve">There is a 30% nonrefundable federal tax credit and financing options are available. Battery backup is needed for solar to work during a power outage. Information on the federal tax credit: https://www.energy.gov/sites/default/files/2023-03/Homeowners_Guide_to_the_Federal_Tax_Credit_for_Solar_PV.pdf</w:t>
+      </w:r>
+    </w:p>
+    <w:p>
+      <w:pPr>
+        <w:pStyle w:val="BodyText"/>
+      </w:pPr>
+      <w:r>
+        <w:t xml:space="preserve">The State of Maine is working on a solar and battery funding initiative for low-income and disadvantaged Maine households. It is still in the planning stages, but you can find more information here: https://www.maine.gov/energy/initiatives/infrastructure/solar-for-all</w:t>
       </w:r>
     </w:p>
     <w:p>
@@ -4927,83 +4949,83 @@
         <w:t xml:space="preserve">6 Section Four Tests</w:t>
       </w:r>
     </w:p>
-    <w:bookmarkStart w:id="56" w:name="windowdressers"/>
+    <w:bookmarkStart w:id="56" w:name="attic-air-sealing-and-insulation"/>
     <w:p>
       <w:pPr>
         <w:pStyle w:val="Heading3"/>
       </w:pPr>
       <w:r>
-        <w:t xml:space="preserve">6.1 WindowDressers</w:t>
+        <w:t xml:space="preserve">6.1 Attic Air Sealing and Insulation</w:t>
       </w:r>
     </w:p>
     <w:bookmarkEnd w:id="56"/>
-    <w:bookmarkStart w:id="57" w:name="leds-1"/>
+    <w:bookmarkStart w:id="57" w:name="blown-in-cellulose-wall-insulation"/>
     <w:p>
       <w:pPr>
         <w:pStyle w:val="Heading3"/>
       </w:pPr>
       <w:r>
-        <w:t xml:space="preserve">6.2 LEDs</w:t>
+        <w:t xml:space="preserve">6.2 Blown-in Cellulose Wall Insulation</w:t>
       </w:r>
     </w:p>
     <w:bookmarkEnd w:id="57"/>
-    <w:bookmarkStart w:id="58" w:name="high-efficiency-shower-heads-1"/>
+    <w:bookmarkStart w:id="58" w:name="gutters-1"/>
     <w:p>
       <w:pPr>
         <w:pStyle w:val="Heading3"/>
       </w:pPr>
       <w:r>
-        <w:t xml:space="preserve">6.3 High-efficiency Shower Head(s)</w:t>
+        <w:t xml:space="preserve">6.3 Gutters</w:t>
       </w:r>
     </w:p>
     <w:bookmarkEnd w:id="58"/>
-    <w:bookmarkStart w:id="59" w:name="gutters-1"/>
+    <w:bookmarkStart w:id="59" w:name="windowdressers"/>
     <w:p>
       <w:pPr>
         <w:pStyle w:val="Heading3"/>
       </w:pPr>
       <w:r>
-        <w:t xml:space="preserve">6.4 Gutters</w:t>
+        <w:t xml:space="preserve">6.4 WindowDressers</w:t>
       </w:r>
     </w:p>
     <w:bookmarkEnd w:id="59"/>
-    <w:bookmarkStart w:id="60" w:name="bathroom-exhaust-fans-1"/>
+    <w:bookmarkStart w:id="60" w:name="electrical-panel-upgrade-1"/>
     <w:p>
       <w:pPr>
         <w:pStyle w:val="Heading3"/>
       </w:pPr>
       <w:r>
-        <w:t xml:space="preserve">6.5 Bathroom Exhaust Fan(s)</w:t>
+        <w:t xml:space="preserve">6.5 Electrical Panel Upgrade</w:t>
       </w:r>
     </w:p>
     <w:bookmarkEnd w:id="60"/>
-    <w:bookmarkStart w:id="61" w:name="kitchen-exhaust-fan"/>
+    <w:bookmarkStart w:id="61" w:name="air-source-heat-pump-1"/>
     <w:p>
       <w:pPr>
         <w:pStyle w:val="Heading3"/>
       </w:pPr>
       <w:r>
-        <w:t xml:space="preserve">6.6 Kitchen Exhaust Fan</w:t>
+        <w:t xml:space="preserve">6.6 Air Source Heat Pump</w:t>
       </w:r>
     </w:p>
     <w:bookmarkEnd w:id="61"/>
-    <w:bookmarkStart w:id="62" w:name="induction-stoveoven-1"/>
+    <w:bookmarkStart w:id="62" w:name="continuous-exterior-wall-insulation-1"/>
     <w:p>
       <w:pPr>
         <w:pStyle w:val="Heading3"/>
       </w:pPr>
       <w:r>
-        <w:t xml:space="preserve">6.7 Induction Stove/Oven</w:t>
+        <w:t xml:space="preserve">6.7 Continuous Exterior Wall Insulation</w:t>
       </w:r>
     </w:p>
     <w:bookmarkEnd w:id="62"/>
-    <w:bookmarkStart w:id="63" w:name="attic-air-sealing-and-insulation"/>
+    <w:bookmarkStart w:id="63" w:name="spray-foam-basementcrawlspace-walls"/>
     <w:p>
       <w:pPr>
         <w:pStyle w:val="Heading3"/>
       </w:pPr>
       <w:r>
-        <w:t xml:space="preserve">6.8 Attic Air Sealing and Insulation</w:t>
+        <w:t xml:space="preserve">6.8 Spray Foam Basement/Crawlspace Walls</w:t>
       </w:r>
     </w:p>
     <w:bookmarkEnd w:id="63"/>
@@ -5017,33 +5039,33 @@
       </w:r>
     </w:p>
     <w:bookmarkEnd w:id="64"/>
-    <w:bookmarkStart w:id="65" w:name="spray-foam-basementcrawlspace-walls"/>
+    <w:bookmarkStart w:id="65" w:name="heat-pump-water-heater-1"/>
     <w:p>
       <w:pPr>
         <w:pStyle w:val="Heading3"/>
       </w:pPr>
       <w:r>
-        <w:t xml:space="preserve">6.10 Spray Foam Basement/Crawlspace Walls</w:t>
+        <w:t xml:space="preserve">6.10 Heat Pump Water Heater</w:t>
       </w:r>
     </w:p>
     <w:bookmarkEnd w:id="65"/>
-    <w:bookmarkStart w:id="66" w:name="electrical-panel-upgrade-1"/>
+    <w:bookmarkStart w:id="66" w:name="solar-1"/>
     <w:p>
       <w:pPr>
         <w:pStyle w:val="Heading3"/>
       </w:pPr>
       <w:r>
-        <w:t xml:space="preserve">6.11 Electrical Panel Upgrade</w:t>
+        <w:t xml:space="preserve">6.11 Solar</w:t>
       </w:r>
     </w:p>
     <w:bookmarkEnd w:id="66"/>
-    <w:bookmarkStart w:id="67" w:name="air-source-heat-pump-1"/>
+    <w:bookmarkStart w:id="67" w:name="evcharger"/>
     <w:p>
       <w:pPr>
         <w:pStyle w:val="Heading3"/>
       </w:pPr>
       <w:r>
-        <w:t xml:space="preserve">6.12 Air Source Heat Pump</w:t>
+        <w:t xml:space="preserve">6.12 EV+Charger</w:t>
       </w:r>
     </w:p>
     <w:p>

--- a/Quarto_report/Audit_Report.docx
+++ b/Quarto_report/Audit_Report.docx
@@ -15,31 +15,31 @@
         <w:pStyle w:val="FirstParagraph"/>
       </w:pPr>
       <w:r>
-        <w:t xml:space="preserve">Homeowner(s): Ladies Aid, Barbara Myers</w:t>
-      </w:r>
-    </w:p>
-    <w:p>
-      <w:pPr>
-        <w:pStyle w:val="BodyText"/>
-      </w:pPr>
-      <w:r>
-        <w:t xml:space="preserve">Address: 177 Cranberry Rd, Cranberry Isles Maine, 04625</w:t>
-      </w:r>
-    </w:p>
-    <w:p>
-      <w:pPr>
-        <w:pStyle w:val="BodyText"/>
-      </w:pPr>
-      <w:r>
-        <w:t xml:space="preserve">Owner Contact: NA</w:t>
-      </w:r>
-    </w:p>
-    <w:p>
-      <w:pPr>
-        <w:pStyle w:val="BodyText"/>
-      </w:pPr>
-      <w:r>
-        <w:t xml:space="preserve">Auditors: Adler Garner, Emerson Bedell, Helen Lloyd, Nicole Grohoski, Zoe Duni</w:t>
+        <w:t xml:space="preserve">Homeowner(s): Ben Sumner</w:t>
+      </w:r>
+    </w:p>
+    <w:p>
+      <w:pPr>
+        <w:pStyle w:val="BodyText"/>
+      </w:pPr>
+      <w:r>
+        <w:t xml:space="preserve">Address: 5 Elwood Spurling Ln, Cranberry Isles, ME, 04625</w:t>
+      </w:r>
+    </w:p>
+    <w:p>
+      <w:pPr>
+        <w:pStyle w:val="BodyText"/>
+      </w:pPr>
+      <w:r>
+        <w:t xml:space="preserve">Owner Contact: ben.sumner@protonmail.com, (207) 664-8364</w:t>
+      </w:r>
+    </w:p>
+    <w:p>
+      <w:pPr>
+        <w:pStyle w:val="BodyText"/>
+      </w:pPr>
+      <w:r>
+        <w:t xml:space="preserve">Auditors: Pilot program team (Nicole, Zoe, Alder, Uriel)</w:t>
       </w:r>
     </w:p>
     <w:p>
@@ -55,7 +55,7 @@
         <w:pStyle w:val="BodyText"/>
       </w:pPr>
       <w:r>
-        <w:t xml:space="preserve">Report Date: June 26, 2025</w:t>
+        <w:t xml:space="preserve">Report Date: June 27, 2025</w:t>
       </w:r>
     </w:p>
     <w:p>
@@ -70,7 +70,7 @@
         <w:pStyle w:val="FirstParagraph"/>
       </w:pPr>
       <w:r>
-        <w:t xml:space="preserve">We conducted an energy assessment of your home on 5/26/2024. This report will tell you what we did, what we found, and what we suggest for your home. These suggestions include information on incentives and financing to make improvements more affordable.</w:t>
+        <w:t xml:space="preserve">We conducted an energy assessment of your home on 9/5/2024. This report will tell you what we did, what we found, and what we suggest for your home. These suggestions include information on incentives and financing to make improvements more affordable.</w:t>
       </w:r>
     </w:p>
     <w:p>
@@ -234,7 +234,7 @@
         <w:pStyle w:val="FirstParagraph"/>
       </w:pPr>
       <w:r>
-        <w:t xml:space="preserve">We assessed combustion appliances that burn fossil fuels such as propane, heating oil, or kerosene. These include furnaces, boilers, water heaters, and gas ovens. We visually inspected the combustion appliance(s) in your home, but we were unable to perform combustion safety tests. We also performed gas leak detection tests on your propane appliance(s).</w:t>
+        <w:t xml:space="preserve">We assessed combustion appliances that burn fossil fuels such as propane, heating oil, or kerosene. These include furnaces, boilers, water heaters, and gas ovens. We visually inspected the combustion appliance(s) in your home, but we were unable to perform combustion safety tests.</w:t>
       </w:r>
     </w:p>
     <w:bookmarkEnd w:id="27"/>
@@ -344,31 +344,31 @@
                 <w:rFonts w:ascii="Calibri" w:hAnsi="Calibri"/>
                 <w:sz w:val="20"/>
               </w:rPr>
-              <w:t xml:space="default">Attic Air Sealing and Insulation</w:t>
-            </w:r>
-          </w:p>
-        </w:tc>
-        <w:tc>
-          <w:tcPr>
-            <w:tcBorders>
-              <w:top w:val="single" w:space="0" w:color="D3D3D3"/>
-              <w:bottom w:val="single" w:space="0" w:color="D3D3D3"/>
-              <w:start w:val="single" w:space="0" w:color="D3D3D3"/>
-              <w:end w:val="single" w:space="0" w:color="D3D3D3"/>
-            </w:tcBorders>
-          </w:tcPr>
-          <w:p>
-            <w:pPr>
-              <w:spacing w:before="0" w:after="60"/>
-              <w:keepNext/>
-              <w:jc w:val="start"/>
-            </w:pPr>
-            <w:r>
-              <w:rPr>
-                <w:rFonts w:ascii="Calibri" w:hAnsi="Calibri"/>
-                <w:sz w:val="20"/>
-              </w:rPr>
-              <w:t xml:space="default">Air seal the attic and insulate it to at least R-60 (18 inches of loose-fill cellulose insulation).</w:t>
+              <w:t xml:space="default">Furnace/Boiler Tune-up</w:t>
+            </w:r>
+          </w:p>
+        </w:tc>
+        <w:tc>
+          <w:tcPr>
+            <w:tcBorders>
+              <w:top w:val="single" w:space="0" w:color="D3D3D3"/>
+              <w:bottom w:val="single" w:space="0" w:color="D3D3D3"/>
+              <w:start w:val="single" w:space="0" w:color="D3D3D3"/>
+              <w:end w:val="single" w:space="0" w:color="D3D3D3"/>
+            </w:tcBorders>
+          </w:tcPr>
+          <w:p>
+            <w:pPr>
+              <w:spacing w:before="0" w:after="60"/>
+              <w:keepNext/>
+              <w:jc w:val="start"/>
+            </w:pPr>
+            <w:r>
+              <w:rPr>
+                <w:rFonts w:ascii="Calibri" w:hAnsi="Calibri"/>
+                <w:sz w:val="20"/>
+              </w:rPr>
+              <w:t xml:space="default">Have the furnace/boiler and flue inspected and adjusted by a licensed professional. This should be available from your fuel delivery company.</w:t>
             </w:r>
           </w:p>
         </w:tc>
@@ -397,31 +397,31 @@
                 <w:rFonts w:ascii="Calibri" w:hAnsi="Calibri"/>
                 <w:sz w:val="20"/>
               </w:rPr>
-              <w:t xml:space="default">Blown-in Cellulose Wall Insulation</w:t>
-            </w:r>
-          </w:p>
-        </w:tc>
-        <w:tc>
-          <w:tcPr>
-            <w:tcBorders>
-              <w:top w:val="single" w:space="0" w:color="D3D3D3"/>
-              <w:bottom w:val="single" w:space="0" w:color="D3D3D3"/>
-              <w:start w:val="single" w:space="0" w:color="D3D3D3"/>
-              <w:end w:val="single" w:space="0" w:color="D3D3D3"/>
-            </w:tcBorders>
-          </w:tcPr>
-          <w:p>
-            <w:pPr>
-              <w:spacing w:before="0" w:after="60"/>
-              <w:keepNext/>
-              <w:jc w:val="start"/>
-            </w:pPr>
-            <w:r>
-              <w:rPr>
-                <w:rFonts w:ascii="Calibri" w:hAnsi="Calibri"/>
-                <w:sz w:val="20"/>
-              </w:rPr>
-              <w:t xml:space="default">Insulate the wall stud cavities with dense packed, blown-in cellulose insulation.</w:t>
+              <w:t xml:space="default">High-efficiency Shower Head(s)</w:t>
+            </w:r>
+          </w:p>
+        </w:tc>
+        <w:tc>
+          <w:tcPr>
+            <w:tcBorders>
+              <w:top w:val="single" w:space="0" w:color="D3D3D3"/>
+              <w:bottom w:val="single" w:space="0" w:color="D3D3D3"/>
+              <w:start w:val="single" w:space="0" w:color="D3D3D3"/>
+              <w:end w:val="single" w:space="0" w:color="D3D3D3"/>
+            </w:tcBorders>
+          </w:tcPr>
+          <w:p>
+            <w:pPr>
+              <w:spacing w:before="0" w:after="60"/>
+              <w:keepNext/>
+              <w:jc w:val="start"/>
+            </w:pPr>
+            <w:r>
+              <w:rPr>
+                <w:rFonts w:ascii="Calibri" w:hAnsi="Calibri"/>
+                <w:sz w:val="20"/>
+              </w:rPr>
+              <w:t xml:space="default">Install high-efficiency shower heads to reduce the amount of water and energy to heat the water used when showering.</w:t>
             </w:r>
           </w:p>
         </w:tc>
@@ -450,31 +450,31 @@
                 <w:rFonts w:ascii="Calibri" w:hAnsi="Calibri"/>
                 <w:sz w:val="20"/>
               </w:rPr>
-              <w:t xml:space="default">Gutters</w:t>
-            </w:r>
-          </w:p>
-        </w:tc>
-        <w:tc>
-          <w:tcPr>
-            <w:tcBorders>
-              <w:top w:val="single" w:space="0" w:color="D3D3D3"/>
-              <w:bottom w:val="single" w:space="0" w:color="D3D3D3"/>
-              <w:start w:val="single" w:space="0" w:color="D3D3D3"/>
-              <w:end w:val="single" w:space="0" w:color="D3D3D3"/>
-            </w:tcBorders>
-          </w:tcPr>
-          <w:p>
-            <w:pPr>
-              <w:spacing w:before="0" w:after="60"/>
-              <w:keepNext/>
-              <w:jc w:val="start"/>
-            </w:pPr>
-            <w:r>
-              <w:rPr>
-                <w:rFonts w:ascii="Calibri" w:hAnsi="Calibri"/>
-                <w:sz w:val="20"/>
-              </w:rPr>
-              <w:t xml:space="default">Install gutters and downspouts that divert water at least six feet away from the foundation and to where the ground slopes away from the house.</w:t>
+              <w:t xml:space="default">LEDs</w:t>
+            </w:r>
+          </w:p>
+        </w:tc>
+        <w:tc>
+          <w:tcPr>
+            <w:tcBorders>
+              <w:top w:val="single" w:space="0" w:color="D3D3D3"/>
+              <w:bottom w:val="single" w:space="0" w:color="D3D3D3"/>
+              <w:start w:val="single" w:space="0" w:color="D3D3D3"/>
+              <w:end w:val="single" w:space="0" w:color="D3D3D3"/>
+            </w:tcBorders>
+          </w:tcPr>
+          <w:p>
+            <w:pPr>
+              <w:spacing w:before="0" w:after="60"/>
+              <w:keepNext/>
+              <w:jc w:val="start"/>
+            </w:pPr>
+            <w:r>
+              <w:rPr>
+                <w:rFonts w:ascii="Calibri" w:hAnsi="Calibri"/>
+                <w:sz w:val="20"/>
+              </w:rPr>
+              <w:t xml:space="default">Switch your light bulbs to LED light bulbs. LEDs use 80% less energy than incandescent light bulbs which can significantly reduce your electricity bill.</w:t>
             </w:r>
           </w:p>
         </w:tc>
@@ -556,31 +556,31 @@
                 <w:rFonts w:ascii="Calibri" w:hAnsi="Calibri"/>
                 <w:sz w:val="20"/>
               </w:rPr>
-              <w:t xml:space="default">Electrical Panel Upgrade</w:t>
-            </w:r>
-          </w:p>
-        </w:tc>
-        <w:tc>
-          <w:tcPr>
-            <w:tcBorders>
-              <w:top w:val="single" w:space="0" w:color="D3D3D3"/>
-              <w:bottom w:val="single" w:space="0" w:color="D3D3D3"/>
-              <w:start w:val="single" w:space="0" w:color="D3D3D3"/>
-              <w:end w:val="single" w:space="0" w:color="D3D3D3"/>
-            </w:tcBorders>
-          </w:tcPr>
-          <w:p>
-            <w:pPr>
-              <w:spacing w:before="0" w:after="60"/>
-              <w:keepNext/>
-              <w:jc w:val="start"/>
-            </w:pPr>
-            <w:r>
-              <w:rPr>
-                <w:rFonts w:ascii="Calibri" w:hAnsi="Calibri"/>
-                <w:sz w:val="20"/>
-              </w:rPr>
-              <w:t xml:space="default">Consult with an electrician about replacing your existing electrical panel with a 200 amp panel as you add electrical appliances to your home.</w:t>
+              <w:t xml:space="default">Heat Pump Water Heater</w:t>
+            </w:r>
+          </w:p>
+        </w:tc>
+        <w:tc>
+          <w:tcPr>
+            <w:tcBorders>
+              <w:top w:val="single" w:space="0" w:color="D3D3D3"/>
+              <w:bottom w:val="single" w:space="0" w:color="D3D3D3"/>
+              <w:start w:val="single" w:space="0" w:color="D3D3D3"/>
+              <w:end w:val="single" w:space="0" w:color="D3D3D3"/>
+            </w:tcBorders>
+          </w:tcPr>
+          <w:p>
+            <w:pPr>
+              <w:spacing w:before="0" w:after="60"/>
+              <w:keepNext/>
+              <w:jc w:val="start"/>
+            </w:pPr>
+            <w:r>
+              <w:rPr>
+                <w:rFonts w:ascii="Calibri" w:hAnsi="Calibri"/>
+                <w:sz w:val="20"/>
+              </w:rPr>
+              <w:t xml:space="default">Install a heat pump water heater to provide your hot water for cooking and bathing. This is the most efficient way to heat water and will save hundreds of dollars a year compared to electric resistance, heating oil, or propane hot water. It will also help to dehumidify while it's running. If your current water heater burns oil or propane, this will also remove a source of combustion gases from your home.</w:t>
             </w:r>
           </w:p>
         </w:tc>
@@ -609,31 +609,31 @@
                 <w:rFonts w:ascii="Calibri" w:hAnsi="Calibri"/>
                 <w:sz w:val="20"/>
               </w:rPr>
-              <w:t xml:space="default">Air Source Heat Pump</w:t>
-            </w:r>
-          </w:p>
-        </w:tc>
-        <w:tc>
-          <w:tcPr>
-            <w:tcBorders>
-              <w:top w:val="single" w:space="0" w:color="D3D3D3"/>
-              <w:bottom w:val="single" w:space="0" w:color="D3D3D3"/>
-              <w:start w:val="single" w:space="0" w:color="D3D3D3"/>
-              <w:end w:val="single" w:space="0" w:color="D3D3D3"/>
-            </w:tcBorders>
-          </w:tcPr>
-          <w:p>
-            <w:pPr>
-              <w:spacing w:before="0" w:after="60"/>
-              <w:keepNext/>
-              <w:jc w:val="start"/>
-            </w:pPr>
-            <w:r>
-              <w:rPr>
-                <w:rFonts w:ascii="Calibri" w:hAnsi="Calibri"/>
-                <w:sz w:val="20"/>
-              </w:rPr>
-              <w:t xml:space="default">Install air source heat pumps for heating and cooling and whole-house surge protection.</w:t>
+              <w:t xml:space="default">Gutters</w:t>
+            </w:r>
+          </w:p>
+        </w:tc>
+        <w:tc>
+          <w:tcPr>
+            <w:tcBorders>
+              <w:top w:val="single" w:space="0" w:color="D3D3D3"/>
+              <w:bottom w:val="single" w:space="0" w:color="D3D3D3"/>
+              <w:start w:val="single" w:space="0" w:color="D3D3D3"/>
+              <w:end w:val="single" w:space="0" w:color="D3D3D3"/>
+            </w:tcBorders>
+          </w:tcPr>
+          <w:p>
+            <w:pPr>
+              <w:spacing w:before="0" w:after="60"/>
+              <w:keepNext/>
+              <w:jc w:val="start"/>
+            </w:pPr>
+            <w:r>
+              <w:rPr>
+                <w:rFonts w:ascii="Calibri" w:hAnsi="Calibri"/>
+                <w:sz w:val="20"/>
+              </w:rPr>
+              <w:t xml:space="default">Install gutters and downspouts that divert water at least six feet away from the foundation and to where the ground slopes away from the house.</w:t>
             </w:r>
           </w:p>
         </w:tc>
@@ -662,31 +662,31 @@
                 <w:rFonts w:ascii="Calibri" w:hAnsi="Calibri"/>
                 <w:sz w:val="20"/>
               </w:rPr>
-              <w:t xml:space="default">Continuous Exterior Wall Insulation</w:t>
-            </w:r>
-          </w:p>
-        </w:tc>
-        <w:tc>
-          <w:tcPr>
-            <w:tcBorders>
-              <w:top w:val="single" w:space="0" w:color="D3D3D3"/>
-              <w:bottom w:val="single" w:space="0" w:color="D3D3D3"/>
-              <w:start w:val="single" w:space="0" w:color="D3D3D3"/>
-              <w:end w:val="single" w:space="0" w:color="D3D3D3"/>
-            </w:tcBorders>
-          </w:tcPr>
-          <w:p>
-            <w:pPr>
-              <w:spacing w:before="0" w:after="60"/>
-              <w:keepNext/>
-              <w:jc w:val="start"/>
-            </w:pPr>
-            <w:r>
-              <w:rPr>
-                <w:rFonts w:ascii="Calibri" w:hAnsi="Calibri"/>
-                <w:sz w:val="20"/>
-              </w:rPr>
-              <w:t xml:space="default">Add a continuous layer of insulation and potentially replace the air and moisture barrier once it becomes time to replace the siding.</w:t>
+              <w:t xml:space="default">Bathroom Exhaust Fan(s)</w:t>
+            </w:r>
+          </w:p>
+        </w:tc>
+        <w:tc>
+          <w:tcPr>
+            <w:tcBorders>
+              <w:top w:val="single" w:space="0" w:color="D3D3D3"/>
+              <w:bottom w:val="single" w:space="0" w:color="D3D3D3"/>
+              <w:start w:val="single" w:space="0" w:color="D3D3D3"/>
+              <w:end w:val="single" w:space="0" w:color="D3D3D3"/>
+            </w:tcBorders>
+          </w:tcPr>
+          <w:p>
+            <w:pPr>
+              <w:spacing w:before="0" w:after="60"/>
+              <w:keepNext/>
+              <w:jc w:val="start"/>
+            </w:pPr>
+            <w:r>
+              <w:rPr>
+                <w:rFonts w:ascii="Calibri" w:hAnsi="Calibri"/>
+                <w:sz w:val="20"/>
+              </w:rPr>
+              <w:t xml:space="default">Install bathroom exhaust fans in all bathrooms that do not have them. These should be rated for at least 80 cubic feet per minute (CFM) if there is a shower. We recommend the Panasonic Whisper series or similar fans that don’t create excess noise.</w:t>
             </w:r>
           </w:p>
         </w:tc>
@@ -715,31 +715,31 @@
                 <w:rFonts w:ascii="Calibri" w:hAnsi="Calibri"/>
                 <w:sz w:val="20"/>
               </w:rPr>
-              <w:t xml:space="default">Spray Foam Basement/Crawlspace Walls</w:t>
-            </w:r>
-          </w:p>
-        </w:tc>
-        <w:tc>
-          <w:tcPr>
-            <w:tcBorders>
-              <w:top w:val="single" w:space="0" w:color="D3D3D3"/>
-              <w:bottom w:val="single" w:space="0" w:color="D3D3D3"/>
-              <w:start w:val="single" w:space="0" w:color="D3D3D3"/>
-              <w:end w:val="single" w:space="0" w:color="D3D3D3"/>
-            </w:tcBorders>
-          </w:tcPr>
-          <w:p>
-            <w:pPr>
-              <w:spacing w:before="0" w:after="60"/>
-              <w:keepNext/>
-              <w:jc w:val="start"/>
-            </w:pPr>
-            <w:r>
-              <w:rPr>
-                <w:rFonts w:ascii="Calibri" w:hAnsi="Calibri"/>
-                <w:sz w:val="20"/>
-              </w:rPr>
-              <w:t xml:space="default">Install spray foam on the basement/crawlspace walls to prevent moisture infiltration and reduce heat loss.</w:t>
+              <w:t xml:space="default">Kitchen Exhaust Fan</w:t>
+            </w:r>
+          </w:p>
+        </w:tc>
+        <w:tc>
+          <w:tcPr>
+            <w:tcBorders>
+              <w:top w:val="single" w:space="0" w:color="D3D3D3"/>
+              <w:bottom w:val="single" w:space="0" w:color="D3D3D3"/>
+              <w:start w:val="single" w:space="0" w:color="D3D3D3"/>
+              <w:end w:val="single" w:space="0" w:color="D3D3D3"/>
+            </w:tcBorders>
+          </w:tcPr>
+          <w:p>
+            <w:pPr>
+              <w:spacing w:before="0" w:after="60"/>
+              <w:keepNext/>
+              <w:jc w:val="start"/>
+            </w:pPr>
+            <w:r>
+              <w:rPr>
+                <w:rFonts w:ascii="Calibri" w:hAnsi="Calibri"/>
+                <w:sz w:val="20"/>
+              </w:rPr>
+              <w:t xml:space="default">Install a kitchen exhaust fan to remove cooking fumes and moisture from your home. The fan should be rated for at least 100 cubic feet per minute. A kitchen fan should be ducted to the outdoors. If the ductwork will run through the attic, it should be installed before the attic is air-sealed and insulated.</w:t>
             </w:r>
           </w:p>
         </w:tc>
@@ -821,31 +821,31 @@
                 <w:rFonts w:ascii="Calibri" w:hAnsi="Calibri"/>
                 <w:sz w:val="20"/>
               </w:rPr>
-              <w:t xml:space="default">Heat Pump Water Heater</w:t>
-            </w:r>
-          </w:p>
-        </w:tc>
-        <w:tc>
-          <w:tcPr>
-            <w:tcBorders>
-              <w:top w:val="single" w:space="0" w:color="D3D3D3"/>
-              <w:bottom w:val="single" w:space="0" w:color="D3D3D3"/>
-              <w:start w:val="single" w:space="0" w:color="D3D3D3"/>
-              <w:end w:val="single" w:space="0" w:color="D3D3D3"/>
-            </w:tcBorders>
-          </w:tcPr>
-          <w:p>
-            <w:pPr>
-              <w:spacing w:before="0" w:after="60"/>
-              <w:keepNext/>
-              <w:jc w:val="start"/>
-            </w:pPr>
-            <w:r>
-              <w:rPr>
-                <w:rFonts w:ascii="Calibri" w:hAnsi="Calibri"/>
-                <w:sz w:val="20"/>
-              </w:rPr>
-              <w:t xml:space="default">Install a heat pump water heater to provide your hot water for cooking and bathing. This is the most efficient way to heat water and will save hundreds of dollars a year compared to electric resistance, heating oil, or propane hot water. It will also help to dehumidify while it's running. If your current water heater burns oil or propane, this will also remove a source of combustion gases from your home.</w:t>
+              <w:t xml:space="default">Spray Foam Basement/Crawlspace Walls</w:t>
+            </w:r>
+          </w:p>
+        </w:tc>
+        <w:tc>
+          <w:tcPr>
+            <w:tcBorders>
+              <w:top w:val="single" w:space="0" w:color="D3D3D3"/>
+              <w:bottom w:val="single" w:space="0" w:color="D3D3D3"/>
+              <w:start w:val="single" w:space="0" w:color="D3D3D3"/>
+              <w:end w:val="single" w:space="0" w:color="D3D3D3"/>
+            </w:tcBorders>
+          </w:tcPr>
+          <w:p>
+            <w:pPr>
+              <w:spacing w:before="0" w:after="60"/>
+              <w:keepNext/>
+              <w:jc w:val="start"/>
+            </w:pPr>
+            <w:r>
+              <w:rPr>
+                <w:rFonts w:ascii="Calibri" w:hAnsi="Calibri"/>
+                <w:sz w:val="20"/>
+              </w:rPr>
+              <w:t xml:space="default">Install spray foam on the basement/crawlspace walls to prevent moisture infiltration and reduce heat loss.</w:t>
             </w:r>
           </w:p>
         </w:tc>
@@ -874,31 +874,31 @@
                 <w:rFonts w:ascii="Calibri" w:hAnsi="Calibri"/>
                 <w:sz w:val="20"/>
               </w:rPr>
-              <w:t xml:space="default">Solar</w:t>
-            </w:r>
-          </w:p>
-        </w:tc>
-        <w:tc>
-          <w:tcPr>
-            <w:tcBorders>
-              <w:top w:val="single" w:space="0" w:color="D3D3D3"/>
-              <w:bottom w:val="single" w:space="0" w:color="D3D3D3"/>
-              <w:start w:val="single" w:space="0" w:color="D3D3D3"/>
-              <w:end w:val="single" w:space="0" w:color="D3D3D3"/>
-            </w:tcBorders>
-          </w:tcPr>
-          <w:p>
-            <w:pPr>
-              <w:spacing w:before="0" w:after="60"/>
-              <w:keepNext/>
-              <w:jc w:val="start"/>
-            </w:pPr>
-            <w:r>
-              <w:rPr>
-                <w:rFonts w:ascii="Calibri" w:hAnsi="Calibri"/>
-                <w:sz w:val="20"/>
-              </w:rPr>
-              <w:t xml:space="default">Rooftop solar can supply most or all of your home electrical demands. Contact a solar company for pricing and details specific to your home.</w:t>
+              <w:t xml:space="default">Attic Air Sealing and Insulation</w:t>
+            </w:r>
+          </w:p>
+        </w:tc>
+        <w:tc>
+          <w:tcPr>
+            <w:tcBorders>
+              <w:top w:val="single" w:space="0" w:color="D3D3D3"/>
+              <w:bottom w:val="single" w:space="0" w:color="D3D3D3"/>
+              <w:start w:val="single" w:space="0" w:color="D3D3D3"/>
+              <w:end w:val="single" w:space="0" w:color="D3D3D3"/>
+            </w:tcBorders>
+          </w:tcPr>
+          <w:p>
+            <w:pPr>
+              <w:spacing w:before="0" w:after="60"/>
+              <w:keepNext/>
+              <w:jc w:val="start"/>
+            </w:pPr>
+            <w:r>
+              <w:rPr>
+                <w:rFonts w:ascii="Calibri" w:hAnsi="Calibri"/>
+                <w:sz w:val="20"/>
+              </w:rPr>
+              <w:t xml:space="default">Air seal the attic and insulate it to at least R-60 (18 inches of loose-fill cellulose insulation).</w:t>
             </w:r>
           </w:p>
         </w:tc>
@@ -927,31 +927,243 @@
                 <w:rFonts w:ascii="Calibri" w:hAnsi="Calibri"/>
                 <w:sz w:val="20"/>
               </w:rPr>
-              <w:t xml:space="default">EV+Charger</w:t>
-            </w:r>
-          </w:p>
-        </w:tc>
-        <w:tc>
-          <w:tcPr>
-            <w:tcBorders>
-              <w:top w:val="single" w:space="0" w:color="D3D3D3"/>
-              <w:bottom w:val="single" w:space="0" w:color="D3D3D3"/>
-              <w:start w:val="single" w:space="0" w:color="D3D3D3"/>
-              <w:end w:val="single" w:space="0" w:color="D3D3D3"/>
-            </w:tcBorders>
-          </w:tcPr>
-          <w:p>
-            <w:pPr>
-              <w:spacing w:before="0" w:after="60"/>
-              <w:keepNext/>
-              <w:jc w:val="start"/>
-            </w:pPr>
-            <w:r>
-              <w:rPr>
-                <w:rFonts w:ascii="Calibri" w:hAnsi="Calibri"/>
-                <w:sz w:val="20"/>
-              </w:rPr>
-              <w:t xml:space="default">An electric vehicle will eliminate your gas costs and reduce fossil fuel dependence. A 2020 study by Consumer Reports found that lifetime ownership costs were significantly lower for EVs, saving between $6,000 - $10,000 over their lifetimes.</w:t>
+              <w:t xml:space="default">Blown-in Cellulose Wall Insulation</w:t>
+            </w:r>
+          </w:p>
+        </w:tc>
+        <w:tc>
+          <w:tcPr>
+            <w:tcBorders>
+              <w:top w:val="single" w:space="0" w:color="D3D3D3"/>
+              <w:bottom w:val="single" w:space="0" w:color="D3D3D3"/>
+              <w:start w:val="single" w:space="0" w:color="D3D3D3"/>
+              <w:end w:val="single" w:space="0" w:color="D3D3D3"/>
+            </w:tcBorders>
+          </w:tcPr>
+          <w:p>
+            <w:pPr>
+              <w:spacing w:before="0" w:after="60"/>
+              <w:keepNext/>
+              <w:jc w:val="start"/>
+            </w:pPr>
+            <w:r>
+              <w:rPr>
+                <w:rFonts w:ascii="Calibri" w:hAnsi="Calibri"/>
+                <w:sz w:val="20"/>
+              </w:rPr>
+              <w:t xml:space="default">Insulate the wall stud cavities with dense packed, blown-in cellulose insulation.</w:t>
+            </w:r>
+          </w:p>
+        </w:tc>
+      </w:tr>
+      <w:tr>
+        <w:trPr>
+          <w:cantSplit/>
+        </w:trPr>
+        <w:tc>
+          <w:tcPr>
+            <w:tcBorders>
+              <w:top w:val="single" w:space="0" w:color="D3D3D3"/>
+              <w:bottom w:val="single" w:space="0" w:color="D3D3D3"/>
+              <w:start w:val="single" w:space="0" w:color="D3D3D3"/>
+              <w:end w:val="single" w:space="0" w:color="D3D3D3"/>
+            </w:tcBorders>
+          </w:tcPr>
+          <w:p>
+            <w:pPr>
+              <w:spacing w:before="0" w:after="60"/>
+              <w:keepNext/>
+              <w:jc w:val="start"/>
+            </w:pPr>
+            <w:r>
+              <w:rPr>
+                <w:rFonts w:ascii="Calibri" w:hAnsi="Calibri"/>
+                <w:sz w:val="20"/>
+              </w:rPr>
+              <w:t xml:space="default">Continuous Exterior Wall Insulation</w:t>
+            </w:r>
+          </w:p>
+        </w:tc>
+        <w:tc>
+          <w:tcPr>
+            <w:tcBorders>
+              <w:top w:val="single" w:space="0" w:color="D3D3D3"/>
+              <w:bottom w:val="single" w:space="0" w:color="D3D3D3"/>
+              <w:start w:val="single" w:space="0" w:color="D3D3D3"/>
+              <w:end w:val="single" w:space="0" w:color="D3D3D3"/>
+            </w:tcBorders>
+          </w:tcPr>
+          <w:p>
+            <w:pPr>
+              <w:spacing w:before="0" w:after="60"/>
+              <w:keepNext/>
+              <w:jc w:val="start"/>
+            </w:pPr>
+            <w:r>
+              <w:rPr>
+                <w:rFonts w:ascii="Calibri" w:hAnsi="Calibri"/>
+                <w:sz w:val="20"/>
+              </w:rPr>
+              <w:t xml:space="default">Add a continuous layer of insulation and potentially replace the air and moisture barrier once it becomes time to replace the siding.</w:t>
+            </w:r>
+          </w:p>
+        </w:tc>
+      </w:tr>
+      <w:tr>
+        <w:trPr>
+          <w:cantSplit/>
+        </w:trPr>
+        <w:tc>
+          <w:tcPr>
+            <w:tcBorders>
+              <w:top w:val="single" w:space="0" w:color="D3D3D3"/>
+              <w:bottom w:val="single" w:space="0" w:color="D3D3D3"/>
+              <w:start w:val="single" w:space="0" w:color="D3D3D3"/>
+              <w:end w:val="single" w:space="0" w:color="D3D3D3"/>
+            </w:tcBorders>
+          </w:tcPr>
+          <w:p>
+            <w:pPr>
+              <w:spacing w:before="0" w:after="60"/>
+              <w:keepNext/>
+              <w:jc w:val="start"/>
+            </w:pPr>
+            <w:r>
+              <w:rPr>
+                <w:rFonts w:ascii="Calibri" w:hAnsi="Calibri"/>
+                <w:sz w:val="20"/>
+              </w:rPr>
+              <w:t xml:space="default">Pipe Insulation</w:t>
+            </w:r>
+          </w:p>
+        </w:tc>
+        <w:tc>
+          <w:tcPr>
+            <w:tcBorders>
+              <w:top w:val="single" w:space="0" w:color="D3D3D3"/>
+              <w:bottom w:val="single" w:space="0" w:color="D3D3D3"/>
+              <w:start w:val="single" w:space="0" w:color="D3D3D3"/>
+              <w:end w:val="single" w:space="0" w:color="D3D3D3"/>
+            </w:tcBorders>
+          </w:tcPr>
+          <w:p>
+            <w:pPr>
+              <w:spacing w:before="0" w:after="60"/>
+              <w:keepNext/>
+              <w:jc w:val="start"/>
+            </w:pPr>
+            <w:r>
+              <w:rPr>
+                <w:rFonts w:ascii="Calibri" w:hAnsi="Calibri"/>
+                <w:sz w:val="20"/>
+              </w:rPr>
+              <w:t xml:space="default">Insulate both hot and cold water pipes that are uninsulated in the basement/crawlspace. This will save energy and prevent condensation.</w:t>
+            </w:r>
+          </w:p>
+        </w:tc>
+      </w:tr>
+      <w:tr>
+        <w:trPr>
+          <w:cantSplit/>
+        </w:trPr>
+        <w:tc>
+          <w:tcPr>
+            <w:tcBorders>
+              <w:top w:val="single" w:space="0" w:color="D3D3D3"/>
+              <w:bottom w:val="single" w:space="0" w:color="D3D3D3"/>
+              <w:start w:val="single" w:space="0" w:color="D3D3D3"/>
+              <w:end w:val="single" w:space="0" w:color="D3D3D3"/>
+            </w:tcBorders>
+          </w:tcPr>
+          <w:p>
+            <w:pPr>
+              <w:spacing w:before="0" w:after="60"/>
+              <w:keepNext/>
+              <w:jc w:val="start"/>
+            </w:pPr>
+            <w:r>
+              <w:rPr>
+                <w:rFonts w:ascii="Calibri" w:hAnsi="Calibri"/>
+                <w:sz w:val="20"/>
+              </w:rPr>
+              <w:t xml:space="default">DIY Air Sealing</w:t>
+            </w:r>
+          </w:p>
+        </w:tc>
+        <w:tc>
+          <w:tcPr>
+            <w:tcBorders>
+              <w:top w:val="single" w:space="0" w:color="D3D3D3"/>
+              <w:bottom w:val="single" w:space="0" w:color="D3D3D3"/>
+              <w:start w:val="single" w:space="0" w:color="D3D3D3"/>
+              <w:end w:val="single" w:space="0" w:color="D3D3D3"/>
+            </w:tcBorders>
+          </w:tcPr>
+          <w:p>
+            <w:pPr>
+              <w:spacing w:before="0" w:after="60"/>
+              <w:keepNext/>
+              <w:jc w:val="start"/>
+            </w:pPr>
+            <w:r>
+              <w:rPr>
+                <w:rFonts w:ascii="Calibri" w:hAnsi="Calibri"/>
+                <w:sz w:val="20"/>
+              </w:rPr>
+              <w:t xml:space="default">Seal easy-to-access air leaks and weatherstrip exterior doors.</w:t>
+            </w:r>
+          </w:p>
+        </w:tc>
+      </w:tr>
+      <w:tr>
+        <w:trPr>
+          <w:cantSplit/>
+        </w:trPr>
+        <w:tc>
+          <w:tcPr>
+            <w:tcBorders>
+              <w:top w:val="single" w:space="0" w:color="D3D3D3"/>
+              <w:bottom w:val="single" w:space="0" w:color="D3D3D3"/>
+              <w:start w:val="single" w:space="0" w:color="D3D3D3"/>
+              <w:end w:val="single" w:space="0" w:color="D3D3D3"/>
+            </w:tcBorders>
+          </w:tcPr>
+          <w:p>
+            <w:pPr>
+              <w:spacing w:before="0" w:after="60"/>
+              <w:keepNext/>
+              <w:jc w:val="start"/>
+            </w:pPr>
+            <w:r>
+              <w:rPr>
+                <w:rFonts w:ascii="Calibri" w:hAnsi="Calibri"/>
+                <w:sz w:val="20"/>
+              </w:rPr>
+              <w:t xml:space="default">Ductwork Air Sealing and Insulation</w:t>
+            </w:r>
+          </w:p>
+        </w:tc>
+        <w:tc>
+          <w:tcPr>
+            <w:tcBorders>
+              <w:top w:val="single" w:space="0" w:color="D3D3D3"/>
+              <w:bottom w:val="single" w:space="0" w:color="D3D3D3"/>
+              <w:start w:val="single" w:space="0" w:color="D3D3D3"/>
+              <w:end w:val="single" w:space="0" w:color="D3D3D3"/>
+            </w:tcBorders>
+          </w:tcPr>
+          <w:p>
+            <w:pPr>
+              <w:spacing w:before="0" w:after="60"/>
+              <w:keepNext/>
+              <w:jc w:val="start"/>
+            </w:pPr>
+            <w:r>
+              <w:rPr>
+                <w:rFonts w:ascii="Calibri" w:hAnsi="Calibri"/>
+                <w:sz w:val="20"/>
+              </w:rPr>
+              <w:t xml:space="default">Air seal and insulate all of the supply and return ductwork running through the basement/crawlspace.</w:t>
             </w:r>
           </w:p>
         </w:tc>
@@ -1036,7 +1248,7 @@
                 <w:rFonts w:ascii="Calibri" w:hAnsi="Calibri"/>
                 <w:sz w:val="20"/>
               </w:rPr>
-              <w:t xml:space="default">1800</w:t>
+              <w:t xml:space="default">NA</w:t>
             </w:r>
           </w:p>
         </w:tc>
@@ -1089,7 +1301,7 @@
                 <w:rFonts w:ascii="Calibri" w:hAnsi="Calibri"/>
                 <w:sz w:val="20"/>
               </w:rPr>
-              <w:t xml:space="default">Crawl space</w:t>
+              <w:t xml:space="default">Walk in basement</w:t>
             </w:r>
           </w:p>
         </w:tc>
@@ -1142,7 +1354,7 @@
                 <w:rFonts w:ascii="Calibri" w:hAnsi="Calibri"/>
                 <w:sz w:val="20"/>
               </w:rPr>
-              <w:t xml:space="default">Batts of Fiberglass , 5 inches</w:t>
+              <w:t xml:space="default">Batts of Fiberglass , 1 inches</w:t>
             </w:r>
           </w:p>
         </w:tc>
@@ -1195,7 +1407,7 @@
                 <w:rFonts w:ascii="Calibri" w:hAnsi="Calibri"/>
                 <w:sz w:val="20"/>
               </w:rPr>
-              <w:t xml:space="default">1</w:t>
+              <w:t xml:space="default">2</w:t>
             </w:r>
           </w:p>
         </w:tc>
@@ -1248,7 +1460,7 @@
                 <w:rFonts w:ascii="Calibri" w:hAnsi="Calibri"/>
                 <w:sz w:val="20"/>
               </w:rPr>
-              <w:t xml:space="default">2086</w:t>
+              <w:t xml:space="default">NA</w:t>
             </w:r>
           </w:p>
         </w:tc>
@@ -1301,7 +1513,7 @@
                 <w:rFonts w:ascii="Calibri" w:hAnsi="Calibri"/>
                 <w:sz w:val="20"/>
               </w:rPr>
-              <w:t xml:space="default">17176</w:t>
+              <w:t xml:space="default">NA</w:t>
             </w:r>
           </w:p>
         </w:tc>
@@ -1430,7 +1642,7 @@
                 <w:rFonts w:ascii="Calibri" w:hAnsi="Calibri"/>
                 <w:sz w:val="20"/>
               </w:rPr>
-              <w:t xml:space="default">10</w:t>
+              <w:t xml:space="default">NA</w:t>
             </w:r>
           </w:p>
         </w:tc>
@@ -1483,7 +1695,7 @@
                 <w:rFonts w:ascii="Calibri" w:hAnsi="Calibri"/>
                 <w:sz w:val="20"/>
               </w:rPr>
-              <w:t xml:space="default">Northeast/Southwest</w:t>
+              <w:t xml:space="default">North/South</w:t>
             </w:r>
           </w:p>
         </w:tc>
@@ -1536,7 +1748,7 @@
                 <w:rFonts w:ascii="Calibri" w:hAnsi="Calibri"/>
                 <w:sz w:val="20"/>
               </w:rPr>
-              <w:t xml:space="default">Asphalt Shinglesin faircondition. Some of the shingles are flipped up but overall fine.</w:t>
+              <w:t xml:space="default">Asphalt Shinglesin faircondition. Most of the roof is in good condition, but there are a few places where shingles are lifting up.</w:t>
             </w:r>
           </w:p>
         </w:tc>
@@ -1589,7 +1801,7 @@
                 <w:rFonts w:ascii="Calibri" w:hAnsi="Calibri"/>
                 <w:sz w:val="20"/>
               </w:rPr>
-              <w:t xml:space="default">Current moisture control strategies: gutters. These were in poor condition .Only on some sides of the building partially.</w:t>
+              <w:t xml:space="default">Current moisture control strategies: NA. These were in NA condition .NA</w:t>
             </w:r>
           </w:p>
         </w:tc>
@@ -1642,7 +1854,7 @@
                 <w:rFonts w:ascii="Calibri" w:hAnsi="Calibri"/>
                 <w:sz w:val="20"/>
               </w:rPr>
-              <w:t xml:space="default">wood shingles in fair condition. Some of the siding has recently been replaced and some is old with water damage or moss growing on it.</w:t>
+              <w:t xml:space="default">wood shingles in poor condition. Severe weathering and water damage on all siding, many broken shingles</w:t>
             </w:r>
           </w:p>
         </w:tc>
@@ -1695,7 +1907,7 @@
                 <w:rFonts w:ascii="Calibri" w:hAnsi="Calibri"/>
                 <w:sz w:val="20"/>
               </w:rPr>
-              <w:t xml:space="default">There are 3 insulated wood exterior doors. In fair condition, totaling 53 square feet.</w:t>
+              <w:t xml:space="default">There are no exterior doors</w:t>
             </w:r>
           </w:p>
         </w:tc>
@@ -1748,7 +1960,7 @@
                 <w:rFonts w:ascii="Calibri" w:hAnsi="Calibri"/>
                 <w:sz w:val="20"/>
               </w:rPr>
-              <w:t xml:space="default">There are 8 single paned wood windows. In fair condition, totaling 54 square feet. Moreover there are 7 double paned wood windows. In fair condition, totaling 81 square feet.</w:t>
+              <w:t xml:space="default">There are no exterior windows</w:t>
             </w:r>
           </w:p>
         </w:tc>
@@ -1824,7 +2036,7 @@
                 <w:rFonts w:ascii="Calibri" w:hAnsi="Calibri"/>
                 <w:sz w:val="20"/>
               </w:rPr>
-              <w:t xml:space="default">The framing type of the home is balloon framing, which means the wall cavities extend the full height of the building (from the foundation to the roof). Often the wall cavities are interconnected with the floor and ceiling cavities. This framing type can create connected passageways for air to leave the house and rodents to enter the house. There is UNKNOWN insulation NA inches thick in NA condition. NA</w:t>
+              <w:t xml:space="default">NAThere is Batts of Fiberglass insulation NA inches thick in NA condition. NA</w:t>
             </w:r>
           </w:p>
         </w:tc>
@@ -1877,7 +2089,7 @@
                 <w:rFonts w:ascii="Calibri" w:hAnsi="Calibri"/>
                 <w:sz w:val="20"/>
               </w:rPr>
-              <w:t xml:space="default">Two large sliding doors on either side of the main hall that have cavities that go straight to the attic.</w:t>
+              <w:t xml:space="default">NA</w:t>
             </w:r>
           </w:p>
         </w:tc>
@@ -1930,7 +2142,7 @@
                 <w:rFonts w:ascii="Calibri" w:hAnsi="Calibri"/>
                 <w:sz w:val="20"/>
               </w:rPr>
-              <w:t xml:space="default">Small electric heater in the wall.</w:t>
+              <w:t xml:space="default">NA</w:t>
             </w:r>
           </w:p>
         </w:tc>
@@ -1983,7 +2195,7 @@
                 <w:rFonts w:ascii="Calibri" w:hAnsi="Calibri"/>
                 <w:sz w:val="20"/>
               </w:rPr>
-              <w:t xml:space="default">Fridge used 8.9 kWh in 60 minutes. Deep Fridge used 1.8 kWh in 60 minutes. Industrial vent hood and gas range. Also, a wood cook stove.</w:t>
+              <w:t xml:space="default">NA used NA kWh in NA minutes. NA used NA kWh in NA minutes. NA</w:t>
             </w:r>
           </w:p>
         </w:tc>
@@ -2091,7 +2303,7 @@
                 <w:rFonts w:ascii="Calibri" w:hAnsi="Calibri"/>
                 <w:sz w:val="20"/>
               </w:rPr>
-              <w:t xml:space="default">2126</w:t>
+              <w:t xml:space="default">2288</w:t>
             </w:r>
           </w:p>
         </w:tc>
@@ -2168,7 +2380,7 @@
                 <w:rFonts w:ascii="Calibri" w:hAnsi="Calibri"/>
                 <w:sz w:val="20"/>
               </w:rPr>
-              <w:t xml:space="default">7.4</w:t>
+              <w:t xml:space="default">NA</w:t>
             </w:r>
           </w:p>
         </w:tc>
@@ -2245,7 +2457,7 @@
                 <w:rFonts w:ascii="Calibri" w:hAnsi="Calibri"/>
                 <w:sz w:val="20"/>
               </w:rPr>
-              <w:t xml:space="default">212.6 under natural conditions. TEST</w:t>
+              <w:t xml:space="default">228.8 under natural conditions. TEST</w:t>
             </w:r>
           </w:p>
         </w:tc>
@@ -2322,7 +2534,7 @@
                 <w:rFonts w:ascii="Calibri" w:hAnsi="Calibri"/>
                 <w:sz w:val="20"/>
               </w:rPr>
-              <w:t xml:space="default">0.4</w:t>
+              <w:t xml:space="default">NA</w:t>
             </w:r>
           </w:p>
         </w:tc>
@@ -2483,7 +2695,7 @@
                 <w:rFonts w:ascii="Calibri" w:hAnsi="Calibri"/>
                 <w:sz w:val="20"/>
               </w:rPr>
-              <w:t xml:space="default">2086</w:t>
+              <w:t xml:space="default">NA</w:t>
             </w:r>
           </w:p>
         </w:tc>
@@ -2695,7 +2907,7 @@
                 <w:rFonts w:ascii="Calibri" w:hAnsi="Calibri"/>
                 <w:sz w:val="20"/>
               </w:rPr>
-              <w:t xml:space="default">The attic is only partially insulated. Yes NA</w:t>
+              <w:t xml:space="default">Attic insulation is very inconsistent and falling away from roof ridge at many points No NA</w:t>
             </w:r>
           </w:p>
         </w:tc>
@@ -2748,7 +2960,7 @@
                 <w:rFonts w:ascii="Calibri" w:hAnsi="Calibri"/>
                 <w:sz w:val="20"/>
               </w:rPr>
-              <w:t xml:space="default">Yes</w:t>
+              <w:t xml:space="default">NA</w:t>
             </w:r>
           </w:p>
         </w:tc>
@@ -2930,7 +3142,7 @@
                 <w:rFonts w:ascii="Calibri" w:hAnsi="Calibri"/>
                 <w:sz w:val="20"/>
               </w:rPr>
-              <w:t xml:space="default">Batts of Fiberglass</w:t>
+              <w:t xml:space="default">Uninsulated</w:t>
             </w:r>
           </w:p>
         </w:tc>
@@ -2983,7 +3195,7 @@
                 <w:rFonts w:ascii="Calibri" w:hAnsi="Calibri"/>
                 <w:sz w:val="20"/>
               </w:rPr>
-              <w:t xml:space="default">PoorThe insulation is along the floor joists however it is only in some parts and is falling out. It is effectively uninsulated.</w:t>
+              <w:t xml:space="default">NANA</w:t>
             </w:r>
           </w:p>
         </w:tc>
@@ -3036,7 +3248,7 @@
                 <w:rFonts w:ascii="Calibri" w:hAnsi="Calibri"/>
                 <w:sz w:val="20"/>
               </w:rPr>
-              <w:t xml:space="default">Appliances not insulated, Ducts/pipes not insulated</w:t>
+              <w:t xml:space="default">Appliances not insulated, Ducts/pipes partially insulated</w:t>
             </w:r>
           </w:p>
         </w:tc>
@@ -3089,7 +3301,7 @@
                 <w:rFonts w:ascii="Calibri" w:hAnsi="Calibri"/>
                 <w:sz w:val="20"/>
               </w:rPr>
-              <w:t xml:space="default">NAin NAcondition. Only on some sides of the building partially.</w:t>
+              <w:t xml:space="default">NAin NAcondition. NA</w:t>
             </w:r>
           </w:p>
         </w:tc>
@@ -3142,7 +3354,7 @@
                 <w:rFonts w:ascii="Calibri" w:hAnsi="Calibri"/>
                 <w:sz w:val="20"/>
               </w:rPr>
-              <w:t xml:space="default">NoNA</w:t>
+              <w:t xml:space="default">YesExhaust duct is very long and has some parts that are sagging, creating sharp turns</w:t>
             </w:r>
           </w:p>
         </w:tc>
@@ -3195,7 +3407,7 @@
                 <w:rFonts w:ascii="Calibri" w:hAnsi="Calibri"/>
                 <w:sz w:val="20"/>
               </w:rPr>
-              <w:t xml:space="default">There is NANA</w:t>
+              <w:t xml:space="default">There is moistureMoisture marks along most walls, mold on floor and wall next to well pressure tank and oil tank</w:t>
             </w:r>
           </w:p>
         </w:tc>
@@ -3271,7 +3483,7 @@
                 <w:rFonts w:ascii="Calibri" w:hAnsi="Calibri"/>
                 <w:sz w:val="20"/>
               </w:rPr>
-              <w:t xml:space="default">The electrical panel has and amperage of 200. There are 0 unused breaker spaces. NA</w:t>
+              <w:t xml:space="default">The electrical panel has and amperage of 200. There are 11 unused breaker spaces. NA</w:t>
             </w:r>
           </w:p>
         </w:tc>
@@ -3398,7 +3610,7 @@
     </w:tbl>
     <w:bookmarkEnd w:id="40"/>
     <w:bookmarkEnd w:id="41"/>
-    <w:bookmarkStart w:id="54" w:name="recommendations"/>
+    <w:bookmarkStart w:id="58" w:name="recommendations"/>
     <w:p>
       <w:pPr>
         <w:pStyle w:val="Heading2"/>
@@ -3415,13 +3627,13 @@
         <w:t xml:space="preserve">These recommendations are organized from the least expensive/most cost-effective and easiest interventions to ones that are more challenging to implement.</w:t>
       </w:r>
     </w:p>
-    <w:bookmarkStart w:id="42" w:name="window-dressers"/>
+    <w:bookmarkStart w:id="42" w:name="furnaceboiler-tune-up"/>
     <w:p>
       <w:pPr>
         <w:pStyle w:val="Heading3"/>
       </w:pPr>
       <w:r>
-        <w:t xml:space="preserve">4.1 Window Dressers</w:t>
+        <w:t xml:space="preserve">4.1 Furnace/Boiler Tune up</w:t>
       </w:r>
     </w:p>
     <w:p>
@@ -3441,7 +3653,11 @@
         <w:pStyle w:val="BodyText"/>
       </w:pPr>
       <w:r>
-        <w:t xml:space="preserve">Your windows are a source of heat loss, reduce your comfort due to cold surface temperatures, and may also cause moisture condensation or frost in the winter.</w:t>
+        <w:rPr>
+          <w:b/>
+          <w:bCs/>
+        </w:rPr>
+        <w:t xml:space="preserve">Auditor to describe</w:t>
       </w:r>
     </w:p>
     <w:p>
@@ -3461,11 +3677,13 @@
         <w:pStyle w:val="BodyText"/>
       </w:pPr>
       <w:r>
-        <w:t xml:space="preserve">WindowDressers are insulating window inserts that help air-seal windows and reduce heat loss and gain. WindowDressers are transparent and let in light while stopping drafts. Each insert is made of a custom-made pine frame wrapped on each side with tightly sealed, clear polyolefin film, creating an airspace between the two layers for additional insulation. The insert is finished with a compressible foam weather seal. The foam allows enough give for the inserts to be easily slid into place in the fall and removed in the spring while holding firmly enough to provide a tight, friction-based seal. The inserts are installed inside your existing window frame with no fasteners required and last 5-10 years. They are most effective in the winter, but depending on the window’s exposure, they can sometimes be used in the summer to keep the house cooler.</w:t>
-      </w:r>
-      <w:r>
-        <w:t xml:space="preserve"> </w:t>
-      </w:r>
+        <w:t xml:space="preserve">Have the furnace/boiler and flue inspected and adjusted by a licensed professional. This should be available from your fuel delivery company.</w:t>
+      </w:r>
+    </w:p>
+    <w:p>
+      <w:pPr>
+        <w:pStyle w:val="BodyText"/>
+      </w:pPr>
       <w:r>
         <w:rPr>
           <w:i/>
@@ -3479,45 +3697,17 @@
         <w:pStyle w:val="BodyText"/>
       </w:pPr>
       <w:r>
-        <w:t xml:space="preserve">Insulating window inserts save 5-10% of your heating costs at less than 1/10th the cost of replacement windows. The overall project cost will depend on the number and size of window inserts. Example prices for the 2024 season were: small (20 x 36”) - $36 for natural pine frame, $46 for white; medium (30 x 52”) - $50 for natural pine frame, $64 for white; large (44 x 68”) - $67 for natural pine frame, $88 for white. Adjusted pricing for lower-income households is available from WindowDressers upon request. If plastic is damaged, it can be replaced for $15.</w:t>
-      </w:r>
-    </w:p>
-    <w:p>
-      <w:pPr>
-        <w:pStyle w:val="BodyText"/>
-      </w:pPr>
-      <w:r>
-        <w:t xml:space="preserve">Households that order inserts are expected to participate in the Community Build where the inserts are made. You can sign up for a 4-hour shift and learn the simple steps in the insert-building process (no previous experience required, no power tools). Each job has</w:t>
-      </w:r>
-      <w:r>
-        <w:t xml:space="preserve"> </w:t>
-      </w:r>
-      <w:r>
-        <w:t xml:space="preserve">“jigs”</w:t>
-      </w:r>
-      <w:r>
-        <w:t xml:space="preserve"> </w:t>
-      </w:r>
-      <w:r>
-        <w:t xml:space="preserve">that make the job easier to do and ensure uniform quality. You will be trained at the beginning of your shift on how to do your task. Volunteering for multiple shifts is encouraged! Mid-shift snacks and a meal are provided to all participants.</w:t>
-      </w:r>
-    </w:p>
-    <w:p>
-      <w:pPr>
-        <w:pStyle w:val="BodyText"/>
-      </w:pPr>
-      <w:r>
-        <w:t xml:space="preserve">If you would like to participate, please contact us so we can discuss how the program works and which windows you’d like inserts for.</w:t>
+        <w:t xml:space="preserve">A tune-up can improve the efficiency of your furnace/boiler, confirm that it is exhausting properly, and identify areas of concern before they become urgent. If you have a service contract with your fuel delivery company, an annual tune-up is usually included.</w:t>
       </w:r>
     </w:p>
     <w:bookmarkEnd w:id="42"/>
-    <w:bookmarkStart w:id="43" w:name="heat-pump-water-heater"/>
+    <w:bookmarkStart w:id="43" w:name="high-efficiency-shower-heads"/>
     <w:p>
       <w:pPr>
         <w:pStyle w:val="Heading3"/>
       </w:pPr>
       <w:r>
-        <w:t xml:space="preserve">4.2 Heat Pump Water Heater</w:t>
+        <w:t xml:space="preserve">4.2 High efficiency shower head(s)</w:t>
       </w:r>
     </w:p>
     <w:p>
@@ -3537,6 +3727,240 @@
         <w:pStyle w:val="BodyText"/>
       </w:pPr>
       <w:r>
+        <w:t xml:space="preserve">Your shower heads use more water and energy than high-efficiency shower heads, thus costing you more money than necessary. Older shower heads use 2.5 gallons or more every minute, which wastes thousands of gallons of water each year and costs you money for every extra gallon of water heated.</w:t>
+      </w:r>
+    </w:p>
+    <w:p>
+      <w:pPr>
+        <w:pStyle w:val="BodyText"/>
+      </w:pPr>
+      <w:r>
+        <w:rPr>
+          <w:i/>
+          <w:iCs/>
+        </w:rPr>
+        <w:t xml:space="preserve">Recommendation</w:t>
+      </w:r>
+    </w:p>
+    <w:p>
+      <w:pPr>
+        <w:pStyle w:val="BodyText"/>
+      </w:pPr>
+      <w:r>
+        <w:t xml:space="preserve">Install high-efficiency shower heads to reduce the amount of water and energy to heat the water used when showering. We recommend 1.5 gallon per minute shower heads that will save a gallon or more of water for every minute spent in the shower.</w:t>
+      </w:r>
+      <w:r>
+        <w:t xml:space="preserve"> </w:t>
+      </w:r>
+      <w:r>
+        <w:rPr>
+          <w:i/>
+          <w:iCs/>
+        </w:rPr>
+        <w:t xml:space="preserve">Estimated Cost/Benefits/Incentives</w:t>
+      </w:r>
+    </w:p>
+    <w:p>
+      <w:pPr>
+        <w:pStyle w:val="BodyText"/>
+      </w:pPr>
+      <w:r>
+        <w:t xml:space="preserve">A typical family will save ~10,000 gallons of water per year and over $100 per year in water heating costs. We provide these for free and have several styles for you to choose from; contact us for some if we did not give you any during the audit.</w:t>
+      </w:r>
+    </w:p>
+    <w:bookmarkEnd w:id="43"/>
+    <w:bookmarkStart w:id="44" w:name="leds"/>
+    <w:p>
+      <w:pPr>
+        <w:pStyle w:val="Heading3"/>
+      </w:pPr>
+      <w:r>
+        <w:t xml:space="preserve">4.3 LEDs</w:t>
+      </w:r>
+    </w:p>
+    <w:p>
+      <w:pPr>
+        <w:pStyle w:val="FirstParagraph"/>
+      </w:pPr>
+      <w:r>
+        <w:rPr>
+          <w:i/>
+          <w:iCs/>
+        </w:rPr>
+        <w:t xml:space="preserve">Problem</w:t>
+      </w:r>
+    </w:p>
+    <w:p>
+      <w:pPr>
+        <w:pStyle w:val="BodyText"/>
+      </w:pPr>
+      <w:r>
+        <w:t xml:space="preserve">Your lighting uses more energy than LED bulbs would. Halogen and incandescent light bulbs use 5-8x more energy than LEDs. This requires significantly more electricity and costs a lot.</w:t>
+      </w:r>
+    </w:p>
+    <w:p>
+      <w:pPr>
+        <w:pStyle w:val="BodyText"/>
+      </w:pPr>
+      <w:r>
+        <w:rPr>
+          <w:i/>
+          <w:iCs/>
+        </w:rPr>
+        <w:t xml:space="preserve">Recommendation</w:t>
+      </w:r>
+    </w:p>
+    <w:p>
+      <w:pPr>
+        <w:pStyle w:val="BodyText"/>
+      </w:pPr>
+      <w:r>
+        <w:t xml:space="preserve">Switch your light bulbs to LED light bulbs. LEDs use 80% less energy than incandescent light bulbs which can significantly reduce your electricity bill.</w:t>
+      </w:r>
+    </w:p>
+    <w:p>
+      <w:pPr>
+        <w:pStyle w:val="BodyText"/>
+      </w:pPr>
+      <w:r>
+        <w:rPr>
+          <w:i/>
+          <w:iCs/>
+        </w:rPr>
+        <w:t xml:space="preserve">Estimated Cost/Benefits/Incentives</w:t>
+      </w:r>
+    </w:p>
+    <w:p>
+      <w:pPr>
+        <w:pStyle w:val="BodyText"/>
+      </w:pPr>
+      <w:r>
+        <w:t xml:space="preserve">We provide free LED light bulbs; contact us for some if we did not give you any during the audit. Depending on usage, LEDs can save more than $50 a year.</w:t>
+      </w:r>
+    </w:p>
+    <w:bookmarkEnd w:id="44"/>
+    <w:bookmarkStart w:id="45" w:name="window-dressers"/>
+    <w:p>
+      <w:pPr>
+        <w:pStyle w:val="Heading3"/>
+      </w:pPr>
+      <w:r>
+        <w:t xml:space="preserve">4.4 Window Dressers</w:t>
+      </w:r>
+    </w:p>
+    <w:p>
+      <w:pPr>
+        <w:pStyle w:val="FirstParagraph"/>
+      </w:pPr>
+      <w:r>
+        <w:rPr>
+          <w:i/>
+          <w:iCs/>
+        </w:rPr>
+        <w:t xml:space="preserve">Problem</w:t>
+      </w:r>
+    </w:p>
+    <w:p>
+      <w:pPr>
+        <w:pStyle w:val="BodyText"/>
+      </w:pPr>
+      <w:r>
+        <w:t xml:space="preserve">Your windows are a source of heat loss, reduce your comfort due to cold surface temperatures, and may also cause moisture condensation or frost in the winter.</w:t>
+      </w:r>
+    </w:p>
+    <w:p>
+      <w:pPr>
+        <w:pStyle w:val="BodyText"/>
+      </w:pPr>
+      <w:r>
+        <w:rPr>
+          <w:i/>
+          <w:iCs/>
+        </w:rPr>
+        <w:t xml:space="preserve">Recommendation</w:t>
+      </w:r>
+    </w:p>
+    <w:p>
+      <w:pPr>
+        <w:pStyle w:val="BodyText"/>
+      </w:pPr>
+      <w:r>
+        <w:t xml:space="preserve">WindowDressers are insulating window inserts that help air-seal windows and reduce heat loss and gain. WindowDressers are transparent and let in light while stopping drafts. Each insert is made of a custom-made pine frame wrapped on each side with tightly sealed, clear polyolefin film, creating an airspace between the two layers for additional insulation. The insert is finished with a compressible foam weather seal. The foam allows enough give for the inserts to be easily slid into place in the fall and removed in the spring while holding firmly enough to provide a tight, friction-based seal. The inserts are installed inside your existing window frame with no fasteners required and last 5-10 years. They are most effective in the winter, but depending on the window’s exposure, they can sometimes be used in the summer to keep the house cooler.</w:t>
+      </w:r>
+      <w:r>
+        <w:t xml:space="preserve"> </w:t>
+      </w:r>
+      <w:r>
+        <w:rPr>
+          <w:i/>
+          <w:iCs/>
+        </w:rPr>
+        <w:t xml:space="preserve">Estimated Cost/Benefits/Incentives</w:t>
+      </w:r>
+    </w:p>
+    <w:p>
+      <w:pPr>
+        <w:pStyle w:val="BodyText"/>
+      </w:pPr>
+      <w:r>
+        <w:t xml:space="preserve">Insulating window inserts save 5-10% of your heating costs at less than 1/10th the cost of replacement windows. The overall project cost will depend on the number and size of window inserts. Example prices for the 2024 season were: small (20 x 36”) - $36 for natural pine frame, $46 for white; medium (30 x 52”) - $50 for natural pine frame, $64 for white; large (44 x 68”) - $67 for natural pine frame, $88 for white. Adjusted pricing for lower-income households is available from WindowDressers upon request. If plastic is damaged, it can be replaced for $15.</w:t>
+      </w:r>
+    </w:p>
+    <w:p>
+      <w:pPr>
+        <w:pStyle w:val="BodyText"/>
+      </w:pPr>
+      <w:r>
+        <w:t xml:space="preserve">Households that order inserts are expected to participate in the Community Build where the inserts are made. You can sign up for a 4-hour shift and learn the simple steps in the insert-building process (no previous experience required, no power tools). Each job has</w:t>
+      </w:r>
+      <w:r>
+        <w:t xml:space="preserve"> </w:t>
+      </w:r>
+      <w:r>
+        <w:t xml:space="preserve">“jigs”</w:t>
+      </w:r>
+      <w:r>
+        <w:t xml:space="preserve"> </w:t>
+      </w:r>
+      <w:r>
+        <w:t xml:space="preserve">that make the job easier to do and ensure uniform quality. You will be trained at the beginning of your shift on how to do your task. Volunteering for multiple shifts is encouraged! Mid-shift snacks and a meal are provided to all participants.</w:t>
+      </w:r>
+    </w:p>
+    <w:p>
+      <w:pPr>
+        <w:pStyle w:val="BodyText"/>
+      </w:pPr>
+      <w:r>
+        <w:t xml:space="preserve">If you would like to participate, please contact us so we can discuss how the program works and which windows you’d like inserts for.</w:t>
+      </w:r>
+    </w:p>
+    <w:bookmarkEnd w:id="45"/>
+    <w:bookmarkStart w:id="46" w:name="heat-pump-water-heater"/>
+    <w:p>
+      <w:pPr>
+        <w:pStyle w:val="Heading3"/>
+      </w:pPr>
+      <w:r>
+        <w:t xml:space="preserve">4.5 Heat Pump Water Heater</w:t>
+      </w:r>
+    </w:p>
+    <w:p>
+      <w:pPr>
+        <w:pStyle w:val="FirstParagraph"/>
+      </w:pPr>
+      <w:r>
+        <w:rPr>
+          <w:i/>
+          <w:iCs/>
+        </w:rPr>
+        <w:t xml:space="preserve">Problem</w:t>
+      </w:r>
+    </w:p>
+    <w:p>
+      <w:pPr>
+        <w:pStyle w:val="BodyText"/>
+      </w:pPr>
+      <w:r>
         <w:rPr>
           <w:b/>
           <w:bCs/>
@@ -3584,14 +4008,14 @@
         <w:t xml:space="preserve">A heat pump water heater uses 70% less electricity than a standard electric water heater. Efficiency Maine offers a rebate of up to $950, making the equipment cost as little as $400 plus installation. The rebate can be combined with a nonrefundable federal tax credit of 30% of the remaining cost of the unit and labor, subject to an annual maximum benefit of $2,000 (shared with other energy property, like heat pumps). For more information, you can call Efficiency Maine at 866-376-2463 (Monday to Friday, 8:00 am to 5:00 pm) or visit their website: https://www.efficiencymaine.com/at-home/heat-pump-water-heater-program/</w:t>
       </w:r>
     </w:p>
-    <w:bookmarkEnd w:id="43"/>
-    <w:bookmarkStart w:id="44" w:name="gutters"/>
+    <w:bookmarkEnd w:id="46"/>
+    <w:bookmarkStart w:id="47" w:name="gutters"/>
     <w:p>
       <w:pPr>
         <w:pStyle w:val="Heading3"/>
       </w:pPr>
       <w:r>
-        <w:t xml:space="preserve">4.3 Gutters</w:t>
+        <w:t xml:space="preserve">4.6 Gutters</w:t>
       </w:r>
     </w:p>
     <w:p>
@@ -3654,14 +4078,14 @@
         <w:t xml:space="preserve">Adding gutters would mitigate moisture damage and save you from having to replace/fix other parts of the house.</w:t>
       </w:r>
     </w:p>
-    <w:bookmarkEnd w:id="44"/>
-    <w:bookmarkStart w:id="45" w:name="vapor-barrier"/>
+    <w:bookmarkEnd w:id="47"/>
+    <w:bookmarkStart w:id="48" w:name="bathroom-exhaust-fans"/>
     <w:p>
       <w:pPr>
         <w:pStyle w:val="Heading3"/>
       </w:pPr>
       <w:r>
-        <w:t xml:space="preserve">4.4 Vapor Barrier</w:t>
+        <w:t xml:space="preserve">4.7 Bathroom exhaust fan(s)</w:t>
       </w:r>
     </w:p>
     <w:p>
@@ -3681,7 +4105,7 @@
         <w:pStyle w:val="BodyText"/>
       </w:pPr>
       <w:r>
-        <w:t xml:space="preserve">There is excess moisture in the basement/crawlspace, which is evaporating out of the ground. This moisture can enter the house and cause mold, mildew, rot, and air quality issues.</w:t>
+        <w:t xml:space="preserve">Currently, there is no bathroom exhaust fan, so moisture from the shower, toilet, and sink remains in the house, which can cause moisture issues such as mold.</w:t>
       </w:r>
     </w:p>
     <w:p>
@@ -3701,19 +4125,7 @@
         <w:pStyle w:val="BodyText"/>
       </w:pPr>
       <w:r>
-        <w:t xml:space="preserve">Install a vapor barrier on the basement floor to stop moisture from entering the basement and house. Vapor barriers typically consist of either reinforced plastic sheeting or EPDM rubber membrane over a</w:t>
-      </w:r>
-      <w:r>
-        <w:t xml:space="preserve"> </w:t>
-      </w:r>
-      <w:r>
-        <w:t xml:space="preserve">‘dimple mat’</w:t>
-      </w:r>
-      <w:r>
-        <w:t xml:space="preserve"> </w:t>
-      </w:r>
-      <w:r>
-        <w:t xml:space="preserve">that allows for drainage below the vapor barrier and prevents rocks from puncturing it. If the basement/crawlspace walls are going to be spray foamed, we recommend the foam go all the way to the floor and overlap the vapor barrier to create a continuous air and moisture barrier.</w:t>
+        <w:t xml:space="preserve">Install bathroom exhaust fans in all bathrooms that do not have them. These should be rated for at least 80 cubic feet per minute (CFM) if there is a shower. We recommend the Panasonic Whisper series or similar fans that don’t create excess noise. If the ductwork will run through the attic, it should be installed before the attic is air-sealed and insulated. The fan needs to be ducted outside, so it does not add moisture into the attic.</w:t>
       </w:r>
     </w:p>
     <w:p>
@@ -3733,17 +4145,17 @@
         <w:pStyle w:val="BodyText"/>
       </w:pPr>
       <w:r>
-        <w:t xml:space="preserve">Efficiency Maine rebates will cover vapor barriers up to 25% of a weatherization project cost, if done as part of a larger insulation project. Most insulation companies can install spray foam and vapor barriers together. Efficiency Maine rebates and other incentives for insulation work can fund up to 80% of the overall cost to weatherize your home (subject to a lifetime limit per building), up to $9,200 when combined with nonrefundable federal tax credits. You can call them at 866-376-2463 (Monday to Friday, 8:00 am to 5:00 pm) or visit their webpage about insulation rebates: https://www.efficiencymaine.com/at-home/insulation-rebates/</w:t>
-      </w:r>
-    </w:p>
-    <w:bookmarkEnd w:id="45"/>
-    <w:bookmarkStart w:id="46" w:name="spray-foam-basement-walls"/>
+        <w:t xml:space="preserve">The typical fan is around $130 plus the cost of installation.</w:t>
+      </w:r>
+    </w:p>
+    <w:bookmarkEnd w:id="48"/>
+    <w:bookmarkStart w:id="49" w:name="kitchen-exhaust-fans"/>
     <w:p>
       <w:pPr>
         <w:pStyle w:val="Heading3"/>
       </w:pPr>
       <w:r>
-        <w:t xml:space="preserve">4.5 Spray foam Basement Walls</w:t>
+        <w:t xml:space="preserve">4.8 Kitchen exhaust fan(s)</w:t>
       </w:r>
     </w:p>
     <w:p>
@@ -3763,7 +4175,7 @@
         <w:pStyle w:val="BodyText"/>
       </w:pPr>
       <w:r>
-        <w:t xml:space="preserve">The basement/crawlspace is uninsulated and used for mechanical equipment and plumbing. The walls are porous and allow moisture into the house and rapidly conduct heat out of the space.</w:t>
+        <w:t xml:space="preserve">Currently, there is no kitchen exhaust fan, so fumes, smoke, and moisture from cooking stay in the house which can cause health concerns.</w:t>
       </w:r>
     </w:p>
     <w:p>
@@ -3783,24 +4195,7 @@
         <w:pStyle w:val="BodyText"/>
       </w:pPr>
       <w:r>
-        <w:t xml:space="preserve">Install spray foam on the basement/crawlspace walls to prevent moisture infiltration and reduce heat loss. In older homes, most heat loss is due to air leakage. Air sealing is particularly important in the basement or crawlspace (and attic). As warm air rises and leaks out the top of your home, cold air is pulled in at the bottom. This is called the</w:t>
-      </w:r>
-      <w:r>
-        <w:t xml:space="preserve"> </w:t>
-      </w:r>
-      <w:r>
-        <w:t xml:space="preserve">‘stack effect’</w:t>
-      </w:r>
-      <w:r>
-        <w:t xml:space="preserve">, and is more pronounced in taller homes. Thus, air sealing is necessary anywhere gaps allow air to move into your house through the basement/crawlspace.</w:t>
-      </w:r>
-    </w:p>
-    <w:p>
-      <w:pPr>
-        <w:pStyle w:val="BodyText"/>
-      </w:pPr>
-      <w:r>
-        <w:t xml:space="preserve">Spray foam should be applied 2-3 inches thick on the walls to seal and insulate them. It is often ideal to install a vapor barrier at the same time as the spray foam insulation. Spray foam generally requires a layer of intumescent (fire-rated) paint over it to meet fire code.</w:t>
+        <w:t xml:space="preserve">Install a kitchen exhaust fan to remove cooking fumes and moisture from your home. The fan should be rated for at least 100 cubic feet per minute. A kitchen fan should be ducted to the outdoors. If the ductwork will run through the attic, it should be installed before the attic is air-sealed and insulated.</w:t>
       </w:r>
     </w:p>
     <w:p>
@@ -3820,17 +4215,17 @@
         <w:pStyle w:val="BodyText"/>
       </w:pPr>
       <w:r>
-        <w:t xml:space="preserve">Installation of spray foam insulation will cost around $5-7 per square foot. Efficiency Maine rebates and other incentives for insulation work can fund up to 80% of the project cost (subject to a lifetime limit per building), up to $9,200 when combined with nonrefundable federal tax credits. You can call them at 866-376-2463 (Monday to Friday, 8:00 am to 5:00 pm) or visit their webpage about insulation rebates: https://www.efficiencymaine.com/at-home/insulation-rebates/</w:t>
-      </w:r>
-    </w:p>
-    <w:bookmarkEnd w:id="46"/>
-    <w:bookmarkStart w:id="47" w:name="attic-insulation-and-air-sealing"/>
+        <w:t xml:space="preserve">Kitchen range hoods typically cost $150 or more; installation costs depend on the complexity of the exhaust ducting.</w:t>
+      </w:r>
+    </w:p>
+    <w:bookmarkEnd w:id="49"/>
+    <w:bookmarkStart w:id="50" w:name="vapor-barrier"/>
     <w:p>
       <w:pPr>
         <w:pStyle w:val="Heading3"/>
       </w:pPr>
       <w:r>
-        <w:t xml:space="preserve">4.6 Attic Insulation and Air Sealing</w:t>
+        <w:t xml:space="preserve">4.9 Vapor Barrier</w:t>
       </w:r>
     </w:p>
     <w:p>
@@ -3850,7 +4245,7 @@
         <w:pStyle w:val="BodyText"/>
       </w:pPr>
       <w:r>
-        <w:t xml:space="preserve">The attic is uninsulated or is missing insulation and the attic could also benefit from air-sealing. These upgrades will reduce draftiness and heat loss in the winter and heat gain in the summer.</w:t>
+        <w:t xml:space="preserve">There is excess moisture in the basement/crawlspace, which is evaporating out of the ground. This moisture can enter the house and cause mold, mildew, rot, and air quality issues.</w:t>
       </w:r>
     </w:p>
     <w:p>
@@ -3870,24 +4265,19 @@
         <w:pStyle w:val="BodyText"/>
       </w:pPr>
       <w:r>
-        <w:t xml:space="preserve">Air seal the attic and insulate it to at least R-60 (18 inches of loose-fill cellulose insulation). COA has been installing 24 inches (R-80) of cellulose insulation in attics on our campus. Before the attic is insulated, ensure that any needed bathroom and kitchen fans are installed and that all fans are properly vented to the outside.</w:t>
-      </w:r>
-    </w:p>
-    <w:p>
-      <w:pPr>
-        <w:pStyle w:val="BodyText"/>
-      </w:pPr>
-      <w:r>
-        <w:t xml:space="preserve">In older homes, most heat loss is due to air leakage. Air sealing is particularly important in the attic (and basement or crawlspace). As warm air rises and leaks out the top of your home, cold air is pulled in at the bottom. This is called the</w:t>
+        <w:t xml:space="preserve">Install a vapor barrier on the basement floor to stop moisture from entering the basement and house. Vapor barriers typically consist of either reinforced plastic sheeting or EPDM rubber membrane over a</w:t>
       </w:r>
       <w:r>
         <w:t xml:space="preserve"> </w:t>
       </w:r>
       <w:r>
-        <w:t xml:space="preserve">‘stack effect’</w:t>
-      </w:r>
-      <w:r>
-        <w:t xml:space="preserve">, and is more pronounced in taller homes. Thus, air sealing is necessary anywhere gaps allow air to move between your house and the attic. This typically includes gaps around the chimney, electrical penetrations, and wall top plates.</w:t>
+        <w:t xml:space="preserve">‘dimple mat’</w:t>
+      </w:r>
+      <w:r>
+        <w:t xml:space="preserve"> </w:t>
+      </w:r>
+      <w:r>
+        <w:t xml:space="preserve">that allows for drainage below the vapor barrier and prevents rocks from puncturing it. If the basement/crawlspace walls are going to be spray foamed, we recommend the foam go all the way to the floor and overlap the vapor barrier to create a continuous air and moisture barrier.</w:t>
       </w:r>
     </w:p>
     <w:p>
@@ -3907,17 +4297,17 @@
         <w:pStyle w:val="BodyText"/>
       </w:pPr>
       <w:r>
-        <w:t xml:space="preserve">Efficiency Maine rebates and other incentives for insulation work can fund up to 80% of the overall cost to weatherize your home (subject to a lifetime limit per building), up to $9,200 when combined with nonrefundable federal tax credits. You can call them at 866-376-2463 (Monday to Friday, 8:00 am to 5:00 pm) or visit their webpage about insulation rebates: https://www.efficiencymaine.com/at-home/insulation-rebates/</w:t>
-      </w:r>
-    </w:p>
-    <w:bookmarkEnd w:id="47"/>
-    <w:bookmarkStart w:id="48" w:name="blow-in-cellulose-wall-insulation"/>
+        <w:t xml:space="preserve">Efficiency Maine rebates will cover vapor barriers up to 25% of a weatherization project cost, if done as part of a larger insulation project. Most insulation companies can install spray foam and vapor barriers together. Efficiency Maine rebates and other incentives for insulation work can fund up to 80% of the overall cost to weatherize your home (subject to a lifetime limit per building), up to $9,200 when combined with nonrefundable federal tax credits. You can call them at 866-376-2463 (Monday to Friday, 8:00 am to 5:00 pm) or visit their webpage about insulation rebates: https://www.efficiencymaine.com/at-home/insulation-rebates/</w:t>
+      </w:r>
+    </w:p>
+    <w:bookmarkEnd w:id="50"/>
+    <w:bookmarkStart w:id="51" w:name="spray-foam-basement-walls"/>
     <w:p>
       <w:pPr>
         <w:pStyle w:val="Heading3"/>
       </w:pPr>
       <w:r>
-        <w:t xml:space="preserve">4.7 Blow-in cellulose wall insulation</w:t>
+        <w:t xml:space="preserve">4.10 Spray foam Basement Walls</w:t>
       </w:r>
     </w:p>
     <w:p>
@@ -3937,7 +4327,7 @@
         <w:pStyle w:val="BodyText"/>
       </w:pPr>
       <w:r>
-        <w:t xml:space="preserve">The walls of the house are uninsulated, which is a significant source of heat loss.</w:t>
+        <w:t xml:space="preserve">The basement/crawlspace is uninsulated and used for mechanical equipment and plumbing. The walls are porous and allow moisture into the house and rapidly conduct heat out of the space.</w:t>
       </w:r>
     </w:p>
     <w:p>
@@ -3957,11 +4347,30 @@
         <w:pStyle w:val="BodyText"/>
       </w:pPr>
       <w:r>
-        <w:t xml:space="preserve">Insulate the wall stud cavities with dense packed, blown-in cellulose insulation. In balloon-framed homes, this can often be done from the attic, otherwise it can be done by drilling holes into the wall cavities from either the inside or outside.</w:t>
+        <w:t xml:space="preserve">Install spray foam on the basement/crawlspace walls to prevent moisture infiltration and reduce heat loss. In older homes, most heat loss is due to air leakage. Air sealing is particularly important in the basement or crawlspace (and attic). As warm air rises and leaks out the top of your home, cold air is pulled in at the bottom. This is called the</w:t>
       </w:r>
       <w:r>
         <w:t xml:space="preserve"> </w:t>
       </w:r>
+      <w:r>
+        <w:t xml:space="preserve">‘stack effect’</w:t>
+      </w:r>
+      <w:r>
+        <w:t xml:space="preserve">, and is more pronounced in taller homes. Thus, air sealing is necessary anywhere gaps allow air to move into your house through the basement/crawlspace.</w:t>
+      </w:r>
+    </w:p>
+    <w:p>
+      <w:pPr>
+        <w:pStyle w:val="BodyText"/>
+      </w:pPr>
+      <w:r>
+        <w:t xml:space="preserve">Spray foam should be applied 2-3 inches thick on the walls to seal and insulate them. It is often ideal to install a vapor barrier at the same time as the spray foam insulation. Spray foam generally requires a layer of intumescent (fire-rated) paint over it to meet fire code.</w:t>
+      </w:r>
+    </w:p>
+    <w:p>
+      <w:pPr>
+        <w:pStyle w:val="BodyText"/>
+      </w:pPr>
       <w:r>
         <w:rPr>
           <w:i/>
@@ -3975,17 +4384,17 @@
         <w:pStyle w:val="BodyText"/>
       </w:pPr>
       <w:r>
-        <w:t xml:space="preserve">Efficiency Maine rebates and other incentives for insulation work can fund up to 80% of the overall cost to weatherize your home (subject to a lifetime limit per building), up to $9,200 when combined with nonrefundable federal tax credits. You can call them at 866-376-2463 (Monday to Friday, 8:00 am to 5:00 pm) or visit their webpage about insulation rebates: https://www.efficiencymaine.com/at-home/insulation-rebates/</w:t>
-      </w:r>
-    </w:p>
-    <w:bookmarkEnd w:id="48"/>
-    <w:bookmarkStart w:id="49" w:name="continuous-exterior-wall-insulation"/>
+        <w:t xml:space="preserve">Installation of spray foam insulation will cost around $5-7 per square foot. Efficiency Maine rebates and other incentives for insulation work can fund up to 80% of the project cost (subject to a lifetime limit per building), up to $9,200 when combined with nonrefundable federal tax credits. You can call them at 866-376-2463 (Monday to Friday, 8:00 am to 5:00 pm) or visit their webpage about insulation rebates: https://www.efficiencymaine.com/at-home/insulation-rebates/</w:t>
+      </w:r>
+    </w:p>
+    <w:bookmarkEnd w:id="51"/>
+    <w:bookmarkStart w:id="52" w:name="attic-insulation-and-air-sealing"/>
     <w:p>
       <w:pPr>
         <w:pStyle w:val="Heading3"/>
       </w:pPr>
       <w:r>
-        <w:t xml:space="preserve">4.8 Continuous exterior wall insulation</w:t>
+        <w:t xml:space="preserve">4.11 Attic Insulation and Air Sealing</w:t>
       </w:r>
     </w:p>
     <w:p>
@@ -4005,7 +4414,7 @@
         <w:pStyle w:val="BodyText"/>
       </w:pPr>
       <w:r>
-        <w:t xml:space="preserve">There isn’t continuous insulation between the siding and the exterior walls of the house. Continuous insulation helps create a complete thermal boundary for your house, and it is now an energy code requirement for new houses.</w:t>
+        <w:t xml:space="preserve">The attic is uninsulated or is missing insulation and the attic could also benefit from air-sealing. These upgrades will reduce draftiness and heat loss in the winter and heat gain in the summer.</w:t>
       </w:r>
     </w:p>
     <w:p>
@@ -4025,7 +4434,24 @@
         <w:pStyle w:val="BodyText"/>
       </w:pPr>
       <w:r>
-        <w:t xml:space="preserve">Add a continuous layer of insulation and potentially replace the air and moisture barrier once it becomes time to replace the siding. Add continuous insulation (R-6 or more) under the new siding to keep the house warmer in the winter and cooler in the summer. We recommend TimberHP TimberBoard insulation (produced in Madison, Maine) or Rockwool Comfortboard, but foam board can also be used. Before installing exterior insulation, the contractor can check if insulation is needed between the interior wall studs.</w:t>
+        <w:t xml:space="preserve">Air seal the attic and insulate it to at least R-60 (18 inches of loose-fill cellulose insulation). COA has been installing 24 inches (R-80) of cellulose insulation in attics on our campus. Before the attic is insulated, ensure that any needed bathroom and kitchen fans are installed and that all fans are properly vented to the outside.</w:t>
+      </w:r>
+    </w:p>
+    <w:p>
+      <w:pPr>
+        <w:pStyle w:val="BodyText"/>
+      </w:pPr>
+      <w:r>
+        <w:t xml:space="preserve">In older homes, most heat loss is due to air leakage. Air sealing is particularly important in the attic (and basement or crawlspace). As warm air rises and leaks out the top of your home, cold air is pulled in at the bottom. This is called the</w:t>
+      </w:r>
+      <w:r>
+        <w:t xml:space="preserve"> </w:t>
+      </w:r>
+      <w:r>
+        <w:t xml:space="preserve">‘stack effect’</w:t>
+      </w:r>
+      <w:r>
+        <w:t xml:space="preserve">, and is more pronounced in taller homes. Thus, air sealing is necessary anywhere gaps allow air to move between your house and the attic. This typically includes gaps around the chimney, electrical penetrations, and wall top plates.</w:t>
       </w:r>
     </w:p>
     <w:p>
@@ -4048,14 +4474,14 @@
         <w:t xml:space="preserve">Efficiency Maine rebates and other incentives for insulation work can fund up to 80% of the overall cost to weatherize your home (subject to a lifetime limit per building), up to $9,200 when combined with nonrefundable federal tax credits. You can call them at 866-376-2463 (Monday to Friday, 8:00 am to 5:00 pm) or visit their webpage about insulation rebates: https://www.efficiencymaine.com/at-home/insulation-rebates/</w:t>
       </w:r>
     </w:p>
-    <w:bookmarkEnd w:id="49"/>
-    <w:bookmarkStart w:id="50" w:name="electrical-panel-upgrade"/>
+    <w:bookmarkEnd w:id="52"/>
+    <w:bookmarkStart w:id="53" w:name="blow-in-cellulose-wall-insulation"/>
     <w:p>
       <w:pPr>
         <w:pStyle w:val="Heading3"/>
       </w:pPr>
       <w:r>
-        <w:t xml:space="preserve">4.9 Electrical Panel Upgrade</w:t>
+        <w:t xml:space="preserve">4.12 Blow-in cellulose wall insulation</w:t>
       </w:r>
     </w:p>
     <w:p>
@@ -4075,11 +4501,234 @@
         <w:pStyle w:val="BodyText"/>
       </w:pPr>
       <w:r>
+        <w:t xml:space="preserve">The walls of the house are uninsulated, which is a significant source of heat loss.</w:t>
+      </w:r>
+    </w:p>
+    <w:p>
+      <w:pPr>
+        <w:pStyle w:val="BodyText"/>
+      </w:pPr>
+      <w:r>
+        <w:rPr>
+          <w:i/>
+          <w:iCs/>
+        </w:rPr>
+        <w:t xml:space="preserve">Recommendation</w:t>
+      </w:r>
+    </w:p>
+    <w:p>
+      <w:pPr>
+        <w:pStyle w:val="BodyText"/>
+      </w:pPr>
+      <w:r>
+        <w:t xml:space="preserve">Insulate the wall stud cavities with dense packed, blown-in cellulose insulation. In balloon-framed homes, this can often be done from the attic, otherwise it can be done by drilling holes into the wall cavities from either the inside or outside.</w:t>
+      </w:r>
+      <w:r>
+        <w:t xml:space="preserve"> </w:t>
+      </w:r>
+      <w:r>
+        <w:rPr>
+          <w:i/>
+          <w:iCs/>
+        </w:rPr>
+        <w:t xml:space="preserve">Estimated Cost/Benefits/Incentives</w:t>
+      </w:r>
+    </w:p>
+    <w:p>
+      <w:pPr>
+        <w:pStyle w:val="BodyText"/>
+      </w:pPr>
+      <w:r>
+        <w:t xml:space="preserve">Efficiency Maine rebates and other incentives for insulation work can fund up to 80% of the overall cost to weatherize your home (subject to a lifetime limit per building), up to $9,200 when combined with nonrefundable federal tax credits. You can call them at 866-376-2463 (Monday to Friday, 8:00 am to 5:00 pm) or visit their webpage about insulation rebates: https://www.efficiencymaine.com/at-home/insulation-rebates/</w:t>
+      </w:r>
+    </w:p>
+    <w:bookmarkEnd w:id="53"/>
+    <w:bookmarkStart w:id="54" w:name="continuous-exterior-wall-insulation"/>
+    <w:p>
+      <w:pPr>
+        <w:pStyle w:val="Heading3"/>
+      </w:pPr>
+      <w:r>
+        <w:t xml:space="preserve">4.13 Continuous exterior wall insulation</w:t>
+      </w:r>
+    </w:p>
+    <w:p>
+      <w:pPr>
+        <w:pStyle w:val="FirstParagraph"/>
+      </w:pPr>
+      <w:r>
+        <w:rPr>
+          <w:i/>
+          <w:iCs/>
+        </w:rPr>
+        <w:t xml:space="preserve">Problem</w:t>
+      </w:r>
+    </w:p>
+    <w:p>
+      <w:pPr>
+        <w:pStyle w:val="BodyText"/>
+      </w:pPr>
+      <w:r>
+        <w:t xml:space="preserve">There isn’t continuous insulation between the siding and the exterior walls of the house. Continuous insulation helps create a complete thermal boundary for your house, and it is now an energy code requirement for new houses.</w:t>
+      </w:r>
+    </w:p>
+    <w:p>
+      <w:pPr>
+        <w:pStyle w:val="BodyText"/>
+      </w:pPr>
+      <w:r>
+        <w:rPr>
+          <w:i/>
+          <w:iCs/>
+        </w:rPr>
+        <w:t xml:space="preserve">Recommendation</w:t>
+      </w:r>
+    </w:p>
+    <w:p>
+      <w:pPr>
+        <w:pStyle w:val="BodyText"/>
+      </w:pPr>
+      <w:r>
+        <w:t xml:space="preserve">Add a continuous layer of insulation and potentially replace the air and moisture barrier once it becomes time to replace the siding. Add continuous insulation (R-6 or more) under the new siding to keep the house warmer in the winter and cooler in the summer. We recommend TimberHP TimberBoard insulation (produced in Madison, Maine) or Rockwool Comfortboard, but foam board can also be used. Before installing exterior insulation, the contractor can check if insulation is needed between the interior wall studs.</w:t>
+      </w:r>
+    </w:p>
+    <w:p>
+      <w:pPr>
+        <w:pStyle w:val="BodyText"/>
+      </w:pPr>
+      <w:r>
+        <w:rPr>
+          <w:i/>
+          <w:iCs/>
+        </w:rPr>
+        <w:t xml:space="preserve">Estimated Cost/Benefits/Incentives</w:t>
+      </w:r>
+    </w:p>
+    <w:p>
+      <w:pPr>
+        <w:pStyle w:val="BodyText"/>
+      </w:pPr>
+      <w:r>
+        <w:t xml:space="preserve">Efficiency Maine rebates and other incentives for insulation work can fund up to 80% of the overall cost to weatherize your home (subject to a lifetime limit per building), up to $9,200 when combined with nonrefundable federal tax credits. You can call them at 866-376-2463 (Monday to Friday, 8:00 am to 5:00 pm) or visit their webpage about insulation rebates: https://www.efficiencymaine.com/at-home/insulation-rebates/</w:t>
+      </w:r>
+    </w:p>
+    <w:bookmarkEnd w:id="54"/>
+    <w:bookmarkStart w:id="55" w:name="pipe-insulation"/>
+    <w:p>
+      <w:pPr>
+        <w:pStyle w:val="Heading3"/>
+      </w:pPr>
+      <w:r>
+        <w:t xml:space="preserve">4.14 Pipe Insulation</w:t>
+      </w:r>
+    </w:p>
+    <w:p>
+      <w:pPr>
+        <w:pStyle w:val="FirstParagraph"/>
+      </w:pPr>
+      <w:r>
+        <w:rPr>
+          <w:i/>
+          <w:iCs/>
+        </w:rPr>
+        <w:t xml:space="preserve">Problem</w:t>
+      </w:r>
+    </w:p>
+    <w:p>
+      <w:pPr>
+        <w:pStyle w:val="BodyText"/>
+      </w:pPr>
+      <w:r>
+        <w:t xml:space="preserve">Uninsulated water pipes are responsible for heat loss and excess moisture (from condensation) in your basement/crawlspace.</w:t>
+      </w:r>
+    </w:p>
+    <w:p>
+      <w:pPr>
+        <w:pStyle w:val="BodyText"/>
+      </w:pPr>
+      <w:r>
+        <w:rPr>
+          <w:i/>
+          <w:iCs/>
+        </w:rPr>
+        <w:t xml:space="preserve">Recommendation</w:t>
+      </w:r>
+    </w:p>
+    <w:p>
+      <w:pPr>
+        <w:pStyle w:val="BodyText"/>
+      </w:pPr>
+      <w:r>
+        <w:t xml:space="preserve">Insulate both hot and cold water pipes that are uninsulated in the basement/crawlspace. This will save energy and prevent condensation. We recommend foam pipe insulation made of polyethylene or neoprene.</w:t>
+      </w:r>
+    </w:p>
+    <w:p>
+      <w:pPr>
+        <w:pStyle w:val="BodyText"/>
+      </w:pPr>
+      <w:r>
+        <w:rPr>
+          <w:i/>
+          <w:iCs/>
+        </w:rPr>
+        <w:t xml:space="preserve">Estimated Cost/Benefits/Incentives</w:t>
+      </w:r>
+    </w:p>
+    <w:p>
+      <w:pPr>
+        <w:pStyle w:val="BodyText"/>
+      </w:pPr>
+      <w:r>
+        <w:t xml:space="preserve">Insulating water pipes can save 2%-4% on hot water bills and increase the temperature of the water while reducing the time it takes for hot water to reach your tap. Materials cost around $100-200, depending on the length of pipe to insulate. Many people find this to be an easy project to do themselves.</w:t>
+      </w:r>
+    </w:p>
+    <w:bookmarkEnd w:id="55"/>
+    <w:bookmarkStart w:id="56" w:name="diy-air-sealing"/>
+    <w:p>
+      <w:pPr>
+        <w:pStyle w:val="Heading3"/>
+      </w:pPr>
+      <w:r>
+        <w:t xml:space="preserve">4.15 DIY Air Sealing</w:t>
+      </w:r>
+    </w:p>
+    <w:p>
+      <w:pPr>
+        <w:pStyle w:val="FirstParagraph"/>
+      </w:pPr>
+      <w:r>
+        <w:rPr>
+          <w:i/>
+          <w:iCs/>
+        </w:rPr>
+        <w:t xml:space="preserve">Problem</w:t>
+      </w:r>
+    </w:p>
+    <w:p>
+      <w:pPr>
+        <w:pStyle w:val="BodyText"/>
+      </w:pPr>
+      <w:r>
+        <w:t xml:space="preserve">During the blower door test, we noted sources of air leakage in the living areas of your house.</w:t>
+      </w:r>
+    </w:p>
+    <w:p>
+      <w:pPr>
+        <w:pStyle w:val="BodyText"/>
+      </w:pPr>
+      <w:r>
         <w:rPr>
           <w:b/>
           <w:bCs/>
         </w:rPr>
-        <w:t xml:space="preserve">Auditor to describe</w:t>
+        <w:t xml:space="preserve">Auditor to detail customized findings.</w:t>
+      </w:r>
+      <w:r>
+        <w:rPr>
+          <w:b/>
+          <w:bCs/>
+        </w:rPr>
+        <w:t xml:space="preserve"> </w:t>
       </w:r>
     </w:p>
     <w:p>
@@ -4099,7 +4748,7 @@
         <w:pStyle w:val="BodyText"/>
       </w:pPr>
       <w:r>
-        <w:t xml:space="preserve">Consult with an electrician about replacing your existing electrical panel with a 200 amp panel as you add electrical appliances to your home. It may become necessary to increase the capacity to address potential safety hazards. An electrician can determine whether or not a panel upgrade is necessary based on your current and anticipated usage.</w:t>
+        <w:t xml:space="preserve">Air sealing the air leaks we identified around the living areas of your house can be a DIY solution to lower energy use, or an insulation contractor can seal the leaks when they come to your house for a larger project. Please address any moisture concerns before undertaking significant air sealing efforts.</w:t>
       </w:r>
     </w:p>
     <w:p>
@@ -4119,17 +4768,583 @@
         <w:pStyle w:val="BodyText"/>
       </w:pPr>
       <w:r>
-        <w:t xml:space="preserve">Costs of electrical components needed to support residential energy upgrades – including panels, sub-panels, branch circuits, and feeders – qualify for a 30% nonrefundable tax credit (up to $600 per item) if they have a capacity of 200 amps or more. An electrical panel upgrades also provides a good opportunity for an electrician to install whole-house surge protection, which costs $100-$400. Here are some options: https://www.popularmechanics.com/home/interior-projects/g43140886/best-whole-house-surge-protectors/</w:t>
-      </w:r>
-    </w:p>
-    <w:bookmarkEnd w:id="50"/>
-    <w:bookmarkStart w:id="51" w:name="air-source-heat-pump"/>
+        <w:t xml:space="preserve">Air sealing and insulating ductwork is eligible for a non-refundable federal tax credit (</w:t>
+      </w:r>
+      <w:r>
+        <w:t xml:space="preserve">“Energy Efficient Home Improvement Credit”</w:t>
+      </w:r>
+      <w:r>
+        <w:t xml:space="preserve">), which can pay for 30% of the project cost, subject to an annual maximum of $1,200 (shared with other home envelope improvements, like attic and basement projects).</w:t>
+      </w:r>
+    </w:p>
+    <w:p>
+      <w:pPr>
+        <w:pStyle w:val="SourceCode"/>
+      </w:pPr>
+      <w:r>
+        <w:rPr>
+          <w:rStyle w:val="NormalTok"/>
+        </w:rPr>
+        <w:t xml:space="preserve"> </w:t>
+      </w:r>
+      <w:r>
+        <w:rPr>
+          <w:rStyle w:val="CommentTok"/>
+        </w:rPr>
+        <w:t xml:space="preserve">#| label: other 3 recommendation</w:t>
+      </w:r>
+      <w:r>
+        <w:br/>
+      </w:r>
+      <w:r>
+        <w:rPr>
+          <w:rStyle w:val="NormalTok"/>
+        </w:rPr>
+        <w:t xml:space="preserve"> </w:t>
+      </w:r>
+      <w:r>
+        <w:rPr>
+          <w:rStyle w:val="CommentTok"/>
+        </w:rPr>
+        <w:t xml:space="preserve">#| echo: false</w:t>
+      </w:r>
+      <w:r>
+        <w:br/>
+      </w:r>
+      <w:r>
+        <w:rPr>
+          <w:rStyle w:val="NormalTok"/>
+        </w:rPr>
+        <w:t xml:space="preserve"> </w:t>
+      </w:r>
+      <w:r>
+        <w:rPr>
+          <w:rStyle w:val="CommentTok"/>
+        </w:rPr>
+        <w:t xml:space="preserve">#| results: asis</w:t>
+      </w:r>
+      <w:r>
+        <w:br/>
+      </w:r>
+      <w:r>
+        <w:br/>
+      </w:r>
+      <w:r>
+        <w:br/>
+      </w:r>
+      <w:r>
+        <w:rPr>
+          <w:rStyle w:val="ControlFlowTok"/>
+        </w:rPr>
+        <w:t xml:space="preserve">if</w:t>
+      </w:r>
+      <w:r>
+        <w:rPr>
+          <w:rStyle w:val="NormalTok"/>
+        </w:rPr>
+        <w:t xml:space="preserve">( other_3 </w:t>
+      </w:r>
+      <w:r>
+        <w:rPr>
+          <w:rStyle w:val="SpecialCharTok"/>
+        </w:rPr>
+        <w:t xml:space="preserve">==</w:t>
+      </w:r>
+      <w:r>
+        <w:rPr>
+          <w:rStyle w:val="NormalTok"/>
+        </w:rPr>
+        <w:t xml:space="preserve"> </w:t>
+      </w:r>
+      <w:r>
+        <w:rPr>
+          <w:rStyle w:val="ConstantTok"/>
+        </w:rPr>
+        <w:t xml:space="preserve">TRUE</w:t>
+      </w:r>
+      <w:r>
+        <w:rPr>
+          <w:rStyle w:val="NormalTok"/>
+        </w:rPr>
+        <w:t xml:space="preserve">){</w:t>
+      </w:r>
+      <w:r>
+        <w:br/>
+      </w:r>
+      <w:r>
+        <w:rPr>
+          <w:rStyle w:val="NormalTok"/>
+        </w:rPr>
+        <w:t xml:space="preserve">  </w:t>
+      </w:r>
+      <w:r>
+        <w:rPr>
+          <w:rStyle w:val="FunctionTok"/>
+        </w:rPr>
+        <w:t xml:space="preserve">cat</w:t>
+      </w:r>
+      <w:r>
+        <w:rPr>
+          <w:rStyle w:val="NormalTok"/>
+        </w:rPr>
+        <w:t xml:space="preserve">(</w:t>
+      </w:r>
+      <w:r>
+        <w:rPr>
+          <w:rStyle w:val="StringTok"/>
+        </w:rPr>
+        <w:t xml:space="preserve">"### Other 3</w:t>
+      </w:r>
+      <w:r>
+        <w:br/>
+      </w:r>
+      <w:r>
+        <w:rPr>
+          <w:rStyle w:val="StringTok"/>
+        </w:rPr>
+        <w:t xml:space="preserve">  </w:t>
+      </w:r>
+      <w:r>
+        <w:br/>
+      </w:r>
+      <w:r>
+        <w:rPr>
+          <w:rStyle w:val="StringTok"/>
+        </w:rPr>
+        <w:t xml:space="preserve">*Problem*</w:t>
+      </w:r>
+      <w:r>
+        <w:br/>
+      </w:r>
+      <w:r>
+        <w:br/>
+      </w:r>
+      <w:r>
+        <w:rPr>
+          <w:rStyle w:val="StringTok"/>
+        </w:rPr>
+        <w:t xml:space="preserve">*Recommendation*</w:t>
+      </w:r>
+      <w:r>
+        <w:br/>
+      </w:r>
+      <w:r>
+        <w:br/>
+      </w:r>
+      <w:r>
+        <w:rPr>
+          <w:rStyle w:val="StringTok"/>
+        </w:rPr>
+        <w:t xml:space="preserve">"</w:t>
+      </w:r>
+      <w:r>
+        <w:rPr>
+          <w:rStyle w:val="NormalTok"/>
+        </w:rPr>
+        <w:t xml:space="preserve">)</w:t>
+      </w:r>
+      <w:r>
+        <w:br/>
+      </w:r>
+      <w:r>
+        <w:rPr>
+          <w:rStyle w:val="NormalTok"/>
+        </w:rPr>
+        <w:t xml:space="preserve">}</w:t>
+      </w:r>
+      <w:r>
+        <w:rPr>
+          <w:rStyle w:val="ControlFlowTok"/>
+        </w:rPr>
+        <w:t xml:space="preserve">else</w:t>
+      </w:r>
+      <w:r>
+        <w:rPr>
+          <w:rStyle w:val="NormalTok"/>
+        </w:rPr>
+        <w:t xml:space="preserve">{</w:t>
+      </w:r>
+      <w:r>
+        <w:br/>
+      </w:r>
+      <w:r>
+        <w:rPr>
+          <w:rStyle w:val="NormalTok"/>
+        </w:rPr>
+        <w:t xml:space="preserve">  </w:t>
+      </w:r>
+      <w:r>
+        <w:rPr>
+          <w:rStyle w:val="FunctionTok"/>
+        </w:rPr>
+        <w:t xml:space="preserve">cat</w:t>
+      </w:r>
+      <w:r>
+        <w:rPr>
+          <w:rStyle w:val="NormalTok"/>
+        </w:rPr>
+        <w:t xml:space="preserve">(</w:t>
+      </w:r>
+      <w:r>
+        <w:rPr>
+          <w:rStyle w:val="StringTok"/>
+        </w:rPr>
+        <w:t xml:space="preserve">""</w:t>
+      </w:r>
+      <w:r>
+        <w:rPr>
+          <w:rStyle w:val="NormalTok"/>
+        </w:rPr>
+        <w:t xml:space="preserve">)</w:t>
+      </w:r>
+      <w:r>
+        <w:br/>
+      </w:r>
+      <w:r>
+        <w:rPr>
+          <w:rStyle w:val="NormalTok"/>
+        </w:rPr>
+        <w:t xml:space="preserve">}</w:t>
+      </w:r>
+      <w:r>
+        <w:br/>
+      </w:r>
+      <w:r>
+        <w:br/>
+      </w:r>
+      <w:r>
+        <w:rPr>
+          <w:rStyle w:val="ControlFlowTok"/>
+        </w:rPr>
+        <w:t xml:space="preserve">if</w:t>
+      </w:r>
+      <w:r>
+        <w:rPr>
+          <w:rStyle w:val="NormalTok"/>
+        </w:rPr>
+        <w:t xml:space="preserve">(other_3 </w:t>
+      </w:r>
+      <w:r>
+        <w:rPr>
+          <w:rStyle w:val="SpecialCharTok"/>
+        </w:rPr>
+        <w:t xml:space="preserve">==</w:t>
+      </w:r>
+      <w:r>
+        <w:rPr>
+          <w:rStyle w:val="NormalTok"/>
+        </w:rPr>
+        <w:t xml:space="preserve"> </w:t>
+      </w:r>
+      <w:r>
+        <w:rPr>
+          <w:rStyle w:val="ConstantTok"/>
+        </w:rPr>
+        <w:t xml:space="preserve">TRUE</w:t>
+      </w:r>
+      <w:r>
+        <w:rPr>
+          <w:rStyle w:val="NormalTok"/>
+        </w:rPr>
+        <w:t xml:space="preserve">){</w:t>
+      </w:r>
+      <w:r>
+        <w:br/>
+      </w:r>
+      <w:r>
+        <w:rPr>
+          <w:rStyle w:val="NormalTok"/>
+        </w:rPr>
+        <w:t xml:space="preserve">  </w:t>
+      </w:r>
+      <w:r>
+        <w:rPr>
+          <w:rStyle w:val="FunctionTok"/>
+        </w:rPr>
+        <w:t xml:space="preserve">cat</w:t>
+      </w:r>
+      <w:r>
+        <w:rPr>
+          <w:rStyle w:val="NormalTok"/>
+        </w:rPr>
+        <w:t xml:space="preserve">(a_other_3</w:t>
+      </w:r>
+      <w:r>
+        <w:rPr>
+          <w:rStyle w:val="SpecialCharTok"/>
+        </w:rPr>
+        <w:t xml:space="preserve">$</w:t>
+      </w:r>
+      <w:r>
+        <w:rPr>
+          <w:rStyle w:val="NormalTok"/>
+        </w:rPr>
+        <w:t xml:space="preserve">Description</w:t>
+      </w:r>
+      <w:r>
+        <w:br/>
+      </w:r>
+      <w:r>
+        <w:rPr>
+          <w:rStyle w:val="NormalTok"/>
+        </w:rPr>
+        <w:t xml:space="preserve">    </w:t>
+      </w:r>
+      <w:r>
+        <w:br/>
+      </w:r>
+      <w:r>
+        <w:rPr>
+          <w:rStyle w:val="NormalTok"/>
+        </w:rPr>
+        <w:t xml:space="preserve">  )</w:t>
+      </w:r>
+      <w:r>
+        <w:br/>
+      </w:r>
+      <w:r>
+        <w:rPr>
+          <w:rStyle w:val="NormalTok"/>
+        </w:rPr>
+        <w:t xml:space="preserve">}</w:t>
+      </w:r>
+      <w:r>
+        <w:rPr>
+          <w:rStyle w:val="ControlFlowTok"/>
+        </w:rPr>
+        <w:t xml:space="preserve">else</w:t>
+      </w:r>
+      <w:r>
+        <w:rPr>
+          <w:rStyle w:val="NormalTok"/>
+        </w:rPr>
+        <w:t xml:space="preserve">{</w:t>
+      </w:r>
+      <w:r>
+        <w:br/>
+      </w:r>
+      <w:r>
+        <w:rPr>
+          <w:rStyle w:val="NormalTok"/>
+        </w:rPr>
+        <w:t xml:space="preserve">  </w:t>
+      </w:r>
+      <w:r>
+        <w:rPr>
+          <w:rStyle w:val="FunctionTok"/>
+        </w:rPr>
+        <w:t xml:space="preserve">cat</w:t>
+      </w:r>
+      <w:r>
+        <w:rPr>
+          <w:rStyle w:val="NormalTok"/>
+        </w:rPr>
+        <w:t xml:space="preserve">(</w:t>
+      </w:r>
+      <w:r>
+        <w:rPr>
+          <w:rStyle w:val="StringTok"/>
+        </w:rPr>
+        <w:t xml:space="preserve">""</w:t>
+      </w:r>
+      <w:r>
+        <w:rPr>
+          <w:rStyle w:val="NormalTok"/>
+        </w:rPr>
+        <w:t xml:space="preserve">)</w:t>
+      </w:r>
+      <w:r>
+        <w:br/>
+      </w:r>
+      <w:r>
+        <w:rPr>
+          <w:rStyle w:val="NormalTok"/>
+        </w:rPr>
+        <w:t xml:space="preserve">  }</w:t>
+      </w:r>
+      <w:r>
+        <w:br/>
+      </w:r>
+      <w:r>
+        <w:br/>
+      </w:r>
+      <w:r>
+        <w:rPr>
+          <w:rStyle w:val="ControlFlowTok"/>
+        </w:rPr>
+        <w:t xml:space="preserve">if</w:t>
+      </w:r>
+      <w:r>
+        <w:rPr>
+          <w:rStyle w:val="NormalTok"/>
+        </w:rPr>
+        <w:t xml:space="preserve">(other_3 </w:t>
+      </w:r>
+      <w:r>
+        <w:rPr>
+          <w:rStyle w:val="SpecialCharTok"/>
+        </w:rPr>
+        <w:t xml:space="preserve">==</w:t>
+      </w:r>
+      <w:r>
+        <w:rPr>
+          <w:rStyle w:val="NormalTok"/>
+        </w:rPr>
+        <w:t xml:space="preserve"> </w:t>
+      </w:r>
+      <w:r>
+        <w:rPr>
+          <w:rStyle w:val="ConstantTok"/>
+        </w:rPr>
+        <w:t xml:space="preserve">TRUE</w:t>
+      </w:r>
+      <w:r>
+        <w:rPr>
+          <w:rStyle w:val="NormalTok"/>
+        </w:rPr>
+        <w:t xml:space="preserve">){</w:t>
+      </w:r>
+      <w:r>
+        <w:br/>
+      </w:r>
+      <w:r>
+        <w:rPr>
+          <w:rStyle w:val="NormalTok"/>
+        </w:rPr>
+        <w:t xml:space="preserve">  </w:t>
+      </w:r>
+      <w:r>
+        <w:rPr>
+          <w:rStyle w:val="FunctionTok"/>
+        </w:rPr>
+        <w:t xml:space="preserve">cat</w:t>
+      </w:r>
+      <w:r>
+        <w:rPr>
+          <w:rStyle w:val="NormalTok"/>
+        </w:rPr>
+        <w:t xml:space="preserve">(</w:t>
+      </w:r>
+      <w:r>
+        <w:rPr>
+          <w:rStyle w:val="StringTok"/>
+        </w:rPr>
+        <w:t xml:space="preserve">"</w:t>
+      </w:r>
+      <w:r>
+        <w:br/>
+      </w:r>
+      <w:r>
+        <w:br/>
+      </w:r>
+      <w:r>
+        <w:rPr>
+          <w:rStyle w:val="StringTok"/>
+        </w:rPr>
+        <w:t xml:space="preserve">*Estimated Cost/Benefits/Incentives*</w:t>
+      </w:r>
+      <w:r>
+        <w:br/>
+      </w:r>
+      <w:r>
+        <w:br/>
+      </w:r>
+      <w:r>
+        <w:rPr>
+          <w:rStyle w:val="StringTok"/>
+        </w:rPr>
+        <w:t xml:space="preserve">"</w:t>
+      </w:r>
+      <w:r>
+        <w:rPr>
+          <w:rStyle w:val="NormalTok"/>
+        </w:rPr>
+        <w:t xml:space="preserve">, auto_other_3_estimates</w:t>
+      </w:r>
+      <w:r>
+        <w:rPr>
+          <w:rStyle w:val="SpecialCharTok"/>
+        </w:rPr>
+        <w:t xml:space="preserve">$</w:t>
+      </w:r>
+      <w:r>
+        <w:rPr>
+          <w:rStyle w:val="NormalTok"/>
+        </w:rPr>
+        <w:t xml:space="preserve">Description)</w:t>
+      </w:r>
+      <w:r>
+        <w:br/>
+      </w:r>
+      <w:r>
+        <w:rPr>
+          <w:rStyle w:val="NormalTok"/>
+        </w:rPr>
+        <w:t xml:space="preserve">}</w:t>
+      </w:r>
+      <w:r>
+        <w:rPr>
+          <w:rStyle w:val="ControlFlowTok"/>
+        </w:rPr>
+        <w:t xml:space="preserve">else</w:t>
+      </w:r>
+      <w:r>
+        <w:rPr>
+          <w:rStyle w:val="NormalTok"/>
+        </w:rPr>
+        <w:t xml:space="preserve">{</w:t>
+      </w:r>
+      <w:r>
+        <w:br/>
+      </w:r>
+      <w:r>
+        <w:rPr>
+          <w:rStyle w:val="NormalTok"/>
+        </w:rPr>
+        <w:t xml:space="preserve">  </w:t>
+      </w:r>
+      <w:r>
+        <w:rPr>
+          <w:rStyle w:val="FunctionTok"/>
+        </w:rPr>
+        <w:t xml:space="preserve">cat</w:t>
+      </w:r>
+      <w:r>
+        <w:rPr>
+          <w:rStyle w:val="NormalTok"/>
+        </w:rPr>
+        <w:t xml:space="preserve">(</w:t>
+      </w:r>
+      <w:r>
+        <w:rPr>
+          <w:rStyle w:val="StringTok"/>
+        </w:rPr>
+        <w:t xml:space="preserve">""</w:t>
+      </w:r>
+      <w:r>
+        <w:rPr>
+          <w:rStyle w:val="NormalTok"/>
+        </w:rPr>
+        <w:t xml:space="preserve">)</w:t>
+      </w:r>
+      <w:r>
+        <w:br/>
+      </w:r>
+      <w:r>
+        <w:rPr>
+          <w:rStyle w:val="NormalTok"/>
+        </w:rPr>
+        <w:t xml:space="preserve">  } </w:t>
+      </w:r>
+    </w:p>
+    <w:bookmarkEnd w:id="56"/>
+    <w:bookmarkStart w:id="57" w:name="ductwork-air-sealing-and-insulation"/>
     <w:p>
       <w:pPr>
         <w:pStyle w:val="Heading3"/>
       </w:pPr>
       <w:r>
-        <w:t xml:space="preserve">4.10 Air Source Heat Pump</w:t>
+        <w:t xml:space="preserve">4.16 Ductwork Air Sealing and Insulation</w:t>
       </w:r>
     </w:p>
     <w:p>
@@ -4149,7 +5364,7 @@
         <w:pStyle w:val="BodyText"/>
       </w:pPr>
       <w:r>
-        <w:t xml:space="preserve">Combustion heating equipment is expensive, inefficient, and has the potential to release harmful combustion gases like carbon monoxide into the home.</w:t>
+        <w:t xml:space="preserve">The furnace supply ductwork running through the basement would be more efficient if it were air sealed and insulated. The heated air from the furnace loses a lot of heat to the surroundings on its way to the living space.</w:t>
       </w:r>
     </w:p>
     <w:p>
@@ -4169,37 +5384,240 @@
         <w:pStyle w:val="BodyText"/>
       </w:pPr>
       <w:r>
-        <w:t xml:space="preserve">Install air source heat pumps for heating and cooling and whole-house surge protection. Air source heat pumps can be up to 300% efficient and heat, cool, and dehumidify your house. A qualified installer will help determine what size system to install and where. Whole-house surge protection will protect your appliances and heat pumps from being damaged by an electrical surge.</w:t>
-      </w:r>
-    </w:p>
-    <w:p>
-      <w:pPr>
-        <w:pStyle w:val="BodyText"/>
-      </w:pPr>
+        <w:t xml:space="preserve">Air seal and insulate all of the supply and return ductwork running through the basement/crawlspace. Air sealing should be completed first, and can be done with either UL 181 foil-faced tape, duct mastic, or by hiring a contractor that has equipment to Aeroseal the ductwork (https://aeroseal.com/find-a-pro/). For insulation, we recommend using foil-faced fiberglass batts. Foil-faced bubble wrap can also be used. It is important to air seal the ducts properly before insulating. Otherwise, the heat will bypass the insulation, making the insulation ineffective.</w:t>
+      </w:r>
       <w:r>
         <w:rPr>
           <w:i/>
           <w:iCs/>
         </w:rPr>
-        <w:t xml:space="preserve">Estimated Cost/Benefits/Incentives</w:t>
-      </w:r>
-    </w:p>
-    <w:p>
-      <w:pPr>
-        <w:pStyle w:val="BodyText"/>
-      </w:pPr>
-      <w:r>
-        <w:t xml:space="preserve">Efficiency Maine rebates can fund $1,000 to $3,000 per unit up to a lifetime limit per housing unit for $3,000 to $9,000 (depending on income level) to install heat pumps. The rebate can be combined with a nonrefundable federal tax credit of 30% of the remaining cost of the unit and labor, subject to an annual maximum benefit of $2,000 (shared with other energy property, like a heat pump water heater). You can call Efficiency Maine at 866-376-2463 (Monday to Friday, 8:00 am to 5:00 pm) or visit their website: https://www.efficiencymaine.com/at-home/residential-heat-pump-incentives/</w:t>
-      </w:r>
-    </w:p>
-    <w:bookmarkEnd w:id="51"/>
-    <w:bookmarkStart w:id="52" w:name="electric-vehicle-and-charger"/>
+        <w:t xml:space="preserve">Estimated Costs/Benefits/Incentives</w:t>
+      </w:r>
+    </w:p>
+    <w:p>
+      <w:pPr>
+        <w:pStyle w:val="BodyText"/>
+      </w:pPr>
+      <w:r>
+        <w:t xml:space="preserve">Air sealing and insulating ductwork is eligible for a non-refundable federal tax credit (</w:t>
+      </w:r>
+      <w:r>
+        <w:t xml:space="preserve">“Energy Efficient Home Improvement Credit”</w:t>
+      </w:r>
+      <w:r>
+        <w:t xml:space="preserve">), which can pay for 30% of the project cost, subject to an annual maximum of $1,200 (shared with other home envelope improvements, like attic and basement projects).</w:t>
+      </w:r>
+    </w:p>
+    <w:bookmarkEnd w:id="57"/>
+    <w:bookmarkEnd w:id="58"/>
+    <w:bookmarkStart w:id="59" w:name="additional-resources"/>
+    <w:p>
+      <w:pPr>
+        <w:pStyle w:val="Heading2"/>
+      </w:pPr>
+      <w:r>
+        <w:t xml:space="preserve">5 Additional Resources</w:t>
+      </w:r>
+    </w:p>
+    <w:p>
+      <w:pPr>
+        <w:pStyle w:val="FirstParagraph"/>
+      </w:pPr>
+      <w:r>
+        <w:t xml:space="preserve">Many home efficiency upgrades are eligible for Efficiency Maine rebates and federal tax credits. Financial incentives vary based on income level and type of occupancy. An overview of all state rebates and federal tax credits can be found here: https://www.efficiencymaine.com/at-home/.</w:t>
+      </w:r>
+    </w:p>
+    <w:p>
+      <w:pPr>
+        <w:pStyle w:val="BodyText"/>
+      </w:pPr>
+      <w:r>
+        <w:t xml:space="preserve">You can search for Efficiency Maine registered contractors here: https://www.efficiencymaine.com/at-home/vendor-locator/.</w:t>
+      </w:r>
+    </w:p>
+    <w:p>
+      <w:pPr>
+        <w:pStyle w:val="BodyText"/>
+      </w:pPr>
+      <w:r>
+        <w:t xml:space="preserve">We recommend discussing a whole-home plan for insulation and air sealing work in the basement, walls, and attic with contractors to determine how to best sequence the work to take full advantage of the Efficiency Maine rebates (which are subject to lifetime maximums) and nonrefundable federal tax credits (which are subject to annual maximums).</w:t>
+      </w:r>
+    </w:p>
+    <w:p>
+      <w:pPr>
+        <w:pStyle w:val="BodyText"/>
+      </w:pPr>
+      <w:r>
+        <w:t xml:space="preserve">Efficiency Maine also offers home energy loans to help homeowners who are Maine residents pay for energy and related health and safety upgrades. There are no fees, and interest rates for multi-year loans are between 5.99% (max $7,500) and 7.99% (max $25,000), depending on income level. Low- and moderate-income homeowners who borrow the full $7,500 and pay it back over 10 years will pay a monthly cost of $83. There is also a 1-year, 0% APR option. To learn more or apply, call 866-376-2463 or visit https://www.efficiencymaine.com/home-energy-loans/</w:t>
+      </w:r>
+    </w:p>
+    <w:bookmarkEnd w:id="59"/>
+    <w:bookmarkStart w:id="76" w:name="section-four-tests"/>
+    <w:p>
+      <w:pPr>
+        <w:pStyle w:val="Heading2"/>
+      </w:pPr>
+      <w:r>
+        <w:t xml:space="preserve">6 Section Four Tests</w:t>
+      </w:r>
+    </w:p>
+    <w:bookmarkStart w:id="60" w:name="furnaceboiler-tune-up-1"/>
     <w:p>
       <w:pPr>
         <w:pStyle w:val="Heading3"/>
       </w:pPr>
       <w:r>
-        <w:t xml:space="preserve">4.11 Electric Vehicle and charger</w:t>
+        <w:t xml:space="preserve">6.1 Furnace/Boiler Tune-up</w:t>
+      </w:r>
+    </w:p>
+    <w:bookmarkEnd w:id="60"/>
+    <w:bookmarkStart w:id="61" w:name="high-efficiency-shower-heads-1"/>
+    <w:p>
+      <w:pPr>
+        <w:pStyle w:val="Heading3"/>
+      </w:pPr>
+      <w:r>
+        <w:t xml:space="preserve">6.2 High-efficiency Shower Head(s)</w:t>
+      </w:r>
+    </w:p>
+    <w:bookmarkEnd w:id="61"/>
+    <w:bookmarkStart w:id="62" w:name="leds-1"/>
+    <w:p>
+      <w:pPr>
+        <w:pStyle w:val="Heading3"/>
+      </w:pPr>
+      <w:r>
+        <w:t xml:space="preserve">6.3 LEDs</w:t>
+      </w:r>
+    </w:p>
+    <w:bookmarkEnd w:id="62"/>
+    <w:bookmarkStart w:id="63" w:name="windowdressers"/>
+    <w:p>
+      <w:pPr>
+        <w:pStyle w:val="Heading3"/>
+      </w:pPr>
+      <w:r>
+        <w:t xml:space="preserve">6.4 WindowDressers</w:t>
+      </w:r>
+    </w:p>
+    <w:bookmarkEnd w:id="63"/>
+    <w:bookmarkStart w:id="64" w:name="heat-pump-water-heater-1"/>
+    <w:p>
+      <w:pPr>
+        <w:pStyle w:val="Heading3"/>
+      </w:pPr>
+      <w:r>
+        <w:t xml:space="preserve">6.5 Heat Pump Water Heater</w:t>
+      </w:r>
+    </w:p>
+    <w:bookmarkEnd w:id="64"/>
+    <w:bookmarkStart w:id="65" w:name="gutters-1"/>
+    <w:p>
+      <w:pPr>
+        <w:pStyle w:val="Heading3"/>
+      </w:pPr>
+      <w:r>
+        <w:t xml:space="preserve">6.6 Gutters</w:t>
+      </w:r>
+    </w:p>
+    <w:bookmarkEnd w:id="65"/>
+    <w:bookmarkStart w:id="66" w:name="bathroom-exhaust-fans-1"/>
+    <w:p>
+      <w:pPr>
+        <w:pStyle w:val="Heading3"/>
+      </w:pPr>
+      <w:r>
+        <w:t xml:space="preserve">6.7 Bathroom Exhaust Fan(s)</w:t>
+      </w:r>
+    </w:p>
+    <w:bookmarkEnd w:id="66"/>
+    <w:bookmarkStart w:id="67" w:name="kitchen-exhaust-fan"/>
+    <w:p>
+      <w:pPr>
+        <w:pStyle w:val="Heading3"/>
+      </w:pPr>
+      <w:r>
+        <w:t xml:space="preserve">6.8 Kitchen Exhaust Fan</w:t>
+      </w:r>
+    </w:p>
+    <w:bookmarkEnd w:id="67"/>
+    <w:bookmarkStart w:id="68" w:name="vapor-barrier-1"/>
+    <w:p>
+      <w:pPr>
+        <w:pStyle w:val="Heading3"/>
+      </w:pPr>
+      <w:r>
+        <w:t xml:space="preserve">6.9 Vapor Barrier</w:t>
+      </w:r>
+    </w:p>
+    <w:bookmarkEnd w:id="68"/>
+    <w:bookmarkStart w:id="69" w:name="spray-foam-basementcrawlspace-walls"/>
+    <w:p>
+      <w:pPr>
+        <w:pStyle w:val="Heading3"/>
+      </w:pPr>
+      <w:r>
+        <w:t xml:space="preserve">6.10 Spray Foam Basement/Crawlspace Walls</w:t>
+      </w:r>
+    </w:p>
+    <w:bookmarkEnd w:id="69"/>
+    <w:bookmarkStart w:id="70" w:name="attic-air-sealing-and-insulation"/>
+    <w:p>
+      <w:pPr>
+        <w:pStyle w:val="Heading3"/>
+      </w:pPr>
+      <w:r>
+        <w:t xml:space="preserve">6.11 Attic Air Sealing and Insulation</w:t>
+      </w:r>
+    </w:p>
+    <w:bookmarkEnd w:id="70"/>
+    <w:bookmarkStart w:id="71" w:name="blown-in-cellulose-wall-insulation"/>
+    <w:p>
+      <w:pPr>
+        <w:pStyle w:val="Heading3"/>
+      </w:pPr>
+      <w:r>
+        <w:t xml:space="preserve">6.12 Blown-in Cellulose Wall Insulation</w:t>
+      </w:r>
+    </w:p>
+    <w:bookmarkEnd w:id="71"/>
+    <w:bookmarkStart w:id="72" w:name="continuous-exterior-wall-insulation-1"/>
+    <w:p>
+      <w:pPr>
+        <w:pStyle w:val="Heading3"/>
+      </w:pPr>
+      <w:r>
+        <w:t xml:space="preserve">6.13 Continuous Exterior Wall Insulation</w:t>
+      </w:r>
+    </w:p>
+    <w:bookmarkEnd w:id="72"/>
+    <w:bookmarkStart w:id="73" w:name="pipe-insulation-1"/>
+    <w:p>
+      <w:pPr>
+        <w:pStyle w:val="Heading3"/>
+      </w:pPr>
+      <w:r>
+        <w:t xml:space="preserve">6.14 Pipe Insulation</w:t>
+      </w:r>
+    </w:p>
+    <w:bookmarkEnd w:id="73"/>
+    <w:bookmarkStart w:id="74" w:name="diy-air-sealing-1"/>
+    <w:p>
+      <w:pPr>
+        <w:pStyle w:val="Heading3"/>
+      </w:pPr>
+      <w:r>
+        <w:t xml:space="preserve">6.15 DIY Air Sealing</w:t>
+      </w:r>
+    </w:p>
+    <w:bookmarkEnd w:id="74"/>
+    <w:bookmarkStart w:id="75" w:name="ductwork-air-sealing-and-insulation-1"/>
+    <w:p>
+      <w:pPr>
+        <w:pStyle w:val="Heading3"/>
+      </w:pPr>
+      <w:r>
+        <w:t xml:space="preserve">6.16 Ductwork Air Sealing and Insulation</w:t>
       </w:r>
     </w:p>
     <w:p>
@@ -4207,889 +5625,23 @@
         <w:pStyle w:val="FirstParagraph"/>
       </w:pPr>
       <w:r>
-        <w:rPr>
-          <w:i/>
-          <w:iCs/>
-        </w:rPr>
-        <w:t xml:space="preserve">Problem</w:t>
-      </w:r>
-    </w:p>
-    <w:p>
-      <w:pPr>
-        <w:pStyle w:val="BodyText"/>
-      </w:pPr>
-      <w:r>
-        <w:t xml:space="preserve">Transportation, and particularly personal vehicles, are the leading cause of emissions in Maine. When you are planning to purchase a new vehicle, please consider a plug-in hybrid or all-electric vehicle.</w:t>
-      </w:r>
-    </w:p>
-    <w:p>
-      <w:pPr>
-        <w:pStyle w:val="BodyText"/>
-      </w:pPr>
-      <w:r>
-        <w:rPr>
-          <w:i/>
-          <w:iCs/>
-        </w:rPr>
-        <w:t xml:space="preserve">Recommendation</w:t>
-      </w:r>
-    </w:p>
-    <w:p>
-      <w:pPr>
-        <w:pStyle w:val="BodyText"/>
-      </w:pPr>
-      <w:r>
-        <w:t xml:space="preserve">An electric vehicle will eliminate your gas costs and reduce fossil fuel dependence. A 2020 study by Consumer Reports found that lifetime ownership costs were significantly lower for EVs, saving between $6,000 - $10,000 over their lifetimes.</w:t>
-      </w:r>
-    </w:p>
-    <w:p>
-      <w:pPr>
-        <w:pStyle w:val="BodyText"/>
-      </w:pPr>
-      <w:r>
-        <w:rPr>
-          <w:i/>
-          <w:iCs/>
-        </w:rPr>
-        <w:t xml:space="preserve">Estimated Cost/Benefits/Incentives</w:t>
-      </w:r>
-    </w:p>
-    <w:p>
-      <w:pPr>
-        <w:pStyle w:val="BodyText"/>
-      </w:pPr>
-      <w:r>
-        <w:t xml:space="preserve">You can review current state and federal financial incentives for electric vehicles here: https://www.electricforall.org/rebates-incentives/</w:t>
-      </w:r>
-    </w:p>
-    <w:bookmarkEnd w:id="52"/>
-    <w:bookmarkStart w:id="53" w:name="solar"/>
-    <w:p>
-      <w:pPr>
-        <w:pStyle w:val="Heading3"/>
-      </w:pPr>
-      <w:r>
-        <w:t xml:space="preserve">4.12 Solar</w:t>
-      </w:r>
-    </w:p>
-    <w:p>
-      <w:pPr>
-        <w:pStyle w:val="FirstParagraph"/>
-      </w:pPr>
-      <w:r>
-        <w:rPr>
-          <w:i/>
-          <w:iCs/>
-        </w:rPr>
-        <w:t xml:space="preserve">Problem</w:t>
-      </w:r>
-    </w:p>
-    <w:p>
-      <w:pPr>
-        <w:pStyle w:val="BodyText"/>
-      </w:pPr>
-      <w:r>
-        <w:rPr>
-          <w:b/>
-          <w:bCs/>
-        </w:rPr>
-        <w:t xml:space="preserve">Auditor to describe (or remove this section)</w:t>
-      </w:r>
-    </w:p>
-    <w:p>
-      <w:pPr>
-        <w:pStyle w:val="BodyText"/>
-      </w:pPr>
-      <w:r>
-        <w:rPr>
-          <w:i/>
-          <w:iCs/>
-        </w:rPr>
-        <w:t xml:space="preserve">Recommendation</w:t>
-      </w:r>
-    </w:p>
-    <w:p>
-      <w:pPr>
-        <w:pStyle w:val="BodyText"/>
-      </w:pPr>
-      <w:r>
-        <w:t xml:space="preserve">Rooftop solar can supply most or all of your home electrical demands. Contact a solar company for pricing and details specific to your home.</w:t>
-      </w:r>
-    </w:p>
-    <w:p>
-      <w:pPr>
-        <w:pStyle w:val="BodyText"/>
-      </w:pPr>
-      <w:r>
-        <w:rPr>
-          <w:i/>
-          <w:iCs/>
-        </w:rPr>
-        <w:t xml:space="preserve">Estimated Cost/Benefits/Incentives</w:t>
-      </w:r>
-    </w:p>
-    <w:p>
-      <w:pPr>
-        <w:pStyle w:val="BodyText"/>
-      </w:pPr>
-      <w:r>
-        <w:t xml:space="preserve">There is a 30% nonrefundable federal tax credit and financing options are available. Battery backup is needed for solar to work during a power outage. Information on the federal tax credit: https://www.energy.gov/sites/default/files/2023-03/Homeowners_Guide_to_the_Federal_Tax_Credit_for_Solar_PV.pdf</w:t>
-      </w:r>
-    </w:p>
-    <w:p>
-      <w:pPr>
-        <w:pStyle w:val="BodyText"/>
-      </w:pPr>
-      <w:r>
-        <w:t xml:space="preserve">The State of Maine is working on a solar and battery funding initiative for low-income and disadvantaged Maine households. It is still in the planning stages, but you can find more information here: https://www.maine.gov/energy/initiatives/infrastructure/solar-for-all</w:t>
-      </w:r>
-    </w:p>
-    <w:p>
-      <w:pPr>
-        <w:pStyle w:val="SourceCode"/>
-      </w:pPr>
-      <w:r>
-        <w:rPr>
-          <w:rStyle w:val="NormalTok"/>
-        </w:rPr>
+        <w:t xml:space="preserve">[1]</w:t>
+      </w:r>
+      <w:r>
         <w:t xml:space="preserve"> </w:t>
       </w:r>
       <w:r>
-        <w:rPr>
-          <w:rStyle w:val="CommentTok"/>
-        </w:rPr>
-        <w:t xml:space="preserve">#| label: other 3 recommendation</w:t>
-      </w:r>
-      <w:r>
-        <w:br/>
-      </w:r>
-      <w:r>
-        <w:rPr>
-          <w:rStyle w:val="NormalTok"/>
-        </w:rPr>
-        <w:t xml:space="preserve"> </w:t>
-      </w:r>
-      <w:r>
-        <w:rPr>
-          <w:rStyle w:val="CommentTok"/>
-        </w:rPr>
-        <w:t xml:space="preserve">#| echo: false</w:t>
-      </w:r>
-      <w:r>
-        <w:br/>
-      </w:r>
-      <w:r>
-        <w:rPr>
-          <w:rStyle w:val="NormalTok"/>
-        </w:rPr>
-        <w:t xml:space="preserve"> </w:t>
-      </w:r>
-      <w:r>
-        <w:rPr>
-          <w:rStyle w:val="CommentTok"/>
-        </w:rPr>
-        <w:t xml:space="preserve">#| results: asis</w:t>
-      </w:r>
-      <w:r>
-        <w:br/>
-      </w:r>
-      <w:r>
-        <w:br/>
-      </w:r>
-      <w:r>
-        <w:br/>
-      </w:r>
-      <w:r>
-        <w:rPr>
-          <w:rStyle w:val="ControlFlowTok"/>
-        </w:rPr>
-        <w:t xml:space="preserve">if</w:t>
-      </w:r>
-      <w:r>
-        <w:rPr>
-          <w:rStyle w:val="NormalTok"/>
-        </w:rPr>
-        <w:t xml:space="preserve">( other_3 </w:t>
-      </w:r>
-      <w:r>
-        <w:rPr>
-          <w:rStyle w:val="SpecialCharTok"/>
-        </w:rPr>
-        <w:t xml:space="preserve">==</w:t>
-      </w:r>
-      <w:r>
-        <w:rPr>
-          <w:rStyle w:val="NormalTok"/>
-        </w:rPr>
-        <w:t xml:space="preserve"> </w:t>
-      </w:r>
-      <w:r>
-        <w:rPr>
-          <w:rStyle w:val="ConstantTok"/>
-        </w:rPr>
-        <w:t xml:space="preserve">TRUE</w:t>
-      </w:r>
-      <w:r>
-        <w:rPr>
-          <w:rStyle w:val="NormalTok"/>
-        </w:rPr>
-        <w:t xml:space="preserve">){</w:t>
-      </w:r>
-      <w:r>
-        <w:br/>
-      </w:r>
-      <w:r>
-        <w:rPr>
-          <w:rStyle w:val="NormalTok"/>
-        </w:rPr>
-        <w:t xml:space="preserve">  </w:t>
-      </w:r>
-      <w:r>
-        <w:rPr>
-          <w:rStyle w:val="FunctionTok"/>
-        </w:rPr>
-        <w:t xml:space="preserve">cat</w:t>
-      </w:r>
-      <w:r>
-        <w:rPr>
-          <w:rStyle w:val="NormalTok"/>
-        </w:rPr>
-        <w:t xml:space="preserve">(</w:t>
-      </w:r>
-      <w:r>
-        <w:rPr>
-          <w:rStyle w:val="StringTok"/>
-        </w:rPr>
-        <w:t xml:space="preserve">"### Other 3</w:t>
-      </w:r>
-      <w:r>
-        <w:br/>
-      </w:r>
-      <w:r>
-        <w:rPr>
-          <w:rStyle w:val="StringTok"/>
-        </w:rPr>
-        <w:t xml:space="preserve">  </w:t>
-      </w:r>
-      <w:r>
-        <w:br/>
-      </w:r>
-      <w:r>
-        <w:rPr>
-          <w:rStyle w:val="StringTok"/>
-        </w:rPr>
-        <w:t xml:space="preserve">*Problem*</w:t>
-      </w:r>
-      <w:r>
-        <w:br/>
-      </w:r>
-      <w:r>
-        <w:br/>
-      </w:r>
-      <w:r>
-        <w:rPr>
-          <w:rStyle w:val="StringTok"/>
-        </w:rPr>
-        <w:t xml:space="preserve">*Recommendation*</w:t>
-      </w:r>
-      <w:r>
-        <w:br/>
-      </w:r>
-      <w:r>
-        <w:br/>
-      </w:r>
-      <w:r>
-        <w:rPr>
-          <w:rStyle w:val="StringTok"/>
-        </w:rPr>
-        <w:t xml:space="preserve">"</w:t>
-      </w:r>
-      <w:r>
-        <w:rPr>
-          <w:rStyle w:val="NormalTok"/>
-        </w:rPr>
-        <w:t xml:space="preserve">)</w:t>
-      </w:r>
-      <w:r>
-        <w:br/>
-      </w:r>
-      <w:r>
-        <w:rPr>
-          <w:rStyle w:val="NormalTok"/>
-        </w:rPr>
+        <w:t xml:space="preserve">“)</w:t>
+      </w:r>
+      <w:r>
         <w:t xml:space="preserve">}</w:t>
       </w:r>
       <w:r>
-        <w:rPr>
-          <w:rStyle w:val="ControlFlowTok"/>
-        </w:rPr>
-        <w:t xml:space="preserve">else</w:t>
-      </w:r>
-      <w:r>
-        <w:rPr>
-          <w:rStyle w:val="NormalTok"/>
-        </w:rPr>
-        <w:t xml:space="preserve">{</w:t>
-      </w:r>
-      <w:r>
-        <w:br/>
-      </w:r>
-      <w:r>
-        <w:rPr>
-          <w:rStyle w:val="NormalTok"/>
-        </w:rPr>
-        <w:t xml:space="preserve">  </w:t>
-      </w:r>
-      <w:r>
-        <w:rPr>
-          <w:rStyle w:val="FunctionTok"/>
-        </w:rPr>
-        <w:t xml:space="preserve">cat</w:t>
-      </w:r>
-      <w:r>
-        <w:rPr>
-          <w:rStyle w:val="NormalTok"/>
-        </w:rPr>
-        <w:t xml:space="preserve">(</w:t>
-      </w:r>
-      <w:r>
-        <w:rPr>
-          <w:rStyle w:val="StringTok"/>
-        </w:rPr>
-        <w:t xml:space="preserve">""</w:t>
-      </w:r>
-      <w:r>
-        <w:rPr>
-          <w:rStyle w:val="NormalTok"/>
-        </w:rPr>
-        <w:t xml:space="preserve">)</w:t>
-      </w:r>
-      <w:r>
-        <w:br/>
-      </w:r>
-      <w:r>
-        <w:rPr>
-          <w:rStyle w:val="NormalTok"/>
-        </w:rPr>
-        <w:t xml:space="preserve">}</w:t>
-      </w:r>
-      <w:r>
-        <w:br/>
-      </w:r>
-      <w:r>
-        <w:br/>
-      </w:r>
-      <w:r>
-        <w:rPr>
-          <w:rStyle w:val="ControlFlowTok"/>
-        </w:rPr>
-        <w:t xml:space="preserve">if</w:t>
-      </w:r>
-      <w:r>
-        <w:rPr>
-          <w:rStyle w:val="NormalTok"/>
-        </w:rPr>
-        <w:t xml:space="preserve">(other_3 </w:t>
-      </w:r>
-      <w:r>
-        <w:rPr>
-          <w:rStyle w:val="SpecialCharTok"/>
-        </w:rPr>
-        <w:t xml:space="preserve">==</w:t>
-      </w:r>
-      <w:r>
-        <w:rPr>
-          <w:rStyle w:val="NormalTok"/>
-        </w:rPr>
-        <w:t xml:space="preserve"> </w:t>
-      </w:r>
-      <w:r>
-        <w:rPr>
-          <w:rStyle w:val="ConstantTok"/>
-        </w:rPr>
-        <w:t xml:space="preserve">TRUE</w:t>
-      </w:r>
-      <w:r>
-        <w:rPr>
-          <w:rStyle w:val="NormalTok"/>
-        </w:rPr>
-        <w:t xml:space="preserve">){</w:t>
-      </w:r>
-      <w:r>
-        <w:br/>
-      </w:r>
-      <w:r>
-        <w:rPr>
-          <w:rStyle w:val="NormalTok"/>
-        </w:rPr>
-        <w:t xml:space="preserve">  </w:t>
-      </w:r>
-      <w:r>
-        <w:rPr>
-          <w:rStyle w:val="FunctionTok"/>
-        </w:rPr>
-        <w:t xml:space="preserve">cat</w:t>
-      </w:r>
-      <w:r>
-        <w:rPr>
-          <w:rStyle w:val="NormalTok"/>
-        </w:rPr>
-        <w:t xml:space="preserve">(a_other_3</w:t>
-      </w:r>
-      <w:r>
-        <w:rPr>
-          <w:rStyle w:val="SpecialCharTok"/>
-        </w:rPr>
-        <w:t xml:space="preserve">$</w:t>
-      </w:r>
-      <w:r>
-        <w:rPr>
-          <w:rStyle w:val="NormalTok"/>
-        </w:rPr>
-        <w:t xml:space="preserve">Description</w:t>
-      </w:r>
-      <w:r>
-        <w:br/>
-      </w:r>
-      <w:r>
-        <w:rPr>
-          <w:rStyle w:val="NormalTok"/>
-        </w:rPr>
-        <w:t xml:space="preserve">    </w:t>
-      </w:r>
-      <w:r>
-        <w:br/>
-      </w:r>
-      <w:r>
-        <w:rPr>
-          <w:rStyle w:val="NormalTok"/>
-        </w:rPr>
-        <w:t xml:space="preserve">  )</w:t>
-      </w:r>
-      <w:r>
-        <w:br/>
-      </w:r>
-      <w:r>
-        <w:rPr>
-          <w:rStyle w:val="NormalTok"/>
-        </w:rPr>
-        <w:t xml:space="preserve">}</w:t>
-      </w:r>
-      <w:r>
-        <w:rPr>
-          <w:rStyle w:val="ControlFlowTok"/>
-        </w:rPr>
-        <w:t xml:space="preserve">else</w:t>
-      </w:r>
-      <w:r>
-        <w:rPr>
-          <w:rStyle w:val="NormalTok"/>
-        </w:rPr>
-        <w:t xml:space="preserve">{</w:t>
-      </w:r>
-      <w:r>
-        <w:br/>
-      </w:r>
-      <w:r>
-        <w:rPr>
-          <w:rStyle w:val="NormalTok"/>
-        </w:rPr>
-        <w:t xml:space="preserve">  </w:t>
-      </w:r>
-      <w:r>
-        <w:rPr>
-          <w:rStyle w:val="FunctionTok"/>
-        </w:rPr>
-        <w:t xml:space="preserve">cat</w:t>
-      </w:r>
-      <w:r>
-        <w:rPr>
-          <w:rStyle w:val="NormalTok"/>
-        </w:rPr>
-        <w:t xml:space="preserve">(</w:t>
-      </w:r>
-      <w:r>
-        <w:rPr>
-          <w:rStyle w:val="StringTok"/>
-        </w:rPr>
-        <w:t xml:space="preserve">""</w:t>
-      </w:r>
-      <w:r>
-        <w:rPr>
-          <w:rStyle w:val="NormalTok"/>
-        </w:rPr>
-        <w:t xml:space="preserve">)</w:t>
-      </w:r>
-      <w:r>
-        <w:br/>
-      </w:r>
-      <w:r>
-        <w:rPr>
-          <w:rStyle w:val="NormalTok"/>
-        </w:rPr>
-        <w:t xml:space="preserve">  }</w:t>
-      </w:r>
-      <w:r>
-        <w:br/>
-      </w:r>
-      <w:r>
-        <w:br/>
-      </w:r>
-      <w:r>
-        <w:rPr>
-          <w:rStyle w:val="ControlFlowTok"/>
-        </w:rPr>
-        <w:t xml:space="preserve">if</w:t>
-      </w:r>
-      <w:r>
-        <w:rPr>
-          <w:rStyle w:val="NormalTok"/>
-        </w:rPr>
-        <w:t xml:space="preserve">(other_3 </w:t>
-      </w:r>
-      <w:r>
-        <w:rPr>
-          <w:rStyle w:val="SpecialCharTok"/>
-        </w:rPr>
-        <w:t xml:space="preserve">==</w:t>
-      </w:r>
-      <w:r>
-        <w:rPr>
-          <w:rStyle w:val="NormalTok"/>
-        </w:rPr>
-        <w:t xml:space="preserve"> </w:t>
-      </w:r>
-      <w:r>
-        <w:rPr>
-          <w:rStyle w:val="ConstantTok"/>
-        </w:rPr>
-        <w:t xml:space="preserve">TRUE</w:t>
-      </w:r>
-      <w:r>
-        <w:rPr>
-          <w:rStyle w:val="NormalTok"/>
-        </w:rPr>
-        <w:t xml:space="preserve">){</w:t>
-      </w:r>
-      <w:r>
-        <w:br/>
-      </w:r>
-      <w:r>
-        <w:rPr>
-          <w:rStyle w:val="NormalTok"/>
-        </w:rPr>
-        <w:t xml:space="preserve">  </w:t>
-      </w:r>
-      <w:r>
-        <w:rPr>
-          <w:rStyle w:val="FunctionTok"/>
-        </w:rPr>
-        <w:t xml:space="preserve">cat</w:t>
-      </w:r>
-      <w:r>
-        <w:rPr>
-          <w:rStyle w:val="NormalTok"/>
-        </w:rPr>
-        <w:t xml:space="preserve">(</w:t>
-      </w:r>
-      <w:r>
-        <w:rPr>
-          <w:rStyle w:val="StringTok"/>
-        </w:rPr>
-        <w:t xml:space="preserve">"</w:t>
-      </w:r>
-      <w:r>
-        <w:br/>
-      </w:r>
-      <w:r>
-        <w:br/>
-      </w:r>
-      <w:r>
-        <w:rPr>
-          <w:rStyle w:val="StringTok"/>
-        </w:rPr>
-        <w:t xml:space="preserve">*Estimated Cost/Benefits/Incentives*</w:t>
-      </w:r>
-      <w:r>
-        <w:br/>
-      </w:r>
-      <w:r>
-        <w:br/>
-      </w:r>
-      <w:r>
-        <w:rPr>
-          <w:rStyle w:val="StringTok"/>
-        </w:rPr>
-        <w:t xml:space="preserve">"</w:t>
-      </w:r>
-      <w:r>
-        <w:rPr>
-          <w:rStyle w:val="NormalTok"/>
-        </w:rPr>
-        <w:t xml:space="preserve">, auto_other_3_estimates</w:t>
-      </w:r>
-      <w:r>
-        <w:rPr>
-          <w:rStyle w:val="SpecialCharTok"/>
-        </w:rPr>
-        <w:t xml:space="preserve">$</w:t>
-      </w:r>
-      <w:r>
-        <w:rPr>
-          <w:rStyle w:val="NormalTok"/>
-        </w:rPr>
-        <w:t xml:space="preserve">Description)</w:t>
-      </w:r>
-      <w:r>
-        <w:br/>
-      </w:r>
-      <w:r>
-        <w:rPr>
-          <w:rStyle w:val="NormalTok"/>
-        </w:rPr>
-        <w:t xml:space="preserve">}</w:t>
-      </w:r>
-      <w:r>
-        <w:rPr>
-          <w:rStyle w:val="ControlFlowTok"/>
-        </w:rPr>
-        <w:t xml:space="preserve">else</w:t>
-      </w:r>
-      <w:r>
-        <w:rPr>
-          <w:rStyle w:val="NormalTok"/>
-        </w:rPr>
-        <w:t xml:space="preserve">{</w:t>
-      </w:r>
-      <w:r>
-        <w:br/>
-      </w:r>
-      <w:r>
-        <w:rPr>
-          <w:rStyle w:val="NormalTok"/>
-        </w:rPr>
-        <w:t xml:space="preserve">  </w:t>
-      </w:r>
-      <w:r>
-        <w:rPr>
-          <w:rStyle w:val="FunctionTok"/>
-        </w:rPr>
-        <w:t xml:space="preserve">cat</w:t>
-      </w:r>
-      <w:r>
-        <w:rPr>
-          <w:rStyle w:val="NormalTok"/>
-        </w:rPr>
-        <w:t xml:space="preserve">(</w:t>
-      </w:r>
-      <w:r>
-        <w:rPr>
-          <w:rStyle w:val="StringTok"/>
-        </w:rPr>
-        <w:t xml:space="preserve">""</w:t>
-      </w:r>
-      <w:r>
-        <w:rPr>
-          <w:rStyle w:val="NormalTok"/>
-        </w:rPr>
-        <w:t xml:space="preserve">)</w:t>
-      </w:r>
-      <w:r>
-        <w:br/>
-      </w:r>
-      <w:r>
-        <w:rPr>
-          <w:rStyle w:val="NormalTok"/>
-        </w:rPr>
-        <w:t xml:space="preserve">  } </w:t>
-      </w:r>
-    </w:p>
-    <w:bookmarkEnd w:id="53"/>
-    <w:bookmarkEnd w:id="54"/>
-    <w:bookmarkStart w:id="55" w:name="additional-resources"/>
-    <w:p>
-      <w:pPr>
-        <w:pStyle w:val="Heading2"/>
-      </w:pPr>
-      <w:r>
-        <w:t xml:space="preserve">5 Additional Resources</w:t>
-      </w:r>
-    </w:p>
-    <w:p>
-      <w:pPr>
-        <w:pStyle w:val="FirstParagraph"/>
-      </w:pPr>
-      <w:r>
-        <w:t xml:space="preserve">Many home efficiency upgrades are eligible for Efficiency Maine rebates and federal tax credits. Financial incentives vary based on income level and type of occupancy. An overview of all state rebates and federal tax credits can be found here: https://www.efficiencymaine.com/at-home/.</w:t>
-      </w:r>
-    </w:p>
-    <w:p>
-      <w:pPr>
-        <w:pStyle w:val="BodyText"/>
-      </w:pPr>
-      <w:r>
-        <w:t xml:space="preserve">You can search for Efficiency Maine registered contractors here: https://www.efficiencymaine.com/at-home/vendor-locator/.</w:t>
-      </w:r>
-    </w:p>
-    <w:p>
-      <w:pPr>
-        <w:pStyle w:val="BodyText"/>
-      </w:pPr>
-      <w:r>
-        <w:t xml:space="preserve">We recommend discussing a whole-home plan for insulation and air sealing work in the basement, walls, and attic with contractors to determine how to best sequence the work to take full advantage of the Efficiency Maine rebates (which are subject to lifetime maximums) and nonrefundable federal tax credits (which are subject to annual maximums).</w:t>
-      </w:r>
-    </w:p>
-    <w:bookmarkEnd w:id="55"/>
-    <w:bookmarkStart w:id="68" w:name="section-four-tests"/>
-    <w:p>
-      <w:pPr>
-        <w:pStyle w:val="Heading2"/>
-      </w:pPr>
-      <w:r>
-        <w:t xml:space="preserve">6 Section Four Tests</w:t>
-      </w:r>
-    </w:p>
-    <w:bookmarkStart w:id="56" w:name="attic-air-sealing-and-insulation"/>
-    <w:p>
-      <w:pPr>
-        <w:pStyle w:val="Heading3"/>
-      </w:pPr>
-      <w:r>
-        <w:t xml:space="preserve">6.1 Attic Air Sealing and Insulation</w:t>
-      </w:r>
-    </w:p>
-    <w:bookmarkEnd w:id="56"/>
-    <w:bookmarkStart w:id="57" w:name="blown-in-cellulose-wall-insulation"/>
-    <w:p>
-      <w:pPr>
-        <w:pStyle w:val="Heading3"/>
-      </w:pPr>
-      <w:r>
-        <w:t xml:space="preserve">6.2 Blown-in Cellulose Wall Insulation</w:t>
-      </w:r>
-    </w:p>
-    <w:bookmarkEnd w:id="57"/>
-    <w:bookmarkStart w:id="58" w:name="gutters-1"/>
-    <w:p>
-      <w:pPr>
-        <w:pStyle w:val="Heading3"/>
-      </w:pPr>
-      <w:r>
-        <w:t xml:space="preserve">6.3 Gutters</w:t>
-      </w:r>
-    </w:p>
-    <w:bookmarkEnd w:id="58"/>
-    <w:bookmarkStart w:id="59" w:name="windowdressers"/>
-    <w:p>
-      <w:pPr>
-        <w:pStyle w:val="Heading3"/>
-      </w:pPr>
-      <w:r>
-        <w:t xml:space="preserve">6.4 WindowDressers</w:t>
-      </w:r>
-    </w:p>
-    <w:bookmarkEnd w:id="59"/>
-    <w:bookmarkStart w:id="60" w:name="electrical-panel-upgrade-1"/>
-    <w:p>
-      <w:pPr>
-        <w:pStyle w:val="Heading3"/>
-      </w:pPr>
-      <w:r>
-        <w:t xml:space="preserve">6.5 Electrical Panel Upgrade</w:t>
-      </w:r>
-    </w:p>
-    <w:bookmarkEnd w:id="60"/>
-    <w:bookmarkStart w:id="61" w:name="air-source-heat-pump-1"/>
-    <w:p>
-      <w:pPr>
-        <w:pStyle w:val="Heading3"/>
-      </w:pPr>
-      <w:r>
-        <w:t xml:space="preserve">6.6 Air Source Heat Pump</w:t>
-      </w:r>
-    </w:p>
-    <w:bookmarkEnd w:id="61"/>
-    <w:bookmarkStart w:id="62" w:name="continuous-exterior-wall-insulation-1"/>
-    <w:p>
-      <w:pPr>
-        <w:pStyle w:val="Heading3"/>
-      </w:pPr>
-      <w:r>
-        <w:t xml:space="preserve">6.7 Continuous Exterior Wall Insulation</w:t>
-      </w:r>
-    </w:p>
-    <w:bookmarkEnd w:id="62"/>
-    <w:bookmarkStart w:id="63" w:name="spray-foam-basementcrawlspace-walls"/>
-    <w:p>
-      <w:pPr>
-        <w:pStyle w:val="Heading3"/>
-      </w:pPr>
-      <w:r>
-        <w:t xml:space="preserve">6.8 Spray Foam Basement/Crawlspace Walls</w:t>
-      </w:r>
-    </w:p>
-    <w:bookmarkEnd w:id="63"/>
-    <w:bookmarkStart w:id="64" w:name="vapor-barrier-1"/>
-    <w:p>
-      <w:pPr>
-        <w:pStyle w:val="Heading3"/>
-      </w:pPr>
-      <w:r>
-        <w:t xml:space="preserve">6.9 Vapor Barrier</w:t>
-      </w:r>
-    </w:p>
-    <w:bookmarkEnd w:id="64"/>
-    <w:bookmarkStart w:id="65" w:name="heat-pump-water-heater-1"/>
-    <w:p>
-      <w:pPr>
-        <w:pStyle w:val="Heading3"/>
-      </w:pPr>
-      <w:r>
-        <w:t xml:space="preserve">6.10 Heat Pump Water Heater</w:t>
-      </w:r>
-    </w:p>
-    <w:bookmarkEnd w:id="65"/>
-    <w:bookmarkStart w:id="66" w:name="solar-1"/>
-    <w:p>
-      <w:pPr>
-        <w:pStyle w:val="Heading3"/>
-      </w:pPr>
-      <w:r>
-        <w:t xml:space="preserve">6.11 Solar</w:t>
-      </w:r>
-    </w:p>
-    <w:bookmarkEnd w:id="66"/>
-    <w:bookmarkStart w:id="67" w:name="evcharger"/>
-    <w:p>
-      <w:pPr>
-        <w:pStyle w:val="Heading3"/>
-      </w:pPr>
-      <w:r>
-        <w:t xml:space="preserve">6.12 EV+Charger</w:t>
-      </w:r>
-    </w:p>
-    <w:p>
-      <w:pPr>
-        <w:pStyle w:val="FirstParagraph"/>
-      </w:pPr>
-      <w:r>
-        <w:t xml:space="preserve">[1]</w:t>
-      </w:r>
-      <w:r>
-        <w:t xml:space="preserve"> </w:t>
-      </w:r>
-      <w:r>
-        <w:t xml:space="preserve">“)</w:t>
-      </w:r>
-      <w:r>
-        <w:t xml:space="preserve">}</w:t>
-      </w:r>
-      <w:r>
         <w:t xml:space="preserve"># cat(”</w:t>
       </w:r>
     </w:p>
-    <w:bookmarkEnd w:id="67"/>
-    <w:bookmarkEnd w:id="68"/>
+    <w:bookmarkEnd w:id="75"/>
+    <w:bookmarkEnd w:id="76"/>
     <w:sectPr>
       <w:footerReference r:id="rId9" w:type="default"/>
       <w:pgSz w:h="15840" w:w="12240"/>

--- a/Quarto_report/Audit_Report.docx
+++ b/Quarto_report/Audit_Report.docx
@@ -15,7 +15,7 @@
         <w:pStyle w:val="FirstParagraph"/>
       </w:pPr>
       <w:r>
-        <w:t xml:space="preserve">Homeowner(s): Ben Sumner</w:t>
+        <w:t xml:space="preserve">Homeowner(s): Mary Day</w:t>
       </w:r>
     </w:p>
     <w:p>
@@ -23,7 +23,7 @@
         <w:pStyle w:val="BodyText"/>
       </w:pPr>
       <w:r>
-        <w:t xml:space="preserve">Address: 5 Elwood Spurling Ln, Cranberry Isles, ME, 04625</w:t>
+        <w:t xml:space="preserve">Address: 207 Harding Point Rd, Cranberry Isles, ME 04625</w:t>
       </w:r>
     </w:p>
     <w:p>
@@ -31,7 +31,7 @@
         <w:pStyle w:val="BodyText"/>
       </w:pPr>
       <w:r>
-        <w:t xml:space="preserve">Owner Contact: ben.sumner@protonmail.com, (207) 664-8364</w:t>
+        <w:t xml:space="preserve">Owner Contact: cfgday@hotmail.com, (703) 472-4929</w:t>
       </w:r>
     </w:p>
     <w:p>
@@ -39,7 +39,7 @@
         <w:pStyle w:val="BodyText"/>
       </w:pPr>
       <w:r>
-        <w:t xml:space="preserve">Auditors: Pilot program team (Nicole, Zoe, Alder, Uriel)</w:t>
+        <w:t xml:space="preserve">Auditors: Nicole Grohoski, Adler Garner, Uriel Orozco Brenes</w:t>
       </w:r>
     </w:p>
     <w:p>
@@ -55,7 +55,7 @@
         <w:pStyle w:val="BodyText"/>
       </w:pPr>
       <w:r>
-        <w:t xml:space="preserve">Report Date: June 27, 2025</w:t>
+        <w:t xml:space="preserve">Report Date: June 30, 2025</w:t>
       </w:r>
     </w:p>
     <w:p>
@@ -70,7 +70,7 @@
         <w:pStyle w:val="FirstParagraph"/>
       </w:pPr>
       <w:r>
-        <w:t xml:space="preserve">We conducted an energy assessment of your home on 9/5/2024. This report will tell you what we did, what we found, and what we suggest for your home. These suggestions include information on incentives and financing to make improvements more affordable.</w:t>
+        <w:t xml:space="preserve">We conducted an energy assessment of your home on 8/6/2024. This report will tell you what we did, what we found, and what we suggest for your home. These suggestions include information on incentives and financing to make improvements more affordable.</w:t>
       </w:r>
     </w:p>
     <w:p>
@@ -234,7 +234,7 @@
         <w:pStyle w:val="FirstParagraph"/>
       </w:pPr>
       <w:r>
-        <w:t xml:space="preserve">We assessed combustion appliances that burn fossil fuels such as propane, heating oil, or kerosene. These include furnaces, boilers, water heaters, and gas ovens. We visually inspected the combustion appliance(s) in your home, but we were unable to perform combustion safety tests.</w:t>
+        <w:t xml:space="preserve">We assessed combustion appliances that burn fossil fuels such as propane, heating oil, or kerosene. These include furnaces, boilers, water heaters, and gas ovens. We visually inspected the combustion appliance(s) in your home, but we were unable to perform combustion safety tests. We also performed gas leak detection tests on your propane appliance(s).</w:t>
       </w:r>
     </w:p>
     <w:bookmarkEnd w:id="27"/>
@@ -344,31 +344,31 @@
                 <w:rFonts w:ascii="Calibri" w:hAnsi="Calibri"/>
                 <w:sz w:val="20"/>
               </w:rPr>
-              <w:t xml:space="default">Furnace/Boiler Tune-up</w:t>
-            </w:r>
-          </w:p>
-        </w:tc>
-        <w:tc>
-          <w:tcPr>
-            <w:tcBorders>
-              <w:top w:val="single" w:space="0" w:color="D3D3D3"/>
-              <w:bottom w:val="single" w:space="0" w:color="D3D3D3"/>
-              <w:start w:val="single" w:space="0" w:color="D3D3D3"/>
-              <w:end w:val="single" w:space="0" w:color="D3D3D3"/>
-            </w:tcBorders>
-          </w:tcPr>
-          <w:p>
-            <w:pPr>
-              <w:spacing w:before="0" w:after="60"/>
-              <w:keepNext/>
-              <w:jc w:val="start"/>
-            </w:pPr>
-            <w:r>
-              <w:rPr>
-                <w:rFonts w:ascii="Calibri" w:hAnsi="Calibri"/>
-                <w:sz w:val="20"/>
-              </w:rPr>
-              <w:t xml:space="default">Have the furnace/boiler and flue inspected and adjusted by a licensed professional. This should be available from your fuel delivery company.</w:t>
+              <w:t xml:space="default">High-efficiency Shower Head(s)</w:t>
+            </w:r>
+          </w:p>
+        </w:tc>
+        <w:tc>
+          <w:tcPr>
+            <w:tcBorders>
+              <w:top w:val="single" w:space="0" w:color="D3D3D3"/>
+              <w:bottom w:val="single" w:space="0" w:color="D3D3D3"/>
+              <w:start w:val="single" w:space="0" w:color="D3D3D3"/>
+              <w:end w:val="single" w:space="0" w:color="D3D3D3"/>
+            </w:tcBorders>
+          </w:tcPr>
+          <w:p>
+            <w:pPr>
+              <w:spacing w:before="0" w:after="60"/>
+              <w:keepNext/>
+              <w:jc w:val="start"/>
+            </w:pPr>
+            <w:r>
+              <w:rPr>
+                <w:rFonts w:ascii="Calibri" w:hAnsi="Calibri"/>
+                <w:sz w:val="20"/>
+              </w:rPr>
+              <w:t xml:space="default">Install high-efficiency shower heads to reduce the amount of water and energy to heat the water used when showering.</w:t>
             </w:r>
           </w:p>
         </w:tc>
@@ -397,31 +397,31 @@
                 <w:rFonts w:ascii="Calibri" w:hAnsi="Calibri"/>
                 <w:sz w:val="20"/>
               </w:rPr>
-              <w:t xml:space="default">High-efficiency Shower Head(s)</w:t>
-            </w:r>
-          </w:p>
-        </w:tc>
-        <w:tc>
-          <w:tcPr>
-            <w:tcBorders>
-              <w:top w:val="single" w:space="0" w:color="D3D3D3"/>
-              <w:bottom w:val="single" w:space="0" w:color="D3D3D3"/>
-              <w:start w:val="single" w:space="0" w:color="D3D3D3"/>
-              <w:end w:val="single" w:space="0" w:color="D3D3D3"/>
-            </w:tcBorders>
-          </w:tcPr>
-          <w:p>
-            <w:pPr>
-              <w:spacing w:before="0" w:after="60"/>
-              <w:keepNext/>
-              <w:jc w:val="start"/>
-            </w:pPr>
-            <w:r>
-              <w:rPr>
-                <w:rFonts w:ascii="Calibri" w:hAnsi="Calibri"/>
-                <w:sz w:val="20"/>
-              </w:rPr>
-              <w:t xml:space="default">Install high-efficiency shower heads to reduce the amount of water and energy to heat the water used when showering.</w:t>
+              <w:t xml:space="default">LEDs</w:t>
+            </w:r>
+          </w:p>
+        </w:tc>
+        <w:tc>
+          <w:tcPr>
+            <w:tcBorders>
+              <w:top w:val="single" w:space="0" w:color="D3D3D3"/>
+              <w:bottom w:val="single" w:space="0" w:color="D3D3D3"/>
+              <w:start w:val="single" w:space="0" w:color="D3D3D3"/>
+              <w:end w:val="single" w:space="0" w:color="D3D3D3"/>
+            </w:tcBorders>
+          </w:tcPr>
+          <w:p>
+            <w:pPr>
+              <w:spacing w:before="0" w:after="60"/>
+              <w:keepNext/>
+              <w:jc w:val="start"/>
+            </w:pPr>
+            <w:r>
+              <w:rPr>
+                <w:rFonts w:ascii="Calibri" w:hAnsi="Calibri"/>
+                <w:sz w:val="20"/>
+              </w:rPr>
+              <w:t xml:space="default">Switch your light bulbs to LED light bulbs. LEDs use 80% less energy than incandescent light bulbs which can significantly reduce your electricity bill.</w:t>
             </w:r>
           </w:p>
         </w:tc>
@@ -450,31 +450,31 @@
                 <w:rFonts w:ascii="Calibri" w:hAnsi="Calibri"/>
                 <w:sz w:val="20"/>
               </w:rPr>
-              <w:t xml:space="default">LEDs</w:t>
-            </w:r>
-          </w:p>
-        </w:tc>
-        <w:tc>
-          <w:tcPr>
-            <w:tcBorders>
-              <w:top w:val="single" w:space="0" w:color="D3D3D3"/>
-              <w:bottom w:val="single" w:space="0" w:color="D3D3D3"/>
-              <w:start w:val="single" w:space="0" w:color="D3D3D3"/>
-              <w:end w:val="single" w:space="0" w:color="D3D3D3"/>
-            </w:tcBorders>
-          </w:tcPr>
-          <w:p>
-            <w:pPr>
-              <w:spacing w:before="0" w:after="60"/>
-              <w:keepNext/>
-              <w:jc w:val="start"/>
-            </w:pPr>
-            <w:r>
-              <w:rPr>
-                <w:rFonts w:ascii="Calibri" w:hAnsi="Calibri"/>
-                <w:sz w:val="20"/>
-              </w:rPr>
-              <w:t xml:space="default">Switch your light bulbs to LED light bulbs. LEDs use 80% less energy than incandescent light bulbs which can significantly reduce your electricity bill.</w:t>
+              <w:t xml:space="default">WindowDressers</w:t>
+            </w:r>
+          </w:p>
+        </w:tc>
+        <w:tc>
+          <w:tcPr>
+            <w:tcBorders>
+              <w:top w:val="single" w:space="0" w:color="D3D3D3"/>
+              <w:bottom w:val="single" w:space="0" w:color="D3D3D3"/>
+              <w:start w:val="single" w:space="0" w:color="D3D3D3"/>
+              <w:end w:val="single" w:space="0" w:color="D3D3D3"/>
+            </w:tcBorders>
+          </w:tcPr>
+          <w:p>
+            <w:pPr>
+              <w:spacing w:before="0" w:after="60"/>
+              <w:keepNext/>
+              <w:jc w:val="start"/>
+            </w:pPr>
+            <w:r>
+              <w:rPr>
+                <w:rFonts w:ascii="Calibri" w:hAnsi="Calibri"/>
+                <w:sz w:val="20"/>
+              </w:rPr>
+              <w:t xml:space="default">WindowDressers are insulating window inserts that help air-seal windows and reduce heat loss and gain.</w:t>
             </w:r>
           </w:p>
         </w:tc>
@@ -503,31 +503,31 @@
                 <w:rFonts w:ascii="Calibri" w:hAnsi="Calibri"/>
                 <w:sz w:val="20"/>
               </w:rPr>
-              <w:t xml:space="default">WindowDressers</w:t>
-            </w:r>
-          </w:p>
-        </w:tc>
-        <w:tc>
-          <w:tcPr>
-            <w:tcBorders>
-              <w:top w:val="single" w:space="0" w:color="D3D3D3"/>
-              <w:bottom w:val="single" w:space="0" w:color="D3D3D3"/>
-              <w:start w:val="single" w:space="0" w:color="D3D3D3"/>
-              <w:end w:val="single" w:space="0" w:color="D3D3D3"/>
-            </w:tcBorders>
-          </w:tcPr>
-          <w:p>
-            <w:pPr>
-              <w:spacing w:before="0" w:after="60"/>
-              <w:keepNext/>
-              <w:jc w:val="start"/>
-            </w:pPr>
-            <w:r>
-              <w:rPr>
-                <w:rFonts w:ascii="Calibri" w:hAnsi="Calibri"/>
-                <w:sz w:val="20"/>
-              </w:rPr>
-              <w:t xml:space="default">WindowDressers are insulating window inserts that help air-seal windows and reduce heat loss and gain.</w:t>
+              <w:t xml:space="default">Bathroom Exhaust Fan(s)</w:t>
+            </w:r>
+          </w:p>
+        </w:tc>
+        <w:tc>
+          <w:tcPr>
+            <w:tcBorders>
+              <w:top w:val="single" w:space="0" w:color="D3D3D3"/>
+              <w:bottom w:val="single" w:space="0" w:color="D3D3D3"/>
+              <w:start w:val="single" w:space="0" w:color="D3D3D3"/>
+              <w:end w:val="single" w:space="0" w:color="D3D3D3"/>
+            </w:tcBorders>
+          </w:tcPr>
+          <w:p>
+            <w:pPr>
+              <w:spacing w:before="0" w:after="60"/>
+              <w:keepNext/>
+              <w:jc w:val="start"/>
+            </w:pPr>
+            <w:r>
+              <w:rPr>
+                <w:rFonts w:ascii="Calibri" w:hAnsi="Calibri"/>
+                <w:sz w:val="20"/>
+              </w:rPr>
+              <w:t xml:space="default">Install bathroom exhaust fans in all bathrooms that do not have them. These should be rated for at least 80 cubic feet per minute (CFM) if there is a shower. We recommend the Panasonic Whisper series or similar fans that don’t create excess noise.</w:t>
             </w:r>
           </w:p>
         </w:tc>
@@ -556,31 +556,31 @@
                 <w:rFonts w:ascii="Calibri" w:hAnsi="Calibri"/>
                 <w:sz w:val="20"/>
               </w:rPr>
-              <w:t xml:space="default">Heat Pump Water Heater</w:t>
-            </w:r>
-          </w:p>
-        </w:tc>
-        <w:tc>
-          <w:tcPr>
-            <w:tcBorders>
-              <w:top w:val="single" w:space="0" w:color="D3D3D3"/>
-              <w:bottom w:val="single" w:space="0" w:color="D3D3D3"/>
-              <w:start w:val="single" w:space="0" w:color="D3D3D3"/>
-              <w:end w:val="single" w:space="0" w:color="D3D3D3"/>
-            </w:tcBorders>
-          </w:tcPr>
-          <w:p>
-            <w:pPr>
-              <w:spacing w:before="0" w:after="60"/>
-              <w:keepNext/>
-              <w:jc w:val="start"/>
-            </w:pPr>
-            <w:r>
-              <w:rPr>
-                <w:rFonts w:ascii="Calibri" w:hAnsi="Calibri"/>
-                <w:sz w:val="20"/>
-              </w:rPr>
-              <w:t xml:space="default">Install a heat pump water heater to provide your hot water for cooking and bathing. This is the most efficient way to heat water and will save hundreds of dollars a year compared to electric resistance, heating oil, or propane hot water. It will also help to dehumidify while it's running. If your current water heater burns oil or propane, this will also remove a source of combustion gases from your home.</w:t>
+              <w:t xml:space="default">Kitchen Exhaust Fan</w:t>
+            </w:r>
+          </w:p>
+        </w:tc>
+        <w:tc>
+          <w:tcPr>
+            <w:tcBorders>
+              <w:top w:val="single" w:space="0" w:color="D3D3D3"/>
+              <w:bottom w:val="single" w:space="0" w:color="D3D3D3"/>
+              <w:start w:val="single" w:space="0" w:color="D3D3D3"/>
+              <w:end w:val="single" w:space="0" w:color="D3D3D3"/>
+            </w:tcBorders>
+          </w:tcPr>
+          <w:p>
+            <w:pPr>
+              <w:spacing w:before="0" w:after="60"/>
+              <w:keepNext/>
+              <w:jc w:val="start"/>
+            </w:pPr>
+            <w:r>
+              <w:rPr>
+                <w:rFonts w:ascii="Calibri" w:hAnsi="Calibri"/>
+                <w:sz w:val="20"/>
+              </w:rPr>
+              <w:t xml:space="default">Install a kitchen exhaust fan to remove cooking fumes and moisture from your home. The fan should be rated for at least 100 cubic feet per minute. A kitchen fan should be ducted to the outdoors. If the ductwork will run through the attic, it should be installed before the attic is air-sealed and insulated.</w:t>
             </w:r>
           </w:p>
         </w:tc>
@@ -609,31 +609,31 @@
                 <w:rFonts w:ascii="Calibri" w:hAnsi="Calibri"/>
                 <w:sz w:val="20"/>
               </w:rPr>
-              <w:t xml:space="default">Gutters</w:t>
-            </w:r>
-          </w:p>
-        </w:tc>
-        <w:tc>
-          <w:tcPr>
-            <w:tcBorders>
-              <w:top w:val="single" w:space="0" w:color="D3D3D3"/>
-              <w:bottom w:val="single" w:space="0" w:color="D3D3D3"/>
-              <w:start w:val="single" w:space="0" w:color="D3D3D3"/>
-              <w:end w:val="single" w:space="0" w:color="D3D3D3"/>
-            </w:tcBorders>
-          </w:tcPr>
-          <w:p>
-            <w:pPr>
-              <w:spacing w:before="0" w:after="60"/>
-              <w:keepNext/>
-              <w:jc w:val="start"/>
-            </w:pPr>
-            <w:r>
-              <w:rPr>
-                <w:rFonts w:ascii="Calibri" w:hAnsi="Calibri"/>
-                <w:sz w:val="20"/>
-              </w:rPr>
-              <w:t xml:space="default">Install gutters and downspouts that divert water at least six feet away from the foundation and to where the ground slopes away from the house.</w:t>
+              <w:t xml:space="default">Vapor Barrier</w:t>
+            </w:r>
+          </w:p>
+        </w:tc>
+        <w:tc>
+          <w:tcPr>
+            <w:tcBorders>
+              <w:top w:val="single" w:space="0" w:color="D3D3D3"/>
+              <w:bottom w:val="single" w:space="0" w:color="D3D3D3"/>
+              <w:start w:val="single" w:space="0" w:color="D3D3D3"/>
+              <w:end w:val="single" w:space="0" w:color="D3D3D3"/>
+            </w:tcBorders>
+          </w:tcPr>
+          <w:p>
+            <w:pPr>
+              <w:spacing w:before="0" w:after="60"/>
+              <w:keepNext/>
+              <w:jc w:val="start"/>
+            </w:pPr>
+            <w:r>
+              <w:rPr>
+                <w:rFonts w:ascii="Calibri" w:hAnsi="Calibri"/>
+                <w:sz w:val="20"/>
+              </w:rPr>
+              <w:t xml:space="default">Install a vapor barrier on the basement floor to stop moisture from entering the basement and house.</w:t>
             </w:r>
           </w:p>
         </w:tc>
@@ -662,31 +662,31 @@
                 <w:rFonts w:ascii="Calibri" w:hAnsi="Calibri"/>
                 <w:sz w:val="20"/>
               </w:rPr>
-              <w:t xml:space="default">Bathroom Exhaust Fan(s)</w:t>
-            </w:r>
-          </w:p>
-        </w:tc>
-        <w:tc>
-          <w:tcPr>
-            <w:tcBorders>
-              <w:top w:val="single" w:space="0" w:color="D3D3D3"/>
-              <w:bottom w:val="single" w:space="0" w:color="D3D3D3"/>
-              <w:start w:val="single" w:space="0" w:color="D3D3D3"/>
-              <w:end w:val="single" w:space="0" w:color="D3D3D3"/>
-            </w:tcBorders>
-          </w:tcPr>
-          <w:p>
-            <w:pPr>
-              <w:spacing w:before="0" w:after="60"/>
-              <w:keepNext/>
-              <w:jc w:val="start"/>
-            </w:pPr>
-            <w:r>
-              <w:rPr>
-                <w:rFonts w:ascii="Calibri" w:hAnsi="Calibri"/>
-                <w:sz w:val="20"/>
-              </w:rPr>
-              <w:t xml:space="default">Install bathroom exhaust fans in all bathrooms that do not have them. These should be rated for at least 80 cubic feet per minute (CFM) if there is a shower. We recommend the Panasonic Whisper series or similar fans that don’t create excess noise.</w:t>
+              <w:t xml:space="default">Spray Foam Basement/Crawlspace Walls</w:t>
+            </w:r>
+          </w:p>
+        </w:tc>
+        <w:tc>
+          <w:tcPr>
+            <w:tcBorders>
+              <w:top w:val="single" w:space="0" w:color="D3D3D3"/>
+              <w:bottom w:val="single" w:space="0" w:color="D3D3D3"/>
+              <w:start w:val="single" w:space="0" w:color="D3D3D3"/>
+              <w:end w:val="single" w:space="0" w:color="D3D3D3"/>
+            </w:tcBorders>
+          </w:tcPr>
+          <w:p>
+            <w:pPr>
+              <w:spacing w:before="0" w:after="60"/>
+              <w:keepNext/>
+              <w:jc w:val="start"/>
+            </w:pPr>
+            <w:r>
+              <w:rPr>
+                <w:rFonts w:ascii="Calibri" w:hAnsi="Calibri"/>
+                <w:sz w:val="20"/>
+              </w:rPr>
+              <w:t xml:space="default">Install spray foam on the basement/crawlspace walls to prevent moisture infiltration and reduce heat loss.</w:t>
             </w:r>
           </w:p>
         </w:tc>
@@ -715,31 +715,31 @@
                 <w:rFonts w:ascii="Calibri" w:hAnsi="Calibri"/>
                 <w:sz w:val="20"/>
               </w:rPr>
-              <w:t xml:space="default">Kitchen Exhaust Fan</w:t>
-            </w:r>
-          </w:p>
-        </w:tc>
-        <w:tc>
-          <w:tcPr>
-            <w:tcBorders>
-              <w:top w:val="single" w:space="0" w:color="D3D3D3"/>
-              <w:bottom w:val="single" w:space="0" w:color="D3D3D3"/>
-              <w:start w:val="single" w:space="0" w:color="D3D3D3"/>
-              <w:end w:val="single" w:space="0" w:color="D3D3D3"/>
-            </w:tcBorders>
-          </w:tcPr>
-          <w:p>
-            <w:pPr>
-              <w:spacing w:before="0" w:after="60"/>
-              <w:keepNext/>
-              <w:jc w:val="start"/>
-            </w:pPr>
-            <w:r>
-              <w:rPr>
-                <w:rFonts w:ascii="Calibri" w:hAnsi="Calibri"/>
-                <w:sz w:val="20"/>
-              </w:rPr>
-              <w:t xml:space="default">Install a kitchen exhaust fan to remove cooking fumes and moisture from your home. The fan should be rated for at least 100 cubic feet per minute. A kitchen fan should be ducted to the outdoors. If the ductwork will run through the attic, it should be installed before the attic is air-sealed and insulated.</w:t>
+              <w:t xml:space="default">Attic Air Sealing and Insulation</w:t>
+            </w:r>
+          </w:p>
+        </w:tc>
+        <w:tc>
+          <w:tcPr>
+            <w:tcBorders>
+              <w:top w:val="single" w:space="0" w:color="D3D3D3"/>
+              <w:bottom w:val="single" w:space="0" w:color="D3D3D3"/>
+              <w:start w:val="single" w:space="0" w:color="D3D3D3"/>
+              <w:end w:val="single" w:space="0" w:color="D3D3D3"/>
+            </w:tcBorders>
+          </w:tcPr>
+          <w:p>
+            <w:pPr>
+              <w:spacing w:before="0" w:after="60"/>
+              <w:keepNext/>
+              <w:jc w:val="start"/>
+            </w:pPr>
+            <w:r>
+              <w:rPr>
+                <w:rFonts w:ascii="Calibri" w:hAnsi="Calibri"/>
+                <w:sz w:val="20"/>
+              </w:rPr>
+              <w:t xml:space="default">Air seal the attic and insulate it to at least R-60 (18 inches of loose-fill cellulose insulation).</w:t>
             </w:r>
           </w:p>
         </w:tc>
@@ -768,31 +768,31 @@
                 <w:rFonts w:ascii="Calibri" w:hAnsi="Calibri"/>
                 <w:sz w:val="20"/>
               </w:rPr>
-              <w:t xml:space="default">Vapor Barrier</w:t>
-            </w:r>
-          </w:p>
-        </w:tc>
-        <w:tc>
-          <w:tcPr>
-            <w:tcBorders>
-              <w:top w:val="single" w:space="0" w:color="D3D3D3"/>
-              <w:bottom w:val="single" w:space="0" w:color="D3D3D3"/>
-              <w:start w:val="single" w:space="0" w:color="D3D3D3"/>
-              <w:end w:val="single" w:space="0" w:color="D3D3D3"/>
-            </w:tcBorders>
-          </w:tcPr>
-          <w:p>
-            <w:pPr>
-              <w:spacing w:before="0" w:after="60"/>
-              <w:keepNext/>
-              <w:jc w:val="start"/>
-            </w:pPr>
-            <w:r>
-              <w:rPr>
-                <w:rFonts w:ascii="Calibri" w:hAnsi="Calibri"/>
-                <w:sz w:val="20"/>
-              </w:rPr>
-              <w:t xml:space="default">Install a vapor barrier on the basement floor to stop moisture from entering the basement and house.</w:t>
+              <w:t xml:space="default">Blown-in Cellulose Wall Insulation</w:t>
+            </w:r>
+          </w:p>
+        </w:tc>
+        <w:tc>
+          <w:tcPr>
+            <w:tcBorders>
+              <w:top w:val="single" w:space="0" w:color="D3D3D3"/>
+              <w:bottom w:val="single" w:space="0" w:color="D3D3D3"/>
+              <w:start w:val="single" w:space="0" w:color="D3D3D3"/>
+              <w:end w:val="single" w:space="0" w:color="D3D3D3"/>
+            </w:tcBorders>
+          </w:tcPr>
+          <w:p>
+            <w:pPr>
+              <w:spacing w:before="0" w:after="60"/>
+              <w:keepNext/>
+              <w:jc w:val="start"/>
+            </w:pPr>
+            <w:r>
+              <w:rPr>
+                <w:rFonts w:ascii="Calibri" w:hAnsi="Calibri"/>
+                <w:sz w:val="20"/>
+              </w:rPr>
+              <w:t xml:space="default">Insulate the wall stud cavities with dense packed, blown-in cellulose insulation.</w:t>
             </w:r>
           </w:p>
         </w:tc>
@@ -821,31 +821,31 @@
                 <w:rFonts w:ascii="Calibri" w:hAnsi="Calibri"/>
                 <w:sz w:val="20"/>
               </w:rPr>
-              <w:t xml:space="default">Spray Foam Basement/Crawlspace Walls</w:t>
-            </w:r>
-          </w:p>
-        </w:tc>
-        <w:tc>
-          <w:tcPr>
-            <w:tcBorders>
-              <w:top w:val="single" w:space="0" w:color="D3D3D3"/>
-              <w:bottom w:val="single" w:space="0" w:color="D3D3D3"/>
-              <w:start w:val="single" w:space="0" w:color="D3D3D3"/>
-              <w:end w:val="single" w:space="0" w:color="D3D3D3"/>
-            </w:tcBorders>
-          </w:tcPr>
-          <w:p>
-            <w:pPr>
-              <w:spacing w:before="0" w:after="60"/>
-              <w:keepNext/>
-              <w:jc w:val="start"/>
-            </w:pPr>
-            <w:r>
-              <w:rPr>
-                <w:rFonts w:ascii="Calibri" w:hAnsi="Calibri"/>
-                <w:sz w:val="20"/>
-              </w:rPr>
-              <w:t xml:space="default">Install spray foam on the basement/crawlspace walls to prevent moisture infiltration and reduce heat loss.</w:t>
+              <w:t xml:space="default">Continuous Exterior Wall Insulation</w:t>
+            </w:r>
+          </w:p>
+        </w:tc>
+        <w:tc>
+          <w:tcPr>
+            <w:tcBorders>
+              <w:top w:val="single" w:space="0" w:color="D3D3D3"/>
+              <w:bottom w:val="single" w:space="0" w:color="D3D3D3"/>
+              <w:start w:val="single" w:space="0" w:color="D3D3D3"/>
+              <w:end w:val="single" w:space="0" w:color="D3D3D3"/>
+            </w:tcBorders>
+          </w:tcPr>
+          <w:p>
+            <w:pPr>
+              <w:spacing w:before="0" w:after="60"/>
+              <w:keepNext/>
+              <w:jc w:val="start"/>
+            </w:pPr>
+            <w:r>
+              <w:rPr>
+                <w:rFonts w:ascii="Calibri" w:hAnsi="Calibri"/>
+                <w:sz w:val="20"/>
+              </w:rPr>
+              <w:t xml:space="default">Add a continuous layer of insulation and potentially replace the air and moisture barrier once it becomes time to replace the siding.</w:t>
             </w:r>
           </w:p>
         </w:tc>
@@ -874,31 +874,31 @@
                 <w:rFonts w:ascii="Calibri" w:hAnsi="Calibri"/>
                 <w:sz w:val="20"/>
               </w:rPr>
-              <w:t xml:space="default">Attic Air Sealing and Insulation</w:t>
-            </w:r>
-          </w:p>
-        </w:tc>
-        <w:tc>
-          <w:tcPr>
-            <w:tcBorders>
-              <w:top w:val="single" w:space="0" w:color="D3D3D3"/>
-              <w:bottom w:val="single" w:space="0" w:color="D3D3D3"/>
-              <w:start w:val="single" w:space="0" w:color="D3D3D3"/>
-              <w:end w:val="single" w:space="0" w:color="D3D3D3"/>
-            </w:tcBorders>
-          </w:tcPr>
-          <w:p>
-            <w:pPr>
-              <w:spacing w:before="0" w:after="60"/>
-              <w:keepNext/>
-              <w:jc w:val="start"/>
-            </w:pPr>
-            <w:r>
-              <w:rPr>
-                <w:rFonts w:ascii="Calibri" w:hAnsi="Calibri"/>
-                <w:sz w:val="20"/>
-              </w:rPr>
-              <w:t xml:space="default">Air seal the attic and insulate it to at least R-60 (18 inches of loose-fill cellulose insulation).</w:t>
+              <w:t xml:space="default">Air Source Heat Pump</w:t>
+            </w:r>
+          </w:p>
+        </w:tc>
+        <w:tc>
+          <w:tcPr>
+            <w:tcBorders>
+              <w:top w:val="single" w:space="0" w:color="D3D3D3"/>
+              <w:bottom w:val="single" w:space="0" w:color="D3D3D3"/>
+              <w:start w:val="single" w:space="0" w:color="D3D3D3"/>
+              <w:end w:val="single" w:space="0" w:color="D3D3D3"/>
+            </w:tcBorders>
+          </w:tcPr>
+          <w:p>
+            <w:pPr>
+              <w:spacing w:before="0" w:after="60"/>
+              <w:keepNext/>
+              <w:jc w:val="start"/>
+            </w:pPr>
+            <w:r>
+              <w:rPr>
+                <w:rFonts w:ascii="Calibri" w:hAnsi="Calibri"/>
+                <w:sz w:val="20"/>
+              </w:rPr>
+              <w:t xml:space="default">Install air source heat pumps for heating and cooling and whole-house surge protection.</w:t>
             </w:r>
           </w:p>
         </w:tc>
@@ -927,112 +927,6 @@
                 <w:rFonts w:ascii="Calibri" w:hAnsi="Calibri"/>
                 <w:sz w:val="20"/>
               </w:rPr>
-              <w:t xml:space="default">Blown-in Cellulose Wall Insulation</w:t>
-            </w:r>
-          </w:p>
-        </w:tc>
-        <w:tc>
-          <w:tcPr>
-            <w:tcBorders>
-              <w:top w:val="single" w:space="0" w:color="D3D3D3"/>
-              <w:bottom w:val="single" w:space="0" w:color="D3D3D3"/>
-              <w:start w:val="single" w:space="0" w:color="D3D3D3"/>
-              <w:end w:val="single" w:space="0" w:color="D3D3D3"/>
-            </w:tcBorders>
-          </w:tcPr>
-          <w:p>
-            <w:pPr>
-              <w:spacing w:before="0" w:after="60"/>
-              <w:keepNext/>
-              <w:jc w:val="start"/>
-            </w:pPr>
-            <w:r>
-              <w:rPr>
-                <w:rFonts w:ascii="Calibri" w:hAnsi="Calibri"/>
-                <w:sz w:val="20"/>
-              </w:rPr>
-              <w:t xml:space="default">Insulate the wall stud cavities with dense packed, blown-in cellulose insulation.</w:t>
-            </w:r>
-          </w:p>
-        </w:tc>
-      </w:tr>
-      <w:tr>
-        <w:trPr>
-          <w:cantSplit/>
-        </w:trPr>
-        <w:tc>
-          <w:tcPr>
-            <w:tcBorders>
-              <w:top w:val="single" w:space="0" w:color="D3D3D3"/>
-              <w:bottom w:val="single" w:space="0" w:color="D3D3D3"/>
-              <w:start w:val="single" w:space="0" w:color="D3D3D3"/>
-              <w:end w:val="single" w:space="0" w:color="D3D3D3"/>
-            </w:tcBorders>
-          </w:tcPr>
-          <w:p>
-            <w:pPr>
-              <w:spacing w:before="0" w:after="60"/>
-              <w:keepNext/>
-              <w:jc w:val="start"/>
-            </w:pPr>
-            <w:r>
-              <w:rPr>
-                <w:rFonts w:ascii="Calibri" w:hAnsi="Calibri"/>
-                <w:sz w:val="20"/>
-              </w:rPr>
-              <w:t xml:space="default">Continuous Exterior Wall Insulation</w:t>
-            </w:r>
-          </w:p>
-        </w:tc>
-        <w:tc>
-          <w:tcPr>
-            <w:tcBorders>
-              <w:top w:val="single" w:space="0" w:color="D3D3D3"/>
-              <w:bottom w:val="single" w:space="0" w:color="D3D3D3"/>
-              <w:start w:val="single" w:space="0" w:color="D3D3D3"/>
-              <w:end w:val="single" w:space="0" w:color="D3D3D3"/>
-            </w:tcBorders>
-          </w:tcPr>
-          <w:p>
-            <w:pPr>
-              <w:spacing w:before="0" w:after="60"/>
-              <w:keepNext/>
-              <w:jc w:val="start"/>
-            </w:pPr>
-            <w:r>
-              <w:rPr>
-                <w:rFonts w:ascii="Calibri" w:hAnsi="Calibri"/>
-                <w:sz w:val="20"/>
-              </w:rPr>
-              <w:t xml:space="default">Add a continuous layer of insulation and potentially replace the air and moisture barrier once it becomes time to replace the siding.</w:t>
-            </w:r>
-          </w:p>
-        </w:tc>
-      </w:tr>
-      <w:tr>
-        <w:trPr>
-          <w:cantSplit/>
-        </w:trPr>
-        <w:tc>
-          <w:tcPr>
-            <w:tcBorders>
-              <w:top w:val="single" w:space="0" w:color="D3D3D3"/>
-              <w:bottom w:val="single" w:space="0" w:color="D3D3D3"/>
-              <w:start w:val="single" w:space="0" w:color="D3D3D3"/>
-              <w:end w:val="single" w:space="0" w:color="D3D3D3"/>
-            </w:tcBorders>
-          </w:tcPr>
-          <w:p>
-            <w:pPr>
-              <w:spacing w:before="0" w:after="60"/>
-              <w:keepNext/>
-              <w:jc w:val="start"/>
-            </w:pPr>
-            <w:r>
-              <w:rPr>
-                <w:rFonts w:ascii="Calibri" w:hAnsi="Calibri"/>
-                <w:sz w:val="20"/>
-              </w:rPr>
               <w:t xml:space="default">Pipe Insulation</w:t>
             </w:r>
           </w:p>
@@ -1058,112 +952,6 @@
                 <w:sz w:val="20"/>
               </w:rPr>
               <w:t xml:space="default">Insulate both hot and cold water pipes that are uninsulated in the basement/crawlspace. This will save energy and prevent condensation.</w:t>
-            </w:r>
-          </w:p>
-        </w:tc>
-      </w:tr>
-      <w:tr>
-        <w:trPr>
-          <w:cantSplit/>
-        </w:trPr>
-        <w:tc>
-          <w:tcPr>
-            <w:tcBorders>
-              <w:top w:val="single" w:space="0" w:color="D3D3D3"/>
-              <w:bottom w:val="single" w:space="0" w:color="D3D3D3"/>
-              <w:start w:val="single" w:space="0" w:color="D3D3D3"/>
-              <w:end w:val="single" w:space="0" w:color="D3D3D3"/>
-            </w:tcBorders>
-          </w:tcPr>
-          <w:p>
-            <w:pPr>
-              <w:spacing w:before="0" w:after="60"/>
-              <w:keepNext/>
-              <w:jc w:val="start"/>
-            </w:pPr>
-            <w:r>
-              <w:rPr>
-                <w:rFonts w:ascii="Calibri" w:hAnsi="Calibri"/>
-                <w:sz w:val="20"/>
-              </w:rPr>
-              <w:t xml:space="default">DIY Air Sealing</w:t>
-            </w:r>
-          </w:p>
-        </w:tc>
-        <w:tc>
-          <w:tcPr>
-            <w:tcBorders>
-              <w:top w:val="single" w:space="0" w:color="D3D3D3"/>
-              <w:bottom w:val="single" w:space="0" w:color="D3D3D3"/>
-              <w:start w:val="single" w:space="0" w:color="D3D3D3"/>
-              <w:end w:val="single" w:space="0" w:color="D3D3D3"/>
-            </w:tcBorders>
-          </w:tcPr>
-          <w:p>
-            <w:pPr>
-              <w:spacing w:before="0" w:after="60"/>
-              <w:keepNext/>
-              <w:jc w:val="start"/>
-            </w:pPr>
-            <w:r>
-              <w:rPr>
-                <w:rFonts w:ascii="Calibri" w:hAnsi="Calibri"/>
-                <w:sz w:val="20"/>
-              </w:rPr>
-              <w:t xml:space="default">Seal easy-to-access air leaks and weatherstrip exterior doors.</w:t>
-            </w:r>
-          </w:p>
-        </w:tc>
-      </w:tr>
-      <w:tr>
-        <w:trPr>
-          <w:cantSplit/>
-        </w:trPr>
-        <w:tc>
-          <w:tcPr>
-            <w:tcBorders>
-              <w:top w:val="single" w:space="0" w:color="D3D3D3"/>
-              <w:bottom w:val="single" w:space="0" w:color="D3D3D3"/>
-              <w:start w:val="single" w:space="0" w:color="D3D3D3"/>
-              <w:end w:val="single" w:space="0" w:color="D3D3D3"/>
-            </w:tcBorders>
-          </w:tcPr>
-          <w:p>
-            <w:pPr>
-              <w:spacing w:before="0" w:after="60"/>
-              <w:keepNext/>
-              <w:jc w:val="start"/>
-            </w:pPr>
-            <w:r>
-              <w:rPr>
-                <w:rFonts w:ascii="Calibri" w:hAnsi="Calibri"/>
-                <w:sz w:val="20"/>
-              </w:rPr>
-              <w:t xml:space="default">Ductwork Air Sealing and Insulation</w:t>
-            </w:r>
-          </w:p>
-        </w:tc>
-        <w:tc>
-          <w:tcPr>
-            <w:tcBorders>
-              <w:top w:val="single" w:space="0" w:color="D3D3D3"/>
-              <w:bottom w:val="single" w:space="0" w:color="D3D3D3"/>
-              <w:start w:val="single" w:space="0" w:color="D3D3D3"/>
-              <w:end w:val="single" w:space="0" w:color="D3D3D3"/>
-            </w:tcBorders>
-          </w:tcPr>
-          <w:p>
-            <w:pPr>
-              <w:spacing w:before="0" w:after="60"/>
-              <w:keepNext/>
-              <w:jc w:val="start"/>
-            </w:pPr>
-            <w:r>
-              <w:rPr>
-                <w:rFonts w:ascii="Calibri" w:hAnsi="Calibri"/>
-                <w:sz w:val="20"/>
-              </w:rPr>
-              <w:t xml:space="default">Air seal and insulate all of the supply and return ductwork running through the basement/crawlspace.</w:t>
             </w:r>
           </w:p>
         </w:tc>
@@ -1248,7 +1036,7 @@
                 <w:rFonts w:ascii="Calibri" w:hAnsi="Calibri"/>
                 <w:sz w:val="20"/>
               </w:rPr>
-              <w:t xml:space="default">NA</w:t>
+              <w:t xml:space="default">1920</w:t>
             </w:r>
           </w:p>
         </w:tc>
@@ -1354,7 +1142,7 @@
                 <w:rFonts w:ascii="Calibri" w:hAnsi="Calibri"/>
                 <w:sz w:val="20"/>
               </w:rPr>
-              <w:t xml:space="default">Batts of Fiberglass , 1 inches</w:t>
+              <w:t xml:space="default">Batts of Fiberglass , 3.5 inches</w:t>
             </w:r>
           </w:p>
         </w:tc>
@@ -1642,7 +1430,7 @@
                 <w:rFonts w:ascii="Calibri" w:hAnsi="Calibri"/>
                 <w:sz w:val="20"/>
               </w:rPr>
-              <w:t xml:space="default">NA</w:t>
+              <w:t xml:space="default">10</w:t>
             </w:r>
           </w:p>
         </w:tc>
@@ -1695,7 +1483,7 @@
                 <w:rFonts w:ascii="Calibri" w:hAnsi="Calibri"/>
                 <w:sz w:val="20"/>
               </w:rPr>
-              <w:t xml:space="default">North/South</w:t>
+              <w:t xml:space="default">NA</w:t>
             </w:r>
           </w:p>
         </w:tc>
@@ -1748,7 +1536,7 @@
                 <w:rFonts w:ascii="Calibri" w:hAnsi="Calibri"/>
                 <w:sz w:val="20"/>
               </w:rPr>
-              <w:t xml:space="default">Asphalt Shinglesin faircondition. Most of the roof is in good condition, but there are a few places where shingles are lifting up.</w:t>
+              <w:t xml:space="default">Asphalt Shinglesin excellentcondition. NA</w:t>
             </w:r>
           </w:p>
         </w:tc>
@@ -1801,7 +1589,7 @@
                 <w:rFonts w:ascii="Calibri" w:hAnsi="Calibri"/>
                 <w:sz w:val="20"/>
               </w:rPr>
-              <w:t xml:space="default">Current moisture control strategies: NA. These were in NA condition .NA</w:t>
+              <w:t xml:space="default">Current moisture control strategies: gutters, ground slopes away from foundation, sump pump. These were in excellent condition .NA</w:t>
             </w:r>
           </w:p>
         </w:tc>
@@ -1854,7 +1642,7 @@
                 <w:rFonts w:ascii="Calibri" w:hAnsi="Calibri"/>
                 <w:sz w:val="20"/>
               </w:rPr>
-              <w:t xml:space="default">wood shingles in poor condition. Severe weathering and water damage on all siding, many broken shingles</w:t>
+              <w:t xml:space="default">wood siding in excellent condition. NA</w:t>
             </w:r>
           </w:p>
         </w:tc>
@@ -2036,7 +1824,7 @@
                 <w:rFonts w:ascii="Calibri" w:hAnsi="Calibri"/>
                 <w:sz w:val="20"/>
               </w:rPr>
-              <w:t xml:space="default">NAThere is Batts of Fiberglass insulation NA inches thick in NA condition. NA</w:t>
+              <w:t xml:space="default">The framing type of the home is balloon framing, which means the wall cavities extend the full height of the building (from the foundation to the roof). Often the wall cavities are interconnected with the floor and ceiling cavities. This framing type can create connected passageways for air to leave the house and rodents to enter the house. There is unknown insulation NA inches thick in NA condition. NA</w:t>
             </w:r>
           </w:p>
         </w:tc>
@@ -2142,7 +1930,7 @@
                 <w:rFonts w:ascii="Calibri" w:hAnsi="Calibri"/>
                 <w:sz w:val="20"/>
               </w:rPr>
-              <w:t xml:space="default">NA</w:t>
+              <w:t xml:space="default">there are no bathroom exhaust fans, which might contribute to mold problems</w:t>
             </w:r>
           </w:p>
         </w:tc>
@@ -2195,7 +1983,7 @@
                 <w:rFonts w:ascii="Calibri" w:hAnsi="Calibri"/>
                 <w:sz w:val="20"/>
               </w:rPr>
-              <w:t xml:space="default">NA used NA kWh in NA minutes. NA used NA kWh in NA minutes. NA</w:t>
+              <w:t xml:space="default">NA used NA kWh in NA minutes. NA used NA kWh in NA minutes. there is a recirculating exhaust fan in the kitchen and an electric stove</w:t>
             </w:r>
           </w:p>
         </w:tc>
@@ -2303,7 +2091,7 @@
                 <w:rFonts w:ascii="Calibri" w:hAnsi="Calibri"/>
                 <w:sz w:val="20"/>
               </w:rPr>
-              <w:t xml:space="default">2288</w:t>
+              <w:t xml:space="default">3103</w:t>
             </w:r>
           </w:p>
         </w:tc>
@@ -2457,7 +2245,7 @@
                 <w:rFonts w:ascii="Calibri" w:hAnsi="Calibri"/>
                 <w:sz w:val="20"/>
               </w:rPr>
-              <w:t xml:space="default">228.8 under natural conditions. TEST</w:t>
+              <w:t xml:space="default">310.3 under natural conditions. TEST</w:t>
             </w:r>
           </w:p>
         </w:tc>
@@ -2907,7 +2695,7 @@
                 <w:rFonts w:ascii="Calibri" w:hAnsi="Calibri"/>
                 <w:sz w:val="20"/>
               </w:rPr>
-              <w:t xml:space="default">Attic insulation is very inconsistent and falling away from roof ridge at many points No NA</w:t>
+              <w:t xml:space="default">There is evidence of rodent activity in the attic. Some of the fiberglass batts are dirty and have been pulled apart by rodents, reducing their insulation value. There are some areas where the fiberglass batts are 6 inches thick. No NA</w:t>
             </w:r>
           </w:p>
         </w:tc>
@@ -2960,7 +2748,7 @@
                 <w:rFonts w:ascii="Calibri" w:hAnsi="Calibri"/>
                 <w:sz w:val="20"/>
               </w:rPr>
-              <w:t xml:space="default">NA</w:t>
+              <w:t xml:space="default">No</w:t>
             </w:r>
           </w:p>
         </w:tc>
@@ -3248,7 +3036,7 @@
                 <w:rFonts w:ascii="Calibri" w:hAnsi="Calibri"/>
                 <w:sz w:val="20"/>
               </w:rPr>
-              <w:t xml:space="default">Appliances not insulated, Ducts/pipes partially insulated</w:t>
+              <w:t xml:space="default">Appliances not insulated, Ducts/pipes not insulated</w:t>
             </w:r>
           </w:p>
         </w:tc>
@@ -3301,7 +3089,7 @@
                 <w:rFonts w:ascii="Calibri" w:hAnsi="Calibri"/>
                 <w:sz w:val="20"/>
               </w:rPr>
-              <w:t xml:space="default">NAin NAcondition. NA</w:t>
+              <w:t xml:space="default">sump pumpin faircondition. NA</w:t>
             </w:r>
           </w:p>
         </w:tc>
@@ -3354,7 +3142,7 @@
                 <w:rFonts w:ascii="Calibri" w:hAnsi="Calibri"/>
                 <w:sz w:val="20"/>
               </w:rPr>
-              <w:t xml:space="default">YesExhaust duct is very long and has some parts that are sagging, creating sharp turns</w:t>
+              <w:t xml:space="default">NoNA</w:t>
             </w:r>
           </w:p>
         </w:tc>
@@ -3407,7 +3195,7 @@
                 <w:rFonts w:ascii="Calibri" w:hAnsi="Calibri"/>
                 <w:sz w:val="20"/>
               </w:rPr>
-              <w:t xml:space="default">There is moistureMoisture marks along most walls, mold on floor and wall next to well pressure tank and oil tank</w:t>
+              <w:t xml:space="default">There is moistureThe homeowner mentioned flooding in the basement whenever it rains.</w:t>
             </w:r>
           </w:p>
         </w:tc>
@@ -3483,7 +3271,7 @@
                 <w:rFonts w:ascii="Calibri" w:hAnsi="Calibri"/>
                 <w:sz w:val="20"/>
               </w:rPr>
-              <w:t xml:space="default">The electrical panel has and amperage of 200. There are 11 unused breaker spaces. NA</w:t>
+              <w:t xml:space="default">The electrical panel has and amperage of 200. There are 15 unused breaker spaces. NA</w:t>
             </w:r>
           </w:p>
         </w:tc>
@@ -3595,7 +3383,7 @@
             <w:pPr>
               <w:spacing w:before="0" w:after="60"/>
               <w:keepNext/>
-              <w:jc w:val="start"/>
+              <w:jc w:val="end"/>
             </w:pPr>
             <w:r>
               <w:rPr>
@@ -3603,6 +3391,309 @@
                 <w:sz w:val="20"/>
               </w:rPr>
               <w:t xml:space="default">Cost (USD)</w:t>
+            </w:r>
+          </w:p>
+        </w:tc>
+      </w:tr>
+      <w:tr>
+        <w:trPr>
+          <w:cantSplit/>
+        </w:trPr>
+        <w:tc>
+          <w:tcPr>
+            <w:tcBorders>
+              <w:top w:val="single" w:space="0" w:color="D3D3D3"/>
+              <w:bottom w:val="single" w:space="0" w:color="D3D3D3"/>
+              <w:start w:val="single" w:space="0" w:color="D3D3D3"/>
+              <w:end w:val="single" w:space="0" w:color="D3D3D3"/>
+            </w:tcBorders>
+          </w:tcPr>
+          <w:p>
+            <w:pPr>
+              <w:spacing w:before="0" w:after="60"/>
+              <w:keepNext/>
+              <w:jc w:val="start"/>
+            </w:pPr>
+            <w:r>
+              <w:rPr>
+                <w:rFonts w:ascii="Calibri" w:hAnsi="Calibri"/>
+                <w:sz w:val="20"/>
+              </w:rPr>
+              <w:t xml:space="default">Heating oil</w:t>
+            </w:r>
+          </w:p>
+        </w:tc>
+        <w:tc>
+          <w:tcPr>
+            <w:tcBorders>
+              <w:top w:val="single" w:space="0" w:color="D3D3D3"/>
+              <w:bottom w:val="single" w:space="0" w:color="D3D3D3"/>
+              <w:start w:val="single" w:space="0" w:color="D3D3D3"/>
+              <w:end w:val="single" w:space="0" w:color="D3D3D3"/>
+            </w:tcBorders>
+          </w:tcPr>
+          <w:p>
+            <w:pPr>
+              <w:spacing w:before="0" w:after="60"/>
+              <w:keepNext/>
+              <w:jc w:val="start"/>
+            </w:pPr>
+            <w:r>
+              <w:rPr>
+                <w:rFonts w:ascii="Calibri" w:hAnsi="Calibri"/>
+                <w:sz w:val="20"/>
+              </w:rPr>
+              <w:t xml:space="default">NA</w:t>
+            </w:r>
+          </w:p>
+        </w:tc>
+        <w:tc>
+          <w:tcPr>
+            <w:tcBorders>
+              <w:top w:val="single" w:space="0" w:color="D3D3D3"/>
+              <w:bottom w:val="single" w:space="0" w:color="D3D3D3"/>
+              <w:start w:val="single" w:space="0" w:color="D3D3D3"/>
+              <w:end w:val="single" w:space="0" w:color="D3D3D3"/>
+            </w:tcBorders>
+          </w:tcPr>
+          <w:p>
+            <w:pPr>
+              <w:spacing w:before="0" w:after="60"/>
+              <w:keepNext/>
+              <w:jc w:val="start"/>
+            </w:pPr>
+            <w:r>
+              <w:rPr>
+                <w:rFonts w:ascii="Calibri" w:hAnsi="Calibri"/>
+                <w:sz w:val="20"/>
+              </w:rPr>
+              <w:t xml:space="default">cost_in_dollars_heating_oil</w:t>
+            </w:r>
+          </w:p>
+        </w:tc>
+        <w:tc>
+          <w:tcPr>
+            <w:tcBorders>
+              <w:top w:val="single" w:space="0" w:color="D3D3D3"/>
+              <w:bottom w:val="single" w:space="0" w:color="D3D3D3"/>
+              <w:start w:val="single" w:space="0" w:color="D3D3D3"/>
+              <w:end w:val="single" w:space="0" w:color="D3D3D3"/>
+            </w:tcBorders>
+          </w:tcPr>
+          <w:p>
+            <w:pPr>
+              <w:spacing w:before="0" w:after="60"/>
+              <w:keepNext/>
+              <w:jc w:val="end"/>
+            </w:pPr>
+            <w:r>
+              <w:rPr>
+                <w:rFonts w:ascii="Calibri" w:hAnsi="Calibri"/>
+                <w:sz w:val="20"/>
+              </w:rPr>
+              <w:t xml:space="default">3414.41</w:t>
+            </w:r>
+          </w:p>
+        </w:tc>
+      </w:tr>
+      <w:tr>
+        <w:trPr>
+          <w:cantSplit/>
+        </w:trPr>
+        <w:tc>
+          <w:tcPr>
+            <w:tcBorders>
+              <w:top w:val="single" w:space="0" w:color="D3D3D3"/>
+              <w:bottom w:val="single" w:space="0" w:color="D3D3D3"/>
+              <w:start w:val="single" w:space="0" w:color="D3D3D3"/>
+              <w:end w:val="single" w:space="0" w:color="D3D3D3"/>
+            </w:tcBorders>
+          </w:tcPr>
+          <w:p>
+            <w:pPr>
+              <w:spacing w:before="0" w:after="60"/>
+              <w:keepNext/>
+              <w:jc w:val="start"/>
+            </w:pPr>
+            <w:r>
+              <w:rPr>
+                <w:rFonts w:ascii="Calibri" w:hAnsi="Calibri"/>
+                <w:sz w:val="20"/>
+              </w:rPr>
+              <w:t xml:space="default">Propane</w:t>
+            </w:r>
+          </w:p>
+        </w:tc>
+        <w:tc>
+          <w:tcPr>
+            <w:tcBorders>
+              <w:top w:val="single" w:space="0" w:color="D3D3D3"/>
+              <w:bottom w:val="single" w:space="0" w:color="D3D3D3"/>
+              <w:start w:val="single" w:space="0" w:color="D3D3D3"/>
+              <w:end w:val="single" w:space="0" w:color="D3D3D3"/>
+            </w:tcBorders>
+          </w:tcPr>
+          <w:p>
+            <w:pPr>
+              <w:spacing w:before="0" w:after="60"/>
+              <w:keepNext/>
+              <w:jc w:val="start"/>
+            </w:pPr>
+            <w:r>
+              <w:rPr>
+                <w:rFonts w:ascii="Calibri" w:hAnsi="Calibri"/>
+                <w:sz w:val="20"/>
+              </w:rPr>
+              <w:t xml:space="default">NA</w:t>
+            </w:r>
+          </w:p>
+        </w:tc>
+        <w:tc>
+          <w:tcPr>
+            <w:tcBorders>
+              <w:top w:val="single" w:space="0" w:color="D3D3D3"/>
+              <w:bottom w:val="single" w:space="0" w:color="D3D3D3"/>
+              <w:start w:val="single" w:space="0" w:color="D3D3D3"/>
+              <w:end w:val="single" w:space="0" w:color="D3D3D3"/>
+            </w:tcBorders>
+          </w:tcPr>
+          <w:p>
+            <w:pPr>
+              <w:spacing w:before="0" w:after="60"/>
+              <w:keepNext/>
+              <w:jc w:val="start"/>
+            </w:pPr>
+            <w:r>
+              <w:rPr>
+                <w:rFonts w:ascii="Calibri" w:hAnsi="Calibri"/>
+                <w:sz w:val="20"/>
+              </w:rPr>
+              <w:t xml:space="default">cost_in_dollars_propane</w:t>
+            </w:r>
+          </w:p>
+        </w:tc>
+        <w:tc>
+          <w:tcPr>
+            <w:tcBorders>
+              <w:top w:val="single" w:space="0" w:color="D3D3D3"/>
+              <w:bottom w:val="single" w:space="0" w:color="D3D3D3"/>
+              <w:start w:val="single" w:space="0" w:color="D3D3D3"/>
+              <w:end w:val="single" w:space="0" w:color="D3D3D3"/>
+            </w:tcBorders>
+          </w:tcPr>
+          <w:p>
+            <w:pPr>
+              <w:spacing w:before="0" w:after="60"/>
+              <w:keepNext/>
+              <w:jc w:val="end"/>
+            </w:pPr>
+            <w:r>
+              <w:rPr>
+                <w:rFonts w:ascii="Calibri" w:hAnsi="Calibri"/>
+                <w:sz w:val="20"/>
+              </w:rPr>
+              <w:t xml:space="default">404.11</w:t>
+            </w:r>
+          </w:p>
+        </w:tc>
+      </w:tr>
+      <w:tr>
+        <w:trPr>
+          <w:cantSplit/>
+        </w:trPr>
+        <w:tc>
+          <w:tcPr>
+            <w:tcBorders>
+              <w:top w:val="single" w:space="0" w:color="D3D3D3"/>
+              <w:bottom w:val="single" w:space="0" w:color="D3D3D3"/>
+              <w:start w:val="single" w:space="0" w:color="D3D3D3"/>
+              <w:end w:val="single" w:space="0" w:color="D3D3D3"/>
+            </w:tcBorders>
+          </w:tcPr>
+          <w:p>
+            <w:pPr>
+              <w:spacing w:before="0" w:after="60"/>
+              <w:keepNext/>
+              <w:jc w:val="start"/>
+            </w:pPr>
+            <w:r>
+              <w:rPr>
+                <w:rFonts w:ascii="Calibri" w:hAnsi="Calibri"/>
+                <w:sz w:val="20"/>
+              </w:rPr>
+              <w:t xml:space="default">Electricity</w:t>
+            </w:r>
+          </w:p>
+        </w:tc>
+        <w:tc>
+          <w:tcPr>
+            <w:tcBorders>
+              <w:top w:val="single" w:space="0" w:color="D3D3D3"/>
+              <w:bottom w:val="single" w:space="0" w:color="D3D3D3"/>
+              <w:start w:val="single" w:space="0" w:color="D3D3D3"/>
+              <w:end w:val="single" w:space="0" w:color="D3D3D3"/>
+            </w:tcBorders>
+          </w:tcPr>
+          <w:p>
+            <w:pPr>
+              <w:spacing w:before="0" w:after="60"/>
+              <w:keepNext/>
+              <w:jc w:val="start"/>
+            </w:pPr>
+            <w:r>
+              <w:rPr>
+                <w:rFonts w:ascii="Calibri" w:hAnsi="Calibri"/>
+                <w:sz w:val="20"/>
+              </w:rPr>
+              <w:t xml:space="default">NA</w:t>
+            </w:r>
+          </w:p>
+        </w:tc>
+        <w:tc>
+          <w:tcPr>
+            <w:tcBorders>
+              <w:top w:val="single" w:space="0" w:color="D3D3D3"/>
+              <w:bottom w:val="single" w:space="0" w:color="D3D3D3"/>
+              <w:start w:val="single" w:space="0" w:color="D3D3D3"/>
+              <w:end w:val="single" w:space="0" w:color="D3D3D3"/>
+            </w:tcBorders>
+          </w:tcPr>
+          <w:p>
+            <w:pPr>
+              <w:spacing w:before="0" w:after="60"/>
+              <w:keepNext/>
+              <w:jc w:val="start"/>
+            </w:pPr>
+            <w:r>
+              <w:rPr>
+                <w:rFonts w:ascii="Calibri" w:hAnsi="Calibri"/>
+                <w:sz w:val="20"/>
+              </w:rPr>
+              <w:t xml:space="default">cost_in_dollars_electricity</w:t>
+            </w:r>
+          </w:p>
+        </w:tc>
+        <w:tc>
+          <w:tcPr>
+            <w:tcBorders>
+              <w:top w:val="single" w:space="0" w:color="D3D3D3"/>
+              <w:bottom w:val="single" w:space="0" w:color="D3D3D3"/>
+              <w:start w:val="single" w:space="0" w:color="D3D3D3"/>
+              <w:end w:val="single" w:space="0" w:color="D3D3D3"/>
+            </w:tcBorders>
+          </w:tcPr>
+          <w:p>
+            <w:pPr>
+              <w:spacing w:before="0" w:after="60"/>
+              <w:keepNext/>
+              <w:jc w:val="end"/>
+            </w:pPr>
+            <w:r>
+              <w:rPr>
+                <w:rFonts w:ascii="Calibri" w:hAnsi="Calibri"/>
+                <w:sz w:val="20"/>
+              </w:rPr>
+              <w:t xml:space="default">1162.02</w:t>
             </w:r>
           </w:p>
         </w:tc>
@@ -3610,7 +3701,7 @@
     </w:tbl>
     <w:bookmarkEnd w:id="40"/>
     <w:bookmarkEnd w:id="41"/>
-    <w:bookmarkStart w:id="58" w:name="recommendations"/>
+    <w:bookmarkStart w:id="54" w:name="recommendations"/>
     <w:p>
       <w:pPr>
         <w:pStyle w:val="Heading2"/>
@@ -3627,13 +3718,13 @@
         <w:t xml:space="preserve">These recommendations are organized from the least expensive/most cost-effective and easiest interventions to ones that are more challenging to implement.</w:t>
       </w:r>
     </w:p>
-    <w:bookmarkStart w:id="42" w:name="furnaceboiler-tune-up"/>
+    <w:bookmarkStart w:id="42" w:name="high-efficiency-shower-heads"/>
     <w:p>
       <w:pPr>
         <w:pStyle w:val="Heading3"/>
       </w:pPr>
       <w:r>
-        <w:t xml:space="preserve">4.1 Furnace/Boiler Tune up</w:t>
+        <w:t xml:space="preserve">4.1 High efficiency shower head(s)</w:t>
       </w:r>
     </w:p>
     <w:p>
@@ -3653,23 +3744,209 @@
         <w:pStyle w:val="BodyText"/>
       </w:pPr>
       <w:r>
+        <w:t xml:space="preserve">Your shower heads use more water and energy than high-efficiency shower heads, thus costing you more money than necessary. Older shower heads use 2.5 gallons or more every minute, which wastes thousands of gallons of water each year and costs you money for every extra gallon of water heated.</w:t>
+      </w:r>
+    </w:p>
+    <w:p>
+      <w:pPr>
+        <w:pStyle w:val="BodyText"/>
+      </w:pPr>
+      <w:r>
+        <w:rPr>
+          <w:i/>
+          <w:iCs/>
+        </w:rPr>
+        <w:t xml:space="preserve">Recommendation</w:t>
+      </w:r>
+    </w:p>
+    <w:p>
+      <w:pPr>
+        <w:pStyle w:val="BodyText"/>
+      </w:pPr>
+      <w:r>
+        <w:t xml:space="preserve">Install high-efficiency shower heads to reduce the amount of water and energy to heat the water used when showering. We recommend 1.5 gallon per minute shower heads that will save a gallon or more of water for every minute spent in the shower.</w:t>
+      </w:r>
+      <w:r>
+        <w:t xml:space="preserve"> </w:t>
+      </w:r>
+      <w:r>
+        <w:rPr>
+          <w:i/>
+          <w:iCs/>
+        </w:rPr>
+        <w:t xml:space="preserve">Estimated Cost/Benefits/Incentives</w:t>
+      </w:r>
+    </w:p>
+    <w:p>
+      <w:pPr>
+        <w:pStyle w:val="BodyText"/>
+      </w:pPr>
+      <w:r>
+        <w:t xml:space="preserve">A typical family will save ~10,000 gallons of water per year and over $100 per year in water heating costs. We provide these for free and have several styles for you to choose from; contact us for some if we did not give you any during the audit.</w:t>
+      </w:r>
+    </w:p>
+    <w:bookmarkEnd w:id="42"/>
+    <w:bookmarkStart w:id="43" w:name="leds"/>
+    <w:p>
+      <w:pPr>
+        <w:pStyle w:val="Heading3"/>
+      </w:pPr>
+      <w:r>
+        <w:t xml:space="preserve">4.2 LEDs</w:t>
+      </w:r>
+    </w:p>
+    <w:p>
+      <w:pPr>
+        <w:pStyle w:val="FirstParagraph"/>
+      </w:pPr>
+      <w:r>
+        <w:rPr>
+          <w:i/>
+          <w:iCs/>
+        </w:rPr>
+        <w:t xml:space="preserve">Problem</w:t>
+      </w:r>
+    </w:p>
+    <w:p>
+      <w:pPr>
+        <w:pStyle w:val="BodyText"/>
+      </w:pPr>
+      <w:r>
+        <w:t xml:space="preserve">Your lighting uses more energy than LED bulbs would. Halogen and incandescent light bulbs use 5-8x more energy than LEDs. This requires significantly more electricity and costs a lot.</w:t>
+      </w:r>
+    </w:p>
+    <w:p>
+      <w:pPr>
+        <w:pStyle w:val="BodyText"/>
+      </w:pPr>
+      <w:r>
+        <w:rPr>
+          <w:i/>
+          <w:iCs/>
+        </w:rPr>
+        <w:t xml:space="preserve">Recommendation</w:t>
+      </w:r>
+    </w:p>
+    <w:p>
+      <w:pPr>
+        <w:pStyle w:val="BodyText"/>
+      </w:pPr>
+      <w:r>
+        <w:t xml:space="preserve">Switch your light bulbs to LED light bulbs. LEDs use 80% less energy than incandescent light bulbs which can significantly reduce your electricity bill.</w:t>
+      </w:r>
+    </w:p>
+    <w:p>
+      <w:pPr>
+        <w:pStyle w:val="BodyText"/>
+      </w:pPr>
+      <w:r>
+        <w:rPr>
+          <w:i/>
+          <w:iCs/>
+        </w:rPr>
+        <w:t xml:space="preserve">Estimated Cost/Benefits/Incentives</w:t>
+      </w:r>
+    </w:p>
+    <w:p>
+      <w:pPr>
+        <w:pStyle w:val="BodyText"/>
+      </w:pPr>
+      <w:r>
+        <w:t xml:space="preserve">We provide free LED light bulbs; contact us for some if we did not give you any during the audit. Depending on usage, LEDs can save more than $50 a year.</w:t>
+      </w:r>
+    </w:p>
+    <w:bookmarkEnd w:id="43"/>
+    <w:bookmarkStart w:id="44" w:name="window-dressers"/>
+    <w:p>
+      <w:pPr>
+        <w:pStyle w:val="Heading3"/>
+      </w:pPr>
+      <w:r>
+        <w:t xml:space="preserve">4.3 Window Dressers</w:t>
+      </w:r>
+    </w:p>
+    <w:p>
+      <w:pPr>
+        <w:pStyle w:val="FirstParagraph"/>
+      </w:pPr>
+      <w:r>
+        <w:rPr>
+          <w:i/>
+          <w:iCs/>
+        </w:rPr>
+        <w:t xml:space="preserve">Problem</w:t>
+      </w:r>
+    </w:p>
+    <w:p>
+      <w:pPr>
+        <w:pStyle w:val="BodyText"/>
+      </w:pPr>
+      <w:r>
+        <w:t xml:space="preserve">Your windows are a source of heat loss, reduce your comfort due to cold surface temperatures, and may also cause moisture condensation or frost in the winter.</w:t>
+      </w:r>
+    </w:p>
+    <w:p>
+      <w:pPr>
+        <w:pStyle w:val="BodyText"/>
+      </w:pPr>
+      <w:r>
+        <w:rPr>
+          <w:i/>
+          <w:iCs/>
+        </w:rPr>
+        <w:t xml:space="preserve">Recommendation</w:t>
+      </w:r>
+    </w:p>
+    <w:p>
+      <w:pPr>
+        <w:pStyle w:val="BodyText"/>
+      </w:pPr>
+      <w:r>
+        <w:t xml:space="preserve">WindowDressers are insulating window inserts that help air-seal windows and reduce heat loss and gain. WindowDressers are transparent and let in light while stopping drafts. Each insert is made of a custom-made pine frame wrapped on each side with tightly sealed, clear polyolefin film, creating an airspace between the two layers for additional insulation. The insert is finished with a compressible foam weather seal. The foam allows enough give for the inserts to be easily slid into place in the fall and removed in the spring while holding firmly enough to provide a tight, friction-based seal. The inserts are installed inside your existing window frame with no fasteners required and last 5-10 years. They are most effective in the winter, but depending on the window’s exposure, they can sometimes be used in the summer to keep the house cooler.</w:t>
+      </w:r>
+      <w:r>
+        <w:t xml:space="preserve"> </w:t>
+      </w:r>
+      <w:r>
+        <w:rPr>
+          <w:i/>
+          <w:iCs/>
+        </w:rPr>
+        <w:t xml:space="preserve">Estimated Cost/Benefits/Incentives</w:t>
+      </w:r>
+    </w:p>
+    <w:p>
+      <w:pPr>
+        <w:pStyle w:val="BodyText"/>
+      </w:pPr>
+      <w:r>
         <w:rPr>
           <w:b/>
           <w:bCs/>
         </w:rPr>
-        <w:t xml:space="preserve">Auditor to describe</w:t>
-      </w:r>
-    </w:p>
-    <w:p>
-      <w:pPr>
-        <w:pStyle w:val="BodyText"/>
+        <w:t xml:space="preserve">Reconsider this recommendation</w:t>
+      </w:r>
+    </w:p>
+    <w:bookmarkEnd w:id="44"/>
+    <w:bookmarkStart w:id="45" w:name="bathroom-exhaust-fans"/>
+    <w:p>
+      <w:pPr>
+        <w:pStyle w:val="Heading3"/>
+      </w:pPr>
+      <w:r>
+        <w:t xml:space="preserve">4.4 Bathroom exhaust fan(s)</w:t>
+      </w:r>
+    </w:p>
+    <w:p>
+      <w:pPr>
+        <w:pStyle w:val="FirstParagraph"/>
       </w:pPr>
       <w:r>
         <w:rPr>
           <w:i/>
           <w:iCs/>
         </w:rPr>
-        <w:t xml:space="preserve">Recommendation</w:t>
+        <w:t xml:space="preserve">Problem</w:t>
       </w:r>
     </w:p>
     <w:p>
@@ -3677,7 +3954,7 @@
         <w:pStyle w:val="BodyText"/>
       </w:pPr>
       <w:r>
-        <w:t xml:space="preserve">Have the furnace/boiler and flue inspected and adjusted by a licensed professional. This should be available from your fuel delivery company.</w:t>
+        <w:t xml:space="preserve">Currently, there is no bathroom exhaust fan, so moisture from the shower, toilet, and sink remains in the house, which can cause moisture issues such as mold.</w:t>
       </w:r>
     </w:p>
     <w:p>
@@ -3689,7 +3966,7 @@
           <w:i/>
           <w:iCs/>
         </w:rPr>
-        <w:t xml:space="preserve">Estimated Cost/Benefits/Incentives</w:t>
+        <w:t xml:space="preserve">Recommendation</w:t>
       </w:r>
     </w:p>
     <w:p>
@@ -3697,29 +3974,19 @@
         <w:pStyle w:val="BodyText"/>
       </w:pPr>
       <w:r>
-        <w:t xml:space="preserve">A tune-up can improve the efficiency of your furnace/boiler, confirm that it is exhausting properly, and identify areas of concern before they become urgent. If you have a service contract with your fuel delivery company, an annual tune-up is usually included.</w:t>
-      </w:r>
-    </w:p>
-    <w:bookmarkEnd w:id="42"/>
-    <w:bookmarkStart w:id="43" w:name="high-efficiency-shower-heads"/>
-    <w:p>
-      <w:pPr>
-        <w:pStyle w:val="Heading3"/>
-      </w:pPr>
-      <w:r>
-        <w:t xml:space="preserve">4.2 High efficiency shower head(s)</w:t>
-      </w:r>
-    </w:p>
-    <w:p>
-      <w:pPr>
-        <w:pStyle w:val="FirstParagraph"/>
+        <w:t xml:space="preserve">Install bathroom exhaust fans in all bathrooms that do not have them. These should be rated for at least 80 cubic feet per minute (CFM) if there is a shower. We recommend the Panasonic Whisper series or similar fans that don’t create excess noise. If the ductwork will run through the attic, it should be installed before the attic is air-sealed and insulated. The fan needs to be ducted outside, so it does not add moisture into the attic.</w:t>
+      </w:r>
+    </w:p>
+    <w:p>
+      <w:pPr>
+        <w:pStyle w:val="BodyText"/>
       </w:pPr>
       <w:r>
         <w:rPr>
           <w:i/>
           <w:iCs/>
         </w:rPr>
-        <w:t xml:space="preserve">Problem</w:t>
+        <w:t xml:space="preserve">Estimated Cost/Benefits/Incentives</w:t>
       </w:r>
     </w:p>
     <w:p>
@@ -3727,19 +3994,29 @@
         <w:pStyle w:val="BodyText"/>
       </w:pPr>
       <w:r>
-        <w:t xml:space="preserve">Your shower heads use more water and energy than high-efficiency shower heads, thus costing you more money than necessary. Older shower heads use 2.5 gallons or more every minute, which wastes thousands of gallons of water each year and costs you money for every extra gallon of water heated.</w:t>
-      </w:r>
-    </w:p>
-    <w:p>
-      <w:pPr>
-        <w:pStyle w:val="BodyText"/>
+        <w:t xml:space="preserve">The typical fan is around $130 plus the cost of installation.</w:t>
+      </w:r>
+    </w:p>
+    <w:bookmarkEnd w:id="45"/>
+    <w:bookmarkStart w:id="46" w:name="kitchen-exhaust-fans"/>
+    <w:p>
+      <w:pPr>
+        <w:pStyle w:val="Heading3"/>
+      </w:pPr>
+      <w:r>
+        <w:t xml:space="preserve">4.5 Kitchen exhaust fan(s)</w:t>
+      </w:r>
+    </w:p>
+    <w:p>
+      <w:pPr>
+        <w:pStyle w:val="FirstParagraph"/>
       </w:pPr>
       <w:r>
         <w:rPr>
           <w:i/>
           <w:iCs/>
         </w:rPr>
-        <w:t xml:space="preserve">Recommendation</w:t>
+        <w:t xml:space="preserve">Problem</w:t>
       </w:r>
     </w:p>
     <w:p>
@@ -3747,17 +4024,19 @@
         <w:pStyle w:val="BodyText"/>
       </w:pPr>
       <w:r>
-        <w:t xml:space="preserve">Install high-efficiency shower heads to reduce the amount of water and energy to heat the water used when showering. We recommend 1.5 gallon per minute shower heads that will save a gallon or more of water for every minute spent in the shower.</w:t>
-      </w:r>
-      <w:r>
-        <w:t xml:space="preserve"> </w:t>
-      </w:r>
+        <w:t xml:space="preserve">Currently, there is no kitchen exhaust fan, so fumes, smoke, and moisture from cooking stay in the house which can cause health concerns.</w:t>
+      </w:r>
+    </w:p>
+    <w:p>
+      <w:pPr>
+        <w:pStyle w:val="BodyText"/>
+      </w:pPr>
       <w:r>
         <w:rPr>
           <w:i/>
           <w:iCs/>
         </w:rPr>
-        <w:t xml:space="preserve">Estimated Cost/Benefits/Incentives</w:t>
+        <w:t xml:space="preserve">Recommendation</w:t>
       </w:r>
     </w:p>
     <w:p>
@@ -3765,29 +4044,19 @@
         <w:pStyle w:val="BodyText"/>
       </w:pPr>
       <w:r>
-        <w:t xml:space="preserve">A typical family will save ~10,000 gallons of water per year and over $100 per year in water heating costs. We provide these for free and have several styles for you to choose from; contact us for some if we did not give you any during the audit.</w:t>
-      </w:r>
-    </w:p>
-    <w:bookmarkEnd w:id="43"/>
-    <w:bookmarkStart w:id="44" w:name="leds"/>
-    <w:p>
-      <w:pPr>
-        <w:pStyle w:val="Heading3"/>
-      </w:pPr>
-      <w:r>
-        <w:t xml:space="preserve">4.3 LEDs</w:t>
-      </w:r>
-    </w:p>
-    <w:p>
-      <w:pPr>
-        <w:pStyle w:val="FirstParagraph"/>
+        <w:t xml:space="preserve">Install a kitchen exhaust fan to remove cooking fumes and moisture from your home. The fan should be rated for at least 100 cubic feet per minute. A kitchen fan should be ducted to the outdoors. If the ductwork will run through the attic, it should be installed before the attic is air-sealed and insulated.</w:t>
+      </w:r>
+    </w:p>
+    <w:p>
+      <w:pPr>
+        <w:pStyle w:val="BodyText"/>
       </w:pPr>
       <w:r>
         <w:rPr>
           <w:i/>
           <w:iCs/>
         </w:rPr>
-        <w:t xml:space="preserve">Problem</w:t>
+        <w:t xml:space="preserve">Estimated Cost/Benefits/Incentives</w:t>
       </w:r>
     </w:p>
     <w:p>
@@ -3795,19 +4064,29 @@
         <w:pStyle w:val="BodyText"/>
       </w:pPr>
       <w:r>
-        <w:t xml:space="preserve">Your lighting uses more energy than LED bulbs would. Halogen and incandescent light bulbs use 5-8x more energy than LEDs. This requires significantly more electricity and costs a lot.</w:t>
-      </w:r>
-    </w:p>
-    <w:p>
-      <w:pPr>
-        <w:pStyle w:val="BodyText"/>
+        <w:t xml:space="preserve">Kitchen range hoods typically cost $150 or more; installation costs depend on the complexity of the exhaust ducting.</w:t>
+      </w:r>
+    </w:p>
+    <w:bookmarkEnd w:id="46"/>
+    <w:bookmarkStart w:id="47" w:name="vapor-barrier"/>
+    <w:p>
+      <w:pPr>
+        <w:pStyle w:val="Heading3"/>
+      </w:pPr>
+      <w:r>
+        <w:t xml:space="preserve">4.6 Vapor Barrier</w:t>
+      </w:r>
+    </w:p>
+    <w:p>
+      <w:pPr>
+        <w:pStyle w:val="FirstParagraph"/>
       </w:pPr>
       <w:r>
         <w:rPr>
           <w:i/>
           <w:iCs/>
         </w:rPr>
-        <w:t xml:space="preserve">Recommendation</w:t>
+        <w:t xml:space="preserve">Problem</w:t>
       </w:r>
     </w:p>
     <w:p>
@@ -3815,7 +4094,7 @@
         <w:pStyle w:val="BodyText"/>
       </w:pPr>
       <w:r>
-        <w:t xml:space="preserve">Switch your light bulbs to LED light bulbs. LEDs use 80% less energy than incandescent light bulbs which can significantly reduce your electricity bill.</w:t>
+        <w:t xml:space="preserve">There is excess moisture in the basement/crawlspace, which is evaporating out of the ground. This moisture can enter the house and cause mold, mildew, rot, and air quality issues.</w:t>
       </w:r>
     </w:p>
     <w:p>
@@ -3827,7 +4106,7 @@
           <w:i/>
           <w:iCs/>
         </w:rPr>
-        <w:t xml:space="preserve">Estimated Cost/Benefits/Incentives</w:t>
+        <w:t xml:space="preserve">Recommendation</w:t>
       </w:r>
     </w:p>
     <w:p>
@@ -3835,29 +4114,31 @@
         <w:pStyle w:val="BodyText"/>
       </w:pPr>
       <w:r>
-        <w:t xml:space="preserve">We provide free LED light bulbs; contact us for some if we did not give you any during the audit. Depending on usage, LEDs can save more than $50 a year.</w:t>
-      </w:r>
-    </w:p>
-    <w:bookmarkEnd w:id="44"/>
-    <w:bookmarkStart w:id="45" w:name="window-dressers"/>
-    <w:p>
-      <w:pPr>
-        <w:pStyle w:val="Heading3"/>
-      </w:pPr>
-      <w:r>
-        <w:t xml:space="preserve">4.4 Window Dressers</w:t>
-      </w:r>
-    </w:p>
-    <w:p>
-      <w:pPr>
-        <w:pStyle w:val="FirstParagraph"/>
+        <w:t xml:space="preserve">Install a vapor barrier on the basement floor to stop moisture from entering the basement and house. Vapor barriers typically consist of either reinforced plastic sheeting or EPDM rubber membrane over a</w:t>
+      </w:r>
+      <w:r>
+        <w:t xml:space="preserve"> </w:t>
+      </w:r>
+      <w:r>
+        <w:t xml:space="preserve">‘dimple mat’</w:t>
+      </w:r>
+      <w:r>
+        <w:t xml:space="preserve"> </w:t>
+      </w:r>
+      <w:r>
+        <w:t xml:space="preserve">that allows for drainage below the vapor barrier and prevents rocks from puncturing it. If the basement/crawlspace walls are going to be spray foamed, we recommend the foam go all the way to the floor and overlap the vapor barrier to create a continuous air and moisture barrier.</w:t>
+      </w:r>
+    </w:p>
+    <w:p>
+      <w:pPr>
+        <w:pStyle w:val="BodyText"/>
       </w:pPr>
       <w:r>
         <w:rPr>
           <w:i/>
           <w:iCs/>
         </w:rPr>
-        <w:t xml:space="preserve">Problem</w:t>
+        <w:t xml:space="preserve">Estimated Cost/Benefits/Incentives</w:t>
       </w:r>
     </w:p>
     <w:p>
@@ -3865,19 +4146,29 @@
         <w:pStyle w:val="BodyText"/>
       </w:pPr>
       <w:r>
-        <w:t xml:space="preserve">Your windows are a source of heat loss, reduce your comfort due to cold surface temperatures, and may also cause moisture condensation or frost in the winter.</w:t>
-      </w:r>
-    </w:p>
-    <w:p>
-      <w:pPr>
-        <w:pStyle w:val="BodyText"/>
+        <w:t xml:space="preserve">Insulation projects are not eligible for federal or state funding in second homes that are not heated year round.</w:t>
+      </w:r>
+    </w:p>
+    <w:bookmarkEnd w:id="47"/>
+    <w:bookmarkStart w:id="48" w:name="spray-foam-basement-walls"/>
+    <w:p>
+      <w:pPr>
+        <w:pStyle w:val="Heading3"/>
+      </w:pPr>
+      <w:r>
+        <w:t xml:space="preserve">4.7 Spray foam Basement Walls</w:t>
+      </w:r>
+    </w:p>
+    <w:p>
+      <w:pPr>
+        <w:pStyle w:val="FirstParagraph"/>
       </w:pPr>
       <w:r>
         <w:rPr>
           <w:i/>
           <w:iCs/>
         </w:rPr>
-        <w:t xml:space="preserve">Recommendation</w:t>
+        <w:t xml:space="preserve">Problem</w:t>
       </w:r>
     </w:p>
     <w:p>
@@ -3885,17 +4176,19 @@
         <w:pStyle w:val="BodyText"/>
       </w:pPr>
       <w:r>
-        <w:t xml:space="preserve">WindowDressers are insulating window inserts that help air-seal windows and reduce heat loss and gain. WindowDressers are transparent and let in light while stopping drafts. Each insert is made of a custom-made pine frame wrapped on each side with tightly sealed, clear polyolefin film, creating an airspace between the two layers for additional insulation. The insert is finished with a compressible foam weather seal. The foam allows enough give for the inserts to be easily slid into place in the fall and removed in the spring while holding firmly enough to provide a tight, friction-based seal. The inserts are installed inside your existing window frame with no fasteners required and last 5-10 years. They are most effective in the winter, but depending on the window’s exposure, they can sometimes be used in the summer to keep the house cooler.</w:t>
-      </w:r>
-      <w:r>
-        <w:t xml:space="preserve"> </w:t>
-      </w:r>
+        <w:t xml:space="preserve">The basement/crawlspace is uninsulated and used for mechanical equipment and plumbing. The walls are porous and allow moisture into the house and rapidly conduct heat out of the space.</w:t>
+      </w:r>
+    </w:p>
+    <w:p>
+      <w:pPr>
+        <w:pStyle w:val="BodyText"/>
+      </w:pPr>
       <w:r>
         <w:rPr>
           <w:i/>
           <w:iCs/>
         </w:rPr>
-        <w:t xml:space="preserve">Estimated Cost/Benefits/Incentives</w:t>
+        <w:t xml:space="preserve">Recommendation</w:t>
       </w:r>
     </w:p>
     <w:p>
@@ -3903,7 +4196,16 @@
         <w:pStyle w:val="BodyText"/>
       </w:pPr>
       <w:r>
-        <w:t xml:space="preserve">Insulating window inserts save 5-10% of your heating costs at less than 1/10th the cost of replacement windows. The overall project cost will depend on the number and size of window inserts. Example prices for the 2024 season were: small (20 x 36”) - $36 for natural pine frame, $46 for white; medium (30 x 52”) - $50 for natural pine frame, $64 for white; large (44 x 68”) - $67 for natural pine frame, $88 for white. Adjusted pricing for lower-income households is available from WindowDressers upon request. If plastic is damaged, it can be replaced for $15.</w:t>
+        <w:t xml:space="preserve">Install spray foam on the basement/crawlspace walls to prevent moisture infiltration and reduce heat loss. In older homes, most heat loss is due to air leakage. Air sealing is particularly important in the basement or crawlspace (and attic). As warm air rises and leaks out the top of your home, cold air is pulled in at the bottom. This is called the</w:t>
+      </w:r>
+      <w:r>
+        <w:t xml:space="preserve"> </w:t>
+      </w:r>
+      <w:r>
+        <w:t xml:space="preserve">‘stack effect’</w:t>
+      </w:r>
+      <w:r>
+        <w:t xml:space="preserve">, and is more pronounced in taller homes. Thus, air sealing is necessary anywhere gaps allow air to move into your house through the basement/crawlspace.</w:t>
       </w:r>
     </w:p>
     <w:p>
@@ -3911,49 +4213,19 @@
         <w:pStyle w:val="BodyText"/>
       </w:pPr>
       <w:r>
-        <w:t xml:space="preserve">Households that order inserts are expected to participate in the Community Build where the inserts are made. You can sign up for a 4-hour shift and learn the simple steps in the insert-building process (no previous experience required, no power tools). Each job has</w:t>
-      </w:r>
-      <w:r>
-        <w:t xml:space="preserve"> </w:t>
-      </w:r>
-      <w:r>
-        <w:t xml:space="preserve">“jigs”</w:t>
-      </w:r>
-      <w:r>
-        <w:t xml:space="preserve"> </w:t>
-      </w:r>
-      <w:r>
-        <w:t xml:space="preserve">that make the job easier to do and ensure uniform quality. You will be trained at the beginning of your shift on how to do your task. Volunteering for multiple shifts is encouraged! Mid-shift snacks and a meal are provided to all participants.</w:t>
+        <w:t xml:space="preserve">Spray foam should be applied 2-3 inches thick on the walls to seal and insulate them. It is often ideal to install a vapor barrier at the same time as the spray foam insulation. Spray foam generally requires a layer of intumescent (fire-rated) paint over it to meet fire code.</w:t>
       </w:r>
     </w:p>
     <w:p>
       <w:pPr>
         <w:pStyle w:val="BodyText"/>
-      </w:pPr>
-      <w:r>
-        <w:t xml:space="preserve">If you would like to participate, please contact us so we can discuss how the program works and which windows you’d like inserts for.</w:t>
-      </w:r>
-    </w:p>
-    <w:bookmarkEnd w:id="45"/>
-    <w:bookmarkStart w:id="46" w:name="heat-pump-water-heater"/>
-    <w:p>
-      <w:pPr>
-        <w:pStyle w:val="Heading3"/>
-      </w:pPr>
-      <w:r>
-        <w:t xml:space="preserve">4.5 Heat Pump Water Heater</w:t>
-      </w:r>
-    </w:p>
-    <w:p>
-      <w:pPr>
-        <w:pStyle w:val="FirstParagraph"/>
       </w:pPr>
       <w:r>
         <w:rPr>
           <w:i/>
           <w:iCs/>
         </w:rPr>
-        <w:t xml:space="preserve">Problem</w:t>
+        <w:t xml:space="preserve">Estimated Cost/Benefits/Incentives</w:t>
       </w:r>
     </w:p>
     <w:p>
@@ -3961,23 +4233,29 @@
         <w:pStyle w:val="BodyText"/>
       </w:pPr>
       <w:r>
-        <w:rPr>
-          <w:b/>
-          <w:bCs/>
-        </w:rPr>
-        <w:t xml:space="preserve">Auditor to describe depending on what their current system is</w:t>
-      </w:r>
-    </w:p>
-    <w:p>
-      <w:pPr>
-        <w:pStyle w:val="BodyText"/>
+        <w:t xml:space="preserve">Insulation projects are not eligible for federal or state funding in second homes that are not heated year round.</w:t>
+      </w:r>
+    </w:p>
+    <w:bookmarkEnd w:id="48"/>
+    <w:bookmarkStart w:id="49" w:name="attic-insulation-and-air-sealing"/>
+    <w:p>
+      <w:pPr>
+        <w:pStyle w:val="Heading3"/>
+      </w:pPr>
+      <w:r>
+        <w:t xml:space="preserve">4.8 Attic Insulation and Air Sealing</w:t>
+      </w:r>
+    </w:p>
+    <w:p>
+      <w:pPr>
+        <w:pStyle w:val="FirstParagraph"/>
       </w:pPr>
       <w:r>
         <w:rPr>
           <w:i/>
           <w:iCs/>
         </w:rPr>
-        <w:t xml:space="preserve">Recommendation</w:t>
+        <w:t xml:space="preserve">Problem</w:t>
       </w:r>
     </w:p>
     <w:p>
@@ -3985,7 +4263,7 @@
         <w:pStyle w:val="BodyText"/>
       </w:pPr>
       <w:r>
-        <w:t xml:space="preserve">Install a heat pump water heater to provide your hot water for cooking and bathing. This is the most efficient way to heat water and will save hundreds of dollars a year compared to electric resistance, heating oil, or propane hot water. It will also help to dehumidify while it’s running. If your current water heater burns oil or propane, this will also remove a source of combustion gases from your home. We also recommend setting the temperature on the water heater at 130°F for more efficient operation.</w:t>
+        <w:t xml:space="preserve">The attic is uninsulated or is missing insulation and the attic could also benefit from air-sealing. These upgrades will reduce draftiness and heat loss in the winter and heat gain in the summer.</w:t>
       </w:r>
     </w:p>
     <w:p>
@@ -3997,7 +4275,7 @@
           <w:i/>
           <w:iCs/>
         </w:rPr>
-        <w:t xml:space="preserve">Estimated Cost/Benefits/Incentives</w:t>
+        <w:t xml:space="preserve">Recommendation</w:t>
       </w:r>
     </w:p>
     <w:p>
@@ -4005,29 +4283,36 @@
         <w:pStyle w:val="BodyText"/>
       </w:pPr>
       <w:r>
-        <w:t xml:space="preserve">A heat pump water heater uses 70% less electricity than a standard electric water heater. Efficiency Maine offers a rebate of up to $950, making the equipment cost as little as $400 plus installation. The rebate can be combined with a nonrefundable federal tax credit of 30% of the remaining cost of the unit and labor, subject to an annual maximum benefit of $2,000 (shared with other energy property, like heat pumps). For more information, you can call Efficiency Maine at 866-376-2463 (Monday to Friday, 8:00 am to 5:00 pm) or visit their website: https://www.efficiencymaine.com/at-home/heat-pump-water-heater-program/</w:t>
-      </w:r>
-    </w:p>
-    <w:bookmarkEnd w:id="46"/>
-    <w:bookmarkStart w:id="47" w:name="gutters"/>
-    <w:p>
-      <w:pPr>
-        <w:pStyle w:val="Heading3"/>
-      </w:pPr>
-      <w:r>
-        <w:t xml:space="preserve">4.6 Gutters</w:t>
-      </w:r>
-    </w:p>
-    <w:p>
-      <w:pPr>
-        <w:pStyle w:val="FirstParagraph"/>
+        <w:t xml:space="preserve">Air seal the attic and insulate it to at least R-60 (18 inches of loose-fill cellulose insulation). COA has been installing 24 inches (R-80) of cellulose insulation in attics on our campus. Before the attic is insulated, ensure that any needed bathroom and kitchen fans are installed and that all fans are properly vented to the outside.</w:t>
+      </w:r>
+    </w:p>
+    <w:p>
+      <w:pPr>
+        <w:pStyle w:val="BodyText"/>
+      </w:pPr>
+      <w:r>
+        <w:t xml:space="preserve">In older homes, most heat loss is due to air leakage. Air sealing is particularly important in the attic (and basement or crawlspace). As warm air rises and leaks out the top of your home, cold air is pulled in at the bottom. This is called the</w:t>
+      </w:r>
+      <w:r>
+        <w:t xml:space="preserve"> </w:t>
+      </w:r>
+      <w:r>
+        <w:t xml:space="preserve">‘stack effect’</w:t>
+      </w:r>
+      <w:r>
+        <w:t xml:space="preserve">, and is more pronounced in taller homes. Thus, air sealing is necessary anywhere gaps allow air to move between your house and the attic. This typically includes gaps around the chimney, electrical penetrations, and wall top plates.</w:t>
+      </w:r>
+    </w:p>
+    <w:p>
+      <w:pPr>
+        <w:pStyle w:val="BodyText"/>
       </w:pPr>
       <w:r>
         <w:rPr>
           <w:i/>
           <w:iCs/>
         </w:rPr>
-        <w:t xml:space="preserve">Problem</w:t>
+        <w:t xml:space="preserve">Estimated Cost/Benefits/Incentives</w:t>
       </w:r>
     </w:p>
     <w:p>
@@ -4035,19 +4320,29 @@
         <w:pStyle w:val="BodyText"/>
       </w:pPr>
       <w:r>
-        <w:t xml:space="preserve">The house has no gutters, so water runs off your roof and directly onto the ground next to your house. Water that splashes off the ground can damage the exterior of your house. Runoff that is absorbed into the ground can seep into the basement/crawlspace, causing moisture issues there and throughout your house.</w:t>
-      </w:r>
-    </w:p>
-    <w:p>
-      <w:pPr>
-        <w:pStyle w:val="BodyText"/>
+        <w:t xml:space="preserve">Insulation projects are not eligible for federal or state funding in second homes that are not heated year round.</w:t>
+      </w:r>
+    </w:p>
+    <w:bookmarkEnd w:id="49"/>
+    <w:bookmarkStart w:id="50" w:name="blow-in-cellulose-wall-insulation"/>
+    <w:p>
+      <w:pPr>
+        <w:pStyle w:val="Heading3"/>
+      </w:pPr>
+      <w:r>
+        <w:t xml:space="preserve">4.9 Blow-in cellulose wall insulation</w:t>
+      </w:r>
+    </w:p>
+    <w:p>
+      <w:pPr>
+        <w:pStyle w:val="FirstParagraph"/>
       </w:pPr>
       <w:r>
         <w:rPr>
           <w:i/>
           <w:iCs/>
         </w:rPr>
-        <w:t xml:space="preserve">Recommendation</w:t>
+        <w:t xml:space="preserve">Problem</w:t>
       </w:r>
     </w:p>
     <w:p>
@@ -4055,7 +4350,7 @@
         <w:pStyle w:val="BodyText"/>
       </w:pPr>
       <w:r>
-        <w:t xml:space="preserve">Install gutters and downspouts that divert water at least six feet away from the foundation and to where the ground slopes away from the house.</w:t>
+        <w:t xml:space="preserve">The walls of the house are uninsulated, which is a significant source of heat loss.</w:t>
       </w:r>
     </w:p>
     <w:p>
@@ -4067,7 +4362,7 @@
           <w:i/>
           <w:iCs/>
         </w:rPr>
-        <w:t xml:space="preserve">Estimated Cost/Benefits/Incentives</w:t>
+        <w:t xml:space="preserve">Recommendation</w:t>
       </w:r>
     </w:p>
     <w:p>
@@ -4075,29 +4370,17 @@
         <w:pStyle w:val="BodyText"/>
       </w:pPr>
       <w:r>
-        <w:t xml:space="preserve">Adding gutters would mitigate moisture damage and save you from having to replace/fix other parts of the house.</w:t>
-      </w:r>
-    </w:p>
-    <w:bookmarkEnd w:id="47"/>
-    <w:bookmarkStart w:id="48" w:name="bathroom-exhaust-fans"/>
-    <w:p>
-      <w:pPr>
-        <w:pStyle w:val="Heading3"/>
-      </w:pPr>
-      <w:r>
-        <w:t xml:space="preserve">4.7 Bathroom exhaust fan(s)</w:t>
-      </w:r>
-    </w:p>
-    <w:p>
-      <w:pPr>
-        <w:pStyle w:val="FirstParagraph"/>
-      </w:pPr>
+        <w:t xml:space="preserve">Insulate the wall stud cavities with dense packed, blown-in cellulose insulation. In balloon-framed homes, this can often be done from the attic, otherwise it can be done by drilling holes into the wall cavities from either the inside or outside.</w:t>
+      </w:r>
+      <w:r>
+        <w:t xml:space="preserve"> </w:t>
+      </w:r>
       <w:r>
         <w:rPr>
           <w:i/>
           <w:iCs/>
         </w:rPr>
-        <w:t xml:space="preserve">Problem</w:t>
+        <w:t xml:space="preserve">Estimated Cost/Benefits/Incentives</w:t>
       </w:r>
     </w:p>
     <w:p>
@@ -4105,19 +4388,29 @@
         <w:pStyle w:val="BodyText"/>
       </w:pPr>
       <w:r>
-        <w:t xml:space="preserve">Currently, there is no bathroom exhaust fan, so moisture from the shower, toilet, and sink remains in the house, which can cause moisture issues such as mold.</w:t>
-      </w:r>
-    </w:p>
-    <w:p>
-      <w:pPr>
-        <w:pStyle w:val="BodyText"/>
+        <w:t xml:space="preserve">Insulation projects are not eligible for federal or state funding in second homes that are not heated year round.</w:t>
+      </w:r>
+    </w:p>
+    <w:bookmarkEnd w:id="50"/>
+    <w:bookmarkStart w:id="51" w:name="continuous-exterior-wall-insulation"/>
+    <w:p>
+      <w:pPr>
+        <w:pStyle w:val="Heading3"/>
+      </w:pPr>
+      <w:r>
+        <w:t xml:space="preserve">4.10 Continuous exterior wall insulation</w:t>
+      </w:r>
+    </w:p>
+    <w:p>
+      <w:pPr>
+        <w:pStyle w:val="FirstParagraph"/>
       </w:pPr>
       <w:r>
         <w:rPr>
           <w:i/>
           <w:iCs/>
         </w:rPr>
-        <w:t xml:space="preserve">Recommendation</w:t>
+        <w:t xml:space="preserve">Problem</w:t>
       </w:r>
     </w:p>
     <w:p>
@@ -4125,7 +4418,7 @@
         <w:pStyle w:val="BodyText"/>
       </w:pPr>
       <w:r>
-        <w:t xml:space="preserve">Install bathroom exhaust fans in all bathrooms that do not have them. These should be rated for at least 80 cubic feet per minute (CFM) if there is a shower. We recommend the Panasonic Whisper series or similar fans that don’t create excess noise. If the ductwork will run through the attic, it should be installed before the attic is air-sealed and insulated. The fan needs to be ducted outside, so it does not add moisture into the attic.</w:t>
+        <w:t xml:space="preserve">There isn’t continuous insulation between the siding and the exterior walls of the house. Continuous insulation helps create a complete thermal boundary for your house, and it is now an energy code requirement for new houses.</w:t>
       </w:r>
     </w:p>
     <w:p>
@@ -4137,7 +4430,7 @@
           <w:i/>
           <w:iCs/>
         </w:rPr>
-        <w:t xml:space="preserve">Estimated Cost/Benefits/Incentives</w:t>
+        <w:t xml:space="preserve">Recommendation</w:t>
       </w:r>
     </w:p>
     <w:p>
@@ -4145,29 +4438,19 @@
         <w:pStyle w:val="BodyText"/>
       </w:pPr>
       <w:r>
-        <w:t xml:space="preserve">The typical fan is around $130 plus the cost of installation.</w:t>
-      </w:r>
-    </w:p>
-    <w:bookmarkEnd w:id="48"/>
-    <w:bookmarkStart w:id="49" w:name="kitchen-exhaust-fans"/>
-    <w:p>
-      <w:pPr>
-        <w:pStyle w:val="Heading3"/>
-      </w:pPr>
-      <w:r>
-        <w:t xml:space="preserve">4.8 Kitchen exhaust fan(s)</w:t>
-      </w:r>
-    </w:p>
-    <w:p>
-      <w:pPr>
-        <w:pStyle w:val="FirstParagraph"/>
+        <w:t xml:space="preserve">Add a continuous layer of insulation and potentially replace the air and moisture barrier once it becomes time to replace the siding. Add continuous insulation (R-6 or more) under the new siding to keep the house warmer in the winter and cooler in the summer. We recommend TimberHP TimberBoard insulation (produced in Madison, Maine) or Rockwool Comfortboard, but foam board can also be used. Before installing exterior insulation, the contractor can check if insulation is needed between the interior wall studs.</w:t>
+      </w:r>
+    </w:p>
+    <w:p>
+      <w:pPr>
+        <w:pStyle w:val="BodyText"/>
       </w:pPr>
       <w:r>
         <w:rPr>
           <w:i/>
           <w:iCs/>
         </w:rPr>
-        <w:t xml:space="preserve">Problem</w:t>
+        <w:t xml:space="preserve">Estimated Cost/Benefits/Incentives</w:t>
       </w:r>
     </w:p>
     <w:p>
@@ -4175,19 +4458,29 @@
         <w:pStyle w:val="BodyText"/>
       </w:pPr>
       <w:r>
-        <w:t xml:space="preserve">Currently, there is no kitchen exhaust fan, so fumes, smoke, and moisture from cooking stay in the house which can cause health concerns.</w:t>
-      </w:r>
-    </w:p>
-    <w:p>
-      <w:pPr>
-        <w:pStyle w:val="BodyText"/>
+        <w:t xml:space="preserve">Insulation projects are not eligible for federal or state funding in second homes that are not heated year round.</w:t>
+      </w:r>
+    </w:p>
+    <w:bookmarkEnd w:id="51"/>
+    <w:bookmarkStart w:id="52" w:name="air-source-heat-pump"/>
+    <w:p>
+      <w:pPr>
+        <w:pStyle w:val="Heading3"/>
+      </w:pPr>
+      <w:r>
+        <w:t xml:space="preserve">4.11 Air Source Heat Pump</w:t>
+      </w:r>
+    </w:p>
+    <w:p>
+      <w:pPr>
+        <w:pStyle w:val="FirstParagraph"/>
       </w:pPr>
       <w:r>
         <w:rPr>
           <w:i/>
           <w:iCs/>
         </w:rPr>
-        <w:t xml:space="preserve">Recommendation</w:t>
+        <w:t xml:space="preserve">Problem</w:t>
       </w:r>
     </w:p>
     <w:p>
@@ -4195,7 +4488,7 @@
         <w:pStyle w:val="BodyText"/>
       </w:pPr>
       <w:r>
-        <w:t xml:space="preserve">Install a kitchen exhaust fan to remove cooking fumes and moisture from your home. The fan should be rated for at least 100 cubic feet per minute. A kitchen fan should be ducted to the outdoors. If the ductwork will run through the attic, it should be installed before the attic is air-sealed and insulated.</w:t>
+        <w:t xml:space="preserve">Combustion heating equipment is expensive, inefficient, and has the potential to release harmful combustion gases like carbon monoxide into the home.</w:t>
       </w:r>
     </w:p>
     <w:p>
@@ -4207,7 +4500,7 @@
           <w:i/>
           <w:iCs/>
         </w:rPr>
-        <w:t xml:space="preserve">Estimated Cost/Benefits/Incentives</w:t>
+        <w:t xml:space="preserve">Recommendation</w:t>
       </w:r>
     </w:p>
     <w:p>
@@ -4215,29 +4508,19 @@
         <w:pStyle w:val="BodyText"/>
       </w:pPr>
       <w:r>
-        <w:t xml:space="preserve">Kitchen range hoods typically cost $150 or more; installation costs depend on the complexity of the exhaust ducting.</w:t>
-      </w:r>
-    </w:p>
-    <w:bookmarkEnd w:id="49"/>
-    <w:bookmarkStart w:id="50" w:name="vapor-barrier"/>
-    <w:p>
-      <w:pPr>
-        <w:pStyle w:val="Heading3"/>
-      </w:pPr>
-      <w:r>
-        <w:t xml:space="preserve">4.9 Vapor Barrier</w:t>
-      </w:r>
-    </w:p>
-    <w:p>
-      <w:pPr>
-        <w:pStyle w:val="FirstParagraph"/>
+        <w:t xml:space="preserve">Install air source heat pumps for heating and cooling and whole-house surge protection. Air source heat pumps can be up to 300% efficient and heat, cool, and dehumidify your house. A qualified installer will help determine what size system to install and where. Whole-house surge protection will protect your appliances and heat pumps from being damaged by an electrical surge.</w:t>
+      </w:r>
+    </w:p>
+    <w:p>
+      <w:pPr>
+        <w:pStyle w:val="BodyText"/>
       </w:pPr>
       <w:r>
         <w:rPr>
           <w:i/>
           <w:iCs/>
         </w:rPr>
-        <w:t xml:space="preserve">Problem</w:t>
+        <w:t xml:space="preserve">Estimated Cost/Benefits/Incentives</w:t>
       </w:r>
     </w:p>
     <w:p>
@@ -4245,19 +4528,29 @@
         <w:pStyle w:val="BodyText"/>
       </w:pPr>
       <w:r>
-        <w:t xml:space="preserve">There is excess moisture in the basement/crawlspace, which is evaporating out of the ground. This moisture can enter the house and cause mold, mildew, rot, and air quality issues.</w:t>
-      </w:r>
-    </w:p>
-    <w:p>
-      <w:pPr>
-        <w:pStyle w:val="BodyText"/>
+        <w:t xml:space="preserve">Efficiency Maine rebates can fund $1,000 per unit up to a lifetime limit per housing unit for $3,000 (depending on income level) to install heat pumps in second homes. The rebate can be combined with a nonrefundable federal tax credit of 30% of the remaining cost of the unit and labor, subject to an annual maximum benefit of $2,000 (shared with other energy property, like a heat pump water heater). You can call Efficiency Maine at 866-376-2463 (Monday to Friday, 8:00 am to 5:00 pm) or visit their website: https://www.efficiencymaine.com/at-home/residential-heat-pump-incentives/</w:t>
+      </w:r>
+    </w:p>
+    <w:bookmarkEnd w:id="52"/>
+    <w:bookmarkStart w:id="53" w:name="pipe-insulation"/>
+    <w:p>
+      <w:pPr>
+        <w:pStyle w:val="Heading3"/>
+      </w:pPr>
+      <w:r>
+        <w:t xml:space="preserve">4.12 Pipe Insulation</w:t>
+      </w:r>
+    </w:p>
+    <w:p>
+      <w:pPr>
+        <w:pStyle w:val="FirstParagraph"/>
       </w:pPr>
       <w:r>
         <w:rPr>
           <w:i/>
           <w:iCs/>
         </w:rPr>
-        <w:t xml:space="preserve">Recommendation</w:t>
+        <w:t xml:space="preserve">Problem</w:t>
       </w:r>
     </w:p>
     <w:p>
@@ -4265,19 +4558,7 @@
         <w:pStyle w:val="BodyText"/>
       </w:pPr>
       <w:r>
-        <w:t xml:space="preserve">Install a vapor barrier on the basement floor to stop moisture from entering the basement and house. Vapor barriers typically consist of either reinforced plastic sheeting or EPDM rubber membrane over a</w:t>
-      </w:r>
-      <w:r>
-        <w:t xml:space="preserve"> </w:t>
-      </w:r>
-      <w:r>
-        <w:t xml:space="preserve">‘dimple mat’</w:t>
-      </w:r>
-      <w:r>
-        <w:t xml:space="preserve"> </w:t>
-      </w:r>
-      <w:r>
-        <w:t xml:space="preserve">that allows for drainage below the vapor barrier and prevents rocks from puncturing it. If the basement/crawlspace walls are going to be spray foamed, we recommend the foam go all the way to the floor and overlap the vapor barrier to create a continuous air and moisture barrier.</w:t>
+        <w:t xml:space="preserve">Uninsulated water pipes are responsible for heat loss and excess moisture (from condensation) in your basement/crawlspace.</w:t>
       </w:r>
     </w:p>
     <w:p>
@@ -4289,7 +4570,7 @@
           <w:i/>
           <w:iCs/>
         </w:rPr>
-        <w:t xml:space="preserve">Estimated Cost/Benefits/Incentives</w:t>
+        <w:t xml:space="preserve">Recommendation</w:t>
       </w:r>
     </w:p>
     <w:p>
@@ -4297,29 +4578,19 @@
         <w:pStyle w:val="BodyText"/>
       </w:pPr>
       <w:r>
-        <w:t xml:space="preserve">Efficiency Maine rebates will cover vapor barriers up to 25% of a weatherization project cost, if done as part of a larger insulation project. Most insulation companies can install spray foam and vapor barriers together. Efficiency Maine rebates and other incentives for insulation work can fund up to 80% of the overall cost to weatherize your home (subject to a lifetime limit per building), up to $9,200 when combined with nonrefundable federal tax credits. You can call them at 866-376-2463 (Monday to Friday, 8:00 am to 5:00 pm) or visit their webpage about insulation rebates: https://www.efficiencymaine.com/at-home/insulation-rebates/</w:t>
-      </w:r>
-    </w:p>
-    <w:bookmarkEnd w:id="50"/>
-    <w:bookmarkStart w:id="51" w:name="spray-foam-basement-walls"/>
-    <w:p>
-      <w:pPr>
-        <w:pStyle w:val="Heading3"/>
-      </w:pPr>
-      <w:r>
-        <w:t xml:space="preserve">4.10 Spray foam Basement Walls</w:t>
-      </w:r>
-    </w:p>
-    <w:p>
-      <w:pPr>
-        <w:pStyle w:val="FirstParagraph"/>
+        <w:t xml:space="preserve">Insulate both hot and cold water pipes that are uninsulated in the basement/crawlspace. This will save energy and prevent condensation. We recommend foam pipe insulation made of polyethylene or neoprene.</w:t>
+      </w:r>
+    </w:p>
+    <w:p>
+      <w:pPr>
+        <w:pStyle w:val="BodyText"/>
       </w:pPr>
       <w:r>
         <w:rPr>
           <w:i/>
           <w:iCs/>
         </w:rPr>
-        <w:t xml:space="preserve">Problem</w:t>
+        <w:t xml:space="preserve">Estimated Cost/Benefits/Incentives</w:t>
       </w:r>
     </w:p>
     <w:p>
@@ -4327,7 +4598,586 @@
         <w:pStyle w:val="BodyText"/>
       </w:pPr>
       <w:r>
-        <w:t xml:space="preserve">The basement/crawlspace is uninsulated and used for mechanical equipment and plumbing. The walls are porous and allow moisture into the house and rapidly conduct heat out of the space.</w:t>
+        <w:t xml:space="preserve">Insulating water pipes can save 2%-4% on hot water bills and increase the temperature of the water while reducing the time it takes for hot water to reach your tap. Materials cost around $100-200, depending on the length of pipe to insulate. Many people find this to be an easy project to do themselves.</w:t>
+      </w:r>
+    </w:p>
+    <w:p>
+      <w:pPr>
+        <w:pStyle w:val="SourceCode"/>
+      </w:pPr>
+      <w:r>
+        <w:rPr>
+          <w:rStyle w:val="NormalTok"/>
+        </w:rPr>
+        <w:t xml:space="preserve"> </w:t>
+      </w:r>
+      <w:r>
+        <w:rPr>
+          <w:rStyle w:val="CommentTok"/>
+        </w:rPr>
+        <w:t xml:space="preserve">#| label: other 3 recommendation</w:t>
+      </w:r>
+      <w:r>
+        <w:br/>
+      </w:r>
+      <w:r>
+        <w:rPr>
+          <w:rStyle w:val="NormalTok"/>
+        </w:rPr>
+        <w:t xml:space="preserve"> </w:t>
+      </w:r>
+      <w:r>
+        <w:rPr>
+          <w:rStyle w:val="CommentTok"/>
+        </w:rPr>
+        <w:t xml:space="preserve">#| echo: false</w:t>
+      </w:r>
+      <w:r>
+        <w:br/>
+      </w:r>
+      <w:r>
+        <w:rPr>
+          <w:rStyle w:val="NormalTok"/>
+        </w:rPr>
+        <w:t xml:space="preserve"> </w:t>
+      </w:r>
+      <w:r>
+        <w:rPr>
+          <w:rStyle w:val="CommentTok"/>
+        </w:rPr>
+        <w:t xml:space="preserve">#| results: asis</w:t>
+      </w:r>
+      <w:r>
+        <w:br/>
+      </w:r>
+      <w:r>
+        <w:br/>
+      </w:r>
+      <w:r>
+        <w:br/>
+      </w:r>
+      <w:r>
+        <w:rPr>
+          <w:rStyle w:val="ControlFlowTok"/>
+        </w:rPr>
+        <w:t xml:space="preserve">if</w:t>
+      </w:r>
+      <w:r>
+        <w:rPr>
+          <w:rStyle w:val="NormalTok"/>
+        </w:rPr>
+        <w:t xml:space="preserve">( other_3 </w:t>
+      </w:r>
+      <w:r>
+        <w:rPr>
+          <w:rStyle w:val="SpecialCharTok"/>
+        </w:rPr>
+        <w:t xml:space="preserve">==</w:t>
+      </w:r>
+      <w:r>
+        <w:rPr>
+          <w:rStyle w:val="NormalTok"/>
+        </w:rPr>
+        <w:t xml:space="preserve"> </w:t>
+      </w:r>
+      <w:r>
+        <w:rPr>
+          <w:rStyle w:val="ConstantTok"/>
+        </w:rPr>
+        <w:t xml:space="preserve">TRUE</w:t>
+      </w:r>
+      <w:r>
+        <w:rPr>
+          <w:rStyle w:val="NormalTok"/>
+        </w:rPr>
+        <w:t xml:space="preserve">){</w:t>
+      </w:r>
+      <w:r>
+        <w:br/>
+      </w:r>
+      <w:r>
+        <w:rPr>
+          <w:rStyle w:val="NormalTok"/>
+        </w:rPr>
+        <w:t xml:space="preserve">  </w:t>
+      </w:r>
+      <w:r>
+        <w:rPr>
+          <w:rStyle w:val="FunctionTok"/>
+        </w:rPr>
+        <w:t xml:space="preserve">cat</w:t>
+      </w:r>
+      <w:r>
+        <w:rPr>
+          <w:rStyle w:val="NormalTok"/>
+        </w:rPr>
+        <w:t xml:space="preserve">(</w:t>
+      </w:r>
+      <w:r>
+        <w:rPr>
+          <w:rStyle w:val="StringTok"/>
+        </w:rPr>
+        <w:t xml:space="preserve">"### Other 3</w:t>
+      </w:r>
+      <w:r>
+        <w:br/>
+      </w:r>
+      <w:r>
+        <w:rPr>
+          <w:rStyle w:val="StringTok"/>
+        </w:rPr>
+        <w:t xml:space="preserve">  </w:t>
+      </w:r>
+      <w:r>
+        <w:br/>
+      </w:r>
+      <w:r>
+        <w:rPr>
+          <w:rStyle w:val="StringTok"/>
+        </w:rPr>
+        <w:t xml:space="preserve">*Problem*</w:t>
+      </w:r>
+      <w:r>
+        <w:br/>
+      </w:r>
+      <w:r>
+        <w:br/>
+      </w:r>
+      <w:r>
+        <w:rPr>
+          <w:rStyle w:val="StringTok"/>
+        </w:rPr>
+        <w:t xml:space="preserve">*Recommendation*</w:t>
+      </w:r>
+      <w:r>
+        <w:br/>
+      </w:r>
+      <w:r>
+        <w:br/>
+      </w:r>
+      <w:r>
+        <w:rPr>
+          <w:rStyle w:val="StringTok"/>
+        </w:rPr>
+        <w:t xml:space="preserve">"</w:t>
+      </w:r>
+      <w:r>
+        <w:rPr>
+          <w:rStyle w:val="NormalTok"/>
+        </w:rPr>
+        <w:t xml:space="preserve">)</w:t>
+      </w:r>
+      <w:r>
+        <w:br/>
+      </w:r>
+      <w:r>
+        <w:rPr>
+          <w:rStyle w:val="NormalTok"/>
+        </w:rPr>
+        <w:t xml:space="preserve">}</w:t>
+      </w:r>
+      <w:r>
+        <w:rPr>
+          <w:rStyle w:val="ControlFlowTok"/>
+        </w:rPr>
+        <w:t xml:space="preserve">else</w:t>
+      </w:r>
+      <w:r>
+        <w:rPr>
+          <w:rStyle w:val="NormalTok"/>
+        </w:rPr>
+        <w:t xml:space="preserve">{</w:t>
+      </w:r>
+      <w:r>
+        <w:br/>
+      </w:r>
+      <w:r>
+        <w:rPr>
+          <w:rStyle w:val="NormalTok"/>
+        </w:rPr>
+        <w:t xml:space="preserve">  </w:t>
+      </w:r>
+      <w:r>
+        <w:rPr>
+          <w:rStyle w:val="FunctionTok"/>
+        </w:rPr>
+        <w:t xml:space="preserve">cat</w:t>
+      </w:r>
+      <w:r>
+        <w:rPr>
+          <w:rStyle w:val="NormalTok"/>
+        </w:rPr>
+        <w:t xml:space="preserve">(</w:t>
+      </w:r>
+      <w:r>
+        <w:rPr>
+          <w:rStyle w:val="StringTok"/>
+        </w:rPr>
+        <w:t xml:space="preserve">""</w:t>
+      </w:r>
+      <w:r>
+        <w:rPr>
+          <w:rStyle w:val="NormalTok"/>
+        </w:rPr>
+        <w:t xml:space="preserve">)</w:t>
+      </w:r>
+      <w:r>
+        <w:br/>
+      </w:r>
+      <w:r>
+        <w:rPr>
+          <w:rStyle w:val="NormalTok"/>
+        </w:rPr>
+        <w:t xml:space="preserve">}</w:t>
+      </w:r>
+      <w:r>
+        <w:br/>
+      </w:r>
+      <w:r>
+        <w:br/>
+      </w:r>
+      <w:r>
+        <w:rPr>
+          <w:rStyle w:val="ControlFlowTok"/>
+        </w:rPr>
+        <w:t xml:space="preserve">if</w:t>
+      </w:r>
+      <w:r>
+        <w:rPr>
+          <w:rStyle w:val="NormalTok"/>
+        </w:rPr>
+        <w:t xml:space="preserve">(other_3 </w:t>
+      </w:r>
+      <w:r>
+        <w:rPr>
+          <w:rStyle w:val="SpecialCharTok"/>
+        </w:rPr>
+        <w:t xml:space="preserve">==</w:t>
+      </w:r>
+      <w:r>
+        <w:rPr>
+          <w:rStyle w:val="NormalTok"/>
+        </w:rPr>
+        <w:t xml:space="preserve"> </w:t>
+      </w:r>
+      <w:r>
+        <w:rPr>
+          <w:rStyle w:val="ConstantTok"/>
+        </w:rPr>
+        <w:t xml:space="preserve">TRUE</w:t>
+      </w:r>
+      <w:r>
+        <w:rPr>
+          <w:rStyle w:val="NormalTok"/>
+        </w:rPr>
+        <w:t xml:space="preserve">){</w:t>
+      </w:r>
+      <w:r>
+        <w:br/>
+      </w:r>
+      <w:r>
+        <w:rPr>
+          <w:rStyle w:val="NormalTok"/>
+        </w:rPr>
+        <w:t xml:space="preserve">  </w:t>
+      </w:r>
+      <w:r>
+        <w:rPr>
+          <w:rStyle w:val="FunctionTok"/>
+        </w:rPr>
+        <w:t xml:space="preserve">cat</w:t>
+      </w:r>
+      <w:r>
+        <w:rPr>
+          <w:rStyle w:val="NormalTok"/>
+        </w:rPr>
+        <w:t xml:space="preserve">(a_other_3</w:t>
+      </w:r>
+      <w:r>
+        <w:rPr>
+          <w:rStyle w:val="SpecialCharTok"/>
+        </w:rPr>
+        <w:t xml:space="preserve">$</w:t>
+      </w:r>
+      <w:r>
+        <w:rPr>
+          <w:rStyle w:val="NormalTok"/>
+        </w:rPr>
+        <w:t xml:space="preserve">Description</w:t>
+      </w:r>
+      <w:r>
+        <w:br/>
+      </w:r>
+      <w:r>
+        <w:rPr>
+          <w:rStyle w:val="NormalTok"/>
+        </w:rPr>
+        <w:t xml:space="preserve">    </w:t>
+      </w:r>
+      <w:r>
+        <w:br/>
+      </w:r>
+      <w:r>
+        <w:rPr>
+          <w:rStyle w:val="NormalTok"/>
+        </w:rPr>
+        <w:t xml:space="preserve">  )</w:t>
+      </w:r>
+      <w:r>
+        <w:br/>
+      </w:r>
+      <w:r>
+        <w:rPr>
+          <w:rStyle w:val="NormalTok"/>
+        </w:rPr>
+        <w:t xml:space="preserve">}</w:t>
+      </w:r>
+      <w:r>
+        <w:rPr>
+          <w:rStyle w:val="ControlFlowTok"/>
+        </w:rPr>
+        <w:t xml:space="preserve">else</w:t>
+      </w:r>
+      <w:r>
+        <w:rPr>
+          <w:rStyle w:val="NormalTok"/>
+        </w:rPr>
+        <w:t xml:space="preserve">{</w:t>
+      </w:r>
+      <w:r>
+        <w:br/>
+      </w:r>
+      <w:r>
+        <w:rPr>
+          <w:rStyle w:val="NormalTok"/>
+        </w:rPr>
+        <w:t xml:space="preserve">  </w:t>
+      </w:r>
+      <w:r>
+        <w:rPr>
+          <w:rStyle w:val="FunctionTok"/>
+        </w:rPr>
+        <w:t xml:space="preserve">cat</w:t>
+      </w:r>
+      <w:r>
+        <w:rPr>
+          <w:rStyle w:val="NormalTok"/>
+        </w:rPr>
+        <w:t xml:space="preserve">(</w:t>
+      </w:r>
+      <w:r>
+        <w:rPr>
+          <w:rStyle w:val="StringTok"/>
+        </w:rPr>
+        <w:t xml:space="preserve">""</w:t>
+      </w:r>
+      <w:r>
+        <w:rPr>
+          <w:rStyle w:val="NormalTok"/>
+        </w:rPr>
+        <w:t xml:space="preserve">)</w:t>
+      </w:r>
+      <w:r>
+        <w:br/>
+      </w:r>
+      <w:r>
+        <w:rPr>
+          <w:rStyle w:val="NormalTok"/>
+        </w:rPr>
+        <w:t xml:space="preserve">  }</w:t>
+      </w:r>
+      <w:r>
+        <w:br/>
+      </w:r>
+      <w:r>
+        <w:br/>
+      </w:r>
+      <w:r>
+        <w:rPr>
+          <w:rStyle w:val="ControlFlowTok"/>
+        </w:rPr>
+        <w:t xml:space="preserve">if</w:t>
+      </w:r>
+      <w:r>
+        <w:rPr>
+          <w:rStyle w:val="NormalTok"/>
+        </w:rPr>
+        <w:t xml:space="preserve">(other_3 </w:t>
+      </w:r>
+      <w:r>
+        <w:rPr>
+          <w:rStyle w:val="SpecialCharTok"/>
+        </w:rPr>
+        <w:t xml:space="preserve">==</w:t>
+      </w:r>
+      <w:r>
+        <w:rPr>
+          <w:rStyle w:val="NormalTok"/>
+        </w:rPr>
+        <w:t xml:space="preserve"> </w:t>
+      </w:r>
+      <w:r>
+        <w:rPr>
+          <w:rStyle w:val="ConstantTok"/>
+        </w:rPr>
+        <w:t xml:space="preserve">TRUE</w:t>
+      </w:r>
+      <w:r>
+        <w:rPr>
+          <w:rStyle w:val="NormalTok"/>
+        </w:rPr>
+        <w:t xml:space="preserve">){</w:t>
+      </w:r>
+      <w:r>
+        <w:br/>
+      </w:r>
+      <w:r>
+        <w:rPr>
+          <w:rStyle w:val="NormalTok"/>
+        </w:rPr>
+        <w:t xml:space="preserve">  </w:t>
+      </w:r>
+      <w:r>
+        <w:rPr>
+          <w:rStyle w:val="FunctionTok"/>
+        </w:rPr>
+        <w:t xml:space="preserve">cat</w:t>
+      </w:r>
+      <w:r>
+        <w:rPr>
+          <w:rStyle w:val="NormalTok"/>
+        </w:rPr>
+        <w:t xml:space="preserve">(</w:t>
+      </w:r>
+      <w:r>
+        <w:rPr>
+          <w:rStyle w:val="StringTok"/>
+        </w:rPr>
+        <w:t xml:space="preserve">"</w:t>
+      </w:r>
+      <w:r>
+        <w:br/>
+      </w:r>
+      <w:r>
+        <w:br/>
+      </w:r>
+      <w:r>
+        <w:rPr>
+          <w:rStyle w:val="StringTok"/>
+        </w:rPr>
+        <w:t xml:space="preserve">*Estimated Cost/Benefits/Incentives*</w:t>
+      </w:r>
+      <w:r>
+        <w:br/>
+      </w:r>
+      <w:r>
+        <w:br/>
+      </w:r>
+      <w:r>
+        <w:rPr>
+          <w:rStyle w:val="StringTok"/>
+        </w:rPr>
+        <w:t xml:space="preserve">"</w:t>
+      </w:r>
+      <w:r>
+        <w:rPr>
+          <w:rStyle w:val="NormalTok"/>
+        </w:rPr>
+        <w:t xml:space="preserve">, auto_other_3_estimates</w:t>
+      </w:r>
+      <w:r>
+        <w:rPr>
+          <w:rStyle w:val="SpecialCharTok"/>
+        </w:rPr>
+        <w:t xml:space="preserve">$</w:t>
+      </w:r>
+      <w:r>
+        <w:rPr>
+          <w:rStyle w:val="NormalTok"/>
+        </w:rPr>
+        <w:t xml:space="preserve">Description)</w:t>
+      </w:r>
+      <w:r>
+        <w:br/>
+      </w:r>
+      <w:r>
+        <w:rPr>
+          <w:rStyle w:val="NormalTok"/>
+        </w:rPr>
+        <w:t xml:space="preserve">}</w:t>
+      </w:r>
+      <w:r>
+        <w:rPr>
+          <w:rStyle w:val="ControlFlowTok"/>
+        </w:rPr>
+        <w:t xml:space="preserve">else</w:t>
+      </w:r>
+      <w:r>
+        <w:rPr>
+          <w:rStyle w:val="NormalTok"/>
+        </w:rPr>
+        <w:t xml:space="preserve">{</w:t>
+      </w:r>
+      <w:r>
+        <w:br/>
+      </w:r>
+      <w:r>
+        <w:rPr>
+          <w:rStyle w:val="NormalTok"/>
+        </w:rPr>
+        <w:t xml:space="preserve">  </w:t>
+      </w:r>
+      <w:r>
+        <w:rPr>
+          <w:rStyle w:val="FunctionTok"/>
+        </w:rPr>
+        <w:t xml:space="preserve">cat</w:t>
+      </w:r>
+      <w:r>
+        <w:rPr>
+          <w:rStyle w:val="NormalTok"/>
+        </w:rPr>
+        <w:t xml:space="preserve">(</w:t>
+      </w:r>
+      <w:r>
+        <w:rPr>
+          <w:rStyle w:val="StringTok"/>
+        </w:rPr>
+        <w:t xml:space="preserve">""</w:t>
+      </w:r>
+      <w:r>
+        <w:rPr>
+          <w:rStyle w:val="NormalTok"/>
+        </w:rPr>
+        <w:t xml:space="preserve">)</w:t>
+      </w:r>
+      <w:r>
+        <w:br/>
+      </w:r>
+      <w:r>
+        <w:rPr>
+          <w:rStyle w:val="NormalTok"/>
+        </w:rPr>
+        <w:t xml:space="preserve">  } </w:t>
+      </w:r>
+    </w:p>
+    <w:bookmarkEnd w:id="53"/>
+    <w:bookmarkEnd w:id="54"/>
+    <w:bookmarkStart w:id="55" w:name="additional-resources"/>
+    <w:p>
+      <w:pPr>
+        <w:pStyle w:val="Heading2"/>
+      </w:pPr>
+      <w:r>
+        <w:t xml:space="preserve">5 Additional Resources</w:t>
+      </w:r>
+    </w:p>
+    <w:p>
+      <w:pPr>
+        <w:pStyle w:val="FirstParagraph"/>
+      </w:pPr>
+      <w:r>
+        <w:t xml:space="preserve">Many home efficiency upgrades are eligible for Efficiency Maine rebates and federal tax credits. Financial incentives vary based on income level and type of occupancy. An overview of all state rebates and federal tax credits can be found here: https://www.efficiencymaine.com/at-home/.</w:t>
       </w:r>
     </w:p>
     <w:p>
@@ -4335,11 +5185,7 @@
         <w:pStyle w:val="BodyText"/>
       </w:pPr>
       <w:r>
-        <w:rPr>
-          <w:i/>
-          <w:iCs/>
-        </w:rPr>
-        <w:t xml:space="preserve">Recommendation</w:t>
+        <w:t xml:space="preserve">You can search for Efficiency Maine registered contractors here: https://www.efficiencymaine.com/at-home/vendor-locator/.</w:t>
       </w:r>
     </w:p>
     <w:p>
@@ -4347,1301 +5193,160 @@
         <w:pStyle w:val="BodyText"/>
       </w:pPr>
       <w:r>
-        <w:t xml:space="preserve">Install spray foam on the basement/crawlspace walls to prevent moisture infiltration and reduce heat loss. In older homes, most heat loss is due to air leakage. Air sealing is particularly important in the basement or crawlspace (and attic). As warm air rises and leaks out the top of your home, cold air is pulled in at the bottom. This is called the</w:t>
+        <w:t xml:space="preserve">We recommend discussing a whole-home plan for insulation and air sealing work in the basement, walls, and attic with contractors to determine how to best sequence the work to take full advantage of the Efficiency Maine rebates (which are subject to lifetime maximums) and nonrefundable federal tax credits (which are subject to annual maximums).</w:t>
+      </w:r>
+    </w:p>
+    <w:bookmarkEnd w:id="55"/>
+    <w:bookmarkStart w:id="68" w:name="section-four-tests"/>
+    <w:p>
+      <w:pPr>
+        <w:pStyle w:val="Heading2"/>
+      </w:pPr>
+      <w:r>
+        <w:t xml:space="preserve">6 Section Four Tests</w:t>
+      </w:r>
+    </w:p>
+    <w:bookmarkStart w:id="56" w:name="high-efficiency-shower-heads-1"/>
+    <w:p>
+      <w:pPr>
+        <w:pStyle w:val="Heading3"/>
+      </w:pPr>
+      <w:r>
+        <w:t xml:space="preserve">6.1 High-efficiency Shower Head(s)</w:t>
+      </w:r>
+    </w:p>
+    <w:bookmarkEnd w:id="56"/>
+    <w:bookmarkStart w:id="57" w:name="leds-1"/>
+    <w:p>
+      <w:pPr>
+        <w:pStyle w:val="Heading3"/>
+      </w:pPr>
+      <w:r>
+        <w:t xml:space="preserve">6.2 LEDs</w:t>
+      </w:r>
+    </w:p>
+    <w:bookmarkEnd w:id="57"/>
+    <w:bookmarkStart w:id="58" w:name="windowdressers"/>
+    <w:p>
+      <w:pPr>
+        <w:pStyle w:val="Heading3"/>
+      </w:pPr>
+      <w:r>
+        <w:t xml:space="preserve">6.3 WindowDressers</w:t>
+      </w:r>
+    </w:p>
+    <w:bookmarkEnd w:id="58"/>
+    <w:bookmarkStart w:id="59" w:name="bathroom-exhaust-fans-1"/>
+    <w:p>
+      <w:pPr>
+        <w:pStyle w:val="Heading3"/>
+      </w:pPr>
+      <w:r>
+        <w:t xml:space="preserve">6.4 Bathroom Exhaust Fan(s)</w:t>
+      </w:r>
+    </w:p>
+    <w:bookmarkEnd w:id="59"/>
+    <w:bookmarkStart w:id="60" w:name="kitchen-exhaust-fan"/>
+    <w:p>
+      <w:pPr>
+        <w:pStyle w:val="Heading3"/>
+      </w:pPr>
+      <w:r>
+        <w:t xml:space="preserve">6.5 Kitchen Exhaust Fan</w:t>
+      </w:r>
+    </w:p>
+    <w:bookmarkEnd w:id="60"/>
+    <w:bookmarkStart w:id="61" w:name="vapor-barrier-1"/>
+    <w:p>
+      <w:pPr>
+        <w:pStyle w:val="Heading3"/>
+      </w:pPr>
+      <w:r>
+        <w:t xml:space="preserve">6.6 Vapor Barrier</w:t>
+      </w:r>
+    </w:p>
+    <w:bookmarkEnd w:id="61"/>
+    <w:bookmarkStart w:id="62" w:name="spray-foam-basementcrawlspace-walls"/>
+    <w:p>
+      <w:pPr>
+        <w:pStyle w:val="Heading3"/>
+      </w:pPr>
+      <w:r>
+        <w:t xml:space="preserve">6.7 Spray Foam Basement/Crawlspace Walls</w:t>
+      </w:r>
+    </w:p>
+    <w:bookmarkEnd w:id="62"/>
+    <w:bookmarkStart w:id="63" w:name="attic-air-sealing-and-insulation"/>
+    <w:p>
+      <w:pPr>
+        <w:pStyle w:val="Heading3"/>
+      </w:pPr>
+      <w:r>
+        <w:t xml:space="preserve">6.8 Attic Air Sealing and Insulation</w:t>
+      </w:r>
+    </w:p>
+    <w:bookmarkEnd w:id="63"/>
+    <w:bookmarkStart w:id="64" w:name="blown-in-cellulose-wall-insulation"/>
+    <w:p>
+      <w:pPr>
+        <w:pStyle w:val="Heading3"/>
+      </w:pPr>
+      <w:r>
+        <w:t xml:space="preserve">6.9 Blown-in Cellulose Wall Insulation</w:t>
+      </w:r>
+    </w:p>
+    <w:bookmarkEnd w:id="64"/>
+    <w:bookmarkStart w:id="65" w:name="continuous-exterior-wall-insulation-1"/>
+    <w:p>
+      <w:pPr>
+        <w:pStyle w:val="Heading3"/>
+      </w:pPr>
+      <w:r>
+        <w:t xml:space="preserve">6.10 Continuous Exterior Wall Insulation</w:t>
+      </w:r>
+    </w:p>
+    <w:bookmarkEnd w:id="65"/>
+    <w:bookmarkStart w:id="66" w:name="air-source-heat-pump-1"/>
+    <w:p>
+      <w:pPr>
+        <w:pStyle w:val="Heading3"/>
+      </w:pPr>
+      <w:r>
+        <w:t xml:space="preserve">6.11 Air Source Heat Pump</w:t>
+      </w:r>
+    </w:p>
+    <w:bookmarkEnd w:id="66"/>
+    <w:bookmarkStart w:id="67" w:name="pipe-insulation-1"/>
+    <w:p>
+      <w:pPr>
+        <w:pStyle w:val="Heading3"/>
+      </w:pPr>
+      <w:r>
+        <w:t xml:space="preserve">6.12 Pipe Insulation</w:t>
+      </w:r>
+    </w:p>
+    <w:p>
+      <w:pPr>
+        <w:pStyle w:val="FirstParagraph"/>
+      </w:pPr>
+      <w:r>
+        <w:t xml:space="preserve">[1]</w:t>
       </w:r>
       <w:r>
         <w:t xml:space="preserve"> </w:t>
       </w:r>
       <w:r>
-        <w:t xml:space="preserve">‘stack effect’</w:t>
-      </w:r>
-      <w:r>
-        <w:t xml:space="preserve">, and is more pronounced in taller homes. Thus, air sealing is necessary anywhere gaps allow air to move into your house through the basement/crawlspace.</w:t>
-      </w:r>
-    </w:p>
-    <w:p>
-      <w:pPr>
-        <w:pStyle w:val="BodyText"/>
-      </w:pPr>
-      <w:r>
-        <w:t xml:space="preserve">Spray foam should be applied 2-3 inches thick on the walls to seal and insulate them. It is often ideal to install a vapor barrier at the same time as the spray foam insulation. Spray foam generally requires a layer of intumescent (fire-rated) paint over it to meet fire code.</w:t>
-      </w:r>
-    </w:p>
-    <w:p>
-      <w:pPr>
-        <w:pStyle w:val="BodyText"/>
-      </w:pPr>
-      <w:r>
-        <w:rPr>
-          <w:i/>
-          <w:iCs/>
-        </w:rPr>
-        <w:t xml:space="preserve">Estimated Cost/Benefits/Incentives</w:t>
-      </w:r>
-    </w:p>
-    <w:p>
-      <w:pPr>
-        <w:pStyle w:val="BodyText"/>
-      </w:pPr>
-      <w:r>
-        <w:t xml:space="preserve">Installation of spray foam insulation will cost around $5-7 per square foot. Efficiency Maine rebates and other incentives for insulation work can fund up to 80% of the project cost (subject to a lifetime limit per building), up to $9,200 when combined with nonrefundable federal tax credits. You can call them at 866-376-2463 (Monday to Friday, 8:00 am to 5:00 pm) or visit their webpage about insulation rebates: https://www.efficiencymaine.com/at-home/insulation-rebates/</w:t>
-      </w:r>
-    </w:p>
-    <w:bookmarkEnd w:id="51"/>
-    <w:bookmarkStart w:id="52" w:name="attic-insulation-and-air-sealing"/>
-    <w:p>
-      <w:pPr>
-        <w:pStyle w:val="Heading3"/>
-      </w:pPr>
-      <w:r>
-        <w:t xml:space="preserve">4.11 Attic Insulation and Air Sealing</w:t>
-      </w:r>
-    </w:p>
-    <w:p>
-      <w:pPr>
-        <w:pStyle w:val="FirstParagraph"/>
-      </w:pPr>
-      <w:r>
-        <w:rPr>
-          <w:i/>
-          <w:iCs/>
-        </w:rPr>
-        <w:t xml:space="preserve">Problem</w:t>
-      </w:r>
-    </w:p>
-    <w:p>
-      <w:pPr>
-        <w:pStyle w:val="BodyText"/>
-      </w:pPr>
-      <w:r>
-        <w:t xml:space="preserve">The attic is uninsulated or is missing insulation and the attic could also benefit from air-sealing. These upgrades will reduce draftiness and heat loss in the winter and heat gain in the summer.</w:t>
-      </w:r>
-    </w:p>
-    <w:p>
-      <w:pPr>
-        <w:pStyle w:val="BodyText"/>
-      </w:pPr>
-      <w:r>
-        <w:rPr>
-          <w:i/>
-          <w:iCs/>
-        </w:rPr>
-        <w:t xml:space="preserve">Recommendation</w:t>
-      </w:r>
-    </w:p>
-    <w:p>
-      <w:pPr>
-        <w:pStyle w:val="BodyText"/>
-      </w:pPr>
-      <w:r>
-        <w:t xml:space="preserve">Air seal the attic and insulate it to at least R-60 (18 inches of loose-fill cellulose insulation). COA has been installing 24 inches (R-80) of cellulose insulation in attics on our campus. Before the attic is insulated, ensure that any needed bathroom and kitchen fans are installed and that all fans are properly vented to the outside.</w:t>
-      </w:r>
-    </w:p>
-    <w:p>
-      <w:pPr>
-        <w:pStyle w:val="BodyText"/>
-      </w:pPr>
-      <w:r>
-        <w:t xml:space="preserve">In older homes, most heat loss is due to air leakage. Air sealing is particularly important in the attic (and basement or crawlspace). As warm air rises and leaks out the top of your home, cold air is pulled in at the bottom. This is called the</w:t>
-      </w:r>
-      <w:r>
-        <w:t xml:space="preserve"> </w:t>
-      </w:r>
-      <w:r>
-        <w:t xml:space="preserve">‘stack effect’</w:t>
-      </w:r>
-      <w:r>
-        <w:t xml:space="preserve">, and is more pronounced in taller homes. Thus, air sealing is necessary anywhere gaps allow air to move between your house and the attic. This typically includes gaps around the chimney, electrical penetrations, and wall top plates.</w:t>
-      </w:r>
-    </w:p>
-    <w:p>
-      <w:pPr>
-        <w:pStyle w:val="BodyText"/>
-      </w:pPr>
-      <w:r>
-        <w:rPr>
-          <w:i/>
-          <w:iCs/>
-        </w:rPr>
-        <w:t xml:space="preserve">Estimated Cost/Benefits/Incentives</w:t>
-      </w:r>
-    </w:p>
-    <w:p>
-      <w:pPr>
-        <w:pStyle w:val="BodyText"/>
-      </w:pPr>
-      <w:r>
-        <w:t xml:space="preserve">Efficiency Maine rebates and other incentives for insulation work can fund up to 80% of the overall cost to weatherize your home (subject to a lifetime limit per building), up to $9,200 when combined with nonrefundable federal tax credits. You can call them at 866-376-2463 (Monday to Friday, 8:00 am to 5:00 pm) or visit their webpage about insulation rebates: https://www.efficiencymaine.com/at-home/insulation-rebates/</w:t>
-      </w:r>
-    </w:p>
-    <w:bookmarkEnd w:id="52"/>
-    <w:bookmarkStart w:id="53" w:name="blow-in-cellulose-wall-insulation"/>
-    <w:p>
-      <w:pPr>
-        <w:pStyle w:val="Heading3"/>
-      </w:pPr>
-      <w:r>
-        <w:t xml:space="preserve">4.12 Blow-in cellulose wall insulation</w:t>
-      </w:r>
-    </w:p>
-    <w:p>
-      <w:pPr>
-        <w:pStyle w:val="FirstParagraph"/>
-      </w:pPr>
-      <w:r>
-        <w:rPr>
-          <w:i/>
-          <w:iCs/>
-        </w:rPr>
-        <w:t xml:space="preserve">Problem</w:t>
-      </w:r>
-    </w:p>
-    <w:p>
-      <w:pPr>
-        <w:pStyle w:val="BodyText"/>
-      </w:pPr>
-      <w:r>
-        <w:t xml:space="preserve">The walls of the house are uninsulated, which is a significant source of heat loss.</w:t>
-      </w:r>
-    </w:p>
-    <w:p>
-      <w:pPr>
-        <w:pStyle w:val="BodyText"/>
-      </w:pPr>
-      <w:r>
-        <w:rPr>
-          <w:i/>
-          <w:iCs/>
-        </w:rPr>
-        <w:t xml:space="preserve">Recommendation</w:t>
-      </w:r>
-    </w:p>
-    <w:p>
-      <w:pPr>
-        <w:pStyle w:val="BodyText"/>
-      </w:pPr>
-      <w:r>
-        <w:t xml:space="preserve">Insulate the wall stud cavities with dense packed, blown-in cellulose insulation. In balloon-framed homes, this can often be done from the attic, otherwise it can be done by drilling holes into the wall cavities from either the inside or outside.</w:t>
-      </w:r>
-      <w:r>
-        <w:t xml:space="preserve"> </w:t>
-      </w:r>
-      <w:r>
-        <w:rPr>
-          <w:i/>
-          <w:iCs/>
-        </w:rPr>
-        <w:t xml:space="preserve">Estimated Cost/Benefits/Incentives</w:t>
-      </w:r>
-    </w:p>
-    <w:p>
-      <w:pPr>
-        <w:pStyle w:val="BodyText"/>
-      </w:pPr>
-      <w:r>
-        <w:t xml:space="preserve">Efficiency Maine rebates and other incentives for insulation work can fund up to 80% of the overall cost to weatherize your home (subject to a lifetime limit per building), up to $9,200 when combined with nonrefundable federal tax credits. You can call them at 866-376-2463 (Monday to Friday, 8:00 am to 5:00 pm) or visit their webpage about insulation rebates: https://www.efficiencymaine.com/at-home/insulation-rebates/</w:t>
-      </w:r>
-    </w:p>
-    <w:bookmarkEnd w:id="53"/>
-    <w:bookmarkStart w:id="54" w:name="continuous-exterior-wall-insulation"/>
-    <w:p>
-      <w:pPr>
-        <w:pStyle w:val="Heading3"/>
-      </w:pPr>
-      <w:r>
-        <w:t xml:space="preserve">4.13 Continuous exterior wall insulation</w:t>
-      </w:r>
-    </w:p>
-    <w:p>
-      <w:pPr>
-        <w:pStyle w:val="FirstParagraph"/>
-      </w:pPr>
-      <w:r>
-        <w:rPr>
-          <w:i/>
-          <w:iCs/>
-        </w:rPr>
-        <w:t xml:space="preserve">Problem</w:t>
-      </w:r>
-    </w:p>
-    <w:p>
-      <w:pPr>
-        <w:pStyle w:val="BodyText"/>
-      </w:pPr>
-      <w:r>
-        <w:t xml:space="preserve">There isn’t continuous insulation between the siding and the exterior walls of the house. Continuous insulation helps create a complete thermal boundary for your house, and it is now an energy code requirement for new houses.</w:t>
-      </w:r>
-    </w:p>
-    <w:p>
-      <w:pPr>
-        <w:pStyle w:val="BodyText"/>
-      </w:pPr>
-      <w:r>
-        <w:rPr>
-          <w:i/>
-          <w:iCs/>
-        </w:rPr>
-        <w:t xml:space="preserve">Recommendation</w:t>
-      </w:r>
-    </w:p>
-    <w:p>
-      <w:pPr>
-        <w:pStyle w:val="BodyText"/>
-      </w:pPr>
-      <w:r>
-        <w:t xml:space="preserve">Add a continuous layer of insulation and potentially replace the air and moisture barrier once it becomes time to replace the siding. Add continuous insulation (R-6 or more) under the new siding to keep the house warmer in the winter and cooler in the summer. We recommend TimberHP TimberBoard insulation (produced in Madison, Maine) or Rockwool Comfortboard, but foam board can also be used. Before installing exterior insulation, the contractor can check if insulation is needed between the interior wall studs.</w:t>
-      </w:r>
-    </w:p>
-    <w:p>
-      <w:pPr>
-        <w:pStyle w:val="BodyText"/>
-      </w:pPr>
-      <w:r>
-        <w:rPr>
-          <w:i/>
-          <w:iCs/>
-        </w:rPr>
-        <w:t xml:space="preserve">Estimated Cost/Benefits/Incentives</w:t>
-      </w:r>
-    </w:p>
-    <w:p>
-      <w:pPr>
-        <w:pStyle w:val="BodyText"/>
-      </w:pPr>
-      <w:r>
-        <w:t xml:space="preserve">Efficiency Maine rebates and other incentives for insulation work can fund up to 80% of the overall cost to weatherize your home (subject to a lifetime limit per building), up to $9,200 when combined with nonrefundable federal tax credits. You can call them at 866-376-2463 (Monday to Friday, 8:00 am to 5:00 pm) or visit their webpage about insulation rebates: https://www.efficiencymaine.com/at-home/insulation-rebates/</w:t>
-      </w:r>
-    </w:p>
-    <w:bookmarkEnd w:id="54"/>
-    <w:bookmarkStart w:id="55" w:name="pipe-insulation"/>
-    <w:p>
-      <w:pPr>
-        <w:pStyle w:val="Heading3"/>
-      </w:pPr>
-      <w:r>
-        <w:t xml:space="preserve">4.14 Pipe Insulation</w:t>
-      </w:r>
-    </w:p>
-    <w:p>
-      <w:pPr>
-        <w:pStyle w:val="FirstParagraph"/>
-      </w:pPr>
-      <w:r>
-        <w:rPr>
-          <w:i/>
-          <w:iCs/>
-        </w:rPr>
-        <w:t xml:space="preserve">Problem</w:t>
-      </w:r>
-    </w:p>
-    <w:p>
-      <w:pPr>
-        <w:pStyle w:val="BodyText"/>
-      </w:pPr>
-      <w:r>
-        <w:t xml:space="preserve">Uninsulated water pipes are responsible for heat loss and excess moisture (from condensation) in your basement/crawlspace.</w:t>
-      </w:r>
-    </w:p>
-    <w:p>
-      <w:pPr>
-        <w:pStyle w:val="BodyText"/>
-      </w:pPr>
-      <w:r>
-        <w:rPr>
-          <w:i/>
-          <w:iCs/>
-        </w:rPr>
-        <w:t xml:space="preserve">Recommendation</w:t>
-      </w:r>
-    </w:p>
-    <w:p>
-      <w:pPr>
-        <w:pStyle w:val="BodyText"/>
-      </w:pPr>
-      <w:r>
-        <w:t xml:space="preserve">Insulate both hot and cold water pipes that are uninsulated in the basement/crawlspace. This will save energy and prevent condensation. We recommend foam pipe insulation made of polyethylene or neoprene.</w:t>
-      </w:r>
-    </w:p>
-    <w:p>
-      <w:pPr>
-        <w:pStyle w:val="BodyText"/>
-      </w:pPr>
-      <w:r>
-        <w:rPr>
-          <w:i/>
-          <w:iCs/>
-        </w:rPr>
-        <w:t xml:space="preserve">Estimated Cost/Benefits/Incentives</w:t>
-      </w:r>
-    </w:p>
-    <w:p>
-      <w:pPr>
-        <w:pStyle w:val="BodyText"/>
-      </w:pPr>
-      <w:r>
-        <w:t xml:space="preserve">Insulating water pipes can save 2%-4% on hot water bills and increase the temperature of the water while reducing the time it takes for hot water to reach your tap. Materials cost around $100-200, depending on the length of pipe to insulate. Many people find this to be an easy project to do themselves.</w:t>
-      </w:r>
-    </w:p>
-    <w:bookmarkEnd w:id="55"/>
-    <w:bookmarkStart w:id="56" w:name="diy-air-sealing"/>
-    <w:p>
-      <w:pPr>
-        <w:pStyle w:val="Heading3"/>
-      </w:pPr>
-      <w:r>
-        <w:t xml:space="preserve">4.15 DIY Air Sealing</w:t>
-      </w:r>
-    </w:p>
-    <w:p>
-      <w:pPr>
-        <w:pStyle w:val="FirstParagraph"/>
-      </w:pPr>
-      <w:r>
-        <w:rPr>
-          <w:i/>
-          <w:iCs/>
-        </w:rPr>
-        <w:t xml:space="preserve">Problem</w:t>
-      </w:r>
-    </w:p>
-    <w:p>
-      <w:pPr>
-        <w:pStyle w:val="BodyText"/>
-      </w:pPr>
-      <w:r>
-        <w:t xml:space="preserve">During the blower door test, we noted sources of air leakage in the living areas of your house.</w:t>
-      </w:r>
-    </w:p>
-    <w:p>
-      <w:pPr>
-        <w:pStyle w:val="BodyText"/>
-      </w:pPr>
-      <w:r>
-        <w:rPr>
-          <w:b/>
-          <w:bCs/>
-        </w:rPr>
-        <w:t xml:space="preserve">Auditor to detail customized findings.</w:t>
-      </w:r>
-      <w:r>
-        <w:rPr>
-          <w:b/>
-          <w:bCs/>
-        </w:rPr>
-        <w:t xml:space="preserve"> </w:t>
-      </w:r>
-    </w:p>
-    <w:p>
-      <w:pPr>
-        <w:pStyle w:val="BodyText"/>
-      </w:pPr>
-      <w:r>
-        <w:rPr>
-          <w:i/>
-          <w:iCs/>
-        </w:rPr>
-        <w:t xml:space="preserve">Recommendation</w:t>
-      </w:r>
-    </w:p>
-    <w:p>
-      <w:pPr>
-        <w:pStyle w:val="BodyText"/>
-      </w:pPr>
-      <w:r>
-        <w:t xml:space="preserve">Air sealing the air leaks we identified around the living areas of your house can be a DIY solution to lower energy use, or an insulation contractor can seal the leaks when they come to your house for a larger project. Please address any moisture concerns before undertaking significant air sealing efforts.</w:t>
-      </w:r>
-    </w:p>
-    <w:p>
-      <w:pPr>
-        <w:pStyle w:val="BodyText"/>
-      </w:pPr>
-      <w:r>
-        <w:rPr>
-          <w:i/>
-          <w:iCs/>
-        </w:rPr>
-        <w:t xml:space="preserve">Estimated Cost/Benefits/Incentives</w:t>
-      </w:r>
-    </w:p>
-    <w:p>
-      <w:pPr>
-        <w:pStyle w:val="BodyText"/>
-      </w:pPr>
-      <w:r>
-        <w:t xml:space="preserve">Air sealing and insulating ductwork is eligible for a non-refundable federal tax credit (</w:t>
-      </w:r>
-      <w:r>
-        <w:t xml:space="preserve">“Energy Efficient Home Improvement Credit”</w:t>
-      </w:r>
-      <w:r>
-        <w:t xml:space="preserve">), which can pay for 30% of the project cost, subject to an annual maximum of $1,200 (shared with other home envelope improvements, like attic and basement projects).</w:t>
-      </w:r>
-    </w:p>
-    <w:p>
-      <w:pPr>
-        <w:pStyle w:val="SourceCode"/>
-      </w:pPr>
-      <w:r>
-        <w:rPr>
-          <w:rStyle w:val="NormalTok"/>
-        </w:rPr>
-        <w:t xml:space="preserve"> </w:t>
-      </w:r>
-      <w:r>
-        <w:rPr>
-          <w:rStyle w:val="CommentTok"/>
-        </w:rPr>
-        <w:t xml:space="preserve">#| label: other 3 recommendation</w:t>
-      </w:r>
-      <w:r>
-        <w:br/>
-      </w:r>
-      <w:r>
-        <w:rPr>
-          <w:rStyle w:val="NormalTok"/>
-        </w:rPr>
-        <w:t xml:space="preserve"> </w:t>
-      </w:r>
-      <w:r>
-        <w:rPr>
-          <w:rStyle w:val="CommentTok"/>
-        </w:rPr>
-        <w:t xml:space="preserve">#| echo: false</w:t>
-      </w:r>
-      <w:r>
-        <w:br/>
-      </w:r>
-      <w:r>
-        <w:rPr>
-          <w:rStyle w:val="NormalTok"/>
-        </w:rPr>
-        <w:t xml:space="preserve"> </w:t>
-      </w:r>
-      <w:r>
-        <w:rPr>
-          <w:rStyle w:val="CommentTok"/>
-        </w:rPr>
-        <w:t xml:space="preserve">#| results: asis</w:t>
-      </w:r>
-      <w:r>
-        <w:br/>
-      </w:r>
-      <w:r>
-        <w:br/>
-      </w:r>
-      <w:r>
-        <w:br/>
-      </w:r>
-      <w:r>
-        <w:rPr>
-          <w:rStyle w:val="ControlFlowTok"/>
-        </w:rPr>
-        <w:t xml:space="preserve">if</w:t>
-      </w:r>
-      <w:r>
-        <w:rPr>
-          <w:rStyle w:val="NormalTok"/>
-        </w:rPr>
-        <w:t xml:space="preserve">( other_3 </w:t>
-      </w:r>
-      <w:r>
-        <w:rPr>
-          <w:rStyle w:val="SpecialCharTok"/>
-        </w:rPr>
-        <w:t xml:space="preserve">==</w:t>
-      </w:r>
-      <w:r>
-        <w:rPr>
-          <w:rStyle w:val="NormalTok"/>
-        </w:rPr>
-        <w:t xml:space="preserve"> </w:t>
-      </w:r>
-      <w:r>
-        <w:rPr>
-          <w:rStyle w:val="ConstantTok"/>
-        </w:rPr>
-        <w:t xml:space="preserve">TRUE</w:t>
-      </w:r>
-      <w:r>
-        <w:rPr>
-          <w:rStyle w:val="NormalTok"/>
-        </w:rPr>
-        <w:t xml:space="preserve">){</w:t>
-      </w:r>
-      <w:r>
-        <w:br/>
-      </w:r>
-      <w:r>
-        <w:rPr>
-          <w:rStyle w:val="NormalTok"/>
-        </w:rPr>
-        <w:t xml:space="preserve">  </w:t>
-      </w:r>
-      <w:r>
-        <w:rPr>
-          <w:rStyle w:val="FunctionTok"/>
-        </w:rPr>
-        <w:t xml:space="preserve">cat</w:t>
-      </w:r>
-      <w:r>
-        <w:rPr>
-          <w:rStyle w:val="NormalTok"/>
-        </w:rPr>
-        <w:t xml:space="preserve">(</w:t>
-      </w:r>
-      <w:r>
-        <w:rPr>
-          <w:rStyle w:val="StringTok"/>
-        </w:rPr>
-        <w:t xml:space="preserve">"### Other 3</w:t>
-      </w:r>
-      <w:r>
-        <w:br/>
-      </w:r>
-      <w:r>
-        <w:rPr>
-          <w:rStyle w:val="StringTok"/>
-        </w:rPr>
-        <w:t xml:space="preserve">  </w:t>
-      </w:r>
-      <w:r>
-        <w:br/>
-      </w:r>
-      <w:r>
-        <w:rPr>
-          <w:rStyle w:val="StringTok"/>
-        </w:rPr>
-        <w:t xml:space="preserve">*Problem*</w:t>
-      </w:r>
-      <w:r>
-        <w:br/>
-      </w:r>
-      <w:r>
-        <w:br/>
-      </w:r>
-      <w:r>
-        <w:rPr>
-          <w:rStyle w:val="StringTok"/>
-        </w:rPr>
-        <w:t xml:space="preserve">*Recommendation*</w:t>
-      </w:r>
-      <w:r>
-        <w:br/>
-      </w:r>
-      <w:r>
-        <w:br/>
-      </w:r>
-      <w:r>
-        <w:rPr>
-          <w:rStyle w:val="StringTok"/>
-        </w:rPr>
-        <w:t xml:space="preserve">"</w:t>
-      </w:r>
-      <w:r>
-        <w:rPr>
-          <w:rStyle w:val="NormalTok"/>
-        </w:rPr>
-        <w:t xml:space="preserve">)</w:t>
-      </w:r>
-      <w:r>
-        <w:br/>
-      </w:r>
-      <w:r>
-        <w:rPr>
-          <w:rStyle w:val="NormalTok"/>
-        </w:rPr>
+        <w:t xml:space="preserve">“)</w:t>
+      </w:r>
+      <w:r>
         <w:t xml:space="preserve">}</w:t>
       </w:r>
       <w:r>
-        <w:rPr>
-          <w:rStyle w:val="ControlFlowTok"/>
-        </w:rPr>
-        <w:t xml:space="preserve">else</w:t>
-      </w:r>
-      <w:r>
-        <w:rPr>
-          <w:rStyle w:val="NormalTok"/>
-        </w:rPr>
-        <w:t xml:space="preserve">{</w:t>
-      </w:r>
-      <w:r>
-        <w:br/>
-      </w:r>
-      <w:r>
-        <w:rPr>
-          <w:rStyle w:val="NormalTok"/>
-        </w:rPr>
-        <w:t xml:space="preserve">  </w:t>
-      </w:r>
-      <w:r>
-        <w:rPr>
-          <w:rStyle w:val="FunctionTok"/>
-        </w:rPr>
-        <w:t xml:space="preserve">cat</w:t>
-      </w:r>
-      <w:r>
-        <w:rPr>
-          <w:rStyle w:val="NormalTok"/>
-        </w:rPr>
-        <w:t xml:space="preserve">(</w:t>
-      </w:r>
-      <w:r>
-        <w:rPr>
-          <w:rStyle w:val="StringTok"/>
-        </w:rPr>
-        <w:t xml:space="preserve">""</w:t>
-      </w:r>
-      <w:r>
-        <w:rPr>
-          <w:rStyle w:val="NormalTok"/>
-        </w:rPr>
-        <w:t xml:space="preserve">)</w:t>
-      </w:r>
-      <w:r>
-        <w:br/>
-      </w:r>
-      <w:r>
-        <w:rPr>
-          <w:rStyle w:val="NormalTok"/>
-        </w:rPr>
-        <w:t xml:space="preserve">}</w:t>
-      </w:r>
-      <w:r>
-        <w:br/>
-      </w:r>
-      <w:r>
-        <w:br/>
-      </w:r>
-      <w:r>
-        <w:rPr>
-          <w:rStyle w:val="ControlFlowTok"/>
-        </w:rPr>
-        <w:t xml:space="preserve">if</w:t>
-      </w:r>
-      <w:r>
-        <w:rPr>
-          <w:rStyle w:val="NormalTok"/>
-        </w:rPr>
-        <w:t xml:space="preserve">(other_3 </w:t>
-      </w:r>
-      <w:r>
-        <w:rPr>
-          <w:rStyle w:val="SpecialCharTok"/>
-        </w:rPr>
-        <w:t xml:space="preserve">==</w:t>
-      </w:r>
-      <w:r>
-        <w:rPr>
-          <w:rStyle w:val="NormalTok"/>
-        </w:rPr>
-        <w:t xml:space="preserve"> </w:t>
-      </w:r>
-      <w:r>
-        <w:rPr>
-          <w:rStyle w:val="ConstantTok"/>
-        </w:rPr>
-        <w:t xml:space="preserve">TRUE</w:t>
-      </w:r>
-      <w:r>
-        <w:rPr>
-          <w:rStyle w:val="NormalTok"/>
-        </w:rPr>
-        <w:t xml:space="preserve">){</w:t>
-      </w:r>
-      <w:r>
-        <w:br/>
-      </w:r>
-      <w:r>
-        <w:rPr>
-          <w:rStyle w:val="NormalTok"/>
-        </w:rPr>
-        <w:t xml:space="preserve">  </w:t>
-      </w:r>
-      <w:r>
-        <w:rPr>
-          <w:rStyle w:val="FunctionTok"/>
-        </w:rPr>
-        <w:t xml:space="preserve">cat</w:t>
-      </w:r>
-      <w:r>
-        <w:rPr>
-          <w:rStyle w:val="NormalTok"/>
-        </w:rPr>
-        <w:t xml:space="preserve">(a_other_3</w:t>
-      </w:r>
-      <w:r>
-        <w:rPr>
-          <w:rStyle w:val="SpecialCharTok"/>
-        </w:rPr>
-        <w:t xml:space="preserve">$</w:t>
-      </w:r>
-      <w:r>
-        <w:rPr>
-          <w:rStyle w:val="NormalTok"/>
-        </w:rPr>
-        <w:t xml:space="preserve">Description</w:t>
-      </w:r>
-      <w:r>
-        <w:br/>
-      </w:r>
-      <w:r>
-        <w:rPr>
-          <w:rStyle w:val="NormalTok"/>
-        </w:rPr>
-        <w:t xml:space="preserve">    </w:t>
-      </w:r>
-      <w:r>
-        <w:br/>
-      </w:r>
-      <w:r>
-        <w:rPr>
-          <w:rStyle w:val="NormalTok"/>
-        </w:rPr>
-        <w:t xml:space="preserve">  )</w:t>
-      </w:r>
-      <w:r>
-        <w:br/>
-      </w:r>
-      <w:r>
-        <w:rPr>
-          <w:rStyle w:val="NormalTok"/>
-        </w:rPr>
-        <w:t xml:space="preserve">}</w:t>
-      </w:r>
-      <w:r>
-        <w:rPr>
-          <w:rStyle w:val="ControlFlowTok"/>
-        </w:rPr>
-        <w:t xml:space="preserve">else</w:t>
-      </w:r>
-      <w:r>
-        <w:rPr>
-          <w:rStyle w:val="NormalTok"/>
-        </w:rPr>
-        <w:t xml:space="preserve">{</w:t>
-      </w:r>
-      <w:r>
-        <w:br/>
-      </w:r>
-      <w:r>
-        <w:rPr>
-          <w:rStyle w:val="NormalTok"/>
-        </w:rPr>
-        <w:t xml:space="preserve">  </w:t>
-      </w:r>
-      <w:r>
-        <w:rPr>
-          <w:rStyle w:val="FunctionTok"/>
-        </w:rPr>
-        <w:t xml:space="preserve">cat</w:t>
-      </w:r>
-      <w:r>
-        <w:rPr>
-          <w:rStyle w:val="NormalTok"/>
-        </w:rPr>
-        <w:t xml:space="preserve">(</w:t>
-      </w:r>
-      <w:r>
-        <w:rPr>
-          <w:rStyle w:val="StringTok"/>
-        </w:rPr>
-        <w:t xml:space="preserve">""</w:t>
-      </w:r>
-      <w:r>
-        <w:rPr>
-          <w:rStyle w:val="NormalTok"/>
-        </w:rPr>
-        <w:t xml:space="preserve">)</w:t>
-      </w:r>
-      <w:r>
-        <w:br/>
-      </w:r>
-      <w:r>
-        <w:rPr>
-          <w:rStyle w:val="NormalTok"/>
-        </w:rPr>
-        <w:t xml:space="preserve">  }</w:t>
-      </w:r>
-      <w:r>
-        <w:br/>
-      </w:r>
-      <w:r>
-        <w:br/>
-      </w:r>
-      <w:r>
-        <w:rPr>
-          <w:rStyle w:val="ControlFlowTok"/>
-        </w:rPr>
-        <w:t xml:space="preserve">if</w:t>
-      </w:r>
-      <w:r>
-        <w:rPr>
-          <w:rStyle w:val="NormalTok"/>
-        </w:rPr>
-        <w:t xml:space="preserve">(other_3 </w:t>
-      </w:r>
-      <w:r>
-        <w:rPr>
-          <w:rStyle w:val="SpecialCharTok"/>
-        </w:rPr>
-        <w:t xml:space="preserve">==</w:t>
-      </w:r>
-      <w:r>
-        <w:rPr>
-          <w:rStyle w:val="NormalTok"/>
-        </w:rPr>
-        <w:t xml:space="preserve"> </w:t>
-      </w:r>
-      <w:r>
-        <w:rPr>
-          <w:rStyle w:val="ConstantTok"/>
-        </w:rPr>
-        <w:t xml:space="preserve">TRUE</w:t>
-      </w:r>
-      <w:r>
-        <w:rPr>
-          <w:rStyle w:val="NormalTok"/>
-        </w:rPr>
-        <w:t xml:space="preserve">){</w:t>
-      </w:r>
-      <w:r>
-        <w:br/>
-      </w:r>
-      <w:r>
-        <w:rPr>
-          <w:rStyle w:val="NormalTok"/>
-        </w:rPr>
-        <w:t xml:space="preserve">  </w:t>
-      </w:r>
-      <w:r>
-        <w:rPr>
-          <w:rStyle w:val="FunctionTok"/>
-        </w:rPr>
-        <w:t xml:space="preserve">cat</w:t>
-      </w:r>
-      <w:r>
-        <w:rPr>
-          <w:rStyle w:val="NormalTok"/>
-        </w:rPr>
-        <w:t xml:space="preserve">(</w:t>
-      </w:r>
-      <w:r>
-        <w:rPr>
-          <w:rStyle w:val="StringTok"/>
-        </w:rPr>
-        <w:t xml:space="preserve">"</w:t>
-      </w:r>
-      <w:r>
-        <w:br/>
-      </w:r>
-      <w:r>
-        <w:br/>
-      </w:r>
-      <w:r>
-        <w:rPr>
-          <w:rStyle w:val="StringTok"/>
-        </w:rPr>
-        <w:t xml:space="preserve">*Estimated Cost/Benefits/Incentives*</w:t>
-      </w:r>
-      <w:r>
-        <w:br/>
-      </w:r>
-      <w:r>
-        <w:br/>
-      </w:r>
-      <w:r>
-        <w:rPr>
-          <w:rStyle w:val="StringTok"/>
-        </w:rPr>
-        <w:t xml:space="preserve">"</w:t>
-      </w:r>
-      <w:r>
-        <w:rPr>
-          <w:rStyle w:val="NormalTok"/>
-        </w:rPr>
-        <w:t xml:space="preserve">, auto_other_3_estimates</w:t>
-      </w:r>
-      <w:r>
-        <w:rPr>
-          <w:rStyle w:val="SpecialCharTok"/>
-        </w:rPr>
-        <w:t xml:space="preserve">$</w:t>
-      </w:r>
-      <w:r>
-        <w:rPr>
-          <w:rStyle w:val="NormalTok"/>
-        </w:rPr>
-        <w:t xml:space="preserve">Description)</w:t>
-      </w:r>
-      <w:r>
-        <w:br/>
-      </w:r>
-      <w:r>
-        <w:rPr>
-          <w:rStyle w:val="NormalTok"/>
-        </w:rPr>
-        <w:t xml:space="preserve">}</w:t>
-      </w:r>
-      <w:r>
-        <w:rPr>
-          <w:rStyle w:val="ControlFlowTok"/>
-        </w:rPr>
-        <w:t xml:space="preserve">else</w:t>
-      </w:r>
-      <w:r>
-        <w:rPr>
-          <w:rStyle w:val="NormalTok"/>
-        </w:rPr>
-        <w:t xml:space="preserve">{</w:t>
-      </w:r>
-      <w:r>
-        <w:br/>
-      </w:r>
-      <w:r>
-        <w:rPr>
-          <w:rStyle w:val="NormalTok"/>
-        </w:rPr>
-        <w:t xml:space="preserve">  </w:t>
-      </w:r>
-      <w:r>
-        <w:rPr>
-          <w:rStyle w:val="FunctionTok"/>
-        </w:rPr>
-        <w:t xml:space="preserve">cat</w:t>
-      </w:r>
-      <w:r>
-        <w:rPr>
-          <w:rStyle w:val="NormalTok"/>
-        </w:rPr>
-        <w:t xml:space="preserve">(</w:t>
-      </w:r>
-      <w:r>
-        <w:rPr>
-          <w:rStyle w:val="StringTok"/>
-        </w:rPr>
-        <w:t xml:space="preserve">""</w:t>
-      </w:r>
-      <w:r>
-        <w:rPr>
-          <w:rStyle w:val="NormalTok"/>
-        </w:rPr>
-        <w:t xml:space="preserve">)</w:t>
-      </w:r>
-      <w:r>
-        <w:br/>
-      </w:r>
-      <w:r>
-        <w:rPr>
-          <w:rStyle w:val="NormalTok"/>
-        </w:rPr>
-        <w:t xml:space="preserve">  } </w:t>
-      </w:r>
-    </w:p>
-    <w:bookmarkEnd w:id="56"/>
-    <w:bookmarkStart w:id="57" w:name="ductwork-air-sealing-and-insulation"/>
-    <w:p>
-      <w:pPr>
-        <w:pStyle w:val="Heading3"/>
-      </w:pPr>
-      <w:r>
-        <w:t xml:space="preserve">4.16 Ductwork Air Sealing and Insulation</w:t>
-      </w:r>
-    </w:p>
-    <w:p>
-      <w:pPr>
-        <w:pStyle w:val="FirstParagraph"/>
-      </w:pPr>
-      <w:r>
-        <w:rPr>
-          <w:i/>
-          <w:iCs/>
-        </w:rPr>
-        <w:t xml:space="preserve">Problem</w:t>
-      </w:r>
-    </w:p>
-    <w:p>
-      <w:pPr>
-        <w:pStyle w:val="BodyText"/>
-      </w:pPr>
-      <w:r>
-        <w:t xml:space="preserve">The furnace supply ductwork running through the basement would be more efficient if it were air sealed and insulated. The heated air from the furnace loses a lot of heat to the surroundings on its way to the living space.</w:t>
-      </w:r>
-    </w:p>
-    <w:p>
-      <w:pPr>
-        <w:pStyle w:val="BodyText"/>
-      </w:pPr>
-      <w:r>
-        <w:rPr>
-          <w:i/>
-          <w:iCs/>
-        </w:rPr>
-        <w:t xml:space="preserve">Recommendation</w:t>
-      </w:r>
-    </w:p>
-    <w:p>
-      <w:pPr>
-        <w:pStyle w:val="BodyText"/>
-      </w:pPr>
-      <w:r>
-        <w:t xml:space="preserve">Air seal and insulate all of the supply and return ductwork running through the basement/crawlspace. Air sealing should be completed first, and can be done with either UL 181 foil-faced tape, duct mastic, or by hiring a contractor that has equipment to Aeroseal the ductwork (https://aeroseal.com/find-a-pro/). For insulation, we recommend using foil-faced fiberglass batts. Foil-faced bubble wrap can also be used. It is important to air seal the ducts properly before insulating. Otherwise, the heat will bypass the insulation, making the insulation ineffective.</w:t>
-      </w:r>
-      <w:r>
-        <w:rPr>
-          <w:i/>
-          <w:iCs/>
-        </w:rPr>
-        <w:t xml:space="preserve">Estimated Costs/Benefits/Incentives</w:t>
-      </w:r>
-    </w:p>
-    <w:p>
-      <w:pPr>
-        <w:pStyle w:val="BodyText"/>
-      </w:pPr>
-      <w:r>
-        <w:t xml:space="preserve">Air sealing and insulating ductwork is eligible for a non-refundable federal tax credit (</w:t>
-      </w:r>
-      <w:r>
-        <w:t xml:space="preserve">“Energy Efficient Home Improvement Credit”</w:t>
-      </w:r>
-      <w:r>
-        <w:t xml:space="preserve">), which can pay for 30% of the project cost, subject to an annual maximum of $1,200 (shared with other home envelope improvements, like attic and basement projects).</w:t>
-      </w:r>
-    </w:p>
-    <w:bookmarkEnd w:id="57"/>
-    <w:bookmarkEnd w:id="58"/>
-    <w:bookmarkStart w:id="59" w:name="additional-resources"/>
-    <w:p>
-      <w:pPr>
-        <w:pStyle w:val="Heading2"/>
-      </w:pPr>
-      <w:r>
-        <w:t xml:space="preserve">5 Additional Resources</w:t>
-      </w:r>
-    </w:p>
-    <w:p>
-      <w:pPr>
-        <w:pStyle w:val="FirstParagraph"/>
-      </w:pPr>
-      <w:r>
-        <w:t xml:space="preserve">Many home efficiency upgrades are eligible for Efficiency Maine rebates and federal tax credits. Financial incentives vary based on income level and type of occupancy. An overview of all state rebates and federal tax credits can be found here: https://www.efficiencymaine.com/at-home/.</w:t>
-      </w:r>
-    </w:p>
-    <w:p>
-      <w:pPr>
-        <w:pStyle w:val="BodyText"/>
-      </w:pPr>
-      <w:r>
-        <w:t xml:space="preserve">You can search for Efficiency Maine registered contractors here: https://www.efficiencymaine.com/at-home/vendor-locator/.</w:t>
-      </w:r>
-    </w:p>
-    <w:p>
-      <w:pPr>
-        <w:pStyle w:val="BodyText"/>
-      </w:pPr>
-      <w:r>
-        <w:t xml:space="preserve">We recommend discussing a whole-home plan for insulation and air sealing work in the basement, walls, and attic with contractors to determine how to best sequence the work to take full advantage of the Efficiency Maine rebates (which are subject to lifetime maximums) and nonrefundable federal tax credits (which are subject to annual maximums).</w:t>
-      </w:r>
-    </w:p>
-    <w:p>
-      <w:pPr>
-        <w:pStyle w:val="BodyText"/>
-      </w:pPr>
-      <w:r>
-        <w:t xml:space="preserve">Efficiency Maine also offers home energy loans to help homeowners who are Maine residents pay for energy and related health and safety upgrades. There are no fees, and interest rates for multi-year loans are between 5.99% (max $7,500) and 7.99% (max $25,000), depending on income level. Low- and moderate-income homeowners who borrow the full $7,500 and pay it back over 10 years will pay a monthly cost of $83. There is also a 1-year, 0% APR option. To learn more or apply, call 866-376-2463 or visit https://www.efficiencymaine.com/home-energy-loans/</w:t>
-      </w:r>
-    </w:p>
-    <w:bookmarkEnd w:id="59"/>
-    <w:bookmarkStart w:id="76" w:name="section-four-tests"/>
-    <w:p>
-      <w:pPr>
-        <w:pStyle w:val="Heading2"/>
-      </w:pPr>
-      <w:r>
-        <w:t xml:space="preserve">6 Section Four Tests</w:t>
-      </w:r>
-    </w:p>
-    <w:bookmarkStart w:id="60" w:name="furnaceboiler-tune-up-1"/>
-    <w:p>
-      <w:pPr>
-        <w:pStyle w:val="Heading3"/>
-      </w:pPr>
-      <w:r>
-        <w:t xml:space="preserve">6.1 Furnace/Boiler Tune-up</w:t>
-      </w:r>
-    </w:p>
-    <w:bookmarkEnd w:id="60"/>
-    <w:bookmarkStart w:id="61" w:name="high-efficiency-shower-heads-1"/>
-    <w:p>
-      <w:pPr>
-        <w:pStyle w:val="Heading3"/>
-      </w:pPr>
-      <w:r>
-        <w:t xml:space="preserve">6.2 High-efficiency Shower Head(s)</w:t>
-      </w:r>
-    </w:p>
-    <w:bookmarkEnd w:id="61"/>
-    <w:bookmarkStart w:id="62" w:name="leds-1"/>
-    <w:p>
-      <w:pPr>
-        <w:pStyle w:val="Heading3"/>
-      </w:pPr>
-      <w:r>
-        <w:t xml:space="preserve">6.3 LEDs</w:t>
-      </w:r>
-    </w:p>
-    <w:bookmarkEnd w:id="62"/>
-    <w:bookmarkStart w:id="63" w:name="windowdressers"/>
-    <w:p>
-      <w:pPr>
-        <w:pStyle w:val="Heading3"/>
-      </w:pPr>
-      <w:r>
-        <w:t xml:space="preserve">6.4 WindowDressers</w:t>
-      </w:r>
-    </w:p>
-    <w:bookmarkEnd w:id="63"/>
-    <w:bookmarkStart w:id="64" w:name="heat-pump-water-heater-1"/>
-    <w:p>
-      <w:pPr>
-        <w:pStyle w:val="Heading3"/>
-      </w:pPr>
-      <w:r>
-        <w:t xml:space="preserve">6.5 Heat Pump Water Heater</w:t>
-      </w:r>
-    </w:p>
-    <w:bookmarkEnd w:id="64"/>
-    <w:bookmarkStart w:id="65" w:name="gutters-1"/>
-    <w:p>
-      <w:pPr>
-        <w:pStyle w:val="Heading3"/>
-      </w:pPr>
-      <w:r>
-        <w:t xml:space="preserve">6.6 Gutters</w:t>
-      </w:r>
-    </w:p>
-    <w:bookmarkEnd w:id="65"/>
-    <w:bookmarkStart w:id="66" w:name="bathroom-exhaust-fans-1"/>
-    <w:p>
-      <w:pPr>
-        <w:pStyle w:val="Heading3"/>
-      </w:pPr>
-      <w:r>
-        <w:t xml:space="preserve">6.7 Bathroom Exhaust Fan(s)</w:t>
-      </w:r>
-    </w:p>
-    <w:bookmarkEnd w:id="66"/>
-    <w:bookmarkStart w:id="67" w:name="kitchen-exhaust-fan"/>
-    <w:p>
-      <w:pPr>
-        <w:pStyle w:val="Heading3"/>
-      </w:pPr>
-      <w:r>
-        <w:t xml:space="preserve">6.8 Kitchen Exhaust Fan</w:t>
+        <w:t xml:space="preserve"># cat(”</w:t>
       </w:r>
     </w:p>
     <w:bookmarkEnd w:id="67"/>
-    <w:bookmarkStart w:id="68" w:name="vapor-barrier-1"/>
-    <w:p>
-      <w:pPr>
-        <w:pStyle w:val="Heading3"/>
-      </w:pPr>
-      <w:r>
-        <w:t xml:space="preserve">6.9 Vapor Barrier</w:t>
-      </w:r>
-    </w:p>
     <w:bookmarkEnd w:id="68"/>
-    <w:bookmarkStart w:id="69" w:name="spray-foam-basementcrawlspace-walls"/>
-    <w:p>
-      <w:pPr>
-        <w:pStyle w:val="Heading3"/>
-      </w:pPr>
-      <w:r>
-        <w:t xml:space="preserve">6.10 Spray Foam Basement/Crawlspace Walls</w:t>
-      </w:r>
-    </w:p>
-    <w:bookmarkEnd w:id="69"/>
-    <w:bookmarkStart w:id="70" w:name="attic-air-sealing-and-insulation"/>
-    <w:p>
-      <w:pPr>
-        <w:pStyle w:val="Heading3"/>
-      </w:pPr>
-      <w:r>
-        <w:t xml:space="preserve">6.11 Attic Air Sealing and Insulation</w:t>
-      </w:r>
-    </w:p>
-    <w:bookmarkEnd w:id="70"/>
-    <w:bookmarkStart w:id="71" w:name="blown-in-cellulose-wall-insulation"/>
-    <w:p>
-      <w:pPr>
-        <w:pStyle w:val="Heading3"/>
-      </w:pPr>
-      <w:r>
-        <w:t xml:space="preserve">6.12 Blown-in Cellulose Wall Insulation</w:t>
-      </w:r>
-    </w:p>
-    <w:bookmarkEnd w:id="71"/>
-    <w:bookmarkStart w:id="72" w:name="continuous-exterior-wall-insulation-1"/>
-    <w:p>
-      <w:pPr>
-        <w:pStyle w:val="Heading3"/>
-      </w:pPr>
-      <w:r>
-        <w:t xml:space="preserve">6.13 Continuous Exterior Wall Insulation</w:t>
-      </w:r>
-    </w:p>
-    <w:bookmarkEnd w:id="72"/>
-    <w:bookmarkStart w:id="73" w:name="pipe-insulation-1"/>
-    <w:p>
-      <w:pPr>
-        <w:pStyle w:val="Heading3"/>
-      </w:pPr>
-      <w:r>
-        <w:t xml:space="preserve">6.14 Pipe Insulation</w:t>
-      </w:r>
-    </w:p>
-    <w:bookmarkEnd w:id="73"/>
-    <w:bookmarkStart w:id="74" w:name="diy-air-sealing-1"/>
-    <w:p>
-      <w:pPr>
-        <w:pStyle w:val="Heading3"/>
-      </w:pPr>
-      <w:r>
-        <w:t xml:space="preserve">6.15 DIY Air Sealing</w:t>
-      </w:r>
-    </w:p>
-    <w:bookmarkEnd w:id="74"/>
-    <w:bookmarkStart w:id="75" w:name="ductwork-air-sealing-and-insulation-1"/>
-    <w:p>
-      <w:pPr>
-        <w:pStyle w:val="Heading3"/>
-      </w:pPr>
-      <w:r>
-        <w:t xml:space="preserve">6.16 Ductwork Air Sealing and Insulation</w:t>
-      </w:r>
-    </w:p>
-    <w:p>
-      <w:pPr>
-        <w:pStyle w:val="FirstParagraph"/>
-      </w:pPr>
-      <w:r>
-        <w:t xml:space="preserve">[1]</w:t>
-      </w:r>
-      <w:r>
-        <w:t xml:space="preserve"> </w:t>
-      </w:r>
-      <w:r>
-        <w:t xml:space="preserve">“)</w:t>
-      </w:r>
-      <w:r>
-        <w:t xml:space="preserve">}</w:t>
-      </w:r>
-      <w:r>
-        <w:t xml:space="preserve"># cat(”</w:t>
-      </w:r>
-    </w:p>
-    <w:bookmarkEnd w:id="75"/>
-    <w:bookmarkEnd w:id="76"/>
     <w:sectPr>
       <w:footerReference r:id="rId9" w:type="default"/>
       <w:pgSz w:h="15840" w:w="12240"/>

--- a/Quarto_report/Audit_Report.docx
+++ b/Quarto_report/Audit_Report.docx
@@ -2197,7 +2197,7 @@
                 <w:rFonts w:ascii="Calibri" w:hAnsi="Calibri"/>
                 <w:sz w:val="20"/>
               </w:rPr>
-              <w:t xml:space="default">NA</w:t>
+              <w:t xml:space="default">5744</w:t>
             </w:r>
           </w:p>
         </w:tc>
@@ -2351,7 +2351,7 @@
                 <w:rFonts w:ascii="Calibri" w:hAnsi="Calibri"/>
                 <w:sz w:val="20"/>
               </w:rPr>
-              <w:t xml:space="default">NA under natural conditions. TEST</w:t>
+              <w:t xml:space="default">574.4 under natural conditions. TEST</w:t>
             </w:r>
           </w:p>
         </w:tc>
@@ -4608,16 +4608,6 @@
       </w:r>
     </w:p>
     <w:bookmarkEnd w:id="57"/>
-    <w:bookmarkStart w:id="58" w:name="section-four-tests"/>
-    <w:p>
-      <w:pPr>
-        <w:pStyle w:val="Heading2"/>
-      </w:pPr>
-      <w:r>
-        <w:t xml:space="preserve">6 Section Four Tests</w:t>
-      </w:r>
-    </w:p>
-    <w:bookmarkEnd w:id="58"/>
     <w:sectPr>
       <w:footerReference r:id="rId9" w:type="default"/>
       <w:pgSz w:h="15840" w:w="12240"/>

--- a/Quarto_report/Audit_Report.docx
+++ b/Quarto_report/Audit_Report.docx
@@ -15,31 +15,31 @@
         <w:pStyle w:val="FirstParagraph"/>
       </w:pPr>
       <w:r>
-        <w:t xml:space="preserve">Homeowner(s): Dan Fernald, Katy Fernald</w:t>
-      </w:r>
-    </w:p>
-    <w:p>
-      <w:pPr>
-        <w:pStyle w:val="BodyText"/>
-      </w:pPr>
-      <w:r>
-        <w:t xml:space="preserve">Address: 16 Mosswood Rd Islesford, ME 04646</w:t>
-      </w:r>
-    </w:p>
-    <w:p>
-      <w:pPr>
-        <w:pStyle w:val="BodyText"/>
-      </w:pPr>
-      <w:r>
-        <w:t xml:space="preserve">Owner Contact: islesfordartists@gmail.com, (207) 244-3145</w:t>
-      </w:r>
-    </w:p>
-    <w:p>
-      <w:pPr>
-        <w:pStyle w:val="BodyText"/>
-      </w:pPr>
-      <w:r>
-        <w:t xml:space="preserve">Auditors: David Gibson, Pema Lhundrup, Mabon Young, Rashmi Mohan</w:t>
+        <w:t xml:space="preserve">Homeowner(s): Edward Venuti</w:t>
+      </w:r>
+    </w:p>
+    <w:p>
+      <w:pPr>
+        <w:pStyle w:val="BodyText"/>
+      </w:pPr>
+      <w:r>
+        <w:t xml:space="preserve">Address: 5 Katie Lane, Robbinston, ME 04671</w:t>
+      </w:r>
+    </w:p>
+    <w:p>
+      <w:pPr>
+        <w:pStyle w:val="BodyText"/>
+      </w:pPr>
+      <w:r>
+        <w:t xml:space="preserve">Owner Contact: edwardvenuti@gmail.com, (207) 214-7726</w:t>
+      </w:r>
+    </w:p>
+    <w:p>
+      <w:pPr>
+        <w:pStyle w:val="BodyText"/>
+      </w:pPr>
+      <w:r>
+        <w:t xml:space="preserve">Auditors: Helen Lloyd, Tyler Hebert</w:t>
       </w:r>
     </w:p>
     <w:p>
@@ -70,7 +70,7 @@
         <w:pStyle w:val="FirstParagraph"/>
       </w:pPr>
       <w:r>
-        <w:t xml:space="preserve">We conducted an energy assessment of your home on 6/23/2025. This report will tell you what we did, what we found, and what we suggest for your home. These suggestions include information on incentives and financing to make improvements more affordable.</w:t>
+        <w:t xml:space="preserve">We conducted an energy assessment of your home on 6/24/2025. This report will tell you what we did, what we found, and what we suggest for your home. These suggestions include information on incentives and financing to make improvements more affordable.</w:t>
       </w:r>
     </w:p>
     <w:p>
@@ -234,7 +234,7 @@
         <w:pStyle w:val="FirstParagraph"/>
       </w:pPr>
       <w:r>
-        <w:t xml:space="preserve">We assessed combustion appliances that burn fossil fuels such as propane, heating oil, or kerosene. These include furnaces, boilers, water heaters, and gas ovens. We visually inspected the combustion appliance(s) in your home, as well as conducted combustion safety tests. This included measuring for carbon monoxide and testing that flue gases are properly exhausting from the home. We also performed gas leak detection tests on your propane appliance(s).</w:t>
+        <w:t xml:space="preserve">We assessed combustion appliances that burn fossil fuels such as propane, heating oil, or kerosene. These include furnaces, boilers, water heaters, and gas ovens. We visually inspected the combustion appliance(s) in your home, but we were unable to perform combustion safety tests. We also performed gas leak detection tests on your propane appliance(s).</w:t>
       </w:r>
     </w:p>
     <w:bookmarkEnd w:id="27"/>
@@ -344,31 +344,31 @@
                 <w:rFonts w:ascii="Calibri" w:hAnsi="Calibri"/>
                 <w:sz w:val="20"/>
               </w:rPr>
-              <w:t xml:space="default">Furnace/Boiler Tune-up</w:t>
-            </w:r>
-          </w:p>
-        </w:tc>
-        <w:tc>
-          <w:tcPr>
-            <w:tcBorders>
-              <w:top w:val="single" w:space="0" w:color="D3D3D3"/>
-              <w:bottom w:val="single" w:space="0" w:color="D3D3D3"/>
-              <w:start w:val="single" w:space="0" w:color="D3D3D3"/>
-              <w:end w:val="single" w:space="0" w:color="D3D3D3"/>
-            </w:tcBorders>
-          </w:tcPr>
-          <w:p>
-            <w:pPr>
-              <w:spacing w:before="0" w:after="60"/>
-              <w:keepNext/>
-              <w:jc w:val="start"/>
-            </w:pPr>
-            <w:r>
-              <w:rPr>
-                <w:rFonts w:ascii="Calibri" w:hAnsi="Calibri"/>
-                <w:sz w:val="20"/>
-              </w:rPr>
-              <w:t xml:space="default">Have the furnace/boiler and flue inspected and adjusted by a licensed professional. This should be available from your fuel delivery company.</w:t>
+              <w:t xml:space="default">High-efficiency Shower Head(s)</w:t>
+            </w:r>
+          </w:p>
+        </w:tc>
+        <w:tc>
+          <w:tcPr>
+            <w:tcBorders>
+              <w:top w:val="single" w:space="0" w:color="D3D3D3"/>
+              <w:bottom w:val="single" w:space="0" w:color="D3D3D3"/>
+              <w:start w:val="single" w:space="0" w:color="D3D3D3"/>
+              <w:end w:val="single" w:space="0" w:color="D3D3D3"/>
+            </w:tcBorders>
+          </w:tcPr>
+          <w:p>
+            <w:pPr>
+              <w:spacing w:before="0" w:after="60"/>
+              <w:keepNext/>
+              <w:jc w:val="start"/>
+            </w:pPr>
+            <w:r>
+              <w:rPr>
+                <w:rFonts w:ascii="Calibri" w:hAnsi="Calibri"/>
+                <w:sz w:val="20"/>
+              </w:rPr>
+              <w:t xml:space="default">Install high-efficiency shower heads to reduce the amount of water and energy to heat the water used when showering.</w:t>
             </w:r>
           </w:p>
         </w:tc>
@@ -397,31 +397,31 @@
                 <w:rFonts w:ascii="Calibri" w:hAnsi="Calibri"/>
                 <w:sz w:val="20"/>
               </w:rPr>
-              <w:t xml:space="default">High-efficiency Shower Head(s)</w:t>
-            </w:r>
-          </w:p>
-        </w:tc>
-        <w:tc>
-          <w:tcPr>
-            <w:tcBorders>
-              <w:top w:val="single" w:space="0" w:color="D3D3D3"/>
-              <w:bottom w:val="single" w:space="0" w:color="D3D3D3"/>
-              <w:start w:val="single" w:space="0" w:color="D3D3D3"/>
-              <w:end w:val="single" w:space="0" w:color="D3D3D3"/>
-            </w:tcBorders>
-          </w:tcPr>
-          <w:p>
-            <w:pPr>
-              <w:spacing w:before="0" w:after="60"/>
-              <w:keepNext/>
-              <w:jc w:val="start"/>
-            </w:pPr>
-            <w:r>
-              <w:rPr>
-                <w:rFonts w:ascii="Calibri" w:hAnsi="Calibri"/>
-                <w:sz w:val="20"/>
-              </w:rPr>
-              <w:t xml:space="default">Install high-efficiency shower heads to reduce the amount of water and energy to heat the water used when showering.</w:t>
+              <w:t xml:space="default">WindowDressers</w:t>
+            </w:r>
+          </w:p>
+        </w:tc>
+        <w:tc>
+          <w:tcPr>
+            <w:tcBorders>
+              <w:top w:val="single" w:space="0" w:color="D3D3D3"/>
+              <w:bottom w:val="single" w:space="0" w:color="D3D3D3"/>
+              <w:start w:val="single" w:space="0" w:color="D3D3D3"/>
+              <w:end w:val="single" w:space="0" w:color="D3D3D3"/>
+            </w:tcBorders>
+          </w:tcPr>
+          <w:p>
+            <w:pPr>
+              <w:spacing w:before="0" w:after="60"/>
+              <w:keepNext/>
+              <w:jc w:val="start"/>
+            </w:pPr>
+            <w:r>
+              <w:rPr>
+                <w:rFonts w:ascii="Calibri" w:hAnsi="Calibri"/>
+                <w:sz w:val="20"/>
+              </w:rPr>
+              <w:t xml:space="default">WindowDressers are insulating window inserts that help air-seal windows and reduce heat loss and gain.</w:t>
             </w:r>
           </w:p>
         </w:tc>
@@ -450,31 +450,31 @@
                 <w:rFonts w:ascii="Calibri" w:hAnsi="Calibri"/>
                 <w:sz w:val="20"/>
               </w:rPr>
-              <w:t xml:space="default">WindowDressers</w:t>
-            </w:r>
-          </w:p>
-        </w:tc>
-        <w:tc>
-          <w:tcPr>
-            <w:tcBorders>
-              <w:top w:val="single" w:space="0" w:color="D3D3D3"/>
-              <w:bottom w:val="single" w:space="0" w:color="D3D3D3"/>
-              <w:start w:val="single" w:space="0" w:color="D3D3D3"/>
-              <w:end w:val="single" w:space="0" w:color="D3D3D3"/>
-            </w:tcBorders>
-          </w:tcPr>
-          <w:p>
-            <w:pPr>
-              <w:spacing w:before="0" w:after="60"/>
-              <w:keepNext/>
-              <w:jc w:val="start"/>
-            </w:pPr>
-            <w:r>
-              <w:rPr>
-                <w:rFonts w:ascii="Calibri" w:hAnsi="Calibri"/>
-                <w:sz w:val="20"/>
-              </w:rPr>
-              <w:t xml:space="default">WindowDressers are insulating window inserts that help air-seal windows and reduce heat loss and gain.</w:t>
+              <w:t xml:space="default">Refrigerator</w:t>
+            </w:r>
+          </w:p>
+        </w:tc>
+        <w:tc>
+          <w:tcPr>
+            <w:tcBorders>
+              <w:top w:val="single" w:space="0" w:color="D3D3D3"/>
+              <w:bottom w:val="single" w:space="0" w:color="D3D3D3"/>
+              <w:start w:val="single" w:space="0" w:color="D3D3D3"/>
+              <w:end w:val="single" w:space="0" w:color="D3D3D3"/>
+            </w:tcBorders>
+          </w:tcPr>
+          <w:p>
+            <w:pPr>
+              <w:spacing w:before="0" w:after="60"/>
+              <w:keepNext/>
+              <w:jc w:val="start"/>
+            </w:pPr>
+            <w:r>
+              <w:rPr>
+                <w:rFonts w:ascii="Calibri" w:hAnsi="Calibri"/>
+                <w:sz w:val="20"/>
+              </w:rPr>
+              <w:t xml:space="default">Replace your refrigerator with a new, EnergyStar certified fridge. Look at the Energy Guide label to compare the energy use of new refrigerators.</w:t>
             </w:r>
           </w:p>
         </w:tc>
@@ -503,31 +503,31 @@
                 <w:rFonts w:ascii="Calibri" w:hAnsi="Calibri"/>
                 <w:sz w:val="20"/>
               </w:rPr>
-              <w:t xml:space="default">Freezer</w:t>
-            </w:r>
-          </w:p>
-        </w:tc>
-        <w:tc>
-          <w:tcPr>
-            <w:tcBorders>
-              <w:top w:val="single" w:space="0" w:color="D3D3D3"/>
-              <w:bottom w:val="single" w:space="0" w:color="D3D3D3"/>
-              <w:start w:val="single" w:space="0" w:color="D3D3D3"/>
-              <w:end w:val="single" w:space="0" w:color="D3D3D3"/>
-            </w:tcBorders>
-          </w:tcPr>
-          <w:p>
-            <w:pPr>
-              <w:spacing w:before="0" w:after="60"/>
-              <w:keepNext/>
-              <w:jc w:val="start"/>
-            </w:pPr>
-            <w:r>
-              <w:rPr>
-                <w:rFonts w:ascii="Calibri" w:hAnsi="Calibri"/>
-                <w:sz w:val="20"/>
-              </w:rPr>
-              <w:t xml:space="default">Replace your freezer with a new, EnergyStar certified freezer. Look at the Energy Guide label to compare the energy use of new freezers.</w:t>
+              <w:t xml:space="default">Induction Stove/Oven</w:t>
+            </w:r>
+          </w:p>
+        </w:tc>
+        <w:tc>
+          <w:tcPr>
+            <w:tcBorders>
+              <w:top w:val="single" w:space="0" w:color="D3D3D3"/>
+              <w:bottom w:val="single" w:space="0" w:color="D3D3D3"/>
+              <w:start w:val="single" w:space="0" w:color="D3D3D3"/>
+              <w:end w:val="single" w:space="0" w:color="D3D3D3"/>
+            </w:tcBorders>
+          </w:tcPr>
+          <w:p>
+            <w:pPr>
+              <w:spacing w:before="0" w:after="60"/>
+              <w:keepNext/>
+              <w:jc w:val="start"/>
+            </w:pPr>
+            <w:r>
+              <w:rPr>
+                <w:rFonts w:ascii="Calibri" w:hAnsi="Calibri"/>
+                <w:sz w:val="20"/>
+              </w:rPr>
+              <w:t xml:space="default">Induction cooking appliances are more efficient and safer than electric or gas ones. There is no risk of carbon monoxide or other harmful combustion gases, and the surface doesn’t heat up without a pot or pan on it.</w:t>
             </w:r>
           </w:p>
         </w:tc>
@@ -556,31 +556,31 @@
                 <w:rFonts w:ascii="Calibri" w:hAnsi="Calibri"/>
                 <w:sz w:val="20"/>
               </w:rPr>
-              <w:t xml:space="default">Induction Stove/Oven</w:t>
-            </w:r>
-          </w:p>
-        </w:tc>
-        <w:tc>
-          <w:tcPr>
-            <w:tcBorders>
-              <w:top w:val="single" w:space="0" w:color="D3D3D3"/>
-              <w:bottom w:val="single" w:space="0" w:color="D3D3D3"/>
-              <w:start w:val="single" w:space="0" w:color="D3D3D3"/>
-              <w:end w:val="single" w:space="0" w:color="D3D3D3"/>
-            </w:tcBorders>
-          </w:tcPr>
-          <w:p>
-            <w:pPr>
-              <w:spacing w:before="0" w:after="60"/>
-              <w:keepNext/>
-              <w:jc w:val="start"/>
-            </w:pPr>
-            <w:r>
-              <w:rPr>
-                <w:rFonts w:ascii="Calibri" w:hAnsi="Calibri"/>
-                <w:sz w:val="20"/>
-              </w:rPr>
-              <w:t xml:space="default">Induction cooking appliances are more efficient and safer than electric or gas ones. There is no risk of carbon monoxide or other harmful combustion gases, and the surface doesn’t heat up without a pot or pan on it.</w:t>
+              <w:t xml:space="default">Heat Pump Water Heater</w:t>
+            </w:r>
+          </w:p>
+        </w:tc>
+        <w:tc>
+          <w:tcPr>
+            <w:tcBorders>
+              <w:top w:val="single" w:space="0" w:color="D3D3D3"/>
+              <w:bottom w:val="single" w:space="0" w:color="D3D3D3"/>
+              <w:start w:val="single" w:space="0" w:color="D3D3D3"/>
+              <w:end w:val="single" w:space="0" w:color="D3D3D3"/>
+            </w:tcBorders>
+          </w:tcPr>
+          <w:p>
+            <w:pPr>
+              <w:spacing w:before="0" w:after="60"/>
+              <w:keepNext/>
+              <w:jc w:val="start"/>
+            </w:pPr>
+            <w:r>
+              <w:rPr>
+                <w:rFonts w:ascii="Calibri" w:hAnsi="Calibri"/>
+                <w:sz w:val="20"/>
+              </w:rPr>
+              <w:t xml:space="default">Install a heat pump water heater to provide your hot water for cooking and bathing. This is the most efficient way to heat water and will save hundreds of dollars a year compared to electric resistance, heating oil, or propane hot water. It will also help to dehumidify while it's running. If your current water heater burns oil or propane, this will also remove a source of combustion gases from your home.</w:t>
             </w:r>
           </w:p>
         </w:tc>
@@ -609,31 +609,31 @@
                 <w:rFonts w:ascii="Calibri" w:hAnsi="Calibri"/>
                 <w:sz w:val="20"/>
               </w:rPr>
-              <w:t xml:space="default">Bathroom Exhaust Fan(s)</w:t>
-            </w:r>
-          </w:p>
-        </w:tc>
-        <w:tc>
-          <w:tcPr>
-            <w:tcBorders>
-              <w:top w:val="single" w:space="0" w:color="D3D3D3"/>
-              <w:bottom w:val="single" w:space="0" w:color="D3D3D3"/>
-              <w:start w:val="single" w:space="0" w:color="D3D3D3"/>
-              <w:end w:val="single" w:space="0" w:color="D3D3D3"/>
-            </w:tcBorders>
-          </w:tcPr>
-          <w:p>
-            <w:pPr>
-              <w:spacing w:before="0" w:after="60"/>
-              <w:keepNext/>
-              <w:jc w:val="start"/>
-            </w:pPr>
-            <w:r>
-              <w:rPr>
-                <w:rFonts w:ascii="Calibri" w:hAnsi="Calibri"/>
-                <w:sz w:val="20"/>
-              </w:rPr>
-              <w:t xml:space="default">Install bathroom exhaust fans in all bathrooms that do not have them. These should be rated for at least 80 cubic feet per minute (CFM) if there is a shower. We recommend the Panasonic Whisper series or similar fans that don’t create excess noise.</w:t>
+              <w:t xml:space="default">Gutters</w:t>
+            </w:r>
+          </w:p>
+        </w:tc>
+        <w:tc>
+          <w:tcPr>
+            <w:tcBorders>
+              <w:top w:val="single" w:space="0" w:color="D3D3D3"/>
+              <w:bottom w:val="single" w:space="0" w:color="D3D3D3"/>
+              <w:start w:val="single" w:space="0" w:color="D3D3D3"/>
+              <w:end w:val="single" w:space="0" w:color="D3D3D3"/>
+            </w:tcBorders>
+          </w:tcPr>
+          <w:p>
+            <w:pPr>
+              <w:spacing w:before="0" w:after="60"/>
+              <w:keepNext/>
+              <w:jc w:val="start"/>
+            </w:pPr>
+            <w:r>
+              <w:rPr>
+                <w:rFonts w:ascii="Calibri" w:hAnsi="Calibri"/>
+                <w:sz w:val="20"/>
+              </w:rPr>
+              <w:t xml:space="default">Install gutters and downspouts that divert water at least six feet away from the foundation and to where the ground slopes away from the house.</w:t>
             </w:r>
           </w:p>
         </w:tc>
@@ -662,31 +662,31 @@
                 <w:rFonts w:ascii="Calibri" w:hAnsi="Calibri"/>
                 <w:sz w:val="20"/>
               </w:rPr>
-              <w:t xml:space="default">Kitchen Exhaust Fan</w:t>
-            </w:r>
-          </w:p>
-        </w:tc>
-        <w:tc>
-          <w:tcPr>
-            <w:tcBorders>
-              <w:top w:val="single" w:space="0" w:color="D3D3D3"/>
-              <w:bottom w:val="single" w:space="0" w:color="D3D3D3"/>
-              <w:start w:val="single" w:space="0" w:color="D3D3D3"/>
-              <w:end w:val="single" w:space="0" w:color="D3D3D3"/>
-            </w:tcBorders>
-          </w:tcPr>
-          <w:p>
-            <w:pPr>
-              <w:spacing w:before="0" w:after="60"/>
-              <w:keepNext/>
-              <w:jc w:val="start"/>
-            </w:pPr>
-            <w:r>
-              <w:rPr>
-                <w:rFonts w:ascii="Calibri" w:hAnsi="Calibri"/>
-                <w:sz w:val="20"/>
-              </w:rPr>
-              <w:t xml:space="default">Install a kitchen exhaust fan to remove cooking fumes and moisture from your home. The fan should be rated for at least 100 cubic feet per minute. A kitchen fan should be ducted to the outdoors. If the ductwork will run through the attic, it should be installed before the attic is air-sealed and insulated.</w:t>
+              <w:t xml:space="default">Bathroom Exhaust Fan(s)</w:t>
+            </w:r>
+          </w:p>
+        </w:tc>
+        <w:tc>
+          <w:tcPr>
+            <w:tcBorders>
+              <w:top w:val="single" w:space="0" w:color="D3D3D3"/>
+              <w:bottom w:val="single" w:space="0" w:color="D3D3D3"/>
+              <w:start w:val="single" w:space="0" w:color="D3D3D3"/>
+              <w:end w:val="single" w:space="0" w:color="D3D3D3"/>
+            </w:tcBorders>
+          </w:tcPr>
+          <w:p>
+            <w:pPr>
+              <w:spacing w:before="0" w:after="60"/>
+              <w:keepNext/>
+              <w:jc w:val="start"/>
+            </w:pPr>
+            <w:r>
+              <w:rPr>
+                <w:rFonts w:ascii="Calibri" w:hAnsi="Calibri"/>
+                <w:sz w:val="20"/>
+              </w:rPr>
+              <w:t xml:space="default">Install bathroom exhaust fans in all bathrooms that do not have them. These should be rated for at least 80 cubic feet per minute (CFM) if there is a shower. We recommend the Panasonic Whisper series or similar fans that don’t create excess noise.</w:t>
             </w:r>
           </w:p>
         </w:tc>
@@ -715,31 +715,31 @@
                 <w:rFonts w:ascii="Calibri" w:hAnsi="Calibri"/>
                 <w:sz w:val="20"/>
               </w:rPr>
-              <w:t xml:space="default">Vapor Barrier</w:t>
-            </w:r>
-          </w:p>
-        </w:tc>
-        <w:tc>
-          <w:tcPr>
-            <w:tcBorders>
-              <w:top w:val="single" w:space="0" w:color="D3D3D3"/>
-              <w:bottom w:val="single" w:space="0" w:color="D3D3D3"/>
-              <w:start w:val="single" w:space="0" w:color="D3D3D3"/>
-              <w:end w:val="single" w:space="0" w:color="D3D3D3"/>
-            </w:tcBorders>
-          </w:tcPr>
-          <w:p>
-            <w:pPr>
-              <w:spacing w:before="0" w:after="60"/>
-              <w:keepNext/>
-              <w:jc w:val="start"/>
-            </w:pPr>
-            <w:r>
-              <w:rPr>
-                <w:rFonts w:ascii="Calibri" w:hAnsi="Calibri"/>
-                <w:sz w:val="20"/>
-              </w:rPr>
-              <w:t xml:space="default">Install a vapor barrier on the basement floor to stop moisture from entering the basement and house.</w:t>
+              <w:t xml:space="default">Kitchen Exhaust Fan</w:t>
+            </w:r>
+          </w:p>
+        </w:tc>
+        <w:tc>
+          <w:tcPr>
+            <w:tcBorders>
+              <w:top w:val="single" w:space="0" w:color="D3D3D3"/>
+              <w:bottom w:val="single" w:space="0" w:color="D3D3D3"/>
+              <w:start w:val="single" w:space="0" w:color="D3D3D3"/>
+              <w:end w:val="single" w:space="0" w:color="D3D3D3"/>
+            </w:tcBorders>
+          </w:tcPr>
+          <w:p>
+            <w:pPr>
+              <w:spacing w:before="0" w:after="60"/>
+              <w:keepNext/>
+              <w:jc w:val="start"/>
+            </w:pPr>
+            <w:r>
+              <w:rPr>
+                <w:rFonts w:ascii="Calibri" w:hAnsi="Calibri"/>
+                <w:sz w:val="20"/>
+              </w:rPr>
+              <w:t xml:space="default">Install a kitchen exhaust fan to remove cooking fumes and moisture from your home. The fan should be rated for at least 100 cubic feet per minute. A kitchen fan should be ducted to the outdoors. If the ductwork will run through the attic, it should be installed before the attic is air-sealed and insulated.</w:t>
             </w:r>
           </w:p>
         </w:tc>
@@ -768,31 +768,31 @@
                 <w:rFonts w:ascii="Calibri" w:hAnsi="Calibri"/>
                 <w:sz w:val="20"/>
               </w:rPr>
-              <w:t xml:space="default">Spray Foam Basement/Crawlspace Walls</w:t>
-            </w:r>
-          </w:p>
-        </w:tc>
-        <w:tc>
-          <w:tcPr>
-            <w:tcBorders>
-              <w:top w:val="single" w:space="0" w:color="D3D3D3"/>
-              <w:bottom w:val="single" w:space="0" w:color="D3D3D3"/>
-              <w:start w:val="single" w:space="0" w:color="D3D3D3"/>
-              <w:end w:val="single" w:space="0" w:color="D3D3D3"/>
-            </w:tcBorders>
-          </w:tcPr>
-          <w:p>
-            <w:pPr>
-              <w:spacing w:before="0" w:after="60"/>
-              <w:keepNext/>
-              <w:jc w:val="start"/>
-            </w:pPr>
-            <w:r>
-              <w:rPr>
-                <w:rFonts w:ascii="Calibri" w:hAnsi="Calibri"/>
-                <w:sz w:val="20"/>
-              </w:rPr>
-              <w:t xml:space="default">Install spray foam on the basement/crawlspace walls to prevent moisture infiltration and reduce heat loss.</w:t>
+              <w:t xml:space="default">Vapor Barrier</w:t>
+            </w:r>
+          </w:p>
+        </w:tc>
+        <w:tc>
+          <w:tcPr>
+            <w:tcBorders>
+              <w:top w:val="single" w:space="0" w:color="D3D3D3"/>
+              <w:bottom w:val="single" w:space="0" w:color="D3D3D3"/>
+              <w:start w:val="single" w:space="0" w:color="D3D3D3"/>
+              <w:end w:val="single" w:space="0" w:color="D3D3D3"/>
+            </w:tcBorders>
+          </w:tcPr>
+          <w:p>
+            <w:pPr>
+              <w:spacing w:before="0" w:after="60"/>
+              <w:keepNext/>
+              <w:jc w:val="start"/>
+            </w:pPr>
+            <w:r>
+              <w:rPr>
+                <w:rFonts w:ascii="Calibri" w:hAnsi="Calibri"/>
+                <w:sz w:val="20"/>
+              </w:rPr>
+              <w:t xml:space="default">Install a vapor barrier on the basement floor to stop moisture from entering the basement and house.</w:t>
             </w:r>
           </w:p>
         </w:tc>
@@ -821,31 +821,31 @@
                 <w:rFonts w:ascii="Calibri" w:hAnsi="Calibri"/>
                 <w:sz w:val="20"/>
               </w:rPr>
-              <w:t xml:space="default">Attic Air Sealing and Insulation</w:t>
-            </w:r>
-          </w:p>
-        </w:tc>
-        <w:tc>
-          <w:tcPr>
-            <w:tcBorders>
-              <w:top w:val="single" w:space="0" w:color="D3D3D3"/>
-              <w:bottom w:val="single" w:space="0" w:color="D3D3D3"/>
-              <w:start w:val="single" w:space="0" w:color="D3D3D3"/>
-              <w:end w:val="single" w:space="0" w:color="D3D3D3"/>
-            </w:tcBorders>
-          </w:tcPr>
-          <w:p>
-            <w:pPr>
-              <w:spacing w:before="0" w:after="60"/>
-              <w:keepNext/>
-              <w:jc w:val="start"/>
-            </w:pPr>
-            <w:r>
-              <w:rPr>
-                <w:rFonts w:ascii="Calibri" w:hAnsi="Calibri"/>
-                <w:sz w:val="20"/>
-              </w:rPr>
-              <w:t xml:space="default">Air seal the attic and insulate it to at least R-60 (18 inches of loose-fill cellulose insulation).</w:t>
+              <w:t xml:space="default">Continuous Exterior Wall Insulation</w:t>
+            </w:r>
+          </w:p>
+        </w:tc>
+        <w:tc>
+          <w:tcPr>
+            <w:tcBorders>
+              <w:top w:val="single" w:space="0" w:color="D3D3D3"/>
+              <w:bottom w:val="single" w:space="0" w:color="D3D3D3"/>
+              <w:start w:val="single" w:space="0" w:color="D3D3D3"/>
+              <w:end w:val="single" w:space="0" w:color="D3D3D3"/>
+            </w:tcBorders>
+          </w:tcPr>
+          <w:p>
+            <w:pPr>
+              <w:spacing w:before="0" w:after="60"/>
+              <w:keepNext/>
+              <w:jc w:val="start"/>
+            </w:pPr>
+            <w:r>
+              <w:rPr>
+                <w:rFonts w:ascii="Calibri" w:hAnsi="Calibri"/>
+                <w:sz w:val="20"/>
+              </w:rPr>
+              <w:t xml:space="default">Add a continuous layer of insulation and potentially replace the air and moisture barrier once it becomes time to replace the siding.</w:t>
             </w:r>
           </w:p>
         </w:tc>
@@ -874,31 +874,31 @@
                 <w:rFonts w:ascii="Calibri" w:hAnsi="Calibri"/>
                 <w:sz w:val="20"/>
               </w:rPr>
-              <w:t xml:space="default">Blown-in Cellulose Wall Insulation</w:t>
-            </w:r>
-          </w:p>
-        </w:tc>
-        <w:tc>
-          <w:tcPr>
-            <w:tcBorders>
-              <w:top w:val="single" w:space="0" w:color="D3D3D3"/>
-              <w:bottom w:val="single" w:space="0" w:color="D3D3D3"/>
-              <w:start w:val="single" w:space="0" w:color="D3D3D3"/>
-              <w:end w:val="single" w:space="0" w:color="D3D3D3"/>
-            </w:tcBorders>
-          </w:tcPr>
-          <w:p>
-            <w:pPr>
-              <w:spacing w:before="0" w:after="60"/>
-              <w:keepNext/>
-              <w:jc w:val="start"/>
-            </w:pPr>
-            <w:r>
-              <w:rPr>
-                <w:rFonts w:ascii="Calibri" w:hAnsi="Calibri"/>
-                <w:sz w:val="20"/>
-              </w:rPr>
-              <w:t xml:space="default">Insulate the wall stud cavities with dense packed, blown-in cellulose insulation.</w:t>
+              <w:t xml:space="default">Air Source Heat Pump</w:t>
+            </w:r>
+          </w:p>
+        </w:tc>
+        <w:tc>
+          <w:tcPr>
+            <w:tcBorders>
+              <w:top w:val="single" w:space="0" w:color="D3D3D3"/>
+              <w:bottom w:val="single" w:space="0" w:color="D3D3D3"/>
+              <w:start w:val="single" w:space="0" w:color="D3D3D3"/>
+              <w:end w:val="single" w:space="0" w:color="D3D3D3"/>
+            </w:tcBorders>
+          </w:tcPr>
+          <w:p>
+            <w:pPr>
+              <w:spacing w:before="0" w:after="60"/>
+              <w:keepNext/>
+              <w:jc w:val="start"/>
+            </w:pPr>
+            <w:r>
+              <w:rPr>
+                <w:rFonts w:ascii="Calibri" w:hAnsi="Calibri"/>
+                <w:sz w:val="20"/>
+              </w:rPr>
+              <w:t xml:space="default">Install air source heat pumps for heating and cooling and whole-house surge protection.</w:t>
             </w:r>
           </w:p>
         </w:tc>
@@ -927,31 +927,31 @@
                 <w:rFonts w:ascii="Calibri" w:hAnsi="Calibri"/>
                 <w:sz w:val="20"/>
               </w:rPr>
-              <w:t xml:space="default">Continuous Exterior Wall Insulation</w:t>
-            </w:r>
-          </w:p>
-        </w:tc>
-        <w:tc>
-          <w:tcPr>
-            <w:tcBorders>
-              <w:top w:val="single" w:space="0" w:color="D3D3D3"/>
-              <w:bottom w:val="single" w:space="0" w:color="D3D3D3"/>
-              <w:start w:val="single" w:space="0" w:color="D3D3D3"/>
-              <w:end w:val="single" w:space="0" w:color="D3D3D3"/>
-            </w:tcBorders>
-          </w:tcPr>
-          <w:p>
-            <w:pPr>
-              <w:spacing w:before="0" w:after="60"/>
-              <w:keepNext/>
-              <w:jc w:val="start"/>
-            </w:pPr>
-            <w:r>
-              <w:rPr>
-                <w:rFonts w:ascii="Calibri" w:hAnsi="Calibri"/>
-                <w:sz w:val="20"/>
-              </w:rPr>
-              <w:t xml:space="default">Add a continuous layer of insulation and potentially replace the air and moisture barrier once it becomes time to replace the siding.</w:t>
+              <w:t xml:space="default">Solar</w:t>
+            </w:r>
+          </w:p>
+        </w:tc>
+        <w:tc>
+          <w:tcPr>
+            <w:tcBorders>
+              <w:top w:val="single" w:space="0" w:color="D3D3D3"/>
+              <w:bottom w:val="single" w:space="0" w:color="D3D3D3"/>
+              <w:start w:val="single" w:space="0" w:color="D3D3D3"/>
+              <w:end w:val="single" w:space="0" w:color="D3D3D3"/>
+            </w:tcBorders>
+          </w:tcPr>
+          <w:p>
+            <w:pPr>
+              <w:spacing w:before="0" w:after="60"/>
+              <w:keepNext/>
+              <w:jc w:val="start"/>
+            </w:pPr>
+            <w:r>
+              <w:rPr>
+                <w:rFonts w:ascii="Calibri" w:hAnsi="Calibri"/>
+                <w:sz w:val="20"/>
+              </w:rPr>
+              <w:t xml:space="default">Rooftop solar can supply most or all of your home electrical demands. Contact a solar company for pricing and details specific to your home.</w:t>
             </w:r>
           </w:p>
         </w:tc>
@@ -980,31 +980,31 @@
                 <w:rFonts w:ascii="Calibri" w:hAnsi="Calibri"/>
                 <w:sz w:val="20"/>
               </w:rPr>
-              <w:t xml:space="default">Electrical Panel Upgrade</w:t>
-            </w:r>
-          </w:p>
-        </w:tc>
-        <w:tc>
-          <w:tcPr>
-            <w:tcBorders>
-              <w:top w:val="single" w:space="0" w:color="D3D3D3"/>
-              <w:bottom w:val="single" w:space="0" w:color="D3D3D3"/>
-              <w:start w:val="single" w:space="0" w:color="D3D3D3"/>
-              <w:end w:val="single" w:space="0" w:color="D3D3D3"/>
-            </w:tcBorders>
-          </w:tcPr>
-          <w:p>
-            <w:pPr>
-              <w:spacing w:before="0" w:after="60"/>
-              <w:keepNext/>
-              <w:jc w:val="start"/>
-            </w:pPr>
-            <w:r>
-              <w:rPr>
-                <w:rFonts w:ascii="Calibri" w:hAnsi="Calibri"/>
-                <w:sz w:val="20"/>
-              </w:rPr>
-              <w:t xml:space="default">Consult with an electrician about replacing your existing electrical panel with a 200 amp panel as you add electrical appliances to your home.</w:t>
+              <w:t xml:space="default">Whole-House Surge Protection</w:t>
+            </w:r>
+          </w:p>
+        </w:tc>
+        <w:tc>
+          <w:tcPr>
+            <w:tcBorders>
+              <w:top w:val="single" w:space="0" w:color="D3D3D3"/>
+              <w:bottom w:val="single" w:space="0" w:color="D3D3D3"/>
+              <w:start w:val="single" w:space="0" w:color="D3D3D3"/>
+              <w:end w:val="single" w:space="0" w:color="D3D3D3"/>
+            </w:tcBorders>
+          </w:tcPr>
+          <w:p>
+            <w:pPr>
+              <w:spacing w:before="0" w:after="60"/>
+              <w:keepNext/>
+              <w:jc w:val="start"/>
+            </w:pPr>
+            <w:r>
+              <w:rPr>
+                <w:rFonts w:ascii="Calibri" w:hAnsi="Calibri"/>
+                <w:sz w:val="20"/>
+              </w:rPr>
+              <w:t xml:space="default">Upgrade your electrical panel to add whole-house surge protection.</w:t>
             </w:r>
           </w:p>
         </w:tc>
@@ -1033,31 +1033,31 @@
                 <w:rFonts w:ascii="Calibri" w:hAnsi="Calibri"/>
                 <w:sz w:val="20"/>
               </w:rPr>
-              <w:t xml:space="default">Whole-House Surge Protection</w:t>
-            </w:r>
-          </w:p>
-        </w:tc>
-        <w:tc>
-          <w:tcPr>
-            <w:tcBorders>
-              <w:top w:val="single" w:space="0" w:color="D3D3D3"/>
-              <w:bottom w:val="single" w:space="0" w:color="D3D3D3"/>
-              <w:start w:val="single" w:space="0" w:color="D3D3D3"/>
-              <w:end w:val="single" w:space="0" w:color="D3D3D3"/>
-            </w:tcBorders>
-          </w:tcPr>
-          <w:p>
-            <w:pPr>
-              <w:spacing w:before="0" w:after="60"/>
-              <w:keepNext/>
-              <w:jc w:val="start"/>
-            </w:pPr>
-            <w:r>
-              <w:rPr>
-                <w:rFonts w:ascii="Calibri" w:hAnsi="Calibri"/>
-                <w:sz w:val="20"/>
-              </w:rPr>
-              <w:t xml:space="default">Upgrade your electrical panel to add whole-house surge protection.</w:t>
+              <w:t xml:space="default">Pipe Insulation</w:t>
+            </w:r>
+          </w:p>
+        </w:tc>
+        <w:tc>
+          <w:tcPr>
+            <w:tcBorders>
+              <w:top w:val="single" w:space="0" w:color="D3D3D3"/>
+              <w:bottom w:val="single" w:space="0" w:color="D3D3D3"/>
+              <w:start w:val="single" w:space="0" w:color="D3D3D3"/>
+              <w:end w:val="single" w:space="0" w:color="D3D3D3"/>
+            </w:tcBorders>
+          </w:tcPr>
+          <w:p>
+            <w:pPr>
+              <w:spacing w:before="0" w:after="60"/>
+              <w:keepNext/>
+              <w:jc w:val="start"/>
+            </w:pPr>
+            <w:r>
+              <w:rPr>
+                <w:rFonts w:ascii="Calibri" w:hAnsi="Calibri"/>
+                <w:sz w:val="20"/>
+              </w:rPr>
+              <w:t xml:space="default">Insulate both hot and cold water pipes that are uninsulated in the basement/crawlspace. This will save energy and prevent condensation.</w:t>
             </w:r>
           </w:p>
         </w:tc>
@@ -1086,31 +1086,31 @@
                 <w:rFonts w:ascii="Calibri" w:hAnsi="Calibri"/>
                 <w:sz w:val="20"/>
               </w:rPr>
-              <w:t xml:space="default">Pipe Insulation</w:t>
-            </w:r>
-          </w:p>
-        </w:tc>
-        <w:tc>
-          <w:tcPr>
-            <w:tcBorders>
-              <w:top w:val="single" w:space="0" w:color="D3D3D3"/>
-              <w:bottom w:val="single" w:space="0" w:color="D3D3D3"/>
-              <w:start w:val="single" w:space="0" w:color="D3D3D3"/>
-              <w:end w:val="single" w:space="0" w:color="D3D3D3"/>
-            </w:tcBorders>
-          </w:tcPr>
-          <w:p>
-            <w:pPr>
-              <w:spacing w:before="0" w:after="60"/>
-              <w:keepNext/>
-              <w:jc w:val="start"/>
-            </w:pPr>
-            <w:r>
-              <w:rPr>
-                <w:rFonts w:ascii="Calibri" w:hAnsi="Calibri"/>
-                <w:sz w:val="20"/>
-              </w:rPr>
-              <w:t xml:space="default">Insulate both hot and cold water pipes that are uninsulated in the basement/crawlspace. This will save energy and prevent condensation.</w:t>
+              <w:t xml:space="default">DIY Air Sealing</w:t>
+            </w:r>
+          </w:p>
+        </w:tc>
+        <w:tc>
+          <w:tcPr>
+            <w:tcBorders>
+              <w:top w:val="single" w:space="0" w:color="D3D3D3"/>
+              <w:bottom w:val="single" w:space="0" w:color="D3D3D3"/>
+              <w:start w:val="single" w:space="0" w:color="D3D3D3"/>
+              <w:end w:val="single" w:space="0" w:color="D3D3D3"/>
+            </w:tcBorders>
+          </w:tcPr>
+          <w:p>
+            <w:pPr>
+              <w:spacing w:before="0" w:after="60"/>
+              <w:keepNext/>
+              <w:jc w:val="start"/>
+            </w:pPr>
+            <w:r>
+              <w:rPr>
+                <w:rFonts w:ascii="Calibri" w:hAnsi="Calibri"/>
+                <w:sz w:val="20"/>
+              </w:rPr>
+              <w:t xml:space="default">Seal easy-to-access air leaks and weatherstrip exterior doors.</w:t>
             </w:r>
           </w:p>
         </w:tc>
@@ -1139,31 +1139,31 @@
                 <w:rFonts w:ascii="Calibri" w:hAnsi="Calibri"/>
                 <w:sz w:val="20"/>
               </w:rPr>
-              <w:t xml:space="default">DIY Air Sealing</w:t>
-            </w:r>
-          </w:p>
-        </w:tc>
-        <w:tc>
-          <w:tcPr>
-            <w:tcBorders>
-              <w:top w:val="single" w:space="0" w:color="D3D3D3"/>
-              <w:bottom w:val="single" w:space="0" w:color="D3D3D3"/>
-              <w:start w:val="single" w:space="0" w:color="D3D3D3"/>
-              <w:end w:val="single" w:space="0" w:color="D3D3D3"/>
-            </w:tcBorders>
-          </w:tcPr>
-          <w:p>
-            <w:pPr>
-              <w:spacing w:before="0" w:after="60"/>
-              <w:keepNext/>
-              <w:jc w:val="start"/>
-            </w:pPr>
-            <w:r>
-              <w:rPr>
-                <w:rFonts w:ascii="Calibri" w:hAnsi="Calibri"/>
-                <w:sz w:val="20"/>
-              </w:rPr>
-              <w:t xml:space="default">Seal easy-to-access air leaks and weatherstrip exterior doors.</w:t>
+              <w:t xml:space="default">Ductwork Air Sealing and Insulation</w:t>
+            </w:r>
+          </w:p>
+        </w:tc>
+        <w:tc>
+          <w:tcPr>
+            <w:tcBorders>
+              <w:top w:val="single" w:space="0" w:color="D3D3D3"/>
+              <w:bottom w:val="single" w:space="0" w:color="D3D3D3"/>
+              <w:start w:val="single" w:space="0" w:color="D3D3D3"/>
+              <w:end w:val="single" w:space="0" w:color="D3D3D3"/>
+            </w:tcBorders>
+          </w:tcPr>
+          <w:p>
+            <w:pPr>
+              <w:spacing w:before="0" w:after="60"/>
+              <w:keepNext/>
+              <w:jc w:val="start"/>
+            </w:pPr>
+            <w:r>
+              <w:rPr>
+                <w:rFonts w:ascii="Calibri" w:hAnsi="Calibri"/>
+                <w:sz w:val="20"/>
+              </w:rPr>
+              <w:t xml:space="default">Air seal and insulate all of the supply and return ductwork running through the basement/crawlspace.</w:t>
             </w:r>
           </w:p>
         </w:tc>
@@ -1192,31 +1192,31 @@
                 <w:rFonts w:ascii="Calibri" w:hAnsi="Calibri"/>
                 <w:sz w:val="20"/>
               </w:rPr>
-              <w:t xml:space="default">Other 1</w:t>
-            </w:r>
-          </w:p>
-        </w:tc>
-        <w:tc>
-          <w:tcPr>
-            <w:tcBorders>
-              <w:top w:val="single" w:space="0" w:color="D3D3D3"/>
-              <w:bottom w:val="single" w:space="0" w:color="D3D3D3"/>
-              <w:start w:val="single" w:space="0" w:color="D3D3D3"/>
-              <w:end w:val="single" w:space="0" w:color="D3D3D3"/>
-            </w:tcBorders>
-          </w:tcPr>
-          <w:p>
-            <w:pPr>
-              <w:spacing w:before="0" w:after="60"/>
-              <w:keepNext/>
-              <w:jc w:val="start"/>
-            </w:pPr>
-            <w:r>
-              <w:rPr>
-                <w:rFonts w:ascii="Calibri" w:hAnsi="Calibri"/>
-                <w:sz w:val="20"/>
-              </w:rPr>
-              <w:t xml:space="default">TYPE HERE 1</w:t>
+              <w:t xml:space="default">Misc. Air Sealing and Insulation</w:t>
+            </w:r>
+          </w:p>
+        </w:tc>
+        <w:tc>
+          <w:tcPr>
+            <w:tcBorders>
+              <w:top w:val="single" w:space="0" w:color="D3D3D3"/>
+              <w:bottom w:val="single" w:space="0" w:color="D3D3D3"/>
+              <w:start w:val="single" w:space="0" w:color="D3D3D3"/>
+              <w:end w:val="single" w:space="0" w:color="D3D3D3"/>
+            </w:tcBorders>
+          </w:tcPr>
+          <w:p>
+            <w:pPr>
+              <w:spacing w:before="0" w:after="60"/>
+              <w:keepNext/>
+              <w:jc w:val="start"/>
+            </w:pPr>
+            <w:r>
+              <w:rPr>
+                <w:rFonts w:ascii="Calibri" w:hAnsi="Calibri"/>
+                <w:sz w:val="20"/>
+              </w:rPr>
+              <w:t xml:space="default">Air seal and insulate [** insert auditor description - bay window, bulkhead door, chase, kneewall, anything else that is unique to the home and not otherwise covered in another recommendation]</w:t>
             </w:r>
           </w:p>
         </w:tc>
@@ -1245,31 +1245,31 @@
                 <w:rFonts w:ascii="Calibri" w:hAnsi="Calibri"/>
                 <w:sz w:val="20"/>
               </w:rPr>
-              <w:t xml:space="default">Misc. Air Sealing and Insulation</w:t>
-            </w:r>
-          </w:p>
-        </w:tc>
-        <w:tc>
-          <w:tcPr>
-            <w:tcBorders>
-              <w:top w:val="single" w:space="0" w:color="D3D3D3"/>
-              <w:bottom w:val="single" w:space="0" w:color="D3D3D3"/>
-              <w:start w:val="single" w:space="0" w:color="D3D3D3"/>
-              <w:end w:val="single" w:space="0" w:color="D3D3D3"/>
-            </w:tcBorders>
-          </w:tcPr>
-          <w:p>
-            <w:pPr>
-              <w:spacing w:before="0" w:after="60"/>
-              <w:keepNext/>
-              <w:jc w:val="start"/>
-            </w:pPr>
-            <w:r>
-              <w:rPr>
-                <w:rFonts w:ascii="Calibri" w:hAnsi="Calibri"/>
-                <w:sz w:val="20"/>
-              </w:rPr>
-              <w:t xml:space="default">Air seal and insulate [** insert auditor description - bay window, bulkhead door, chase, kneewall, anything else that is unique to the home and not otherwise covered in another recommendation]</w:t>
+              <w:t xml:space="default">Replace Windows</w:t>
+            </w:r>
+          </w:p>
+        </w:tc>
+        <w:tc>
+          <w:tcPr>
+            <w:tcBorders>
+              <w:top w:val="single" w:space="0" w:color="D3D3D3"/>
+              <w:bottom w:val="single" w:space="0" w:color="D3D3D3"/>
+              <w:start w:val="single" w:space="0" w:color="D3D3D3"/>
+              <w:end w:val="single" w:space="0" w:color="D3D3D3"/>
+            </w:tcBorders>
+          </w:tcPr>
+          <w:p>
+            <w:pPr>
+              <w:spacing w:before="0" w:after="60"/>
+              <w:keepNext/>
+              <w:jc w:val="start"/>
+            </w:pPr>
+            <w:r>
+              <w:rPr>
+                <w:rFonts w:ascii="Calibri" w:hAnsi="Calibri"/>
+                <w:sz w:val="20"/>
+              </w:rPr>
+              <w:t xml:space="default">Replace single-paned windows with double- or triple-paned windows and ensure the frames are airsealed. We recommend installing windows that are Energy Star certified for 'Northern' climate.</w:t>
             </w:r>
           </w:p>
         </w:tc>
@@ -1354,7 +1354,7 @@
                 <w:rFonts w:ascii="Calibri" w:hAnsi="Calibri"/>
                 <w:sz w:val="20"/>
               </w:rPr>
-              <w:t xml:space="default">1907</w:t>
+              <w:t xml:space="default">early 1900s</w:t>
             </w:r>
           </w:p>
         </w:tc>
@@ -1407,7 +1407,7 @@
                 <w:rFonts w:ascii="Calibri" w:hAnsi="Calibri"/>
                 <w:sz w:val="20"/>
               </w:rPr>
-              <w:t xml:space="default">Walk in basement</w:t>
+              <w:t xml:space="default">Crawlspace, Walk in basement</w:t>
             </w:r>
           </w:p>
         </w:tc>
@@ -1460,7 +1460,7 @@
                 <w:rFonts w:ascii="Calibri" w:hAnsi="Calibri"/>
                 <w:sz w:val="20"/>
               </w:rPr>
-              <w:t xml:space="default">Loose Cellulose , 3 inches</w:t>
+              <w:t xml:space="default">Loose Cellulose , 12 inches</w:t>
             </w:r>
           </w:p>
         </w:tc>
@@ -1566,7 +1566,7 @@
                 <w:rFonts w:ascii="Calibri" w:hAnsi="Calibri"/>
                 <w:sz w:val="20"/>
               </w:rPr>
-              <w:t xml:space="default">2458</w:t>
+              <w:t xml:space="default">2076</w:t>
             </w:r>
           </w:p>
         </w:tc>
@@ -1619,7 +1619,7 @@
                 <w:rFonts w:ascii="Calibri" w:hAnsi="Calibri"/>
                 <w:sz w:val="20"/>
               </w:rPr>
-              <w:t xml:space="default">21760</w:t>
+              <w:t xml:space="default">16608</w:t>
             </w:r>
           </w:p>
         </w:tc>
@@ -1748,7 +1748,7 @@
                 <w:rFonts w:ascii="Calibri" w:hAnsi="Calibri"/>
                 <w:sz w:val="20"/>
               </w:rPr>
-              <w:t xml:space="default">NA</w:t>
+              <w:t xml:space="default">15</w:t>
             </w:r>
           </w:p>
         </w:tc>
@@ -1801,7 +1801,7 @@
                 <w:rFonts w:ascii="Calibri" w:hAnsi="Calibri"/>
                 <w:sz w:val="20"/>
               </w:rPr>
-              <w:t xml:space="default">North/South</w:t>
+              <w:t xml:space="default">NA</w:t>
             </w:r>
           </w:p>
         </w:tc>
@@ -1854,7 +1854,7 @@
                 <w:rFonts w:ascii="Calibri" w:hAnsi="Calibri"/>
                 <w:sz w:val="20"/>
               </w:rPr>
-              <w:t xml:space="default">Asphalt Shingles, Standing Seam Metal, Synthetic Slate Tilein faircondition. Gallery connection has full standing seam, main house has a combination of shingles and standing seam, all in fairly good condition</w:t>
+              <w:t xml:space="default">Asphalt Shinglesin poorcondition. old, shingles have started to blow off during storms</w:t>
             </w:r>
           </w:p>
         </w:tc>
@@ -1907,7 +1907,7 @@
                 <w:rFonts w:ascii="Calibri" w:hAnsi="Calibri"/>
                 <w:sz w:val="20"/>
               </w:rPr>
-              <w:t xml:space="default">Current moisture control strategies: gutters, ground slopes away from foundation. These were in fair condition .Some water damage marks around gutters on intersecting sections, ground does not slope away from all parts of the house. Many plants also are planted around the house that assist with moisture control.</w:t>
+              <w:t xml:space="default">Current moisture control strategies: ground slopes away from foundation. These were in fair condition .rain line visible</w:t>
             </w:r>
           </w:p>
         </w:tc>
@@ -1960,7 +1960,7 @@
                 <w:rFonts w:ascii="Calibri" w:hAnsi="Calibri"/>
                 <w:sz w:val="20"/>
               </w:rPr>
-              <w:t xml:space="default">Combination of wood shingles and siding in fair condition. Siding shows signs of weathering and aging, some sections have water damage marks, otherwise in good condition and intact</w:t>
+              <w:t xml:space="default">wood siding in excellent condition. NA</w:t>
             </w:r>
           </w:p>
         </w:tc>
@@ -2013,7 +2013,7 @@
                 <w:rFonts w:ascii="Calibri" w:hAnsi="Calibri"/>
                 <w:sz w:val="20"/>
               </w:rPr>
-              <w:t xml:space="default">There are 1 insulated wood exterior doors. In fair condition, totaling 18 square feet.Furthermore there are 1 glass door wood exterior doors. In fair condition, totaling 18.5 square feet. Moreover there are 1 insulated wood exterior doors. In fair condition, totaling 18 square feet.</w:t>
+              <w:t xml:space="default">There are 1 insulated wood exterior doors. In fair condition, totaling 20 square feet.Furthermore there are 1 insulated fiberglass exterior doors. In fair condition, totaling 17 square feet. Moreover there are 1 insulated wood exterior doors. In fair condition, totaling 20 square feet.</w:t>
             </w:r>
           </w:p>
         </w:tc>
@@ -2066,7 +2066,7 @@
                 <w:rFonts w:ascii="Calibri" w:hAnsi="Calibri"/>
                 <w:sz w:val="20"/>
               </w:rPr>
-              <w:t xml:space="default">There are 16 double paned wood windows. In fair condition, totaling 169 square feet. Moreover there are 6 double paned wood windows. In excellent condition, totaling 98 square feet.</w:t>
+              <w:t xml:space="default">There are 10 double paned vinyl windows. In fair condition, totaling 122 square feet. Moreover there are 9 single paned wood windows. In poor condition, totaling 113 square feet.</w:t>
             </w:r>
           </w:p>
         </w:tc>
@@ -2142,7 +2142,7 @@
                 <w:rFonts w:ascii="Calibri" w:hAnsi="Calibri"/>
                 <w:sz w:val="20"/>
               </w:rPr>
-              <w:t xml:space="default">The framing type of the home is balloon framing, which means the wall cavities extend the full height of the building (from the foundation to the roof). Often the wall cavities are interconnected with the floor and ceiling cavities. This framing type can create connected passageways for air to leave the house and rodents to enter the house. There is Batts of Fiberglass, Loose Cellulose insulation 4 inches thick in NA condition. Insulation depth and quality unknown, could not access wall cavity. Some thermal cam images show inconsistent insulation on second floor</w:t>
+              <w:t xml:space="default">The framing type of the home is balloon framing, which means the wall cavities extend the full height of the building (from the foundation to the roof). Often the wall cavities are interconnected with the floor and ceiling cavities. This framing type can create connected passageways for air to leave the house and rodents to enter the house. There is Loose Cellulose insulation NA inches thick in excellent condition. installed in 2021</w:t>
             </w:r>
           </w:p>
         </w:tc>
@@ -2248,7 +2248,7 @@
                 <w:rFonts w:ascii="Calibri" w:hAnsi="Calibri"/>
                 <w:sz w:val="20"/>
               </w:rPr>
-              <w:t xml:space="default">NA</w:t>
+              <w:t xml:space="default">no exhaust fans, mold on second floor bathroom window</w:t>
             </w:r>
           </w:p>
         </w:tc>
@@ -2301,7 +2301,7 @@
                 <w:rFonts w:ascii="Calibri" w:hAnsi="Calibri"/>
                 <w:sz w:val="20"/>
               </w:rPr>
-              <w:t xml:space="default">Main fridge/freezer used 0.23 kWh in 135 minutes. Basement upright freezer used 0.32 kWh in 182 minutes. Kitchen has gas stove and range, recirculating fan but no exhaust fan</w:t>
+              <w:t xml:space="default">fridge used 0.27 kWh in 120 minutes. NA used NA kWh in NA minutes. NA</w:t>
             </w:r>
           </w:p>
         </w:tc>
@@ -2409,7 +2409,7 @@
                 <w:rFonts w:ascii="Calibri" w:hAnsi="Calibri"/>
                 <w:sz w:val="20"/>
               </w:rPr>
-              <w:t xml:space="default">3383</w:t>
+              <w:t xml:space="default">3400</w:t>
             </w:r>
           </w:p>
         </w:tc>
@@ -2486,7 +2486,7 @@
                 <w:rFonts w:ascii="Calibri" w:hAnsi="Calibri"/>
                 <w:sz w:val="20"/>
               </w:rPr>
-              <w:t xml:space="default">9.3</w:t>
+              <w:t xml:space="default">12.3</w:t>
             </w:r>
           </w:p>
         </w:tc>
@@ -2563,7 +2563,7 @@
                 <w:rFonts w:ascii="Calibri" w:hAnsi="Calibri"/>
                 <w:sz w:val="20"/>
               </w:rPr>
-              <w:t xml:space="default">338.3 under natural conditions. TEST</w:t>
+              <w:t xml:space="default">340 under natural conditions. TEST</w:t>
             </w:r>
           </w:p>
         </w:tc>
@@ -2640,7 +2640,7 @@
                 <w:rFonts w:ascii="Calibri" w:hAnsi="Calibri"/>
                 <w:sz w:val="20"/>
               </w:rPr>
-              <w:t xml:space="default">0.5</w:t>
+              <w:t xml:space="default">0.8</w:t>
             </w:r>
           </w:p>
         </w:tc>
@@ -2795,7 +2795,7 @@
                 <w:rFonts w:ascii="Calibri" w:hAnsi="Calibri"/>
                 <w:sz w:val="20"/>
               </w:rPr>
-              <w:t xml:space="default">NA</w:t>
+              <w:t xml:space="default">1038</w:t>
             </w:r>
           </w:p>
         </w:tc>
@@ -2954,7 +2954,7 @@
                 <w:rFonts w:ascii="Calibri" w:hAnsi="Calibri"/>
                 <w:sz w:val="20"/>
               </w:rPr>
-              <w:t xml:space="default">There is Yesair sealing. Air sealing behind rafters, inconsistent but primarily above additions</w:t>
+              <w:t xml:space="default">There is Yesair sealing. air sealing visible around attic hatch and chimney couldn't verify air sealing on attic floor, chimney sealed with flashing, tape and foam, has come loose</w:t>
             </w:r>
           </w:p>
         </w:tc>
@@ -3007,7 +3007,7 @@
                 <w:rFonts w:ascii="Calibri" w:hAnsi="Calibri"/>
                 <w:sz w:val="20"/>
               </w:rPr>
-              <w:t xml:space="default">Cellulose has badly settled, depth under floor varies. Wall cavities have been dense packed, but have also settled to varying degrees. No NA</w:t>
+              <w:t xml:space="default">insulation ranges from 12 to 17 inches, installation is uneven, vent guards installed but potentially installed incorrectly, No NA</w:t>
             </w:r>
           </w:p>
         </w:tc>
@@ -3060,7 +3060,7 @@
                 <w:rFonts w:ascii="Calibri" w:hAnsi="Calibri"/>
                 <w:sz w:val="20"/>
               </w:rPr>
-              <w:t xml:space="default">NA</w:t>
+              <w:t xml:space="default">Yes</w:t>
             </w:r>
           </w:p>
         </w:tc>
@@ -3242,7 +3242,7 @@
                 <w:rFonts w:ascii="Calibri" w:hAnsi="Calibri"/>
                 <w:sz w:val="20"/>
               </w:rPr>
-              <w:t xml:space="default">Uninsulated</w:t>
+              <w:t xml:space="default">Spray Foam</w:t>
             </w:r>
           </w:p>
         </w:tc>
@@ -3295,7 +3295,7 @@
                 <w:rFonts w:ascii="Calibri" w:hAnsi="Calibri"/>
                 <w:sz w:val="20"/>
               </w:rPr>
-              <w:t xml:space="default">NANA</w:t>
+              <w:t xml:space="default">Faironly goes halfway down the wall, 2 to 3 inches thick, installation uneven</w:t>
             </w:r>
           </w:p>
         </w:tc>
@@ -3348,7 +3348,7 @@
                 <w:rFonts w:ascii="Calibri" w:hAnsi="Calibri"/>
                 <w:sz w:val="20"/>
               </w:rPr>
-              <w:t xml:space="default">Appliances not insulated, Ducts/pipes partially insulated</w:t>
+              <w:t xml:space="default">furnace ductwork uninsulated, hot water pipes uninsulated, hot water heater insulated</w:t>
             </w:r>
           </w:p>
         </w:tc>
@@ -3401,7 +3401,7 @@
                 <w:rFonts w:ascii="Calibri" w:hAnsi="Calibri"/>
                 <w:sz w:val="20"/>
               </w:rPr>
-              <w:t xml:space="default">dehumidifierin faircondition. Some water damage marks around gutters on intersecting sections, ground does not slope away from all parts of the house. Many plants also are planted around the house that assist with moisture control.</w:t>
+              <w:t xml:space="default">drainage channel, drainage pipe, homeowner uses momemade mixture every once in a while to combat mold growthin faircondition. rain line visible</w:t>
             </w:r>
           </w:p>
         </w:tc>
@@ -3454,7 +3454,7 @@
                 <w:rFonts w:ascii="Calibri" w:hAnsi="Calibri"/>
                 <w:sz w:val="20"/>
               </w:rPr>
-              <w:t xml:space="default">NoNA</w:t>
+              <w:t xml:space="default">Yesuninsulated</w:t>
             </w:r>
           </w:p>
         </w:tc>
@@ -3507,7 +3507,7 @@
                 <w:rFonts w:ascii="Calibri" w:hAnsi="Calibri"/>
                 <w:sz w:val="20"/>
               </w:rPr>
-              <w:t xml:space="default">There is NANA</w:t>
+              <w:t xml:space="default">There is moisturelost of moisture, some standing water in the french drain</w:t>
             </w:r>
           </w:p>
         </w:tc>
@@ -3583,7 +3583,7 @@
                 <w:rFonts w:ascii="Calibri" w:hAnsi="Calibri"/>
                 <w:sz w:val="20"/>
               </w:rPr>
-              <w:t xml:space="default">The electrical panel has and amperage of 100. There are 0 unused breaker spaces. NA</w:t>
+              <w:t xml:space="default">The electrical panel has and amperage of 200. There are 26 unused breaker spaces. SECOND PANEL INSIDE, SEE PICTURES</w:t>
             </w:r>
           </w:p>
         </w:tc>
@@ -3650,7 +3650,7 @@
             <w:pPr>
               <w:spacing w:before="0" w:after="60"/>
               <w:keepNext/>
-              <w:jc w:val="start"/>
+              <w:jc w:val="end"/>
             </w:pPr>
             <w:r>
               <w:rPr>
@@ -3695,7 +3695,7 @@
             <w:pPr>
               <w:spacing w:before="0" w:after="60"/>
               <w:keepNext/>
-              <w:jc w:val="start"/>
+              <w:jc w:val="end"/>
             </w:pPr>
             <w:r>
               <w:rPr>
@@ -3703,6 +3703,309 @@
                 <w:sz w:val="20"/>
               </w:rPr>
               <w:t xml:space="default">Cost (USD)</w:t>
+            </w:r>
+          </w:p>
+        </w:tc>
+      </w:tr>
+      <w:tr>
+        <w:trPr>
+          <w:cantSplit/>
+        </w:trPr>
+        <w:tc>
+          <w:tcPr>
+            <w:tcBorders>
+              <w:top w:val="single" w:space="0" w:color="D3D3D3"/>
+              <w:bottom w:val="single" w:space="0" w:color="D3D3D3"/>
+              <w:start w:val="single" w:space="0" w:color="D3D3D3"/>
+              <w:end w:val="single" w:space="0" w:color="D3D3D3"/>
+            </w:tcBorders>
+          </w:tcPr>
+          <w:p>
+            <w:pPr>
+              <w:spacing w:before="0" w:after="60"/>
+              <w:keepNext/>
+              <w:jc w:val="start"/>
+            </w:pPr>
+            <w:r>
+              <w:rPr>
+                <w:rFonts w:ascii="Calibri" w:hAnsi="Calibri"/>
+                <w:sz w:val="20"/>
+              </w:rPr>
+              <w:t xml:space="default">Heating oil</w:t>
+            </w:r>
+          </w:p>
+        </w:tc>
+        <w:tc>
+          <w:tcPr>
+            <w:tcBorders>
+              <w:top w:val="single" w:space="0" w:color="D3D3D3"/>
+              <w:bottom w:val="single" w:space="0" w:color="D3D3D3"/>
+              <w:start w:val="single" w:space="0" w:color="D3D3D3"/>
+              <w:end w:val="single" w:space="0" w:color="D3D3D3"/>
+            </w:tcBorders>
+          </w:tcPr>
+          <w:p>
+            <w:pPr>
+              <w:spacing w:before="0" w:after="60"/>
+              <w:keepNext/>
+              <w:jc w:val="end"/>
+            </w:pPr>
+            <w:r>
+              <w:rPr>
+                <w:rFonts w:ascii="Calibri" w:hAnsi="Calibri"/>
+                <w:sz w:val="20"/>
+              </w:rPr>
+              <w:t xml:space="default">400</w:t>
+            </w:r>
+          </w:p>
+        </w:tc>
+        <w:tc>
+          <w:tcPr>
+            <w:tcBorders>
+              <w:top w:val="single" w:space="0" w:color="D3D3D3"/>
+              <w:bottom w:val="single" w:space="0" w:color="D3D3D3"/>
+              <w:start w:val="single" w:space="0" w:color="D3D3D3"/>
+              <w:end w:val="single" w:space="0" w:color="D3D3D3"/>
+            </w:tcBorders>
+          </w:tcPr>
+          <w:p>
+            <w:pPr>
+              <w:spacing w:before="0" w:after="60"/>
+              <w:keepNext/>
+              <w:jc w:val="start"/>
+            </w:pPr>
+            <w:r>
+              <w:rPr>
+                <w:rFonts w:ascii="Calibri" w:hAnsi="Calibri"/>
+                <w:sz w:val="20"/>
+              </w:rPr>
+              <w:t xml:space="default">cost_in_dollars_heating_oil</w:t>
+            </w:r>
+          </w:p>
+        </w:tc>
+        <w:tc>
+          <w:tcPr>
+            <w:tcBorders>
+              <w:top w:val="single" w:space="0" w:color="D3D3D3"/>
+              <w:bottom w:val="single" w:space="0" w:color="D3D3D3"/>
+              <w:start w:val="single" w:space="0" w:color="D3D3D3"/>
+              <w:end w:val="single" w:space="0" w:color="D3D3D3"/>
+            </w:tcBorders>
+          </w:tcPr>
+          <w:p>
+            <w:pPr>
+              <w:spacing w:before="0" w:after="60"/>
+              <w:keepNext/>
+              <w:jc w:val="end"/>
+            </w:pPr>
+            <w:r>
+              <w:rPr>
+                <w:rFonts w:ascii="Calibri" w:hAnsi="Calibri"/>
+                <w:sz w:val="20"/>
+              </w:rPr>
+              <w:t xml:space="default">1400</w:t>
+            </w:r>
+          </w:p>
+        </w:tc>
+      </w:tr>
+      <w:tr>
+        <w:trPr>
+          <w:cantSplit/>
+        </w:trPr>
+        <w:tc>
+          <w:tcPr>
+            <w:tcBorders>
+              <w:top w:val="single" w:space="0" w:color="D3D3D3"/>
+              <w:bottom w:val="single" w:space="0" w:color="D3D3D3"/>
+              <w:start w:val="single" w:space="0" w:color="D3D3D3"/>
+              <w:end w:val="single" w:space="0" w:color="D3D3D3"/>
+            </w:tcBorders>
+          </w:tcPr>
+          <w:p>
+            <w:pPr>
+              <w:spacing w:before="0" w:after="60"/>
+              <w:keepNext/>
+              <w:jc w:val="start"/>
+            </w:pPr>
+            <w:r>
+              <w:rPr>
+                <w:rFonts w:ascii="Calibri" w:hAnsi="Calibri"/>
+                <w:sz w:val="20"/>
+              </w:rPr>
+              <w:t xml:space="default">Propane</w:t>
+            </w:r>
+          </w:p>
+        </w:tc>
+        <w:tc>
+          <w:tcPr>
+            <w:tcBorders>
+              <w:top w:val="single" w:space="0" w:color="D3D3D3"/>
+              <w:bottom w:val="single" w:space="0" w:color="D3D3D3"/>
+              <w:start w:val="single" w:space="0" w:color="D3D3D3"/>
+              <w:end w:val="single" w:space="0" w:color="D3D3D3"/>
+            </w:tcBorders>
+          </w:tcPr>
+          <w:p>
+            <w:pPr>
+              <w:spacing w:before="0" w:after="60"/>
+              <w:keepNext/>
+              <w:jc w:val="end"/>
+            </w:pPr>
+            <w:r>
+              <w:rPr>
+                <w:rFonts w:ascii="Calibri" w:hAnsi="Calibri"/>
+                <w:sz w:val="20"/>
+              </w:rPr>
+              <w:t xml:space="default">150</w:t>
+            </w:r>
+          </w:p>
+        </w:tc>
+        <w:tc>
+          <w:tcPr>
+            <w:tcBorders>
+              <w:top w:val="single" w:space="0" w:color="D3D3D3"/>
+              <w:bottom w:val="single" w:space="0" w:color="D3D3D3"/>
+              <w:start w:val="single" w:space="0" w:color="D3D3D3"/>
+              <w:end w:val="single" w:space="0" w:color="D3D3D3"/>
+            </w:tcBorders>
+          </w:tcPr>
+          <w:p>
+            <w:pPr>
+              <w:spacing w:before="0" w:after="60"/>
+              <w:keepNext/>
+              <w:jc w:val="start"/>
+            </w:pPr>
+            <w:r>
+              <w:rPr>
+                <w:rFonts w:ascii="Calibri" w:hAnsi="Calibri"/>
+                <w:sz w:val="20"/>
+              </w:rPr>
+              <w:t xml:space="default">cost_in_dollars_propane</w:t>
+            </w:r>
+          </w:p>
+        </w:tc>
+        <w:tc>
+          <w:tcPr>
+            <w:tcBorders>
+              <w:top w:val="single" w:space="0" w:color="D3D3D3"/>
+              <w:bottom w:val="single" w:space="0" w:color="D3D3D3"/>
+              <w:start w:val="single" w:space="0" w:color="D3D3D3"/>
+              <w:end w:val="single" w:space="0" w:color="D3D3D3"/>
+            </w:tcBorders>
+          </w:tcPr>
+          <w:p>
+            <w:pPr>
+              <w:spacing w:before="0" w:after="60"/>
+              <w:keepNext/>
+              <w:jc w:val="end"/>
+            </w:pPr>
+            <w:r>
+              <w:rPr>
+                <w:rFonts w:ascii="Calibri" w:hAnsi="Calibri"/>
+                <w:sz w:val="20"/>
+              </w:rPr>
+              <w:t xml:space="default">500</w:t>
+            </w:r>
+          </w:p>
+        </w:tc>
+      </w:tr>
+      <w:tr>
+        <w:trPr>
+          <w:cantSplit/>
+        </w:trPr>
+        <w:tc>
+          <w:tcPr>
+            <w:tcBorders>
+              <w:top w:val="single" w:space="0" w:color="D3D3D3"/>
+              <w:bottom w:val="single" w:space="0" w:color="D3D3D3"/>
+              <w:start w:val="single" w:space="0" w:color="D3D3D3"/>
+              <w:end w:val="single" w:space="0" w:color="D3D3D3"/>
+            </w:tcBorders>
+          </w:tcPr>
+          <w:p>
+            <w:pPr>
+              <w:spacing w:before="0" w:after="60"/>
+              <w:keepNext/>
+              <w:jc w:val="start"/>
+            </w:pPr>
+            <w:r>
+              <w:rPr>
+                <w:rFonts w:ascii="Calibri" w:hAnsi="Calibri"/>
+                <w:sz w:val="20"/>
+              </w:rPr>
+              <w:t xml:space="default">Electricity</w:t>
+            </w:r>
+          </w:p>
+        </w:tc>
+        <w:tc>
+          <w:tcPr>
+            <w:tcBorders>
+              <w:top w:val="single" w:space="0" w:color="D3D3D3"/>
+              <w:bottom w:val="single" w:space="0" w:color="D3D3D3"/>
+              <w:start w:val="single" w:space="0" w:color="D3D3D3"/>
+              <w:end w:val="single" w:space="0" w:color="D3D3D3"/>
+            </w:tcBorders>
+          </w:tcPr>
+          <w:p>
+            <w:pPr>
+              <w:spacing w:before="0" w:after="60"/>
+              <w:keepNext/>
+              <w:jc w:val="end"/>
+            </w:pPr>
+            <w:r>
+              <w:rPr>
+                <w:rFonts w:ascii="Calibri" w:hAnsi="Calibri"/>
+                <w:sz w:val="20"/>
+              </w:rPr>
+              <w:t xml:space="default">6370</w:t>
+            </w:r>
+          </w:p>
+        </w:tc>
+        <w:tc>
+          <w:tcPr>
+            <w:tcBorders>
+              <w:top w:val="single" w:space="0" w:color="D3D3D3"/>
+              <w:bottom w:val="single" w:space="0" w:color="D3D3D3"/>
+              <w:start w:val="single" w:space="0" w:color="D3D3D3"/>
+              <w:end w:val="single" w:space="0" w:color="D3D3D3"/>
+            </w:tcBorders>
+          </w:tcPr>
+          <w:p>
+            <w:pPr>
+              <w:spacing w:before="0" w:after="60"/>
+              <w:keepNext/>
+              <w:jc w:val="start"/>
+            </w:pPr>
+            <w:r>
+              <w:rPr>
+                <w:rFonts w:ascii="Calibri" w:hAnsi="Calibri"/>
+                <w:sz w:val="20"/>
+              </w:rPr>
+              <w:t xml:space="default">cost_in_dollars_electricity</w:t>
+            </w:r>
+          </w:p>
+        </w:tc>
+        <w:tc>
+          <w:tcPr>
+            <w:tcBorders>
+              <w:top w:val="single" w:space="0" w:color="D3D3D3"/>
+              <w:bottom w:val="single" w:space="0" w:color="D3D3D3"/>
+              <w:start w:val="single" w:space="0" w:color="D3D3D3"/>
+              <w:end w:val="single" w:space="0" w:color="D3D3D3"/>
+            </w:tcBorders>
+          </w:tcPr>
+          <w:p>
+            <w:pPr>
+              <w:spacing w:before="0" w:after="60"/>
+              <w:keepNext/>
+              <w:jc w:val="end"/>
+            </w:pPr>
+            <w:r>
+              <w:rPr>
+                <w:rFonts w:ascii="Calibri" w:hAnsi="Calibri"/>
+                <w:sz w:val="20"/>
+              </w:rPr>
+              <w:t xml:space="default">1150</w:t>
             </w:r>
           </w:p>
         </w:tc>
@@ -3727,13 +4030,13 @@
         <w:t xml:space="preserve">These recommendations are organized from the least expensive/most cost-effective and easiest interventions to ones that are more challenging to implement.</w:t>
       </w:r>
     </w:p>
-    <w:bookmarkStart w:id="42" w:name="furnaceboiler-tune-up"/>
+    <w:bookmarkStart w:id="42" w:name="high-efficiency-shower-heads"/>
     <w:p>
       <w:pPr>
         <w:pStyle w:val="Heading3"/>
       </w:pPr>
       <w:r>
-        <w:t xml:space="preserve">4.1 Furnace/Boiler Tune up</w:t>
+        <w:t xml:space="preserve">4.1 High efficiency shower head(s)</w:t>
       </w:r>
     </w:p>
     <w:p>
@@ -3753,11 +4056,183 @@
         <w:pStyle w:val="BodyText"/>
       </w:pPr>
       <w:r>
+        <w:t xml:space="preserve">Your shower heads use more water and energy than high-efficiency shower heads, thus costing you more money than necessary. Older shower heads use 2.5 gallons or more every minute, which wastes thousands of gallons of water each year and costs you money for every extra gallon of water heated.</w:t>
+      </w:r>
+    </w:p>
+    <w:p>
+      <w:pPr>
+        <w:pStyle w:val="BodyText"/>
+      </w:pPr>
+      <w:r>
+        <w:rPr>
+          <w:i/>
+          <w:iCs/>
+        </w:rPr>
+        <w:t xml:space="preserve">Recommendation</w:t>
+      </w:r>
+    </w:p>
+    <w:p>
+      <w:pPr>
+        <w:pStyle w:val="BodyText"/>
+      </w:pPr>
+      <w:r>
+        <w:t xml:space="preserve">Install high-efficiency shower heads to reduce the amount of water and energy to heat the water used when showering. We recommend 1.5 gallon per minute shower heads that will save a gallon or more of water for every minute spent in the shower.</w:t>
+      </w:r>
+      <w:r>
+        <w:t xml:space="preserve"> </w:t>
+      </w:r>
+      <w:r>
+        <w:rPr>
+          <w:i/>
+          <w:iCs/>
+        </w:rPr>
+        <w:t xml:space="preserve">Estimated Cost/Benefits/Incentives</w:t>
+      </w:r>
+    </w:p>
+    <w:p>
+      <w:pPr>
+        <w:pStyle w:val="BodyText"/>
+      </w:pPr>
+      <w:r>
+        <w:t xml:space="preserve">A typical family will save ~10,000 gallons of water per year and over $100 per year in water heating costs. We provide these for free and have several styles for you to choose from; contact us for some if we did not give you any during the audit.</w:t>
+      </w:r>
+    </w:p>
+    <w:bookmarkEnd w:id="42"/>
+    <w:bookmarkStart w:id="43" w:name="window-dressers"/>
+    <w:p>
+      <w:pPr>
+        <w:pStyle w:val="Heading3"/>
+      </w:pPr>
+      <w:r>
+        <w:t xml:space="preserve">4.2 Window Dressers</w:t>
+      </w:r>
+    </w:p>
+    <w:p>
+      <w:pPr>
+        <w:pStyle w:val="FirstParagraph"/>
+      </w:pPr>
+      <w:r>
+        <w:rPr>
+          <w:i/>
+          <w:iCs/>
+        </w:rPr>
+        <w:t xml:space="preserve">Problem</w:t>
+      </w:r>
+    </w:p>
+    <w:p>
+      <w:pPr>
+        <w:pStyle w:val="BodyText"/>
+      </w:pPr>
+      <w:r>
+        <w:t xml:space="preserve">Your windows are a source of heat loss, reduce your comfort due to cold surface temperatures, and may also cause moisture condensation or frost in the winter.</w:t>
+      </w:r>
+    </w:p>
+    <w:p>
+      <w:pPr>
+        <w:pStyle w:val="BodyText"/>
+      </w:pPr>
+      <w:r>
+        <w:rPr>
+          <w:i/>
+          <w:iCs/>
+        </w:rPr>
+        <w:t xml:space="preserve">Recommendation</w:t>
+      </w:r>
+    </w:p>
+    <w:p>
+      <w:pPr>
+        <w:pStyle w:val="BodyText"/>
+      </w:pPr>
+      <w:r>
+        <w:t xml:space="preserve">WindowDressers are insulating window inserts that help air-seal windows and reduce heat loss and gain. WindowDressers are transparent and let in light while stopping drafts. Each insert is made of a custom-made pine frame wrapped on each side with tightly sealed, clear polyolefin film, creating an airspace between the two layers for additional insulation. The insert is finished with a compressible foam weather seal. The foam allows enough give for the inserts to be easily slid into place in the fall and removed in the spring while holding firmly enough to provide a tight, friction-based seal. The inserts are installed inside your existing window frame with no fasteners required and last 5-10 years. They are most effective in the winter, but depending on the window’s exposure, they can sometimes be used in the summer to keep the house cooler.</w:t>
+      </w:r>
+      <w:r>
+        <w:t xml:space="preserve"> </w:t>
+      </w:r>
+      <w:r>
+        <w:rPr>
+          <w:i/>
+          <w:iCs/>
+        </w:rPr>
+        <w:t xml:space="preserve">Estimated Cost/Benefits/Incentives</w:t>
+      </w:r>
+    </w:p>
+    <w:p>
+      <w:pPr>
+        <w:pStyle w:val="BodyText"/>
+      </w:pPr>
+      <w:r>
+        <w:t xml:space="preserve">Insulating window inserts save 5-10% of your heating costs at less than 1/10th the cost of replacement windows. The overall project cost will depend on the number and size of window inserts. Example prices for the 2024 season were: small (20 x 36”) - $36 for natural pine frame, $46 for white; medium (30 x 52”) - $50 for natural pine frame, $64 for white; large (44 x 68”) - $67 for natural pine frame, $88 for white. Adjusted pricing for lower-income households is available from WindowDressers upon request. If plastic is damaged, it can be replaced for $15.</w:t>
+      </w:r>
+    </w:p>
+    <w:p>
+      <w:pPr>
+        <w:pStyle w:val="BodyText"/>
+      </w:pPr>
+      <w:r>
+        <w:t xml:space="preserve">Households that order inserts are expected to participate in the Community Build where the inserts are made. You can sign up for a 4-hour shift and learn the simple steps in the insert-building process (no previous experience required, no power tools). Each job has</w:t>
+      </w:r>
+      <w:r>
+        <w:t xml:space="preserve"> </w:t>
+      </w:r>
+      <w:r>
+        <w:t xml:space="preserve">“jigs”</w:t>
+      </w:r>
+      <w:r>
+        <w:t xml:space="preserve"> </w:t>
+      </w:r>
+      <w:r>
+        <w:t xml:space="preserve">that make the job easier to do and ensure uniform quality. You will be trained at the beginning of your shift on how to do your task. Volunteering for multiple shifts is encouraged! Mid-shift snacks and a meal are provided to all participants.</w:t>
+      </w:r>
+    </w:p>
+    <w:p>
+      <w:pPr>
+        <w:pStyle w:val="BodyText"/>
+      </w:pPr>
+      <w:r>
+        <w:t xml:space="preserve">If you would like to participate, please contact us so we can discuss how the program works and which windows you’d like inserts for.</w:t>
+      </w:r>
+    </w:p>
+    <w:bookmarkEnd w:id="43"/>
+    <w:bookmarkStart w:id="44" w:name="refrigerator"/>
+    <w:p>
+      <w:pPr>
+        <w:pStyle w:val="Heading3"/>
+      </w:pPr>
+      <w:r>
+        <w:t xml:space="preserve">4.3 Refrigerator</w:t>
+      </w:r>
+    </w:p>
+    <w:p>
+      <w:pPr>
+        <w:pStyle w:val="FirstParagraph"/>
+      </w:pPr>
+      <w:r>
+        <w:rPr>
+          <w:i/>
+          <w:iCs/>
+        </w:rPr>
+        <w:t xml:space="preserve">Problem</w:t>
+      </w:r>
+    </w:p>
+    <w:p>
+      <w:pPr>
+        <w:pStyle w:val="BodyText"/>
+      </w:pPr>
+      <w:r>
+        <w:t xml:space="preserve">Your refrigerator uses more energy than newer models.</w:t>
+      </w:r>
+    </w:p>
+    <w:p>
+      <w:pPr>
+        <w:pStyle w:val="BodyText"/>
+      </w:pPr>
+      <w:r>
         <w:rPr>
           <w:b/>
           <w:bCs/>
         </w:rPr>
-        <w:t xml:space="preserve">Auditor to describe</w:t>
+        <w:t xml:space="preserve">Ideally, the auditor notes the annual energy consumption (kWh) of the existing fridge compared to a new model of similar size</w:t>
       </w:r>
     </w:p>
     <w:p>
@@ -3777,7 +4252,7 @@
         <w:pStyle w:val="BodyText"/>
       </w:pPr>
       <w:r>
-        <w:t xml:space="preserve">Have the furnace/boiler and flue inspected and adjusted by a licensed professional. This should be available from your fuel delivery company.</w:t>
+        <w:t xml:space="preserve">Replace your refrigerator with a new, EnergyStar certified fridge. Look at the Energy Guide label to compare the energy use of new refrigerators.</w:t>
       </w:r>
     </w:p>
     <w:p>
@@ -3797,17 +4272,29 @@
         <w:pStyle w:val="BodyText"/>
       </w:pPr>
       <w:r>
-        <w:t xml:space="preserve">A tune-up can improve the efficiency of your furnace/boiler, confirm that it is exhausting properly, and identify areas of concern before they become urgent. If you have a service contract with your fuel delivery company, an annual tune-up is usually included.</w:t>
-      </w:r>
-    </w:p>
-    <w:bookmarkEnd w:id="42"/>
-    <w:bookmarkStart w:id="43" w:name="high-efficiency-shower-heads"/>
+        <w:t xml:space="preserve">If you are able to afford the upfront cost of purchasing a new refrigerator, you will recoup significant savings in the long run. Whenever you need to buy a new appliance, consider EnergyStar certified models, which use less energy and are cheaper to run. Remember, it doesn’t save energy if you relocate your existing refrigerator to the basement or garage and continue using it.</w:t>
+      </w:r>
+    </w:p>
+    <w:p>
+      <w:pPr>
+        <w:pStyle w:val="BodyText"/>
+      </w:pPr>
+      <w:r>
+        <w:rPr>
+          <w:b/>
+          <w:bCs/>
+        </w:rPr>
+        <w:t xml:space="preserve">Ideally, auditor locates similar volume fridge online to calculate monthly savings and payback period compared to kill-a-watt meter reading for current refrigerator. “This example refrigerator would save $XX in electricity each month and pay for itself within XX months</w:t>
+      </w:r>
+    </w:p>
+    <w:bookmarkEnd w:id="44"/>
+    <w:bookmarkStart w:id="45" w:name="induction-stoveoven"/>
     <w:p>
       <w:pPr>
         <w:pStyle w:val="Heading3"/>
       </w:pPr>
       <w:r>
-        <w:t xml:space="preserve">4.2 High efficiency shower head(s)</w:t>
+        <w:t xml:space="preserve">4.4 Induction Stove/Oven</w:t>
       </w:r>
     </w:p>
     <w:p>
@@ -3827,7 +4314,7 @@
         <w:pStyle w:val="BodyText"/>
       </w:pPr>
       <w:r>
-        <w:t xml:space="preserve">Your shower heads use more water and energy than high-efficiency shower heads, thus costing you more money than necessary. Older shower heads use 2.5 gallons or more every minute, which wastes thousands of gallons of water each year and costs you money for every extra gallon of water heated.</w:t>
+        <w:t xml:space="preserve">Your gas range has the potential to release propane, carbon monoxide, and combustion gases into your house. Gas ranges are also inefficient at transferring heat to your food at 32% efficiency, compared to 85% efficiency for induction cooktops.</w:t>
       </w:r>
     </w:p>
     <w:p>
@@ -3847,11 +4334,13 @@
         <w:pStyle w:val="BodyText"/>
       </w:pPr>
       <w:r>
-        <w:t xml:space="preserve">Install high-efficiency shower heads to reduce the amount of water and energy to heat the water used when showering. We recommend 1.5 gallon per minute shower heads that will save a gallon or more of water for every minute spent in the shower.</w:t>
-      </w:r>
-      <w:r>
-        <w:t xml:space="preserve"> </w:t>
-      </w:r>
+        <w:t xml:space="preserve">Induction cooking appliances are more efficient and safer than electric or gas ones. There is no risk of carbon monoxide or other harmful combustion gases, and the surface doesn’t heat up without a pot or pan on it.</w:t>
+      </w:r>
+    </w:p>
+    <w:p>
+      <w:pPr>
+        <w:pStyle w:val="BodyText"/>
+      </w:pPr>
       <w:r>
         <w:rPr>
           <w:i/>
@@ -3865,17 +4354,17 @@
         <w:pStyle w:val="BodyText"/>
       </w:pPr>
       <w:r>
-        <w:t xml:space="preserve">A typical family will save ~10,000 gallons of water per year and over $100 per year in water heating costs. We provide these for free and have several styles for you to choose from; contact us for some if we did not give you any during the audit.</w:t>
-      </w:r>
-    </w:p>
-    <w:bookmarkEnd w:id="43"/>
-    <w:bookmarkStart w:id="44" w:name="window-dressers"/>
+        <w:t xml:space="preserve">Currently, Efficiency Maine does not offer a rebate for induction stoves. If you’re interested in trying out induction cooking but don’t want to replace your kitchen stove, consider buying a portable induction cooktop, which costs less than $100.</w:t>
+      </w:r>
+    </w:p>
+    <w:bookmarkEnd w:id="45"/>
+    <w:bookmarkStart w:id="46" w:name="heat-pump-water-heater"/>
     <w:p>
       <w:pPr>
         <w:pStyle w:val="Heading3"/>
       </w:pPr>
       <w:r>
-        <w:t xml:space="preserve">4.3 Window Dressers</w:t>
+        <w:t xml:space="preserve">4.5 Heat Pump Water Heater</w:t>
       </w:r>
     </w:p>
     <w:p>
@@ -3895,7 +4384,11 @@
         <w:pStyle w:val="BodyText"/>
       </w:pPr>
       <w:r>
-        <w:t xml:space="preserve">Your windows are a source of heat loss, reduce your comfort due to cold surface temperatures, and may also cause moisture condensation or frost in the winter.</w:t>
+        <w:rPr>
+          <w:b/>
+          <w:bCs/>
+        </w:rPr>
+        <w:t xml:space="preserve">Auditor to describe depending on what their current system is</w:t>
       </w:r>
     </w:p>
     <w:p>
@@ -3915,11 +4408,13 @@
         <w:pStyle w:val="BodyText"/>
       </w:pPr>
       <w:r>
-        <w:t xml:space="preserve">WindowDressers are insulating window inserts that help air-seal windows and reduce heat loss and gain. WindowDressers are transparent and let in light while stopping drafts. Each insert is made of a custom-made pine frame wrapped on each side with tightly sealed, clear polyolefin film, creating an airspace between the two layers for additional insulation. The insert is finished with a compressible foam weather seal. The foam allows enough give for the inserts to be easily slid into place in the fall and removed in the spring while holding firmly enough to provide a tight, friction-based seal. The inserts are installed inside your existing window frame with no fasteners required and last 5-10 years. They are most effective in the winter, but depending on the window’s exposure, they can sometimes be used in the summer to keep the house cooler.</w:t>
-      </w:r>
-      <w:r>
-        <w:t xml:space="preserve"> </w:t>
-      </w:r>
+        <w:t xml:space="preserve">Install a heat pump water heater to provide your hot water for cooking and bathing. This is the most efficient way to heat water and will save hundreds of dollars a year compared to electric resistance, heating oil, or propane hot water. It will also help to dehumidify while it’s running. If your current water heater burns oil or propane, this will also remove a source of combustion gases from your home. We also recommend setting the temperature on the water heater at 130°F for more efficient operation.</w:t>
+      </w:r>
+    </w:p>
+    <w:p>
+      <w:pPr>
+        <w:pStyle w:val="BodyText"/>
+      </w:pPr>
       <w:r>
         <w:rPr>
           <w:i/>
@@ -3933,45 +4428,17 @@
         <w:pStyle w:val="BodyText"/>
       </w:pPr>
       <w:r>
-        <w:t xml:space="preserve">Insulating window inserts save 5-10% of your heating costs at less than 1/10th the cost of replacement windows. The overall project cost will depend on the number and size of window inserts. Example prices for the 2024 season were: small (20 x 36”) - $36 for natural pine frame, $46 for white; medium (30 x 52”) - $50 for natural pine frame, $64 for white; large (44 x 68”) - $67 for natural pine frame, $88 for white. Adjusted pricing for lower-income households is available from WindowDressers upon request. If plastic is damaged, it can be replaced for $15.</w:t>
-      </w:r>
-    </w:p>
-    <w:p>
-      <w:pPr>
-        <w:pStyle w:val="BodyText"/>
-      </w:pPr>
-      <w:r>
-        <w:t xml:space="preserve">Households that order inserts are expected to participate in the Community Build where the inserts are made. You can sign up for a 4-hour shift and learn the simple steps in the insert-building process (no previous experience required, no power tools). Each job has</w:t>
-      </w:r>
-      <w:r>
-        <w:t xml:space="preserve"> </w:t>
-      </w:r>
-      <w:r>
-        <w:t xml:space="preserve">“jigs”</w:t>
-      </w:r>
-      <w:r>
-        <w:t xml:space="preserve"> </w:t>
-      </w:r>
-      <w:r>
-        <w:t xml:space="preserve">that make the job easier to do and ensure uniform quality. You will be trained at the beginning of your shift on how to do your task. Volunteering for multiple shifts is encouraged! Mid-shift snacks and a meal are provided to all participants.</w:t>
-      </w:r>
-    </w:p>
-    <w:p>
-      <w:pPr>
-        <w:pStyle w:val="BodyText"/>
-      </w:pPr>
-      <w:r>
-        <w:t xml:space="preserve">If you would like to participate, please contact us so we can discuss how the program works and which windows you’d like inserts for.</w:t>
-      </w:r>
-    </w:p>
-    <w:bookmarkEnd w:id="44"/>
-    <w:bookmarkStart w:id="45" w:name="freezer"/>
+        <w:t xml:space="preserve">A heat pump water heater uses 70% less electricity than a standard electric water heater. Efficiency Maine offers a rebate of up to $950, making the equipment cost as little as $400 plus installation. The rebate can be combined with a nonrefundable federal tax credit of 30% of the remaining cost of the unit and labor, subject to an annual maximum benefit of $2,000 (shared with other energy property, like heat pumps). For more information, you can call Efficiency Maine at 866-376-2463 (Monday to Friday, 8:00 am to 5:00 pm) or visit their website: https://www.efficiencymaine.com/at-home/heat-pump-water-heater-program/</w:t>
+      </w:r>
+    </w:p>
+    <w:bookmarkEnd w:id="46"/>
+    <w:bookmarkStart w:id="47" w:name="gutters"/>
     <w:p>
       <w:pPr>
         <w:pStyle w:val="Heading3"/>
       </w:pPr>
       <w:r>
-        <w:t xml:space="preserve">4.4 Freezer</w:t>
+        <w:t xml:space="preserve">4.6 Gutters</w:t>
       </w:r>
     </w:p>
     <w:p>
@@ -3991,7 +4458,431 @@
         <w:pStyle w:val="BodyText"/>
       </w:pPr>
       <w:r>
-        <w:t xml:space="preserve">Your freezer uses more energy than newer models. Consider how the cost of running the freezer compares to the benefits of keeping it on.</w:t>
+        <w:t xml:space="preserve">The house has no gutters, so water runs off your roof and directly onto the ground next to your house. Water that splashes off the ground can damage the exterior of your house. Runoff that is absorbed into the ground can seep into the basement/crawlspace, causing moisture issues there and throughout your house.</w:t>
+      </w:r>
+    </w:p>
+    <w:p>
+      <w:pPr>
+        <w:pStyle w:val="BodyText"/>
+      </w:pPr>
+      <w:r>
+        <w:rPr>
+          <w:i/>
+          <w:iCs/>
+        </w:rPr>
+        <w:t xml:space="preserve">Recommendation</w:t>
+      </w:r>
+    </w:p>
+    <w:p>
+      <w:pPr>
+        <w:pStyle w:val="BodyText"/>
+      </w:pPr>
+      <w:r>
+        <w:t xml:space="preserve">Install gutters and downspouts that divert water at least six feet away from the foundation and to where the ground slopes away from the house.</w:t>
+      </w:r>
+    </w:p>
+    <w:p>
+      <w:pPr>
+        <w:pStyle w:val="BodyText"/>
+      </w:pPr>
+      <w:r>
+        <w:rPr>
+          <w:i/>
+          <w:iCs/>
+        </w:rPr>
+        <w:t xml:space="preserve">Estimated Cost/Benefits/Incentives</w:t>
+      </w:r>
+    </w:p>
+    <w:p>
+      <w:pPr>
+        <w:pStyle w:val="BodyText"/>
+      </w:pPr>
+      <w:r>
+        <w:t xml:space="preserve">Adding gutters would mitigate moisture damage and save you from having to replace/fix other parts of the house.</w:t>
+      </w:r>
+    </w:p>
+    <w:bookmarkEnd w:id="47"/>
+    <w:bookmarkStart w:id="48" w:name="bathroom-exhaust-fans"/>
+    <w:p>
+      <w:pPr>
+        <w:pStyle w:val="Heading3"/>
+      </w:pPr>
+      <w:r>
+        <w:t xml:space="preserve">4.7 Bathroom exhaust fan(s)</w:t>
+      </w:r>
+    </w:p>
+    <w:p>
+      <w:pPr>
+        <w:pStyle w:val="FirstParagraph"/>
+      </w:pPr>
+      <w:r>
+        <w:rPr>
+          <w:i/>
+          <w:iCs/>
+        </w:rPr>
+        <w:t xml:space="preserve">Problem</w:t>
+      </w:r>
+    </w:p>
+    <w:p>
+      <w:pPr>
+        <w:pStyle w:val="BodyText"/>
+      </w:pPr>
+      <w:r>
+        <w:t xml:space="preserve">Currently, there is no bathroom exhaust fan, so moisture from the shower, toilet, and sink remains in the house, which can cause moisture issues such as mold.</w:t>
+      </w:r>
+    </w:p>
+    <w:p>
+      <w:pPr>
+        <w:pStyle w:val="BodyText"/>
+      </w:pPr>
+      <w:r>
+        <w:rPr>
+          <w:i/>
+          <w:iCs/>
+        </w:rPr>
+        <w:t xml:space="preserve">Recommendation</w:t>
+      </w:r>
+    </w:p>
+    <w:p>
+      <w:pPr>
+        <w:pStyle w:val="BodyText"/>
+      </w:pPr>
+      <w:r>
+        <w:t xml:space="preserve">Install bathroom exhaust fans in all bathrooms that do not have them. These should be rated for at least 80 cubic feet per minute (CFM) if there is a shower. We recommend the Panasonic Whisper series or similar fans that don’t create excess noise. If the ductwork will run through the attic, it should be installed before the attic is air-sealed and insulated. The fan needs to be ducted outside, so it does not add moisture into the attic.</w:t>
+      </w:r>
+    </w:p>
+    <w:p>
+      <w:pPr>
+        <w:pStyle w:val="BodyText"/>
+      </w:pPr>
+      <w:r>
+        <w:rPr>
+          <w:i/>
+          <w:iCs/>
+        </w:rPr>
+        <w:t xml:space="preserve">Estimated Cost/Benefits/Incentives</w:t>
+      </w:r>
+    </w:p>
+    <w:p>
+      <w:pPr>
+        <w:pStyle w:val="BodyText"/>
+      </w:pPr>
+      <w:r>
+        <w:t xml:space="preserve">The typical fan is around $130 plus the cost of installation.</w:t>
+      </w:r>
+    </w:p>
+    <w:bookmarkEnd w:id="48"/>
+    <w:bookmarkStart w:id="49" w:name="kitchen-exhaust-fans"/>
+    <w:p>
+      <w:pPr>
+        <w:pStyle w:val="Heading3"/>
+      </w:pPr>
+      <w:r>
+        <w:t xml:space="preserve">4.8 Kitchen exhaust fan(s)</w:t>
+      </w:r>
+    </w:p>
+    <w:p>
+      <w:pPr>
+        <w:pStyle w:val="FirstParagraph"/>
+      </w:pPr>
+      <w:r>
+        <w:rPr>
+          <w:i/>
+          <w:iCs/>
+        </w:rPr>
+        <w:t xml:space="preserve">Problem</w:t>
+      </w:r>
+    </w:p>
+    <w:p>
+      <w:pPr>
+        <w:pStyle w:val="BodyText"/>
+      </w:pPr>
+      <w:r>
+        <w:t xml:space="preserve">Currently, there is no kitchen exhaust fan, so fumes, smoke, and moisture from cooking stay in the house which can cause health concerns.</w:t>
+      </w:r>
+    </w:p>
+    <w:p>
+      <w:pPr>
+        <w:pStyle w:val="BodyText"/>
+      </w:pPr>
+      <w:r>
+        <w:rPr>
+          <w:i/>
+          <w:iCs/>
+        </w:rPr>
+        <w:t xml:space="preserve">Recommendation</w:t>
+      </w:r>
+    </w:p>
+    <w:p>
+      <w:pPr>
+        <w:pStyle w:val="BodyText"/>
+      </w:pPr>
+      <w:r>
+        <w:t xml:space="preserve">Install a kitchen exhaust fan to remove cooking fumes and moisture from your home. The fan should be rated for at least 100 cubic feet per minute. A kitchen fan should be ducted to the outdoors. If the ductwork will run through the attic, it should be installed before the attic is air-sealed and insulated.</w:t>
+      </w:r>
+    </w:p>
+    <w:p>
+      <w:pPr>
+        <w:pStyle w:val="BodyText"/>
+      </w:pPr>
+      <w:r>
+        <w:rPr>
+          <w:i/>
+          <w:iCs/>
+        </w:rPr>
+        <w:t xml:space="preserve">Estimated Cost/Benefits/Incentives</w:t>
+      </w:r>
+    </w:p>
+    <w:p>
+      <w:pPr>
+        <w:pStyle w:val="BodyText"/>
+      </w:pPr>
+      <w:r>
+        <w:t xml:space="preserve">Kitchen range hoods typically cost $150 or more; installation costs depend on the complexity of the exhaust ducting.</w:t>
+      </w:r>
+    </w:p>
+    <w:bookmarkEnd w:id="49"/>
+    <w:bookmarkStart w:id="50" w:name="vapor-barrier"/>
+    <w:p>
+      <w:pPr>
+        <w:pStyle w:val="Heading3"/>
+      </w:pPr>
+      <w:r>
+        <w:t xml:space="preserve">4.9 Vapor Barrier</w:t>
+      </w:r>
+    </w:p>
+    <w:p>
+      <w:pPr>
+        <w:pStyle w:val="FirstParagraph"/>
+      </w:pPr>
+      <w:r>
+        <w:rPr>
+          <w:i/>
+          <w:iCs/>
+        </w:rPr>
+        <w:t xml:space="preserve">Problem</w:t>
+      </w:r>
+    </w:p>
+    <w:p>
+      <w:pPr>
+        <w:pStyle w:val="BodyText"/>
+      </w:pPr>
+      <w:r>
+        <w:t xml:space="preserve">There is excess moisture in the basement/crawlspace, which is evaporating out of the ground. This moisture can enter the house and cause mold, mildew, rot, and air quality issues.</w:t>
+      </w:r>
+    </w:p>
+    <w:p>
+      <w:pPr>
+        <w:pStyle w:val="BodyText"/>
+      </w:pPr>
+      <w:r>
+        <w:rPr>
+          <w:i/>
+          <w:iCs/>
+        </w:rPr>
+        <w:t xml:space="preserve">Recommendation</w:t>
+      </w:r>
+    </w:p>
+    <w:p>
+      <w:pPr>
+        <w:pStyle w:val="BodyText"/>
+      </w:pPr>
+      <w:r>
+        <w:t xml:space="preserve">Install a vapor barrier on the basement floor to stop moisture from entering the basement and house. Vapor barriers typically consist of either reinforced plastic sheeting or EPDM rubber membrane over a</w:t>
+      </w:r>
+      <w:r>
+        <w:t xml:space="preserve"> </w:t>
+      </w:r>
+      <w:r>
+        <w:t xml:space="preserve">‘dimple mat’</w:t>
+      </w:r>
+      <w:r>
+        <w:t xml:space="preserve"> </w:t>
+      </w:r>
+      <w:r>
+        <w:t xml:space="preserve">that allows for drainage below the vapor barrier and prevents rocks from puncturing it. If the basement/crawlspace walls are going to be spray foamed, we recommend the foam go all the way to the floor and overlap the vapor barrier to create a continuous air and moisture barrier.</w:t>
+      </w:r>
+    </w:p>
+    <w:p>
+      <w:pPr>
+        <w:pStyle w:val="BodyText"/>
+      </w:pPr>
+      <w:r>
+        <w:rPr>
+          <w:i/>
+          <w:iCs/>
+        </w:rPr>
+        <w:t xml:space="preserve">Estimated Cost/Benefits/Incentives</w:t>
+      </w:r>
+    </w:p>
+    <w:p>
+      <w:pPr>
+        <w:pStyle w:val="BodyText"/>
+      </w:pPr>
+      <w:r>
+        <w:t xml:space="preserve">Efficiency Maine rebates will cover vapor barriers up to 25% of a weatherization project cost, if done as part of a larger insulation project. Most insulation companies can install spray foam and vapor barriers together. Efficiency Maine rebates and other incentives for insulation work can fund up to 80% of the overall cost to weatherize your home (subject to a lifetime limit per building), up to $9,200 when combined with nonrefundable federal tax credits. You can call them at 866-376-2463 (Monday to Friday, 8:00 am to 5:00 pm) or visit their webpage about insulation rebates: https://www.efficiencymaine.com/at-home/insulation-rebates/</w:t>
+      </w:r>
+    </w:p>
+    <w:bookmarkEnd w:id="50"/>
+    <w:bookmarkStart w:id="51" w:name="continuous-exterior-wall-insulation"/>
+    <w:p>
+      <w:pPr>
+        <w:pStyle w:val="Heading3"/>
+      </w:pPr>
+      <w:r>
+        <w:t xml:space="preserve">4.10 Continuous exterior wall insulation</w:t>
+      </w:r>
+    </w:p>
+    <w:p>
+      <w:pPr>
+        <w:pStyle w:val="FirstParagraph"/>
+      </w:pPr>
+      <w:r>
+        <w:rPr>
+          <w:i/>
+          <w:iCs/>
+        </w:rPr>
+        <w:t xml:space="preserve">Problem</w:t>
+      </w:r>
+    </w:p>
+    <w:p>
+      <w:pPr>
+        <w:pStyle w:val="BodyText"/>
+      </w:pPr>
+      <w:r>
+        <w:t xml:space="preserve">There isn’t continuous insulation between the siding and the exterior walls of the house. Continuous insulation helps create a complete thermal boundary for your house, and it is now an energy code requirement for new houses.</w:t>
+      </w:r>
+    </w:p>
+    <w:p>
+      <w:pPr>
+        <w:pStyle w:val="BodyText"/>
+      </w:pPr>
+      <w:r>
+        <w:rPr>
+          <w:i/>
+          <w:iCs/>
+        </w:rPr>
+        <w:t xml:space="preserve">Recommendation</w:t>
+      </w:r>
+    </w:p>
+    <w:p>
+      <w:pPr>
+        <w:pStyle w:val="BodyText"/>
+      </w:pPr>
+      <w:r>
+        <w:t xml:space="preserve">Add a continuous layer of insulation and potentially replace the air and moisture barrier once it becomes time to replace the siding. Add continuous insulation (R-6 or more) under the new siding to keep the house warmer in the winter and cooler in the summer. We recommend TimberHP TimberBoard insulation (produced in Madison, Maine) or Rockwool Comfortboard, but foam board can also be used. Before installing exterior insulation, the contractor can check if insulation is needed between the interior wall studs.</w:t>
+      </w:r>
+    </w:p>
+    <w:p>
+      <w:pPr>
+        <w:pStyle w:val="BodyText"/>
+      </w:pPr>
+      <w:r>
+        <w:rPr>
+          <w:i/>
+          <w:iCs/>
+        </w:rPr>
+        <w:t xml:space="preserve">Estimated Cost/Benefits/Incentives</w:t>
+      </w:r>
+    </w:p>
+    <w:p>
+      <w:pPr>
+        <w:pStyle w:val="BodyText"/>
+      </w:pPr>
+      <w:r>
+        <w:t xml:space="preserve">Efficiency Maine rebates and other incentives for insulation work can fund up to 80% of the overall cost to weatherize your home (subject to a lifetime limit per building), up to $9,200 when combined with nonrefundable federal tax credits. You can call them at 866-376-2463 (Monday to Friday, 8:00 am to 5:00 pm) or visit their webpage about insulation rebates: https://www.efficiencymaine.com/at-home/insulation-rebates/</w:t>
+      </w:r>
+    </w:p>
+    <w:bookmarkEnd w:id="51"/>
+    <w:bookmarkStart w:id="52" w:name="air-source-heat-pump"/>
+    <w:p>
+      <w:pPr>
+        <w:pStyle w:val="Heading3"/>
+      </w:pPr>
+      <w:r>
+        <w:t xml:space="preserve">4.11 Air Source Heat Pump</w:t>
+      </w:r>
+    </w:p>
+    <w:p>
+      <w:pPr>
+        <w:pStyle w:val="FirstParagraph"/>
+      </w:pPr>
+      <w:r>
+        <w:rPr>
+          <w:i/>
+          <w:iCs/>
+        </w:rPr>
+        <w:t xml:space="preserve">Problem</w:t>
+      </w:r>
+    </w:p>
+    <w:p>
+      <w:pPr>
+        <w:pStyle w:val="BodyText"/>
+      </w:pPr>
+      <w:r>
+        <w:t xml:space="preserve">Combustion heating equipment is expensive, inefficient, and has the potential to release harmful combustion gases like carbon monoxide into the home.</w:t>
+      </w:r>
+    </w:p>
+    <w:p>
+      <w:pPr>
+        <w:pStyle w:val="BodyText"/>
+      </w:pPr>
+      <w:r>
+        <w:rPr>
+          <w:i/>
+          <w:iCs/>
+        </w:rPr>
+        <w:t xml:space="preserve">Recommendation</w:t>
+      </w:r>
+    </w:p>
+    <w:p>
+      <w:pPr>
+        <w:pStyle w:val="BodyText"/>
+      </w:pPr>
+      <w:r>
+        <w:t xml:space="preserve">Install air source heat pumps for heating and cooling and whole-house surge protection. Air source heat pumps can be up to 300% efficient and heat, cool, and dehumidify your house. A qualified installer will help determine what size system to install and where. Whole-house surge protection will protect your appliances and heat pumps from being damaged by an electrical surge.</w:t>
+      </w:r>
+    </w:p>
+    <w:p>
+      <w:pPr>
+        <w:pStyle w:val="BodyText"/>
+      </w:pPr>
+      <w:r>
+        <w:rPr>
+          <w:i/>
+          <w:iCs/>
+        </w:rPr>
+        <w:t xml:space="preserve">Estimated Cost/Benefits/Incentives</w:t>
+      </w:r>
+    </w:p>
+    <w:p>
+      <w:pPr>
+        <w:pStyle w:val="BodyText"/>
+      </w:pPr>
+      <w:r>
+        <w:t xml:space="preserve">Efficiency Maine rebates can fund $1,000 to $3,000 per unit up to a lifetime limit per housing unit for $3,000 to $9,000 (depending on income level) to install heat pumps. The rebate can be combined with a nonrefundable federal tax credit of 30% of the remaining cost of the unit and labor, subject to an annual maximum benefit of $2,000 (shared with other energy property, like a heat pump water heater). You can call Efficiency Maine at 866-376-2463 (Monday to Friday, 8:00 am to 5:00 pm) or visit their website: https://www.efficiencymaine.com/at-home/residential-heat-pump-incentives/</w:t>
+      </w:r>
+    </w:p>
+    <w:bookmarkEnd w:id="52"/>
+    <w:bookmarkStart w:id="53" w:name="solar"/>
+    <w:p>
+      <w:pPr>
+        <w:pStyle w:val="Heading3"/>
+      </w:pPr>
+      <w:r>
+        <w:t xml:space="preserve">4.12 Solar</w:t>
+      </w:r>
+    </w:p>
+    <w:p>
+      <w:pPr>
+        <w:pStyle w:val="FirstParagraph"/>
+      </w:pPr>
+      <w:r>
+        <w:rPr>
+          <w:i/>
+          <w:iCs/>
+        </w:rPr>
+        <w:t xml:space="preserve">Problem</w:t>
       </w:r>
     </w:p>
     <w:p>
@@ -4003,7 +4894,7 @@
           <w:b/>
           <w:bCs/>
         </w:rPr>
-        <w:t xml:space="preserve">Ideally, the auditor notes the annual energy consumption (kWh) of the existing freezer compared to a new model of similar size</w:t>
+        <w:t xml:space="preserve">Auditor to describe (or remove this section)</w:t>
       </w:r>
     </w:p>
     <w:p>
@@ -4023,7 +4914,7 @@
         <w:pStyle w:val="BodyText"/>
       </w:pPr>
       <w:r>
-        <w:t xml:space="preserve">Replace your freezer with a new, EnergyStar certified freezer. Look at the Energy Guide label to compare the energy use of new freezers.</w:t>
+        <w:t xml:space="preserve">Rooftop solar can supply most or all of your home electrical demands. Contact a solar company for pricing and details specific to your home.</w:t>
       </w:r>
     </w:p>
     <w:p>
@@ -4043,7 +4934,183 @@
         <w:pStyle w:val="BodyText"/>
       </w:pPr>
       <w:r>
-        <w:t xml:space="preserve">If you are able to afford the upfront cost of purchasing a new freezer, you will recoup significant savings in the long run. Whenever you need to buy a new appliance, consider EnergyStar certified models, which use electricity and are cheaper to run.</w:t>
+        <w:t xml:space="preserve">There is a 30% nonrefundable federal tax credit and financing options are available. Battery backup is needed for solar to work during a power outage. Information on the federal tax credit: https://www.energy.gov/sites/default/files/2023-03/Homeowners_Guide_to_the_Federal_Tax_Credit_for_Solar_PV.pdf</w:t>
+      </w:r>
+    </w:p>
+    <w:p>
+      <w:pPr>
+        <w:pStyle w:val="BodyText"/>
+      </w:pPr>
+      <w:r>
+        <w:t xml:space="preserve">The State of Maine is working on a solar and battery funding initiative for low-income and disadvantaged Maine households. It is still in the planning stages, but you can find more information here: https://www.maine.gov/energy/initiatives/infrastructure/solar-for-all</w:t>
+      </w:r>
+    </w:p>
+    <w:bookmarkEnd w:id="53"/>
+    <w:bookmarkStart w:id="54" w:name="pipe-insulation"/>
+    <w:p>
+      <w:pPr>
+        <w:pStyle w:val="Heading3"/>
+      </w:pPr>
+      <w:r>
+        <w:t xml:space="preserve">4.13 Pipe Insulation</w:t>
+      </w:r>
+    </w:p>
+    <w:p>
+      <w:pPr>
+        <w:pStyle w:val="FirstParagraph"/>
+      </w:pPr>
+      <w:r>
+        <w:rPr>
+          <w:i/>
+          <w:iCs/>
+        </w:rPr>
+        <w:t xml:space="preserve">Problem</w:t>
+      </w:r>
+    </w:p>
+    <w:p>
+      <w:pPr>
+        <w:pStyle w:val="BodyText"/>
+      </w:pPr>
+      <w:r>
+        <w:t xml:space="preserve">Uninsulated water pipes are responsible for heat loss and excess moisture (from condensation) in your basement/crawlspace.</w:t>
+      </w:r>
+    </w:p>
+    <w:p>
+      <w:pPr>
+        <w:pStyle w:val="BodyText"/>
+      </w:pPr>
+      <w:r>
+        <w:rPr>
+          <w:i/>
+          <w:iCs/>
+        </w:rPr>
+        <w:t xml:space="preserve">Recommendation</w:t>
+      </w:r>
+    </w:p>
+    <w:p>
+      <w:pPr>
+        <w:pStyle w:val="BodyText"/>
+      </w:pPr>
+      <w:r>
+        <w:t xml:space="preserve">Insulate both hot and cold water pipes that are uninsulated in the basement/crawlspace. This will save energy and prevent condensation. We recommend foam pipe insulation made of polyethylene or neoprene.</w:t>
+      </w:r>
+    </w:p>
+    <w:p>
+      <w:pPr>
+        <w:pStyle w:val="BodyText"/>
+      </w:pPr>
+      <w:r>
+        <w:rPr>
+          <w:i/>
+          <w:iCs/>
+        </w:rPr>
+        <w:t xml:space="preserve">Estimated Cost/Benefits/Incentives</w:t>
+      </w:r>
+    </w:p>
+    <w:p>
+      <w:pPr>
+        <w:pStyle w:val="BodyText"/>
+      </w:pPr>
+      <w:r>
+        <w:t xml:space="preserve">Insulating water pipes can save 2%-4% on hot water bills and increase the temperature of the water while reducing the time it takes for hot water to reach your tap. Materials cost around $100-200, depending on the length of pipe to insulate. Many people find this to be an easy project to do themselves.</w:t>
+      </w:r>
+    </w:p>
+    <w:bookmarkEnd w:id="54"/>
+    <w:bookmarkStart w:id="55" w:name="whole-house-surge-protection"/>
+    <w:p>
+      <w:pPr>
+        <w:pStyle w:val="Heading3"/>
+      </w:pPr>
+      <w:r>
+        <w:t xml:space="preserve">4.14 Whole House Surge Protection</w:t>
+      </w:r>
+    </w:p>
+    <w:p>
+      <w:pPr>
+        <w:pStyle w:val="FirstParagraph"/>
+      </w:pPr>
+      <w:r>
+        <w:rPr>
+          <w:i/>
+          <w:iCs/>
+        </w:rPr>
+        <w:t xml:space="preserve">Problem</w:t>
+      </w:r>
+    </w:p>
+    <w:p>
+      <w:pPr>
+        <w:pStyle w:val="BodyText"/>
+      </w:pPr>
+      <w:r>
+        <w:t xml:space="preserve">Your house does not have whole-house surge protection. This will protect your large electrical appliances from damage in the case of an electrical surge. Heat pumps, heat pump water heaters, and other electronics are particularly sensitive to electrical surges.</w:t>
+      </w:r>
+    </w:p>
+    <w:p>
+      <w:pPr>
+        <w:pStyle w:val="BodyText"/>
+      </w:pPr>
+      <w:r>
+        <w:rPr>
+          <w:i/>
+          <w:iCs/>
+        </w:rPr>
+        <w:t xml:space="preserve">Recommendation</w:t>
+      </w:r>
+    </w:p>
+    <w:p>
+      <w:pPr>
+        <w:pStyle w:val="BodyText"/>
+      </w:pPr>
+      <w:r>
+        <w:t xml:space="preserve">Seal easy-to-access air leaks and weatherstrip exterior doors. In older homes, most heat loss is due to air leakage. WindowDressers insulating window inserts can also help reduce air leakage.</w:t>
+      </w:r>
+      <w:r>
+        <w:t xml:space="preserve"> </w:t>
+      </w:r>
+      <w:r>
+        <w:rPr>
+          <w:i/>
+          <w:iCs/>
+        </w:rPr>
+        <w:t xml:space="preserve">Estimated Cost/Benefits/Incentives</w:t>
+      </w:r>
+    </w:p>
+    <w:p>
+      <w:pPr>
+        <w:pStyle w:val="BodyText"/>
+      </w:pPr>
+      <w:r>
+        <w:t xml:space="preserve">The device costs $100-$400 and needs to be installed by an electrician. Here are some options: https://www.popularmechanics.com/home/interior-projects/g43140886/best-whole-house-surge-protectors/</w:t>
+      </w:r>
+    </w:p>
+    <w:bookmarkEnd w:id="55"/>
+    <w:bookmarkStart w:id="56" w:name="diy-air-sealing"/>
+    <w:p>
+      <w:pPr>
+        <w:pStyle w:val="Heading3"/>
+      </w:pPr>
+      <w:r>
+        <w:t xml:space="preserve">4.15 DIY Air Sealing</w:t>
+      </w:r>
+    </w:p>
+    <w:p>
+      <w:pPr>
+        <w:pStyle w:val="FirstParagraph"/>
+      </w:pPr>
+      <w:r>
+        <w:rPr>
+          <w:i/>
+          <w:iCs/>
+        </w:rPr>
+        <w:t xml:space="preserve">Problem</w:t>
+      </w:r>
+    </w:p>
+    <w:p>
+      <w:pPr>
+        <w:pStyle w:val="BodyText"/>
+      </w:pPr>
+      <w:r>
+        <w:t xml:space="preserve">During the blower door test, we noted sources of air leakage in the living areas of your house.</w:t>
       </w:r>
     </w:p>
     <w:p>
@@ -4055,7 +5122,7 @@
           <w:b/>
           <w:bCs/>
         </w:rPr>
-        <w:t xml:space="preserve">Ideally, auditor locates similar volume freezer online to calculate monthly savings and payback period compared to kill-a-watt meter reading for current freezer.</w:t>
+        <w:t xml:space="preserve">Auditor to detail customized findings.</w:t>
       </w:r>
       <w:r>
         <w:rPr>
@@ -4064,1609 +5131,823 @@
         </w:rPr>
         <w:t xml:space="preserve"> </w:t>
       </w:r>
+    </w:p>
+    <w:p>
+      <w:pPr>
+        <w:pStyle w:val="BodyText"/>
+      </w:pPr>
+      <w:r>
+        <w:rPr>
+          <w:i/>
+          <w:iCs/>
+        </w:rPr>
+        <w:t xml:space="preserve">Recommendation</w:t>
+      </w:r>
+    </w:p>
+    <w:p>
+      <w:pPr>
+        <w:pStyle w:val="BodyText"/>
+      </w:pPr>
+      <w:r>
+        <w:t xml:space="preserve">Air sealing the air leaks we identified around the living areas of your house can be a DIY solution to lower energy use, or an insulation contractor can seal the leaks when they come to your house for a larger project. Please address any moisture concerns before undertaking significant air sealing efforts.</w:t>
+      </w:r>
+    </w:p>
+    <w:p>
+      <w:pPr>
+        <w:pStyle w:val="BodyText"/>
+      </w:pPr>
+      <w:r>
+        <w:rPr>
+          <w:i/>
+          <w:iCs/>
+        </w:rPr>
+        <w:t xml:space="preserve">Estimated Cost/Benefits/Incentives</w:t>
+      </w:r>
+    </w:p>
+    <w:p>
+      <w:pPr>
+        <w:pStyle w:val="BodyText"/>
+      </w:pPr>
+      <w:r>
+        <w:t xml:space="preserve">Air sealing and insulating ductwork is eligible for a non-refundable federal tax credit (</w:t>
+      </w:r>
+      <w:r>
+        <w:t xml:space="preserve">“Energy Efficient Home Improvement Credit”</w:t>
+      </w:r>
+      <w:r>
+        <w:t xml:space="preserve">), which can pay for 30% of the project cost, subject to an annual maximum of $1,200 (shared with other home envelope improvements, like attic and basement projects).</w:t>
+      </w:r>
+    </w:p>
+    <w:p>
+      <w:pPr>
+        <w:pStyle w:val="SourceCode"/>
+      </w:pPr>
+      <w:r>
+        <w:rPr>
+          <w:rStyle w:val="NormalTok"/>
+        </w:rPr>
+        <w:t xml:space="preserve"> </w:t>
+      </w:r>
+      <w:r>
+        <w:rPr>
+          <w:rStyle w:val="CommentTok"/>
+        </w:rPr>
+        <w:t xml:space="preserve">#| label: other 3 recommendation</w:t>
+      </w:r>
+      <w:r>
+        <w:br/>
+      </w:r>
+      <w:r>
+        <w:rPr>
+          <w:rStyle w:val="NormalTok"/>
+        </w:rPr>
+        <w:t xml:space="preserve"> </w:t>
+      </w:r>
+      <w:r>
+        <w:rPr>
+          <w:rStyle w:val="CommentTok"/>
+        </w:rPr>
+        <w:t xml:space="preserve">#| echo: false</w:t>
+      </w:r>
+      <w:r>
+        <w:br/>
+      </w:r>
+      <w:r>
+        <w:rPr>
+          <w:rStyle w:val="NormalTok"/>
+        </w:rPr>
+        <w:t xml:space="preserve"> </w:t>
+      </w:r>
+      <w:r>
+        <w:rPr>
+          <w:rStyle w:val="CommentTok"/>
+        </w:rPr>
+        <w:t xml:space="preserve">#| results: asis</w:t>
+      </w:r>
+      <w:r>
+        <w:br/>
+      </w:r>
+      <w:r>
+        <w:br/>
+      </w:r>
+      <w:r>
+        <w:br/>
+      </w:r>
+      <w:r>
+        <w:rPr>
+          <w:rStyle w:val="ControlFlowTok"/>
+        </w:rPr>
+        <w:t xml:space="preserve">if</w:t>
+      </w:r>
+      <w:r>
+        <w:rPr>
+          <w:rStyle w:val="NormalTok"/>
+        </w:rPr>
+        <w:t xml:space="preserve">( other_3 </w:t>
+      </w:r>
+      <w:r>
+        <w:rPr>
+          <w:rStyle w:val="SpecialCharTok"/>
+        </w:rPr>
+        <w:t xml:space="preserve">==</w:t>
+      </w:r>
+      <w:r>
+        <w:rPr>
+          <w:rStyle w:val="NormalTok"/>
+        </w:rPr>
+        <w:t xml:space="preserve"> </w:t>
+      </w:r>
+      <w:r>
+        <w:rPr>
+          <w:rStyle w:val="ConstantTok"/>
+        </w:rPr>
+        <w:t xml:space="preserve">TRUE</w:t>
+      </w:r>
+      <w:r>
+        <w:rPr>
+          <w:rStyle w:val="NormalTok"/>
+        </w:rPr>
+        <w:t xml:space="preserve">){</w:t>
+      </w:r>
+      <w:r>
+        <w:br/>
+      </w:r>
+      <w:r>
+        <w:rPr>
+          <w:rStyle w:val="NormalTok"/>
+        </w:rPr>
+        <w:t xml:space="preserve">  </w:t>
+      </w:r>
+      <w:r>
+        <w:rPr>
+          <w:rStyle w:val="FunctionTok"/>
+        </w:rPr>
+        <w:t xml:space="preserve">cat</w:t>
+      </w:r>
+      <w:r>
+        <w:rPr>
+          <w:rStyle w:val="NormalTok"/>
+        </w:rPr>
+        <w:t xml:space="preserve">(</w:t>
+      </w:r>
+      <w:r>
+        <w:rPr>
+          <w:rStyle w:val="StringTok"/>
+        </w:rPr>
+        <w:t xml:space="preserve">"### Other 3</w:t>
+      </w:r>
+      <w:r>
+        <w:br/>
+      </w:r>
+      <w:r>
+        <w:rPr>
+          <w:rStyle w:val="StringTok"/>
+        </w:rPr>
+        <w:t xml:space="preserve">  </w:t>
+      </w:r>
+      <w:r>
+        <w:br/>
+      </w:r>
+      <w:r>
+        <w:rPr>
+          <w:rStyle w:val="StringTok"/>
+        </w:rPr>
+        <w:t xml:space="preserve">*Problem*</w:t>
+      </w:r>
+      <w:r>
+        <w:br/>
+      </w:r>
+      <w:r>
+        <w:br/>
+      </w:r>
+      <w:r>
+        <w:rPr>
+          <w:rStyle w:val="StringTok"/>
+        </w:rPr>
+        <w:t xml:space="preserve">*Recommendation*</w:t>
+      </w:r>
+      <w:r>
+        <w:br/>
+      </w:r>
+      <w:r>
+        <w:br/>
+      </w:r>
+      <w:r>
+        <w:rPr>
+          <w:rStyle w:val="StringTok"/>
+        </w:rPr>
+        <w:t xml:space="preserve">"</w:t>
+      </w:r>
+      <w:r>
+        <w:rPr>
+          <w:rStyle w:val="NormalTok"/>
+        </w:rPr>
+        <w:t xml:space="preserve">)</w:t>
+      </w:r>
+      <w:r>
+        <w:br/>
+      </w:r>
+      <w:r>
+        <w:rPr>
+          <w:rStyle w:val="NormalTok"/>
+        </w:rPr>
+        <w:t xml:space="preserve">}</w:t>
+      </w:r>
+      <w:r>
+        <w:rPr>
+          <w:rStyle w:val="ControlFlowTok"/>
+        </w:rPr>
+        <w:t xml:space="preserve">else</w:t>
+      </w:r>
+      <w:r>
+        <w:rPr>
+          <w:rStyle w:val="NormalTok"/>
+        </w:rPr>
+        <w:t xml:space="preserve">{</w:t>
+      </w:r>
+      <w:r>
+        <w:br/>
+      </w:r>
+      <w:r>
+        <w:rPr>
+          <w:rStyle w:val="NormalTok"/>
+        </w:rPr>
+        <w:t xml:space="preserve">  </w:t>
+      </w:r>
+      <w:r>
+        <w:rPr>
+          <w:rStyle w:val="FunctionTok"/>
+        </w:rPr>
+        <w:t xml:space="preserve">cat</w:t>
+      </w:r>
+      <w:r>
+        <w:rPr>
+          <w:rStyle w:val="NormalTok"/>
+        </w:rPr>
+        <w:t xml:space="preserve">(</w:t>
+      </w:r>
+      <w:r>
+        <w:rPr>
+          <w:rStyle w:val="StringTok"/>
+        </w:rPr>
+        <w:t xml:space="preserve">""</w:t>
+      </w:r>
+      <w:r>
+        <w:rPr>
+          <w:rStyle w:val="NormalTok"/>
+        </w:rPr>
+        <w:t xml:space="preserve">)</w:t>
+      </w:r>
+      <w:r>
+        <w:br/>
+      </w:r>
+      <w:r>
+        <w:rPr>
+          <w:rStyle w:val="NormalTok"/>
+        </w:rPr>
+        <w:t xml:space="preserve">}</w:t>
+      </w:r>
+      <w:r>
+        <w:br/>
+      </w:r>
+      <w:r>
+        <w:br/>
+      </w:r>
+      <w:r>
+        <w:rPr>
+          <w:rStyle w:val="ControlFlowTok"/>
+        </w:rPr>
+        <w:t xml:space="preserve">if</w:t>
+      </w:r>
+      <w:r>
+        <w:rPr>
+          <w:rStyle w:val="NormalTok"/>
+        </w:rPr>
+        <w:t xml:space="preserve">(other_3 </w:t>
+      </w:r>
+      <w:r>
+        <w:rPr>
+          <w:rStyle w:val="SpecialCharTok"/>
+        </w:rPr>
+        <w:t xml:space="preserve">==</w:t>
+      </w:r>
+      <w:r>
+        <w:rPr>
+          <w:rStyle w:val="NormalTok"/>
+        </w:rPr>
+        <w:t xml:space="preserve"> </w:t>
+      </w:r>
+      <w:r>
+        <w:rPr>
+          <w:rStyle w:val="ConstantTok"/>
+        </w:rPr>
+        <w:t xml:space="preserve">TRUE</w:t>
+      </w:r>
+      <w:r>
+        <w:rPr>
+          <w:rStyle w:val="NormalTok"/>
+        </w:rPr>
+        <w:t xml:space="preserve">){</w:t>
+      </w:r>
+      <w:r>
+        <w:br/>
+      </w:r>
+      <w:r>
+        <w:rPr>
+          <w:rStyle w:val="NormalTok"/>
+        </w:rPr>
+        <w:t xml:space="preserve">  </w:t>
+      </w:r>
+      <w:r>
+        <w:rPr>
+          <w:rStyle w:val="FunctionTok"/>
+        </w:rPr>
+        <w:t xml:space="preserve">cat</w:t>
+      </w:r>
+      <w:r>
+        <w:rPr>
+          <w:rStyle w:val="NormalTok"/>
+        </w:rPr>
+        <w:t xml:space="preserve">(a_other_3</w:t>
+      </w:r>
+      <w:r>
+        <w:rPr>
+          <w:rStyle w:val="SpecialCharTok"/>
+        </w:rPr>
+        <w:t xml:space="preserve">$</w:t>
+      </w:r>
+      <w:r>
+        <w:rPr>
+          <w:rStyle w:val="NormalTok"/>
+        </w:rPr>
+        <w:t xml:space="preserve">Description</w:t>
+      </w:r>
+      <w:r>
+        <w:br/>
+      </w:r>
+      <w:r>
+        <w:rPr>
+          <w:rStyle w:val="NormalTok"/>
+        </w:rPr>
+        <w:t xml:space="preserve">    </w:t>
+      </w:r>
+      <w:r>
+        <w:br/>
+      </w:r>
+      <w:r>
+        <w:rPr>
+          <w:rStyle w:val="NormalTok"/>
+        </w:rPr>
+        <w:t xml:space="preserve">  )</w:t>
+      </w:r>
+      <w:r>
+        <w:br/>
+      </w:r>
+      <w:r>
+        <w:rPr>
+          <w:rStyle w:val="NormalTok"/>
+        </w:rPr>
+        <w:t xml:space="preserve">}</w:t>
+      </w:r>
+      <w:r>
+        <w:rPr>
+          <w:rStyle w:val="ControlFlowTok"/>
+        </w:rPr>
+        <w:t xml:space="preserve">else</w:t>
+      </w:r>
+      <w:r>
+        <w:rPr>
+          <w:rStyle w:val="NormalTok"/>
+        </w:rPr>
+        <w:t xml:space="preserve">{</w:t>
+      </w:r>
+      <w:r>
+        <w:br/>
+      </w:r>
+      <w:r>
+        <w:rPr>
+          <w:rStyle w:val="NormalTok"/>
+        </w:rPr>
+        <w:t xml:space="preserve">  </w:t>
+      </w:r>
+      <w:r>
+        <w:rPr>
+          <w:rStyle w:val="FunctionTok"/>
+        </w:rPr>
+        <w:t xml:space="preserve">cat</w:t>
+      </w:r>
+      <w:r>
+        <w:rPr>
+          <w:rStyle w:val="NormalTok"/>
+        </w:rPr>
+        <w:t xml:space="preserve">(</w:t>
+      </w:r>
+      <w:r>
+        <w:rPr>
+          <w:rStyle w:val="StringTok"/>
+        </w:rPr>
+        <w:t xml:space="preserve">""</w:t>
+      </w:r>
+      <w:r>
+        <w:rPr>
+          <w:rStyle w:val="NormalTok"/>
+        </w:rPr>
+        <w:t xml:space="preserve">)</w:t>
+      </w:r>
+      <w:r>
+        <w:br/>
+      </w:r>
+      <w:r>
+        <w:rPr>
+          <w:rStyle w:val="NormalTok"/>
+        </w:rPr>
+        <w:t xml:space="preserve">  }</w:t>
+      </w:r>
+      <w:r>
+        <w:br/>
+      </w:r>
+      <w:r>
+        <w:br/>
+      </w:r>
+      <w:r>
+        <w:rPr>
+          <w:rStyle w:val="ControlFlowTok"/>
+        </w:rPr>
+        <w:t xml:space="preserve">if</w:t>
+      </w:r>
+      <w:r>
+        <w:rPr>
+          <w:rStyle w:val="NormalTok"/>
+        </w:rPr>
+        <w:t xml:space="preserve">(other_3 </w:t>
+      </w:r>
+      <w:r>
+        <w:rPr>
+          <w:rStyle w:val="SpecialCharTok"/>
+        </w:rPr>
+        <w:t xml:space="preserve">==</w:t>
+      </w:r>
+      <w:r>
+        <w:rPr>
+          <w:rStyle w:val="NormalTok"/>
+        </w:rPr>
+        <w:t xml:space="preserve"> </w:t>
+      </w:r>
+      <w:r>
+        <w:rPr>
+          <w:rStyle w:val="ConstantTok"/>
+        </w:rPr>
+        <w:t xml:space="preserve">TRUE</w:t>
+      </w:r>
+      <w:r>
+        <w:rPr>
+          <w:rStyle w:val="NormalTok"/>
+        </w:rPr>
+        <w:t xml:space="preserve">){</w:t>
+      </w:r>
+      <w:r>
+        <w:br/>
+      </w:r>
+      <w:r>
+        <w:rPr>
+          <w:rStyle w:val="NormalTok"/>
+        </w:rPr>
+        <w:t xml:space="preserve">  </w:t>
+      </w:r>
+      <w:r>
+        <w:rPr>
+          <w:rStyle w:val="FunctionTok"/>
+        </w:rPr>
+        <w:t xml:space="preserve">cat</w:t>
+      </w:r>
+      <w:r>
+        <w:rPr>
+          <w:rStyle w:val="NormalTok"/>
+        </w:rPr>
+        <w:t xml:space="preserve">(</w:t>
+      </w:r>
+      <w:r>
+        <w:rPr>
+          <w:rStyle w:val="StringTok"/>
+        </w:rPr>
+        <w:t xml:space="preserve">"</w:t>
+      </w:r>
+      <w:r>
+        <w:br/>
+      </w:r>
+      <w:r>
+        <w:br/>
+      </w:r>
+      <w:r>
+        <w:rPr>
+          <w:rStyle w:val="StringTok"/>
+        </w:rPr>
+        <w:t xml:space="preserve">*Estimated Cost/Benefits/Incentives*</w:t>
+      </w:r>
+      <w:r>
+        <w:br/>
+      </w:r>
+      <w:r>
+        <w:br/>
+      </w:r>
+      <w:r>
+        <w:rPr>
+          <w:rStyle w:val="StringTok"/>
+        </w:rPr>
+        <w:t xml:space="preserve">"</w:t>
+      </w:r>
+      <w:r>
+        <w:rPr>
+          <w:rStyle w:val="NormalTok"/>
+        </w:rPr>
+        <w:t xml:space="preserve">, auto_other_3_estimates</w:t>
+      </w:r>
+      <w:r>
+        <w:rPr>
+          <w:rStyle w:val="SpecialCharTok"/>
+        </w:rPr>
+        <w:t xml:space="preserve">$</w:t>
+      </w:r>
+      <w:r>
+        <w:rPr>
+          <w:rStyle w:val="NormalTok"/>
+        </w:rPr>
+        <w:t xml:space="preserve">Description)</w:t>
+      </w:r>
+      <w:r>
+        <w:br/>
+      </w:r>
+      <w:r>
+        <w:rPr>
+          <w:rStyle w:val="NormalTok"/>
+        </w:rPr>
+        <w:t xml:space="preserve">}</w:t>
+      </w:r>
+      <w:r>
+        <w:rPr>
+          <w:rStyle w:val="ControlFlowTok"/>
+        </w:rPr>
+        <w:t xml:space="preserve">else</w:t>
+      </w:r>
+      <w:r>
+        <w:rPr>
+          <w:rStyle w:val="NormalTok"/>
+        </w:rPr>
+        <w:t xml:space="preserve">{</w:t>
+      </w:r>
+      <w:r>
+        <w:br/>
+      </w:r>
+      <w:r>
+        <w:rPr>
+          <w:rStyle w:val="NormalTok"/>
+        </w:rPr>
+        <w:t xml:space="preserve">  </w:t>
+      </w:r>
+      <w:r>
+        <w:rPr>
+          <w:rStyle w:val="FunctionTok"/>
+        </w:rPr>
+        <w:t xml:space="preserve">cat</w:t>
+      </w:r>
+      <w:r>
+        <w:rPr>
+          <w:rStyle w:val="NormalTok"/>
+        </w:rPr>
+        <w:t xml:space="preserve">(</w:t>
+      </w:r>
+      <w:r>
+        <w:rPr>
+          <w:rStyle w:val="StringTok"/>
+        </w:rPr>
+        <w:t xml:space="preserve">""</w:t>
+      </w:r>
+      <w:r>
+        <w:rPr>
+          <w:rStyle w:val="NormalTok"/>
+        </w:rPr>
+        <w:t xml:space="preserve">)</w:t>
+      </w:r>
+      <w:r>
+        <w:br/>
+      </w:r>
+      <w:r>
+        <w:rPr>
+          <w:rStyle w:val="NormalTok"/>
+        </w:rPr>
+        <w:t xml:space="preserve">  } </w:t>
+      </w:r>
+    </w:p>
+    <w:bookmarkEnd w:id="56"/>
+    <w:bookmarkStart w:id="57" w:name="ductwork-air-sealing-and-insulation"/>
+    <w:p>
+      <w:pPr>
+        <w:pStyle w:val="Heading3"/>
+      </w:pPr>
+      <w:r>
+        <w:t xml:space="preserve">4.16 Ductwork Air Sealing and Insulation</w:t>
+      </w:r>
+    </w:p>
+    <w:p>
+      <w:pPr>
+        <w:pStyle w:val="FirstParagraph"/>
+      </w:pPr>
+      <w:r>
+        <w:rPr>
+          <w:i/>
+          <w:iCs/>
+        </w:rPr>
+        <w:t xml:space="preserve">Problem</w:t>
+      </w:r>
+    </w:p>
+    <w:p>
+      <w:pPr>
+        <w:pStyle w:val="BodyText"/>
+      </w:pPr>
+      <w:r>
+        <w:t xml:space="preserve">The furnace supply ductwork running through the basement would be more efficient if it were air sealed and insulated. The heated air from the furnace loses a lot of heat to the surroundings on its way to the living space.</w:t>
+      </w:r>
+    </w:p>
+    <w:p>
+      <w:pPr>
+        <w:pStyle w:val="BodyText"/>
+      </w:pPr>
+      <w:r>
+        <w:rPr>
+          <w:i/>
+          <w:iCs/>
+        </w:rPr>
+        <w:t xml:space="preserve">Recommendation</w:t>
+      </w:r>
+    </w:p>
+    <w:p>
+      <w:pPr>
+        <w:pStyle w:val="BodyText"/>
+      </w:pPr>
+      <w:r>
+        <w:t xml:space="preserve">Air seal and insulate all of the supply and return ductwork running through the basement/crawlspace. Air sealing should be completed first, and can be done with either UL 181 foil-faced tape, duct mastic, or by hiring a contractor that has equipment to Aeroseal the ductwork (https://aeroseal.com/find-a-pro/). For insulation, we recommend using foil-faced fiberglass batts. Foil-faced bubble wrap can also be used. It is important to air seal the ducts properly before insulating. Otherwise, the heat will bypass the insulation, making the insulation ineffective.</w:t>
+      </w:r>
+      <w:r>
+        <w:rPr>
+          <w:i/>
+          <w:iCs/>
+        </w:rPr>
+        <w:t xml:space="preserve">Estimated Costs/Benefits/Incentives</w:t>
+      </w:r>
+    </w:p>
+    <w:p>
+      <w:pPr>
+        <w:pStyle w:val="BodyText"/>
+      </w:pPr>
+      <w:r>
+        <w:t xml:space="preserve">Air sealing and insulating ductwork is eligible for a non-refundable federal tax credit (</w:t>
+      </w:r>
+      <w:r>
+        <w:t xml:space="preserve">“Energy Efficient Home Improvement Credit”</w:t>
+      </w:r>
+      <w:r>
+        <w:t xml:space="preserve">), which can pay for 30% of the project cost, subject to an annual maximum of $1,200 (shared with other home envelope improvements, like attic and basement projects).</w:t>
+      </w:r>
+    </w:p>
+    <w:bookmarkEnd w:id="57"/>
+    <w:bookmarkStart w:id="58" w:name="misc.-air-sealing-and-insulation"/>
+    <w:p>
+      <w:pPr>
+        <w:pStyle w:val="Heading3"/>
+      </w:pPr>
+      <w:r>
+        <w:t xml:space="preserve">4.17 Misc. Air Sealing and Insulation</w:t>
+      </w:r>
+    </w:p>
+    <w:p>
+      <w:pPr>
+        <w:pStyle w:val="FirstParagraph"/>
+      </w:pPr>
+      <w:r>
+        <w:rPr>
+          <w:i/>
+          <w:iCs/>
+        </w:rPr>
+        <w:t xml:space="preserve">Problem</w:t>
+      </w:r>
+    </w:p>
+    <w:p>
+      <w:pPr>
+        <w:pStyle w:val="BodyText"/>
+      </w:pPr>
       <w:r>
         <w:rPr>
           <w:b/>
           <w:bCs/>
         </w:rPr>
-        <w:t xml:space="preserve">“This example freezer would save $XX in electricity each month and pay for itself within XX months.”</w:t>
-      </w:r>
-    </w:p>
-    <w:bookmarkEnd w:id="45"/>
-    <w:bookmarkStart w:id="46" w:name="induction-stoveoven"/>
-    <w:p>
-      <w:pPr>
-        <w:pStyle w:val="Heading3"/>
-      </w:pPr>
-      <w:r>
-        <w:t xml:space="preserve">4.5 Induction Stove/Oven</w:t>
-      </w:r>
-    </w:p>
-    <w:p>
-      <w:pPr>
-        <w:pStyle w:val="FirstParagraph"/>
+        <w:t xml:space="preserve">Need a description for the problem</w:t>
+      </w:r>
+    </w:p>
+    <w:p>
+      <w:pPr>
+        <w:pStyle w:val="BodyText"/>
       </w:pPr>
       <w:r>
         <w:rPr>
           <w:i/>
           <w:iCs/>
         </w:rPr>
-        <w:t xml:space="preserve">Problem</w:t>
-      </w:r>
-    </w:p>
-    <w:p>
-      <w:pPr>
-        <w:pStyle w:val="BodyText"/>
-      </w:pPr>
-      <w:r>
-        <w:t xml:space="preserve">Your gas range has the potential to release propane, carbon monoxide, and combustion gases into your house. Gas ranges are also inefficient at transferring heat to your food at 32% efficiency, compared to 85% efficiency for induction cooktops.</w:t>
-      </w:r>
-    </w:p>
-    <w:p>
-      <w:pPr>
-        <w:pStyle w:val="BodyText"/>
-      </w:pPr>
+        <w:t xml:space="preserve">Recommendation</w:t>
+      </w:r>
+    </w:p>
+    <w:p>
+      <w:pPr>
+        <w:pStyle w:val="BodyText"/>
+      </w:pPr>
+      <w:r>
+        <w:t xml:space="preserve">Air seal and insulate [** insert auditor description - bay window, bulkhead door, chase, kneewall, anything else that is unique to the home and not otherwise covered in another recommendation]</w:t>
+      </w:r>
       <w:r>
         <w:rPr>
           <w:i/>
           <w:iCs/>
         </w:rPr>
-        <w:t xml:space="preserve">Recommendation</w:t>
-      </w:r>
-    </w:p>
-    <w:p>
-      <w:pPr>
-        <w:pStyle w:val="BodyText"/>
-      </w:pPr>
-      <w:r>
-        <w:t xml:space="preserve">Induction cooking appliances are more efficient and safer than electric or gas ones. There is no risk of carbon monoxide or other harmful combustion gases, and the surface doesn’t heat up without a pot or pan on it.</w:t>
-      </w:r>
-    </w:p>
-    <w:p>
-      <w:pPr>
-        <w:pStyle w:val="BodyText"/>
+        <w:t xml:space="preserve">Estimated Costs/Benefits/Incentives</w:t>
+      </w:r>
+    </w:p>
+    <w:p>
+      <w:pPr>
+        <w:pStyle w:val="BodyText"/>
+      </w:pPr>
+      <w:r>
+        <w:t xml:space="preserve">As part of a larger insulation project, this work may be eligible for Efficiency Maine rebates and other incentives for insulation work, up to 80% of the overall cost to weatherize your home (subject to a lifetime limit per building).</w:t>
+      </w:r>
+    </w:p>
+    <w:bookmarkEnd w:id="58"/>
+    <w:bookmarkStart w:id="59" w:name="replace-windows"/>
+    <w:p>
+      <w:pPr>
+        <w:pStyle w:val="Heading3"/>
+      </w:pPr>
+      <w:r>
+        <w:t xml:space="preserve">4.18 Replace Windows</w:t>
+      </w:r>
+    </w:p>
+    <w:p>
+      <w:pPr>
+        <w:pStyle w:val="FirstParagraph"/>
       </w:pPr>
       <w:r>
         <w:rPr>
           <w:i/>
           <w:iCs/>
         </w:rPr>
-        <w:t xml:space="preserve">Estimated Cost/Benefits/Incentives</w:t>
-      </w:r>
-    </w:p>
-    <w:p>
-      <w:pPr>
-        <w:pStyle w:val="BodyText"/>
-      </w:pPr>
-      <w:r>
-        <w:t xml:space="preserve">Currently, Efficiency Maine does not offer a rebate for induction stoves. If you’re interested in trying out induction cooking but don’t want to replace your kitchen stove, consider buying a portable induction cooktop, which costs less than $100.</w:t>
-      </w:r>
-    </w:p>
-    <w:bookmarkEnd w:id="46"/>
-    <w:bookmarkStart w:id="47" w:name="bathroom-exhaust-fans"/>
-    <w:p>
-      <w:pPr>
-        <w:pStyle w:val="Heading3"/>
-      </w:pPr>
-      <w:r>
-        <w:t xml:space="preserve">4.6 Bathroom exhaust fan(s)</w:t>
-      </w:r>
-    </w:p>
-    <w:p>
-      <w:pPr>
-        <w:pStyle w:val="FirstParagraph"/>
+        <w:t xml:space="preserve">Problem</w:t>
+      </w:r>
+    </w:p>
+    <w:p>
+      <w:pPr>
+        <w:pStyle w:val="BodyText"/>
+      </w:pPr>
+      <w:r>
+        <w:rPr>
+          <w:b/>
+          <w:bCs/>
+        </w:rPr>
+        <w:t xml:space="preserve">Need to get the description of the problem</w:t>
+      </w:r>
+    </w:p>
+    <w:p>
+      <w:pPr>
+        <w:pStyle w:val="BodyText"/>
       </w:pPr>
       <w:r>
         <w:rPr>
           <w:i/>
           <w:iCs/>
         </w:rPr>
-        <w:t xml:space="preserve">Problem</w:t>
-      </w:r>
-    </w:p>
-    <w:p>
-      <w:pPr>
-        <w:pStyle w:val="BodyText"/>
-      </w:pPr>
-      <w:r>
-        <w:t xml:space="preserve">Currently, there is no bathroom exhaust fan, so moisture from the shower, toilet, and sink remains in the house, which can cause moisture issues such as mold.</w:t>
-      </w:r>
-    </w:p>
-    <w:p>
-      <w:pPr>
-        <w:pStyle w:val="BodyText"/>
-      </w:pPr>
+        <w:t xml:space="preserve">Recommendation</w:t>
+      </w:r>
+    </w:p>
+    <w:p>
+      <w:pPr>
+        <w:pStyle w:val="BodyText"/>
+      </w:pPr>
+      <w:r>
+        <w:t xml:space="preserve">Replace single-paned windows with double- or triple-paned windows and ensure the frames are airsealed. We recommend installing windows that are Energy Star certified for</w:t>
+      </w:r>
+      <w:r>
+        <w:t xml:space="preserve"> </w:t>
+      </w:r>
+      <w:r>
+        <w:t xml:space="preserve">‘Northern’</w:t>
+      </w:r>
+      <w:r>
+        <w:t xml:space="preserve"> </w:t>
+      </w:r>
+      <w:r>
+        <w:t xml:space="preserve">climate.</w:t>
+      </w:r>
       <w:r>
         <w:rPr>
           <w:i/>
           <w:iCs/>
         </w:rPr>
-        <w:t xml:space="preserve">Recommendation</w:t>
-      </w:r>
-    </w:p>
-    <w:p>
-      <w:pPr>
-        <w:pStyle w:val="BodyText"/>
-      </w:pPr>
-      <w:r>
-        <w:t xml:space="preserve">Install bathroom exhaust fans in all bathrooms that do not have them. These should be rated for at least 80 cubic feet per minute (CFM) if there is a shower. We recommend the Panasonic Whisper series or similar fans that don’t create excess noise. If the ductwork will run through the attic, it should be installed before the attic is air-sealed and insulated. The fan needs to be ducted outside, so it does not add moisture into the attic.</w:t>
-      </w:r>
-    </w:p>
-    <w:p>
-      <w:pPr>
-        <w:pStyle w:val="BodyText"/>
-      </w:pPr>
-      <w:r>
-        <w:rPr>
-          <w:i/>
-          <w:iCs/>
-        </w:rPr>
-        <w:t xml:space="preserve">Estimated Cost/Benefits/Incentives</w:t>
-      </w:r>
-    </w:p>
-    <w:p>
-      <w:pPr>
-        <w:pStyle w:val="BodyText"/>
-      </w:pPr>
-      <w:r>
-        <w:t xml:space="preserve">The typical fan is around $130 plus the cost of installation.</w:t>
-      </w:r>
-    </w:p>
-    <w:bookmarkEnd w:id="47"/>
-    <w:bookmarkStart w:id="48" w:name="kitchen-exhaust-fans"/>
-    <w:p>
-      <w:pPr>
-        <w:pStyle w:val="Heading3"/>
-      </w:pPr>
-      <w:r>
-        <w:t xml:space="preserve">4.7 Kitchen exhaust fan(s)</w:t>
-      </w:r>
-    </w:p>
-    <w:p>
-      <w:pPr>
-        <w:pStyle w:val="FirstParagraph"/>
-      </w:pPr>
-      <w:r>
-        <w:rPr>
-          <w:i/>
-          <w:iCs/>
-        </w:rPr>
-        <w:t xml:space="preserve">Problem</w:t>
-      </w:r>
-    </w:p>
-    <w:p>
-      <w:pPr>
-        <w:pStyle w:val="BodyText"/>
-      </w:pPr>
-      <w:r>
-        <w:t xml:space="preserve">Currently, there is no kitchen exhaust fan, so fumes, smoke, and moisture from cooking stay in the house which can cause health concerns.</w:t>
-      </w:r>
-    </w:p>
-    <w:p>
-      <w:pPr>
-        <w:pStyle w:val="BodyText"/>
-      </w:pPr>
-      <w:r>
-        <w:rPr>
-          <w:i/>
-          <w:iCs/>
-        </w:rPr>
-        <w:t xml:space="preserve">Recommendation</w:t>
-      </w:r>
-    </w:p>
-    <w:p>
-      <w:pPr>
-        <w:pStyle w:val="BodyText"/>
-      </w:pPr>
-      <w:r>
-        <w:t xml:space="preserve">Install a kitchen exhaust fan to remove cooking fumes and moisture from your home. The fan should be rated for at least 100 cubic feet per minute. A kitchen fan should be ducted to the outdoors. If the ductwork will run through the attic, it should be installed before the attic is air-sealed and insulated. A kitchen fan should be ducted to the outdoors. If the ductwork will run through the attic, it should be installed before the attic is air-sealed and insulated.</w:t>
-      </w:r>
-    </w:p>
-    <w:p>
-      <w:pPr>
-        <w:pStyle w:val="BodyText"/>
-      </w:pPr>
-      <w:r>
-        <w:rPr>
-          <w:i/>
-          <w:iCs/>
-        </w:rPr>
-        <w:t xml:space="preserve">Estimated Cost/Benefits/Incentives</w:t>
-      </w:r>
-    </w:p>
-    <w:p>
-      <w:pPr>
-        <w:pStyle w:val="BodyText"/>
-      </w:pPr>
-      <w:r>
-        <w:t xml:space="preserve">Kitchen range hoods typically cost $150 or more; installation costs depend on the complexity of the exhaust ducting.</w:t>
-      </w:r>
-    </w:p>
-    <w:bookmarkEnd w:id="48"/>
-    <w:bookmarkStart w:id="49" w:name="vapor-barrier"/>
-    <w:p>
-      <w:pPr>
-        <w:pStyle w:val="Heading3"/>
-      </w:pPr>
-      <w:r>
-        <w:t xml:space="preserve">4.8 Vapor Barrier</w:t>
-      </w:r>
-    </w:p>
-    <w:p>
-      <w:pPr>
-        <w:pStyle w:val="FirstParagraph"/>
-      </w:pPr>
-      <w:r>
-        <w:rPr>
-          <w:i/>
-          <w:iCs/>
-        </w:rPr>
-        <w:t xml:space="preserve">Problem</w:t>
-      </w:r>
-    </w:p>
-    <w:p>
-      <w:pPr>
-        <w:pStyle w:val="BodyText"/>
-      </w:pPr>
-      <w:r>
-        <w:t xml:space="preserve">There is excess moisture in the basement/crawlspace, which is evaporating out of the ground. This moisture can enter the house and cause mold, mildew, rot, and air quality issues.</w:t>
-      </w:r>
-    </w:p>
-    <w:p>
-      <w:pPr>
-        <w:pStyle w:val="BodyText"/>
-      </w:pPr>
-      <w:r>
-        <w:rPr>
-          <w:i/>
-          <w:iCs/>
-        </w:rPr>
-        <w:t xml:space="preserve">Recommendation</w:t>
-      </w:r>
-    </w:p>
-    <w:p>
-      <w:pPr>
-        <w:pStyle w:val="BodyText"/>
-      </w:pPr>
-      <w:r>
-        <w:t xml:space="preserve">Install a vapor barrier on the basement floor to stop moisture from entering the basement and house. Vapor barriers typically consist of either reinforced plastic sheeting or EPDM rubber membrane over a</w:t>
-      </w:r>
-      <w:r>
-        <w:t xml:space="preserve"> </w:t>
-      </w:r>
-      <w:r>
-        <w:t xml:space="preserve">‘dimple mat’</w:t>
-      </w:r>
-      <w:r>
-        <w:t xml:space="preserve"> </w:t>
-      </w:r>
-      <w:r>
-        <w:t xml:space="preserve">that allows for drainage below the vapor barrier and prevents rocks from puncturing it. If the basement/crawlspace walls are going to be spray foamed, we recommend the foam go all the way to the floor and overlap the vapor barrier to create a continuous air and moisture barrier.</w:t>
-      </w:r>
-    </w:p>
-    <w:p>
-      <w:pPr>
-        <w:pStyle w:val="BodyText"/>
-      </w:pPr>
-      <w:r>
-        <w:rPr>
-          <w:i/>
-          <w:iCs/>
-        </w:rPr>
-        <w:t xml:space="preserve">Estimated Cost/Benefits/Incentives</w:t>
-      </w:r>
-    </w:p>
-    <w:p>
-      <w:pPr>
-        <w:pStyle w:val="BodyText"/>
-      </w:pPr>
-      <w:r>
-        <w:t xml:space="preserve">Efficiency Maine rebates will cover vapor barriers up to 25% of a weatherization project cost, if done as part of a larger insulation project. Most insulation companies can install spray foam and vapor barriers together. Efficiency Maine rebates and other incentives for insulation work can fund up to 80% of the overall cost to weatherize your home (subject to a lifetime limit per building), up to $9,200 when combined with nonrefundable federal tax credits. You can call them at 866-376-2463 (Monday to Friday, 8:00 am to 5:00 pm) or visit their webpage about insulation rebates: https://www.efficiencymaine.com/at-home/insulation-rebates/</w:t>
-      </w:r>
-    </w:p>
-    <w:bookmarkEnd w:id="49"/>
-    <w:bookmarkStart w:id="50" w:name="spray-foam-basement-walls"/>
-    <w:p>
-      <w:pPr>
-        <w:pStyle w:val="Heading3"/>
-      </w:pPr>
-      <w:r>
-        <w:t xml:space="preserve">4.9 Spray foam Basement Walls</w:t>
-      </w:r>
-    </w:p>
-    <w:p>
-      <w:pPr>
-        <w:pStyle w:val="FirstParagraph"/>
-      </w:pPr>
-      <w:r>
-        <w:rPr>
-          <w:i/>
-          <w:iCs/>
-        </w:rPr>
-        <w:t xml:space="preserve">Problem</w:t>
-      </w:r>
-    </w:p>
-    <w:p>
-      <w:pPr>
-        <w:pStyle w:val="BodyText"/>
-      </w:pPr>
-      <w:r>
-        <w:t xml:space="preserve">The basement/crawlspace is uninsulated and used for mechanical equipment and plumbing. The walls are porous and allow moisture into the house and rapidly conduct heat out of the space.</w:t>
-      </w:r>
-    </w:p>
-    <w:p>
-      <w:pPr>
-        <w:pStyle w:val="BodyText"/>
-      </w:pPr>
-      <w:r>
-        <w:rPr>
-          <w:i/>
-          <w:iCs/>
-        </w:rPr>
-        <w:t xml:space="preserve">Recommendation</w:t>
-      </w:r>
-    </w:p>
-    <w:p>
-      <w:pPr>
-        <w:pStyle w:val="BodyText"/>
-      </w:pPr>
-      <w:r>
-        <w:t xml:space="preserve">Install spray foam on the basement/crawlspace walls to prevent moisture infiltration and reduce heat loss. In older homes, most heat loss is due to air leakage. Air sealing is particularly important in the basement or crawlspace (and attic). As warm air rises and leaks out the top of your home, cold air is pulled in at the bottom. This is called the</w:t>
-      </w:r>
-      <w:r>
-        <w:t xml:space="preserve"> </w:t>
-      </w:r>
-      <w:r>
-        <w:t xml:space="preserve">‘stack effect’</w:t>
-      </w:r>
-      <w:r>
-        <w:t xml:space="preserve">, and is more pronounced in taller homes. Thus, air sealing is necessary anywhere gaps allow air to move into your house through the basement/crawlspace.</w:t>
-      </w:r>
-    </w:p>
-    <w:p>
-      <w:pPr>
-        <w:pStyle w:val="BodyText"/>
-      </w:pPr>
-      <w:r>
-        <w:t xml:space="preserve">Spray foam should be applied 2-3 inches thick on the walls to seal and insulate them. It is often ideal to install a vapor barrier at the same time as the spray foam insulation. Spray foam generally requires a layer of intumescent (fire-rated) paint over it to meet fire code.</w:t>
-      </w:r>
-    </w:p>
-    <w:p>
-      <w:pPr>
-        <w:pStyle w:val="BodyText"/>
-      </w:pPr>
-      <w:r>
-        <w:rPr>
-          <w:i/>
-          <w:iCs/>
-        </w:rPr>
-        <w:t xml:space="preserve">Estimated Cost/Benefits/Incentives</w:t>
-      </w:r>
-    </w:p>
-    <w:p>
-      <w:pPr>
-        <w:pStyle w:val="BodyText"/>
-      </w:pPr>
-      <w:r>
-        <w:t xml:space="preserve">Installation of spray foam insulation will cost around $5-7 per square foot. Efficiency Maine rebates and other incentives for insulation work can fund up to 80% of the project cost (subject to a lifetime limit per building), up to $9,200 when combined with nonrefundable federal tax credits. You can call them at 866-376-2463 (Monday to Friday, 8:00 am to 5:00 pm) or visit their webpage about insulation rebates: https://www.efficiencymaine.com/at-home/insulation-rebates/</w:t>
-      </w:r>
-    </w:p>
-    <w:bookmarkEnd w:id="50"/>
-    <w:bookmarkStart w:id="51" w:name="attic-insulation-and-air-sealing"/>
-    <w:p>
-      <w:pPr>
-        <w:pStyle w:val="Heading3"/>
-      </w:pPr>
-      <w:r>
-        <w:t xml:space="preserve">4.10 Attic Insulation and Air Sealing</w:t>
-      </w:r>
-    </w:p>
-    <w:p>
-      <w:pPr>
-        <w:pStyle w:val="FirstParagraph"/>
-      </w:pPr>
-      <w:r>
-        <w:rPr>
-          <w:i/>
-          <w:iCs/>
-        </w:rPr>
-        <w:t xml:space="preserve">Problem</w:t>
-      </w:r>
-    </w:p>
-    <w:p>
-      <w:pPr>
-        <w:pStyle w:val="BodyText"/>
-      </w:pPr>
-      <w:r>
-        <w:t xml:space="preserve">The attic is uninsulated or is missing insulation and the attic could also benefit from air-sealing. These upgrades will reduce draftiness and heat loss in the winter and heat gain in the summer.</w:t>
-      </w:r>
-    </w:p>
-    <w:p>
-      <w:pPr>
-        <w:pStyle w:val="BodyText"/>
-      </w:pPr>
-      <w:r>
-        <w:rPr>
-          <w:i/>
-          <w:iCs/>
-        </w:rPr>
-        <w:t xml:space="preserve">Recommendation</w:t>
-      </w:r>
-    </w:p>
-    <w:p>
-      <w:pPr>
-        <w:pStyle w:val="BodyText"/>
-      </w:pPr>
-      <w:r>
-        <w:t xml:space="preserve">Air seal the attic and insulate it to at least R-60 (18 inches of loose-fill cellulose insulation). COA has been installing 24 inches (R-80) of cellulose insulation in attics on our campus. Before the attic is insulated, ensure that any needed bathroom and kitchen fans are installed and that all fans are properly vented to the outside.</w:t>
-      </w:r>
-    </w:p>
-    <w:p>
-      <w:pPr>
-        <w:pStyle w:val="BodyText"/>
-      </w:pPr>
-      <w:r>
-        <w:t xml:space="preserve">In older homes, most heat loss is due to air leakage. Air sealing is particularly important in the attic (and basement or crawlspace). As warm air rises and leaks out the top of your home, cold air is pulled in at the bottom. This is called the</w:t>
-      </w:r>
-      <w:r>
-        <w:t xml:space="preserve"> </w:t>
-      </w:r>
-      <w:r>
-        <w:t xml:space="preserve">‘stack effect’</w:t>
-      </w:r>
-      <w:r>
-        <w:t xml:space="preserve">, and is more pronounced in taller homes. Thus, air sealing is necessary anywhere gaps allow air to move between your house and the attic. This typically includes gaps around the chimney, electrical penetrations, and wall top plates.</w:t>
-      </w:r>
-    </w:p>
-    <w:p>
-      <w:pPr>
-        <w:pStyle w:val="BodyText"/>
-      </w:pPr>
-      <w:r>
-        <w:rPr>
-          <w:i/>
-          <w:iCs/>
-        </w:rPr>
-        <w:t xml:space="preserve">Estimated Cost/Benefits/Incentives</w:t>
-      </w:r>
-    </w:p>
-    <w:p>
-      <w:pPr>
-        <w:pStyle w:val="BodyText"/>
-      </w:pPr>
-      <w:r>
-        <w:t xml:space="preserve">Efficiency Maine rebates and other incentives for insulation work can fund up to 80% of the overall cost to weatherize your home (subject to a lifetime limit per building), up to $9,200 when combined with nonrefundable federal tax credits. You can call them at 866-376-2463 (Monday to Friday, 8:00 am to 5:00 pm) or visit their webpage about insulation rebates: https://www.efficiencymaine.com/at-home/insulation-rebates/</w:t>
-      </w:r>
-    </w:p>
-    <w:bookmarkEnd w:id="51"/>
-    <w:bookmarkStart w:id="52" w:name="blow-in-cellulose-wall-insulation"/>
-    <w:p>
-      <w:pPr>
-        <w:pStyle w:val="Heading3"/>
-      </w:pPr>
-      <w:r>
-        <w:t xml:space="preserve">4.11 Blow-in cellulose wall insulation</w:t>
-      </w:r>
-    </w:p>
-    <w:p>
-      <w:pPr>
-        <w:pStyle w:val="FirstParagraph"/>
-      </w:pPr>
-      <w:r>
-        <w:rPr>
-          <w:i/>
-          <w:iCs/>
-        </w:rPr>
-        <w:t xml:space="preserve">Problem</w:t>
-      </w:r>
-    </w:p>
-    <w:p>
-      <w:pPr>
-        <w:pStyle w:val="BodyText"/>
-      </w:pPr>
-      <w:r>
-        <w:t xml:space="preserve">The walls of the house are uninsulated, which is a significant source of heat loss.</w:t>
-      </w:r>
-    </w:p>
-    <w:p>
-      <w:pPr>
-        <w:pStyle w:val="BodyText"/>
-      </w:pPr>
-      <w:r>
-        <w:rPr>
-          <w:i/>
-          <w:iCs/>
-        </w:rPr>
-        <w:t xml:space="preserve">Recommendation</w:t>
-      </w:r>
-    </w:p>
-    <w:p>
-      <w:pPr>
-        <w:pStyle w:val="BodyText"/>
-      </w:pPr>
-      <w:r>
-        <w:t xml:space="preserve">Insulate the wall stud cavities with dense packed, blown-in cellulose insulation. In balloon-framed homes, this can often be done from the attic, otherwise it can be done by drilling holes into the wall cavities from either the inside or outside.</w:t>
-      </w:r>
-      <w:r>
-        <w:t xml:space="preserve"> </w:t>
-      </w:r>
-      <w:r>
-        <w:rPr>
-          <w:i/>
-          <w:iCs/>
-        </w:rPr>
-        <w:t xml:space="preserve">Estimated Cost/Benefits/Incentives</w:t>
-      </w:r>
-    </w:p>
-    <w:p>
-      <w:pPr>
-        <w:pStyle w:val="BodyText"/>
-      </w:pPr>
-      <w:r>
-        <w:t xml:space="preserve">Efficiency Maine rebates and other incentives for insulation work can fund up to 80% of the overall cost to weatherize your home (subject to a lifetime limit per building), up to $9,200 when combined with nonrefundable federal tax credits. You can call them at 866-376-2463 (Monday to Friday, 8:00 am to 5:00 pm) or visit their webpage about insulation rebates: https://www.efficiencymaine.com/at-home/insulation-rebates/</w:t>
-      </w:r>
-    </w:p>
-    <w:bookmarkEnd w:id="52"/>
-    <w:bookmarkStart w:id="53" w:name="continuous-exterior-wall-insulation"/>
-    <w:p>
-      <w:pPr>
-        <w:pStyle w:val="Heading3"/>
-      </w:pPr>
-      <w:r>
-        <w:t xml:space="preserve">4.12 Continuous exterior wall insulation</w:t>
-      </w:r>
-    </w:p>
-    <w:p>
-      <w:pPr>
-        <w:pStyle w:val="FirstParagraph"/>
-      </w:pPr>
-      <w:r>
-        <w:rPr>
-          <w:i/>
-          <w:iCs/>
-        </w:rPr>
-        <w:t xml:space="preserve">Problem</w:t>
-      </w:r>
-    </w:p>
-    <w:p>
-      <w:pPr>
-        <w:pStyle w:val="BodyText"/>
-      </w:pPr>
-      <w:r>
-        <w:t xml:space="preserve">There isn’t continuous insulation between the siding and the exterior walls of the house. Continuous insulation helps create a complete thermal boundary for your house, and it is now an energy code requirement for new houses.</w:t>
-      </w:r>
-    </w:p>
-    <w:p>
-      <w:pPr>
-        <w:pStyle w:val="BodyText"/>
-      </w:pPr>
-      <w:r>
-        <w:rPr>
-          <w:i/>
-          <w:iCs/>
-        </w:rPr>
-        <w:t xml:space="preserve">Recommendation</w:t>
-      </w:r>
-    </w:p>
-    <w:p>
-      <w:pPr>
-        <w:pStyle w:val="BodyText"/>
-      </w:pPr>
-      <w:r>
-        <w:t xml:space="preserve">Add a continuous layer of insulation and potentially replace the air and moisture barrier once it becomes time to replace the siding. Add continuous insulation (R-6 or more) under the new siding to keep the house warmer in the winter and cooler in the summer. We recommend TimberHP TimberBoard insulation (produced in Madison, Maine) or Rockwool Comfortboard, but foam board can also be used. Before installing exterior insulation, the contractor can check if insulation is needed between the interior wall studs.</w:t>
-      </w:r>
-    </w:p>
-    <w:p>
-      <w:pPr>
-        <w:pStyle w:val="BodyText"/>
-      </w:pPr>
-      <w:r>
-        <w:rPr>
-          <w:i/>
-          <w:iCs/>
-        </w:rPr>
-        <w:t xml:space="preserve">Estimated Cost/Benefits/Incentives</w:t>
-      </w:r>
-    </w:p>
-    <w:p>
-      <w:pPr>
-        <w:pStyle w:val="BodyText"/>
-      </w:pPr>
-      <w:r>
-        <w:t xml:space="preserve">Efficiency Maine rebates and other incentives for insulation work can fund up to 80% of the overall cost to weatherize your home (subject to a lifetime limit per building), up to $9,200 when combined with nonrefundable federal tax credits. You can call them at 866-376-2463 (Monday to Friday, 8:00 am to 5:00 pm) or visit their webpage about insulation rebates: https://www.efficiencymaine.com/at-home/insulation-rebates/</w:t>
-      </w:r>
-    </w:p>
-    <w:bookmarkEnd w:id="53"/>
-    <w:bookmarkStart w:id="54" w:name="electrical-panel-upgrade"/>
-    <w:p>
-      <w:pPr>
-        <w:pStyle w:val="Heading3"/>
-      </w:pPr>
-      <w:r>
-        <w:t xml:space="preserve">4.13 Electrical Panel Upgrade</w:t>
-      </w:r>
-    </w:p>
-    <w:p>
-      <w:pPr>
-        <w:pStyle w:val="FirstParagraph"/>
-      </w:pPr>
-      <w:r>
-        <w:rPr>
-          <w:i/>
-          <w:iCs/>
-        </w:rPr>
-        <w:t xml:space="preserve">Problem</w:t>
-      </w:r>
-    </w:p>
-    <w:p>
-      <w:pPr>
-        <w:pStyle w:val="BodyText"/>
-      </w:pPr>
-      <w:r>
-        <w:rPr>
-          <w:b/>
-          <w:bCs/>
-        </w:rPr>
-        <w:t xml:space="preserve">Auditor to describe</w:t>
-      </w:r>
-    </w:p>
-    <w:p>
-      <w:pPr>
-        <w:pStyle w:val="BodyText"/>
-      </w:pPr>
-      <w:r>
-        <w:rPr>
-          <w:i/>
-          <w:iCs/>
-        </w:rPr>
-        <w:t xml:space="preserve">Recommendation</w:t>
-      </w:r>
-    </w:p>
-    <w:p>
-      <w:pPr>
-        <w:pStyle w:val="BodyText"/>
-      </w:pPr>
-      <w:r>
-        <w:t xml:space="preserve">Consult with an electrician about replacing your existing electrical panel with a 200 amp panel as you add electrical appliances to your home. It may become necessary to increase the capacity to address potential safety hazards. An electrician can determine whether or not a panel upgrade is necessary based on your current and anticipated usage.</w:t>
-      </w:r>
-    </w:p>
-    <w:p>
-      <w:pPr>
-        <w:pStyle w:val="BodyText"/>
-      </w:pPr>
-      <w:r>
-        <w:rPr>
-          <w:i/>
-          <w:iCs/>
-        </w:rPr>
-        <w:t xml:space="preserve">Estimated Cost/Benefits/Incentives</w:t>
-      </w:r>
-    </w:p>
-    <w:p>
-      <w:pPr>
-        <w:pStyle w:val="BodyText"/>
-      </w:pPr>
-      <w:r>
-        <w:t xml:space="preserve">Costs of electrical components needed to support residential energy upgrades – including panels, sub-panels, branch circuits, and feeders – qualify for a 30% nonrefundable tax credit (up to $600 per item) if they have a capacity of 200 amps or more. An electrical panel upgrades also provides a good opportunity for an electrician to install whole-house surge protection, which costs $100-$400. Here are some options: https://www.popularmechanics.com/home/interior-projects/g43140886/best-whole-house-surge-protectors/</w:t>
-      </w:r>
-    </w:p>
-    <w:bookmarkEnd w:id="54"/>
-    <w:bookmarkStart w:id="55" w:name="pipe-insulation"/>
-    <w:p>
-      <w:pPr>
-        <w:pStyle w:val="Heading3"/>
-      </w:pPr>
-      <w:r>
-        <w:t xml:space="preserve">4.14 Pipe Insulation</w:t>
-      </w:r>
-    </w:p>
-    <w:p>
-      <w:pPr>
-        <w:pStyle w:val="FirstParagraph"/>
-      </w:pPr>
-      <w:r>
-        <w:rPr>
-          <w:i/>
-          <w:iCs/>
-        </w:rPr>
-        <w:t xml:space="preserve">Problem</w:t>
-      </w:r>
-    </w:p>
-    <w:p>
-      <w:pPr>
-        <w:pStyle w:val="BodyText"/>
-      </w:pPr>
-      <w:r>
-        <w:t xml:space="preserve">Uninsulated water pipes are responsible for heat loss and excess moisture (from condensation) in your basement/crawlspace.</w:t>
-      </w:r>
-    </w:p>
-    <w:p>
-      <w:pPr>
-        <w:pStyle w:val="BodyText"/>
-      </w:pPr>
-      <w:r>
-        <w:rPr>
-          <w:i/>
-          <w:iCs/>
-        </w:rPr>
-        <w:t xml:space="preserve">Recommendation</w:t>
-      </w:r>
-    </w:p>
-    <w:p>
-      <w:pPr>
-        <w:pStyle w:val="BodyText"/>
-      </w:pPr>
-      <w:r>
-        <w:t xml:space="preserve">Insulate both hot and cold water pipes that are uninsulated in the basement/crawlspace. This will save energy and prevent condensation. We recommend foam pipe insulation made of polyethylene or neoprene.</w:t>
-      </w:r>
-    </w:p>
-    <w:p>
-      <w:pPr>
-        <w:pStyle w:val="BodyText"/>
-      </w:pPr>
-      <w:r>
-        <w:rPr>
-          <w:i/>
-          <w:iCs/>
-        </w:rPr>
-        <w:t xml:space="preserve">Estimated Cost/Benefits/Incentives</w:t>
-      </w:r>
-    </w:p>
-    <w:p>
-      <w:pPr>
-        <w:pStyle w:val="BodyText"/>
-      </w:pPr>
-      <w:r>
-        <w:t xml:space="preserve">Insulating water pipes can save 2%-4% on hot water bills and increase the temperature of the water while reducing the time it takes for hot water to reach your tap. Materials cost around $100-200, depending on the length of pipe to insulate. Many people find this to be an easy project to do themselves.</w:t>
-      </w:r>
-    </w:p>
-    <w:bookmarkEnd w:id="55"/>
-    <w:bookmarkStart w:id="56" w:name="whole-house-surge-protection"/>
-    <w:p>
-      <w:pPr>
-        <w:pStyle w:val="Heading3"/>
-      </w:pPr>
-      <w:r>
-        <w:t xml:space="preserve">4.15 Whole House Surge Protection</w:t>
-      </w:r>
-    </w:p>
-    <w:p>
-      <w:pPr>
-        <w:pStyle w:val="FirstParagraph"/>
-      </w:pPr>
-      <w:r>
-        <w:rPr>
-          <w:i/>
-          <w:iCs/>
-        </w:rPr>
-        <w:t xml:space="preserve">Problem</w:t>
-      </w:r>
-    </w:p>
-    <w:p>
-      <w:pPr>
-        <w:pStyle w:val="BodyText"/>
-      </w:pPr>
-      <w:r>
-        <w:t xml:space="preserve">Your house does not have whole-house surge protection. This will protect your large electrical appliances from damage in the case of an electrical surge. Heat pumps, heat pump water heaters, and other electronics are particularly sensitive to electrical surges.</w:t>
-      </w:r>
-    </w:p>
-    <w:p>
-      <w:pPr>
-        <w:pStyle w:val="BodyText"/>
-      </w:pPr>
-      <w:r>
-        <w:rPr>
-          <w:i/>
-          <w:iCs/>
-        </w:rPr>
-        <w:t xml:space="preserve">Recommendation</w:t>
-      </w:r>
-    </w:p>
-    <w:p>
-      <w:pPr>
-        <w:pStyle w:val="BodyText"/>
-      </w:pPr>
-      <w:r>
-        <w:t xml:space="preserve">Seal easy-to-access air leaks and weatherstrip exterior doors. In older homes, most heat loss is due to air leakage. WindowDressers insulating window inserts can also help reduce air leakage.</w:t>
-      </w:r>
-      <w:r>
-        <w:t xml:space="preserve"> </w:t>
-      </w:r>
-      <w:r>
-        <w:rPr>
-          <w:i/>
-          <w:iCs/>
-        </w:rPr>
-        <w:t xml:space="preserve">Estimated Cost/Benefits/Incentives</w:t>
-      </w:r>
-    </w:p>
-    <w:p>
-      <w:pPr>
-        <w:pStyle w:val="BodyText"/>
-      </w:pPr>
-      <w:r>
-        <w:t xml:space="preserve">The device costs $100-$400 and needs to be installed by an electrician. Here are some options: https://www.popularmechanics.com/home/interior-projects/g43140886/best-whole-house-surge-protectors/</w:t>
-      </w:r>
-    </w:p>
-    <w:bookmarkEnd w:id="56"/>
-    <w:bookmarkStart w:id="57" w:name="diy-air-sealing"/>
-    <w:p>
-      <w:pPr>
-        <w:pStyle w:val="Heading3"/>
-      </w:pPr>
-      <w:r>
-        <w:t xml:space="preserve">4.16 DIY Air Sealing</w:t>
-      </w:r>
-    </w:p>
-    <w:p>
-      <w:pPr>
-        <w:pStyle w:val="FirstParagraph"/>
-      </w:pPr>
-      <w:r>
-        <w:rPr>
-          <w:i/>
-          <w:iCs/>
-        </w:rPr>
-        <w:t xml:space="preserve">Problem</w:t>
-      </w:r>
-    </w:p>
-    <w:p>
-      <w:pPr>
-        <w:pStyle w:val="BodyText"/>
-      </w:pPr>
-      <w:r>
-        <w:t xml:space="preserve">During the blower door test, we noted sources of air leakage in the living areas of your house.</w:t>
-      </w:r>
-    </w:p>
-    <w:p>
-      <w:pPr>
-        <w:pStyle w:val="BodyText"/>
-      </w:pPr>
-      <w:r>
-        <w:rPr>
-          <w:b/>
-          <w:bCs/>
-        </w:rPr>
-        <w:t xml:space="preserve">Auditor to detail customized findings.</w:t>
-      </w:r>
-      <w:r>
-        <w:rPr>
-          <w:b/>
-          <w:bCs/>
-        </w:rPr>
-        <w:t xml:space="preserve"> </w:t>
-      </w:r>
-    </w:p>
-    <w:p>
-      <w:pPr>
-        <w:pStyle w:val="BodyText"/>
-      </w:pPr>
-      <w:r>
-        <w:rPr>
-          <w:i/>
-          <w:iCs/>
-        </w:rPr>
-        <w:t xml:space="preserve">Recommendation</w:t>
-      </w:r>
-    </w:p>
-    <w:p>
-      <w:pPr>
-        <w:pStyle w:val="BodyText"/>
-      </w:pPr>
-      <w:r>
-        <w:t xml:space="preserve">Air sealing the air leaks we identified around the living areas of your house can be a DIY solution to lower energy use, or an insulation contractor can seal the leaks when they come to your house for a larger project. Please address any moisture concerns before undertaking significant air sealing efforts.</w:t>
-      </w:r>
-    </w:p>
-    <w:p>
-      <w:pPr>
-        <w:pStyle w:val="BodyText"/>
-      </w:pPr>
-      <w:r>
-        <w:rPr>
-          <w:i/>
-          <w:iCs/>
-        </w:rPr>
-        <w:t xml:space="preserve">Estimated Cost/Benefits/Incentives</w:t>
-      </w:r>
-    </w:p>
-    <w:p>
-      <w:pPr>
-        <w:pStyle w:val="BodyText"/>
-      </w:pPr>
-      <w:r>
-        <w:t xml:space="preserve">Air sealing and insulating ductwork is eligible for a non-refundable federal tax credit (</w:t>
-      </w:r>
-      <w:r>
-        <w:t xml:space="preserve">“Energy Efficient Home Improvement Credit”</w:t>
-      </w:r>
-      <w:r>
-        <w:t xml:space="preserve">), which can pay for 30% of the project cost, subject to an annual maximum of $1,200 (shared with other home envelope improvements, like attic and basement projects).</w:t>
-      </w:r>
-    </w:p>
-    <w:bookmarkEnd w:id="57"/>
-    <w:bookmarkStart w:id="58" w:name="other-1"/>
-    <w:p>
-      <w:pPr>
-        <w:pStyle w:val="Heading3"/>
-      </w:pPr>
-      <w:r>
-        <w:t xml:space="preserve">4.17 Other 1</w:t>
-      </w:r>
-    </w:p>
-    <w:p>
-      <w:pPr>
-        <w:pStyle w:val="FirstParagraph"/>
-      </w:pPr>
-      <w:r>
-        <w:rPr>
-          <w:i/>
-          <w:iCs/>
-        </w:rPr>
-        <w:t xml:space="preserve">Problem</w:t>
-      </w:r>
-    </w:p>
-    <w:p>
-      <w:pPr>
-        <w:pStyle w:val="BodyText"/>
-      </w:pPr>
-      <w:r>
-        <w:rPr>
-          <w:i/>
-          <w:iCs/>
-        </w:rPr>
-        <w:t xml:space="preserve">Recommendation</w:t>
-      </w:r>
-    </w:p>
-    <w:p>
-      <w:pPr>
-        <w:pStyle w:val="BodyText"/>
-      </w:pPr>
-      <w:r>
-        <w:t xml:space="preserve">Upgrade your electrical panel to add whole-house surge protection. This will help to protect your heat pumps, heat pump water heater, refrigerator, well pump, and other electronics from damage due to lightning or other electrical surges.</w:t>
-      </w:r>
-    </w:p>
-    <w:p>
-      <w:pPr>
-        <w:pStyle w:val="BodyText"/>
-      </w:pPr>
-      <w:r>
-        <w:rPr>
-          <w:i/>
-          <w:iCs/>
-        </w:rPr>
-        <w:t xml:space="preserve">Estimated Cost/Benefits/Incentives</w:t>
-      </w:r>
-    </w:p>
-    <w:p>
-      <w:pPr>
-        <w:pStyle w:val="BodyText"/>
-      </w:pPr>
-      <w:r>
-        <w:rPr>
-          <w:b/>
-          <w:bCs/>
-        </w:rPr>
-        <w:t xml:space="preserve">Auditor to describe. Primary residence</w:t>
-      </w:r>
-    </w:p>
-    <w:p>
-      <w:pPr>
-        <w:pStyle w:val="SourceCode"/>
-      </w:pPr>
-      <w:r>
-        <w:rPr>
-          <w:rStyle w:val="NormalTok"/>
-        </w:rPr>
-        <w:t xml:space="preserve"> </w:t>
-      </w:r>
-      <w:r>
-        <w:rPr>
-          <w:rStyle w:val="CommentTok"/>
-        </w:rPr>
-        <w:t xml:space="preserve">#| label: other 3 recommendation</w:t>
-      </w:r>
-      <w:r>
-        <w:br/>
-      </w:r>
-      <w:r>
-        <w:rPr>
-          <w:rStyle w:val="NormalTok"/>
-        </w:rPr>
-        <w:t xml:space="preserve"> </w:t>
-      </w:r>
-      <w:r>
-        <w:rPr>
-          <w:rStyle w:val="CommentTok"/>
-        </w:rPr>
-        <w:t xml:space="preserve">#| echo: false</w:t>
-      </w:r>
-      <w:r>
-        <w:br/>
-      </w:r>
-      <w:r>
-        <w:rPr>
-          <w:rStyle w:val="NormalTok"/>
-        </w:rPr>
-        <w:t xml:space="preserve"> </w:t>
-      </w:r>
-      <w:r>
-        <w:rPr>
-          <w:rStyle w:val="CommentTok"/>
-        </w:rPr>
-        <w:t xml:space="preserve">#| results: asis</w:t>
-      </w:r>
-      <w:r>
-        <w:br/>
-      </w:r>
-      <w:r>
-        <w:br/>
-      </w:r>
-      <w:r>
-        <w:br/>
-      </w:r>
-      <w:r>
-        <w:rPr>
-          <w:rStyle w:val="ControlFlowTok"/>
-        </w:rPr>
-        <w:t xml:space="preserve">if</w:t>
-      </w:r>
-      <w:r>
-        <w:rPr>
-          <w:rStyle w:val="NormalTok"/>
-        </w:rPr>
-        <w:t xml:space="preserve">( other_3 </w:t>
-      </w:r>
-      <w:r>
-        <w:rPr>
-          <w:rStyle w:val="SpecialCharTok"/>
-        </w:rPr>
-        <w:t xml:space="preserve">==</w:t>
-      </w:r>
-      <w:r>
-        <w:rPr>
-          <w:rStyle w:val="NormalTok"/>
-        </w:rPr>
-        <w:t xml:space="preserve"> </w:t>
-      </w:r>
-      <w:r>
-        <w:rPr>
-          <w:rStyle w:val="ConstantTok"/>
-        </w:rPr>
-        <w:t xml:space="preserve">TRUE</w:t>
-      </w:r>
-      <w:r>
-        <w:rPr>
-          <w:rStyle w:val="NormalTok"/>
-        </w:rPr>
-        <w:t xml:space="preserve">){</w:t>
-      </w:r>
-      <w:r>
-        <w:br/>
-      </w:r>
-      <w:r>
-        <w:rPr>
-          <w:rStyle w:val="NormalTok"/>
-        </w:rPr>
-        <w:t xml:space="preserve">  </w:t>
-      </w:r>
-      <w:r>
-        <w:rPr>
-          <w:rStyle w:val="FunctionTok"/>
-        </w:rPr>
-        <w:t xml:space="preserve">cat</w:t>
-      </w:r>
-      <w:r>
-        <w:rPr>
-          <w:rStyle w:val="NormalTok"/>
-        </w:rPr>
-        <w:t xml:space="preserve">(</w:t>
-      </w:r>
-      <w:r>
-        <w:rPr>
-          <w:rStyle w:val="StringTok"/>
-        </w:rPr>
-        <w:t xml:space="preserve">"### Other 3</w:t>
-      </w:r>
-      <w:r>
-        <w:br/>
-      </w:r>
-      <w:r>
-        <w:rPr>
-          <w:rStyle w:val="StringTok"/>
-        </w:rPr>
-        <w:t xml:space="preserve">  </w:t>
-      </w:r>
-      <w:r>
-        <w:br/>
-      </w:r>
-      <w:r>
-        <w:rPr>
-          <w:rStyle w:val="StringTok"/>
-        </w:rPr>
-        <w:t xml:space="preserve">*Problem*</w:t>
-      </w:r>
-      <w:r>
-        <w:br/>
-      </w:r>
-      <w:r>
-        <w:br/>
-      </w:r>
-      <w:r>
-        <w:rPr>
-          <w:rStyle w:val="StringTok"/>
-        </w:rPr>
-        <w:t xml:space="preserve">*Recommendation*</w:t>
-      </w:r>
-      <w:r>
-        <w:br/>
-      </w:r>
-      <w:r>
-        <w:br/>
-      </w:r>
-      <w:r>
-        <w:rPr>
-          <w:rStyle w:val="StringTok"/>
-        </w:rPr>
-        <w:t xml:space="preserve">"</w:t>
-      </w:r>
-      <w:r>
-        <w:rPr>
-          <w:rStyle w:val="NormalTok"/>
-        </w:rPr>
-        <w:t xml:space="preserve">)</w:t>
-      </w:r>
-      <w:r>
-        <w:br/>
-      </w:r>
-      <w:r>
-        <w:rPr>
-          <w:rStyle w:val="NormalTok"/>
-        </w:rPr>
-        <w:t xml:space="preserve">}</w:t>
-      </w:r>
-      <w:r>
-        <w:rPr>
-          <w:rStyle w:val="ControlFlowTok"/>
-        </w:rPr>
-        <w:t xml:space="preserve">else</w:t>
-      </w:r>
-      <w:r>
-        <w:rPr>
-          <w:rStyle w:val="NormalTok"/>
-        </w:rPr>
-        <w:t xml:space="preserve">{</w:t>
-      </w:r>
-      <w:r>
-        <w:br/>
-      </w:r>
-      <w:r>
-        <w:rPr>
-          <w:rStyle w:val="NormalTok"/>
-        </w:rPr>
-        <w:t xml:space="preserve">  </w:t>
-      </w:r>
-      <w:r>
-        <w:rPr>
-          <w:rStyle w:val="FunctionTok"/>
-        </w:rPr>
-        <w:t xml:space="preserve">cat</w:t>
-      </w:r>
-      <w:r>
-        <w:rPr>
-          <w:rStyle w:val="NormalTok"/>
-        </w:rPr>
-        <w:t xml:space="preserve">(</w:t>
-      </w:r>
-      <w:r>
-        <w:rPr>
-          <w:rStyle w:val="StringTok"/>
-        </w:rPr>
-        <w:t xml:space="preserve">""</w:t>
-      </w:r>
-      <w:r>
-        <w:rPr>
-          <w:rStyle w:val="NormalTok"/>
-        </w:rPr>
-        <w:t xml:space="preserve">)</w:t>
-      </w:r>
-      <w:r>
-        <w:br/>
-      </w:r>
-      <w:r>
-        <w:rPr>
-          <w:rStyle w:val="NormalTok"/>
-        </w:rPr>
-        <w:t xml:space="preserve">}</w:t>
-      </w:r>
-      <w:r>
-        <w:br/>
-      </w:r>
-      <w:r>
-        <w:br/>
-      </w:r>
-      <w:r>
-        <w:rPr>
-          <w:rStyle w:val="ControlFlowTok"/>
-        </w:rPr>
-        <w:t xml:space="preserve">if</w:t>
-      </w:r>
-      <w:r>
-        <w:rPr>
-          <w:rStyle w:val="NormalTok"/>
-        </w:rPr>
-        <w:t xml:space="preserve">(other_3 </w:t>
-      </w:r>
-      <w:r>
-        <w:rPr>
-          <w:rStyle w:val="SpecialCharTok"/>
-        </w:rPr>
-        <w:t xml:space="preserve">==</w:t>
-      </w:r>
-      <w:r>
-        <w:rPr>
-          <w:rStyle w:val="NormalTok"/>
-        </w:rPr>
-        <w:t xml:space="preserve"> </w:t>
-      </w:r>
-      <w:r>
-        <w:rPr>
-          <w:rStyle w:val="ConstantTok"/>
-        </w:rPr>
-        <w:t xml:space="preserve">TRUE</w:t>
-      </w:r>
-      <w:r>
-        <w:rPr>
-          <w:rStyle w:val="NormalTok"/>
-        </w:rPr>
-        <w:t xml:space="preserve">){</w:t>
-      </w:r>
-      <w:r>
-        <w:br/>
-      </w:r>
-      <w:r>
-        <w:rPr>
-          <w:rStyle w:val="NormalTok"/>
-        </w:rPr>
-        <w:t xml:space="preserve">  </w:t>
-      </w:r>
-      <w:r>
-        <w:rPr>
-          <w:rStyle w:val="FunctionTok"/>
-        </w:rPr>
-        <w:t xml:space="preserve">cat</w:t>
-      </w:r>
-      <w:r>
-        <w:rPr>
-          <w:rStyle w:val="NormalTok"/>
-        </w:rPr>
-        <w:t xml:space="preserve">(a_other_3</w:t>
-      </w:r>
-      <w:r>
-        <w:rPr>
-          <w:rStyle w:val="SpecialCharTok"/>
-        </w:rPr>
-        <w:t xml:space="preserve">$</w:t>
-      </w:r>
-      <w:r>
-        <w:rPr>
-          <w:rStyle w:val="NormalTok"/>
-        </w:rPr>
-        <w:t xml:space="preserve">Description</w:t>
-      </w:r>
-      <w:r>
-        <w:br/>
-      </w:r>
-      <w:r>
-        <w:rPr>
-          <w:rStyle w:val="NormalTok"/>
-        </w:rPr>
-        <w:t xml:space="preserve">    </w:t>
-      </w:r>
-      <w:r>
-        <w:br/>
-      </w:r>
-      <w:r>
-        <w:rPr>
-          <w:rStyle w:val="NormalTok"/>
-        </w:rPr>
-        <w:t xml:space="preserve">  )</w:t>
-      </w:r>
-      <w:r>
-        <w:br/>
-      </w:r>
-      <w:r>
-        <w:rPr>
-          <w:rStyle w:val="NormalTok"/>
-        </w:rPr>
-        <w:t xml:space="preserve">}</w:t>
-      </w:r>
-      <w:r>
-        <w:rPr>
-          <w:rStyle w:val="ControlFlowTok"/>
-        </w:rPr>
-        <w:t xml:space="preserve">else</w:t>
-      </w:r>
-      <w:r>
-        <w:rPr>
-          <w:rStyle w:val="NormalTok"/>
-        </w:rPr>
-        <w:t xml:space="preserve">{</w:t>
-      </w:r>
-      <w:r>
-        <w:br/>
-      </w:r>
-      <w:r>
-        <w:rPr>
-          <w:rStyle w:val="NormalTok"/>
-        </w:rPr>
-        <w:t xml:space="preserve">  </w:t>
-      </w:r>
-      <w:r>
-        <w:rPr>
-          <w:rStyle w:val="FunctionTok"/>
-        </w:rPr>
-        <w:t xml:space="preserve">cat</w:t>
-      </w:r>
-      <w:r>
-        <w:rPr>
-          <w:rStyle w:val="NormalTok"/>
-        </w:rPr>
-        <w:t xml:space="preserve">(</w:t>
-      </w:r>
-      <w:r>
-        <w:rPr>
-          <w:rStyle w:val="StringTok"/>
-        </w:rPr>
-        <w:t xml:space="preserve">""</w:t>
-      </w:r>
-      <w:r>
-        <w:rPr>
-          <w:rStyle w:val="NormalTok"/>
-        </w:rPr>
-        <w:t xml:space="preserve">)</w:t>
-      </w:r>
-      <w:r>
-        <w:br/>
-      </w:r>
-      <w:r>
-        <w:rPr>
-          <w:rStyle w:val="NormalTok"/>
-        </w:rPr>
-        <w:t xml:space="preserve">  }</w:t>
-      </w:r>
-      <w:r>
-        <w:br/>
-      </w:r>
-      <w:r>
-        <w:br/>
-      </w:r>
-      <w:r>
-        <w:rPr>
-          <w:rStyle w:val="ControlFlowTok"/>
-        </w:rPr>
-        <w:t xml:space="preserve">if</w:t>
-      </w:r>
-      <w:r>
-        <w:rPr>
-          <w:rStyle w:val="NormalTok"/>
-        </w:rPr>
-        <w:t xml:space="preserve">(other_3 </w:t>
-      </w:r>
-      <w:r>
-        <w:rPr>
-          <w:rStyle w:val="SpecialCharTok"/>
-        </w:rPr>
-        <w:t xml:space="preserve">==</w:t>
-      </w:r>
-      <w:r>
-        <w:rPr>
-          <w:rStyle w:val="NormalTok"/>
-        </w:rPr>
-        <w:t xml:space="preserve"> </w:t>
-      </w:r>
-      <w:r>
-        <w:rPr>
-          <w:rStyle w:val="ConstantTok"/>
-        </w:rPr>
-        <w:t xml:space="preserve">TRUE</w:t>
-      </w:r>
-      <w:r>
-        <w:rPr>
-          <w:rStyle w:val="NormalTok"/>
-        </w:rPr>
-        <w:t xml:space="preserve">){</w:t>
-      </w:r>
-      <w:r>
-        <w:br/>
-      </w:r>
-      <w:r>
-        <w:rPr>
-          <w:rStyle w:val="NormalTok"/>
-        </w:rPr>
-        <w:t xml:space="preserve">  </w:t>
-      </w:r>
-      <w:r>
-        <w:rPr>
-          <w:rStyle w:val="FunctionTok"/>
-        </w:rPr>
-        <w:t xml:space="preserve">cat</w:t>
-      </w:r>
-      <w:r>
-        <w:rPr>
-          <w:rStyle w:val="NormalTok"/>
-        </w:rPr>
-        <w:t xml:space="preserve">(</w:t>
-      </w:r>
-      <w:r>
-        <w:rPr>
-          <w:rStyle w:val="StringTok"/>
-        </w:rPr>
-        <w:t xml:space="preserve">"</w:t>
-      </w:r>
-      <w:r>
-        <w:br/>
-      </w:r>
-      <w:r>
-        <w:br/>
-      </w:r>
-      <w:r>
-        <w:rPr>
-          <w:rStyle w:val="StringTok"/>
-        </w:rPr>
-        <w:t xml:space="preserve">*Estimated Cost/Benefits/Incentives*</w:t>
-      </w:r>
-      <w:r>
-        <w:br/>
-      </w:r>
-      <w:r>
-        <w:br/>
-      </w:r>
-      <w:r>
-        <w:rPr>
-          <w:rStyle w:val="StringTok"/>
-        </w:rPr>
-        <w:t xml:space="preserve">"</w:t>
-      </w:r>
-      <w:r>
-        <w:rPr>
-          <w:rStyle w:val="NormalTok"/>
-        </w:rPr>
-        <w:t xml:space="preserve">, auto_other_3_estimates</w:t>
-      </w:r>
-      <w:r>
-        <w:rPr>
-          <w:rStyle w:val="SpecialCharTok"/>
-        </w:rPr>
-        <w:t xml:space="preserve">$</w:t>
-      </w:r>
-      <w:r>
-        <w:rPr>
-          <w:rStyle w:val="NormalTok"/>
-        </w:rPr>
-        <w:t xml:space="preserve">Description)</w:t>
-      </w:r>
-      <w:r>
-        <w:br/>
-      </w:r>
-      <w:r>
-        <w:rPr>
-          <w:rStyle w:val="NormalTok"/>
-        </w:rPr>
-        <w:t xml:space="preserve">}</w:t>
-      </w:r>
-      <w:r>
-        <w:rPr>
-          <w:rStyle w:val="ControlFlowTok"/>
-        </w:rPr>
-        <w:t xml:space="preserve">else</w:t>
-      </w:r>
-      <w:r>
-        <w:rPr>
-          <w:rStyle w:val="NormalTok"/>
-        </w:rPr>
-        <w:t xml:space="preserve">{</w:t>
-      </w:r>
-      <w:r>
-        <w:br/>
-      </w:r>
-      <w:r>
-        <w:rPr>
-          <w:rStyle w:val="NormalTok"/>
-        </w:rPr>
-        <w:t xml:space="preserve">  </w:t>
-      </w:r>
-      <w:r>
-        <w:rPr>
-          <w:rStyle w:val="FunctionTok"/>
-        </w:rPr>
-        <w:t xml:space="preserve">cat</w:t>
-      </w:r>
-      <w:r>
-        <w:rPr>
-          <w:rStyle w:val="NormalTok"/>
-        </w:rPr>
-        <w:t xml:space="preserve">(</w:t>
-      </w:r>
-      <w:r>
-        <w:rPr>
-          <w:rStyle w:val="StringTok"/>
-        </w:rPr>
-        <w:t xml:space="preserve">""</w:t>
-      </w:r>
-      <w:r>
-        <w:rPr>
-          <w:rStyle w:val="NormalTok"/>
-        </w:rPr>
-        <w:t xml:space="preserve">)</w:t>
-      </w:r>
-      <w:r>
-        <w:br/>
-      </w:r>
-      <w:r>
-        <w:rPr>
-          <w:rStyle w:val="NormalTok"/>
-        </w:rPr>
-        <w:t xml:space="preserve">  } </w:t>
-      </w:r>
-    </w:p>
-    <w:bookmarkEnd w:id="58"/>
-    <w:bookmarkStart w:id="59" w:name="misc.-air-sealing-and-insulation"/>
-    <w:p>
-      <w:pPr>
-        <w:pStyle w:val="Heading3"/>
-      </w:pPr>
-      <w:r>
-        <w:t xml:space="preserve">4.18 Misc. Air Sealing and Insulation</w:t>
-      </w:r>
-    </w:p>
-    <w:p>
-      <w:pPr>
-        <w:pStyle w:val="FirstParagraph"/>
-      </w:pPr>
-      <w:r>
-        <w:rPr>
-          <w:i/>
-          <w:iCs/>
-        </w:rPr>
-        <w:t xml:space="preserve">Problem</w:t>
-      </w:r>
-    </w:p>
-    <w:p>
-      <w:pPr>
-        <w:pStyle w:val="BodyText"/>
-      </w:pPr>
-      <w:r>
-        <w:rPr>
-          <w:b/>
-          <w:bCs/>
-        </w:rPr>
-        <w:t xml:space="preserve">Need a description for the problem</w:t>
-      </w:r>
-    </w:p>
-    <w:p>
-      <w:pPr>
-        <w:pStyle w:val="BodyText"/>
-      </w:pPr>
-      <w:r>
-        <w:rPr>
-          <w:i/>
-          <w:iCs/>
-        </w:rPr>
-        <w:t xml:space="preserve">Recommendation</w:t>
-      </w:r>
-    </w:p>
-    <w:p>
-      <w:pPr>
-        <w:pStyle w:val="BodyText"/>
-      </w:pPr>
-      <w:r>
-        <w:t xml:space="preserve">Air seal and insulate [** insert auditor description - bay window, bulkhead door, chase, kneewall, anything else that is unique to the home and not otherwise covered in another recommendation]</w:t>
-      </w:r>
-      <w:r>
-        <w:rPr>
-          <w:i/>
-          <w:iCs/>
-        </w:rPr>
         <w:t xml:space="preserve">Estimated Costs/Benefits/Incentives</w:t>
       </w:r>
     </w:p>
@@ -5675,7 +5956,7 @@
         <w:pStyle w:val="BodyText"/>
       </w:pPr>
       <w:r>
-        <w:t xml:space="preserve">As part of a larger insulation project, this work may be eligible for Efficiency Maine rebates and other incentives for insulation work, up to 80% of the overall cost to weatherize your home (subject to a lifetime limit per building).</w:t>
+        <w:t xml:space="preserve">New windows are eligible for a nonrefundable federal tax credit of 30% of the cost of the window units up to $600, subject to an annual maximum benefit of $1,200 (shared with other home envelope improvements, like attic and basement insulation).</w:t>
       </w:r>
     </w:p>
     <w:bookmarkEnd w:id="59"/>
@@ -5731,183 +6012,183 @@
         <w:t xml:space="preserve">6 Section Four Tests</w:t>
       </w:r>
     </w:p>
-    <w:bookmarkStart w:id="62" w:name="furnaceboiler-tune-up-1"/>
+    <w:bookmarkStart w:id="62" w:name="high-efficiency-shower-heads-1"/>
     <w:p>
       <w:pPr>
         <w:pStyle w:val="Heading3"/>
       </w:pPr>
       <w:r>
-        <w:t xml:space="preserve">6.1 Furnace/Boiler Tune-up</w:t>
+        <w:t xml:space="preserve">6.1 High-efficiency Shower Head(s)</w:t>
       </w:r>
     </w:p>
     <w:bookmarkEnd w:id="62"/>
-    <w:bookmarkStart w:id="63" w:name="high-efficiency-shower-heads-1"/>
+    <w:bookmarkStart w:id="63" w:name="windowdressers"/>
     <w:p>
       <w:pPr>
         <w:pStyle w:val="Heading3"/>
       </w:pPr>
       <w:r>
-        <w:t xml:space="preserve">6.2 High-efficiency Shower Head(s)</w:t>
+        <w:t xml:space="preserve">6.2 WindowDressers</w:t>
       </w:r>
     </w:p>
     <w:bookmarkEnd w:id="63"/>
-    <w:bookmarkStart w:id="64" w:name="windowdressers"/>
+    <w:bookmarkStart w:id="64" w:name="refrigerator-1"/>
     <w:p>
       <w:pPr>
         <w:pStyle w:val="Heading3"/>
       </w:pPr>
       <w:r>
-        <w:t xml:space="preserve">6.3 WindowDressers</w:t>
+        <w:t xml:space="preserve">6.3 Refrigerator</w:t>
       </w:r>
     </w:p>
     <w:bookmarkEnd w:id="64"/>
-    <w:bookmarkStart w:id="65" w:name="freezer-1"/>
+    <w:bookmarkStart w:id="65" w:name="induction-stoveoven-1"/>
     <w:p>
       <w:pPr>
         <w:pStyle w:val="Heading3"/>
       </w:pPr>
       <w:r>
-        <w:t xml:space="preserve">6.4 Freezer</w:t>
+        <w:t xml:space="preserve">6.4 Induction Stove/Oven</w:t>
       </w:r>
     </w:p>
     <w:bookmarkEnd w:id="65"/>
-    <w:bookmarkStart w:id="66" w:name="induction-stoveoven-1"/>
+    <w:bookmarkStart w:id="66" w:name="heat-pump-water-heater-1"/>
     <w:p>
       <w:pPr>
         <w:pStyle w:val="Heading3"/>
       </w:pPr>
       <w:r>
-        <w:t xml:space="preserve">6.5 Induction Stove/Oven</w:t>
+        <w:t xml:space="preserve">6.5 Heat Pump Water Heater</w:t>
       </w:r>
     </w:p>
     <w:bookmarkEnd w:id="66"/>
-    <w:bookmarkStart w:id="67" w:name="bathroom-exhaust-fans-1"/>
+    <w:bookmarkStart w:id="67" w:name="gutters-1"/>
     <w:p>
       <w:pPr>
         <w:pStyle w:val="Heading3"/>
       </w:pPr>
       <w:r>
-        <w:t xml:space="preserve">6.6 Bathroom Exhaust Fan(s)</w:t>
+        <w:t xml:space="preserve">6.6 Gutters</w:t>
       </w:r>
     </w:p>
     <w:bookmarkEnd w:id="67"/>
-    <w:bookmarkStart w:id="68" w:name="kitchen-exhaust-fan"/>
+    <w:bookmarkStart w:id="68" w:name="bathroom-exhaust-fans-1"/>
     <w:p>
       <w:pPr>
         <w:pStyle w:val="Heading3"/>
       </w:pPr>
       <w:r>
-        <w:t xml:space="preserve">6.7 Kitchen Exhaust Fan</w:t>
+        <w:t xml:space="preserve">6.7 Bathroom Exhaust Fan(s)</w:t>
       </w:r>
     </w:p>
     <w:bookmarkEnd w:id="68"/>
-    <w:bookmarkStart w:id="69" w:name="vapor-barrier-1"/>
+    <w:bookmarkStart w:id="69" w:name="kitchen-exhaust-fan"/>
     <w:p>
       <w:pPr>
         <w:pStyle w:val="Heading3"/>
       </w:pPr>
       <w:r>
-        <w:t xml:space="preserve">6.8 Vapor Barrier</w:t>
+        <w:t xml:space="preserve">6.8 Kitchen Exhaust Fan</w:t>
       </w:r>
     </w:p>
     <w:bookmarkEnd w:id="69"/>
-    <w:bookmarkStart w:id="70" w:name="spray-foam-basementcrawlspace-walls"/>
+    <w:bookmarkStart w:id="70" w:name="vapor-barrier-1"/>
     <w:p>
       <w:pPr>
         <w:pStyle w:val="Heading3"/>
       </w:pPr>
       <w:r>
-        <w:t xml:space="preserve">6.9 Spray Foam Basement/Crawlspace Walls</w:t>
+        <w:t xml:space="preserve">6.9 Vapor Barrier</w:t>
       </w:r>
     </w:p>
     <w:bookmarkEnd w:id="70"/>
-    <w:bookmarkStart w:id="71" w:name="attic-air-sealing-and-insulation"/>
+    <w:bookmarkStart w:id="71" w:name="continuous-exterior-wall-insulation-1"/>
     <w:p>
       <w:pPr>
         <w:pStyle w:val="Heading3"/>
       </w:pPr>
       <w:r>
-        <w:t xml:space="preserve">6.10 Attic Air Sealing and Insulation</w:t>
+        <w:t xml:space="preserve">6.10 Continuous Exterior Wall Insulation</w:t>
       </w:r>
     </w:p>
     <w:bookmarkEnd w:id="71"/>
-    <w:bookmarkStart w:id="72" w:name="blown-in-cellulose-wall-insulation"/>
+    <w:bookmarkStart w:id="72" w:name="air-source-heat-pump-1"/>
     <w:p>
       <w:pPr>
         <w:pStyle w:val="Heading3"/>
       </w:pPr>
       <w:r>
-        <w:t xml:space="preserve">6.11 Blown-in Cellulose Wall Insulation</w:t>
+        <w:t xml:space="preserve">6.11 Air Source Heat Pump</w:t>
       </w:r>
     </w:p>
     <w:bookmarkEnd w:id="72"/>
-    <w:bookmarkStart w:id="73" w:name="continuous-exterior-wall-insulation-1"/>
+    <w:bookmarkStart w:id="73" w:name="solar-1"/>
     <w:p>
       <w:pPr>
         <w:pStyle w:val="Heading3"/>
       </w:pPr>
       <w:r>
-        <w:t xml:space="preserve">6.12 Continuous Exterior Wall Insulation</w:t>
+        <w:t xml:space="preserve">6.12 Solar</w:t>
       </w:r>
     </w:p>
     <w:bookmarkEnd w:id="73"/>
-    <w:bookmarkStart w:id="74" w:name="electrical-panel-upgrade-1"/>
+    <w:bookmarkStart w:id="74" w:name="whole-house-surge-protection-1"/>
     <w:p>
       <w:pPr>
         <w:pStyle w:val="Heading3"/>
       </w:pPr>
       <w:r>
-        <w:t xml:space="preserve">6.13 Electrical Panel Upgrade</w:t>
+        <w:t xml:space="preserve">6.13 Whole-House Surge Protection</w:t>
       </w:r>
     </w:p>
     <w:bookmarkEnd w:id="74"/>
-    <w:bookmarkStart w:id="75" w:name="whole-house-surge-protection-1"/>
+    <w:bookmarkStart w:id="75" w:name="pipe-insulation-1"/>
     <w:p>
       <w:pPr>
         <w:pStyle w:val="Heading3"/>
       </w:pPr>
       <w:r>
-        <w:t xml:space="preserve">6.14 Whole-House Surge Protection</w:t>
+        <w:t xml:space="preserve">6.14 Pipe Insulation</w:t>
       </w:r>
     </w:p>
     <w:bookmarkEnd w:id="75"/>
-    <w:bookmarkStart w:id="76" w:name="pipe-insulation-1"/>
+    <w:bookmarkStart w:id="76" w:name="diy-air-sealing-1"/>
     <w:p>
       <w:pPr>
         <w:pStyle w:val="Heading3"/>
       </w:pPr>
       <w:r>
-        <w:t xml:space="preserve">6.15 Pipe Insulation</w:t>
+        <w:t xml:space="preserve">6.15 DIY Air Sealing</w:t>
       </w:r>
     </w:p>
     <w:bookmarkEnd w:id="76"/>
-    <w:bookmarkStart w:id="77" w:name="diy-air-sealing-1"/>
+    <w:bookmarkStart w:id="77" w:name="ductwork-air-sealing-and-insulation-1"/>
     <w:p>
       <w:pPr>
         <w:pStyle w:val="Heading3"/>
       </w:pPr>
       <w:r>
-        <w:t xml:space="preserve">6.16 DIY Air Sealing</w:t>
+        <w:t xml:space="preserve">6.16 Ductwork Air Sealing and Insulation</w:t>
       </w:r>
     </w:p>
     <w:bookmarkEnd w:id="77"/>
-    <w:bookmarkStart w:id="78" w:name="other-1-1"/>
+    <w:bookmarkStart w:id="78" w:name="misc.-air-sealing-and-insulation-1"/>
     <w:p>
       <w:pPr>
         <w:pStyle w:val="Heading3"/>
       </w:pPr>
       <w:r>
-        <w:t xml:space="preserve">6.17 Other 1</w:t>
+        <w:t xml:space="preserve">6.17 Misc. Air Sealing and Insulation</w:t>
       </w:r>
     </w:p>
     <w:bookmarkEnd w:id="78"/>
-    <w:bookmarkStart w:id="79" w:name="misc.-air-sealing-and-insulation-1"/>
+    <w:bookmarkStart w:id="79" w:name="replace-windows-1"/>
     <w:p>
       <w:pPr>
         <w:pStyle w:val="Heading3"/>
       </w:pPr>
       <w:r>
-        <w:t xml:space="preserve">6.18 Misc. Air Sealing and Insulation</w:t>
+        <w:t xml:space="preserve">6.18 Replace Windows</w:t>
       </w:r>
     </w:p>
     <w:p>

--- a/Quarto_report/Audit_Report.docx
+++ b/Quarto_report/Audit_Report.docx
@@ -15,31 +15,31 @@
         <w:pStyle w:val="FirstParagraph"/>
       </w:pPr>
       <w:r>
-        <w:t xml:space="preserve">Homeowner(s): Edward Venuti</w:t>
-      </w:r>
-    </w:p>
-    <w:p>
-      <w:pPr>
-        <w:pStyle w:val="BodyText"/>
-      </w:pPr>
-      <w:r>
-        <w:t xml:space="preserve">Address: 5 Katie Lane, Robbinston, ME 04671</w:t>
-      </w:r>
-    </w:p>
-    <w:p>
-      <w:pPr>
-        <w:pStyle w:val="BodyText"/>
-      </w:pPr>
-      <w:r>
-        <w:t xml:space="preserve">Owner Contact: edwardvenuti@gmail.com, (207) 214-7726</w:t>
-      </w:r>
-    </w:p>
-    <w:p>
-      <w:pPr>
-        <w:pStyle w:val="BodyText"/>
-      </w:pPr>
-      <w:r>
-        <w:t xml:space="preserve">Auditors: Helen Lloyd, Tyler Hebert</w:t>
+        <w:t xml:space="preserve">Homeowner(s): Denise Altvater</w:t>
+      </w:r>
+    </w:p>
+    <w:p>
+      <w:pPr>
+        <w:pStyle w:val="BodyText"/>
+      </w:pPr>
+      <w:r>
+        <w:t xml:space="preserve">Address: 16 Loone Lane, Robbinston, ME 04671</w:t>
+      </w:r>
+    </w:p>
+    <w:p>
+      <w:pPr>
+        <w:pStyle w:val="BodyText"/>
+      </w:pPr>
+      <w:r>
+        <w:t xml:space="preserve">Owner Contact: (207) 214-6383</w:t>
+      </w:r>
+    </w:p>
+    <w:p>
+      <w:pPr>
+        <w:pStyle w:val="BodyText"/>
+      </w:pPr>
+      <w:r>
+        <w:t xml:space="preserve">Auditors: Helen Lloyd, Tyler Hebert, Raquel Longfellow</w:t>
       </w:r>
     </w:p>
     <w:p>
@@ -55,7 +55,7 @@
         <w:pStyle w:val="BodyText"/>
       </w:pPr>
       <w:r>
-        <w:t xml:space="preserve">Report Date: June 24, 2025</w:t>
+        <w:t xml:space="preserve">Report Date: July 2, 2025</w:t>
       </w:r>
     </w:p>
     <w:p>
@@ -70,7 +70,7 @@
         <w:pStyle w:val="FirstParagraph"/>
       </w:pPr>
       <w:r>
-        <w:t xml:space="preserve">We conducted an energy assessment of your home on 6/24/2025. This report will tell you what we did, what we found, and what we suggest for your home. These suggestions include information on incentives and financing to make improvements more affordable.</w:t>
+        <w:t xml:space="preserve">We conducted an energy assessment of your home on 7/1/2025. This report will tell you what we did, what we found, and what we suggest for your home. These suggestions include information on incentives and financing to make improvements more affordable.</w:t>
       </w:r>
     </w:p>
     <w:p>
@@ -234,7 +234,7 @@
         <w:pStyle w:val="FirstParagraph"/>
       </w:pPr>
       <w:r>
-        <w:t xml:space="preserve">We assessed combustion appliances that burn fossil fuels such as propane, heating oil, or kerosene. These include furnaces, boilers, water heaters, and gas ovens. We visually inspected the combustion appliance(s) in your home, but we were unable to perform combustion safety tests. We also performed gas leak detection tests on your propane appliance(s).</w:t>
+        <w:t xml:space="preserve">We assessed combustion appliances that burn fossil fuels such as propane, heating oil, or kerosene. These include furnaces, boilers, water heaters, and gas ovens. We visually inspected the combustion appliance(s) in your home, but we were unable to perform combustion safety tests.</w:t>
       </w:r>
     </w:p>
     <w:bookmarkEnd w:id="27"/>
@@ -397,31 +397,31 @@
                 <w:rFonts w:ascii="Calibri" w:hAnsi="Calibri"/>
                 <w:sz w:val="20"/>
               </w:rPr>
-              <w:t xml:space="default">WindowDressers</w:t>
-            </w:r>
-          </w:p>
-        </w:tc>
-        <w:tc>
-          <w:tcPr>
-            <w:tcBorders>
-              <w:top w:val="single" w:space="0" w:color="D3D3D3"/>
-              <w:bottom w:val="single" w:space="0" w:color="D3D3D3"/>
-              <w:start w:val="single" w:space="0" w:color="D3D3D3"/>
-              <w:end w:val="single" w:space="0" w:color="D3D3D3"/>
-            </w:tcBorders>
-          </w:tcPr>
-          <w:p>
-            <w:pPr>
-              <w:spacing w:before="0" w:after="60"/>
-              <w:keepNext/>
-              <w:jc w:val="start"/>
-            </w:pPr>
-            <w:r>
-              <w:rPr>
-                <w:rFonts w:ascii="Calibri" w:hAnsi="Calibri"/>
-                <w:sz w:val="20"/>
-              </w:rPr>
-              <w:t xml:space="default">WindowDressers are insulating window inserts that help air-seal windows and reduce heat loss and gain.</w:t>
+              <w:t xml:space="default">LEDs</w:t>
+            </w:r>
+          </w:p>
+        </w:tc>
+        <w:tc>
+          <w:tcPr>
+            <w:tcBorders>
+              <w:top w:val="single" w:space="0" w:color="D3D3D3"/>
+              <w:bottom w:val="single" w:space="0" w:color="D3D3D3"/>
+              <w:start w:val="single" w:space="0" w:color="D3D3D3"/>
+              <w:end w:val="single" w:space="0" w:color="D3D3D3"/>
+            </w:tcBorders>
+          </w:tcPr>
+          <w:p>
+            <w:pPr>
+              <w:spacing w:before="0" w:after="60"/>
+              <w:keepNext/>
+              <w:jc w:val="start"/>
+            </w:pPr>
+            <w:r>
+              <w:rPr>
+                <w:rFonts w:ascii="Calibri" w:hAnsi="Calibri"/>
+                <w:sz w:val="20"/>
+              </w:rPr>
+              <w:t xml:space="default">Switch your light bulbs to LED light bulbs. LEDs use 80% less energy than incandescent light bulbs which can significantly reduce your electricity bill.</w:t>
             </w:r>
           </w:p>
         </w:tc>
@@ -450,31 +450,31 @@
                 <w:rFonts w:ascii="Calibri" w:hAnsi="Calibri"/>
                 <w:sz w:val="20"/>
               </w:rPr>
-              <w:t xml:space="default">Refrigerator</w:t>
-            </w:r>
-          </w:p>
-        </w:tc>
-        <w:tc>
-          <w:tcPr>
-            <w:tcBorders>
-              <w:top w:val="single" w:space="0" w:color="D3D3D3"/>
-              <w:bottom w:val="single" w:space="0" w:color="D3D3D3"/>
-              <w:start w:val="single" w:space="0" w:color="D3D3D3"/>
-              <w:end w:val="single" w:space="0" w:color="D3D3D3"/>
-            </w:tcBorders>
-          </w:tcPr>
-          <w:p>
-            <w:pPr>
-              <w:spacing w:before="0" w:after="60"/>
-              <w:keepNext/>
-              <w:jc w:val="start"/>
-            </w:pPr>
-            <w:r>
-              <w:rPr>
-                <w:rFonts w:ascii="Calibri" w:hAnsi="Calibri"/>
-                <w:sz w:val="20"/>
-              </w:rPr>
-              <w:t xml:space="default">Replace your refrigerator with a new, EnergyStar certified fridge. Look at the Energy Guide label to compare the energy use of new refrigerators.</w:t>
+              <w:t xml:space="default">WindowDressers</w:t>
+            </w:r>
+          </w:p>
+        </w:tc>
+        <w:tc>
+          <w:tcPr>
+            <w:tcBorders>
+              <w:top w:val="single" w:space="0" w:color="D3D3D3"/>
+              <w:bottom w:val="single" w:space="0" w:color="D3D3D3"/>
+              <w:start w:val="single" w:space="0" w:color="D3D3D3"/>
+              <w:end w:val="single" w:space="0" w:color="D3D3D3"/>
+            </w:tcBorders>
+          </w:tcPr>
+          <w:p>
+            <w:pPr>
+              <w:spacing w:before="0" w:after="60"/>
+              <w:keepNext/>
+              <w:jc w:val="start"/>
+            </w:pPr>
+            <w:r>
+              <w:rPr>
+                <w:rFonts w:ascii="Calibri" w:hAnsi="Calibri"/>
+                <w:sz w:val="20"/>
+              </w:rPr>
+              <w:t xml:space="default">WindowDressers are insulating window inserts that help air-seal windows and reduce heat loss and gain.</w:t>
             </w:r>
           </w:p>
         </w:tc>
@@ -503,31 +503,31 @@
                 <w:rFonts w:ascii="Calibri" w:hAnsi="Calibri"/>
                 <w:sz w:val="20"/>
               </w:rPr>
-              <w:t xml:space="default">Induction Stove/Oven</w:t>
-            </w:r>
-          </w:p>
-        </w:tc>
-        <w:tc>
-          <w:tcPr>
-            <w:tcBorders>
-              <w:top w:val="single" w:space="0" w:color="D3D3D3"/>
-              <w:bottom w:val="single" w:space="0" w:color="D3D3D3"/>
-              <w:start w:val="single" w:space="0" w:color="D3D3D3"/>
-              <w:end w:val="single" w:space="0" w:color="D3D3D3"/>
-            </w:tcBorders>
-          </w:tcPr>
-          <w:p>
-            <w:pPr>
-              <w:spacing w:before="0" w:after="60"/>
-              <w:keepNext/>
-              <w:jc w:val="start"/>
-            </w:pPr>
-            <w:r>
-              <w:rPr>
-                <w:rFonts w:ascii="Calibri" w:hAnsi="Calibri"/>
-                <w:sz w:val="20"/>
-              </w:rPr>
-              <w:t xml:space="default">Induction cooking appliances are more efficient and safer than electric or gas ones. There is no risk of carbon monoxide or other harmful combustion gases, and the surface doesn’t heat up without a pot or pan on it.</w:t>
+              <w:t xml:space="default">Gutters</w:t>
+            </w:r>
+          </w:p>
+        </w:tc>
+        <w:tc>
+          <w:tcPr>
+            <w:tcBorders>
+              <w:top w:val="single" w:space="0" w:color="D3D3D3"/>
+              <w:bottom w:val="single" w:space="0" w:color="D3D3D3"/>
+              <w:start w:val="single" w:space="0" w:color="D3D3D3"/>
+              <w:end w:val="single" w:space="0" w:color="D3D3D3"/>
+            </w:tcBorders>
+          </w:tcPr>
+          <w:p>
+            <w:pPr>
+              <w:spacing w:before="0" w:after="60"/>
+              <w:keepNext/>
+              <w:jc w:val="start"/>
+            </w:pPr>
+            <w:r>
+              <w:rPr>
+                <w:rFonts w:ascii="Calibri" w:hAnsi="Calibri"/>
+                <w:sz w:val="20"/>
+              </w:rPr>
+              <w:t xml:space="default">Install gutters and downspouts that divert water at least six feet away from the foundation and to where the ground slopes away from the house.</w:t>
             </w:r>
           </w:p>
         </w:tc>
@@ -556,31 +556,31 @@
                 <w:rFonts w:ascii="Calibri" w:hAnsi="Calibri"/>
                 <w:sz w:val="20"/>
               </w:rPr>
-              <w:t xml:space="default">Heat Pump Water Heater</w:t>
-            </w:r>
-          </w:p>
-        </w:tc>
-        <w:tc>
-          <w:tcPr>
-            <w:tcBorders>
-              <w:top w:val="single" w:space="0" w:color="D3D3D3"/>
-              <w:bottom w:val="single" w:space="0" w:color="D3D3D3"/>
-              <w:start w:val="single" w:space="0" w:color="D3D3D3"/>
-              <w:end w:val="single" w:space="0" w:color="D3D3D3"/>
-            </w:tcBorders>
-          </w:tcPr>
-          <w:p>
-            <w:pPr>
-              <w:spacing w:before="0" w:after="60"/>
-              <w:keepNext/>
-              <w:jc w:val="start"/>
-            </w:pPr>
-            <w:r>
-              <w:rPr>
-                <w:rFonts w:ascii="Calibri" w:hAnsi="Calibri"/>
-                <w:sz w:val="20"/>
-              </w:rPr>
-              <w:t xml:space="default">Install a heat pump water heater to provide your hot water for cooking and bathing. This is the most efficient way to heat water and will save hundreds of dollars a year compared to electric resistance, heating oil, or propane hot water. It will also help to dehumidify while it's running. If your current water heater burns oil or propane, this will also remove a source of combustion gases from your home.</w:t>
+              <w:t xml:space="default">Bathroom Exhaust Fan(s)</w:t>
+            </w:r>
+          </w:p>
+        </w:tc>
+        <w:tc>
+          <w:tcPr>
+            <w:tcBorders>
+              <w:top w:val="single" w:space="0" w:color="D3D3D3"/>
+              <w:bottom w:val="single" w:space="0" w:color="D3D3D3"/>
+              <w:start w:val="single" w:space="0" w:color="D3D3D3"/>
+              <w:end w:val="single" w:space="0" w:color="D3D3D3"/>
+            </w:tcBorders>
+          </w:tcPr>
+          <w:p>
+            <w:pPr>
+              <w:spacing w:before="0" w:after="60"/>
+              <w:keepNext/>
+              <w:jc w:val="start"/>
+            </w:pPr>
+            <w:r>
+              <w:rPr>
+                <w:rFonts w:ascii="Calibri" w:hAnsi="Calibri"/>
+                <w:sz w:val="20"/>
+              </w:rPr>
+              <w:t xml:space="default">Install bathroom exhaust fans in all bathrooms that do not have them. These should be rated for at least 80 cubic feet per minute (CFM) if there is a shower. We recommend the Panasonic Whisper series or similar fans that don’t create excess noise.</w:t>
             </w:r>
           </w:p>
         </w:tc>
@@ -609,31 +609,31 @@
                 <w:rFonts w:ascii="Calibri" w:hAnsi="Calibri"/>
                 <w:sz w:val="20"/>
               </w:rPr>
-              <w:t xml:space="default">Gutters</w:t>
-            </w:r>
-          </w:p>
-        </w:tc>
-        <w:tc>
-          <w:tcPr>
-            <w:tcBorders>
-              <w:top w:val="single" w:space="0" w:color="D3D3D3"/>
-              <w:bottom w:val="single" w:space="0" w:color="D3D3D3"/>
-              <w:start w:val="single" w:space="0" w:color="D3D3D3"/>
-              <w:end w:val="single" w:space="0" w:color="D3D3D3"/>
-            </w:tcBorders>
-          </w:tcPr>
-          <w:p>
-            <w:pPr>
-              <w:spacing w:before="0" w:after="60"/>
-              <w:keepNext/>
-              <w:jc w:val="start"/>
-            </w:pPr>
-            <w:r>
-              <w:rPr>
-                <w:rFonts w:ascii="Calibri" w:hAnsi="Calibri"/>
-                <w:sz w:val="20"/>
-              </w:rPr>
-              <w:t xml:space="default">Install gutters and downspouts that divert water at least six feet away from the foundation and to where the ground slopes away from the house.</w:t>
+              <w:t xml:space="default">Kitchen Exhaust Fan</w:t>
+            </w:r>
+          </w:p>
+        </w:tc>
+        <w:tc>
+          <w:tcPr>
+            <w:tcBorders>
+              <w:top w:val="single" w:space="0" w:color="D3D3D3"/>
+              <w:bottom w:val="single" w:space="0" w:color="D3D3D3"/>
+              <w:start w:val="single" w:space="0" w:color="D3D3D3"/>
+              <w:end w:val="single" w:space="0" w:color="D3D3D3"/>
+            </w:tcBorders>
+          </w:tcPr>
+          <w:p>
+            <w:pPr>
+              <w:spacing w:before="0" w:after="60"/>
+              <w:keepNext/>
+              <w:jc w:val="start"/>
+            </w:pPr>
+            <w:r>
+              <w:rPr>
+                <w:rFonts w:ascii="Calibri" w:hAnsi="Calibri"/>
+                <w:sz w:val="20"/>
+              </w:rPr>
+              <w:t xml:space="default">Install a kitchen exhaust fan to remove cooking fumes and moisture from your home. The fan should be rated for at least 100 cubic feet per minute. A kitchen fan should be ducted to the outdoors. If the ductwork will run through the attic, it should be installed before the attic is air-sealed and insulated.</w:t>
             </w:r>
           </w:p>
         </w:tc>
@@ -662,31 +662,31 @@
                 <w:rFonts w:ascii="Calibri" w:hAnsi="Calibri"/>
                 <w:sz w:val="20"/>
               </w:rPr>
-              <w:t xml:space="default">Bathroom Exhaust Fan(s)</w:t>
-            </w:r>
-          </w:p>
-        </w:tc>
-        <w:tc>
-          <w:tcPr>
-            <w:tcBorders>
-              <w:top w:val="single" w:space="0" w:color="D3D3D3"/>
-              <w:bottom w:val="single" w:space="0" w:color="D3D3D3"/>
-              <w:start w:val="single" w:space="0" w:color="D3D3D3"/>
-              <w:end w:val="single" w:space="0" w:color="D3D3D3"/>
-            </w:tcBorders>
-          </w:tcPr>
-          <w:p>
-            <w:pPr>
-              <w:spacing w:before="0" w:after="60"/>
-              <w:keepNext/>
-              <w:jc w:val="start"/>
-            </w:pPr>
-            <w:r>
-              <w:rPr>
-                <w:rFonts w:ascii="Calibri" w:hAnsi="Calibri"/>
-                <w:sz w:val="20"/>
-              </w:rPr>
-              <w:t xml:space="default">Install bathroom exhaust fans in all bathrooms that do not have them. These should be rated for at least 80 cubic feet per minute (CFM) if there is a shower. We recommend the Panasonic Whisper series or similar fans that don’t create excess noise.</w:t>
+              <w:t xml:space="default">Vapor Barrier</w:t>
+            </w:r>
+          </w:p>
+        </w:tc>
+        <w:tc>
+          <w:tcPr>
+            <w:tcBorders>
+              <w:top w:val="single" w:space="0" w:color="D3D3D3"/>
+              <w:bottom w:val="single" w:space="0" w:color="D3D3D3"/>
+              <w:start w:val="single" w:space="0" w:color="D3D3D3"/>
+              <w:end w:val="single" w:space="0" w:color="D3D3D3"/>
+            </w:tcBorders>
+          </w:tcPr>
+          <w:p>
+            <w:pPr>
+              <w:spacing w:before="0" w:after="60"/>
+              <w:keepNext/>
+              <w:jc w:val="start"/>
+            </w:pPr>
+            <w:r>
+              <w:rPr>
+                <w:rFonts w:ascii="Calibri" w:hAnsi="Calibri"/>
+                <w:sz w:val="20"/>
+              </w:rPr>
+              <w:t xml:space="default">Install a vapor barrier on the basement floor to stop moisture from entering the basement and house.</w:t>
             </w:r>
           </w:p>
         </w:tc>
@@ -715,31 +715,31 @@
                 <w:rFonts w:ascii="Calibri" w:hAnsi="Calibri"/>
                 <w:sz w:val="20"/>
               </w:rPr>
-              <w:t xml:space="default">Kitchen Exhaust Fan</w:t>
-            </w:r>
-          </w:p>
-        </w:tc>
-        <w:tc>
-          <w:tcPr>
-            <w:tcBorders>
-              <w:top w:val="single" w:space="0" w:color="D3D3D3"/>
-              <w:bottom w:val="single" w:space="0" w:color="D3D3D3"/>
-              <w:start w:val="single" w:space="0" w:color="D3D3D3"/>
-              <w:end w:val="single" w:space="0" w:color="D3D3D3"/>
-            </w:tcBorders>
-          </w:tcPr>
-          <w:p>
-            <w:pPr>
-              <w:spacing w:before="0" w:after="60"/>
-              <w:keepNext/>
-              <w:jc w:val="start"/>
-            </w:pPr>
-            <w:r>
-              <w:rPr>
-                <w:rFonts w:ascii="Calibri" w:hAnsi="Calibri"/>
-                <w:sz w:val="20"/>
-              </w:rPr>
-              <w:t xml:space="default">Install a kitchen exhaust fan to remove cooking fumes and moisture from your home. The fan should be rated for at least 100 cubic feet per minute. A kitchen fan should be ducted to the outdoors. If the ductwork will run through the attic, it should be installed before the attic is air-sealed and insulated.</w:t>
+              <w:t xml:space="default">Spray Foam Basement/Crawlspace Walls</w:t>
+            </w:r>
+          </w:p>
+        </w:tc>
+        <w:tc>
+          <w:tcPr>
+            <w:tcBorders>
+              <w:top w:val="single" w:space="0" w:color="D3D3D3"/>
+              <w:bottom w:val="single" w:space="0" w:color="D3D3D3"/>
+              <w:start w:val="single" w:space="0" w:color="D3D3D3"/>
+              <w:end w:val="single" w:space="0" w:color="D3D3D3"/>
+            </w:tcBorders>
+          </w:tcPr>
+          <w:p>
+            <w:pPr>
+              <w:spacing w:before="0" w:after="60"/>
+              <w:keepNext/>
+              <w:jc w:val="start"/>
+            </w:pPr>
+            <w:r>
+              <w:rPr>
+                <w:rFonts w:ascii="Calibri" w:hAnsi="Calibri"/>
+                <w:sz w:val="20"/>
+              </w:rPr>
+              <w:t xml:space="default">Install spray foam on the basement/crawlspace walls to prevent moisture infiltration and reduce heat loss.</w:t>
             </w:r>
           </w:p>
         </w:tc>
@@ -768,31 +768,31 @@
                 <w:rFonts w:ascii="Calibri" w:hAnsi="Calibri"/>
                 <w:sz w:val="20"/>
               </w:rPr>
-              <w:t xml:space="default">Vapor Barrier</w:t>
-            </w:r>
-          </w:p>
-        </w:tc>
-        <w:tc>
-          <w:tcPr>
-            <w:tcBorders>
-              <w:top w:val="single" w:space="0" w:color="D3D3D3"/>
-              <w:bottom w:val="single" w:space="0" w:color="D3D3D3"/>
-              <w:start w:val="single" w:space="0" w:color="D3D3D3"/>
-              <w:end w:val="single" w:space="0" w:color="D3D3D3"/>
-            </w:tcBorders>
-          </w:tcPr>
-          <w:p>
-            <w:pPr>
-              <w:spacing w:before="0" w:after="60"/>
-              <w:keepNext/>
-              <w:jc w:val="start"/>
-            </w:pPr>
-            <w:r>
-              <w:rPr>
-                <w:rFonts w:ascii="Calibri" w:hAnsi="Calibri"/>
-                <w:sz w:val="20"/>
-              </w:rPr>
-              <w:t xml:space="default">Install a vapor barrier on the basement floor to stop moisture from entering the basement and house.</w:t>
+              <w:t xml:space="default">Attic Air Sealing and Insulation</w:t>
+            </w:r>
+          </w:p>
+        </w:tc>
+        <w:tc>
+          <w:tcPr>
+            <w:tcBorders>
+              <w:top w:val="single" w:space="0" w:color="D3D3D3"/>
+              <w:bottom w:val="single" w:space="0" w:color="D3D3D3"/>
+              <w:start w:val="single" w:space="0" w:color="D3D3D3"/>
+              <w:end w:val="single" w:space="0" w:color="D3D3D3"/>
+            </w:tcBorders>
+          </w:tcPr>
+          <w:p>
+            <w:pPr>
+              <w:spacing w:before="0" w:after="60"/>
+              <w:keepNext/>
+              <w:jc w:val="start"/>
+            </w:pPr>
+            <w:r>
+              <w:rPr>
+                <w:rFonts w:ascii="Calibri" w:hAnsi="Calibri"/>
+                <w:sz w:val="20"/>
+              </w:rPr>
+              <w:t xml:space="default">Air seal the attic and insulate it to at least R-60 (18 inches of loose-fill cellulose insulation).</w:t>
             </w:r>
           </w:p>
         </w:tc>
@@ -874,31 +874,31 @@
                 <w:rFonts w:ascii="Calibri" w:hAnsi="Calibri"/>
                 <w:sz w:val="20"/>
               </w:rPr>
-              <w:t xml:space="default">Air Source Heat Pump</w:t>
-            </w:r>
-          </w:p>
-        </w:tc>
-        <w:tc>
-          <w:tcPr>
-            <w:tcBorders>
-              <w:top w:val="single" w:space="0" w:color="D3D3D3"/>
-              <w:bottom w:val="single" w:space="0" w:color="D3D3D3"/>
-              <w:start w:val="single" w:space="0" w:color="D3D3D3"/>
-              <w:end w:val="single" w:space="0" w:color="D3D3D3"/>
-            </w:tcBorders>
-          </w:tcPr>
-          <w:p>
-            <w:pPr>
-              <w:spacing w:before="0" w:after="60"/>
-              <w:keepNext/>
-              <w:jc w:val="start"/>
-            </w:pPr>
-            <w:r>
-              <w:rPr>
-                <w:rFonts w:ascii="Calibri" w:hAnsi="Calibri"/>
-                <w:sz w:val="20"/>
-              </w:rPr>
-              <w:t xml:space="default">Install air source heat pumps for heating and cooling and whole-house surge protection.</w:t>
+              <w:t xml:space="default">Electrical Panel Upgrade</w:t>
+            </w:r>
+          </w:p>
+        </w:tc>
+        <w:tc>
+          <w:tcPr>
+            <w:tcBorders>
+              <w:top w:val="single" w:space="0" w:color="D3D3D3"/>
+              <w:bottom w:val="single" w:space="0" w:color="D3D3D3"/>
+              <w:start w:val="single" w:space="0" w:color="D3D3D3"/>
+              <w:end w:val="single" w:space="0" w:color="D3D3D3"/>
+            </w:tcBorders>
+          </w:tcPr>
+          <w:p>
+            <w:pPr>
+              <w:spacing w:before="0" w:after="60"/>
+              <w:keepNext/>
+              <w:jc w:val="start"/>
+            </w:pPr>
+            <w:r>
+              <w:rPr>
+                <w:rFonts w:ascii="Calibri" w:hAnsi="Calibri"/>
+                <w:sz w:val="20"/>
+              </w:rPr>
+              <w:t xml:space="default">Consult with an electrician about replacing your existing electrical panel with a 200 amp panel as you add electrical appliances to your home.</w:t>
             </w:r>
           </w:p>
         </w:tc>
@@ -927,31 +927,31 @@
                 <w:rFonts w:ascii="Calibri" w:hAnsi="Calibri"/>
                 <w:sz w:val="20"/>
               </w:rPr>
-              <w:t xml:space="default">Solar</w:t>
-            </w:r>
-          </w:p>
-        </w:tc>
-        <w:tc>
-          <w:tcPr>
-            <w:tcBorders>
-              <w:top w:val="single" w:space="0" w:color="D3D3D3"/>
-              <w:bottom w:val="single" w:space="0" w:color="D3D3D3"/>
-              <w:start w:val="single" w:space="0" w:color="D3D3D3"/>
-              <w:end w:val="single" w:space="0" w:color="D3D3D3"/>
-            </w:tcBorders>
-          </w:tcPr>
-          <w:p>
-            <w:pPr>
-              <w:spacing w:before="0" w:after="60"/>
-              <w:keepNext/>
-              <w:jc w:val="start"/>
-            </w:pPr>
-            <w:r>
-              <w:rPr>
-                <w:rFonts w:ascii="Calibri" w:hAnsi="Calibri"/>
-                <w:sz w:val="20"/>
-              </w:rPr>
-              <w:t xml:space="default">Rooftop solar can supply most or all of your home electrical demands. Contact a solar company for pricing and details specific to your home.</w:t>
+              <w:t xml:space="default">Air Source Heat Pump</w:t>
+            </w:r>
+          </w:p>
+        </w:tc>
+        <w:tc>
+          <w:tcPr>
+            <w:tcBorders>
+              <w:top w:val="single" w:space="0" w:color="D3D3D3"/>
+              <w:bottom w:val="single" w:space="0" w:color="D3D3D3"/>
+              <w:start w:val="single" w:space="0" w:color="D3D3D3"/>
+              <w:end w:val="single" w:space="0" w:color="D3D3D3"/>
+            </w:tcBorders>
+          </w:tcPr>
+          <w:p>
+            <w:pPr>
+              <w:spacing w:before="0" w:after="60"/>
+              <w:keepNext/>
+              <w:jc w:val="start"/>
+            </w:pPr>
+            <w:r>
+              <w:rPr>
+                <w:rFonts w:ascii="Calibri" w:hAnsi="Calibri"/>
+                <w:sz w:val="20"/>
+              </w:rPr>
+              <w:t xml:space="default">Install air source heat pumps for heating and cooling and whole-house surge protection.</w:t>
             </w:r>
           </w:p>
         </w:tc>
@@ -980,31 +980,31 @@
                 <w:rFonts w:ascii="Calibri" w:hAnsi="Calibri"/>
                 <w:sz w:val="20"/>
               </w:rPr>
-              <w:t xml:space="default">Whole-House Surge Protection</w:t>
-            </w:r>
-          </w:p>
-        </w:tc>
-        <w:tc>
-          <w:tcPr>
-            <w:tcBorders>
-              <w:top w:val="single" w:space="0" w:color="D3D3D3"/>
-              <w:bottom w:val="single" w:space="0" w:color="D3D3D3"/>
-              <w:start w:val="single" w:space="0" w:color="D3D3D3"/>
-              <w:end w:val="single" w:space="0" w:color="D3D3D3"/>
-            </w:tcBorders>
-          </w:tcPr>
-          <w:p>
-            <w:pPr>
-              <w:spacing w:before="0" w:after="60"/>
-              <w:keepNext/>
-              <w:jc w:val="start"/>
-            </w:pPr>
-            <w:r>
-              <w:rPr>
-                <w:rFonts w:ascii="Calibri" w:hAnsi="Calibri"/>
-                <w:sz w:val="20"/>
-              </w:rPr>
-              <w:t xml:space="default">Upgrade your electrical panel to add whole-house surge protection.</w:t>
+              <w:t xml:space="default">Solar</w:t>
+            </w:r>
+          </w:p>
+        </w:tc>
+        <w:tc>
+          <w:tcPr>
+            <w:tcBorders>
+              <w:top w:val="single" w:space="0" w:color="D3D3D3"/>
+              <w:bottom w:val="single" w:space="0" w:color="D3D3D3"/>
+              <w:start w:val="single" w:space="0" w:color="D3D3D3"/>
+              <w:end w:val="single" w:space="0" w:color="D3D3D3"/>
+            </w:tcBorders>
+          </w:tcPr>
+          <w:p>
+            <w:pPr>
+              <w:spacing w:before="0" w:after="60"/>
+              <w:keepNext/>
+              <w:jc w:val="start"/>
+            </w:pPr>
+            <w:r>
+              <w:rPr>
+                <w:rFonts w:ascii="Calibri" w:hAnsi="Calibri"/>
+                <w:sz w:val="20"/>
+              </w:rPr>
+              <w:t xml:space="default">Rooftop solar can supply most or all of your home electrical demands. Contact a solar company for pricing and details specific to your home.</w:t>
             </w:r>
           </w:p>
         </w:tc>
@@ -1033,31 +1033,31 @@
                 <w:rFonts w:ascii="Calibri" w:hAnsi="Calibri"/>
                 <w:sz w:val="20"/>
               </w:rPr>
-              <w:t xml:space="default">Pipe Insulation</w:t>
-            </w:r>
-          </w:p>
-        </w:tc>
-        <w:tc>
-          <w:tcPr>
-            <w:tcBorders>
-              <w:top w:val="single" w:space="0" w:color="D3D3D3"/>
-              <w:bottom w:val="single" w:space="0" w:color="D3D3D3"/>
-              <w:start w:val="single" w:space="0" w:color="D3D3D3"/>
-              <w:end w:val="single" w:space="0" w:color="D3D3D3"/>
-            </w:tcBorders>
-          </w:tcPr>
-          <w:p>
-            <w:pPr>
-              <w:spacing w:before="0" w:after="60"/>
-              <w:keepNext/>
-              <w:jc w:val="start"/>
-            </w:pPr>
-            <w:r>
-              <w:rPr>
-                <w:rFonts w:ascii="Calibri" w:hAnsi="Calibri"/>
-                <w:sz w:val="20"/>
-              </w:rPr>
-              <w:t xml:space="default">Insulate both hot and cold water pipes that are uninsulated in the basement/crawlspace. This will save energy and prevent condensation.</w:t>
+              <w:t xml:space="default">Whole-House Surge Protection</w:t>
+            </w:r>
+          </w:p>
+        </w:tc>
+        <w:tc>
+          <w:tcPr>
+            <w:tcBorders>
+              <w:top w:val="single" w:space="0" w:color="D3D3D3"/>
+              <w:bottom w:val="single" w:space="0" w:color="D3D3D3"/>
+              <w:start w:val="single" w:space="0" w:color="D3D3D3"/>
+              <w:end w:val="single" w:space="0" w:color="D3D3D3"/>
+            </w:tcBorders>
+          </w:tcPr>
+          <w:p>
+            <w:pPr>
+              <w:spacing w:before="0" w:after="60"/>
+              <w:keepNext/>
+              <w:jc w:val="start"/>
+            </w:pPr>
+            <w:r>
+              <w:rPr>
+                <w:rFonts w:ascii="Calibri" w:hAnsi="Calibri"/>
+                <w:sz w:val="20"/>
+              </w:rPr>
+              <w:t xml:space="default">Upgrade your electrical panel to add whole-house surge protection.</w:t>
             </w:r>
           </w:p>
         </w:tc>
@@ -1086,31 +1086,31 @@
                 <w:rFonts w:ascii="Calibri" w:hAnsi="Calibri"/>
                 <w:sz w:val="20"/>
               </w:rPr>
-              <w:t xml:space="default">DIY Air Sealing</w:t>
-            </w:r>
-          </w:p>
-        </w:tc>
-        <w:tc>
-          <w:tcPr>
-            <w:tcBorders>
-              <w:top w:val="single" w:space="0" w:color="D3D3D3"/>
-              <w:bottom w:val="single" w:space="0" w:color="D3D3D3"/>
-              <w:start w:val="single" w:space="0" w:color="D3D3D3"/>
-              <w:end w:val="single" w:space="0" w:color="D3D3D3"/>
-            </w:tcBorders>
-          </w:tcPr>
-          <w:p>
-            <w:pPr>
-              <w:spacing w:before="0" w:after="60"/>
-              <w:keepNext/>
-              <w:jc w:val="start"/>
-            </w:pPr>
-            <w:r>
-              <w:rPr>
-                <w:rFonts w:ascii="Calibri" w:hAnsi="Calibri"/>
-                <w:sz w:val="20"/>
-              </w:rPr>
-              <w:t xml:space="default">Seal easy-to-access air leaks and weatherstrip exterior doors.</w:t>
+              <w:t xml:space="default">Pipe Insulation</w:t>
+            </w:r>
+          </w:p>
+        </w:tc>
+        <w:tc>
+          <w:tcPr>
+            <w:tcBorders>
+              <w:top w:val="single" w:space="0" w:color="D3D3D3"/>
+              <w:bottom w:val="single" w:space="0" w:color="D3D3D3"/>
+              <w:start w:val="single" w:space="0" w:color="D3D3D3"/>
+              <w:end w:val="single" w:space="0" w:color="D3D3D3"/>
+            </w:tcBorders>
+          </w:tcPr>
+          <w:p>
+            <w:pPr>
+              <w:spacing w:before="0" w:after="60"/>
+              <w:keepNext/>
+              <w:jc w:val="start"/>
+            </w:pPr>
+            <w:r>
+              <w:rPr>
+                <w:rFonts w:ascii="Calibri" w:hAnsi="Calibri"/>
+                <w:sz w:val="20"/>
+              </w:rPr>
+              <w:t xml:space="default">Insulate both hot and cold water pipes that are uninsulated in the basement/crawlspace. This will save energy and prevent condensation.</w:t>
             </w:r>
           </w:p>
         </w:tc>
@@ -1139,31 +1139,31 @@
                 <w:rFonts w:ascii="Calibri" w:hAnsi="Calibri"/>
                 <w:sz w:val="20"/>
               </w:rPr>
-              <w:t xml:space="default">Ductwork Air Sealing and Insulation</w:t>
-            </w:r>
-          </w:p>
-        </w:tc>
-        <w:tc>
-          <w:tcPr>
-            <w:tcBorders>
-              <w:top w:val="single" w:space="0" w:color="D3D3D3"/>
-              <w:bottom w:val="single" w:space="0" w:color="D3D3D3"/>
-              <w:start w:val="single" w:space="0" w:color="D3D3D3"/>
-              <w:end w:val="single" w:space="0" w:color="D3D3D3"/>
-            </w:tcBorders>
-          </w:tcPr>
-          <w:p>
-            <w:pPr>
-              <w:spacing w:before="0" w:after="60"/>
-              <w:keepNext/>
-              <w:jc w:val="start"/>
-            </w:pPr>
-            <w:r>
-              <w:rPr>
-                <w:rFonts w:ascii="Calibri" w:hAnsi="Calibri"/>
-                <w:sz w:val="20"/>
-              </w:rPr>
-              <w:t xml:space="default">Air seal and insulate all of the supply and return ductwork running through the basement/crawlspace.</w:t>
+              <w:t xml:space="default">DIY Air Sealing</w:t>
+            </w:r>
+          </w:p>
+        </w:tc>
+        <w:tc>
+          <w:tcPr>
+            <w:tcBorders>
+              <w:top w:val="single" w:space="0" w:color="D3D3D3"/>
+              <w:bottom w:val="single" w:space="0" w:color="D3D3D3"/>
+              <w:start w:val="single" w:space="0" w:color="D3D3D3"/>
+              <w:end w:val="single" w:space="0" w:color="D3D3D3"/>
+            </w:tcBorders>
+          </w:tcPr>
+          <w:p>
+            <w:pPr>
+              <w:spacing w:before="0" w:after="60"/>
+              <w:keepNext/>
+              <w:jc w:val="start"/>
+            </w:pPr>
+            <w:r>
+              <w:rPr>
+                <w:rFonts w:ascii="Calibri" w:hAnsi="Calibri"/>
+                <w:sz w:val="20"/>
+              </w:rPr>
+              <w:t xml:space="default">Seal easy-to-access air leaks and weatherstrip exterior doors.</w:t>
             </w:r>
           </w:p>
         </w:tc>
@@ -1192,31 +1192,31 @@
                 <w:rFonts w:ascii="Calibri" w:hAnsi="Calibri"/>
                 <w:sz w:val="20"/>
               </w:rPr>
-              <w:t xml:space="default">Misc. Air Sealing and Insulation</w:t>
-            </w:r>
-          </w:p>
-        </w:tc>
-        <w:tc>
-          <w:tcPr>
-            <w:tcBorders>
-              <w:top w:val="single" w:space="0" w:color="D3D3D3"/>
-              <w:bottom w:val="single" w:space="0" w:color="D3D3D3"/>
-              <w:start w:val="single" w:space="0" w:color="D3D3D3"/>
-              <w:end w:val="single" w:space="0" w:color="D3D3D3"/>
-            </w:tcBorders>
-          </w:tcPr>
-          <w:p>
-            <w:pPr>
-              <w:spacing w:before="0" w:after="60"/>
-              <w:keepNext/>
-              <w:jc w:val="start"/>
-            </w:pPr>
-            <w:r>
-              <w:rPr>
-                <w:rFonts w:ascii="Calibri" w:hAnsi="Calibri"/>
-                <w:sz w:val="20"/>
-              </w:rPr>
-              <w:t xml:space="default">Air seal and insulate [** insert auditor description - bay window, bulkhead door, chase, kneewall, anything else that is unique to the home and not otherwise covered in another recommendation]</w:t>
+              <w:t xml:space="default">Replace Doors</w:t>
+            </w:r>
+          </w:p>
+        </w:tc>
+        <w:tc>
+          <w:tcPr>
+            <w:tcBorders>
+              <w:top w:val="single" w:space="0" w:color="D3D3D3"/>
+              <w:bottom w:val="single" w:space="0" w:color="D3D3D3"/>
+              <w:start w:val="single" w:space="0" w:color="D3D3D3"/>
+              <w:end w:val="single" w:space="0" w:color="D3D3D3"/>
+            </w:tcBorders>
+          </w:tcPr>
+          <w:p>
+            <w:pPr>
+              <w:spacing w:before="0" w:after="60"/>
+              <w:keepNext/>
+              <w:jc w:val="start"/>
+            </w:pPr>
+            <w:r>
+              <w:rPr>
+                <w:rFonts w:ascii="Calibri" w:hAnsi="Calibri"/>
+                <w:sz w:val="20"/>
+              </w:rPr>
+              <w:t xml:space="default">Replace uninsulated exterior doors and ensure new doors are insulated and properly weatherstripped. We recommend installing doors that are Energy Star certified for 'Northern' climate.</w:t>
             </w:r>
           </w:p>
         </w:tc>
@@ -1245,31 +1245,31 @@
                 <w:rFonts w:ascii="Calibri" w:hAnsi="Calibri"/>
                 <w:sz w:val="20"/>
               </w:rPr>
-              <w:t xml:space="default">Replace Windows</w:t>
-            </w:r>
-          </w:p>
-        </w:tc>
-        <w:tc>
-          <w:tcPr>
-            <w:tcBorders>
-              <w:top w:val="single" w:space="0" w:color="D3D3D3"/>
-              <w:bottom w:val="single" w:space="0" w:color="D3D3D3"/>
-              <w:start w:val="single" w:space="0" w:color="D3D3D3"/>
-              <w:end w:val="single" w:space="0" w:color="D3D3D3"/>
-            </w:tcBorders>
-          </w:tcPr>
-          <w:p>
-            <w:pPr>
-              <w:spacing w:before="0" w:after="60"/>
-              <w:keepNext/>
-              <w:jc w:val="start"/>
-            </w:pPr>
-            <w:r>
-              <w:rPr>
-                <w:rFonts w:ascii="Calibri" w:hAnsi="Calibri"/>
-                <w:sz w:val="20"/>
-              </w:rPr>
-              <w:t xml:space="default">Replace single-paned windows with double- or triple-paned windows and ensure the frames are airsealed. We recommend installing windows that are Energy Star certified for 'Northern' climate.</w:t>
+              <w:t xml:space="default">Other 1</w:t>
+            </w:r>
+          </w:p>
+        </w:tc>
+        <w:tc>
+          <w:tcPr>
+            <w:tcBorders>
+              <w:top w:val="single" w:space="0" w:color="D3D3D3"/>
+              <w:bottom w:val="single" w:space="0" w:color="D3D3D3"/>
+              <w:start w:val="single" w:space="0" w:color="D3D3D3"/>
+              <w:end w:val="single" w:space="0" w:color="D3D3D3"/>
+            </w:tcBorders>
+          </w:tcPr>
+          <w:p>
+            <w:pPr>
+              <w:spacing w:before="0" w:after="60"/>
+              <w:keepNext/>
+              <w:jc w:val="start"/>
+            </w:pPr>
+            <w:r>
+              <w:rPr>
+                <w:rFonts w:ascii="Calibri" w:hAnsi="Calibri"/>
+                <w:sz w:val="20"/>
+              </w:rPr>
+              <w:t xml:space="default">TYPE HERE 1</w:t>
             </w:r>
           </w:p>
         </w:tc>
@@ -1354,7 +1354,7 @@
                 <w:rFonts w:ascii="Calibri" w:hAnsi="Calibri"/>
                 <w:sz w:val="20"/>
               </w:rPr>
-              <w:t xml:space="default">early 1900s</w:t>
+              <w:t xml:space="default">2010</w:t>
             </w:r>
           </w:p>
         </w:tc>
@@ -1407,7 +1407,7 @@
                 <w:rFonts w:ascii="Calibri" w:hAnsi="Calibri"/>
                 <w:sz w:val="20"/>
               </w:rPr>
-              <w:t xml:space="default">Crawlspace, Walk in basement</w:t>
+              <w:t xml:space="default">Crawlspace, Slab, Post/Piers, open to the outside</w:t>
             </w:r>
           </w:p>
         </w:tc>
@@ -1460,7 +1460,7 @@
                 <w:rFonts w:ascii="Calibri" w:hAnsi="Calibri"/>
                 <w:sz w:val="20"/>
               </w:rPr>
-              <w:t xml:space="default">Loose Cellulose , 12 inches</w:t>
+              <w:t xml:space="default">Batts of Fiberglass , 10 inches</w:t>
             </w:r>
           </w:p>
         </w:tc>
@@ -1566,7 +1566,7 @@
                 <w:rFonts w:ascii="Calibri" w:hAnsi="Calibri"/>
                 <w:sz w:val="20"/>
               </w:rPr>
-              <w:t xml:space="default">2076</w:t>
+              <w:t xml:space="default">1251</w:t>
             </w:r>
           </w:p>
         </w:tc>
@@ -1619,7 +1619,7 @@
                 <w:rFonts w:ascii="Calibri" w:hAnsi="Calibri"/>
                 <w:sz w:val="20"/>
               </w:rPr>
-              <w:t xml:space="default">16608</w:t>
+              <w:t xml:space="default">11562</w:t>
             </w:r>
           </w:p>
         </w:tc>
@@ -1672,7 +1672,7 @@
                 <w:rFonts w:ascii="Calibri" w:hAnsi="Calibri"/>
                 <w:sz w:val="20"/>
               </w:rPr>
-              <w:t xml:space="default">0</w:t>
+              <w:t xml:space="default">1, living space after monitor heater tested</w:t>
             </w:r>
           </w:p>
         </w:tc>
@@ -1748,7 +1748,7 @@
                 <w:rFonts w:ascii="Calibri" w:hAnsi="Calibri"/>
                 <w:sz w:val="20"/>
               </w:rPr>
-              <w:t xml:space="default">15</w:t>
+              <w:t xml:space="default">1</w:t>
             </w:r>
           </w:p>
         </w:tc>
@@ -1801,7 +1801,7 @@
                 <w:rFonts w:ascii="Calibri" w:hAnsi="Calibri"/>
                 <w:sz w:val="20"/>
               </w:rPr>
-              <w:t xml:space="default">NA</w:t>
+              <w:t xml:space="default">Northeast/Southwest</w:t>
             </w:r>
           </w:p>
         </w:tc>
@@ -1854,7 +1854,7 @@
                 <w:rFonts w:ascii="Calibri" w:hAnsi="Calibri"/>
                 <w:sz w:val="20"/>
               </w:rPr>
-              <w:t xml:space="default">Asphalt Shinglesin poorcondition. old, shingles have started to blow off during storms</w:t>
+              <w:t xml:space="default">corrugated metal roofin excellentcondition. NA</w:t>
             </w:r>
           </w:p>
         </w:tc>
@@ -1907,7 +1907,7 @@
                 <w:rFonts w:ascii="Calibri" w:hAnsi="Calibri"/>
                 <w:sz w:val="20"/>
               </w:rPr>
-              <w:t xml:space="default">Current moisture control strategies: ground slopes away from foundation. These were in fair condition .rain line visible</w:t>
+              <w:t xml:space="default">Current moisture control strategies: large overhangs, drain around foundation. These were in fair condition .NA</w:t>
             </w:r>
           </w:p>
         </w:tc>
@@ -1960,7 +1960,7 @@
                 <w:rFonts w:ascii="Calibri" w:hAnsi="Calibri"/>
                 <w:sz w:val="20"/>
               </w:rPr>
-              <w:t xml:space="default">wood siding in excellent condition. NA</w:t>
+              <w:t xml:space="default">wood siding in fair condition. paint peeling off mostly on the side facing the lake</w:t>
             </w:r>
           </w:p>
         </w:tc>
@@ -2013,7 +2013,7 @@
                 <w:rFonts w:ascii="Calibri" w:hAnsi="Calibri"/>
                 <w:sz w:val="20"/>
               </w:rPr>
-              <w:t xml:space="default">There are 1 insulated wood exterior doors. In fair condition, totaling 20 square feet.Furthermore there are 1 insulated fiberglass exterior doors. In fair condition, totaling 17 square feet. Moreover there are 1 insulated wood exterior doors. In fair condition, totaling 20 square feet.</w:t>
+              <w:t xml:space="default">There are 1 insulated fiberglass exterior doors. In fair condition, totaling 20 square feet.</w:t>
             </w:r>
           </w:p>
         </w:tc>
@@ -2066,7 +2066,7 @@
                 <w:rFonts w:ascii="Calibri" w:hAnsi="Calibri"/>
                 <w:sz w:val="20"/>
               </w:rPr>
-              <w:t xml:space="default">There are 10 double paned vinyl windows. In fair condition, totaling 122 square feet. Moreover there are 9 single paned wood windows. In poor condition, totaling 113 square feet.</w:t>
+              <w:t xml:space="default">There are 2 single paned wood windows. In fair condition, totaling 6.4 square feet. Moreover there are 10 double paned fiberglass windows. In fair condition, totaling 925 square feet.</w:t>
             </w:r>
           </w:p>
         </w:tc>
@@ -2142,7 +2142,7 @@
                 <w:rFonts w:ascii="Calibri" w:hAnsi="Calibri"/>
                 <w:sz w:val="20"/>
               </w:rPr>
-              <w:t xml:space="default">The framing type of the home is balloon framing, which means the wall cavities extend the full height of the building (from the foundation to the roof). Often the wall cavities are interconnected with the floor and ceiling cavities. This framing type can create connected passageways for air to leave the house and rodents to enter the house. There is Loose Cellulose insulation NA inches thick in excellent condition. installed in 2021</w:t>
+              <w:t xml:space="default">The framing type of the home is platform framing, which means that wall cavities do not extend the full height of the building and are instead separated by floors. There is Batts of Fiberglass insulation 4 inches thick in poor condition. NA</w:t>
             </w:r>
           </w:p>
         </w:tc>
@@ -2248,7 +2248,7 @@
                 <w:rFonts w:ascii="Calibri" w:hAnsi="Calibri"/>
                 <w:sz w:val="20"/>
               </w:rPr>
-              <w:t xml:space="default">no exhaust fans, mold on second floor bathroom window</w:t>
+              <w:t xml:space="default">NA</w:t>
             </w:r>
           </w:p>
         </w:tc>
@@ -2301,7 +2301,7 @@
                 <w:rFonts w:ascii="Calibri" w:hAnsi="Calibri"/>
                 <w:sz w:val="20"/>
               </w:rPr>
-              <w:t xml:space="default">fridge used 0.27 kWh in 120 minutes. NA used NA kWh in NA minutes. NA</w:t>
+              <w:t xml:space="default">NA used NA kWh in NA minutes. NA used NA kWh in NA minutes. NA</w:t>
             </w:r>
           </w:p>
         </w:tc>
@@ -2409,7 +2409,7 @@
                 <w:rFonts w:ascii="Calibri" w:hAnsi="Calibri"/>
                 <w:sz w:val="20"/>
               </w:rPr>
-              <w:t xml:space="default">3400</w:t>
+              <w:t xml:space="default">2300</w:t>
             </w:r>
           </w:p>
         </w:tc>
@@ -2486,7 +2486,7 @@
                 <w:rFonts w:ascii="Calibri" w:hAnsi="Calibri"/>
                 <w:sz w:val="20"/>
               </w:rPr>
-              <w:t xml:space="default">12.3</w:t>
+              <w:t xml:space="default">11.9</w:t>
             </w:r>
           </w:p>
         </w:tc>
@@ -2563,7 +2563,7 @@
                 <w:rFonts w:ascii="Calibri" w:hAnsi="Calibri"/>
                 <w:sz w:val="20"/>
               </w:rPr>
-              <w:t xml:space="default">340 under natural conditions. TEST</w:t>
+              <w:t xml:space="default">230 under natural conditions. TEST</w:t>
             </w:r>
           </w:p>
         </w:tc>
@@ -2640,7 +2640,7 @@
                 <w:rFonts w:ascii="Calibri" w:hAnsi="Calibri"/>
                 <w:sz w:val="20"/>
               </w:rPr>
-              <w:t xml:space="default">0.8</w:t>
+              <w:t xml:space="default">0.9</w:t>
             </w:r>
           </w:p>
         </w:tc>
@@ -2722,7 +2722,15 @@
         <w:pStyle w:val="BodyText"/>
       </w:pPr>
       <w:r>
-        <w:t xml:space="preserve">Using a thermal imaging camera, we looked for major air leakage locations and thermal bridging, where heat is bypassing the insulation. There was evidence of ….</w:t>
+        <w:t xml:space="preserve">Using a thermal imaging camera, we looked for major air leakage locations and thermal bridging. Thermal bridging occurs when heat enters or leaves a house through material that lets heat through more easily than the house’s insulation. This often occurs with wall studs and ceiling joists.</w:t>
+      </w:r>
+    </w:p>
+    <w:p>
+      <w:pPr>
+        <w:pStyle w:val="BodyText"/>
+      </w:pPr>
+      <w:r>
+        <w:t xml:space="preserve">We conducted the audit in the summer, when the air outside the house is hotter than inside the house. Therefore, the warmer (red, orange, and yellow) areas in the thermal pictures below show where air leakage is taking place, as these are the areas where hot air from the outside is being pulled into the cooler house.</w:t>
       </w:r>
     </w:p>
     <w:bookmarkEnd w:id="36"/>
@@ -2795,7 +2803,7 @@
                 <w:rFonts w:ascii="Calibri" w:hAnsi="Calibri"/>
                 <w:sz w:val="20"/>
               </w:rPr>
-              <w:t xml:space="default">1038</w:t>
+              <w:t xml:space="default">NA</w:t>
             </w:r>
           </w:p>
         </w:tc>
@@ -2848,7 +2856,7 @@
                 <w:rFonts w:ascii="Calibri" w:hAnsi="Calibri"/>
                 <w:sz w:val="20"/>
               </w:rPr>
-              <w:t xml:space="default">Loose Cellulose</w:t>
+              <w:t xml:space="default">Batts of Fiberglass</w:t>
             </w:r>
           </w:p>
         </w:tc>
@@ -2901,7 +2909,7 @@
                 <w:rFonts w:ascii="Calibri" w:hAnsi="Calibri"/>
                 <w:sz w:val="20"/>
               </w:rPr>
-              <w:t xml:space="default">Partially</w:t>
+              <w:t xml:space="default">NA</w:t>
             </w:r>
           </w:p>
         </w:tc>
@@ -2954,7 +2962,7 @@
                 <w:rFonts w:ascii="Calibri" w:hAnsi="Calibri"/>
                 <w:sz w:val="20"/>
               </w:rPr>
-              <w:t xml:space="default">There is Yesair sealing. air sealing visible around attic hatch and chimney couldn't verify air sealing on attic floor, chimney sealed with flashing, tape and foam, has come loose</w:t>
+              <w:t xml:space="default">There is NAair sealing. NA</w:t>
             </w:r>
           </w:p>
         </w:tc>
@@ -3007,7 +3015,7 @@
                 <w:rFonts w:ascii="Calibri" w:hAnsi="Calibri"/>
                 <w:sz w:val="20"/>
               </w:rPr>
-              <w:t xml:space="default">insulation ranges from 12 to 17 inches, installation is uneven, vent guards installed but potentially installed incorrectly, No NA</w:t>
+              <w:t xml:space="default">original batts from 2010s No NA</w:t>
             </w:r>
           </w:p>
         </w:tc>
@@ -3189,7 +3197,7 @@
                 <w:rFonts w:ascii="Calibri" w:hAnsi="Calibri"/>
                 <w:sz w:val="20"/>
               </w:rPr>
-              <w:t xml:space="default">NA</w:t>
+              <w:t xml:space="default">190</w:t>
             </w:r>
           </w:p>
         </w:tc>
@@ -3218,31 +3226,31 @@
                 <w:rFonts w:ascii="Calibri" w:hAnsi="Calibri"/>
                 <w:sz w:val="20"/>
               </w:rPr>
-              <w:t xml:space="default">Inuslation type:</w:t>
-            </w:r>
-          </w:p>
-        </w:tc>
-        <w:tc>
-          <w:tcPr>
-            <w:tcBorders>
-              <w:top w:val="single" w:space="0" w:color="D3D3D3"/>
-              <w:bottom w:val="single" w:space="0" w:color="D3D3D3"/>
-              <w:start w:val="single" w:space="0" w:color="D3D3D3"/>
-              <w:end w:val="single" w:space="0" w:color="D3D3D3"/>
-            </w:tcBorders>
-          </w:tcPr>
-          <w:p>
-            <w:pPr>
-              <w:spacing w:before="0" w:after="60"/>
-              <w:keepNext/>
-              <w:jc w:val="start"/>
-            </w:pPr>
-            <w:r>
-              <w:rPr>
-                <w:rFonts w:ascii="Calibri" w:hAnsi="Calibri"/>
-                <w:sz w:val="20"/>
-              </w:rPr>
-              <w:t xml:space="default">Spray Foam</w:t>
+              <w:t xml:space="default">Insulation condition:</w:t>
+            </w:r>
+          </w:p>
+        </w:tc>
+        <w:tc>
+          <w:tcPr>
+            <w:tcBorders>
+              <w:top w:val="single" w:space="0" w:color="D3D3D3"/>
+              <w:bottom w:val="single" w:space="0" w:color="D3D3D3"/>
+              <w:start w:val="single" w:space="0" w:color="D3D3D3"/>
+              <w:end w:val="single" w:space="0" w:color="D3D3D3"/>
+            </w:tcBorders>
+          </w:tcPr>
+          <w:p>
+            <w:pPr>
+              <w:spacing w:before="0" w:after="60"/>
+              <w:keepNext/>
+              <w:jc w:val="start"/>
+            </w:pPr>
+            <w:r>
+              <w:rPr>
+                <w:rFonts w:ascii="Calibri" w:hAnsi="Calibri"/>
+                <w:sz w:val="20"/>
+              </w:rPr>
+              <w:t xml:space="default">NANA</w:t>
             </w:r>
           </w:p>
         </w:tc>
@@ -3271,31 +3279,31 @@
                 <w:rFonts w:ascii="Calibri" w:hAnsi="Calibri"/>
                 <w:sz w:val="20"/>
               </w:rPr>
-              <w:t xml:space="default">Insulation condition:</w:t>
-            </w:r>
-          </w:p>
-        </w:tc>
-        <w:tc>
-          <w:tcPr>
-            <w:tcBorders>
-              <w:top w:val="single" w:space="0" w:color="D3D3D3"/>
-              <w:bottom w:val="single" w:space="0" w:color="D3D3D3"/>
-              <w:start w:val="single" w:space="0" w:color="D3D3D3"/>
-              <w:end w:val="single" w:space="0" w:color="D3D3D3"/>
-            </w:tcBorders>
-          </w:tcPr>
-          <w:p>
-            <w:pPr>
-              <w:spacing w:before="0" w:after="60"/>
-              <w:keepNext/>
-              <w:jc w:val="start"/>
-            </w:pPr>
-            <w:r>
-              <w:rPr>
-                <w:rFonts w:ascii="Calibri" w:hAnsi="Calibri"/>
-                <w:sz w:val="20"/>
-              </w:rPr>
-              <w:t xml:space="default">Faironly goes halfway down the wall, 2 to 3 inches thick, installation uneven</w:t>
+              <w:t xml:space="default">Insulation type:</w:t>
+            </w:r>
+          </w:p>
+        </w:tc>
+        <w:tc>
+          <w:tcPr>
+            <w:tcBorders>
+              <w:top w:val="single" w:space="0" w:color="D3D3D3"/>
+              <w:bottom w:val="single" w:space="0" w:color="D3D3D3"/>
+              <w:start w:val="single" w:space="0" w:color="D3D3D3"/>
+              <w:end w:val="single" w:space="0" w:color="D3D3D3"/>
+            </w:tcBorders>
+          </w:tcPr>
+          <w:p>
+            <w:pPr>
+              <w:spacing w:before="0" w:after="60"/>
+              <w:keepNext/>
+              <w:jc w:val="start"/>
+            </w:pPr>
+            <w:r>
+              <w:rPr>
+                <w:rFonts w:ascii="Calibri" w:hAnsi="Calibri"/>
+                <w:sz w:val="20"/>
+              </w:rPr>
+              <w:t xml:space="default">Uninsulated</w:t>
             </w:r>
           </w:p>
         </w:tc>
@@ -3348,7 +3356,7 @@
                 <w:rFonts w:ascii="Calibri" w:hAnsi="Calibri"/>
                 <w:sz w:val="20"/>
               </w:rPr>
-              <w:t xml:space="default">furnace ductwork uninsulated, hot water pipes uninsulated, hot water heater insulated</w:t>
+              <w:t xml:space="default">NA</w:t>
             </w:r>
           </w:p>
         </w:tc>
@@ -3401,7 +3409,7 @@
                 <w:rFonts w:ascii="Calibri" w:hAnsi="Calibri"/>
                 <w:sz w:val="20"/>
               </w:rPr>
-              <w:t xml:space="default">drainage channel, drainage pipe, homeowner uses momemade mixture every once in a while to combat mold growthin faircondition. rain line visible</w:t>
+              <w:t xml:space="default">NAin NAcondition. NA</w:t>
             </w:r>
           </w:p>
         </w:tc>
@@ -3454,7 +3462,7 @@
                 <w:rFonts w:ascii="Calibri" w:hAnsi="Calibri"/>
                 <w:sz w:val="20"/>
               </w:rPr>
-              <w:t xml:space="default">Yesuninsulated</w:t>
+              <w:t xml:space="default">NoNA</w:t>
             </w:r>
           </w:p>
         </w:tc>
@@ -3507,7 +3515,7 @@
                 <w:rFonts w:ascii="Calibri" w:hAnsi="Calibri"/>
                 <w:sz w:val="20"/>
               </w:rPr>
-              <w:t xml:space="default">There is moisturelost of moisture, some standing water in the french drain</w:t>
+              <w:t xml:space="default">There is NANA</w:t>
             </w:r>
           </w:p>
         </w:tc>
@@ -3583,7 +3591,7 @@
                 <w:rFonts w:ascii="Calibri" w:hAnsi="Calibri"/>
                 <w:sz w:val="20"/>
               </w:rPr>
-              <w:t xml:space="default">The electrical panel has and amperage of 200. There are 26 unused breaker spaces. SECOND PANEL INSIDE, SEE PICTURES</w:t>
+              <w:t xml:space="default">The electrical panel has and amperage of 100. There are 9 unused breaker spaces. 2 broken spaces, was tripping a lot so homeowner had another line put in which seems to have solved the problem</w:t>
             </w:r>
           </w:p>
         </w:tc>
@@ -3650,7 +3658,7 @@
             <w:pPr>
               <w:spacing w:before="0" w:after="60"/>
               <w:keepNext/>
-              <w:jc w:val="end"/>
+              <w:jc w:val="start"/>
             </w:pPr>
             <w:r>
               <w:rPr>
@@ -3695,7 +3703,7 @@
             <w:pPr>
               <w:spacing w:before="0" w:after="60"/>
               <w:keepNext/>
-              <w:jc w:val="end"/>
+              <w:jc w:val="start"/>
             </w:pPr>
             <w:r>
               <w:rPr>
@@ -3703,309 +3711,6 @@
                 <w:sz w:val="20"/>
               </w:rPr>
               <w:t xml:space="default">Cost (USD)</w:t>
-            </w:r>
-          </w:p>
-        </w:tc>
-      </w:tr>
-      <w:tr>
-        <w:trPr>
-          <w:cantSplit/>
-        </w:trPr>
-        <w:tc>
-          <w:tcPr>
-            <w:tcBorders>
-              <w:top w:val="single" w:space="0" w:color="D3D3D3"/>
-              <w:bottom w:val="single" w:space="0" w:color="D3D3D3"/>
-              <w:start w:val="single" w:space="0" w:color="D3D3D3"/>
-              <w:end w:val="single" w:space="0" w:color="D3D3D3"/>
-            </w:tcBorders>
-          </w:tcPr>
-          <w:p>
-            <w:pPr>
-              <w:spacing w:before="0" w:after="60"/>
-              <w:keepNext/>
-              <w:jc w:val="start"/>
-            </w:pPr>
-            <w:r>
-              <w:rPr>
-                <w:rFonts w:ascii="Calibri" w:hAnsi="Calibri"/>
-                <w:sz w:val="20"/>
-              </w:rPr>
-              <w:t xml:space="default">Heating oil</w:t>
-            </w:r>
-          </w:p>
-        </w:tc>
-        <w:tc>
-          <w:tcPr>
-            <w:tcBorders>
-              <w:top w:val="single" w:space="0" w:color="D3D3D3"/>
-              <w:bottom w:val="single" w:space="0" w:color="D3D3D3"/>
-              <w:start w:val="single" w:space="0" w:color="D3D3D3"/>
-              <w:end w:val="single" w:space="0" w:color="D3D3D3"/>
-            </w:tcBorders>
-          </w:tcPr>
-          <w:p>
-            <w:pPr>
-              <w:spacing w:before="0" w:after="60"/>
-              <w:keepNext/>
-              <w:jc w:val="end"/>
-            </w:pPr>
-            <w:r>
-              <w:rPr>
-                <w:rFonts w:ascii="Calibri" w:hAnsi="Calibri"/>
-                <w:sz w:val="20"/>
-              </w:rPr>
-              <w:t xml:space="default">400</w:t>
-            </w:r>
-          </w:p>
-        </w:tc>
-        <w:tc>
-          <w:tcPr>
-            <w:tcBorders>
-              <w:top w:val="single" w:space="0" w:color="D3D3D3"/>
-              <w:bottom w:val="single" w:space="0" w:color="D3D3D3"/>
-              <w:start w:val="single" w:space="0" w:color="D3D3D3"/>
-              <w:end w:val="single" w:space="0" w:color="D3D3D3"/>
-            </w:tcBorders>
-          </w:tcPr>
-          <w:p>
-            <w:pPr>
-              <w:spacing w:before="0" w:after="60"/>
-              <w:keepNext/>
-              <w:jc w:val="start"/>
-            </w:pPr>
-            <w:r>
-              <w:rPr>
-                <w:rFonts w:ascii="Calibri" w:hAnsi="Calibri"/>
-                <w:sz w:val="20"/>
-              </w:rPr>
-              <w:t xml:space="default">cost_in_dollars_heating_oil</w:t>
-            </w:r>
-          </w:p>
-        </w:tc>
-        <w:tc>
-          <w:tcPr>
-            <w:tcBorders>
-              <w:top w:val="single" w:space="0" w:color="D3D3D3"/>
-              <w:bottom w:val="single" w:space="0" w:color="D3D3D3"/>
-              <w:start w:val="single" w:space="0" w:color="D3D3D3"/>
-              <w:end w:val="single" w:space="0" w:color="D3D3D3"/>
-            </w:tcBorders>
-          </w:tcPr>
-          <w:p>
-            <w:pPr>
-              <w:spacing w:before="0" w:after="60"/>
-              <w:keepNext/>
-              <w:jc w:val="end"/>
-            </w:pPr>
-            <w:r>
-              <w:rPr>
-                <w:rFonts w:ascii="Calibri" w:hAnsi="Calibri"/>
-                <w:sz w:val="20"/>
-              </w:rPr>
-              <w:t xml:space="default">1400</w:t>
-            </w:r>
-          </w:p>
-        </w:tc>
-      </w:tr>
-      <w:tr>
-        <w:trPr>
-          <w:cantSplit/>
-        </w:trPr>
-        <w:tc>
-          <w:tcPr>
-            <w:tcBorders>
-              <w:top w:val="single" w:space="0" w:color="D3D3D3"/>
-              <w:bottom w:val="single" w:space="0" w:color="D3D3D3"/>
-              <w:start w:val="single" w:space="0" w:color="D3D3D3"/>
-              <w:end w:val="single" w:space="0" w:color="D3D3D3"/>
-            </w:tcBorders>
-          </w:tcPr>
-          <w:p>
-            <w:pPr>
-              <w:spacing w:before="0" w:after="60"/>
-              <w:keepNext/>
-              <w:jc w:val="start"/>
-            </w:pPr>
-            <w:r>
-              <w:rPr>
-                <w:rFonts w:ascii="Calibri" w:hAnsi="Calibri"/>
-                <w:sz w:val="20"/>
-              </w:rPr>
-              <w:t xml:space="default">Propane</w:t>
-            </w:r>
-          </w:p>
-        </w:tc>
-        <w:tc>
-          <w:tcPr>
-            <w:tcBorders>
-              <w:top w:val="single" w:space="0" w:color="D3D3D3"/>
-              <w:bottom w:val="single" w:space="0" w:color="D3D3D3"/>
-              <w:start w:val="single" w:space="0" w:color="D3D3D3"/>
-              <w:end w:val="single" w:space="0" w:color="D3D3D3"/>
-            </w:tcBorders>
-          </w:tcPr>
-          <w:p>
-            <w:pPr>
-              <w:spacing w:before="0" w:after="60"/>
-              <w:keepNext/>
-              <w:jc w:val="end"/>
-            </w:pPr>
-            <w:r>
-              <w:rPr>
-                <w:rFonts w:ascii="Calibri" w:hAnsi="Calibri"/>
-                <w:sz w:val="20"/>
-              </w:rPr>
-              <w:t xml:space="default">150</w:t>
-            </w:r>
-          </w:p>
-        </w:tc>
-        <w:tc>
-          <w:tcPr>
-            <w:tcBorders>
-              <w:top w:val="single" w:space="0" w:color="D3D3D3"/>
-              <w:bottom w:val="single" w:space="0" w:color="D3D3D3"/>
-              <w:start w:val="single" w:space="0" w:color="D3D3D3"/>
-              <w:end w:val="single" w:space="0" w:color="D3D3D3"/>
-            </w:tcBorders>
-          </w:tcPr>
-          <w:p>
-            <w:pPr>
-              <w:spacing w:before="0" w:after="60"/>
-              <w:keepNext/>
-              <w:jc w:val="start"/>
-            </w:pPr>
-            <w:r>
-              <w:rPr>
-                <w:rFonts w:ascii="Calibri" w:hAnsi="Calibri"/>
-                <w:sz w:val="20"/>
-              </w:rPr>
-              <w:t xml:space="default">cost_in_dollars_propane</w:t>
-            </w:r>
-          </w:p>
-        </w:tc>
-        <w:tc>
-          <w:tcPr>
-            <w:tcBorders>
-              <w:top w:val="single" w:space="0" w:color="D3D3D3"/>
-              <w:bottom w:val="single" w:space="0" w:color="D3D3D3"/>
-              <w:start w:val="single" w:space="0" w:color="D3D3D3"/>
-              <w:end w:val="single" w:space="0" w:color="D3D3D3"/>
-            </w:tcBorders>
-          </w:tcPr>
-          <w:p>
-            <w:pPr>
-              <w:spacing w:before="0" w:after="60"/>
-              <w:keepNext/>
-              <w:jc w:val="end"/>
-            </w:pPr>
-            <w:r>
-              <w:rPr>
-                <w:rFonts w:ascii="Calibri" w:hAnsi="Calibri"/>
-                <w:sz w:val="20"/>
-              </w:rPr>
-              <w:t xml:space="default">500</w:t>
-            </w:r>
-          </w:p>
-        </w:tc>
-      </w:tr>
-      <w:tr>
-        <w:trPr>
-          <w:cantSplit/>
-        </w:trPr>
-        <w:tc>
-          <w:tcPr>
-            <w:tcBorders>
-              <w:top w:val="single" w:space="0" w:color="D3D3D3"/>
-              <w:bottom w:val="single" w:space="0" w:color="D3D3D3"/>
-              <w:start w:val="single" w:space="0" w:color="D3D3D3"/>
-              <w:end w:val="single" w:space="0" w:color="D3D3D3"/>
-            </w:tcBorders>
-          </w:tcPr>
-          <w:p>
-            <w:pPr>
-              <w:spacing w:before="0" w:after="60"/>
-              <w:keepNext/>
-              <w:jc w:val="start"/>
-            </w:pPr>
-            <w:r>
-              <w:rPr>
-                <w:rFonts w:ascii="Calibri" w:hAnsi="Calibri"/>
-                <w:sz w:val="20"/>
-              </w:rPr>
-              <w:t xml:space="default">Electricity</w:t>
-            </w:r>
-          </w:p>
-        </w:tc>
-        <w:tc>
-          <w:tcPr>
-            <w:tcBorders>
-              <w:top w:val="single" w:space="0" w:color="D3D3D3"/>
-              <w:bottom w:val="single" w:space="0" w:color="D3D3D3"/>
-              <w:start w:val="single" w:space="0" w:color="D3D3D3"/>
-              <w:end w:val="single" w:space="0" w:color="D3D3D3"/>
-            </w:tcBorders>
-          </w:tcPr>
-          <w:p>
-            <w:pPr>
-              <w:spacing w:before="0" w:after="60"/>
-              <w:keepNext/>
-              <w:jc w:val="end"/>
-            </w:pPr>
-            <w:r>
-              <w:rPr>
-                <w:rFonts w:ascii="Calibri" w:hAnsi="Calibri"/>
-                <w:sz w:val="20"/>
-              </w:rPr>
-              <w:t xml:space="default">6370</w:t>
-            </w:r>
-          </w:p>
-        </w:tc>
-        <w:tc>
-          <w:tcPr>
-            <w:tcBorders>
-              <w:top w:val="single" w:space="0" w:color="D3D3D3"/>
-              <w:bottom w:val="single" w:space="0" w:color="D3D3D3"/>
-              <w:start w:val="single" w:space="0" w:color="D3D3D3"/>
-              <w:end w:val="single" w:space="0" w:color="D3D3D3"/>
-            </w:tcBorders>
-          </w:tcPr>
-          <w:p>
-            <w:pPr>
-              <w:spacing w:before="0" w:after="60"/>
-              <w:keepNext/>
-              <w:jc w:val="start"/>
-            </w:pPr>
-            <w:r>
-              <w:rPr>
-                <w:rFonts w:ascii="Calibri" w:hAnsi="Calibri"/>
-                <w:sz w:val="20"/>
-              </w:rPr>
-              <w:t xml:space="default">cost_in_dollars_electricity</w:t>
-            </w:r>
-          </w:p>
-        </w:tc>
-        <w:tc>
-          <w:tcPr>
-            <w:tcBorders>
-              <w:top w:val="single" w:space="0" w:color="D3D3D3"/>
-              <w:bottom w:val="single" w:space="0" w:color="D3D3D3"/>
-              <w:start w:val="single" w:space="0" w:color="D3D3D3"/>
-              <w:end w:val="single" w:space="0" w:color="D3D3D3"/>
-            </w:tcBorders>
-          </w:tcPr>
-          <w:p>
-            <w:pPr>
-              <w:spacing w:before="0" w:after="60"/>
-              <w:keepNext/>
-              <w:jc w:val="end"/>
-            </w:pPr>
-            <w:r>
-              <w:rPr>
-                <w:rFonts w:ascii="Calibri" w:hAnsi="Calibri"/>
-                <w:sz w:val="20"/>
-              </w:rPr>
-              <w:t xml:space="default">1150</w:t>
             </w:r>
           </w:p>
         </w:tc>
@@ -4098,13 +3803,13 @@
       </w:r>
     </w:p>
     <w:bookmarkEnd w:id="42"/>
-    <w:bookmarkStart w:id="43" w:name="window-dressers"/>
+    <w:bookmarkStart w:id="43" w:name="leds"/>
     <w:p>
       <w:pPr>
         <w:pStyle w:val="Heading3"/>
       </w:pPr>
       <w:r>
-        <w:t xml:space="preserve">4.2 Window Dressers</w:t>
+        <w:t xml:space="preserve">4.2 LEDs</w:t>
       </w:r>
     </w:p>
     <w:p>
@@ -4124,7 +3829,7 @@
         <w:pStyle w:val="BodyText"/>
       </w:pPr>
       <w:r>
-        <w:t xml:space="preserve">Your windows are a source of heat loss, reduce your comfort due to cold surface temperatures, and may also cause moisture condensation or frost in the winter.</w:t>
+        <w:t xml:space="preserve">Your lighting uses more energy than LED bulbs would. Halogen and incandescent light bulbs use 5-8x more energy than LEDs. This requires significantly more electricity and costs a lot.</w:t>
       </w:r>
     </w:p>
     <w:p>
@@ -4144,11 +3849,13 @@
         <w:pStyle w:val="BodyText"/>
       </w:pPr>
       <w:r>
-        <w:t xml:space="preserve">WindowDressers are insulating window inserts that help air-seal windows and reduce heat loss and gain. WindowDressers are transparent and let in light while stopping drafts. Each insert is made of a custom-made pine frame wrapped on each side with tightly sealed, clear polyolefin film, creating an airspace between the two layers for additional insulation. The insert is finished with a compressible foam weather seal. The foam allows enough give for the inserts to be easily slid into place in the fall and removed in the spring while holding firmly enough to provide a tight, friction-based seal. The inserts are installed inside your existing window frame with no fasteners required and last 5-10 years. They are most effective in the winter, but depending on the window’s exposure, they can sometimes be used in the summer to keep the house cooler.</w:t>
-      </w:r>
-      <w:r>
-        <w:t xml:space="preserve"> </w:t>
-      </w:r>
+        <w:t xml:space="preserve">Switch your light bulbs to LED light bulbs. LEDs use 80% less energy than incandescent light bulbs which can significantly reduce your electricity bill.</w:t>
+      </w:r>
+    </w:p>
+    <w:p>
+      <w:pPr>
+        <w:pStyle w:val="BodyText"/>
+      </w:pPr>
       <w:r>
         <w:rPr>
           <w:i/>
@@ -4162,45 +3869,17 @@
         <w:pStyle w:val="BodyText"/>
       </w:pPr>
       <w:r>
-        <w:t xml:space="preserve">Insulating window inserts save 5-10% of your heating costs at less than 1/10th the cost of replacement windows. The overall project cost will depend on the number and size of window inserts. Example prices for the 2024 season were: small (20 x 36”) - $36 for natural pine frame, $46 for white; medium (30 x 52”) - $50 for natural pine frame, $64 for white; large (44 x 68”) - $67 for natural pine frame, $88 for white. Adjusted pricing for lower-income households is available from WindowDressers upon request. If plastic is damaged, it can be replaced for $15.</w:t>
-      </w:r>
-    </w:p>
-    <w:p>
-      <w:pPr>
-        <w:pStyle w:val="BodyText"/>
-      </w:pPr>
-      <w:r>
-        <w:t xml:space="preserve">Households that order inserts are expected to participate in the Community Build where the inserts are made. You can sign up for a 4-hour shift and learn the simple steps in the insert-building process (no previous experience required, no power tools). Each job has</w:t>
-      </w:r>
-      <w:r>
-        <w:t xml:space="preserve"> </w:t>
-      </w:r>
-      <w:r>
-        <w:t xml:space="preserve">“jigs”</w:t>
-      </w:r>
-      <w:r>
-        <w:t xml:space="preserve"> </w:t>
-      </w:r>
-      <w:r>
-        <w:t xml:space="preserve">that make the job easier to do and ensure uniform quality. You will be trained at the beginning of your shift on how to do your task. Volunteering for multiple shifts is encouraged! Mid-shift snacks and a meal are provided to all participants.</w:t>
-      </w:r>
-    </w:p>
-    <w:p>
-      <w:pPr>
-        <w:pStyle w:val="BodyText"/>
-      </w:pPr>
-      <w:r>
-        <w:t xml:space="preserve">If you would like to participate, please contact us so we can discuss how the program works and which windows you’d like inserts for.</w:t>
+        <w:t xml:space="preserve">We provide free LED light bulbs; contact us for some if we did not give you any during the audit. Depending on usage, LEDs can save more than $50 a year.</w:t>
       </w:r>
     </w:p>
     <w:bookmarkEnd w:id="43"/>
-    <w:bookmarkStart w:id="44" w:name="refrigerator"/>
+    <w:bookmarkStart w:id="44" w:name="window-dressers"/>
     <w:p>
       <w:pPr>
         <w:pStyle w:val="Heading3"/>
       </w:pPr>
       <w:r>
-        <w:t xml:space="preserve">4.3 Refrigerator</w:t>
+        <w:t xml:space="preserve">4.3 Window Dressers</w:t>
       </w:r>
     </w:p>
     <w:p>
@@ -4220,19 +3899,7 @@
         <w:pStyle w:val="BodyText"/>
       </w:pPr>
       <w:r>
-        <w:t xml:space="preserve">Your refrigerator uses more energy than newer models.</w:t>
-      </w:r>
-    </w:p>
-    <w:p>
-      <w:pPr>
-        <w:pStyle w:val="BodyText"/>
-      </w:pPr>
-      <w:r>
-        <w:rPr>
-          <w:b/>
-          <w:bCs/>
-        </w:rPr>
-        <w:t xml:space="preserve">Ideally, the auditor notes the annual energy consumption (kWh) of the existing fridge compared to a new model of similar size</w:t>
+        <w:t xml:space="preserve">Your windows are a source of heat loss, reduce your comfort due to cold surface temperatures, and may also cause moisture condensation or frost in the winter.</w:t>
       </w:r>
     </w:p>
     <w:p>
@@ -4252,13 +3919,11 @@
         <w:pStyle w:val="BodyText"/>
       </w:pPr>
       <w:r>
-        <w:t xml:space="preserve">Replace your refrigerator with a new, EnergyStar certified fridge. Look at the Energy Guide label to compare the energy use of new refrigerators.</w:t>
-      </w:r>
-    </w:p>
-    <w:p>
-      <w:pPr>
-        <w:pStyle w:val="BodyText"/>
-      </w:pPr>
+        <w:t xml:space="preserve">WindowDressers are insulating window inserts that help air-seal windows and reduce heat loss and gain. WindowDressers are transparent and let in light while stopping drafts. Each insert is made of a custom-made pine frame wrapped on each side with tightly sealed, clear polyolefin film, creating an airspace between the two layers for additional insulation. The insert is finished with a compressible foam weather seal. The foam allows enough give for the inserts to be easily slid into place in the fall and removed in the spring while holding firmly enough to provide a tight, friction-based seal. The inserts are installed inside your existing window frame with no fasteners required and last 5-10 years. They are most effective in the winter, but depending on the window’s exposure, they can sometimes be used in the summer to keep the house cooler.</w:t>
+      </w:r>
+      <w:r>
+        <w:t xml:space="preserve"> </w:t>
+      </w:r>
       <w:r>
         <w:rPr>
           <w:i/>
@@ -4272,29 +3937,45 @@
         <w:pStyle w:val="BodyText"/>
       </w:pPr>
       <w:r>
-        <w:t xml:space="preserve">If you are able to afford the upfront cost of purchasing a new refrigerator, you will recoup significant savings in the long run. Whenever you need to buy a new appliance, consider EnergyStar certified models, which use less energy and are cheaper to run. Remember, it doesn’t save energy if you relocate your existing refrigerator to the basement or garage and continue using it.</w:t>
-      </w:r>
-    </w:p>
-    <w:p>
-      <w:pPr>
-        <w:pStyle w:val="BodyText"/>
-      </w:pPr>
-      <w:r>
-        <w:rPr>
-          <w:b/>
-          <w:bCs/>
-        </w:rPr>
-        <w:t xml:space="preserve">Ideally, auditor locates similar volume fridge online to calculate monthly savings and payback period compared to kill-a-watt meter reading for current refrigerator. “This example refrigerator would save $XX in electricity each month and pay for itself within XX months</w:t>
+        <w:t xml:space="preserve">Insulating window inserts save 5-10% of your heating costs at less than 1/10th the cost of replacement windows. The overall project cost will depend on the number and size of window inserts. Example prices for the 2024 season were: small (20 x 36”) - $36 for natural pine frame, $46 for white; medium (30 x 52”) - $50 for natural pine frame, $64 for white; large (44 x 68”) - $67 for natural pine frame, $88 for white. Adjusted pricing for lower-income households is available from WindowDressers upon request. If plastic is damaged, it can be replaced for $15.</w:t>
+      </w:r>
+    </w:p>
+    <w:p>
+      <w:pPr>
+        <w:pStyle w:val="BodyText"/>
+      </w:pPr>
+      <w:r>
+        <w:t xml:space="preserve">Households that order inserts are expected to participate in the Community Build where the inserts are made. You can sign up for a 4-hour shift and learn the simple steps in the insert-building process (no previous experience required, no power tools). Each job has</w:t>
+      </w:r>
+      <w:r>
+        <w:t xml:space="preserve"> </w:t>
+      </w:r>
+      <w:r>
+        <w:t xml:space="preserve">“jigs”</w:t>
+      </w:r>
+      <w:r>
+        <w:t xml:space="preserve"> </w:t>
+      </w:r>
+      <w:r>
+        <w:t xml:space="preserve">that make the job easier to do and ensure uniform quality. You will be trained at the beginning of your shift on how to do your task. Volunteering for multiple shifts is encouraged! Mid-shift snacks and a meal are provided to all participants.</w:t>
+      </w:r>
+    </w:p>
+    <w:p>
+      <w:pPr>
+        <w:pStyle w:val="BodyText"/>
+      </w:pPr>
+      <w:r>
+        <w:t xml:space="preserve">If you would like to participate, please contact us so we can discuss how the program works and which windows you’d like inserts for.</w:t>
       </w:r>
     </w:p>
     <w:bookmarkEnd w:id="44"/>
-    <w:bookmarkStart w:id="45" w:name="induction-stoveoven"/>
+    <w:bookmarkStart w:id="45" w:name="gutters"/>
     <w:p>
       <w:pPr>
         <w:pStyle w:val="Heading3"/>
       </w:pPr>
       <w:r>
-        <w:t xml:space="preserve">4.4 Induction Stove/Oven</w:t>
+        <w:t xml:space="preserve">4.4 Gutters</w:t>
       </w:r>
     </w:p>
     <w:p>
@@ -4314,7 +3995,7 @@
         <w:pStyle w:val="BodyText"/>
       </w:pPr>
       <w:r>
-        <w:t xml:space="preserve">Your gas range has the potential to release propane, carbon monoxide, and combustion gases into your house. Gas ranges are also inefficient at transferring heat to your food at 32% efficiency, compared to 85% efficiency for induction cooktops.</w:t>
+        <w:t xml:space="preserve">The house has no gutters, so water runs off your roof and directly onto the ground next to your house. Water that splashes off the ground can damage the exterior of your house. Runoff that is absorbed into the ground can seep into the basement/crawlspace, causing moisture issues there and throughout your house.</w:t>
       </w:r>
     </w:p>
     <w:p>
@@ -4334,7 +4015,7 @@
         <w:pStyle w:val="BodyText"/>
       </w:pPr>
       <w:r>
-        <w:t xml:space="preserve">Induction cooking appliances are more efficient and safer than electric or gas ones. There is no risk of carbon monoxide or other harmful combustion gases, and the surface doesn’t heat up without a pot or pan on it.</w:t>
+        <w:t xml:space="preserve">Install gutters and downspouts that divert water at least six feet away from the foundation and to where the ground slopes away from the house.</w:t>
       </w:r>
     </w:p>
     <w:p>
@@ -4354,17 +4035,17 @@
         <w:pStyle w:val="BodyText"/>
       </w:pPr>
       <w:r>
-        <w:t xml:space="preserve">Currently, Efficiency Maine does not offer a rebate for induction stoves. If you’re interested in trying out induction cooking but don’t want to replace your kitchen stove, consider buying a portable induction cooktop, which costs less than $100.</w:t>
+        <w:t xml:space="preserve">Adding gutters would mitigate moisture damage and save you from having to replace/fix other parts of the house.</w:t>
       </w:r>
     </w:p>
     <w:bookmarkEnd w:id="45"/>
-    <w:bookmarkStart w:id="46" w:name="heat-pump-water-heater"/>
+    <w:bookmarkStart w:id="46" w:name="bathroom-exhaust-fans"/>
     <w:p>
       <w:pPr>
         <w:pStyle w:val="Heading3"/>
       </w:pPr>
       <w:r>
-        <w:t xml:space="preserve">4.5 Heat Pump Water Heater</w:t>
+        <w:t xml:space="preserve">4.5 Bathroom exhaust fan(s)</w:t>
       </w:r>
     </w:p>
     <w:p>
@@ -4384,11 +4065,7 @@
         <w:pStyle w:val="BodyText"/>
       </w:pPr>
       <w:r>
-        <w:rPr>
-          <w:b/>
-          <w:bCs/>
-        </w:rPr>
-        <w:t xml:space="preserve">Auditor to describe depending on what their current system is</w:t>
+        <w:t xml:space="preserve">Currently, there is no bathroom exhaust fan, so moisture from the shower, toilet, and sink remains in the house, which can cause moisture issues such as mold.</w:t>
       </w:r>
     </w:p>
     <w:p>
@@ -4408,7 +4085,7 @@
         <w:pStyle w:val="BodyText"/>
       </w:pPr>
       <w:r>
-        <w:t xml:space="preserve">Install a heat pump water heater to provide your hot water for cooking and bathing. This is the most efficient way to heat water and will save hundreds of dollars a year compared to electric resistance, heating oil, or propane hot water. It will also help to dehumidify while it’s running. If your current water heater burns oil or propane, this will also remove a source of combustion gases from your home. We also recommend setting the temperature on the water heater at 130°F for more efficient operation.</w:t>
+        <w:t xml:space="preserve">Install bathroom exhaust fans in all bathrooms that do not have them. These should be rated for at least 80 cubic feet per minute (CFM) if there is a shower. We recommend the Panasonic Whisper series or similar fans that don’t create excess noise. If the ductwork will run through the attic, it should be installed before the attic is air-sealed and insulated. The fan needs to be ducted outside, so it does not add moisture into the attic.</w:t>
       </w:r>
     </w:p>
     <w:p>
@@ -4428,17 +4105,17 @@
         <w:pStyle w:val="BodyText"/>
       </w:pPr>
       <w:r>
-        <w:t xml:space="preserve">A heat pump water heater uses 70% less electricity than a standard electric water heater. Efficiency Maine offers a rebate of up to $950, making the equipment cost as little as $400 plus installation. The rebate can be combined with a nonrefundable federal tax credit of 30% of the remaining cost of the unit and labor, subject to an annual maximum benefit of $2,000 (shared with other energy property, like heat pumps). For more information, you can call Efficiency Maine at 866-376-2463 (Monday to Friday, 8:00 am to 5:00 pm) or visit their website: https://www.efficiencymaine.com/at-home/heat-pump-water-heater-program/</w:t>
+        <w:t xml:space="preserve">The typical fan is around $130 plus the cost of installation.</w:t>
       </w:r>
     </w:p>
     <w:bookmarkEnd w:id="46"/>
-    <w:bookmarkStart w:id="47" w:name="gutters"/>
+    <w:bookmarkStart w:id="47" w:name="kitchen-exhaust-fans"/>
     <w:p>
       <w:pPr>
         <w:pStyle w:val="Heading3"/>
       </w:pPr>
       <w:r>
-        <w:t xml:space="preserve">4.6 Gutters</w:t>
+        <w:t xml:space="preserve">4.6 Kitchen exhaust fan(s)</w:t>
       </w:r>
     </w:p>
     <w:p>
@@ -4458,7 +4135,7 @@
         <w:pStyle w:val="BodyText"/>
       </w:pPr>
       <w:r>
-        <w:t xml:space="preserve">The house has no gutters, so water runs off your roof and directly onto the ground next to your house. Water that splashes off the ground can damage the exterior of your house. Runoff that is absorbed into the ground can seep into the basement/crawlspace, causing moisture issues there and throughout your house.</w:t>
+        <w:t xml:space="preserve">Currently, there is no kitchen exhaust fan, so fumes, smoke, and moisture from cooking stay in the house which can cause health concerns.</w:t>
       </w:r>
     </w:p>
     <w:p>
@@ -4478,7 +4155,7 @@
         <w:pStyle w:val="BodyText"/>
       </w:pPr>
       <w:r>
-        <w:t xml:space="preserve">Install gutters and downspouts that divert water at least six feet away from the foundation and to where the ground slopes away from the house.</w:t>
+        <w:t xml:space="preserve">Install a kitchen exhaust fan to remove cooking fumes and moisture from your home. The fan should be rated for at least 100 cubic feet per minute. A kitchen fan should be ducted to the outdoors. If the ductwork will run through the attic, it should be installed before the attic is air-sealed and insulated.</w:t>
       </w:r>
     </w:p>
     <w:p>
@@ -4498,17 +4175,17 @@
         <w:pStyle w:val="BodyText"/>
       </w:pPr>
       <w:r>
-        <w:t xml:space="preserve">Adding gutters would mitigate moisture damage and save you from having to replace/fix other parts of the house.</w:t>
+        <w:t xml:space="preserve">Kitchen range hoods typically cost $150 or more; installation costs depend on the complexity of the exhaust ducting.</w:t>
       </w:r>
     </w:p>
     <w:bookmarkEnd w:id="47"/>
-    <w:bookmarkStart w:id="48" w:name="bathroom-exhaust-fans"/>
+    <w:bookmarkStart w:id="48" w:name="vapor-barrier"/>
     <w:p>
       <w:pPr>
         <w:pStyle w:val="Heading3"/>
       </w:pPr>
       <w:r>
-        <w:t xml:space="preserve">4.7 Bathroom exhaust fan(s)</w:t>
+        <w:t xml:space="preserve">4.7 Vapor Barrier</w:t>
       </w:r>
     </w:p>
     <w:p>
@@ -4528,7 +4205,7 @@
         <w:pStyle w:val="BodyText"/>
       </w:pPr>
       <w:r>
-        <w:t xml:space="preserve">Currently, there is no bathroom exhaust fan, so moisture from the shower, toilet, and sink remains in the house, which can cause moisture issues such as mold.</w:t>
+        <w:t xml:space="preserve">There is excess moisture in the basement/crawlspace, which is evaporating out of the ground. This moisture can enter the house and cause mold, mildew, rot, and air quality issues.</w:t>
       </w:r>
     </w:p>
     <w:p>
@@ -4548,7 +4225,19 @@
         <w:pStyle w:val="BodyText"/>
       </w:pPr>
       <w:r>
-        <w:t xml:space="preserve">Install bathroom exhaust fans in all bathrooms that do not have them. These should be rated for at least 80 cubic feet per minute (CFM) if there is a shower. We recommend the Panasonic Whisper series or similar fans that don’t create excess noise. If the ductwork will run through the attic, it should be installed before the attic is air-sealed and insulated. The fan needs to be ducted outside, so it does not add moisture into the attic.</w:t>
+        <w:t xml:space="preserve">Install a vapor barrier on the basement floor to stop moisture from entering the basement and house. Vapor barriers typically consist of either reinforced plastic sheeting or EPDM rubber membrane over a</w:t>
+      </w:r>
+      <w:r>
+        <w:t xml:space="preserve"> </w:t>
+      </w:r>
+      <w:r>
+        <w:t xml:space="preserve">‘dimple mat’</w:t>
+      </w:r>
+      <w:r>
+        <w:t xml:space="preserve"> </w:t>
+      </w:r>
+      <w:r>
+        <w:t xml:space="preserve">that allows for drainage below the vapor barrier and prevents rocks from puncturing it. If the basement/crawlspace walls are going to be spray foamed, we recommend the foam go all the way to the floor and overlap the vapor barrier to create a continuous air and moisture barrier.</w:t>
       </w:r>
     </w:p>
     <w:p>
@@ -4568,17 +4257,17 @@
         <w:pStyle w:val="BodyText"/>
       </w:pPr>
       <w:r>
-        <w:t xml:space="preserve">The typical fan is around $130 plus the cost of installation.</w:t>
+        <w:t xml:space="preserve">Efficiency Maine rebates will cover vapor barriers up to 25% of a weatherization project cost, if done as part of a larger insulation project. Most insulation companies can install spray foam and vapor barriers together. Efficiency Maine rebates and other incentives for insulation work can fund up to 80% of the overall cost to weatherize your home (subject to a lifetime limit per building), up to $9,200 when combined with nonrefundable federal tax credits. You can call them at 866-376-2463 (Monday to Friday, 8:00 am to 5:00 pm) or visit their webpage about insulation rebates: https://www.efficiencymaine.com/at-home/insulation-rebates/</w:t>
       </w:r>
     </w:p>
     <w:bookmarkEnd w:id="48"/>
-    <w:bookmarkStart w:id="49" w:name="kitchen-exhaust-fans"/>
+    <w:bookmarkStart w:id="49" w:name="spray-foam-basement-walls"/>
     <w:p>
       <w:pPr>
         <w:pStyle w:val="Heading3"/>
       </w:pPr>
       <w:r>
-        <w:t xml:space="preserve">4.8 Kitchen exhaust fan(s)</w:t>
+        <w:t xml:space="preserve">4.8 Spray foam Basement Walls</w:t>
       </w:r>
     </w:p>
     <w:p>
@@ -4598,7 +4287,7 @@
         <w:pStyle w:val="BodyText"/>
       </w:pPr>
       <w:r>
-        <w:t xml:space="preserve">Currently, there is no kitchen exhaust fan, so fumes, smoke, and moisture from cooking stay in the house which can cause health concerns.</w:t>
+        <w:t xml:space="preserve">The basement/crawlspace is uninsulated and used for mechanical equipment and plumbing. The walls are porous and allow moisture into the house and rapidly conduct heat out of the space.</w:t>
       </w:r>
     </w:p>
     <w:p>
@@ -4618,7 +4307,24 @@
         <w:pStyle w:val="BodyText"/>
       </w:pPr>
       <w:r>
-        <w:t xml:space="preserve">Install a kitchen exhaust fan to remove cooking fumes and moisture from your home. The fan should be rated for at least 100 cubic feet per minute. A kitchen fan should be ducted to the outdoors. If the ductwork will run through the attic, it should be installed before the attic is air-sealed and insulated.</w:t>
+        <w:t xml:space="preserve">Install spray foam on the basement/crawlspace walls to prevent moisture infiltration and reduce heat loss. In older homes, most heat loss is due to air leakage. Air sealing is particularly important in the basement or crawlspace (and attic). As warm air rises and leaks out the top of your home, cold air is pulled in at the bottom. This is called the</w:t>
+      </w:r>
+      <w:r>
+        <w:t xml:space="preserve"> </w:t>
+      </w:r>
+      <w:r>
+        <w:t xml:space="preserve">‘stack effect’</w:t>
+      </w:r>
+      <w:r>
+        <w:t xml:space="preserve">, and is more pronounced in taller homes. Thus, air sealing is necessary anywhere gaps allow air to move into your house through the basement/crawlspace.</w:t>
+      </w:r>
+    </w:p>
+    <w:p>
+      <w:pPr>
+        <w:pStyle w:val="BodyText"/>
+      </w:pPr>
+      <w:r>
+        <w:t xml:space="preserve">Spray foam should be applied 2-3 inches thick on the walls to seal and insulate them. It is often ideal to install a vapor barrier at the same time as the spray foam insulation. Spray foam generally requires a layer of intumescent (fire-rated) paint over it to meet fire code.</w:t>
       </w:r>
     </w:p>
     <w:p>
@@ -4638,17 +4344,17 @@
         <w:pStyle w:val="BodyText"/>
       </w:pPr>
       <w:r>
-        <w:t xml:space="preserve">Kitchen range hoods typically cost $150 or more; installation costs depend on the complexity of the exhaust ducting.</w:t>
+        <w:t xml:space="preserve">Installation of spray foam insulation will cost around $5-7 per square foot. Efficiency Maine rebates and other incentives for insulation work can fund up to 80% of the project cost (subject to a lifetime limit per building), up to $9,200 when combined with nonrefundable federal tax credits. You can call them at 866-376-2463 (Monday to Friday, 8:00 am to 5:00 pm) or visit their webpage about insulation rebates: https://www.efficiencymaine.com/at-home/insulation-rebates/</w:t>
       </w:r>
     </w:p>
     <w:bookmarkEnd w:id="49"/>
-    <w:bookmarkStart w:id="50" w:name="vapor-barrier"/>
+    <w:bookmarkStart w:id="50" w:name="attic-insulation-and-air-sealing"/>
     <w:p>
       <w:pPr>
         <w:pStyle w:val="Heading3"/>
       </w:pPr>
       <w:r>
-        <w:t xml:space="preserve">4.9 Vapor Barrier</w:t>
+        <w:t xml:space="preserve">4.9 Attic Insulation and Air Sealing</w:t>
       </w:r>
     </w:p>
     <w:p>
@@ -4668,7 +4374,7 @@
         <w:pStyle w:val="BodyText"/>
       </w:pPr>
       <w:r>
-        <w:t xml:space="preserve">There is excess moisture in the basement/crawlspace, which is evaporating out of the ground. This moisture can enter the house and cause mold, mildew, rot, and air quality issues.</w:t>
+        <w:t xml:space="preserve">The attic is uninsulated or is missing insulation and the attic could also benefit from air-sealing. These upgrades will reduce draftiness and heat loss in the winter and heat gain in the summer.</w:t>
       </w:r>
     </w:p>
     <w:p>
@@ -4688,19 +4394,24 @@
         <w:pStyle w:val="BodyText"/>
       </w:pPr>
       <w:r>
-        <w:t xml:space="preserve">Install a vapor barrier on the basement floor to stop moisture from entering the basement and house. Vapor barriers typically consist of either reinforced plastic sheeting or EPDM rubber membrane over a</w:t>
+        <w:t xml:space="preserve">Air seal the attic and insulate it to at least R-60 (18 inches of loose-fill cellulose insulation). COA has been installing 24 inches (R-80) of cellulose insulation in attics on our campus. Before the attic is insulated, ensure that any needed bathroom and kitchen fans are installed and that all fans are properly vented to the outside.</w:t>
+      </w:r>
+    </w:p>
+    <w:p>
+      <w:pPr>
+        <w:pStyle w:val="BodyText"/>
+      </w:pPr>
+      <w:r>
+        <w:t xml:space="preserve">In older homes, most heat loss is due to air leakage. Air sealing is particularly important in the attic (and basement or crawlspace). As warm air rises and leaks out the top of your home, cold air is pulled in at the bottom. This is called the</w:t>
       </w:r>
       <w:r>
         <w:t xml:space="preserve"> </w:t>
       </w:r>
       <w:r>
-        <w:t xml:space="preserve">‘dimple mat’</w:t>
-      </w:r>
-      <w:r>
-        <w:t xml:space="preserve"> </w:t>
-      </w:r>
-      <w:r>
-        <w:t xml:space="preserve">that allows for drainage below the vapor barrier and prevents rocks from puncturing it. If the basement/crawlspace walls are going to be spray foamed, we recommend the foam go all the way to the floor and overlap the vapor barrier to create a continuous air and moisture barrier.</w:t>
+        <w:t xml:space="preserve">‘stack effect’</w:t>
+      </w:r>
+      <w:r>
+        <w:t xml:space="preserve">, and is more pronounced in taller homes. Thus, air sealing is necessary anywhere gaps allow air to move between your house and the attic. This typically includes gaps around the chimney, electrical penetrations, and wall top plates.</w:t>
       </w:r>
     </w:p>
     <w:p>
@@ -4720,7 +4431,7 @@
         <w:pStyle w:val="BodyText"/>
       </w:pPr>
       <w:r>
-        <w:t xml:space="preserve">Efficiency Maine rebates will cover vapor barriers up to 25% of a weatherization project cost, if done as part of a larger insulation project. Most insulation companies can install spray foam and vapor barriers together. Efficiency Maine rebates and other incentives for insulation work can fund up to 80% of the overall cost to weatherize your home (subject to a lifetime limit per building), up to $9,200 when combined with nonrefundable federal tax credits. You can call them at 866-376-2463 (Monday to Friday, 8:00 am to 5:00 pm) or visit their webpage about insulation rebates: https://www.efficiencymaine.com/at-home/insulation-rebates/</w:t>
+        <w:t xml:space="preserve">Efficiency Maine rebates and other incentives for insulation work can fund up to 80% of the overall cost to weatherize your home (subject to a lifetime limit per building), up to $9,200 when combined with nonrefundable federal tax credits. You can call them at 866-376-2463 (Monday to Friday, 8:00 am to 5:00 pm) or visit their webpage about insulation rebates: https://www.efficiencymaine.com/at-home/insulation-rebates/</w:t>
       </w:r>
     </w:p>
     <w:bookmarkEnd w:id="50"/>
@@ -4794,13 +4505,13 @@
       </w:r>
     </w:p>
     <w:bookmarkEnd w:id="51"/>
-    <w:bookmarkStart w:id="52" w:name="air-source-heat-pump"/>
+    <w:bookmarkStart w:id="52" w:name="electrical-panel-upgrade"/>
     <w:p>
       <w:pPr>
         <w:pStyle w:val="Heading3"/>
       </w:pPr>
       <w:r>
-        <w:t xml:space="preserve">4.11 Air Source Heat Pump</w:t>
+        <w:t xml:space="preserve">4.11 Electrical Panel Upgrade</w:t>
       </w:r>
     </w:p>
     <w:p>
@@ -4820,7 +4531,11 @@
         <w:pStyle w:val="BodyText"/>
       </w:pPr>
       <w:r>
-        <w:t xml:space="preserve">Combustion heating equipment is expensive, inefficient, and has the potential to release harmful combustion gases like carbon monoxide into the home.</w:t>
+        <w:rPr>
+          <w:b/>
+          <w:bCs/>
+        </w:rPr>
+        <w:t xml:space="preserve">Auditor to describe</w:t>
       </w:r>
     </w:p>
     <w:p>
@@ -4840,7 +4555,7 @@
         <w:pStyle w:val="BodyText"/>
       </w:pPr>
       <w:r>
-        <w:t xml:space="preserve">Install air source heat pumps for heating and cooling and whole-house surge protection. Air source heat pumps can be up to 300% efficient and heat, cool, and dehumidify your house. A qualified installer will help determine what size system to install and where. Whole-house surge protection will protect your appliances and heat pumps from being damaged by an electrical surge.</w:t>
+        <w:t xml:space="preserve">Consult with an electrician about replacing your existing electrical panel with a 200 amp panel as you add electrical appliances to your home. It may become necessary to increase the capacity to address potential safety hazards. An electrician can determine whether or not a panel upgrade is necessary based on your current and anticipated usage.</w:t>
       </w:r>
     </w:p>
     <w:p>
@@ -4860,17 +4575,17 @@
         <w:pStyle w:val="BodyText"/>
       </w:pPr>
       <w:r>
-        <w:t xml:space="preserve">Efficiency Maine rebates can fund $1,000 to $3,000 per unit up to a lifetime limit per housing unit for $3,000 to $9,000 (depending on income level) to install heat pumps. The rebate can be combined with a nonrefundable federal tax credit of 30% of the remaining cost of the unit and labor, subject to an annual maximum benefit of $2,000 (shared with other energy property, like a heat pump water heater). You can call Efficiency Maine at 866-376-2463 (Monday to Friday, 8:00 am to 5:00 pm) or visit their website: https://www.efficiencymaine.com/at-home/residential-heat-pump-incentives/</w:t>
+        <w:t xml:space="preserve">Costs of electrical components needed to support residential energy upgrades – including panels, sub-panels, branch circuits, and feeders – qualify for a 30% nonrefundable tax credit (up to $600 per item) if they have a capacity of 200 amps or more. An electrical panel upgrades also provides a good opportunity for an electrician to install whole-house surge protection, which costs $100-$400. Here are some options: https://www.popularmechanics.com/home/interior-projects/g43140886/best-whole-house-surge-protectors/</w:t>
       </w:r>
     </w:p>
     <w:bookmarkEnd w:id="52"/>
-    <w:bookmarkStart w:id="53" w:name="solar"/>
+    <w:bookmarkStart w:id="53" w:name="air-source-heat-pump"/>
     <w:p>
       <w:pPr>
         <w:pStyle w:val="Heading3"/>
       </w:pPr>
       <w:r>
-        <w:t xml:space="preserve">4.12 Solar</w:t>
+        <w:t xml:space="preserve">4.12 Air Source Heat Pump</w:t>
       </w:r>
     </w:p>
     <w:p>
@@ -4890,6 +4605,76 @@
         <w:pStyle w:val="BodyText"/>
       </w:pPr>
       <w:r>
+        <w:t xml:space="preserve">Combustion heating equipment is expensive, inefficient, and has the potential to release harmful combustion gases like carbon monoxide into the home.</w:t>
+      </w:r>
+    </w:p>
+    <w:p>
+      <w:pPr>
+        <w:pStyle w:val="BodyText"/>
+      </w:pPr>
+      <w:r>
+        <w:rPr>
+          <w:i/>
+          <w:iCs/>
+        </w:rPr>
+        <w:t xml:space="preserve">Recommendation</w:t>
+      </w:r>
+    </w:p>
+    <w:p>
+      <w:pPr>
+        <w:pStyle w:val="BodyText"/>
+      </w:pPr>
+      <w:r>
+        <w:t xml:space="preserve">Install air source heat pumps for heating and cooling and whole-house surge protection. Air source heat pumps can be up to 300% efficient and heat, cool, and dehumidify your house. A qualified installer will help determine what size system to install and where. Whole-house surge protection will protect your appliances and heat pumps from being damaged by an electrical surge.</w:t>
+      </w:r>
+    </w:p>
+    <w:p>
+      <w:pPr>
+        <w:pStyle w:val="BodyText"/>
+      </w:pPr>
+      <w:r>
+        <w:rPr>
+          <w:i/>
+          <w:iCs/>
+        </w:rPr>
+        <w:t xml:space="preserve">Estimated Cost/Benefits/Incentives</w:t>
+      </w:r>
+    </w:p>
+    <w:p>
+      <w:pPr>
+        <w:pStyle w:val="BodyText"/>
+      </w:pPr>
+      <w:r>
+        <w:t xml:space="preserve">Efficiency Maine rebates can fund $1,000 to $3,000 per unit up to a lifetime limit per housing unit for $3,000 to $9,000 (depending on income level) to install heat pumps. The rebate can be combined with a nonrefundable federal tax credit of 30% of the remaining cost of the unit and labor, subject to an annual maximum benefit of $2,000 (shared with other energy property, like a heat pump water heater). You can call Efficiency Maine at 866-376-2463 (Monday to Friday, 8:00 am to 5:00 pm) or visit their website: https://www.efficiencymaine.com/at-home/residential-heat-pump-incentives/</w:t>
+      </w:r>
+    </w:p>
+    <w:bookmarkEnd w:id="53"/>
+    <w:bookmarkStart w:id="54" w:name="solar"/>
+    <w:p>
+      <w:pPr>
+        <w:pStyle w:val="Heading3"/>
+      </w:pPr>
+      <w:r>
+        <w:t xml:space="preserve">4.13 Solar</w:t>
+      </w:r>
+    </w:p>
+    <w:p>
+      <w:pPr>
+        <w:pStyle w:val="FirstParagraph"/>
+      </w:pPr>
+      <w:r>
+        <w:rPr>
+          <w:i/>
+          <w:iCs/>
+        </w:rPr>
+        <w:t xml:space="preserve">Problem</w:t>
+      </w:r>
+    </w:p>
+    <w:p>
+      <w:pPr>
+        <w:pStyle w:val="BodyText"/>
+      </w:pPr>
+      <w:r>
         <w:rPr>
           <w:b/>
           <w:bCs/>
@@ -4945,14 +4730,14 @@
         <w:t xml:space="preserve">The State of Maine is working on a solar and battery funding initiative for low-income and disadvantaged Maine households. It is still in the planning stages, but you can find more information here: https://www.maine.gov/energy/initiatives/infrastructure/solar-for-all</w:t>
       </w:r>
     </w:p>
-    <w:bookmarkEnd w:id="53"/>
-    <w:bookmarkStart w:id="54" w:name="pipe-insulation"/>
+    <w:bookmarkEnd w:id="54"/>
+    <w:bookmarkStart w:id="55" w:name="pipe-insulation"/>
     <w:p>
       <w:pPr>
         <w:pStyle w:val="Heading3"/>
       </w:pPr>
       <w:r>
-        <w:t xml:space="preserve">4.13 Pipe Insulation</w:t>
+        <w:t xml:space="preserve">4.14 Pipe Insulation</w:t>
       </w:r>
     </w:p>
     <w:p>
@@ -5015,14 +4800,14 @@
         <w:t xml:space="preserve">Insulating water pipes can save 2%-4% on hot water bills and increase the temperature of the water while reducing the time it takes for hot water to reach your tap. Materials cost around $100-200, depending on the length of pipe to insulate. Many people find this to be an easy project to do themselves.</w:t>
       </w:r>
     </w:p>
-    <w:bookmarkEnd w:id="54"/>
-    <w:bookmarkStart w:id="55" w:name="whole-house-surge-protection"/>
+    <w:bookmarkEnd w:id="55"/>
+    <w:bookmarkStart w:id="56" w:name="whole-house-surge-protection"/>
     <w:p>
       <w:pPr>
         <w:pStyle w:val="Heading3"/>
       </w:pPr>
       <w:r>
-        <w:t xml:space="preserve">4.14 Whole House Surge Protection</w:t>
+        <w:t xml:space="preserve">4.15 Whole House Surge Protection</w:t>
       </w:r>
     </w:p>
     <w:p>
@@ -5083,14 +4868,14 @@
         <w:t xml:space="preserve">The device costs $100-$400 and needs to be installed by an electrician. Here are some options: https://www.popularmechanics.com/home/interior-projects/g43140886/best-whole-house-surge-protectors/</w:t>
       </w:r>
     </w:p>
-    <w:bookmarkEnd w:id="55"/>
-    <w:bookmarkStart w:id="56" w:name="diy-air-sealing"/>
+    <w:bookmarkEnd w:id="56"/>
+    <w:bookmarkStart w:id="57" w:name="diy-air-sealing"/>
     <w:p>
       <w:pPr>
         <w:pStyle w:val="Heading3"/>
       </w:pPr>
       <w:r>
-        <w:t xml:space="preserve">4.15 DIY Air Sealing</w:t>
+        <w:t xml:space="preserve">4.16 DIY Air Sealing</w:t>
       </w:r>
     </w:p>
     <w:p>
@@ -5178,574 +4963,14 @@
         <w:t xml:space="preserve">), which can pay for 30% of the project cost, subject to an annual maximum of $1,200 (shared with other home envelope improvements, like attic and basement projects).</w:t>
       </w:r>
     </w:p>
-    <w:p>
-      <w:pPr>
-        <w:pStyle w:val="SourceCode"/>
-      </w:pPr>
-      <w:r>
-        <w:rPr>
-          <w:rStyle w:val="NormalTok"/>
-        </w:rPr>
-        <w:t xml:space="preserve"> </w:t>
-      </w:r>
-      <w:r>
-        <w:rPr>
-          <w:rStyle w:val="CommentTok"/>
-        </w:rPr>
-        <w:t xml:space="preserve">#| label: other 3 recommendation</w:t>
-      </w:r>
-      <w:r>
-        <w:br/>
-      </w:r>
-      <w:r>
-        <w:rPr>
-          <w:rStyle w:val="NormalTok"/>
-        </w:rPr>
-        <w:t xml:space="preserve"> </w:t>
-      </w:r>
-      <w:r>
-        <w:rPr>
-          <w:rStyle w:val="CommentTok"/>
-        </w:rPr>
-        <w:t xml:space="preserve">#| echo: false</w:t>
-      </w:r>
-      <w:r>
-        <w:br/>
-      </w:r>
-      <w:r>
-        <w:rPr>
-          <w:rStyle w:val="NormalTok"/>
-        </w:rPr>
-        <w:t xml:space="preserve"> </w:t>
-      </w:r>
-      <w:r>
-        <w:rPr>
-          <w:rStyle w:val="CommentTok"/>
-        </w:rPr>
-        <w:t xml:space="preserve">#| results: asis</w:t>
-      </w:r>
-      <w:r>
-        <w:br/>
-      </w:r>
-      <w:r>
-        <w:br/>
-      </w:r>
-      <w:r>
-        <w:br/>
-      </w:r>
-      <w:r>
-        <w:rPr>
-          <w:rStyle w:val="ControlFlowTok"/>
-        </w:rPr>
-        <w:t xml:space="preserve">if</w:t>
-      </w:r>
-      <w:r>
-        <w:rPr>
-          <w:rStyle w:val="NormalTok"/>
-        </w:rPr>
-        <w:t xml:space="preserve">( other_3 </w:t>
-      </w:r>
-      <w:r>
-        <w:rPr>
-          <w:rStyle w:val="SpecialCharTok"/>
-        </w:rPr>
-        <w:t xml:space="preserve">==</w:t>
-      </w:r>
-      <w:r>
-        <w:rPr>
-          <w:rStyle w:val="NormalTok"/>
-        </w:rPr>
-        <w:t xml:space="preserve"> </w:t>
-      </w:r>
-      <w:r>
-        <w:rPr>
-          <w:rStyle w:val="ConstantTok"/>
-        </w:rPr>
-        <w:t xml:space="preserve">TRUE</w:t>
-      </w:r>
-      <w:r>
-        <w:rPr>
-          <w:rStyle w:val="NormalTok"/>
-        </w:rPr>
-        <w:t xml:space="preserve">){</w:t>
-      </w:r>
-      <w:r>
-        <w:br/>
-      </w:r>
-      <w:r>
-        <w:rPr>
-          <w:rStyle w:val="NormalTok"/>
-        </w:rPr>
-        <w:t xml:space="preserve">  </w:t>
-      </w:r>
-      <w:r>
-        <w:rPr>
-          <w:rStyle w:val="FunctionTok"/>
-        </w:rPr>
-        <w:t xml:space="preserve">cat</w:t>
-      </w:r>
-      <w:r>
-        <w:rPr>
-          <w:rStyle w:val="NormalTok"/>
-        </w:rPr>
-        <w:t xml:space="preserve">(</w:t>
-      </w:r>
-      <w:r>
-        <w:rPr>
-          <w:rStyle w:val="StringTok"/>
-        </w:rPr>
-        <w:t xml:space="preserve">"### Other 3</w:t>
-      </w:r>
-      <w:r>
-        <w:br/>
-      </w:r>
-      <w:r>
-        <w:rPr>
-          <w:rStyle w:val="StringTok"/>
-        </w:rPr>
-        <w:t xml:space="preserve">  </w:t>
-      </w:r>
-      <w:r>
-        <w:br/>
-      </w:r>
-      <w:r>
-        <w:rPr>
-          <w:rStyle w:val="StringTok"/>
-        </w:rPr>
-        <w:t xml:space="preserve">*Problem*</w:t>
-      </w:r>
-      <w:r>
-        <w:br/>
-      </w:r>
-      <w:r>
-        <w:br/>
-      </w:r>
-      <w:r>
-        <w:rPr>
-          <w:rStyle w:val="StringTok"/>
-        </w:rPr>
-        <w:t xml:space="preserve">*Recommendation*</w:t>
-      </w:r>
-      <w:r>
-        <w:br/>
-      </w:r>
-      <w:r>
-        <w:br/>
-      </w:r>
-      <w:r>
-        <w:rPr>
-          <w:rStyle w:val="StringTok"/>
-        </w:rPr>
-        <w:t xml:space="preserve">"</w:t>
-      </w:r>
-      <w:r>
-        <w:rPr>
-          <w:rStyle w:val="NormalTok"/>
-        </w:rPr>
-        <w:t xml:space="preserve">)</w:t>
-      </w:r>
-      <w:r>
-        <w:br/>
-      </w:r>
-      <w:r>
-        <w:rPr>
-          <w:rStyle w:val="NormalTok"/>
-        </w:rPr>
-        <w:t xml:space="preserve">}</w:t>
-      </w:r>
-      <w:r>
-        <w:rPr>
-          <w:rStyle w:val="ControlFlowTok"/>
-        </w:rPr>
-        <w:t xml:space="preserve">else</w:t>
-      </w:r>
-      <w:r>
-        <w:rPr>
-          <w:rStyle w:val="NormalTok"/>
-        </w:rPr>
-        <w:t xml:space="preserve">{</w:t>
-      </w:r>
-      <w:r>
-        <w:br/>
-      </w:r>
-      <w:r>
-        <w:rPr>
-          <w:rStyle w:val="NormalTok"/>
-        </w:rPr>
-        <w:t xml:space="preserve">  </w:t>
-      </w:r>
-      <w:r>
-        <w:rPr>
-          <w:rStyle w:val="FunctionTok"/>
-        </w:rPr>
-        <w:t xml:space="preserve">cat</w:t>
-      </w:r>
-      <w:r>
-        <w:rPr>
-          <w:rStyle w:val="NormalTok"/>
-        </w:rPr>
-        <w:t xml:space="preserve">(</w:t>
-      </w:r>
-      <w:r>
-        <w:rPr>
-          <w:rStyle w:val="StringTok"/>
-        </w:rPr>
-        <w:t xml:space="preserve">""</w:t>
-      </w:r>
-      <w:r>
-        <w:rPr>
-          <w:rStyle w:val="NormalTok"/>
-        </w:rPr>
-        <w:t xml:space="preserve">)</w:t>
-      </w:r>
-      <w:r>
-        <w:br/>
-      </w:r>
-      <w:r>
-        <w:rPr>
-          <w:rStyle w:val="NormalTok"/>
-        </w:rPr>
-        <w:t xml:space="preserve">}</w:t>
-      </w:r>
-      <w:r>
-        <w:br/>
-      </w:r>
-      <w:r>
-        <w:br/>
-      </w:r>
-      <w:r>
-        <w:rPr>
-          <w:rStyle w:val="ControlFlowTok"/>
-        </w:rPr>
-        <w:t xml:space="preserve">if</w:t>
-      </w:r>
-      <w:r>
-        <w:rPr>
-          <w:rStyle w:val="NormalTok"/>
-        </w:rPr>
-        <w:t xml:space="preserve">(other_3 </w:t>
-      </w:r>
-      <w:r>
-        <w:rPr>
-          <w:rStyle w:val="SpecialCharTok"/>
-        </w:rPr>
-        <w:t xml:space="preserve">==</w:t>
-      </w:r>
-      <w:r>
-        <w:rPr>
-          <w:rStyle w:val="NormalTok"/>
-        </w:rPr>
-        <w:t xml:space="preserve"> </w:t>
-      </w:r>
-      <w:r>
-        <w:rPr>
-          <w:rStyle w:val="ConstantTok"/>
-        </w:rPr>
-        <w:t xml:space="preserve">TRUE</w:t>
-      </w:r>
-      <w:r>
-        <w:rPr>
-          <w:rStyle w:val="NormalTok"/>
-        </w:rPr>
-        <w:t xml:space="preserve">){</w:t>
-      </w:r>
-      <w:r>
-        <w:br/>
-      </w:r>
-      <w:r>
-        <w:rPr>
-          <w:rStyle w:val="NormalTok"/>
-        </w:rPr>
-        <w:t xml:space="preserve">  </w:t>
-      </w:r>
-      <w:r>
-        <w:rPr>
-          <w:rStyle w:val="FunctionTok"/>
-        </w:rPr>
-        <w:t xml:space="preserve">cat</w:t>
-      </w:r>
-      <w:r>
-        <w:rPr>
-          <w:rStyle w:val="NormalTok"/>
-        </w:rPr>
-        <w:t xml:space="preserve">(a_other_3</w:t>
-      </w:r>
-      <w:r>
-        <w:rPr>
-          <w:rStyle w:val="SpecialCharTok"/>
-        </w:rPr>
-        <w:t xml:space="preserve">$</w:t>
-      </w:r>
-      <w:r>
-        <w:rPr>
-          <w:rStyle w:val="NormalTok"/>
-        </w:rPr>
-        <w:t xml:space="preserve">Description</w:t>
-      </w:r>
-      <w:r>
-        <w:br/>
-      </w:r>
-      <w:r>
-        <w:rPr>
-          <w:rStyle w:val="NormalTok"/>
-        </w:rPr>
-        <w:t xml:space="preserve">    </w:t>
-      </w:r>
-      <w:r>
-        <w:br/>
-      </w:r>
-      <w:r>
-        <w:rPr>
-          <w:rStyle w:val="NormalTok"/>
-        </w:rPr>
-        <w:t xml:space="preserve">  )</w:t>
-      </w:r>
-      <w:r>
-        <w:br/>
-      </w:r>
-      <w:r>
-        <w:rPr>
-          <w:rStyle w:val="NormalTok"/>
-        </w:rPr>
-        <w:t xml:space="preserve">}</w:t>
-      </w:r>
-      <w:r>
-        <w:rPr>
-          <w:rStyle w:val="ControlFlowTok"/>
-        </w:rPr>
-        <w:t xml:space="preserve">else</w:t>
-      </w:r>
-      <w:r>
-        <w:rPr>
-          <w:rStyle w:val="NormalTok"/>
-        </w:rPr>
-        <w:t xml:space="preserve">{</w:t>
-      </w:r>
-      <w:r>
-        <w:br/>
-      </w:r>
-      <w:r>
-        <w:rPr>
-          <w:rStyle w:val="NormalTok"/>
-        </w:rPr>
-        <w:t xml:space="preserve">  </w:t>
-      </w:r>
-      <w:r>
-        <w:rPr>
-          <w:rStyle w:val="FunctionTok"/>
-        </w:rPr>
-        <w:t xml:space="preserve">cat</w:t>
-      </w:r>
-      <w:r>
-        <w:rPr>
-          <w:rStyle w:val="NormalTok"/>
-        </w:rPr>
-        <w:t xml:space="preserve">(</w:t>
-      </w:r>
-      <w:r>
-        <w:rPr>
-          <w:rStyle w:val="StringTok"/>
-        </w:rPr>
-        <w:t xml:space="preserve">""</w:t>
-      </w:r>
-      <w:r>
-        <w:rPr>
-          <w:rStyle w:val="NormalTok"/>
-        </w:rPr>
-        <w:t xml:space="preserve">)</w:t>
-      </w:r>
-      <w:r>
-        <w:br/>
-      </w:r>
-      <w:r>
-        <w:rPr>
-          <w:rStyle w:val="NormalTok"/>
-        </w:rPr>
-        <w:t xml:space="preserve">  }</w:t>
-      </w:r>
-      <w:r>
-        <w:br/>
-      </w:r>
-      <w:r>
-        <w:br/>
-      </w:r>
-      <w:r>
-        <w:rPr>
-          <w:rStyle w:val="ControlFlowTok"/>
-        </w:rPr>
-        <w:t xml:space="preserve">if</w:t>
-      </w:r>
-      <w:r>
-        <w:rPr>
-          <w:rStyle w:val="NormalTok"/>
-        </w:rPr>
-        <w:t xml:space="preserve">(other_3 </w:t>
-      </w:r>
-      <w:r>
-        <w:rPr>
-          <w:rStyle w:val="SpecialCharTok"/>
-        </w:rPr>
-        <w:t xml:space="preserve">==</w:t>
-      </w:r>
-      <w:r>
-        <w:rPr>
-          <w:rStyle w:val="NormalTok"/>
-        </w:rPr>
-        <w:t xml:space="preserve"> </w:t>
-      </w:r>
-      <w:r>
-        <w:rPr>
-          <w:rStyle w:val="ConstantTok"/>
-        </w:rPr>
-        <w:t xml:space="preserve">TRUE</w:t>
-      </w:r>
-      <w:r>
-        <w:rPr>
-          <w:rStyle w:val="NormalTok"/>
-        </w:rPr>
-        <w:t xml:space="preserve">){</w:t>
-      </w:r>
-      <w:r>
-        <w:br/>
-      </w:r>
-      <w:r>
-        <w:rPr>
-          <w:rStyle w:val="NormalTok"/>
-        </w:rPr>
-        <w:t xml:space="preserve">  </w:t>
-      </w:r>
-      <w:r>
-        <w:rPr>
-          <w:rStyle w:val="FunctionTok"/>
-        </w:rPr>
-        <w:t xml:space="preserve">cat</w:t>
-      </w:r>
-      <w:r>
-        <w:rPr>
-          <w:rStyle w:val="NormalTok"/>
-        </w:rPr>
-        <w:t xml:space="preserve">(</w:t>
-      </w:r>
-      <w:r>
-        <w:rPr>
-          <w:rStyle w:val="StringTok"/>
-        </w:rPr>
-        <w:t xml:space="preserve">"</w:t>
-      </w:r>
-      <w:r>
-        <w:br/>
-      </w:r>
-      <w:r>
-        <w:br/>
-      </w:r>
-      <w:r>
-        <w:rPr>
-          <w:rStyle w:val="StringTok"/>
-        </w:rPr>
-        <w:t xml:space="preserve">*Estimated Cost/Benefits/Incentives*</w:t>
-      </w:r>
-      <w:r>
-        <w:br/>
-      </w:r>
-      <w:r>
-        <w:br/>
-      </w:r>
-      <w:r>
-        <w:rPr>
-          <w:rStyle w:val="StringTok"/>
-        </w:rPr>
-        <w:t xml:space="preserve">"</w:t>
-      </w:r>
-      <w:r>
-        <w:rPr>
-          <w:rStyle w:val="NormalTok"/>
-        </w:rPr>
-        <w:t xml:space="preserve">, auto_other_3_estimates</w:t>
-      </w:r>
-      <w:r>
-        <w:rPr>
-          <w:rStyle w:val="SpecialCharTok"/>
-        </w:rPr>
-        <w:t xml:space="preserve">$</w:t>
-      </w:r>
-      <w:r>
-        <w:rPr>
-          <w:rStyle w:val="NormalTok"/>
-        </w:rPr>
-        <w:t xml:space="preserve">Description)</w:t>
-      </w:r>
-      <w:r>
-        <w:br/>
-      </w:r>
-      <w:r>
-        <w:rPr>
-          <w:rStyle w:val="NormalTok"/>
-        </w:rPr>
-        <w:t xml:space="preserve">}</w:t>
-      </w:r>
-      <w:r>
-        <w:rPr>
-          <w:rStyle w:val="ControlFlowTok"/>
-        </w:rPr>
-        <w:t xml:space="preserve">else</w:t>
-      </w:r>
-      <w:r>
-        <w:rPr>
-          <w:rStyle w:val="NormalTok"/>
-        </w:rPr>
-        <w:t xml:space="preserve">{</w:t>
-      </w:r>
-      <w:r>
-        <w:br/>
-      </w:r>
-      <w:r>
-        <w:rPr>
-          <w:rStyle w:val="NormalTok"/>
-        </w:rPr>
-        <w:t xml:space="preserve">  </w:t>
-      </w:r>
-      <w:r>
-        <w:rPr>
-          <w:rStyle w:val="FunctionTok"/>
-        </w:rPr>
-        <w:t xml:space="preserve">cat</w:t>
-      </w:r>
-      <w:r>
-        <w:rPr>
-          <w:rStyle w:val="NormalTok"/>
-        </w:rPr>
-        <w:t xml:space="preserve">(</w:t>
-      </w:r>
-      <w:r>
-        <w:rPr>
-          <w:rStyle w:val="StringTok"/>
-        </w:rPr>
-        <w:t xml:space="preserve">""</w:t>
-      </w:r>
-      <w:r>
-        <w:rPr>
-          <w:rStyle w:val="NormalTok"/>
-        </w:rPr>
-        <w:t xml:space="preserve">)</w:t>
-      </w:r>
-      <w:r>
-        <w:br/>
-      </w:r>
-      <w:r>
-        <w:rPr>
-          <w:rStyle w:val="NormalTok"/>
-        </w:rPr>
-        <w:t xml:space="preserve">  } </w:t>
-      </w:r>
-    </w:p>
-    <w:bookmarkEnd w:id="56"/>
-    <w:bookmarkStart w:id="57" w:name="ductwork-air-sealing-and-insulation"/>
+    <w:bookmarkEnd w:id="57"/>
+    <w:bookmarkStart w:id="58" w:name="other-1"/>
     <w:p>
       <w:pPr>
         <w:pStyle w:val="Heading3"/>
       </w:pPr>
       <w:r>
-        <w:t xml:space="preserve">4.16 Ductwork Air Sealing and Insulation</w:t>
+        <w:t xml:space="preserve">4.17 Other 1</w:t>
       </w:r>
     </w:p>
     <w:p>
@@ -5765,14 +4990,6 @@
         <w:pStyle w:val="BodyText"/>
       </w:pPr>
       <w:r>
-        <w:t xml:space="preserve">The furnace supply ductwork running through the basement would be more efficient if it were air sealed and insulated. The heated air from the furnace loses a lot of heat to the surroundings on its way to the living space.</w:t>
-      </w:r>
-    </w:p>
-    <w:p>
-      <w:pPr>
-        <w:pStyle w:val="BodyText"/>
-      </w:pPr>
-      <w:r>
         <w:rPr>
           <w:i/>
           <w:iCs/>
@@ -5785,7 +5002,97 @@
         <w:pStyle w:val="BodyText"/>
       </w:pPr>
       <w:r>
-        <w:t xml:space="preserve">Air seal and insulate all of the supply and return ductwork running through the basement/crawlspace. Air sealing should be completed first, and can be done with either UL 181 foil-faced tape, duct mastic, or by hiring a contractor that has equipment to Aeroseal the ductwork (https://aeroseal.com/find-a-pro/). For insulation, we recommend using foil-faced fiberglass batts. Foil-faced bubble wrap can also be used. It is important to air seal the ducts properly before insulating. Otherwise, the heat will bypass the insulation, making the insulation ineffective.</w:t>
+        <w:t xml:space="preserve">Upgrade your electrical panel to add whole-house surge protection. This will help to protect your heat pumps, heat pump water heater, refrigerator, well pump, and other electronics from damage due to lightning or other electrical surges.</w:t>
+      </w:r>
+    </w:p>
+    <w:p>
+      <w:pPr>
+        <w:pStyle w:val="BodyText"/>
+      </w:pPr>
+      <w:r>
+        <w:rPr>
+          <w:i/>
+          <w:iCs/>
+        </w:rPr>
+        <w:t xml:space="preserve">Estimated Cost/Benefits/Incentives</w:t>
+      </w:r>
+    </w:p>
+    <w:p>
+      <w:pPr>
+        <w:pStyle w:val="BodyText"/>
+      </w:pPr>
+      <w:r>
+        <w:rPr>
+          <w:b/>
+          <w:bCs/>
+        </w:rPr>
+        <w:t xml:space="preserve">Auditor to describe. Primary residence</w:t>
+      </w:r>
+    </w:p>
+    <w:bookmarkEnd w:id="58"/>
+    <w:bookmarkStart w:id="59" w:name="replace-doors"/>
+    <w:p>
+      <w:pPr>
+        <w:pStyle w:val="Heading3"/>
+      </w:pPr>
+      <w:r>
+        <w:t xml:space="preserve">4.18 Replace Doors</w:t>
+      </w:r>
+    </w:p>
+    <w:p>
+      <w:pPr>
+        <w:pStyle w:val="FirstParagraph"/>
+      </w:pPr>
+      <w:r>
+        <w:rPr>
+          <w:i/>
+          <w:iCs/>
+        </w:rPr>
+        <w:t xml:space="preserve">Problem</w:t>
+      </w:r>
+    </w:p>
+    <w:p>
+      <w:pPr>
+        <w:pStyle w:val="BodyText"/>
+      </w:pPr>
+      <w:r>
+        <w:rPr>
+          <w:b/>
+          <w:bCs/>
+        </w:rPr>
+        <w:t xml:space="preserve">Need to get the description of the problem</w:t>
+      </w:r>
+    </w:p>
+    <w:p>
+      <w:pPr>
+        <w:pStyle w:val="BodyText"/>
+      </w:pPr>
+      <w:r>
+        <w:rPr>
+          <w:i/>
+          <w:iCs/>
+        </w:rPr>
+        <w:t xml:space="preserve">Recommendation</w:t>
+      </w:r>
+    </w:p>
+    <w:p>
+      <w:pPr>
+        <w:pStyle w:val="BodyText"/>
+      </w:pPr>
+      <w:r>
+        <w:t xml:space="preserve">Replace uninsulated exterior doors and ensure new doors are insulated and properly weatherstripped. We recommend installing doors that are Energy Star certified for</w:t>
+      </w:r>
+      <w:r>
+        <w:t xml:space="preserve"> </w:t>
+      </w:r>
+      <w:r>
+        <w:t xml:space="preserve">‘Northern’</w:t>
+      </w:r>
+      <w:r>
+        <w:t xml:space="preserve"> </w:t>
+      </w:r>
+      <w:r>
+        <w:t xml:space="preserve">climate.</w:t>
       </w:r>
       <w:r>
         <w:rPr>
@@ -5800,163 +5107,7 @@
         <w:pStyle w:val="BodyText"/>
       </w:pPr>
       <w:r>
-        <w:t xml:space="preserve">Air sealing and insulating ductwork is eligible for a non-refundable federal tax credit (</w:t>
-      </w:r>
-      <w:r>
-        <w:t xml:space="preserve">“Energy Efficient Home Improvement Credit”</w:t>
-      </w:r>
-      <w:r>
-        <w:t xml:space="preserve">), which can pay for 30% of the project cost, subject to an annual maximum of $1,200 (shared with other home envelope improvements, like attic and basement projects).</w:t>
-      </w:r>
-    </w:p>
-    <w:bookmarkEnd w:id="57"/>
-    <w:bookmarkStart w:id="58" w:name="misc.-air-sealing-and-insulation"/>
-    <w:p>
-      <w:pPr>
-        <w:pStyle w:val="Heading3"/>
-      </w:pPr>
-      <w:r>
-        <w:t xml:space="preserve">4.17 Misc. Air Sealing and Insulation</w:t>
-      </w:r>
-    </w:p>
-    <w:p>
-      <w:pPr>
-        <w:pStyle w:val="FirstParagraph"/>
-      </w:pPr>
-      <w:r>
-        <w:rPr>
-          <w:i/>
-          <w:iCs/>
-        </w:rPr>
-        <w:t xml:space="preserve">Problem</w:t>
-      </w:r>
-    </w:p>
-    <w:p>
-      <w:pPr>
-        <w:pStyle w:val="BodyText"/>
-      </w:pPr>
-      <w:r>
-        <w:rPr>
-          <w:b/>
-          <w:bCs/>
-        </w:rPr>
-        <w:t xml:space="preserve">Need a description for the problem</w:t>
-      </w:r>
-    </w:p>
-    <w:p>
-      <w:pPr>
-        <w:pStyle w:val="BodyText"/>
-      </w:pPr>
-      <w:r>
-        <w:rPr>
-          <w:i/>
-          <w:iCs/>
-        </w:rPr>
-        <w:t xml:space="preserve">Recommendation</w:t>
-      </w:r>
-    </w:p>
-    <w:p>
-      <w:pPr>
-        <w:pStyle w:val="BodyText"/>
-      </w:pPr>
-      <w:r>
-        <w:t xml:space="preserve">Air seal and insulate [** insert auditor description - bay window, bulkhead door, chase, kneewall, anything else that is unique to the home and not otherwise covered in another recommendation]</w:t>
-      </w:r>
-      <w:r>
-        <w:rPr>
-          <w:i/>
-          <w:iCs/>
-        </w:rPr>
-        <w:t xml:space="preserve">Estimated Costs/Benefits/Incentives</w:t>
-      </w:r>
-    </w:p>
-    <w:p>
-      <w:pPr>
-        <w:pStyle w:val="BodyText"/>
-      </w:pPr>
-      <w:r>
-        <w:t xml:space="preserve">As part of a larger insulation project, this work may be eligible for Efficiency Maine rebates and other incentives for insulation work, up to 80% of the overall cost to weatherize your home (subject to a lifetime limit per building).</w:t>
-      </w:r>
-    </w:p>
-    <w:bookmarkEnd w:id="58"/>
-    <w:bookmarkStart w:id="59" w:name="replace-windows"/>
-    <w:p>
-      <w:pPr>
-        <w:pStyle w:val="Heading3"/>
-      </w:pPr>
-      <w:r>
-        <w:t xml:space="preserve">4.18 Replace Windows</w:t>
-      </w:r>
-    </w:p>
-    <w:p>
-      <w:pPr>
-        <w:pStyle w:val="FirstParagraph"/>
-      </w:pPr>
-      <w:r>
-        <w:rPr>
-          <w:i/>
-          <w:iCs/>
-        </w:rPr>
-        <w:t xml:space="preserve">Problem</w:t>
-      </w:r>
-    </w:p>
-    <w:p>
-      <w:pPr>
-        <w:pStyle w:val="BodyText"/>
-      </w:pPr>
-      <w:r>
-        <w:rPr>
-          <w:b/>
-          <w:bCs/>
-        </w:rPr>
-        <w:t xml:space="preserve">Need to get the description of the problem</w:t>
-      </w:r>
-    </w:p>
-    <w:p>
-      <w:pPr>
-        <w:pStyle w:val="BodyText"/>
-      </w:pPr>
-      <w:r>
-        <w:rPr>
-          <w:i/>
-          <w:iCs/>
-        </w:rPr>
-        <w:t xml:space="preserve">Recommendation</w:t>
-      </w:r>
-    </w:p>
-    <w:p>
-      <w:pPr>
-        <w:pStyle w:val="BodyText"/>
-      </w:pPr>
-      <w:r>
-        <w:t xml:space="preserve">Replace single-paned windows with double- or triple-paned windows and ensure the frames are airsealed. We recommend installing windows that are Energy Star certified for</w:t>
-      </w:r>
-      <w:r>
-        <w:t xml:space="preserve"> </w:t>
-      </w:r>
-      <w:r>
-        <w:t xml:space="preserve">‘Northern’</w:t>
-      </w:r>
-      <w:r>
-        <w:t xml:space="preserve"> </w:t>
-      </w:r>
-      <w:r>
-        <w:t xml:space="preserve">climate.</w:t>
-      </w:r>
-      <w:r>
-        <w:rPr>
-          <w:i/>
-          <w:iCs/>
-        </w:rPr>
-        <w:t xml:space="preserve">Estimated Costs/Benefits/Incentives</w:t>
-      </w:r>
-    </w:p>
-    <w:p>
-      <w:pPr>
-        <w:pStyle w:val="BodyText"/>
-      </w:pPr>
-      <w:r>
-        <w:t xml:space="preserve">New windows are eligible for a nonrefundable federal tax credit of 30% of the cost of the window units up to $600, subject to an annual maximum benefit of $1,200 (shared with other home envelope improvements, like attic and basement insulation).</w:t>
+        <w:t xml:space="preserve">New doors are eligible for a nonrefundable federal tax credit of 30% of the cost of the door units up to $250 per door and $500 total, subject to an annual maximum benefit of $1,200 (shared with other home envelope improvements, like attic and basement insulation).</w:t>
       </w:r>
     </w:p>
     <w:bookmarkEnd w:id="59"/>
@@ -6003,216 +5154,6 @@
       </w:r>
     </w:p>
     <w:bookmarkEnd w:id="61"/>
-    <w:bookmarkStart w:id="80" w:name="section-four-tests"/>
-    <w:p>
-      <w:pPr>
-        <w:pStyle w:val="Heading2"/>
-      </w:pPr>
-      <w:r>
-        <w:t xml:space="preserve">6 Section Four Tests</w:t>
-      </w:r>
-    </w:p>
-    <w:bookmarkStart w:id="62" w:name="high-efficiency-shower-heads-1"/>
-    <w:p>
-      <w:pPr>
-        <w:pStyle w:val="Heading3"/>
-      </w:pPr>
-      <w:r>
-        <w:t xml:space="preserve">6.1 High-efficiency Shower Head(s)</w:t>
-      </w:r>
-    </w:p>
-    <w:bookmarkEnd w:id="62"/>
-    <w:bookmarkStart w:id="63" w:name="windowdressers"/>
-    <w:p>
-      <w:pPr>
-        <w:pStyle w:val="Heading3"/>
-      </w:pPr>
-      <w:r>
-        <w:t xml:space="preserve">6.2 WindowDressers</w:t>
-      </w:r>
-    </w:p>
-    <w:bookmarkEnd w:id="63"/>
-    <w:bookmarkStart w:id="64" w:name="refrigerator-1"/>
-    <w:p>
-      <w:pPr>
-        <w:pStyle w:val="Heading3"/>
-      </w:pPr>
-      <w:r>
-        <w:t xml:space="preserve">6.3 Refrigerator</w:t>
-      </w:r>
-    </w:p>
-    <w:bookmarkEnd w:id="64"/>
-    <w:bookmarkStart w:id="65" w:name="induction-stoveoven-1"/>
-    <w:p>
-      <w:pPr>
-        <w:pStyle w:val="Heading3"/>
-      </w:pPr>
-      <w:r>
-        <w:t xml:space="preserve">6.4 Induction Stove/Oven</w:t>
-      </w:r>
-    </w:p>
-    <w:bookmarkEnd w:id="65"/>
-    <w:bookmarkStart w:id="66" w:name="heat-pump-water-heater-1"/>
-    <w:p>
-      <w:pPr>
-        <w:pStyle w:val="Heading3"/>
-      </w:pPr>
-      <w:r>
-        <w:t xml:space="preserve">6.5 Heat Pump Water Heater</w:t>
-      </w:r>
-    </w:p>
-    <w:bookmarkEnd w:id="66"/>
-    <w:bookmarkStart w:id="67" w:name="gutters-1"/>
-    <w:p>
-      <w:pPr>
-        <w:pStyle w:val="Heading3"/>
-      </w:pPr>
-      <w:r>
-        <w:t xml:space="preserve">6.6 Gutters</w:t>
-      </w:r>
-    </w:p>
-    <w:bookmarkEnd w:id="67"/>
-    <w:bookmarkStart w:id="68" w:name="bathroom-exhaust-fans-1"/>
-    <w:p>
-      <w:pPr>
-        <w:pStyle w:val="Heading3"/>
-      </w:pPr>
-      <w:r>
-        <w:t xml:space="preserve">6.7 Bathroom Exhaust Fan(s)</w:t>
-      </w:r>
-    </w:p>
-    <w:bookmarkEnd w:id="68"/>
-    <w:bookmarkStart w:id="69" w:name="kitchen-exhaust-fan"/>
-    <w:p>
-      <w:pPr>
-        <w:pStyle w:val="Heading3"/>
-      </w:pPr>
-      <w:r>
-        <w:t xml:space="preserve">6.8 Kitchen Exhaust Fan</w:t>
-      </w:r>
-    </w:p>
-    <w:bookmarkEnd w:id="69"/>
-    <w:bookmarkStart w:id="70" w:name="vapor-barrier-1"/>
-    <w:p>
-      <w:pPr>
-        <w:pStyle w:val="Heading3"/>
-      </w:pPr>
-      <w:r>
-        <w:t xml:space="preserve">6.9 Vapor Barrier</w:t>
-      </w:r>
-    </w:p>
-    <w:bookmarkEnd w:id="70"/>
-    <w:bookmarkStart w:id="71" w:name="continuous-exterior-wall-insulation-1"/>
-    <w:p>
-      <w:pPr>
-        <w:pStyle w:val="Heading3"/>
-      </w:pPr>
-      <w:r>
-        <w:t xml:space="preserve">6.10 Continuous Exterior Wall Insulation</w:t>
-      </w:r>
-    </w:p>
-    <w:bookmarkEnd w:id="71"/>
-    <w:bookmarkStart w:id="72" w:name="air-source-heat-pump-1"/>
-    <w:p>
-      <w:pPr>
-        <w:pStyle w:val="Heading3"/>
-      </w:pPr>
-      <w:r>
-        <w:t xml:space="preserve">6.11 Air Source Heat Pump</w:t>
-      </w:r>
-    </w:p>
-    <w:bookmarkEnd w:id="72"/>
-    <w:bookmarkStart w:id="73" w:name="solar-1"/>
-    <w:p>
-      <w:pPr>
-        <w:pStyle w:val="Heading3"/>
-      </w:pPr>
-      <w:r>
-        <w:t xml:space="preserve">6.12 Solar</w:t>
-      </w:r>
-    </w:p>
-    <w:bookmarkEnd w:id="73"/>
-    <w:bookmarkStart w:id="74" w:name="whole-house-surge-protection-1"/>
-    <w:p>
-      <w:pPr>
-        <w:pStyle w:val="Heading3"/>
-      </w:pPr>
-      <w:r>
-        <w:t xml:space="preserve">6.13 Whole-House Surge Protection</w:t>
-      </w:r>
-    </w:p>
-    <w:bookmarkEnd w:id="74"/>
-    <w:bookmarkStart w:id="75" w:name="pipe-insulation-1"/>
-    <w:p>
-      <w:pPr>
-        <w:pStyle w:val="Heading3"/>
-      </w:pPr>
-      <w:r>
-        <w:t xml:space="preserve">6.14 Pipe Insulation</w:t>
-      </w:r>
-    </w:p>
-    <w:bookmarkEnd w:id="75"/>
-    <w:bookmarkStart w:id="76" w:name="diy-air-sealing-1"/>
-    <w:p>
-      <w:pPr>
-        <w:pStyle w:val="Heading3"/>
-      </w:pPr>
-      <w:r>
-        <w:t xml:space="preserve">6.15 DIY Air Sealing</w:t>
-      </w:r>
-    </w:p>
-    <w:bookmarkEnd w:id="76"/>
-    <w:bookmarkStart w:id="77" w:name="ductwork-air-sealing-and-insulation-1"/>
-    <w:p>
-      <w:pPr>
-        <w:pStyle w:val="Heading3"/>
-      </w:pPr>
-      <w:r>
-        <w:t xml:space="preserve">6.16 Ductwork Air Sealing and Insulation</w:t>
-      </w:r>
-    </w:p>
-    <w:bookmarkEnd w:id="77"/>
-    <w:bookmarkStart w:id="78" w:name="misc.-air-sealing-and-insulation-1"/>
-    <w:p>
-      <w:pPr>
-        <w:pStyle w:val="Heading3"/>
-      </w:pPr>
-      <w:r>
-        <w:t xml:space="preserve">6.17 Misc. Air Sealing and Insulation</w:t>
-      </w:r>
-    </w:p>
-    <w:bookmarkEnd w:id="78"/>
-    <w:bookmarkStart w:id="79" w:name="replace-windows-1"/>
-    <w:p>
-      <w:pPr>
-        <w:pStyle w:val="Heading3"/>
-      </w:pPr>
-      <w:r>
-        <w:t xml:space="preserve">6.18 Replace Windows</w:t>
-      </w:r>
-    </w:p>
-    <w:p>
-      <w:pPr>
-        <w:pStyle w:val="FirstParagraph"/>
-      </w:pPr>
-      <w:r>
-        <w:t xml:space="preserve">[1]</w:t>
-      </w:r>
-      <w:r>
-        <w:t xml:space="preserve"> </w:t>
-      </w:r>
-      <w:r>
-        <w:t xml:space="preserve">“)</w:t>
-      </w:r>
-      <w:r>
-        <w:t xml:space="preserve">}</w:t>
-      </w:r>
-      <w:r>
-        <w:t xml:space="preserve"># cat(”</w:t>
-      </w:r>
-    </w:p>
-    <w:bookmarkEnd w:id="79"/>
-    <w:bookmarkEnd w:id="80"/>
     <w:sectPr>
       <w:footerReference r:id="rId9" w:type="default"/>
       <w:pgSz w:h="15840" w:w="12240"/>

--- a/Quarto_report/Audit_Report.docx
+++ b/Quarto_report/Audit_Report.docx
@@ -15,31 +15,31 @@
         <w:pStyle w:val="FirstParagraph"/>
       </w:pPr>
       <w:r>
-        <w:t xml:space="preserve">Homeowner(s): Denise Altvater</w:t>
-      </w:r>
-    </w:p>
-    <w:p>
-      <w:pPr>
-        <w:pStyle w:val="BodyText"/>
-      </w:pPr>
-      <w:r>
-        <w:t xml:space="preserve">Address: 16 Loone Lane, Robbinston, ME 04671</w:t>
-      </w:r>
-    </w:p>
-    <w:p>
-      <w:pPr>
-        <w:pStyle w:val="BodyText"/>
-      </w:pPr>
-      <w:r>
-        <w:t xml:space="preserve">Owner Contact: (207) 214-6383</w:t>
-      </w:r>
-    </w:p>
-    <w:p>
-      <w:pPr>
-        <w:pStyle w:val="BodyText"/>
-      </w:pPr>
-      <w:r>
-        <w:t xml:space="preserve">Auditors: Helen Lloyd, Tyler Hebert, Raquel Longfellow</w:t>
+        <w:t xml:space="preserve">Homeowner(s): Sharon Morrell</w:t>
+      </w:r>
+    </w:p>
+    <w:p>
+      <w:pPr>
+        <w:pStyle w:val="BodyText"/>
+      </w:pPr>
+      <w:r>
+        <w:t xml:space="preserve">Address: 300 Cranberry Road, Cranberry Isles, ME 04625</w:t>
+      </w:r>
+    </w:p>
+    <w:p>
+      <w:pPr>
+        <w:pStyle w:val="BodyText"/>
+      </w:pPr>
+      <w:r>
+        <w:t xml:space="preserve">Owner Contact: akmjem@yahoo.com, (717) 275-2993</w:t>
+      </w:r>
+    </w:p>
+    <w:p>
+      <w:pPr>
+        <w:pStyle w:val="BodyText"/>
+      </w:pPr>
+      <w:r>
+        <w:t xml:space="preserve">Auditors: Rashmi Mohan, Pema Lhundrup, Mabon Young</w:t>
       </w:r>
     </w:p>
     <w:p>
@@ -55,7 +55,7 @@
         <w:pStyle w:val="BodyText"/>
       </w:pPr>
       <w:r>
-        <w:t xml:space="preserve">Report Date: July 2, 2025</w:t>
+        <w:t xml:space="preserve">Report Date: July 3, 2025</w:t>
       </w:r>
     </w:p>
     <w:p>
@@ -70,7 +70,7 @@
         <w:pStyle w:val="FirstParagraph"/>
       </w:pPr>
       <w:r>
-        <w:t xml:space="preserve">We conducted an energy assessment of your home on 7/1/2025. This report will tell you what we did, what we found, and what we suggest for your home. These suggestions include information on incentives and financing to make improvements more affordable.</w:t>
+        <w:t xml:space="preserve">We conducted an energy assessment of your home on 7/3/2025. This report will tell you what we did, what we found, and what we suggest for your home. These suggestions include information on incentives and financing to make improvements more affordable.</w:t>
       </w:r>
     </w:p>
     <w:p>
@@ -397,31 +397,31 @@
                 <w:rFonts w:ascii="Calibri" w:hAnsi="Calibri"/>
                 <w:sz w:val="20"/>
               </w:rPr>
-              <w:t xml:space="default">LEDs</w:t>
-            </w:r>
-          </w:p>
-        </w:tc>
-        <w:tc>
-          <w:tcPr>
-            <w:tcBorders>
-              <w:top w:val="single" w:space="0" w:color="D3D3D3"/>
-              <w:bottom w:val="single" w:space="0" w:color="D3D3D3"/>
-              <w:start w:val="single" w:space="0" w:color="D3D3D3"/>
-              <w:end w:val="single" w:space="0" w:color="D3D3D3"/>
-            </w:tcBorders>
-          </w:tcPr>
-          <w:p>
-            <w:pPr>
-              <w:spacing w:before="0" w:after="60"/>
-              <w:keepNext/>
-              <w:jc w:val="start"/>
-            </w:pPr>
-            <w:r>
-              <w:rPr>
-                <w:rFonts w:ascii="Calibri" w:hAnsi="Calibri"/>
-                <w:sz w:val="20"/>
-              </w:rPr>
-              <w:t xml:space="default">Switch your light bulbs to LED light bulbs. LEDs use 80% less energy than incandescent light bulbs which can significantly reduce your electricity bill.</w:t>
+              <w:t xml:space="default">WindowDressers</w:t>
+            </w:r>
+          </w:p>
+        </w:tc>
+        <w:tc>
+          <w:tcPr>
+            <w:tcBorders>
+              <w:top w:val="single" w:space="0" w:color="D3D3D3"/>
+              <w:bottom w:val="single" w:space="0" w:color="D3D3D3"/>
+              <w:start w:val="single" w:space="0" w:color="D3D3D3"/>
+              <w:end w:val="single" w:space="0" w:color="D3D3D3"/>
+            </w:tcBorders>
+          </w:tcPr>
+          <w:p>
+            <w:pPr>
+              <w:spacing w:before="0" w:after="60"/>
+              <w:keepNext/>
+              <w:jc w:val="start"/>
+            </w:pPr>
+            <w:r>
+              <w:rPr>
+                <w:rFonts w:ascii="Calibri" w:hAnsi="Calibri"/>
+                <w:sz w:val="20"/>
+              </w:rPr>
+              <w:t xml:space="default">WindowDressers are insulating window inserts that help air-seal windows and reduce heat loss and gain.</w:t>
             </w:r>
           </w:p>
         </w:tc>
@@ -450,31 +450,31 @@
                 <w:rFonts w:ascii="Calibri" w:hAnsi="Calibri"/>
                 <w:sz w:val="20"/>
               </w:rPr>
-              <w:t xml:space="default">WindowDressers</w:t>
-            </w:r>
-          </w:p>
-        </w:tc>
-        <w:tc>
-          <w:tcPr>
-            <w:tcBorders>
-              <w:top w:val="single" w:space="0" w:color="D3D3D3"/>
-              <w:bottom w:val="single" w:space="0" w:color="D3D3D3"/>
-              <w:start w:val="single" w:space="0" w:color="D3D3D3"/>
-              <w:end w:val="single" w:space="0" w:color="D3D3D3"/>
-            </w:tcBorders>
-          </w:tcPr>
-          <w:p>
-            <w:pPr>
-              <w:spacing w:before="0" w:after="60"/>
-              <w:keepNext/>
-              <w:jc w:val="start"/>
-            </w:pPr>
-            <w:r>
-              <w:rPr>
-                <w:rFonts w:ascii="Calibri" w:hAnsi="Calibri"/>
-                <w:sz w:val="20"/>
-              </w:rPr>
-              <w:t xml:space="default">WindowDressers are insulating window inserts that help air-seal windows and reduce heat loss and gain.</w:t>
+              <w:t xml:space="default">Induction Stove/Oven</w:t>
+            </w:r>
+          </w:p>
+        </w:tc>
+        <w:tc>
+          <w:tcPr>
+            <w:tcBorders>
+              <w:top w:val="single" w:space="0" w:color="D3D3D3"/>
+              <w:bottom w:val="single" w:space="0" w:color="D3D3D3"/>
+              <w:start w:val="single" w:space="0" w:color="D3D3D3"/>
+              <w:end w:val="single" w:space="0" w:color="D3D3D3"/>
+            </w:tcBorders>
+          </w:tcPr>
+          <w:p>
+            <w:pPr>
+              <w:spacing w:before="0" w:after="60"/>
+              <w:keepNext/>
+              <w:jc w:val="start"/>
+            </w:pPr>
+            <w:r>
+              <w:rPr>
+                <w:rFonts w:ascii="Calibri" w:hAnsi="Calibri"/>
+                <w:sz w:val="20"/>
+              </w:rPr>
+              <w:t xml:space="default">Induction cooking appliances are more efficient and safer than electric or gas ones. There is no risk of carbon monoxide or other harmful combustion gases, and the surface doesn’t heat up without a pot or pan on it.</w:t>
             </w:r>
           </w:p>
         </w:tc>
@@ -874,31 +874,31 @@
                 <w:rFonts w:ascii="Calibri" w:hAnsi="Calibri"/>
                 <w:sz w:val="20"/>
               </w:rPr>
-              <w:t xml:space="default">Electrical Panel Upgrade</w:t>
-            </w:r>
-          </w:p>
-        </w:tc>
-        <w:tc>
-          <w:tcPr>
-            <w:tcBorders>
-              <w:top w:val="single" w:space="0" w:color="D3D3D3"/>
-              <w:bottom w:val="single" w:space="0" w:color="D3D3D3"/>
-              <w:start w:val="single" w:space="0" w:color="D3D3D3"/>
-              <w:end w:val="single" w:space="0" w:color="D3D3D3"/>
-            </w:tcBorders>
-          </w:tcPr>
-          <w:p>
-            <w:pPr>
-              <w:spacing w:before="0" w:after="60"/>
-              <w:keepNext/>
-              <w:jc w:val="start"/>
-            </w:pPr>
-            <w:r>
-              <w:rPr>
-                <w:rFonts w:ascii="Calibri" w:hAnsi="Calibri"/>
-                <w:sz w:val="20"/>
-              </w:rPr>
-              <w:t xml:space="default">Consult with an electrician about replacing your existing electrical panel with a 200 amp panel as you add electrical appliances to your home.</w:t>
+              <w:t xml:space="default">Air Source Heat Pump</w:t>
+            </w:r>
+          </w:p>
+        </w:tc>
+        <w:tc>
+          <w:tcPr>
+            <w:tcBorders>
+              <w:top w:val="single" w:space="0" w:color="D3D3D3"/>
+              <w:bottom w:val="single" w:space="0" w:color="D3D3D3"/>
+              <w:start w:val="single" w:space="0" w:color="D3D3D3"/>
+              <w:end w:val="single" w:space="0" w:color="D3D3D3"/>
+            </w:tcBorders>
+          </w:tcPr>
+          <w:p>
+            <w:pPr>
+              <w:spacing w:before="0" w:after="60"/>
+              <w:keepNext/>
+              <w:jc w:val="start"/>
+            </w:pPr>
+            <w:r>
+              <w:rPr>
+                <w:rFonts w:ascii="Calibri" w:hAnsi="Calibri"/>
+                <w:sz w:val="20"/>
+              </w:rPr>
+              <w:t xml:space="default">Install air source heat pumps for heating and cooling and whole-house surge protection.</w:t>
             </w:r>
           </w:p>
         </w:tc>
@@ -927,31 +927,31 @@
                 <w:rFonts w:ascii="Calibri" w:hAnsi="Calibri"/>
                 <w:sz w:val="20"/>
               </w:rPr>
-              <w:t xml:space="default">Air Source Heat Pump</w:t>
-            </w:r>
-          </w:p>
-        </w:tc>
-        <w:tc>
-          <w:tcPr>
-            <w:tcBorders>
-              <w:top w:val="single" w:space="0" w:color="D3D3D3"/>
-              <w:bottom w:val="single" w:space="0" w:color="D3D3D3"/>
-              <w:start w:val="single" w:space="0" w:color="D3D3D3"/>
-              <w:end w:val="single" w:space="0" w:color="D3D3D3"/>
-            </w:tcBorders>
-          </w:tcPr>
-          <w:p>
-            <w:pPr>
-              <w:spacing w:before="0" w:after="60"/>
-              <w:keepNext/>
-              <w:jc w:val="start"/>
-            </w:pPr>
-            <w:r>
-              <w:rPr>
-                <w:rFonts w:ascii="Calibri" w:hAnsi="Calibri"/>
-                <w:sz w:val="20"/>
-              </w:rPr>
-              <w:t xml:space="default">Install air source heat pumps for heating and cooling and whole-house surge protection.</w:t>
+              <w:t xml:space="default">Whole-House Surge Protection</w:t>
+            </w:r>
+          </w:p>
+        </w:tc>
+        <w:tc>
+          <w:tcPr>
+            <w:tcBorders>
+              <w:top w:val="single" w:space="0" w:color="D3D3D3"/>
+              <w:bottom w:val="single" w:space="0" w:color="D3D3D3"/>
+              <w:start w:val="single" w:space="0" w:color="D3D3D3"/>
+              <w:end w:val="single" w:space="0" w:color="D3D3D3"/>
+            </w:tcBorders>
+          </w:tcPr>
+          <w:p>
+            <w:pPr>
+              <w:spacing w:before="0" w:after="60"/>
+              <w:keepNext/>
+              <w:jc w:val="start"/>
+            </w:pPr>
+            <w:r>
+              <w:rPr>
+                <w:rFonts w:ascii="Calibri" w:hAnsi="Calibri"/>
+                <w:sz w:val="20"/>
+              </w:rPr>
+              <w:t xml:space="default">Upgrade your electrical panel to add whole-house surge protection.</w:t>
             </w:r>
           </w:p>
         </w:tc>
@@ -980,31 +980,31 @@
                 <w:rFonts w:ascii="Calibri" w:hAnsi="Calibri"/>
                 <w:sz w:val="20"/>
               </w:rPr>
-              <w:t xml:space="default">Solar</w:t>
-            </w:r>
-          </w:p>
-        </w:tc>
-        <w:tc>
-          <w:tcPr>
-            <w:tcBorders>
-              <w:top w:val="single" w:space="0" w:color="D3D3D3"/>
-              <w:bottom w:val="single" w:space="0" w:color="D3D3D3"/>
-              <w:start w:val="single" w:space="0" w:color="D3D3D3"/>
-              <w:end w:val="single" w:space="0" w:color="D3D3D3"/>
-            </w:tcBorders>
-          </w:tcPr>
-          <w:p>
-            <w:pPr>
-              <w:spacing w:before="0" w:after="60"/>
-              <w:keepNext/>
-              <w:jc w:val="start"/>
-            </w:pPr>
-            <w:r>
-              <w:rPr>
-                <w:rFonts w:ascii="Calibri" w:hAnsi="Calibri"/>
-                <w:sz w:val="20"/>
-              </w:rPr>
-              <w:t xml:space="default">Rooftop solar can supply most or all of your home electrical demands. Contact a solar company for pricing and details specific to your home.</w:t>
+              <w:t xml:space="default">Blown-in Cellulose Wall Insulation</w:t>
+            </w:r>
+          </w:p>
+        </w:tc>
+        <w:tc>
+          <w:tcPr>
+            <w:tcBorders>
+              <w:top w:val="single" w:space="0" w:color="D3D3D3"/>
+              <w:bottom w:val="single" w:space="0" w:color="D3D3D3"/>
+              <w:start w:val="single" w:space="0" w:color="D3D3D3"/>
+              <w:end w:val="single" w:space="0" w:color="D3D3D3"/>
+            </w:tcBorders>
+          </w:tcPr>
+          <w:p>
+            <w:pPr>
+              <w:spacing w:before="0" w:after="60"/>
+              <w:keepNext/>
+              <w:jc w:val="start"/>
+            </w:pPr>
+            <w:r>
+              <w:rPr>
+                <w:rFonts w:ascii="Calibri" w:hAnsi="Calibri"/>
+                <w:sz w:val="20"/>
+              </w:rPr>
+              <w:t xml:space="default">Insulate the wall stud cavities with dense packed, blown-in cellulose insulation.</w:t>
             </w:r>
           </w:p>
         </w:tc>
@@ -1033,31 +1033,31 @@
                 <w:rFonts w:ascii="Calibri" w:hAnsi="Calibri"/>
                 <w:sz w:val="20"/>
               </w:rPr>
-              <w:t xml:space="default">Whole-House Surge Protection</w:t>
-            </w:r>
-          </w:p>
-        </w:tc>
-        <w:tc>
-          <w:tcPr>
-            <w:tcBorders>
-              <w:top w:val="single" w:space="0" w:color="D3D3D3"/>
-              <w:bottom w:val="single" w:space="0" w:color="D3D3D3"/>
-              <w:start w:val="single" w:space="0" w:color="D3D3D3"/>
-              <w:end w:val="single" w:space="0" w:color="D3D3D3"/>
-            </w:tcBorders>
-          </w:tcPr>
-          <w:p>
-            <w:pPr>
-              <w:spacing w:before="0" w:after="60"/>
-              <w:keepNext/>
-              <w:jc w:val="start"/>
-            </w:pPr>
-            <w:r>
-              <w:rPr>
-                <w:rFonts w:ascii="Calibri" w:hAnsi="Calibri"/>
-                <w:sz w:val="20"/>
-              </w:rPr>
-              <w:t xml:space="default">Upgrade your electrical panel to add whole-house surge protection.</w:t>
+              <w:t xml:space="default">Solar</w:t>
+            </w:r>
+          </w:p>
+        </w:tc>
+        <w:tc>
+          <w:tcPr>
+            <w:tcBorders>
+              <w:top w:val="single" w:space="0" w:color="D3D3D3"/>
+              <w:bottom w:val="single" w:space="0" w:color="D3D3D3"/>
+              <w:start w:val="single" w:space="0" w:color="D3D3D3"/>
+              <w:end w:val="single" w:space="0" w:color="D3D3D3"/>
+            </w:tcBorders>
+          </w:tcPr>
+          <w:p>
+            <w:pPr>
+              <w:spacing w:before="0" w:after="60"/>
+              <w:keepNext/>
+              <w:jc w:val="start"/>
+            </w:pPr>
+            <w:r>
+              <w:rPr>
+                <w:rFonts w:ascii="Calibri" w:hAnsi="Calibri"/>
+                <w:sz w:val="20"/>
+              </w:rPr>
+              <w:t xml:space="default">Rooftop solar can supply most or all of your home electrical demands. Contact a solar company for pricing and details specific to your home.</w:t>
             </w:r>
           </w:p>
         </w:tc>
@@ -1086,190 +1086,31 @@
                 <w:rFonts w:ascii="Calibri" w:hAnsi="Calibri"/>
                 <w:sz w:val="20"/>
               </w:rPr>
-              <w:t xml:space="default">Pipe Insulation</w:t>
-            </w:r>
-          </w:p>
-        </w:tc>
-        <w:tc>
-          <w:tcPr>
-            <w:tcBorders>
-              <w:top w:val="single" w:space="0" w:color="D3D3D3"/>
-              <w:bottom w:val="single" w:space="0" w:color="D3D3D3"/>
-              <w:start w:val="single" w:space="0" w:color="D3D3D3"/>
-              <w:end w:val="single" w:space="0" w:color="D3D3D3"/>
-            </w:tcBorders>
-          </w:tcPr>
-          <w:p>
-            <w:pPr>
-              <w:spacing w:before="0" w:after="60"/>
-              <w:keepNext/>
-              <w:jc w:val="start"/>
-            </w:pPr>
-            <w:r>
-              <w:rPr>
-                <w:rFonts w:ascii="Calibri" w:hAnsi="Calibri"/>
-                <w:sz w:val="20"/>
-              </w:rPr>
-              <w:t xml:space="default">Insulate both hot and cold water pipes that are uninsulated in the basement/crawlspace. This will save energy and prevent condensation.</w:t>
-            </w:r>
-          </w:p>
-        </w:tc>
-      </w:tr>
-      <w:tr>
-        <w:trPr>
-          <w:cantSplit/>
-        </w:trPr>
-        <w:tc>
-          <w:tcPr>
-            <w:tcBorders>
-              <w:top w:val="single" w:space="0" w:color="D3D3D3"/>
-              <w:bottom w:val="single" w:space="0" w:color="D3D3D3"/>
-              <w:start w:val="single" w:space="0" w:color="D3D3D3"/>
-              <w:end w:val="single" w:space="0" w:color="D3D3D3"/>
-            </w:tcBorders>
-          </w:tcPr>
-          <w:p>
-            <w:pPr>
-              <w:spacing w:before="0" w:after="60"/>
-              <w:keepNext/>
-              <w:jc w:val="start"/>
-            </w:pPr>
-            <w:r>
-              <w:rPr>
-                <w:rFonts w:ascii="Calibri" w:hAnsi="Calibri"/>
-                <w:sz w:val="20"/>
-              </w:rPr>
-              <w:t xml:space="default">DIY Air Sealing</w:t>
-            </w:r>
-          </w:p>
-        </w:tc>
-        <w:tc>
-          <w:tcPr>
-            <w:tcBorders>
-              <w:top w:val="single" w:space="0" w:color="D3D3D3"/>
-              <w:bottom w:val="single" w:space="0" w:color="D3D3D3"/>
-              <w:start w:val="single" w:space="0" w:color="D3D3D3"/>
-              <w:end w:val="single" w:space="0" w:color="D3D3D3"/>
-            </w:tcBorders>
-          </w:tcPr>
-          <w:p>
-            <w:pPr>
-              <w:spacing w:before="0" w:after="60"/>
-              <w:keepNext/>
-              <w:jc w:val="start"/>
-            </w:pPr>
-            <w:r>
-              <w:rPr>
-                <w:rFonts w:ascii="Calibri" w:hAnsi="Calibri"/>
-                <w:sz w:val="20"/>
-              </w:rPr>
-              <w:t xml:space="default">Seal easy-to-access air leaks and weatherstrip exterior doors.</w:t>
-            </w:r>
-          </w:p>
-        </w:tc>
-      </w:tr>
-      <w:tr>
-        <w:trPr>
-          <w:cantSplit/>
-        </w:trPr>
-        <w:tc>
-          <w:tcPr>
-            <w:tcBorders>
-              <w:top w:val="single" w:space="0" w:color="D3D3D3"/>
-              <w:bottom w:val="single" w:space="0" w:color="D3D3D3"/>
-              <w:start w:val="single" w:space="0" w:color="D3D3D3"/>
-              <w:end w:val="single" w:space="0" w:color="D3D3D3"/>
-            </w:tcBorders>
-          </w:tcPr>
-          <w:p>
-            <w:pPr>
-              <w:spacing w:before="0" w:after="60"/>
-              <w:keepNext/>
-              <w:jc w:val="start"/>
-            </w:pPr>
-            <w:r>
-              <w:rPr>
-                <w:rFonts w:ascii="Calibri" w:hAnsi="Calibri"/>
-                <w:sz w:val="20"/>
-              </w:rPr>
-              <w:t xml:space="default">Replace Doors</w:t>
-            </w:r>
-          </w:p>
-        </w:tc>
-        <w:tc>
-          <w:tcPr>
-            <w:tcBorders>
-              <w:top w:val="single" w:space="0" w:color="D3D3D3"/>
-              <w:bottom w:val="single" w:space="0" w:color="D3D3D3"/>
-              <w:start w:val="single" w:space="0" w:color="D3D3D3"/>
-              <w:end w:val="single" w:space="0" w:color="D3D3D3"/>
-            </w:tcBorders>
-          </w:tcPr>
-          <w:p>
-            <w:pPr>
-              <w:spacing w:before="0" w:after="60"/>
-              <w:keepNext/>
-              <w:jc w:val="start"/>
-            </w:pPr>
-            <w:r>
-              <w:rPr>
-                <w:rFonts w:ascii="Calibri" w:hAnsi="Calibri"/>
-                <w:sz w:val="20"/>
-              </w:rPr>
-              <w:t xml:space="default">Replace uninsulated exterior doors and ensure new doors are insulated and properly weatherstripped. We recommend installing doors that are Energy Star certified for 'Northern' climate.</w:t>
-            </w:r>
-          </w:p>
-        </w:tc>
-      </w:tr>
-      <w:tr>
-        <w:trPr>
-          <w:cantSplit/>
-        </w:trPr>
-        <w:tc>
-          <w:tcPr>
-            <w:tcBorders>
-              <w:top w:val="single" w:space="0" w:color="D3D3D3"/>
-              <w:bottom w:val="single" w:space="0" w:color="D3D3D3"/>
-              <w:start w:val="single" w:space="0" w:color="D3D3D3"/>
-              <w:end w:val="single" w:space="0" w:color="D3D3D3"/>
-            </w:tcBorders>
-          </w:tcPr>
-          <w:p>
-            <w:pPr>
-              <w:spacing w:before="0" w:after="60"/>
-              <w:keepNext/>
-              <w:jc w:val="start"/>
-            </w:pPr>
-            <w:r>
-              <w:rPr>
-                <w:rFonts w:ascii="Calibri" w:hAnsi="Calibri"/>
-                <w:sz w:val="20"/>
-              </w:rPr>
-              <w:t xml:space="default">Other 1</w:t>
-            </w:r>
-          </w:p>
-        </w:tc>
-        <w:tc>
-          <w:tcPr>
-            <w:tcBorders>
-              <w:top w:val="single" w:space="0" w:color="D3D3D3"/>
-              <w:bottom w:val="single" w:space="0" w:color="D3D3D3"/>
-              <w:start w:val="single" w:space="0" w:color="D3D3D3"/>
-              <w:end w:val="single" w:space="0" w:color="D3D3D3"/>
-            </w:tcBorders>
-          </w:tcPr>
-          <w:p>
-            <w:pPr>
-              <w:spacing w:before="0" w:after="60"/>
-              <w:keepNext/>
-              <w:jc w:val="start"/>
-            </w:pPr>
-            <w:r>
-              <w:rPr>
-                <w:rFonts w:ascii="Calibri" w:hAnsi="Calibri"/>
-                <w:sz w:val="20"/>
-              </w:rPr>
-              <w:t xml:space="default">TYPE HERE 1</w:t>
+              <w:t xml:space="default">Electrical Panel Upgrade</w:t>
+            </w:r>
+          </w:p>
+        </w:tc>
+        <w:tc>
+          <w:tcPr>
+            <w:tcBorders>
+              <w:top w:val="single" w:space="0" w:color="D3D3D3"/>
+              <w:bottom w:val="single" w:space="0" w:color="D3D3D3"/>
+              <w:start w:val="single" w:space="0" w:color="D3D3D3"/>
+              <w:end w:val="single" w:space="0" w:color="D3D3D3"/>
+            </w:tcBorders>
+          </w:tcPr>
+          <w:p>
+            <w:pPr>
+              <w:spacing w:before="0" w:after="60"/>
+              <w:keepNext/>
+              <w:jc w:val="start"/>
+            </w:pPr>
+            <w:r>
+              <w:rPr>
+                <w:rFonts w:ascii="Calibri" w:hAnsi="Calibri"/>
+                <w:sz w:val="20"/>
+              </w:rPr>
+              <w:t xml:space="default">Consult with an electrician about replacing your existing electrical panel with a 200 amp panel as you add electrical appliances to your home.</w:t>
             </w:r>
           </w:p>
         </w:tc>
@@ -1354,7 +1195,7 @@
                 <w:rFonts w:ascii="Calibri" w:hAnsi="Calibri"/>
                 <w:sz w:val="20"/>
               </w:rPr>
-              <w:t xml:space="default">2010</w:t>
+              <w:t xml:space="default">1980s</w:t>
             </w:r>
           </w:p>
         </w:tc>
@@ -1407,7 +1248,7 @@
                 <w:rFonts w:ascii="Calibri" w:hAnsi="Calibri"/>
                 <w:sz w:val="20"/>
               </w:rPr>
-              <w:t xml:space="default">Crawlspace, Slab, Post/Piers, open to the outside</w:t>
+              <w:t xml:space="default">Crawlspace</w:t>
             </w:r>
           </w:p>
         </w:tc>
@@ -1460,7 +1301,7 @@
                 <w:rFonts w:ascii="Calibri" w:hAnsi="Calibri"/>
                 <w:sz w:val="20"/>
               </w:rPr>
-              <w:t xml:space="default">Batts of Fiberglass , 10 inches</w:t>
+              <w:t xml:space="default">Batts of Fiberglass , 5 inches</w:t>
             </w:r>
           </w:p>
         </w:tc>
@@ -1513,7 +1354,7 @@
                 <w:rFonts w:ascii="Calibri" w:hAnsi="Calibri"/>
                 <w:sz w:val="20"/>
               </w:rPr>
-              <w:t xml:space="default">2</w:t>
+              <w:t xml:space="default">1</w:t>
             </w:r>
           </w:p>
         </w:tc>
@@ -1566,7 +1407,7 @@
                 <w:rFonts w:ascii="Calibri" w:hAnsi="Calibri"/>
                 <w:sz w:val="20"/>
               </w:rPr>
-              <w:t xml:space="default">1251</w:t>
+              <w:t xml:space="default">NA</w:t>
             </w:r>
           </w:p>
         </w:tc>
@@ -1619,7 +1460,7 @@
                 <w:rFonts w:ascii="Calibri" w:hAnsi="Calibri"/>
                 <w:sz w:val="20"/>
               </w:rPr>
-              <w:t xml:space="default">11562</w:t>
+              <w:t xml:space="default">NA</w:t>
             </w:r>
           </w:p>
         </w:tc>
@@ -1672,7 +1513,7 @@
                 <w:rFonts w:ascii="Calibri" w:hAnsi="Calibri"/>
                 <w:sz w:val="20"/>
               </w:rPr>
-              <w:t xml:space="default">1, living space after monitor heater tested</w:t>
+              <w:t xml:space="default">0</w:t>
             </w:r>
           </w:p>
         </w:tc>
@@ -1748,7 +1589,7 @@
                 <w:rFonts w:ascii="Calibri" w:hAnsi="Calibri"/>
                 <w:sz w:val="20"/>
               </w:rPr>
-              <w:t xml:space="default">1</w:t>
+              <w:t xml:space="default">40</w:t>
             </w:r>
           </w:p>
         </w:tc>
@@ -1801,7 +1642,7 @@
                 <w:rFonts w:ascii="Calibri" w:hAnsi="Calibri"/>
                 <w:sz w:val="20"/>
               </w:rPr>
-              <w:t xml:space="default">Northeast/Southwest</w:t>
+              <w:t xml:space="default">North/South</w:t>
             </w:r>
           </w:p>
         </w:tc>
@@ -1854,7 +1695,7 @@
                 <w:rFonts w:ascii="Calibri" w:hAnsi="Calibri"/>
                 <w:sz w:val="20"/>
               </w:rPr>
-              <w:t xml:space="default">corrugated metal roofin excellentcondition. NA</w:t>
+              <w:t xml:space="default">Asphalt Shinglesin faircondition. NA</w:t>
             </w:r>
           </w:p>
         </w:tc>
@@ -1907,7 +1748,7 @@
                 <w:rFonts w:ascii="Calibri" w:hAnsi="Calibri"/>
                 <w:sz w:val="20"/>
               </w:rPr>
-              <w:t xml:space="default">Current moisture control strategies: large overhangs, drain around foundation. These were in fair condition .NA</w:t>
+              <w:t xml:space="default">Current moisture control strategies: gutters, ground slopes away from foundation, sump pump, native shrubery. These were in fair condition .Gutters were only present on the south side of the house.</w:t>
             </w:r>
           </w:p>
         </w:tc>
@@ -1960,7 +1801,7 @@
                 <w:rFonts w:ascii="Calibri" w:hAnsi="Calibri"/>
                 <w:sz w:val="20"/>
               </w:rPr>
-              <w:t xml:space="default">wood siding in fair condition. paint peeling off mostly on the side facing the lake</w:t>
+              <w:t xml:space="default">wood shingles in fair condition. NA</w:t>
             </w:r>
           </w:p>
         </w:tc>
@@ -2013,7 +1854,7 @@
                 <w:rFonts w:ascii="Calibri" w:hAnsi="Calibri"/>
                 <w:sz w:val="20"/>
               </w:rPr>
-              <w:t xml:space="default">There are 1 insulated fiberglass exterior doors. In fair condition, totaling 20 square feet.</w:t>
+              <w:t xml:space="default">There are 2 hollow fiberglass exterior doors. In fair condition, totaling 38.9 square feet.</w:t>
             </w:r>
           </w:p>
         </w:tc>
@@ -2066,7 +1907,7 @@
                 <w:rFonts w:ascii="Calibri" w:hAnsi="Calibri"/>
                 <w:sz w:val="20"/>
               </w:rPr>
-              <w:t xml:space="default">There are 2 single paned wood windows. In fair condition, totaling 6.4 square feet. Moreover there are 10 double paned fiberglass windows. In fair condition, totaling 925 square feet.</w:t>
+              <w:t xml:space="default">There are 12 double paned vinyl windows. In fair condition, totaling 133.62 square feet.</w:t>
             </w:r>
           </w:p>
         </w:tc>
@@ -2142,7 +1983,7 @@
                 <w:rFonts w:ascii="Calibri" w:hAnsi="Calibri"/>
                 <w:sz w:val="20"/>
               </w:rPr>
-              <w:t xml:space="default">The framing type of the home is platform framing, which means that wall cavities do not extend the full height of the building and are instead separated by floors. There is Batts of Fiberglass insulation 4 inches thick in poor condition. NA</w:t>
+              <w:t xml:space="default">The framing type of the home is platform framing, which means that wall cavities do not extend the full height of the building and are instead separated by floors. There is Batts of Fiberglass insulation 3 inches thick in NA condition. We were unable to determine the condition of the wall insulation.</w:t>
             </w:r>
           </w:p>
         </w:tc>
@@ -2248,7 +2089,7 @@
                 <w:rFonts w:ascii="Calibri" w:hAnsi="Calibri"/>
                 <w:sz w:val="20"/>
               </w:rPr>
-              <w:t xml:space="default">NA</w:t>
+              <w:t xml:space="default">There is no bathroom exhaust fan, which causes mold and moisture issues. The resident runs a fan in the bathroom to keep it dry.</w:t>
             </w:r>
           </w:p>
         </w:tc>
@@ -2301,7 +2142,7 @@
                 <w:rFonts w:ascii="Calibri" w:hAnsi="Calibri"/>
                 <w:sz w:val="20"/>
               </w:rPr>
-              <w:t xml:space="default">NA used NA kWh in NA minutes. NA used NA kWh in NA minutes. NA</w:t>
+              <w:t xml:space="default">Refrigerator used 0.05 kWh in 87 minutes. NA used NA kWh in NA minutes. The stove is electric, but the oven does not work.</w:t>
             </w:r>
           </w:p>
         </w:tc>
@@ -2409,7 +2250,7 @@
                 <w:rFonts w:ascii="Calibri" w:hAnsi="Calibri"/>
                 <w:sz w:val="20"/>
               </w:rPr>
-              <w:t xml:space="default">2300</w:t>
+              <w:t xml:space="default">1346</w:t>
             </w:r>
           </w:p>
         </w:tc>
@@ -2486,7 +2327,7 @@
                 <w:rFonts w:ascii="Calibri" w:hAnsi="Calibri"/>
                 <w:sz w:val="20"/>
               </w:rPr>
-              <w:t xml:space="default">11.9</w:t>
+              <w:t xml:space="default">NA</w:t>
             </w:r>
           </w:p>
         </w:tc>
@@ -2563,7 +2404,7 @@
                 <w:rFonts w:ascii="Calibri" w:hAnsi="Calibri"/>
                 <w:sz w:val="20"/>
               </w:rPr>
-              <w:t xml:space="default">230 under natural conditions. TEST</w:t>
+              <w:t xml:space="default">134.6 under natural conditions. TEST</w:t>
             </w:r>
           </w:p>
         </w:tc>
@@ -2640,7 +2481,7 @@
                 <w:rFonts w:ascii="Calibri" w:hAnsi="Calibri"/>
                 <w:sz w:val="20"/>
               </w:rPr>
-              <w:t xml:space="default">0.9</w:t>
+              <w:t xml:space="default">NA</w:t>
             </w:r>
           </w:p>
         </w:tc>
@@ -2803,7 +2644,7 @@
                 <w:rFonts w:ascii="Calibri" w:hAnsi="Calibri"/>
                 <w:sz w:val="20"/>
               </w:rPr>
-              <w:t xml:space="default">NA</w:t>
+              <w:t xml:space="default">720</w:t>
             </w:r>
           </w:p>
         </w:tc>
@@ -2909,7 +2750,7 @@
                 <w:rFonts w:ascii="Calibri" w:hAnsi="Calibri"/>
                 <w:sz w:val="20"/>
               </w:rPr>
-              <w:t xml:space="default">NA</w:t>
+              <w:t xml:space="default">Fair</w:t>
             </w:r>
           </w:p>
         </w:tc>
@@ -2962,7 +2803,7 @@
                 <w:rFonts w:ascii="Calibri" w:hAnsi="Calibri"/>
                 <w:sz w:val="20"/>
               </w:rPr>
-              <w:t xml:space="default">There is NAair sealing. NA</w:t>
+              <w:t xml:space="default">There is Yesair sealing. There is air-sealing around the woodstove chimney.</w:t>
             </w:r>
           </w:p>
         </w:tc>
@@ -3015,7 +2856,7 @@
                 <w:rFonts w:ascii="Calibri" w:hAnsi="Calibri"/>
                 <w:sz w:val="20"/>
               </w:rPr>
-              <w:t xml:space="default">original batts from 2010s No NA</w:t>
+              <w:t xml:space="default">Some of the batts of fiberglass are lifting up a bit, and there is space to add more insulation. No NA</w:t>
             </w:r>
           </w:p>
         </w:tc>
@@ -3068,7 +2909,7 @@
                 <w:rFonts w:ascii="Calibri" w:hAnsi="Calibri"/>
                 <w:sz w:val="20"/>
               </w:rPr>
-              <w:t xml:space="default">Yes</w:t>
+              <w:t xml:space="default">No</w:t>
             </w:r>
           </w:p>
         </w:tc>
@@ -3197,7 +3038,7 @@
                 <w:rFonts w:ascii="Calibri" w:hAnsi="Calibri"/>
                 <w:sz w:val="20"/>
               </w:rPr>
-              <w:t xml:space="default">190</w:t>
+              <w:t xml:space="default">720</w:t>
             </w:r>
           </w:p>
         </w:tc>
@@ -3250,7 +3091,7 @@
                 <w:rFonts w:ascii="Calibri" w:hAnsi="Calibri"/>
                 <w:sz w:val="20"/>
               </w:rPr>
-              <w:t xml:space="default">NANA</w:t>
+              <w:t xml:space="default">NAThere is a lot of moisture in the crawlspace, and there is a very damp batt of insulation.</w:t>
             </w:r>
           </w:p>
         </w:tc>
@@ -3356,7 +3197,7 @@
                 <w:rFonts w:ascii="Calibri" w:hAnsi="Calibri"/>
                 <w:sz w:val="20"/>
               </w:rPr>
-              <w:t xml:space="default">NA</w:t>
+              <w:t xml:space="default">No appliances</w:t>
             </w:r>
           </w:p>
         </w:tc>
@@ -3409,7 +3250,7 @@
                 <w:rFonts w:ascii="Calibri" w:hAnsi="Calibri"/>
                 <w:sz w:val="20"/>
               </w:rPr>
-              <w:t xml:space="default">NAin NAcondition. NA</w:t>
+              <w:t xml:space="default">sump pumpin poorcondition. Gutters were only present on the south side of the house.</w:t>
             </w:r>
           </w:p>
         </w:tc>
@@ -3591,7 +3432,7 @@
                 <w:rFonts w:ascii="Calibri" w:hAnsi="Calibri"/>
                 <w:sz w:val="20"/>
               </w:rPr>
-              <w:t xml:space="default">The electrical panel has and amperage of 100. There are 9 unused breaker spaces. 2 broken spaces, was tripping a lot so homeowner had another line put in which seems to have solved the problem</w:t>
+              <w:t xml:space="default">The electrical panel has and amperage of 200. There are 0 unused breaker spaces. NA</w:t>
             </w:r>
           </w:p>
         </w:tc>
@@ -3718,7 +3559,7 @@
     </w:tbl>
     <w:bookmarkEnd w:id="40"/>
     <w:bookmarkEnd w:id="41"/>
-    <w:bookmarkStart w:id="60" w:name="recommendations"/>
+    <w:bookmarkStart w:id="57" w:name="recommendations"/>
     <w:p>
       <w:pPr>
         <w:pStyle w:val="Heading2"/>
@@ -3799,17 +3640,17 @@
         <w:pStyle w:val="BodyText"/>
       </w:pPr>
       <w:r>
-        <w:t xml:space="preserve">A typical family will save ~10,000 gallons of water per year and over $100 per year in water heating costs. We provide these for free and have several styles for you to choose from; contact us for some if we did not give you any during the audit.</w:t>
+        <w:t xml:space="preserve">A typical family will save ~10,000 gallons of water per year and over $100 per year in water heating costs. We provide these for free; contact us for some if we did not give you any during the audit.</w:t>
       </w:r>
     </w:p>
     <w:bookmarkEnd w:id="42"/>
-    <w:bookmarkStart w:id="43" w:name="leds"/>
+    <w:bookmarkStart w:id="43" w:name="window-dressers"/>
     <w:p>
       <w:pPr>
         <w:pStyle w:val="Heading3"/>
       </w:pPr>
       <w:r>
-        <w:t xml:space="preserve">4.2 LEDs</w:t>
+        <w:t xml:space="preserve">4.2 Window Dressers</w:t>
       </w:r>
     </w:p>
     <w:p>
@@ -3829,7 +3670,7 @@
         <w:pStyle w:val="BodyText"/>
       </w:pPr>
       <w:r>
-        <w:t xml:space="preserve">Your lighting uses more energy than LED bulbs would. Halogen and incandescent light bulbs use 5-8x more energy than LEDs. This requires significantly more electricity and costs a lot.</w:t>
+        <w:t xml:space="preserve">Your windows are a source of heat loss, reduce your comfort due to cold surface temperatures, and may also cause moisture condensation or frost in the winter.</w:t>
       </w:r>
     </w:p>
     <w:p>
@@ -3849,13 +3690,11 @@
         <w:pStyle w:val="BodyText"/>
       </w:pPr>
       <w:r>
-        <w:t xml:space="preserve">Switch your light bulbs to LED light bulbs. LEDs use 80% less energy than incandescent light bulbs which can significantly reduce your electricity bill.</w:t>
-      </w:r>
-    </w:p>
-    <w:p>
-      <w:pPr>
-        <w:pStyle w:val="BodyText"/>
-      </w:pPr>
+        <w:t xml:space="preserve">WindowDressers are insulating window inserts that help air-seal windows and reduce heat loss and gain. WindowDressers are transparent and let in light while stopping drafts. Each insert is made of a custom-made pine frame wrapped on each side with tightly sealed, clear polyolefin film, creating an airspace between the two layers for additional insulation. The insert is finished with a compressible foam weather seal. The foam allows enough give for the inserts to be easily slid into place in the fall and removed in the spring while holding firmly enough to provide a tight, friction-based seal. The inserts are installed inside your existing window frame with no fasteners required and last 5-10 years. They are most effective in the winter, but depending on the window’s exposure, they can sometimes be used in the summer to keep the house cooler.</w:t>
+      </w:r>
+      <w:r>
+        <w:t xml:space="preserve"> </w:t>
+      </w:r>
       <w:r>
         <w:rPr>
           <w:i/>
@@ -3869,17 +3708,45 @@
         <w:pStyle w:val="BodyText"/>
       </w:pPr>
       <w:r>
-        <w:t xml:space="preserve">We provide free LED light bulbs; contact us for some if we did not give you any during the audit. Depending on usage, LEDs can save more than $50 a year.</w:t>
+        <w:t xml:space="preserve">Insulating window inserts save 5-10% of your heating costs at less than 1/10th the cost of replacement windows. The overall project cost will depend on the number and size of window inserts. Example prices for the 2024 season were: small (20 x 36”) - $36 for natural pine frame, $46 for white; medium (30 x 52”) - $50 for natural pine frame, $64 for white; large (44 x 68”) - $67 for natural pine frame, $88 for white. Adjusted pricing for lower-income households is available from WindowDressers upon request. If plastic is damaged, it can be replaced for $15.</w:t>
+      </w:r>
+    </w:p>
+    <w:p>
+      <w:pPr>
+        <w:pStyle w:val="BodyText"/>
+      </w:pPr>
+      <w:r>
+        <w:t xml:space="preserve">Households that order inserts are expected to participate in the Community Build where the inserts are made. You can sign up for a 4-hour shift and learn the simple steps in the insert-building process (no previous experience required, no power tools). Each job has</w:t>
+      </w:r>
+      <w:r>
+        <w:t xml:space="preserve"> </w:t>
+      </w:r>
+      <w:r>
+        <w:t xml:space="preserve">“jigs”</w:t>
+      </w:r>
+      <w:r>
+        <w:t xml:space="preserve"> </w:t>
+      </w:r>
+      <w:r>
+        <w:t xml:space="preserve">that make the job easier to do and ensure uniform quality. You will be trained at the beginning of your shift on how to do your task. Volunteering for multiple shifts is encouraged! Mid-shift snacks and a meal are provided to all participants.</w:t>
+      </w:r>
+    </w:p>
+    <w:p>
+      <w:pPr>
+        <w:pStyle w:val="BodyText"/>
+      </w:pPr>
+      <w:r>
+        <w:t xml:space="preserve">If you would like to participate, please contact us so we can discuss how the program works and which windows you’d like inserts for.</w:t>
       </w:r>
     </w:p>
     <w:bookmarkEnd w:id="43"/>
-    <w:bookmarkStart w:id="44" w:name="window-dressers"/>
+    <w:bookmarkStart w:id="44" w:name="induction-stoveoven"/>
     <w:p>
       <w:pPr>
         <w:pStyle w:val="Heading3"/>
       </w:pPr>
       <w:r>
-        <w:t xml:space="preserve">4.3 Window Dressers</w:t>
+        <w:t xml:space="preserve">4.3 Induction Stove/Oven</w:t>
       </w:r>
     </w:p>
     <w:p>
@@ -3899,7 +3766,7 @@
         <w:pStyle w:val="BodyText"/>
       </w:pPr>
       <w:r>
-        <w:t xml:space="preserve">Your windows are a source of heat loss, reduce your comfort due to cold surface temperatures, and may also cause moisture condensation or frost in the winter.</w:t>
+        <w:t xml:space="preserve">Your gas range has the potential to release propane, carbon monoxide, and combustion gases into your house. Gas ranges are also inefficient at transferring heat to your food at 32% efficiency, compared to 85% efficiency for induction cooktops.</w:t>
       </w:r>
     </w:p>
     <w:p>
@@ -3919,11 +3786,13 @@
         <w:pStyle w:val="BodyText"/>
       </w:pPr>
       <w:r>
-        <w:t xml:space="preserve">WindowDressers are insulating window inserts that help air-seal windows and reduce heat loss and gain. WindowDressers are transparent and let in light while stopping drafts. Each insert is made of a custom-made pine frame wrapped on each side with tightly sealed, clear polyolefin film, creating an airspace between the two layers for additional insulation. The insert is finished with a compressible foam weather seal. The foam allows enough give for the inserts to be easily slid into place in the fall and removed in the spring while holding firmly enough to provide a tight, friction-based seal. The inserts are installed inside your existing window frame with no fasteners required and last 5-10 years. They are most effective in the winter, but depending on the window’s exposure, they can sometimes be used in the summer to keep the house cooler.</w:t>
-      </w:r>
-      <w:r>
-        <w:t xml:space="preserve"> </w:t>
-      </w:r>
+        <w:t xml:space="preserve">Induction cooking appliances are more efficient and safer than electric or gas ones. There is no risk of carbon monoxide or other harmful combustion gases, and the surface doesn’t heat up without a pot or pan on it.</w:t>
+      </w:r>
+    </w:p>
+    <w:p>
+      <w:pPr>
+        <w:pStyle w:val="BodyText"/>
+      </w:pPr>
       <w:r>
         <w:rPr>
           <w:i/>
@@ -3937,35 +3806,7 @@
         <w:pStyle w:val="BodyText"/>
       </w:pPr>
       <w:r>
-        <w:t xml:space="preserve">Insulating window inserts save 5-10% of your heating costs at less than 1/10th the cost of replacement windows. The overall project cost will depend on the number and size of window inserts. Example prices for the 2024 season were: small (20 x 36”) - $36 for natural pine frame, $46 for white; medium (30 x 52”) - $50 for natural pine frame, $64 for white; large (44 x 68”) - $67 for natural pine frame, $88 for white. Adjusted pricing for lower-income households is available from WindowDressers upon request. If plastic is damaged, it can be replaced for $15.</w:t>
-      </w:r>
-    </w:p>
-    <w:p>
-      <w:pPr>
-        <w:pStyle w:val="BodyText"/>
-      </w:pPr>
-      <w:r>
-        <w:t xml:space="preserve">Households that order inserts are expected to participate in the Community Build where the inserts are made. You can sign up for a 4-hour shift and learn the simple steps in the insert-building process (no previous experience required, no power tools). Each job has</w:t>
-      </w:r>
-      <w:r>
-        <w:t xml:space="preserve"> </w:t>
-      </w:r>
-      <w:r>
-        <w:t xml:space="preserve">“jigs”</w:t>
-      </w:r>
-      <w:r>
-        <w:t xml:space="preserve"> </w:t>
-      </w:r>
-      <w:r>
-        <w:t xml:space="preserve">that make the job easier to do and ensure uniform quality. You will be trained at the beginning of your shift on how to do your task. Volunteering for multiple shifts is encouraged! Mid-shift snacks and a meal are provided to all participants.</w:t>
-      </w:r>
-    </w:p>
-    <w:p>
-      <w:pPr>
-        <w:pStyle w:val="BodyText"/>
-      </w:pPr>
-      <w:r>
-        <w:t xml:space="preserve">If you would like to participate, please contact us so we can discuss how the program works and which windows you’d like inserts for.</w:t>
+        <w:t xml:space="preserve">Currently, Efficiency Maine does not offer a rebate for induction stoves. If you’re interested in trying out induction cooking but don’t want to replace your kitchen stove, consider buying a portable induction cooktop, which costs less than $100.</w:t>
       </w:r>
     </w:p>
     <w:bookmarkEnd w:id="44"/>
@@ -4435,13 +4276,13 @@
       </w:r>
     </w:p>
     <w:bookmarkEnd w:id="50"/>
-    <w:bookmarkStart w:id="51" w:name="continuous-exterior-wall-insulation"/>
+    <w:bookmarkStart w:id="51" w:name="blow-in-cellulose-wall-insulation"/>
     <w:p>
       <w:pPr>
         <w:pStyle w:val="Heading3"/>
       </w:pPr>
       <w:r>
-        <w:t xml:space="preserve">4.10 Continuous exterior wall insulation</w:t>
+        <w:t xml:space="preserve">4.10 Blow-in cellulose wall insulation</w:t>
       </w:r>
     </w:p>
     <w:p>
@@ -4461,7 +4302,7 @@
         <w:pStyle w:val="BodyText"/>
       </w:pPr>
       <w:r>
-        <w:t xml:space="preserve">There isn’t continuous insulation between the siding and the exterior walls of the house. Continuous insulation helps create a complete thermal boundary for your house, and it is now an energy code requirement for new houses.</w:t>
+        <w:t xml:space="preserve">The walls of the house are uninsulated, which is a significant source of heat loss.</w:t>
       </w:r>
     </w:p>
     <w:p>
@@ -4481,13 +4322,11 @@
         <w:pStyle w:val="BodyText"/>
       </w:pPr>
       <w:r>
-        <w:t xml:space="preserve">Add a continuous layer of insulation and potentially replace the air and moisture barrier once it becomes time to replace the siding. Add continuous insulation (R-6 or more) under the new siding to keep the house warmer in the winter and cooler in the summer. We recommend TimberHP TimberBoard insulation (produced in Madison, Maine) or Rockwool Comfortboard, but foam board can also be used. Before installing exterior insulation, the contractor can check if insulation is needed between the interior wall studs.</w:t>
-      </w:r>
-    </w:p>
-    <w:p>
-      <w:pPr>
-        <w:pStyle w:val="BodyText"/>
-      </w:pPr>
+        <w:t xml:space="preserve">Insulate the wall stud cavities with dense packed, blown-in cellulose insulation. In balloon-framed homes, this can often be done from the attic, otherwise it can be done by drilling holes into the wall cavities from either the inside or outside.</w:t>
+      </w:r>
+      <w:r>
+        <w:t xml:space="preserve"> </w:t>
+      </w:r>
       <w:r>
         <w:rPr>
           <w:i/>
@@ -4505,13 +4344,13 @@
       </w:r>
     </w:p>
     <w:bookmarkEnd w:id="51"/>
-    <w:bookmarkStart w:id="52" w:name="electrical-panel-upgrade"/>
+    <w:bookmarkStart w:id="52" w:name="continuous-exterior-wall-insulation"/>
     <w:p>
       <w:pPr>
         <w:pStyle w:val="Heading3"/>
       </w:pPr>
       <w:r>
-        <w:t xml:space="preserve">4.11 Electrical Panel Upgrade</w:t>
+        <w:t xml:space="preserve">4.11 Continuous exterior wall insulation</w:t>
       </w:r>
     </w:p>
     <w:p>
@@ -4531,6 +4370,76 @@
         <w:pStyle w:val="BodyText"/>
       </w:pPr>
       <w:r>
+        <w:t xml:space="preserve">There isn’t continuous insulation between the siding and the exterior walls of the house. Continuous insulation helps create a complete thermal boundary for your house, and it is now an energy code requirement for new houses.</w:t>
+      </w:r>
+    </w:p>
+    <w:p>
+      <w:pPr>
+        <w:pStyle w:val="BodyText"/>
+      </w:pPr>
+      <w:r>
+        <w:rPr>
+          <w:i/>
+          <w:iCs/>
+        </w:rPr>
+        <w:t xml:space="preserve">Recommendation</w:t>
+      </w:r>
+    </w:p>
+    <w:p>
+      <w:pPr>
+        <w:pStyle w:val="BodyText"/>
+      </w:pPr>
+      <w:r>
+        <w:t xml:space="preserve">Add a continuous layer of insulation and potentially replace the air and moisture barrier once it becomes time to replace the siding. Add continuous insulation (R-6 or more) under the new siding to keep the house warmer in the winter and cooler in the summer. We recommend TimberHP TimberBoard insulation (produced in Madison, Maine) or Rockwool Comfortboard, but foam board can also be used. Before installing exterior insulation, the contractor can check if insulation is needed between the interior wall studs.</w:t>
+      </w:r>
+    </w:p>
+    <w:p>
+      <w:pPr>
+        <w:pStyle w:val="BodyText"/>
+      </w:pPr>
+      <w:r>
+        <w:rPr>
+          <w:i/>
+          <w:iCs/>
+        </w:rPr>
+        <w:t xml:space="preserve">Estimated Cost/Benefits/Incentives</w:t>
+      </w:r>
+    </w:p>
+    <w:p>
+      <w:pPr>
+        <w:pStyle w:val="BodyText"/>
+      </w:pPr>
+      <w:r>
+        <w:t xml:space="preserve">Efficiency Maine rebates and other incentives for insulation work can fund up to 80% of the overall cost to weatherize your home (subject to a lifetime limit per building), up to $9,200 when combined with nonrefundable federal tax credits. You can call them at 866-376-2463 (Monday to Friday, 8:00 am to 5:00 pm) or visit their webpage about insulation rebates: https://www.efficiencymaine.com/at-home/insulation-rebates/</w:t>
+      </w:r>
+    </w:p>
+    <w:bookmarkEnd w:id="52"/>
+    <w:bookmarkStart w:id="53" w:name="electrical-panel-upgrade"/>
+    <w:p>
+      <w:pPr>
+        <w:pStyle w:val="Heading3"/>
+      </w:pPr>
+      <w:r>
+        <w:t xml:space="preserve">4.12 Electrical Panel Upgrade</w:t>
+      </w:r>
+    </w:p>
+    <w:p>
+      <w:pPr>
+        <w:pStyle w:val="FirstParagraph"/>
+      </w:pPr>
+      <w:r>
+        <w:rPr>
+          <w:i/>
+          <w:iCs/>
+        </w:rPr>
+        <w:t xml:space="preserve">Problem</w:t>
+      </w:r>
+    </w:p>
+    <w:p>
+      <w:pPr>
+        <w:pStyle w:val="BodyText"/>
+      </w:pPr>
+      <w:r>
         <w:rPr>
           <w:b/>
           <w:bCs/>
@@ -4578,14 +4487,14 @@
         <w:t xml:space="preserve">Costs of electrical components needed to support residential energy upgrades – including panels, sub-panels, branch circuits, and feeders – qualify for a 30% nonrefundable tax credit (up to $600 per item) if they have a capacity of 200 amps or more. An electrical panel upgrades also provides a good opportunity for an electrician to install whole-house surge protection, which costs $100-$400. Here are some options: https://www.popularmechanics.com/home/interior-projects/g43140886/best-whole-house-surge-protectors/</w:t>
       </w:r>
     </w:p>
-    <w:bookmarkEnd w:id="52"/>
-    <w:bookmarkStart w:id="53" w:name="air-source-heat-pump"/>
+    <w:bookmarkEnd w:id="53"/>
+    <w:bookmarkStart w:id="54" w:name="air-source-heat-pump"/>
     <w:p>
       <w:pPr>
         <w:pStyle w:val="Heading3"/>
       </w:pPr>
       <w:r>
-        <w:t xml:space="preserve">4.12 Air Source Heat Pump</w:t>
+        <w:t xml:space="preserve">4.13 Air Source Heat Pump</w:t>
       </w:r>
     </w:p>
     <w:p>
@@ -4648,14 +4557,14 @@
         <w:t xml:space="preserve">Efficiency Maine rebates can fund $1,000 to $3,000 per unit up to a lifetime limit per housing unit for $3,000 to $9,000 (depending on income level) to install heat pumps. The rebate can be combined with a nonrefundable federal tax credit of 30% of the remaining cost of the unit and labor, subject to an annual maximum benefit of $2,000 (shared with other energy property, like a heat pump water heater). You can call Efficiency Maine at 866-376-2463 (Monday to Friday, 8:00 am to 5:00 pm) or visit their website: https://www.efficiencymaine.com/at-home/residential-heat-pump-incentives/</w:t>
       </w:r>
     </w:p>
-    <w:bookmarkEnd w:id="53"/>
-    <w:bookmarkStart w:id="54" w:name="solar"/>
+    <w:bookmarkEnd w:id="54"/>
+    <w:bookmarkStart w:id="55" w:name="solar"/>
     <w:p>
       <w:pPr>
         <w:pStyle w:val="Heading3"/>
       </w:pPr>
       <w:r>
-        <w:t xml:space="preserve">4.13 Solar</w:t>
+        <w:t xml:space="preserve">4.14 Solar</w:t>
       </w:r>
     </w:p>
     <w:p>
@@ -4730,14 +4639,14 @@
         <w:t xml:space="preserve">The State of Maine is working on a solar and battery funding initiative for low-income and disadvantaged Maine households. It is still in the planning stages, but you can find more information here: https://www.maine.gov/energy/initiatives/infrastructure/solar-for-all</w:t>
       </w:r>
     </w:p>
-    <w:bookmarkEnd w:id="54"/>
-    <w:bookmarkStart w:id="55" w:name="pipe-insulation"/>
+    <w:bookmarkEnd w:id="55"/>
+    <w:bookmarkStart w:id="56" w:name="whole-house-surge-protection"/>
     <w:p>
       <w:pPr>
         <w:pStyle w:val="Heading3"/>
       </w:pPr>
       <w:r>
-        <w:t xml:space="preserve">4.14 Pipe Insulation</w:t>
+        <w:t xml:space="preserve">4.15 Whole House Surge Protection</w:t>
       </w:r>
     </w:p>
     <w:p>
@@ -4757,7 +4666,7 @@
         <w:pStyle w:val="BodyText"/>
       </w:pPr>
       <w:r>
-        <w:t xml:space="preserve">Uninsulated water pipes are responsible for heat loss and excess moisture (from condensation) in your basement/crawlspace.</w:t>
+        <w:t xml:space="preserve">Your house does not have whole-house surge protection. This will protect your large electrical appliances from damage in the case of an electrical surge. Heat pumps, heat pump water heaters, and other electronics are particularly sensitive to electrical surges.</w:t>
       </w:r>
     </w:p>
     <w:p>
@@ -4777,13 +4686,11 @@
         <w:pStyle w:val="BodyText"/>
       </w:pPr>
       <w:r>
-        <w:t xml:space="preserve">Insulate both hot and cold water pipes that are uninsulated in the basement/crawlspace. This will save energy and prevent condensation. We recommend foam pipe insulation made of polyethylene or neoprene.</w:t>
-      </w:r>
-    </w:p>
-    <w:p>
-      <w:pPr>
-        <w:pStyle w:val="BodyText"/>
-      </w:pPr>
+        <w:t xml:space="preserve">Seal easy-to-access air leaks and weatherstrip exterior doors. In older homes, most heat loss is due to air leakage. WindowDressers insulating window inserts can also help reduce air leakage.</w:t>
+      </w:r>
+      <w:r>
+        <w:t xml:space="preserve"> </w:t>
+      </w:r>
       <w:r>
         <w:rPr>
           <w:i/>
@@ -4797,17 +4704,18 @@
         <w:pStyle w:val="BodyText"/>
       </w:pPr>
       <w:r>
-        <w:t xml:space="preserve">Insulating water pipes can save 2%-4% on hot water bills and increase the temperature of the water while reducing the time it takes for hot water to reach your tap. Materials cost around $100-200, depending on the length of pipe to insulate. Many people find this to be an easy project to do themselves.</w:t>
-      </w:r>
-    </w:p>
-    <w:bookmarkEnd w:id="55"/>
-    <w:bookmarkStart w:id="56" w:name="whole-house-surge-protection"/>
-    <w:p>
-      <w:pPr>
-        <w:pStyle w:val="Heading3"/>
-      </w:pPr>
-      <w:r>
-        <w:t xml:space="preserve">4.15 Whole House Surge Protection</w:t>
+        <w:t xml:space="preserve">The device costs $100-$400 and needs to be installed by an electrician. Here are some options: https://www.popularmechanics.com/home/interior-projects/g43140886/best-whole-house-surge-protectors/</w:t>
+      </w:r>
+    </w:p>
+    <w:bookmarkEnd w:id="56"/>
+    <w:bookmarkEnd w:id="57"/>
+    <w:bookmarkStart w:id="58" w:name="additional-resources"/>
+    <w:p>
+      <w:pPr>
+        <w:pStyle w:val="Heading2"/>
+      </w:pPr>
+      <w:r>
+        <w:t xml:space="preserve">5 Additional Resources</w:t>
       </w:r>
     </w:p>
     <w:p>
@@ -4815,345 +4723,34 @@
         <w:pStyle w:val="FirstParagraph"/>
       </w:pPr>
       <w:r>
-        <w:rPr>
-          <w:i/>
-          <w:iCs/>
-        </w:rPr>
-        <w:t xml:space="preserve">Problem</w:t>
-      </w:r>
-    </w:p>
-    <w:p>
-      <w:pPr>
-        <w:pStyle w:val="BodyText"/>
-      </w:pPr>
-      <w:r>
-        <w:t xml:space="preserve">Your house does not have whole-house surge protection. This will protect your large electrical appliances from damage in the case of an electrical surge. Heat pumps, heat pump water heaters, and other electronics are particularly sensitive to electrical surges.</w:t>
-      </w:r>
-    </w:p>
-    <w:p>
-      <w:pPr>
-        <w:pStyle w:val="BodyText"/>
-      </w:pPr>
-      <w:r>
-        <w:rPr>
-          <w:i/>
-          <w:iCs/>
-        </w:rPr>
-        <w:t xml:space="preserve">Recommendation</w:t>
-      </w:r>
-    </w:p>
-    <w:p>
-      <w:pPr>
-        <w:pStyle w:val="BodyText"/>
-      </w:pPr>
-      <w:r>
-        <w:t xml:space="preserve">Seal easy-to-access air leaks and weatherstrip exterior doors. In older homes, most heat loss is due to air leakage. WindowDressers insulating window inserts can also help reduce air leakage.</w:t>
-      </w:r>
-      <w:r>
-        <w:t xml:space="preserve"> </w:t>
-      </w:r>
-      <w:r>
-        <w:rPr>
-          <w:i/>
-          <w:iCs/>
-        </w:rPr>
-        <w:t xml:space="preserve">Estimated Cost/Benefits/Incentives</w:t>
-      </w:r>
-    </w:p>
-    <w:p>
-      <w:pPr>
-        <w:pStyle w:val="BodyText"/>
-      </w:pPr>
-      <w:r>
-        <w:t xml:space="preserve">The device costs $100-$400 and needs to be installed by an electrician. Here are some options: https://www.popularmechanics.com/home/interior-projects/g43140886/best-whole-house-surge-protectors/</w:t>
-      </w:r>
-    </w:p>
-    <w:bookmarkEnd w:id="56"/>
-    <w:bookmarkStart w:id="57" w:name="diy-air-sealing"/>
-    <w:p>
-      <w:pPr>
-        <w:pStyle w:val="Heading3"/>
-      </w:pPr>
-      <w:r>
-        <w:t xml:space="preserve">4.16 DIY Air Sealing</w:t>
-      </w:r>
-    </w:p>
-    <w:p>
-      <w:pPr>
-        <w:pStyle w:val="FirstParagraph"/>
-      </w:pPr>
-      <w:r>
-        <w:rPr>
-          <w:i/>
-          <w:iCs/>
-        </w:rPr>
-        <w:t xml:space="preserve">Problem</w:t>
-      </w:r>
-    </w:p>
-    <w:p>
-      <w:pPr>
-        <w:pStyle w:val="BodyText"/>
-      </w:pPr>
-      <w:r>
-        <w:t xml:space="preserve">During the blower door test, we noted sources of air leakage in the living areas of your house.</w:t>
-      </w:r>
-    </w:p>
-    <w:p>
-      <w:pPr>
-        <w:pStyle w:val="BodyText"/>
-      </w:pPr>
-      <w:r>
-        <w:rPr>
-          <w:b/>
-          <w:bCs/>
-        </w:rPr>
-        <w:t xml:space="preserve">Auditor to detail customized findings.</w:t>
-      </w:r>
-      <w:r>
-        <w:rPr>
-          <w:b/>
-          <w:bCs/>
-        </w:rPr>
-        <w:t xml:space="preserve"> </w:t>
-      </w:r>
-    </w:p>
-    <w:p>
-      <w:pPr>
-        <w:pStyle w:val="BodyText"/>
-      </w:pPr>
-      <w:r>
-        <w:rPr>
-          <w:i/>
-          <w:iCs/>
-        </w:rPr>
-        <w:t xml:space="preserve">Recommendation</w:t>
-      </w:r>
-    </w:p>
-    <w:p>
-      <w:pPr>
-        <w:pStyle w:val="BodyText"/>
-      </w:pPr>
-      <w:r>
-        <w:t xml:space="preserve">Air sealing the air leaks we identified around the living areas of your house can be a DIY solution to lower energy use, or an insulation contractor can seal the leaks when they come to your house for a larger project. Please address any moisture concerns before undertaking significant air sealing efforts.</w:t>
-      </w:r>
-    </w:p>
-    <w:p>
-      <w:pPr>
-        <w:pStyle w:val="BodyText"/>
-      </w:pPr>
-      <w:r>
-        <w:rPr>
-          <w:i/>
-          <w:iCs/>
-        </w:rPr>
-        <w:t xml:space="preserve">Estimated Cost/Benefits/Incentives</w:t>
-      </w:r>
-    </w:p>
-    <w:p>
-      <w:pPr>
-        <w:pStyle w:val="BodyText"/>
-      </w:pPr>
-      <w:r>
-        <w:t xml:space="preserve">Air sealing and insulating ductwork is eligible for a non-refundable federal tax credit (</w:t>
-      </w:r>
-      <w:r>
-        <w:t xml:space="preserve">“Energy Efficient Home Improvement Credit”</w:t>
-      </w:r>
-      <w:r>
-        <w:t xml:space="preserve">), which can pay for 30% of the project cost, subject to an annual maximum of $1,200 (shared with other home envelope improvements, like attic and basement projects).</w:t>
-      </w:r>
-    </w:p>
-    <w:bookmarkEnd w:id="57"/>
-    <w:bookmarkStart w:id="58" w:name="other-1"/>
-    <w:p>
-      <w:pPr>
-        <w:pStyle w:val="Heading3"/>
-      </w:pPr>
-      <w:r>
-        <w:t xml:space="preserve">4.17 Other 1</w:t>
-      </w:r>
-    </w:p>
-    <w:p>
-      <w:pPr>
-        <w:pStyle w:val="FirstParagraph"/>
-      </w:pPr>
-      <w:r>
-        <w:rPr>
-          <w:i/>
-          <w:iCs/>
-        </w:rPr>
-        <w:t xml:space="preserve">Problem</w:t>
-      </w:r>
-    </w:p>
-    <w:p>
-      <w:pPr>
-        <w:pStyle w:val="BodyText"/>
-      </w:pPr>
-      <w:r>
-        <w:rPr>
-          <w:i/>
-          <w:iCs/>
-        </w:rPr>
-        <w:t xml:space="preserve">Recommendation</w:t>
-      </w:r>
-    </w:p>
-    <w:p>
-      <w:pPr>
-        <w:pStyle w:val="BodyText"/>
-      </w:pPr>
-      <w:r>
-        <w:t xml:space="preserve">Upgrade your electrical panel to add whole-house surge protection. This will help to protect your heat pumps, heat pump water heater, refrigerator, well pump, and other electronics from damage due to lightning or other electrical surges.</w:t>
-      </w:r>
-    </w:p>
-    <w:p>
-      <w:pPr>
-        <w:pStyle w:val="BodyText"/>
-      </w:pPr>
-      <w:r>
-        <w:rPr>
-          <w:i/>
-          <w:iCs/>
-        </w:rPr>
-        <w:t xml:space="preserve">Estimated Cost/Benefits/Incentives</w:t>
-      </w:r>
-    </w:p>
-    <w:p>
-      <w:pPr>
-        <w:pStyle w:val="BodyText"/>
-      </w:pPr>
-      <w:r>
-        <w:rPr>
-          <w:b/>
-          <w:bCs/>
-        </w:rPr>
-        <w:t xml:space="preserve">Auditor to describe. Primary residence</w:t>
+        <w:t xml:space="preserve">Many home efficiency upgrades are eligible for Efficiency Maine rebates and federal tax credits. Financial incentives vary based on income level and type of occupancy. An overview of all state rebates and federal tax credits can be found here: https://www.efficiencymaine.com/at-home/.</w:t>
+      </w:r>
+    </w:p>
+    <w:p>
+      <w:pPr>
+        <w:pStyle w:val="BodyText"/>
+      </w:pPr>
+      <w:r>
+        <w:t xml:space="preserve">You can search for Efficiency Maine registered contractors here: https://www.efficiencymaine.com/at-home/vendor-locator/.</w:t>
+      </w:r>
+    </w:p>
+    <w:p>
+      <w:pPr>
+        <w:pStyle w:val="BodyText"/>
+      </w:pPr>
+      <w:r>
+        <w:t xml:space="preserve">We recommend discussing a whole-home plan for insulation and air sealing work in the basement, walls, and attic with contractors to determine how to best sequence the work to take full advantage of the Efficiency Maine rebates (which are subject to lifetime maximums) and nonrefundable federal tax credits (which are subject to annual maximums).</w:t>
+      </w:r>
+    </w:p>
+    <w:p>
+      <w:pPr>
+        <w:pStyle w:val="BodyText"/>
+      </w:pPr>
+      <w:r>
+        <w:t xml:space="preserve">Efficiency Maine also offers home energy loans to help homeowners who are Maine residents pay for energy and related health and safety upgrades. There are no fees, and interest rates for multi-year loans are between 5.99% (max $7,500) and 7.99% (max $25,000), depending on income level. Low- and moderate-income homeowners who borrow the full $7,500 and pay it back over 10 years will pay a monthly cost of $83. There is also a 1-year, 0% APR option. To learn more or apply, call 866-376-2463 or visit https://www.efficiencymaine.com/home-energy-loans/</w:t>
       </w:r>
     </w:p>
     <w:bookmarkEnd w:id="58"/>
-    <w:bookmarkStart w:id="59" w:name="replace-doors"/>
-    <w:p>
-      <w:pPr>
-        <w:pStyle w:val="Heading3"/>
-      </w:pPr>
-      <w:r>
-        <w:t xml:space="preserve">4.18 Replace Doors</w:t>
-      </w:r>
-    </w:p>
-    <w:p>
-      <w:pPr>
-        <w:pStyle w:val="FirstParagraph"/>
-      </w:pPr>
-      <w:r>
-        <w:rPr>
-          <w:i/>
-          <w:iCs/>
-        </w:rPr>
-        <w:t xml:space="preserve">Problem</w:t>
-      </w:r>
-    </w:p>
-    <w:p>
-      <w:pPr>
-        <w:pStyle w:val="BodyText"/>
-      </w:pPr>
-      <w:r>
-        <w:rPr>
-          <w:b/>
-          <w:bCs/>
-        </w:rPr>
-        <w:t xml:space="preserve">Need to get the description of the problem</w:t>
-      </w:r>
-    </w:p>
-    <w:p>
-      <w:pPr>
-        <w:pStyle w:val="BodyText"/>
-      </w:pPr>
-      <w:r>
-        <w:rPr>
-          <w:i/>
-          <w:iCs/>
-        </w:rPr>
-        <w:t xml:space="preserve">Recommendation</w:t>
-      </w:r>
-    </w:p>
-    <w:p>
-      <w:pPr>
-        <w:pStyle w:val="BodyText"/>
-      </w:pPr>
-      <w:r>
-        <w:t xml:space="preserve">Replace uninsulated exterior doors and ensure new doors are insulated and properly weatherstripped. We recommend installing doors that are Energy Star certified for</w:t>
-      </w:r>
-      <w:r>
-        <w:t xml:space="preserve"> </w:t>
-      </w:r>
-      <w:r>
-        <w:t xml:space="preserve">‘Northern’</w:t>
-      </w:r>
-      <w:r>
-        <w:t xml:space="preserve"> </w:t>
-      </w:r>
-      <w:r>
-        <w:t xml:space="preserve">climate.</w:t>
-      </w:r>
-      <w:r>
-        <w:rPr>
-          <w:i/>
-          <w:iCs/>
-        </w:rPr>
-        <w:t xml:space="preserve">Estimated Costs/Benefits/Incentives</w:t>
-      </w:r>
-    </w:p>
-    <w:p>
-      <w:pPr>
-        <w:pStyle w:val="BodyText"/>
-      </w:pPr>
-      <w:r>
-        <w:t xml:space="preserve">New doors are eligible for a nonrefundable federal tax credit of 30% of the cost of the door units up to $250 per door and $500 total, subject to an annual maximum benefit of $1,200 (shared with other home envelope improvements, like attic and basement insulation).</w:t>
-      </w:r>
-    </w:p>
-    <w:bookmarkEnd w:id="59"/>
-    <w:bookmarkEnd w:id="60"/>
-    <w:bookmarkStart w:id="61" w:name="additional-resources"/>
-    <w:p>
-      <w:pPr>
-        <w:pStyle w:val="Heading2"/>
-      </w:pPr>
-      <w:r>
-        <w:t xml:space="preserve">5 Additional Resources</w:t>
-      </w:r>
-    </w:p>
-    <w:p>
-      <w:pPr>
-        <w:pStyle w:val="FirstParagraph"/>
-      </w:pPr>
-      <w:r>
-        <w:t xml:space="preserve">Many home efficiency upgrades are eligible for Efficiency Maine rebates and federal tax credits. Financial incentives vary based on income level and type of occupancy. An overview of all state rebates and federal tax credits can be found here: https://www.efficiencymaine.com/at-home/.</w:t>
-      </w:r>
-    </w:p>
-    <w:p>
-      <w:pPr>
-        <w:pStyle w:val="BodyText"/>
-      </w:pPr>
-      <w:r>
-        <w:t xml:space="preserve">You can search for Efficiency Maine registered contractors here: https://www.efficiencymaine.com/at-home/vendor-locator/.</w:t>
-      </w:r>
-    </w:p>
-    <w:p>
-      <w:pPr>
-        <w:pStyle w:val="BodyText"/>
-      </w:pPr>
-      <w:r>
-        <w:t xml:space="preserve">We recommend discussing a whole-home plan for insulation and air sealing work in the basement, walls, and attic with contractors to determine how to best sequence the work to take full advantage of the Efficiency Maine rebates (which are subject to lifetime maximums) and nonrefundable federal tax credits (which are subject to annual maximums).</w:t>
-      </w:r>
-    </w:p>
-    <w:p>
-      <w:pPr>
-        <w:pStyle w:val="BodyText"/>
-      </w:pPr>
-      <w:r>
-        <w:t xml:space="preserve">Efficiency Maine also offers home energy loans to help homeowners who are Maine residents pay for energy and related health and safety upgrades. There are no fees, and interest rates for multi-year loans are between 5.99% (max $7,500) and 7.99% (max $25,000), depending on income level. Low- and moderate-income homeowners who borrow the full $7,500 and pay it back over 10 years will pay a monthly cost of $83. There is also a 1-year, 0% APR option. To learn more or apply, call 866-376-2463 or visit https://www.efficiencymaine.com/home-energy-loans/</w:t>
-      </w:r>
-    </w:p>
-    <w:bookmarkEnd w:id="61"/>
     <w:sectPr>
       <w:footerReference r:id="rId9" w:type="default"/>
       <w:pgSz w:h="15840" w:w="12240"/>

--- a/Quarto_report/Audit_Report.docx
+++ b/Quarto_report/Audit_Report.docx
@@ -15,23 +15,23 @@
         <w:pStyle w:val="FirstParagraph"/>
       </w:pPr>
       <w:r>
-        <w:t xml:space="preserve">Homeowner(s): Sharon Morrell</w:t>
-      </w:r>
-    </w:p>
-    <w:p>
-      <w:pPr>
-        <w:pStyle w:val="BodyText"/>
-      </w:pPr>
-      <w:r>
-        <w:t xml:space="preserve">Address: 300 Cranberry Road, Cranberry Isles, ME 04625</w:t>
-      </w:r>
-    </w:p>
-    <w:p>
-      <w:pPr>
-        <w:pStyle w:val="BodyText"/>
-      </w:pPr>
-      <w:r>
-        <w:t xml:space="preserve">Owner Contact: akmjem@yahoo.com, (717) 275-2993</w:t>
+        <w:t xml:space="preserve">Homeowner(s): Cezar Ferreira</w:t>
+      </w:r>
+    </w:p>
+    <w:p>
+      <w:pPr>
+        <w:pStyle w:val="BodyText"/>
+      </w:pPr>
+      <w:r>
+        <w:t xml:space="preserve">Address: 300 B Cranberry Road 04635 Cranberry Isles Maine</w:t>
+      </w:r>
+    </w:p>
+    <w:p>
+      <w:pPr>
+        <w:pStyle w:val="BodyText"/>
+      </w:pPr>
+      <w:r>
+        <w:t xml:space="preserve">Owner Contact: akmjem@yahoo.com, 7172752993</w:t>
       </w:r>
     </w:p>
     <w:p>
@@ -344,31 +344,31 @@
                 <w:rFonts w:ascii="Calibri" w:hAnsi="Calibri"/>
                 <w:sz w:val="20"/>
               </w:rPr>
-              <w:t xml:space="default">High-efficiency Shower Head(s)</w:t>
-            </w:r>
-          </w:p>
-        </w:tc>
-        <w:tc>
-          <w:tcPr>
-            <w:tcBorders>
-              <w:top w:val="single" w:space="0" w:color="D3D3D3"/>
-              <w:bottom w:val="single" w:space="0" w:color="D3D3D3"/>
-              <w:start w:val="single" w:space="0" w:color="D3D3D3"/>
-              <w:end w:val="single" w:space="0" w:color="D3D3D3"/>
-            </w:tcBorders>
-          </w:tcPr>
-          <w:p>
-            <w:pPr>
-              <w:spacing w:before="0" w:after="60"/>
-              <w:keepNext/>
-              <w:jc w:val="start"/>
-            </w:pPr>
-            <w:r>
-              <w:rPr>
-                <w:rFonts w:ascii="Calibri" w:hAnsi="Calibri"/>
-                <w:sz w:val="20"/>
-              </w:rPr>
-              <w:t xml:space="default">Install high-efficiency shower heads to reduce the amount of water and energy to heat the water used when showering.</w:t>
+              <w:t xml:space="default">WindowDressers</w:t>
+            </w:r>
+          </w:p>
+        </w:tc>
+        <w:tc>
+          <w:tcPr>
+            <w:tcBorders>
+              <w:top w:val="single" w:space="0" w:color="D3D3D3"/>
+              <w:bottom w:val="single" w:space="0" w:color="D3D3D3"/>
+              <w:start w:val="single" w:space="0" w:color="D3D3D3"/>
+              <w:end w:val="single" w:space="0" w:color="D3D3D3"/>
+            </w:tcBorders>
+          </w:tcPr>
+          <w:p>
+            <w:pPr>
+              <w:spacing w:before="0" w:after="60"/>
+              <w:keepNext/>
+              <w:jc w:val="start"/>
+            </w:pPr>
+            <w:r>
+              <w:rPr>
+                <w:rFonts w:ascii="Calibri" w:hAnsi="Calibri"/>
+                <w:sz w:val="20"/>
+              </w:rPr>
+              <w:t xml:space="default">WindowDressers are insulating window inserts that help air-seal windows and reduce heat loss and gain.</w:t>
             </w:r>
           </w:p>
         </w:tc>
@@ -397,31 +397,31 @@
                 <w:rFonts w:ascii="Calibri" w:hAnsi="Calibri"/>
                 <w:sz w:val="20"/>
               </w:rPr>
-              <w:t xml:space="default">WindowDressers</w:t>
-            </w:r>
-          </w:p>
-        </w:tc>
-        <w:tc>
-          <w:tcPr>
-            <w:tcBorders>
-              <w:top w:val="single" w:space="0" w:color="D3D3D3"/>
-              <w:bottom w:val="single" w:space="0" w:color="D3D3D3"/>
-              <w:start w:val="single" w:space="0" w:color="D3D3D3"/>
-              <w:end w:val="single" w:space="0" w:color="D3D3D3"/>
-            </w:tcBorders>
-          </w:tcPr>
-          <w:p>
-            <w:pPr>
-              <w:spacing w:before="0" w:after="60"/>
-              <w:keepNext/>
-              <w:jc w:val="start"/>
-            </w:pPr>
-            <w:r>
-              <w:rPr>
-                <w:rFonts w:ascii="Calibri" w:hAnsi="Calibri"/>
-                <w:sz w:val="20"/>
-              </w:rPr>
-              <w:t xml:space="default">WindowDressers are insulating window inserts that help air-seal windows and reduce heat loss and gain.</w:t>
+              <w:t xml:space="default">Vapor Barrier</w:t>
+            </w:r>
+          </w:p>
+        </w:tc>
+        <w:tc>
+          <w:tcPr>
+            <w:tcBorders>
+              <w:top w:val="single" w:space="0" w:color="D3D3D3"/>
+              <w:bottom w:val="single" w:space="0" w:color="D3D3D3"/>
+              <w:start w:val="single" w:space="0" w:color="D3D3D3"/>
+              <w:end w:val="single" w:space="0" w:color="D3D3D3"/>
+            </w:tcBorders>
+          </w:tcPr>
+          <w:p>
+            <w:pPr>
+              <w:spacing w:before="0" w:after="60"/>
+              <w:keepNext/>
+              <w:jc w:val="start"/>
+            </w:pPr>
+            <w:r>
+              <w:rPr>
+                <w:rFonts w:ascii="Calibri" w:hAnsi="Calibri"/>
+                <w:sz w:val="20"/>
+              </w:rPr>
+              <w:t xml:space="default">Install a vapor barrier on the basement floor to stop moisture from entering the basement and house.</w:t>
             </w:r>
           </w:p>
         </w:tc>
@@ -450,31 +450,31 @@
                 <w:rFonts w:ascii="Calibri" w:hAnsi="Calibri"/>
                 <w:sz w:val="20"/>
               </w:rPr>
-              <w:t xml:space="default">Induction Stove/Oven</w:t>
-            </w:r>
-          </w:p>
-        </w:tc>
-        <w:tc>
-          <w:tcPr>
-            <w:tcBorders>
-              <w:top w:val="single" w:space="0" w:color="D3D3D3"/>
-              <w:bottom w:val="single" w:space="0" w:color="D3D3D3"/>
-              <w:start w:val="single" w:space="0" w:color="D3D3D3"/>
-              <w:end w:val="single" w:space="0" w:color="D3D3D3"/>
-            </w:tcBorders>
-          </w:tcPr>
-          <w:p>
-            <w:pPr>
-              <w:spacing w:before="0" w:after="60"/>
-              <w:keepNext/>
-              <w:jc w:val="start"/>
-            </w:pPr>
-            <w:r>
-              <w:rPr>
-                <w:rFonts w:ascii="Calibri" w:hAnsi="Calibri"/>
-                <w:sz w:val="20"/>
-              </w:rPr>
-              <w:t xml:space="default">Induction cooking appliances are more efficient and safer than electric or gas ones. There is no risk of carbon monoxide or other harmful combustion gases, and the surface doesn’t heat up without a pot or pan on it.</w:t>
+              <w:t xml:space="default">LEDs</w:t>
+            </w:r>
+          </w:p>
+        </w:tc>
+        <w:tc>
+          <w:tcPr>
+            <w:tcBorders>
+              <w:top w:val="single" w:space="0" w:color="D3D3D3"/>
+              <w:bottom w:val="single" w:space="0" w:color="D3D3D3"/>
+              <w:start w:val="single" w:space="0" w:color="D3D3D3"/>
+              <w:end w:val="single" w:space="0" w:color="D3D3D3"/>
+            </w:tcBorders>
+          </w:tcPr>
+          <w:p>
+            <w:pPr>
+              <w:spacing w:before="0" w:after="60"/>
+              <w:keepNext/>
+              <w:jc w:val="start"/>
+            </w:pPr>
+            <w:r>
+              <w:rPr>
+                <w:rFonts w:ascii="Calibri" w:hAnsi="Calibri"/>
+                <w:sz w:val="20"/>
+              </w:rPr>
+              <w:t xml:space="default">Switch your light bulbs to LED light bulbs. LEDs use 80% less energy than incandescent light bulbs, which can significantly reduce your electricity bill.</w:t>
             </w:r>
           </w:p>
         </w:tc>
@@ -503,31 +503,31 @@
                 <w:rFonts w:ascii="Calibri" w:hAnsi="Calibri"/>
                 <w:sz w:val="20"/>
               </w:rPr>
-              <w:t xml:space="default">Gutters</w:t>
-            </w:r>
-          </w:p>
-        </w:tc>
-        <w:tc>
-          <w:tcPr>
-            <w:tcBorders>
-              <w:top w:val="single" w:space="0" w:color="D3D3D3"/>
-              <w:bottom w:val="single" w:space="0" w:color="D3D3D3"/>
-              <w:start w:val="single" w:space="0" w:color="D3D3D3"/>
-              <w:end w:val="single" w:space="0" w:color="D3D3D3"/>
-            </w:tcBorders>
-          </w:tcPr>
-          <w:p>
-            <w:pPr>
-              <w:spacing w:before="0" w:after="60"/>
-              <w:keepNext/>
-              <w:jc w:val="start"/>
-            </w:pPr>
-            <w:r>
-              <w:rPr>
-                <w:rFonts w:ascii="Calibri" w:hAnsi="Calibri"/>
-                <w:sz w:val="20"/>
-              </w:rPr>
-              <w:t xml:space="default">Install gutters and downspouts that divert water at least six feet away from the foundation and to where the ground slopes away from the house.</w:t>
+              <w:t xml:space="default">Whole-House Surge Protection</w:t>
+            </w:r>
+          </w:p>
+        </w:tc>
+        <w:tc>
+          <w:tcPr>
+            <w:tcBorders>
+              <w:top w:val="single" w:space="0" w:color="D3D3D3"/>
+              <w:bottom w:val="single" w:space="0" w:color="D3D3D3"/>
+              <w:start w:val="single" w:space="0" w:color="D3D3D3"/>
+              <w:end w:val="single" w:space="0" w:color="D3D3D3"/>
+            </w:tcBorders>
+          </w:tcPr>
+          <w:p>
+            <w:pPr>
+              <w:spacing w:before="0" w:after="60"/>
+              <w:keepNext/>
+              <w:jc w:val="start"/>
+            </w:pPr>
+            <w:r>
+              <w:rPr>
+                <w:rFonts w:ascii="Calibri" w:hAnsi="Calibri"/>
+                <w:sz w:val="20"/>
+              </w:rPr>
+              <w:t xml:space="default">Upgrade your electrical panel to add whole-house surge protection.</w:t>
             </w:r>
           </w:p>
         </w:tc>
@@ -556,31 +556,31 @@
                 <w:rFonts w:ascii="Calibri" w:hAnsi="Calibri"/>
                 <w:sz w:val="20"/>
               </w:rPr>
-              <w:t xml:space="default">Bathroom Exhaust Fan(s)</w:t>
-            </w:r>
-          </w:p>
-        </w:tc>
-        <w:tc>
-          <w:tcPr>
-            <w:tcBorders>
-              <w:top w:val="single" w:space="0" w:color="D3D3D3"/>
-              <w:bottom w:val="single" w:space="0" w:color="D3D3D3"/>
-              <w:start w:val="single" w:space="0" w:color="D3D3D3"/>
-              <w:end w:val="single" w:space="0" w:color="D3D3D3"/>
-            </w:tcBorders>
-          </w:tcPr>
-          <w:p>
-            <w:pPr>
-              <w:spacing w:before="0" w:after="60"/>
-              <w:keepNext/>
-              <w:jc w:val="start"/>
-            </w:pPr>
-            <w:r>
-              <w:rPr>
-                <w:rFonts w:ascii="Calibri" w:hAnsi="Calibri"/>
-                <w:sz w:val="20"/>
-              </w:rPr>
-              <w:t xml:space="default">Install bathroom exhaust fans in all bathrooms that do not have them. These should be rated for at least 80 cubic feet per minute (CFM) if there is a shower. We recommend the Panasonic Whisper series or similar fans that don’t create excess noise.</w:t>
+              <w:t xml:space="default">High-efficiency Shower Head(s)</w:t>
+            </w:r>
+          </w:p>
+        </w:tc>
+        <w:tc>
+          <w:tcPr>
+            <w:tcBorders>
+              <w:top w:val="single" w:space="0" w:color="D3D3D3"/>
+              <w:bottom w:val="single" w:space="0" w:color="D3D3D3"/>
+              <w:start w:val="single" w:space="0" w:color="D3D3D3"/>
+              <w:end w:val="single" w:space="0" w:color="D3D3D3"/>
+            </w:tcBorders>
+          </w:tcPr>
+          <w:p>
+            <w:pPr>
+              <w:spacing w:before="0" w:after="60"/>
+              <w:keepNext/>
+              <w:jc w:val="start"/>
+            </w:pPr>
+            <w:r>
+              <w:rPr>
+                <w:rFonts w:ascii="Calibri" w:hAnsi="Calibri"/>
+                <w:sz w:val="20"/>
+              </w:rPr>
+              <w:t xml:space="default">Install high-efficiency shower heads to reduce the amount of water and energy to heat the water used when showering.</w:t>
             </w:r>
           </w:p>
         </w:tc>
@@ -609,31 +609,31 @@
                 <w:rFonts w:ascii="Calibri" w:hAnsi="Calibri"/>
                 <w:sz w:val="20"/>
               </w:rPr>
-              <w:t xml:space="default">Kitchen Exhaust Fan</w:t>
-            </w:r>
-          </w:p>
-        </w:tc>
-        <w:tc>
-          <w:tcPr>
-            <w:tcBorders>
-              <w:top w:val="single" w:space="0" w:color="D3D3D3"/>
-              <w:bottom w:val="single" w:space="0" w:color="D3D3D3"/>
-              <w:start w:val="single" w:space="0" w:color="D3D3D3"/>
-              <w:end w:val="single" w:space="0" w:color="D3D3D3"/>
-            </w:tcBorders>
-          </w:tcPr>
-          <w:p>
-            <w:pPr>
-              <w:spacing w:before="0" w:after="60"/>
-              <w:keepNext/>
-              <w:jc w:val="start"/>
-            </w:pPr>
-            <w:r>
-              <w:rPr>
-                <w:rFonts w:ascii="Calibri" w:hAnsi="Calibri"/>
-                <w:sz w:val="20"/>
-              </w:rPr>
-              <w:t xml:space="default">Install a kitchen exhaust fan to remove cooking fumes and moisture from your home. The fan should be rated for at least 100 cubic feet per minute. A kitchen fan should be ducted to the outdoors. If the ductwork will run through the attic, it should be installed before the attic is air-sealed and insulated.</w:t>
+              <w:t xml:space="default">Gutters</w:t>
+            </w:r>
+          </w:p>
+        </w:tc>
+        <w:tc>
+          <w:tcPr>
+            <w:tcBorders>
+              <w:top w:val="single" w:space="0" w:color="D3D3D3"/>
+              <w:bottom w:val="single" w:space="0" w:color="D3D3D3"/>
+              <w:start w:val="single" w:space="0" w:color="D3D3D3"/>
+              <w:end w:val="single" w:space="0" w:color="D3D3D3"/>
+            </w:tcBorders>
+          </w:tcPr>
+          <w:p>
+            <w:pPr>
+              <w:spacing w:before="0" w:after="60"/>
+              <w:keepNext/>
+              <w:jc w:val="start"/>
+            </w:pPr>
+            <w:r>
+              <w:rPr>
+                <w:rFonts w:ascii="Calibri" w:hAnsi="Calibri"/>
+                <w:sz w:val="20"/>
+              </w:rPr>
+              <w:t xml:space="default">Install gutters and downspouts that divert water at least six feet away from the foundation and to where the ground slopes away from the house.</w:t>
             </w:r>
           </w:p>
         </w:tc>
@@ -662,31 +662,31 @@
                 <w:rFonts w:ascii="Calibri" w:hAnsi="Calibri"/>
                 <w:sz w:val="20"/>
               </w:rPr>
-              <w:t xml:space="default">Vapor Barrier</w:t>
-            </w:r>
-          </w:p>
-        </w:tc>
-        <w:tc>
-          <w:tcPr>
-            <w:tcBorders>
-              <w:top w:val="single" w:space="0" w:color="D3D3D3"/>
-              <w:bottom w:val="single" w:space="0" w:color="D3D3D3"/>
-              <w:start w:val="single" w:space="0" w:color="D3D3D3"/>
-              <w:end w:val="single" w:space="0" w:color="D3D3D3"/>
-            </w:tcBorders>
-          </w:tcPr>
-          <w:p>
-            <w:pPr>
-              <w:spacing w:before="0" w:after="60"/>
-              <w:keepNext/>
-              <w:jc w:val="start"/>
-            </w:pPr>
-            <w:r>
-              <w:rPr>
-                <w:rFonts w:ascii="Calibri" w:hAnsi="Calibri"/>
-                <w:sz w:val="20"/>
-              </w:rPr>
-              <w:t xml:space="default">Install a vapor barrier on the basement floor to stop moisture from entering the basement and house.</w:t>
+              <w:t xml:space="default">Bathroom Exhaust Fan(s)</w:t>
+            </w:r>
+          </w:p>
+        </w:tc>
+        <w:tc>
+          <w:tcPr>
+            <w:tcBorders>
+              <w:top w:val="single" w:space="0" w:color="D3D3D3"/>
+              <w:bottom w:val="single" w:space="0" w:color="D3D3D3"/>
+              <w:start w:val="single" w:space="0" w:color="D3D3D3"/>
+              <w:end w:val="single" w:space="0" w:color="D3D3D3"/>
+            </w:tcBorders>
+          </w:tcPr>
+          <w:p>
+            <w:pPr>
+              <w:spacing w:before="0" w:after="60"/>
+              <w:keepNext/>
+              <w:jc w:val="start"/>
+            </w:pPr>
+            <w:r>
+              <w:rPr>
+                <w:rFonts w:ascii="Calibri" w:hAnsi="Calibri"/>
+                <w:sz w:val="20"/>
+              </w:rPr>
+              <w:t xml:space="default">Install bathroom exhaust fans in all bathrooms that do not have them. These should be rated for at least 80 cubic feet per minute (CFM) if there is a shower. We recommend the Panasonic Whisper series or similar fans that don’t create excess noise.</w:t>
             </w:r>
           </w:p>
         </w:tc>
@@ -715,31 +715,31 @@
                 <w:rFonts w:ascii="Calibri" w:hAnsi="Calibri"/>
                 <w:sz w:val="20"/>
               </w:rPr>
-              <w:t xml:space="default">Spray Foam Basement/Crawlspace Walls</w:t>
-            </w:r>
-          </w:p>
-        </w:tc>
-        <w:tc>
-          <w:tcPr>
-            <w:tcBorders>
-              <w:top w:val="single" w:space="0" w:color="D3D3D3"/>
-              <w:bottom w:val="single" w:space="0" w:color="D3D3D3"/>
-              <w:start w:val="single" w:space="0" w:color="D3D3D3"/>
-              <w:end w:val="single" w:space="0" w:color="D3D3D3"/>
-            </w:tcBorders>
-          </w:tcPr>
-          <w:p>
-            <w:pPr>
-              <w:spacing w:before="0" w:after="60"/>
-              <w:keepNext/>
-              <w:jc w:val="start"/>
-            </w:pPr>
-            <w:r>
-              <w:rPr>
-                <w:rFonts w:ascii="Calibri" w:hAnsi="Calibri"/>
-                <w:sz w:val="20"/>
-              </w:rPr>
-              <w:t xml:space="default">Install spray foam on the basement/crawlspace walls to prevent moisture infiltration and reduce heat loss.</w:t>
+              <w:t xml:space="default">Kitchen Exhaust Fan</w:t>
+            </w:r>
+          </w:p>
+        </w:tc>
+        <w:tc>
+          <w:tcPr>
+            <w:tcBorders>
+              <w:top w:val="single" w:space="0" w:color="D3D3D3"/>
+              <w:bottom w:val="single" w:space="0" w:color="D3D3D3"/>
+              <w:start w:val="single" w:space="0" w:color="D3D3D3"/>
+              <w:end w:val="single" w:space="0" w:color="D3D3D3"/>
+            </w:tcBorders>
+          </w:tcPr>
+          <w:p>
+            <w:pPr>
+              <w:spacing w:before="0" w:after="60"/>
+              <w:keepNext/>
+              <w:jc w:val="start"/>
+            </w:pPr>
+            <w:r>
+              <w:rPr>
+                <w:rFonts w:ascii="Calibri" w:hAnsi="Calibri"/>
+                <w:sz w:val="20"/>
+              </w:rPr>
+              <w:t xml:space="default">Install a kitchen exhaust fan to remove cooking fumes and moisture from your home. The fan should be rated for at least 100 cubic feet per minute. A kitchen fan should be ducted to the outdoors. If the ductwork will run through the attic, it should be installed before the attic is air-sealed and insulated.</w:t>
             </w:r>
           </w:p>
         </w:tc>
@@ -768,31 +768,31 @@
                 <w:rFonts w:ascii="Calibri" w:hAnsi="Calibri"/>
                 <w:sz w:val="20"/>
               </w:rPr>
-              <w:t xml:space="default">Attic Air Sealing and Insulation</w:t>
-            </w:r>
-          </w:p>
-        </w:tc>
-        <w:tc>
-          <w:tcPr>
-            <w:tcBorders>
-              <w:top w:val="single" w:space="0" w:color="D3D3D3"/>
-              <w:bottom w:val="single" w:space="0" w:color="D3D3D3"/>
-              <w:start w:val="single" w:space="0" w:color="D3D3D3"/>
-              <w:end w:val="single" w:space="0" w:color="D3D3D3"/>
-            </w:tcBorders>
-          </w:tcPr>
-          <w:p>
-            <w:pPr>
-              <w:spacing w:before="0" w:after="60"/>
-              <w:keepNext/>
-              <w:jc w:val="start"/>
-            </w:pPr>
-            <w:r>
-              <w:rPr>
-                <w:rFonts w:ascii="Calibri" w:hAnsi="Calibri"/>
-                <w:sz w:val="20"/>
-              </w:rPr>
-              <w:t xml:space="default">Air seal the attic and insulate it to at least R-60 (18 inches of loose-fill cellulose insulation).</w:t>
+              <w:t xml:space="default">Spray Foam Basement/Crawlspace Walls</w:t>
+            </w:r>
+          </w:p>
+        </w:tc>
+        <w:tc>
+          <w:tcPr>
+            <w:tcBorders>
+              <w:top w:val="single" w:space="0" w:color="D3D3D3"/>
+              <w:bottom w:val="single" w:space="0" w:color="D3D3D3"/>
+              <w:start w:val="single" w:space="0" w:color="D3D3D3"/>
+              <w:end w:val="single" w:space="0" w:color="D3D3D3"/>
+            </w:tcBorders>
+          </w:tcPr>
+          <w:p>
+            <w:pPr>
+              <w:spacing w:before="0" w:after="60"/>
+              <w:keepNext/>
+              <w:jc w:val="start"/>
+            </w:pPr>
+            <w:r>
+              <w:rPr>
+                <w:rFonts w:ascii="Calibri" w:hAnsi="Calibri"/>
+                <w:sz w:val="20"/>
+              </w:rPr>
+              <w:t xml:space="default">Install spray foam on the basement/crawlspace walls to prevent moisture infiltration and reduce heat loss.</w:t>
             </w:r>
           </w:p>
         </w:tc>
@@ -821,31 +821,31 @@
                 <w:rFonts w:ascii="Calibri" w:hAnsi="Calibri"/>
                 <w:sz w:val="20"/>
               </w:rPr>
-              <w:t xml:space="default">Continuous Exterior Wall Insulation</w:t>
-            </w:r>
-          </w:p>
-        </w:tc>
-        <w:tc>
-          <w:tcPr>
-            <w:tcBorders>
-              <w:top w:val="single" w:space="0" w:color="D3D3D3"/>
-              <w:bottom w:val="single" w:space="0" w:color="D3D3D3"/>
-              <w:start w:val="single" w:space="0" w:color="D3D3D3"/>
-              <w:end w:val="single" w:space="0" w:color="D3D3D3"/>
-            </w:tcBorders>
-          </w:tcPr>
-          <w:p>
-            <w:pPr>
-              <w:spacing w:before="0" w:after="60"/>
-              <w:keepNext/>
-              <w:jc w:val="start"/>
-            </w:pPr>
-            <w:r>
-              <w:rPr>
-                <w:rFonts w:ascii="Calibri" w:hAnsi="Calibri"/>
-                <w:sz w:val="20"/>
-              </w:rPr>
-              <w:t xml:space="default">Add a continuous layer of insulation and potentially replace the air and moisture barrier once it becomes time to replace the siding.</w:t>
+              <w:t xml:space="default">Electrical Panel Upgrade</w:t>
+            </w:r>
+          </w:p>
+        </w:tc>
+        <w:tc>
+          <w:tcPr>
+            <w:tcBorders>
+              <w:top w:val="single" w:space="0" w:color="D3D3D3"/>
+              <w:bottom w:val="single" w:space="0" w:color="D3D3D3"/>
+              <w:start w:val="single" w:space="0" w:color="D3D3D3"/>
+              <w:end w:val="single" w:space="0" w:color="D3D3D3"/>
+            </w:tcBorders>
+          </w:tcPr>
+          <w:p>
+            <w:pPr>
+              <w:spacing w:before="0" w:after="60"/>
+              <w:keepNext/>
+              <w:jc w:val="start"/>
+            </w:pPr>
+            <w:r>
+              <w:rPr>
+                <w:rFonts w:ascii="Calibri" w:hAnsi="Calibri"/>
+                <w:sz w:val="20"/>
+              </w:rPr>
+              <w:t xml:space="default">Consult with an electrician about replacing your existing electrical panel with a 200 amp panel as you add electrical appliances to your home.</w:t>
             </w:r>
           </w:p>
         </w:tc>
@@ -927,31 +927,31 @@
                 <w:rFonts w:ascii="Calibri" w:hAnsi="Calibri"/>
                 <w:sz w:val="20"/>
               </w:rPr>
-              <w:t xml:space="default">Whole-House Surge Protection</w:t>
-            </w:r>
-          </w:p>
-        </w:tc>
-        <w:tc>
-          <w:tcPr>
-            <w:tcBorders>
-              <w:top w:val="single" w:space="0" w:color="D3D3D3"/>
-              <w:bottom w:val="single" w:space="0" w:color="D3D3D3"/>
-              <w:start w:val="single" w:space="0" w:color="D3D3D3"/>
-              <w:end w:val="single" w:space="0" w:color="D3D3D3"/>
-            </w:tcBorders>
-          </w:tcPr>
-          <w:p>
-            <w:pPr>
-              <w:spacing w:before="0" w:after="60"/>
-              <w:keepNext/>
-              <w:jc w:val="start"/>
-            </w:pPr>
-            <w:r>
-              <w:rPr>
-                <w:rFonts w:ascii="Calibri" w:hAnsi="Calibri"/>
-                <w:sz w:val="20"/>
-              </w:rPr>
-              <w:t xml:space="default">Upgrade your electrical panel to add whole-house surge protection.</w:t>
+              <w:t xml:space="default">Solar</w:t>
+            </w:r>
+          </w:p>
+        </w:tc>
+        <w:tc>
+          <w:tcPr>
+            <w:tcBorders>
+              <w:top w:val="single" w:space="0" w:color="D3D3D3"/>
+              <w:bottom w:val="single" w:space="0" w:color="D3D3D3"/>
+              <w:start w:val="single" w:space="0" w:color="D3D3D3"/>
+              <w:end w:val="single" w:space="0" w:color="D3D3D3"/>
+            </w:tcBorders>
+          </w:tcPr>
+          <w:p>
+            <w:pPr>
+              <w:spacing w:before="0" w:after="60"/>
+              <w:keepNext/>
+              <w:jc w:val="start"/>
+            </w:pPr>
+            <w:r>
+              <w:rPr>
+                <w:rFonts w:ascii="Calibri" w:hAnsi="Calibri"/>
+                <w:sz w:val="20"/>
+              </w:rPr>
+              <w:t xml:space="default">Rooftop solar can supply most or all of your home electrical demands. Contact a solar company for pricing and details specific to your home.</w:t>
             </w:r>
           </w:p>
         </w:tc>
@@ -980,31 +980,31 @@
                 <w:rFonts w:ascii="Calibri" w:hAnsi="Calibri"/>
                 <w:sz w:val="20"/>
               </w:rPr>
-              <w:t xml:space="default">Blown-in Cellulose Wall Insulation</w:t>
-            </w:r>
-          </w:p>
-        </w:tc>
-        <w:tc>
-          <w:tcPr>
-            <w:tcBorders>
-              <w:top w:val="single" w:space="0" w:color="D3D3D3"/>
-              <w:bottom w:val="single" w:space="0" w:color="D3D3D3"/>
-              <w:start w:val="single" w:space="0" w:color="D3D3D3"/>
-              <w:end w:val="single" w:space="0" w:color="D3D3D3"/>
-            </w:tcBorders>
-          </w:tcPr>
-          <w:p>
-            <w:pPr>
-              <w:spacing w:before="0" w:after="60"/>
-              <w:keepNext/>
-              <w:jc w:val="start"/>
-            </w:pPr>
-            <w:r>
-              <w:rPr>
-                <w:rFonts w:ascii="Calibri" w:hAnsi="Calibri"/>
-                <w:sz w:val="20"/>
-              </w:rPr>
-              <w:t xml:space="default">Insulate the wall stud cavities with dense packed, blown-in cellulose insulation.</w:t>
+              <w:t xml:space="default">Attic Air Sealing and Insulation</w:t>
+            </w:r>
+          </w:p>
+        </w:tc>
+        <w:tc>
+          <w:tcPr>
+            <w:tcBorders>
+              <w:top w:val="single" w:space="0" w:color="D3D3D3"/>
+              <w:bottom w:val="single" w:space="0" w:color="D3D3D3"/>
+              <w:start w:val="single" w:space="0" w:color="D3D3D3"/>
+              <w:end w:val="single" w:space="0" w:color="D3D3D3"/>
+            </w:tcBorders>
+          </w:tcPr>
+          <w:p>
+            <w:pPr>
+              <w:spacing w:before="0" w:after="60"/>
+              <w:keepNext/>
+              <w:jc w:val="start"/>
+            </w:pPr>
+            <w:r>
+              <w:rPr>
+                <w:rFonts w:ascii="Calibri" w:hAnsi="Calibri"/>
+                <w:sz w:val="20"/>
+              </w:rPr>
+              <w:t xml:space="default">Air seal the attic and insulate it to at least R-60 (18 inches of loose-fill cellulose insulation).</w:t>
             </w:r>
           </w:p>
         </w:tc>
@@ -1033,31 +1033,31 @@
                 <w:rFonts w:ascii="Calibri" w:hAnsi="Calibri"/>
                 <w:sz w:val="20"/>
               </w:rPr>
-              <w:t xml:space="default">Solar</w:t>
-            </w:r>
-          </w:p>
-        </w:tc>
-        <w:tc>
-          <w:tcPr>
-            <w:tcBorders>
-              <w:top w:val="single" w:space="0" w:color="D3D3D3"/>
-              <w:bottom w:val="single" w:space="0" w:color="D3D3D3"/>
-              <w:start w:val="single" w:space="0" w:color="D3D3D3"/>
-              <w:end w:val="single" w:space="0" w:color="D3D3D3"/>
-            </w:tcBorders>
-          </w:tcPr>
-          <w:p>
-            <w:pPr>
-              <w:spacing w:before="0" w:after="60"/>
-              <w:keepNext/>
-              <w:jc w:val="start"/>
-            </w:pPr>
-            <w:r>
-              <w:rPr>
-                <w:rFonts w:ascii="Calibri" w:hAnsi="Calibri"/>
-                <w:sz w:val="20"/>
-              </w:rPr>
-              <w:t xml:space="default">Rooftop solar can supply most or all of your home electrical demands. Contact a solar company for pricing and details specific to your home.</w:t>
+              <w:t xml:space="default">Blown-in Cellulose Wall Insulation</w:t>
+            </w:r>
+          </w:p>
+        </w:tc>
+        <w:tc>
+          <w:tcPr>
+            <w:tcBorders>
+              <w:top w:val="single" w:space="0" w:color="D3D3D3"/>
+              <w:bottom w:val="single" w:space="0" w:color="D3D3D3"/>
+              <w:start w:val="single" w:space="0" w:color="D3D3D3"/>
+              <w:end w:val="single" w:space="0" w:color="D3D3D3"/>
+            </w:tcBorders>
+          </w:tcPr>
+          <w:p>
+            <w:pPr>
+              <w:spacing w:before="0" w:after="60"/>
+              <w:keepNext/>
+              <w:jc w:val="start"/>
+            </w:pPr>
+            <w:r>
+              <w:rPr>
+                <w:rFonts w:ascii="Calibri" w:hAnsi="Calibri"/>
+                <w:sz w:val="20"/>
+              </w:rPr>
+              <w:t xml:space="default">Insulate the wall stud cavities with dense packed, blown-in cellulose insulation.</w:t>
             </w:r>
           </w:p>
         </w:tc>
@@ -1086,31 +1086,190 @@
                 <w:rFonts w:ascii="Calibri" w:hAnsi="Calibri"/>
                 <w:sz w:val="20"/>
               </w:rPr>
-              <w:t xml:space="default">Electrical Panel Upgrade</w:t>
-            </w:r>
-          </w:p>
-        </w:tc>
-        <w:tc>
-          <w:tcPr>
-            <w:tcBorders>
-              <w:top w:val="single" w:space="0" w:color="D3D3D3"/>
-              <w:bottom w:val="single" w:space="0" w:color="D3D3D3"/>
-              <w:start w:val="single" w:space="0" w:color="D3D3D3"/>
-              <w:end w:val="single" w:space="0" w:color="D3D3D3"/>
-            </w:tcBorders>
-          </w:tcPr>
-          <w:p>
-            <w:pPr>
-              <w:spacing w:before="0" w:after="60"/>
-              <w:keepNext/>
-              <w:jc w:val="start"/>
-            </w:pPr>
-            <w:r>
-              <w:rPr>
-                <w:rFonts w:ascii="Calibri" w:hAnsi="Calibri"/>
-                <w:sz w:val="20"/>
-              </w:rPr>
-              <w:t xml:space="default">Consult with an electrician about replacing your existing electrical panel with a 200 amp panel as you add electrical appliances to your home.</w:t>
+              <w:t xml:space="default">Continuous Exterior Wall Insulation</w:t>
+            </w:r>
+          </w:p>
+        </w:tc>
+        <w:tc>
+          <w:tcPr>
+            <w:tcBorders>
+              <w:top w:val="single" w:space="0" w:color="D3D3D3"/>
+              <w:bottom w:val="single" w:space="0" w:color="D3D3D3"/>
+              <w:start w:val="single" w:space="0" w:color="D3D3D3"/>
+              <w:end w:val="single" w:space="0" w:color="D3D3D3"/>
+            </w:tcBorders>
+          </w:tcPr>
+          <w:p>
+            <w:pPr>
+              <w:spacing w:before="0" w:after="60"/>
+              <w:keepNext/>
+              <w:jc w:val="start"/>
+            </w:pPr>
+            <w:r>
+              <w:rPr>
+                <w:rFonts w:ascii="Calibri" w:hAnsi="Calibri"/>
+                <w:sz w:val="20"/>
+              </w:rPr>
+              <w:t xml:space="default">Add a continuous layer of insulation and potentially replace the air and moisture barrier once it becomes time to replace the siding.</w:t>
+            </w:r>
+          </w:p>
+        </w:tc>
+      </w:tr>
+      <w:tr>
+        <w:trPr>
+          <w:cantSplit/>
+        </w:trPr>
+        <w:tc>
+          <w:tcPr>
+            <w:tcBorders>
+              <w:top w:val="single" w:space="0" w:color="D3D3D3"/>
+              <w:bottom w:val="single" w:space="0" w:color="D3D3D3"/>
+              <w:start w:val="single" w:space="0" w:color="D3D3D3"/>
+              <w:end w:val="single" w:space="0" w:color="D3D3D3"/>
+            </w:tcBorders>
+          </w:tcPr>
+          <w:p>
+            <w:pPr>
+              <w:spacing w:before="0" w:after="60"/>
+              <w:keepNext/>
+              <w:jc w:val="start"/>
+            </w:pPr>
+            <w:r>
+              <w:rPr>
+                <w:rFonts w:ascii="Calibri" w:hAnsi="Calibri"/>
+                <w:sz w:val="20"/>
+              </w:rPr>
+              <w:t xml:space="default">EV+Charger</w:t>
+            </w:r>
+          </w:p>
+        </w:tc>
+        <w:tc>
+          <w:tcPr>
+            <w:tcBorders>
+              <w:top w:val="single" w:space="0" w:color="D3D3D3"/>
+              <w:bottom w:val="single" w:space="0" w:color="D3D3D3"/>
+              <w:start w:val="single" w:space="0" w:color="D3D3D3"/>
+              <w:end w:val="single" w:space="0" w:color="D3D3D3"/>
+            </w:tcBorders>
+          </w:tcPr>
+          <w:p>
+            <w:pPr>
+              <w:spacing w:before="0" w:after="60"/>
+              <w:keepNext/>
+              <w:jc w:val="start"/>
+            </w:pPr>
+            <w:r>
+              <w:rPr>
+                <w:rFonts w:ascii="Calibri" w:hAnsi="Calibri"/>
+                <w:sz w:val="20"/>
+              </w:rPr>
+              <w:t xml:space="default">An electric vehicle will eliminate your gas costs and reduce fossil fuel dependence. A 2020 study by Consumer Reports found that lifetime ownership costs were significantly lower for EVs, saving between $6,000 - $10,000 over their lifetimes.</w:t>
+            </w:r>
+          </w:p>
+        </w:tc>
+      </w:tr>
+      <w:tr>
+        <w:trPr>
+          <w:cantSplit/>
+        </w:trPr>
+        <w:tc>
+          <w:tcPr>
+            <w:tcBorders>
+              <w:top w:val="single" w:space="0" w:color="D3D3D3"/>
+              <w:bottom w:val="single" w:space="0" w:color="D3D3D3"/>
+              <w:start w:val="single" w:space="0" w:color="D3D3D3"/>
+              <w:end w:val="single" w:space="0" w:color="D3D3D3"/>
+            </w:tcBorders>
+          </w:tcPr>
+          <w:p>
+            <w:pPr>
+              <w:spacing w:before="0" w:after="60"/>
+              <w:keepNext/>
+              <w:jc w:val="start"/>
+            </w:pPr>
+            <w:r>
+              <w:rPr>
+                <w:rFonts w:ascii="Calibri" w:hAnsi="Calibri"/>
+                <w:sz w:val="20"/>
+              </w:rPr>
+              <w:t xml:space="default">Pipe Insulation</w:t>
+            </w:r>
+          </w:p>
+        </w:tc>
+        <w:tc>
+          <w:tcPr>
+            <w:tcBorders>
+              <w:top w:val="single" w:space="0" w:color="D3D3D3"/>
+              <w:bottom w:val="single" w:space="0" w:color="D3D3D3"/>
+              <w:start w:val="single" w:space="0" w:color="D3D3D3"/>
+              <w:end w:val="single" w:space="0" w:color="D3D3D3"/>
+            </w:tcBorders>
+          </w:tcPr>
+          <w:p>
+            <w:pPr>
+              <w:spacing w:before="0" w:after="60"/>
+              <w:keepNext/>
+              <w:jc w:val="start"/>
+            </w:pPr>
+            <w:r>
+              <w:rPr>
+                <w:rFonts w:ascii="Calibri" w:hAnsi="Calibri"/>
+                <w:sz w:val="20"/>
+              </w:rPr>
+              <w:t xml:space="default">Insulate both hot and cold water pipes that are uninsulated in the basement/crawlspace. This will save energy and prevent condensation.</w:t>
+            </w:r>
+          </w:p>
+        </w:tc>
+      </w:tr>
+      <w:tr>
+        <w:trPr>
+          <w:cantSplit/>
+        </w:trPr>
+        <w:tc>
+          <w:tcPr>
+            <w:tcBorders>
+              <w:top w:val="single" w:space="0" w:color="D3D3D3"/>
+              <w:bottom w:val="single" w:space="0" w:color="D3D3D3"/>
+              <w:start w:val="single" w:space="0" w:color="D3D3D3"/>
+              <w:end w:val="single" w:space="0" w:color="D3D3D3"/>
+            </w:tcBorders>
+          </w:tcPr>
+          <w:p>
+            <w:pPr>
+              <w:spacing w:before="0" w:after="60"/>
+              <w:keepNext/>
+              <w:jc w:val="start"/>
+            </w:pPr>
+            <w:r>
+              <w:rPr>
+                <w:rFonts w:ascii="Calibri" w:hAnsi="Calibri"/>
+                <w:sz w:val="20"/>
+              </w:rPr>
+              <w:t xml:space="default">DIY Air Sealing</w:t>
+            </w:r>
+          </w:p>
+        </w:tc>
+        <w:tc>
+          <w:tcPr>
+            <w:tcBorders>
+              <w:top w:val="single" w:space="0" w:color="D3D3D3"/>
+              <w:bottom w:val="single" w:space="0" w:color="D3D3D3"/>
+              <w:start w:val="single" w:space="0" w:color="D3D3D3"/>
+              <w:end w:val="single" w:space="0" w:color="D3D3D3"/>
+            </w:tcBorders>
+          </w:tcPr>
+          <w:p>
+            <w:pPr>
+              <w:spacing w:before="0" w:after="60"/>
+              <w:keepNext/>
+              <w:jc w:val="start"/>
+            </w:pPr>
+            <w:r>
+              <w:rPr>
+                <w:rFonts w:ascii="Calibri" w:hAnsi="Calibri"/>
+                <w:sz w:val="20"/>
+              </w:rPr>
+              <w:t xml:space="default">Seal easy-to-access air leaks and weatherstrip exterior doors.</w:t>
             </w:r>
           </w:p>
         </w:tc>
@@ -1301,7 +1460,7 @@
                 <w:rFonts w:ascii="Calibri" w:hAnsi="Calibri"/>
                 <w:sz w:val="20"/>
               </w:rPr>
-              <w:t xml:space="default">Batts of Fiberglass , 5 inches</w:t>
+              <w:t xml:space="default">NA , NA inches</w:t>
             </w:r>
           </w:p>
         </w:tc>
@@ -1407,7 +1566,7 @@
                 <w:rFonts w:ascii="Calibri" w:hAnsi="Calibri"/>
                 <w:sz w:val="20"/>
               </w:rPr>
-              <w:t xml:space="default">NA</w:t>
+              <w:t xml:space="default">130</w:t>
             </w:r>
           </w:p>
         </w:tc>
@@ -1460,7 +1619,7 @@
                 <w:rFonts w:ascii="Calibri" w:hAnsi="Calibri"/>
                 <w:sz w:val="20"/>
               </w:rPr>
-              <w:t xml:space="default">NA</w:t>
+              <w:t xml:space="default">2817</w:t>
             </w:r>
           </w:p>
         </w:tc>
@@ -1695,7 +1854,7 @@
                 <w:rFonts w:ascii="Calibri" w:hAnsi="Calibri"/>
                 <w:sz w:val="20"/>
               </w:rPr>
-              <w:t xml:space="default">Asphalt Shinglesin faircondition. NA</w:t>
+              <w:t xml:space="default">Asphalt Shinglesin poorcondition. Moss growing on the roof</w:t>
             </w:r>
           </w:p>
         </w:tc>
@@ -1748,7 +1907,7 @@
                 <w:rFonts w:ascii="Calibri" w:hAnsi="Calibri"/>
                 <w:sz w:val="20"/>
               </w:rPr>
-              <w:t xml:space="default">Current moisture control strategies: gutters, ground slopes away from foundation, sump pump, native shrubery. These were in fair condition .Gutters were only present on the south side of the house.</w:t>
+              <w:t xml:space="default">Current moisture control strategies: NA. These were in NA condition .NA</w:t>
             </w:r>
           </w:p>
         </w:tc>
@@ -1801,7 +1960,7 @@
                 <w:rFonts w:ascii="Calibri" w:hAnsi="Calibri"/>
                 <w:sz w:val="20"/>
               </w:rPr>
-              <w:t xml:space="default">wood shingles in fair condition. NA</w:t>
+              <w:t xml:space="default">brick in fair condition. There was damage where ht roof tilt was unsupported by gutters</w:t>
             </w:r>
           </w:p>
         </w:tc>
@@ -1854,7 +2013,7 @@
                 <w:rFonts w:ascii="Calibri" w:hAnsi="Calibri"/>
                 <w:sz w:val="20"/>
               </w:rPr>
-              <w:t xml:space="default">There are 2 hollow fiberglass exterior doors. In fair condition, totaling 38.9 square feet.</w:t>
+              <w:t xml:space="default">There are 1 hollow fiberglass exterior doors. In fair condition, totaling 1 square feet.</w:t>
             </w:r>
           </w:p>
         </w:tc>
@@ -1907,7 +2066,7 @@
                 <w:rFonts w:ascii="Calibri" w:hAnsi="Calibri"/>
                 <w:sz w:val="20"/>
               </w:rPr>
-              <w:t xml:space="default">There are 12 double paned vinyl windows. In fair condition, totaling 133.62 square feet.</w:t>
+              <w:t xml:space="default">There are 15 double paned vinyl windows. In fair condition, totaling 15 square feet.</w:t>
             </w:r>
           </w:p>
         </w:tc>
@@ -1983,7 +2142,7 @@
                 <w:rFonts w:ascii="Calibri" w:hAnsi="Calibri"/>
                 <w:sz w:val="20"/>
               </w:rPr>
-              <w:t xml:space="default">The framing type of the home is platform framing, which means that wall cavities do not extend the full height of the building and are instead separated by floors. There is Batts of Fiberglass insulation 3 inches thick in NA condition. We were unable to determine the condition of the wall insulation.</w:t>
+              <w:t xml:space="default">The framing type of the home is balloon framing, which means the wall cavities extend the full height of the building (from the foundation to the roof). Often the wall cavities are interconnected with the floor and ceiling cavities. This framing type can create connected passageways for air to leave the house and rodents to enter the house. There is NA insulation NA inches thick in NA condition. NA</w:t>
             </w:r>
           </w:p>
         </w:tc>
@@ -2089,7 +2248,7 @@
                 <w:rFonts w:ascii="Calibri" w:hAnsi="Calibri"/>
                 <w:sz w:val="20"/>
               </w:rPr>
-              <w:t xml:space="default">There is no bathroom exhaust fan, which causes mold and moisture issues. The resident runs a fan in the bathroom to keep it dry.</w:t>
+              <w:t xml:space="default">NA</w:t>
             </w:r>
           </w:p>
         </w:tc>
@@ -2142,7 +2301,7 @@
                 <w:rFonts w:ascii="Calibri" w:hAnsi="Calibri"/>
                 <w:sz w:val="20"/>
               </w:rPr>
-              <w:t xml:space="default">Refrigerator used 0.05 kWh in 87 minutes. NA used NA kWh in NA minutes. The stove is electric, but the oven does not work.</w:t>
+              <w:t xml:space="default">Fridge used 0.03 kWh in 73 minutes. NA used NA kWh in NA minutes. NA</w:t>
             </w:r>
           </w:p>
         </w:tc>
@@ -2250,7 +2409,7 @@
                 <w:rFonts w:ascii="Calibri" w:hAnsi="Calibri"/>
                 <w:sz w:val="20"/>
               </w:rPr>
-              <w:t xml:space="default">1346</w:t>
+              <w:t xml:space="default">1411</w:t>
             </w:r>
           </w:p>
         </w:tc>
@@ -2327,7 +2486,7 @@
                 <w:rFonts w:ascii="Calibri" w:hAnsi="Calibri"/>
                 <w:sz w: